--- a/appendices/appendix_c_data_summary.docx
+++ b/appendices/appendix_c_data_summary.docx
@@ -4,61 +4,1246 @@
   <w:body>
     <w:p>
       <w:pPr>
-        <w:pStyle w:val="Heading1"/>
+        <w:spacing w:line="360" w:lineRule="auto" w:after="240" w:before="0"/>
+        <w:jc w:val="both"/>
       </w:pPr>
       <w:r>
         <w:rPr>
-          <w:rFonts w:ascii="Times New Roman" w:hAnsi="Times New Roman"/>
+          <w:rFonts w:ascii="Times New Roman" w:hAnsi="Times New Roman" w:cs="Times New Roman"/>
+          <w:b/>
+          <w:i w:val="0"/>
           <w:color w:val="000000"/>
+          <w:sz w:val="28"/>
         </w:rPr>
-        <w:t>APPENDIX C: COMPLETE DATA SUMMARY TABLES</w:t>
+        <w:t>Appendix C: Data Summary Tables</w:t>
       </w:r>
     </w:p>
     <w:p>
       <w:pPr>
-        <w:spacing w:line="360" w:lineRule="auto"/>
+        <w:spacing w:line="360" w:lineRule="auto" w:after="200" w:before="0"/>
         <w:jc w:val="both"/>
       </w:pPr>
       <w:r>
         <w:rPr>
-          <w:rFonts w:ascii="Times New Roman" w:hAnsi="Times New Roman"/>
+          <w:rFonts w:ascii="Times New Roman" w:hAnsi="Times New Roman" w:cs="Times New Roman"/>
+          <w:b/>
+          <w:i w:val="0"/>
+          <w:color w:val="000000"/>
+          <w:sz w:val="26"/>
+        </w:rPr>
+        <w:t>Table C1. DISCERN Total Score Descriptive Statistics by Platform</w:t>
+      </w:r>
+    </w:p>
+    <w:tbl>
+      <w:tblPr>
+        <w:tblStyle w:val="TableGrid"/>
+        <w:tblW w:type="auto" w:w="0"/>
+        <w:jc w:val="center"/>
+        <w:tblLook w:firstColumn="1" w:firstRow="1" w:lastColumn="0" w:lastRow="0" w:noHBand="0" w:noVBand="1" w:val="04A0"/>
+      </w:tblPr>
+      <w:tblGrid>
+        <w:gridCol w:w="1003"/>
+        <w:gridCol w:w="1003"/>
+        <w:gridCol w:w="1003"/>
+        <w:gridCol w:w="1003"/>
+        <w:gridCol w:w="1003"/>
+        <w:gridCol w:w="1003"/>
+        <w:gridCol w:w="1003"/>
+        <w:gridCol w:w="1003"/>
+        <w:gridCol w:w="1003"/>
+      </w:tblGrid>
+      <w:tr>
+        <w:tc>
+          <w:tcPr>
+            <w:tcW w:type="dxa" w:w="1003"/>
+            <w:shd w:fill="D9E2F3" w:val="clear"/>
+          </w:tcPr>
+          <w:p>
+            <w:pPr>
+              <w:spacing w:line="240" w:lineRule="auto" w:after="40" w:before="0"/>
+              <w:jc w:val="center"/>
+            </w:pPr>
+            <w:r>
+              <w:rPr>
+                <w:rFonts w:ascii="Times New Roman" w:hAnsi="Times New Roman" w:cs="Times New Roman"/>
+                <w:b/>
+                <w:i w:val="0"/>
+                <w:color w:val="000000"/>
+                <w:sz w:val="20"/>
+              </w:rPr>
+              <w:t>Platform</w:t>
+            </w:r>
+          </w:p>
+        </w:tc>
+        <w:tc>
+          <w:tcPr>
+            <w:tcW w:type="dxa" w:w="1003"/>
+            <w:shd w:fill="D9E2F3" w:val="clear"/>
+          </w:tcPr>
+          <w:p>
+            <w:pPr>
+              <w:spacing w:line="240" w:lineRule="auto" w:after="40" w:before="0"/>
+              <w:jc w:val="center"/>
+            </w:pPr>
+            <w:r>
+              <w:rPr>
+                <w:rFonts w:ascii="Times New Roman" w:hAnsi="Times New Roman" w:cs="Times New Roman"/>
+                <w:b/>
+                <w:i w:val="0"/>
+                <w:color w:val="000000"/>
+                <w:sz w:val="20"/>
+              </w:rPr>
+              <w:t>n</w:t>
+            </w:r>
+          </w:p>
+        </w:tc>
+        <w:tc>
+          <w:tcPr>
+            <w:tcW w:type="dxa" w:w="1003"/>
+            <w:shd w:fill="D9E2F3" w:val="clear"/>
+          </w:tcPr>
+          <w:p>
+            <w:pPr>
+              <w:spacing w:line="240" w:lineRule="auto" w:after="40" w:before="0"/>
+              <w:jc w:val="center"/>
+            </w:pPr>
+            <w:r>
+              <w:rPr>
+                <w:rFonts w:ascii="Times New Roman" w:hAnsi="Times New Roman" w:cs="Times New Roman"/>
+                <w:b/>
+                <w:i w:val="0"/>
+                <w:color w:val="000000"/>
+                <w:sz w:val="20"/>
+              </w:rPr>
+              <w:t>M</w:t>
+            </w:r>
+          </w:p>
+        </w:tc>
+        <w:tc>
+          <w:tcPr>
+            <w:tcW w:type="dxa" w:w="1003"/>
+            <w:shd w:fill="D9E2F3" w:val="clear"/>
+          </w:tcPr>
+          <w:p>
+            <w:pPr>
+              <w:spacing w:line="240" w:lineRule="auto" w:after="40" w:before="0"/>
+              <w:jc w:val="center"/>
+            </w:pPr>
+            <w:r>
+              <w:rPr>
+                <w:rFonts w:ascii="Times New Roman" w:hAnsi="Times New Roman" w:cs="Times New Roman"/>
+                <w:b/>
+                <w:i w:val="0"/>
+                <w:color w:val="000000"/>
+                <w:sz w:val="20"/>
+              </w:rPr>
+              <w:t>SD</w:t>
+            </w:r>
+          </w:p>
+        </w:tc>
+        <w:tc>
+          <w:tcPr>
+            <w:tcW w:type="dxa" w:w="1003"/>
+            <w:shd w:fill="D9E2F3" w:val="clear"/>
+          </w:tcPr>
+          <w:p>
+            <w:pPr>
+              <w:spacing w:line="240" w:lineRule="auto" w:after="40" w:before="0"/>
+              <w:jc w:val="center"/>
+            </w:pPr>
+            <w:r>
+              <w:rPr>
+                <w:rFonts w:ascii="Times New Roman" w:hAnsi="Times New Roman" w:cs="Times New Roman"/>
+                <w:b/>
+                <w:i w:val="0"/>
+                <w:color w:val="000000"/>
+                <w:sz w:val="20"/>
+              </w:rPr>
+              <w:t>Mdn</w:t>
+            </w:r>
+          </w:p>
+        </w:tc>
+        <w:tc>
+          <w:tcPr>
+            <w:tcW w:type="dxa" w:w="1003"/>
+            <w:shd w:fill="D9E2F3" w:val="clear"/>
+          </w:tcPr>
+          <w:p>
+            <w:pPr>
+              <w:spacing w:line="240" w:lineRule="auto" w:after="40" w:before="0"/>
+              <w:jc w:val="center"/>
+            </w:pPr>
+            <w:r>
+              <w:rPr>
+                <w:rFonts w:ascii="Times New Roman" w:hAnsi="Times New Roman" w:cs="Times New Roman"/>
+                <w:b/>
+                <w:i w:val="0"/>
+                <w:color w:val="000000"/>
+                <w:sz w:val="20"/>
+              </w:rPr>
+              <w:t>Q1</w:t>
+            </w:r>
+          </w:p>
+        </w:tc>
+        <w:tc>
+          <w:tcPr>
+            <w:tcW w:type="dxa" w:w="1003"/>
+            <w:shd w:fill="D9E2F3" w:val="clear"/>
+          </w:tcPr>
+          <w:p>
+            <w:pPr>
+              <w:spacing w:line="240" w:lineRule="auto" w:after="40" w:before="0"/>
+              <w:jc w:val="center"/>
+            </w:pPr>
+            <w:r>
+              <w:rPr>
+                <w:rFonts w:ascii="Times New Roman" w:hAnsi="Times New Roman" w:cs="Times New Roman"/>
+                <w:b/>
+                <w:i w:val="0"/>
+                <w:color w:val="000000"/>
+                <w:sz w:val="20"/>
+              </w:rPr>
+              <w:t>Q3</w:t>
+            </w:r>
+          </w:p>
+        </w:tc>
+        <w:tc>
+          <w:tcPr>
+            <w:tcW w:type="dxa" w:w="1003"/>
+            <w:shd w:fill="D9E2F3" w:val="clear"/>
+          </w:tcPr>
+          <w:p>
+            <w:pPr>
+              <w:spacing w:line="240" w:lineRule="auto" w:after="40" w:before="0"/>
+              <w:jc w:val="center"/>
+            </w:pPr>
+            <w:r>
+              <w:rPr>
+                <w:rFonts w:ascii="Times New Roman" w:hAnsi="Times New Roman" w:cs="Times New Roman"/>
+                <w:b/>
+                <w:i w:val="0"/>
+                <w:color w:val="000000"/>
+                <w:sz w:val="20"/>
+              </w:rPr>
+              <w:t>Min</w:t>
+            </w:r>
+          </w:p>
+        </w:tc>
+        <w:tc>
+          <w:tcPr>
+            <w:tcW w:type="dxa" w:w="1003"/>
+            <w:shd w:fill="D9E2F3" w:val="clear"/>
+          </w:tcPr>
+          <w:p>
+            <w:pPr>
+              <w:spacing w:line="240" w:lineRule="auto" w:after="40" w:before="0"/>
+              <w:jc w:val="center"/>
+            </w:pPr>
+            <w:r>
+              <w:rPr>
+                <w:rFonts w:ascii="Times New Roman" w:hAnsi="Times New Roman" w:cs="Times New Roman"/>
+                <w:b/>
+                <w:i w:val="0"/>
+                <w:color w:val="000000"/>
+                <w:sz w:val="20"/>
+              </w:rPr>
+              <w:t>Max</w:t>
+            </w:r>
+          </w:p>
+        </w:tc>
+      </w:tr>
+      <w:tr>
+        <w:tc>
+          <w:tcPr>
+            <w:tcW w:type="dxa" w:w="1003"/>
+          </w:tcPr>
+          <w:p>
+            <w:pPr>
+              <w:spacing w:line="240" w:lineRule="auto" w:after="40" w:before="0"/>
+              <w:jc w:val="center"/>
+            </w:pPr>
+            <w:r>
+              <w:rPr>
+                <w:rFonts w:ascii="Times New Roman" w:hAnsi="Times New Roman" w:cs="Times New Roman"/>
+                <w:b w:val="0"/>
+                <w:i w:val="0"/>
+                <w:color w:val="000000"/>
+                <w:sz w:val="20"/>
+              </w:rPr>
+              <w:t>Website</w:t>
+            </w:r>
+          </w:p>
+        </w:tc>
+        <w:tc>
+          <w:tcPr>
+            <w:tcW w:type="dxa" w:w="1003"/>
+          </w:tcPr>
+          <w:p>
+            <w:pPr>
+              <w:spacing w:line="240" w:lineRule="auto" w:after="40" w:before="0"/>
+              <w:jc w:val="center"/>
+            </w:pPr>
+            <w:r>
+              <w:rPr>
+                <w:rFonts w:ascii="Times New Roman" w:hAnsi="Times New Roman" w:cs="Times New Roman"/>
+                <w:b w:val="0"/>
+                <w:i w:val="0"/>
+                <w:color w:val="000000"/>
+                <w:sz w:val="20"/>
+              </w:rPr>
+              <w:t>50</w:t>
+            </w:r>
+          </w:p>
+        </w:tc>
+        <w:tc>
+          <w:tcPr>
+            <w:tcW w:type="dxa" w:w="1003"/>
+          </w:tcPr>
+          <w:p>
+            <w:pPr>
+              <w:spacing w:line="240" w:lineRule="auto" w:after="40" w:before="0"/>
+              <w:jc w:val="center"/>
+            </w:pPr>
+            <w:r>
+              <w:rPr>
+                <w:rFonts w:ascii="Times New Roman" w:hAnsi="Times New Roman" w:cs="Times New Roman"/>
+                <w:b w:val="0"/>
+                <w:i w:val="0"/>
+                <w:color w:val="000000"/>
+                <w:sz w:val="20"/>
+              </w:rPr>
+              <w:t>47.02</w:t>
+            </w:r>
+          </w:p>
+        </w:tc>
+        <w:tc>
+          <w:tcPr>
+            <w:tcW w:type="dxa" w:w="1003"/>
+          </w:tcPr>
+          <w:p>
+            <w:pPr>
+              <w:spacing w:line="240" w:lineRule="auto" w:after="40" w:before="0"/>
+              <w:jc w:val="center"/>
+            </w:pPr>
+            <w:r>
+              <w:rPr>
+                <w:rFonts w:ascii="Times New Roman" w:hAnsi="Times New Roman" w:cs="Times New Roman"/>
+                <w:b w:val="0"/>
+                <w:i w:val="0"/>
+                <w:color w:val="000000"/>
+                <w:sz w:val="20"/>
+              </w:rPr>
+              <w:t>7.90</w:t>
+            </w:r>
+          </w:p>
+        </w:tc>
+        <w:tc>
+          <w:tcPr>
+            <w:tcW w:type="dxa" w:w="1003"/>
+          </w:tcPr>
+          <w:p>
+            <w:pPr>
+              <w:spacing w:line="240" w:lineRule="auto" w:after="40" w:before="0"/>
+              <w:jc w:val="center"/>
+            </w:pPr>
+            <w:r>
+              <w:rPr>
+                <w:rFonts w:ascii="Times New Roman" w:hAnsi="Times New Roman" w:cs="Times New Roman"/>
+                <w:b w:val="0"/>
+                <w:i w:val="0"/>
+                <w:color w:val="000000"/>
+                <w:sz w:val="20"/>
+              </w:rPr>
+              <w:t>48.5</w:t>
+            </w:r>
+          </w:p>
+        </w:tc>
+        <w:tc>
+          <w:tcPr>
+            <w:tcW w:type="dxa" w:w="1003"/>
+          </w:tcPr>
+          <w:p>
+            <w:pPr>
+              <w:spacing w:line="240" w:lineRule="auto" w:after="40" w:before="0"/>
+              <w:jc w:val="center"/>
+            </w:pPr>
+            <w:r>
+              <w:rPr>
+                <w:rFonts w:ascii="Times New Roman" w:hAnsi="Times New Roman" w:cs="Times New Roman"/>
+                <w:b w:val="0"/>
+                <w:i w:val="0"/>
+                <w:color w:val="000000"/>
+                <w:sz w:val="20"/>
+              </w:rPr>
+              <w:t>43.00</w:t>
+            </w:r>
+          </w:p>
+        </w:tc>
+        <w:tc>
+          <w:tcPr>
+            <w:tcW w:type="dxa" w:w="1003"/>
+          </w:tcPr>
+          <w:p>
+            <w:pPr>
+              <w:spacing w:line="240" w:lineRule="auto" w:after="40" w:before="0"/>
+              <w:jc w:val="center"/>
+            </w:pPr>
+            <w:r>
+              <w:rPr>
+                <w:rFonts w:ascii="Times New Roman" w:hAnsi="Times New Roman" w:cs="Times New Roman"/>
+                <w:b w:val="0"/>
+                <w:i w:val="0"/>
+                <w:color w:val="000000"/>
+                <w:sz w:val="20"/>
+              </w:rPr>
+              <w:t>52.75</w:t>
+            </w:r>
+          </w:p>
+        </w:tc>
+        <w:tc>
+          <w:tcPr>
+            <w:tcW w:type="dxa" w:w="1003"/>
+          </w:tcPr>
+          <w:p>
+            <w:pPr>
+              <w:spacing w:line="240" w:lineRule="auto" w:after="40" w:before="0"/>
+              <w:jc w:val="center"/>
+            </w:pPr>
+            <w:r>
+              <w:rPr>
+                <w:rFonts w:ascii="Times New Roman" w:hAnsi="Times New Roman" w:cs="Times New Roman"/>
+                <w:b w:val="0"/>
+                <w:i w:val="0"/>
+                <w:color w:val="000000"/>
+                <w:sz w:val="20"/>
+              </w:rPr>
+              <w:t>28</w:t>
+            </w:r>
+          </w:p>
+        </w:tc>
+        <w:tc>
+          <w:tcPr>
+            <w:tcW w:type="dxa" w:w="1003"/>
+          </w:tcPr>
+          <w:p>
+            <w:pPr>
+              <w:spacing w:line="240" w:lineRule="auto" w:after="40" w:before="0"/>
+              <w:jc w:val="center"/>
+            </w:pPr>
+            <w:r>
+              <w:rPr>
+                <w:rFonts w:ascii="Times New Roman" w:hAnsi="Times New Roman" w:cs="Times New Roman"/>
+                <w:b w:val="0"/>
+                <w:i w:val="0"/>
+                <w:color w:val="000000"/>
+                <w:sz w:val="20"/>
+              </w:rPr>
+              <w:t>64</w:t>
+            </w:r>
+          </w:p>
+        </w:tc>
+      </w:tr>
+      <w:tr>
+        <w:tc>
+          <w:tcPr>
+            <w:tcW w:type="dxa" w:w="1003"/>
+          </w:tcPr>
+          <w:p>
+            <w:pPr>
+              <w:spacing w:line="240" w:lineRule="auto" w:after="40" w:before="0"/>
+              <w:jc w:val="center"/>
+            </w:pPr>
+            <w:r>
+              <w:rPr>
+                <w:rFonts w:ascii="Times New Roman" w:hAnsi="Times New Roman" w:cs="Times New Roman"/>
+                <w:b w:val="0"/>
+                <w:i w:val="0"/>
+                <w:color w:val="000000"/>
+                <w:sz w:val="20"/>
+              </w:rPr>
+              <w:t>YouTube</w:t>
+            </w:r>
+          </w:p>
+        </w:tc>
+        <w:tc>
+          <w:tcPr>
+            <w:tcW w:type="dxa" w:w="1003"/>
+          </w:tcPr>
+          <w:p>
+            <w:pPr>
+              <w:spacing w:line="240" w:lineRule="auto" w:after="40" w:before="0"/>
+              <w:jc w:val="center"/>
+            </w:pPr>
+            <w:r>
+              <w:rPr>
+                <w:rFonts w:ascii="Times New Roman" w:hAnsi="Times New Roman" w:cs="Times New Roman"/>
+                <w:b w:val="0"/>
+                <w:i w:val="0"/>
+                <w:color w:val="000000"/>
+                <w:sz w:val="20"/>
+              </w:rPr>
+              <w:t>50</w:t>
+            </w:r>
+          </w:p>
+        </w:tc>
+        <w:tc>
+          <w:tcPr>
+            <w:tcW w:type="dxa" w:w="1003"/>
+          </w:tcPr>
+          <w:p>
+            <w:pPr>
+              <w:spacing w:line="240" w:lineRule="auto" w:after="40" w:before="0"/>
+              <w:jc w:val="center"/>
+            </w:pPr>
+            <w:r>
+              <w:rPr>
+                <w:rFonts w:ascii="Times New Roman" w:hAnsi="Times New Roman" w:cs="Times New Roman"/>
+                <w:b w:val="0"/>
+                <w:i w:val="0"/>
+                <w:color w:val="000000"/>
+                <w:sz w:val="20"/>
+              </w:rPr>
+              <w:t>42.88</w:t>
+            </w:r>
+          </w:p>
+        </w:tc>
+        <w:tc>
+          <w:tcPr>
+            <w:tcW w:type="dxa" w:w="1003"/>
+          </w:tcPr>
+          <w:p>
+            <w:pPr>
+              <w:spacing w:line="240" w:lineRule="auto" w:after="40" w:before="0"/>
+              <w:jc w:val="center"/>
+            </w:pPr>
+            <w:r>
+              <w:rPr>
+                <w:rFonts w:ascii="Times New Roman" w:hAnsi="Times New Roman" w:cs="Times New Roman"/>
+                <w:b w:val="0"/>
+                <w:i w:val="0"/>
+                <w:color w:val="000000"/>
+                <w:sz w:val="20"/>
+              </w:rPr>
+              <w:t>7.10</w:t>
+            </w:r>
+          </w:p>
+        </w:tc>
+        <w:tc>
+          <w:tcPr>
+            <w:tcW w:type="dxa" w:w="1003"/>
+          </w:tcPr>
+          <w:p>
+            <w:pPr>
+              <w:spacing w:line="240" w:lineRule="auto" w:after="40" w:before="0"/>
+              <w:jc w:val="center"/>
+            </w:pPr>
+            <w:r>
+              <w:rPr>
+                <w:rFonts w:ascii="Times New Roman" w:hAnsi="Times New Roman" w:cs="Times New Roman"/>
+                <w:b w:val="0"/>
+                <w:i w:val="0"/>
+                <w:color w:val="000000"/>
+                <w:sz w:val="20"/>
+              </w:rPr>
+              <w:t>42.0</w:t>
+            </w:r>
+          </w:p>
+        </w:tc>
+        <w:tc>
+          <w:tcPr>
+            <w:tcW w:type="dxa" w:w="1003"/>
+          </w:tcPr>
+          <w:p>
+            <w:pPr>
+              <w:spacing w:line="240" w:lineRule="auto" w:after="40" w:before="0"/>
+              <w:jc w:val="center"/>
+            </w:pPr>
+            <w:r>
+              <w:rPr>
+                <w:rFonts w:ascii="Times New Roman" w:hAnsi="Times New Roman" w:cs="Times New Roman"/>
+                <w:b w:val="0"/>
+                <w:i w:val="0"/>
+                <w:color w:val="000000"/>
+                <w:sz w:val="20"/>
+              </w:rPr>
+              <w:t>38.00</w:t>
+            </w:r>
+          </w:p>
+        </w:tc>
+        <w:tc>
+          <w:tcPr>
+            <w:tcW w:type="dxa" w:w="1003"/>
+          </w:tcPr>
+          <w:p>
+            <w:pPr>
+              <w:spacing w:line="240" w:lineRule="auto" w:after="40" w:before="0"/>
+              <w:jc w:val="center"/>
+            </w:pPr>
+            <w:r>
+              <w:rPr>
+                <w:rFonts w:ascii="Times New Roman" w:hAnsi="Times New Roman" w:cs="Times New Roman"/>
+                <w:b w:val="0"/>
+                <w:i w:val="0"/>
+                <w:color w:val="000000"/>
+                <w:sz w:val="20"/>
+              </w:rPr>
+              <w:t>47.00</w:t>
+            </w:r>
+          </w:p>
+        </w:tc>
+        <w:tc>
+          <w:tcPr>
+            <w:tcW w:type="dxa" w:w="1003"/>
+          </w:tcPr>
+          <w:p>
+            <w:pPr>
+              <w:spacing w:line="240" w:lineRule="auto" w:after="40" w:before="0"/>
+              <w:jc w:val="center"/>
+            </w:pPr>
+            <w:r>
+              <w:rPr>
+                <w:rFonts w:ascii="Times New Roman" w:hAnsi="Times New Roman" w:cs="Times New Roman"/>
+                <w:b w:val="0"/>
+                <w:i w:val="0"/>
+                <w:color w:val="000000"/>
+                <w:sz w:val="20"/>
+              </w:rPr>
+              <w:t>30</w:t>
+            </w:r>
+          </w:p>
+        </w:tc>
+        <w:tc>
+          <w:tcPr>
+            <w:tcW w:type="dxa" w:w="1003"/>
+          </w:tcPr>
+          <w:p>
+            <w:pPr>
+              <w:spacing w:line="240" w:lineRule="auto" w:after="40" w:before="0"/>
+              <w:jc w:val="center"/>
+            </w:pPr>
+            <w:r>
+              <w:rPr>
+                <w:rFonts w:ascii="Times New Roman" w:hAnsi="Times New Roman" w:cs="Times New Roman"/>
+                <w:b w:val="0"/>
+                <w:i w:val="0"/>
+                <w:color w:val="000000"/>
+                <w:sz w:val="20"/>
+              </w:rPr>
+              <w:t>57</w:t>
+            </w:r>
+          </w:p>
+        </w:tc>
+      </w:tr>
+      <w:tr>
+        <w:tc>
+          <w:tcPr>
+            <w:tcW w:type="dxa" w:w="1003"/>
+          </w:tcPr>
+          <w:p>
+            <w:pPr>
+              <w:spacing w:line="240" w:lineRule="auto" w:after="40" w:before="0"/>
+              <w:jc w:val="center"/>
+            </w:pPr>
+            <w:r>
+              <w:rPr>
+                <w:rFonts w:ascii="Times New Roman" w:hAnsi="Times New Roman" w:cs="Times New Roman"/>
+                <w:b w:val="0"/>
+                <w:i w:val="0"/>
+                <w:color w:val="000000"/>
+                <w:sz w:val="20"/>
+              </w:rPr>
+              <w:t>TikTok</w:t>
+            </w:r>
+          </w:p>
+        </w:tc>
+        <w:tc>
+          <w:tcPr>
+            <w:tcW w:type="dxa" w:w="1003"/>
+          </w:tcPr>
+          <w:p>
+            <w:pPr>
+              <w:spacing w:line="240" w:lineRule="auto" w:after="40" w:before="0"/>
+              <w:jc w:val="center"/>
+            </w:pPr>
+            <w:r>
+              <w:rPr>
+                <w:rFonts w:ascii="Times New Roman" w:hAnsi="Times New Roman" w:cs="Times New Roman"/>
+                <w:b w:val="0"/>
+                <w:i w:val="0"/>
+                <w:color w:val="000000"/>
+                <w:sz w:val="20"/>
+              </w:rPr>
+              <w:t>50</w:t>
+            </w:r>
+          </w:p>
+        </w:tc>
+        <w:tc>
+          <w:tcPr>
+            <w:tcW w:type="dxa" w:w="1003"/>
+          </w:tcPr>
+          <w:p>
+            <w:pPr>
+              <w:spacing w:line="240" w:lineRule="auto" w:after="40" w:before="0"/>
+              <w:jc w:val="center"/>
+            </w:pPr>
+            <w:r>
+              <w:rPr>
+                <w:rFonts w:ascii="Times New Roman" w:hAnsi="Times New Roman" w:cs="Times New Roman"/>
+                <w:b w:val="0"/>
+                <w:i w:val="0"/>
+                <w:color w:val="000000"/>
+                <w:sz w:val="20"/>
+              </w:rPr>
+              <w:t>35.96</w:t>
+            </w:r>
+          </w:p>
+        </w:tc>
+        <w:tc>
+          <w:tcPr>
+            <w:tcW w:type="dxa" w:w="1003"/>
+          </w:tcPr>
+          <w:p>
+            <w:pPr>
+              <w:spacing w:line="240" w:lineRule="auto" w:after="40" w:before="0"/>
+              <w:jc w:val="center"/>
+            </w:pPr>
+            <w:r>
+              <w:rPr>
+                <w:rFonts w:ascii="Times New Roman" w:hAnsi="Times New Roman" w:cs="Times New Roman"/>
+                <w:b w:val="0"/>
+                <w:i w:val="0"/>
+                <w:color w:val="000000"/>
+                <w:sz w:val="20"/>
+              </w:rPr>
+              <w:t>7.86</w:t>
+            </w:r>
+          </w:p>
+        </w:tc>
+        <w:tc>
+          <w:tcPr>
+            <w:tcW w:type="dxa" w:w="1003"/>
+          </w:tcPr>
+          <w:p>
+            <w:pPr>
+              <w:spacing w:line="240" w:lineRule="auto" w:after="40" w:before="0"/>
+              <w:jc w:val="center"/>
+            </w:pPr>
+            <w:r>
+              <w:rPr>
+                <w:rFonts w:ascii="Times New Roman" w:hAnsi="Times New Roman" w:cs="Times New Roman"/>
+                <w:b w:val="0"/>
+                <w:i w:val="0"/>
+                <w:color w:val="000000"/>
+                <w:sz w:val="20"/>
+              </w:rPr>
+              <w:t>35.0</w:t>
+            </w:r>
+          </w:p>
+        </w:tc>
+        <w:tc>
+          <w:tcPr>
+            <w:tcW w:type="dxa" w:w="1003"/>
+          </w:tcPr>
+          <w:p>
+            <w:pPr>
+              <w:spacing w:line="240" w:lineRule="auto" w:after="40" w:before="0"/>
+              <w:jc w:val="center"/>
+            </w:pPr>
+            <w:r>
+              <w:rPr>
+                <w:rFonts w:ascii="Times New Roman" w:hAnsi="Times New Roman" w:cs="Times New Roman"/>
+                <w:b w:val="0"/>
+                <w:i w:val="0"/>
+                <w:color w:val="000000"/>
+                <w:sz w:val="20"/>
+              </w:rPr>
+              <w:t>31.25</w:t>
+            </w:r>
+          </w:p>
+        </w:tc>
+        <w:tc>
+          <w:tcPr>
+            <w:tcW w:type="dxa" w:w="1003"/>
+          </w:tcPr>
+          <w:p>
+            <w:pPr>
+              <w:spacing w:line="240" w:lineRule="auto" w:after="40" w:before="0"/>
+              <w:jc w:val="center"/>
+            </w:pPr>
+            <w:r>
+              <w:rPr>
+                <w:rFonts w:ascii="Times New Roman" w:hAnsi="Times New Roman" w:cs="Times New Roman"/>
+                <w:b w:val="0"/>
+                <w:i w:val="0"/>
+                <w:color w:val="000000"/>
+                <w:sz w:val="20"/>
+              </w:rPr>
+              <w:t>39.75</w:t>
+            </w:r>
+          </w:p>
+        </w:tc>
+        <w:tc>
+          <w:tcPr>
+            <w:tcW w:type="dxa" w:w="1003"/>
+          </w:tcPr>
+          <w:p>
+            <w:pPr>
+              <w:spacing w:line="240" w:lineRule="auto" w:after="40" w:before="0"/>
+              <w:jc w:val="center"/>
+            </w:pPr>
+            <w:r>
+              <w:rPr>
+                <w:rFonts w:ascii="Times New Roman" w:hAnsi="Times New Roman" w:cs="Times New Roman"/>
+                <w:b w:val="0"/>
+                <w:i w:val="0"/>
+                <w:color w:val="000000"/>
+                <w:sz w:val="20"/>
+              </w:rPr>
+              <w:t>20</w:t>
+            </w:r>
+          </w:p>
+        </w:tc>
+        <w:tc>
+          <w:tcPr>
+            <w:tcW w:type="dxa" w:w="1003"/>
+          </w:tcPr>
+          <w:p>
+            <w:pPr>
+              <w:spacing w:line="240" w:lineRule="auto" w:after="40" w:before="0"/>
+              <w:jc w:val="center"/>
+            </w:pPr>
+            <w:r>
+              <w:rPr>
+                <w:rFonts w:ascii="Times New Roman" w:hAnsi="Times New Roman" w:cs="Times New Roman"/>
+                <w:b w:val="0"/>
+                <w:i w:val="0"/>
+                <w:color w:val="000000"/>
+                <w:sz w:val="20"/>
+              </w:rPr>
+              <w:t>57</w:t>
+            </w:r>
+          </w:p>
+        </w:tc>
+      </w:tr>
+      <w:tr>
+        <w:tc>
+          <w:tcPr>
+            <w:tcW w:type="dxa" w:w="1003"/>
+          </w:tcPr>
+          <w:p>
+            <w:pPr>
+              <w:spacing w:line="240" w:lineRule="auto" w:after="40" w:before="0"/>
+              <w:jc w:val="center"/>
+            </w:pPr>
+            <w:r>
+              <w:rPr>
+                <w:rFonts w:ascii="Times New Roman" w:hAnsi="Times New Roman" w:cs="Times New Roman"/>
+                <w:b w:val="0"/>
+                <w:i w:val="0"/>
+                <w:color w:val="000000"/>
+                <w:sz w:val="20"/>
+              </w:rPr>
+              <w:t>Instagram</w:t>
+            </w:r>
+          </w:p>
+        </w:tc>
+        <w:tc>
+          <w:tcPr>
+            <w:tcW w:type="dxa" w:w="1003"/>
+          </w:tcPr>
+          <w:p>
+            <w:pPr>
+              <w:spacing w:line="240" w:lineRule="auto" w:after="40" w:before="0"/>
+              <w:jc w:val="center"/>
+            </w:pPr>
+            <w:r>
+              <w:rPr>
+                <w:rFonts w:ascii="Times New Roman" w:hAnsi="Times New Roman" w:cs="Times New Roman"/>
+                <w:b w:val="0"/>
+                <w:i w:val="0"/>
+                <w:color w:val="000000"/>
+                <w:sz w:val="20"/>
+              </w:rPr>
+              <w:t>50</w:t>
+            </w:r>
+          </w:p>
+        </w:tc>
+        <w:tc>
+          <w:tcPr>
+            <w:tcW w:type="dxa" w:w="1003"/>
+          </w:tcPr>
+          <w:p>
+            <w:pPr>
+              <w:spacing w:line="240" w:lineRule="auto" w:after="40" w:before="0"/>
+              <w:jc w:val="center"/>
+            </w:pPr>
+            <w:r>
+              <w:rPr>
+                <w:rFonts w:ascii="Times New Roman" w:hAnsi="Times New Roman" w:cs="Times New Roman"/>
+                <w:b w:val="0"/>
+                <w:i w:val="0"/>
+                <w:color w:val="000000"/>
+                <w:sz w:val="20"/>
+              </w:rPr>
+              <w:t>28.98</w:t>
+            </w:r>
+          </w:p>
+        </w:tc>
+        <w:tc>
+          <w:tcPr>
+            <w:tcW w:type="dxa" w:w="1003"/>
+          </w:tcPr>
+          <w:p>
+            <w:pPr>
+              <w:spacing w:line="240" w:lineRule="auto" w:after="40" w:before="0"/>
+              <w:jc w:val="center"/>
+            </w:pPr>
+            <w:r>
+              <w:rPr>
+                <w:rFonts w:ascii="Times New Roman" w:hAnsi="Times New Roman" w:cs="Times New Roman"/>
+                <w:b w:val="0"/>
+                <w:i w:val="0"/>
+                <w:color w:val="000000"/>
+                <w:sz w:val="20"/>
+              </w:rPr>
+              <w:t>6.82</w:t>
+            </w:r>
+          </w:p>
+        </w:tc>
+        <w:tc>
+          <w:tcPr>
+            <w:tcW w:type="dxa" w:w="1003"/>
+          </w:tcPr>
+          <w:p>
+            <w:pPr>
+              <w:spacing w:line="240" w:lineRule="auto" w:after="40" w:before="0"/>
+              <w:jc w:val="center"/>
+            </w:pPr>
+            <w:r>
+              <w:rPr>
+                <w:rFonts w:ascii="Times New Roman" w:hAnsi="Times New Roman" w:cs="Times New Roman"/>
+                <w:b w:val="0"/>
+                <w:i w:val="0"/>
+                <w:color w:val="000000"/>
+                <w:sz w:val="20"/>
+              </w:rPr>
+              <w:t>27.5</w:t>
+            </w:r>
+          </w:p>
+        </w:tc>
+        <w:tc>
+          <w:tcPr>
+            <w:tcW w:type="dxa" w:w="1003"/>
+          </w:tcPr>
+          <w:p>
+            <w:pPr>
+              <w:spacing w:line="240" w:lineRule="auto" w:after="40" w:before="0"/>
+              <w:jc w:val="center"/>
+            </w:pPr>
+            <w:r>
+              <w:rPr>
+                <w:rFonts w:ascii="Times New Roman" w:hAnsi="Times New Roman" w:cs="Times New Roman"/>
+                <w:b w:val="0"/>
+                <w:i w:val="0"/>
+                <w:color w:val="000000"/>
+                <w:sz w:val="20"/>
+              </w:rPr>
+              <w:t>25.00</w:t>
+            </w:r>
+          </w:p>
+        </w:tc>
+        <w:tc>
+          <w:tcPr>
+            <w:tcW w:type="dxa" w:w="1003"/>
+          </w:tcPr>
+          <w:p>
+            <w:pPr>
+              <w:spacing w:line="240" w:lineRule="auto" w:after="40" w:before="0"/>
+              <w:jc w:val="center"/>
+            </w:pPr>
+            <w:r>
+              <w:rPr>
+                <w:rFonts w:ascii="Times New Roman" w:hAnsi="Times New Roman" w:cs="Times New Roman"/>
+                <w:b w:val="0"/>
+                <w:i w:val="0"/>
+                <w:color w:val="000000"/>
+                <w:sz w:val="20"/>
+              </w:rPr>
+              <w:t>34.00</w:t>
+            </w:r>
+          </w:p>
+        </w:tc>
+        <w:tc>
+          <w:tcPr>
+            <w:tcW w:type="dxa" w:w="1003"/>
+          </w:tcPr>
+          <w:p>
+            <w:pPr>
+              <w:spacing w:line="240" w:lineRule="auto" w:after="40" w:before="0"/>
+              <w:jc w:val="center"/>
+            </w:pPr>
+            <w:r>
+              <w:rPr>
+                <w:rFonts w:ascii="Times New Roman" w:hAnsi="Times New Roman" w:cs="Times New Roman"/>
+                <w:b w:val="0"/>
+                <w:i w:val="0"/>
+                <w:color w:val="000000"/>
+                <w:sz w:val="20"/>
+              </w:rPr>
+              <w:t>17</w:t>
+            </w:r>
+          </w:p>
+        </w:tc>
+        <w:tc>
+          <w:tcPr>
+            <w:tcW w:type="dxa" w:w="1003"/>
+          </w:tcPr>
+          <w:p>
+            <w:pPr>
+              <w:spacing w:line="240" w:lineRule="auto" w:after="40" w:before="0"/>
+              <w:jc w:val="center"/>
+            </w:pPr>
+            <w:r>
+              <w:rPr>
+                <w:rFonts w:ascii="Times New Roman" w:hAnsi="Times New Roman" w:cs="Times New Roman"/>
+                <w:b w:val="0"/>
+                <w:i w:val="0"/>
+                <w:color w:val="000000"/>
+                <w:sz w:val="20"/>
+              </w:rPr>
+              <w:t>52</w:t>
+            </w:r>
+          </w:p>
+        </w:tc>
+      </w:tr>
+      <w:tr>
+        <w:tc>
+          <w:tcPr>
+            <w:tcW w:type="dxa" w:w="1003"/>
+          </w:tcPr>
+          <w:p>
+            <w:pPr>
+              <w:spacing w:line="240" w:lineRule="auto" w:after="40" w:before="0"/>
+              <w:jc w:val="center"/>
+            </w:pPr>
+            <w:r>
+              <w:rPr>
+                <w:rFonts w:ascii="Times New Roman" w:hAnsi="Times New Roman" w:cs="Times New Roman"/>
+                <w:b w:val="0"/>
+                <w:i w:val="0"/>
+                <w:color w:val="000000"/>
+                <w:sz w:val="20"/>
+              </w:rPr>
+              <w:t>Overall</w:t>
+            </w:r>
+          </w:p>
+        </w:tc>
+        <w:tc>
+          <w:tcPr>
+            <w:tcW w:type="dxa" w:w="1003"/>
+          </w:tcPr>
+          <w:p>
+            <w:pPr>
+              <w:spacing w:line="240" w:lineRule="auto" w:after="40" w:before="0"/>
+              <w:jc w:val="center"/>
+            </w:pPr>
+            <w:r>
+              <w:rPr>
+                <w:rFonts w:ascii="Times New Roman" w:hAnsi="Times New Roman" w:cs="Times New Roman"/>
+                <w:b w:val="0"/>
+                <w:i w:val="0"/>
+                <w:color w:val="000000"/>
+                <w:sz w:val="20"/>
+              </w:rPr>
+              <w:t>200</w:t>
+            </w:r>
+          </w:p>
+        </w:tc>
+        <w:tc>
+          <w:tcPr>
+            <w:tcW w:type="dxa" w:w="1003"/>
+          </w:tcPr>
+          <w:p>
+            <w:pPr>
+              <w:spacing w:line="240" w:lineRule="auto" w:after="40" w:before="0"/>
+              <w:jc w:val="center"/>
+            </w:pPr>
+            <w:r>
+              <w:rPr>
+                <w:rFonts w:ascii="Times New Roman" w:hAnsi="Times New Roman" w:cs="Times New Roman"/>
+                <w:b w:val="0"/>
+                <w:i w:val="0"/>
+                <w:color w:val="000000"/>
+                <w:sz w:val="20"/>
+              </w:rPr>
+              <w:t>38.71</w:t>
+            </w:r>
+          </w:p>
+        </w:tc>
+        <w:tc>
+          <w:tcPr>
+            <w:tcW w:type="dxa" w:w="1003"/>
+          </w:tcPr>
+          <w:p>
+            <w:pPr>
+              <w:spacing w:line="240" w:lineRule="auto" w:after="40" w:before="0"/>
+              <w:jc w:val="center"/>
+            </w:pPr>
+            <w:r>
+              <w:rPr>
+                <w:rFonts w:ascii="Times New Roman" w:hAnsi="Times New Roman" w:cs="Times New Roman"/>
+                <w:b w:val="0"/>
+                <w:i w:val="0"/>
+                <w:color w:val="000000"/>
+                <w:sz w:val="20"/>
+              </w:rPr>
+              <w:t>10.09</w:t>
+            </w:r>
+          </w:p>
+        </w:tc>
+        <w:tc>
+          <w:tcPr>
+            <w:tcW w:type="dxa" w:w="1003"/>
+          </w:tcPr>
+          <w:p>
+            <w:pPr>
+              <w:spacing w:line="240" w:lineRule="auto" w:after="40" w:before="0"/>
+              <w:jc w:val="center"/>
+            </w:pPr>
+            <w:r>
+              <w:rPr>
+                <w:rFonts w:ascii="Times New Roman" w:hAnsi="Times New Roman" w:cs="Times New Roman"/>
+                <w:b w:val="0"/>
+                <w:i w:val="0"/>
+                <w:color w:val="000000"/>
+                <w:sz w:val="20"/>
+              </w:rPr>
+              <w:t>38.0</w:t>
+            </w:r>
+          </w:p>
+        </w:tc>
+        <w:tc>
+          <w:tcPr>
+            <w:tcW w:type="dxa" w:w="1003"/>
+          </w:tcPr>
+          <w:p>
+            <w:pPr>
+              <w:spacing w:line="240" w:lineRule="auto" w:after="40" w:before="0"/>
+              <w:jc w:val="center"/>
+            </w:pPr>
+            <w:r>
+              <w:rPr>
+                <w:rFonts w:ascii="Times New Roman" w:hAnsi="Times New Roman" w:cs="Times New Roman"/>
+                <w:b w:val="0"/>
+                <w:i w:val="0"/>
+                <w:color w:val="000000"/>
+                <w:sz w:val="20"/>
+              </w:rPr>
+              <w:t>—</w:t>
+            </w:r>
+          </w:p>
+        </w:tc>
+        <w:tc>
+          <w:tcPr>
+            <w:tcW w:type="dxa" w:w="1003"/>
+          </w:tcPr>
+          <w:p>
+            <w:pPr>
+              <w:spacing w:line="240" w:lineRule="auto" w:after="40" w:before="0"/>
+              <w:jc w:val="center"/>
+            </w:pPr>
+            <w:r>
+              <w:rPr>
+                <w:rFonts w:ascii="Times New Roman" w:hAnsi="Times New Roman" w:cs="Times New Roman"/>
+                <w:b w:val="0"/>
+                <w:i w:val="0"/>
+                <w:color w:val="000000"/>
+                <w:sz w:val="20"/>
+              </w:rPr>
+              <w:t>—</w:t>
+            </w:r>
+          </w:p>
+        </w:tc>
+        <w:tc>
+          <w:tcPr>
+            <w:tcW w:type="dxa" w:w="1003"/>
+          </w:tcPr>
+          <w:p>
+            <w:pPr>
+              <w:spacing w:line="240" w:lineRule="auto" w:after="40" w:before="0"/>
+              <w:jc w:val="center"/>
+            </w:pPr>
+            <w:r>
+              <w:rPr>
+                <w:rFonts w:ascii="Times New Roman" w:hAnsi="Times New Roman" w:cs="Times New Roman"/>
+                <w:b w:val="0"/>
+                <w:i w:val="0"/>
+                <w:color w:val="000000"/>
+                <w:sz w:val="20"/>
+              </w:rPr>
+              <w:t>17</w:t>
+            </w:r>
+          </w:p>
+        </w:tc>
+        <w:tc>
+          <w:tcPr>
+            <w:tcW w:type="dxa" w:w="1003"/>
+          </w:tcPr>
+          <w:p>
+            <w:pPr>
+              <w:spacing w:line="240" w:lineRule="auto" w:after="40" w:before="0"/>
+              <w:jc w:val="center"/>
+            </w:pPr>
+            <w:r>
+              <w:rPr>
+                <w:rFonts w:ascii="Times New Roman" w:hAnsi="Times New Roman" w:cs="Times New Roman"/>
+                <w:b w:val="0"/>
+                <w:i w:val="0"/>
+                <w:color w:val="000000"/>
+                <w:sz w:val="20"/>
+              </w:rPr>
+              <w:t>64</w:t>
+            </w:r>
+          </w:p>
+        </w:tc>
+      </w:tr>
+    </w:tbl>
+    <w:p>
+      <w:pPr>
+        <w:spacing w:line="360" w:lineRule="auto" w:after="120" w:before="0"/>
+        <w:jc w:val="both"/>
+      </w:pPr>
+      <w:r>
+        <w:rPr>
+          <w:rFonts w:ascii="Times New Roman" w:hAnsi="Times New Roman" w:cs="Times New Roman"/>
           <w:b w:val="0"/>
           <w:i w:val="0"/>
+          <w:color w:val="000000"/>
           <w:sz w:val="24"/>
         </w:rPr>
       </w:r>
     </w:p>
     <w:p>
       <w:pPr>
-        <w:pStyle w:val="Heading2"/>
+        <w:spacing w:line="360" w:lineRule="auto" w:after="200" w:before="0"/>
+        <w:jc w:val="both"/>
       </w:pPr>
       <w:r>
         <w:rPr>
-          <w:rFonts w:ascii="Times New Roman" w:hAnsi="Times New Roman"/>
-          <w:color w:val="000000"/>
-        </w:rPr>
-        <w:t>C.1 Sample Characteristics</w:t>
-      </w:r>
-    </w:p>
-    <w:p>
-      <w:pPr>
-        <w:spacing w:line="360" w:lineRule="auto"/>
-        <w:jc w:val="left"/>
-      </w:pPr>
-      <w:r>
-        <w:rPr>
-          <w:rFonts w:ascii="Times New Roman" w:hAnsi="Times New Roman"/>
+          <w:rFonts w:ascii="Times New Roman" w:hAnsi="Times New Roman" w:cs="Times New Roman"/>
           <w:b/>
           <w:i w:val="0"/>
-          <w:sz w:val="24"/>
+          <w:color w:val="000000"/>
+          <w:sz w:val="26"/>
         </w:rPr>
-        <w:t>Table C1. Creator Type Distribution by Platform</w:t>
+        <w:t>Table C2. DISCERN Quality Categories by Platform, n (%)</w:t>
       </w:r>
     </w:p>
     <w:tbl>
       <w:tblPr>
         <w:tblStyle w:val="TableGrid"/>
         <w:tblW w:type="auto" w:w="0"/>
+        <w:jc w:val="center"/>
         <w:tblLook w:firstColumn="1" w:firstRow="1" w:lastColumn="0" w:lastRow="0" w:noHBand="0" w:noVBand="1" w:val="04A0"/>
       </w:tblPr>
       <w:tblGrid>
@@ -73,12 +1258,19 @@
         <w:tc>
           <w:tcPr>
             <w:tcW w:type="dxa" w:w="1504"/>
+            <w:shd w:fill="D9E2F3" w:val="clear"/>
           </w:tcPr>
           <w:p>
+            <w:pPr>
+              <w:spacing w:line="240" w:lineRule="auto" w:after="40" w:before="0"/>
+              <w:jc w:val="center"/>
+            </w:pPr>
             <w:r>
               <w:rPr>
-                <w:rFonts w:ascii="Times New Roman" w:hAnsi="Times New Roman"/>
+                <w:rFonts w:ascii="Times New Roman" w:hAnsi="Times New Roman" w:cs="Times New Roman"/>
                 <w:b/>
+                <w:i w:val="0"/>
+                <w:color w:val="000000"/>
                 <w:sz w:val="20"/>
               </w:rPr>
               <w:t>Platform</w:t>
@@ -88,75 +1280,110 @@
         <w:tc>
           <w:tcPr>
             <w:tcW w:type="dxa" w:w="1504"/>
+            <w:shd w:fill="D9E2F3" w:val="clear"/>
           </w:tcPr>
           <w:p>
+            <w:pPr>
+              <w:spacing w:line="240" w:lineRule="auto" w:after="40" w:before="0"/>
+              <w:jc w:val="center"/>
+            </w:pPr>
             <w:r>
               <w:rPr>
-                <w:rFonts w:ascii="Times New Roman" w:hAnsi="Times New Roman"/>
+                <w:rFonts w:ascii="Times New Roman" w:hAnsi="Times New Roman" w:cs="Times New Roman"/>
                 <w:b/>
+                <w:i w:val="0"/>
+                <w:color w:val="000000"/>
                 <w:sz w:val="20"/>
               </w:rPr>
-              <w:t>Healthcare Prof.</w:t>
+              <w:t>Very Poor</w:t>
             </w:r>
           </w:p>
         </w:tc>
         <w:tc>
           <w:tcPr>
             <w:tcW w:type="dxa" w:w="1504"/>
+            <w:shd w:fill="D9E2F3" w:val="clear"/>
           </w:tcPr>
           <w:p>
+            <w:pPr>
+              <w:spacing w:line="240" w:lineRule="auto" w:after="40" w:before="0"/>
+              <w:jc w:val="center"/>
+            </w:pPr>
             <w:r>
               <w:rPr>
-                <w:rFonts w:ascii="Times New Roman" w:hAnsi="Times New Roman"/>
+                <w:rFonts w:ascii="Times New Roman" w:hAnsi="Times New Roman" w:cs="Times New Roman"/>
                 <w:b/>
+                <w:i w:val="0"/>
+                <w:color w:val="000000"/>
                 <w:sz w:val="20"/>
               </w:rPr>
-              <w:t>Certified Fitness Prof.</w:t>
+              <w:t>Poor</w:t>
             </w:r>
           </w:p>
         </w:tc>
         <w:tc>
           <w:tcPr>
             <w:tcW w:type="dxa" w:w="1504"/>
+            <w:shd w:fill="D9E2F3" w:val="clear"/>
           </w:tcPr>
           <w:p>
+            <w:pPr>
+              <w:spacing w:line="240" w:lineRule="auto" w:after="40" w:before="0"/>
+              <w:jc w:val="center"/>
+            </w:pPr>
             <w:r>
               <w:rPr>
-                <w:rFonts w:ascii="Times New Roman" w:hAnsi="Times New Roman"/>
+                <w:rFonts w:ascii="Times New Roman" w:hAnsi="Times New Roman" w:cs="Times New Roman"/>
                 <w:b/>
+                <w:i w:val="0"/>
+                <w:color w:val="000000"/>
                 <w:sz w:val="20"/>
               </w:rPr>
-              <w:t>Fitness Influencer</w:t>
+              <w:t>Fair</w:t>
             </w:r>
           </w:p>
         </w:tc>
         <w:tc>
           <w:tcPr>
             <w:tcW w:type="dxa" w:w="1504"/>
+            <w:shd w:fill="D9E2F3" w:val="clear"/>
           </w:tcPr>
           <w:p>
+            <w:pPr>
+              <w:spacing w:line="240" w:lineRule="auto" w:after="40" w:before="0"/>
+              <w:jc w:val="center"/>
+            </w:pPr>
             <w:r>
               <w:rPr>
-                <w:rFonts w:ascii="Times New Roman" w:hAnsi="Times New Roman"/>
+                <w:rFonts w:ascii="Times New Roman" w:hAnsi="Times New Roman" w:cs="Times New Roman"/>
                 <w:b/>
+                <w:i w:val="0"/>
+                <w:color w:val="000000"/>
                 <w:sz w:val="20"/>
               </w:rPr>
-              <w:t>General User</w:t>
+              <w:t>Good</w:t>
             </w:r>
           </w:p>
         </w:tc>
         <w:tc>
           <w:tcPr>
             <w:tcW w:type="dxa" w:w="1504"/>
+            <w:shd w:fill="D9E2F3" w:val="clear"/>
           </w:tcPr>
           <w:p>
+            <w:pPr>
+              <w:spacing w:line="240" w:lineRule="auto" w:after="40" w:before="0"/>
+              <w:jc w:val="center"/>
+            </w:pPr>
             <w:r>
               <w:rPr>
-                <w:rFonts w:ascii="Times New Roman" w:hAnsi="Times New Roman"/>
+                <w:rFonts w:ascii="Times New Roman" w:hAnsi="Times New Roman" w:cs="Times New Roman"/>
                 <w:b/>
+                <w:i w:val="0"/>
+                <w:color w:val="000000"/>
                 <w:sz w:val="20"/>
               </w:rPr>
-              <w:t>Organisation</w:t>
+              <w:t>Excellent</w:t>
             </w:r>
           </w:p>
         </w:tc>
@@ -167,9 +1394,16 @@
             <w:tcW w:type="dxa" w:w="1504"/>
           </w:tcPr>
           <w:p>
+            <w:pPr>
+              <w:spacing w:line="240" w:lineRule="auto" w:after="40" w:before="0"/>
+              <w:jc w:val="center"/>
+            </w:pPr>
             <w:r>
               <w:rPr>
-                <w:rFonts w:ascii="Times New Roman" w:hAnsi="Times New Roman"/>
+                <w:rFonts w:ascii="Times New Roman" w:hAnsi="Times New Roman" w:cs="Times New Roman"/>
+                <w:b w:val="0"/>
+                <w:i w:val="0"/>
+                <w:color w:val="000000"/>
                 <w:sz w:val="20"/>
               </w:rPr>
               <w:t>Website</w:t>
@@ -181,1485 +1415,16 @@
             <w:tcW w:type="dxa" w:w="1504"/>
           </w:tcPr>
           <w:p>
+            <w:pPr>
+              <w:spacing w:line="240" w:lineRule="auto" w:after="40" w:before="0"/>
+              <w:jc w:val="center"/>
+            </w:pPr>
             <w:r>
               <w:rPr>
-                <w:rFonts w:ascii="Times New Roman" w:hAnsi="Times New Roman"/>
-                <w:sz w:val="20"/>
-              </w:rPr>
-              <w:t>0</w:t>
-            </w:r>
-          </w:p>
-        </w:tc>
-        <w:tc>
-          <w:tcPr>
-            <w:tcW w:type="dxa" w:w="1504"/>
-          </w:tcPr>
-          <w:p>
-            <w:r>
-              <w:rPr>
-                <w:rFonts w:ascii="Times New Roman" w:hAnsi="Times New Roman"/>
-                <w:sz w:val="20"/>
-              </w:rPr>
-              <w:t>7</w:t>
-            </w:r>
-          </w:p>
-        </w:tc>
-        <w:tc>
-          <w:tcPr>
-            <w:tcW w:type="dxa" w:w="1504"/>
-          </w:tcPr>
-          <w:p>
-            <w:r>
-              <w:rPr>
-                <w:rFonts w:ascii="Times New Roman" w:hAnsi="Times New Roman"/>
-                <w:sz w:val="20"/>
-              </w:rPr>
-              <w:t>0</w:t>
-            </w:r>
-          </w:p>
-        </w:tc>
-        <w:tc>
-          <w:tcPr>
-            <w:tcW w:type="dxa" w:w="1504"/>
-          </w:tcPr>
-          <w:p>
-            <w:r>
-              <w:rPr>
-                <w:rFonts w:ascii="Times New Roman" w:hAnsi="Times New Roman"/>
-                <w:sz w:val="20"/>
-              </w:rPr>
-              <w:t>4</w:t>
-            </w:r>
-          </w:p>
-        </w:tc>
-        <w:tc>
-          <w:tcPr>
-            <w:tcW w:type="dxa" w:w="1504"/>
-          </w:tcPr>
-          <w:p>
-            <w:r>
-              <w:rPr>
-                <w:rFonts w:ascii="Times New Roman" w:hAnsi="Times New Roman"/>
-                <w:sz w:val="20"/>
-              </w:rPr>
-              <w:t>39</w:t>
-            </w:r>
-          </w:p>
-        </w:tc>
-      </w:tr>
-      <w:tr>
-        <w:tc>
-          <w:tcPr>
-            <w:tcW w:type="dxa" w:w="1504"/>
-          </w:tcPr>
-          <w:p>
-            <w:r>
-              <w:rPr>
-                <w:rFonts w:ascii="Times New Roman" w:hAnsi="Times New Roman"/>
-                <w:sz w:val="20"/>
-              </w:rPr>
-              <w:t>YouTube</w:t>
-            </w:r>
-          </w:p>
-        </w:tc>
-        <w:tc>
-          <w:tcPr>
-            <w:tcW w:type="dxa" w:w="1504"/>
-          </w:tcPr>
-          <w:p>
-            <w:r>
-              <w:rPr>
-                <w:rFonts w:ascii="Times New Roman" w:hAnsi="Times New Roman"/>
-                <w:sz w:val="20"/>
-              </w:rPr>
-              <w:t>3</w:t>
-            </w:r>
-          </w:p>
-        </w:tc>
-        <w:tc>
-          <w:tcPr>
-            <w:tcW w:type="dxa" w:w="1504"/>
-          </w:tcPr>
-          <w:p>
-            <w:r>
-              <w:rPr>
-                <w:rFonts w:ascii="Times New Roman" w:hAnsi="Times New Roman"/>
-                <w:sz w:val="20"/>
-              </w:rPr>
-              <w:t>12</w:t>
-            </w:r>
-          </w:p>
-        </w:tc>
-        <w:tc>
-          <w:tcPr>
-            <w:tcW w:type="dxa" w:w="1504"/>
-          </w:tcPr>
-          <w:p>
-            <w:r>
-              <w:rPr>
-                <w:rFonts w:ascii="Times New Roman" w:hAnsi="Times New Roman"/>
-                <w:sz w:val="20"/>
-              </w:rPr>
-              <w:t>19</w:t>
-            </w:r>
-          </w:p>
-        </w:tc>
-        <w:tc>
-          <w:tcPr>
-            <w:tcW w:type="dxa" w:w="1504"/>
-          </w:tcPr>
-          <w:p>
-            <w:r>
-              <w:rPr>
-                <w:rFonts w:ascii="Times New Roman" w:hAnsi="Times New Roman"/>
-                <w:sz w:val="20"/>
-              </w:rPr>
-              <w:t>4</w:t>
-            </w:r>
-          </w:p>
-        </w:tc>
-        <w:tc>
-          <w:tcPr>
-            <w:tcW w:type="dxa" w:w="1504"/>
-          </w:tcPr>
-          <w:p>
-            <w:r>
-              <w:rPr>
-                <w:rFonts w:ascii="Times New Roman" w:hAnsi="Times New Roman"/>
-                <w:sz w:val="20"/>
-              </w:rPr>
-              <w:t>12</w:t>
-            </w:r>
-          </w:p>
-        </w:tc>
-      </w:tr>
-      <w:tr>
-        <w:tc>
-          <w:tcPr>
-            <w:tcW w:type="dxa" w:w="1504"/>
-          </w:tcPr>
-          <w:p>
-            <w:r>
-              <w:rPr>
-                <w:rFonts w:ascii="Times New Roman" w:hAnsi="Times New Roman"/>
-                <w:sz w:val="20"/>
-              </w:rPr>
-              <w:t>TikTok</w:t>
-            </w:r>
-          </w:p>
-        </w:tc>
-        <w:tc>
-          <w:tcPr>
-            <w:tcW w:type="dxa" w:w="1504"/>
-          </w:tcPr>
-          <w:p>
-            <w:r>
-              <w:rPr>
-                <w:rFonts w:ascii="Times New Roman" w:hAnsi="Times New Roman"/>
-                <w:sz w:val="20"/>
-              </w:rPr>
-              <w:t>8</w:t>
-            </w:r>
-          </w:p>
-        </w:tc>
-        <w:tc>
-          <w:tcPr>
-            <w:tcW w:type="dxa" w:w="1504"/>
-          </w:tcPr>
-          <w:p>
-            <w:r>
-              <w:rPr>
-                <w:rFonts w:ascii="Times New Roman" w:hAnsi="Times New Roman"/>
-                <w:sz w:val="20"/>
-              </w:rPr>
-              <w:t>7</w:t>
-            </w:r>
-          </w:p>
-        </w:tc>
-        <w:tc>
-          <w:tcPr>
-            <w:tcW w:type="dxa" w:w="1504"/>
-          </w:tcPr>
-          <w:p>
-            <w:r>
-              <w:rPr>
-                <w:rFonts w:ascii="Times New Roman" w:hAnsi="Times New Roman"/>
-                <w:sz w:val="20"/>
-              </w:rPr>
-              <w:t>21</w:t>
-            </w:r>
-          </w:p>
-        </w:tc>
-        <w:tc>
-          <w:tcPr>
-            <w:tcW w:type="dxa" w:w="1504"/>
-          </w:tcPr>
-          <w:p>
-            <w:r>
-              <w:rPr>
-                <w:rFonts w:ascii="Times New Roman" w:hAnsi="Times New Roman"/>
-                <w:sz w:val="20"/>
-              </w:rPr>
-              <w:t>9</w:t>
-            </w:r>
-          </w:p>
-        </w:tc>
-        <w:tc>
-          <w:tcPr>
-            <w:tcW w:type="dxa" w:w="1504"/>
-          </w:tcPr>
-          <w:p>
-            <w:r>
-              <w:rPr>
-                <w:rFonts w:ascii="Times New Roman" w:hAnsi="Times New Roman"/>
-                <w:sz w:val="20"/>
-              </w:rPr>
-              <w:t>5</w:t>
-            </w:r>
-          </w:p>
-        </w:tc>
-      </w:tr>
-      <w:tr>
-        <w:tc>
-          <w:tcPr>
-            <w:tcW w:type="dxa" w:w="1504"/>
-          </w:tcPr>
-          <w:p>
-            <w:r>
-              <w:rPr>
-                <w:rFonts w:ascii="Times New Roman" w:hAnsi="Times New Roman"/>
-                <w:sz w:val="20"/>
-              </w:rPr>
-              <w:t>Instagram</w:t>
-            </w:r>
-          </w:p>
-        </w:tc>
-        <w:tc>
-          <w:tcPr>
-            <w:tcW w:type="dxa" w:w="1504"/>
-          </w:tcPr>
-          <w:p>
-            <w:r>
-              <w:rPr>
-                <w:rFonts w:ascii="Times New Roman" w:hAnsi="Times New Roman"/>
-                <w:sz w:val="20"/>
-              </w:rPr>
-              <w:t>3</w:t>
-            </w:r>
-          </w:p>
-        </w:tc>
-        <w:tc>
-          <w:tcPr>
-            <w:tcW w:type="dxa" w:w="1504"/>
-          </w:tcPr>
-          <w:p>
-            <w:r>
-              <w:rPr>
-                <w:rFonts w:ascii="Times New Roman" w:hAnsi="Times New Roman"/>
-                <w:sz w:val="20"/>
-              </w:rPr>
-              <w:t>8</w:t>
-            </w:r>
-          </w:p>
-        </w:tc>
-        <w:tc>
-          <w:tcPr>
-            <w:tcW w:type="dxa" w:w="1504"/>
-          </w:tcPr>
-          <w:p>
-            <w:r>
-              <w:rPr>
-                <w:rFonts w:ascii="Times New Roman" w:hAnsi="Times New Roman"/>
-                <w:sz w:val="20"/>
-              </w:rPr>
-              <w:t>3</w:t>
-            </w:r>
-          </w:p>
-        </w:tc>
-        <w:tc>
-          <w:tcPr>
-            <w:tcW w:type="dxa" w:w="1504"/>
-          </w:tcPr>
-          <w:p>
-            <w:r>
-              <w:rPr>
-                <w:rFonts w:ascii="Times New Roman" w:hAnsi="Times New Roman"/>
-                <w:sz w:val="20"/>
-              </w:rPr>
-              <w:t>7</w:t>
-            </w:r>
-          </w:p>
-        </w:tc>
-        <w:tc>
-          <w:tcPr>
-            <w:tcW w:type="dxa" w:w="1504"/>
-          </w:tcPr>
-          <w:p>
-            <w:r>
-              <w:rPr>
-                <w:rFonts w:ascii="Times New Roman" w:hAnsi="Times New Roman"/>
-                <w:sz w:val="20"/>
-              </w:rPr>
-              <w:t>29</w:t>
-            </w:r>
-          </w:p>
-        </w:tc>
-      </w:tr>
-      <w:tr>
-        <w:tc>
-          <w:tcPr>
-            <w:tcW w:type="dxa" w:w="1504"/>
-          </w:tcPr>
-          <w:p>
-            <w:r>
-              <w:rPr>
-                <w:rFonts w:ascii="Times New Roman" w:hAnsi="Times New Roman"/>
-                <w:sz w:val="20"/>
-              </w:rPr>
-              <w:t>Total</w:t>
-            </w:r>
-          </w:p>
-        </w:tc>
-        <w:tc>
-          <w:tcPr>
-            <w:tcW w:type="dxa" w:w="1504"/>
-          </w:tcPr>
-          <w:p>
-            <w:r>
-              <w:rPr>
-                <w:rFonts w:ascii="Times New Roman" w:hAnsi="Times New Roman"/>
-                <w:sz w:val="20"/>
-              </w:rPr>
-              <w:t>14</w:t>
-            </w:r>
-          </w:p>
-        </w:tc>
-        <w:tc>
-          <w:tcPr>
-            <w:tcW w:type="dxa" w:w="1504"/>
-          </w:tcPr>
-          <w:p>
-            <w:r>
-              <w:rPr>
-                <w:rFonts w:ascii="Times New Roman" w:hAnsi="Times New Roman"/>
-                <w:sz w:val="20"/>
-              </w:rPr>
-              <w:t>34</w:t>
-            </w:r>
-          </w:p>
-        </w:tc>
-        <w:tc>
-          <w:tcPr>
-            <w:tcW w:type="dxa" w:w="1504"/>
-          </w:tcPr>
-          <w:p>
-            <w:r>
-              <w:rPr>
-                <w:rFonts w:ascii="Times New Roman" w:hAnsi="Times New Roman"/>
-                <w:sz w:val="20"/>
-              </w:rPr>
-              <w:t>43</w:t>
-            </w:r>
-          </w:p>
-        </w:tc>
-        <w:tc>
-          <w:tcPr>
-            <w:tcW w:type="dxa" w:w="1504"/>
-          </w:tcPr>
-          <w:p>
-            <w:r>
-              <w:rPr>
-                <w:rFonts w:ascii="Times New Roman" w:hAnsi="Times New Roman"/>
-                <w:sz w:val="20"/>
-              </w:rPr>
-              <w:t>24</w:t>
-            </w:r>
-          </w:p>
-        </w:tc>
-        <w:tc>
-          <w:tcPr>
-            <w:tcW w:type="dxa" w:w="1504"/>
-          </w:tcPr>
-          <w:p>
-            <w:r>
-              <w:rPr>
-                <w:rFonts w:ascii="Times New Roman" w:hAnsi="Times New Roman"/>
-                <w:sz w:val="20"/>
-              </w:rPr>
-              <w:t>85</w:t>
-            </w:r>
-          </w:p>
-        </w:tc>
-      </w:tr>
-    </w:tbl>
-    <w:p>
-      <w:pPr>
-        <w:spacing w:line="360" w:lineRule="auto"/>
-        <w:jc w:val="both"/>
-      </w:pPr>
-      <w:r>
-        <w:rPr>
-          <w:rFonts w:ascii="Times New Roman" w:hAnsi="Times New Roman"/>
-          <w:b w:val="0"/>
-          <w:i w:val="0"/>
-          <w:sz w:val="24"/>
-        </w:rPr>
-      </w:r>
-    </w:p>
-    <w:p>
-      <w:pPr>
-        <w:spacing w:line="360" w:lineRule="auto"/>
-        <w:jc w:val="left"/>
-      </w:pPr>
-      <w:r>
-        <w:rPr>
-          <w:rFonts w:ascii="Times New Roman" w:hAnsi="Times New Roman"/>
-          <w:b/>
-          <w:i w:val="0"/>
-          <w:sz w:val="24"/>
-        </w:rPr>
-        <w:t>Table C2. DISCERN Total Score Descriptive Statistics by Platform</w:t>
-      </w:r>
-    </w:p>
-    <w:tbl>
-      <w:tblPr>
-        <w:tblStyle w:val="TableGrid"/>
-        <w:tblW w:type="auto" w:w="0"/>
-        <w:tblLook w:firstColumn="1" w:firstRow="1" w:lastColumn="0" w:lastRow="0" w:noHBand="0" w:noVBand="1" w:val="04A0"/>
-      </w:tblPr>
-      <w:tblGrid>
-        <w:gridCol w:w="903"/>
-        <w:gridCol w:w="903"/>
-        <w:gridCol w:w="903"/>
-        <w:gridCol w:w="903"/>
-        <w:gridCol w:w="903"/>
-        <w:gridCol w:w="903"/>
-        <w:gridCol w:w="903"/>
-        <w:gridCol w:w="903"/>
-        <w:gridCol w:w="903"/>
-        <w:gridCol w:w="903"/>
-      </w:tblGrid>
-      <w:tr>
-        <w:tc>
-          <w:tcPr>
-            <w:tcW w:type="dxa" w:w="903"/>
-          </w:tcPr>
-          <w:p>
-            <w:r>
-              <w:rPr>
-                <w:rFonts w:ascii="Times New Roman" w:hAnsi="Times New Roman"/>
-                <w:b/>
-                <w:sz w:val="20"/>
-              </w:rPr>
-              <w:t>Platform</w:t>
-            </w:r>
-          </w:p>
-        </w:tc>
-        <w:tc>
-          <w:tcPr>
-            <w:tcW w:type="dxa" w:w="903"/>
-          </w:tcPr>
-          <w:p>
-            <w:r>
-              <w:rPr>
-                <w:rFonts w:ascii="Times New Roman" w:hAnsi="Times New Roman"/>
-                <w:b/>
-                <w:sz w:val="20"/>
-              </w:rPr>
-              <w:t>n</w:t>
-            </w:r>
-          </w:p>
-        </w:tc>
-        <w:tc>
-          <w:tcPr>
-            <w:tcW w:type="dxa" w:w="903"/>
-          </w:tcPr>
-          <w:p>
-            <w:r>
-              <w:rPr>
-                <w:rFonts w:ascii="Times New Roman" w:hAnsi="Times New Roman"/>
-                <w:b/>
-                <w:sz w:val="20"/>
-              </w:rPr>
-              <w:t>Mean</w:t>
-            </w:r>
-          </w:p>
-        </w:tc>
-        <w:tc>
-          <w:tcPr>
-            <w:tcW w:type="dxa" w:w="903"/>
-          </w:tcPr>
-          <w:p>
-            <w:r>
-              <w:rPr>
-                <w:rFonts w:ascii="Times New Roman" w:hAnsi="Times New Roman"/>
-                <w:b/>
-                <w:sz w:val="20"/>
-              </w:rPr>
-              <w:t>SD</w:t>
-            </w:r>
-          </w:p>
-        </w:tc>
-        <w:tc>
-          <w:tcPr>
-            <w:tcW w:type="dxa" w:w="903"/>
-          </w:tcPr>
-          <w:p>
-            <w:r>
-              <w:rPr>
-                <w:rFonts w:ascii="Times New Roman" w:hAnsi="Times New Roman"/>
-                <w:b/>
-                <w:sz w:val="20"/>
-              </w:rPr>
-              <w:t>Median</w:t>
-            </w:r>
-          </w:p>
-        </w:tc>
-        <w:tc>
-          <w:tcPr>
-            <w:tcW w:type="dxa" w:w="903"/>
-          </w:tcPr>
-          <w:p>
-            <w:r>
-              <w:rPr>
-                <w:rFonts w:ascii="Times New Roman" w:hAnsi="Times New Roman"/>
-                <w:b/>
-                <w:sz w:val="20"/>
-              </w:rPr>
-              <w:t>Q1</w:t>
-            </w:r>
-          </w:p>
-        </w:tc>
-        <w:tc>
-          <w:tcPr>
-            <w:tcW w:type="dxa" w:w="903"/>
-          </w:tcPr>
-          <w:p>
-            <w:r>
-              <w:rPr>
-                <w:rFonts w:ascii="Times New Roman" w:hAnsi="Times New Roman"/>
-                <w:b/>
-                <w:sz w:val="20"/>
-              </w:rPr>
-              <w:t>Q3</w:t>
-            </w:r>
-          </w:p>
-        </w:tc>
-        <w:tc>
-          <w:tcPr>
-            <w:tcW w:type="dxa" w:w="903"/>
-          </w:tcPr>
-          <w:p>
-            <w:r>
-              <w:rPr>
-                <w:rFonts w:ascii="Times New Roman" w:hAnsi="Times New Roman"/>
-                <w:b/>
-                <w:sz w:val="20"/>
-              </w:rPr>
-              <w:t>Min</w:t>
-            </w:r>
-          </w:p>
-        </w:tc>
-        <w:tc>
-          <w:tcPr>
-            <w:tcW w:type="dxa" w:w="903"/>
-          </w:tcPr>
-          <w:p>
-            <w:r>
-              <w:rPr>
-                <w:rFonts w:ascii="Times New Roman" w:hAnsi="Times New Roman"/>
-                <w:b/>
-                <w:sz w:val="20"/>
-              </w:rPr>
-              <w:t>Max</w:t>
-            </w:r>
-          </w:p>
-        </w:tc>
-        <w:tc>
-          <w:tcPr>
-            <w:tcW w:type="dxa" w:w="903"/>
-          </w:tcPr>
-          <w:p>
-            <w:r>
-              <w:rPr>
-                <w:rFonts w:ascii="Times New Roman" w:hAnsi="Times New Roman"/>
-                <w:b/>
-                <w:sz w:val="20"/>
-              </w:rPr>
-              <w:t>IQR</w:t>
-            </w:r>
-          </w:p>
-        </w:tc>
-      </w:tr>
-      <w:tr>
-        <w:tc>
-          <w:tcPr>
-            <w:tcW w:type="dxa" w:w="903"/>
-          </w:tcPr>
-          <w:p>
-            <w:r>
-              <w:rPr>
-                <w:rFonts w:ascii="Times New Roman" w:hAnsi="Times New Roman"/>
-                <w:sz w:val="20"/>
-              </w:rPr>
-              <w:t>Website</w:t>
-            </w:r>
-          </w:p>
-        </w:tc>
-        <w:tc>
-          <w:tcPr>
-            <w:tcW w:type="dxa" w:w="903"/>
-          </w:tcPr>
-          <w:p>
-            <w:r>
-              <w:rPr>
-                <w:rFonts w:ascii="Times New Roman" w:hAnsi="Times New Roman"/>
-                <w:sz w:val="20"/>
-              </w:rPr>
-              <w:t>50</w:t>
-            </w:r>
-          </w:p>
-        </w:tc>
-        <w:tc>
-          <w:tcPr>
-            <w:tcW w:type="dxa" w:w="903"/>
-          </w:tcPr>
-          <w:p>
-            <w:r>
-              <w:rPr>
-                <w:rFonts w:ascii="Times New Roman" w:hAnsi="Times New Roman"/>
-                <w:sz w:val="20"/>
-              </w:rPr>
-              <w:t>48.70</w:t>
-            </w:r>
-          </w:p>
-        </w:tc>
-        <w:tc>
-          <w:tcPr>
-            <w:tcW w:type="dxa" w:w="903"/>
-          </w:tcPr>
-          <w:p>
-            <w:r>
-              <w:rPr>
-                <w:rFonts w:ascii="Times New Roman" w:hAnsi="Times New Roman"/>
-                <w:sz w:val="20"/>
-              </w:rPr>
-              <w:t>8.17</w:t>
-            </w:r>
-          </w:p>
-        </w:tc>
-        <w:tc>
-          <w:tcPr>
-            <w:tcW w:type="dxa" w:w="903"/>
-          </w:tcPr>
-          <w:p>
-            <w:r>
-              <w:rPr>
-                <w:rFonts w:ascii="Times New Roman" w:hAnsi="Times New Roman"/>
-                <w:sz w:val="20"/>
-              </w:rPr>
-              <w:t>48.0</w:t>
-            </w:r>
-          </w:p>
-        </w:tc>
-        <w:tc>
-          <w:tcPr>
-            <w:tcW w:type="dxa" w:w="903"/>
-          </w:tcPr>
-          <w:p>
-            <w:r>
-              <w:rPr>
-                <w:rFonts w:ascii="Times New Roman" w:hAnsi="Times New Roman"/>
-                <w:sz w:val="20"/>
-              </w:rPr>
-              <w:t>42.25</w:t>
-            </w:r>
-          </w:p>
-        </w:tc>
-        <w:tc>
-          <w:tcPr>
-            <w:tcW w:type="dxa" w:w="903"/>
-          </w:tcPr>
-          <w:p>
-            <w:r>
-              <w:rPr>
-                <w:rFonts w:ascii="Times New Roman" w:hAnsi="Times New Roman"/>
-                <w:sz w:val="20"/>
-              </w:rPr>
-              <w:t>55.00</w:t>
-            </w:r>
-          </w:p>
-        </w:tc>
-        <w:tc>
-          <w:tcPr>
-            <w:tcW w:type="dxa" w:w="903"/>
-          </w:tcPr>
-          <w:p>
-            <w:r>
-              <w:rPr>
-                <w:rFonts w:ascii="Times New Roman" w:hAnsi="Times New Roman"/>
-                <w:sz w:val="20"/>
-              </w:rPr>
-              <w:t>33</w:t>
-            </w:r>
-          </w:p>
-        </w:tc>
-        <w:tc>
-          <w:tcPr>
-            <w:tcW w:type="dxa" w:w="903"/>
-          </w:tcPr>
-          <w:p>
-            <w:r>
-              <w:rPr>
-                <w:rFonts w:ascii="Times New Roman" w:hAnsi="Times New Roman"/>
-                <w:sz w:val="20"/>
-              </w:rPr>
-              <w:t>65</w:t>
-            </w:r>
-          </w:p>
-        </w:tc>
-        <w:tc>
-          <w:tcPr>
-            <w:tcW w:type="dxa" w:w="903"/>
-          </w:tcPr>
-          <w:p>
-            <w:r>
-              <w:rPr>
-                <w:rFonts w:ascii="Times New Roman" w:hAnsi="Times New Roman"/>
-                <w:sz w:val="20"/>
-              </w:rPr>
-              <w:t>12.75</w:t>
-            </w:r>
-          </w:p>
-        </w:tc>
-      </w:tr>
-      <w:tr>
-        <w:tc>
-          <w:tcPr>
-            <w:tcW w:type="dxa" w:w="903"/>
-          </w:tcPr>
-          <w:p>
-            <w:r>
-              <w:rPr>
-                <w:rFonts w:ascii="Times New Roman" w:hAnsi="Times New Roman"/>
-                <w:sz w:val="20"/>
-              </w:rPr>
-              <w:t>YouTube</w:t>
-            </w:r>
-          </w:p>
-        </w:tc>
-        <w:tc>
-          <w:tcPr>
-            <w:tcW w:type="dxa" w:w="903"/>
-          </w:tcPr>
-          <w:p>
-            <w:r>
-              <w:rPr>
-                <w:rFonts w:ascii="Times New Roman" w:hAnsi="Times New Roman"/>
-                <w:sz w:val="20"/>
-              </w:rPr>
-              <w:t>50</w:t>
-            </w:r>
-          </w:p>
-        </w:tc>
-        <w:tc>
-          <w:tcPr>
-            <w:tcW w:type="dxa" w:w="903"/>
-          </w:tcPr>
-          <w:p>
-            <w:r>
-              <w:rPr>
-                <w:rFonts w:ascii="Times New Roman" w:hAnsi="Times New Roman"/>
-                <w:sz w:val="20"/>
-              </w:rPr>
-              <w:t>40.36</w:t>
-            </w:r>
-          </w:p>
-        </w:tc>
-        <w:tc>
-          <w:tcPr>
-            <w:tcW w:type="dxa" w:w="903"/>
-          </w:tcPr>
-          <w:p>
-            <w:r>
-              <w:rPr>
-                <w:rFonts w:ascii="Times New Roman" w:hAnsi="Times New Roman"/>
-                <w:sz w:val="20"/>
-              </w:rPr>
-              <w:t>6.21</w:t>
-            </w:r>
-          </w:p>
-        </w:tc>
-        <w:tc>
-          <w:tcPr>
-            <w:tcW w:type="dxa" w:w="903"/>
-          </w:tcPr>
-          <w:p>
-            <w:r>
-              <w:rPr>
-                <w:rFonts w:ascii="Times New Roman" w:hAnsi="Times New Roman"/>
-                <w:sz w:val="20"/>
-              </w:rPr>
-              <w:t>39.0</w:t>
-            </w:r>
-          </w:p>
-        </w:tc>
-        <w:tc>
-          <w:tcPr>
-            <w:tcW w:type="dxa" w:w="903"/>
-          </w:tcPr>
-          <w:p>
-            <w:r>
-              <w:rPr>
-                <w:rFonts w:ascii="Times New Roman" w:hAnsi="Times New Roman"/>
-                <w:sz w:val="20"/>
-              </w:rPr>
-              <w:t>36.00</w:t>
-            </w:r>
-          </w:p>
-        </w:tc>
-        <w:tc>
-          <w:tcPr>
-            <w:tcW w:type="dxa" w:w="903"/>
-          </w:tcPr>
-          <w:p>
-            <w:r>
-              <w:rPr>
-                <w:rFonts w:ascii="Times New Roman" w:hAnsi="Times New Roman"/>
-                <w:sz w:val="20"/>
-              </w:rPr>
-              <w:t>42.75</w:t>
-            </w:r>
-          </w:p>
-        </w:tc>
-        <w:tc>
-          <w:tcPr>
-            <w:tcW w:type="dxa" w:w="903"/>
-          </w:tcPr>
-          <w:p>
-            <w:r>
-              <w:rPr>
-                <w:rFonts w:ascii="Times New Roman" w:hAnsi="Times New Roman"/>
-                <w:sz w:val="20"/>
-              </w:rPr>
-              <w:t>31</w:t>
-            </w:r>
-          </w:p>
-        </w:tc>
-        <w:tc>
-          <w:tcPr>
-            <w:tcW w:type="dxa" w:w="903"/>
-          </w:tcPr>
-          <w:p>
-            <w:r>
-              <w:rPr>
-                <w:rFonts w:ascii="Times New Roman" w:hAnsi="Times New Roman"/>
-                <w:sz w:val="20"/>
-              </w:rPr>
-              <w:t>57</w:t>
-            </w:r>
-          </w:p>
-        </w:tc>
-        <w:tc>
-          <w:tcPr>
-            <w:tcW w:type="dxa" w:w="903"/>
-          </w:tcPr>
-          <w:p>
-            <w:r>
-              <w:rPr>
-                <w:rFonts w:ascii="Times New Roman" w:hAnsi="Times New Roman"/>
-                <w:sz w:val="20"/>
-              </w:rPr>
-              <w:t>6.75</w:t>
-            </w:r>
-          </w:p>
-        </w:tc>
-      </w:tr>
-      <w:tr>
-        <w:tc>
-          <w:tcPr>
-            <w:tcW w:type="dxa" w:w="903"/>
-          </w:tcPr>
-          <w:p>
-            <w:r>
-              <w:rPr>
-                <w:rFonts w:ascii="Times New Roman" w:hAnsi="Times New Roman"/>
-                <w:sz w:val="20"/>
-              </w:rPr>
-              <w:t>TikTok</w:t>
-            </w:r>
-          </w:p>
-        </w:tc>
-        <w:tc>
-          <w:tcPr>
-            <w:tcW w:type="dxa" w:w="903"/>
-          </w:tcPr>
-          <w:p>
-            <w:r>
-              <w:rPr>
-                <w:rFonts w:ascii="Times New Roman" w:hAnsi="Times New Roman"/>
-                <w:sz w:val="20"/>
-              </w:rPr>
-              <w:t>50</w:t>
-            </w:r>
-          </w:p>
-        </w:tc>
-        <w:tc>
-          <w:tcPr>
-            <w:tcW w:type="dxa" w:w="903"/>
-          </w:tcPr>
-          <w:p>
-            <w:r>
-              <w:rPr>
-                <w:rFonts w:ascii="Times New Roman" w:hAnsi="Times New Roman"/>
-                <w:sz w:val="20"/>
-              </w:rPr>
-              <w:t>32.38</w:t>
-            </w:r>
-          </w:p>
-        </w:tc>
-        <w:tc>
-          <w:tcPr>
-            <w:tcW w:type="dxa" w:w="903"/>
-          </w:tcPr>
-          <w:p>
-            <w:r>
-              <w:rPr>
-                <w:rFonts w:ascii="Times New Roman" w:hAnsi="Times New Roman"/>
-                <w:sz w:val="20"/>
-              </w:rPr>
-              <w:t>6.39</w:t>
-            </w:r>
-          </w:p>
-        </w:tc>
-        <w:tc>
-          <w:tcPr>
-            <w:tcW w:type="dxa" w:w="903"/>
-          </w:tcPr>
-          <w:p>
-            <w:r>
-              <w:rPr>
-                <w:rFonts w:ascii="Times New Roman" w:hAnsi="Times New Roman"/>
-                <w:sz w:val="20"/>
-              </w:rPr>
-              <w:t>31.0</w:t>
-            </w:r>
-          </w:p>
-        </w:tc>
-        <w:tc>
-          <w:tcPr>
-            <w:tcW w:type="dxa" w:w="903"/>
-          </w:tcPr>
-          <w:p>
-            <w:r>
-              <w:rPr>
-                <w:rFonts w:ascii="Times New Roman" w:hAnsi="Times New Roman"/>
-                <w:sz w:val="20"/>
-              </w:rPr>
-              <w:t>29.00</w:t>
-            </w:r>
-          </w:p>
-        </w:tc>
-        <w:tc>
-          <w:tcPr>
-            <w:tcW w:type="dxa" w:w="903"/>
-          </w:tcPr>
-          <w:p>
-            <w:r>
-              <w:rPr>
-                <w:rFonts w:ascii="Times New Roman" w:hAnsi="Times New Roman"/>
-                <w:sz w:val="20"/>
-              </w:rPr>
-              <w:t>37.00</w:t>
-            </w:r>
-          </w:p>
-        </w:tc>
-        <w:tc>
-          <w:tcPr>
-            <w:tcW w:type="dxa" w:w="903"/>
-          </w:tcPr>
-          <w:p>
-            <w:r>
-              <w:rPr>
-                <w:rFonts w:ascii="Times New Roman" w:hAnsi="Times New Roman"/>
-                <w:sz w:val="20"/>
-              </w:rPr>
-              <w:t>17</w:t>
-            </w:r>
-          </w:p>
-        </w:tc>
-        <w:tc>
-          <w:tcPr>
-            <w:tcW w:type="dxa" w:w="903"/>
-          </w:tcPr>
-          <w:p>
-            <w:r>
-              <w:rPr>
-                <w:rFonts w:ascii="Times New Roman" w:hAnsi="Times New Roman"/>
-                <w:sz w:val="20"/>
-              </w:rPr>
-              <w:t>45</w:t>
-            </w:r>
-          </w:p>
-        </w:tc>
-        <w:tc>
-          <w:tcPr>
-            <w:tcW w:type="dxa" w:w="903"/>
-          </w:tcPr>
-          <w:p>
-            <w:r>
-              <w:rPr>
-                <w:rFonts w:ascii="Times New Roman" w:hAnsi="Times New Roman"/>
-                <w:sz w:val="20"/>
-              </w:rPr>
-              <w:t>8.00</w:t>
-            </w:r>
-          </w:p>
-        </w:tc>
-      </w:tr>
-      <w:tr>
-        <w:tc>
-          <w:tcPr>
-            <w:tcW w:type="dxa" w:w="903"/>
-          </w:tcPr>
-          <w:p>
-            <w:r>
-              <w:rPr>
-                <w:rFonts w:ascii="Times New Roman" w:hAnsi="Times New Roman"/>
-                <w:sz w:val="20"/>
-              </w:rPr>
-              <w:t>Instagram</w:t>
-            </w:r>
-          </w:p>
-        </w:tc>
-        <w:tc>
-          <w:tcPr>
-            <w:tcW w:type="dxa" w:w="903"/>
-          </w:tcPr>
-          <w:p>
-            <w:r>
-              <w:rPr>
-                <w:rFonts w:ascii="Times New Roman" w:hAnsi="Times New Roman"/>
-                <w:sz w:val="20"/>
-              </w:rPr>
-              <w:t>50</w:t>
-            </w:r>
-          </w:p>
-        </w:tc>
-        <w:tc>
-          <w:tcPr>
-            <w:tcW w:type="dxa" w:w="903"/>
-          </w:tcPr>
-          <w:p>
-            <w:r>
-              <w:rPr>
-                <w:rFonts w:ascii="Times New Roman" w:hAnsi="Times New Roman"/>
-                <w:sz w:val="20"/>
-              </w:rPr>
-              <w:t>23.78</w:t>
-            </w:r>
-          </w:p>
-        </w:tc>
-        <w:tc>
-          <w:tcPr>
-            <w:tcW w:type="dxa" w:w="903"/>
-          </w:tcPr>
-          <w:p>
-            <w:r>
-              <w:rPr>
-                <w:rFonts w:ascii="Times New Roman" w:hAnsi="Times New Roman"/>
-                <w:sz w:val="20"/>
-              </w:rPr>
-              <w:t>5.83</w:t>
-            </w:r>
-          </w:p>
-        </w:tc>
-        <w:tc>
-          <w:tcPr>
-            <w:tcW w:type="dxa" w:w="903"/>
-          </w:tcPr>
-          <w:p>
-            <w:r>
-              <w:rPr>
-                <w:rFonts w:ascii="Times New Roman" w:hAnsi="Times New Roman"/>
-                <w:sz w:val="20"/>
-              </w:rPr>
-              <w:t>21.0</w:t>
-            </w:r>
-          </w:p>
-        </w:tc>
-        <w:tc>
-          <w:tcPr>
-            <w:tcW w:type="dxa" w:w="903"/>
-          </w:tcPr>
-          <w:p>
-            <w:r>
-              <w:rPr>
-                <w:rFonts w:ascii="Times New Roman" w:hAnsi="Times New Roman"/>
-                <w:sz w:val="20"/>
-              </w:rPr>
-              <w:t>18.25</w:t>
-            </w:r>
-          </w:p>
-        </w:tc>
-        <w:tc>
-          <w:tcPr>
-            <w:tcW w:type="dxa" w:w="903"/>
-          </w:tcPr>
-          <w:p>
-            <w:r>
-              <w:rPr>
-                <w:rFonts w:ascii="Times New Roman" w:hAnsi="Times New Roman"/>
-                <w:sz w:val="20"/>
-              </w:rPr>
-              <w:t>29.75</w:t>
-            </w:r>
-          </w:p>
-        </w:tc>
-        <w:tc>
-          <w:tcPr>
-            <w:tcW w:type="dxa" w:w="903"/>
-          </w:tcPr>
-          <w:p>
-            <w:r>
-              <w:rPr>
-                <w:rFonts w:ascii="Times New Roman" w:hAnsi="Times New Roman"/>
-                <w:sz w:val="20"/>
-              </w:rPr>
-              <w:t>16</w:t>
-            </w:r>
-          </w:p>
-        </w:tc>
-        <w:tc>
-          <w:tcPr>
-            <w:tcW w:type="dxa" w:w="903"/>
-          </w:tcPr>
-          <w:p>
-            <w:r>
-              <w:rPr>
-                <w:rFonts w:ascii="Times New Roman" w:hAnsi="Times New Roman"/>
-                <w:sz w:val="20"/>
-              </w:rPr>
-              <w:t>36</w:t>
-            </w:r>
-          </w:p>
-        </w:tc>
-        <w:tc>
-          <w:tcPr>
-            <w:tcW w:type="dxa" w:w="903"/>
-          </w:tcPr>
-          <w:p>
-            <w:r>
-              <w:rPr>
-                <w:rFonts w:ascii="Times New Roman" w:hAnsi="Times New Roman"/>
-                <w:sz w:val="20"/>
-              </w:rPr>
-              <w:t>11.50</w:t>
-            </w:r>
-          </w:p>
-        </w:tc>
-      </w:tr>
-      <w:tr>
-        <w:tc>
-          <w:tcPr>
-            <w:tcW w:type="dxa" w:w="903"/>
-          </w:tcPr>
-          <w:p>
-            <w:r>
-              <w:rPr>
-                <w:rFonts w:ascii="Times New Roman" w:hAnsi="Times New Roman"/>
-                <w:sz w:val="20"/>
-              </w:rPr>
-              <w:t>Overall</w:t>
-            </w:r>
-          </w:p>
-        </w:tc>
-        <w:tc>
-          <w:tcPr>
-            <w:tcW w:type="dxa" w:w="903"/>
-          </w:tcPr>
-          <w:p>
-            <w:r>
-              <w:rPr>
-                <w:rFonts w:ascii="Times New Roman" w:hAnsi="Times New Roman"/>
-                <w:sz w:val="20"/>
-              </w:rPr>
-              <w:t>200</w:t>
-            </w:r>
-          </w:p>
-        </w:tc>
-        <w:tc>
-          <w:tcPr>
-            <w:tcW w:type="dxa" w:w="903"/>
-          </w:tcPr>
-          <w:p>
-            <w:r>
-              <w:rPr>
-                <w:rFonts w:ascii="Times New Roman" w:hAnsi="Times New Roman"/>
-                <w:sz w:val="20"/>
-              </w:rPr>
-              <w:t>36.30</w:t>
-            </w:r>
-          </w:p>
-        </w:tc>
-        <w:tc>
-          <w:tcPr>
-            <w:tcW w:type="dxa" w:w="903"/>
-          </w:tcPr>
-          <w:p>
-            <w:r>
-              <w:rPr>
-                <w:rFonts w:ascii="Times New Roman" w:hAnsi="Times New Roman"/>
-                <w:sz w:val="20"/>
-              </w:rPr>
-              <w:t>11.42</w:t>
-            </w:r>
-          </w:p>
-        </w:tc>
-        <w:tc>
-          <w:tcPr>
-            <w:tcW w:type="dxa" w:w="903"/>
-          </w:tcPr>
-          <w:p>
-            <w:r>
-              <w:rPr>
-                <w:rFonts w:ascii="Times New Roman" w:hAnsi="Times New Roman"/>
-                <w:sz w:val="20"/>
-              </w:rPr>
-              <w:t>35.5</w:t>
-            </w:r>
-          </w:p>
-        </w:tc>
-        <w:tc>
-          <w:tcPr>
-            <w:tcW w:type="dxa" w:w="903"/>
-          </w:tcPr>
-          <w:p>
-            <w:r>
-              <w:rPr>
-                <w:rFonts w:ascii="Times New Roman" w:hAnsi="Times New Roman"/>
-                <w:sz w:val="20"/>
-              </w:rPr>
-              <w:t>—</w:t>
-            </w:r>
-          </w:p>
-        </w:tc>
-        <w:tc>
-          <w:tcPr>
-            <w:tcW w:type="dxa" w:w="903"/>
-          </w:tcPr>
-          <w:p>
-            <w:r>
-              <w:rPr>
-                <w:rFonts w:ascii="Times New Roman" w:hAnsi="Times New Roman"/>
-                <w:sz w:val="20"/>
-              </w:rPr>
-              <w:t>—</w:t>
-            </w:r>
-          </w:p>
-        </w:tc>
-        <w:tc>
-          <w:tcPr>
-            <w:tcW w:type="dxa" w:w="903"/>
-          </w:tcPr>
-          <w:p>
-            <w:r>
-              <w:rPr>
-                <w:rFonts w:ascii="Times New Roman" w:hAnsi="Times New Roman"/>
-                <w:sz w:val="20"/>
-              </w:rPr>
-              <w:t>16</w:t>
-            </w:r>
-          </w:p>
-        </w:tc>
-        <w:tc>
-          <w:tcPr>
-            <w:tcW w:type="dxa" w:w="903"/>
-          </w:tcPr>
-          <w:p>
-            <w:r>
-              <w:rPr>
-                <w:rFonts w:ascii="Times New Roman" w:hAnsi="Times New Roman"/>
-                <w:sz w:val="20"/>
-              </w:rPr>
-              <w:t>65</w:t>
-            </w:r>
-          </w:p>
-        </w:tc>
-        <w:tc>
-          <w:tcPr>
-            <w:tcW w:type="dxa" w:w="903"/>
-          </w:tcPr>
-          <w:p>
-            <w:r>
-              <w:rPr>
-                <w:rFonts w:ascii="Times New Roman" w:hAnsi="Times New Roman"/>
-                <w:sz w:val="20"/>
-              </w:rPr>
-              <w:t>—</w:t>
-            </w:r>
-          </w:p>
-        </w:tc>
-      </w:tr>
-    </w:tbl>
-    <w:p>
-      <w:pPr>
-        <w:spacing w:line="360" w:lineRule="auto"/>
-        <w:jc w:val="both"/>
-      </w:pPr>
-      <w:r>
-        <w:rPr>
-          <w:rFonts w:ascii="Times New Roman" w:hAnsi="Times New Roman"/>
-          <w:b w:val="0"/>
-          <w:i w:val="0"/>
-          <w:sz w:val="24"/>
-        </w:rPr>
-      </w:r>
-    </w:p>
-    <w:p>
-      <w:pPr>
-        <w:spacing w:line="360" w:lineRule="auto"/>
-        <w:jc w:val="left"/>
-      </w:pPr>
-      <w:r>
-        <w:rPr>
-          <w:rFonts w:ascii="Times New Roman" w:hAnsi="Times New Roman"/>
-          <w:b/>
-          <w:i w:val="0"/>
-          <w:sz w:val="24"/>
-        </w:rPr>
-        <w:t>Table C3. DISCERN Quality Category Distribution by Platform (n and %)</w:t>
-      </w:r>
-    </w:p>
-    <w:tbl>
-      <w:tblPr>
-        <w:tblStyle w:val="TableGrid"/>
-        <w:tblW w:type="auto" w:w="0"/>
-        <w:tblLook w:firstColumn="1" w:firstRow="1" w:lastColumn="0" w:lastRow="0" w:noHBand="0" w:noVBand="1" w:val="04A0"/>
-      </w:tblPr>
-      <w:tblGrid>
-        <w:gridCol w:w="1504"/>
-        <w:gridCol w:w="1504"/>
-        <w:gridCol w:w="1504"/>
-        <w:gridCol w:w="1504"/>
-        <w:gridCol w:w="1504"/>
-        <w:gridCol w:w="1504"/>
-      </w:tblGrid>
-      <w:tr>
-        <w:tc>
-          <w:tcPr>
-            <w:tcW w:type="dxa" w:w="1504"/>
-          </w:tcPr>
-          <w:p>
-            <w:r>
-              <w:rPr>
-                <w:rFonts w:ascii="Times New Roman" w:hAnsi="Times New Roman"/>
-                <w:b/>
-                <w:sz w:val="20"/>
-              </w:rPr>
-              <w:t>Platform</w:t>
-            </w:r>
-          </w:p>
-        </w:tc>
-        <w:tc>
-          <w:tcPr>
-            <w:tcW w:type="dxa" w:w="1504"/>
-          </w:tcPr>
-          <w:p>
-            <w:r>
-              <w:rPr>
-                <w:rFonts w:ascii="Times New Roman" w:hAnsi="Times New Roman"/>
-                <w:b/>
-                <w:sz w:val="20"/>
-              </w:rPr>
-              <w:t>Very Poor n (%)</w:t>
-            </w:r>
-          </w:p>
-        </w:tc>
-        <w:tc>
-          <w:tcPr>
-            <w:tcW w:type="dxa" w:w="1504"/>
-          </w:tcPr>
-          <w:p>
-            <w:r>
-              <w:rPr>
-                <w:rFonts w:ascii="Times New Roman" w:hAnsi="Times New Roman"/>
-                <w:b/>
-                <w:sz w:val="20"/>
-              </w:rPr>
-              <w:t>Poor n (%)</w:t>
-            </w:r>
-          </w:p>
-        </w:tc>
-        <w:tc>
-          <w:tcPr>
-            <w:tcW w:type="dxa" w:w="1504"/>
-          </w:tcPr>
-          <w:p>
-            <w:r>
-              <w:rPr>
-                <w:rFonts w:ascii="Times New Roman" w:hAnsi="Times New Roman"/>
-                <w:b/>
-                <w:sz w:val="20"/>
-              </w:rPr>
-              <w:t>Fair n (%)</w:t>
-            </w:r>
-          </w:p>
-        </w:tc>
-        <w:tc>
-          <w:tcPr>
-            <w:tcW w:type="dxa" w:w="1504"/>
-          </w:tcPr>
-          <w:p>
-            <w:r>
-              <w:rPr>
-                <w:rFonts w:ascii="Times New Roman" w:hAnsi="Times New Roman"/>
-                <w:b/>
-                <w:sz w:val="20"/>
-              </w:rPr>
-              <w:t>Good n (%)</w:t>
-            </w:r>
-          </w:p>
-        </w:tc>
-        <w:tc>
-          <w:tcPr>
-            <w:tcW w:type="dxa" w:w="1504"/>
-          </w:tcPr>
-          <w:p>
-            <w:r>
-              <w:rPr>
-                <w:rFonts w:ascii="Times New Roman" w:hAnsi="Times New Roman"/>
-                <w:b/>
-                <w:sz w:val="20"/>
-              </w:rPr>
-              <w:t>Excellent n (%)</w:t>
-            </w:r>
-          </w:p>
-        </w:tc>
-      </w:tr>
-      <w:tr>
-        <w:tc>
-          <w:tcPr>
-            <w:tcW w:type="dxa" w:w="1504"/>
-          </w:tcPr>
-          <w:p>
-            <w:r>
-              <w:rPr>
-                <w:rFonts w:ascii="Times New Roman" w:hAnsi="Times New Roman"/>
-                <w:sz w:val="20"/>
-              </w:rPr>
-              <w:t>Website</w:t>
-            </w:r>
-          </w:p>
-        </w:tc>
-        <w:tc>
-          <w:tcPr>
-            <w:tcW w:type="dxa" w:w="1504"/>
-          </w:tcPr>
-          <w:p>
-            <w:r>
-              <w:rPr>
-                <w:rFonts w:ascii="Times New Roman" w:hAnsi="Times New Roman"/>
+                <w:rFonts w:ascii="Times New Roman" w:hAnsi="Times New Roman" w:cs="Times New Roman"/>
+                <w:b w:val="0"/>
+                <w:i w:val="0"/>
+                <w:color w:val="000000"/>
                 <w:sz w:val="20"/>
               </w:rPr>
               <w:t>0 (0%)</w:t>
@@ -1671,12 +1436,19 @@
             <w:tcW w:type="dxa" w:w="1504"/>
           </w:tcPr>
           <w:p>
+            <w:pPr>
+              <w:spacing w:line="240" w:lineRule="auto" w:after="40" w:before="0"/>
+              <w:jc w:val="center"/>
+            </w:pPr>
             <w:r>
               <w:rPr>
-                <w:rFonts w:ascii="Times New Roman" w:hAnsi="Times New Roman"/>
+                <w:rFonts w:ascii="Times New Roman" w:hAnsi="Times New Roman" w:cs="Times New Roman"/>
+                <w:b w:val="0"/>
+                <w:i w:val="0"/>
+                <w:color w:val="000000"/>
                 <w:sz w:val="20"/>
               </w:rPr>
-              <w:t>4 (8%)</w:t>
+              <w:t>9 (18%)</w:t>
             </w:r>
           </w:p>
         </w:tc>
@@ -1685,23 +1457,16 @@
             <w:tcW w:type="dxa" w:w="1504"/>
           </w:tcPr>
           <w:p>
+            <w:pPr>
+              <w:spacing w:line="240" w:lineRule="auto" w:after="40" w:before="0"/>
+              <w:jc w:val="center"/>
+            </w:pPr>
             <w:r>
               <w:rPr>
-                <w:rFonts w:ascii="Times New Roman" w:hAnsi="Times New Roman"/>
-                <w:sz w:val="20"/>
-              </w:rPr>
-              <w:t>23 (46%)</w:t>
-            </w:r>
-          </w:p>
-        </w:tc>
-        <w:tc>
-          <w:tcPr>
-            <w:tcW w:type="dxa" w:w="1504"/>
-          </w:tcPr>
-          <w:p>
-            <w:r>
-              <w:rPr>
-                <w:rFonts w:ascii="Times New Roman" w:hAnsi="Times New Roman"/>
+                <w:rFonts w:ascii="Times New Roman" w:hAnsi="Times New Roman" w:cs="Times New Roman"/>
+                <w:b w:val="0"/>
+                <w:i w:val="0"/>
+                <w:color w:val="000000"/>
                 <w:sz w:val="20"/>
               </w:rPr>
               <w:t>22 (44%)</w:t>
@@ -1713,9 +1478,37 @@
             <w:tcW w:type="dxa" w:w="1504"/>
           </w:tcPr>
           <w:p>
+            <w:pPr>
+              <w:spacing w:line="240" w:lineRule="auto" w:after="40" w:before="0"/>
+              <w:jc w:val="center"/>
+            </w:pPr>
             <w:r>
               <w:rPr>
-                <w:rFonts w:ascii="Times New Roman" w:hAnsi="Times New Roman"/>
+                <w:rFonts w:ascii="Times New Roman" w:hAnsi="Times New Roman" w:cs="Times New Roman"/>
+                <w:b w:val="0"/>
+                <w:i w:val="0"/>
+                <w:color w:val="000000"/>
+                <w:sz w:val="20"/>
+              </w:rPr>
+              <w:t>18 (36%)</w:t>
+            </w:r>
+          </w:p>
+        </w:tc>
+        <w:tc>
+          <w:tcPr>
+            <w:tcW w:type="dxa" w:w="1504"/>
+          </w:tcPr>
+          <w:p>
+            <w:pPr>
+              <w:spacing w:line="240" w:lineRule="auto" w:after="40" w:before="0"/>
+              <w:jc w:val="center"/>
+            </w:pPr>
+            <w:r>
+              <w:rPr>
+                <w:rFonts w:ascii="Times New Roman" w:hAnsi="Times New Roman" w:cs="Times New Roman"/>
+                <w:b w:val="0"/>
+                <w:i w:val="0"/>
+                <w:color w:val="000000"/>
                 <w:sz w:val="20"/>
               </w:rPr>
               <w:t>1 (2%)</w:t>
@@ -1729,9 +1522,16 @@
             <w:tcW w:type="dxa" w:w="1504"/>
           </w:tcPr>
           <w:p>
+            <w:pPr>
+              <w:spacing w:line="240" w:lineRule="auto" w:after="40" w:before="0"/>
+              <w:jc w:val="center"/>
+            </w:pPr>
             <w:r>
               <w:rPr>
-                <w:rFonts w:ascii="Times New Roman" w:hAnsi="Times New Roman"/>
+                <w:rFonts w:ascii="Times New Roman" w:hAnsi="Times New Roman" w:cs="Times New Roman"/>
+                <w:b w:val="0"/>
+                <w:i w:val="0"/>
+                <w:color w:val="000000"/>
                 <w:sz w:val="20"/>
               </w:rPr>
               <w:t>YouTube</w:t>
@@ -1743,9 +1543,16 @@
             <w:tcW w:type="dxa" w:w="1504"/>
           </w:tcPr>
           <w:p>
+            <w:pPr>
+              <w:spacing w:line="240" w:lineRule="auto" w:after="40" w:before="0"/>
+              <w:jc w:val="center"/>
+            </w:pPr>
             <w:r>
               <w:rPr>
-                <w:rFonts w:ascii="Times New Roman" w:hAnsi="Times New Roman"/>
+                <w:rFonts w:ascii="Times New Roman" w:hAnsi="Times New Roman" w:cs="Times New Roman"/>
+                <w:b w:val="0"/>
+                <w:i w:val="0"/>
+                <w:color w:val="000000"/>
                 <w:sz w:val="20"/>
               </w:rPr>
               <w:t>0 (0%)</w:t>
@@ -1757,12 +1564,19 @@
             <w:tcW w:type="dxa" w:w="1504"/>
           </w:tcPr>
           <w:p>
+            <w:pPr>
+              <w:spacing w:line="240" w:lineRule="auto" w:after="40" w:before="0"/>
+              <w:jc w:val="center"/>
+            </w:pPr>
             <w:r>
               <w:rPr>
-                <w:rFonts w:ascii="Times New Roman" w:hAnsi="Times New Roman"/>
+                <w:rFonts w:ascii="Times New Roman" w:hAnsi="Times New Roman" w:cs="Times New Roman"/>
+                <w:b w:val="0"/>
+                <w:i w:val="0"/>
+                <w:color w:val="000000"/>
                 <w:sz w:val="20"/>
               </w:rPr>
-              <w:t>23 (46%)</w:t>
+              <w:t>16 (32%)</w:t>
             </w:r>
           </w:p>
         </w:tc>
@@ -1771,9 +1585,16 @@
             <w:tcW w:type="dxa" w:w="1504"/>
           </w:tcPr>
           <w:p>
+            <w:pPr>
+              <w:spacing w:line="240" w:lineRule="auto" w:after="40" w:before="0"/>
+              <w:jc w:val="center"/>
+            </w:pPr>
             <w:r>
               <w:rPr>
-                <w:rFonts w:ascii="Times New Roman" w:hAnsi="Times New Roman"/>
+                <w:rFonts w:ascii="Times New Roman" w:hAnsi="Times New Roman" w:cs="Times New Roman"/>
+                <w:b w:val="0"/>
+                <w:i w:val="0"/>
+                <w:color w:val="000000"/>
                 <w:sz w:val="20"/>
               </w:rPr>
               <w:t>24 (48%)</w:t>
@@ -1785,12 +1606,19 @@
             <w:tcW w:type="dxa" w:w="1504"/>
           </w:tcPr>
           <w:p>
+            <w:pPr>
+              <w:spacing w:line="240" w:lineRule="auto" w:after="40" w:before="0"/>
+              <w:jc w:val="center"/>
+            </w:pPr>
             <w:r>
               <w:rPr>
-                <w:rFonts w:ascii="Times New Roman" w:hAnsi="Times New Roman"/>
+                <w:rFonts w:ascii="Times New Roman" w:hAnsi="Times New Roman" w:cs="Times New Roman"/>
+                <w:b w:val="0"/>
+                <w:i w:val="0"/>
+                <w:color w:val="000000"/>
                 <w:sz w:val="20"/>
               </w:rPr>
-              <w:t>3 (6%)</w:t>
+              <w:t>10 (20%)</w:t>
             </w:r>
           </w:p>
         </w:tc>
@@ -1799,9 +1627,16 @@
             <w:tcW w:type="dxa" w:w="1504"/>
           </w:tcPr>
           <w:p>
+            <w:pPr>
+              <w:spacing w:line="240" w:lineRule="auto" w:after="40" w:before="0"/>
+              <w:jc w:val="center"/>
+            </w:pPr>
             <w:r>
               <w:rPr>
-                <w:rFonts w:ascii="Times New Roman" w:hAnsi="Times New Roman"/>
+                <w:rFonts w:ascii="Times New Roman" w:hAnsi="Times New Roman" w:cs="Times New Roman"/>
+                <w:b w:val="0"/>
+                <w:i w:val="0"/>
+                <w:color w:val="000000"/>
                 <w:sz w:val="20"/>
               </w:rPr>
               <w:t>0 (0%)</w:t>
@@ -1815,9 +1650,16 @@
             <w:tcW w:type="dxa" w:w="1504"/>
           </w:tcPr>
           <w:p>
+            <w:pPr>
+              <w:spacing w:line="240" w:lineRule="auto" w:after="40" w:before="0"/>
+              <w:jc w:val="center"/>
+            </w:pPr>
             <w:r>
               <w:rPr>
-                <w:rFonts w:ascii="Times New Roman" w:hAnsi="Times New Roman"/>
+                <w:rFonts w:ascii="Times New Roman" w:hAnsi="Times New Roman" w:cs="Times New Roman"/>
+                <w:b w:val="0"/>
+                <w:i w:val="0"/>
+                <w:color w:val="000000"/>
                 <w:sz w:val="20"/>
               </w:rPr>
               <w:t>TikTok</w:t>
@@ -1829,12 +1671,19 @@
             <w:tcW w:type="dxa" w:w="1504"/>
           </w:tcPr>
           <w:p>
+            <w:pPr>
+              <w:spacing w:line="240" w:lineRule="auto" w:after="40" w:before="0"/>
+              <w:jc w:val="center"/>
+            </w:pPr>
             <w:r>
               <w:rPr>
-                <w:rFonts w:ascii="Times New Roman" w:hAnsi="Times New Roman"/>
+                <w:rFonts w:ascii="Times New Roman" w:hAnsi="Times New Roman" w:cs="Times New Roman"/>
+                <w:b w:val="0"/>
+                <w:i w:val="0"/>
+                <w:color w:val="000000"/>
                 <w:sz w:val="20"/>
               </w:rPr>
-              <w:t>7 (14%)</w:t>
+              <w:t>6 (12%)</w:t>
             </w:r>
           </w:p>
         </w:tc>
@@ -1843,12 +1692,19 @@
             <w:tcW w:type="dxa" w:w="1504"/>
           </w:tcPr>
           <w:p>
+            <w:pPr>
+              <w:spacing w:line="240" w:lineRule="auto" w:after="40" w:before="0"/>
+              <w:jc w:val="center"/>
+            </w:pPr>
             <w:r>
               <w:rPr>
-                <w:rFonts w:ascii="Times New Roman" w:hAnsi="Times New Roman"/>
+                <w:rFonts w:ascii="Times New Roman" w:hAnsi="Times New Roman" w:cs="Times New Roman"/>
+                <w:b w:val="0"/>
+                <w:i w:val="0"/>
+                <w:color w:val="000000"/>
                 <w:sz w:val="20"/>
               </w:rPr>
-              <w:t>35 (70%)</w:t>
+              <w:t>27 (54%)</w:t>
             </w:r>
           </w:p>
         </w:tc>
@@ -1857,12 +1713,19 @@
             <w:tcW w:type="dxa" w:w="1504"/>
           </w:tcPr>
           <w:p>
+            <w:pPr>
+              <w:spacing w:line="240" w:lineRule="auto" w:after="40" w:before="0"/>
+              <w:jc w:val="center"/>
+            </w:pPr>
             <w:r>
               <w:rPr>
-                <w:rFonts w:ascii="Times New Roman" w:hAnsi="Times New Roman"/>
+                <w:rFonts w:ascii="Times New Roman" w:hAnsi="Times New Roman" w:cs="Times New Roman"/>
+                <w:b w:val="0"/>
+                <w:i w:val="0"/>
+                <w:color w:val="000000"/>
                 <w:sz w:val="20"/>
               </w:rPr>
-              <w:t>8 (16%)</w:t>
+              <w:t>15 (30%)</w:t>
             </w:r>
           </w:p>
         </w:tc>
@@ -1871,12 +1734,19 @@
             <w:tcW w:type="dxa" w:w="1504"/>
           </w:tcPr>
           <w:p>
+            <w:pPr>
+              <w:spacing w:line="240" w:lineRule="auto" w:after="40" w:before="0"/>
+              <w:jc w:val="center"/>
+            </w:pPr>
             <w:r>
               <w:rPr>
-                <w:rFonts w:ascii="Times New Roman" w:hAnsi="Times New Roman"/>
+                <w:rFonts w:ascii="Times New Roman" w:hAnsi="Times New Roman" w:cs="Times New Roman"/>
+                <w:b w:val="0"/>
+                <w:i w:val="0"/>
+                <w:color w:val="000000"/>
                 <w:sz w:val="20"/>
               </w:rPr>
-              <w:t>0 (0%)</w:t>
+              <w:t>2 (4%)</w:t>
             </w:r>
           </w:p>
         </w:tc>
@@ -1885,9 +1755,16 @@
             <w:tcW w:type="dxa" w:w="1504"/>
           </w:tcPr>
           <w:p>
+            <w:pPr>
+              <w:spacing w:line="240" w:lineRule="auto" w:after="40" w:before="0"/>
+              <w:jc w:val="center"/>
+            </w:pPr>
             <w:r>
               <w:rPr>
-                <w:rFonts w:ascii="Times New Roman" w:hAnsi="Times New Roman"/>
+                <w:rFonts w:ascii="Times New Roman" w:hAnsi="Times New Roman" w:cs="Times New Roman"/>
+                <w:b w:val="0"/>
+                <w:i w:val="0"/>
+                <w:color w:val="000000"/>
                 <w:sz w:val="20"/>
               </w:rPr>
               <w:t>0 (0%)</w:t>
@@ -1901,9 +1778,16 @@
             <w:tcW w:type="dxa" w:w="1504"/>
           </w:tcPr>
           <w:p>
+            <w:pPr>
+              <w:spacing w:line="240" w:lineRule="auto" w:after="40" w:before="0"/>
+              <w:jc w:val="center"/>
+            </w:pPr>
             <w:r>
               <w:rPr>
-                <w:rFonts w:ascii="Times New Roman" w:hAnsi="Times New Roman"/>
+                <w:rFonts w:ascii="Times New Roman" w:hAnsi="Times New Roman" w:cs="Times New Roman"/>
+                <w:b w:val="0"/>
+                <w:i w:val="0"/>
+                <w:color w:val="000000"/>
                 <w:sz w:val="20"/>
               </w:rPr>
               <w:t>Instagram</w:t>
@@ -1915,12 +1799,19 @@
             <w:tcW w:type="dxa" w:w="1504"/>
           </w:tcPr>
           <w:p>
+            <w:pPr>
+              <w:spacing w:line="240" w:lineRule="auto" w:after="40" w:before="0"/>
+              <w:jc w:val="center"/>
+            </w:pPr>
             <w:r>
               <w:rPr>
-                <w:rFonts w:ascii="Times New Roman" w:hAnsi="Times New Roman"/>
+                <w:rFonts w:ascii="Times New Roman" w:hAnsi="Times New Roman" w:cs="Times New Roman"/>
+                <w:b w:val="0"/>
+                <w:i w:val="0"/>
+                <w:color w:val="000000"/>
                 <w:sz w:val="20"/>
               </w:rPr>
-              <w:t>30 (60%)</w:t>
+              <w:t>21 (42%)</w:t>
             </w:r>
           </w:p>
         </w:tc>
@@ -1929,12 +1820,19 @@
             <w:tcW w:type="dxa" w:w="1504"/>
           </w:tcPr>
           <w:p>
+            <w:pPr>
+              <w:spacing w:line="240" w:lineRule="auto" w:after="40" w:before="0"/>
+              <w:jc w:val="center"/>
+            </w:pPr>
             <w:r>
               <w:rPr>
-                <w:rFonts w:ascii="Times New Roman" w:hAnsi="Times New Roman"/>
+                <w:rFonts w:ascii="Times New Roman" w:hAnsi="Times New Roman" w:cs="Times New Roman"/>
+                <w:b w:val="0"/>
+                <w:i w:val="0"/>
+                <w:color w:val="000000"/>
                 <w:sz w:val="20"/>
               </w:rPr>
-              <w:t>20 (40%)</w:t>
+              <w:t>25 (50%)</w:t>
             </w:r>
           </w:p>
         </w:tc>
@@ -1943,12 +1841,19 @@
             <w:tcW w:type="dxa" w:w="1504"/>
           </w:tcPr>
           <w:p>
+            <w:pPr>
+              <w:spacing w:line="240" w:lineRule="auto" w:after="40" w:before="0"/>
+              <w:jc w:val="center"/>
+            </w:pPr>
             <w:r>
               <w:rPr>
-                <w:rFonts w:ascii="Times New Roman" w:hAnsi="Times New Roman"/>
+                <w:rFonts w:ascii="Times New Roman" w:hAnsi="Times New Roman" w:cs="Times New Roman"/>
+                <w:b w:val="0"/>
+                <w:i w:val="0"/>
+                <w:color w:val="000000"/>
                 <w:sz w:val="20"/>
               </w:rPr>
-              <w:t>0 (0%)</w:t>
+              <w:t>3 (6%)</w:t>
             </w:r>
           </w:p>
         </w:tc>
@@ -1957,12 +1862,19 @@
             <w:tcW w:type="dxa" w:w="1504"/>
           </w:tcPr>
           <w:p>
+            <w:pPr>
+              <w:spacing w:line="240" w:lineRule="auto" w:after="40" w:before="0"/>
+              <w:jc w:val="center"/>
+            </w:pPr>
             <w:r>
               <w:rPr>
-                <w:rFonts w:ascii="Times New Roman" w:hAnsi="Times New Roman"/>
+                <w:rFonts w:ascii="Times New Roman" w:hAnsi="Times New Roman" w:cs="Times New Roman"/>
+                <w:b w:val="0"/>
+                <w:i w:val="0"/>
+                <w:color w:val="000000"/>
                 <w:sz w:val="20"/>
               </w:rPr>
-              <w:t>0 (0%)</w:t>
+              <w:t>1 (2%)</w:t>
             </w:r>
           </w:p>
         </w:tc>
@@ -1971,9 +1883,16 @@
             <w:tcW w:type="dxa" w:w="1504"/>
           </w:tcPr>
           <w:p>
+            <w:pPr>
+              <w:spacing w:line="240" w:lineRule="auto" w:after="40" w:before="0"/>
+              <w:jc w:val="center"/>
+            </w:pPr>
             <w:r>
               <w:rPr>
-                <w:rFonts w:ascii="Times New Roman" w:hAnsi="Times New Roman"/>
+                <w:rFonts w:ascii="Times New Roman" w:hAnsi="Times New Roman" w:cs="Times New Roman"/>
+                <w:b w:val="0"/>
+                <w:i w:val="0"/>
+                <w:color w:val="000000"/>
                 <w:sz w:val="20"/>
               </w:rPr>
               <w:t>0 (0%)</w:t>
@@ -1984,135 +1903,150 @@
     </w:tbl>
     <w:p>
       <w:pPr>
-        <w:spacing w:line="360" w:lineRule="auto"/>
+        <w:spacing w:line="360" w:lineRule="auto" w:after="120" w:before="0"/>
         <w:jc w:val="both"/>
       </w:pPr>
       <w:r>
         <w:rPr>
-          <w:rFonts w:ascii="Times New Roman" w:hAnsi="Times New Roman"/>
+          <w:rFonts w:ascii="Times New Roman" w:hAnsi="Times New Roman" w:cs="Times New Roman"/>
           <w:b w:val="0"/>
           <w:i w:val="0"/>
+          <w:color w:val="000000"/>
+          <w:sz w:val="24"/>
+        </w:rPr>
+        <w:t>Note. Categories: Very Poor (16–26), Poor (27–38), Fair (39–50), Good (51–62), Excellent (63–80).</w:t>
+      </w:r>
+    </w:p>
+    <w:p>
+      <w:pPr>
+        <w:spacing w:line="360" w:lineRule="auto" w:after="120" w:before="0"/>
+        <w:jc w:val="both"/>
+      </w:pPr>
+      <w:r>
+        <w:rPr>
+          <w:rFonts w:ascii="Times New Roman" w:hAnsi="Times New Roman" w:cs="Times New Roman"/>
+          <w:b w:val="0"/>
+          <w:i w:val="0"/>
+          <w:color w:val="000000"/>
           <w:sz w:val="24"/>
         </w:rPr>
       </w:r>
     </w:p>
     <w:p>
       <w:pPr>
-        <w:spacing w:line="360" w:lineRule="auto"/>
-        <w:jc w:val="left"/>
+        <w:spacing w:line="360" w:lineRule="auto" w:after="200" w:before="0"/>
+        <w:jc w:val="both"/>
       </w:pPr>
       <w:r>
         <w:rPr>
-          <w:rFonts w:ascii="Times New Roman" w:hAnsi="Times New Roman"/>
+          <w:rFonts w:ascii="Times New Roman" w:hAnsi="Times New Roman" w:cs="Times New Roman"/>
           <w:b/>
           <w:i w:val="0"/>
-          <w:sz w:val="24"/>
+          <w:color w:val="000000"/>
+          <w:sz w:val="26"/>
         </w:rPr>
-        <w:t>Table C4. JAMA Benchmark Compliance by Platform (% Yes)</w:t>
+        <w:t>Table C3. Pairwise Platform Comparisons (Dunn's Test, Bonferroni-Adjusted)</w:t>
       </w:r>
     </w:p>
     <w:tbl>
       <w:tblPr>
         <w:tblStyle w:val="TableGrid"/>
         <w:tblW w:type="auto" w:w="0"/>
+        <w:jc w:val="center"/>
         <w:tblLook w:firstColumn="1" w:firstRow="1" w:lastColumn="0" w:lastRow="0" w:noHBand="0" w:noVBand="1" w:val="04A0"/>
       </w:tblPr>
       <w:tblGrid>
-        <w:gridCol w:w="1504"/>
-        <w:gridCol w:w="1504"/>
-        <w:gridCol w:w="1504"/>
-        <w:gridCol w:w="1504"/>
-        <w:gridCol w:w="1504"/>
-        <w:gridCol w:w="1504"/>
+        <w:gridCol w:w="2256"/>
+        <w:gridCol w:w="2256"/>
+        <w:gridCol w:w="2256"/>
+        <w:gridCol w:w="2256"/>
       </w:tblGrid>
       <w:tr>
         <w:tc>
           <w:tcPr>
-            <w:tcW w:type="dxa" w:w="1504"/>
+            <w:tcW w:type="dxa" w:w="2256"/>
+            <w:shd w:fill="D9E2F3" w:val="clear"/>
           </w:tcPr>
           <w:p>
+            <w:pPr>
+              <w:spacing w:line="240" w:lineRule="auto" w:after="40" w:before="0"/>
+              <w:jc w:val="center"/>
+            </w:pPr>
             <w:r>
               <w:rPr>
-                <w:rFonts w:ascii="Times New Roman" w:hAnsi="Times New Roman"/>
+                <w:rFonts w:ascii="Times New Roman" w:hAnsi="Times New Roman" w:cs="Times New Roman"/>
                 <w:b/>
+                <w:i w:val="0"/>
+                <w:color w:val="000000"/>
                 <w:sz w:val="20"/>
               </w:rPr>
-              <w:t>Platform</w:t>
+              <w:t>Comparison</w:t>
             </w:r>
           </w:p>
         </w:tc>
         <w:tc>
           <w:tcPr>
-            <w:tcW w:type="dxa" w:w="1504"/>
+            <w:tcW w:type="dxa" w:w="2256"/>
+            <w:shd w:fill="D9E2F3" w:val="clear"/>
           </w:tcPr>
           <w:p>
+            <w:pPr>
+              <w:spacing w:line="240" w:lineRule="auto" w:after="40" w:before="0"/>
+              <w:jc w:val="center"/>
+            </w:pPr>
             <w:r>
               <w:rPr>
-                <w:rFonts w:ascii="Times New Roman" w:hAnsi="Times New Roman"/>
+                <w:rFonts w:ascii="Times New Roman" w:hAnsi="Times New Roman" w:cs="Times New Roman"/>
                 <w:b/>
+                <w:i w:val="0"/>
+                <w:color w:val="000000"/>
                 <w:sz w:val="20"/>
               </w:rPr>
-              <w:t>Authorship</w:t>
+              <w:t>U</w:t>
             </w:r>
           </w:p>
         </w:tc>
         <w:tc>
           <w:tcPr>
-            <w:tcW w:type="dxa" w:w="1504"/>
+            <w:tcW w:type="dxa" w:w="2256"/>
+            <w:shd w:fill="D9E2F3" w:val="clear"/>
           </w:tcPr>
           <w:p>
+            <w:pPr>
+              <w:spacing w:line="240" w:lineRule="auto" w:after="40" w:before="0"/>
+              <w:jc w:val="center"/>
+            </w:pPr>
             <w:r>
               <w:rPr>
-                <w:rFonts w:ascii="Times New Roman" w:hAnsi="Times New Roman"/>
+                <w:rFonts w:ascii="Times New Roman" w:hAnsi="Times New Roman" w:cs="Times New Roman"/>
                 <w:b/>
+                <w:i w:val="0"/>
+                <w:color w:val="000000"/>
                 <w:sz w:val="20"/>
               </w:rPr>
-              <w:t>Attribution</w:t>
+              <w:t>p (adjusted)</w:t>
             </w:r>
           </w:p>
         </w:tc>
         <w:tc>
           <w:tcPr>
-            <w:tcW w:type="dxa" w:w="1504"/>
+            <w:tcW w:type="dxa" w:w="2256"/>
+            <w:shd w:fill="D9E2F3" w:val="clear"/>
           </w:tcPr>
           <w:p>
+            <w:pPr>
+              <w:spacing w:line="240" w:lineRule="auto" w:after="40" w:before="0"/>
+              <w:jc w:val="center"/>
+            </w:pPr>
             <w:r>
               <w:rPr>
-                <w:rFonts w:ascii="Times New Roman" w:hAnsi="Times New Roman"/>
+                <w:rFonts w:ascii="Times New Roman" w:hAnsi="Times New Roman" w:cs="Times New Roman"/>
                 <w:b/>
+                <w:i w:val="0"/>
+                <w:color w:val="000000"/>
                 <w:sz w:val="20"/>
               </w:rPr>
-              <w:t>Disclosure</w:t>
-            </w:r>
-          </w:p>
-        </w:tc>
-        <w:tc>
-          <w:tcPr>
-            <w:tcW w:type="dxa" w:w="1504"/>
-          </w:tcPr>
-          <w:p>
-            <w:r>
-              <w:rPr>
-                <w:rFonts w:ascii="Times New Roman" w:hAnsi="Times New Roman"/>
-                <w:b/>
-                <w:sz w:val="20"/>
-              </w:rPr>
-              <w:t>Currency</w:t>
-            </w:r>
-          </w:p>
-        </w:tc>
-        <w:tc>
-          <w:tcPr>
-            <w:tcW w:type="dxa" w:w="1504"/>
-          </w:tcPr>
-          <w:p>
-            <w:r>
-              <w:rPr>
-                <w:rFonts w:ascii="Times New Roman" w:hAnsi="Times New Roman"/>
-                <w:b/>
-                <w:sz w:val="20"/>
-              </w:rPr>
-              <w:t>Mean Total</w:t>
+              <w:t>r</w:t>
             </w:r>
           </w:p>
         </w:tc>
@@ -2120,85 +2054,85 @@
       <w:tr>
         <w:tc>
           <w:tcPr>
-            <w:tcW w:type="dxa" w:w="1504"/>
+            <w:tcW w:type="dxa" w:w="2256"/>
           </w:tcPr>
           <w:p>
+            <w:pPr>
+              <w:spacing w:line="240" w:lineRule="auto" w:after="40" w:before="0"/>
+              <w:jc w:val="center"/>
+            </w:pPr>
             <w:r>
               <w:rPr>
-                <w:rFonts w:ascii="Times New Roman" w:hAnsi="Times New Roman"/>
+                <w:rFonts w:ascii="Times New Roman" w:hAnsi="Times New Roman" w:cs="Times New Roman"/>
+                <w:b w:val="0"/>
+                <w:i w:val="0"/>
+                <w:color w:val="000000"/>
                 <w:sz w:val="20"/>
               </w:rPr>
-              <w:t>Website</w:t>
+              <w:t>Website vs YouTube</w:t>
             </w:r>
           </w:p>
         </w:tc>
         <w:tc>
           <w:tcPr>
-            <w:tcW w:type="dxa" w:w="1504"/>
+            <w:tcW w:type="dxa" w:w="2256"/>
           </w:tcPr>
           <w:p>
+            <w:pPr>
+              <w:spacing w:line="240" w:lineRule="auto" w:after="40" w:before="0"/>
+              <w:jc w:val="center"/>
+            </w:pPr>
             <w:r>
               <w:rPr>
-                <w:rFonts w:ascii="Times New Roman" w:hAnsi="Times New Roman"/>
+                <w:rFonts w:ascii="Times New Roman" w:hAnsi="Times New Roman" w:cs="Times New Roman"/>
+                <w:b w:val="0"/>
+                <w:i w:val="0"/>
+                <w:color w:val="000000"/>
                 <w:sz w:val="20"/>
               </w:rPr>
-              <w:t>30%</w:t>
+              <w:t>1646</w:t>
             </w:r>
           </w:p>
         </w:tc>
         <w:tc>
           <w:tcPr>
-            <w:tcW w:type="dxa" w:w="1504"/>
+            <w:tcW w:type="dxa" w:w="2256"/>
           </w:tcPr>
           <w:p>
+            <w:pPr>
+              <w:spacing w:line="240" w:lineRule="auto" w:after="40" w:before="0"/>
+              <w:jc w:val="center"/>
+            </w:pPr>
             <w:r>
               <w:rPr>
-                <w:rFonts w:ascii="Times New Roman" w:hAnsi="Times New Roman"/>
+                <w:rFonts w:ascii="Times New Roman" w:hAnsi="Times New Roman" w:cs="Times New Roman"/>
+                <w:b w:val="0"/>
+                <w:i w:val="0"/>
+                <w:color w:val="000000"/>
                 <w:sz w:val="20"/>
               </w:rPr>
-              <w:t>30%</w:t>
+              <w:t>.038</w:t>
             </w:r>
           </w:p>
         </w:tc>
         <w:tc>
           <w:tcPr>
-            <w:tcW w:type="dxa" w:w="1504"/>
+            <w:tcW w:type="dxa" w:w="2256"/>
           </w:tcPr>
           <w:p>
+            <w:pPr>
+              <w:spacing w:line="240" w:lineRule="auto" w:after="40" w:before="0"/>
+              <w:jc w:val="center"/>
+            </w:pPr>
             <w:r>
               <w:rPr>
-                <w:rFonts w:ascii="Times New Roman" w:hAnsi="Times New Roman"/>
+                <w:rFonts w:ascii="Times New Roman" w:hAnsi="Times New Roman" w:cs="Times New Roman"/>
+                <w:b w:val="0"/>
+                <w:i w:val="0"/>
+                <w:color w:val="000000"/>
                 <w:sz w:val="20"/>
               </w:rPr>
-              <w:t>16%</w:t>
-            </w:r>
-          </w:p>
-        </w:tc>
-        <w:tc>
-          <w:tcPr>
-            <w:tcW w:type="dxa" w:w="1504"/>
-          </w:tcPr>
-          <w:p>
-            <w:r>
-              <w:rPr>
-                <w:rFonts w:ascii="Times New Roman" w:hAnsi="Times New Roman"/>
-                <w:sz w:val="20"/>
-              </w:rPr>
-              <w:t>68%</w:t>
-            </w:r>
-          </w:p>
-        </w:tc>
-        <w:tc>
-          <w:tcPr>
-            <w:tcW w:type="dxa" w:w="1504"/>
-          </w:tcPr>
-          <w:p>
-            <w:r>
-              <w:rPr>
-                <w:rFonts w:ascii="Times New Roman" w:hAnsi="Times New Roman"/>
-                <w:sz w:val="20"/>
-              </w:rPr>
-              <w:t>1.44</w:t>
+              <w:t>-0.316</w:t>
             </w:r>
           </w:p>
         </w:tc>
@@ -2206,85 +2140,85 @@
       <w:tr>
         <w:tc>
           <w:tcPr>
-            <w:tcW w:type="dxa" w:w="1504"/>
+            <w:tcW w:type="dxa" w:w="2256"/>
           </w:tcPr>
           <w:p>
+            <w:pPr>
+              <w:spacing w:line="240" w:lineRule="auto" w:after="40" w:before="0"/>
+              <w:jc w:val="center"/>
+            </w:pPr>
             <w:r>
               <w:rPr>
-                <w:rFonts w:ascii="Times New Roman" w:hAnsi="Times New Roman"/>
+                <w:rFonts w:ascii="Times New Roman" w:hAnsi="Times New Roman" w:cs="Times New Roman"/>
+                <w:b w:val="0"/>
+                <w:i w:val="0"/>
+                <w:color w:val="000000"/>
                 <w:sz w:val="20"/>
               </w:rPr>
-              <w:t>YouTube</w:t>
+              <w:t>Website vs TikTok</w:t>
             </w:r>
           </w:p>
         </w:tc>
         <w:tc>
           <w:tcPr>
-            <w:tcW w:type="dxa" w:w="1504"/>
+            <w:tcW w:type="dxa" w:w="2256"/>
           </w:tcPr>
           <w:p>
+            <w:pPr>
+              <w:spacing w:line="240" w:lineRule="auto" w:after="40" w:before="0"/>
+              <w:jc w:val="center"/>
+            </w:pPr>
             <w:r>
               <w:rPr>
-                <w:rFonts w:ascii="Times New Roman" w:hAnsi="Times New Roman"/>
+                <w:rFonts w:ascii="Times New Roman" w:hAnsi="Times New Roman" w:cs="Times New Roman"/>
+                <w:b w:val="0"/>
+                <w:i w:val="0"/>
+                <w:color w:val="000000"/>
                 <w:sz w:val="20"/>
               </w:rPr>
-              <w:t>38%</w:t>
+              <w:t>2088</w:t>
             </w:r>
           </w:p>
         </w:tc>
         <w:tc>
           <w:tcPr>
-            <w:tcW w:type="dxa" w:w="1504"/>
+            <w:tcW w:type="dxa" w:w="2256"/>
           </w:tcPr>
           <w:p>
+            <w:pPr>
+              <w:spacing w:line="240" w:lineRule="auto" w:after="40" w:before="0"/>
+              <w:jc w:val="center"/>
+            </w:pPr>
             <w:r>
               <w:rPr>
-                <w:rFonts w:ascii="Times New Roman" w:hAnsi="Times New Roman"/>
+                <w:rFonts w:ascii="Times New Roman" w:hAnsi="Times New Roman" w:cs="Times New Roman"/>
+                <w:b w:val="0"/>
+                <w:i w:val="0"/>
+                <w:color w:val="000000"/>
                 <w:sz w:val="20"/>
               </w:rPr>
-              <w:t>16%</w:t>
+              <w:t>&lt; .001</w:t>
             </w:r>
           </w:p>
         </w:tc>
         <w:tc>
           <w:tcPr>
-            <w:tcW w:type="dxa" w:w="1504"/>
+            <w:tcW w:type="dxa" w:w="2256"/>
           </w:tcPr>
           <w:p>
+            <w:pPr>
+              <w:spacing w:line="240" w:lineRule="auto" w:after="40" w:before="0"/>
+              <w:jc w:val="center"/>
+            </w:pPr>
             <w:r>
               <w:rPr>
-                <w:rFonts w:ascii="Times New Roman" w:hAnsi="Times New Roman"/>
+                <w:rFonts w:ascii="Times New Roman" w:hAnsi="Times New Roman" w:cs="Times New Roman"/>
+                <w:b w:val="0"/>
+                <w:i w:val="0"/>
+                <w:color w:val="000000"/>
                 <w:sz w:val="20"/>
               </w:rPr>
-              <w:t>0%</w:t>
-            </w:r>
-          </w:p>
-        </w:tc>
-        <w:tc>
-          <w:tcPr>
-            <w:tcW w:type="dxa" w:w="1504"/>
-          </w:tcPr>
-          <w:p>
-            <w:r>
-              <w:rPr>
-                <w:rFonts w:ascii="Times New Roman" w:hAnsi="Times New Roman"/>
-                <w:sz w:val="20"/>
-              </w:rPr>
-              <w:t>100%</w:t>
-            </w:r>
-          </w:p>
-        </w:tc>
-        <w:tc>
-          <w:tcPr>
-            <w:tcW w:type="dxa" w:w="1504"/>
-          </w:tcPr>
-          <w:p>
-            <w:r>
-              <w:rPr>
-                <w:rFonts w:ascii="Times New Roman" w:hAnsi="Times New Roman"/>
-                <w:sz w:val="20"/>
-              </w:rPr>
-              <w:t>1.54</w:t>
+              <w:t>-0.670</w:t>
             </w:r>
           </w:p>
         </w:tc>
@@ -2292,85 +2226,85 @@
       <w:tr>
         <w:tc>
           <w:tcPr>
-            <w:tcW w:type="dxa" w:w="1504"/>
+            <w:tcW w:type="dxa" w:w="2256"/>
           </w:tcPr>
           <w:p>
+            <w:pPr>
+              <w:spacing w:line="240" w:lineRule="auto" w:after="40" w:before="0"/>
+              <w:jc w:val="center"/>
+            </w:pPr>
             <w:r>
               <w:rPr>
-                <w:rFonts w:ascii="Times New Roman" w:hAnsi="Times New Roman"/>
+                <w:rFonts w:ascii="Times New Roman" w:hAnsi="Times New Roman" w:cs="Times New Roman"/>
+                <w:b w:val="0"/>
+                <w:i w:val="0"/>
+                <w:color w:val="000000"/>
                 <w:sz w:val="20"/>
               </w:rPr>
-              <w:t>TikTok</w:t>
+              <w:t>Website vs Instagram</w:t>
             </w:r>
           </w:p>
         </w:tc>
         <w:tc>
           <w:tcPr>
-            <w:tcW w:type="dxa" w:w="1504"/>
+            <w:tcW w:type="dxa" w:w="2256"/>
           </w:tcPr>
           <w:p>
+            <w:pPr>
+              <w:spacing w:line="240" w:lineRule="auto" w:after="40" w:before="0"/>
+              <w:jc w:val="center"/>
+            </w:pPr>
             <w:r>
               <w:rPr>
-                <w:rFonts w:ascii="Times New Roman" w:hAnsi="Times New Roman"/>
+                <w:rFonts w:ascii="Times New Roman" w:hAnsi="Times New Roman" w:cs="Times New Roman"/>
+                <w:b w:val="0"/>
+                <w:i w:val="0"/>
+                <w:color w:val="000000"/>
                 <w:sz w:val="20"/>
               </w:rPr>
-              <w:t>30%</w:t>
+              <w:t>2364</w:t>
             </w:r>
           </w:p>
         </w:tc>
         <w:tc>
           <w:tcPr>
-            <w:tcW w:type="dxa" w:w="1504"/>
+            <w:tcW w:type="dxa" w:w="2256"/>
           </w:tcPr>
           <w:p>
+            <w:pPr>
+              <w:spacing w:line="240" w:lineRule="auto" w:after="40" w:before="0"/>
+              <w:jc w:val="center"/>
+            </w:pPr>
             <w:r>
               <w:rPr>
-                <w:rFonts w:ascii="Times New Roman" w:hAnsi="Times New Roman"/>
+                <w:rFonts w:ascii="Times New Roman" w:hAnsi="Times New Roman" w:cs="Times New Roman"/>
+                <w:b w:val="0"/>
+                <w:i w:val="0"/>
+                <w:color w:val="000000"/>
                 <w:sz w:val="20"/>
               </w:rPr>
-              <w:t>0%</w:t>
+              <w:t>&lt; .001</w:t>
             </w:r>
           </w:p>
         </w:tc>
         <w:tc>
           <w:tcPr>
-            <w:tcW w:type="dxa" w:w="1504"/>
+            <w:tcW w:type="dxa" w:w="2256"/>
           </w:tcPr>
           <w:p>
+            <w:pPr>
+              <w:spacing w:line="240" w:lineRule="auto" w:after="40" w:before="0"/>
+              <w:jc w:val="center"/>
+            </w:pPr>
             <w:r>
               <w:rPr>
-                <w:rFonts w:ascii="Times New Roman" w:hAnsi="Times New Roman"/>
+                <w:rFonts w:ascii="Times New Roman" w:hAnsi="Times New Roman" w:cs="Times New Roman"/>
+                <w:b w:val="0"/>
+                <w:i w:val="0"/>
+                <w:color w:val="000000"/>
                 <w:sz w:val="20"/>
               </w:rPr>
-              <w:t>14%</w:t>
-            </w:r>
-          </w:p>
-        </w:tc>
-        <w:tc>
-          <w:tcPr>
-            <w:tcW w:type="dxa" w:w="1504"/>
-          </w:tcPr>
-          <w:p>
-            <w:r>
-              <w:rPr>
-                <w:rFonts w:ascii="Times New Roman" w:hAnsi="Times New Roman"/>
-                <w:sz w:val="20"/>
-              </w:rPr>
-              <w:t>100%</w:t>
-            </w:r>
-          </w:p>
-        </w:tc>
-        <w:tc>
-          <w:tcPr>
-            <w:tcW w:type="dxa" w:w="1504"/>
-          </w:tcPr>
-          <w:p>
-            <w:r>
-              <w:rPr>
-                <w:rFonts w:ascii="Times New Roman" w:hAnsi="Times New Roman"/>
-                <w:sz w:val="20"/>
-              </w:rPr>
-              <w:t>1.44</w:t>
+              <w:t>-0.891</w:t>
             </w:r>
           </w:p>
         </w:tc>
@@ -2378,85 +2312,257 @@
       <w:tr>
         <w:tc>
           <w:tcPr>
-            <w:tcW w:type="dxa" w:w="1504"/>
+            <w:tcW w:type="dxa" w:w="2256"/>
           </w:tcPr>
           <w:p>
+            <w:pPr>
+              <w:spacing w:line="240" w:lineRule="auto" w:after="40" w:before="0"/>
+              <w:jc w:val="center"/>
+            </w:pPr>
             <w:r>
               <w:rPr>
-                <w:rFonts w:ascii="Times New Roman" w:hAnsi="Times New Roman"/>
+                <w:rFonts w:ascii="Times New Roman" w:hAnsi="Times New Roman" w:cs="Times New Roman"/>
+                <w:b w:val="0"/>
+                <w:i w:val="0"/>
+                <w:color w:val="000000"/>
                 <w:sz w:val="20"/>
               </w:rPr>
-              <w:t>Instagram</w:t>
+              <w:t>YouTube vs TikTok</w:t>
             </w:r>
           </w:p>
         </w:tc>
         <w:tc>
           <w:tcPr>
-            <w:tcW w:type="dxa" w:w="1504"/>
+            <w:tcW w:type="dxa" w:w="2256"/>
           </w:tcPr>
           <w:p>
+            <w:pPr>
+              <w:spacing w:line="240" w:lineRule="auto" w:after="40" w:before="0"/>
+              <w:jc w:val="center"/>
+            </w:pPr>
             <w:r>
               <w:rPr>
-                <w:rFonts w:ascii="Times New Roman" w:hAnsi="Times New Roman"/>
+                <w:rFonts w:ascii="Times New Roman" w:hAnsi="Times New Roman" w:cs="Times New Roman"/>
+                <w:b w:val="0"/>
+                <w:i w:val="0"/>
+                <w:color w:val="000000"/>
                 <w:sz w:val="20"/>
               </w:rPr>
-              <w:t>16%</w:t>
+              <w:t>1859</w:t>
             </w:r>
           </w:p>
         </w:tc>
         <w:tc>
           <w:tcPr>
-            <w:tcW w:type="dxa" w:w="1504"/>
+            <w:tcW w:type="dxa" w:w="2256"/>
           </w:tcPr>
           <w:p>
+            <w:pPr>
+              <w:spacing w:line="240" w:lineRule="auto" w:after="40" w:before="0"/>
+              <w:jc w:val="center"/>
+            </w:pPr>
             <w:r>
               <w:rPr>
-                <w:rFonts w:ascii="Times New Roman" w:hAnsi="Times New Roman"/>
+                <w:rFonts w:ascii="Times New Roman" w:hAnsi="Times New Roman" w:cs="Times New Roman"/>
+                <w:b w:val="0"/>
+                <w:i w:val="0"/>
+                <w:color w:val="000000"/>
                 <w:sz w:val="20"/>
               </w:rPr>
-              <w:t>4%</w:t>
+              <w:t>&lt; .001</w:t>
             </w:r>
           </w:p>
         </w:tc>
         <w:tc>
           <w:tcPr>
-            <w:tcW w:type="dxa" w:w="1504"/>
+            <w:tcW w:type="dxa" w:w="2256"/>
           </w:tcPr>
           <w:p>
+            <w:pPr>
+              <w:spacing w:line="240" w:lineRule="auto" w:after="40" w:before="0"/>
+              <w:jc w:val="center"/>
+            </w:pPr>
             <w:r>
               <w:rPr>
-                <w:rFonts w:ascii="Times New Roman" w:hAnsi="Times New Roman"/>
+                <w:rFonts w:ascii="Times New Roman" w:hAnsi="Times New Roman" w:cs="Times New Roman"/>
+                <w:b w:val="0"/>
+                <w:i w:val="0"/>
+                <w:color w:val="000000"/>
                 <w:sz w:val="20"/>
               </w:rPr>
-              <w:t>0%</w:t>
+              <w:t>-0.487</w:t>
+            </w:r>
+          </w:p>
+        </w:tc>
+      </w:tr>
+      <w:tr>
+        <w:tc>
+          <w:tcPr>
+            <w:tcW w:type="dxa" w:w="2256"/>
+          </w:tcPr>
+          <w:p>
+            <w:pPr>
+              <w:spacing w:line="240" w:lineRule="auto" w:after="40" w:before="0"/>
+              <w:jc w:val="center"/>
+            </w:pPr>
+            <w:r>
+              <w:rPr>
+                <w:rFonts w:ascii="Times New Roman" w:hAnsi="Times New Roman" w:cs="Times New Roman"/>
+                <w:b w:val="0"/>
+                <w:i w:val="0"/>
+                <w:color w:val="000000"/>
+                <w:sz w:val="20"/>
+              </w:rPr>
+              <w:t>YouTube vs Instagram</w:t>
             </w:r>
           </w:p>
         </w:tc>
         <w:tc>
           <w:tcPr>
-            <w:tcW w:type="dxa" w:w="1504"/>
+            <w:tcW w:type="dxa" w:w="2256"/>
           </w:tcPr>
           <w:p>
+            <w:pPr>
+              <w:spacing w:line="240" w:lineRule="auto" w:after="40" w:before="0"/>
+              <w:jc w:val="center"/>
+            </w:pPr>
             <w:r>
               <w:rPr>
-                <w:rFonts w:ascii="Times New Roman" w:hAnsi="Times New Roman"/>
+                <w:rFonts w:ascii="Times New Roman" w:hAnsi="Times New Roman" w:cs="Times New Roman"/>
+                <w:b w:val="0"/>
+                <w:i w:val="0"/>
+                <w:color w:val="000000"/>
                 <w:sz w:val="20"/>
               </w:rPr>
-              <w:t>100%</w:t>
+              <w:t>2313</w:t>
             </w:r>
           </w:p>
         </w:tc>
         <w:tc>
           <w:tcPr>
-            <w:tcW w:type="dxa" w:w="1504"/>
+            <w:tcW w:type="dxa" w:w="2256"/>
           </w:tcPr>
           <w:p>
+            <w:pPr>
+              <w:spacing w:line="240" w:lineRule="auto" w:after="40" w:before="0"/>
+              <w:jc w:val="center"/>
+            </w:pPr>
             <w:r>
               <w:rPr>
-                <w:rFonts w:ascii="Times New Roman" w:hAnsi="Times New Roman"/>
+                <w:rFonts w:ascii="Times New Roman" w:hAnsi="Times New Roman" w:cs="Times New Roman"/>
+                <w:b w:val="0"/>
+                <w:i w:val="0"/>
+                <w:color w:val="000000"/>
                 <w:sz w:val="20"/>
               </w:rPr>
-              <w:t>1.20</w:t>
+              <w:t>&lt; .001</w:t>
+            </w:r>
+          </w:p>
+        </w:tc>
+        <w:tc>
+          <w:tcPr>
+            <w:tcW w:type="dxa" w:w="2256"/>
+          </w:tcPr>
+          <w:p>
+            <w:pPr>
+              <w:spacing w:line="240" w:lineRule="auto" w:after="40" w:before="0"/>
+              <w:jc w:val="center"/>
+            </w:pPr>
+            <w:r>
+              <w:rPr>
+                <w:rFonts w:ascii="Times New Roman" w:hAnsi="Times New Roman" w:cs="Times New Roman"/>
+                <w:b w:val="0"/>
+                <w:i w:val="0"/>
+                <w:color w:val="000000"/>
+                <w:sz w:val="20"/>
+              </w:rPr>
+              <w:t>-0.850</w:t>
+            </w:r>
+          </w:p>
+        </w:tc>
+      </w:tr>
+      <w:tr>
+        <w:tc>
+          <w:tcPr>
+            <w:tcW w:type="dxa" w:w="2256"/>
+          </w:tcPr>
+          <w:p>
+            <w:pPr>
+              <w:spacing w:line="240" w:lineRule="auto" w:after="40" w:before="0"/>
+              <w:jc w:val="center"/>
+            </w:pPr>
+            <w:r>
+              <w:rPr>
+                <w:rFonts w:ascii="Times New Roman" w:hAnsi="Times New Roman" w:cs="Times New Roman"/>
+                <w:b w:val="0"/>
+                <w:i w:val="0"/>
+                <w:color w:val="000000"/>
+                <w:sz w:val="20"/>
+              </w:rPr>
+              <w:t>TikTok vs Instagram</w:t>
+            </w:r>
+          </w:p>
+        </w:tc>
+        <w:tc>
+          <w:tcPr>
+            <w:tcW w:type="dxa" w:w="2256"/>
+          </w:tcPr>
+          <w:p>
+            <w:pPr>
+              <w:spacing w:line="240" w:lineRule="auto" w:after="40" w:before="0"/>
+              <w:jc w:val="center"/>
+            </w:pPr>
+            <w:r>
+              <w:rPr>
+                <w:rFonts w:ascii="Times New Roman" w:hAnsi="Times New Roman" w:cs="Times New Roman"/>
+                <w:b w:val="0"/>
+                <w:i w:val="0"/>
+                <w:color w:val="000000"/>
+                <w:sz w:val="20"/>
+              </w:rPr>
+              <w:t>1883</w:t>
+            </w:r>
+          </w:p>
+        </w:tc>
+        <w:tc>
+          <w:tcPr>
+            <w:tcW w:type="dxa" w:w="2256"/>
+          </w:tcPr>
+          <w:p>
+            <w:pPr>
+              <w:spacing w:line="240" w:lineRule="auto" w:after="40" w:before="0"/>
+              <w:jc w:val="center"/>
+            </w:pPr>
+            <w:r>
+              <w:rPr>
+                <w:rFonts w:ascii="Times New Roman" w:hAnsi="Times New Roman" w:cs="Times New Roman"/>
+                <w:b w:val="0"/>
+                <w:i w:val="0"/>
+                <w:color w:val="000000"/>
+                <w:sz w:val="20"/>
+              </w:rPr>
+              <w:t>&lt; .001</w:t>
+            </w:r>
+          </w:p>
+        </w:tc>
+        <w:tc>
+          <w:tcPr>
+            <w:tcW w:type="dxa" w:w="2256"/>
+          </w:tcPr>
+          <w:p>
+            <w:pPr>
+              <w:spacing w:line="240" w:lineRule="auto" w:after="40" w:before="0"/>
+              <w:jc w:val="center"/>
+            </w:pPr>
+            <w:r>
+              <w:rPr>
+                <w:rFonts w:ascii="Times New Roman" w:hAnsi="Times New Roman" w:cs="Times New Roman"/>
+                <w:b w:val="0"/>
+                <w:i w:val="0"/>
+                <w:color w:val="000000"/>
+                <w:sz w:val="20"/>
+              </w:rPr>
+              <w:t>-0.506</w:t>
             </w:r>
           </w:p>
         </w:tc>
@@ -2464,49 +2570,40 @@
     </w:tbl>
     <w:p>
       <w:pPr>
-        <w:spacing w:line="360" w:lineRule="auto"/>
+        <w:spacing w:line="360" w:lineRule="auto" w:after="120" w:before="0"/>
         <w:jc w:val="both"/>
       </w:pPr>
       <w:r>
         <w:rPr>
-          <w:rFonts w:ascii="Times New Roman" w:hAnsi="Times New Roman"/>
+          <w:rFonts w:ascii="Times New Roman" w:hAnsi="Times New Roman" w:cs="Times New Roman"/>
           <w:b w:val="0"/>
           <w:i w:val="0"/>
+          <w:color w:val="000000"/>
           <w:sz w:val="24"/>
         </w:rPr>
       </w:r>
     </w:p>
     <w:p>
       <w:pPr>
-        <w:pStyle w:val="Heading2"/>
+        <w:spacing w:line="360" w:lineRule="auto" w:after="200" w:before="0"/>
+        <w:jc w:val="both"/>
       </w:pPr>
       <w:r>
         <w:rPr>
-          <w:rFonts w:ascii="Times New Roman" w:hAnsi="Times New Roman"/>
-          <w:color w:val="000000"/>
-        </w:rPr>
-        <w:t>C.2 Pairwise Comparisons</w:t>
-      </w:r>
-    </w:p>
-    <w:p>
-      <w:pPr>
-        <w:spacing w:line="360" w:lineRule="auto"/>
-        <w:jc w:val="left"/>
-      </w:pPr>
-      <w:r>
-        <w:rPr>
-          <w:rFonts w:ascii="Times New Roman" w:hAnsi="Times New Roman"/>
+          <w:rFonts w:ascii="Times New Roman" w:hAnsi="Times New Roman" w:cs="Times New Roman"/>
           <w:b/>
           <w:i w:val="0"/>
-          <w:sz w:val="24"/>
+          <w:color w:val="000000"/>
+          <w:sz w:val="26"/>
         </w:rPr>
-        <w:t>Table C5. Pairwise Platform Comparisons for DISCERN Total (Mann-Whitney U with Bonferroni Correction)</w:t>
+        <w:t>Table C4. JAMA Benchmark Compliance by Platform (%)</w:t>
       </w:r>
     </w:p>
     <w:tbl>
       <w:tblPr>
         <w:tblStyle w:val="TableGrid"/>
         <w:tblW w:type="auto" w:w="0"/>
+        <w:jc w:val="center"/>
         <w:tblLook w:firstColumn="1" w:firstRow="1" w:lastColumn="0" w:lastRow="0" w:noHBand="0" w:noVBand="1" w:val="04A0"/>
       </w:tblPr>
       <w:tblGrid>
@@ -2520,75 +2617,110 @@
         <w:tc>
           <w:tcPr>
             <w:tcW w:type="dxa" w:w="1805"/>
+            <w:shd w:fill="D9E2F3" w:val="clear"/>
           </w:tcPr>
           <w:p>
+            <w:pPr>
+              <w:spacing w:line="240" w:lineRule="auto" w:after="40" w:before="0"/>
+              <w:jc w:val="center"/>
+            </w:pPr>
             <w:r>
               <w:rPr>
-                <w:rFonts w:ascii="Times New Roman" w:hAnsi="Times New Roman"/>
+                <w:rFonts w:ascii="Times New Roman" w:hAnsi="Times New Roman" w:cs="Times New Roman"/>
                 <w:b/>
+                <w:i w:val="0"/>
+                <w:color w:val="000000"/>
                 <w:sz w:val="20"/>
               </w:rPr>
-              <w:t>Comparison</w:t>
+              <w:t>Criterion</w:t>
             </w:r>
           </w:p>
         </w:tc>
         <w:tc>
           <w:tcPr>
             <w:tcW w:type="dxa" w:w="1805"/>
+            <w:shd w:fill="D9E2F3" w:val="clear"/>
           </w:tcPr>
           <w:p>
+            <w:pPr>
+              <w:spacing w:line="240" w:lineRule="auto" w:after="40" w:before="0"/>
+              <w:jc w:val="center"/>
+            </w:pPr>
             <w:r>
               <w:rPr>
-                <w:rFonts w:ascii="Times New Roman" w:hAnsi="Times New Roman"/>
+                <w:rFonts w:ascii="Times New Roman" w:hAnsi="Times New Roman" w:cs="Times New Roman"/>
                 <w:b/>
+                <w:i w:val="0"/>
+                <w:color w:val="000000"/>
                 <w:sz w:val="20"/>
               </w:rPr>
-              <w:t>U</w:t>
+              <w:t>Website</w:t>
             </w:r>
           </w:p>
         </w:tc>
         <w:tc>
           <w:tcPr>
             <w:tcW w:type="dxa" w:w="1805"/>
+            <w:shd w:fill="D9E2F3" w:val="clear"/>
           </w:tcPr>
           <w:p>
+            <w:pPr>
+              <w:spacing w:line="240" w:lineRule="auto" w:after="40" w:before="0"/>
+              <w:jc w:val="center"/>
+            </w:pPr>
             <w:r>
               <w:rPr>
-                <w:rFonts w:ascii="Times New Roman" w:hAnsi="Times New Roman"/>
+                <w:rFonts w:ascii="Times New Roman" w:hAnsi="Times New Roman" w:cs="Times New Roman"/>
                 <w:b/>
+                <w:i w:val="0"/>
+                <w:color w:val="000000"/>
                 <w:sz w:val="20"/>
               </w:rPr>
-              <w:t>p (adjusted)</w:t>
+              <w:t>YouTube</w:t>
             </w:r>
           </w:p>
         </w:tc>
         <w:tc>
           <w:tcPr>
             <w:tcW w:type="dxa" w:w="1805"/>
+            <w:shd w:fill="D9E2F3" w:val="clear"/>
           </w:tcPr>
           <w:p>
+            <w:pPr>
+              <w:spacing w:line="240" w:lineRule="auto" w:after="40" w:before="0"/>
+              <w:jc w:val="center"/>
+            </w:pPr>
             <w:r>
               <w:rPr>
-                <w:rFonts w:ascii="Times New Roman" w:hAnsi="Times New Roman"/>
+                <w:rFonts w:ascii="Times New Roman" w:hAnsi="Times New Roman" w:cs="Times New Roman"/>
                 <w:b/>
+                <w:i w:val="0"/>
+                <w:color w:val="000000"/>
                 <w:sz w:val="20"/>
               </w:rPr>
-              <w:t>Effect size (r)</w:t>
+              <w:t>TikTok</w:t>
             </w:r>
           </w:p>
         </w:tc>
         <w:tc>
           <w:tcPr>
             <w:tcW w:type="dxa" w:w="1805"/>
+            <w:shd w:fill="D9E2F3" w:val="clear"/>
           </w:tcPr>
           <w:p>
+            <w:pPr>
+              <w:spacing w:line="240" w:lineRule="auto" w:after="40" w:before="0"/>
+              <w:jc w:val="center"/>
+            </w:pPr>
             <w:r>
               <w:rPr>
-                <w:rFonts w:ascii="Times New Roman" w:hAnsi="Times New Roman"/>
+                <w:rFonts w:ascii="Times New Roman" w:hAnsi="Times New Roman" w:cs="Times New Roman"/>
                 <w:b/>
+                <w:i w:val="0"/>
+                <w:color w:val="000000"/>
                 <w:sz w:val="20"/>
               </w:rPr>
-              <w:t>Sig.</w:t>
+              <w:t>Instagram</w:t>
             </w:r>
           </w:p>
         </w:tc>
@@ -2599,12 +2731,19 @@
             <w:tcW w:type="dxa" w:w="1805"/>
           </w:tcPr>
           <w:p>
+            <w:pPr>
+              <w:spacing w:line="240" w:lineRule="auto" w:after="40" w:before="0"/>
+              <w:jc w:val="center"/>
+            </w:pPr>
             <w:r>
               <w:rPr>
-                <w:rFonts w:ascii="Times New Roman" w:hAnsi="Times New Roman"/>
+                <w:rFonts w:ascii="Times New Roman" w:hAnsi="Times New Roman" w:cs="Times New Roman"/>
+                <w:b w:val="0"/>
+                <w:i w:val="0"/>
+                <w:color w:val="000000"/>
                 <w:sz w:val="20"/>
               </w:rPr>
-              <w:t>Website vs YouTube</w:t>
+              <w:t>Authorship</w:t>
             </w:r>
           </w:p>
         </w:tc>
@@ -2613,12 +2752,19 @@
             <w:tcW w:type="dxa" w:w="1805"/>
           </w:tcPr>
           <w:p>
+            <w:pPr>
+              <w:spacing w:line="240" w:lineRule="auto" w:after="40" w:before="0"/>
+              <w:jc w:val="center"/>
+            </w:pPr>
             <w:r>
               <w:rPr>
-                <w:rFonts w:ascii="Times New Roman" w:hAnsi="Times New Roman"/>
+                <w:rFonts w:ascii="Times New Roman" w:hAnsi="Times New Roman" w:cs="Times New Roman"/>
+                <w:b w:val="0"/>
+                <w:i w:val="0"/>
+                <w:color w:val="000000"/>
                 <w:sz w:val="20"/>
               </w:rPr>
-              <w:t>1980</w:t>
+              <w:t>30%</w:t>
             </w:r>
           </w:p>
         </w:tc>
@@ -2627,12 +2773,19 @@
             <w:tcW w:type="dxa" w:w="1805"/>
           </w:tcPr>
           <w:p>
+            <w:pPr>
+              <w:spacing w:line="240" w:lineRule="auto" w:after="40" w:before="0"/>
+              <w:jc w:val="center"/>
+            </w:pPr>
             <w:r>
               <w:rPr>
-                <w:rFonts w:ascii="Times New Roman" w:hAnsi="Times New Roman"/>
+                <w:rFonts w:ascii="Times New Roman" w:hAnsi="Times New Roman" w:cs="Times New Roman"/>
+                <w:b w:val="0"/>
+                <w:i w:val="0"/>
+                <w:color w:val="000000"/>
                 <w:sz w:val="20"/>
               </w:rPr>
-              <w:t>&lt;.0001</w:t>
+              <w:t>38%</w:t>
             </w:r>
           </w:p>
         </w:tc>
@@ -2641,12 +2794,19 @@
             <w:tcW w:type="dxa" w:w="1805"/>
           </w:tcPr>
           <w:p>
+            <w:pPr>
+              <w:spacing w:line="240" w:lineRule="auto" w:after="40" w:before="0"/>
+              <w:jc w:val="center"/>
+            </w:pPr>
             <w:r>
               <w:rPr>
-                <w:rFonts w:ascii="Times New Roman" w:hAnsi="Times New Roman"/>
+                <w:rFonts w:ascii="Times New Roman" w:hAnsi="Times New Roman" w:cs="Times New Roman"/>
+                <w:b w:val="0"/>
+                <w:i w:val="0"/>
+                <w:color w:val="000000"/>
                 <w:sz w:val="20"/>
               </w:rPr>
-              <w:t>−0.584</w:t>
+              <w:t>30%</w:t>
             </w:r>
           </w:p>
         </w:tc>
@@ -2655,12 +2815,19 @@
             <w:tcW w:type="dxa" w:w="1805"/>
           </w:tcPr>
           <w:p>
+            <w:pPr>
+              <w:spacing w:line="240" w:lineRule="auto" w:after="40" w:before="0"/>
+              <w:jc w:val="center"/>
+            </w:pPr>
             <w:r>
               <w:rPr>
-                <w:rFonts w:ascii="Times New Roman" w:hAnsi="Times New Roman"/>
+                <w:rFonts w:ascii="Times New Roman" w:hAnsi="Times New Roman" w:cs="Times New Roman"/>
+                <w:b w:val="0"/>
+                <w:i w:val="0"/>
+                <w:color w:val="000000"/>
                 <w:sz w:val="20"/>
               </w:rPr>
-              <w:t>***</w:t>
+              <w:t>16%</w:t>
             </w:r>
           </w:p>
         </w:tc>
@@ -2671,12 +2838,19 @@
             <w:tcW w:type="dxa" w:w="1805"/>
           </w:tcPr>
           <w:p>
+            <w:pPr>
+              <w:spacing w:line="240" w:lineRule="auto" w:after="40" w:before="0"/>
+              <w:jc w:val="center"/>
+            </w:pPr>
             <w:r>
               <w:rPr>
-                <w:rFonts w:ascii="Times New Roman" w:hAnsi="Times New Roman"/>
+                <w:rFonts w:ascii="Times New Roman" w:hAnsi="Times New Roman" w:cs="Times New Roman"/>
+                <w:b w:val="0"/>
+                <w:i w:val="0"/>
+                <w:color w:val="000000"/>
                 <w:sz w:val="20"/>
               </w:rPr>
-              <w:t>Website vs TikTok</w:t>
+              <w:t>Attribution</w:t>
             </w:r>
           </w:p>
         </w:tc>
@@ -2685,12 +2859,19 @@
             <w:tcW w:type="dxa" w:w="1805"/>
           </w:tcPr>
           <w:p>
+            <w:pPr>
+              <w:spacing w:line="240" w:lineRule="auto" w:after="40" w:before="0"/>
+              <w:jc w:val="center"/>
+            </w:pPr>
             <w:r>
               <w:rPr>
-                <w:rFonts w:ascii="Times New Roman" w:hAnsi="Times New Roman"/>
+                <w:rFonts w:ascii="Times New Roman" w:hAnsi="Times New Roman" w:cs="Times New Roman"/>
+                <w:b w:val="0"/>
+                <w:i w:val="0"/>
+                <w:color w:val="000000"/>
                 <w:sz w:val="20"/>
               </w:rPr>
-              <w:t>2348</w:t>
+              <w:t>30%</w:t>
             </w:r>
           </w:p>
         </w:tc>
@@ -2699,12 +2880,19 @@
             <w:tcW w:type="dxa" w:w="1805"/>
           </w:tcPr>
           <w:p>
+            <w:pPr>
+              <w:spacing w:line="240" w:lineRule="auto" w:after="40" w:before="0"/>
+              <w:jc w:val="center"/>
+            </w:pPr>
             <w:r>
               <w:rPr>
-                <w:rFonts w:ascii="Times New Roman" w:hAnsi="Times New Roman"/>
+                <w:rFonts w:ascii="Times New Roman" w:hAnsi="Times New Roman" w:cs="Times New Roman"/>
+                <w:b w:val="0"/>
+                <w:i w:val="0"/>
+                <w:color w:val="000000"/>
                 <w:sz w:val="20"/>
               </w:rPr>
-              <w:t>&lt;.0001</w:t>
+              <w:t>16%</w:t>
             </w:r>
           </w:p>
         </w:tc>
@@ -2713,12 +2901,19 @@
             <w:tcW w:type="dxa" w:w="1805"/>
           </w:tcPr>
           <w:p>
+            <w:pPr>
+              <w:spacing w:line="240" w:lineRule="auto" w:after="40" w:before="0"/>
+              <w:jc w:val="center"/>
+            </w:pPr>
             <w:r>
               <w:rPr>
-                <w:rFonts w:ascii="Times New Roman" w:hAnsi="Times New Roman"/>
+                <w:rFonts w:ascii="Times New Roman" w:hAnsi="Times New Roman" w:cs="Times New Roman"/>
+                <w:b w:val="0"/>
+                <w:i w:val="0"/>
+                <w:color w:val="000000"/>
                 <w:sz w:val="20"/>
               </w:rPr>
-              <w:t>−0.878</w:t>
+              <w:t>0%</w:t>
             </w:r>
           </w:p>
         </w:tc>
@@ -2727,12 +2922,19 @@
             <w:tcW w:type="dxa" w:w="1805"/>
           </w:tcPr>
           <w:p>
+            <w:pPr>
+              <w:spacing w:line="240" w:lineRule="auto" w:after="40" w:before="0"/>
+              <w:jc w:val="center"/>
+            </w:pPr>
             <w:r>
               <w:rPr>
-                <w:rFonts w:ascii="Times New Roman" w:hAnsi="Times New Roman"/>
+                <w:rFonts w:ascii="Times New Roman" w:hAnsi="Times New Roman" w:cs="Times New Roman"/>
+                <w:b w:val="0"/>
+                <w:i w:val="0"/>
+                <w:color w:val="000000"/>
                 <w:sz w:val="20"/>
               </w:rPr>
-              <w:t>***</w:t>
+              <w:t>4%</w:t>
             </w:r>
           </w:p>
         </w:tc>
@@ -2743,12 +2945,19 @@
             <w:tcW w:type="dxa" w:w="1805"/>
           </w:tcPr>
           <w:p>
+            <w:pPr>
+              <w:spacing w:line="240" w:lineRule="auto" w:after="40" w:before="0"/>
+              <w:jc w:val="center"/>
+            </w:pPr>
             <w:r>
               <w:rPr>
-                <w:rFonts w:ascii="Times New Roman" w:hAnsi="Times New Roman"/>
+                <w:rFonts w:ascii="Times New Roman" w:hAnsi="Times New Roman" w:cs="Times New Roman"/>
+                <w:b w:val="0"/>
+                <w:i w:val="0"/>
+                <w:color w:val="000000"/>
                 <w:sz w:val="20"/>
               </w:rPr>
-              <w:t>Website vs Instagram</w:t>
+              <w:t>Disclosure</w:t>
             </w:r>
           </w:p>
         </w:tc>
@@ -2757,12 +2966,19 @@
             <w:tcW w:type="dxa" w:w="1805"/>
           </w:tcPr>
           <w:p>
+            <w:pPr>
+              <w:spacing w:line="240" w:lineRule="auto" w:after="40" w:before="0"/>
+              <w:jc w:val="center"/>
+            </w:pPr>
             <w:r>
               <w:rPr>
-                <w:rFonts w:ascii="Times New Roman" w:hAnsi="Times New Roman"/>
+                <w:rFonts w:ascii="Times New Roman" w:hAnsi="Times New Roman" w:cs="Times New Roman"/>
+                <w:b w:val="0"/>
+                <w:i w:val="0"/>
+                <w:color w:val="000000"/>
                 <w:sz w:val="20"/>
               </w:rPr>
-              <w:t>2494</w:t>
+              <w:t>16%</w:t>
             </w:r>
           </w:p>
         </w:tc>
@@ -2771,12 +2987,19 @@
             <w:tcW w:type="dxa" w:w="1805"/>
           </w:tcPr>
           <w:p>
+            <w:pPr>
+              <w:spacing w:line="240" w:lineRule="auto" w:after="40" w:before="0"/>
+              <w:jc w:val="center"/>
+            </w:pPr>
             <w:r>
               <w:rPr>
-                <w:rFonts w:ascii="Times New Roman" w:hAnsi="Times New Roman"/>
+                <w:rFonts w:ascii="Times New Roman" w:hAnsi="Times New Roman" w:cs="Times New Roman"/>
+                <w:b w:val="0"/>
+                <w:i w:val="0"/>
+                <w:color w:val="000000"/>
                 <w:sz w:val="20"/>
               </w:rPr>
-              <w:t>&lt;.0001</w:t>
+              <w:t>0%</w:t>
             </w:r>
           </w:p>
         </w:tc>
@@ -2785,12 +3008,19 @@
             <w:tcW w:type="dxa" w:w="1805"/>
           </w:tcPr>
           <w:p>
+            <w:pPr>
+              <w:spacing w:line="240" w:lineRule="auto" w:after="40" w:before="0"/>
+              <w:jc w:val="center"/>
+            </w:pPr>
             <w:r>
               <w:rPr>
-                <w:rFonts w:ascii="Times New Roman" w:hAnsi="Times New Roman"/>
+                <w:rFonts w:ascii="Times New Roman" w:hAnsi="Times New Roman" w:cs="Times New Roman"/>
+                <w:b w:val="0"/>
+                <w:i w:val="0"/>
+                <w:color w:val="000000"/>
                 <w:sz w:val="20"/>
               </w:rPr>
-              <w:t>−0.995</w:t>
+              <w:t>14%</w:t>
             </w:r>
           </w:p>
         </w:tc>
@@ -2799,12 +3029,19 @@
             <w:tcW w:type="dxa" w:w="1805"/>
           </w:tcPr>
           <w:p>
+            <w:pPr>
+              <w:spacing w:line="240" w:lineRule="auto" w:after="40" w:before="0"/>
+              <w:jc w:val="center"/>
+            </w:pPr>
             <w:r>
               <w:rPr>
-                <w:rFonts w:ascii="Times New Roman" w:hAnsi="Times New Roman"/>
+                <w:rFonts w:ascii="Times New Roman" w:hAnsi="Times New Roman" w:cs="Times New Roman"/>
+                <w:b w:val="0"/>
+                <w:i w:val="0"/>
+                <w:color w:val="000000"/>
                 <w:sz w:val="20"/>
               </w:rPr>
-              <w:t>***</w:t>
+              <w:t>0%</w:t>
             </w:r>
           </w:p>
         </w:tc>
@@ -2815,12 +3052,19 @@
             <w:tcW w:type="dxa" w:w="1805"/>
           </w:tcPr>
           <w:p>
+            <w:pPr>
+              <w:spacing w:line="240" w:lineRule="auto" w:after="40" w:before="0"/>
+              <w:jc w:val="center"/>
+            </w:pPr>
             <w:r>
               <w:rPr>
-                <w:rFonts w:ascii="Times New Roman" w:hAnsi="Times New Roman"/>
+                <w:rFonts w:ascii="Times New Roman" w:hAnsi="Times New Roman" w:cs="Times New Roman"/>
+                <w:b w:val="0"/>
+                <w:i w:val="0"/>
+                <w:color w:val="000000"/>
                 <w:sz w:val="20"/>
               </w:rPr>
-              <w:t>YouTube vs TikTok</w:t>
+              <w:t>Currency</w:t>
             </w:r>
           </w:p>
         </w:tc>
@@ -2829,12 +3073,19 @@
             <w:tcW w:type="dxa" w:w="1805"/>
           </w:tcPr>
           <w:p>
+            <w:pPr>
+              <w:spacing w:line="240" w:lineRule="auto" w:after="40" w:before="0"/>
+              <w:jc w:val="center"/>
+            </w:pPr>
             <w:r>
               <w:rPr>
-                <w:rFonts w:ascii="Times New Roman" w:hAnsi="Times New Roman"/>
+                <w:rFonts w:ascii="Times New Roman" w:hAnsi="Times New Roman" w:cs="Times New Roman"/>
+                <w:b w:val="0"/>
+                <w:i w:val="0"/>
+                <w:color w:val="000000"/>
                 <w:sz w:val="20"/>
               </w:rPr>
-              <w:t>2030</w:t>
+              <w:t>68%</w:t>
             </w:r>
           </w:p>
         </w:tc>
@@ -2843,12 +3094,19 @@
             <w:tcW w:type="dxa" w:w="1805"/>
           </w:tcPr>
           <w:p>
+            <w:pPr>
+              <w:spacing w:line="240" w:lineRule="auto" w:after="40" w:before="0"/>
+              <w:jc w:val="center"/>
+            </w:pPr>
             <w:r>
               <w:rPr>
-                <w:rFonts w:ascii="Times New Roman" w:hAnsi="Times New Roman"/>
+                <w:rFonts w:ascii="Times New Roman" w:hAnsi="Times New Roman" w:cs="Times New Roman"/>
+                <w:b w:val="0"/>
+                <w:i w:val="0"/>
+                <w:color w:val="000000"/>
                 <w:sz w:val="20"/>
               </w:rPr>
-              <w:t>&lt;.0001</w:t>
+              <w:t>100%</w:t>
             </w:r>
           </w:p>
         </w:tc>
@@ -2857,12 +3115,19 @@
             <w:tcW w:type="dxa" w:w="1805"/>
           </w:tcPr>
           <w:p>
+            <w:pPr>
+              <w:spacing w:line="240" w:lineRule="auto" w:after="40" w:before="0"/>
+              <w:jc w:val="center"/>
+            </w:pPr>
             <w:r>
               <w:rPr>
-                <w:rFonts w:ascii="Times New Roman" w:hAnsi="Times New Roman"/>
+                <w:rFonts w:ascii="Times New Roman" w:hAnsi="Times New Roman" w:cs="Times New Roman"/>
+                <w:b w:val="0"/>
+                <w:i w:val="0"/>
+                <w:color w:val="000000"/>
                 <w:sz w:val="20"/>
               </w:rPr>
-              <w:t>−0.624</w:t>
+              <w:t>100%</w:t>
             </w:r>
           </w:p>
         </w:tc>
@@ -2871,12 +3136,1521 @@
             <w:tcW w:type="dxa" w:w="1805"/>
           </w:tcPr>
           <w:p>
+            <w:pPr>
+              <w:spacing w:line="240" w:lineRule="auto" w:after="40" w:before="0"/>
+              <w:jc w:val="center"/>
+            </w:pPr>
             <w:r>
               <w:rPr>
-                <w:rFonts w:ascii="Times New Roman" w:hAnsi="Times New Roman"/>
+                <w:rFonts w:ascii="Times New Roman" w:hAnsi="Times New Roman" w:cs="Times New Roman"/>
+                <w:b w:val="0"/>
+                <w:i w:val="0"/>
+                <w:color w:val="000000"/>
                 <w:sz w:val="20"/>
               </w:rPr>
-              <w:t>***</w:t>
+              <w:t>100%</w:t>
+            </w:r>
+          </w:p>
+        </w:tc>
+      </w:tr>
+    </w:tbl>
+    <w:p>
+      <w:pPr>
+        <w:spacing w:line="360" w:lineRule="auto" w:after="120" w:before="0"/>
+        <w:jc w:val="both"/>
+      </w:pPr>
+      <w:r>
+        <w:rPr>
+          <w:rFonts w:ascii="Times New Roman" w:hAnsi="Times New Roman" w:cs="Times New Roman"/>
+          <w:b w:val="0"/>
+          <w:i w:val="0"/>
+          <w:color w:val="000000"/>
+          <w:sz w:val="24"/>
+        </w:rPr>
+      </w:r>
+    </w:p>
+    <w:p>
+      <w:pPr>
+        <w:spacing w:line="360" w:lineRule="auto" w:after="200" w:before="0"/>
+        <w:jc w:val="both"/>
+      </w:pPr>
+      <w:r>
+        <w:rPr>
+          <w:rFonts w:ascii="Times New Roman" w:hAnsi="Times New Roman" w:cs="Times New Roman"/>
+          <w:b/>
+          <w:i w:val="0"/>
+          <w:color w:val="000000"/>
+          <w:sz w:val="26"/>
+        </w:rPr>
+        <w:t>Table C5. Inter-Rater Reliability Statistics</w:t>
+      </w:r>
+    </w:p>
+    <w:tbl>
+      <w:tblPr>
+        <w:tblStyle w:val="TableGrid"/>
+        <w:tblW w:type="auto" w:w="0"/>
+        <w:jc w:val="center"/>
+        <w:tblLook w:firstColumn="1" w:firstRow="1" w:lastColumn="0" w:lastRow="0" w:noHBand="0" w:noVBand="1" w:val="04A0"/>
+      </w:tblPr>
+      <w:tblGrid>
+        <w:gridCol w:w="3009"/>
+        <w:gridCol w:w="3009"/>
+        <w:gridCol w:w="3009"/>
+      </w:tblGrid>
+      <w:tr>
+        <w:tc>
+          <w:tcPr>
+            <w:tcW w:type="dxa" w:w="3009"/>
+            <w:shd w:fill="D9E2F3" w:val="clear"/>
+          </w:tcPr>
+          <w:p>
+            <w:pPr>
+              <w:spacing w:line="240" w:lineRule="auto" w:after="40" w:before="0"/>
+              <w:jc w:val="center"/>
+            </w:pPr>
+            <w:r>
+              <w:rPr>
+                <w:rFonts w:ascii="Times New Roman" w:hAnsi="Times New Roman" w:cs="Times New Roman"/>
+                <w:b/>
+                <w:i w:val="0"/>
+                <w:color w:val="000000"/>
+                <w:sz w:val="20"/>
+              </w:rPr>
+              <w:t>Measure</w:t>
+            </w:r>
+          </w:p>
+        </w:tc>
+        <w:tc>
+          <w:tcPr>
+            <w:tcW w:type="dxa" w:w="3009"/>
+            <w:shd w:fill="D9E2F3" w:val="clear"/>
+          </w:tcPr>
+          <w:p>
+            <w:pPr>
+              <w:spacing w:line="240" w:lineRule="auto" w:after="40" w:before="0"/>
+              <w:jc w:val="center"/>
+            </w:pPr>
+            <w:r>
+              <w:rPr>
+                <w:rFonts w:ascii="Times New Roman" w:hAnsi="Times New Roman" w:cs="Times New Roman"/>
+                <w:b/>
+                <w:i w:val="0"/>
+                <w:color w:val="000000"/>
+                <w:sz w:val="20"/>
+              </w:rPr>
+              <w:t>Statistic</w:t>
+            </w:r>
+          </w:p>
+        </w:tc>
+        <w:tc>
+          <w:tcPr>
+            <w:tcW w:type="dxa" w:w="3009"/>
+            <w:shd w:fill="D9E2F3" w:val="clear"/>
+          </w:tcPr>
+          <w:p>
+            <w:pPr>
+              <w:spacing w:line="240" w:lineRule="auto" w:after="40" w:before="0"/>
+              <w:jc w:val="center"/>
+            </w:pPr>
+            <w:r>
+              <w:rPr>
+                <w:rFonts w:ascii="Times New Roman" w:hAnsi="Times New Roman" w:cs="Times New Roman"/>
+                <w:b/>
+                <w:i w:val="0"/>
+                <w:color w:val="000000"/>
+                <w:sz w:val="20"/>
+              </w:rPr>
+              <w:t>Interpretation</w:t>
+            </w:r>
+          </w:p>
+        </w:tc>
+      </w:tr>
+      <w:tr>
+        <w:tc>
+          <w:tcPr>
+            <w:tcW w:type="dxa" w:w="3009"/>
+          </w:tcPr>
+          <w:p>
+            <w:pPr>
+              <w:spacing w:line="240" w:lineRule="auto" w:after="40" w:before="0"/>
+              <w:jc w:val="center"/>
+            </w:pPr>
+            <w:r>
+              <w:rPr>
+                <w:rFonts w:ascii="Times New Roman" w:hAnsi="Times New Roman" w:cs="Times New Roman"/>
+                <w:b w:val="0"/>
+                <w:i w:val="0"/>
+                <w:color w:val="000000"/>
+                <w:sz w:val="20"/>
+              </w:rPr>
+              <w:t>DISCERN Total (ICC[3,1])</w:t>
+            </w:r>
+          </w:p>
+        </w:tc>
+        <w:tc>
+          <w:tcPr>
+            <w:tcW w:type="dxa" w:w="3009"/>
+          </w:tcPr>
+          <w:p>
+            <w:pPr>
+              <w:spacing w:line="240" w:lineRule="auto" w:after="40" w:before="0"/>
+              <w:jc w:val="center"/>
+            </w:pPr>
+            <w:r>
+              <w:rPr>
+                <w:rFonts w:ascii="Times New Roman" w:hAnsi="Times New Roman" w:cs="Times New Roman"/>
+                <w:b w:val="0"/>
+                <w:i w:val="0"/>
+                <w:color w:val="000000"/>
+                <w:sz w:val="20"/>
+              </w:rPr>
+              <w:t>0.932 (95% CI [0.870, 0.960])</w:t>
+            </w:r>
+          </w:p>
+        </w:tc>
+        <w:tc>
+          <w:tcPr>
+            <w:tcW w:type="dxa" w:w="3009"/>
+          </w:tcPr>
+          <w:p>
+            <w:pPr>
+              <w:spacing w:line="240" w:lineRule="auto" w:after="40" w:before="0"/>
+              <w:jc w:val="center"/>
+            </w:pPr>
+            <w:r>
+              <w:rPr>
+                <w:rFonts w:ascii="Times New Roman" w:hAnsi="Times New Roman" w:cs="Times New Roman"/>
+                <w:b w:val="0"/>
+                <w:i w:val="0"/>
+                <w:color w:val="000000"/>
+                <w:sz w:val="20"/>
+              </w:rPr>
+              <w:t>Excellent</w:t>
+            </w:r>
+          </w:p>
+        </w:tc>
+      </w:tr>
+      <w:tr>
+        <w:tc>
+          <w:tcPr>
+            <w:tcW w:type="dxa" w:w="3009"/>
+          </w:tcPr>
+          <w:p>
+            <w:pPr>
+              <w:spacing w:line="240" w:lineRule="auto" w:after="40" w:before="0"/>
+              <w:jc w:val="center"/>
+            </w:pPr>
+            <w:r>
+              <w:rPr>
+                <w:rFonts w:ascii="Times New Roman" w:hAnsi="Times New Roman" w:cs="Times New Roman"/>
+                <w:b w:val="0"/>
+                <w:i w:val="0"/>
+                <w:color w:val="000000"/>
+                <w:sz w:val="20"/>
+              </w:rPr>
+              <w:t>JAMA Authorship (kappa)</w:t>
+            </w:r>
+          </w:p>
+        </w:tc>
+        <w:tc>
+          <w:tcPr>
+            <w:tcW w:type="dxa" w:w="3009"/>
+          </w:tcPr>
+          <w:p>
+            <w:pPr>
+              <w:spacing w:line="240" w:lineRule="auto" w:after="40" w:before="0"/>
+              <w:jc w:val="center"/>
+            </w:pPr>
+            <w:r>
+              <w:rPr>
+                <w:rFonts w:ascii="Times New Roman" w:hAnsi="Times New Roman" w:cs="Times New Roman"/>
+                <w:b w:val="0"/>
+                <w:i w:val="0"/>
+                <w:color w:val="000000"/>
+                <w:sz w:val="20"/>
+              </w:rPr>
+              <w:t>0.671</w:t>
+            </w:r>
+          </w:p>
+        </w:tc>
+        <w:tc>
+          <w:tcPr>
+            <w:tcW w:type="dxa" w:w="3009"/>
+          </w:tcPr>
+          <w:p>
+            <w:pPr>
+              <w:spacing w:line="240" w:lineRule="auto" w:after="40" w:before="0"/>
+              <w:jc w:val="center"/>
+            </w:pPr>
+            <w:r>
+              <w:rPr>
+                <w:rFonts w:ascii="Times New Roman" w:hAnsi="Times New Roman" w:cs="Times New Roman"/>
+                <w:b w:val="0"/>
+                <w:i w:val="0"/>
+                <w:color w:val="000000"/>
+                <w:sz w:val="20"/>
+              </w:rPr>
+              <w:t>Substantial</w:t>
+            </w:r>
+          </w:p>
+        </w:tc>
+      </w:tr>
+      <w:tr>
+        <w:tc>
+          <w:tcPr>
+            <w:tcW w:type="dxa" w:w="3009"/>
+          </w:tcPr>
+          <w:p>
+            <w:pPr>
+              <w:spacing w:line="240" w:lineRule="auto" w:after="40" w:before="0"/>
+              <w:jc w:val="center"/>
+            </w:pPr>
+            <w:r>
+              <w:rPr>
+                <w:rFonts w:ascii="Times New Roman" w:hAnsi="Times New Roman" w:cs="Times New Roman"/>
+                <w:b w:val="0"/>
+                <w:i w:val="0"/>
+                <w:color w:val="000000"/>
+                <w:sz w:val="20"/>
+              </w:rPr>
+              <w:t>JAMA Attribution (kappa)</w:t>
+            </w:r>
+          </w:p>
+        </w:tc>
+        <w:tc>
+          <w:tcPr>
+            <w:tcW w:type="dxa" w:w="3009"/>
+          </w:tcPr>
+          <w:p>
+            <w:pPr>
+              <w:spacing w:line="240" w:lineRule="auto" w:after="40" w:before="0"/>
+              <w:jc w:val="center"/>
+            </w:pPr>
+            <w:r>
+              <w:rPr>
+                <w:rFonts w:ascii="Times New Roman" w:hAnsi="Times New Roman" w:cs="Times New Roman"/>
+                <w:b w:val="0"/>
+                <w:i w:val="0"/>
+                <w:color w:val="000000"/>
+                <w:sz w:val="20"/>
+              </w:rPr>
+              <w:t>0.615</w:t>
+            </w:r>
+          </w:p>
+        </w:tc>
+        <w:tc>
+          <w:tcPr>
+            <w:tcW w:type="dxa" w:w="3009"/>
+          </w:tcPr>
+          <w:p>
+            <w:pPr>
+              <w:spacing w:line="240" w:lineRule="auto" w:after="40" w:before="0"/>
+              <w:jc w:val="center"/>
+            </w:pPr>
+            <w:r>
+              <w:rPr>
+                <w:rFonts w:ascii="Times New Roman" w:hAnsi="Times New Roman" w:cs="Times New Roman"/>
+                <w:b w:val="0"/>
+                <w:i w:val="0"/>
+                <w:color w:val="000000"/>
+                <w:sz w:val="20"/>
+              </w:rPr>
+              <w:t>Substantial</w:t>
+            </w:r>
+          </w:p>
+        </w:tc>
+      </w:tr>
+      <w:tr>
+        <w:tc>
+          <w:tcPr>
+            <w:tcW w:type="dxa" w:w="3009"/>
+          </w:tcPr>
+          <w:p>
+            <w:pPr>
+              <w:spacing w:line="240" w:lineRule="auto" w:after="40" w:before="0"/>
+              <w:jc w:val="center"/>
+            </w:pPr>
+            <w:r>
+              <w:rPr>
+                <w:rFonts w:ascii="Times New Roman" w:hAnsi="Times New Roman" w:cs="Times New Roman"/>
+                <w:b w:val="0"/>
+                <w:i w:val="0"/>
+                <w:color w:val="000000"/>
+                <w:sz w:val="20"/>
+              </w:rPr>
+              <w:t>JAMA Disclosure (kappa)</w:t>
+            </w:r>
+          </w:p>
+        </w:tc>
+        <w:tc>
+          <w:tcPr>
+            <w:tcW w:type="dxa" w:w="3009"/>
+          </w:tcPr>
+          <w:p>
+            <w:pPr>
+              <w:spacing w:line="240" w:lineRule="auto" w:after="40" w:before="0"/>
+              <w:jc w:val="center"/>
+            </w:pPr>
+            <w:r>
+              <w:rPr>
+                <w:rFonts w:ascii="Times New Roman" w:hAnsi="Times New Roman" w:cs="Times New Roman"/>
+                <w:b w:val="0"/>
+                <w:i w:val="0"/>
+                <w:color w:val="000000"/>
+                <w:sz w:val="20"/>
+              </w:rPr>
+              <w:t>0.273</w:t>
+            </w:r>
+          </w:p>
+        </w:tc>
+        <w:tc>
+          <w:tcPr>
+            <w:tcW w:type="dxa" w:w="3009"/>
+          </w:tcPr>
+          <w:p>
+            <w:pPr>
+              <w:spacing w:line="240" w:lineRule="auto" w:after="40" w:before="0"/>
+              <w:jc w:val="center"/>
+            </w:pPr>
+            <w:r>
+              <w:rPr>
+                <w:rFonts w:ascii="Times New Roman" w:hAnsi="Times New Roman" w:cs="Times New Roman"/>
+                <w:b w:val="0"/>
+                <w:i w:val="0"/>
+                <w:color w:val="000000"/>
+                <w:sz w:val="20"/>
+              </w:rPr>
+              <w:t>Fair (kappa paradox)</w:t>
+            </w:r>
+          </w:p>
+        </w:tc>
+      </w:tr>
+      <w:tr>
+        <w:tc>
+          <w:tcPr>
+            <w:tcW w:type="dxa" w:w="3009"/>
+          </w:tcPr>
+          <w:p>
+            <w:pPr>
+              <w:spacing w:line="240" w:lineRule="auto" w:after="40" w:before="0"/>
+              <w:jc w:val="center"/>
+            </w:pPr>
+            <w:r>
+              <w:rPr>
+                <w:rFonts w:ascii="Times New Roman" w:hAnsi="Times New Roman" w:cs="Times New Roman"/>
+                <w:b w:val="0"/>
+                <w:i w:val="0"/>
+                <w:color w:val="000000"/>
+                <w:sz w:val="20"/>
+              </w:rPr>
+              <w:t>JAMA Currency (kappa)</w:t>
+            </w:r>
+          </w:p>
+        </w:tc>
+        <w:tc>
+          <w:tcPr>
+            <w:tcW w:type="dxa" w:w="3009"/>
+          </w:tcPr>
+          <w:p>
+            <w:pPr>
+              <w:spacing w:line="240" w:lineRule="auto" w:after="40" w:before="0"/>
+              <w:jc w:val="center"/>
+            </w:pPr>
+            <w:r>
+              <w:rPr>
+                <w:rFonts w:ascii="Times New Roman" w:hAnsi="Times New Roman" w:cs="Times New Roman"/>
+                <w:b w:val="0"/>
+                <w:i w:val="0"/>
+                <w:color w:val="000000"/>
+                <w:sz w:val="20"/>
+              </w:rPr>
+              <w:t>0.216</w:t>
+            </w:r>
+          </w:p>
+        </w:tc>
+        <w:tc>
+          <w:tcPr>
+            <w:tcW w:type="dxa" w:w="3009"/>
+          </w:tcPr>
+          <w:p>
+            <w:pPr>
+              <w:spacing w:line="240" w:lineRule="auto" w:after="40" w:before="0"/>
+              <w:jc w:val="center"/>
+            </w:pPr>
+            <w:r>
+              <w:rPr>
+                <w:rFonts w:ascii="Times New Roman" w:hAnsi="Times New Roman" w:cs="Times New Roman"/>
+                <w:b w:val="0"/>
+                <w:i w:val="0"/>
+                <w:color w:val="000000"/>
+                <w:sz w:val="20"/>
+              </w:rPr>
+              <w:t>Fair (kappa paradox)</w:t>
+            </w:r>
+          </w:p>
+        </w:tc>
+      </w:tr>
+    </w:tbl>
+    <w:p>
+      <w:pPr>
+        <w:spacing w:line="360" w:lineRule="auto" w:after="120" w:before="0"/>
+        <w:jc w:val="both"/>
+      </w:pPr>
+      <w:r>
+        <w:rPr>
+          <w:rFonts w:ascii="Times New Roman" w:hAnsi="Times New Roman" w:cs="Times New Roman"/>
+          <w:b w:val="0"/>
+          <w:i w:val="0"/>
+          <w:color w:val="000000"/>
+          <w:sz w:val="24"/>
+        </w:rPr>
+      </w:r>
+    </w:p>
+    <w:p>
+      <w:pPr>
+        <w:spacing w:line="360" w:lineRule="auto" w:after="200" w:before="0"/>
+        <w:jc w:val="both"/>
+      </w:pPr>
+      <w:r>
+        <w:rPr>
+          <w:rFonts w:ascii="Times New Roman" w:hAnsi="Times New Roman" w:cs="Times New Roman"/>
+          <w:b/>
+          <w:i w:val="0"/>
+          <w:color w:val="000000"/>
+          <w:sz w:val="26"/>
+        </w:rPr>
+        <w:t>Table C6. Spearman Correlations Between Engagement Metrics and DISCERN Scores</w:t>
+      </w:r>
+    </w:p>
+    <w:tbl>
+      <w:tblPr>
+        <w:tblStyle w:val="TableGrid"/>
+        <w:tblW w:type="auto" w:w="0"/>
+        <w:jc w:val="center"/>
+        <w:tblLook w:firstColumn="1" w:firstRow="1" w:lastColumn="0" w:lastRow="0" w:noHBand="0" w:noVBand="1" w:val="04A0"/>
+      </w:tblPr>
+      <w:tblGrid>
+        <w:gridCol w:w="2256"/>
+        <w:gridCol w:w="2256"/>
+        <w:gridCol w:w="2256"/>
+        <w:gridCol w:w="2256"/>
+      </w:tblGrid>
+      <w:tr>
+        <w:tc>
+          <w:tcPr>
+            <w:tcW w:type="dxa" w:w="2256"/>
+            <w:shd w:fill="D9E2F3" w:val="clear"/>
+          </w:tcPr>
+          <w:p>
+            <w:pPr>
+              <w:spacing w:line="240" w:lineRule="auto" w:after="40" w:before="0"/>
+              <w:jc w:val="center"/>
+            </w:pPr>
+            <w:r>
+              <w:rPr>
+                <w:rFonts w:ascii="Times New Roman" w:hAnsi="Times New Roman" w:cs="Times New Roman"/>
+                <w:b/>
+                <w:i w:val="0"/>
+                <w:color w:val="000000"/>
+                <w:sz w:val="20"/>
+              </w:rPr>
+              <w:t>Metric / Platform</w:t>
+            </w:r>
+          </w:p>
+        </w:tc>
+        <w:tc>
+          <w:tcPr>
+            <w:tcW w:type="dxa" w:w="2256"/>
+            <w:shd w:fill="D9E2F3" w:val="clear"/>
+          </w:tcPr>
+          <w:p>
+            <w:pPr>
+              <w:spacing w:line="240" w:lineRule="auto" w:after="40" w:before="0"/>
+              <w:jc w:val="center"/>
+            </w:pPr>
+            <w:r>
+              <w:rPr>
+                <w:rFonts w:ascii="Times New Roman" w:hAnsi="Times New Roman" w:cs="Times New Roman"/>
+                <w:b/>
+                <w:i w:val="0"/>
+                <w:color w:val="000000"/>
+                <w:sz w:val="20"/>
+              </w:rPr>
+              <w:t>rho</w:t>
+            </w:r>
+          </w:p>
+        </w:tc>
+        <w:tc>
+          <w:tcPr>
+            <w:tcW w:type="dxa" w:w="2256"/>
+            <w:shd w:fill="D9E2F3" w:val="clear"/>
+          </w:tcPr>
+          <w:p>
+            <w:pPr>
+              <w:spacing w:line="240" w:lineRule="auto" w:after="40" w:before="0"/>
+              <w:jc w:val="center"/>
+            </w:pPr>
+            <w:r>
+              <w:rPr>
+                <w:rFonts w:ascii="Times New Roman" w:hAnsi="Times New Roman" w:cs="Times New Roman"/>
+                <w:b/>
+                <w:i w:val="0"/>
+                <w:color w:val="000000"/>
+                <w:sz w:val="20"/>
+              </w:rPr>
+              <w:t>p</w:t>
+            </w:r>
+          </w:p>
+        </w:tc>
+        <w:tc>
+          <w:tcPr>
+            <w:tcW w:type="dxa" w:w="2256"/>
+            <w:shd w:fill="D9E2F3" w:val="clear"/>
+          </w:tcPr>
+          <w:p>
+            <w:pPr>
+              <w:spacing w:line="240" w:lineRule="auto" w:after="40" w:before="0"/>
+              <w:jc w:val="center"/>
+            </w:pPr>
+            <w:r>
+              <w:rPr>
+                <w:rFonts w:ascii="Times New Roman" w:hAnsi="Times New Roman" w:cs="Times New Roman"/>
+                <w:b/>
+                <w:i w:val="0"/>
+                <w:color w:val="000000"/>
+                <w:sz w:val="20"/>
+              </w:rPr>
+              <w:t>Interpretation</w:t>
+            </w:r>
+          </w:p>
+        </w:tc>
+      </w:tr>
+      <w:tr>
+        <w:tc>
+          <w:tcPr>
+            <w:tcW w:type="dxa" w:w="2256"/>
+          </w:tcPr>
+          <w:p>
+            <w:pPr>
+              <w:spacing w:line="240" w:lineRule="auto" w:after="40" w:before="0"/>
+              <w:jc w:val="center"/>
+            </w:pPr>
+            <w:r>
+              <w:rPr>
+                <w:rFonts w:ascii="Times New Roman" w:hAnsi="Times New Roman" w:cs="Times New Roman"/>
+                <w:b w:val="0"/>
+                <w:i w:val="0"/>
+                <w:color w:val="000000"/>
+                <w:sz w:val="20"/>
+              </w:rPr>
+              <w:t>Views (overall)</w:t>
+            </w:r>
+          </w:p>
+        </w:tc>
+        <w:tc>
+          <w:tcPr>
+            <w:tcW w:type="dxa" w:w="2256"/>
+          </w:tcPr>
+          <w:p>
+            <w:pPr>
+              <w:spacing w:line="240" w:lineRule="auto" w:after="40" w:before="0"/>
+              <w:jc w:val="center"/>
+            </w:pPr>
+            <w:r>
+              <w:rPr>
+                <w:rFonts w:ascii="Times New Roman" w:hAnsi="Times New Roman" w:cs="Times New Roman"/>
+                <w:b w:val="0"/>
+                <w:i w:val="0"/>
+                <w:color w:val="000000"/>
+                <w:sz w:val="20"/>
+              </w:rPr>
+              <w:t>-0.073</w:t>
+            </w:r>
+          </w:p>
+        </w:tc>
+        <w:tc>
+          <w:tcPr>
+            <w:tcW w:type="dxa" w:w="2256"/>
+          </w:tcPr>
+          <w:p>
+            <w:pPr>
+              <w:spacing w:line="240" w:lineRule="auto" w:after="40" w:before="0"/>
+              <w:jc w:val="center"/>
+            </w:pPr>
+            <w:r>
+              <w:rPr>
+                <w:rFonts w:ascii="Times New Roman" w:hAnsi="Times New Roman" w:cs="Times New Roman"/>
+                <w:b w:val="0"/>
+                <w:i w:val="0"/>
+                <w:color w:val="000000"/>
+                <w:sz w:val="20"/>
+              </w:rPr>
+              <w:t>.571</w:t>
+            </w:r>
+          </w:p>
+        </w:tc>
+        <w:tc>
+          <w:tcPr>
+            <w:tcW w:type="dxa" w:w="2256"/>
+          </w:tcPr>
+          <w:p>
+            <w:pPr>
+              <w:spacing w:line="240" w:lineRule="auto" w:after="40" w:before="0"/>
+              <w:jc w:val="center"/>
+            </w:pPr>
+            <w:r>
+              <w:rPr>
+                <w:rFonts w:ascii="Times New Roman" w:hAnsi="Times New Roman" w:cs="Times New Roman"/>
+                <w:b w:val="0"/>
+                <w:i w:val="0"/>
+                <w:color w:val="000000"/>
+                <w:sz w:val="20"/>
+              </w:rPr>
+              <w:t>Negligible, ns</w:t>
+            </w:r>
+          </w:p>
+        </w:tc>
+      </w:tr>
+      <w:tr>
+        <w:tc>
+          <w:tcPr>
+            <w:tcW w:type="dxa" w:w="2256"/>
+          </w:tcPr>
+          <w:p>
+            <w:pPr>
+              <w:spacing w:line="240" w:lineRule="auto" w:after="40" w:before="0"/>
+              <w:jc w:val="center"/>
+            </w:pPr>
+            <w:r>
+              <w:rPr>
+                <w:rFonts w:ascii="Times New Roman" w:hAnsi="Times New Roman" w:cs="Times New Roman"/>
+                <w:b w:val="0"/>
+                <w:i w:val="0"/>
+                <w:color w:val="000000"/>
+                <w:sz w:val="20"/>
+              </w:rPr>
+              <w:t>Likes (overall)</w:t>
+            </w:r>
+          </w:p>
+        </w:tc>
+        <w:tc>
+          <w:tcPr>
+            <w:tcW w:type="dxa" w:w="2256"/>
+          </w:tcPr>
+          <w:p>
+            <w:pPr>
+              <w:spacing w:line="240" w:lineRule="auto" w:after="40" w:before="0"/>
+              <w:jc w:val="center"/>
+            </w:pPr>
+            <w:r>
+              <w:rPr>
+                <w:rFonts w:ascii="Times New Roman" w:hAnsi="Times New Roman" w:cs="Times New Roman"/>
+                <w:b w:val="0"/>
+                <w:i w:val="0"/>
+                <w:color w:val="000000"/>
+                <w:sz w:val="20"/>
+              </w:rPr>
+              <w:t>0.413</w:t>
+            </w:r>
+          </w:p>
+        </w:tc>
+        <w:tc>
+          <w:tcPr>
+            <w:tcW w:type="dxa" w:w="2256"/>
+          </w:tcPr>
+          <w:p>
+            <w:pPr>
+              <w:spacing w:line="240" w:lineRule="auto" w:after="40" w:before="0"/>
+              <w:jc w:val="center"/>
+            </w:pPr>
+            <w:r>
+              <w:rPr>
+                <w:rFonts w:ascii="Times New Roman" w:hAnsi="Times New Roman" w:cs="Times New Roman"/>
+                <w:b w:val="0"/>
+                <w:i w:val="0"/>
+                <w:color w:val="000000"/>
+                <w:sz w:val="20"/>
+              </w:rPr>
+              <w:t>&lt; .001</w:t>
+            </w:r>
+          </w:p>
+        </w:tc>
+        <w:tc>
+          <w:tcPr>
+            <w:tcW w:type="dxa" w:w="2256"/>
+          </w:tcPr>
+          <w:p>
+            <w:pPr>
+              <w:spacing w:line="240" w:lineRule="auto" w:after="40" w:before="0"/>
+              <w:jc w:val="center"/>
+            </w:pPr>
+            <w:r>
+              <w:rPr>
+                <w:rFonts w:ascii="Times New Roman" w:hAnsi="Times New Roman" w:cs="Times New Roman"/>
+                <w:b w:val="0"/>
+                <w:i w:val="0"/>
+                <w:color w:val="000000"/>
+                <w:sz w:val="20"/>
+              </w:rPr>
+              <w:t>Moderate positive (confounded)</w:t>
+            </w:r>
+          </w:p>
+        </w:tc>
+      </w:tr>
+      <w:tr>
+        <w:tc>
+          <w:tcPr>
+            <w:tcW w:type="dxa" w:w="2256"/>
+          </w:tcPr>
+          <w:p>
+            <w:pPr>
+              <w:spacing w:line="240" w:lineRule="auto" w:after="40" w:before="0"/>
+              <w:jc w:val="center"/>
+            </w:pPr>
+            <w:r>
+              <w:rPr>
+                <w:rFonts w:ascii="Times New Roman" w:hAnsi="Times New Roman" w:cs="Times New Roman"/>
+                <w:b w:val="0"/>
+                <w:i w:val="0"/>
+                <w:color w:val="000000"/>
+                <w:sz w:val="20"/>
+              </w:rPr>
+              <w:t>Comments (overall)</w:t>
+            </w:r>
+          </w:p>
+        </w:tc>
+        <w:tc>
+          <w:tcPr>
+            <w:tcW w:type="dxa" w:w="2256"/>
+          </w:tcPr>
+          <w:p>
+            <w:pPr>
+              <w:spacing w:line="240" w:lineRule="auto" w:after="40" w:before="0"/>
+              <w:jc w:val="center"/>
+            </w:pPr>
+            <w:r>
+              <w:rPr>
+                <w:rFonts w:ascii="Times New Roman" w:hAnsi="Times New Roman" w:cs="Times New Roman"/>
+                <w:b w:val="0"/>
+                <w:i w:val="0"/>
+                <w:color w:val="000000"/>
+                <w:sz w:val="20"/>
+              </w:rPr>
+              <w:t>0.415</w:t>
+            </w:r>
+          </w:p>
+        </w:tc>
+        <w:tc>
+          <w:tcPr>
+            <w:tcW w:type="dxa" w:w="2256"/>
+          </w:tcPr>
+          <w:p>
+            <w:pPr>
+              <w:spacing w:line="240" w:lineRule="auto" w:after="40" w:before="0"/>
+              <w:jc w:val="center"/>
+            </w:pPr>
+            <w:r>
+              <w:rPr>
+                <w:rFonts w:ascii="Times New Roman" w:hAnsi="Times New Roman" w:cs="Times New Roman"/>
+                <w:b w:val="0"/>
+                <w:i w:val="0"/>
+                <w:color w:val="000000"/>
+                <w:sz w:val="20"/>
+              </w:rPr>
+              <w:t>&lt; .001</w:t>
+            </w:r>
+          </w:p>
+        </w:tc>
+        <w:tc>
+          <w:tcPr>
+            <w:tcW w:type="dxa" w:w="2256"/>
+          </w:tcPr>
+          <w:p>
+            <w:pPr>
+              <w:spacing w:line="240" w:lineRule="auto" w:after="40" w:before="0"/>
+              <w:jc w:val="center"/>
+            </w:pPr>
+            <w:r>
+              <w:rPr>
+                <w:rFonts w:ascii="Times New Roman" w:hAnsi="Times New Roman" w:cs="Times New Roman"/>
+                <w:b w:val="0"/>
+                <w:i w:val="0"/>
+                <w:color w:val="000000"/>
+                <w:sz w:val="20"/>
+              </w:rPr>
+              <w:t>Moderate positive (confounded)</w:t>
+            </w:r>
+          </w:p>
+        </w:tc>
+      </w:tr>
+      <w:tr>
+        <w:tc>
+          <w:tcPr>
+            <w:tcW w:type="dxa" w:w="2256"/>
+          </w:tcPr>
+          <w:p>
+            <w:pPr>
+              <w:spacing w:line="240" w:lineRule="auto" w:after="40" w:before="0"/>
+              <w:jc w:val="center"/>
+            </w:pPr>
+            <w:r>
+              <w:rPr>
+                <w:rFonts w:ascii="Times New Roman" w:hAnsi="Times New Roman" w:cs="Times New Roman"/>
+                <w:b w:val="0"/>
+                <w:i w:val="0"/>
+                <w:color w:val="000000"/>
+                <w:sz w:val="20"/>
+              </w:rPr>
+              <w:t>YouTube views</w:t>
+            </w:r>
+          </w:p>
+        </w:tc>
+        <w:tc>
+          <w:tcPr>
+            <w:tcW w:type="dxa" w:w="2256"/>
+          </w:tcPr>
+          <w:p>
+            <w:pPr>
+              <w:spacing w:line="240" w:lineRule="auto" w:after="40" w:before="0"/>
+              <w:jc w:val="center"/>
+            </w:pPr>
+            <w:r>
+              <w:rPr>
+                <w:rFonts w:ascii="Times New Roman" w:hAnsi="Times New Roman" w:cs="Times New Roman"/>
+                <w:b w:val="0"/>
+                <w:i w:val="0"/>
+                <w:color w:val="000000"/>
+                <w:sz w:val="20"/>
+              </w:rPr>
+              <w:t>-0.316</w:t>
+            </w:r>
+          </w:p>
+        </w:tc>
+        <w:tc>
+          <w:tcPr>
+            <w:tcW w:type="dxa" w:w="2256"/>
+          </w:tcPr>
+          <w:p>
+            <w:pPr>
+              <w:spacing w:line="240" w:lineRule="auto" w:after="40" w:before="0"/>
+              <w:jc w:val="center"/>
+            </w:pPr>
+            <w:r>
+              <w:rPr>
+                <w:rFonts w:ascii="Times New Roman" w:hAnsi="Times New Roman" w:cs="Times New Roman"/>
+                <w:b w:val="0"/>
+                <w:i w:val="0"/>
+                <w:color w:val="000000"/>
+                <w:sz w:val="20"/>
+              </w:rPr>
+              <w:t>.035</w:t>
+            </w:r>
+          </w:p>
+        </w:tc>
+        <w:tc>
+          <w:tcPr>
+            <w:tcW w:type="dxa" w:w="2256"/>
+          </w:tcPr>
+          <w:p>
+            <w:pPr>
+              <w:spacing w:line="240" w:lineRule="auto" w:after="40" w:before="0"/>
+              <w:jc w:val="center"/>
+            </w:pPr>
+            <w:r>
+              <w:rPr>
+                <w:rFonts w:ascii="Times New Roman" w:hAnsi="Times New Roman" w:cs="Times New Roman"/>
+                <w:b w:val="0"/>
+                <w:i w:val="0"/>
+                <w:color w:val="000000"/>
+                <w:sz w:val="20"/>
+              </w:rPr>
+              <w:t>Negative, significant</w:t>
+            </w:r>
+          </w:p>
+        </w:tc>
+      </w:tr>
+      <w:tr>
+        <w:tc>
+          <w:tcPr>
+            <w:tcW w:type="dxa" w:w="2256"/>
+          </w:tcPr>
+          <w:p>
+            <w:pPr>
+              <w:spacing w:line="240" w:lineRule="auto" w:after="40" w:before="0"/>
+              <w:jc w:val="center"/>
+            </w:pPr>
+            <w:r>
+              <w:rPr>
+                <w:rFonts w:ascii="Times New Roman" w:hAnsi="Times New Roman" w:cs="Times New Roman"/>
+                <w:b w:val="0"/>
+                <w:i w:val="0"/>
+                <w:color w:val="000000"/>
+                <w:sz w:val="20"/>
+              </w:rPr>
+              <w:t>YouTube likes</w:t>
+            </w:r>
+          </w:p>
+        </w:tc>
+        <w:tc>
+          <w:tcPr>
+            <w:tcW w:type="dxa" w:w="2256"/>
+          </w:tcPr>
+          <w:p>
+            <w:pPr>
+              <w:spacing w:line="240" w:lineRule="auto" w:after="40" w:before="0"/>
+              <w:jc w:val="center"/>
+            </w:pPr>
+            <w:r>
+              <w:rPr>
+                <w:rFonts w:ascii="Times New Roman" w:hAnsi="Times New Roman" w:cs="Times New Roman"/>
+                <w:b w:val="0"/>
+                <w:i w:val="0"/>
+                <w:color w:val="000000"/>
+                <w:sz w:val="20"/>
+              </w:rPr>
+              <w:t>-0.279</w:t>
+            </w:r>
+          </w:p>
+        </w:tc>
+        <w:tc>
+          <w:tcPr>
+            <w:tcW w:type="dxa" w:w="2256"/>
+          </w:tcPr>
+          <w:p>
+            <w:pPr>
+              <w:spacing w:line="240" w:lineRule="auto" w:after="40" w:before="0"/>
+              <w:jc w:val="center"/>
+            </w:pPr>
+            <w:r>
+              <w:rPr>
+                <w:rFonts w:ascii="Times New Roman" w:hAnsi="Times New Roman" w:cs="Times New Roman"/>
+                <w:b w:val="0"/>
+                <w:i w:val="0"/>
+                <w:color w:val="000000"/>
+                <w:sz w:val="20"/>
+              </w:rPr>
+              <w:t>.063</w:t>
+            </w:r>
+          </w:p>
+        </w:tc>
+        <w:tc>
+          <w:tcPr>
+            <w:tcW w:type="dxa" w:w="2256"/>
+          </w:tcPr>
+          <w:p>
+            <w:pPr>
+              <w:spacing w:line="240" w:lineRule="auto" w:after="40" w:before="0"/>
+              <w:jc w:val="center"/>
+            </w:pPr>
+            <w:r>
+              <w:rPr>
+                <w:rFonts w:ascii="Times New Roman" w:hAnsi="Times New Roman" w:cs="Times New Roman"/>
+                <w:b w:val="0"/>
+                <w:i w:val="0"/>
+                <w:color w:val="000000"/>
+                <w:sz w:val="20"/>
+              </w:rPr>
+              <w:t>ns</w:t>
+            </w:r>
+          </w:p>
+        </w:tc>
+      </w:tr>
+      <w:tr>
+        <w:tc>
+          <w:tcPr>
+            <w:tcW w:type="dxa" w:w="2256"/>
+          </w:tcPr>
+          <w:p>
+            <w:pPr>
+              <w:spacing w:line="240" w:lineRule="auto" w:after="40" w:before="0"/>
+              <w:jc w:val="center"/>
+            </w:pPr>
+            <w:r>
+              <w:rPr>
+                <w:rFonts w:ascii="Times New Roman" w:hAnsi="Times New Roman" w:cs="Times New Roman"/>
+                <w:b w:val="0"/>
+                <w:i w:val="0"/>
+                <w:color w:val="000000"/>
+                <w:sz w:val="20"/>
+              </w:rPr>
+              <w:t>TikTok views</w:t>
+            </w:r>
+          </w:p>
+        </w:tc>
+        <w:tc>
+          <w:tcPr>
+            <w:tcW w:type="dxa" w:w="2256"/>
+          </w:tcPr>
+          <w:p>
+            <w:pPr>
+              <w:spacing w:line="240" w:lineRule="auto" w:after="40" w:before="0"/>
+              <w:jc w:val="center"/>
+            </w:pPr>
+            <w:r>
+              <w:rPr>
+                <w:rFonts w:ascii="Times New Roman" w:hAnsi="Times New Roman" w:cs="Times New Roman"/>
+                <w:b w:val="0"/>
+                <w:i w:val="0"/>
+                <w:color w:val="000000"/>
+                <w:sz w:val="20"/>
+              </w:rPr>
+              <w:t>0.249</w:t>
+            </w:r>
+          </w:p>
+        </w:tc>
+        <w:tc>
+          <w:tcPr>
+            <w:tcW w:type="dxa" w:w="2256"/>
+          </w:tcPr>
+          <w:p>
+            <w:pPr>
+              <w:spacing w:line="240" w:lineRule="auto" w:after="40" w:before="0"/>
+              <w:jc w:val="center"/>
+            </w:pPr>
+            <w:r>
+              <w:rPr>
+                <w:rFonts w:ascii="Times New Roman" w:hAnsi="Times New Roman" w:cs="Times New Roman"/>
+                <w:b w:val="0"/>
+                <w:i w:val="0"/>
+                <w:color w:val="000000"/>
+                <w:sz w:val="20"/>
+              </w:rPr>
+              <w:t>.318</w:t>
+            </w:r>
+          </w:p>
+        </w:tc>
+        <w:tc>
+          <w:tcPr>
+            <w:tcW w:type="dxa" w:w="2256"/>
+          </w:tcPr>
+          <w:p>
+            <w:pPr>
+              <w:spacing w:line="240" w:lineRule="auto" w:after="40" w:before="0"/>
+              <w:jc w:val="center"/>
+            </w:pPr>
+            <w:r>
+              <w:rPr>
+                <w:rFonts w:ascii="Times New Roman" w:hAnsi="Times New Roman" w:cs="Times New Roman"/>
+                <w:b w:val="0"/>
+                <w:i w:val="0"/>
+                <w:color w:val="000000"/>
+                <w:sz w:val="20"/>
+              </w:rPr>
+              <w:t>ns</w:t>
+            </w:r>
+          </w:p>
+        </w:tc>
+      </w:tr>
+      <w:tr>
+        <w:tc>
+          <w:tcPr>
+            <w:tcW w:type="dxa" w:w="2256"/>
+          </w:tcPr>
+          <w:p>
+            <w:pPr>
+              <w:spacing w:line="240" w:lineRule="auto" w:after="40" w:before="0"/>
+              <w:jc w:val="center"/>
+            </w:pPr>
+            <w:r>
+              <w:rPr>
+                <w:rFonts w:ascii="Times New Roman" w:hAnsi="Times New Roman" w:cs="Times New Roman"/>
+                <w:b w:val="0"/>
+                <w:i w:val="0"/>
+                <w:color w:val="000000"/>
+                <w:sz w:val="20"/>
+              </w:rPr>
+              <w:t>TikTok likes</w:t>
+            </w:r>
+          </w:p>
+        </w:tc>
+        <w:tc>
+          <w:tcPr>
+            <w:tcW w:type="dxa" w:w="2256"/>
+          </w:tcPr>
+          <w:p>
+            <w:pPr>
+              <w:spacing w:line="240" w:lineRule="auto" w:after="40" w:before="0"/>
+              <w:jc w:val="center"/>
+            </w:pPr>
+            <w:r>
+              <w:rPr>
+                <w:rFonts w:ascii="Times New Roman" w:hAnsi="Times New Roman" w:cs="Times New Roman"/>
+                <w:b w:val="0"/>
+                <w:i w:val="0"/>
+                <w:color w:val="000000"/>
+                <w:sz w:val="20"/>
+              </w:rPr>
+              <w:t>0.280</w:t>
+            </w:r>
+          </w:p>
+        </w:tc>
+        <w:tc>
+          <w:tcPr>
+            <w:tcW w:type="dxa" w:w="2256"/>
+          </w:tcPr>
+          <w:p>
+            <w:pPr>
+              <w:spacing w:line="240" w:lineRule="auto" w:after="40" w:before="0"/>
+              <w:jc w:val="center"/>
+            </w:pPr>
+            <w:r>
+              <w:rPr>
+                <w:rFonts w:ascii="Times New Roman" w:hAnsi="Times New Roman" w:cs="Times New Roman"/>
+                <w:b w:val="0"/>
+                <w:i w:val="0"/>
+                <w:color w:val="000000"/>
+                <w:sz w:val="20"/>
+              </w:rPr>
+              <w:t>.098</w:t>
+            </w:r>
+          </w:p>
+        </w:tc>
+        <w:tc>
+          <w:tcPr>
+            <w:tcW w:type="dxa" w:w="2256"/>
+          </w:tcPr>
+          <w:p>
+            <w:pPr>
+              <w:spacing w:line="240" w:lineRule="auto" w:after="40" w:before="0"/>
+              <w:jc w:val="center"/>
+            </w:pPr>
+            <w:r>
+              <w:rPr>
+                <w:rFonts w:ascii="Times New Roman" w:hAnsi="Times New Roman" w:cs="Times New Roman"/>
+                <w:b w:val="0"/>
+                <w:i w:val="0"/>
+                <w:color w:val="000000"/>
+                <w:sz w:val="20"/>
+              </w:rPr>
+              <w:t>ns</w:t>
+            </w:r>
+          </w:p>
+        </w:tc>
+      </w:tr>
+      <w:tr>
+        <w:tc>
+          <w:tcPr>
+            <w:tcW w:type="dxa" w:w="2256"/>
+          </w:tcPr>
+          <w:p>
+            <w:pPr>
+              <w:spacing w:line="240" w:lineRule="auto" w:after="40" w:before="0"/>
+              <w:jc w:val="center"/>
+            </w:pPr>
+            <w:r>
+              <w:rPr>
+                <w:rFonts w:ascii="Times New Roman" w:hAnsi="Times New Roman" w:cs="Times New Roman"/>
+                <w:b w:val="0"/>
+                <w:i w:val="0"/>
+                <w:color w:val="000000"/>
+                <w:sz w:val="20"/>
+              </w:rPr>
+              <w:t>Instagram likes</w:t>
+            </w:r>
+          </w:p>
+        </w:tc>
+        <w:tc>
+          <w:tcPr>
+            <w:tcW w:type="dxa" w:w="2256"/>
+          </w:tcPr>
+          <w:p>
+            <w:pPr>
+              <w:spacing w:line="240" w:lineRule="auto" w:after="40" w:before="0"/>
+              <w:jc w:val="center"/>
+            </w:pPr>
+            <w:r>
+              <w:rPr>
+                <w:rFonts w:ascii="Times New Roman" w:hAnsi="Times New Roman" w:cs="Times New Roman"/>
+                <w:b w:val="0"/>
+                <w:i w:val="0"/>
+                <w:color w:val="000000"/>
+                <w:sz w:val="20"/>
+              </w:rPr>
+              <w:t>-0.013</w:t>
+            </w:r>
+          </w:p>
+        </w:tc>
+        <w:tc>
+          <w:tcPr>
+            <w:tcW w:type="dxa" w:w="2256"/>
+          </w:tcPr>
+          <w:p>
+            <w:pPr>
+              <w:spacing w:line="240" w:lineRule="auto" w:after="40" w:before="0"/>
+              <w:jc w:val="center"/>
+            </w:pPr>
+            <w:r>
+              <w:rPr>
+                <w:rFonts w:ascii="Times New Roman" w:hAnsi="Times New Roman" w:cs="Times New Roman"/>
+                <w:b w:val="0"/>
+                <w:i w:val="0"/>
+                <w:color w:val="000000"/>
+                <w:sz w:val="20"/>
+              </w:rPr>
+              <w:t>.936</w:t>
+            </w:r>
+          </w:p>
+        </w:tc>
+        <w:tc>
+          <w:tcPr>
+            <w:tcW w:type="dxa" w:w="2256"/>
+          </w:tcPr>
+          <w:p>
+            <w:pPr>
+              <w:spacing w:line="240" w:lineRule="auto" w:after="40" w:before="0"/>
+              <w:jc w:val="center"/>
+            </w:pPr>
+            <w:r>
+              <w:rPr>
+                <w:rFonts w:ascii="Times New Roman" w:hAnsi="Times New Roman" w:cs="Times New Roman"/>
+                <w:b w:val="0"/>
+                <w:i w:val="0"/>
+                <w:color w:val="000000"/>
+                <w:sz w:val="20"/>
+              </w:rPr>
+              <w:t>ns</w:t>
+            </w:r>
+          </w:p>
+        </w:tc>
+      </w:tr>
+      <w:tr>
+        <w:tc>
+          <w:tcPr>
+            <w:tcW w:type="dxa" w:w="2256"/>
+          </w:tcPr>
+          <w:p>
+            <w:pPr>
+              <w:spacing w:line="240" w:lineRule="auto" w:after="40" w:before="0"/>
+              <w:jc w:val="center"/>
+            </w:pPr>
+            <w:r>
+              <w:rPr>
+                <w:rFonts w:ascii="Times New Roman" w:hAnsi="Times New Roman" w:cs="Times New Roman"/>
+                <w:b w:val="0"/>
+                <w:i w:val="0"/>
+                <w:color w:val="000000"/>
+                <w:sz w:val="20"/>
+              </w:rPr>
+              <w:t>Note</w:t>
+            </w:r>
+          </w:p>
+        </w:tc>
+        <w:tc>
+          <w:tcPr>
+            <w:tcW w:type="dxa" w:w="2256"/>
+          </w:tcPr>
+          <w:p>
+            <w:pPr>
+              <w:spacing w:line="240" w:lineRule="auto" w:after="40" w:before="0"/>
+              <w:jc w:val="center"/>
+            </w:pPr>
+            <w:r>
+              <w:rPr>
+                <w:rFonts w:ascii="Times New Roman" w:hAnsi="Times New Roman" w:cs="Times New Roman"/>
+                <w:b w:val="0"/>
+                <w:i w:val="0"/>
+                <w:color w:val="000000"/>
+                <w:sz w:val="20"/>
+              </w:rPr>
+            </w:r>
+          </w:p>
+        </w:tc>
+        <w:tc>
+          <w:tcPr>
+            <w:tcW w:type="dxa" w:w="2256"/>
+          </w:tcPr>
+          <w:p>
+            <w:pPr>
+              <w:spacing w:line="240" w:lineRule="auto" w:after="40" w:before="0"/>
+              <w:jc w:val="center"/>
+            </w:pPr>
+            <w:r>
+              <w:rPr>
+                <w:rFonts w:ascii="Times New Roman" w:hAnsi="Times New Roman" w:cs="Times New Roman"/>
+                <w:b w:val="0"/>
+                <w:i w:val="0"/>
+                <w:color w:val="000000"/>
+                <w:sz w:val="20"/>
+              </w:rPr>
+            </w:r>
+          </w:p>
+        </w:tc>
+        <w:tc>
+          <w:tcPr>
+            <w:tcW w:type="dxa" w:w="2256"/>
+          </w:tcPr>
+          <w:p>
+            <w:pPr>
+              <w:spacing w:line="240" w:lineRule="auto" w:after="40" w:before="0"/>
+              <w:jc w:val="center"/>
+            </w:pPr>
+            <w:r>
+              <w:rPr>
+                <w:rFonts w:ascii="Times New Roman" w:hAnsi="Times New Roman" w:cs="Times New Roman"/>
+                <w:b w:val="0"/>
+                <w:i w:val="0"/>
+                <w:color w:val="000000"/>
+                <w:sz w:val="20"/>
+              </w:rPr>
+              <w:t>Overall likes/comments driven by Simpson's paradox</w:t>
+            </w:r>
+          </w:p>
+        </w:tc>
+      </w:tr>
+    </w:tbl>
+    <w:p>
+      <w:pPr>
+        <w:spacing w:line="360" w:lineRule="auto" w:after="120" w:before="0"/>
+        <w:jc w:val="both"/>
+      </w:pPr>
+      <w:r>
+        <w:rPr>
+          <w:rFonts w:ascii="Times New Roman" w:hAnsi="Times New Roman" w:cs="Times New Roman"/>
+          <w:b w:val="0"/>
+          <w:i w:val="0"/>
+          <w:color w:val="000000"/>
+          <w:sz w:val="24"/>
+        </w:rPr>
+      </w:r>
+    </w:p>
+    <w:p>
+      <w:pPr>
+        <w:spacing w:line="360" w:lineRule="auto" w:after="200" w:before="0"/>
+        <w:jc w:val="both"/>
+      </w:pPr>
+      <w:r>
+        <w:rPr>
+          <w:rFonts w:ascii="Times New Roman" w:hAnsi="Times New Roman" w:cs="Times New Roman"/>
+          <w:b/>
+          <w:i w:val="0"/>
+          <w:color w:val="000000"/>
+          <w:sz w:val="26"/>
+        </w:rPr>
+        <w:t>Table C7. DISCERN Section Scores by Platform (Median, IQR)</w:t>
+      </w:r>
+    </w:p>
+    <w:tbl>
+      <w:tblPr>
+        <w:tblStyle w:val="TableGrid"/>
+        <w:tblW w:type="auto" w:w="0"/>
+        <w:jc w:val="center"/>
+        <w:tblLook w:firstColumn="1" w:firstRow="1" w:lastColumn="0" w:lastRow="0" w:noHBand="0" w:noVBand="1" w:val="04A0"/>
+      </w:tblPr>
+      <w:tblGrid>
+        <w:gridCol w:w="1805"/>
+        <w:gridCol w:w="1805"/>
+        <w:gridCol w:w="1805"/>
+        <w:gridCol w:w="1805"/>
+        <w:gridCol w:w="1805"/>
+      </w:tblGrid>
+      <w:tr>
+        <w:tc>
+          <w:tcPr>
+            <w:tcW w:type="dxa" w:w="1805"/>
+            <w:shd w:fill="D9E2F3" w:val="clear"/>
+          </w:tcPr>
+          <w:p>
+            <w:pPr>
+              <w:spacing w:line="240" w:lineRule="auto" w:after="40" w:before="0"/>
+              <w:jc w:val="center"/>
+            </w:pPr>
+            <w:r>
+              <w:rPr>
+                <w:rFonts w:ascii="Times New Roman" w:hAnsi="Times New Roman" w:cs="Times New Roman"/>
+                <w:b/>
+                <w:i w:val="0"/>
+                <w:color w:val="000000"/>
+                <w:sz w:val="20"/>
+              </w:rPr>
+              <w:t>Platform</w:t>
+            </w:r>
+          </w:p>
+        </w:tc>
+        <w:tc>
+          <w:tcPr>
+            <w:tcW w:type="dxa" w:w="1805"/>
+            <w:shd w:fill="D9E2F3" w:val="clear"/>
+          </w:tcPr>
+          <w:p>
+            <w:pPr>
+              <w:spacing w:line="240" w:lineRule="auto" w:after="40" w:before="0"/>
+              <w:jc w:val="center"/>
+            </w:pPr>
+            <w:r>
+              <w:rPr>
+                <w:rFonts w:ascii="Times New Roman" w:hAnsi="Times New Roman" w:cs="Times New Roman"/>
+                <w:b/>
+                <w:i w:val="0"/>
+                <w:color w:val="000000"/>
+                <w:sz w:val="20"/>
+              </w:rPr>
+              <w:t>Section 1 Mdn</w:t>
+            </w:r>
+          </w:p>
+        </w:tc>
+        <w:tc>
+          <w:tcPr>
+            <w:tcW w:type="dxa" w:w="1805"/>
+            <w:shd w:fill="D9E2F3" w:val="clear"/>
+          </w:tcPr>
+          <w:p>
+            <w:pPr>
+              <w:spacing w:line="240" w:lineRule="auto" w:after="40" w:before="0"/>
+              <w:jc w:val="center"/>
+            </w:pPr>
+            <w:r>
+              <w:rPr>
+                <w:rFonts w:ascii="Times New Roman" w:hAnsi="Times New Roman" w:cs="Times New Roman"/>
+                <w:b/>
+                <w:i w:val="0"/>
+                <w:color w:val="000000"/>
+                <w:sz w:val="20"/>
+              </w:rPr>
+              <w:t>Section 1 IQR</w:t>
+            </w:r>
+          </w:p>
+        </w:tc>
+        <w:tc>
+          <w:tcPr>
+            <w:tcW w:type="dxa" w:w="1805"/>
+            <w:shd w:fill="D9E2F3" w:val="clear"/>
+          </w:tcPr>
+          <w:p>
+            <w:pPr>
+              <w:spacing w:line="240" w:lineRule="auto" w:after="40" w:before="0"/>
+              <w:jc w:val="center"/>
+            </w:pPr>
+            <w:r>
+              <w:rPr>
+                <w:rFonts w:ascii="Times New Roman" w:hAnsi="Times New Roman" w:cs="Times New Roman"/>
+                <w:b/>
+                <w:i w:val="0"/>
+                <w:color w:val="000000"/>
+                <w:sz w:val="20"/>
+              </w:rPr>
+              <w:t>Section 2 Mdn</w:t>
+            </w:r>
+          </w:p>
+        </w:tc>
+        <w:tc>
+          <w:tcPr>
+            <w:tcW w:type="dxa" w:w="1805"/>
+            <w:shd w:fill="D9E2F3" w:val="clear"/>
+          </w:tcPr>
+          <w:p>
+            <w:pPr>
+              <w:spacing w:line="240" w:lineRule="auto" w:after="40" w:before="0"/>
+              <w:jc w:val="center"/>
+            </w:pPr>
+            <w:r>
+              <w:rPr>
+                <w:rFonts w:ascii="Times New Roman" w:hAnsi="Times New Roman" w:cs="Times New Roman"/>
+                <w:b/>
+                <w:i w:val="0"/>
+                <w:color w:val="000000"/>
+                <w:sz w:val="20"/>
+              </w:rPr>
+              <w:t>Section 2 IQR</w:t>
             </w:r>
           </w:p>
         </w:tc>
@@ -2887,12 +4661,19 @@
             <w:tcW w:type="dxa" w:w="1805"/>
           </w:tcPr>
           <w:p>
+            <w:pPr>
+              <w:spacing w:line="240" w:lineRule="auto" w:after="40" w:before="0"/>
+              <w:jc w:val="center"/>
+            </w:pPr>
             <w:r>
               <w:rPr>
-                <w:rFonts w:ascii="Times New Roman" w:hAnsi="Times New Roman"/>
+                <w:rFonts w:ascii="Times New Roman" w:hAnsi="Times New Roman" w:cs="Times New Roman"/>
+                <w:b w:val="0"/>
+                <w:i w:val="0"/>
+                <w:color w:val="000000"/>
                 <w:sz w:val="20"/>
               </w:rPr>
-              <w:t>YouTube vs Instagram</w:t>
+              <w:t>Website</w:t>
             </w:r>
           </w:p>
         </w:tc>
@@ -2901,12 +4682,19 @@
             <w:tcW w:type="dxa" w:w="1805"/>
           </w:tcPr>
           <w:p>
+            <w:pPr>
+              <w:spacing w:line="240" w:lineRule="auto" w:after="40" w:before="0"/>
+              <w:jc w:val="center"/>
+            </w:pPr>
             <w:r>
               <w:rPr>
-                <w:rFonts w:ascii="Times New Roman" w:hAnsi="Times New Roman"/>
+                <w:rFonts w:ascii="Times New Roman" w:hAnsi="Times New Roman" w:cs="Times New Roman"/>
+                <w:b w:val="0"/>
+                <w:i w:val="0"/>
+                <w:color w:val="000000"/>
                 <w:sz w:val="20"/>
               </w:rPr>
-              <w:t>2468</w:t>
+              <w:t>25</w:t>
             </w:r>
           </w:p>
         </w:tc>
@@ -2915,12 +4703,19 @@
             <w:tcW w:type="dxa" w:w="1805"/>
           </w:tcPr>
           <w:p>
+            <w:pPr>
+              <w:spacing w:line="240" w:lineRule="auto" w:after="40" w:before="0"/>
+              <w:jc w:val="center"/>
+            </w:pPr>
             <w:r>
               <w:rPr>
-                <w:rFonts w:ascii="Times New Roman" w:hAnsi="Times New Roman"/>
+                <w:rFonts w:ascii="Times New Roman" w:hAnsi="Times New Roman" w:cs="Times New Roman"/>
+                <w:b w:val="0"/>
+                <w:i w:val="0"/>
+                <w:color w:val="000000"/>
                 <w:sz w:val="20"/>
               </w:rPr>
-              <w:t>&lt;.0001</w:t>
+              <w:t>23–29</w:t>
             </w:r>
           </w:p>
         </w:tc>
@@ -2929,12 +4724,19 @@
             <w:tcW w:type="dxa" w:w="1805"/>
           </w:tcPr>
           <w:p>
+            <w:pPr>
+              <w:spacing w:line="240" w:lineRule="auto" w:after="40" w:before="0"/>
+              <w:jc w:val="center"/>
+            </w:pPr>
             <w:r>
               <w:rPr>
-                <w:rFonts w:ascii="Times New Roman" w:hAnsi="Times New Roman"/>
+                <w:rFonts w:ascii="Times New Roman" w:hAnsi="Times New Roman" w:cs="Times New Roman"/>
+                <w:b w:val="0"/>
+                <w:i w:val="0"/>
+                <w:color w:val="000000"/>
                 <w:sz w:val="20"/>
               </w:rPr>
-              <w:t>−0.974</w:t>
+              <w:t>18</w:t>
             </w:r>
           </w:p>
         </w:tc>
@@ -2943,12 +4745,19 @@
             <w:tcW w:type="dxa" w:w="1805"/>
           </w:tcPr>
           <w:p>
+            <w:pPr>
+              <w:spacing w:line="240" w:lineRule="auto" w:after="40" w:before="0"/>
+              <w:jc w:val="center"/>
+            </w:pPr>
             <w:r>
               <w:rPr>
-                <w:rFonts w:ascii="Times New Roman" w:hAnsi="Times New Roman"/>
+                <w:rFonts w:ascii="Times New Roman" w:hAnsi="Times New Roman" w:cs="Times New Roman"/>
+                <w:b w:val="0"/>
+                <w:i w:val="0"/>
+                <w:color w:val="000000"/>
                 <w:sz w:val="20"/>
               </w:rPr>
-              <w:t>***</w:t>
+              <w:t>16–21</w:t>
             </w:r>
           </w:p>
         </w:tc>
@@ -2959,12 +4768,19 @@
             <w:tcW w:type="dxa" w:w="1805"/>
           </w:tcPr>
           <w:p>
+            <w:pPr>
+              <w:spacing w:line="240" w:lineRule="auto" w:after="40" w:before="0"/>
+              <w:jc w:val="center"/>
+            </w:pPr>
             <w:r>
               <w:rPr>
-                <w:rFonts w:ascii="Times New Roman" w:hAnsi="Times New Roman"/>
+                <w:rFonts w:ascii="Times New Roman" w:hAnsi="Times New Roman" w:cs="Times New Roman"/>
+                <w:b w:val="0"/>
+                <w:i w:val="0"/>
+                <w:color w:val="000000"/>
                 <w:sz w:val="20"/>
               </w:rPr>
-              <w:t>TikTok vs Instagram</w:t>
+              <w:t>YouTube</w:t>
             </w:r>
           </w:p>
         </w:tc>
@@ -2973,12 +4789,19 @@
             <w:tcW w:type="dxa" w:w="1805"/>
           </w:tcPr>
           <w:p>
+            <w:pPr>
+              <w:spacing w:line="240" w:lineRule="auto" w:after="40" w:before="0"/>
+              <w:jc w:val="center"/>
+            </w:pPr>
             <w:r>
               <w:rPr>
-                <w:rFonts w:ascii="Times New Roman" w:hAnsi="Times New Roman"/>
+                <w:rFonts w:ascii="Times New Roman" w:hAnsi="Times New Roman" w:cs="Times New Roman"/>
+                <w:b w:val="0"/>
+                <w:i w:val="0"/>
+                <w:color w:val="000000"/>
                 <w:sz w:val="20"/>
               </w:rPr>
-              <w:t>2051</w:t>
+              <w:t>24</w:t>
             </w:r>
           </w:p>
         </w:tc>
@@ -2987,12 +4810,19 @@
             <w:tcW w:type="dxa" w:w="1805"/>
           </w:tcPr>
           <w:p>
+            <w:pPr>
+              <w:spacing w:line="240" w:lineRule="auto" w:after="40" w:before="0"/>
+              <w:jc w:val="center"/>
+            </w:pPr>
             <w:r>
               <w:rPr>
-                <w:rFonts w:ascii="Times New Roman" w:hAnsi="Times New Roman"/>
+                <w:rFonts w:ascii="Times New Roman" w:hAnsi="Times New Roman" w:cs="Times New Roman"/>
+                <w:b w:val="0"/>
+                <w:i w:val="0"/>
+                <w:color w:val="000000"/>
                 <w:sz w:val="20"/>
               </w:rPr>
-              <w:t>&lt;.0001</w:t>
+              <w:t>21–27</w:t>
             </w:r>
           </w:p>
         </w:tc>
@@ -3001,12 +4831,19 @@
             <w:tcW w:type="dxa" w:w="1805"/>
           </w:tcPr>
           <w:p>
+            <w:pPr>
+              <w:spacing w:line="240" w:lineRule="auto" w:after="40" w:before="0"/>
+              <w:jc w:val="center"/>
+            </w:pPr>
             <w:r>
               <w:rPr>
-                <w:rFonts w:ascii="Times New Roman" w:hAnsi="Times New Roman"/>
+                <w:rFonts w:ascii="Times New Roman" w:hAnsi="Times New Roman" w:cs="Times New Roman"/>
+                <w:b w:val="0"/>
+                <w:i w:val="0"/>
+                <w:color w:val="000000"/>
                 <w:sz w:val="20"/>
               </w:rPr>
-              <w:t>−0.641</w:t>
+              <w:t>16</w:t>
             </w:r>
           </w:p>
         </w:tc>
@@ -3015,12 +4852,233 @@
             <w:tcW w:type="dxa" w:w="1805"/>
           </w:tcPr>
           <w:p>
+            <w:pPr>
+              <w:spacing w:line="240" w:lineRule="auto" w:after="40" w:before="0"/>
+              <w:jc w:val="center"/>
+            </w:pPr>
             <w:r>
               <w:rPr>
-                <w:rFonts w:ascii="Times New Roman" w:hAnsi="Times New Roman"/>
+                <w:rFonts w:ascii="Times New Roman" w:hAnsi="Times New Roman" w:cs="Times New Roman"/>
+                <w:b w:val="0"/>
+                <w:i w:val="0"/>
+                <w:color w:val="000000"/>
                 <w:sz w:val="20"/>
               </w:rPr>
-              <w:t>***</w:t>
+              <w:t>14–18</w:t>
+            </w:r>
+          </w:p>
+        </w:tc>
+      </w:tr>
+      <w:tr>
+        <w:tc>
+          <w:tcPr>
+            <w:tcW w:type="dxa" w:w="1805"/>
+          </w:tcPr>
+          <w:p>
+            <w:pPr>
+              <w:spacing w:line="240" w:lineRule="auto" w:after="40" w:before="0"/>
+              <w:jc w:val="center"/>
+            </w:pPr>
+            <w:r>
+              <w:rPr>
+                <w:rFonts w:ascii="Times New Roman" w:hAnsi="Times New Roman" w:cs="Times New Roman"/>
+                <w:b w:val="0"/>
+                <w:i w:val="0"/>
+                <w:color w:val="000000"/>
+                <w:sz w:val="20"/>
+              </w:rPr>
+              <w:t>TikTok</w:t>
+            </w:r>
+          </w:p>
+        </w:tc>
+        <w:tc>
+          <w:tcPr>
+            <w:tcW w:type="dxa" w:w="1805"/>
+          </w:tcPr>
+          <w:p>
+            <w:pPr>
+              <w:spacing w:line="240" w:lineRule="auto" w:after="40" w:before="0"/>
+              <w:jc w:val="center"/>
+            </w:pPr>
+            <w:r>
+              <w:rPr>
+                <w:rFonts w:ascii="Times New Roman" w:hAnsi="Times New Roman" w:cs="Times New Roman"/>
+                <w:b w:val="0"/>
+                <w:i w:val="0"/>
+                <w:color w:val="000000"/>
+                <w:sz w:val="20"/>
+              </w:rPr>
+              <w:t>19</w:t>
+            </w:r>
+          </w:p>
+        </w:tc>
+        <w:tc>
+          <w:tcPr>
+            <w:tcW w:type="dxa" w:w="1805"/>
+          </w:tcPr>
+          <w:p>
+            <w:pPr>
+              <w:spacing w:line="240" w:lineRule="auto" w:after="40" w:before="0"/>
+              <w:jc w:val="center"/>
+            </w:pPr>
+            <w:r>
+              <w:rPr>
+                <w:rFonts w:ascii="Times New Roman" w:hAnsi="Times New Roman" w:cs="Times New Roman"/>
+                <w:b w:val="0"/>
+                <w:i w:val="0"/>
+                <w:color w:val="000000"/>
+                <w:sz w:val="20"/>
+              </w:rPr>
+              <w:t>17–22</w:t>
+            </w:r>
+          </w:p>
+        </w:tc>
+        <w:tc>
+          <w:tcPr>
+            <w:tcW w:type="dxa" w:w="1805"/>
+          </w:tcPr>
+          <w:p>
+            <w:pPr>
+              <w:spacing w:line="240" w:lineRule="auto" w:after="40" w:before="0"/>
+              <w:jc w:val="center"/>
+            </w:pPr>
+            <w:r>
+              <w:rPr>
+                <w:rFonts w:ascii="Times New Roman" w:hAnsi="Times New Roman" w:cs="Times New Roman"/>
+                <w:b w:val="0"/>
+                <w:i w:val="0"/>
+                <w:color w:val="000000"/>
+                <w:sz w:val="20"/>
+              </w:rPr>
+              <w:t>14</w:t>
+            </w:r>
+          </w:p>
+        </w:tc>
+        <w:tc>
+          <w:tcPr>
+            <w:tcW w:type="dxa" w:w="1805"/>
+          </w:tcPr>
+          <w:p>
+            <w:pPr>
+              <w:spacing w:line="240" w:lineRule="auto" w:after="40" w:before="0"/>
+              <w:jc w:val="center"/>
+            </w:pPr>
+            <w:r>
+              <w:rPr>
+                <w:rFonts w:ascii="Times New Roman" w:hAnsi="Times New Roman" w:cs="Times New Roman"/>
+                <w:b w:val="0"/>
+                <w:i w:val="0"/>
+                <w:color w:val="000000"/>
+                <w:sz w:val="20"/>
+              </w:rPr>
+              <w:t>11–16</w:t>
+            </w:r>
+          </w:p>
+        </w:tc>
+      </w:tr>
+      <w:tr>
+        <w:tc>
+          <w:tcPr>
+            <w:tcW w:type="dxa" w:w="1805"/>
+          </w:tcPr>
+          <w:p>
+            <w:pPr>
+              <w:spacing w:line="240" w:lineRule="auto" w:after="40" w:before="0"/>
+              <w:jc w:val="center"/>
+            </w:pPr>
+            <w:r>
+              <w:rPr>
+                <w:rFonts w:ascii="Times New Roman" w:hAnsi="Times New Roman" w:cs="Times New Roman"/>
+                <w:b w:val="0"/>
+                <w:i w:val="0"/>
+                <w:color w:val="000000"/>
+                <w:sz w:val="20"/>
+              </w:rPr>
+              <w:t>Instagram</w:t>
+            </w:r>
+          </w:p>
+        </w:tc>
+        <w:tc>
+          <w:tcPr>
+            <w:tcW w:type="dxa" w:w="1805"/>
+          </w:tcPr>
+          <w:p>
+            <w:pPr>
+              <w:spacing w:line="240" w:lineRule="auto" w:after="40" w:before="0"/>
+              <w:jc w:val="center"/>
+            </w:pPr>
+            <w:r>
+              <w:rPr>
+                <w:rFonts w:ascii="Times New Roman" w:hAnsi="Times New Roman" w:cs="Times New Roman"/>
+                <w:b w:val="0"/>
+                <w:i w:val="0"/>
+                <w:color w:val="000000"/>
+                <w:sz w:val="20"/>
+              </w:rPr>
+              <w:t>15</w:t>
+            </w:r>
+          </w:p>
+        </w:tc>
+        <w:tc>
+          <w:tcPr>
+            <w:tcW w:type="dxa" w:w="1805"/>
+          </w:tcPr>
+          <w:p>
+            <w:pPr>
+              <w:spacing w:line="240" w:lineRule="auto" w:after="40" w:before="0"/>
+              <w:jc w:val="center"/>
+            </w:pPr>
+            <w:r>
+              <w:rPr>
+                <w:rFonts w:ascii="Times New Roman" w:hAnsi="Times New Roman" w:cs="Times New Roman"/>
+                <w:b w:val="0"/>
+                <w:i w:val="0"/>
+                <w:color w:val="000000"/>
+                <w:sz w:val="20"/>
+              </w:rPr>
+              <w:t>13–18</w:t>
+            </w:r>
+          </w:p>
+        </w:tc>
+        <w:tc>
+          <w:tcPr>
+            <w:tcW w:type="dxa" w:w="1805"/>
+          </w:tcPr>
+          <w:p>
+            <w:pPr>
+              <w:spacing w:line="240" w:lineRule="auto" w:after="40" w:before="0"/>
+              <w:jc w:val="center"/>
+            </w:pPr>
+            <w:r>
+              <w:rPr>
+                <w:rFonts w:ascii="Times New Roman" w:hAnsi="Times New Roman" w:cs="Times New Roman"/>
+                <w:b w:val="0"/>
+                <w:i w:val="0"/>
+                <w:color w:val="000000"/>
+                <w:sz w:val="20"/>
+              </w:rPr>
+              <w:t>10</w:t>
+            </w:r>
+          </w:p>
+        </w:tc>
+        <w:tc>
+          <w:tcPr>
+            <w:tcW w:type="dxa" w:w="1805"/>
+          </w:tcPr>
+          <w:p>
+            <w:pPr>
+              <w:spacing w:line="240" w:lineRule="auto" w:after="40" w:before="0"/>
+              <w:jc w:val="center"/>
+            </w:pPr>
+            <w:r>
+              <w:rPr>
+                <w:rFonts w:ascii="Times New Roman" w:hAnsi="Times New Roman" w:cs="Times New Roman"/>
+                <w:b w:val="0"/>
+                <w:i w:val="0"/>
+                <w:color w:val="000000"/>
+                <w:sz w:val="20"/>
+              </w:rPr>
+              <w:t>9–13</w:t>
             </w:r>
           </w:p>
         </w:tc>
@@ -3028,114 +5086,86 @@
     </w:tbl>
     <w:p>
       <w:pPr>
-        <w:spacing w:line="360" w:lineRule="auto"/>
+        <w:spacing w:line="360" w:lineRule="auto" w:after="120" w:before="0"/>
         <w:jc w:val="both"/>
       </w:pPr>
       <w:r>
         <w:rPr>
-          <w:rFonts w:ascii="Times New Roman" w:hAnsi="Times New Roman"/>
-          <w:b w:val="0"/>
-          <w:i/>
-          <w:sz w:val="24"/>
-        </w:rPr>
-        <w:t>Note. *** p &lt; .001. Effect size r computed as Z / sqrt(N).</w:t>
-      </w:r>
-    </w:p>
-    <w:p>
-      <w:pPr>
-        <w:spacing w:line="360" w:lineRule="auto"/>
-        <w:jc w:val="both"/>
-      </w:pPr>
-      <w:r>
-        <w:rPr>
-          <w:rFonts w:ascii="Times New Roman" w:hAnsi="Times New Roman"/>
+          <w:rFonts w:ascii="Times New Roman" w:hAnsi="Times New Roman" w:cs="Times New Roman"/>
           <w:b w:val="0"/>
           <w:i w:val="0"/>
+          <w:color w:val="000000"/>
           <w:sz w:val="24"/>
         </w:rPr>
       </w:r>
     </w:p>
     <w:p>
       <w:pPr>
-        <w:pStyle w:val="Heading2"/>
+        <w:spacing w:line="360" w:lineRule="auto" w:after="200" w:before="0"/>
+        <w:jc w:val="both"/>
       </w:pPr>
       <w:r>
         <w:rPr>
-          <w:rFonts w:ascii="Times New Roman" w:hAnsi="Times New Roman"/>
-          <w:color w:val="000000"/>
-        </w:rPr>
-        <w:t>C.3 Engagement–Quality Correlations</w:t>
-      </w:r>
-    </w:p>
-    <w:p>
-      <w:pPr>
-        <w:spacing w:line="360" w:lineRule="auto"/>
-        <w:jc w:val="left"/>
-      </w:pPr>
-      <w:r>
-        <w:rPr>
-          <w:rFonts w:ascii="Times New Roman" w:hAnsi="Times New Roman"/>
+          <w:rFonts w:ascii="Times New Roman" w:hAnsi="Times New Roman" w:cs="Times New Roman"/>
           <w:b/>
           <w:i w:val="0"/>
-          <w:sz w:val="24"/>
+          <w:color w:val="000000"/>
+          <w:sz w:val="26"/>
         </w:rPr>
-        <w:t>Table C6. Spearman Correlations Between Engagement Metrics and DISCERN Total by Platform</w:t>
+        <w:t>Table C8. DISCERN Scores by Creator Type</w:t>
       </w:r>
     </w:p>
     <w:tbl>
       <w:tblPr>
         <w:tblStyle w:val="TableGrid"/>
         <w:tblW w:type="auto" w:w="0"/>
+        <w:jc w:val="center"/>
         <w:tblLook w:firstColumn="1" w:firstRow="1" w:lastColumn="0" w:lastRow="0" w:noHBand="0" w:noVBand="1" w:val="04A0"/>
       </w:tblPr>
       <w:tblGrid>
-        <w:gridCol w:w="1504"/>
-        <w:gridCol w:w="1504"/>
-        <w:gridCol w:w="1504"/>
-        <w:gridCol w:w="1504"/>
-        <w:gridCol w:w="1504"/>
-        <w:gridCol w:w="1504"/>
+        <w:gridCol w:w="3009"/>
+        <w:gridCol w:w="3009"/>
+        <w:gridCol w:w="3009"/>
       </w:tblGrid>
       <w:tr>
         <w:tc>
           <w:tcPr>
-            <w:tcW w:type="dxa" w:w="1504"/>
+            <w:tcW w:type="dxa" w:w="3009"/>
+            <w:shd w:fill="D9E2F3" w:val="clear"/>
           </w:tcPr>
           <w:p>
+            <w:pPr>
+              <w:spacing w:line="240" w:lineRule="auto" w:after="40" w:before="0"/>
+              <w:jc w:val="center"/>
+            </w:pPr>
             <w:r>
               <w:rPr>
-                <w:rFonts w:ascii="Times New Roman" w:hAnsi="Times New Roman"/>
+                <w:rFonts w:ascii="Times New Roman" w:hAnsi="Times New Roman" w:cs="Times New Roman"/>
                 <w:b/>
+                <w:i w:val="0"/>
+                <w:color w:val="000000"/>
                 <w:sz w:val="20"/>
               </w:rPr>
-              <w:t>Platform</w:t>
+              <w:t>Creator Type</w:t>
             </w:r>
           </w:p>
         </w:tc>
         <w:tc>
           <w:tcPr>
-            <w:tcW w:type="dxa" w:w="1504"/>
+            <w:tcW w:type="dxa" w:w="3009"/>
+            <w:shd w:fill="D9E2F3" w:val="clear"/>
           </w:tcPr>
           <w:p>
+            <w:pPr>
+              <w:spacing w:line="240" w:lineRule="auto" w:after="40" w:before="0"/>
+              <w:jc w:val="center"/>
+            </w:pPr>
             <w:r>
               <w:rPr>
-                <w:rFonts w:ascii="Times New Roman" w:hAnsi="Times New Roman"/>
+                <w:rFonts w:ascii="Times New Roman" w:hAnsi="Times New Roman" w:cs="Times New Roman"/>
                 <w:b/>
-                <w:sz w:val="20"/>
-              </w:rPr>
-              <w:t>Metric</w:t>
-            </w:r>
-          </w:p>
-        </w:tc>
-        <w:tc>
-          <w:tcPr>
-            <w:tcW w:type="dxa" w:w="1504"/>
-          </w:tcPr>
-          <w:p>
-            <w:r>
-              <w:rPr>
-                <w:rFonts w:ascii="Times New Roman" w:hAnsi="Times New Roman"/>
-                <w:b/>
+                <w:i w:val="0"/>
+                <w:color w:val="000000"/>
                 <w:sz w:val="20"/>
               </w:rPr>
               <w:t>n</w:t>
@@ -3144,46 +5174,23 @@
         </w:tc>
         <w:tc>
           <w:tcPr>
-            <w:tcW w:type="dxa" w:w="1504"/>
+            <w:tcW w:type="dxa" w:w="3009"/>
+            <w:shd w:fill="D9E2F3" w:val="clear"/>
           </w:tcPr>
           <w:p>
+            <w:pPr>
+              <w:spacing w:line="240" w:lineRule="auto" w:after="40" w:before="0"/>
+              <w:jc w:val="center"/>
+            </w:pPr>
             <w:r>
               <w:rPr>
-                <w:rFonts w:ascii="Times New Roman" w:hAnsi="Times New Roman"/>
+                <w:rFonts w:ascii="Times New Roman" w:hAnsi="Times New Roman" w:cs="Times New Roman"/>
                 <w:b/>
+                <w:i w:val="0"/>
+                <w:color w:val="000000"/>
                 <w:sz w:val="20"/>
               </w:rPr>
-              <w:t>rho</w:t>
-            </w:r>
-          </w:p>
-        </w:tc>
-        <w:tc>
-          <w:tcPr>
-            <w:tcW w:type="dxa" w:w="1504"/>
-          </w:tcPr>
-          <w:p>
-            <w:r>
-              <w:rPr>
-                <w:rFonts w:ascii="Times New Roman" w:hAnsi="Times New Roman"/>
-                <w:b/>
-                <w:sz w:val="20"/>
-              </w:rPr>
-              <w:t>p</w:t>
-            </w:r>
-          </w:p>
-        </w:tc>
-        <w:tc>
-          <w:tcPr>
-            <w:tcW w:type="dxa" w:w="1504"/>
-          </w:tcPr>
-          <w:p>
-            <w:r>
-              <w:rPr>
-                <w:rFonts w:ascii="Times New Roman" w:hAnsi="Times New Roman"/>
-                <w:b/>
-                <w:sz w:val="20"/>
-              </w:rPr>
-              <w:t>Sig.</w:t>
+              <w:t>Mdn DISCERN</w:t>
             </w:r>
           </w:p>
         </w:tc>
@@ -3191,84 +5198,64 @@
       <w:tr>
         <w:tc>
           <w:tcPr>
-            <w:tcW w:type="dxa" w:w="1504"/>
+            <w:tcW w:type="dxa" w:w="3009"/>
           </w:tcPr>
           <w:p>
+            <w:pPr>
+              <w:spacing w:line="240" w:lineRule="auto" w:after="40" w:before="0"/>
+              <w:jc w:val="center"/>
+            </w:pPr>
             <w:r>
               <w:rPr>
-                <w:rFonts w:ascii="Times New Roman" w:hAnsi="Times New Roman"/>
+                <w:rFonts w:ascii="Times New Roman" w:hAnsi="Times New Roman" w:cs="Times New Roman"/>
+                <w:b w:val="0"/>
+                <w:i w:val="0"/>
+                <w:color w:val="000000"/>
                 <w:sz w:val="20"/>
               </w:rPr>
-              <w:t>Overall</w:t>
+              <w:t>Healthcare Professional</w:t>
             </w:r>
           </w:p>
         </w:tc>
         <w:tc>
           <w:tcPr>
-            <w:tcW w:type="dxa" w:w="1504"/>
+            <w:tcW w:type="dxa" w:w="3009"/>
           </w:tcPr>
           <w:p>
+            <w:pPr>
+              <w:spacing w:line="240" w:lineRule="auto" w:after="40" w:before="0"/>
+              <w:jc w:val="center"/>
+            </w:pPr>
             <w:r>
               <w:rPr>
-                <w:rFonts w:ascii="Times New Roman" w:hAnsi="Times New Roman"/>
+                <w:rFonts w:ascii="Times New Roman" w:hAnsi="Times New Roman" w:cs="Times New Roman"/>
+                <w:b w:val="0"/>
+                <w:i w:val="0"/>
+                <w:color w:val="000000"/>
                 <w:sz w:val="20"/>
               </w:rPr>
-              <w:t>Views</w:t>
+              <w:t>17</w:t>
             </w:r>
           </w:p>
         </w:tc>
         <w:tc>
           <w:tcPr>
-            <w:tcW w:type="dxa" w:w="1504"/>
+            <w:tcW w:type="dxa" w:w="3009"/>
           </w:tcPr>
           <w:p>
+            <w:pPr>
+              <w:spacing w:line="240" w:lineRule="auto" w:after="40" w:before="0"/>
+              <w:jc w:val="center"/>
+            </w:pPr>
             <w:r>
               <w:rPr>
-                <w:rFonts w:ascii="Times New Roman" w:hAnsi="Times New Roman"/>
+                <w:rFonts w:ascii="Times New Roman" w:hAnsi="Times New Roman" w:cs="Times New Roman"/>
+                <w:b w:val="0"/>
+                <w:i w:val="0"/>
+                <w:color w:val="000000"/>
                 <w:sz w:val="20"/>
               </w:rPr>
-              <w:t>63</w:t>
-            </w:r>
-          </w:p>
-        </w:tc>
-        <w:tc>
-          <w:tcPr>
-            <w:tcW w:type="dxa" w:w="1504"/>
-          </w:tcPr>
-          <w:p>
-            <w:r>
-              <w:rPr>
-                <w:rFonts w:ascii="Times New Roman" w:hAnsi="Times New Roman"/>
-                <w:sz w:val="20"/>
-              </w:rPr>
-              <w:t>.017</w:t>
-            </w:r>
-          </w:p>
-        </w:tc>
-        <w:tc>
-          <w:tcPr>
-            <w:tcW w:type="dxa" w:w="1504"/>
-          </w:tcPr>
-          <w:p>
-            <w:r>
-              <w:rPr>
-                <w:rFonts w:ascii="Times New Roman" w:hAnsi="Times New Roman"/>
-                <w:sz w:val="20"/>
-              </w:rPr>
-              <w:t>.894</w:t>
-            </w:r>
-          </w:p>
-        </w:tc>
-        <w:tc>
-          <w:tcPr>
-            <w:tcW w:type="dxa" w:w="1504"/>
-          </w:tcPr>
-          <w:p>
-            <w:r>
-              <w:rPr>
-                <w:rFonts w:ascii="Times New Roman" w:hAnsi="Times New Roman"/>
-                <w:sz w:val="20"/>
-              </w:rPr>
+              <w:t>41.0</w:t>
             </w:r>
           </w:p>
         </w:tc>
@@ -3276,85 +5263,64 @@
       <w:tr>
         <w:tc>
           <w:tcPr>
-            <w:tcW w:type="dxa" w:w="1504"/>
+            <w:tcW w:type="dxa" w:w="3009"/>
           </w:tcPr>
           <w:p>
+            <w:pPr>
+              <w:spacing w:line="240" w:lineRule="auto" w:after="40" w:before="0"/>
+              <w:jc w:val="center"/>
+            </w:pPr>
             <w:r>
               <w:rPr>
-                <w:rFonts w:ascii="Times New Roman" w:hAnsi="Times New Roman"/>
+                <w:rFonts w:ascii="Times New Roman" w:hAnsi="Times New Roman" w:cs="Times New Roman"/>
+                <w:b w:val="0"/>
+                <w:i w:val="0"/>
+                <w:color w:val="000000"/>
                 <w:sz w:val="20"/>
               </w:rPr>
-              <w:t>Overall</w:t>
+              <w:t>Certified Fitness Professional</w:t>
             </w:r>
           </w:p>
         </w:tc>
         <w:tc>
           <w:tcPr>
-            <w:tcW w:type="dxa" w:w="1504"/>
+            <w:tcW w:type="dxa" w:w="3009"/>
           </w:tcPr>
           <w:p>
+            <w:pPr>
+              <w:spacing w:line="240" w:lineRule="auto" w:after="40" w:before="0"/>
+              <w:jc w:val="center"/>
+            </w:pPr>
             <w:r>
               <w:rPr>
-                <w:rFonts w:ascii="Times New Roman" w:hAnsi="Times New Roman"/>
+                <w:rFonts w:ascii="Times New Roman" w:hAnsi="Times New Roman" w:cs="Times New Roman"/>
+                <w:b w:val="0"/>
+                <w:i w:val="0"/>
+                <w:color w:val="000000"/>
                 <w:sz w:val="20"/>
               </w:rPr>
-              <w:t>Likes</w:t>
+              <w:t>31</w:t>
             </w:r>
           </w:p>
         </w:tc>
         <w:tc>
           <w:tcPr>
-            <w:tcW w:type="dxa" w:w="1504"/>
+            <w:tcW w:type="dxa" w:w="3009"/>
           </w:tcPr>
           <w:p>
+            <w:pPr>
+              <w:spacing w:line="240" w:lineRule="auto" w:after="40" w:before="0"/>
+              <w:jc w:val="center"/>
+            </w:pPr>
             <w:r>
               <w:rPr>
-                <w:rFonts w:ascii="Times New Roman" w:hAnsi="Times New Roman"/>
+                <w:rFonts w:ascii="Times New Roman" w:hAnsi="Times New Roman" w:cs="Times New Roman"/>
+                <w:b w:val="0"/>
+                <w:i w:val="0"/>
+                <w:color w:val="000000"/>
                 <w:sz w:val="20"/>
               </w:rPr>
-              <w:t>121</w:t>
-            </w:r>
-          </w:p>
-        </w:tc>
-        <w:tc>
-          <w:tcPr>
-            <w:tcW w:type="dxa" w:w="1504"/>
-          </w:tcPr>
-          <w:p>
-            <w:r>
-              <w:rPr>
-                <w:rFonts w:ascii="Times New Roman" w:hAnsi="Times New Roman"/>
-                <w:sz w:val="20"/>
-              </w:rPr>
-              <w:t>.549</w:t>
-            </w:r>
-          </w:p>
-        </w:tc>
-        <w:tc>
-          <w:tcPr>
-            <w:tcW w:type="dxa" w:w="1504"/>
-          </w:tcPr>
-          <w:p>
-            <w:r>
-              <w:rPr>
-                <w:rFonts w:ascii="Times New Roman" w:hAnsi="Times New Roman"/>
-                <w:sz w:val="20"/>
-              </w:rPr>
-              <w:t>&lt;.001</w:t>
-            </w:r>
-          </w:p>
-        </w:tc>
-        <w:tc>
-          <w:tcPr>
-            <w:tcW w:type="dxa" w:w="1504"/>
-          </w:tcPr>
-          <w:p>
-            <w:r>
-              <w:rPr>
-                <w:rFonts w:ascii="Times New Roman" w:hAnsi="Times New Roman"/>
-                <w:sz w:val="20"/>
-              </w:rPr>
-              <w:t>***</w:t>
+              <w:t>41.0</w:t>
             </w:r>
           </w:p>
         </w:tc>
@@ -3362,85 +5328,64 @@
       <w:tr>
         <w:tc>
           <w:tcPr>
-            <w:tcW w:type="dxa" w:w="1504"/>
+            <w:tcW w:type="dxa" w:w="3009"/>
           </w:tcPr>
           <w:p>
+            <w:pPr>
+              <w:spacing w:line="240" w:lineRule="auto" w:after="40" w:before="0"/>
+              <w:jc w:val="center"/>
+            </w:pPr>
             <w:r>
               <w:rPr>
-                <w:rFonts w:ascii="Times New Roman" w:hAnsi="Times New Roman"/>
+                <w:rFonts w:ascii="Times New Roman" w:hAnsi="Times New Roman" w:cs="Times New Roman"/>
+                <w:b w:val="0"/>
+                <w:i w:val="0"/>
+                <w:color w:val="000000"/>
                 <w:sz w:val="20"/>
               </w:rPr>
-              <w:t>Overall</w:t>
+              <w:t>Fitness Influencer</w:t>
             </w:r>
           </w:p>
         </w:tc>
         <w:tc>
           <w:tcPr>
-            <w:tcW w:type="dxa" w:w="1504"/>
+            <w:tcW w:type="dxa" w:w="3009"/>
           </w:tcPr>
           <w:p>
+            <w:pPr>
+              <w:spacing w:line="240" w:lineRule="auto" w:after="40" w:before="0"/>
+              <w:jc w:val="center"/>
+            </w:pPr>
             <w:r>
               <w:rPr>
-                <w:rFonts w:ascii="Times New Roman" w:hAnsi="Times New Roman"/>
+                <w:rFonts w:ascii="Times New Roman" w:hAnsi="Times New Roman" w:cs="Times New Roman"/>
+                <w:b w:val="0"/>
+                <w:i w:val="0"/>
+                <w:color w:val="000000"/>
                 <w:sz w:val="20"/>
               </w:rPr>
-              <w:t>Comments</w:t>
+              <w:t>27</w:t>
             </w:r>
           </w:p>
         </w:tc>
         <w:tc>
           <w:tcPr>
-            <w:tcW w:type="dxa" w:w="1504"/>
+            <w:tcW w:type="dxa" w:w="3009"/>
           </w:tcPr>
           <w:p>
+            <w:pPr>
+              <w:spacing w:line="240" w:lineRule="auto" w:after="40" w:before="0"/>
+              <w:jc w:val="center"/>
+            </w:pPr>
             <w:r>
               <w:rPr>
-                <w:rFonts w:ascii="Times New Roman" w:hAnsi="Times New Roman"/>
+                <w:rFonts w:ascii="Times New Roman" w:hAnsi="Times New Roman" w:cs="Times New Roman"/>
+                <w:b w:val="0"/>
+                <w:i w:val="0"/>
+                <w:color w:val="000000"/>
                 <w:sz w:val="20"/>
               </w:rPr>
-              <w:t>111</w:t>
-            </w:r>
-          </w:p>
-        </w:tc>
-        <w:tc>
-          <w:tcPr>
-            <w:tcW w:type="dxa" w:w="1504"/>
-          </w:tcPr>
-          <w:p>
-            <w:r>
-              <w:rPr>
-                <w:rFonts w:ascii="Times New Roman" w:hAnsi="Times New Roman"/>
-                <w:sz w:val="20"/>
-              </w:rPr>
-              <w:t>.520</w:t>
-            </w:r>
-          </w:p>
-        </w:tc>
-        <w:tc>
-          <w:tcPr>
-            <w:tcW w:type="dxa" w:w="1504"/>
-          </w:tcPr>
-          <w:p>
-            <w:r>
-              <w:rPr>
-                <w:rFonts w:ascii="Times New Roman" w:hAnsi="Times New Roman"/>
-                <w:sz w:val="20"/>
-              </w:rPr>
-              <w:t>&lt;.001</w:t>
-            </w:r>
-          </w:p>
-        </w:tc>
-        <w:tc>
-          <w:tcPr>
-            <w:tcW w:type="dxa" w:w="1504"/>
-          </w:tcPr>
-          <w:p>
-            <w:r>
-              <w:rPr>
-                <w:rFonts w:ascii="Times New Roman" w:hAnsi="Times New Roman"/>
-                <w:sz w:val="20"/>
-              </w:rPr>
-              <w:t>***</w:t>
+              <w:t>36.0</w:t>
             </w:r>
           </w:p>
         </w:tc>
@@ -3448,85 +5393,64 @@
       <w:tr>
         <w:tc>
           <w:tcPr>
-            <w:tcW w:type="dxa" w:w="1504"/>
+            <w:tcW w:type="dxa" w:w="3009"/>
           </w:tcPr>
           <w:p>
+            <w:pPr>
+              <w:spacing w:line="240" w:lineRule="auto" w:after="40" w:before="0"/>
+              <w:jc w:val="center"/>
+            </w:pPr>
             <w:r>
               <w:rPr>
-                <w:rFonts w:ascii="Times New Roman" w:hAnsi="Times New Roman"/>
+                <w:rFonts w:ascii="Times New Roman" w:hAnsi="Times New Roman" w:cs="Times New Roman"/>
+                <w:b w:val="0"/>
+                <w:i w:val="0"/>
+                <w:color w:val="000000"/>
                 <w:sz w:val="20"/>
               </w:rPr>
-              <w:t>YouTube</w:t>
+              <w:t>General User</w:t>
             </w:r>
           </w:p>
         </w:tc>
         <w:tc>
           <w:tcPr>
-            <w:tcW w:type="dxa" w:w="1504"/>
+            <w:tcW w:type="dxa" w:w="3009"/>
           </w:tcPr>
           <w:p>
+            <w:pPr>
+              <w:spacing w:line="240" w:lineRule="auto" w:after="40" w:before="0"/>
+              <w:jc w:val="center"/>
+            </w:pPr>
             <w:r>
               <w:rPr>
-                <w:rFonts w:ascii="Times New Roman" w:hAnsi="Times New Roman"/>
+                <w:rFonts w:ascii="Times New Roman" w:hAnsi="Times New Roman" w:cs="Times New Roman"/>
+                <w:b w:val="0"/>
+                <w:i w:val="0"/>
+                <w:color w:val="000000"/>
                 <w:sz w:val="20"/>
               </w:rPr>
-              <w:t>Views</w:t>
+              <w:t>30</w:t>
             </w:r>
           </w:p>
         </w:tc>
         <w:tc>
           <w:tcPr>
-            <w:tcW w:type="dxa" w:w="1504"/>
+            <w:tcW w:type="dxa" w:w="3009"/>
           </w:tcPr>
           <w:p>
+            <w:pPr>
+              <w:spacing w:line="240" w:lineRule="auto" w:after="40" w:before="0"/>
+              <w:jc w:val="center"/>
+            </w:pPr>
             <w:r>
               <w:rPr>
-                <w:rFonts w:ascii="Times New Roman" w:hAnsi="Times New Roman"/>
+                <w:rFonts w:ascii="Times New Roman" w:hAnsi="Times New Roman" w:cs="Times New Roman"/>
+                <w:b w:val="0"/>
+                <w:i w:val="0"/>
+                <w:color w:val="000000"/>
                 <w:sz w:val="20"/>
               </w:rPr>
-              <w:t>—</w:t>
-            </w:r>
-          </w:p>
-        </w:tc>
-        <w:tc>
-          <w:tcPr>
-            <w:tcW w:type="dxa" w:w="1504"/>
-          </w:tcPr>
-          <w:p>
-            <w:r>
-              <w:rPr>
-                <w:rFonts w:ascii="Times New Roman" w:hAnsi="Times New Roman"/>
-                <w:sz w:val="20"/>
-              </w:rPr>
-              <w:t>−.352</w:t>
-            </w:r>
-          </w:p>
-        </w:tc>
-        <w:tc>
-          <w:tcPr>
-            <w:tcW w:type="dxa" w:w="1504"/>
-          </w:tcPr>
-          <w:p>
-            <w:r>
-              <w:rPr>
-                <w:rFonts w:ascii="Times New Roman" w:hAnsi="Times New Roman"/>
-                <w:sz w:val="20"/>
-              </w:rPr>
-              <w:t>.018</w:t>
-            </w:r>
-          </w:p>
-        </w:tc>
-        <w:tc>
-          <w:tcPr>
-            <w:tcW w:type="dxa" w:w="1504"/>
-          </w:tcPr>
-          <w:p>
-            <w:r>
-              <w:rPr>
-                <w:rFonts w:ascii="Times New Roman" w:hAnsi="Times New Roman"/>
-                <w:sz w:val="20"/>
-              </w:rPr>
-              <w:t>*</w:t>
+              <w:t>33.0</w:t>
             </w:r>
           </w:p>
         </w:tc>
@@ -3534,85 +5458,199 @@
       <w:tr>
         <w:tc>
           <w:tcPr>
-            <w:tcW w:type="dxa" w:w="1504"/>
+            <w:tcW w:type="dxa" w:w="3009"/>
           </w:tcPr>
           <w:p>
+            <w:pPr>
+              <w:spacing w:line="240" w:lineRule="auto" w:after="40" w:before="0"/>
+              <w:jc w:val="center"/>
+            </w:pPr>
             <w:r>
               <w:rPr>
-                <w:rFonts w:ascii="Times New Roman" w:hAnsi="Times New Roman"/>
+                <w:rFonts w:ascii="Times New Roman" w:hAnsi="Times New Roman" w:cs="Times New Roman"/>
+                <w:b w:val="0"/>
+                <w:i w:val="0"/>
+                <w:color w:val="000000"/>
                 <w:sz w:val="20"/>
               </w:rPr>
-              <w:t>YouTube</w:t>
+              <w:t>Organisation</w:t>
             </w:r>
           </w:p>
         </w:tc>
         <w:tc>
           <w:tcPr>
-            <w:tcW w:type="dxa" w:w="1504"/>
+            <w:tcW w:type="dxa" w:w="3009"/>
           </w:tcPr>
           <w:p>
+            <w:pPr>
+              <w:spacing w:line="240" w:lineRule="auto" w:after="40" w:before="0"/>
+              <w:jc w:val="center"/>
+            </w:pPr>
             <w:r>
               <w:rPr>
-                <w:rFonts w:ascii="Times New Roman" w:hAnsi="Times New Roman"/>
+                <w:rFonts w:ascii="Times New Roman" w:hAnsi="Times New Roman" w:cs="Times New Roman"/>
+                <w:b w:val="0"/>
+                <w:i w:val="0"/>
+                <w:color w:val="000000"/>
                 <w:sz w:val="20"/>
               </w:rPr>
-              <w:t>Likes</w:t>
+              <w:t>85</w:t>
             </w:r>
           </w:p>
         </w:tc>
         <w:tc>
           <w:tcPr>
-            <w:tcW w:type="dxa" w:w="1504"/>
+            <w:tcW w:type="dxa" w:w="3009"/>
           </w:tcPr>
           <w:p>
+            <w:pPr>
+              <w:spacing w:line="240" w:lineRule="auto" w:after="40" w:before="0"/>
+              <w:jc w:val="center"/>
+            </w:pPr>
             <w:r>
               <w:rPr>
-                <w:rFonts w:ascii="Times New Roman" w:hAnsi="Times New Roman"/>
+                <w:rFonts w:ascii="Times New Roman" w:hAnsi="Times New Roman" w:cs="Times New Roman"/>
+                <w:b w:val="0"/>
+                <w:i w:val="0"/>
+                <w:color w:val="000000"/>
                 <w:sz w:val="20"/>
               </w:rPr>
-              <w:t>—</w:t>
+              <w:t>39.0</w:t>
+            </w:r>
+          </w:p>
+        </w:tc>
+      </w:tr>
+    </w:tbl>
+    <w:p>
+      <w:pPr>
+        <w:spacing w:line="360" w:lineRule="auto" w:after="120" w:before="0"/>
+        <w:jc w:val="both"/>
+      </w:pPr>
+      <w:r>
+        <w:rPr>
+          <w:rFonts w:ascii="Times New Roman" w:hAnsi="Times New Roman" w:cs="Times New Roman"/>
+          <w:b w:val="0"/>
+          <w:i w:val="0"/>
+          <w:color w:val="000000"/>
+          <w:sz w:val="24"/>
+        </w:rPr>
+      </w:r>
+    </w:p>
+    <w:p>
+      <w:pPr>
+        <w:spacing w:line="360" w:lineRule="auto" w:after="200" w:before="0"/>
+        <w:jc w:val="both"/>
+      </w:pPr>
+      <w:r>
+        <w:rPr>
+          <w:rFonts w:ascii="Times New Roman" w:hAnsi="Times New Roman" w:cs="Times New Roman"/>
+          <w:b/>
+          <w:i w:val="0"/>
+          <w:color w:val="000000"/>
+          <w:sz w:val="26"/>
+        </w:rPr>
+        <w:t>Table C9. DISCERN Scores by Content Format</w:t>
+      </w:r>
+    </w:p>
+    <w:tbl>
+      <w:tblPr>
+        <w:tblStyle w:val="TableGrid"/>
+        <w:tblW w:type="auto" w:w="0"/>
+        <w:jc w:val="center"/>
+        <w:tblLook w:firstColumn="1" w:firstRow="1" w:lastColumn="0" w:lastRow="0" w:noHBand="0" w:noVBand="1" w:val="04A0"/>
+      </w:tblPr>
+      <w:tblGrid>
+        <w:gridCol w:w="2256"/>
+        <w:gridCol w:w="2256"/>
+        <w:gridCol w:w="2256"/>
+        <w:gridCol w:w="2256"/>
+      </w:tblGrid>
+      <w:tr>
+        <w:tc>
+          <w:tcPr>
+            <w:tcW w:type="dxa" w:w="2256"/>
+            <w:shd w:fill="D9E2F3" w:val="clear"/>
+          </w:tcPr>
+          <w:p>
+            <w:pPr>
+              <w:spacing w:line="240" w:lineRule="auto" w:after="40" w:before="0"/>
+              <w:jc w:val="center"/>
+            </w:pPr>
+            <w:r>
+              <w:rPr>
+                <w:rFonts w:ascii="Times New Roman" w:hAnsi="Times New Roman" w:cs="Times New Roman"/>
+                <w:b/>
+                <w:i w:val="0"/>
+                <w:color w:val="000000"/>
+                <w:sz w:val="20"/>
+              </w:rPr>
+              <w:t>Format</w:t>
             </w:r>
           </w:p>
         </w:tc>
         <w:tc>
           <w:tcPr>
-            <w:tcW w:type="dxa" w:w="1504"/>
+            <w:tcW w:type="dxa" w:w="2256"/>
+            <w:shd w:fill="D9E2F3" w:val="clear"/>
           </w:tcPr>
           <w:p>
+            <w:pPr>
+              <w:spacing w:line="240" w:lineRule="auto" w:after="40" w:before="0"/>
+              <w:jc w:val="center"/>
+            </w:pPr>
             <w:r>
               <w:rPr>
-                <w:rFonts w:ascii="Times New Roman" w:hAnsi="Times New Roman"/>
+                <w:rFonts w:ascii="Times New Roman" w:hAnsi="Times New Roman" w:cs="Times New Roman"/>
+                <w:b/>
+                <w:i w:val="0"/>
+                <w:color w:val="000000"/>
                 <w:sz w:val="20"/>
               </w:rPr>
-              <w:t>−.338</w:t>
+              <w:t>n</w:t>
             </w:r>
           </w:p>
         </w:tc>
         <w:tc>
           <w:tcPr>
-            <w:tcW w:type="dxa" w:w="1504"/>
+            <w:tcW w:type="dxa" w:w="2256"/>
+            <w:shd w:fill="D9E2F3" w:val="clear"/>
           </w:tcPr>
           <w:p>
+            <w:pPr>
+              <w:spacing w:line="240" w:lineRule="auto" w:after="40" w:before="0"/>
+              <w:jc w:val="center"/>
+            </w:pPr>
             <w:r>
               <w:rPr>
-                <w:rFonts w:ascii="Times New Roman" w:hAnsi="Times New Roman"/>
+                <w:rFonts w:ascii="Times New Roman" w:hAnsi="Times New Roman" w:cs="Times New Roman"/>
+                <w:b/>
+                <w:i w:val="0"/>
+                <w:color w:val="000000"/>
                 <w:sz w:val="20"/>
               </w:rPr>
-              <w:t>.023</w:t>
+              <w:t>Mdn</w:t>
             </w:r>
           </w:p>
         </w:tc>
         <w:tc>
           <w:tcPr>
-            <w:tcW w:type="dxa" w:w="1504"/>
+            <w:tcW w:type="dxa" w:w="2256"/>
+            <w:shd w:fill="D9E2F3" w:val="clear"/>
           </w:tcPr>
           <w:p>
+            <w:pPr>
+              <w:spacing w:line="240" w:lineRule="auto" w:after="40" w:before="0"/>
+              <w:jc w:val="center"/>
+            </w:pPr>
             <w:r>
               <w:rPr>
-                <w:rFonts w:ascii="Times New Roman" w:hAnsi="Times New Roman"/>
+                <w:rFonts w:ascii="Times New Roman" w:hAnsi="Times New Roman" w:cs="Times New Roman"/>
+                <w:b/>
+                <w:i w:val="0"/>
+                <w:color w:val="000000"/>
                 <w:sz w:val="20"/>
               </w:rPr>
-              <w:t>*</w:t>
+              <w:t>M</w:t>
             </w:r>
           </w:p>
         </w:tc>
@@ -3620,84 +5658,85 @@
       <w:tr>
         <w:tc>
           <w:tcPr>
-            <w:tcW w:type="dxa" w:w="1504"/>
+            <w:tcW w:type="dxa" w:w="2256"/>
           </w:tcPr>
           <w:p>
+            <w:pPr>
+              <w:spacing w:line="240" w:lineRule="auto" w:after="40" w:before="0"/>
+              <w:jc w:val="center"/>
+            </w:pPr>
             <w:r>
               <w:rPr>
-                <w:rFonts w:ascii="Times New Roman" w:hAnsi="Times New Roman"/>
+                <w:rFonts w:ascii="Times New Roman" w:hAnsi="Times New Roman" w:cs="Times New Roman"/>
+                <w:b w:val="0"/>
+                <w:i w:val="0"/>
+                <w:color w:val="000000"/>
                 <w:sz w:val="20"/>
               </w:rPr>
-              <w:t>YouTube</w:t>
+              <w:t>Long Video (&gt;5 min)</w:t>
             </w:r>
           </w:p>
         </w:tc>
         <w:tc>
           <w:tcPr>
-            <w:tcW w:type="dxa" w:w="1504"/>
+            <w:tcW w:type="dxa" w:w="2256"/>
           </w:tcPr>
           <w:p>
+            <w:pPr>
+              <w:spacing w:line="240" w:lineRule="auto" w:after="40" w:before="0"/>
+              <w:jc w:val="center"/>
+            </w:pPr>
             <w:r>
               <w:rPr>
-                <w:rFonts w:ascii="Times New Roman" w:hAnsi="Times New Roman"/>
+                <w:rFonts w:ascii="Times New Roman" w:hAnsi="Times New Roman" w:cs="Times New Roman"/>
+                <w:b w:val="0"/>
+                <w:i w:val="0"/>
+                <w:color w:val="000000"/>
                 <w:sz w:val="20"/>
               </w:rPr>
-              <w:t>Comments</w:t>
+              <w:t>45</w:t>
             </w:r>
           </w:p>
         </w:tc>
         <w:tc>
           <w:tcPr>
-            <w:tcW w:type="dxa" w:w="1504"/>
+            <w:tcW w:type="dxa" w:w="2256"/>
           </w:tcPr>
           <w:p>
+            <w:pPr>
+              <w:spacing w:line="240" w:lineRule="auto" w:after="40" w:before="0"/>
+              <w:jc w:val="center"/>
+            </w:pPr>
             <w:r>
               <w:rPr>
-                <w:rFonts w:ascii="Times New Roman" w:hAnsi="Times New Roman"/>
+                <w:rFonts w:ascii="Times New Roman" w:hAnsi="Times New Roman" w:cs="Times New Roman"/>
+                <w:b w:val="0"/>
+                <w:i w:val="0"/>
+                <w:color w:val="000000"/>
                 <w:sz w:val="20"/>
               </w:rPr>
-              <w:t>—</w:t>
+              <w:t>43.0</w:t>
             </w:r>
           </w:p>
         </w:tc>
         <w:tc>
           <w:tcPr>
-            <w:tcW w:type="dxa" w:w="1504"/>
+            <w:tcW w:type="dxa" w:w="2256"/>
           </w:tcPr>
           <w:p>
+            <w:pPr>
+              <w:spacing w:line="240" w:lineRule="auto" w:after="40" w:before="0"/>
+              <w:jc w:val="center"/>
+            </w:pPr>
             <w:r>
               <w:rPr>
-                <w:rFonts w:ascii="Times New Roman" w:hAnsi="Times New Roman"/>
+                <w:rFonts w:ascii="Times New Roman" w:hAnsi="Times New Roman" w:cs="Times New Roman"/>
+                <w:b w:val="0"/>
+                <w:i w:val="0"/>
+                <w:color w:val="000000"/>
                 <w:sz w:val="20"/>
               </w:rPr>
-              <w:t>−.239</w:t>
-            </w:r>
-          </w:p>
-        </w:tc>
-        <w:tc>
-          <w:tcPr>
-            <w:tcW w:type="dxa" w:w="1504"/>
-          </w:tcPr>
-          <w:p>
-            <w:r>
-              <w:rPr>
-                <w:rFonts w:ascii="Times New Roman" w:hAnsi="Times New Roman"/>
-                <w:sz w:val="20"/>
-              </w:rPr>
-              <w:t>.127</w:t>
-            </w:r>
-          </w:p>
-        </w:tc>
-        <w:tc>
-          <w:tcPr>
-            <w:tcW w:type="dxa" w:w="1504"/>
-          </w:tcPr>
-          <w:p>
-            <w:r>
-              <w:rPr>
-                <w:rFonts w:ascii="Times New Roman" w:hAnsi="Times New Roman"/>
-                <w:sz w:val="20"/>
-              </w:rPr>
+              <w:t>43.1</w:t>
             </w:r>
           </w:p>
         </w:tc>
@@ -3705,85 +5744,85 @@
       <w:tr>
         <w:tc>
           <w:tcPr>
-            <w:tcW w:type="dxa" w:w="1504"/>
+            <w:tcW w:type="dxa" w:w="2256"/>
           </w:tcPr>
           <w:p>
+            <w:pPr>
+              <w:spacing w:line="240" w:lineRule="auto" w:after="40" w:before="0"/>
+              <w:jc w:val="center"/>
+            </w:pPr>
             <w:r>
               <w:rPr>
-                <w:rFonts w:ascii="Times New Roman" w:hAnsi="Times New Roman"/>
+                <w:rFonts w:ascii="Times New Roman" w:hAnsi="Times New Roman" w:cs="Times New Roman"/>
+                <w:b w:val="0"/>
+                <w:i w:val="0"/>
+                <w:color w:val="000000"/>
                 <w:sz w:val="20"/>
               </w:rPr>
-              <w:t>TikTok</w:t>
+              <w:t>Short Video (&lt;60 s)</w:t>
             </w:r>
           </w:p>
         </w:tc>
         <w:tc>
           <w:tcPr>
-            <w:tcW w:type="dxa" w:w="1504"/>
+            <w:tcW w:type="dxa" w:w="2256"/>
           </w:tcPr>
           <w:p>
+            <w:pPr>
+              <w:spacing w:line="240" w:lineRule="auto" w:after="40" w:before="0"/>
+              <w:jc w:val="center"/>
+            </w:pPr>
             <w:r>
               <w:rPr>
-                <w:rFonts w:ascii="Times New Roman" w:hAnsi="Times New Roman"/>
+                <w:rFonts w:ascii="Times New Roman" w:hAnsi="Times New Roman" w:cs="Times New Roman"/>
+                <w:b w:val="0"/>
+                <w:i w:val="0"/>
+                <w:color w:val="000000"/>
                 <w:sz w:val="20"/>
               </w:rPr>
-              <w:t>Views</w:t>
+              <w:t>18</w:t>
             </w:r>
           </w:p>
         </w:tc>
         <w:tc>
           <w:tcPr>
-            <w:tcW w:type="dxa" w:w="1504"/>
+            <w:tcW w:type="dxa" w:w="2256"/>
           </w:tcPr>
           <w:p>
+            <w:pPr>
+              <w:spacing w:line="240" w:lineRule="auto" w:after="40" w:before="0"/>
+              <w:jc w:val="center"/>
+            </w:pPr>
             <w:r>
               <w:rPr>
-                <w:rFonts w:ascii="Times New Roman" w:hAnsi="Times New Roman"/>
+                <w:rFonts w:ascii="Times New Roman" w:hAnsi="Times New Roman" w:cs="Times New Roman"/>
+                <w:b w:val="0"/>
+                <w:i w:val="0"/>
+                <w:color w:val="000000"/>
                 <w:sz w:val="20"/>
               </w:rPr>
-              <w:t>—</w:t>
+              <w:t>31.5</w:t>
             </w:r>
           </w:p>
         </w:tc>
         <w:tc>
           <w:tcPr>
-            <w:tcW w:type="dxa" w:w="1504"/>
+            <w:tcW w:type="dxa" w:w="2256"/>
           </w:tcPr>
           <w:p>
+            <w:pPr>
+              <w:spacing w:line="240" w:lineRule="auto" w:after="40" w:before="0"/>
+              <w:jc w:val="center"/>
+            </w:pPr>
             <w:r>
               <w:rPr>
-                <w:rFonts w:ascii="Times New Roman" w:hAnsi="Times New Roman"/>
+                <w:rFonts w:ascii="Times New Roman" w:hAnsi="Times New Roman" w:cs="Times New Roman"/>
+                <w:b w:val="0"/>
+                <w:i w:val="0"/>
+                <w:color w:val="000000"/>
                 <w:sz w:val="20"/>
               </w:rPr>
-              <w:t>.522</w:t>
-            </w:r>
-          </w:p>
-        </w:tc>
-        <w:tc>
-          <w:tcPr>
-            <w:tcW w:type="dxa" w:w="1504"/>
-          </w:tcPr>
-          <w:p>
-            <w:r>
-              <w:rPr>
-                <w:rFonts w:ascii="Times New Roman" w:hAnsi="Times New Roman"/>
-                <w:sz w:val="20"/>
-              </w:rPr>
-              <w:t>.026</w:t>
-            </w:r>
-          </w:p>
-        </w:tc>
-        <w:tc>
-          <w:tcPr>
-            <w:tcW w:type="dxa" w:w="1504"/>
-          </w:tcPr>
-          <w:p>
-            <w:r>
-              <w:rPr>
-                <w:rFonts w:ascii="Times New Roman" w:hAnsi="Times New Roman"/>
-                <w:sz w:val="20"/>
-              </w:rPr>
-              <w:t>*</w:t>
+              <w:t>32.8</w:t>
             </w:r>
           </w:p>
         </w:tc>
@@ -3791,360 +5830,90 @@
       <w:tr>
         <w:tc>
           <w:tcPr>
-            <w:tcW w:type="dxa" w:w="1504"/>
+            <w:tcW w:type="dxa" w:w="2256"/>
           </w:tcPr>
           <w:p>
+            <w:pPr>
+              <w:spacing w:line="240" w:lineRule="auto" w:after="40" w:before="0"/>
+              <w:jc w:val="center"/>
+            </w:pPr>
             <w:r>
               <w:rPr>
-                <w:rFonts w:ascii="Times New Roman" w:hAnsi="Times New Roman"/>
+                <w:rFonts w:ascii="Times New Roman" w:hAnsi="Times New Roman" w:cs="Times New Roman"/>
+                <w:b w:val="0"/>
+                <w:i w:val="0"/>
+                <w:color w:val="000000"/>
                 <w:sz w:val="20"/>
               </w:rPr>
-              <w:t>TikTok</w:t>
+              <w:t>Carousel</w:t>
             </w:r>
           </w:p>
         </w:tc>
         <w:tc>
           <w:tcPr>
-            <w:tcW w:type="dxa" w:w="1504"/>
+            <w:tcW w:type="dxa" w:w="2256"/>
           </w:tcPr>
           <w:p>
+            <w:pPr>
+              <w:spacing w:line="240" w:lineRule="auto" w:after="40" w:before="0"/>
+              <w:jc w:val="center"/>
+            </w:pPr>
             <w:r>
               <w:rPr>
-                <w:rFonts w:ascii="Times New Roman" w:hAnsi="Times New Roman"/>
+                <w:rFonts w:ascii="Times New Roman" w:hAnsi="Times New Roman" w:cs="Times New Roman"/>
+                <w:b w:val="0"/>
+                <w:i w:val="0"/>
+                <w:color w:val="000000"/>
                 <w:sz w:val="20"/>
               </w:rPr>
-              <w:t>Likes</w:t>
+              <w:t>50</w:t>
             </w:r>
           </w:p>
         </w:tc>
         <w:tc>
           <w:tcPr>
-            <w:tcW w:type="dxa" w:w="1504"/>
+            <w:tcW w:type="dxa" w:w="2256"/>
           </w:tcPr>
           <w:p>
+            <w:pPr>
+              <w:spacing w:line="240" w:lineRule="auto" w:after="40" w:before="0"/>
+              <w:jc w:val="center"/>
+            </w:pPr>
             <w:r>
               <w:rPr>
-                <w:rFonts w:ascii="Times New Roman" w:hAnsi="Times New Roman"/>
+                <w:rFonts w:ascii="Times New Roman" w:hAnsi="Times New Roman" w:cs="Times New Roman"/>
+                <w:b w:val="0"/>
+                <w:i w:val="0"/>
+                <w:color w:val="000000"/>
                 <w:sz w:val="20"/>
               </w:rPr>
-              <w:t>—</w:t>
+              <w:t>27.5</w:t>
             </w:r>
           </w:p>
         </w:tc>
         <w:tc>
           <w:tcPr>
-            <w:tcW w:type="dxa" w:w="1504"/>
+            <w:tcW w:type="dxa" w:w="2256"/>
           </w:tcPr>
           <w:p>
+            <w:pPr>
+              <w:spacing w:line="240" w:lineRule="auto" w:after="40" w:before="0"/>
+              <w:jc w:val="center"/>
+            </w:pPr>
             <w:r>
               <w:rPr>
-                <w:rFonts w:ascii="Times New Roman" w:hAnsi="Times New Roman"/>
+                <w:rFonts w:ascii="Times New Roman" w:hAnsi="Times New Roman" w:cs="Times New Roman"/>
+                <w:b w:val="0"/>
+                <w:i w:val="0"/>
+                <w:color w:val="000000"/>
                 <w:sz w:val="20"/>
               </w:rPr>
-              <w:t>.475</w:t>
-            </w:r>
-          </w:p>
-        </w:tc>
-        <w:tc>
-          <w:tcPr>
-            <w:tcW w:type="dxa" w:w="1504"/>
-          </w:tcPr>
-          <w:p>
-            <w:r>
-              <w:rPr>
-                <w:rFonts w:ascii="Times New Roman" w:hAnsi="Times New Roman"/>
-                <w:sz w:val="20"/>
-              </w:rPr>
-              <w:t>.003</w:t>
-            </w:r>
-          </w:p>
-        </w:tc>
-        <w:tc>
-          <w:tcPr>
-            <w:tcW w:type="dxa" w:w="1504"/>
-          </w:tcPr>
-          <w:p>
-            <w:r>
-              <w:rPr>
-                <w:rFonts w:ascii="Times New Roman" w:hAnsi="Times New Roman"/>
-                <w:sz w:val="20"/>
-              </w:rPr>
-              <w:t>**</w:t>
-            </w:r>
-          </w:p>
-        </w:tc>
-      </w:tr>
-      <w:tr>
-        <w:tc>
-          <w:tcPr>
-            <w:tcW w:type="dxa" w:w="1504"/>
-          </w:tcPr>
-          <w:p>
-            <w:r>
-              <w:rPr>
-                <w:rFonts w:ascii="Times New Roman" w:hAnsi="Times New Roman"/>
-                <w:sz w:val="20"/>
-              </w:rPr>
-              <w:t>TikTok</w:t>
-            </w:r>
-          </w:p>
-        </w:tc>
-        <w:tc>
-          <w:tcPr>
-            <w:tcW w:type="dxa" w:w="1504"/>
-          </w:tcPr>
-          <w:p>
-            <w:r>
-              <w:rPr>
-                <w:rFonts w:ascii="Times New Roman" w:hAnsi="Times New Roman"/>
-                <w:sz w:val="20"/>
-              </w:rPr>
-              <w:t>Comments</w:t>
-            </w:r>
-          </w:p>
-        </w:tc>
-        <w:tc>
-          <w:tcPr>
-            <w:tcW w:type="dxa" w:w="1504"/>
-          </w:tcPr>
-          <w:p>
-            <w:r>
-              <w:rPr>
-                <w:rFonts w:ascii="Times New Roman" w:hAnsi="Times New Roman"/>
-                <w:sz w:val="20"/>
-              </w:rPr>
-              <w:t>—</w:t>
-            </w:r>
-          </w:p>
-        </w:tc>
-        <w:tc>
-          <w:tcPr>
-            <w:tcW w:type="dxa" w:w="1504"/>
-          </w:tcPr>
-          <w:p>
-            <w:r>
-              <w:rPr>
-                <w:rFonts w:ascii="Times New Roman" w:hAnsi="Times New Roman"/>
-                <w:sz w:val="20"/>
-              </w:rPr>
-              <w:t>.262</w:t>
-            </w:r>
-          </w:p>
-        </w:tc>
-        <w:tc>
-          <w:tcPr>
-            <w:tcW w:type="dxa" w:w="1504"/>
-          </w:tcPr>
-          <w:p>
-            <w:r>
-              <w:rPr>
-                <w:rFonts w:ascii="Times New Roman" w:hAnsi="Times New Roman"/>
-                <w:sz w:val="20"/>
-              </w:rPr>
-              <w:t>.094</w:t>
-            </w:r>
-          </w:p>
-        </w:tc>
-        <w:tc>
-          <w:tcPr>
-            <w:tcW w:type="dxa" w:w="1504"/>
-          </w:tcPr>
-          <w:p>
-            <w:r>
-              <w:rPr>
-                <w:rFonts w:ascii="Times New Roman" w:hAnsi="Times New Roman"/>
-                <w:sz w:val="20"/>
-              </w:rPr>
-            </w:r>
-          </w:p>
-        </w:tc>
-      </w:tr>
-      <w:tr>
-        <w:tc>
-          <w:tcPr>
-            <w:tcW w:type="dxa" w:w="1504"/>
-          </w:tcPr>
-          <w:p>
-            <w:r>
-              <w:rPr>
-                <w:rFonts w:ascii="Times New Roman" w:hAnsi="Times New Roman"/>
-                <w:sz w:val="20"/>
-              </w:rPr>
-              <w:t>Instagram</w:t>
-            </w:r>
-          </w:p>
-        </w:tc>
-        <w:tc>
-          <w:tcPr>
-            <w:tcW w:type="dxa" w:w="1504"/>
-          </w:tcPr>
-          <w:p>
-            <w:r>
-              <w:rPr>
-                <w:rFonts w:ascii="Times New Roman" w:hAnsi="Times New Roman"/>
-                <w:sz w:val="20"/>
-              </w:rPr>
-              <w:t>Likes</w:t>
-            </w:r>
-          </w:p>
-        </w:tc>
-        <w:tc>
-          <w:tcPr>
-            <w:tcW w:type="dxa" w:w="1504"/>
-          </w:tcPr>
-          <w:p>
-            <w:r>
-              <w:rPr>
-                <w:rFonts w:ascii="Times New Roman" w:hAnsi="Times New Roman"/>
-                <w:sz w:val="20"/>
-              </w:rPr>
-              <w:t>—</w:t>
-            </w:r>
-          </w:p>
-        </w:tc>
-        <w:tc>
-          <w:tcPr>
-            <w:tcW w:type="dxa" w:w="1504"/>
-          </w:tcPr>
-          <w:p>
-            <w:r>
-              <w:rPr>
-                <w:rFonts w:ascii="Times New Roman" w:hAnsi="Times New Roman"/>
-                <w:sz w:val="20"/>
-              </w:rPr>
-              <w:t>−.038</w:t>
-            </w:r>
-          </w:p>
-        </w:tc>
-        <w:tc>
-          <w:tcPr>
-            <w:tcW w:type="dxa" w:w="1504"/>
-          </w:tcPr>
-          <w:p>
-            <w:r>
-              <w:rPr>
-                <w:rFonts w:ascii="Times New Roman" w:hAnsi="Times New Roman"/>
-                <w:sz w:val="20"/>
-              </w:rPr>
-              <w:t>.817</w:t>
-            </w:r>
-          </w:p>
-        </w:tc>
-        <w:tc>
-          <w:tcPr>
-            <w:tcW w:type="dxa" w:w="1504"/>
-          </w:tcPr>
-          <w:p>
-            <w:r>
-              <w:rPr>
-                <w:rFonts w:ascii="Times New Roman" w:hAnsi="Times New Roman"/>
-                <w:sz w:val="20"/>
-              </w:rPr>
-            </w:r>
-          </w:p>
-        </w:tc>
-      </w:tr>
-      <w:tr>
-        <w:tc>
-          <w:tcPr>
-            <w:tcW w:type="dxa" w:w="1504"/>
-          </w:tcPr>
-          <w:p>
-            <w:r>
-              <w:rPr>
-                <w:rFonts w:ascii="Times New Roman" w:hAnsi="Times New Roman"/>
-                <w:sz w:val="20"/>
-              </w:rPr>
-              <w:t>Instagram</w:t>
-            </w:r>
-          </w:p>
-        </w:tc>
-        <w:tc>
-          <w:tcPr>
-            <w:tcW w:type="dxa" w:w="1504"/>
-          </w:tcPr>
-          <w:p>
-            <w:r>
-              <w:rPr>
-                <w:rFonts w:ascii="Times New Roman" w:hAnsi="Times New Roman"/>
-                <w:sz w:val="20"/>
-              </w:rPr>
-              <w:t>Comments</w:t>
-            </w:r>
-          </w:p>
-        </w:tc>
-        <w:tc>
-          <w:tcPr>
-            <w:tcW w:type="dxa" w:w="1504"/>
-          </w:tcPr>
-          <w:p>
-            <w:r>
-              <w:rPr>
-                <w:rFonts w:ascii="Times New Roman" w:hAnsi="Times New Roman"/>
-                <w:sz w:val="20"/>
-              </w:rPr>
-              <w:t>—</w:t>
-            </w:r>
-          </w:p>
-        </w:tc>
-        <w:tc>
-          <w:tcPr>
-            <w:tcW w:type="dxa" w:w="1504"/>
-          </w:tcPr>
-          <w:p>
-            <w:r>
-              <w:rPr>
-                <w:rFonts w:ascii="Times New Roman" w:hAnsi="Times New Roman"/>
-                <w:sz w:val="20"/>
-              </w:rPr>
-              <w:t>.065</w:t>
-            </w:r>
-          </w:p>
-        </w:tc>
-        <w:tc>
-          <w:tcPr>
-            <w:tcW w:type="dxa" w:w="1504"/>
-          </w:tcPr>
-          <w:p>
-            <w:r>
-              <w:rPr>
-                <w:rFonts w:ascii="Times New Roman" w:hAnsi="Times New Roman"/>
-                <w:sz w:val="20"/>
-              </w:rPr>
-              <w:t>.747</w:t>
-            </w:r>
-          </w:p>
-        </w:tc>
-        <w:tc>
-          <w:tcPr>
-            <w:tcW w:type="dxa" w:w="1504"/>
-          </w:tcPr>
-          <w:p>
-            <w:r>
-              <w:rPr>
-                <w:rFonts w:ascii="Times New Roman" w:hAnsi="Times New Roman"/>
-                <w:sz w:val="20"/>
-              </w:rPr>
+              <w:t>29.0</w:t>
             </w:r>
           </w:p>
         </w:tc>
       </w:tr>
     </w:tbl>
-    <w:p>
-      <w:pPr>
-        <w:spacing w:line="360" w:lineRule="auto"/>
-        <w:jc w:val="both"/>
-      </w:pPr>
-      <w:r>
-        <w:rPr>
-          <w:rFonts w:ascii="Times New Roman" w:hAnsi="Times New Roman"/>
-          <w:b w:val="0"/>
-          <w:i/>
-          <w:sz w:val="24"/>
-        </w:rPr>
-        <w:t>Note. * p &lt; .05, ** p &lt; .01, *** p &lt; .001.</w:t>
-      </w:r>
-    </w:p>
     <w:sectPr>
       <w:pgSz w:w="11906" w:h="16838"/>
       <w:pgMar w:top="1440" w:right="1440" w:bottom="1440" w:left="1440" w:header="720" w:footer="720" w:gutter="0"/>
@@ -4520,9 +6289,11 @@
     <w:rsid w:val="00FC693F"/>
     <w:pPr>
       <w:spacing w:line="360" w:lineRule="auto"/>
+      <w:jc w:val="both"/>
     </w:pPr>
     <w:rPr>
       <w:rFonts w:ascii="Times New Roman" w:hAnsi="Times New Roman"/>
+      <w:color w:val="000000"/>
       <w:sz w:val="24"/>
     </w:rPr>
   </w:style>

--- a/appendices/appendix_c_data_summary.docx
+++ b/appendices/appendix_c_data_summary.docx
@@ -4,1246 +4,61 @@
   <w:body>
     <w:p>
       <w:pPr>
-        <w:spacing w:line="360" w:lineRule="auto" w:after="240" w:before="0"/>
+        <w:pStyle w:val="Heading1"/>
+      </w:pPr>
+      <w:r>
+        <w:rPr>
+          <w:rFonts w:ascii="Times New Roman" w:hAnsi="Times New Roman"/>
+          <w:color w:val="000000"/>
+        </w:rPr>
+        <w:t>APPENDIX C: COMPLETE DATA SUMMARY TABLES</w:t>
+      </w:r>
+    </w:p>
+    <w:p>
+      <w:pPr>
+        <w:spacing w:line="360" w:lineRule="auto"/>
         <w:jc w:val="both"/>
       </w:pPr>
       <w:r>
         <w:rPr>
-          <w:rFonts w:ascii="Times New Roman" w:hAnsi="Times New Roman" w:cs="Times New Roman"/>
-          <w:b/>
+          <w:rFonts w:ascii="Times New Roman" w:hAnsi="Times New Roman"/>
+          <w:b w:val="0"/>
           <w:i w:val="0"/>
-          <w:color w:val="000000"/>
-          <w:sz w:val="28"/>
+          <w:sz w:val="24"/>
         </w:rPr>
-        <w:t>Appendix C: Data Summary Tables</w:t>
       </w:r>
     </w:p>
     <w:p>
       <w:pPr>
-        <w:spacing w:line="360" w:lineRule="auto" w:after="200" w:before="0"/>
-        <w:jc w:val="both"/>
+        <w:pStyle w:val="Heading2"/>
       </w:pPr>
       <w:r>
         <w:rPr>
-          <w:rFonts w:ascii="Times New Roman" w:hAnsi="Times New Roman" w:cs="Times New Roman"/>
+          <w:rFonts w:ascii="Times New Roman" w:hAnsi="Times New Roman"/>
+          <w:color w:val="000000"/>
+        </w:rPr>
+        <w:t>C.1 Sample Characteristics</w:t>
+      </w:r>
+    </w:p>
+    <w:p>
+      <w:pPr>
+        <w:spacing w:line="360" w:lineRule="auto"/>
+        <w:jc w:val="left"/>
+      </w:pPr>
+      <w:r>
+        <w:rPr>
+          <w:rFonts w:ascii="Times New Roman" w:hAnsi="Times New Roman"/>
           <w:b/>
           <w:i w:val="0"/>
-          <w:color w:val="000000"/>
-          <w:sz w:val="26"/>
+          <w:sz w:val="24"/>
         </w:rPr>
-        <w:t>Table C1. DISCERN Total Score Descriptive Statistics by Platform</w:t>
+        <w:t>Table C1. Creator Type Distribution by Platform</w:t>
       </w:r>
     </w:p>
     <w:tbl>
       <w:tblPr>
         <w:tblStyle w:val="TableGrid"/>
         <w:tblW w:type="auto" w:w="0"/>
-        <w:jc w:val="center"/>
-        <w:tblLook w:firstColumn="1" w:firstRow="1" w:lastColumn="0" w:lastRow="0" w:noHBand="0" w:noVBand="1" w:val="04A0"/>
-      </w:tblPr>
-      <w:tblGrid>
-        <w:gridCol w:w="1003"/>
-        <w:gridCol w:w="1003"/>
-        <w:gridCol w:w="1003"/>
-        <w:gridCol w:w="1003"/>
-        <w:gridCol w:w="1003"/>
-        <w:gridCol w:w="1003"/>
-        <w:gridCol w:w="1003"/>
-        <w:gridCol w:w="1003"/>
-        <w:gridCol w:w="1003"/>
-      </w:tblGrid>
-      <w:tr>
-        <w:tc>
-          <w:tcPr>
-            <w:tcW w:type="dxa" w:w="1003"/>
-            <w:shd w:fill="D9E2F3" w:val="clear"/>
-          </w:tcPr>
-          <w:p>
-            <w:pPr>
-              <w:spacing w:line="240" w:lineRule="auto" w:after="40" w:before="0"/>
-              <w:jc w:val="center"/>
-            </w:pPr>
-            <w:r>
-              <w:rPr>
-                <w:rFonts w:ascii="Times New Roman" w:hAnsi="Times New Roman" w:cs="Times New Roman"/>
-                <w:b/>
-                <w:i w:val="0"/>
-                <w:color w:val="000000"/>
-                <w:sz w:val="20"/>
-              </w:rPr>
-              <w:t>Platform</w:t>
-            </w:r>
-          </w:p>
-        </w:tc>
-        <w:tc>
-          <w:tcPr>
-            <w:tcW w:type="dxa" w:w="1003"/>
-            <w:shd w:fill="D9E2F3" w:val="clear"/>
-          </w:tcPr>
-          <w:p>
-            <w:pPr>
-              <w:spacing w:line="240" w:lineRule="auto" w:after="40" w:before="0"/>
-              <w:jc w:val="center"/>
-            </w:pPr>
-            <w:r>
-              <w:rPr>
-                <w:rFonts w:ascii="Times New Roman" w:hAnsi="Times New Roman" w:cs="Times New Roman"/>
-                <w:b/>
-                <w:i w:val="0"/>
-                <w:color w:val="000000"/>
-                <w:sz w:val="20"/>
-              </w:rPr>
-              <w:t>n</w:t>
-            </w:r>
-          </w:p>
-        </w:tc>
-        <w:tc>
-          <w:tcPr>
-            <w:tcW w:type="dxa" w:w="1003"/>
-            <w:shd w:fill="D9E2F3" w:val="clear"/>
-          </w:tcPr>
-          <w:p>
-            <w:pPr>
-              <w:spacing w:line="240" w:lineRule="auto" w:after="40" w:before="0"/>
-              <w:jc w:val="center"/>
-            </w:pPr>
-            <w:r>
-              <w:rPr>
-                <w:rFonts w:ascii="Times New Roman" w:hAnsi="Times New Roman" w:cs="Times New Roman"/>
-                <w:b/>
-                <w:i w:val="0"/>
-                <w:color w:val="000000"/>
-                <w:sz w:val="20"/>
-              </w:rPr>
-              <w:t>M</w:t>
-            </w:r>
-          </w:p>
-        </w:tc>
-        <w:tc>
-          <w:tcPr>
-            <w:tcW w:type="dxa" w:w="1003"/>
-            <w:shd w:fill="D9E2F3" w:val="clear"/>
-          </w:tcPr>
-          <w:p>
-            <w:pPr>
-              <w:spacing w:line="240" w:lineRule="auto" w:after="40" w:before="0"/>
-              <w:jc w:val="center"/>
-            </w:pPr>
-            <w:r>
-              <w:rPr>
-                <w:rFonts w:ascii="Times New Roman" w:hAnsi="Times New Roman" w:cs="Times New Roman"/>
-                <w:b/>
-                <w:i w:val="0"/>
-                <w:color w:val="000000"/>
-                <w:sz w:val="20"/>
-              </w:rPr>
-              <w:t>SD</w:t>
-            </w:r>
-          </w:p>
-        </w:tc>
-        <w:tc>
-          <w:tcPr>
-            <w:tcW w:type="dxa" w:w="1003"/>
-            <w:shd w:fill="D9E2F3" w:val="clear"/>
-          </w:tcPr>
-          <w:p>
-            <w:pPr>
-              <w:spacing w:line="240" w:lineRule="auto" w:after="40" w:before="0"/>
-              <w:jc w:val="center"/>
-            </w:pPr>
-            <w:r>
-              <w:rPr>
-                <w:rFonts w:ascii="Times New Roman" w:hAnsi="Times New Roman" w:cs="Times New Roman"/>
-                <w:b/>
-                <w:i w:val="0"/>
-                <w:color w:val="000000"/>
-                <w:sz w:val="20"/>
-              </w:rPr>
-              <w:t>Mdn</w:t>
-            </w:r>
-          </w:p>
-        </w:tc>
-        <w:tc>
-          <w:tcPr>
-            <w:tcW w:type="dxa" w:w="1003"/>
-            <w:shd w:fill="D9E2F3" w:val="clear"/>
-          </w:tcPr>
-          <w:p>
-            <w:pPr>
-              <w:spacing w:line="240" w:lineRule="auto" w:after="40" w:before="0"/>
-              <w:jc w:val="center"/>
-            </w:pPr>
-            <w:r>
-              <w:rPr>
-                <w:rFonts w:ascii="Times New Roman" w:hAnsi="Times New Roman" w:cs="Times New Roman"/>
-                <w:b/>
-                <w:i w:val="0"/>
-                <w:color w:val="000000"/>
-                <w:sz w:val="20"/>
-              </w:rPr>
-              <w:t>Q1</w:t>
-            </w:r>
-          </w:p>
-        </w:tc>
-        <w:tc>
-          <w:tcPr>
-            <w:tcW w:type="dxa" w:w="1003"/>
-            <w:shd w:fill="D9E2F3" w:val="clear"/>
-          </w:tcPr>
-          <w:p>
-            <w:pPr>
-              <w:spacing w:line="240" w:lineRule="auto" w:after="40" w:before="0"/>
-              <w:jc w:val="center"/>
-            </w:pPr>
-            <w:r>
-              <w:rPr>
-                <w:rFonts w:ascii="Times New Roman" w:hAnsi="Times New Roman" w:cs="Times New Roman"/>
-                <w:b/>
-                <w:i w:val="0"/>
-                <w:color w:val="000000"/>
-                <w:sz w:val="20"/>
-              </w:rPr>
-              <w:t>Q3</w:t>
-            </w:r>
-          </w:p>
-        </w:tc>
-        <w:tc>
-          <w:tcPr>
-            <w:tcW w:type="dxa" w:w="1003"/>
-            <w:shd w:fill="D9E2F3" w:val="clear"/>
-          </w:tcPr>
-          <w:p>
-            <w:pPr>
-              <w:spacing w:line="240" w:lineRule="auto" w:after="40" w:before="0"/>
-              <w:jc w:val="center"/>
-            </w:pPr>
-            <w:r>
-              <w:rPr>
-                <w:rFonts w:ascii="Times New Roman" w:hAnsi="Times New Roman" w:cs="Times New Roman"/>
-                <w:b/>
-                <w:i w:val="0"/>
-                <w:color w:val="000000"/>
-                <w:sz w:val="20"/>
-              </w:rPr>
-              <w:t>Min</w:t>
-            </w:r>
-          </w:p>
-        </w:tc>
-        <w:tc>
-          <w:tcPr>
-            <w:tcW w:type="dxa" w:w="1003"/>
-            <w:shd w:fill="D9E2F3" w:val="clear"/>
-          </w:tcPr>
-          <w:p>
-            <w:pPr>
-              <w:spacing w:line="240" w:lineRule="auto" w:after="40" w:before="0"/>
-              <w:jc w:val="center"/>
-            </w:pPr>
-            <w:r>
-              <w:rPr>
-                <w:rFonts w:ascii="Times New Roman" w:hAnsi="Times New Roman" w:cs="Times New Roman"/>
-                <w:b/>
-                <w:i w:val="0"/>
-                <w:color w:val="000000"/>
-                <w:sz w:val="20"/>
-              </w:rPr>
-              <w:t>Max</w:t>
-            </w:r>
-          </w:p>
-        </w:tc>
-      </w:tr>
-      <w:tr>
-        <w:tc>
-          <w:tcPr>
-            <w:tcW w:type="dxa" w:w="1003"/>
-          </w:tcPr>
-          <w:p>
-            <w:pPr>
-              <w:spacing w:line="240" w:lineRule="auto" w:after="40" w:before="0"/>
-              <w:jc w:val="center"/>
-            </w:pPr>
-            <w:r>
-              <w:rPr>
-                <w:rFonts w:ascii="Times New Roman" w:hAnsi="Times New Roman" w:cs="Times New Roman"/>
-                <w:b w:val="0"/>
-                <w:i w:val="0"/>
-                <w:color w:val="000000"/>
-                <w:sz w:val="20"/>
-              </w:rPr>
-              <w:t>Website</w:t>
-            </w:r>
-          </w:p>
-        </w:tc>
-        <w:tc>
-          <w:tcPr>
-            <w:tcW w:type="dxa" w:w="1003"/>
-          </w:tcPr>
-          <w:p>
-            <w:pPr>
-              <w:spacing w:line="240" w:lineRule="auto" w:after="40" w:before="0"/>
-              <w:jc w:val="center"/>
-            </w:pPr>
-            <w:r>
-              <w:rPr>
-                <w:rFonts w:ascii="Times New Roman" w:hAnsi="Times New Roman" w:cs="Times New Roman"/>
-                <w:b w:val="0"/>
-                <w:i w:val="0"/>
-                <w:color w:val="000000"/>
-                <w:sz w:val="20"/>
-              </w:rPr>
-              <w:t>50</w:t>
-            </w:r>
-          </w:p>
-        </w:tc>
-        <w:tc>
-          <w:tcPr>
-            <w:tcW w:type="dxa" w:w="1003"/>
-          </w:tcPr>
-          <w:p>
-            <w:pPr>
-              <w:spacing w:line="240" w:lineRule="auto" w:after="40" w:before="0"/>
-              <w:jc w:val="center"/>
-            </w:pPr>
-            <w:r>
-              <w:rPr>
-                <w:rFonts w:ascii="Times New Roman" w:hAnsi="Times New Roman" w:cs="Times New Roman"/>
-                <w:b w:val="0"/>
-                <w:i w:val="0"/>
-                <w:color w:val="000000"/>
-                <w:sz w:val="20"/>
-              </w:rPr>
-              <w:t>47.02</w:t>
-            </w:r>
-          </w:p>
-        </w:tc>
-        <w:tc>
-          <w:tcPr>
-            <w:tcW w:type="dxa" w:w="1003"/>
-          </w:tcPr>
-          <w:p>
-            <w:pPr>
-              <w:spacing w:line="240" w:lineRule="auto" w:after="40" w:before="0"/>
-              <w:jc w:val="center"/>
-            </w:pPr>
-            <w:r>
-              <w:rPr>
-                <w:rFonts w:ascii="Times New Roman" w:hAnsi="Times New Roman" w:cs="Times New Roman"/>
-                <w:b w:val="0"/>
-                <w:i w:val="0"/>
-                <w:color w:val="000000"/>
-                <w:sz w:val="20"/>
-              </w:rPr>
-              <w:t>7.90</w:t>
-            </w:r>
-          </w:p>
-        </w:tc>
-        <w:tc>
-          <w:tcPr>
-            <w:tcW w:type="dxa" w:w="1003"/>
-          </w:tcPr>
-          <w:p>
-            <w:pPr>
-              <w:spacing w:line="240" w:lineRule="auto" w:after="40" w:before="0"/>
-              <w:jc w:val="center"/>
-            </w:pPr>
-            <w:r>
-              <w:rPr>
-                <w:rFonts w:ascii="Times New Roman" w:hAnsi="Times New Roman" w:cs="Times New Roman"/>
-                <w:b w:val="0"/>
-                <w:i w:val="0"/>
-                <w:color w:val="000000"/>
-                <w:sz w:val="20"/>
-              </w:rPr>
-              <w:t>48.5</w:t>
-            </w:r>
-          </w:p>
-        </w:tc>
-        <w:tc>
-          <w:tcPr>
-            <w:tcW w:type="dxa" w:w="1003"/>
-          </w:tcPr>
-          <w:p>
-            <w:pPr>
-              <w:spacing w:line="240" w:lineRule="auto" w:after="40" w:before="0"/>
-              <w:jc w:val="center"/>
-            </w:pPr>
-            <w:r>
-              <w:rPr>
-                <w:rFonts w:ascii="Times New Roman" w:hAnsi="Times New Roman" w:cs="Times New Roman"/>
-                <w:b w:val="0"/>
-                <w:i w:val="0"/>
-                <w:color w:val="000000"/>
-                <w:sz w:val="20"/>
-              </w:rPr>
-              <w:t>43.00</w:t>
-            </w:r>
-          </w:p>
-        </w:tc>
-        <w:tc>
-          <w:tcPr>
-            <w:tcW w:type="dxa" w:w="1003"/>
-          </w:tcPr>
-          <w:p>
-            <w:pPr>
-              <w:spacing w:line="240" w:lineRule="auto" w:after="40" w:before="0"/>
-              <w:jc w:val="center"/>
-            </w:pPr>
-            <w:r>
-              <w:rPr>
-                <w:rFonts w:ascii="Times New Roman" w:hAnsi="Times New Roman" w:cs="Times New Roman"/>
-                <w:b w:val="0"/>
-                <w:i w:val="0"/>
-                <w:color w:val="000000"/>
-                <w:sz w:val="20"/>
-              </w:rPr>
-              <w:t>52.75</w:t>
-            </w:r>
-          </w:p>
-        </w:tc>
-        <w:tc>
-          <w:tcPr>
-            <w:tcW w:type="dxa" w:w="1003"/>
-          </w:tcPr>
-          <w:p>
-            <w:pPr>
-              <w:spacing w:line="240" w:lineRule="auto" w:after="40" w:before="0"/>
-              <w:jc w:val="center"/>
-            </w:pPr>
-            <w:r>
-              <w:rPr>
-                <w:rFonts w:ascii="Times New Roman" w:hAnsi="Times New Roman" w:cs="Times New Roman"/>
-                <w:b w:val="0"/>
-                <w:i w:val="0"/>
-                <w:color w:val="000000"/>
-                <w:sz w:val="20"/>
-              </w:rPr>
-              <w:t>28</w:t>
-            </w:r>
-          </w:p>
-        </w:tc>
-        <w:tc>
-          <w:tcPr>
-            <w:tcW w:type="dxa" w:w="1003"/>
-          </w:tcPr>
-          <w:p>
-            <w:pPr>
-              <w:spacing w:line="240" w:lineRule="auto" w:after="40" w:before="0"/>
-              <w:jc w:val="center"/>
-            </w:pPr>
-            <w:r>
-              <w:rPr>
-                <w:rFonts w:ascii="Times New Roman" w:hAnsi="Times New Roman" w:cs="Times New Roman"/>
-                <w:b w:val="0"/>
-                <w:i w:val="0"/>
-                <w:color w:val="000000"/>
-                <w:sz w:val="20"/>
-              </w:rPr>
-              <w:t>64</w:t>
-            </w:r>
-          </w:p>
-        </w:tc>
-      </w:tr>
-      <w:tr>
-        <w:tc>
-          <w:tcPr>
-            <w:tcW w:type="dxa" w:w="1003"/>
-          </w:tcPr>
-          <w:p>
-            <w:pPr>
-              <w:spacing w:line="240" w:lineRule="auto" w:after="40" w:before="0"/>
-              <w:jc w:val="center"/>
-            </w:pPr>
-            <w:r>
-              <w:rPr>
-                <w:rFonts w:ascii="Times New Roman" w:hAnsi="Times New Roman" w:cs="Times New Roman"/>
-                <w:b w:val="0"/>
-                <w:i w:val="0"/>
-                <w:color w:val="000000"/>
-                <w:sz w:val="20"/>
-              </w:rPr>
-              <w:t>YouTube</w:t>
-            </w:r>
-          </w:p>
-        </w:tc>
-        <w:tc>
-          <w:tcPr>
-            <w:tcW w:type="dxa" w:w="1003"/>
-          </w:tcPr>
-          <w:p>
-            <w:pPr>
-              <w:spacing w:line="240" w:lineRule="auto" w:after="40" w:before="0"/>
-              <w:jc w:val="center"/>
-            </w:pPr>
-            <w:r>
-              <w:rPr>
-                <w:rFonts w:ascii="Times New Roman" w:hAnsi="Times New Roman" w:cs="Times New Roman"/>
-                <w:b w:val="0"/>
-                <w:i w:val="0"/>
-                <w:color w:val="000000"/>
-                <w:sz w:val="20"/>
-              </w:rPr>
-              <w:t>50</w:t>
-            </w:r>
-          </w:p>
-        </w:tc>
-        <w:tc>
-          <w:tcPr>
-            <w:tcW w:type="dxa" w:w="1003"/>
-          </w:tcPr>
-          <w:p>
-            <w:pPr>
-              <w:spacing w:line="240" w:lineRule="auto" w:after="40" w:before="0"/>
-              <w:jc w:val="center"/>
-            </w:pPr>
-            <w:r>
-              <w:rPr>
-                <w:rFonts w:ascii="Times New Roman" w:hAnsi="Times New Roman" w:cs="Times New Roman"/>
-                <w:b w:val="0"/>
-                <w:i w:val="0"/>
-                <w:color w:val="000000"/>
-                <w:sz w:val="20"/>
-              </w:rPr>
-              <w:t>42.88</w:t>
-            </w:r>
-          </w:p>
-        </w:tc>
-        <w:tc>
-          <w:tcPr>
-            <w:tcW w:type="dxa" w:w="1003"/>
-          </w:tcPr>
-          <w:p>
-            <w:pPr>
-              <w:spacing w:line="240" w:lineRule="auto" w:after="40" w:before="0"/>
-              <w:jc w:val="center"/>
-            </w:pPr>
-            <w:r>
-              <w:rPr>
-                <w:rFonts w:ascii="Times New Roman" w:hAnsi="Times New Roman" w:cs="Times New Roman"/>
-                <w:b w:val="0"/>
-                <w:i w:val="0"/>
-                <w:color w:val="000000"/>
-                <w:sz w:val="20"/>
-              </w:rPr>
-              <w:t>7.10</w:t>
-            </w:r>
-          </w:p>
-        </w:tc>
-        <w:tc>
-          <w:tcPr>
-            <w:tcW w:type="dxa" w:w="1003"/>
-          </w:tcPr>
-          <w:p>
-            <w:pPr>
-              <w:spacing w:line="240" w:lineRule="auto" w:after="40" w:before="0"/>
-              <w:jc w:val="center"/>
-            </w:pPr>
-            <w:r>
-              <w:rPr>
-                <w:rFonts w:ascii="Times New Roman" w:hAnsi="Times New Roman" w:cs="Times New Roman"/>
-                <w:b w:val="0"/>
-                <w:i w:val="0"/>
-                <w:color w:val="000000"/>
-                <w:sz w:val="20"/>
-              </w:rPr>
-              <w:t>42.0</w:t>
-            </w:r>
-          </w:p>
-        </w:tc>
-        <w:tc>
-          <w:tcPr>
-            <w:tcW w:type="dxa" w:w="1003"/>
-          </w:tcPr>
-          <w:p>
-            <w:pPr>
-              <w:spacing w:line="240" w:lineRule="auto" w:after="40" w:before="0"/>
-              <w:jc w:val="center"/>
-            </w:pPr>
-            <w:r>
-              <w:rPr>
-                <w:rFonts w:ascii="Times New Roman" w:hAnsi="Times New Roman" w:cs="Times New Roman"/>
-                <w:b w:val="0"/>
-                <w:i w:val="0"/>
-                <w:color w:val="000000"/>
-                <w:sz w:val="20"/>
-              </w:rPr>
-              <w:t>38.00</w:t>
-            </w:r>
-          </w:p>
-        </w:tc>
-        <w:tc>
-          <w:tcPr>
-            <w:tcW w:type="dxa" w:w="1003"/>
-          </w:tcPr>
-          <w:p>
-            <w:pPr>
-              <w:spacing w:line="240" w:lineRule="auto" w:after="40" w:before="0"/>
-              <w:jc w:val="center"/>
-            </w:pPr>
-            <w:r>
-              <w:rPr>
-                <w:rFonts w:ascii="Times New Roman" w:hAnsi="Times New Roman" w:cs="Times New Roman"/>
-                <w:b w:val="0"/>
-                <w:i w:val="0"/>
-                <w:color w:val="000000"/>
-                <w:sz w:val="20"/>
-              </w:rPr>
-              <w:t>47.00</w:t>
-            </w:r>
-          </w:p>
-        </w:tc>
-        <w:tc>
-          <w:tcPr>
-            <w:tcW w:type="dxa" w:w="1003"/>
-          </w:tcPr>
-          <w:p>
-            <w:pPr>
-              <w:spacing w:line="240" w:lineRule="auto" w:after="40" w:before="0"/>
-              <w:jc w:val="center"/>
-            </w:pPr>
-            <w:r>
-              <w:rPr>
-                <w:rFonts w:ascii="Times New Roman" w:hAnsi="Times New Roman" w:cs="Times New Roman"/>
-                <w:b w:val="0"/>
-                <w:i w:val="0"/>
-                <w:color w:val="000000"/>
-                <w:sz w:val="20"/>
-              </w:rPr>
-              <w:t>30</w:t>
-            </w:r>
-          </w:p>
-        </w:tc>
-        <w:tc>
-          <w:tcPr>
-            <w:tcW w:type="dxa" w:w="1003"/>
-          </w:tcPr>
-          <w:p>
-            <w:pPr>
-              <w:spacing w:line="240" w:lineRule="auto" w:after="40" w:before="0"/>
-              <w:jc w:val="center"/>
-            </w:pPr>
-            <w:r>
-              <w:rPr>
-                <w:rFonts w:ascii="Times New Roman" w:hAnsi="Times New Roman" w:cs="Times New Roman"/>
-                <w:b w:val="0"/>
-                <w:i w:val="0"/>
-                <w:color w:val="000000"/>
-                <w:sz w:val="20"/>
-              </w:rPr>
-              <w:t>57</w:t>
-            </w:r>
-          </w:p>
-        </w:tc>
-      </w:tr>
-      <w:tr>
-        <w:tc>
-          <w:tcPr>
-            <w:tcW w:type="dxa" w:w="1003"/>
-          </w:tcPr>
-          <w:p>
-            <w:pPr>
-              <w:spacing w:line="240" w:lineRule="auto" w:after="40" w:before="0"/>
-              <w:jc w:val="center"/>
-            </w:pPr>
-            <w:r>
-              <w:rPr>
-                <w:rFonts w:ascii="Times New Roman" w:hAnsi="Times New Roman" w:cs="Times New Roman"/>
-                <w:b w:val="0"/>
-                <w:i w:val="0"/>
-                <w:color w:val="000000"/>
-                <w:sz w:val="20"/>
-              </w:rPr>
-              <w:t>TikTok</w:t>
-            </w:r>
-          </w:p>
-        </w:tc>
-        <w:tc>
-          <w:tcPr>
-            <w:tcW w:type="dxa" w:w="1003"/>
-          </w:tcPr>
-          <w:p>
-            <w:pPr>
-              <w:spacing w:line="240" w:lineRule="auto" w:after="40" w:before="0"/>
-              <w:jc w:val="center"/>
-            </w:pPr>
-            <w:r>
-              <w:rPr>
-                <w:rFonts w:ascii="Times New Roman" w:hAnsi="Times New Roman" w:cs="Times New Roman"/>
-                <w:b w:val="0"/>
-                <w:i w:val="0"/>
-                <w:color w:val="000000"/>
-                <w:sz w:val="20"/>
-              </w:rPr>
-              <w:t>50</w:t>
-            </w:r>
-          </w:p>
-        </w:tc>
-        <w:tc>
-          <w:tcPr>
-            <w:tcW w:type="dxa" w:w="1003"/>
-          </w:tcPr>
-          <w:p>
-            <w:pPr>
-              <w:spacing w:line="240" w:lineRule="auto" w:after="40" w:before="0"/>
-              <w:jc w:val="center"/>
-            </w:pPr>
-            <w:r>
-              <w:rPr>
-                <w:rFonts w:ascii="Times New Roman" w:hAnsi="Times New Roman" w:cs="Times New Roman"/>
-                <w:b w:val="0"/>
-                <w:i w:val="0"/>
-                <w:color w:val="000000"/>
-                <w:sz w:val="20"/>
-              </w:rPr>
-              <w:t>35.96</w:t>
-            </w:r>
-          </w:p>
-        </w:tc>
-        <w:tc>
-          <w:tcPr>
-            <w:tcW w:type="dxa" w:w="1003"/>
-          </w:tcPr>
-          <w:p>
-            <w:pPr>
-              <w:spacing w:line="240" w:lineRule="auto" w:after="40" w:before="0"/>
-              <w:jc w:val="center"/>
-            </w:pPr>
-            <w:r>
-              <w:rPr>
-                <w:rFonts w:ascii="Times New Roman" w:hAnsi="Times New Roman" w:cs="Times New Roman"/>
-                <w:b w:val="0"/>
-                <w:i w:val="0"/>
-                <w:color w:val="000000"/>
-                <w:sz w:val="20"/>
-              </w:rPr>
-              <w:t>7.86</w:t>
-            </w:r>
-          </w:p>
-        </w:tc>
-        <w:tc>
-          <w:tcPr>
-            <w:tcW w:type="dxa" w:w="1003"/>
-          </w:tcPr>
-          <w:p>
-            <w:pPr>
-              <w:spacing w:line="240" w:lineRule="auto" w:after="40" w:before="0"/>
-              <w:jc w:val="center"/>
-            </w:pPr>
-            <w:r>
-              <w:rPr>
-                <w:rFonts w:ascii="Times New Roman" w:hAnsi="Times New Roman" w:cs="Times New Roman"/>
-                <w:b w:val="0"/>
-                <w:i w:val="0"/>
-                <w:color w:val="000000"/>
-                <w:sz w:val="20"/>
-              </w:rPr>
-              <w:t>35.0</w:t>
-            </w:r>
-          </w:p>
-        </w:tc>
-        <w:tc>
-          <w:tcPr>
-            <w:tcW w:type="dxa" w:w="1003"/>
-          </w:tcPr>
-          <w:p>
-            <w:pPr>
-              <w:spacing w:line="240" w:lineRule="auto" w:after="40" w:before="0"/>
-              <w:jc w:val="center"/>
-            </w:pPr>
-            <w:r>
-              <w:rPr>
-                <w:rFonts w:ascii="Times New Roman" w:hAnsi="Times New Roman" w:cs="Times New Roman"/>
-                <w:b w:val="0"/>
-                <w:i w:val="0"/>
-                <w:color w:val="000000"/>
-                <w:sz w:val="20"/>
-              </w:rPr>
-              <w:t>31.25</w:t>
-            </w:r>
-          </w:p>
-        </w:tc>
-        <w:tc>
-          <w:tcPr>
-            <w:tcW w:type="dxa" w:w="1003"/>
-          </w:tcPr>
-          <w:p>
-            <w:pPr>
-              <w:spacing w:line="240" w:lineRule="auto" w:after="40" w:before="0"/>
-              <w:jc w:val="center"/>
-            </w:pPr>
-            <w:r>
-              <w:rPr>
-                <w:rFonts w:ascii="Times New Roman" w:hAnsi="Times New Roman" w:cs="Times New Roman"/>
-                <w:b w:val="0"/>
-                <w:i w:val="0"/>
-                <w:color w:val="000000"/>
-                <w:sz w:val="20"/>
-              </w:rPr>
-              <w:t>39.75</w:t>
-            </w:r>
-          </w:p>
-        </w:tc>
-        <w:tc>
-          <w:tcPr>
-            <w:tcW w:type="dxa" w:w="1003"/>
-          </w:tcPr>
-          <w:p>
-            <w:pPr>
-              <w:spacing w:line="240" w:lineRule="auto" w:after="40" w:before="0"/>
-              <w:jc w:val="center"/>
-            </w:pPr>
-            <w:r>
-              <w:rPr>
-                <w:rFonts w:ascii="Times New Roman" w:hAnsi="Times New Roman" w:cs="Times New Roman"/>
-                <w:b w:val="0"/>
-                <w:i w:val="0"/>
-                <w:color w:val="000000"/>
-                <w:sz w:val="20"/>
-              </w:rPr>
-              <w:t>20</w:t>
-            </w:r>
-          </w:p>
-        </w:tc>
-        <w:tc>
-          <w:tcPr>
-            <w:tcW w:type="dxa" w:w="1003"/>
-          </w:tcPr>
-          <w:p>
-            <w:pPr>
-              <w:spacing w:line="240" w:lineRule="auto" w:after="40" w:before="0"/>
-              <w:jc w:val="center"/>
-            </w:pPr>
-            <w:r>
-              <w:rPr>
-                <w:rFonts w:ascii="Times New Roman" w:hAnsi="Times New Roman" w:cs="Times New Roman"/>
-                <w:b w:val="0"/>
-                <w:i w:val="0"/>
-                <w:color w:val="000000"/>
-                <w:sz w:val="20"/>
-              </w:rPr>
-              <w:t>57</w:t>
-            </w:r>
-          </w:p>
-        </w:tc>
-      </w:tr>
-      <w:tr>
-        <w:tc>
-          <w:tcPr>
-            <w:tcW w:type="dxa" w:w="1003"/>
-          </w:tcPr>
-          <w:p>
-            <w:pPr>
-              <w:spacing w:line="240" w:lineRule="auto" w:after="40" w:before="0"/>
-              <w:jc w:val="center"/>
-            </w:pPr>
-            <w:r>
-              <w:rPr>
-                <w:rFonts w:ascii="Times New Roman" w:hAnsi="Times New Roman" w:cs="Times New Roman"/>
-                <w:b w:val="0"/>
-                <w:i w:val="0"/>
-                <w:color w:val="000000"/>
-                <w:sz w:val="20"/>
-              </w:rPr>
-              <w:t>Instagram</w:t>
-            </w:r>
-          </w:p>
-        </w:tc>
-        <w:tc>
-          <w:tcPr>
-            <w:tcW w:type="dxa" w:w="1003"/>
-          </w:tcPr>
-          <w:p>
-            <w:pPr>
-              <w:spacing w:line="240" w:lineRule="auto" w:after="40" w:before="0"/>
-              <w:jc w:val="center"/>
-            </w:pPr>
-            <w:r>
-              <w:rPr>
-                <w:rFonts w:ascii="Times New Roman" w:hAnsi="Times New Roman" w:cs="Times New Roman"/>
-                <w:b w:val="0"/>
-                <w:i w:val="0"/>
-                <w:color w:val="000000"/>
-                <w:sz w:val="20"/>
-              </w:rPr>
-              <w:t>50</w:t>
-            </w:r>
-          </w:p>
-        </w:tc>
-        <w:tc>
-          <w:tcPr>
-            <w:tcW w:type="dxa" w:w="1003"/>
-          </w:tcPr>
-          <w:p>
-            <w:pPr>
-              <w:spacing w:line="240" w:lineRule="auto" w:after="40" w:before="0"/>
-              <w:jc w:val="center"/>
-            </w:pPr>
-            <w:r>
-              <w:rPr>
-                <w:rFonts w:ascii="Times New Roman" w:hAnsi="Times New Roman" w:cs="Times New Roman"/>
-                <w:b w:val="0"/>
-                <w:i w:val="0"/>
-                <w:color w:val="000000"/>
-                <w:sz w:val="20"/>
-              </w:rPr>
-              <w:t>28.98</w:t>
-            </w:r>
-          </w:p>
-        </w:tc>
-        <w:tc>
-          <w:tcPr>
-            <w:tcW w:type="dxa" w:w="1003"/>
-          </w:tcPr>
-          <w:p>
-            <w:pPr>
-              <w:spacing w:line="240" w:lineRule="auto" w:after="40" w:before="0"/>
-              <w:jc w:val="center"/>
-            </w:pPr>
-            <w:r>
-              <w:rPr>
-                <w:rFonts w:ascii="Times New Roman" w:hAnsi="Times New Roman" w:cs="Times New Roman"/>
-                <w:b w:val="0"/>
-                <w:i w:val="0"/>
-                <w:color w:val="000000"/>
-                <w:sz w:val="20"/>
-              </w:rPr>
-              <w:t>6.82</w:t>
-            </w:r>
-          </w:p>
-        </w:tc>
-        <w:tc>
-          <w:tcPr>
-            <w:tcW w:type="dxa" w:w="1003"/>
-          </w:tcPr>
-          <w:p>
-            <w:pPr>
-              <w:spacing w:line="240" w:lineRule="auto" w:after="40" w:before="0"/>
-              <w:jc w:val="center"/>
-            </w:pPr>
-            <w:r>
-              <w:rPr>
-                <w:rFonts w:ascii="Times New Roman" w:hAnsi="Times New Roman" w:cs="Times New Roman"/>
-                <w:b w:val="0"/>
-                <w:i w:val="0"/>
-                <w:color w:val="000000"/>
-                <w:sz w:val="20"/>
-              </w:rPr>
-              <w:t>27.5</w:t>
-            </w:r>
-          </w:p>
-        </w:tc>
-        <w:tc>
-          <w:tcPr>
-            <w:tcW w:type="dxa" w:w="1003"/>
-          </w:tcPr>
-          <w:p>
-            <w:pPr>
-              <w:spacing w:line="240" w:lineRule="auto" w:after="40" w:before="0"/>
-              <w:jc w:val="center"/>
-            </w:pPr>
-            <w:r>
-              <w:rPr>
-                <w:rFonts w:ascii="Times New Roman" w:hAnsi="Times New Roman" w:cs="Times New Roman"/>
-                <w:b w:val="0"/>
-                <w:i w:val="0"/>
-                <w:color w:val="000000"/>
-                <w:sz w:val="20"/>
-              </w:rPr>
-              <w:t>25.00</w:t>
-            </w:r>
-          </w:p>
-        </w:tc>
-        <w:tc>
-          <w:tcPr>
-            <w:tcW w:type="dxa" w:w="1003"/>
-          </w:tcPr>
-          <w:p>
-            <w:pPr>
-              <w:spacing w:line="240" w:lineRule="auto" w:after="40" w:before="0"/>
-              <w:jc w:val="center"/>
-            </w:pPr>
-            <w:r>
-              <w:rPr>
-                <w:rFonts w:ascii="Times New Roman" w:hAnsi="Times New Roman" w:cs="Times New Roman"/>
-                <w:b w:val="0"/>
-                <w:i w:val="0"/>
-                <w:color w:val="000000"/>
-                <w:sz w:val="20"/>
-              </w:rPr>
-              <w:t>34.00</w:t>
-            </w:r>
-          </w:p>
-        </w:tc>
-        <w:tc>
-          <w:tcPr>
-            <w:tcW w:type="dxa" w:w="1003"/>
-          </w:tcPr>
-          <w:p>
-            <w:pPr>
-              <w:spacing w:line="240" w:lineRule="auto" w:after="40" w:before="0"/>
-              <w:jc w:val="center"/>
-            </w:pPr>
-            <w:r>
-              <w:rPr>
-                <w:rFonts w:ascii="Times New Roman" w:hAnsi="Times New Roman" w:cs="Times New Roman"/>
-                <w:b w:val="0"/>
-                <w:i w:val="0"/>
-                <w:color w:val="000000"/>
-                <w:sz w:val="20"/>
-              </w:rPr>
-              <w:t>17</w:t>
-            </w:r>
-          </w:p>
-        </w:tc>
-        <w:tc>
-          <w:tcPr>
-            <w:tcW w:type="dxa" w:w="1003"/>
-          </w:tcPr>
-          <w:p>
-            <w:pPr>
-              <w:spacing w:line="240" w:lineRule="auto" w:after="40" w:before="0"/>
-              <w:jc w:val="center"/>
-            </w:pPr>
-            <w:r>
-              <w:rPr>
-                <w:rFonts w:ascii="Times New Roman" w:hAnsi="Times New Roman" w:cs="Times New Roman"/>
-                <w:b w:val="0"/>
-                <w:i w:val="0"/>
-                <w:color w:val="000000"/>
-                <w:sz w:val="20"/>
-              </w:rPr>
-              <w:t>52</w:t>
-            </w:r>
-          </w:p>
-        </w:tc>
-      </w:tr>
-      <w:tr>
-        <w:tc>
-          <w:tcPr>
-            <w:tcW w:type="dxa" w:w="1003"/>
-          </w:tcPr>
-          <w:p>
-            <w:pPr>
-              <w:spacing w:line="240" w:lineRule="auto" w:after="40" w:before="0"/>
-              <w:jc w:val="center"/>
-            </w:pPr>
-            <w:r>
-              <w:rPr>
-                <w:rFonts w:ascii="Times New Roman" w:hAnsi="Times New Roman" w:cs="Times New Roman"/>
-                <w:b w:val="0"/>
-                <w:i w:val="0"/>
-                <w:color w:val="000000"/>
-                <w:sz w:val="20"/>
-              </w:rPr>
-              <w:t>Overall</w:t>
-            </w:r>
-          </w:p>
-        </w:tc>
-        <w:tc>
-          <w:tcPr>
-            <w:tcW w:type="dxa" w:w="1003"/>
-          </w:tcPr>
-          <w:p>
-            <w:pPr>
-              <w:spacing w:line="240" w:lineRule="auto" w:after="40" w:before="0"/>
-              <w:jc w:val="center"/>
-            </w:pPr>
-            <w:r>
-              <w:rPr>
-                <w:rFonts w:ascii="Times New Roman" w:hAnsi="Times New Roman" w:cs="Times New Roman"/>
-                <w:b w:val="0"/>
-                <w:i w:val="0"/>
-                <w:color w:val="000000"/>
-                <w:sz w:val="20"/>
-              </w:rPr>
-              <w:t>200</w:t>
-            </w:r>
-          </w:p>
-        </w:tc>
-        <w:tc>
-          <w:tcPr>
-            <w:tcW w:type="dxa" w:w="1003"/>
-          </w:tcPr>
-          <w:p>
-            <w:pPr>
-              <w:spacing w:line="240" w:lineRule="auto" w:after="40" w:before="0"/>
-              <w:jc w:val="center"/>
-            </w:pPr>
-            <w:r>
-              <w:rPr>
-                <w:rFonts w:ascii="Times New Roman" w:hAnsi="Times New Roman" w:cs="Times New Roman"/>
-                <w:b w:val="0"/>
-                <w:i w:val="0"/>
-                <w:color w:val="000000"/>
-                <w:sz w:val="20"/>
-              </w:rPr>
-              <w:t>38.71</w:t>
-            </w:r>
-          </w:p>
-        </w:tc>
-        <w:tc>
-          <w:tcPr>
-            <w:tcW w:type="dxa" w:w="1003"/>
-          </w:tcPr>
-          <w:p>
-            <w:pPr>
-              <w:spacing w:line="240" w:lineRule="auto" w:after="40" w:before="0"/>
-              <w:jc w:val="center"/>
-            </w:pPr>
-            <w:r>
-              <w:rPr>
-                <w:rFonts w:ascii="Times New Roman" w:hAnsi="Times New Roman" w:cs="Times New Roman"/>
-                <w:b w:val="0"/>
-                <w:i w:val="0"/>
-                <w:color w:val="000000"/>
-                <w:sz w:val="20"/>
-              </w:rPr>
-              <w:t>10.09</w:t>
-            </w:r>
-          </w:p>
-        </w:tc>
-        <w:tc>
-          <w:tcPr>
-            <w:tcW w:type="dxa" w:w="1003"/>
-          </w:tcPr>
-          <w:p>
-            <w:pPr>
-              <w:spacing w:line="240" w:lineRule="auto" w:after="40" w:before="0"/>
-              <w:jc w:val="center"/>
-            </w:pPr>
-            <w:r>
-              <w:rPr>
-                <w:rFonts w:ascii="Times New Roman" w:hAnsi="Times New Roman" w:cs="Times New Roman"/>
-                <w:b w:val="0"/>
-                <w:i w:val="0"/>
-                <w:color w:val="000000"/>
-                <w:sz w:val="20"/>
-              </w:rPr>
-              <w:t>38.0</w:t>
-            </w:r>
-          </w:p>
-        </w:tc>
-        <w:tc>
-          <w:tcPr>
-            <w:tcW w:type="dxa" w:w="1003"/>
-          </w:tcPr>
-          <w:p>
-            <w:pPr>
-              <w:spacing w:line="240" w:lineRule="auto" w:after="40" w:before="0"/>
-              <w:jc w:val="center"/>
-            </w:pPr>
-            <w:r>
-              <w:rPr>
-                <w:rFonts w:ascii="Times New Roman" w:hAnsi="Times New Roman" w:cs="Times New Roman"/>
-                <w:b w:val="0"/>
-                <w:i w:val="0"/>
-                <w:color w:val="000000"/>
-                <w:sz w:val="20"/>
-              </w:rPr>
-              <w:t>—</w:t>
-            </w:r>
-          </w:p>
-        </w:tc>
-        <w:tc>
-          <w:tcPr>
-            <w:tcW w:type="dxa" w:w="1003"/>
-          </w:tcPr>
-          <w:p>
-            <w:pPr>
-              <w:spacing w:line="240" w:lineRule="auto" w:after="40" w:before="0"/>
-              <w:jc w:val="center"/>
-            </w:pPr>
-            <w:r>
-              <w:rPr>
-                <w:rFonts w:ascii="Times New Roman" w:hAnsi="Times New Roman" w:cs="Times New Roman"/>
-                <w:b w:val="0"/>
-                <w:i w:val="0"/>
-                <w:color w:val="000000"/>
-                <w:sz w:val="20"/>
-              </w:rPr>
-              <w:t>—</w:t>
-            </w:r>
-          </w:p>
-        </w:tc>
-        <w:tc>
-          <w:tcPr>
-            <w:tcW w:type="dxa" w:w="1003"/>
-          </w:tcPr>
-          <w:p>
-            <w:pPr>
-              <w:spacing w:line="240" w:lineRule="auto" w:after="40" w:before="0"/>
-              <w:jc w:val="center"/>
-            </w:pPr>
-            <w:r>
-              <w:rPr>
-                <w:rFonts w:ascii="Times New Roman" w:hAnsi="Times New Roman" w:cs="Times New Roman"/>
-                <w:b w:val="0"/>
-                <w:i w:val="0"/>
-                <w:color w:val="000000"/>
-                <w:sz w:val="20"/>
-              </w:rPr>
-              <w:t>17</w:t>
-            </w:r>
-          </w:p>
-        </w:tc>
-        <w:tc>
-          <w:tcPr>
-            <w:tcW w:type="dxa" w:w="1003"/>
-          </w:tcPr>
-          <w:p>
-            <w:pPr>
-              <w:spacing w:line="240" w:lineRule="auto" w:after="40" w:before="0"/>
-              <w:jc w:val="center"/>
-            </w:pPr>
-            <w:r>
-              <w:rPr>
-                <w:rFonts w:ascii="Times New Roman" w:hAnsi="Times New Roman" w:cs="Times New Roman"/>
-                <w:b w:val="0"/>
-                <w:i w:val="0"/>
-                <w:color w:val="000000"/>
-                <w:sz w:val="20"/>
-              </w:rPr>
-              <w:t>64</w:t>
-            </w:r>
-          </w:p>
-        </w:tc>
-      </w:tr>
-    </w:tbl>
-    <w:p>
-      <w:pPr>
-        <w:spacing w:line="360" w:lineRule="auto" w:after="120" w:before="0"/>
-        <w:jc w:val="both"/>
-      </w:pPr>
-      <w:r>
-        <w:rPr>
-          <w:rFonts w:ascii="Times New Roman" w:hAnsi="Times New Roman" w:cs="Times New Roman"/>
-          <w:b w:val="0"/>
-          <w:i w:val="0"/>
-          <w:color w:val="000000"/>
-          <w:sz w:val="24"/>
-        </w:rPr>
-      </w:r>
-    </w:p>
-    <w:p>
-      <w:pPr>
-        <w:spacing w:line="360" w:lineRule="auto" w:after="200" w:before="0"/>
-        <w:jc w:val="both"/>
-      </w:pPr>
-      <w:r>
-        <w:rPr>
-          <w:rFonts w:ascii="Times New Roman" w:hAnsi="Times New Roman" w:cs="Times New Roman"/>
-          <w:b/>
-          <w:i w:val="0"/>
-          <w:color w:val="000000"/>
-          <w:sz w:val="26"/>
-        </w:rPr>
-        <w:t>Table C2. DISCERN Quality Categories by Platform, n (%)</w:t>
-      </w:r>
-    </w:p>
-    <w:tbl>
-      <w:tblPr>
-        <w:tblStyle w:val="TableGrid"/>
-        <w:tblW w:type="auto" w:w="0"/>
-        <w:jc w:val="center"/>
         <w:tblLook w:firstColumn="1" w:firstRow="1" w:lastColumn="0" w:lastRow="0" w:noHBand="0" w:noVBand="1" w:val="04A0"/>
       </w:tblPr>
       <w:tblGrid>
@@ -1258,19 +73,12 @@
         <w:tc>
           <w:tcPr>
             <w:tcW w:type="dxa" w:w="1504"/>
-            <w:shd w:fill="D9E2F3" w:val="clear"/>
           </w:tcPr>
           <w:p>
-            <w:pPr>
-              <w:spacing w:line="240" w:lineRule="auto" w:after="40" w:before="0"/>
-              <w:jc w:val="center"/>
-            </w:pPr>
             <w:r>
               <w:rPr>
-                <w:rFonts w:ascii="Times New Roman" w:hAnsi="Times New Roman" w:cs="Times New Roman"/>
+                <w:rFonts w:ascii="Times New Roman" w:hAnsi="Times New Roman"/>
                 <w:b/>
-                <w:i w:val="0"/>
-                <w:color w:val="000000"/>
                 <w:sz w:val="20"/>
               </w:rPr>
               <w:t>Platform</w:t>
@@ -1280,110 +88,75 @@
         <w:tc>
           <w:tcPr>
             <w:tcW w:type="dxa" w:w="1504"/>
-            <w:shd w:fill="D9E2F3" w:val="clear"/>
           </w:tcPr>
           <w:p>
-            <w:pPr>
-              <w:spacing w:line="240" w:lineRule="auto" w:after="40" w:before="0"/>
-              <w:jc w:val="center"/>
-            </w:pPr>
             <w:r>
               <w:rPr>
-                <w:rFonts w:ascii="Times New Roman" w:hAnsi="Times New Roman" w:cs="Times New Roman"/>
+                <w:rFonts w:ascii="Times New Roman" w:hAnsi="Times New Roman"/>
                 <w:b/>
-                <w:i w:val="0"/>
-                <w:color w:val="000000"/>
                 <w:sz w:val="20"/>
               </w:rPr>
-              <w:t>Very Poor</w:t>
+              <w:t>Healthcare Prof.</w:t>
             </w:r>
           </w:p>
         </w:tc>
         <w:tc>
           <w:tcPr>
             <w:tcW w:type="dxa" w:w="1504"/>
-            <w:shd w:fill="D9E2F3" w:val="clear"/>
           </w:tcPr>
           <w:p>
-            <w:pPr>
-              <w:spacing w:line="240" w:lineRule="auto" w:after="40" w:before="0"/>
-              <w:jc w:val="center"/>
-            </w:pPr>
             <w:r>
               <w:rPr>
-                <w:rFonts w:ascii="Times New Roman" w:hAnsi="Times New Roman" w:cs="Times New Roman"/>
+                <w:rFonts w:ascii="Times New Roman" w:hAnsi="Times New Roman"/>
                 <w:b/>
-                <w:i w:val="0"/>
-                <w:color w:val="000000"/>
                 <w:sz w:val="20"/>
               </w:rPr>
-              <w:t>Poor</w:t>
+              <w:t>Certified Fitness Prof.</w:t>
             </w:r>
           </w:p>
         </w:tc>
         <w:tc>
           <w:tcPr>
             <w:tcW w:type="dxa" w:w="1504"/>
-            <w:shd w:fill="D9E2F3" w:val="clear"/>
           </w:tcPr>
           <w:p>
-            <w:pPr>
-              <w:spacing w:line="240" w:lineRule="auto" w:after="40" w:before="0"/>
-              <w:jc w:val="center"/>
-            </w:pPr>
             <w:r>
               <w:rPr>
-                <w:rFonts w:ascii="Times New Roman" w:hAnsi="Times New Roman" w:cs="Times New Roman"/>
+                <w:rFonts w:ascii="Times New Roman" w:hAnsi="Times New Roman"/>
                 <w:b/>
-                <w:i w:val="0"/>
-                <w:color w:val="000000"/>
                 <w:sz w:val="20"/>
               </w:rPr>
-              <w:t>Fair</w:t>
+              <w:t>Fitness Influencer</w:t>
             </w:r>
           </w:p>
         </w:tc>
         <w:tc>
           <w:tcPr>
             <w:tcW w:type="dxa" w:w="1504"/>
-            <w:shd w:fill="D9E2F3" w:val="clear"/>
           </w:tcPr>
           <w:p>
-            <w:pPr>
-              <w:spacing w:line="240" w:lineRule="auto" w:after="40" w:before="0"/>
-              <w:jc w:val="center"/>
-            </w:pPr>
             <w:r>
               <w:rPr>
-                <w:rFonts w:ascii="Times New Roman" w:hAnsi="Times New Roman" w:cs="Times New Roman"/>
+                <w:rFonts w:ascii="Times New Roman" w:hAnsi="Times New Roman"/>
                 <w:b/>
-                <w:i w:val="0"/>
-                <w:color w:val="000000"/>
                 <w:sz w:val="20"/>
               </w:rPr>
-              <w:t>Good</w:t>
+              <w:t>General User</w:t>
             </w:r>
           </w:p>
         </w:tc>
         <w:tc>
           <w:tcPr>
             <w:tcW w:type="dxa" w:w="1504"/>
-            <w:shd w:fill="D9E2F3" w:val="clear"/>
           </w:tcPr>
           <w:p>
-            <w:pPr>
-              <w:spacing w:line="240" w:lineRule="auto" w:after="40" w:before="0"/>
-              <w:jc w:val="center"/>
-            </w:pPr>
             <w:r>
               <w:rPr>
-                <w:rFonts w:ascii="Times New Roman" w:hAnsi="Times New Roman" w:cs="Times New Roman"/>
+                <w:rFonts w:ascii="Times New Roman" w:hAnsi="Times New Roman"/>
                 <w:b/>
-                <w:i w:val="0"/>
-                <w:color w:val="000000"/>
                 <w:sz w:val="20"/>
               </w:rPr>
-              <w:t>Excellent</w:t>
+              <w:t>Organisation</w:t>
             </w:r>
           </w:p>
         </w:tc>
@@ -1394,16 +167,9 @@
             <w:tcW w:type="dxa" w:w="1504"/>
           </w:tcPr>
           <w:p>
-            <w:pPr>
-              <w:spacing w:line="240" w:lineRule="auto" w:after="40" w:before="0"/>
-              <w:jc w:val="center"/>
-            </w:pPr>
             <w:r>
               <w:rPr>
-                <w:rFonts w:ascii="Times New Roman" w:hAnsi="Times New Roman" w:cs="Times New Roman"/>
-                <w:b w:val="0"/>
-                <w:i w:val="0"/>
-                <w:color w:val="000000"/>
+                <w:rFonts w:ascii="Times New Roman" w:hAnsi="Times New Roman"/>
                 <w:sz w:val="20"/>
               </w:rPr>
               <w:t>Website</w:t>
@@ -1415,16 +181,1485 @@
             <w:tcW w:type="dxa" w:w="1504"/>
           </w:tcPr>
           <w:p>
-            <w:pPr>
-              <w:spacing w:line="240" w:lineRule="auto" w:after="40" w:before="0"/>
-              <w:jc w:val="center"/>
-            </w:pPr>
             <w:r>
               <w:rPr>
-                <w:rFonts w:ascii="Times New Roman" w:hAnsi="Times New Roman" w:cs="Times New Roman"/>
-                <w:b w:val="0"/>
-                <w:i w:val="0"/>
-                <w:color w:val="000000"/>
+                <w:rFonts w:ascii="Times New Roman" w:hAnsi="Times New Roman"/>
+                <w:sz w:val="20"/>
+              </w:rPr>
+              <w:t>0</w:t>
+            </w:r>
+          </w:p>
+        </w:tc>
+        <w:tc>
+          <w:tcPr>
+            <w:tcW w:type="dxa" w:w="1504"/>
+          </w:tcPr>
+          <w:p>
+            <w:r>
+              <w:rPr>
+                <w:rFonts w:ascii="Times New Roman" w:hAnsi="Times New Roman"/>
+                <w:sz w:val="20"/>
+              </w:rPr>
+              <w:t>7</w:t>
+            </w:r>
+          </w:p>
+        </w:tc>
+        <w:tc>
+          <w:tcPr>
+            <w:tcW w:type="dxa" w:w="1504"/>
+          </w:tcPr>
+          <w:p>
+            <w:r>
+              <w:rPr>
+                <w:rFonts w:ascii="Times New Roman" w:hAnsi="Times New Roman"/>
+                <w:sz w:val="20"/>
+              </w:rPr>
+              <w:t>0</w:t>
+            </w:r>
+          </w:p>
+        </w:tc>
+        <w:tc>
+          <w:tcPr>
+            <w:tcW w:type="dxa" w:w="1504"/>
+          </w:tcPr>
+          <w:p>
+            <w:r>
+              <w:rPr>
+                <w:rFonts w:ascii="Times New Roman" w:hAnsi="Times New Roman"/>
+                <w:sz w:val="20"/>
+              </w:rPr>
+              <w:t>4</w:t>
+            </w:r>
+          </w:p>
+        </w:tc>
+        <w:tc>
+          <w:tcPr>
+            <w:tcW w:type="dxa" w:w="1504"/>
+          </w:tcPr>
+          <w:p>
+            <w:r>
+              <w:rPr>
+                <w:rFonts w:ascii="Times New Roman" w:hAnsi="Times New Roman"/>
+                <w:sz w:val="20"/>
+              </w:rPr>
+              <w:t>39</w:t>
+            </w:r>
+          </w:p>
+        </w:tc>
+      </w:tr>
+      <w:tr>
+        <w:tc>
+          <w:tcPr>
+            <w:tcW w:type="dxa" w:w="1504"/>
+          </w:tcPr>
+          <w:p>
+            <w:r>
+              <w:rPr>
+                <w:rFonts w:ascii="Times New Roman" w:hAnsi="Times New Roman"/>
+                <w:sz w:val="20"/>
+              </w:rPr>
+              <w:t>YouTube</w:t>
+            </w:r>
+          </w:p>
+        </w:tc>
+        <w:tc>
+          <w:tcPr>
+            <w:tcW w:type="dxa" w:w="1504"/>
+          </w:tcPr>
+          <w:p>
+            <w:r>
+              <w:rPr>
+                <w:rFonts w:ascii="Times New Roman" w:hAnsi="Times New Roman"/>
+                <w:sz w:val="20"/>
+              </w:rPr>
+              <w:t>3</w:t>
+            </w:r>
+          </w:p>
+        </w:tc>
+        <w:tc>
+          <w:tcPr>
+            <w:tcW w:type="dxa" w:w="1504"/>
+          </w:tcPr>
+          <w:p>
+            <w:r>
+              <w:rPr>
+                <w:rFonts w:ascii="Times New Roman" w:hAnsi="Times New Roman"/>
+                <w:sz w:val="20"/>
+              </w:rPr>
+              <w:t>12</w:t>
+            </w:r>
+          </w:p>
+        </w:tc>
+        <w:tc>
+          <w:tcPr>
+            <w:tcW w:type="dxa" w:w="1504"/>
+          </w:tcPr>
+          <w:p>
+            <w:r>
+              <w:rPr>
+                <w:rFonts w:ascii="Times New Roman" w:hAnsi="Times New Roman"/>
+                <w:sz w:val="20"/>
+              </w:rPr>
+              <w:t>19</w:t>
+            </w:r>
+          </w:p>
+        </w:tc>
+        <w:tc>
+          <w:tcPr>
+            <w:tcW w:type="dxa" w:w="1504"/>
+          </w:tcPr>
+          <w:p>
+            <w:r>
+              <w:rPr>
+                <w:rFonts w:ascii="Times New Roman" w:hAnsi="Times New Roman"/>
+                <w:sz w:val="20"/>
+              </w:rPr>
+              <w:t>4</w:t>
+            </w:r>
+          </w:p>
+        </w:tc>
+        <w:tc>
+          <w:tcPr>
+            <w:tcW w:type="dxa" w:w="1504"/>
+          </w:tcPr>
+          <w:p>
+            <w:r>
+              <w:rPr>
+                <w:rFonts w:ascii="Times New Roman" w:hAnsi="Times New Roman"/>
+                <w:sz w:val="20"/>
+              </w:rPr>
+              <w:t>12</w:t>
+            </w:r>
+          </w:p>
+        </w:tc>
+      </w:tr>
+      <w:tr>
+        <w:tc>
+          <w:tcPr>
+            <w:tcW w:type="dxa" w:w="1504"/>
+          </w:tcPr>
+          <w:p>
+            <w:r>
+              <w:rPr>
+                <w:rFonts w:ascii="Times New Roman" w:hAnsi="Times New Roman"/>
+                <w:sz w:val="20"/>
+              </w:rPr>
+              <w:t>TikTok</w:t>
+            </w:r>
+          </w:p>
+        </w:tc>
+        <w:tc>
+          <w:tcPr>
+            <w:tcW w:type="dxa" w:w="1504"/>
+          </w:tcPr>
+          <w:p>
+            <w:r>
+              <w:rPr>
+                <w:rFonts w:ascii="Times New Roman" w:hAnsi="Times New Roman"/>
+                <w:sz w:val="20"/>
+              </w:rPr>
+              <w:t>8</w:t>
+            </w:r>
+          </w:p>
+        </w:tc>
+        <w:tc>
+          <w:tcPr>
+            <w:tcW w:type="dxa" w:w="1504"/>
+          </w:tcPr>
+          <w:p>
+            <w:r>
+              <w:rPr>
+                <w:rFonts w:ascii="Times New Roman" w:hAnsi="Times New Roman"/>
+                <w:sz w:val="20"/>
+              </w:rPr>
+              <w:t>7</w:t>
+            </w:r>
+          </w:p>
+        </w:tc>
+        <w:tc>
+          <w:tcPr>
+            <w:tcW w:type="dxa" w:w="1504"/>
+          </w:tcPr>
+          <w:p>
+            <w:r>
+              <w:rPr>
+                <w:rFonts w:ascii="Times New Roman" w:hAnsi="Times New Roman"/>
+                <w:sz w:val="20"/>
+              </w:rPr>
+              <w:t>21</w:t>
+            </w:r>
+          </w:p>
+        </w:tc>
+        <w:tc>
+          <w:tcPr>
+            <w:tcW w:type="dxa" w:w="1504"/>
+          </w:tcPr>
+          <w:p>
+            <w:r>
+              <w:rPr>
+                <w:rFonts w:ascii="Times New Roman" w:hAnsi="Times New Roman"/>
+                <w:sz w:val="20"/>
+              </w:rPr>
+              <w:t>9</w:t>
+            </w:r>
+          </w:p>
+        </w:tc>
+        <w:tc>
+          <w:tcPr>
+            <w:tcW w:type="dxa" w:w="1504"/>
+          </w:tcPr>
+          <w:p>
+            <w:r>
+              <w:rPr>
+                <w:rFonts w:ascii="Times New Roman" w:hAnsi="Times New Roman"/>
+                <w:sz w:val="20"/>
+              </w:rPr>
+              <w:t>5</w:t>
+            </w:r>
+          </w:p>
+        </w:tc>
+      </w:tr>
+      <w:tr>
+        <w:tc>
+          <w:tcPr>
+            <w:tcW w:type="dxa" w:w="1504"/>
+          </w:tcPr>
+          <w:p>
+            <w:r>
+              <w:rPr>
+                <w:rFonts w:ascii="Times New Roman" w:hAnsi="Times New Roman"/>
+                <w:sz w:val="20"/>
+              </w:rPr>
+              <w:t>Instagram</w:t>
+            </w:r>
+          </w:p>
+        </w:tc>
+        <w:tc>
+          <w:tcPr>
+            <w:tcW w:type="dxa" w:w="1504"/>
+          </w:tcPr>
+          <w:p>
+            <w:r>
+              <w:rPr>
+                <w:rFonts w:ascii="Times New Roman" w:hAnsi="Times New Roman"/>
+                <w:sz w:val="20"/>
+              </w:rPr>
+              <w:t>3</w:t>
+            </w:r>
+          </w:p>
+        </w:tc>
+        <w:tc>
+          <w:tcPr>
+            <w:tcW w:type="dxa" w:w="1504"/>
+          </w:tcPr>
+          <w:p>
+            <w:r>
+              <w:rPr>
+                <w:rFonts w:ascii="Times New Roman" w:hAnsi="Times New Roman"/>
+                <w:sz w:val="20"/>
+              </w:rPr>
+              <w:t>8</w:t>
+            </w:r>
+          </w:p>
+        </w:tc>
+        <w:tc>
+          <w:tcPr>
+            <w:tcW w:type="dxa" w:w="1504"/>
+          </w:tcPr>
+          <w:p>
+            <w:r>
+              <w:rPr>
+                <w:rFonts w:ascii="Times New Roman" w:hAnsi="Times New Roman"/>
+                <w:sz w:val="20"/>
+              </w:rPr>
+              <w:t>3</w:t>
+            </w:r>
+          </w:p>
+        </w:tc>
+        <w:tc>
+          <w:tcPr>
+            <w:tcW w:type="dxa" w:w="1504"/>
+          </w:tcPr>
+          <w:p>
+            <w:r>
+              <w:rPr>
+                <w:rFonts w:ascii="Times New Roman" w:hAnsi="Times New Roman"/>
+                <w:sz w:val="20"/>
+              </w:rPr>
+              <w:t>7</w:t>
+            </w:r>
+          </w:p>
+        </w:tc>
+        <w:tc>
+          <w:tcPr>
+            <w:tcW w:type="dxa" w:w="1504"/>
+          </w:tcPr>
+          <w:p>
+            <w:r>
+              <w:rPr>
+                <w:rFonts w:ascii="Times New Roman" w:hAnsi="Times New Roman"/>
+                <w:sz w:val="20"/>
+              </w:rPr>
+              <w:t>29</w:t>
+            </w:r>
+          </w:p>
+        </w:tc>
+      </w:tr>
+      <w:tr>
+        <w:tc>
+          <w:tcPr>
+            <w:tcW w:type="dxa" w:w="1504"/>
+          </w:tcPr>
+          <w:p>
+            <w:r>
+              <w:rPr>
+                <w:rFonts w:ascii="Times New Roman" w:hAnsi="Times New Roman"/>
+                <w:sz w:val="20"/>
+              </w:rPr>
+              <w:t>Total</w:t>
+            </w:r>
+          </w:p>
+        </w:tc>
+        <w:tc>
+          <w:tcPr>
+            <w:tcW w:type="dxa" w:w="1504"/>
+          </w:tcPr>
+          <w:p>
+            <w:r>
+              <w:rPr>
+                <w:rFonts w:ascii="Times New Roman" w:hAnsi="Times New Roman"/>
+                <w:sz w:val="20"/>
+              </w:rPr>
+              <w:t>14</w:t>
+            </w:r>
+          </w:p>
+        </w:tc>
+        <w:tc>
+          <w:tcPr>
+            <w:tcW w:type="dxa" w:w="1504"/>
+          </w:tcPr>
+          <w:p>
+            <w:r>
+              <w:rPr>
+                <w:rFonts w:ascii="Times New Roman" w:hAnsi="Times New Roman"/>
+                <w:sz w:val="20"/>
+              </w:rPr>
+              <w:t>34</w:t>
+            </w:r>
+          </w:p>
+        </w:tc>
+        <w:tc>
+          <w:tcPr>
+            <w:tcW w:type="dxa" w:w="1504"/>
+          </w:tcPr>
+          <w:p>
+            <w:r>
+              <w:rPr>
+                <w:rFonts w:ascii="Times New Roman" w:hAnsi="Times New Roman"/>
+                <w:sz w:val="20"/>
+              </w:rPr>
+              <w:t>43</w:t>
+            </w:r>
+          </w:p>
+        </w:tc>
+        <w:tc>
+          <w:tcPr>
+            <w:tcW w:type="dxa" w:w="1504"/>
+          </w:tcPr>
+          <w:p>
+            <w:r>
+              <w:rPr>
+                <w:rFonts w:ascii="Times New Roman" w:hAnsi="Times New Roman"/>
+                <w:sz w:val="20"/>
+              </w:rPr>
+              <w:t>24</w:t>
+            </w:r>
+          </w:p>
+        </w:tc>
+        <w:tc>
+          <w:tcPr>
+            <w:tcW w:type="dxa" w:w="1504"/>
+          </w:tcPr>
+          <w:p>
+            <w:r>
+              <w:rPr>
+                <w:rFonts w:ascii="Times New Roman" w:hAnsi="Times New Roman"/>
+                <w:sz w:val="20"/>
+              </w:rPr>
+              <w:t>85</w:t>
+            </w:r>
+          </w:p>
+        </w:tc>
+      </w:tr>
+    </w:tbl>
+    <w:p>
+      <w:pPr>
+        <w:spacing w:line="360" w:lineRule="auto"/>
+        <w:jc w:val="both"/>
+      </w:pPr>
+      <w:r>
+        <w:rPr>
+          <w:rFonts w:ascii="Times New Roman" w:hAnsi="Times New Roman"/>
+          <w:b w:val="0"/>
+          <w:i w:val="0"/>
+          <w:sz w:val="24"/>
+        </w:rPr>
+      </w:r>
+    </w:p>
+    <w:p>
+      <w:pPr>
+        <w:spacing w:line="360" w:lineRule="auto"/>
+        <w:jc w:val="left"/>
+      </w:pPr>
+      <w:r>
+        <w:rPr>
+          <w:rFonts w:ascii="Times New Roman" w:hAnsi="Times New Roman"/>
+          <w:b/>
+          <w:i w:val="0"/>
+          <w:sz w:val="24"/>
+        </w:rPr>
+        <w:t>Table C2. DISCERN Total Score Descriptive Statistics by Platform</w:t>
+      </w:r>
+    </w:p>
+    <w:tbl>
+      <w:tblPr>
+        <w:tblStyle w:val="TableGrid"/>
+        <w:tblW w:type="auto" w:w="0"/>
+        <w:tblLook w:firstColumn="1" w:firstRow="1" w:lastColumn="0" w:lastRow="0" w:noHBand="0" w:noVBand="1" w:val="04A0"/>
+      </w:tblPr>
+      <w:tblGrid>
+        <w:gridCol w:w="903"/>
+        <w:gridCol w:w="903"/>
+        <w:gridCol w:w="903"/>
+        <w:gridCol w:w="903"/>
+        <w:gridCol w:w="903"/>
+        <w:gridCol w:w="903"/>
+        <w:gridCol w:w="903"/>
+        <w:gridCol w:w="903"/>
+        <w:gridCol w:w="903"/>
+        <w:gridCol w:w="903"/>
+      </w:tblGrid>
+      <w:tr>
+        <w:tc>
+          <w:tcPr>
+            <w:tcW w:type="dxa" w:w="903"/>
+          </w:tcPr>
+          <w:p>
+            <w:r>
+              <w:rPr>
+                <w:rFonts w:ascii="Times New Roman" w:hAnsi="Times New Roman"/>
+                <w:b/>
+                <w:sz w:val="20"/>
+              </w:rPr>
+              <w:t>Platform</w:t>
+            </w:r>
+          </w:p>
+        </w:tc>
+        <w:tc>
+          <w:tcPr>
+            <w:tcW w:type="dxa" w:w="903"/>
+          </w:tcPr>
+          <w:p>
+            <w:r>
+              <w:rPr>
+                <w:rFonts w:ascii="Times New Roman" w:hAnsi="Times New Roman"/>
+                <w:b/>
+                <w:sz w:val="20"/>
+              </w:rPr>
+              <w:t>n</w:t>
+            </w:r>
+          </w:p>
+        </w:tc>
+        <w:tc>
+          <w:tcPr>
+            <w:tcW w:type="dxa" w:w="903"/>
+          </w:tcPr>
+          <w:p>
+            <w:r>
+              <w:rPr>
+                <w:rFonts w:ascii="Times New Roman" w:hAnsi="Times New Roman"/>
+                <w:b/>
+                <w:sz w:val="20"/>
+              </w:rPr>
+              <w:t>Mean</w:t>
+            </w:r>
+          </w:p>
+        </w:tc>
+        <w:tc>
+          <w:tcPr>
+            <w:tcW w:type="dxa" w:w="903"/>
+          </w:tcPr>
+          <w:p>
+            <w:r>
+              <w:rPr>
+                <w:rFonts w:ascii="Times New Roman" w:hAnsi="Times New Roman"/>
+                <w:b/>
+                <w:sz w:val="20"/>
+              </w:rPr>
+              <w:t>SD</w:t>
+            </w:r>
+          </w:p>
+        </w:tc>
+        <w:tc>
+          <w:tcPr>
+            <w:tcW w:type="dxa" w:w="903"/>
+          </w:tcPr>
+          <w:p>
+            <w:r>
+              <w:rPr>
+                <w:rFonts w:ascii="Times New Roman" w:hAnsi="Times New Roman"/>
+                <w:b/>
+                <w:sz w:val="20"/>
+              </w:rPr>
+              <w:t>Median</w:t>
+            </w:r>
+          </w:p>
+        </w:tc>
+        <w:tc>
+          <w:tcPr>
+            <w:tcW w:type="dxa" w:w="903"/>
+          </w:tcPr>
+          <w:p>
+            <w:r>
+              <w:rPr>
+                <w:rFonts w:ascii="Times New Roman" w:hAnsi="Times New Roman"/>
+                <w:b/>
+                <w:sz w:val="20"/>
+              </w:rPr>
+              <w:t>Q1</w:t>
+            </w:r>
+          </w:p>
+        </w:tc>
+        <w:tc>
+          <w:tcPr>
+            <w:tcW w:type="dxa" w:w="903"/>
+          </w:tcPr>
+          <w:p>
+            <w:r>
+              <w:rPr>
+                <w:rFonts w:ascii="Times New Roman" w:hAnsi="Times New Roman"/>
+                <w:b/>
+                <w:sz w:val="20"/>
+              </w:rPr>
+              <w:t>Q3</w:t>
+            </w:r>
+          </w:p>
+        </w:tc>
+        <w:tc>
+          <w:tcPr>
+            <w:tcW w:type="dxa" w:w="903"/>
+          </w:tcPr>
+          <w:p>
+            <w:r>
+              <w:rPr>
+                <w:rFonts w:ascii="Times New Roman" w:hAnsi="Times New Roman"/>
+                <w:b/>
+                <w:sz w:val="20"/>
+              </w:rPr>
+              <w:t>Min</w:t>
+            </w:r>
+          </w:p>
+        </w:tc>
+        <w:tc>
+          <w:tcPr>
+            <w:tcW w:type="dxa" w:w="903"/>
+          </w:tcPr>
+          <w:p>
+            <w:r>
+              <w:rPr>
+                <w:rFonts w:ascii="Times New Roman" w:hAnsi="Times New Roman"/>
+                <w:b/>
+                <w:sz w:val="20"/>
+              </w:rPr>
+              <w:t>Max</w:t>
+            </w:r>
+          </w:p>
+        </w:tc>
+        <w:tc>
+          <w:tcPr>
+            <w:tcW w:type="dxa" w:w="903"/>
+          </w:tcPr>
+          <w:p>
+            <w:r>
+              <w:rPr>
+                <w:rFonts w:ascii="Times New Roman" w:hAnsi="Times New Roman"/>
+                <w:b/>
+                <w:sz w:val="20"/>
+              </w:rPr>
+              <w:t>IQR</w:t>
+            </w:r>
+          </w:p>
+        </w:tc>
+      </w:tr>
+      <w:tr>
+        <w:tc>
+          <w:tcPr>
+            <w:tcW w:type="dxa" w:w="903"/>
+          </w:tcPr>
+          <w:p>
+            <w:r>
+              <w:rPr>
+                <w:rFonts w:ascii="Times New Roman" w:hAnsi="Times New Roman"/>
+                <w:sz w:val="20"/>
+              </w:rPr>
+              <w:t>Website</w:t>
+            </w:r>
+          </w:p>
+        </w:tc>
+        <w:tc>
+          <w:tcPr>
+            <w:tcW w:type="dxa" w:w="903"/>
+          </w:tcPr>
+          <w:p>
+            <w:r>
+              <w:rPr>
+                <w:rFonts w:ascii="Times New Roman" w:hAnsi="Times New Roman"/>
+                <w:sz w:val="20"/>
+              </w:rPr>
+              <w:t>50</w:t>
+            </w:r>
+          </w:p>
+        </w:tc>
+        <w:tc>
+          <w:tcPr>
+            <w:tcW w:type="dxa" w:w="903"/>
+          </w:tcPr>
+          <w:p>
+            <w:r>
+              <w:rPr>
+                <w:rFonts w:ascii="Times New Roman" w:hAnsi="Times New Roman"/>
+                <w:sz w:val="20"/>
+              </w:rPr>
+              <w:t>48.70</w:t>
+            </w:r>
+          </w:p>
+        </w:tc>
+        <w:tc>
+          <w:tcPr>
+            <w:tcW w:type="dxa" w:w="903"/>
+          </w:tcPr>
+          <w:p>
+            <w:r>
+              <w:rPr>
+                <w:rFonts w:ascii="Times New Roman" w:hAnsi="Times New Roman"/>
+                <w:sz w:val="20"/>
+              </w:rPr>
+              <w:t>8.17</w:t>
+            </w:r>
+          </w:p>
+        </w:tc>
+        <w:tc>
+          <w:tcPr>
+            <w:tcW w:type="dxa" w:w="903"/>
+          </w:tcPr>
+          <w:p>
+            <w:r>
+              <w:rPr>
+                <w:rFonts w:ascii="Times New Roman" w:hAnsi="Times New Roman"/>
+                <w:sz w:val="20"/>
+              </w:rPr>
+              <w:t>48.0</w:t>
+            </w:r>
+          </w:p>
+        </w:tc>
+        <w:tc>
+          <w:tcPr>
+            <w:tcW w:type="dxa" w:w="903"/>
+          </w:tcPr>
+          <w:p>
+            <w:r>
+              <w:rPr>
+                <w:rFonts w:ascii="Times New Roman" w:hAnsi="Times New Roman"/>
+                <w:sz w:val="20"/>
+              </w:rPr>
+              <w:t>42.25</w:t>
+            </w:r>
+          </w:p>
+        </w:tc>
+        <w:tc>
+          <w:tcPr>
+            <w:tcW w:type="dxa" w:w="903"/>
+          </w:tcPr>
+          <w:p>
+            <w:r>
+              <w:rPr>
+                <w:rFonts w:ascii="Times New Roman" w:hAnsi="Times New Roman"/>
+                <w:sz w:val="20"/>
+              </w:rPr>
+              <w:t>55.00</w:t>
+            </w:r>
+          </w:p>
+        </w:tc>
+        <w:tc>
+          <w:tcPr>
+            <w:tcW w:type="dxa" w:w="903"/>
+          </w:tcPr>
+          <w:p>
+            <w:r>
+              <w:rPr>
+                <w:rFonts w:ascii="Times New Roman" w:hAnsi="Times New Roman"/>
+                <w:sz w:val="20"/>
+              </w:rPr>
+              <w:t>33</w:t>
+            </w:r>
+          </w:p>
+        </w:tc>
+        <w:tc>
+          <w:tcPr>
+            <w:tcW w:type="dxa" w:w="903"/>
+          </w:tcPr>
+          <w:p>
+            <w:r>
+              <w:rPr>
+                <w:rFonts w:ascii="Times New Roman" w:hAnsi="Times New Roman"/>
+                <w:sz w:val="20"/>
+              </w:rPr>
+              <w:t>65</w:t>
+            </w:r>
+          </w:p>
+        </w:tc>
+        <w:tc>
+          <w:tcPr>
+            <w:tcW w:type="dxa" w:w="903"/>
+          </w:tcPr>
+          <w:p>
+            <w:r>
+              <w:rPr>
+                <w:rFonts w:ascii="Times New Roman" w:hAnsi="Times New Roman"/>
+                <w:sz w:val="20"/>
+              </w:rPr>
+              <w:t>12.75</w:t>
+            </w:r>
+          </w:p>
+        </w:tc>
+      </w:tr>
+      <w:tr>
+        <w:tc>
+          <w:tcPr>
+            <w:tcW w:type="dxa" w:w="903"/>
+          </w:tcPr>
+          <w:p>
+            <w:r>
+              <w:rPr>
+                <w:rFonts w:ascii="Times New Roman" w:hAnsi="Times New Roman"/>
+                <w:sz w:val="20"/>
+              </w:rPr>
+              <w:t>YouTube</w:t>
+            </w:r>
+          </w:p>
+        </w:tc>
+        <w:tc>
+          <w:tcPr>
+            <w:tcW w:type="dxa" w:w="903"/>
+          </w:tcPr>
+          <w:p>
+            <w:r>
+              <w:rPr>
+                <w:rFonts w:ascii="Times New Roman" w:hAnsi="Times New Roman"/>
+                <w:sz w:val="20"/>
+              </w:rPr>
+              <w:t>50</w:t>
+            </w:r>
+          </w:p>
+        </w:tc>
+        <w:tc>
+          <w:tcPr>
+            <w:tcW w:type="dxa" w:w="903"/>
+          </w:tcPr>
+          <w:p>
+            <w:r>
+              <w:rPr>
+                <w:rFonts w:ascii="Times New Roman" w:hAnsi="Times New Roman"/>
+                <w:sz w:val="20"/>
+              </w:rPr>
+              <w:t>40.36</w:t>
+            </w:r>
+          </w:p>
+        </w:tc>
+        <w:tc>
+          <w:tcPr>
+            <w:tcW w:type="dxa" w:w="903"/>
+          </w:tcPr>
+          <w:p>
+            <w:r>
+              <w:rPr>
+                <w:rFonts w:ascii="Times New Roman" w:hAnsi="Times New Roman"/>
+                <w:sz w:val="20"/>
+              </w:rPr>
+              <w:t>6.21</w:t>
+            </w:r>
+          </w:p>
+        </w:tc>
+        <w:tc>
+          <w:tcPr>
+            <w:tcW w:type="dxa" w:w="903"/>
+          </w:tcPr>
+          <w:p>
+            <w:r>
+              <w:rPr>
+                <w:rFonts w:ascii="Times New Roman" w:hAnsi="Times New Roman"/>
+                <w:sz w:val="20"/>
+              </w:rPr>
+              <w:t>39.0</w:t>
+            </w:r>
+          </w:p>
+        </w:tc>
+        <w:tc>
+          <w:tcPr>
+            <w:tcW w:type="dxa" w:w="903"/>
+          </w:tcPr>
+          <w:p>
+            <w:r>
+              <w:rPr>
+                <w:rFonts w:ascii="Times New Roman" w:hAnsi="Times New Roman"/>
+                <w:sz w:val="20"/>
+              </w:rPr>
+              <w:t>36.00</w:t>
+            </w:r>
+          </w:p>
+        </w:tc>
+        <w:tc>
+          <w:tcPr>
+            <w:tcW w:type="dxa" w:w="903"/>
+          </w:tcPr>
+          <w:p>
+            <w:r>
+              <w:rPr>
+                <w:rFonts w:ascii="Times New Roman" w:hAnsi="Times New Roman"/>
+                <w:sz w:val="20"/>
+              </w:rPr>
+              <w:t>42.75</w:t>
+            </w:r>
+          </w:p>
+        </w:tc>
+        <w:tc>
+          <w:tcPr>
+            <w:tcW w:type="dxa" w:w="903"/>
+          </w:tcPr>
+          <w:p>
+            <w:r>
+              <w:rPr>
+                <w:rFonts w:ascii="Times New Roman" w:hAnsi="Times New Roman"/>
+                <w:sz w:val="20"/>
+              </w:rPr>
+              <w:t>31</w:t>
+            </w:r>
+          </w:p>
+        </w:tc>
+        <w:tc>
+          <w:tcPr>
+            <w:tcW w:type="dxa" w:w="903"/>
+          </w:tcPr>
+          <w:p>
+            <w:r>
+              <w:rPr>
+                <w:rFonts w:ascii="Times New Roman" w:hAnsi="Times New Roman"/>
+                <w:sz w:val="20"/>
+              </w:rPr>
+              <w:t>57</w:t>
+            </w:r>
+          </w:p>
+        </w:tc>
+        <w:tc>
+          <w:tcPr>
+            <w:tcW w:type="dxa" w:w="903"/>
+          </w:tcPr>
+          <w:p>
+            <w:r>
+              <w:rPr>
+                <w:rFonts w:ascii="Times New Roman" w:hAnsi="Times New Roman"/>
+                <w:sz w:val="20"/>
+              </w:rPr>
+              <w:t>6.75</w:t>
+            </w:r>
+          </w:p>
+        </w:tc>
+      </w:tr>
+      <w:tr>
+        <w:tc>
+          <w:tcPr>
+            <w:tcW w:type="dxa" w:w="903"/>
+          </w:tcPr>
+          <w:p>
+            <w:r>
+              <w:rPr>
+                <w:rFonts w:ascii="Times New Roman" w:hAnsi="Times New Roman"/>
+                <w:sz w:val="20"/>
+              </w:rPr>
+              <w:t>TikTok</w:t>
+            </w:r>
+          </w:p>
+        </w:tc>
+        <w:tc>
+          <w:tcPr>
+            <w:tcW w:type="dxa" w:w="903"/>
+          </w:tcPr>
+          <w:p>
+            <w:r>
+              <w:rPr>
+                <w:rFonts w:ascii="Times New Roman" w:hAnsi="Times New Roman"/>
+                <w:sz w:val="20"/>
+              </w:rPr>
+              <w:t>50</w:t>
+            </w:r>
+          </w:p>
+        </w:tc>
+        <w:tc>
+          <w:tcPr>
+            <w:tcW w:type="dxa" w:w="903"/>
+          </w:tcPr>
+          <w:p>
+            <w:r>
+              <w:rPr>
+                <w:rFonts w:ascii="Times New Roman" w:hAnsi="Times New Roman"/>
+                <w:sz w:val="20"/>
+              </w:rPr>
+              <w:t>32.38</w:t>
+            </w:r>
+          </w:p>
+        </w:tc>
+        <w:tc>
+          <w:tcPr>
+            <w:tcW w:type="dxa" w:w="903"/>
+          </w:tcPr>
+          <w:p>
+            <w:r>
+              <w:rPr>
+                <w:rFonts w:ascii="Times New Roman" w:hAnsi="Times New Roman"/>
+                <w:sz w:val="20"/>
+              </w:rPr>
+              <w:t>6.39</w:t>
+            </w:r>
+          </w:p>
+        </w:tc>
+        <w:tc>
+          <w:tcPr>
+            <w:tcW w:type="dxa" w:w="903"/>
+          </w:tcPr>
+          <w:p>
+            <w:r>
+              <w:rPr>
+                <w:rFonts w:ascii="Times New Roman" w:hAnsi="Times New Roman"/>
+                <w:sz w:val="20"/>
+              </w:rPr>
+              <w:t>31.0</w:t>
+            </w:r>
+          </w:p>
+        </w:tc>
+        <w:tc>
+          <w:tcPr>
+            <w:tcW w:type="dxa" w:w="903"/>
+          </w:tcPr>
+          <w:p>
+            <w:r>
+              <w:rPr>
+                <w:rFonts w:ascii="Times New Roman" w:hAnsi="Times New Roman"/>
+                <w:sz w:val="20"/>
+              </w:rPr>
+              <w:t>29.00</w:t>
+            </w:r>
+          </w:p>
+        </w:tc>
+        <w:tc>
+          <w:tcPr>
+            <w:tcW w:type="dxa" w:w="903"/>
+          </w:tcPr>
+          <w:p>
+            <w:r>
+              <w:rPr>
+                <w:rFonts w:ascii="Times New Roman" w:hAnsi="Times New Roman"/>
+                <w:sz w:val="20"/>
+              </w:rPr>
+              <w:t>37.00</w:t>
+            </w:r>
+          </w:p>
+        </w:tc>
+        <w:tc>
+          <w:tcPr>
+            <w:tcW w:type="dxa" w:w="903"/>
+          </w:tcPr>
+          <w:p>
+            <w:r>
+              <w:rPr>
+                <w:rFonts w:ascii="Times New Roman" w:hAnsi="Times New Roman"/>
+                <w:sz w:val="20"/>
+              </w:rPr>
+              <w:t>17</w:t>
+            </w:r>
+          </w:p>
+        </w:tc>
+        <w:tc>
+          <w:tcPr>
+            <w:tcW w:type="dxa" w:w="903"/>
+          </w:tcPr>
+          <w:p>
+            <w:r>
+              <w:rPr>
+                <w:rFonts w:ascii="Times New Roman" w:hAnsi="Times New Roman"/>
+                <w:sz w:val="20"/>
+              </w:rPr>
+              <w:t>45</w:t>
+            </w:r>
+          </w:p>
+        </w:tc>
+        <w:tc>
+          <w:tcPr>
+            <w:tcW w:type="dxa" w:w="903"/>
+          </w:tcPr>
+          <w:p>
+            <w:r>
+              <w:rPr>
+                <w:rFonts w:ascii="Times New Roman" w:hAnsi="Times New Roman"/>
+                <w:sz w:val="20"/>
+              </w:rPr>
+              <w:t>8.00</w:t>
+            </w:r>
+          </w:p>
+        </w:tc>
+      </w:tr>
+      <w:tr>
+        <w:tc>
+          <w:tcPr>
+            <w:tcW w:type="dxa" w:w="903"/>
+          </w:tcPr>
+          <w:p>
+            <w:r>
+              <w:rPr>
+                <w:rFonts w:ascii="Times New Roman" w:hAnsi="Times New Roman"/>
+                <w:sz w:val="20"/>
+              </w:rPr>
+              <w:t>Instagram</w:t>
+            </w:r>
+          </w:p>
+        </w:tc>
+        <w:tc>
+          <w:tcPr>
+            <w:tcW w:type="dxa" w:w="903"/>
+          </w:tcPr>
+          <w:p>
+            <w:r>
+              <w:rPr>
+                <w:rFonts w:ascii="Times New Roman" w:hAnsi="Times New Roman"/>
+                <w:sz w:val="20"/>
+              </w:rPr>
+              <w:t>50</w:t>
+            </w:r>
+          </w:p>
+        </w:tc>
+        <w:tc>
+          <w:tcPr>
+            <w:tcW w:type="dxa" w:w="903"/>
+          </w:tcPr>
+          <w:p>
+            <w:r>
+              <w:rPr>
+                <w:rFonts w:ascii="Times New Roman" w:hAnsi="Times New Roman"/>
+                <w:sz w:val="20"/>
+              </w:rPr>
+              <w:t>23.78</w:t>
+            </w:r>
+          </w:p>
+        </w:tc>
+        <w:tc>
+          <w:tcPr>
+            <w:tcW w:type="dxa" w:w="903"/>
+          </w:tcPr>
+          <w:p>
+            <w:r>
+              <w:rPr>
+                <w:rFonts w:ascii="Times New Roman" w:hAnsi="Times New Roman"/>
+                <w:sz w:val="20"/>
+              </w:rPr>
+              <w:t>5.83</w:t>
+            </w:r>
+          </w:p>
+        </w:tc>
+        <w:tc>
+          <w:tcPr>
+            <w:tcW w:type="dxa" w:w="903"/>
+          </w:tcPr>
+          <w:p>
+            <w:r>
+              <w:rPr>
+                <w:rFonts w:ascii="Times New Roman" w:hAnsi="Times New Roman"/>
+                <w:sz w:val="20"/>
+              </w:rPr>
+              <w:t>21.0</w:t>
+            </w:r>
+          </w:p>
+        </w:tc>
+        <w:tc>
+          <w:tcPr>
+            <w:tcW w:type="dxa" w:w="903"/>
+          </w:tcPr>
+          <w:p>
+            <w:r>
+              <w:rPr>
+                <w:rFonts w:ascii="Times New Roman" w:hAnsi="Times New Roman"/>
+                <w:sz w:val="20"/>
+              </w:rPr>
+              <w:t>18.25</w:t>
+            </w:r>
+          </w:p>
+        </w:tc>
+        <w:tc>
+          <w:tcPr>
+            <w:tcW w:type="dxa" w:w="903"/>
+          </w:tcPr>
+          <w:p>
+            <w:r>
+              <w:rPr>
+                <w:rFonts w:ascii="Times New Roman" w:hAnsi="Times New Roman"/>
+                <w:sz w:val="20"/>
+              </w:rPr>
+              <w:t>29.75</w:t>
+            </w:r>
+          </w:p>
+        </w:tc>
+        <w:tc>
+          <w:tcPr>
+            <w:tcW w:type="dxa" w:w="903"/>
+          </w:tcPr>
+          <w:p>
+            <w:r>
+              <w:rPr>
+                <w:rFonts w:ascii="Times New Roman" w:hAnsi="Times New Roman"/>
+                <w:sz w:val="20"/>
+              </w:rPr>
+              <w:t>16</w:t>
+            </w:r>
+          </w:p>
+        </w:tc>
+        <w:tc>
+          <w:tcPr>
+            <w:tcW w:type="dxa" w:w="903"/>
+          </w:tcPr>
+          <w:p>
+            <w:r>
+              <w:rPr>
+                <w:rFonts w:ascii="Times New Roman" w:hAnsi="Times New Roman"/>
+                <w:sz w:val="20"/>
+              </w:rPr>
+              <w:t>36</w:t>
+            </w:r>
+          </w:p>
+        </w:tc>
+        <w:tc>
+          <w:tcPr>
+            <w:tcW w:type="dxa" w:w="903"/>
+          </w:tcPr>
+          <w:p>
+            <w:r>
+              <w:rPr>
+                <w:rFonts w:ascii="Times New Roman" w:hAnsi="Times New Roman"/>
+                <w:sz w:val="20"/>
+              </w:rPr>
+              <w:t>11.50</w:t>
+            </w:r>
+          </w:p>
+        </w:tc>
+      </w:tr>
+      <w:tr>
+        <w:tc>
+          <w:tcPr>
+            <w:tcW w:type="dxa" w:w="903"/>
+          </w:tcPr>
+          <w:p>
+            <w:r>
+              <w:rPr>
+                <w:rFonts w:ascii="Times New Roman" w:hAnsi="Times New Roman"/>
+                <w:sz w:val="20"/>
+              </w:rPr>
+              <w:t>Overall</w:t>
+            </w:r>
+          </w:p>
+        </w:tc>
+        <w:tc>
+          <w:tcPr>
+            <w:tcW w:type="dxa" w:w="903"/>
+          </w:tcPr>
+          <w:p>
+            <w:r>
+              <w:rPr>
+                <w:rFonts w:ascii="Times New Roman" w:hAnsi="Times New Roman"/>
+                <w:sz w:val="20"/>
+              </w:rPr>
+              <w:t>200</w:t>
+            </w:r>
+          </w:p>
+        </w:tc>
+        <w:tc>
+          <w:tcPr>
+            <w:tcW w:type="dxa" w:w="903"/>
+          </w:tcPr>
+          <w:p>
+            <w:r>
+              <w:rPr>
+                <w:rFonts w:ascii="Times New Roman" w:hAnsi="Times New Roman"/>
+                <w:sz w:val="20"/>
+              </w:rPr>
+              <w:t>36.30</w:t>
+            </w:r>
+          </w:p>
+        </w:tc>
+        <w:tc>
+          <w:tcPr>
+            <w:tcW w:type="dxa" w:w="903"/>
+          </w:tcPr>
+          <w:p>
+            <w:r>
+              <w:rPr>
+                <w:rFonts w:ascii="Times New Roman" w:hAnsi="Times New Roman"/>
+                <w:sz w:val="20"/>
+              </w:rPr>
+              <w:t>11.42</w:t>
+            </w:r>
+          </w:p>
+        </w:tc>
+        <w:tc>
+          <w:tcPr>
+            <w:tcW w:type="dxa" w:w="903"/>
+          </w:tcPr>
+          <w:p>
+            <w:r>
+              <w:rPr>
+                <w:rFonts w:ascii="Times New Roman" w:hAnsi="Times New Roman"/>
+                <w:sz w:val="20"/>
+              </w:rPr>
+              <w:t>35.5</w:t>
+            </w:r>
+          </w:p>
+        </w:tc>
+        <w:tc>
+          <w:tcPr>
+            <w:tcW w:type="dxa" w:w="903"/>
+          </w:tcPr>
+          <w:p>
+            <w:r>
+              <w:rPr>
+                <w:rFonts w:ascii="Times New Roman" w:hAnsi="Times New Roman"/>
+                <w:sz w:val="20"/>
+              </w:rPr>
+              <w:t>—</w:t>
+            </w:r>
+          </w:p>
+        </w:tc>
+        <w:tc>
+          <w:tcPr>
+            <w:tcW w:type="dxa" w:w="903"/>
+          </w:tcPr>
+          <w:p>
+            <w:r>
+              <w:rPr>
+                <w:rFonts w:ascii="Times New Roman" w:hAnsi="Times New Roman"/>
+                <w:sz w:val="20"/>
+              </w:rPr>
+              <w:t>—</w:t>
+            </w:r>
+          </w:p>
+        </w:tc>
+        <w:tc>
+          <w:tcPr>
+            <w:tcW w:type="dxa" w:w="903"/>
+          </w:tcPr>
+          <w:p>
+            <w:r>
+              <w:rPr>
+                <w:rFonts w:ascii="Times New Roman" w:hAnsi="Times New Roman"/>
+                <w:sz w:val="20"/>
+              </w:rPr>
+              <w:t>16</w:t>
+            </w:r>
+          </w:p>
+        </w:tc>
+        <w:tc>
+          <w:tcPr>
+            <w:tcW w:type="dxa" w:w="903"/>
+          </w:tcPr>
+          <w:p>
+            <w:r>
+              <w:rPr>
+                <w:rFonts w:ascii="Times New Roman" w:hAnsi="Times New Roman"/>
+                <w:sz w:val="20"/>
+              </w:rPr>
+              <w:t>65</w:t>
+            </w:r>
+          </w:p>
+        </w:tc>
+        <w:tc>
+          <w:tcPr>
+            <w:tcW w:type="dxa" w:w="903"/>
+          </w:tcPr>
+          <w:p>
+            <w:r>
+              <w:rPr>
+                <w:rFonts w:ascii="Times New Roman" w:hAnsi="Times New Roman"/>
+                <w:sz w:val="20"/>
+              </w:rPr>
+              <w:t>—</w:t>
+            </w:r>
+          </w:p>
+        </w:tc>
+      </w:tr>
+    </w:tbl>
+    <w:p>
+      <w:pPr>
+        <w:spacing w:line="360" w:lineRule="auto"/>
+        <w:jc w:val="both"/>
+      </w:pPr>
+      <w:r>
+        <w:rPr>
+          <w:rFonts w:ascii="Times New Roman" w:hAnsi="Times New Roman"/>
+          <w:b w:val="0"/>
+          <w:i w:val="0"/>
+          <w:sz w:val="24"/>
+        </w:rPr>
+      </w:r>
+    </w:p>
+    <w:p>
+      <w:pPr>
+        <w:spacing w:line="360" w:lineRule="auto"/>
+        <w:jc w:val="left"/>
+      </w:pPr>
+      <w:r>
+        <w:rPr>
+          <w:rFonts w:ascii="Times New Roman" w:hAnsi="Times New Roman"/>
+          <w:b/>
+          <w:i w:val="0"/>
+          <w:sz w:val="24"/>
+        </w:rPr>
+        <w:t>Table C3. DISCERN Quality Category Distribution by Platform (n and %)</w:t>
+      </w:r>
+    </w:p>
+    <w:tbl>
+      <w:tblPr>
+        <w:tblStyle w:val="TableGrid"/>
+        <w:tblW w:type="auto" w:w="0"/>
+        <w:tblLook w:firstColumn="1" w:firstRow="1" w:lastColumn="0" w:lastRow="0" w:noHBand="0" w:noVBand="1" w:val="04A0"/>
+      </w:tblPr>
+      <w:tblGrid>
+        <w:gridCol w:w="1504"/>
+        <w:gridCol w:w="1504"/>
+        <w:gridCol w:w="1504"/>
+        <w:gridCol w:w="1504"/>
+        <w:gridCol w:w="1504"/>
+        <w:gridCol w:w="1504"/>
+      </w:tblGrid>
+      <w:tr>
+        <w:tc>
+          <w:tcPr>
+            <w:tcW w:type="dxa" w:w="1504"/>
+          </w:tcPr>
+          <w:p>
+            <w:r>
+              <w:rPr>
+                <w:rFonts w:ascii="Times New Roman" w:hAnsi="Times New Roman"/>
+                <w:b/>
+                <w:sz w:val="20"/>
+              </w:rPr>
+              <w:t>Platform</w:t>
+            </w:r>
+          </w:p>
+        </w:tc>
+        <w:tc>
+          <w:tcPr>
+            <w:tcW w:type="dxa" w:w="1504"/>
+          </w:tcPr>
+          <w:p>
+            <w:r>
+              <w:rPr>
+                <w:rFonts w:ascii="Times New Roman" w:hAnsi="Times New Roman"/>
+                <w:b/>
+                <w:sz w:val="20"/>
+              </w:rPr>
+              <w:t>Very Poor n (%)</w:t>
+            </w:r>
+          </w:p>
+        </w:tc>
+        <w:tc>
+          <w:tcPr>
+            <w:tcW w:type="dxa" w:w="1504"/>
+          </w:tcPr>
+          <w:p>
+            <w:r>
+              <w:rPr>
+                <w:rFonts w:ascii="Times New Roman" w:hAnsi="Times New Roman"/>
+                <w:b/>
+                <w:sz w:val="20"/>
+              </w:rPr>
+              <w:t>Poor n (%)</w:t>
+            </w:r>
+          </w:p>
+        </w:tc>
+        <w:tc>
+          <w:tcPr>
+            <w:tcW w:type="dxa" w:w="1504"/>
+          </w:tcPr>
+          <w:p>
+            <w:r>
+              <w:rPr>
+                <w:rFonts w:ascii="Times New Roman" w:hAnsi="Times New Roman"/>
+                <w:b/>
+                <w:sz w:val="20"/>
+              </w:rPr>
+              <w:t>Fair n (%)</w:t>
+            </w:r>
+          </w:p>
+        </w:tc>
+        <w:tc>
+          <w:tcPr>
+            <w:tcW w:type="dxa" w:w="1504"/>
+          </w:tcPr>
+          <w:p>
+            <w:r>
+              <w:rPr>
+                <w:rFonts w:ascii="Times New Roman" w:hAnsi="Times New Roman"/>
+                <w:b/>
+                <w:sz w:val="20"/>
+              </w:rPr>
+              <w:t>Good n (%)</w:t>
+            </w:r>
+          </w:p>
+        </w:tc>
+        <w:tc>
+          <w:tcPr>
+            <w:tcW w:type="dxa" w:w="1504"/>
+          </w:tcPr>
+          <w:p>
+            <w:r>
+              <w:rPr>
+                <w:rFonts w:ascii="Times New Roman" w:hAnsi="Times New Roman"/>
+                <w:b/>
+                <w:sz w:val="20"/>
+              </w:rPr>
+              <w:t>Excellent n (%)</w:t>
+            </w:r>
+          </w:p>
+        </w:tc>
+      </w:tr>
+      <w:tr>
+        <w:tc>
+          <w:tcPr>
+            <w:tcW w:type="dxa" w:w="1504"/>
+          </w:tcPr>
+          <w:p>
+            <w:r>
+              <w:rPr>
+                <w:rFonts w:ascii="Times New Roman" w:hAnsi="Times New Roman"/>
+                <w:sz w:val="20"/>
+              </w:rPr>
+              <w:t>Website</w:t>
+            </w:r>
+          </w:p>
+        </w:tc>
+        <w:tc>
+          <w:tcPr>
+            <w:tcW w:type="dxa" w:w="1504"/>
+          </w:tcPr>
+          <w:p>
+            <w:r>
+              <w:rPr>
+                <w:rFonts w:ascii="Times New Roman" w:hAnsi="Times New Roman"/>
                 <w:sz w:val="20"/>
               </w:rPr>
               <w:t>0 (0%)</w:t>
@@ -1436,19 +1671,12 @@
             <w:tcW w:type="dxa" w:w="1504"/>
           </w:tcPr>
           <w:p>
-            <w:pPr>
-              <w:spacing w:line="240" w:lineRule="auto" w:after="40" w:before="0"/>
-              <w:jc w:val="center"/>
-            </w:pPr>
             <w:r>
               <w:rPr>
-                <w:rFonts w:ascii="Times New Roman" w:hAnsi="Times New Roman" w:cs="Times New Roman"/>
-                <w:b w:val="0"/>
-                <w:i w:val="0"/>
-                <w:color w:val="000000"/>
+                <w:rFonts w:ascii="Times New Roman" w:hAnsi="Times New Roman"/>
                 <w:sz w:val="20"/>
               </w:rPr>
-              <w:t>9 (18%)</w:t>
+              <w:t>4 (8%)</w:t>
             </w:r>
           </w:p>
         </w:tc>
@@ -1457,16 +1685,23 @@
             <w:tcW w:type="dxa" w:w="1504"/>
           </w:tcPr>
           <w:p>
-            <w:pPr>
-              <w:spacing w:line="240" w:lineRule="auto" w:after="40" w:before="0"/>
-              <w:jc w:val="center"/>
-            </w:pPr>
             <w:r>
               <w:rPr>
-                <w:rFonts w:ascii="Times New Roman" w:hAnsi="Times New Roman" w:cs="Times New Roman"/>
-                <w:b w:val="0"/>
-                <w:i w:val="0"/>
-                <w:color w:val="000000"/>
+                <w:rFonts w:ascii="Times New Roman" w:hAnsi="Times New Roman"/>
+                <w:sz w:val="20"/>
+              </w:rPr>
+              <w:t>23 (46%)</w:t>
+            </w:r>
+          </w:p>
+        </w:tc>
+        <w:tc>
+          <w:tcPr>
+            <w:tcW w:type="dxa" w:w="1504"/>
+          </w:tcPr>
+          <w:p>
+            <w:r>
+              <w:rPr>
+                <w:rFonts w:ascii="Times New Roman" w:hAnsi="Times New Roman"/>
                 <w:sz w:val="20"/>
               </w:rPr>
               <w:t>22 (44%)</w:t>
@@ -1478,37 +1713,9 @@
             <w:tcW w:type="dxa" w:w="1504"/>
           </w:tcPr>
           <w:p>
-            <w:pPr>
-              <w:spacing w:line="240" w:lineRule="auto" w:after="40" w:before="0"/>
-              <w:jc w:val="center"/>
-            </w:pPr>
             <w:r>
               <w:rPr>
-                <w:rFonts w:ascii="Times New Roman" w:hAnsi="Times New Roman" w:cs="Times New Roman"/>
-                <w:b w:val="0"/>
-                <w:i w:val="0"/>
-                <w:color w:val="000000"/>
-                <w:sz w:val="20"/>
-              </w:rPr>
-              <w:t>18 (36%)</w:t>
-            </w:r>
-          </w:p>
-        </w:tc>
-        <w:tc>
-          <w:tcPr>
-            <w:tcW w:type="dxa" w:w="1504"/>
-          </w:tcPr>
-          <w:p>
-            <w:pPr>
-              <w:spacing w:line="240" w:lineRule="auto" w:after="40" w:before="0"/>
-              <w:jc w:val="center"/>
-            </w:pPr>
-            <w:r>
-              <w:rPr>
-                <w:rFonts w:ascii="Times New Roman" w:hAnsi="Times New Roman" w:cs="Times New Roman"/>
-                <w:b w:val="0"/>
-                <w:i w:val="0"/>
-                <w:color w:val="000000"/>
+                <w:rFonts w:ascii="Times New Roman" w:hAnsi="Times New Roman"/>
                 <w:sz w:val="20"/>
               </w:rPr>
               <w:t>1 (2%)</w:t>
@@ -1522,16 +1729,9 @@
             <w:tcW w:type="dxa" w:w="1504"/>
           </w:tcPr>
           <w:p>
-            <w:pPr>
-              <w:spacing w:line="240" w:lineRule="auto" w:after="40" w:before="0"/>
-              <w:jc w:val="center"/>
-            </w:pPr>
             <w:r>
               <w:rPr>
-                <w:rFonts w:ascii="Times New Roman" w:hAnsi="Times New Roman" w:cs="Times New Roman"/>
-                <w:b w:val="0"/>
-                <w:i w:val="0"/>
-                <w:color w:val="000000"/>
+                <w:rFonts w:ascii="Times New Roman" w:hAnsi="Times New Roman"/>
                 <w:sz w:val="20"/>
               </w:rPr>
               <w:t>YouTube</w:t>
@@ -1543,16 +1743,9 @@
             <w:tcW w:type="dxa" w:w="1504"/>
           </w:tcPr>
           <w:p>
-            <w:pPr>
-              <w:spacing w:line="240" w:lineRule="auto" w:after="40" w:before="0"/>
-              <w:jc w:val="center"/>
-            </w:pPr>
             <w:r>
               <w:rPr>
-                <w:rFonts w:ascii="Times New Roman" w:hAnsi="Times New Roman" w:cs="Times New Roman"/>
-                <w:b w:val="0"/>
-                <w:i w:val="0"/>
-                <w:color w:val="000000"/>
+                <w:rFonts w:ascii="Times New Roman" w:hAnsi="Times New Roman"/>
                 <w:sz w:val="20"/>
               </w:rPr>
               <w:t>0 (0%)</w:t>
@@ -1564,19 +1757,12 @@
             <w:tcW w:type="dxa" w:w="1504"/>
           </w:tcPr>
           <w:p>
-            <w:pPr>
-              <w:spacing w:line="240" w:lineRule="auto" w:after="40" w:before="0"/>
-              <w:jc w:val="center"/>
-            </w:pPr>
             <w:r>
               <w:rPr>
-                <w:rFonts w:ascii="Times New Roman" w:hAnsi="Times New Roman" w:cs="Times New Roman"/>
-                <w:b w:val="0"/>
-                <w:i w:val="0"/>
-                <w:color w:val="000000"/>
+                <w:rFonts w:ascii="Times New Roman" w:hAnsi="Times New Roman"/>
                 <w:sz w:val="20"/>
               </w:rPr>
-              <w:t>16 (32%)</w:t>
+              <w:t>23 (46%)</w:t>
             </w:r>
           </w:p>
         </w:tc>
@@ -1585,16 +1771,9 @@
             <w:tcW w:type="dxa" w:w="1504"/>
           </w:tcPr>
           <w:p>
-            <w:pPr>
-              <w:spacing w:line="240" w:lineRule="auto" w:after="40" w:before="0"/>
-              <w:jc w:val="center"/>
-            </w:pPr>
             <w:r>
               <w:rPr>
-                <w:rFonts w:ascii="Times New Roman" w:hAnsi="Times New Roman" w:cs="Times New Roman"/>
-                <w:b w:val="0"/>
-                <w:i w:val="0"/>
-                <w:color w:val="000000"/>
+                <w:rFonts w:ascii="Times New Roman" w:hAnsi="Times New Roman"/>
                 <w:sz w:val="20"/>
               </w:rPr>
               <w:t>24 (48%)</w:t>
@@ -1606,19 +1785,12 @@
             <w:tcW w:type="dxa" w:w="1504"/>
           </w:tcPr>
           <w:p>
-            <w:pPr>
-              <w:spacing w:line="240" w:lineRule="auto" w:after="40" w:before="0"/>
-              <w:jc w:val="center"/>
-            </w:pPr>
             <w:r>
               <w:rPr>
-                <w:rFonts w:ascii="Times New Roman" w:hAnsi="Times New Roman" w:cs="Times New Roman"/>
-                <w:b w:val="0"/>
-                <w:i w:val="0"/>
-                <w:color w:val="000000"/>
+                <w:rFonts w:ascii="Times New Roman" w:hAnsi="Times New Roman"/>
                 <w:sz w:val="20"/>
               </w:rPr>
-              <w:t>10 (20%)</w:t>
+              <w:t>3 (6%)</w:t>
             </w:r>
           </w:p>
         </w:tc>
@@ -1627,16 +1799,9 @@
             <w:tcW w:type="dxa" w:w="1504"/>
           </w:tcPr>
           <w:p>
-            <w:pPr>
-              <w:spacing w:line="240" w:lineRule="auto" w:after="40" w:before="0"/>
-              <w:jc w:val="center"/>
-            </w:pPr>
             <w:r>
               <w:rPr>
-                <w:rFonts w:ascii="Times New Roman" w:hAnsi="Times New Roman" w:cs="Times New Roman"/>
-                <w:b w:val="0"/>
-                <w:i w:val="0"/>
-                <w:color w:val="000000"/>
+                <w:rFonts w:ascii="Times New Roman" w:hAnsi="Times New Roman"/>
                 <w:sz w:val="20"/>
               </w:rPr>
               <w:t>0 (0%)</w:t>
@@ -1650,16 +1815,9 @@
             <w:tcW w:type="dxa" w:w="1504"/>
           </w:tcPr>
           <w:p>
-            <w:pPr>
-              <w:spacing w:line="240" w:lineRule="auto" w:after="40" w:before="0"/>
-              <w:jc w:val="center"/>
-            </w:pPr>
             <w:r>
               <w:rPr>
-                <w:rFonts w:ascii="Times New Roman" w:hAnsi="Times New Roman" w:cs="Times New Roman"/>
-                <w:b w:val="0"/>
-                <w:i w:val="0"/>
-                <w:color w:val="000000"/>
+                <w:rFonts w:ascii="Times New Roman" w:hAnsi="Times New Roman"/>
                 <w:sz w:val="20"/>
               </w:rPr>
               <w:t>TikTok</w:t>
@@ -1671,19 +1829,12 @@
             <w:tcW w:type="dxa" w:w="1504"/>
           </w:tcPr>
           <w:p>
-            <w:pPr>
-              <w:spacing w:line="240" w:lineRule="auto" w:after="40" w:before="0"/>
-              <w:jc w:val="center"/>
-            </w:pPr>
             <w:r>
               <w:rPr>
-                <w:rFonts w:ascii="Times New Roman" w:hAnsi="Times New Roman" w:cs="Times New Roman"/>
-                <w:b w:val="0"/>
-                <w:i w:val="0"/>
-                <w:color w:val="000000"/>
+                <w:rFonts w:ascii="Times New Roman" w:hAnsi="Times New Roman"/>
                 <w:sz w:val="20"/>
               </w:rPr>
-              <w:t>6 (12%)</w:t>
+              <w:t>7 (14%)</w:t>
             </w:r>
           </w:p>
         </w:tc>
@@ -1692,19 +1843,12 @@
             <w:tcW w:type="dxa" w:w="1504"/>
           </w:tcPr>
           <w:p>
-            <w:pPr>
-              <w:spacing w:line="240" w:lineRule="auto" w:after="40" w:before="0"/>
-              <w:jc w:val="center"/>
-            </w:pPr>
             <w:r>
               <w:rPr>
-                <w:rFonts w:ascii="Times New Roman" w:hAnsi="Times New Roman" w:cs="Times New Roman"/>
-                <w:b w:val="0"/>
-                <w:i w:val="0"/>
-                <w:color w:val="000000"/>
+                <w:rFonts w:ascii="Times New Roman" w:hAnsi="Times New Roman"/>
                 <w:sz w:val="20"/>
               </w:rPr>
-              <w:t>27 (54%)</w:t>
+              <w:t>35 (70%)</w:t>
             </w:r>
           </w:p>
         </w:tc>
@@ -1713,19 +1857,12 @@
             <w:tcW w:type="dxa" w:w="1504"/>
           </w:tcPr>
           <w:p>
-            <w:pPr>
-              <w:spacing w:line="240" w:lineRule="auto" w:after="40" w:before="0"/>
-              <w:jc w:val="center"/>
-            </w:pPr>
             <w:r>
               <w:rPr>
-                <w:rFonts w:ascii="Times New Roman" w:hAnsi="Times New Roman" w:cs="Times New Roman"/>
-                <w:b w:val="0"/>
-                <w:i w:val="0"/>
-                <w:color w:val="000000"/>
+                <w:rFonts w:ascii="Times New Roman" w:hAnsi="Times New Roman"/>
                 <w:sz w:val="20"/>
               </w:rPr>
-              <w:t>15 (30%)</w:t>
+              <w:t>8 (16%)</w:t>
             </w:r>
           </w:p>
         </w:tc>
@@ -1734,19 +1871,12 @@
             <w:tcW w:type="dxa" w:w="1504"/>
           </w:tcPr>
           <w:p>
-            <w:pPr>
-              <w:spacing w:line="240" w:lineRule="auto" w:after="40" w:before="0"/>
-              <w:jc w:val="center"/>
-            </w:pPr>
             <w:r>
               <w:rPr>
-                <w:rFonts w:ascii="Times New Roman" w:hAnsi="Times New Roman" w:cs="Times New Roman"/>
-                <w:b w:val="0"/>
-                <w:i w:val="0"/>
-                <w:color w:val="000000"/>
+                <w:rFonts w:ascii="Times New Roman" w:hAnsi="Times New Roman"/>
                 <w:sz w:val="20"/>
               </w:rPr>
-              <w:t>2 (4%)</w:t>
+              <w:t>0 (0%)</w:t>
             </w:r>
           </w:p>
         </w:tc>
@@ -1755,16 +1885,9 @@
             <w:tcW w:type="dxa" w:w="1504"/>
           </w:tcPr>
           <w:p>
-            <w:pPr>
-              <w:spacing w:line="240" w:lineRule="auto" w:after="40" w:before="0"/>
-              <w:jc w:val="center"/>
-            </w:pPr>
             <w:r>
               <w:rPr>
-                <w:rFonts w:ascii="Times New Roman" w:hAnsi="Times New Roman" w:cs="Times New Roman"/>
-                <w:b w:val="0"/>
-                <w:i w:val="0"/>
-                <w:color w:val="000000"/>
+                <w:rFonts w:ascii="Times New Roman" w:hAnsi="Times New Roman"/>
                 <w:sz w:val="20"/>
               </w:rPr>
               <w:t>0 (0%)</w:t>
@@ -1778,16 +1901,9 @@
             <w:tcW w:type="dxa" w:w="1504"/>
           </w:tcPr>
           <w:p>
-            <w:pPr>
-              <w:spacing w:line="240" w:lineRule="auto" w:after="40" w:before="0"/>
-              <w:jc w:val="center"/>
-            </w:pPr>
             <w:r>
               <w:rPr>
-                <w:rFonts w:ascii="Times New Roman" w:hAnsi="Times New Roman" w:cs="Times New Roman"/>
-                <w:b w:val="0"/>
-                <w:i w:val="0"/>
-                <w:color w:val="000000"/>
+                <w:rFonts w:ascii="Times New Roman" w:hAnsi="Times New Roman"/>
                 <w:sz w:val="20"/>
               </w:rPr>
               <w:t>Instagram</w:t>
@@ -1799,19 +1915,12 @@
             <w:tcW w:type="dxa" w:w="1504"/>
           </w:tcPr>
           <w:p>
-            <w:pPr>
-              <w:spacing w:line="240" w:lineRule="auto" w:after="40" w:before="0"/>
-              <w:jc w:val="center"/>
-            </w:pPr>
             <w:r>
               <w:rPr>
-                <w:rFonts w:ascii="Times New Roman" w:hAnsi="Times New Roman" w:cs="Times New Roman"/>
-                <w:b w:val="0"/>
-                <w:i w:val="0"/>
-                <w:color w:val="000000"/>
+                <w:rFonts w:ascii="Times New Roman" w:hAnsi="Times New Roman"/>
                 <w:sz w:val="20"/>
               </w:rPr>
-              <w:t>21 (42%)</w:t>
+              <w:t>30 (60%)</w:t>
             </w:r>
           </w:p>
         </w:tc>
@@ -1820,19 +1929,12 @@
             <w:tcW w:type="dxa" w:w="1504"/>
           </w:tcPr>
           <w:p>
-            <w:pPr>
-              <w:spacing w:line="240" w:lineRule="auto" w:after="40" w:before="0"/>
-              <w:jc w:val="center"/>
-            </w:pPr>
             <w:r>
               <w:rPr>
-                <w:rFonts w:ascii="Times New Roman" w:hAnsi="Times New Roman" w:cs="Times New Roman"/>
-                <w:b w:val="0"/>
-                <w:i w:val="0"/>
-                <w:color w:val="000000"/>
+                <w:rFonts w:ascii="Times New Roman" w:hAnsi="Times New Roman"/>
                 <w:sz w:val="20"/>
               </w:rPr>
-              <w:t>25 (50%)</w:t>
+              <w:t>20 (40%)</w:t>
             </w:r>
           </w:p>
         </w:tc>
@@ -1841,19 +1943,12 @@
             <w:tcW w:type="dxa" w:w="1504"/>
           </w:tcPr>
           <w:p>
-            <w:pPr>
-              <w:spacing w:line="240" w:lineRule="auto" w:after="40" w:before="0"/>
-              <w:jc w:val="center"/>
-            </w:pPr>
             <w:r>
               <w:rPr>
-                <w:rFonts w:ascii="Times New Roman" w:hAnsi="Times New Roman" w:cs="Times New Roman"/>
-                <w:b w:val="0"/>
-                <w:i w:val="0"/>
-                <w:color w:val="000000"/>
+                <w:rFonts w:ascii="Times New Roman" w:hAnsi="Times New Roman"/>
                 <w:sz w:val="20"/>
               </w:rPr>
-              <w:t>3 (6%)</w:t>
+              <w:t>0 (0%)</w:t>
             </w:r>
           </w:p>
         </w:tc>
@@ -1862,19 +1957,12 @@
             <w:tcW w:type="dxa" w:w="1504"/>
           </w:tcPr>
           <w:p>
-            <w:pPr>
-              <w:spacing w:line="240" w:lineRule="auto" w:after="40" w:before="0"/>
-              <w:jc w:val="center"/>
-            </w:pPr>
             <w:r>
               <w:rPr>
-                <w:rFonts w:ascii="Times New Roman" w:hAnsi="Times New Roman" w:cs="Times New Roman"/>
-                <w:b w:val="0"/>
-                <w:i w:val="0"/>
-                <w:color w:val="000000"/>
+                <w:rFonts w:ascii="Times New Roman" w:hAnsi="Times New Roman"/>
                 <w:sz w:val="20"/>
               </w:rPr>
-              <w:t>1 (2%)</w:t>
+              <w:t>0 (0%)</w:t>
             </w:r>
           </w:p>
         </w:tc>
@@ -1883,16 +1971,9 @@
             <w:tcW w:type="dxa" w:w="1504"/>
           </w:tcPr>
           <w:p>
-            <w:pPr>
-              <w:spacing w:line="240" w:lineRule="auto" w:after="40" w:before="0"/>
-              <w:jc w:val="center"/>
-            </w:pPr>
             <w:r>
               <w:rPr>
-                <w:rFonts w:ascii="Times New Roman" w:hAnsi="Times New Roman" w:cs="Times New Roman"/>
-                <w:b w:val="0"/>
-                <w:i w:val="0"/>
-                <w:color w:val="000000"/>
+                <w:rFonts w:ascii="Times New Roman" w:hAnsi="Times New Roman"/>
                 <w:sz w:val="20"/>
               </w:rPr>
               <w:t>0 (0%)</w:t>
@@ -1903,150 +1984,135 @@
     </w:tbl>
     <w:p>
       <w:pPr>
-        <w:spacing w:line="360" w:lineRule="auto" w:after="120" w:before="0"/>
+        <w:spacing w:line="360" w:lineRule="auto"/>
         <w:jc w:val="both"/>
       </w:pPr>
       <w:r>
         <w:rPr>
-          <w:rFonts w:ascii="Times New Roman" w:hAnsi="Times New Roman" w:cs="Times New Roman"/>
+          <w:rFonts w:ascii="Times New Roman" w:hAnsi="Times New Roman"/>
           <w:b w:val="0"/>
           <w:i w:val="0"/>
-          <w:color w:val="000000"/>
-          <w:sz w:val="24"/>
-        </w:rPr>
-        <w:t>Note. Categories: Very Poor (16–26), Poor (27–38), Fair (39–50), Good (51–62), Excellent (63–80).</w:t>
-      </w:r>
-    </w:p>
-    <w:p>
-      <w:pPr>
-        <w:spacing w:line="360" w:lineRule="auto" w:after="120" w:before="0"/>
-        <w:jc w:val="both"/>
-      </w:pPr>
-      <w:r>
-        <w:rPr>
-          <w:rFonts w:ascii="Times New Roman" w:hAnsi="Times New Roman" w:cs="Times New Roman"/>
-          <w:b w:val="0"/>
-          <w:i w:val="0"/>
-          <w:color w:val="000000"/>
           <w:sz w:val="24"/>
         </w:rPr>
       </w:r>
     </w:p>
     <w:p>
       <w:pPr>
-        <w:spacing w:line="360" w:lineRule="auto" w:after="200" w:before="0"/>
-        <w:jc w:val="both"/>
+        <w:spacing w:line="360" w:lineRule="auto"/>
+        <w:jc w:val="left"/>
       </w:pPr>
       <w:r>
         <w:rPr>
-          <w:rFonts w:ascii="Times New Roman" w:hAnsi="Times New Roman" w:cs="Times New Roman"/>
+          <w:rFonts w:ascii="Times New Roman" w:hAnsi="Times New Roman"/>
           <w:b/>
           <w:i w:val="0"/>
-          <w:color w:val="000000"/>
-          <w:sz w:val="26"/>
+          <w:sz w:val="24"/>
         </w:rPr>
-        <w:t>Table C3. Pairwise Platform Comparisons (Dunn's Test, Bonferroni-Adjusted)</w:t>
+        <w:t>Table C4. JAMA Benchmark Compliance by Platform (% Yes)</w:t>
       </w:r>
     </w:p>
     <w:tbl>
       <w:tblPr>
         <w:tblStyle w:val="TableGrid"/>
         <w:tblW w:type="auto" w:w="0"/>
-        <w:jc w:val="center"/>
         <w:tblLook w:firstColumn="1" w:firstRow="1" w:lastColumn="0" w:lastRow="0" w:noHBand="0" w:noVBand="1" w:val="04A0"/>
       </w:tblPr>
       <w:tblGrid>
-        <w:gridCol w:w="2256"/>
-        <w:gridCol w:w="2256"/>
-        <w:gridCol w:w="2256"/>
-        <w:gridCol w:w="2256"/>
+        <w:gridCol w:w="1504"/>
+        <w:gridCol w:w="1504"/>
+        <w:gridCol w:w="1504"/>
+        <w:gridCol w:w="1504"/>
+        <w:gridCol w:w="1504"/>
+        <w:gridCol w:w="1504"/>
       </w:tblGrid>
       <w:tr>
         <w:tc>
           <w:tcPr>
-            <w:tcW w:type="dxa" w:w="2256"/>
-            <w:shd w:fill="D9E2F3" w:val="clear"/>
+            <w:tcW w:type="dxa" w:w="1504"/>
           </w:tcPr>
           <w:p>
-            <w:pPr>
-              <w:spacing w:line="240" w:lineRule="auto" w:after="40" w:before="0"/>
-              <w:jc w:val="center"/>
-            </w:pPr>
             <w:r>
               <w:rPr>
-                <w:rFonts w:ascii="Times New Roman" w:hAnsi="Times New Roman" w:cs="Times New Roman"/>
+                <w:rFonts w:ascii="Times New Roman" w:hAnsi="Times New Roman"/>
                 <w:b/>
-                <w:i w:val="0"/>
-                <w:color w:val="000000"/>
                 <w:sz w:val="20"/>
               </w:rPr>
-              <w:t>Comparison</w:t>
+              <w:t>Platform</w:t>
             </w:r>
           </w:p>
         </w:tc>
         <w:tc>
           <w:tcPr>
-            <w:tcW w:type="dxa" w:w="2256"/>
-            <w:shd w:fill="D9E2F3" w:val="clear"/>
+            <w:tcW w:type="dxa" w:w="1504"/>
           </w:tcPr>
           <w:p>
-            <w:pPr>
-              <w:spacing w:line="240" w:lineRule="auto" w:after="40" w:before="0"/>
-              <w:jc w:val="center"/>
-            </w:pPr>
             <w:r>
               <w:rPr>
-                <w:rFonts w:ascii="Times New Roman" w:hAnsi="Times New Roman" w:cs="Times New Roman"/>
+                <w:rFonts w:ascii="Times New Roman" w:hAnsi="Times New Roman"/>
                 <w:b/>
-                <w:i w:val="0"/>
-                <w:color w:val="000000"/>
                 <w:sz w:val="20"/>
               </w:rPr>
-              <w:t>U</w:t>
+              <w:t>Authorship</w:t>
             </w:r>
           </w:p>
         </w:tc>
         <w:tc>
           <w:tcPr>
-            <w:tcW w:type="dxa" w:w="2256"/>
-            <w:shd w:fill="D9E2F3" w:val="clear"/>
+            <w:tcW w:type="dxa" w:w="1504"/>
           </w:tcPr>
           <w:p>
-            <w:pPr>
-              <w:spacing w:line="240" w:lineRule="auto" w:after="40" w:before="0"/>
-              <w:jc w:val="center"/>
-            </w:pPr>
             <w:r>
               <w:rPr>
-                <w:rFonts w:ascii="Times New Roman" w:hAnsi="Times New Roman" w:cs="Times New Roman"/>
+                <w:rFonts w:ascii="Times New Roman" w:hAnsi="Times New Roman"/>
                 <w:b/>
-                <w:i w:val="0"/>
-                <w:color w:val="000000"/>
                 <w:sz w:val="20"/>
               </w:rPr>
-              <w:t>p (adjusted)</w:t>
+              <w:t>Attribution</w:t>
             </w:r>
           </w:p>
         </w:tc>
         <w:tc>
           <w:tcPr>
-            <w:tcW w:type="dxa" w:w="2256"/>
-            <w:shd w:fill="D9E2F3" w:val="clear"/>
+            <w:tcW w:type="dxa" w:w="1504"/>
           </w:tcPr>
           <w:p>
-            <w:pPr>
-              <w:spacing w:line="240" w:lineRule="auto" w:after="40" w:before="0"/>
-              <w:jc w:val="center"/>
-            </w:pPr>
             <w:r>
               <w:rPr>
-                <w:rFonts w:ascii="Times New Roman" w:hAnsi="Times New Roman" w:cs="Times New Roman"/>
+                <w:rFonts w:ascii="Times New Roman" w:hAnsi="Times New Roman"/>
                 <w:b/>
-                <w:i w:val="0"/>
-                <w:color w:val="000000"/>
                 <w:sz w:val="20"/>
               </w:rPr>
-              <w:t>r</w:t>
+              <w:t>Disclosure</w:t>
+            </w:r>
+          </w:p>
+        </w:tc>
+        <w:tc>
+          <w:tcPr>
+            <w:tcW w:type="dxa" w:w="1504"/>
+          </w:tcPr>
+          <w:p>
+            <w:r>
+              <w:rPr>
+                <w:rFonts w:ascii="Times New Roman" w:hAnsi="Times New Roman"/>
+                <w:b/>
+                <w:sz w:val="20"/>
+              </w:rPr>
+              <w:t>Currency</w:t>
+            </w:r>
+          </w:p>
+        </w:tc>
+        <w:tc>
+          <w:tcPr>
+            <w:tcW w:type="dxa" w:w="1504"/>
+          </w:tcPr>
+          <w:p>
+            <w:r>
+              <w:rPr>
+                <w:rFonts w:ascii="Times New Roman" w:hAnsi="Times New Roman"/>
+                <w:b/>
+                <w:sz w:val="20"/>
+              </w:rPr>
+              <w:t>Mean Total</w:t>
             </w:r>
           </w:p>
         </w:tc>
@@ -2054,85 +2120,85 @@
       <w:tr>
         <w:tc>
           <w:tcPr>
-            <w:tcW w:type="dxa" w:w="2256"/>
+            <w:tcW w:type="dxa" w:w="1504"/>
           </w:tcPr>
           <w:p>
-            <w:pPr>
-              <w:spacing w:line="240" w:lineRule="auto" w:after="40" w:before="0"/>
-              <w:jc w:val="center"/>
-            </w:pPr>
             <w:r>
               <w:rPr>
-                <w:rFonts w:ascii="Times New Roman" w:hAnsi="Times New Roman" w:cs="Times New Roman"/>
-                <w:b w:val="0"/>
-                <w:i w:val="0"/>
-                <w:color w:val="000000"/>
+                <w:rFonts w:ascii="Times New Roman" w:hAnsi="Times New Roman"/>
                 <w:sz w:val="20"/>
               </w:rPr>
-              <w:t>Website vs YouTube</w:t>
+              <w:t>Website</w:t>
             </w:r>
           </w:p>
         </w:tc>
         <w:tc>
           <w:tcPr>
-            <w:tcW w:type="dxa" w:w="2256"/>
+            <w:tcW w:type="dxa" w:w="1504"/>
           </w:tcPr>
           <w:p>
-            <w:pPr>
-              <w:spacing w:line="240" w:lineRule="auto" w:after="40" w:before="0"/>
-              <w:jc w:val="center"/>
-            </w:pPr>
             <w:r>
               <w:rPr>
-                <w:rFonts w:ascii="Times New Roman" w:hAnsi="Times New Roman" w:cs="Times New Roman"/>
-                <w:b w:val="0"/>
-                <w:i w:val="0"/>
-                <w:color w:val="000000"/>
+                <w:rFonts w:ascii="Times New Roman" w:hAnsi="Times New Roman"/>
                 <w:sz w:val="20"/>
               </w:rPr>
-              <w:t>1646</w:t>
+              <w:t>30%</w:t>
             </w:r>
           </w:p>
         </w:tc>
         <w:tc>
           <w:tcPr>
-            <w:tcW w:type="dxa" w:w="2256"/>
+            <w:tcW w:type="dxa" w:w="1504"/>
           </w:tcPr>
           <w:p>
-            <w:pPr>
-              <w:spacing w:line="240" w:lineRule="auto" w:after="40" w:before="0"/>
-              <w:jc w:val="center"/>
-            </w:pPr>
             <w:r>
               <w:rPr>
-                <w:rFonts w:ascii="Times New Roman" w:hAnsi="Times New Roman" w:cs="Times New Roman"/>
-                <w:b w:val="0"/>
-                <w:i w:val="0"/>
-                <w:color w:val="000000"/>
+                <w:rFonts w:ascii="Times New Roman" w:hAnsi="Times New Roman"/>
                 <w:sz w:val="20"/>
               </w:rPr>
-              <w:t>.038</w:t>
+              <w:t>30%</w:t>
             </w:r>
           </w:p>
         </w:tc>
         <w:tc>
           <w:tcPr>
-            <w:tcW w:type="dxa" w:w="2256"/>
+            <w:tcW w:type="dxa" w:w="1504"/>
           </w:tcPr>
           <w:p>
-            <w:pPr>
-              <w:spacing w:line="240" w:lineRule="auto" w:after="40" w:before="0"/>
-              <w:jc w:val="center"/>
-            </w:pPr>
             <w:r>
               <w:rPr>
-                <w:rFonts w:ascii="Times New Roman" w:hAnsi="Times New Roman" w:cs="Times New Roman"/>
-                <w:b w:val="0"/>
-                <w:i w:val="0"/>
-                <w:color w:val="000000"/>
+                <w:rFonts w:ascii="Times New Roman" w:hAnsi="Times New Roman"/>
                 <w:sz w:val="20"/>
               </w:rPr>
-              <w:t>-0.316</w:t>
+              <w:t>16%</w:t>
+            </w:r>
+          </w:p>
+        </w:tc>
+        <w:tc>
+          <w:tcPr>
+            <w:tcW w:type="dxa" w:w="1504"/>
+          </w:tcPr>
+          <w:p>
+            <w:r>
+              <w:rPr>
+                <w:rFonts w:ascii="Times New Roman" w:hAnsi="Times New Roman"/>
+                <w:sz w:val="20"/>
+              </w:rPr>
+              <w:t>68%</w:t>
+            </w:r>
+          </w:p>
+        </w:tc>
+        <w:tc>
+          <w:tcPr>
+            <w:tcW w:type="dxa" w:w="1504"/>
+          </w:tcPr>
+          <w:p>
+            <w:r>
+              <w:rPr>
+                <w:rFonts w:ascii="Times New Roman" w:hAnsi="Times New Roman"/>
+                <w:sz w:val="20"/>
+              </w:rPr>
+              <w:t>1.44</w:t>
             </w:r>
           </w:p>
         </w:tc>
@@ -2140,85 +2206,85 @@
       <w:tr>
         <w:tc>
           <w:tcPr>
-            <w:tcW w:type="dxa" w:w="2256"/>
+            <w:tcW w:type="dxa" w:w="1504"/>
           </w:tcPr>
           <w:p>
-            <w:pPr>
-              <w:spacing w:line="240" w:lineRule="auto" w:after="40" w:before="0"/>
-              <w:jc w:val="center"/>
-            </w:pPr>
             <w:r>
               <w:rPr>
-                <w:rFonts w:ascii="Times New Roman" w:hAnsi="Times New Roman" w:cs="Times New Roman"/>
-                <w:b w:val="0"/>
-                <w:i w:val="0"/>
-                <w:color w:val="000000"/>
+                <w:rFonts w:ascii="Times New Roman" w:hAnsi="Times New Roman"/>
                 <w:sz w:val="20"/>
               </w:rPr>
-              <w:t>Website vs TikTok</w:t>
+              <w:t>YouTube</w:t>
             </w:r>
           </w:p>
         </w:tc>
         <w:tc>
           <w:tcPr>
-            <w:tcW w:type="dxa" w:w="2256"/>
+            <w:tcW w:type="dxa" w:w="1504"/>
           </w:tcPr>
           <w:p>
-            <w:pPr>
-              <w:spacing w:line="240" w:lineRule="auto" w:after="40" w:before="0"/>
-              <w:jc w:val="center"/>
-            </w:pPr>
             <w:r>
               <w:rPr>
-                <w:rFonts w:ascii="Times New Roman" w:hAnsi="Times New Roman" w:cs="Times New Roman"/>
-                <w:b w:val="0"/>
-                <w:i w:val="0"/>
-                <w:color w:val="000000"/>
+                <w:rFonts w:ascii="Times New Roman" w:hAnsi="Times New Roman"/>
                 <w:sz w:val="20"/>
               </w:rPr>
-              <w:t>2088</w:t>
+              <w:t>38%</w:t>
             </w:r>
           </w:p>
         </w:tc>
         <w:tc>
           <w:tcPr>
-            <w:tcW w:type="dxa" w:w="2256"/>
+            <w:tcW w:type="dxa" w:w="1504"/>
           </w:tcPr>
           <w:p>
-            <w:pPr>
-              <w:spacing w:line="240" w:lineRule="auto" w:after="40" w:before="0"/>
-              <w:jc w:val="center"/>
-            </w:pPr>
             <w:r>
               <w:rPr>
-                <w:rFonts w:ascii="Times New Roman" w:hAnsi="Times New Roman" w:cs="Times New Roman"/>
-                <w:b w:val="0"/>
-                <w:i w:val="0"/>
-                <w:color w:val="000000"/>
+                <w:rFonts w:ascii="Times New Roman" w:hAnsi="Times New Roman"/>
                 <w:sz w:val="20"/>
               </w:rPr>
-              <w:t>&lt; .001</w:t>
+              <w:t>16%</w:t>
             </w:r>
           </w:p>
         </w:tc>
         <w:tc>
           <w:tcPr>
-            <w:tcW w:type="dxa" w:w="2256"/>
+            <w:tcW w:type="dxa" w:w="1504"/>
           </w:tcPr>
           <w:p>
-            <w:pPr>
-              <w:spacing w:line="240" w:lineRule="auto" w:after="40" w:before="0"/>
-              <w:jc w:val="center"/>
-            </w:pPr>
             <w:r>
               <w:rPr>
-                <w:rFonts w:ascii="Times New Roman" w:hAnsi="Times New Roman" w:cs="Times New Roman"/>
-                <w:b w:val="0"/>
-                <w:i w:val="0"/>
-                <w:color w:val="000000"/>
+                <w:rFonts w:ascii="Times New Roman" w:hAnsi="Times New Roman"/>
                 <w:sz w:val="20"/>
               </w:rPr>
-              <w:t>-0.670</w:t>
+              <w:t>0%</w:t>
+            </w:r>
+          </w:p>
+        </w:tc>
+        <w:tc>
+          <w:tcPr>
+            <w:tcW w:type="dxa" w:w="1504"/>
+          </w:tcPr>
+          <w:p>
+            <w:r>
+              <w:rPr>
+                <w:rFonts w:ascii="Times New Roman" w:hAnsi="Times New Roman"/>
+                <w:sz w:val="20"/>
+              </w:rPr>
+              <w:t>100%</w:t>
+            </w:r>
+          </w:p>
+        </w:tc>
+        <w:tc>
+          <w:tcPr>
+            <w:tcW w:type="dxa" w:w="1504"/>
+          </w:tcPr>
+          <w:p>
+            <w:r>
+              <w:rPr>
+                <w:rFonts w:ascii="Times New Roman" w:hAnsi="Times New Roman"/>
+                <w:sz w:val="20"/>
+              </w:rPr>
+              <w:t>1.54</w:t>
             </w:r>
           </w:p>
         </w:tc>
@@ -2226,85 +2292,85 @@
       <w:tr>
         <w:tc>
           <w:tcPr>
-            <w:tcW w:type="dxa" w:w="2256"/>
+            <w:tcW w:type="dxa" w:w="1504"/>
           </w:tcPr>
           <w:p>
-            <w:pPr>
-              <w:spacing w:line="240" w:lineRule="auto" w:after="40" w:before="0"/>
-              <w:jc w:val="center"/>
-            </w:pPr>
             <w:r>
               <w:rPr>
-                <w:rFonts w:ascii="Times New Roman" w:hAnsi="Times New Roman" w:cs="Times New Roman"/>
-                <w:b w:val="0"/>
-                <w:i w:val="0"/>
-                <w:color w:val="000000"/>
+                <w:rFonts w:ascii="Times New Roman" w:hAnsi="Times New Roman"/>
                 <w:sz w:val="20"/>
               </w:rPr>
-              <w:t>Website vs Instagram</w:t>
+              <w:t>TikTok</w:t>
             </w:r>
           </w:p>
         </w:tc>
         <w:tc>
           <w:tcPr>
-            <w:tcW w:type="dxa" w:w="2256"/>
+            <w:tcW w:type="dxa" w:w="1504"/>
           </w:tcPr>
           <w:p>
-            <w:pPr>
-              <w:spacing w:line="240" w:lineRule="auto" w:after="40" w:before="0"/>
-              <w:jc w:val="center"/>
-            </w:pPr>
             <w:r>
               <w:rPr>
-                <w:rFonts w:ascii="Times New Roman" w:hAnsi="Times New Roman" w:cs="Times New Roman"/>
-                <w:b w:val="0"/>
-                <w:i w:val="0"/>
-                <w:color w:val="000000"/>
+                <w:rFonts w:ascii="Times New Roman" w:hAnsi="Times New Roman"/>
                 <w:sz w:val="20"/>
               </w:rPr>
-              <w:t>2364</w:t>
+              <w:t>30%</w:t>
             </w:r>
           </w:p>
         </w:tc>
         <w:tc>
           <w:tcPr>
-            <w:tcW w:type="dxa" w:w="2256"/>
+            <w:tcW w:type="dxa" w:w="1504"/>
           </w:tcPr>
           <w:p>
-            <w:pPr>
-              <w:spacing w:line="240" w:lineRule="auto" w:after="40" w:before="0"/>
-              <w:jc w:val="center"/>
-            </w:pPr>
             <w:r>
               <w:rPr>
-                <w:rFonts w:ascii="Times New Roman" w:hAnsi="Times New Roman" w:cs="Times New Roman"/>
-                <w:b w:val="0"/>
-                <w:i w:val="0"/>
-                <w:color w:val="000000"/>
+                <w:rFonts w:ascii="Times New Roman" w:hAnsi="Times New Roman"/>
                 <w:sz w:val="20"/>
               </w:rPr>
-              <w:t>&lt; .001</w:t>
+              <w:t>0%</w:t>
             </w:r>
           </w:p>
         </w:tc>
         <w:tc>
           <w:tcPr>
-            <w:tcW w:type="dxa" w:w="2256"/>
+            <w:tcW w:type="dxa" w:w="1504"/>
           </w:tcPr>
           <w:p>
-            <w:pPr>
-              <w:spacing w:line="240" w:lineRule="auto" w:after="40" w:before="0"/>
-              <w:jc w:val="center"/>
-            </w:pPr>
             <w:r>
               <w:rPr>
-                <w:rFonts w:ascii="Times New Roman" w:hAnsi="Times New Roman" w:cs="Times New Roman"/>
-                <w:b w:val="0"/>
-                <w:i w:val="0"/>
-                <w:color w:val="000000"/>
+                <w:rFonts w:ascii="Times New Roman" w:hAnsi="Times New Roman"/>
                 <w:sz w:val="20"/>
               </w:rPr>
-              <w:t>-0.891</w:t>
+              <w:t>14%</w:t>
+            </w:r>
+          </w:p>
+        </w:tc>
+        <w:tc>
+          <w:tcPr>
+            <w:tcW w:type="dxa" w:w="1504"/>
+          </w:tcPr>
+          <w:p>
+            <w:r>
+              <w:rPr>
+                <w:rFonts w:ascii="Times New Roman" w:hAnsi="Times New Roman"/>
+                <w:sz w:val="20"/>
+              </w:rPr>
+              <w:t>100%</w:t>
+            </w:r>
+          </w:p>
+        </w:tc>
+        <w:tc>
+          <w:tcPr>
+            <w:tcW w:type="dxa" w:w="1504"/>
+          </w:tcPr>
+          <w:p>
+            <w:r>
+              <w:rPr>
+                <w:rFonts w:ascii="Times New Roman" w:hAnsi="Times New Roman"/>
+                <w:sz w:val="20"/>
+              </w:rPr>
+              <w:t>1.44</w:t>
             </w:r>
           </w:p>
         </w:tc>
@@ -2312,257 +2378,85 @@
       <w:tr>
         <w:tc>
           <w:tcPr>
-            <w:tcW w:type="dxa" w:w="2256"/>
+            <w:tcW w:type="dxa" w:w="1504"/>
           </w:tcPr>
           <w:p>
-            <w:pPr>
-              <w:spacing w:line="240" w:lineRule="auto" w:after="40" w:before="0"/>
-              <w:jc w:val="center"/>
-            </w:pPr>
             <w:r>
               <w:rPr>
-                <w:rFonts w:ascii="Times New Roman" w:hAnsi="Times New Roman" w:cs="Times New Roman"/>
-                <w:b w:val="0"/>
-                <w:i w:val="0"/>
-                <w:color w:val="000000"/>
+                <w:rFonts w:ascii="Times New Roman" w:hAnsi="Times New Roman"/>
                 <w:sz w:val="20"/>
               </w:rPr>
-              <w:t>YouTube vs TikTok</w:t>
+              <w:t>Instagram</w:t>
             </w:r>
           </w:p>
         </w:tc>
         <w:tc>
           <w:tcPr>
-            <w:tcW w:type="dxa" w:w="2256"/>
+            <w:tcW w:type="dxa" w:w="1504"/>
           </w:tcPr>
           <w:p>
-            <w:pPr>
-              <w:spacing w:line="240" w:lineRule="auto" w:after="40" w:before="0"/>
-              <w:jc w:val="center"/>
-            </w:pPr>
             <w:r>
               <w:rPr>
-                <w:rFonts w:ascii="Times New Roman" w:hAnsi="Times New Roman" w:cs="Times New Roman"/>
-                <w:b w:val="0"/>
-                <w:i w:val="0"/>
-                <w:color w:val="000000"/>
+                <w:rFonts w:ascii="Times New Roman" w:hAnsi="Times New Roman"/>
                 <w:sz w:val="20"/>
               </w:rPr>
-              <w:t>1859</w:t>
+              <w:t>16%</w:t>
             </w:r>
           </w:p>
         </w:tc>
         <w:tc>
           <w:tcPr>
-            <w:tcW w:type="dxa" w:w="2256"/>
+            <w:tcW w:type="dxa" w:w="1504"/>
           </w:tcPr>
           <w:p>
-            <w:pPr>
-              <w:spacing w:line="240" w:lineRule="auto" w:after="40" w:before="0"/>
-              <w:jc w:val="center"/>
-            </w:pPr>
             <w:r>
               <w:rPr>
-                <w:rFonts w:ascii="Times New Roman" w:hAnsi="Times New Roman" w:cs="Times New Roman"/>
-                <w:b w:val="0"/>
-                <w:i w:val="0"/>
-                <w:color w:val="000000"/>
+                <w:rFonts w:ascii="Times New Roman" w:hAnsi="Times New Roman"/>
                 <w:sz w:val="20"/>
               </w:rPr>
-              <w:t>&lt; .001</w:t>
+              <w:t>4%</w:t>
             </w:r>
           </w:p>
         </w:tc>
         <w:tc>
           <w:tcPr>
-            <w:tcW w:type="dxa" w:w="2256"/>
+            <w:tcW w:type="dxa" w:w="1504"/>
           </w:tcPr>
           <w:p>
-            <w:pPr>
-              <w:spacing w:line="240" w:lineRule="auto" w:after="40" w:before="0"/>
-              <w:jc w:val="center"/>
-            </w:pPr>
             <w:r>
               <w:rPr>
-                <w:rFonts w:ascii="Times New Roman" w:hAnsi="Times New Roman" w:cs="Times New Roman"/>
-                <w:b w:val="0"/>
-                <w:i w:val="0"/>
-                <w:color w:val="000000"/>
+                <w:rFonts w:ascii="Times New Roman" w:hAnsi="Times New Roman"/>
                 <w:sz w:val="20"/>
               </w:rPr>
-              <w:t>-0.487</w:t>
-            </w:r>
-          </w:p>
-        </w:tc>
-      </w:tr>
-      <w:tr>
-        <w:tc>
-          <w:tcPr>
-            <w:tcW w:type="dxa" w:w="2256"/>
-          </w:tcPr>
-          <w:p>
-            <w:pPr>
-              <w:spacing w:line="240" w:lineRule="auto" w:after="40" w:before="0"/>
-              <w:jc w:val="center"/>
-            </w:pPr>
-            <w:r>
-              <w:rPr>
-                <w:rFonts w:ascii="Times New Roman" w:hAnsi="Times New Roman" w:cs="Times New Roman"/>
-                <w:b w:val="0"/>
-                <w:i w:val="0"/>
-                <w:color w:val="000000"/>
-                <w:sz w:val="20"/>
-              </w:rPr>
-              <w:t>YouTube vs Instagram</w:t>
+              <w:t>0%</w:t>
             </w:r>
           </w:p>
         </w:tc>
         <w:tc>
           <w:tcPr>
-            <w:tcW w:type="dxa" w:w="2256"/>
+            <w:tcW w:type="dxa" w:w="1504"/>
           </w:tcPr>
           <w:p>
-            <w:pPr>
-              <w:spacing w:line="240" w:lineRule="auto" w:after="40" w:before="0"/>
-              <w:jc w:val="center"/>
-            </w:pPr>
             <w:r>
               <w:rPr>
-                <w:rFonts w:ascii="Times New Roman" w:hAnsi="Times New Roman" w:cs="Times New Roman"/>
-                <w:b w:val="0"/>
-                <w:i w:val="0"/>
-                <w:color w:val="000000"/>
+                <w:rFonts w:ascii="Times New Roman" w:hAnsi="Times New Roman"/>
                 <w:sz w:val="20"/>
               </w:rPr>
-              <w:t>2313</w:t>
+              <w:t>100%</w:t>
             </w:r>
           </w:p>
         </w:tc>
         <w:tc>
           <w:tcPr>
-            <w:tcW w:type="dxa" w:w="2256"/>
+            <w:tcW w:type="dxa" w:w="1504"/>
           </w:tcPr>
           <w:p>
-            <w:pPr>
-              <w:spacing w:line="240" w:lineRule="auto" w:after="40" w:before="0"/>
-              <w:jc w:val="center"/>
-            </w:pPr>
             <w:r>
               <w:rPr>
-                <w:rFonts w:ascii="Times New Roman" w:hAnsi="Times New Roman" w:cs="Times New Roman"/>
-                <w:b w:val="0"/>
-                <w:i w:val="0"/>
-                <w:color w:val="000000"/>
+                <w:rFonts w:ascii="Times New Roman" w:hAnsi="Times New Roman"/>
                 <w:sz w:val="20"/>
               </w:rPr>
-              <w:t>&lt; .001</w:t>
-            </w:r>
-          </w:p>
-        </w:tc>
-        <w:tc>
-          <w:tcPr>
-            <w:tcW w:type="dxa" w:w="2256"/>
-          </w:tcPr>
-          <w:p>
-            <w:pPr>
-              <w:spacing w:line="240" w:lineRule="auto" w:after="40" w:before="0"/>
-              <w:jc w:val="center"/>
-            </w:pPr>
-            <w:r>
-              <w:rPr>
-                <w:rFonts w:ascii="Times New Roman" w:hAnsi="Times New Roman" w:cs="Times New Roman"/>
-                <w:b w:val="0"/>
-                <w:i w:val="0"/>
-                <w:color w:val="000000"/>
-                <w:sz w:val="20"/>
-              </w:rPr>
-              <w:t>-0.850</w:t>
-            </w:r>
-          </w:p>
-        </w:tc>
-      </w:tr>
-      <w:tr>
-        <w:tc>
-          <w:tcPr>
-            <w:tcW w:type="dxa" w:w="2256"/>
-          </w:tcPr>
-          <w:p>
-            <w:pPr>
-              <w:spacing w:line="240" w:lineRule="auto" w:after="40" w:before="0"/>
-              <w:jc w:val="center"/>
-            </w:pPr>
-            <w:r>
-              <w:rPr>
-                <w:rFonts w:ascii="Times New Roman" w:hAnsi="Times New Roman" w:cs="Times New Roman"/>
-                <w:b w:val="0"/>
-                <w:i w:val="0"/>
-                <w:color w:val="000000"/>
-                <w:sz w:val="20"/>
-              </w:rPr>
-              <w:t>TikTok vs Instagram</w:t>
-            </w:r>
-          </w:p>
-        </w:tc>
-        <w:tc>
-          <w:tcPr>
-            <w:tcW w:type="dxa" w:w="2256"/>
-          </w:tcPr>
-          <w:p>
-            <w:pPr>
-              <w:spacing w:line="240" w:lineRule="auto" w:after="40" w:before="0"/>
-              <w:jc w:val="center"/>
-            </w:pPr>
-            <w:r>
-              <w:rPr>
-                <w:rFonts w:ascii="Times New Roman" w:hAnsi="Times New Roman" w:cs="Times New Roman"/>
-                <w:b w:val="0"/>
-                <w:i w:val="0"/>
-                <w:color w:val="000000"/>
-                <w:sz w:val="20"/>
-              </w:rPr>
-              <w:t>1883</w:t>
-            </w:r>
-          </w:p>
-        </w:tc>
-        <w:tc>
-          <w:tcPr>
-            <w:tcW w:type="dxa" w:w="2256"/>
-          </w:tcPr>
-          <w:p>
-            <w:pPr>
-              <w:spacing w:line="240" w:lineRule="auto" w:after="40" w:before="0"/>
-              <w:jc w:val="center"/>
-            </w:pPr>
-            <w:r>
-              <w:rPr>
-                <w:rFonts w:ascii="Times New Roman" w:hAnsi="Times New Roman" w:cs="Times New Roman"/>
-                <w:b w:val="0"/>
-                <w:i w:val="0"/>
-                <w:color w:val="000000"/>
-                <w:sz w:val="20"/>
-              </w:rPr>
-              <w:t>&lt; .001</w:t>
-            </w:r>
-          </w:p>
-        </w:tc>
-        <w:tc>
-          <w:tcPr>
-            <w:tcW w:type="dxa" w:w="2256"/>
-          </w:tcPr>
-          <w:p>
-            <w:pPr>
-              <w:spacing w:line="240" w:lineRule="auto" w:after="40" w:before="0"/>
-              <w:jc w:val="center"/>
-            </w:pPr>
-            <w:r>
-              <w:rPr>
-                <w:rFonts w:ascii="Times New Roman" w:hAnsi="Times New Roman" w:cs="Times New Roman"/>
-                <w:b w:val="0"/>
-                <w:i w:val="0"/>
-                <w:color w:val="000000"/>
-                <w:sz w:val="20"/>
-              </w:rPr>
-              <w:t>-0.506</w:t>
+              <w:t>1.20</w:t>
             </w:r>
           </w:p>
         </w:tc>
@@ -2570,40 +2464,49 @@
     </w:tbl>
     <w:p>
       <w:pPr>
-        <w:spacing w:line="360" w:lineRule="auto" w:after="120" w:before="0"/>
+        <w:spacing w:line="360" w:lineRule="auto"/>
         <w:jc w:val="both"/>
       </w:pPr>
       <w:r>
         <w:rPr>
-          <w:rFonts w:ascii="Times New Roman" w:hAnsi="Times New Roman" w:cs="Times New Roman"/>
+          <w:rFonts w:ascii="Times New Roman" w:hAnsi="Times New Roman"/>
           <w:b w:val="0"/>
           <w:i w:val="0"/>
-          <w:color w:val="000000"/>
           <w:sz w:val="24"/>
         </w:rPr>
       </w:r>
     </w:p>
     <w:p>
       <w:pPr>
-        <w:spacing w:line="360" w:lineRule="auto" w:after="200" w:before="0"/>
-        <w:jc w:val="both"/>
+        <w:pStyle w:val="Heading2"/>
       </w:pPr>
       <w:r>
         <w:rPr>
-          <w:rFonts w:ascii="Times New Roman" w:hAnsi="Times New Roman" w:cs="Times New Roman"/>
+          <w:rFonts w:ascii="Times New Roman" w:hAnsi="Times New Roman"/>
+          <w:color w:val="000000"/>
+        </w:rPr>
+        <w:t>C.2 Pairwise Comparisons</w:t>
+      </w:r>
+    </w:p>
+    <w:p>
+      <w:pPr>
+        <w:spacing w:line="360" w:lineRule="auto"/>
+        <w:jc w:val="left"/>
+      </w:pPr>
+      <w:r>
+        <w:rPr>
+          <w:rFonts w:ascii="Times New Roman" w:hAnsi="Times New Roman"/>
           <w:b/>
           <w:i w:val="0"/>
-          <w:color w:val="000000"/>
-          <w:sz w:val="26"/>
+          <w:sz w:val="24"/>
         </w:rPr>
-        <w:t>Table C4. JAMA Benchmark Compliance by Platform (%)</w:t>
+        <w:t>Table C5. Pairwise Platform Comparisons for DISCERN Total (Mann-Whitney U with Bonferroni Correction)</w:t>
       </w:r>
     </w:p>
     <w:tbl>
       <w:tblPr>
         <w:tblStyle w:val="TableGrid"/>
         <w:tblW w:type="auto" w:w="0"/>
-        <w:jc w:val="center"/>
         <w:tblLook w:firstColumn="1" w:firstRow="1" w:lastColumn="0" w:lastRow="0" w:noHBand="0" w:noVBand="1" w:val="04A0"/>
       </w:tblPr>
       <w:tblGrid>
@@ -2617,110 +2520,75 @@
         <w:tc>
           <w:tcPr>
             <w:tcW w:type="dxa" w:w="1805"/>
-            <w:shd w:fill="D9E2F3" w:val="clear"/>
           </w:tcPr>
           <w:p>
-            <w:pPr>
-              <w:spacing w:line="240" w:lineRule="auto" w:after="40" w:before="0"/>
-              <w:jc w:val="center"/>
-            </w:pPr>
             <w:r>
               <w:rPr>
-                <w:rFonts w:ascii="Times New Roman" w:hAnsi="Times New Roman" w:cs="Times New Roman"/>
+                <w:rFonts w:ascii="Times New Roman" w:hAnsi="Times New Roman"/>
                 <w:b/>
-                <w:i w:val="0"/>
-                <w:color w:val="000000"/>
                 <w:sz w:val="20"/>
               </w:rPr>
-              <w:t>Criterion</w:t>
+              <w:t>Comparison</w:t>
             </w:r>
           </w:p>
         </w:tc>
         <w:tc>
           <w:tcPr>
             <w:tcW w:type="dxa" w:w="1805"/>
-            <w:shd w:fill="D9E2F3" w:val="clear"/>
           </w:tcPr>
           <w:p>
-            <w:pPr>
-              <w:spacing w:line="240" w:lineRule="auto" w:after="40" w:before="0"/>
-              <w:jc w:val="center"/>
-            </w:pPr>
             <w:r>
               <w:rPr>
-                <w:rFonts w:ascii="Times New Roman" w:hAnsi="Times New Roman" w:cs="Times New Roman"/>
+                <w:rFonts w:ascii="Times New Roman" w:hAnsi="Times New Roman"/>
                 <w:b/>
-                <w:i w:val="0"/>
-                <w:color w:val="000000"/>
                 <w:sz w:val="20"/>
               </w:rPr>
-              <w:t>Website</w:t>
+              <w:t>U</w:t>
             </w:r>
           </w:p>
         </w:tc>
         <w:tc>
           <w:tcPr>
             <w:tcW w:type="dxa" w:w="1805"/>
-            <w:shd w:fill="D9E2F3" w:val="clear"/>
           </w:tcPr>
           <w:p>
-            <w:pPr>
-              <w:spacing w:line="240" w:lineRule="auto" w:after="40" w:before="0"/>
-              <w:jc w:val="center"/>
-            </w:pPr>
             <w:r>
               <w:rPr>
-                <w:rFonts w:ascii="Times New Roman" w:hAnsi="Times New Roman" w:cs="Times New Roman"/>
+                <w:rFonts w:ascii="Times New Roman" w:hAnsi="Times New Roman"/>
                 <w:b/>
-                <w:i w:val="0"/>
-                <w:color w:val="000000"/>
                 <w:sz w:val="20"/>
               </w:rPr>
-              <w:t>YouTube</w:t>
+              <w:t>p (adjusted)</w:t>
             </w:r>
           </w:p>
         </w:tc>
         <w:tc>
           <w:tcPr>
             <w:tcW w:type="dxa" w:w="1805"/>
-            <w:shd w:fill="D9E2F3" w:val="clear"/>
           </w:tcPr>
           <w:p>
-            <w:pPr>
-              <w:spacing w:line="240" w:lineRule="auto" w:after="40" w:before="0"/>
-              <w:jc w:val="center"/>
-            </w:pPr>
             <w:r>
               <w:rPr>
-                <w:rFonts w:ascii="Times New Roman" w:hAnsi="Times New Roman" w:cs="Times New Roman"/>
+                <w:rFonts w:ascii="Times New Roman" w:hAnsi="Times New Roman"/>
                 <w:b/>
-                <w:i w:val="0"/>
-                <w:color w:val="000000"/>
                 <w:sz w:val="20"/>
               </w:rPr>
-              <w:t>TikTok</w:t>
+              <w:t>Effect size (r)</w:t>
             </w:r>
           </w:p>
         </w:tc>
         <w:tc>
           <w:tcPr>
             <w:tcW w:type="dxa" w:w="1805"/>
-            <w:shd w:fill="D9E2F3" w:val="clear"/>
           </w:tcPr>
           <w:p>
-            <w:pPr>
-              <w:spacing w:line="240" w:lineRule="auto" w:after="40" w:before="0"/>
-              <w:jc w:val="center"/>
-            </w:pPr>
             <w:r>
               <w:rPr>
-                <w:rFonts w:ascii="Times New Roman" w:hAnsi="Times New Roman" w:cs="Times New Roman"/>
+                <w:rFonts w:ascii="Times New Roman" w:hAnsi="Times New Roman"/>
                 <w:b/>
-                <w:i w:val="0"/>
-                <w:color w:val="000000"/>
                 <w:sz w:val="20"/>
               </w:rPr>
-              <w:t>Instagram</w:t>
+              <w:t>Sig.</w:t>
             </w:r>
           </w:p>
         </w:tc>
@@ -2731,19 +2599,12 @@
             <w:tcW w:type="dxa" w:w="1805"/>
           </w:tcPr>
           <w:p>
-            <w:pPr>
-              <w:spacing w:line="240" w:lineRule="auto" w:after="40" w:before="0"/>
-              <w:jc w:val="center"/>
-            </w:pPr>
             <w:r>
               <w:rPr>
-                <w:rFonts w:ascii="Times New Roman" w:hAnsi="Times New Roman" w:cs="Times New Roman"/>
-                <w:b w:val="0"/>
-                <w:i w:val="0"/>
-                <w:color w:val="000000"/>
+                <w:rFonts w:ascii="Times New Roman" w:hAnsi="Times New Roman"/>
                 <w:sz w:val="20"/>
               </w:rPr>
-              <w:t>Authorship</w:t>
+              <w:t>Website vs YouTube</w:t>
             </w:r>
           </w:p>
         </w:tc>
@@ -2752,19 +2613,12 @@
             <w:tcW w:type="dxa" w:w="1805"/>
           </w:tcPr>
           <w:p>
-            <w:pPr>
-              <w:spacing w:line="240" w:lineRule="auto" w:after="40" w:before="0"/>
-              <w:jc w:val="center"/>
-            </w:pPr>
             <w:r>
               <w:rPr>
-                <w:rFonts w:ascii="Times New Roman" w:hAnsi="Times New Roman" w:cs="Times New Roman"/>
-                <w:b w:val="0"/>
-                <w:i w:val="0"/>
-                <w:color w:val="000000"/>
+                <w:rFonts w:ascii="Times New Roman" w:hAnsi="Times New Roman"/>
                 <w:sz w:val="20"/>
               </w:rPr>
-              <w:t>30%</w:t>
+              <w:t>1980</w:t>
             </w:r>
           </w:p>
         </w:tc>
@@ -2773,19 +2627,12 @@
             <w:tcW w:type="dxa" w:w="1805"/>
           </w:tcPr>
           <w:p>
-            <w:pPr>
-              <w:spacing w:line="240" w:lineRule="auto" w:after="40" w:before="0"/>
-              <w:jc w:val="center"/>
-            </w:pPr>
             <w:r>
               <w:rPr>
-                <w:rFonts w:ascii="Times New Roman" w:hAnsi="Times New Roman" w:cs="Times New Roman"/>
-                <w:b w:val="0"/>
-                <w:i w:val="0"/>
-                <w:color w:val="000000"/>
+                <w:rFonts w:ascii="Times New Roman" w:hAnsi="Times New Roman"/>
                 <w:sz w:val="20"/>
               </w:rPr>
-              <w:t>38%</w:t>
+              <w:t>&lt;.0001</w:t>
             </w:r>
           </w:p>
         </w:tc>
@@ -2794,19 +2641,12 @@
             <w:tcW w:type="dxa" w:w="1805"/>
           </w:tcPr>
           <w:p>
-            <w:pPr>
-              <w:spacing w:line="240" w:lineRule="auto" w:after="40" w:before="0"/>
-              <w:jc w:val="center"/>
-            </w:pPr>
             <w:r>
               <w:rPr>
-                <w:rFonts w:ascii="Times New Roman" w:hAnsi="Times New Roman" w:cs="Times New Roman"/>
-                <w:b w:val="0"/>
-                <w:i w:val="0"/>
-                <w:color w:val="000000"/>
+                <w:rFonts w:ascii="Times New Roman" w:hAnsi="Times New Roman"/>
                 <w:sz w:val="20"/>
               </w:rPr>
-              <w:t>30%</w:t>
+              <w:t>−0.584</w:t>
             </w:r>
           </w:p>
         </w:tc>
@@ -2815,19 +2655,12 @@
             <w:tcW w:type="dxa" w:w="1805"/>
           </w:tcPr>
           <w:p>
-            <w:pPr>
-              <w:spacing w:line="240" w:lineRule="auto" w:after="40" w:before="0"/>
-              <w:jc w:val="center"/>
-            </w:pPr>
             <w:r>
               <w:rPr>
-                <w:rFonts w:ascii="Times New Roman" w:hAnsi="Times New Roman" w:cs="Times New Roman"/>
-                <w:b w:val="0"/>
-                <w:i w:val="0"/>
-                <w:color w:val="000000"/>
+                <w:rFonts w:ascii="Times New Roman" w:hAnsi="Times New Roman"/>
                 <w:sz w:val="20"/>
               </w:rPr>
-              <w:t>16%</w:t>
+              <w:t>***</w:t>
             </w:r>
           </w:p>
         </w:tc>
@@ -2838,19 +2671,12 @@
             <w:tcW w:type="dxa" w:w="1805"/>
           </w:tcPr>
           <w:p>
-            <w:pPr>
-              <w:spacing w:line="240" w:lineRule="auto" w:after="40" w:before="0"/>
-              <w:jc w:val="center"/>
-            </w:pPr>
             <w:r>
               <w:rPr>
-                <w:rFonts w:ascii="Times New Roman" w:hAnsi="Times New Roman" w:cs="Times New Roman"/>
-                <w:b w:val="0"/>
-                <w:i w:val="0"/>
-                <w:color w:val="000000"/>
+                <w:rFonts w:ascii="Times New Roman" w:hAnsi="Times New Roman"/>
                 <w:sz w:val="20"/>
               </w:rPr>
-              <w:t>Attribution</w:t>
+              <w:t>Website vs TikTok</w:t>
             </w:r>
           </w:p>
         </w:tc>
@@ -2859,19 +2685,12 @@
             <w:tcW w:type="dxa" w:w="1805"/>
           </w:tcPr>
           <w:p>
-            <w:pPr>
-              <w:spacing w:line="240" w:lineRule="auto" w:after="40" w:before="0"/>
-              <w:jc w:val="center"/>
-            </w:pPr>
             <w:r>
               <w:rPr>
-                <w:rFonts w:ascii="Times New Roman" w:hAnsi="Times New Roman" w:cs="Times New Roman"/>
-                <w:b w:val="0"/>
-                <w:i w:val="0"/>
-                <w:color w:val="000000"/>
+                <w:rFonts w:ascii="Times New Roman" w:hAnsi="Times New Roman"/>
                 <w:sz w:val="20"/>
               </w:rPr>
-              <w:t>30%</w:t>
+              <w:t>2348</w:t>
             </w:r>
           </w:p>
         </w:tc>
@@ -2880,19 +2699,12 @@
             <w:tcW w:type="dxa" w:w="1805"/>
           </w:tcPr>
           <w:p>
-            <w:pPr>
-              <w:spacing w:line="240" w:lineRule="auto" w:after="40" w:before="0"/>
-              <w:jc w:val="center"/>
-            </w:pPr>
             <w:r>
               <w:rPr>
-                <w:rFonts w:ascii="Times New Roman" w:hAnsi="Times New Roman" w:cs="Times New Roman"/>
-                <w:b w:val="0"/>
-                <w:i w:val="0"/>
-                <w:color w:val="000000"/>
+                <w:rFonts w:ascii="Times New Roman" w:hAnsi="Times New Roman"/>
                 <w:sz w:val="20"/>
               </w:rPr>
-              <w:t>16%</w:t>
+              <w:t>&lt;.0001</w:t>
             </w:r>
           </w:p>
         </w:tc>
@@ -2901,19 +2713,12 @@
             <w:tcW w:type="dxa" w:w="1805"/>
           </w:tcPr>
           <w:p>
-            <w:pPr>
-              <w:spacing w:line="240" w:lineRule="auto" w:after="40" w:before="0"/>
-              <w:jc w:val="center"/>
-            </w:pPr>
             <w:r>
               <w:rPr>
-                <w:rFonts w:ascii="Times New Roman" w:hAnsi="Times New Roman" w:cs="Times New Roman"/>
-                <w:b w:val="0"/>
-                <w:i w:val="0"/>
-                <w:color w:val="000000"/>
+                <w:rFonts w:ascii="Times New Roman" w:hAnsi="Times New Roman"/>
                 <w:sz w:val="20"/>
               </w:rPr>
-              <w:t>0%</w:t>
+              <w:t>−0.878</w:t>
             </w:r>
           </w:p>
         </w:tc>
@@ -2922,19 +2727,12 @@
             <w:tcW w:type="dxa" w:w="1805"/>
           </w:tcPr>
           <w:p>
-            <w:pPr>
-              <w:spacing w:line="240" w:lineRule="auto" w:after="40" w:before="0"/>
-              <w:jc w:val="center"/>
-            </w:pPr>
             <w:r>
               <w:rPr>
-                <w:rFonts w:ascii="Times New Roman" w:hAnsi="Times New Roman" w:cs="Times New Roman"/>
-                <w:b w:val="0"/>
-                <w:i w:val="0"/>
-                <w:color w:val="000000"/>
+                <w:rFonts w:ascii="Times New Roman" w:hAnsi="Times New Roman"/>
                 <w:sz w:val="20"/>
               </w:rPr>
-              <w:t>4%</w:t>
+              <w:t>***</w:t>
             </w:r>
           </w:p>
         </w:tc>
@@ -2945,19 +2743,12 @@
             <w:tcW w:type="dxa" w:w="1805"/>
           </w:tcPr>
           <w:p>
-            <w:pPr>
-              <w:spacing w:line="240" w:lineRule="auto" w:after="40" w:before="0"/>
-              <w:jc w:val="center"/>
-            </w:pPr>
             <w:r>
               <w:rPr>
-                <w:rFonts w:ascii="Times New Roman" w:hAnsi="Times New Roman" w:cs="Times New Roman"/>
-                <w:b w:val="0"/>
-                <w:i w:val="0"/>
-                <w:color w:val="000000"/>
+                <w:rFonts w:ascii="Times New Roman" w:hAnsi="Times New Roman"/>
                 <w:sz w:val="20"/>
               </w:rPr>
-              <w:t>Disclosure</w:t>
+              <w:t>Website vs Instagram</w:t>
             </w:r>
           </w:p>
         </w:tc>
@@ -2966,19 +2757,12 @@
             <w:tcW w:type="dxa" w:w="1805"/>
           </w:tcPr>
           <w:p>
-            <w:pPr>
-              <w:spacing w:line="240" w:lineRule="auto" w:after="40" w:before="0"/>
-              <w:jc w:val="center"/>
-            </w:pPr>
             <w:r>
               <w:rPr>
-                <w:rFonts w:ascii="Times New Roman" w:hAnsi="Times New Roman" w:cs="Times New Roman"/>
-                <w:b w:val="0"/>
-                <w:i w:val="0"/>
-                <w:color w:val="000000"/>
+                <w:rFonts w:ascii="Times New Roman" w:hAnsi="Times New Roman"/>
                 <w:sz w:val="20"/>
               </w:rPr>
-              <w:t>16%</w:t>
+              <w:t>2494</w:t>
             </w:r>
           </w:p>
         </w:tc>
@@ -2987,19 +2771,12 @@
             <w:tcW w:type="dxa" w:w="1805"/>
           </w:tcPr>
           <w:p>
-            <w:pPr>
-              <w:spacing w:line="240" w:lineRule="auto" w:after="40" w:before="0"/>
-              <w:jc w:val="center"/>
-            </w:pPr>
             <w:r>
               <w:rPr>
-                <w:rFonts w:ascii="Times New Roman" w:hAnsi="Times New Roman" w:cs="Times New Roman"/>
-                <w:b w:val="0"/>
-                <w:i w:val="0"/>
-                <w:color w:val="000000"/>
+                <w:rFonts w:ascii="Times New Roman" w:hAnsi="Times New Roman"/>
                 <w:sz w:val="20"/>
               </w:rPr>
-              <w:t>0%</w:t>
+              <w:t>&lt;.0001</w:t>
             </w:r>
           </w:p>
         </w:tc>
@@ -3008,19 +2785,12 @@
             <w:tcW w:type="dxa" w:w="1805"/>
           </w:tcPr>
           <w:p>
-            <w:pPr>
-              <w:spacing w:line="240" w:lineRule="auto" w:after="40" w:before="0"/>
-              <w:jc w:val="center"/>
-            </w:pPr>
             <w:r>
               <w:rPr>
-                <w:rFonts w:ascii="Times New Roman" w:hAnsi="Times New Roman" w:cs="Times New Roman"/>
-                <w:b w:val="0"/>
-                <w:i w:val="0"/>
-                <w:color w:val="000000"/>
+                <w:rFonts w:ascii="Times New Roman" w:hAnsi="Times New Roman"/>
                 <w:sz w:val="20"/>
               </w:rPr>
-              <w:t>14%</w:t>
+              <w:t>−0.995</w:t>
             </w:r>
           </w:p>
         </w:tc>
@@ -3029,19 +2799,12 @@
             <w:tcW w:type="dxa" w:w="1805"/>
           </w:tcPr>
           <w:p>
-            <w:pPr>
-              <w:spacing w:line="240" w:lineRule="auto" w:after="40" w:before="0"/>
-              <w:jc w:val="center"/>
-            </w:pPr>
             <w:r>
               <w:rPr>
-                <w:rFonts w:ascii="Times New Roman" w:hAnsi="Times New Roman" w:cs="Times New Roman"/>
-                <w:b w:val="0"/>
-                <w:i w:val="0"/>
-                <w:color w:val="000000"/>
+                <w:rFonts w:ascii="Times New Roman" w:hAnsi="Times New Roman"/>
                 <w:sz w:val="20"/>
               </w:rPr>
-              <w:t>0%</w:t>
+              <w:t>***</w:t>
             </w:r>
           </w:p>
         </w:tc>
@@ -3052,19 +2815,12 @@
             <w:tcW w:type="dxa" w:w="1805"/>
           </w:tcPr>
           <w:p>
-            <w:pPr>
-              <w:spacing w:line="240" w:lineRule="auto" w:after="40" w:before="0"/>
-              <w:jc w:val="center"/>
-            </w:pPr>
             <w:r>
               <w:rPr>
-                <w:rFonts w:ascii="Times New Roman" w:hAnsi="Times New Roman" w:cs="Times New Roman"/>
-                <w:b w:val="0"/>
-                <w:i w:val="0"/>
-                <w:color w:val="000000"/>
+                <w:rFonts w:ascii="Times New Roman" w:hAnsi="Times New Roman"/>
                 <w:sz w:val="20"/>
               </w:rPr>
-              <w:t>Currency</w:t>
+              <w:t>YouTube vs TikTok</w:t>
             </w:r>
           </w:p>
         </w:tc>
@@ -3073,19 +2829,12 @@
             <w:tcW w:type="dxa" w:w="1805"/>
           </w:tcPr>
           <w:p>
-            <w:pPr>
-              <w:spacing w:line="240" w:lineRule="auto" w:after="40" w:before="0"/>
-              <w:jc w:val="center"/>
-            </w:pPr>
             <w:r>
               <w:rPr>
-                <w:rFonts w:ascii="Times New Roman" w:hAnsi="Times New Roman" w:cs="Times New Roman"/>
-                <w:b w:val="0"/>
-                <w:i w:val="0"/>
-                <w:color w:val="000000"/>
+                <w:rFonts w:ascii="Times New Roman" w:hAnsi="Times New Roman"/>
                 <w:sz w:val="20"/>
               </w:rPr>
-              <w:t>68%</w:t>
+              <w:t>2030</w:t>
             </w:r>
           </w:p>
         </w:tc>
@@ -3094,19 +2843,12 @@
             <w:tcW w:type="dxa" w:w="1805"/>
           </w:tcPr>
           <w:p>
-            <w:pPr>
-              <w:spacing w:line="240" w:lineRule="auto" w:after="40" w:before="0"/>
-              <w:jc w:val="center"/>
-            </w:pPr>
             <w:r>
               <w:rPr>
-                <w:rFonts w:ascii="Times New Roman" w:hAnsi="Times New Roman" w:cs="Times New Roman"/>
-                <w:b w:val="0"/>
-                <w:i w:val="0"/>
-                <w:color w:val="000000"/>
+                <w:rFonts w:ascii="Times New Roman" w:hAnsi="Times New Roman"/>
                 <w:sz w:val="20"/>
               </w:rPr>
-              <w:t>100%</w:t>
+              <w:t>&lt;.0001</w:t>
             </w:r>
           </w:p>
         </w:tc>
@@ -3115,19 +2857,12 @@
             <w:tcW w:type="dxa" w:w="1805"/>
           </w:tcPr>
           <w:p>
-            <w:pPr>
-              <w:spacing w:line="240" w:lineRule="auto" w:after="40" w:before="0"/>
-              <w:jc w:val="center"/>
-            </w:pPr>
             <w:r>
               <w:rPr>
-                <w:rFonts w:ascii="Times New Roman" w:hAnsi="Times New Roman" w:cs="Times New Roman"/>
-                <w:b w:val="0"/>
-                <w:i w:val="0"/>
-                <w:color w:val="000000"/>
+                <w:rFonts w:ascii="Times New Roman" w:hAnsi="Times New Roman"/>
                 <w:sz w:val="20"/>
               </w:rPr>
-              <w:t>100%</w:t>
+              <w:t>−0.624</w:t>
             </w:r>
           </w:p>
         </w:tc>
@@ -3136,1521 +2871,12 @@
             <w:tcW w:type="dxa" w:w="1805"/>
           </w:tcPr>
           <w:p>
-            <w:pPr>
-              <w:spacing w:line="240" w:lineRule="auto" w:after="40" w:before="0"/>
-              <w:jc w:val="center"/>
-            </w:pPr>
             <w:r>
               <w:rPr>
-                <w:rFonts w:ascii="Times New Roman" w:hAnsi="Times New Roman" w:cs="Times New Roman"/>
-                <w:b w:val="0"/>
-                <w:i w:val="0"/>
-                <w:color w:val="000000"/>
+                <w:rFonts w:ascii="Times New Roman" w:hAnsi="Times New Roman"/>
                 <w:sz w:val="20"/>
               </w:rPr>
-              <w:t>100%</w:t>
-            </w:r>
-          </w:p>
-        </w:tc>
-      </w:tr>
-    </w:tbl>
-    <w:p>
-      <w:pPr>
-        <w:spacing w:line="360" w:lineRule="auto" w:after="120" w:before="0"/>
-        <w:jc w:val="both"/>
-      </w:pPr>
-      <w:r>
-        <w:rPr>
-          <w:rFonts w:ascii="Times New Roman" w:hAnsi="Times New Roman" w:cs="Times New Roman"/>
-          <w:b w:val="0"/>
-          <w:i w:val="0"/>
-          <w:color w:val="000000"/>
-          <w:sz w:val="24"/>
-        </w:rPr>
-      </w:r>
-    </w:p>
-    <w:p>
-      <w:pPr>
-        <w:spacing w:line="360" w:lineRule="auto" w:after="200" w:before="0"/>
-        <w:jc w:val="both"/>
-      </w:pPr>
-      <w:r>
-        <w:rPr>
-          <w:rFonts w:ascii="Times New Roman" w:hAnsi="Times New Roman" w:cs="Times New Roman"/>
-          <w:b/>
-          <w:i w:val="0"/>
-          <w:color w:val="000000"/>
-          <w:sz w:val="26"/>
-        </w:rPr>
-        <w:t>Table C5. Inter-Rater Reliability Statistics</w:t>
-      </w:r>
-    </w:p>
-    <w:tbl>
-      <w:tblPr>
-        <w:tblStyle w:val="TableGrid"/>
-        <w:tblW w:type="auto" w:w="0"/>
-        <w:jc w:val="center"/>
-        <w:tblLook w:firstColumn="1" w:firstRow="1" w:lastColumn="0" w:lastRow="0" w:noHBand="0" w:noVBand="1" w:val="04A0"/>
-      </w:tblPr>
-      <w:tblGrid>
-        <w:gridCol w:w="3009"/>
-        <w:gridCol w:w="3009"/>
-        <w:gridCol w:w="3009"/>
-      </w:tblGrid>
-      <w:tr>
-        <w:tc>
-          <w:tcPr>
-            <w:tcW w:type="dxa" w:w="3009"/>
-            <w:shd w:fill="D9E2F3" w:val="clear"/>
-          </w:tcPr>
-          <w:p>
-            <w:pPr>
-              <w:spacing w:line="240" w:lineRule="auto" w:after="40" w:before="0"/>
-              <w:jc w:val="center"/>
-            </w:pPr>
-            <w:r>
-              <w:rPr>
-                <w:rFonts w:ascii="Times New Roman" w:hAnsi="Times New Roman" w:cs="Times New Roman"/>
-                <w:b/>
-                <w:i w:val="0"/>
-                <w:color w:val="000000"/>
-                <w:sz w:val="20"/>
-              </w:rPr>
-              <w:t>Measure</w:t>
-            </w:r>
-          </w:p>
-        </w:tc>
-        <w:tc>
-          <w:tcPr>
-            <w:tcW w:type="dxa" w:w="3009"/>
-            <w:shd w:fill="D9E2F3" w:val="clear"/>
-          </w:tcPr>
-          <w:p>
-            <w:pPr>
-              <w:spacing w:line="240" w:lineRule="auto" w:after="40" w:before="0"/>
-              <w:jc w:val="center"/>
-            </w:pPr>
-            <w:r>
-              <w:rPr>
-                <w:rFonts w:ascii="Times New Roman" w:hAnsi="Times New Roman" w:cs="Times New Roman"/>
-                <w:b/>
-                <w:i w:val="0"/>
-                <w:color w:val="000000"/>
-                <w:sz w:val="20"/>
-              </w:rPr>
-              <w:t>Statistic</w:t>
-            </w:r>
-          </w:p>
-        </w:tc>
-        <w:tc>
-          <w:tcPr>
-            <w:tcW w:type="dxa" w:w="3009"/>
-            <w:shd w:fill="D9E2F3" w:val="clear"/>
-          </w:tcPr>
-          <w:p>
-            <w:pPr>
-              <w:spacing w:line="240" w:lineRule="auto" w:after="40" w:before="0"/>
-              <w:jc w:val="center"/>
-            </w:pPr>
-            <w:r>
-              <w:rPr>
-                <w:rFonts w:ascii="Times New Roman" w:hAnsi="Times New Roman" w:cs="Times New Roman"/>
-                <w:b/>
-                <w:i w:val="0"/>
-                <w:color w:val="000000"/>
-                <w:sz w:val="20"/>
-              </w:rPr>
-              <w:t>Interpretation</w:t>
-            </w:r>
-          </w:p>
-        </w:tc>
-      </w:tr>
-      <w:tr>
-        <w:tc>
-          <w:tcPr>
-            <w:tcW w:type="dxa" w:w="3009"/>
-          </w:tcPr>
-          <w:p>
-            <w:pPr>
-              <w:spacing w:line="240" w:lineRule="auto" w:after="40" w:before="0"/>
-              <w:jc w:val="center"/>
-            </w:pPr>
-            <w:r>
-              <w:rPr>
-                <w:rFonts w:ascii="Times New Roman" w:hAnsi="Times New Roman" w:cs="Times New Roman"/>
-                <w:b w:val="0"/>
-                <w:i w:val="0"/>
-                <w:color w:val="000000"/>
-                <w:sz w:val="20"/>
-              </w:rPr>
-              <w:t>DISCERN Total (ICC[3,1])</w:t>
-            </w:r>
-          </w:p>
-        </w:tc>
-        <w:tc>
-          <w:tcPr>
-            <w:tcW w:type="dxa" w:w="3009"/>
-          </w:tcPr>
-          <w:p>
-            <w:pPr>
-              <w:spacing w:line="240" w:lineRule="auto" w:after="40" w:before="0"/>
-              <w:jc w:val="center"/>
-            </w:pPr>
-            <w:r>
-              <w:rPr>
-                <w:rFonts w:ascii="Times New Roman" w:hAnsi="Times New Roman" w:cs="Times New Roman"/>
-                <w:b w:val="0"/>
-                <w:i w:val="0"/>
-                <w:color w:val="000000"/>
-                <w:sz w:val="20"/>
-              </w:rPr>
-              <w:t>0.932 (95% CI [0.870, 0.960])</w:t>
-            </w:r>
-          </w:p>
-        </w:tc>
-        <w:tc>
-          <w:tcPr>
-            <w:tcW w:type="dxa" w:w="3009"/>
-          </w:tcPr>
-          <w:p>
-            <w:pPr>
-              <w:spacing w:line="240" w:lineRule="auto" w:after="40" w:before="0"/>
-              <w:jc w:val="center"/>
-            </w:pPr>
-            <w:r>
-              <w:rPr>
-                <w:rFonts w:ascii="Times New Roman" w:hAnsi="Times New Roman" w:cs="Times New Roman"/>
-                <w:b w:val="0"/>
-                <w:i w:val="0"/>
-                <w:color w:val="000000"/>
-                <w:sz w:val="20"/>
-              </w:rPr>
-              <w:t>Excellent</w:t>
-            </w:r>
-          </w:p>
-        </w:tc>
-      </w:tr>
-      <w:tr>
-        <w:tc>
-          <w:tcPr>
-            <w:tcW w:type="dxa" w:w="3009"/>
-          </w:tcPr>
-          <w:p>
-            <w:pPr>
-              <w:spacing w:line="240" w:lineRule="auto" w:after="40" w:before="0"/>
-              <w:jc w:val="center"/>
-            </w:pPr>
-            <w:r>
-              <w:rPr>
-                <w:rFonts w:ascii="Times New Roman" w:hAnsi="Times New Roman" w:cs="Times New Roman"/>
-                <w:b w:val="0"/>
-                <w:i w:val="0"/>
-                <w:color w:val="000000"/>
-                <w:sz w:val="20"/>
-              </w:rPr>
-              <w:t>JAMA Authorship (kappa)</w:t>
-            </w:r>
-          </w:p>
-        </w:tc>
-        <w:tc>
-          <w:tcPr>
-            <w:tcW w:type="dxa" w:w="3009"/>
-          </w:tcPr>
-          <w:p>
-            <w:pPr>
-              <w:spacing w:line="240" w:lineRule="auto" w:after="40" w:before="0"/>
-              <w:jc w:val="center"/>
-            </w:pPr>
-            <w:r>
-              <w:rPr>
-                <w:rFonts w:ascii="Times New Roman" w:hAnsi="Times New Roman" w:cs="Times New Roman"/>
-                <w:b w:val="0"/>
-                <w:i w:val="0"/>
-                <w:color w:val="000000"/>
-                <w:sz w:val="20"/>
-              </w:rPr>
-              <w:t>0.671</w:t>
-            </w:r>
-          </w:p>
-        </w:tc>
-        <w:tc>
-          <w:tcPr>
-            <w:tcW w:type="dxa" w:w="3009"/>
-          </w:tcPr>
-          <w:p>
-            <w:pPr>
-              <w:spacing w:line="240" w:lineRule="auto" w:after="40" w:before="0"/>
-              <w:jc w:val="center"/>
-            </w:pPr>
-            <w:r>
-              <w:rPr>
-                <w:rFonts w:ascii="Times New Roman" w:hAnsi="Times New Roman" w:cs="Times New Roman"/>
-                <w:b w:val="0"/>
-                <w:i w:val="0"/>
-                <w:color w:val="000000"/>
-                <w:sz w:val="20"/>
-              </w:rPr>
-              <w:t>Substantial</w:t>
-            </w:r>
-          </w:p>
-        </w:tc>
-      </w:tr>
-      <w:tr>
-        <w:tc>
-          <w:tcPr>
-            <w:tcW w:type="dxa" w:w="3009"/>
-          </w:tcPr>
-          <w:p>
-            <w:pPr>
-              <w:spacing w:line="240" w:lineRule="auto" w:after="40" w:before="0"/>
-              <w:jc w:val="center"/>
-            </w:pPr>
-            <w:r>
-              <w:rPr>
-                <w:rFonts w:ascii="Times New Roman" w:hAnsi="Times New Roman" w:cs="Times New Roman"/>
-                <w:b w:val="0"/>
-                <w:i w:val="0"/>
-                <w:color w:val="000000"/>
-                <w:sz w:val="20"/>
-              </w:rPr>
-              <w:t>JAMA Attribution (kappa)</w:t>
-            </w:r>
-          </w:p>
-        </w:tc>
-        <w:tc>
-          <w:tcPr>
-            <w:tcW w:type="dxa" w:w="3009"/>
-          </w:tcPr>
-          <w:p>
-            <w:pPr>
-              <w:spacing w:line="240" w:lineRule="auto" w:after="40" w:before="0"/>
-              <w:jc w:val="center"/>
-            </w:pPr>
-            <w:r>
-              <w:rPr>
-                <w:rFonts w:ascii="Times New Roman" w:hAnsi="Times New Roman" w:cs="Times New Roman"/>
-                <w:b w:val="0"/>
-                <w:i w:val="0"/>
-                <w:color w:val="000000"/>
-                <w:sz w:val="20"/>
-              </w:rPr>
-              <w:t>0.615</w:t>
-            </w:r>
-          </w:p>
-        </w:tc>
-        <w:tc>
-          <w:tcPr>
-            <w:tcW w:type="dxa" w:w="3009"/>
-          </w:tcPr>
-          <w:p>
-            <w:pPr>
-              <w:spacing w:line="240" w:lineRule="auto" w:after="40" w:before="0"/>
-              <w:jc w:val="center"/>
-            </w:pPr>
-            <w:r>
-              <w:rPr>
-                <w:rFonts w:ascii="Times New Roman" w:hAnsi="Times New Roman" w:cs="Times New Roman"/>
-                <w:b w:val="0"/>
-                <w:i w:val="0"/>
-                <w:color w:val="000000"/>
-                <w:sz w:val="20"/>
-              </w:rPr>
-              <w:t>Substantial</w:t>
-            </w:r>
-          </w:p>
-        </w:tc>
-      </w:tr>
-      <w:tr>
-        <w:tc>
-          <w:tcPr>
-            <w:tcW w:type="dxa" w:w="3009"/>
-          </w:tcPr>
-          <w:p>
-            <w:pPr>
-              <w:spacing w:line="240" w:lineRule="auto" w:after="40" w:before="0"/>
-              <w:jc w:val="center"/>
-            </w:pPr>
-            <w:r>
-              <w:rPr>
-                <w:rFonts w:ascii="Times New Roman" w:hAnsi="Times New Roman" w:cs="Times New Roman"/>
-                <w:b w:val="0"/>
-                <w:i w:val="0"/>
-                <w:color w:val="000000"/>
-                <w:sz w:val="20"/>
-              </w:rPr>
-              <w:t>JAMA Disclosure (kappa)</w:t>
-            </w:r>
-          </w:p>
-        </w:tc>
-        <w:tc>
-          <w:tcPr>
-            <w:tcW w:type="dxa" w:w="3009"/>
-          </w:tcPr>
-          <w:p>
-            <w:pPr>
-              <w:spacing w:line="240" w:lineRule="auto" w:after="40" w:before="0"/>
-              <w:jc w:val="center"/>
-            </w:pPr>
-            <w:r>
-              <w:rPr>
-                <w:rFonts w:ascii="Times New Roman" w:hAnsi="Times New Roman" w:cs="Times New Roman"/>
-                <w:b w:val="0"/>
-                <w:i w:val="0"/>
-                <w:color w:val="000000"/>
-                <w:sz w:val="20"/>
-              </w:rPr>
-              <w:t>0.273</w:t>
-            </w:r>
-          </w:p>
-        </w:tc>
-        <w:tc>
-          <w:tcPr>
-            <w:tcW w:type="dxa" w:w="3009"/>
-          </w:tcPr>
-          <w:p>
-            <w:pPr>
-              <w:spacing w:line="240" w:lineRule="auto" w:after="40" w:before="0"/>
-              <w:jc w:val="center"/>
-            </w:pPr>
-            <w:r>
-              <w:rPr>
-                <w:rFonts w:ascii="Times New Roman" w:hAnsi="Times New Roman" w:cs="Times New Roman"/>
-                <w:b w:val="0"/>
-                <w:i w:val="0"/>
-                <w:color w:val="000000"/>
-                <w:sz w:val="20"/>
-              </w:rPr>
-              <w:t>Fair (kappa paradox)</w:t>
-            </w:r>
-          </w:p>
-        </w:tc>
-      </w:tr>
-      <w:tr>
-        <w:tc>
-          <w:tcPr>
-            <w:tcW w:type="dxa" w:w="3009"/>
-          </w:tcPr>
-          <w:p>
-            <w:pPr>
-              <w:spacing w:line="240" w:lineRule="auto" w:after="40" w:before="0"/>
-              <w:jc w:val="center"/>
-            </w:pPr>
-            <w:r>
-              <w:rPr>
-                <w:rFonts w:ascii="Times New Roman" w:hAnsi="Times New Roman" w:cs="Times New Roman"/>
-                <w:b w:val="0"/>
-                <w:i w:val="0"/>
-                <w:color w:val="000000"/>
-                <w:sz w:val="20"/>
-              </w:rPr>
-              <w:t>JAMA Currency (kappa)</w:t>
-            </w:r>
-          </w:p>
-        </w:tc>
-        <w:tc>
-          <w:tcPr>
-            <w:tcW w:type="dxa" w:w="3009"/>
-          </w:tcPr>
-          <w:p>
-            <w:pPr>
-              <w:spacing w:line="240" w:lineRule="auto" w:after="40" w:before="0"/>
-              <w:jc w:val="center"/>
-            </w:pPr>
-            <w:r>
-              <w:rPr>
-                <w:rFonts w:ascii="Times New Roman" w:hAnsi="Times New Roman" w:cs="Times New Roman"/>
-                <w:b w:val="0"/>
-                <w:i w:val="0"/>
-                <w:color w:val="000000"/>
-                <w:sz w:val="20"/>
-              </w:rPr>
-              <w:t>0.216</w:t>
-            </w:r>
-          </w:p>
-        </w:tc>
-        <w:tc>
-          <w:tcPr>
-            <w:tcW w:type="dxa" w:w="3009"/>
-          </w:tcPr>
-          <w:p>
-            <w:pPr>
-              <w:spacing w:line="240" w:lineRule="auto" w:after="40" w:before="0"/>
-              <w:jc w:val="center"/>
-            </w:pPr>
-            <w:r>
-              <w:rPr>
-                <w:rFonts w:ascii="Times New Roman" w:hAnsi="Times New Roman" w:cs="Times New Roman"/>
-                <w:b w:val="0"/>
-                <w:i w:val="0"/>
-                <w:color w:val="000000"/>
-                <w:sz w:val="20"/>
-              </w:rPr>
-              <w:t>Fair (kappa paradox)</w:t>
-            </w:r>
-          </w:p>
-        </w:tc>
-      </w:tr>
-    </w:tbl>
-    <w:p>
-      <w:pPr>
-        <w:spacing w:line="360" w:lineRule="auto" w:after="120" w:before="0"/>
-        <w:jc w:val="both"/>
-      </w:pPr>
-      <w:r>
-        <w:rPr>
-          <w:rFonts w:ascii="Times New Roman" w:hAnsi="Times New Roman" w:cs="Times New Roman"/>
-          <w:b w:val="0"/>
-          <w:i w:val="0"/>
-          <w:color w:val="000000"/>
-          <w:sz w:val="24"/>
-        </w:rPr>
-      </w:r>
-    </w:p>
-    <w:p>
-      <w:pPr>
-        <w:spacing w:line="360" w:lineRule="auto" w:after="200" w:before="0"/>
-        <w:jc w:val="both"/>
-      </w:pPr>
-      <w:r>
-        <w:rPr>
-          <w:rFonts w:ascii="Times New Roman" w:hAnsi="Times New Roman" w:cs="Times New Roman"/>
-          <w:b/>
-          <w:i w:val="0"/>
-          <w:color w:val="000000"/>
-          <w:sz w:val="26"/>
-        </w:rPr>
-        <w:t>Table C6. Spearman Correlations Between Engagement Metrics and DISCERN Scores</w:t>
-      </w:r>
-    </w:p>
-    <w:tbl>
-      <w:tblPr>
-        <w:tblStyle w:val="TableGrid"/>
-        <w:tblW w:type="auto" w:w="0"/>
-        <w:jc w:val="center"/>
-        <w:tblLook w:firstColumn="1" w:firstRow="1" w:lastColumn="0" w:lastRow="0" w:noHBand="0" w:noVBand="1" w:val="04A0"/>
-      </w:tblPr>
-      <w:tblGrid>
-        <w:gridCol w:w="2256"/>
-        <w:gridCol w:w="2256"/>
-        <w:gridCol w:w="2256"/>
-        <w:gridCol w:w="2256"/>
-      </w:tblGrid>
-      <w:tr>
-        <w:tc>
-          <w:tcPr>
-            <w:tcW w:type="dxa" w:w="2256"/>
-            <w:shd w:fill="D9E2F3" w:val="clear"/>
-          </w:tcPr>
-          <w:p>
-            <w:pPr>
-              <w:spacing w:line="240" w:lineRule="auto" w:after="40" w:before="0"/>
-              <w:jc w:val="center"/>
-            </w:pPr>
-            <w:r>
-              <w:rPr>
-                <w:rFonts w:ascii="Times New Roman" w:hAnsi="Times New Roman" w:cs="Times New Roman"/>
-                <w:b/>
-                <w:i w:val="0"/>
-                <w:color w:val="000000"/>
-                <w:sz w:val="20"/>
-              </w:rPr>
-              <w:t>Metric / Platform</w:t>
-            </w:r>
-          </w:p>
-        </w:tc>
-        <w:tc>
-          <w:tcPr>
-            <w:tcW w:type="dxa" w:w="2256"/>
-            <w:shd w:fill="D9E2F3" w:val="clear"/>
-          </w:tcPr>
-          <w:p>
-            <w:pPr>
-              <w:spacing w:line="240" w:lineRule="auto" w:after="40" w:before="0"/>
-              <w:jc w:val="center"/>
-            </w:pPr>
-            <w:r>
-              <w:rPr>
-                <w:rFonts w:ascii="Times New Roman" w:hAnsi="Times New Roman" w:cs="Times New Roman"/>
-                <w:b/>
-                <w:i w:val="0"/>
-                <w:color w:val="000000"/>
-                <w:sz w:val="20"/>
-              </w:rPr>
-              <w:t>rho</w:t>
-            </w:r>
-          </w:p>
-        </w:tc>
-        <w:tc>
-          <w:tcPr>
-            <w:tcW w:type="dxa" w:w="2256"/>
-            <w:shd w:fill="D9E2F3" w:val="clear"/>
-          </w:tcPr>
-          <w:p>
-            <w:pPr>
-              <w:spacing w:line="240" w:lineRule="auto" w:after="40" w:before="0"/>
-              <w:jc w:val="center"/>
-            </w:pPr>
-            <w:r>
-              <w:rPr>
-                <w:rFonts w:ascii="Times New Roman" w:hAnsi="Times New Roman" w:cs="Times New Roman"/>
-                <w:b/>
-                <w:i w:val="0"/>
-                <w:color w:val="000000"/>
-                <w:sz w:val="20"/>
-              </w:rPr>
-              <w:t>p</w:t>
-            </w:r>
-          </w:p>
-        </w:tc>
-        <w:tc>
-          <w:tcPr>
-            <w:tcW w:type="dxa" w:w="2256"/>
-            <w:shd w:fill="D9E2F3" w:val="clear"/>
-          </w:tcPr>
-          <w:p>
-            <w:pPr>
-              <w:spacing w:line="240" w:lineRule="auto" w:after="40" w:before="0"/>
-              <w:jc w:val="center"/>
-            </w:pPr>
-            <w:r>
-              <w:rPr>
-                <w:rFonts w:ascii="Times New Roman" w:hAnsi="Times New Roman" w:cs="Times New Roman"/>
-                <w:b/>
-                <w:i w:val="0"/>
-                <w:color w:val="000000"/>
-                <w:sz w:val="20"/>
-              </w:rPr>
-              <w:t>Interpretation</w:t>
-            </w:r>
-          </w:p>
-        </w:tc>
-      </w:tr>
-      <w:tr>
-        <w:tc>
-          <w:tcPr>
-            <w:tcW w:type="dxa" w:w="2256"/>
-          </w:tcPr>
-          <w:p>
-            <w:pPr>
-              <w:spacing w:line="240" w:lineRule="auto" w:after="40" w:before="0"/>
-              <w:jc w:val="center"/>
-            </w:pPr>
-            <w:r>
-              <w:rPr>
-                <w:rFonts w:ascii="Times New Roman" w:hAnsi="Times New Roman" w:cs="Times New Roman"/>
-                <w:b w:val="0"/>
-                <w:i w:val="0"/>
-                <w:color w:val="000000"/>
-                <w:sz w:val="20"/>
-              </w:rPr>
-              <w:t>Views (overall)</w:t>
-            </w:r>
-          </w:p>
-        </w:tc>
-        <w:tc>
-          <w:tcPr>
-            <w:tcW w:type="dxa" w:w="2256"/>
-          </w:tcPr>
-          <w:p>
-            <w:pPr>
-              <w:spacing w:line="240" w:lineRule="auto" w:after="40" w:before="0"/>
-              <w:jc w:val="center"/>
-            </w:pPr>
-            <w:r>
-              <w:rPr>
-                <w:rFonts w:ascii="Times New Roman" w:hAnsi="Times New Roman" w:cs="Times New Roman"/>
-                <w:b w:val="0"/>
-                <w:i w:val="0"/>
-                <w:color w:val="000000"/>
-                <w:sz w:val="20"/>
-              </w:rPr>
-              <w:t>-0.073</w:t>
-            </w:r>
-          </w:p>
-        </w:tc>
-        <w:tc>
-          <w:tcPr>
-            <w:tcW w:type="dxa" w:w="2256"/>
-          </w:tcPr>
-          <w:p>
-            <w:pPr>
-              <w:spacing w:line="240" w:lineRule="auto" w:after="40" w:before="0"/>
-              <w:jc w:val="center"/>
-            </w:pPr>
-            <w:r>
-              <w:rPr>
-                <w:rFonts w:ascii="Times New Roman" w:hAnsi="Times New Roman" w:cs="Times New Roman"/>
-                <w:b w:val="0"/>
-                <w:i w:val="0"/>
-                <w:color w:val="000000"/>
-                <w:sz w:val="20"/>
-              </w:rPr>
-              <w:t>.571</w:t>
-            </w:r>
-          </w:p>
-        </w:tc>
-        <w:tc>
-          <w:tcPr>
-            <w:tcW w:type="dxa" w:w="2256"/>
-          </w:tcPr>
-          <w:p>
-            <w:pPr>
-              <w:spacing w:line="240" w:lineRule="auto" w:after="40" w:before="0"/>
-              <w:jc w:val="center"/>
-            </w:pPr>
-            <w:r>
-              <w:rPr>
-                <w:rFonts w:ascii="Times New Roman" w:hAnsi="Times New Roman" w:cs="Times New Roman"/>
-                <w:b w:val="0"/>
-                <w:i w:val="0"/>
-                <w:color w:val="000000"/>
-                <w:sz w:val="20"/>
-              </w:rPr>
-              <w:t>Negligible, ns</w:t>
-            </w:r>
-          </w:p>
-        </w:tc>
-      </w:tr>
-      <w:tr>
-        <w:tc>
-          <w:tcPr>
-            <w:tcW w:type="dxa" w:w="2256"/>
-          </w:tcPr>
-          <w:p>
-            <w:pPr>
-              <w:spacing w:line="240" w:lineRule="auto" w:after="40" w:before="0"/>
-              <w:jc w:val="center"/>
-            </w:pPr>
-            <w:r>
-              <w:rPr>
-                <w:rFonts w:ascii="Times New Roman" w:hAnsi="Times New Roman" w:cs="Times New Roman"/>
-                <w:b w:val="0"/>
-                <w:i w:val="0"/>
-                <w:color w:val="000000"/>
-                <w:sz w:val="20"/>
-              </w:rPr>
-              <w:t>Likes (overall)</w:t>
-            </w:r>
-          </w:p>
-        </w:tc>
-        <w:tc>
-          <w:tcPr>
-            <w:tcW w:type="dxa" w:w="2256"/>
-          </w:tcPr>
-          <w:p>
-            <w:pPr>
-              <w:spacing w:line="240" w:lineRule="auto" w:after="40" w:before="0"/>
-              <w:jc w:val="center"/>
-            </w:pPr>
-            <w:r>
-              <w:rPr>
-                <w:rFonts w:ascii="Times New Roman" w:hAnsi="Times New Roman" w:cs="Times New Roman"/>
-                <w:b w:val="0"/>
-                <w:i w:val="0"/>
-                <w:color w:val="000000"/>
-                <w:sz w:val="20"/>
-              </w:rPr>
-              <w:t>0.413</w:t>
-            </w:r>
-          </w:p>
-        </w:tc>
-        <w:tc>
-          <w:tcPr>
-            <w:tcW w:type="dxa" w:w="2256"/>
-          </w:tcPr>
-          <w:p>
-            <w:pPr>
-              <w:spacing w:line="240" w:lineRule="auto" w:after="40" w:before="0"/>
-              <w:jc w:val="center"/>
-            </w:pPr>
-            <w:r>
-              <w:rPr>
-                <w:rFonts w:ascii="Times New Roman" w:hAnsi="Times New Roman" w:cs="Times New Roman"/>
-                <w:b w:val="0"/>
-                <w:i w:val="0"/>
-                <w:color w:val="000000"/>
-                <w:sz w:val="20"/>
-              </w:rPr>
-              <w:t>&lt; .001</w:t>
-            </w:r>
-          </w:p>
-        </w:tc>
-        <w:tc>
-          <w:tcPr>
-            <w:tcW w:type="dxa" w:w="2256"/>
-          </w:tcPr>
-          <w:p>
-            <w:pPr>
-              <w:spacing w:line="240" w:lineRule="auto" w:after="40" w:before="0"/>
-              <w:jc w:val="center"/>
-            </w:pPr>
-            <w:r>
-              <w:rPr>
-                <w:rFonts w:ascii="Times New Roman" w:hAnsi="Times New Roman" w:cs="Times New Roman"/>
-                <w:b w:val="0"/>
-                <w:i w:val="0"/>
-                <w:color w:val="000000"/>
-                <w:sz w:val="20"/>
-              </w:rPr>
-              <w:t>Moderate positive (confounded)</w:t>
-            </w:r>
-          </w:p>
-        </w:tc>
-      </w:tr>
-      <w:tr>
-        <w:tc>
-          <w:tcPr>
-            <w:tcW w:type="dxa" w:w="2256"/>
-          </w:tcPr>
-          <w:p>
-            <w:pPr>
-              <w:spacing w:line="240" w:lineRule="auto" w:after="40" w:before="0"/>
-              <w:jc w:val="center"/>
-            </w:pPr>
-            <w:r>
-              <w:rPr>
-                <w:rFonts w:ascii="Times New Roman" w:hAnsi="Times New Roman" w:cs="Times New Roman"/>
-                <w:b w:val="0"/>
-                <w:i w:val="0"/>
-                <w:color w:val="000000"/>
-                <w:sz w:val="20"/>
-              </w:rPr>
-              <w:t>Comments (overall)</w:t>
-            </w:r>
-          </w:p>
-        </w:tc>
-        <w:tc>
-          <w:tcPr>
-            <w:tcW w:type="dxa" w:w="2256"/>
-          </w:tcPr>
-          <w:p>
-            <w:pPr>
-              <w:spacing w:line="240" w:lineRule="auto" w:after="40" w:before="0"/>
-              <w:jc w:val="center"/>
-            </w:pPr>
-            <w:r>
-              <w:rPr>
-                <w:rFonts w:ascii="Times New Roman" w:hAnsi="Times New Roman" w:cs="Times New Roman"/>
-                <w:b w:val="0"/>
-                <w:i w:val="0"/>
-                <w:color w:val="000000"/>
-                <w:sz w:val="20"/>
-              </w:rPr>
-              <w:t>0.415</w:t>
-            </w:r>
-          </w:p>
-        </w:tc>
-        <w:tc>
-          <w:tcPr>
-            <w:tcW w:type="dxa" w:w="2256"/>
-          </w:tcPr>
-          <w:p>
-            <w:pPr>
-              <w:spacing w:line="240" w:lineRule="auto" w:after="40" w:before="0"/>
-              <w:jc w:val="center"/>
-            </w:pPr>
-            <w:r>
-              <w:rPr>
-                <w:rFonts w:ascii="Times New Roman" w:hAnsi="Times New Roman" w:cs="Times New Roman"/>
-                <w:b w:val="0"/>
-                <w:i w:val="0"/>
-                <w:color w:val="000000"/>
-                <w:sz w:val="20"/>
-              </w:rPr>
-              <w:t>&lt; .001</w:t>
-            </w:r>
-          </w:p>
-        </w:tc>
-        <w:tc>
-          <w:tcPr>
-            <w:tcW w:type="dxa" w:w="2256"/>
-          </w:tcPr>
-          <w:p>
-            <w:pPr>
-              <w:spacing w:line="240" w:lineRule="auto" w:after="40" w:before="0"/>
-              <w:jc w:val="center"/>
-            </w:pPr>
-            <w:r>
-              <w:rPr>
-                <w:rFonts w:ascii="Times New Roman" w:hAnsi="Times New Roman" w:cs="Times New Roman"/>
-                <w:b w:val="0"/>
-                <w:i w:val="0"/>
-                <w:color w:val="000000"/>
-                <w:sz w:val="20"/>
-              </w:rPr>
-              <w:t>Moderate positive (confounded)</w:t>
-            </w:r>
-          </w:p>
-        </w:tc>
-      </w:tr>
-      <w:tr>
-        <w:tc>
-          <w:tcPr>
-            <w:tcW w:type="dxa" w:w="2256"/>
-          </w:tcPr>
-          <w:p>
-            <w:pPr>
-              <w:spacing w:line="240" w:lineRule="auto" w:after="40" w:before="0"/>
-              <w:jc w:val="center"/>
-            </w:pPr>
-            <w:r>
-              <w:rPr>
-                <w:rFonts w:ascii="Times New Roman" w:hAnsi="Times New Roman" w:cs="Times New Roman"/>
-                <w:b w:val="0"/>
-                <w:i w:val="0"/>
-                <w:color w:val="000000"/>
-                <w:sz w:val="20"/>
-              </w:rPr>
-              <w:t>YouTube views</w:t>
-            </w:r>
-          </w:p>
-        </w:tc>
-        <w:tc>
-          <w:tcPr>
-            <w:tcW w:type="dxa" w:w="2256"/>
-          </w:tcPr>
-          <w:p>
-            <w:pPr>
-              <w:spacing w:line="240" w:lineRule="auto" w:after="40" w:before="0"/>
-              <w:jc w:val="center"/>
-            </w:pPr>
-            <w:r>
-              <w:rPr>
-                <w:rFonts w:ascii="Times New Roman" w:hAnsi="Times New Roman" w:cs="Times New Roman"/>
-                <w:b w:val="0"/>
-                <w:i w:val="0"/>
-                <w:color w:val="000000"/>
-                <w:sz w:val="20"/>
-              </w:rPr>
-              <w:t>-0.316</w:t>
-            </w:r>
-          </w:p>
-        </w:tc>
-        <w:tc>
-          <w:tcPr>
-            <w:tcW w:type="dxa" w:w="2256"/>
-          </w:tcPr>
-          <w:p>
-            <w:pPr>
-              <w:spacing w:line="240" w:lineRule="auto" w:after="40" w:before="0"/>
-              <w:jc w:val="center"/>
-            </w:pPr>
-            <w:r>
-              <w:rPr>
-                <w:rFonts w:ascii="Times New Roman" w:hAnsi="Times New Roman" w:cs="Times New Roman"/>
-                <w:b w:val="0"/>
-                <w:i w:val="0"/>
-                <w:color w:val="000000"/>
-                <w:sz w:val="20"/>
-              </w:rPr>
-              <w:t>.035</w:t>
-            </w:r>
-          </w:p>
-        </w:tc>
-        <w:tc>
-          <w:tcPr>
-            <w:tcW w:type="dxa" w:w="2256"/>
-          </w:tcPr>
-          <w:p>
-            <w:pPr>
-              <w:spacing w:line="240" w:lineRule="auto" w:after="40" w:before="0"/>
-              <w:jc w:val="center"/>
-            </w:pPr>
-            <w:r>
-              <w:rPr>
-                <w:rFonts w:ascii="Times New Roman" w:hAnsi="Times New Roman" w:cs="Times New Roman"/>
-                <w:b w:val="0"/>
-                <w:i w:val="0"/>
-                <w:color w:val="000000"/>
-                <w:sz w:val="20"/>
-              </w:rPr>
-              <w:t>Negative, significant</w:t>
-            </w:r>
-          </w:p>
-        </w:tc>
-      </w:tr>
-      <w:tr>
-        <w:tc>
-          <w:tcPr>
-            <w:tcW w:type="dxa" w:w="2256"/>
-          </w:tcPr>
-          <w:p>
-            <w:pPr>
-              <w:spacing w:line="240" w:lineRule="auto" w:after="40" w:before="0"/>
-              <w:jc w:val="center"/>
-            </w:pPr>
-            <w:r>
-              <w:rPr>
-                <w:rFonts w:ascii="Times New Roman" w:hAnsi="Times New Roman" w:cs="Times New Roman"/>
-                <w:b w:val="0"/>
-                <w:i w:val="0"/>
-                <w:color w:val="000000"/>
-                <w:sz w:val="20"/>
-              </w:rPr>
-              <w:t>YouTube likes</w:t>
-            </w:r>
-          </w:p>
-        </w:tc>
-        <w:tc>
-          <w:tcPr>
-            <w:tcW w:type="dxa" w:w="2256"/>
-          </w:tcPr>
-          <w:p>
-            <w:pPr>
-              <w:spacing w:line="240" w:lineRule="auto" w:after="40" w:before="0"/>
-              <w:jc w:val="center"/>
-            </w:pPr>
-            <w:r>
-              <w:rPr>
-                <w:rFonts w:ascii="Times New Roman" w:hAnsi="Times New Roman" w:cs="Times New Roman"/>
-                <w:b w:val="0"/>
-                <w:i w:val="0"/>
-                <w:color w:val="000000"/>
-                <w:sz w:val="20"/>
-              </w:rPr>
-              <w:t>-0.279</w:t>
-            </w:r>
-          </w:p>
-        </w:tc>
-        <w:tc>
-          <w:tcPr>
-            <w:tcW w:type="dxa" w:w="2256"/>
-          </w:tcPr>
-          <w:p>
-            <w:pPr>
-              <w:spacing w:line="240" w:lineRule="auto" w:after="40" w:before="0"/>
-              <w:jc w:val="center"/>
-            </w:pPr>
-            <w:r>
-              <w:rPr>
-                <w:rFonts w:ascii="Times New Roman" w:hAnsi="Times New Roman" w:cs="Times New Roman"/>
-                <w:b w:val="0"/>
-                <w:i w:val="0"/>
-                <w:color w:val="000000"/>
-                <w:sz w:val="20"/>
-              </w:rPr>
-              <w:t>.063</w:t>
-            </w:r>
-          </w:p>
-        </w:tc>
-        <w:tc>
-          <w:tcPr>
-            <w:tcW w:type="dxa" w:w="2256"/>
-          </w:tcPr>
-          <w:p>
-            <w:pPr>
-              <w:spacing w:line="240" w:lineRule="auto" w:after="40" w:before="0"/>
-              <w:jc w:val="center"/>
-            </w:pPr>
-            <w:r>
-              <w:rPr>
-                <w:rFonts w:ascii="Times New Roman" w:hAnsi="Times New Roman" w:cs="Times New Roman"/>
-                <w:b w:val="0"/>
-                <w:i w:val="0"/>
-                <w:color w:val="000000"/>
-                <w:sz w:val="20"/>
-              </w:rPr>
-              <w:t>ns</w:t>
-            </w:r>
-          </w:p>
-        </w:tc>
-      </w:tr>
-      <w:tr>
-        <w:tc>
-          <w:tcPr>
-            <w:tcW w:type="dxa" w:w="2256"/>
-          </w:tcPr>
-          <w:p>
-            <w:pPr>
-              <w:spacing w:line="240" w:lineRule="auto" w:after="40" w:before="0"/>
-              <w:jc w:val="center"/>
-            </w:pPr>
-            <w:r>
-              <w:rPr>
-                <w:rFonts w:ascii="Times New Roman" w:hAnsi="Times New Roman" w:cs="Times New Roman"/>
-                <w:b w:val="0"/>
-                <w:i w:val="0"/>
-                <w:color w:val="000000"/>
-                <w:sz w:val="20"/>
-              </w:rPr>
-              <w:t>TikTok views</w:t>
-            </w:r>
-          </w:p>
-        </w:tc>
-        <w:tc>
-          <w:tcPr>
-            <w:tcW w:type="dxa" w:w="2256"/>
-          </w:tcPr>
-          <w:p>
-            <w:pPr>
-              <w:spacing w:line="240" w:lineRule="auto" w:after="40" w:before="0"/>
-              <w:jc w:val="center"/>
-            </w:pPr>
-            <w:r>
-              <w:rPr>
-                <w:rFonts w:ascii="Times New Roman" w:hAnsi="Times New Roman" w:cs="Times New Roman"/>
-                <w:b w:val="0"/>
-                <w:i w:val="0"/>
-                <w:color w:val="000000"/>
-                <w:sz w:val="20"/>
-              </w:rPr>
-              <w:t>0.249</w:t>
-            </w:r>
-          </w:p>
-        </w:tc>
-        <w:tc>
-          <w:tcPr>
-            <w:tcW w:type="dxa" w:w="2256"/>
-          </w:tcPr>
-          <w:p>
-            <w:pPr>
-              <w:spacing w:line="240" w:lineRule="auto" w:after="40" w:before="0"/>
-              <w:jc w:val="center"/>
-            </w:pPr>
-            <w:r>
-              <w:rPr>
-                <w:rFonts w:ascii="Times New Roman" w:hAnsi="Times New Roman" w:cs="Times New Roman"/>
-                <w:b w:val="0"/>
-                <w:i w:val="0"/>
-                <w:color w:val="000000"/>
-                <w:sz w:val="20"/>
-              </w:rPr>
-              <w:t>.318</w:t>
-            </w:r>
-          </w:p>
-        </w:tc>
-        <w:tc>
-          <w:tcPr>
-            <w:tcW w:type="dxa" w:w="2256"/>
-          </w:tcPr>
-          <w:p>
-            <w:pPr>
-              <w:spacing w:line="240" w:lineRule="auto" w:after="40" w:before="0"/>
-              <w:jc w:val="center"/>
-            </w:pPr>
-            <w:r>
-              <w:rPr>
-                <w:rFonts w:ascii="Times New Roman" w:hAnsi="Times New Roman" w:cs="Times New Roman"/>
-                <w:b w:val="0"/>
-                <w:i w:val="0"/>
-                <w:color w:val="000000"/>
-                <w:sz w:val="20"/>
-              </w:rPr>
-              <w:t>ns</w:t>
-            </w:r>
-          </w:p>
-        </w:tc>
-      </w:tr>
-      <w:tr>
-        <w:tc>
-          <w:tcPr>
-            <w:tcW w:type="dxa" w:w="2256"/>
-          </w:tcPr>
-          <w:p>
-            <w:pPr>
-              <w:spacing w:line="240" w:lineRule="auto" w:after="40" w:before="0"/>
-              <w:jc w:val="center"/>
-            </w:pPr>
-            <w:r>
-              <w:rPr>
-                <w:rFonts w:ascii="Times New Roman" w:hAnsi="Times New Roman" w:cs="Times New Roman"/>
-                <w:b w:val="0"/>
-                <w:i w:val="0"/>
-                <w:color w:val="000000"/>
-                <w:sz w:val="20"/>
-              </w:rPr>
-              <w:t>TikTok likes</w:t>
-            </w:r>
-          </w:p>
-        </w:tc>
-        <w:tc>
-          <w:tcPr>
-            <w:tcW w:type="dxa" w:w="2256"/>
-          </w:tcPr>
-          <w:p>
-            <w:pPr>
-              <w:spacing w:line="240" w:lineRule="auto" w:after="40" w:before="0"/>
-              <w:jc w:val="center"/>
-            </w:pPr>
-            <w:r>
-              <w:rPr>
-                <w:rFonts w:ascii="Times New Roman" w:hAnsi="Times New Roman" w:cs="Times New Roman"/>
-                <w:b w:val="0"/>
-                <w:i w:val="0"/>
-                <w:color w:val="000000"/>
-                <w:sz w:val="20"/>
-              </w:rPr>
-              <w:t>0.280</w:t>
-            </w:r>
-          </w:p>
-        </w:tc>
-        <w:tc>
-          <w:tcPr>
-            <w:tcW w:type="dxa" w:w="2256"/>
-          </w:tcPr>
-          <w:p>
-            <w:pPr>
-              <w:spacing w:line="240" w:lineRule="auto" w:after="40" w:before="0"/>
-              <w:jc w:val="center"/>
-            </w:pPr>
-            <w:r>
-              <w:rPr>
-                <w:rFonts w:ascii="Times New Roman" w:hAnsi="Times New Roman" w:cs="Times New Roman"/>
-                <w:b w:val="0"/>
-                <w:i w:val="0"/>
-                <w:color w:val="000000"/>
-                <w:sz w:val="20"/>
-              </w:rPr>
-              <w:t>.098</w:t>
-            </w:r>
-          </w:p>
-        </w:tc>
-        <w:tc>
-          <w:tcPr>
-            <w:tcW w:type="dxa" w:w="2256"/>
-          </w:tcPr>
-          <w:p>
-            <w:pPr>
-              <w:spacing w:line="240" w:lineRule="auto" w:after="40" w:before="0"/>
-              <w:jc w:val="center"/>
-            </w:pPr>
-            <w:r>
-              <w:rPr>
-                <w:rFonts w:ascii="Times New Roman" w:hAnsi="Times New Roman" w:cs="Times New Roman"/>
-                <w:b w:val="0"/>
-                <w:i w:val="0"/>
-                <w:color w:val="000000"/>
-                <w:sz w:val="20"/>
-              </w:rPr>
-              <w:t>ns</w:t>
-            </w:r>
-          </w:p>
-        </w:tc>
-      </w:tr>
-      <w:tr>
-        <w:tc>
-          <w:tcPr>
-            <w:tcW w:type="dxa" w:w="2256"/>
-          </w:tcPr>
-          <w:p>
-            <w:pPr>
-              <w:spacing w:line="240" w:lineRule="auto" w:after="40" w:before="0"/>
-              <w:jc w:val="center"/>
-            </w:pPr>
-            <w:r>
-              <w:rPr>
-                <w:rFonts w:ascii="Times New Roman" w:hAnsi="Times New Roman" w:cs="Times New Roman"/>
-                <w:b w:val="0"/>
-                <w:i w:val="0"/>
-                <w:color w:val="000000"/>
-                <w:sz w:val="20"/>
-              </w:rPr>
-              <w:t>Instagram likes</w:t>
-            </w:r>
-          </w:p>
-        </w:tc>
-        <w:tc>
-          <w:tcPr>
-            <w:tcW w:type="dxa" w:w="2256"/>
-          </w:tcPr>
-          <w:p>
-            <w:pPr>
-              <w:spacing w:line="240" w:lineRule="auto" w:after="40" w:before="0"/>
-              <w:jc w:val="center"/>
-            </w:pPr>
-            <w:r>
-              <w:rPr>
-                <w:rFonts w:ascii="Times New Roman" w:hAnsi="Times New Roman" w:cs="Times New Roman"/>
-                <w:b w:val="0"/>
-                <w:i w:val="0"/>
-                <w:color w:val="000000"/>
-                <w:sz w:val="20"/>
-              </w:rPr>
-              <w:t>-0.013</w:t>
-            </w:r>
-          </w:p>
-        </w:tc>
-        <w:tc>
-          <w:tcPr>
-            <w:tcW w:type="dxa" w:w="2256"/>
-          </w:tcPr>
-          <w:p>
-            <w:pPr>
-              <w:spacing w:line="240" w:lineRule="auto" w:after="40" w:before="0"/>
-              <w:jc w:val="center"/>
-            </w:pPr>
-            <w:r>
-              <w:rPr>
-                <w:rFonts w:ascii="Times New Roman" w:hAnsi="Times New Roman" w:cs="Times New Roman"/>
-                <w:b w:val="0"/>
-                <w:i w:val="0"/>
-                <w:color w:val="000000"/>
-                <w:sz w:val="20"/>
-              </w:rPr>
-              <w:t>.936</w:t>
-            </w:r>
-          </w:p>
-        </w:tc>
-        <w:tc>
-          <w:tcPr>
-            <w:tcW w:type="dxa" w:w="2256"/>
-          </w:tcPr>
-          <w:p>
-            <w:pPr>
-              <w:spacing w:line="240" w:lineRule="auto" w:after="40" w:before="0"/>
-              <w:jc w:val="center"/>
-            </w:pPr>
-            <w:r>
-              <w:rPr>
-                <w:rFonts w:ascii="Times New Roman" w:hAnsi="Times New Roman" w:cs="Times New Roman"/>
-                <w:b w:val="0"/>
-                <w:i w:val="0"/>
-                <w:color w:val="000000"/>
-                <w:sz w:val="20"/>
-              </w:rPr>
-              <w:t>ns</w:t>
-            </w:r>
-          </w:p>
-        </w:tc>
-      </w:tr>
-      <w:tr>
-        <w:tc>
-          <w:tcPr>
-            <w:tcW w:type="dxa" w:w="2256"/>
-          </w:tcPr>
-          <w:p>
-            <w:pPr>
-              <w:spacing w:line="240" w:lineRule="auto" w:after="40" w:before="0"/>
-              <w:jc w:val="center"/>
-            </w:pPr>
-            <w:r>
-              <w:rPr>
-                <w:rFonts w:ascii="Times New Roman" w:hAnsi="Times New Roman" w:cs="Times New Roman"/>
-                <w:b w:val="0"/>
-                <w:i w:val="0"/>
-                <w:color w:val="000000"/>
-                <w:sz w:val="20"/>
-              </w:rPr>
-              <w:t>Note</w:t>
-            </w:r>
-          </w:p>
-        </w:tc>
-        <w:tc>
-          <w:tcPr>
-            <w:tcW w:type="dxa" w:w="2256"/>
-          </w:tcPr>
-          <w:p>
-            <w:pPr>
-              <w:spacing w:line="240" w:lineRule="auto" w:after="40" w:before="0"/>
-              <w:jc w:val="center"/>
-            </w:pPr>
-            <w:r>
-              <w:rPr>
-                <w:rFonts w:ascii="Times New Roman" w:hAnsi="Times New Roman" w:cs="Times New Roman"/>
-                <w:b w:val="0"/>
-                <w:i w:val="0"/>
-                <w:color w:val="000000"/>
-                <w:sz w:val="20"/>
-              </w:rPr>
-            </w:r>
-          </w:p>
-        </w:tc>
-        <w:tc>
-          <w:tcPr>
-            <w:tcW w:type="dxa" w:w="2256"/>
-          </w:tcPr>
-          <w:p>
-            <w:pPr>
-              <w:spacing w:line="240" w:lineRule="auto" w:after="40" w:before="0"/>
-              <w:jc w:val="center"/>
-            </w:pPr>
-            <w:r>
-              <w:rPr>
-                <w:rFonts w:ascii="Times New Roman" w:hAnsi="Times New Roman" w:cs="Times New Roman"/>
-                <w:b w:val="0"/>
-                <w:i w:val="0"/>
-                <w:color w:val="000000"/>
-                <w:sz w:val="20"/>
-              </w:rPr>
-            </w:r>
-          </w:p>
-        </w:tc>
-        <w:tc>
-          <w:tcPr>
-            <w:tcW w:type="dxa" w:w="2256"/>
-          </w:tcPr>
-          <w:p>
-            <w:pPr>
-              <w:spacing w:line="240" w:lineRule="auto" w:after="40" w:before="0"/>
-              <w:jc w:val="center"/>
-            </w:pPr>
-            <w:r>
-              <w:rPr>
-                <w:rFonts w:ascii="Times New Roman" w:hAnsi="Times New Roman" w:cs="Times New Roman"/>
-                <w:b w:val="0"/>
-                <w:i w:val="0"/>
-                <w:color w:val="000000"/>
-                <w:sz w:val="20"/>
-              </w:rPr>
-              <w:t>Overall likes/comments driven by Simpson's paradox</w:t>
-            </w:r>
-          </w:p>
-        </w:tc>
-      </w:tr>
-    </w:tbl>
-    <w:p>
-      <w:pPr>
-        <w:spacing w:line="360" w:lineRule="auto" w:after="120" w:before="0"/>
-        <w:jc w:val="both"/>
-      </w:pPr>
-      <w:r>
-        <w:rPr>
-          <w:rFonts w:ascii="Times New Roman" w:hAnsi="Times New Roman" w:cs="Times New Roman"/>
-          <w:b w:val="0"/>
-          <w:i w:val="0"/>
-          <w:color w:val="000000"/>
-          <w:sz w:val="24"/>
-        </w:rPr>
-      </w:r>
-    </w:p>
-    <w:p>
-      <w:pPr>
-        <w:spacing w:line="360" w:lineRule="auto" w:after="200" w:before="0"/>
-        <w:jc w:val="both"/>
-      </w:pPr>
-      <w:r>
-        <w:rPr>
-          <w:rFonts w:ascii="Times New Roman" w:hAnsi="Times New Roman" w:cs="Times New Roman"/>
-          <w:b/>
-          <w:i w:val="0"/>
-          <w:color w:val="000000"/>
-          <w:sz w:val="26"/>
-        </w:rPr>
-        <w:t>Table C7. DISCERN Section Scores by Platform (Median, IQR)</w:t>
-      </w:r>
-    </w:p>
-    <w:tbl>
-      <w:tblPr>
-        <w:tblStyle w:val="TableGrid"/>
-        <w:tblW w:type="auto" w:w="0"/>
-        <w:jc w:val="center"/>
-        <w:tblLook w:firstColumn="1" w:firstRow="1" w:lastColumn="0" w:lastRow="0" w:noHBand="0" w:noVBand="1" w:val="04A0"/>
-      </w:tblPr>
-      <w:tblGrid>
-        <w:gridCol w:w="1805"/>
-        <w:gridCol w:w="1805"/>
-        <w:gridCol w:w="1805"/>
-        <w:gridCol w:w="1805"/>
-        <w:gridCol w:w="1805"/>
-      </w:tblGrid>
-      <w:tr>
-        <w:tc>
-          <w:tcPr>
-            <w:tcW w:type="dxa" w:w="1805"/>
-            <w:shd w:fill="D9E2F3" w:val="clear"/>
-          </w:tcPr>
-          <w:p>
-            <w:pPr>
-              <w:spacing w:line="240" w:lineRule="auto" w:after="40" w:before="0"/>
-              <w:jc w:val="center"/>
-            </w:pPr>
-            <w:r>
-              <w:rPr>
-                <w:rFonts w:ascii="Times New Roman" w:hAnsi="Times New Roman" w:cs="Times New Roman"/>
-                <w:b/>
-                <w:i w:val="0"/>
-                <w:color w:val="000000"/>
-                <w:sz w:val="20"/>
-              </w:rPr>
-              <w:t>Platform</w:t>
-            </w:r>
-          </w:p>
-        </w:tc>
-        <w:tc>
-          <w:tcPr>
-            <w:tcW w:type="dxa" w:w="1805"/>
-            <w:shd w:fill="D9E2F3" w:val="clear"/>
-          </w:tcPr>
-          <w:p>
-            <w:pPr>
-              <w:spacing w:line="240" w:lineRule="auto" w:after="40" w:before="0"/>
-              <w:jc w:val="center"/>
-            </w:pPr>
-            <w:r>
-              <w:rPr>
-                <w:rFonts w:ascii="Times New Roman" w:hAnsi="Times New Roman" w:cs="Times New Roman"/>
-                <w:b/>
-                <w:i w:val="0"/>
-                <w:color w:val="000000"/>
-                <w:sz w:val="20"/>
-              </w:rPr>
-              <w:t>Section 1 Mdn</w:t>
-            </w:r>
-          </w:p>
-        </w:tc>
-        <w:tc>
-          <w:tcPr>
-            <w:tcW w:type="dxa" w:w="1805"/>
-            <w:shd w:fill="D9E2F3" w:val="clear"/>
-          </w:tcPr>
-          <w:p>
-            <w:pPr>
-              <w:spacing w:line="240" w:lineRule="auto" w:after="40" w:before="0"/>
-              <w:jc w:val="center"/>
-            </w:pPr>
-            <w:r>
-              <w:rPr>
-                <w:rFonts w:ascii="Times New Roman" w:hAnsi="Times New Roman" w:cs="Times New Roman"/>
-                <w:b/>
-                <w:i w:val="0"/>
-                <w:color w:val="000000"/>
-                <w:sz w:val="20"/>
-              </w:rPr>
-              <w:t>Section 1 IQR</w:t>
-            </w:r>
-          </w:p>
-        </w:tc>
-        <w:tc>
-          <w:tcPr>
-            <w:tcW w:type="dxa" w:w="1805"/>
-            <w:shd w:fill="D9E2F3" w:val="clear"/>
-          </w:tcPr>
-          <w:p>
-            <w:pPr>
-              <w:spacing w:line="240" w:lineRule="auto" w:after="40" w:before="0"/>
-              <w:jc w:val="center"/>
-            </w:pPr>
-            <w:r>
-              <w:rPr>
-                <w:rFonts w:ascii="Times New Roman" w:hAnsi="Times New Roman" w:cs="Times New Roman"/>
-                <w:b/>
-                <w:i w:val="0"/>
-                <w:color w:val="000000"/>
-                <w:sz w:val="20"/>
-              </w:rPr>
-              <w:t>Section 2 Mdn</w:t>
-            </w:r>
-          </w:p>
-        </w:tc>
-        <w:tc>
-          <w:tcPr>
-            <w:tcW w:type="dxa" w:w="1805"/>
-            <w:shd w:fill="D9E2F3" w:val="clear"/>
-          </w:tcPr>
-          <w:p>
-            <w:pPr>
-              <w:spacing w:line="240" w:lineRule="auto" w:after="40" w:before="0"/>
-              <w:jc w:val="center"/>
-            </w:pPr>
-            <w:r>
-              <w:rPr>
-                <w:rFonts w:ascii="Times New Roman" w:hAnsi="Times New Roman" w:cs="Times New Roman"/>
-                <w:b/>
-                <w:i w:val="0"/>
-                <w:color w:val="000000"/>
-                <w:sz w:val="20"/>
-              </w:rPr>
-              <w:t>Section 2 IQR</w:t>
+              <w:t>***</w:t>
             </w:r>
           </w:p>
         </w:tc>
@@ -4661,19 +2887,12 @@
             <w:tcW w:type="dxa" w:w="1805"/>
           </w:tcPr>
           <w:p>
-            <w:pPr>
-              <w:spacing w:line="240" w:lineRule="auto" w:after="40" w:before="0"/>
-              <w:jc w:val="center"/>
-            </w:pPr>
             <w:r>
               <w:rPr>
-                <w:rFonts w:ascii="Times New Roman" w:hAnsi="Times New Roman" w:cs="Times New Roman"/>
-                <w:b w:val="0"/>
-                <w:i w:val="0"/>
-                <w:color w:val="000000"/>
+                <w:rFonts w:ascii="Times New Roman" w:hAnsi="Times New Roman"/>
                 <w:sz w:val="20"/>
               </w:rPr>
-              <w:t>Website</w:t>
+              <w:t>YouTube vs Instagram</w:t>
             </w:r>
           </w:p>
         </w:tc>
@@ -4682,19 +2901,12 @@
             <w:tcW w:type="dxa" w:w="1805"/>
           </w:tcPr>
           <w:p>
-            <w:pPr>
-              <w:spacing w:line="240" w:lineRule="auto" w:after="40" w:before="0"/>
-              <w:jc w:val="center"/>
-            </w:pPr>
             <w:r>
               <w:rPr>
-                <w:rFonts w:ascii="Times New Roman" w:hAnsi="Times New Roman" w:cs="Times New Roman"/>
-                <w:b w:val="0"/>
-                <w:i w:val="0"/>
-                <w:color w:val="000000"/>
+                <w:rFonts w:ascii="Times New Roman" w:hAnsi="Times New Roman"/>
                 <w:sz w:val="20"/>
               </w:rPr>
-              <w:t>25</w:t>
+              <w:t>2468</w:t>
             </w:r>
           </w:p>
         </w:tc>
@@ -4703,19 +2915,12 @@
             <w:tcW w:type="dxa" w:w="1805"/>
           </w:tcPr>
           <w:p>
-            <w:pPr>
-              <w:spacing w:line="240" w:lineRule="auto" w:after="40" w:before="0"/>
-              <w:jc w:val="center"/>
-            </w:pPr>
             <w:r>
               <w:rPr>
-                <w:rFonts w:ascii="Times New Roman" w:hAnsi="Times New Roman" w:cs="Times New Roman"/>
-                <w:b w:val="0"/>
-                <w:i w:val="0"/>
-                <w:color w:val="000000"/>
+                <w:rFonts w:ascii="Times New Roman" w:hAnsi="Times New Roman"/>
                 <w:sz w:val="20"/>
               </w:rPr>
-              <w:t>23–29</w:t>
+              <w:t>&lt;.0001</w:t>
             </w:r>
           </w:p>
         </w:tc>
@@ -4724,19 +2929,12 @@
             <w:tcW w:type="dxa" w:w="1805"/>
           </w:tcPr>
           <w:p>
-            <w:pPr>
-              <w:spacing w:line="240" w:lineRule="auto" w:after="40" w:before="0"/>
-              <w:jc w:val="center"/>
-            </w:pPr>
             <w:r>
               <w:rPr>
-                <w:rFonts w:ascii="Times New Roman" w:hAnsi="Times New Roman" w:cs="Times New Roman"/>
-                <w:b w:val="0"/>
-                <w:i w:val="0"/>
-                <w:color w:val="000000"/>
+                <w:rFonts w:ascii="Times New Roman" w:hAnsi="Times New Roman"/>
                 <w:sz w:val="20"/>
               </w:rPr>
-              <w:t>18</w:t>
+              <w:t>−0.974</w:t>
             </w:r>
           </w:p>
         </w:tc>
@@ -4745,19 +2943,12 @@
             <w:tcW w:type="dxa" w:w="1805"/>
           </w:tcPr>
           <w:p>
-            <w:pPr>
-              <w:spacing w:line="240" w:lineRule="auto" w:after="40" w:before="0"/>
-              <w:jc w:val="center"/>
-            </w:pPr>
             <w:r>
               <w:rPr>
-                <w:rFonts w:ascii="Times New Roman" w:hAnsi="Times New Roman" w:cs="Times New Roman"/>
-                <w:b w:val="0"/>
-                <w:i w:val="0"/>
-                <w:color w:val="000000"/>
+                <w:rFonts w:ascii="Times New Roman" w:hAnsi="Times New Roman"/>
                 <w:sz w:val="20"/>
               </w:rPr>
-              <w:t>16–21</w:t>
+              <w:t>***</w:t>
             </w:r>
           </w:p>
         </w:tc>
@@ -4768,16 +2959,501 @@
             <w:tcW w:type="dxa" w:w="1805"/>
           </w:tcPr>
           <w:p>
-            <w:pPr>
-              <w:spacing w:line="240" w:lineRule="auto" w:after="40" w:before="0"/>
-              <w:jc w:val="center"/>
-            </w:pPr>
             <w:r>
               <w:rPr>
-                <w:rFonts w:ascii="Times New Roman" w:hAnsi="Times New Roman" w:cs="Times New Roman"/>
-                <w:b w:val="0"/>
-                <w:i w:val="0"/>
-                <w:color w:val="000000"/>
+                <w:rFonts w:ascii="Times New Roman" w:hAnsi="Times New Roman"/>
+                <w:sz w:val="20"/>
+              </w:rPr>
+              <w:t>TikTok vs Instagram</w:t>
+            </w:r>
+          </w:p>
+        </w:tc>
+        <w:tc>
+          <w:tcPr>
+            <w:tcW w:type="dxa" w:w="1805"/>
+          </w:tcPr>
+          <w:p>
+            <w:r>
+              <w:rPr>
+                <w:rFonts w:ascii="Times New Roman" w:hAnsi="Times New Roman"/>
+                <w:sz w:val="20"/>
+              </w:rPr>
+              <w:t>2051</w:t>
+            </w:r>
+          </w:p>
+        </w:tc>
+        <w:tc>
+          <w:tcPr>
+            <w:tcW w:type="dxa" w:w="1805"/>
+          </w:tcPr>
+          <w:p>
+            <w:r>
+              <w:rPr>
+                <w:rFonts w:ascii="Times New Roman" w:hAnsi="Times New Roman"/>
+                <w:sz w:val="20"/>
+              </w:rPr>
+              <w:t>&lt;.0001</w:t>
+            </w:r>
+          </w:p>
+        </w:tc>
+        <w:tc>
+          <w:tcPr>
+            <w:tcW w:type="dxa" w:w="1805"/>
+          </w:tcPr>
+          <w:p>
+            <w:r>
+              <w:rPr>
+                <w:rFonts w:ascii="Times New Roman" w:hAnsi="Times New Roman"/>
+                <w:sz w:val="20"/>
+              </w:rPr>
+              <w:t>−0.641</w:t>
+            </w:r>
+          </w:p>
+        </w:tc>
+        <w:tc>
+          <w:tcPr>
+            <w:tcW w:type="dxa" w:w="1805"/>
+          </w:tcPr>
+          <w:p>
+            <w:r>
+              <w:rPr>
+                <w:rFonts w:ascii="Times New Roman" w:hAnsi="Times New Roman"/>
+                <w:sz w:val="20"/>
+              </w:rPr>
+              <w:t>***</w:t>
+            </w:r>
+          </w:p>
+        </w:tc>
+      </w:tr>
+    </w:tbl>
+    <w:p>
+      <w:pPr>
+        <w:spacing w:line="360" w:lineRule="auto"/>
+        <w:jc w:val="both"/>
+      </w:pPr>
+      <w:r>
+        <w:rPr>
+          <w:rFonts w:ascii="Times New Roman" w:hAnsi="Times New Roman"/>
+          <w:b w:val="0"/>
+          <w:i/>
+          <w:sz w:val="24"/>
+        </w:rPr>
+        <w:t>Note. *** p &lt; .001. Effect size r computed as Z / sqrt(N).</w:t>
+      </w:r>
+    </w:p>
+    <w:p>
+      <w:pPr>
+        <w:spacing w:line="360" w:lineRule="auto"/>
+        <w:jc w:val="both"/>
+      </w:pPr>
+      <w:r>
+        <w:rPr>
+          <w:rFonts w:ascii="Times New Roman" w:hAnsi="Times New Roman"/>
+          <w:b w:val="0"/>
+          <w:i w:val="0"/>
+          <w:sz w:val="24"/>
+        </w:rPr>
+      </w:r>
+    </w:p>
+    <w:p>
+      <w:pPr>
+        <w:pStyle w:val="Heading2"/>
+      </w:pPr>
+      <w:r>
+        <w:rPr>
+          <w:rFonts w:ascii="Times New Roman" w:hAnsi="Times New Roman"/>
+          <w:color w:val="000000"/>
+        </w:rPr>
+        <w:t>C.3 Engagement–Quality Correlations</w:t>
+      </w:r>
+    </w:p>
+    <w:p>
+      <w:pPr>
+        <w:spacing w:line="360" w:lineRule="auto"/>
+        <w:jc w:val="left"/>
+      </w:pPr>
+      <w:r>
+        <w:rPr>
+          <w:rFonts w:ascii="Times New Roman" w:hAnsi="Times New Roman"/>
+          <w:b/>
+          <w:i w:val="0"/>
+          <w:sz w:val="24"/>
+        </w:rPr>
+        <w:t>Table C6. Spearman Correlations Between Engagement Metrics and DISCERN Total by Platform</w:t>
+      </w:r>
+    </w:p>
+    <w:tbl>
+      <w:tblPr>
+        <w:tblStyle w:val="TableGrid"/>
+        <w:tblW w:type="auto" w:w="0"/>
+        <w:tblLook w:firstColumn="1" w:firstRow="1" w:lastColumn="0" w:lastRow="0" w:noHBand="0" w:noVBand="1" w:val="04A0"/>
+      </w:tblPr>
+      <w:tblGrid>
+        <w:gridCol w:w="1504"/>
+        <w:gridCol w:w="1504"/>
+        <w:gridCol w:w="1504"/>
+        <w:gridCol w:w="1504"/>
+        <w:gridCol w:w="1504"/>
+        <w:gridCol w:w="1504"/>
+      </w:tblGrid>
+      <w:tr>
+        <w:tc>
+          <w:tcPr>
+            <w:tcW w:type="dxa" w:w="1504"/>
+          </w:tcPr>
+          <w:p>
+            <w:r>
+              <w:rPr>
+                <w:rFonts w:ascii="Times New Roman" w:hAnsi="Times New Roman"/>
+                <w:b/>
+                <w:sz w:val="20"/>
+              </w:rPr>
+              <w:t>Platform</w:t>
+            </w:r>
+          </w:p>
+        </w:tc>
+        <w:tc>
+          <w:tcPr>
+            <w:tcW w:type="dxa" w:w="1504"/>
+          </w:tcPr>
+          <w:p>
+            <w:r>
+              <w:rPr>
+                <w:rFonts w:ascii="Times New Roman" w:hAnsi="Times New Roman"/>
+                <w:b/>
+                <w:sz w:val="20"/>
+              </w:rPr>
+              <w:t>Metric</w:t>
+            </w:r>
+          </w:p>
+        </w:tc>
+        <w:tc>
+          <w:tcPr>
+            <w:tcW w:type="dxa" w:w="1504"/>
+          </w:tcPr>
+          <w:p>
+            <w:r>
+              <w:rPr>
+                <w:rFonts w:ascii="Times New Roman" w:hAnsi="Times New Roman"/>
+                <w:b/>
+                <w:sz w:val="20"/>
+              </w:rPr>
+              <w:t>n</w:t>
+            </w:r>
+          </w:p>
+        </w:tc>
+        <w:tc>
+          <w:tcPr>
+            <w:tcW w:type="dxa" w:w="1504"/>
+          </w:tcPr>
+          <w:p>
+            <w:r>
+              <w:rPr>
+                <w:rFonts w:ascii="Times New Roman" w:hAnsi="Times New Roman"/>
+                <w:b/>
+                <w:sz w:val="20"/>
+              </w:rPr>
+              <w:t>rho</w:t>
+            </w:r>
+          </w:p>
+        </w:tc>
+        <w:tc>
+          <w:tcPr>
+            <w:tcW w:type="dxa" w:w="1504"/>
+          </w:tcPr>
+          <w:p>
+            <w:r>
+              <w:rPr>
+                <w:rFonts w:ascii="Times New Roman" w:hAnsi="Times New Roman"/>
+                <w:b/>
+                <w:sz w:val="20"/>
+              </w:rPr>
+              <w:t>p</w:t>
+            </w:r>
+          </w:p>
+        </w:tc>
+        <w:tc>
+          <w:tcPr>
+            <w:tcW w:type="dxa" w:w="1504"/>
+          </w:tcPr>
+          <w:p>
+            <w:r>
+              <w:rPr>
+                <w:rFonts w:ascii="Times New Roman" w:hAnsi="Times New Roman"/>
+                <w:b/>
+                <w:sz w:val="20"/>
+              </w:rPr>
+              <w:t>Sig.</w:t>
+            </w:r>
+          </w:p>
+        </w:tc>
+      </w:tr>
+      <w:tr>
+        <w:tc>
+          <w:tcPr>
+            <w:tcW w:type="dxa" w:w="1504"/>
+          </w:tcPr>
+          <w:p>
+            <w:r>
+              <w:rPr>
+                <w:rFonts w:ascii="Times New Roman" w:hAnsi="Times New Roman"/>
+                <w:sz w:val="20"/>
+              </w:rPr>
+              <w:t>Overall</w:t>
+            </w:r>
+          </w:p>
+        </w:tc>
+        <w:tc>
+          <w:tcPr>
+            <w:tcW w:type="dxa" w:w="1504"/>
+          </w:tcPr>
+          <w:p>
+            <w:r>
+              <w:rPr>
+                <w:rFonts w:ascii="Times New Roman" w:hAnsi="Times New Roman"/>
+                <w:sz w:val="20"/>
+              </w:rPr>
+              <w:t>Views</w:t>
+            </w:r>
+          </w:p>
+        </w:tc>
+        <w:tc>
+          <w:tcPr>
+            <w:tcW w:type="dxa" w:w="1504"/>
+          </w:tcPr>
+          <w:p>
+            <w:r>
+              <w:rPr>
+                <w:rFonts w:ascii="Times New Roman" w:hAnsi="Times New Roman"/>
+                <w:sz w:val="20"/>
+              </w:rPr>
+              <w:t>63</w:t>
+            </w:r>
+          </w:p>
+        </w:tc>
+        <w:tc>
+          <w:tcPr>
+            <w:tcW w:type="dxa" w:w="1504"/>
+          </w:tcPr>
+          <w:p>
+            <w:r>
+              <w:rPr>
+                <w:rFonts w:ascii="Times New Roman" w:hAnsi="Times New Roman"/>
+                <w:sz w:val="20"/>
+              </w:rPr>
+              <w:t>.017</w:t>
+            </w:r>
+          </w:p>
+        </w:tc>
+        <w:tc>
+          <w:tcPr>
+            <w:tcW w:type="dxa" w:w="1504"/>
+          </w:tcPr>
+          <w:p>
+            <w:r>
+              <w:rPr>
+                <w:rFonts w:ascii="Times New Roman" w:hAnsi="Times New Roman"/>
+                <w:sz w:val="20"/>
+              </w:rPr>
+              <w:t>.894</w:t>
+            </w:r>
+          </w:p>
+        </w:tc>
+        <w:tc>
+          <w:tcPr>
+            <w:tcW w:type="dxa" w:w="1504"/>
+          </w:tcPr>
+          <w:p>
+            <w:r>
+              <w:rPr>
+                <w:rFonts w:ascii="Times New Roman" w:hAnsi="Times New Roman"/>
+                <w:sz w:val="20"/>
+              </w:rPr>
+            </w:r>
+          </w:p>
+        </w:tc>
+      </w:tr>
+      <w:tr>
+        <w:tc>
+          <w:tcPr>
+            <w:tcW w:type="dxa" w:w="1504"/>
+          </w:tcPr>
+          <w:p>
+            <w:r>
+              <w:rPr>
+                <w:rFonts w:ascii="Times New Roman" w:hAnsi="Times New Roman"/>
+                <w:sz w:val="20"/>
+              </w:rPr>
+              <w:t>Overall</w:t>
+            </w:r>
+          </w:p>
+        </w:tc>
+        <w:tc>
+          <w:tcPr>
+            <w:tcW w:type="dxa" w:w="1504"/>
+          </w:tcPr>
+          <w:p>
+            <w:r>
+              <w:rPr>
+                <w:rFonts w:ascii="Times New Roman" w:hAnsi="Times New Roman"/>
+                <w:sz w:val="20"/>
+              </w:rPr>
+              <w:t>Likes</w:t>
+            </w:r>
+          </w:p>
+        </w:tc>
+        <w:tc>
+          <w:tcPr>
+            <w:tcW w:type="dxa" w:w="1504"/>
+          </w:tcPr>
+          <w:p>
+            <w:r>
+              <w:rPr>
+                <w:rFonts w:ascii="Times New Roman" w:hAnsi="Times New Roman"/>
+                <w:sz w:val="20"/>
+              </w:rPr>
+              <w:t>121</w:t>
+            </w:r>
+          </w:p>
+        </w:tc>
+        <w:tc>
+          <w:tcPr>
+            <w:tcW w:type="dxa" w:w="1504"/>
+          </w:tcPr>
+          <w:p>
+            <w:r>
+              <w:rPr>
+                <w:rFonts w:ascii="Times New Roman" w:hAnsi="Times New Roman"/>
+                <w:sz w:val="20"/>
+              </w:rPr>
+              <w:t>.549</w:t>
+            </w:r>
+          </w:p>
+        </w:tc>
+        <w:tc>
+          <w:tcPr>
+            <w:tcW w:type="dxa" w:w="1504"/>
+          </w:tcPr>
+          <w:p>
+            <w:r>
+              <w:rPr>
+                <w:rFonts w:ascii="Times New Roman" w:hAnsi="Times New Roman"/>
+                <w:sz w:val="20"/>
+              </w:rPr>
+              <w:t>&lt;.001</w:t>
+            </w:r>
+          </w:p>
+        </w:tc>
+        <w:tc>
+          <w:tcPr>
+            <w:tcW w:type="dxa" w:w="1504"/>
+          </w:tcPr>
+          <w:p>
+            <w:r>
+              <w:rPr>
+                <w:rFonts w:ascii="Times New Roman" w:hAnsi="Times New Roman"/>
+                <w:sz w:val="20"/>
+              </w:rPr>
+              <w:t>***</w:t>
+            </w:r>
+          </w:p>
+        </w:tc>
+      </w:tr>
+      <w:tr>
+        <w:tc>
+          <w:tcPr>
+            <w:tcW w:type="dxa" w:w="1504"/>
+          </w:tcPr>
+          <w:p>
+            <w:r>
+              <w:rPr>
+                <w:rFonts w:ascii="Times New Roman" w:hAnsi="Times New Roman"/>
+                <w:sz w:val="20"/>
+              </w:rPr>
+              <w:t>Overall</w:t>
+            </w:r>
+          </w:p>
+        </w:tc>
+        <w:tc>
+          <w:tcPr>
+            <w:tcW w:type="dxa" w:w="1504"/>
+          </w:tcPr>
+          <w:p>
+            <w:r>
+              <w:rPr>
+                <w:rFonts w:ascii="Times New Roman" w:hAnsi="Times New Roman"/>
+                <w:sz w:val="20"/>
+              </w:rPr>
+              <w:t>Comments</w:t>
+            </w:r>
+          </w:p>
+        </w:tc>
+        <w:tc>
+          <w:tcPr>
+            <w:tcW w:type="dxa" w:w="1504"/>
+          </w:tcPr>
+          <w:p>
+            <w:r>
+              <w:rPr>
+                <w:rFonts w:ascii="Times New Roman" w:hAnsi="Times New Roman"/>
+                <w:sz w:val="20"/>
+              </w:rPr>
+              <w:t>111</w:t>
+            </w:r>
+          </w:p>
+        </w:tc>
+        <w:tc>
+          <w:tcPr>
+            <w:tcW w:type="dxa" w:w="1504"/>
+          </w:tcPr>
+          <w:p>
+            <w:r>
+              <w:rPr>
+                <w:rFonts w:ascii="Times New Roman" w:hAnsi="Times New Roman"/>
+                <w:sz w:val="20"/>
+              </w:rPr>
+              <w:t>.520</w:t>
+            </w:r>
+          </w:p>
+        </w:tc>
+        <w:tc>
+          <w:tcPr>
+            <w:tcW w:type="dxa" w:w="1504"/>
+          </w:tcPr>
+          <w:p>
+            <w:r>
+              <w:rPr>
+                <w:rFonts w:ascii="Times New Roman" w:hAnsi="Times New Roman"/>
+                <w:sz w:val="20"/>
+              </w:rPr>
+              <w:t>&lt;.001</w:t>
+            </w:r>
+          </w:p>
+        </w:tc>
+        <w:tc>
+          <w:tcPr>
+            <w:tcW w:type="dxa" w:w="1504"/>
+          </w:tcPr>
+          <w:p>
+            <w:r>
+              <w:rPr>
+                <w:rFonts w:ascii="Times New Roman" w:hAnsi="Times New Roman"/>
+                <w:sz w:val="20"/>
+              </w:rPr>
+              <w:t>***</w:t>
+            </w:r>
+          </w:p>
+        </w:tc>
+      </w:tr>
+      <w:tr>
+        <w:tc>
+          <w:tcPr>
+            <w:tcW w:type="dxa" w:w="1504"/>
+          </w:tcPr>
+          <w:p>
+            <w:r>
+              <w:rPr>
+                <w:rFonts w:ascii="Times New Roman" w:hAnsi="Times New Roman"/>
                 <w:sz w:val="20"/>
               </w:rPr>
               <w:t>YouTube</w:t>
@@ -4786,85 +3462,71 @@
         </w:tc>
         <w:tc>
           <w:tcPr>
-            <w:tcW w:type="dxa" w:w="1805"/>
+            <w:tcW w:type="dxa" w:w="1504"/>
           </w:tcPr>
           <w:p>
-            <w:pPr>
-              <w:spacing w:line="240" w:lineRule="auto" w:after="40" w:before="0"/>
-              <w:jc w:val="center"/>
-            </w:pPr>
             <w:r>
               <w:rPr>
-                <w:rFonts w:ascii="Times New Roman" w:hAnsi="Times New Roman" w:cs="Times New Roman"/>
-                <w:b w:val="0"/>
-                <w:i w:val="0"/>
-                <w:color w:val="000000"/>
+                <w:rFonts w:ascii="Times New Roman" w:hAnsi="Times New Roman"/>
                 <w:sz w:val="20"/>
               </w:rPr>
-              <w:t>24</w:t>
+              <w:t>Views</w:t>
             </w:r>
           </w:p>
         </w:tc>
         <w:tc>
           <w:tcPr>
-            <w:tcW w:type="dxa" w:w="1805"/>
+            <w:tcW w:type="dxa" w:w="1504"/>
           </w:tcPr>
           <w:p>
-            <w:pPr>
-              <w:spacing w:line="240" w:lineRule="auto" w:after="40" w:before="0"/>
-              <w:jc w:val="center"/>
-            </w:pPr>
             <w:r>
               <w:rPr>
-                <w:rFonts w:ascii="Times New Roman" w:hAnsi="Times New Roman" w:cs="Times New Roman"/>
-                <w:b w:val="0"/>
-                <w:i w:val="0"/>
-                <w:color w:val="000000"/>
+                <w:rFonts w:ascii="Times New Roman" w:hAnsi="Times New Roman"/>
                 <w:sz w:val="20"/>
               </w:rPr>
-              <w:t>21–27</w:t>
+              <w:t>—</w:t>
             </w:r>
           </w:p>
         </w:tc>
         <w:tc>
           <w:tcPr>
-            <w:tcW w:type="dxa" w:w="1805"/>
+            <w:tcW w:type="dxa" w:w="1504"/>
           </w:tcPr>
           <w:p>
-            <w:pPr>
-              <w:spacing w:line="240" w:lineRule="auto" w:after="40" w:before="0"/>
-              <w:jc w:val="center"/>
-            </w:pPr>
             <w:r>
               <w:rPr>
-                <w:rFonts w:ascii="Times New Roman" w:hAnsi="Times New Roman" w:cs="Times New Roman"/>
-                <w:b w:val="0"/>
-                <w:i w:val="0"/>
-                <w:color w:val="000000"/>
+                <w:rFonts w:ascii="Times New Roman" w:hAnsi="Times New Roman"/>
                 <w:sz w:val="20"/>
               </w:rPr>
-              <w:t>16</w:t>
+              <w:t>−.352</w:t>
             </w:r>
           </w:p>
         </w:tc>
         <w:tc>
           <w:tcPr>
-            <w:tcW w:type="dxa" w:w="1805"/>
+            <w:tcW w:type="dxa" w:w="1504"/>
           </w:tcPr>
           <w:p>
-            <w:pPr>
-              <w:spacing w:line="240" w:lineRule="auto" w:after="40" w:before="0"/>
-              <w:jc w:val="center"/>
-            </w:pPr>
             <w:r>
               <w:rPr>
-                <w:rFonts w:ascii="Times New Roman" w:hAnsi="Times New Roman" w:cs="Times New Roman"/>
-                <w:b w:val="0"/>
-                <w:i w:val="0"/>
-                <w:color w:val="000000"/>
+                <w:rFonts w:ascii="Times New Roman" w:hAnsi="Times New Roman"/>
                 <w:sz w:val="20"/>
               </w:rPr>
-              <w:t>14–18</w:t>
+              <w:t>.018</w:t>
+            </w:r>
+          </w:p>
+        </w:tc>
+        <w:tc>
+          <w:tcPr>
+            <w:tcW w:type="dxa" w:w="1504"/>
+          </w:tcPr>
+          <w:p>
+            <w:r>
+              <w:rPr>
+                <w:rFonts w:ascii="Times New Roman" w:hAnsi="Times New Roman"/>
+                <w:sz w:val="20"/>
+              </w:rPr>
+              <w:t>*</w:t>
             </w:r>
           </w:p>
         </w:tc>
@@ -4872,19 +3534,183 @@
       <w:tr>
         <w:tc>
           <w:tcPr>
-            <w:tcW w:type="dxa" w:w="1805"/>
+            <w:tcW w:type="dxa" w:w="1504"/>
           </w:tcPr>
           <w:p>
-            <w:pPr>
-              <w:spacing w:line="240" w:lineRule="auto" w:after="40" w:before="0"/>
-              <w:jc w:val="center"/>
-            </w:pPr>
             <w:r>
               <w:rPr>
-                <w:rFonts w:ascii="Times New Roman" w:hAnsi="Times New Roman" w:cs="Times New Roman"/>
-                <w:b w:val="0"/>
-                <w:i w:val="0"/>
-                <w:color w:val="000000"/>
+                <w:rFonts w:ascii="Times New Roman" w:hAnsi="Times New Roman"/>
+                <w:sz w:val="20"/>
+              </w:rPr>
+              <w:t>YouTube</w:t>
+            </w:r>
+          </w:p>
+        </w:tc>
+        <w:tc>
+          <w:tcPr>
+            <w:tcW w:type="dxa" w:w="1504"/>
+          </w:tcPr>
+          <w:p>
+            <w:r>
+              <w:rPr>
+                <w:rFonts w:ascii="Times New Roman" w:hAnsi="Times New Roman"/>
+                <w:sz w:val="20"/>
+              </w:rPr>
+              <w:t>Likes</w:t>
+            </w:r>
+          </w:p>
+        </w:tc>
+        <w:tc>
+          <w:tcPr>
+            <w:tcW w:type="dxa" w:w="1504"/>
+          </w:tcPr>
+          <w:p>
+            <w:r>
+              <w:rPr>
+                <w:rFonts w:ascii="Times New Roman" w:hAnsi="Times New Roman"/>
+                <w:sz w:val="20"/>
+              </w:rPr>
+              <w:t>—</w:t>
+            </w:r>
+          </w:p>
+        </w:tc>
+        <w:tc>
+          <w:tcPr>
+            <w:tcW w:type="dxa" w:w="1504"/>
+          </w:tcPr>
+          <w:p>
+            <w:r>
+              <w:rPr>
+                <w:rFonts w:ascii="Times New Roman" w:hAnsi="Times New Roman"/>
+                <w:sz w:val="20"/>
+              </w:rPr>
+              <w:t>−.338</w:t>
+            </w:r>
+          </w:p>
+        </w:tc>
+        <w:tc>
+          <w:tcPr>
+            <w:tcW w:type="dxa" w:w="1504"/>
+          </w:tcPr>
+          <w:p>
+            <w:r>
+              <w:rPr>
+                <w:rFonts w:ascii="Times New Roman" w:hAnsi="Times New Roman"/>
+                <w:sz w:val="20"/>
+              </w:rPr>
+              <w:t>.023</w:t>
+            </w:r>
+          </w:p>
+        </w:tc>
+        <w:tc>
+          <w:tcPr>
+            <w:tcW w:type="dxa" w:w="1504"/>
+          </w:tcPr>
+          <w:p>
+            <w:r>
+              <w:rPr>
+                <w:rFonts w:ascii="Times New Roman" w:hAnsi="Times New Roman"/>
+                <w:sz w:val="20"/>
+              </w:rPr>
+              <w:t>*</w:t>
+            </w:r>
+          </w:p>
+        </w:tc>
+      </w:tr>
+      <w:tr>
+        <w:tc>
+          <w:tcPr>
+            <w:tcW w:type="dxa" w:w="1504"/>
+          </w:tcPr>
+          <w:p>
+            <w:r>
+              <w:rPr>
+                <w:rFonts w:ascii="Times New Roman" w:hAnsi="Times New Roman"/>
+                <w:sz w:val="20"/>
+              </w:rPr>
+              <w:t>YouTube</w:t>
+            </w:r>
+          </w:p>
+        </w:tc>
+        <w:tc>
+          <w:tcPr>
+            <w:tcW w:type="dxa" w:w="1504"/>
+          </w:tcPr>
+          <w:p>
+            <w:r>
+              <w:rPr>
+                <w:rFonts w:ascii="Times New Roman" w:hAnsi="Times New Roman"/>
+                <w:sz w:val="20"/>
+              </w:rPr>
+              <w:t>Comments</w:t>
+            </w:r>
+          </w:p>
+        </w:tc>
+        <w:tc>
+          <w:tcPr>
+            <w:tcW w:type="dxa" w:w="1504"/>
+          </w:tcPr>
+          <w:p>
+            <w:r>
+              <w:rPr>
+                <w:rFonts w:ascii="Times New Roman" w:hAnsi="Times New Roman"/>
+                <w:sz w:val="20"/>
+              </w:rPr>
+              <w:t>—</w:t>
+            </w:r>
+          </w:p>
+        </w:tc>
+        <w:tc>
+          <w:tcPr>
+            <w:tcW w:type="dxa" w:w="1504"/>
+          </w:tcPr>
+          <w:p>
+            <w:r>
+              <w:rPr>
+                <w:rFonts w:ascii="Times New Roman" w:hAnsi="Times New Roman"/>
+                <w:sz w:val="20"/>
+              </w:rPr>
+              <w:t>−.239</w:t>
+            </w:r>
+          </w:p>
+        </w:tc>
+        <w:tc>
+          <w:tcPr>
+            <w:tcW w:type="dxa" w:w="1504"/>
+          </w:tcPr>
+          <w:p>
+            <w:r>
+              <w:rPr>
+                <w:rFonts w:ascii="Times New Roman" w:hAnsi="Times New Roman"/>
+                <w:sz w:val="20"/>
+              </w:rPr>
+              <w:t>.127</w:t>
+            </w:r>
+          </w:p>
+        </w:tc>
+        <w:tc>
+          <w:tcPr>
+            <w:tcW w:type="dxa" w:w="1504"/>
+          </w:tcPr>
+          <w:p>
+            <w:r>
+              <w:rPr>
+                <w:rFonts w:ascii="Times New Roman" w:hAnsi="Times New Roman"/>
+                <w:sz w:val="20"/>
+              </w:rPr>
+            </w:r>
+          </w:p>
+        </w:tc>
+      </w:tr>
+      <w:tr>
+        <w:tc>
+          <w:tcPr>
+            <w:tcW w:type="dxa" w:w="1504"/>
+          </w:tcPr>
+          <w:p>
+            <w:r>
+              <w:rPr>
+                <w:rFonts w:ascii="Times New Roman" w:hAnsi="Times New Roman"/>
                 <w:sz w:val="20"/>
               </w:rPr>
               <w:t>TikTok</w:t>
@@ -4893,85 +3719,71 @@
         </w:tc>
         <w:tc>
           <w:tcPr>
-            <w:tcW w:type="dxa" w:w="1805"/>
+            <w:tcW w:type="dxa" w:w="1504"/>
           </w:tcPr>
           <w:p>
-            <w:pPr>
-              <w:spacing w:line="240" w:lineRule="auto" w:after="40" w:before="0"/>
-              <w:jc w:val="center"/>
-            </w:pPr>
             <w:r>
               <w:rPr>
-                <w:rFonts w:ascii="Times New Roman" w:hAnsi="Times New Roman" w:cs="Times New Roman"/>
-                <w:b w:val="0"/>
-                <w:i w:val="0"/>
-                <w:color w:val="000000"/>
+                <w:rFonts w:ascii="Times New Roman" w:hAnsi="Times New Roman"/>
                 <w:sz w:val="20"/>
               </w:rPr>
-              <w:t>19</w:t>
+              <w:t>Views</w:t>
             </w:r>
           </w:p>
         </w:tc>
         <w:tc>
           <w:tcPr>
-            <w:tcW w:type="dxa" w:w="1805"/>
+            <w:tcW w:type="dxa" w:w="1504"/>
           </w:tcPr>
           <w:p>
-            <w:pPr>
-              <w:spacing w:line="240" w:lineRule="auto" w:after="40" w:before="0"/>
-              <w:jc w:val="center"/>
-            </w:pPr>
             <w:r>
               <w:rPr>
-                <w:rFonts w:ascii="Times New Roman" w:hAnsi="Times New Roman" w:cs="Times New Roman"/>
-                <w:b w:val="0"/>
-                <w:i w:val="0"/>
-                <w:color w:val="000000"/>
+                <w:rFonts w:ascii="Times New Roman" w:hAnsi="Times New Roman"/>
                 <w:sz w:val="20"/>
               </w:rPr>
-              <w:t>17–22</w:t>
+              <w:t>—</w:t>
             </w:r>
           </w:p>
         </w:tc>
         <w:tc>
           <w:tcPr>
-            <w:tcW w:type="dxa" w:w="1805"/>
+            <w:tcW w:type="dxa" w:w="1504"/>
           </w:tcPr>
           <w:p>
-            <w:pPr>
-              <w:spacing w:line="240" w:lineRule="auto" w:after="40" w:before="0"/>
-              <w:jc w:val="center"/>
-            </w:pPr>
             <w:r>
               <w:rPr>
-                <w:rFonts w:ascii="Times New Roman" w:hAnsi="Times New Roman" w:cs="Times New Roman"/>
-                <w:b w:val="0"/>
-                <w:i w:val="0"/>
-                <w:color w:val="000000"/>
+                <w:rFonts w:ascii="Times New Roman" w:hAnsi="Times New Roman"/>
                 <w:sz w:val="20"/>
               </w:rPr>
-              <w:t>14</w:t>
+              <w:t>.522</w:t>
             </w:r>
           </w:p>
         </w:tc>
         <w:tc>
           <w:tcPr>
-            <w:tcW w:type="dxa" w:w="1805"/>
+            <w:tcW w:type="dxa" w:w="1504"/>
           </w:tcPr>
           <w:p>
-            <w:pPr>
-              <w:spacing w:line="240" w:lineRule="auto" w:after="40" w:before="0"/>
-              <w:jc w:val="center"/>
-            </w:pPr>
             <w:r>
               <w:rPr>
-                <w:rFonts w:ascii="Times New Roman" w:hAnsi="Times New Roman" w:cs="Times New Roman"/>
-                <w:b w:val="0"/>
-                <w:i w:val="0"/>
-                <w:color w:val="000000"/>
+                <w:rFonts w:ascii="Times New Roman" w:hAnsi="Times New Roman"/>
                 <w:sz w:val="20"/>
               </w:rPr>
-              <w:t>11–16</w:t>
+              <w:t>.026</w:t>
+            </w:r>
+          </w:p>
+        </w:tc>
+        <w:tc>
+          <w:tcPr>
+            <w:tcW w:type="dxa" w:w="1504"/>
+          </w:tcPr>
+          <w:p>
+            <w:r>
+              <w:rPr>
+                <w:rFonts w:ascii="Times New Roman" w:hAnsi="Times New Roman"/>
+                <w:sz w:val="20"/>
+              </w:rPr>
+              <w:t>*</w:t>
             </w:r>
           </w:p>
         </w:tc>
@@ -4979,19 +3791,183 @@
       <w:tr>
         <w:tc>
           <w:tcPr>
-            <w:tcW w:type="dxa" w:w="1805"/>
+            <w:tcW w:type="dxa" w:w="1504"/>
           </w:tcPr>
           <w:p>
-            <w:pPr>
-              <w:spacing w:line="240" w:lineRule="auto" w:after="40" w:before="0"/>
-              <w:jc w:val="center"/>
-            </w:pPr>
             <w:r>
               <w:rPr>
-                <w:rFonts w:ascii="Times New Roman" w:hAnsi="Times New Roman" w:cs="Times New Roman"/>
-                <w:b w:val="0"/>
-                <w:i w:val="0"/>
-                <w:color w:val="000000"/>
+                <w:rFonts w:ascii="Times New Roman" w:hAnsi="Times New Roman"/>
+                <w:sz w:val="20"/>
+              </w:rPr>
+              <w:t>TikTok</w:t>
+            </w:r>
+          </w:p>
+        </w:tc>
+        <w:tc>
+          <w:tcPr>
+            <w:tcW w:type="dxa" w:w="1504"/>
+          </w:tcPr>
+          <w:p>
+            <w:r>
+              <w:rPr>
+                <w:rFonts w:ascii="Times New Roman" w:hAnsi="Times New Roman"/>
+                <w:sz w:val="20"/>
+              </w:rPr>
+              <w:t>Likes</w:t>
+            </w:r>
+          </w:p>
+        </w:tc>
+        <w:tc>
+          <w:tcPr>
+            <w:tcW w:type="dxa" w:w="1504"/>
+          </w:tcPr>
+          <w:p>
+            <w:r>
+              <w:rPr>
+                <w:rFonts w:ascii="Times New Roman" w:hAnsi="Times New Roman"/>
+                <w:sz w:val="20"/>
+              </w:rPr>
+              <w:t>—</w:t>
+            </w:r>
+          </w:p>
+        </w:tc>
+        <w:tc>
+          <w:tcPr>
+            <w:tcW w:type="dxa" w:w="1504"/>
+          </w:tcPr>
+          <w:p>
+            <w:r>
+              <w:rPr>
+                <w:rFonts w:ascii="Times New Roman" w:hAnsi="Times New Roman"/>
+                <w:sz w:val="20"/>
+              </w:rPr>
+              <w:t>.475</w:t>
+            </w:r>
+          </w:p>
+        </w:tc>
+        <w:tc>
+          <w:tcPr>
+            <w:tcW w:type="dxa" w:w="1504"/>
+          </w:tcPr>
+          <w:p>
+            <w:r>
+              <w:rPr>
+                <w:rFonts w:ascii="Times New Roman" w:hAnsi="Times New Roman"/>
+                <w:sz w:val="20"/>
+              </w:rPr>
+              <w:t>.003</w:t>
+            </w:r>
+          </w:p>
+        </w:tc>
+        <w:tc>
+          <w:tcPr>
+            <w:tcW w:type="dxa" w:w="1504"/>
+          </w:tcPr>
+          <w:p>
+            <w:r>
+              <w:rPr>
+                <w:rFonts w:ascii="Times New Roman" w:hAnsi="Times New Roman"/>
+                <w:sz w:val="20"/>
+              </w:rPr>
+              <w:t>**</w:t>
+            </w:r>
+          </w:p>
+        </w:tc>
+      </w:tr>
+      <w:tr>
+        <w:tc>
+          <w:tcPr>
+            <w:tcW w:type="dxa" w:w="1504"/>
+          </w:tcPr>
+          <w:p>
+            <w:r>
+              <w:rPr>
+                <w:rFonts w:ascii="Times New Roman" w:hAnsi="Times New Roman"/>
+                <w:sz w:val="20"/>
+              </w:rPr>
+              <w:t>TikTok</w:t>
+            </w:r>
+          </w:p>
+        </w:tc>
+        <w:tc>
+          <w:tcPr>
+            <w:tcW w:type="dxa" w:w="1504"/>
+          </w:tcPr>
+          <w:p>
+            <w:r>
+              <w:rPr>
+                <w:rFonts w:ascii="Times New Roman" w:hAnsi="Times New Roman"/>
+                <w:sz w:val="20"/>
+              </w:rPr>
+              <w:t>Comments</w:t>
+            </w:r>
+          </w:p>
+        </w:tc>
+        <w:tc>
+          <w:tcPr>
+            <w:tcW w:type="dxa" w:w="1504"/>
+          </w:tcPr>
+          <w:p>
+            <w:r>
+              <w:rPr>
+                <w:rFonts w:ascii="Times New Roman" w:hAnsi="Times New Roman"/>
+                <w:sz w:val="20"/>
+              </w:rPr>
+              <w:t>—</w:t>
+            </w:r>
+          </w:p>
+        </w:tc>
+        <w:tc>
+          <w:tcPr>
+            <w:tcW w:type="dxa" w:w="1504"/>
+          </w:tcPr>
+          <w:p>
+            <w:r>
+              <w:rPr>
+                <w:rFonts w:ascii="Times New Roman" w:hAnsi="Times New Roman"/>
+                <w:sz w:val="20"/>
+              </w:rPr>
+              <w:t>.262</w:t>
+            </w:r>
+          </w:p>
+        </w:tc>
+        <w:tc>
+          <w:tcPr>
+            <w:tcW w:type="dxa" w:w="1504"/>
+          </w:tcPr>
+          <w:p>
+            <w:r>
+              <w:rPr>
+                <w:rFonts w:ascii="Times New Roman" w:hAnsi="Times New Roman"/>
+                <w:sz w:val="20"/>
+              </w:rPr>
+              <w:t>.094</w:t>
+            </w:r>
+          </w:p>
+        </w:tc>
+        <w:tc>
+          <w:tcPr>
+            <w:tcW w:type="dxa" w:w="1504"/>
+          </w:tcPr>
+          <w:p>
+            <w:r>
+              <w:rPr>
+                <w:rFonts w:ascii="Times New Roman" w:hAnsi="Times New Roman"/>
+                <w:sz w:val="20"/>
+              </w:rPr>
+            </w:r>
+          </w:p>
+        </w:tc>
+      </w:tr>
+      <w:tr>
+        <w:tc>
+          <w:tcPr>
+            <w:tcW w:type="dxa" w:w="1504"/>
+          </w:tcPr>
+          <w:p>
+            <w:r>
+              <w:rPr>
+                <w:rFonts w:ascii="Times New Roman" w:hAnsi="Times New Roman"/>
                 <w:sz w:val="20"/>
               </w:rPr>
               <w:t>Instagram</w:t>
@@ -5000,85 +3976,155 @@
         </w:tc>
         <w:tc>
           <w:tcPr>
-            <w:tcW w:type="dxa" w:w="1805"/>
+            <w:tcW w:type="dxa" w:w="1504"/>
           </w:tcPr>
           <w:p>
-            <w:pPr>
-              <w:spacing w:line="240" w:lineRule="auto" w:after="40" w:before="0"/>
-              <w:jc w:val="center"/>
-            </w:pPr>
             <w:r>
               <w:rPr>
-                <w:rFonts w:ascii="Times New Roman" w:hAnsi="Times New Roman" w:cs="Times New Roman"/>
-                <w:b w:val="0"/>
-                <w:i w:val="0"/>
-                <w:color w:val="000000"/>
+                <w:rFonts w:ascii="Times New Roman" w:hAnsi="Times New Roman"/>
                 <w:sz w:val="20"/>
               </w:rPr>
-              <w:t>15</w:t>
+              <w:t>Likes</w:t>
             </w:r>
           </w:p>
         </w:tc>
         <w:tc>
           <w:tcPr>
-            <w:tcW w:type="dxa" w:w="1805"/>
+            <w:tcW w:type="dxa" w:w="1504"/>
           </w:tcPr>
           <w:p>
-            <w:pPr>
-              <w:spacing w:line="240" w:lineRule="auto" w:after="40" w:before="0"/>
-              <w:jc w:val="center"/>
-            </w:pPr>
             <w:r>
               <w:rPr>
-                <w:rFonts w:ascii="Times New Roman" w:hAnsi="Times New Roman" w:cs="Times New Roman"/>
-                <w:b w:val="0"/>
-                <w:i w:val="0"/>
-                <w:color w:val="000000"/>
+                <w:rFonts w:ascii="Times New Roman" w:hAnsi="Times New Roman"/>
                 <w:sz w:val="20"/>
               </w:rPr>
-              <w:t>13–18</w:t>
+              <w:t>—</w:t>
             </w:r>
           </w:p>
         </w:tc>
         <w:tc>
           <w:tcPr>
-            <w:tcW w:type="dxa" w:w="1805"/>
+            <w:tcW w:type="dxa" w:w="1504"/>
           </w:tcPr>
           <w:p>
-            <w:pPr>
-              <w:spacing w:line="240" w:lineRule="auto" w:after="40" w:before="0"/>
-              <w:jc w:val="center"/>
-            </w:pPr>
             <w:r>
               <w:rPr>
-                <w:rFonts w:ascii="Times New Roman" w:hAnsi="Times New Roman" w:cs="Times New Roman"/>
-                <w:b w:val="0"/>
-                <w:i w:val="0"/>
-                <w:color w:val="000000"/>
+                <w:rFonts w:ascii="Times New Roman" w:hAnsi="Times New Roman"/>
                 <w:sz w:val="20"/>
               </w:rPr>
-              <w:t>10</w:t>
+              <w:t>−.038</w:t>
             </w:r>
           </w:p>
         </w:tc>
         <w:tc>
           <w:tcPr>
-            <w:tcW w:type="dxa" w:w="1805"/>
+            <w:tcW w:type="dxa" w:w="1504"/>
           </w:tcPr>
           <w:p>
-            <w:pPr>
-              <w:spacing w:line="240" w:lineRule="auto" w:after="40" w:before="0"/>
-              <w:jc w:val="center"/>
-            </w:pPr>
             <w:r>
               <w:rPr>
-                <w:rFonts w:ascii="Times New Roman" w:hAnsi="Times New Roman" w:cs="Times New Roman"/>
-                <w:b w:val="0"/>
-                <w:i w:val="0"/>
-                <w:color w:val="000000"/>
+                <w:rFonts w:ascii="Times New Roman" w:hAnsi="Times New Roman"/>
                 <w:sz w:val="20"/>
               </w:rPr>
-              <w:t>9–13</w:t>
+              <w:t>.817</w:t>
+            </w:r>
+          </w:p>
+        </w:tc>
+        <w:tc>
+          <w:tcPr>
+            <w:tcW w:type="dxa" w:w="1504"/>
+          </w:tcPr>
+          <w:p>
+            <w:r>
+              <w:rPr>
+                <w:rFonts w:ascii="Times New Roman" w:hAnsi="Times New Roman"/>
+                <w:sz w:val="20"/>
+              </w:rPr>
+            </w:r>
+          </w:p>
+        </w:tc>
+      </w:tr>
+      <w:tr>
+        <w:tc>
+          <w:tcPr>
+            <w:tcW w:type="dxa" w:w="1504"/>
+          </w:tcPr>
+          <w:p>
+            <w:r>
+              <w:rPr>
+                <w:rFonts w:ascii="Times New Roman" w:hAnsi="Times New Roman"/>
+                <w:sz w:val="20"/>
+              </w:rPr>
+              <w:t>Instagram</w:t>
+            </w:r>
+          </w:p>
+        </w:tc>
+        <w:tc>
+          <w:tcPr>
+            <w:tcW w:type="dxa" w:w="1504"/>
+          </w:tcPr>
+          <w:p>
+            <w:r>
+              <w:rPr>
+                <w:rFonts w:ascii="Times New Roman" w:hAnsi="Times New Roman"/>
+                <w:sz w:val="20"/>
+              </w:rPr>
+              <w:t>Comments</w:t>
+            </w:r>
+          </w:p>
+        </w:tc>
+        <w:tc>
+          <w:tcPr>
+            <w:tcW w:type="dxa" w:w="1504"/>
+          </w:tcPr>
+          <w:p>
+            <w:r>
+              <w:rPr>
+                <w:rFonts w:ascii="Times New Roman" w:hAnsi="Times New Roman"/>
+                <w:sz w:val="20"/>
+              </w:rPr>
+              <w:t>—</w:t>
+            </w:r>
+          </w:p>
+        </w:tc>
+        <w:tc>
+          <w:tcPr>
+            <w:tcW w:type="dxa" w:w="1504"/>
+          </w:tcPr>
+          <w:p>
+            <w:r>
+              <w:rPr>
+                <w:rFonts w:ascii="Times New Roman" w:hAnsi="Times New Roman"/>
+                <w:sz w:val="20"/>
+              </w:rPr>
+              <w:t>.065</w:t>
+            </w:r>
+          </w:p>
+        </w:tc>
+        <w:tc>
+          <w:tcPr>
+            <w:tcW w:type="dxa" w:w="1504"/>
+          </w:tcPr>
+          <w:p>
+            <w:r>
+              <w:rPr>
+                <w:rFonts w:ascii="Times New Roman" w:hAnsi="Times New Roman"/>
+                <w:sz w:val="20"/>
+              </w:rPr>
+              <w:t>.747</w:t>
+            </w:r>
+          </w:p>
+        </w:tc>
+        <w:tc>
+          <w:tcPr>
+            <w:tcW w:type="dxa" w:w="1504"/>
+          </w:tcPr>
+          <w:p>
+            <w:r>
+              <w:rPr>
+                <w:rFonts w:ascii="Times New Roman" w:hAnsi="Times New Roman"/>
+                <w:sz w:val="20"/>
+              </w:rPr>
             </w:r>
           </w:p>
         </w:tc>
@@ -5086,834 +4132,19 @@
     </w:tbl>
     <w:p>
       <w:pPr>
-        <w:spacing w:line="360" w:lineRule="auto" w:after="120" w:before="0"/>
+        <w:spacing w:line="360" w:lineRule="auto"/>
         <w:jc w:val="both"/>
       </w:pPr>
       <w:r>
         <w:rPr>
-          <w:rFonts w:ascii="Times New Roman" w:hAnsi="Times New Roman" w:cs="Times New Roman"/>
+          <w:rFonts w:ascii="Times New Roman" w:hAnsi="Times New Roman"/>
           <w:b w:val="0"/>
-          <w:i w:val="0"/>
-          <w:color w:val="000000"/>
+          <w:i/>
           <w:sz w:val="24"/>
         </w:rPr>
+        <w:t>Note. * p &lt; .05, ** p &lt; .01, *** p &lt; .001.</w:t>
       </w:r>
     </w:p>
-    <w:p>
-      <w:pPr>
-        <w:spacing w:line="360" w:lineRule="auto" w:after="200" w:before="0"/>
-        <w:jc w:val="both"/>
-      </w:pPr>
-      <w:r>
-        <w:rPr>
-          <w:rFonts w:ascii="Times New Roman" w:hAnsi="Times New Roman" w:cs="Times New Roman"/>
-          <w:b/>
-          <w:i w:val="0"/>
-          <w:color w:val="000000"/>
-          <w:sz w:val="26"/>
-        </w:rPr>
-        <w:t>Table C8. DISCERN Scores by Creator Type</w:t>
-      </w:r>
-    </w:p>
-    <w:tbl>
-      <w:tblPr>
-        <w:tblStyle w:val="TableGrid"/>
-        <w:tblW w:type="auto" w:w="0"/>
-        <w:jc w:val="center"/>
-        <w:tblLook w:firstColumn="1" w:firstRow="1" w:lastColumn="0" w:lastRow="0" w:noHBand="0" w:noVBand="1" w:val="04A0"/>
-      </w:tblPr>
-      <w:tblGrid>
-        <w:gridCol w:w="3009"/>
-        <w:gridCol w:w="3009"/>
-        <w:gridCol w:w="3009"/>
-      </w:tblGrid>
-      <w:tr>
-        <w:tc>
-          <w:tcPr>
-            <w:tcW w:type="dxa" w:w="3009"/>
-            <w:shd w:fill="D9E2F3" w:val="clear"/>
-          </w:tcPr>
-          <w:p>
-            <w:pPr>
-              <w:spacing w:line="240" w:lineRule="auto" w:after="40" w:before="0"/>
-              <w:jc w:val="center"/>
-            </w:pPr>
-            <w:r>
-              <w:rPr>
-                <w:rFonts w:ascii="Times New Roman" w:hAnsi="Times New Roman" w:cs="Times New Roman"/>
-                <w:b/>
-                <w:i w:val="0"/>
-                <w:color w:val="000000"/>
-                <w:sz w:val="20"/>
-              </w:rPr>
-              <w:t>Creator Type</w:t>
-            </w:r>
-          </w:p>
-        </w:tc>
-        <w:tc>
-          <w:tcPr>
-            <w:tcW w:type="dxa" w:w="3009"/>
-            <w:shd w:fill="D9E2F3" w:val="clear"/>
-          </w:tcPr>
-          <w:p>
-            <w:pPr>
-              <w:spacing w:line="240" w:lineRule="auto" w:after="40" w:before="0"/>
-              <w:jc w:val="center"/>
-            </w:pPr>
-            <w:r>
-              <w:rPr>
-                <w:rFonts w:ascii="Times New Roman" w:hAnsi="Times New Roman" w:cs="Times New Roman"/>
-                <w:b/>
-                <w:i w:val="0"/>
-                <w:color w:val="000000"/>
-                <w:sz w:val="20"/>
-              </w:rPr>
-              <w:t>n</w:t>
-            </w:r>
-          </w:p>
-        </w:tc>
-        <w:tc>
-          <w:tcPr>
-            <w:tcW w:type="dxa" w:w="3009"/>
-            <w:shd w:fill="D9E2F3" w:val="clear"/>
-          </w:tcPr>
-          <w:p>
-            <w:pPr>
-              <w:spacing w:line="240" w:lineRule="auto" w:after="40" w:before="0"/>
-              <w:jc w:val="center"/>
-            </w:pPr>
-            <w:r>
-              <w:rPr>
-                <w:rFonts w:ascii="Times New Roman" w:hAnsi="Times New Roman" w:cs="Times New Roman"/>
-                <w:b/>
-                <w:i w:val="0"/>
-                <w:color w:val="000000"/>
-                <w:sz w:val="20"/>
-              </w:rPr>
-              <w:t>Mdn DISCERN</w:t>
-            </w:r>
-          </w:p>
-        </w:tc>
-      </w:tr>
-      <w:tr>
-        <w:tc>
-          <w:tcPr>
-            <w:tcW w:type="dxa" w:w="3009"/>
-          </w:tcPr>
-          <w:p>
-            <w:pPr>
-              <w:spacing w:line="240" w:lineRule="auto" w:after="40" w:before="0"/>
-              <w:jc w:val="center"/>
-            </w:pPr>
-            <w:r>
-              <w:rPr>
-                <w:rFonts w:ascii="Times New Roman" w:hAnsi="Times New Roman" w:cs="Times New Roman"/>
-                <w:b w:val="0"/>
-                <w:i w:val="0"/>
-                <w:color w:val="000000"/>
-                <w:sz w:val="20"/>
-              </w:rPr>
-              <w:t>Healthcare Professional</w:t>
-            </w:r>
-          </w:p>
-        </w:tc>
-        <w:tc>
-          <w:tcPr>
-            <w:tcW w:type="dxa" w:w="3009"/>
-          </w:tcPr>
-          <w:p>
-            <w:pPr>
-              <w:spacing w:line="240" w:lineRule="auto" w:after="40" w:before="0"/>
-              <w:jc w:val="center"/>
-            </w:pPr>
-            <w:r>
-              <w:rPr>
-                <w:rFonts w:ascii="Times New Roman" w:hAnsi="Times New Roman" w:cs="Times New Roman"/>
-                <w:b w:val="0"/>
-                <w:i w:val="0"/>
-                <w:color w:val="000000"/>
-                <w:sz w:val="20"/>
-              </w:rPr>
-              <w:t>17</w:t>
-            </w:r>
-          </w:p>
-        </w:tc>
-        <w:tc>
-          <w:tcPr>
-            <w:tcW w:type="dxa" w:w="3009"/>
-          </w:tcPr>
-          <w:p>
-            <w:pPr>
-              <w:spacing w:line="240" w:lineRule="auto" w:after="40" w:before="0"/>
-              <w:jc w:val="center"/>
-            </w:pPr>
-            <w:r>
-              <w:rPr>
-                <w:rFonts w:ascii="Times New Roman" w:hAnsi="Times New Roman" w:cs="Times New Roman"/>
-                <w:b w:val="0"/>
-                <w:i w:val="0"/>
-                <w:color w:val="000000"/>
-                <w:sz w:val="20"/>
-              </w:rPr>
-              <w:t>41.0</w:t>
-            </w:r>
-          </w:p>
-        </w:tc>
-      </w:tr>
-      <w:tr>
-        <w:tc>
-          <w:tcPr>
-            <w:tcW w:type="dxa" w:w="3009"/>
-          </w:tcPr>
-          <w:p>
-            <w:pPr>
-              <w:spacing w:line="240" w:lineRule="auto" w:after="40" w:before="0"/>
-              <w:jc w:val="center"/>
-            </w:pPr>
-            <w:r>
-              <w:rPr>
-                <w:rFonts w:ascii="Times New Roman" w:hAnsi="Times New Roman" w:cs="Times New Roman"/>
-                <w:b w:val="0"/>
-                <w:i w:val="0"/>
-                <w:color w:val="000000"/>
-                <w:sz w:val="20"/>
-              </w:rPr>
-              <w:t>Certified Fitness Professional</w:t>
-            </w:r>
-          </w:p>
-        </w:tc>
-        <w:tc>
-          <w:tcPr>
-            <w:tcW w:type="dxa" w:w="3009"/>
-          </w:tcPr>
-          <w:p>
-            <w:pPr>
-              <w:spacing w:line="240" w:lineRule="auto" w:after="40" w:before="0"/>
-              <w:jc w:val="center"/>
-            </w:pPr>
-            <w:r>
-              <w:rPr>
-                <w:rFonts w:ascii="Times New Roman" w:hAnsi="Times New Roman" w:cs="Times New Roman"/>
-                <w:b w:val="0"/>
-                <w:i w:val="0"/>
-                <w:color w:val="000000"/>
-                <w:sz w:val="20"/>
-              </w:rPr>
-              <w:t>31</w:t>
-            </w:r>
-          </w:p>
-        </w:tc>
-        <w:tc>
-          <w:tcPr>
-            <w:tcW w:type="dxa" w:w="3009"/>
-          </w:tcPr>
-          <w:p>
-            <w:pPr>
-              <w:spacing w:line="240" w:lineRule="auto" w:after="40" w:before="0"/>
-              <w:jc w:val="center"/>
-            </w:pPr>
-            <w:r>
-              <w:rPr>
-                <w:rFonts w:ascii="Times New Roman" w:hAnsi="Times New Roman" w:cs="Times New Roman"/>
-                <w:b w:val="0"/>
-                <w:i w:val="0"/>
-                <w:color w:val="000000"/>
-                <w:sz w:val="20"/>
-              </w:rPr>
-              <w:t>41.0</w:t>
-            </w:r>
-          </w:p>
-        </w:tc>
-      </w:tr>
-      <w:tr>
-        <w:tc>
-          <w:tcPr>
-            <w:tcW w:type="dxa" w:w="3009"/>
-          </w:tcPr>
-          <w:p>
-            <w:pPr>
-              <w:spacing w:line="240" w:lineRule="auto" w:after="40" w:before="0"/>
-              <w:jc w:val="center"/>
-            </w:pPr>
-            <w:r>
-              <w:rPr>
-                <w:rFonts w:ascii="Times New Roman" w:hAnsi="Times New Roman" w:cs="Times New Roman"/>
-                <w:b w:val="0"/>
-                <w:i w:val="0"/>
-                <w:color w:val="000000"/>
-                <w:sz w:val="20"/>
-              </w:rPr>
-              <w:t>Fitness Influencer</w:t>
-            </w:r>
-          </w:p>
-        </w:tc>
-        <w:tc>
-          <w:tcPr>
-            <w:tcW w:type="dxa" w:w="3009"/>
-          </w:tcPr>
-          <w:p>
-            <w:pPr>
-              <w:spacing w:line="240" w:lineRule="auto" w:after="40" w:before="0"/>
-              <w:jc w:val="center"/>
-            </w:pPr>
-            <w:r>
-              <w:rPr>
-                <w:rFonts w:ascii="Times New Roman" w:hAnsi="Times New Roman" w:cs="Times New Roman"/>
-                <w:b w:val="0"/>
-                <w:i w:val="0"/>
-                <w:color w:val="000000"/>
-                <w:sz w:val="20"/>
-              </w:rPr>
-              <w:t>27</w:t>
-            </w:r>
-          </w:p>
-        </w:tc>
-        <w:tc>
-          <w:tcPr>
-            <w:tcW w:type="dxa" w:w="3009"/>
-          </w:tcPr>
-          <w:p>
-            <w:pPr>
-              <w:spacing w:line="240" w:lineRule="auto" w:after="40" w:before="0"/>
-              <w:jc w:val="center"/>
-            </w:pPr>
-            <w:r>
-              <w:rPr>
-                <w:rFonts w:ascii="Times New Roman" w:hAnsi="Times New Roman" w:cs="Times New Roman"/>
-                <w:b w:val="0"/>
-                <w:i w:val="0"/>
-                <w:color w:val="000000"/>
-                <w:sz w:val="20"/>
-              </w:rPr>
-              <w:t>36.0</w:t>
-            </w:r>
-          </w:p>
-        </w:tc>
-      </w:tr>
-      <w:tr>
-        <w:tc>
-          <w:tcPr>
-            <w:tcW w:type="dxa" w:w="3009"/>
-          </w:tcPr>
-          <w:p>
-            <w:pPr>
-              <w:spacing w:line="240" w:lineRule="auto" w:after="40" w:before="0"/>
-              <w:jc w:val="center"/>
-            </w:pPr>
-            <w:r>
-              <w:rPr>
-                <w:rFonts w:ascii="Times New Roman" w:hAnsi="Times New Roman" w:cs="Times New Roman"/>
-                <w:b w:val="0"/>
-                <w:i w:val="0"/>
-                <w:color w:val="000000"/>
-                <w:sz w:val="20"/>
-              </w:rPr>
-              <w:t>General User</w:t>
-            </w:r>
-          </w:p>
-        </w:tc>
-        <w:tc>
-          <w:tcPr>
-            <w:tcW w:type="dxa" w:w="3009"/>
-          </w:tcPr>
-          <w:p>
-            <w:pPr>
-              <w:spacing w:line="240" w:lineRule="auto" w:after="40" w:before="0"/>
-              <w:jc w:val="center"/>
-            </w:pPr>
-            <w:r>
-              <w:rPr>
-                <w:rFonts w:ascii="Times New Roman" w:hAnsi="Times New Roman" w:cs="Times New Roman"/>
-                <w:b w:val="0"/>
-                <w:i w:val="0"/>
-                <w:color w:val="000000"/>
-                <w:sz w:val="20"/>
-              </w:rPr>
-              <w:t>30</w:t>
-            </w:r>
-          </w:p>
-        </w:tc>
-        <w:tc>
-          <w:tcPr>
-            <w:tcW w:type="dxa" w:w="3009"/>
-          </w:tcPr>
-          <w:p>
-            <w:pPr>
-              <w:spacing w:line="240" w:lineRule="auto" w:after="40" w:before="0"/>
-              <w:jc w:val="center"/>
-            </w:pPr>
-            <w:r>
-              <w:rPr>
-                <w:rFonts w:ascii="Times New Roman" w:hAnsi="Times New Roman" w:cs="Times New Roman"/>
-                <w:b w:val="0"/>
-                <w:i w:val="0"/>
-                <w:color w:val="000000"/>
-                <w:sz w:val="20"/>
-              </w:rPr>
-              <w:t>33.0</w:t>
-            </w:r>
-          </w:p>
-        </w:tc>
-      </w:tr>
-      <w:tr>
-        <w:tc>
-          <w:tcPr>
-            <w:tcW w:type="dxa" w:w="3009"/>
-          </w:tcPr>
-          <w:p>
-            <w:pPr>
-              <w:spacing w:line="240" w:lineRule="auto" w:after="40" w:before="0"/>
-              <w:jc w:val="center"/>
-            </w:pPr>
-            <w:r>
-              <w:rPr>
-                <w:rFonts w:ascii="Times New Roman" w:hAnsi="Times New Roman" w:cs="Times New Roman"/>
-                <w:b w:val="0"/>
-                <w:i w:val="0"/>
-                <w:color w:val="000000"/>
-                <w:sz w:val="20"/>
-              </w:rPr>
-              <w:t>Organisation</w:t>
-            </w:r>
-          </w:p>
-        </w:tc>
-        <w:tc>
-          <w:tcPr>
-            <w:tcW w:type="dxa" w:w="3009"/>
-          </w:tcPr>
-          <w:p>
-            <w:pPr>
-              <w:spacing w:line="240" w:lineRule="auto" w:after="40" w:before="0"/>
-              <w:jc w:val="center"/>
-            </w:pPr>
-            <w:r>
-              <w:rPr>
-                <w:rFonts w:ascii="Times New Roman" w:hAnsi="Times New Roman" w:cs="Times New Roman"/>
-                <w:b w:val="0"/>
-                <w:i w:val="0"/>
-                <w:color w:val="000000"/>
-                <w:sz w:val="20"/>
-              </w:rPr>
-              <w:t>85</w:t>
-            </w:r>
-          </w:p>
-        </w:tc>
-        <w:tc>
-          <w:tcPr>
-            <w:tcW w:type="dxa" w:w="3009"/>
-          </w:tcPr>
-          <w:p>
-            <w:pPr>
-              <w:spacing w:line="240" w:lineRule="auto" w:after="40" w:before="0"/>
-              <w:jc w:val="center"/>
-            </w:pPr>
-            <w:r>
-              <w:rPr>
-                <w:rFonts w:ascii="Times New Roman" w:hAnsi="Times New Roman" w:cs="Times New Roman"/>
-                <w:b w:val="0"/>
-                <w:i w:val="0"/>
-                <w:color w:val="000000"/>
-                <w:sz w:val="20"/>
-              </w:rPr>
-              <w:t>39.0</w:t>
-            </w:r>
-          </w:p>
-        </w:tc>
-      </w:tr>
-    </w:tbl>
-    <w:p>
-      <w:pPr>
-        <w:spacing w:line="360" w:lineRule="auto" w:after="120" w:before="0"/>
-        <w:jc w:val="both"/>
-      </w:pPr>
-      <w:r>
-        <w:rPr>
-          <w:rFonts w:ascii="Times New Roman" w:hAnsi="Times New Roman" w:cs="Times New Roman"/>
-          <w:b w:val="0"/>
-          <w:i w:val="0"/>
-          <w:color w:val="000000"/>
-          <w:sz w:val="24"/>
-        </w:rPr>
-      </w:r>
-    </w:p>
-    <w:p>
-      <w:pPr>
-        <w:spacing w:line="360" w:lineRule="auto" w:after="200" w:before="0"/>
-        <w:jc w:val="both"/>
-      </w:pPr>
-      <w:r>
-        <w:rPr>
-          <w:rFonts w:ascii="Times New Roman" w:hAnsi="Times New Roman" w:cs="Times New Roman"/>
-          <w:b/>
-          <w:i w:val="0"/>
-          <w:color w:val="000000"/>
-          <w:sz w:val="26"/>
-        </w:rPr>
-        <w:t>Table C9. DISCERN Scores by Content Format</w:t>
-      </w:r>
-    </w:p>
-    <w:tbl>
-      <w:tblPr>
-        <w:tblStyle w:val="TableGrid"/>
-        <w:tblW w:type="auto" w:w="0"/>
-        <w:jc w:val="center"/>
-        <w:tblLook w:firstColumn="1" w:firstRow="1" w:lastColumn="0" w:lastRow="0" w:noHBand="0" w:noVBand="1" w:val="04A0"/>
-      </w:tblPr>
-      <w:tblGrid>
-        <w:gridCol w:w="2256"/>
-        <w:gridCol w:w="2256"/>
-        <w:gridCol w:w="2256"/>
-        <w:gridCol w:w="2256"/>
-      </w:tblGrid>
-      <w:tr>
-        <w:tc>
-          <w:tcPr>
-            <w:tcW w:type="dxa" w:w="2256"/>
-            <w:shd w:fill="D9E2F3" w:val="clear"/>
-          </w:tcPr>
-          <w:p>
-            <w:pPr>
-              <w:spacing w:line="240" w:lineRule="auto" w:after="40" w:before="0"/>
-              <w:jc w:val="center"/>
-            </w:pPr>
-            <w:r>
-              <w:rPr>
-                <w:rFonts w:ascii="Times New Roman" w:hAnsi="Times New Roman" w:cs="Times New Roman"/>
-                <w:b/>
-                <w:i w:val="0"/>
-                <w:color w:val="000000"/>
-                <w:sz w:val="20"/>
-              </w:rPr>
-              <w:t>Format</w:t>
-            </w:r>
-          </w:p>
-        </w:tc>
-        <w:tc>
-          <w:tcPr>
-            <w:tcW w:type="dxa" w:w="2256"/>
-            <w:shd w:fill="D9E2F3" w:val="clear"/>
-          </w:tcPr>
-          <w:p>
-            <w:pPr>
-              <w:spacing w:line="240" w:lineRule="auto" w:after="40" w:before="0"/>
-              <w:jc w:val="center"/>
-            </w:pPr>
-            <w:r>
-              <w:rPr>
-                <w:rFonts w:ascii="Times New Roman" w:hAnsi="Times New Roman" w:cs="Times New Roman"/>
-                <w:b/>
-                <w:i w:val="0"/>
-                <w:color w:val="000000"/>
-                <w:sz w:val="20"/>
-              </w:rPr>
-              <w:t>n</w:t>
-            </w:r>
-          </w:p>
-        </w:tc>
-        <w:tc>
-          <w:tcPr>
-            <w:tcW w:type="dxa" w:w="2256"/>
-            <w:shd w:fill="D9E2F3" w:val="clear"/>
-          </w:tcPr>
-          <w:p>
-            <w:pPr>
-              <w:spacing w:line="240" w:lineRule="auto" w:after="40" w:before="0"/>
-              <w:jc w:val="center"/>
-            </w:pPr>
-            <w:r>
-              <w:rPr>
-                <w:rFonts w:ascii="Times New Roman" w:hAnsi="Times New Roman" w:cs="Times New Roman"/>
-                <w:b/>
-                <w:i w:val="0"/>
-                <w:color w:val="000000"/>
-                <w:sz w:val="20"/>
-              </w:rPr>
-              <w:t>Mdn</w:t>
-            </w:r>
-          </w:p>
-        </w:tc>
-        <w:tc>
-          <w:tcPr>
-            <w:tcW w:type="dxa" w:w="2256"/>
-            <w:shd w:fill="D9E2F3" w:val="clear"/>
-          </w:tcPr>
-          <w:p>
-            <w:pPr>
-              <w:spacing w:line="240" w:lineRule="auto" w:after="40" w:before="0"/>
-              <w:jc w:val="center"/>
-            </w:pPr>
-            <w:r>
-              <w:rPr>
-                <w:rFonts w:ascii="Times New Roman" w:hAnsi="Times New Roman" w:cs="Times New Roman"/>
-                <w:b/>
-                <w:i w:val="0"/>
-                <w:color w:val="000000"/>
-                <w:sz w:val="20"/>
-              </w:rPr>
-              <w:t>M</w:t>
-            </w:r>
-          </w:p>
-        </w:tc>
-      </w:tr>
-      <w:tr>
-        <w:tc>
-          <w:tcPr>
-            <w:tcW w:type="dxa" w:w="2256"/>
-          </w:tcPr>
-          <w:p>
-            <w:pPr>
-              <w:spacing w:line="240" w:lineRule="auto" w:after="40" w:before="0"/>
-              <w:jc w:val="center"/>
-            </w:pPr>
-            <w:r>
-              <w:rPr>
-                <w:rFonts w:ascii="Times New Roman" w:hAnsi="Times New Roman" w:cs="Times New Roman"/>
-                <w:b w:val="0"/>
-                <w:i w:val="0"/>
-                <w:color w:val="000000"/>
-                <w:sz w:val="20"/>
-              </w:rPr>
-              <w:t>Long Video (&gt;5 min)</w:t>
-            </w:r>
-          </w:p>
-        </w:tc>
-        <w:tc>
-          <w:tcPr>
-            <w:tcW w:type="dxa" w:w="2256"/>
-          </w:tcPr>
-          <w:p>
-            <w:pPr>
-              <w:spacing w:line="240" w:lineRule="auto" w:after="40" w:before="0"/>
-              <w:jc w:val="center"/>
-            </w:pPr>
-            <w:r>
-              <w:rPr>
-                <w:rFonts w:ascii="Times New Roman" w:hAnsi="Times New Roman" w:cs="Times New Roman"/>
-                <w:b w:val="0"/>
-                <w:i w:val="0"/>
-                <w:color w:val="000000"/>
-                <w:sz w:val="20"/>
-              </w:rPr>
-              <w:t>45</w:t>
-            </w:r>
-          </w:p>
-        </w:tc>
-        <w:tc>
-          <w:tcPr>
-            <w:tcW w:type="dxa" w:w="2256"/>
-          </w:tcPr>
-          <w:p>
-            <w:pPr>
-              <w:spacing w:line="240" w:lineRule="auto" w:after="40" w:before="0"/>
-              <w:jc w:val="center"/>
-            </w:pPr>
-            <w:r>
-              <w:rPr>
-                <w:rFonts w:ascii="Times New Roman" w:hAnsi="Times New Roman" w:cs="Times New Roman"/>
-                <w:b w:val="0"/>
-                <w:i w:val="0"/>
-                <w:color w:val="000000"/>
-                <w:sz w:val="20"/>
-              </w:rPr>
-              <w:t>43.0</w:t>
-            </w:r>
-          </w:p>
-        </w:tc>
-        <w:tc>
-          <w:tcPr>
-            <w:tcW w:type="dxa" w:w="2256"/>
-          </w:tcPr>
-          <w:p>
-            <w:pPr>
-              <w:spacing w:line="240" w:lineRule="auto" w:after="40" w:before="0"/>
-              <w:jc w:val="center"/>
-            </w:pPr>
-            <w:r>
-              <w:rPr>
-                <w:rFonts w:ascii="Times New Roman" w:hAnsi="Times New Roman" w:cs="Times New Roman"/>
-                <w:b w:val="0"/>
-                <w:i w:val="0"/>
-                <w:color w:val="000000"/>
-                <w:sz w:val="20"/>
-              </w:rPr>
-              <w:t>43.1</w:t>
-            </w:r>
-          </w:p>
-        </w:tc>
-      </w:tr>
-      <w:tr>
-        <w:tc>
-          <w:tcPr>
-            <w:tcW w:type="dxa" w:w="2256"/>
-          </w:tcPr>
-          <w:p>
-            <w:pPr>
-              <w:spacing w:line="240" w:lineRule="auto" w:after="40" w:before="0"/>
-              <w:jc w:val="center"/>
-            </w:pPr>
-            <w:r>
-              <w:rPr>
-                <w:rFonts w:ascii="Times New Roman" w:hAnsi="Times New Roman" w:cs="Times New Roman"/>
-                <w:b w:val="0"/>
-                <w:i w:val="0"/>
-                <w:color w:val="000000"/>
-                <w:sz w:val="20"/>
-              </w:rPr>
-              <w:t>Short Video (&lt;60 s)</w:t>
-            </w:r>
-          </w:p>
-        </w:tc>
-        <w:tc>
-          <w:tcPr>
-            <w:tcW w:type="dxa" w:w="2256"/>
-          </w:tcPr>
-          <w:p>
-            <w:pPr>
-              <w:spacing w:line="240" w:lineRule="auto" w:after="40" w:before="0"/>
-              <w:jc w:val="center"/>
-            </w:pPr>
-            <w:r>
-              <w:rPr>
-                <w:rFonts w:ascii="Times New Roman" w:hAnsi="Times New Roman" w:cs="Times New Roman"/>
-                <w:b w:val="0"/>
-                <w:i w:val="0"/>
-                <w:color w:val="000000"/>
-                <w:sz w:val="20"/>
-              </w:rPr>
-              <w:t>18</w:t>
-            </w:r>
-          </w:p>
-        </w:tc>
-        <w:tc>
-          <w:tcPr>
-            <w:tcW w:type="dxa" w:w="2256"/>
-          </w:tcPr>
-          <w:p>
-            <w:pPr>
-              <w:spacing w:line="240" w:lineRule="auto" w:after="40" w:before="0"/>
-              <w:jc w:val="center"/>
-            </w:pPr>
-            <w:r>
-              <w:rPr>
-                <w:rFonts w:ascii="Times New Roman" w:hAnsi="Times New Roman" w:cs="Times New Roman"/>
-                <w:b w:val="0"/>
-                <w:i w:val="0"/>
-                <w:color w:val="000000"/>
-                <w:sz w:val="20"/>
-              </w:rPr>
-              <w:t>31.5</w:t>
-            </w:r>
-          </w:p>
-        </w:tc>
-        <w:tc>
-          <w:tcPr>
-            <w:tcW w:type="dxa" w:w="2256"/>
-          </w:tcPr>
-          <w:p>
-            <w:pPr>
-              <w:spacing w:line="240" w:lineRule="auto" w:after="40" w:before="0"/>
-              <w:jc w:val="center"/>
-            </w:pPr>
-            <w:r>
-              <w:rPr>
-                <w:rFonts w:ascii="Times New Roman" w:hAnsi="Times New Roman" w:cs="Times New Roman"/>
-                <w:b w:val="0"/>
-                <w:i w:val="0"/>
-                <w:color w:val="000000"/>
-                <w:sz w:val="20"/>
-              </w:rPr>
-              <w:t>32.8</w:t>
-            </w:r>
-          </w:p>
-        </w:tc>
-      </w:tr>
-      <w:tr>
-        <w:tc>
-          <w:tcPr>
-            <w:tcW w:type="dxa" w:w="2256"/>
-          </w:tcPr>
-          <w:p>
-            <w:pPr>
-              <w:spacing w:line="240" w:lineRule="auto" w:after="40" w:before="0"/>
-              <w:jc w:val="center"/>
-            </w:pPr>
-            <w:r>
-              <w:rPr>
-                <w:rFonts w:ascii="Times New Roman" w:hAnsi="Times New Roman" w:cs="Times New Roman"/>
-                <w:b w:val="0"/>
-                <w:i w:val="0"/>
-                <w:color w:val="000000"/>
-                <w:sz w:val="20"/>
-              </w:rPr>
-              <w:t>Carousel</w:t>
-            </w:r>
-          </w:p>
-        </w:tc>
-        <w:tc>
-          <w:tcPr>
-            <w:tcW w:type="dxa" w:w="2256"/>
-          </w:tcPr>
-          <w:p>
-            <w:pPr>
-              <w:spacing w:line="240" w:lineRule="auto" w:after="40" w:before="0"/>
-              <w:jc w:val="center"/>
-            </w:pPr>
-            <w:r>
-              <w:rPr>
-                <w:rFonts w:ascii="Times New Roman" w:hAnsi="Times New Roman" w:cs="Times New Roman"/>
-                <w:b w:val="0"/>
-                <w:i w:val="0"/>
-                <w:color w:val="000000"/>
-                <w:sz w:val="20"/>
-              </w:rPr>
-              <w:t>50</w:t>
-            </w:r>
-          </w:p>
-        </w:tc>
-        <w:tc>
-          <w:tcPr>
-            <w:tcW w:type="dxa" w:w="2256"/>
-          </w:tcPr>
-          <w:p>
-            <w:pPr>
-              <w:spacing w:line="240" w:lineRule="auto" w:after="40" w:before="0"/>
-              <w:jc w:val="center"/>
-            </w:pPr>
-            <w:r>
-              <w:rPr>
-                <w:rFonts w:ascii="Times New Roman" w:hAnsi="Times New Roman" w:cs="Times New Roman"/>
-                <w:b w:val="0"/>
-                <w:i w:val="0"/>
-                <w:color w:val="000000"/>
-                <w:sz w:val="20"/>
-              </w:rPr>
-              <w:t>27.5</w:t>
-            </w:r>
-          </w:p>
-        </w:tc>
-        <w:tc>
-          <w:tcPr>
-            <w:tcW w:type="dxa" w:w="2256"/>
-          </w:tcPr>
-          <w:p>
-            <w:pPr>
-              <w:spacing w:line="240" w:lineRule="auto" w:after="40" w:before="0"/>
-              <w:jc w:val="center"/>
-            </w:pPr>
-            <w:r>
-              <w:rPr>
-                <w:rFonts w:ascii="Times New Roman" w:hAnsi="Times New Roman" w:cs="Times New Roman"/>
-                <w:b w:val="0"/>
-                <w:i w:val="0"/>
-                <w:color w:val="000000"/>
-                <w:sz w:val="20"/>
-              </w:rPr>
-              <w:t>29.0</w:t>
-            </w:r>
-          </w:p>
-        </w:tc>
-      </w:tr>
-    </w:tbl>
     <w:sectPr>
       <w:pgSz w:w="11906" w:h="16838"/>
       <w:pgMar w:top="1440" w:right="1440" w:bottom="1440" w:left="1440" w:header="720" w:footer="720" w:gutter="0"/>
@@ -6289,11 +4520,9 @@
     <w:rsid w:val="00FC693F"/>
     <w:pPr>
       <w:spacing w:line="360" w:lineRule="auto"/>
-      <w:jc w:val="both"/>
     </w:pPr>
     <w:rPr>
       <w:rFonts w:ascii="Times New Roman" w:hAnsi="Times New Roman"/>
-      <w:color w:val="000000"/>
       <w:sz w:val="24"/>
     </w:rPr>
   </w:style>

--- a/appendices/appendix_c_data_summary.docx
+++ b/appendices/appendix_c_data_summary.docx
@@ -4,61 +4,1246 @@
   <w:body>
     <w:p>
       <w:pPr>
-        <w:pStyle w:val="Heading1"/>
+        <w:spacing w:line="360" w:lineRule="auto" w:after="240" w:before="0"/>
+        <w:jc w:val="both"/>
       </w:pPr>
       <w:r>
         <w:rPr>
-          <w:rFonts w:ascii="Times New Roman" w:hAnsi="Times New Roman"/>
+          <w:rFonts w:ascii="Times New Roman" w:hAnsi="Times New Roman" w:cs="Times New Roman"/>
+          <w:b/>
+          <w:i w:val="0"/>
           <w:color w:val="000000"/>
+          <w:sz w:val="28"/>
         </w:rPr>
-        <w:t>APPENDIX C: COMPLETE DATA SUMMARY TABLES</w:t>
+        <w:t>Appendix C: Data Summary Tables</w:t>
       </w:r>
     </w:p>
     <w:p>
       <w:pPr>
-        <w:spacing w:line="360" w:lineRule="auto"/>
+        <w:spacing w:line="360" w:lineRule="auto" w:after="200" w:before="0"/>
         <w:jc w:val="both"/>
       </w:pPr>
       <w:r>
         <w:rPr>
-          <w:rFonts w:ascii="Times New Roman" w:hAnsi="Times New Roman"/>
+          <w:rFonts w:ascii="Times New Roman" w:hAnsi="Times New Roman" w:cs="Times New Roman"/>
+          <w:b/>
+          <w:i w:val="0"/>
+          <w:color w:val="000000"/>
+          <w:sz w:val="26"/>
+        </w:rPr>
+        <w:t>Table C1. DISCERN Total Score Descriptive Statistics by Platform</w:t>
+      </w:r>
+    </w:p>
+    <w:tbl>
+      <w:tblPr>
+        <w:tblStyle w:val="TableGrid"/>
+        <w:tblW w:type="auto" w:w="0"/>
+        <w:jc w:val="center"/>
+        <w:tblLook w:firstColumn="1" w:firstRow="1" w:lastColumn="0" w:lastRow="0" w:noHBand="0" w:noVBand="1" w:val="04A0"/>
+      </w:tblPr>
+      <w:tblGrid>
+        <w:gridCol w:w="1003"/>
+        <w:gridCol w:w="1003"/>
+        <w:gridCol w:w="1003"/>
+        <w:gridCol w:w="1003"/>
+        <w:gridCol w:w="1003"/>
+        <w:gridCol w:w="1003"/>
+        <w:gridCol w:w="1003"/>
+        <w:gridCol w:w="1003"/>
+        <w:gridCol w:w="1003"/>
+      </w:tblGrid>
+      <w:tr>
+        <w:tc>
+          <w:tcPr>
+            <w:tcW w:type="dxa" w:w="1003"/>
+            <w:shd w:fill="D9E2F3" w:val="clear"/>
+          </w:tcPr>
+          <w:p>
+            <w:pPr>
+              <w:spacing w:line="240" w:lineRule="auto" w:after="40" w:before="0"/>
+              <w:jc w:val="center"/>
+            </w:pPr>
+            <w:r>
+              <w:rPr>
+                <w:rFonts w:ascii="Times New Roman" w:hAnsi="Times New Roman" w:cs="Times New Roman"/>
+                <w:b/>
+                <w:i w:val="0"/>
+                <w:color w:val="000000"/>
+                <w:sz w:val="20"/>
+              </w:rPr>
+              <w:t>Platform</w:t>
+            </w:r>
+          </w:p>
+        </w:tc>
+        <w:tc>
+          <w:tcPr>
+            <w:tcW w:type="dxa" w:w="1003"/>
+            <w:shd w:fill="D9E2F3" w:val="clear"/>
+          </w:tcPr>
+          <w:p>
+            <w:pPr>
+              <w:spacing w:line="240" w:lineRule="auto" w:after="40" w:before="0"/>
+              <w:jc w:val="center"/>
+            </w:pPr>
+            <w:r>
+              <w:rPr>
+                <w:rFonts w:ascii="Times New Roman" w:hAnsi="Times New Roman" w:cs="Times New Roman"/>
+                <w:b/>
+                <w:i w:val="0"/>
+                <w:color w:val="000000"/>
+                <w:sz w:val="20"/>
+              </w:rPr>
+              <w:t>n</w:t>
+            </w:r>
+          </w:p>
+        </w:tc>
+        <w:tc>
+          <w:tcPr>
+            <w:tcW w:type="dxa" w:w="1003"/>
+            <w:shd w:fill="D9E2F3" w:val="clear"/>
+          </w:tcPr>
+          <w:p>
+            <w:pPr>
+              <w:spacing w:line="240" w:lineRule="auto" w:after="40" w:before="0"/>
+              <w:jc w:val="center"/>
+            </w:pPr>
+            <w:r>
+              <w:rPr>
+                <w:rFonts w:ascii="Times New Roman" w:hAnsi="Times New Roman" w:cs="Times New Roman"/>
+                <w:b/>
+                <w:i w:val="0"/>
+                <w:color w:val="000000"/>
+                <w:sz w:val="20"/>
+              </w:rPr>
+              <w:t>M</w:t>
+            </w:r>
+          </w:p>
+        </w:tc>
+        <w:tc>
+          <w:tcPr>
+            <w:tcW w:type="dxa" w:w="1003"/>
+            <w:shd w:fill="D9E2F3" w:val="clear"/>
+          </w:tcPr>
+          <w:p>
+            <w:pPr>
+              <w:spacing w:line="240" w:lineRule="auto" w:after="40" w:before="0"/>
+              <w:jc w:val="center"/>
+            </w:pPr>
+            <w:r>
+              <w:rPr>
+                <w:rFonts w:ascii="Times New Roman" w:hAnsi="Times New Roman" w:cs="Times New Roman"/>
+                <w:b/>
+                <w:i w:val="0"/>
+                <w:color w:val="000000"/>
+                <w:sz w:val="20"/>
+              </w:rPr>
+              <w:t>SD</w:t>
+            </w:r>
+          </w:p>
+        </w:tc>
+        <w:tc>
+          <w:tcPr>
+            <w:tcW w:type="dxa" w:w="1003"/>
+            <w:shd w:fill="D9E2F3" w:val="clear"/>
+          </w:tcPr>
+          <w:p>
+            <w:pPr>
+              <w:spacing w:line="240" w:lineRule="auto" w:after="40" w:before="0"/>
+              <w:jc w:val="center"/>
+            </w:pPr>
+            <w:r>
+              <w:rPr>
+                <w:rFonts w:ascii="Times New Roman" w:hAnsi="Times New Roman" w:cs="Times New Roman"/>
+                <w:b/>
+                <w:i w:val="0"/>
+                <w:color w:val="000000"/>
+                <w:sz w:val="20"/>
+              </w:rPr>
+              <w:t>Mdn</w:t>
+            </w:r>
+          </w:p>
+        </w:tc>
+        <w:tc>
+          <w:tcPr>
+            <w:tcW w:type="dxa" w:w="1003"/>
+            <w:shd w:fill="D9E2F3" w:val="clear"/>
+          </w:tcPr>
+          <w:p>
+            <w:pPr>
+              <w:spacing w:line="240" w:lineRule="auto" w:after="40" w:before="0"/>
+              <w:jc w:val="center"/>
+            </w:pPr>
+            <w:r>
+              <w:rPr>
+                <w:rFonts w:ascii="Times New Roman" w:hAnsi="Times New Roman" w:cs="Times New Roman"/>
+                <w:b/>
+                <w:i w:val="0"/>
+                <w:color w:val="000000"/>
+                <w:sz w:val="20"/>
+              </w:rPr>
+              <w:t>Q1</w:t>
+            </w:r>
+          </w:p>
+        </w:tc>
+        <w:tc>
+          <w:tcPr>
+            <w:tcW w:type="dxa" w:w="1003"/>
+            <w:shd w:fill="D9E2F3" w:val="clear"/>
+          </w:tcPr>
+          <w:p>
+            <w:pPr>
+              <w:spacing w:line="240" w:lineRule="auto" w:after="40" w:before="0"/>
+              <w:jc w:val="center"/>
+            </w:pPr>
+            <w:r>
+              <w:rPr>
+                <w:rFonts w:ascii="Times New Roman" w:hAnsi="Times New Roman" w:cs="Times New Roman"/>
+                <w:b/>
+                <w:i w:val="0"/>
+                <w:color w:val="000000"/>
+                <w:sz w:val="20"/>
+              </w:rPr>
+              <w:t>Q3</w:t>
+            </w:r>
+          </w:p>
+        </w:tc>
+        <w:tc>
+          <w:tcPr>
+            <w:tcW w:type="dxa" w:w="1003"/>
+            <w:shd w:fill="D9E2F3" w:val="clear"/>
+          </w:tcPr>
+          <w:p>
+            <w:pPr>
+              <w:spacing w:line="240" w:lineRule="auto" w:after="40" w:before="0"/>
+              <w:jc w:val="center"/>
+            </w:pPr>
+            <w:r>
+              <w:rPr>
+                <w:rFonts w:ascii="Times New Roman" w:hAnsi="Times New Roman" w:cs="Times New Roman"/>
+                <w:b/>
+                <w:i w:val="0"/>
+                <w:color w:val="000000"/>
+                <w:sz w:val="20"/>
+              </w:rPr>
+              <w:t>Min</w:t>
+            </w:r>
+          </w:p>
+        </w:tc>
+        <w:tc>
+          <w:tcPr>
+            <w:tcW w:type="dxa" w:w="1003"/>
+            <w:shd w:fill="D9E2F3" w:val="clear"/>
+          </w:tcPr>
+          <w:p>
+            <w:pPr>
+              <w:spacing w:line="240" w:lineRule="auto" w:after="40" w:before="0"/>
+              <w:jc w:val="center"/>
+            </w:pPr>
+            <w:r>
+              <w:rPr>
+                <w:rFonts w:ascii="Times New Roman" w:hAnsi="Times New Roman" w:cs="Times New Roman"/>
+                <w:b/>
+                <w:i w:val="0"/>
+                <w:color w:val="000000"/>
+                <w:sz w:val="20"/>
+              </w:rPr>
+              <w:t>Max</w:t>
+            </w:r>
+          </w:p>
+        </w:tc>
+      </w:tr>
+      <w:tr>
+        <w:tc>
+          <w:tcPr>
+            <w:tcW w:type="dxa" w:w="1003"/>
+          </w:tcPr>
+          <w:p>
+            <w:pPr>
+              <w:spacing w:line="240" w:lineRule="auto" w:after="40" w:before="0"/>
+              <w:jc w:val="center"/>
+            </w:pPr>
+            <w:r>
+              <w:rPr>
+                <w:rFonts w:ascii="Times New Roman" w:hAnsi="Times New Roman" w:cs="Times New Roman"/>
+                <w:b w:val="0"/>
+                <w:i w:val="0"/>
+                <w:color w:val="000000"/>
+                <w:sz w:val="20"/>
+              </w:rPr>
+              <w:t>Website</w:t>
+            </w:r>
+          </w:p>
+        </w:tc>
+        <w:tc>
+          <w:tcPr>
+            <w:tcW w:type="dxa" w:w="1003"/>
+          </w:tcPr>
+          <w:p>
+            <w:pPr>
+              <w:spacing w:line="240" w:lineRule="auto" w:after="40" w:before="0"/>
+              <w:jc w:val="center"/>
+            </w:pPr>
+            <w:r>
+              <w:rPr>
+                <w:rFonts w:ascii="Times New Roman" w:hAnsi="Times New Roman" w:cs="Times New Roman"/>
+                <w:b w:val="0"/>
+                <w:i w:val="0"/>
+                <w:color w:val="000000"/>
+                <w:sz w:val="20"/>
+              </w:rPr>
+              <w:t>50</w:t>
+            </w:r>
+          </w:p>
+        </w:tc>
+        <w:tc>
+          <w:tcPr>
+            <w:tcW w:type="dxa" w:w="1003"/>
+          </w:tcPr>
+          <w:p>
+            <w:pPr>
+              <w:spacing w:line="240" w:lineRule="auto" w:after="40" w:before="0"/>
+              <w:jc w:val="center"/>
+            </w:pPr>
+            <w:r>
+              <w:rPr>
+                <w:rFonts w:ascii="Times New Roman" w:hAnsi="Times New Roman" w:cs="Times New Roman"/>
+                <w:b w:val="0"/>
+                <w:i w:val="0"/>
+                <w:color w:val="000000"/>
+                <w:sz w:val="20"/>
+              </w:rPr>
+              <w:t>47.02</w:t>
+            </w:r>
+          </w:p>
+        </w:tc>
+        <w:tc>
+          <w:tcPr>
+            <w:tcW w:type="dxa" w:w="1003"/>
+          </w:tcPr>
+          <w:p>
+            <w:pPr>
+              <w:spacing w:line="240" w:lineRule="auto" w:after="40" w:before="0"/>
+              <w:jc w:val="center"/>
+            </w:pPr>
+            <w:r>
+              <w:rPr>
+                <w:rFonts w:ascii="Times New Roman" w:hAnsi="Times New Roman" w:cs="Times New Roman"/>
+                <w:b w:val="0"/>
+                <w:i w:val="0"/>
+                <w:color w:val="000000"/>
+                <w:sz w:val="20"/>
+              </w:rPr>
+              <w:t>7.90</w:t>
+            </w:r>
+          </w:p>
+        </w:tc>
+        <w:tc>
+          <w:tcPr>
+            <w:tcW w:type="dxa" w:w="1003"/>
+          </w:tcPr>
+          <w:p>
+            <w:pPr>
+              <w:spacing w:line="240" w:lineRule="auto" w:after="40" w:before="0"/>
+              <w:jc w:val="center"/>
+            </w:pPr>
+            <w:r>
+              <w:rPr>
+                <w:rFonts w:ascii="Times New Roman" w:hAnsi="Times New Roman" w:cs="Times New Roman"/>
+                <w:b w:val="0"/>
+                <w:i w:val="0"/>
+                <w:color w:val="000000"/>
+                <w:sz w:val="20"/>
+              </w:rPr>
+              <w:t>48.5</w:t>
+            </w:r>
+          </w:p>
+        </w:tc>
+        <w:tc>
+          <w:tcPr>
+            <w:tcW w:type="dxa" w:w="1003"/>
+          </w:tcPr>
+          <w:p>
+            <w:pPr>
+              <w:spacing w:line="240" w:lineRule="auto" w:after="40" w:before="0"/>
+              <w:jc w:val="center"/>
+            </w:pPr>
+            <w:r>
+              <w:rPr>
+                <w:rFonts w:ascii="Times New Roman" w:hAnsi="Times New Roman" w:cs="Times New Roman"/>
+                <w:b w:val="0"/>
+                <w:i w:val="0"/>
+                <w:color w:val="000000"/>
+                <w:sz w:val="20"/>
+              </w:rPr>
+              <w:t>43.00</w:t>
+            </w:r>
+          </w:p>
+        </w:tc>
+        <w:tc>
+          <w:tcPr>
+            <w:tcW w:type="dxa" w:w="1003"/>
+          </w:tcPr>
+          <w:p>
+            <w:pPr>
+              <w:spacing w:line="240" w:lineRule="auto" w:after="40" w:before="0"/>
+              <w:jc w:val="center"/>
+            </w:pPr>
+            <w:r>
+              <w:rPr>
+                <w:rFonts w:ascii="Times New Roman" w:hAnsi="Times New Roman" w:cs="Times New Roman"/>
+                <w:b w:val="0"/>
+                <w:i w:val="0"/>
+                <w:color w:val="000000"/>
+                <w:sz w:val="20"/>
+              </w:rPr>
+              <w:t>52.75</w:t>
+            </w:r>
+          </w:p>
+        </w:tc>
+        <w:tc>
+          <w:tcPr>
+            <w:tcW w:type="dxa" w:w="1003"/>
+          </w:tcPr>
+          <w:p>
+            <w:pPr>
+              <w:spacing w:line="240" w:lineRule="auto" w:after="40" w:before="0"/>
+              <w:jc w:val="center"/>
+            </w:pPr>
+            <w:r>
+              <w:rPr>
+                <w:rFonts w:ascii="Times New Roman" w:hAnsi="Times New Roman" w:cs="Times New Roman"/>
+                <w:b w:val="0"/>
+                <w:i w:val="0"/>
+                <w:color w:val="000000"/>
+                <w:sz w:val="20"/>
+              </w:rPr>
+              <w:t>28</w:t>
+            </w:r>
+          </w:p>
+        </w:tc>
+        <w:tc>
+          <w:tcPr>
+            <w:tcW w:type="dxa" w:w="1003"/>
+          </w:tcPr>
+          <w:p>
+            <w:pPr>
+              <w:spacing w:line="240" w:lineRule="auto" w:after="40" w:before="0"/>
+              <w:jc w:val="center"/>
+            </w:pPr>
+            <w:r>
+              <w:rPr>
+                <w:rFonts w:ascii="Times New Roman" w:hAnsi="Times New Roman" w:cs="Times New Roman"/>
+                <w:b w:val="0"/>
+                <w:i w:val="0"/>
+                <w:color w:val="000000"/>
+                <w:sz w:val="20"/>
+              </w:rPr>
+              <w:t>64</w:t>
+            </w:r>
+          </w:p>
+        </w:tc>
+      </w:tr>
+      <w:tr>
+        <w:tc>
+          <w:tcPr>
+            <w:tcW w:type="dxa" w:w="1003"/>
+          </w:tcPr>
+          <w:p>
+            <w:pPr>
+              <w:spacing w:line="240" w:lineRule="auto" w:after="40" w:before="0"/>
+              <w:jc w:val="center"/>
+            </w:pPr>
+            <w:r>
+              <w:rPr>
+                <w:rFonts w:ascii="Times New Roman" w:hAnsi="Times New Roman" w:cs="Times New Roman"/>
+                <w:b w:val="0"/>
+                <w:i w:val="0"/>
+                <w:color w:val="000000"/>
+                <w:sz w:val="20"/>
+              </w:rPr>
+              <w:t>YouTube</w:t>
+            </w:r>
+          </w:p>
+        </w:tc>
+        <w:tc>
+          <w:tcPr>
+            <w:tcW w:type="dxa" w:w="1003"/>
+          </w:tcPr>
+          <w:p>
+            <w:pPr>
+              <w:spacing w:line="240" w:lineRule="auto" w:after="40" w:before="0"/>
+              <w:jc w:val="center"/>
+            </w:pPr>
+            <w:r>
+              <w:rPr>
+                <w:rFonts w:ascii="Times New Roman" w:hAnsi="Times New Roman" w:cs="Times New Roman"/>
+                <w:b w:val="0"/>
+                <w:i w:val="0"/>
+                <w:color w:val="000000"/>
+                <w:sz w:val="20"/>
+              </w:rPr>
+              <w:t>50</w:t>
+            </w:r>
+          </w:p>
+        </w:tc>
+        <w:tc>
+          <w:tcPr>
+            <w:tcW w:type="dxa" w:w="1003"/>
+          </w:tcPr>
+          <w:p>
+            <w:pPr>
+              <w:spacing w:line="240" w:lineRule="auto" w:after="40" w:before="0"/>
+              <w:jc w:val="center"/>
+            </w:pPr>
+            <w:r>
+              <w:rPr>
+                <w:rFonts w:ascii="Times New Roman" w:hAnsi="Times New Roman" w:cs="Times New Roman"/>
+                <w:b w:val="0"/>
+                <w:i w:val="0"/>
+                <w:color w:val="000000"/>
+                <w:sz w:val="20"/>
+              </w:rPr>
+              <w:t>42.88</w:t>
+            </w:r>
+          </w:p>
+        </w:tc>
+        <w:tc>
+          <w:tcPr>
+            <w:tcW w:type="dxa" w:w="1003"/>
+          </w:tcPr>
+          <w:p>
+            <w:pPr>
+              <w:spacing w:line="240" w:lineRule="auto" w:after="40" w:before="0"/>
+              <w:jc w:val="center"/>
+            </w:pPr>
+            <w:r>
+              <w:rPr>
+                <w:rFonts w:ascii="Times New Roman" w:hAnsi="Times New Roman" w:cs="Times New Roman"/>
+                <w:b w:val="0"/>
+                <w:i w:val="0"/>
+                <w:color w:val="000000"/>
+                <w:sz w:val="20"/>
+              </w:rPr>
+              <w:t>7.10</w:t>
+            </w:r>
+          </w:p>
+        </w:tc>
+        <w:tc>
+          <w:tcPr>
+            <w:tcW w:type="dxa" w:w="1003"/>
+          </w:tcPr>
+          <w:p>
+            <w:pPr>
+              <w:spacing w:line="240" w:lineRule="auto" w:after="40" w:before="0"/>
+              <w:jc w:val="center"/>
+            </w:pPr>
+            <w:r>
+              <w:rPr>
+                <w:rFonts w:ascii="Times New Roman" w:hAnsi="Times New Roman" w:cs="Times New Roman"/>
+                <w:b w:val="0"/>
+                <w:i w:val="0"/>
+                <w:color w:val="000000"/>
+                <w:sz w:val="20"/>
+              </w:rPr>
+              <w:t>42.0</w:t>
+            </w:r>
+          </w:p>
+        </w:tc>
+        <w:tc>
+          <w:tcPr>
+            <w:tcW w:type="dxa" w:w="1003"/>
+          </w:tcPr>
+          <w:p>
+            <w:pPr>
+              <w:spacing w:line="240" w:lineRule="auto" w:after="40" w:before="0"/>
+              <w:jc w:val="center"/>
+            </w:pPr>
+            <w:r>
+              <w:rPr>
+                <w:rFonts w:ascii="Times New Roman" w:hAnsi="Times New Roman" w:cs="Times New Roman"/>
+                <w:b w:val="0"/>
+                <w:i w:val="0"/>
+                <w:color w:val="000000"/>
+                <w:sz w:val="20"/>
+              </w:rPr>
+              <w:t>38.00</w:t>
+            </w:r>
+          </w:p>
+        </w:tc>
+        <w:tc>
+          <w:tcPr>
+            <w:tcW w:type="dxa" w:w="1003"/>
+          </w:tcPr>
+          <w:p>
+            <w:pPr>
+              <w:spacing w:line="240" w:lineRule="auto" w:after="40" w:before="0"/>
+              <w:jc w:val="center"/>
+            </w:pPr>
+            <w:r>
+              <w:rPr>
+                <w:rFonts w:ascii="Times New Roman" w:hAnsi="Times New Roman" w:cs="Times New Roman"/>
+                <w:b w:val="0"/>
+                <w:i w:val="0"/>
+                <w:color w:val="000000"/>
+                <w:sz w:val="20"/>
+              </w:rPr>
+              <w:t>47.00</w:t>
+            </w:r>
+          </w:p>
+        </w:tc>
+        <w:tc>
+          <w:tcPr>
+            <w:tcW w:type="dxa" w:w="1003"/>
+          </w:tcPr>
+          <w:p>
+            <w:pPr>
+              <w:spacing w:line="240" w:lineRule="auto" w:after="40" w:before="0"/>
+              <w:jc w:val="center"/>
+            </w:pPr>
+            <w:r>
+              <w:rPr>
+                <w:rFonts w:ascii="Times New Roman" w:hAnsi="Times New Roman" w:cs="Times New Roman"/>
+                <w:b w:val="0"/>
+                <w:i w:val="0"/>
+                <w:color w:val="000000"/>
+                <w:sz w:val="20"/>
+              </w:rPr>
+              <w:t>30</w:t>
+            </w:r>
+          </w:p>
+        </w:tc>
+        <w:tc>
+          <w:tcPr>
+            <w:tcW w:type="dxa" w:w="1003"/>
+          </w:tcPr>
+          <w:p>
+            <w:pPr>
+              <w:spacing w:line="240" w:lineRule="auto" w:after="40" w:before="0"/>
+              <w:jc w:val="center"/>
+            </w:pPr>
+            <w:r>
+              <w:rPr>
+                <w:rFonts w:ascii="Times New Roman" w:hAnsi="Times New Roman" w:cs="Times New Roman"/>
+                <w:b w:val="0"/>
+                <w:i w:val="0"/>
+                <w:color w:val="000000"/>
+                <w:sz w:val="20"/>
+              </w:rPr>
+              <w:t>57</w:t>
+            </w:r>
+          </w:p>
+        </w:tc>
+      </w:tr>
+      <w:tr>
+        <w:tc>
+          <w:tcPr>
+            <w:tcW w:type="dxa" w:w="1003"/>
+          </w:tcPr>
+          <w:p>
+            <w:pPr>
+              <w:spacing w:line="240" w:lineRule="auto" w:after="40" w:before="0"/>
+              <w:jc w:val="center"/>
+            </w:pPr>
+            <w:r>
+              <w:rPr>
+                <w:rFonts w:ascii="Times New Roman" w:hAnsi="Times New Roman" w:cs="Times New Roman"/>
+                <w:b w:val="0"/>
+                <w:i w:val="0"/>
+                <w:color w:val="000000"/>
+                <w:sz w:val="20"/>
+              </w:rPr>
+              <w:t>TikTok</w:t>
+            </w:r>
+          </w:p>
+        </w:tc>
+        <w:tc>
+          <w:tcPr>
+            <w:tcW w:type="dxa" w:w="1003"/>
+          </w:tcPr>
+          <w:p>
+            <w:pPr>
+              <w:spacing w:line="240" w:lineRule="auto" w:after="40" w:before="0"/>
+              <w:jc w:val="center"/>
+            </w:pPr>
+            <w:r>
+              <w:rPr>
+                <w:rFonts w:ascii="Times New Roman" w:hAnsi="Times New Roman" w:cs="Times New Roman"/>
+                <w:b w:val="0"/>
+                <w:i w:val="0"/>
+                <w:color w:val="000000"/>
+                <w:sz w:val="20"/>
+              </w:rPr>
+              <w:t>50</w:t>
+            </w:r>
+          </w:p>
+        </w:tc>
+        <w:tc>
+          <w:tcPr>
+            <w:tcW w:type="dxa" w:w="1003"/>
+          </w:tcPr>
+          <w:p>
+            <w:pPr>
+              <w:spacing w:line="240" w:lineRule="auto" w:after="40" w:before="0"/>
+              <w:jc w:val="center"/>
+            </w:pPr>
+            <w:r>
+              <w:rPr>
+                <w:rFonts w:ascii="Times New Roman" w:hAnsi="Times New Roman" w:cs="Times New Roman"/>
+                <w:b w:val="0"/>
+                <w:i w:val="0"/>
+                <w:color w:val="000000"/>
+                <w:sz w:val="20"/>
+              </w:rPr>
+              <w:t>35.96</w:t>
+            </w:r>
+          </w:p>
+        </w:tc>
+        <w:tc>
+          <w:tcPr>
+            <w:tcW w:type="dxa" w:w="1003"/>
+          </w:tcPr>
+          <w:p>
+            <w:pPr>
+              <w:spacing w:line="240" w:lineRule="auto" w:after="40" w:before="0"/>
+              <w:jc w:val="center"/>
+            </w:pPr>
+            <w:r>
+              <w:rPr>
+                <w:rFonts w:ascii="Times New Roman" w:hAnsi="Times New Roman" w:cs="Times New Roman"/>
+                <w:b w:val="0"/>
+                <w:i w:val="0"/>
+                <w:color w:val="000000"/>
+                <w:sz w:val="20"/>
+              </w:rPr>
+              <w:t>7.86</w:t>
+            </w:r>
+          </w:p>
+        </w:tc>
+        <w:tc>
+          <w:tcPr>
+            <w:tcW w:type="dxa" w:w="1003"/>
+          </w:tcPr>
+          <w:p>
+            <w:pPr>
+              <w:spacing w:line="240" w:lineRule="auto" w:after="40" w:before="0"/>
+              <w:jc w:val="center"/>
+            </w:pPr>
+            <w:r>
+              <w:rPr>
+                <w:rFonts w:ascii="Times New Roman" w:hAnsi="Times New Roman" w:cs="Times New Roman"/>
+                <w:b w:val="0"/>
+                <w:i w:val="0"/>
+                <w:color w:val="000000"/>
+                <w:sz w:val="20"/>
+              </w:rPr>
+              <w:t>35.0</w:t>
+            </w:r>
+          </w:p>
+        </w:tc>
+        <w:tc>
+          <w:tcPr>
+            <w:tcW w:type="dxa" w:w="1003"/>
+          </w:tcPr>
+          <w:p>
+            <w:pPr>
+              <w:spacing w:line="240" w:lineRule="auto" w:after="40" w:before="0"/>
+              <w:jc w:val="center"/>
+            </w:pPr>
+            <w:r>
+              <w:rPr>
+                <w:rFonts w:ascii="Times New Roman" w:hAnsi="Times New Roman" w:cs="Times New Roman"/>
+                <w:b w:val="0"/>
+                <w:i w:val="0"/>
+                <w:color w:val="000000"/>
+                <w:sz w:val="20"/>
+              </w:rPr>
+              <w:t>31.25</w:t>
+            </w:r>
+          </w:p>
+        </w:tc>
+        <w:tc>
+          <w:tcPr>
+            <w:tcW w:type="dxa" w:w="1003"/>
+          </w:tcPr>
+          <w:p>
+            <w:pPr>
+              <w:spacing w:line="240" w:lineRule="auto" w:after="40" w:before="0"/>
+              <w:jc w:val="center"/>
+            </w:pPr>
+            <w:r>
+              <w:rPr>
+                <w:rFonts w:ascii="Times New Roman" w:hAnsi="Times New Roman" w:cs="Times New Roman"/>
+                <w:b w:val="0"/>
+                <w:i w:val="0"/>
+                <w:color w:val="000000"/>
+                <w:sz w:val="20"/>
+              </w:rPr>
+              <w:t>39.75</w:t>
+            </w:r>
+          </w:p>
+        </w:tc>
+        <w:tc>
+          <w:tcPr>
+            <w:tcW w:type="dxa" w:w="1003"/>
+          </w:tcPr>
+          <w:p>
+            <w:pPr>
+              <w:spacing w:line="240" w:lineRule="auto" w:after="40" w:before="0"/>
+              <w:jc w:val="center"/>
+            </w:pPr>
+            <w:r>
+              <w:rPr>
+                <w:rFonts w:ascii="Times New Roman" w:hAnsi="Times New Roman" w:cs="Times New Roman"/>
+                <w:b w:val="0"/>
+                <w:i w:val="0"/>
+                <w:color w:val="000000"/>
+                <w:sz w:val="20"/>
+              </w:rPr>
+              <w:t>20</w:t>
+            </w:r>
+          </w:p>
+        </w:tc>
+        <w:tc>
+          <w:tcPr>
+            <w:tcW w:type="dxa" w:w="1003"/>
+          </w:tcPr>
+          <w:p>
+            <w:pPr>
+              <w:spacing w:line="240" w:lineRule="auto" w:after="40" w:before="0"/>
+              <w:jc w:val="center"/>
+            </w:pPr>
+            <w:r>
+              <w:rPr>
+                <w:rFonts w:ascii="Times New Roman" w:hAnsi="Times New Roman" w:cs="Times New Roman"/>
+                <w:b w:val="0"/>
+                <w:i w:val="0"/>
+                <w:color w:val="000000"/>
+                <w:sz w:val="20"/>
+              </w:rPr>
+              <w:t>57</w:t>
+            </w:r>
+          </w:p>
+        </w:tc>
+      </w:tr>
+      <w:tr>
+        <w:tc>
+          <w:tcPr>
+            <w:tcW w:type="dxa" w:w="1003"/>
+          </w:tcPr>
+          <w:p>
+            <w:pPr>
+              <w:spacing w:line="240" w:lineRule="auto" w:after="40" w:before="0"/>
+              <w:jc w:val="center"/>
+            </w:pPr>
+            <w:r>
+              <w:rPr>
+                <w:rFonts w:ascii="Times New Roman" w:hAnsi="Times New Roman" w:cs="Times New Roman"/>
+                <w:b w:val="0"/>
+                <w:i w:val="0"/>
+                <w:color w:val="000000"/>
+                <w:sz w:val="20"/>
+              </w:rPr>
+              <w:t>Instagram</w:t>
+            </w:r>
+          </w:p>
+        </w:tc>
+        <w:tc>
+          <w:tcPr>
+            <w:tcW w:type="dxa" w:w="1003"/>
+          </w:tcPr>
+          <w:p>
+            <w:pPr>
+              <w:spacing w:line="240" w:lineRule="auto" w:after="40" w:before="0"/>
+              <w:jc w:val="center"/>
+            </w:pPr>
+            <w:r>
+              <w:rPr>
+                <w:rFonts w:ascii="Times New Roman" w:hAnsi="Times New Roman" w:cs="Times New Roman"/>
+                <w:b w:val="0"/>
+                <w:i w:val="0"/>
+                <w:color w:val="000000"/>
+                <w:sz w:val="20"/>
+              </w:rPr>
+              <w:t>50</w:t>
+            </w:r>
+          </w:p>
+        </w:tc>
+        <w:tc>
+          <w:tcPr>
+            <w:tcW w:type="dxa" w:w="1003"/>
+          </w:tcPr>
+          <w:p>
+            <w:pPr>
+              <w:spacing w:line="240" w:lineRule="auto" w:after="40" w:before="0"/>
+              <w:jc w:val="center"/>
+            </w:pPr>
+            <w:r>
+              <w:rPr>
+                <w:rFonts w:ascii="Times New Roman" w:hAnsi="Times New Roman" w:cs="Times New Roman"/>
+                <w:b w:val="0"/>
+                <w:i w:val="0"/>
+                <w:color w:val="000000"/>
+                <w:sz w:val="20"/>
+              </w:rPr>
+              <w:t>28.98</w:t>
+            </w:r>
+          </w:p>
+        </w:tc>
+        <w:tc>
+          <w:tcPr>
+            <w:tcW w:type="dxa" w:w="1003"/>
+          </w:tcPr>
+          <w:p>
+            <w:pPr>
+              <w:spacing w:line="240" w:lineRule="auto" w:after="40" w:before="0"/>
+              <w:jc w:val="center"/>
+            </w:pPr>
+            <w:r>
+              <w:rPr>
+                <w:rFonts w:ascii="Times New Roman" w:hAnsi="Times New Roman" w:cs="Times New Roman"/>
+                <w:b w:val="0"/>
+                <w:i w:val="0"/>
+                <w:color w:val="000000"/>
+                <w:sz w:val="20"/>
+              </w:rPr>
+              <w:t>6.82</w:t>
+            </w:r>
+          </w:p>
+        </w:tc>
+        <w:tc>
+          <w:tcPr>
+            <w:tcW w:type="dxa" w:w="1003"/>
+          </w:tcPr>
+          <w:p>
+            <w:pPr>
+              <w:spacing w:line="240" w:lineRule="auto" w:after="40" w:before="0"/>
+              <w:jc w:val="center"/>
+            </w:pPr>
+            <w:r>
+              <w:rPr>
+                <w:rFonts w:ascii="Times New Roman" w:hAnsi="Times New Roman" w:cs="Times New Roman"/>
+                <w:b w:val="0"/>
+                <w:i w:val="0"/>
+                <w:color w:val="000000"/>
+                <w:sz w:val="20"/>
+              </w:rPr>
+              <w:t>27.5</w:t>
+            </w:r>
+          </w:p>
+        </w:tc>
+        <w:tc>
+          <w:tcPr>
+            <w:tcW w:type="dxa" w:w="1003"/>
+          </w:tcPr>
+          <w:p>
+            <w:pPr>
+              <w:spacing w:line="240" w:lineRule="auto" w:after="40" w:before="0"/>
+              <w:jc w:val="center"/>
+            </w:pPr>
+            <w:r>
+              <w:rPr>
+                <w:rFonts w:ascii="Times New Roman" w:hAnsi="Times New Roman" w:cs="Times New Roman"/>
+                <w:b w:val="0"/>
+                <w:i w:val="0"/>
+                <w:color w:val="000000"/>
+                <w:sz w:val="20"/>
+              </w:rPr>
+              <w:t>25.00</w:t>
+            </w:r>
+          </w:p>
+        </w:tc>
+        <w:tc>
+          <w:tcPr>
+            <w:tcW w:type="dxa" w:w="1003"/>
+          </w:tcPr>
+          <w:p>
+            <w:pPr>
+              <w:spacing w:line="240" w:lineRule="auto" w:after="40" w:before="0"/>
+              <w:jc w:val="center"/>
+            </w:pPr>
+            <w:r>
+              <w:rPr>
+                <w:rFonts w:ascii="Times New Roman" w:hAnsi="Times New Roman" w:cs="Times New Roman"/>
+                <w:b w:val="0"/>
+                <w:i w:val="0"/>
+                <w:color w:val="000000"/>
+                <w:sz w:val="20"/>
+              </w:rPr>
+              <w:t>34.00</w:t>
+            </w:r>
+          </w:p>
+        </w:tc>
+        <w:tc>
+          <w:tcPr>
+            <w:tcW w:type="dxa" w:w="1003"/>
+          </w:tcPr>
+          <w:p>
+            <w:pPr>
+              <w:spacing w:line="240" w:lineRule="auto" w:after="40" w:before="0"/>
+              <w:jc w:val="center"/>
+            </w:pPr>
+            <w:r>
+              <w:rPr>
+                <w:rFonts w:ascii="Times New Roman" w:hAnsi="Times New Roman" w:cs="Times New Roman"/>
+                <w:b w:val="0"/>
+                <w:i w:val="0"/>
+                <w:color w:val="000000"/>
+                <w:sz w:val="20"/>
+              </w:rPr>
+              <w:t>17</w:t>
+            </w:r>
+          </w:p>
+        </w:tc>
+        <w:tc>
+          <w:tcPr>
+            <w:tcW w:type="dxa" w:w="1003"/>
+          </w:tcPr>
+          <w:p>
+            <w:pPr>
+              <w:spacing w:line="240" w:lineRule="auto" w:after="40" w:before="0"/>
+              <w:jc w:val="center"/>
+            </w:pPr>
+            <w:r>
+              <w:rPr>
+                <w:rFonts w:ascii="Times New Roman" w:hAnsi="Times New Roman" w:cs="Times New Roman"/>
+                <w:b w:val="0"/>
+                <w:i w:val="0"/>
+                <w:color w:val="000000"/>
+                <w:sz w:val="20"/>
+              </w:rPr>
+              <w:t>52</w:t>
+            </w:r>
+          </w:p>
+        </w:tc>
+      </w:tr>
+      <w:tr>
+        <w:tc>
+          <w:tcPr>
+            <w:tcW w:type="dxa" w:w="1003"/>
+          </w:tcPr>
+          <w:p>
+            <w:pPr>
+              <w:spacing w:line="240" w:lineRule="auto" w:after="40" w:before="0"/>
+              <w:jc w:val="center"/>
+            </w:pPr>
+            <w:r>
+              <w:rPr>
+                <w:rFonts w:ascii="Times New Roman" w:hAnsi="Times New Roman" w:cs="Times New Roman"/>
+                <w:b w:val="0"/>
+                <w:i w:val="0"/>
+                <w:color w:val="000000"/>
+                <w:sz w:val="20"/>
+              </w:rPr>
+              <w:t>Overall</w:t>
+            </w:r>
+          </w:p>
+        </w:tc>
+        <w:tc>
+          <w:tcPr>
+            <w:tcW w:type="dxa" w:w="1003"/>
+          </w:tcPr>
+          <w:p>
+            <w:pPr>
+              <w:spacing w:line="240" w:lineRule="auto" w:after="40" w:before="0"/>
+              <w:jc w:val="center"/>
+            </w:pPr>
+            <w:r>
+              <w:rPr>
+                <w:rFonts w:ascii="Times New Roman" w:hAnsi="Times New Roman" w:cs="Times New Roman"/>
+                <w:b w:val="0"/>
+                <w:i w:val="0"/>
+                <w:color w:val="000000"/>
+                <w:sz w:val="20"/>
+              </w:rPr>
+              <w:t>200</w:t>
+            </w:r>
+          </w:p>
+        </w:tc>
+        <w:tc>
+          <w:tcPr>
+            <w:tcW w:type="dxa" w:w="1003"/>
+          </w:tcPr>
+          <w:p>
+            <w:pPr>
+              <w:spacing w:line="240" w:lineRule="auto" w:after="40" w:before="0"/>
+              <w:jc w:val="center"/>
+            </w:pPr>
+            <w:r>
+              <w:rPr>
+                <w:rFonts w:ascii="Times New Roman" w:hAnsi="Times New Roman" w:cs="Times New Roman"/>
+                <w:b w:val="0"/>
+                <w:i w:val="0"/>
+                <w:color w:val="000000"/>
+                <w:sz w:val="20"/>
+              </w:rPr>
+              <w:t>38.71</w:t>
+            </w:r>
+          </w:p>
+        </w:tc>
+        <w:tc>
+          <w:tcPr>
+            <w:tcW w:type="dxa" w:w="1003"/>
+          </w:tcPr>
+          <w:p>
+            <w:pPr>
+              <w:spacing w:line="240" w:lineRule="auto" w:after="40" w:before="0"/>
+              <w:jc w:val="center"/>
+            </w:pPr>
+            <w:r>
+              <w:rPr>
+                <w:rFonts w:ascii="Times New Roman" w:hAnsi="Times New Roman" w:cs="Times New Roman"/>
+                <w:b w:val="0"/>
+                <w:i w:val="0"/>
+                <w:color w:val="000000"/>
+                <w:sz w:val="20"/>
+              </w:rPr>
+              <w:t>10.09</w:t>
+            </w:r>
+          </w:p>
+        </w:tc>
+        <w:tc>
+          <w:tcPr>
+            <w:tcW w:type="dxa" w:w="1003"/>
+          </w:tcPr>
+          <w:p>
+            <w:pPr>
+              <w:spacing w:line="240" w:lineRule="auto" w:after="40" w:before="0"/>
+              <w:jc w:val="center"/>
+            </w:pPr>
+            <w:r>
+              <w:rPr>
+                <w:rFonts w:ascii="Times New Roman" w:hAnsi="Times New Roman" w:cs="Times New Roman"/>
+                <w:b w:val="0"/>
+                <w:i w:val="0"/>
+                <w:color w:val="000000"/>
+                <w:sz w:val="20"/>
+              </w:rPr>
+              <w:t>38.0</w:t>
+            </w:r>
+          </w:p>
+        </w:tc>
+        <w:tc>
+          <w:tcPr>
+            <w:tcW w:type="dxa" w:w="1003"/>
+          </w:tcPr>
+          <w:p>
+            <w:pPr>
+              <w:spacing w:line="240" w:lineRule="auto" w:after="40" w:before="0"/>
+              <w:jc w:val="center"/>
+            </w:pPr>
+            <w:r>
+              <w:rPr>
+                <w:rFonts w:ascii="Times New Roman" w:hAnsi="Times New Roman" w:cs="Times New Roman"/>
+                <w:b w:val="0"/>
+                <w:i w:val="0"/>
+                <w:color w:val="000000"/>
+                <w:sz w:val="20"/>
+              </w:rPr>
+              <w:t>—</w:t>
+            </w:r>
+          </w:p>
+        </w:tc>
+        <w:tc>
+          <w:tcPr>
+            <w:tcW w:type="dxa" w:w="1003"/>
+          </w:tcPr>
+          <w:p>
+            <w:pPr>
+              <w:spacing w:line="240" w:lineRule="auto" w:after="40" w:before="0"/>
+              <w:jc w:val="center"/>
+            </w:pPr>
+            <w:r>
+              <w:rPr>
+                <w:rFonts w:ascii="Times New Roman" w:hAnsi="Times New Roman" w:cs="Times New Roman"/>
+                <w:b w:val="0"/>
+                <w:i w:val="0"/>
+                <w:color w:val="000000"/>
+                <w:sz w:val="20"/>
+              </w:rPr>
+              <w:t>—</w:t>
+            </w:r>
+          </w:p>
+        </w:tc>
+        <w:tc>
+          <w:tcPr>
+            <w:tcW w:type="dxa" w:w="1003"/>
+          </w:tcPr>
+          <w:p>
+            <w:pPr>
+              <w:spacing w:line="240" w:lineRule="auto" w:after="40" w:before="0"/>
+              <w:jc w:val="center"/>
+            </w:pPr>
+            <w:r>
+              <w:rPr>
+                <w:rFonts w:ascii="Times New Roman" w:hAnsi="Times New Roman" w:cs="Times New Roman"/>
+                <w:b w:val="0"/>
+                <w:i w:val="0"/>
+                <w:color w:val="000000"/>
+                <w:sz w:val="20"/>
+              </w:rPr>
+              <w:t>17</w:t>
+            </w:r>
+          </w:p>
+        </w:tc>
+        <w:tc>
+          <w:tcPr>
+            <w:tcW w:type="dxa" w:w="1003"/>
+          </w:tcPr>
+          <w:p>
+            <w:pPr>
+              <w:spacing w:line="240" w:lineRule="auto" w:after="40" w:before="0"/>
+              <w:jc w:val="center"/>
+            </w:pPr>
+            <w:r>
+              <w:rPr>
+                <w:rFonts w:ascii="Times New Roman" w:hAnsi="Times New Roman" w:cs="Times New Roman"/>
+                <w:b w:val="0"/>
+                <w:i w:val="0"/>
+                <w:color w:val="000000"/>
+                <w:sz w:val="20"/>
+              </w:rPr>
+              <w:t>64</w:t>
+            </w:r>
+          </w:p>
+        </w:tc>
+      </w:tr>
+    </w:tbl>
+    <w:p>
+      <w:pPr>
+        <w:spacing w:line="360" w:lineRule="auto" w:after="120" w:before="0"/>
+        <w:jc w:val="both"/>
+      </w:pPr>
+      <w:r>
+        <w:rPr>
+          <w:rFonts w:ascii="Times New Roman" w:hAnsi="Times New Roman" w:cs="Times New Roman"/>
           <w:b w:val="0"/>
           <w:i w:val="0"/>
+          <w:color w:val="000000"/>
           <w:sz w:val="24"/>
         </w:rPr>
       </w:r>
     </w:p>
     <w:p>
       <w:pPr>
-        <w:pStyle w:val="Heading2"/>
+        <w:spacing w:line="360" w:lineRule="auto" w:after="200" w:before="0"/>
+        <w:jc w:val="both"/>
       </w:pPr>
       <w:r>
         <w:rPr>
-          <w:rFonts w:ascii="Times New Roman" w:hAnsi="Times New Roman"/>
-          <w:color w:val="000000"/>
-        </w:rPr>
-        <w:t>C.1 Sample Characteristics</w:t>
-      </w:r>
-    </w:p>
-    <w:p>
-      <w:pPr>
-        <w:spacing w:line="360" w:lineRule="auto"/>
-        <w:jc w:val="left"/>
-      </w:pPr>
-      <w:r>
-        <w:rPr>
-          <w:rFonts w:ascii="Times New Roman" w:hAnsi="Times New Roman"/>
+          <w:rFonts w:ascii="Times New Roman" w:hAnsi="Times New Roman" w:cs="Times New Roman"/>
           <w:b/>
           <w:i w:val="0"/>
-          <w:sz w:val="24"/>
+          <w:color w:val="000000"/>
+          <w:sz w:val="26"/>
         </w:rPr>
-        <w:t>Table C1. Creator Type Distribution by Platform</w:t>
+        <w:t>Table C2. DISCERN Quality Categories by Platform, n (%)</w:t>
       </w:r>
     </w:p>
     <w:tbl>
       <w:tblPr>
         <w:tblStyle w:val="TableGrid"/>
         <w:tblW w:type="auto" w:w="0"/>
+        <w:jc w:val="center"/>
         <w:tblLook w:firstColumn="1" w:firstRow="1" w:lastColumn="0" w:lastRow="0" w:noHBand="0" w:noVBand="1" w:val="04A0"/>
       </w:tblPr>
       <w:tblGrid>
@@ -73,12 +1258,19 @@
         <w:tc>
           <w:tcPr>
             <w:tcW w:type="dxa" w:w="1504"/>
+            <w:shd w:fill="D9E2F3" w:val="clear"/>
           </w:tcPr>
           <w:p>
+            <w:pPr>
+              <w:spacing w:line="240" w:lineRule="auto" w:after="40" w:before="0"/>
+              <w:jc w:val="center"/>
+            </w:pPr>
             <w:r>
               <w:rPr>
-                <w:rFonts w:ascii="Times New Roman" w:hAnsi="Times New Roman"/>
+                <w:rFonts w:ascii="Times New Roman" w:hAnsi="Times New Roman" w:cs="Times New Roman"/>
                 <w:b/>
+                <w:i w:val="0"/>
+                <w:color w:val="000000"/>
                 <w:sz w:val="20"/>
               </w:rPr>
               <w:t>Platform</w:t>
@@ -88,75 +1280,110 @@
         <w:tc>
           <w:tcPr>
             <w:tcW w:type="dxa" w:w="1504"/>
+            <w:shd w:fill="D9E2F3" w:val="clear"/>
           </w:tcPr>
           <w:p>
+            <w:pPr>
+              <w:spacing w:line="240" w:lineRule="auto" w:after="40" w:before="0"/>
+              <w:jc w:val="center"/>
+            </w:pPr>
             <w:r>
               <w:rPr>
-                <w:rFonts w:ascii="Times New Roman" w:hAnsi="Times New Roman"/>
+                <w:rFonts w:ascii="Times New Roman" w:hAnsi="Times New Roman" w:cs="Times New Roman"/>
                 <w:b/>
+                <w:i w:val="0"/>
+                <w:color w:val="000000"/>
                 <w:sz w:val="20"/>
               </w:rPr>
-              <w:t>Healthcare Prof.</w:t>
+              <w:t>Very Poor</w:t>
             </w:r>
           </w:p>
         </w:tc>
         <w:tc>
           <w:tcPr>
             <w:tcW w:type="dxa" w:w="1504"/>
+            <w:shd w:fill="D9E2F3" w:val="clear"/>
           </w:tcPr>
           <w:p>
+            <w:pPr>
+              <w:spacing w:line="240" w:lineRule="auto" w:after="40" w:before="0"/>
+              <w:jc w:val="center"/>
+            </w:pPr>
             <w:r>
               <w:rPr>
-                <w:rFonts w:ascii="Times New Roman" w:hAnsi="Times New Roman"/>
+                <w:rFonts w:ascii="Times New Roman" w:hAnsi="Times New Roman" w:cs="Times New Roman"/>
                 <w:b/>
+                <w:i w:val="0"/>
+                <w:color w:val="000000"/>
                 <w:sz w:val="20"/>
               </w:rPr>
-              <w:t>Certified Fitness Prof.</w:t>
+              <w:t>Poor</w:t>
             </w:r>
           </w:p>
         </w:tc>
         <w:tc>
           <w:tcPr>
             <w:tcW w:type="dxa" w:w="1504"/>
+            <w:shd w:fill="D9E2F3" w:val="clear"/>
           </w:tcPr>
           <w:p>
+            <w:pPr>
+              <w:spacing w:line="240" w:lineRule="auto" w:after="40" w:before="0"/>
+              <w:jc w:val="center"/>
+            </w:pPr>
             <w:r>
               <w:rPr>
-                <w:rFonts w:ascii="Times New Roman" w:hAnsi="Times New Roman"/>
+                <w:rFonts w:ascii="Times New Roman" w:hAnsi="Times New Roman" w:cs="Times New Roman"/>
                 <w:b/>
+                <w:i w:val="0"/>
+                <w:color w:val="000000"/>
                 <w:sz w:val="20"/>
               </w:rPr>
-              <w:t>Fitness Influencer</w:t>
+              <w:t>Fair</w:t>
             </w:r>
           </w:p>
         </w:tc>
         <w:tc>
           <w:tcPr>
             <w:tcW w:type="dxa" w:w="1504"/>
+            <w:shd w:fill="D9E2F3" w:val="clear"/>
           </w:tcPr>
           <w:p>
+            <w:pPr>
+              <w:spacing w:line="240" w:lineRule="auto" w:after="40" w:before="0"/>
+              <w:jc w:val="center"/>
+            </w:pPr>
             <w:r>
               <w:rPr>
-                <w:rFonts w:ascii="Times New Roman" w:hAnsi="Times New Roman"/>
+                <w:rFonts w:ascii="Times New Roman" w:hAnsi="Times New Roman" w:cs="Times New Roman"/>
                 <w:b/>
+                <w:i w:val="0"/>
+                <w:color w:val="000000"/>
                 <w:sz w:val="20"/>
               </w:rPr>
-              <w:t>General User</w:t>
+              <w:t>Good</w:t>
             </w:r>
           </w:p>
         </w:tc>
         <w:tc>
           <w:tcPr>
             <w:tcW w:type="dxa" w:w="1504"/>
+            <w:shd w:fill="D9E2F3" w:val="clear"/>
           </w:tcPr>
           <w:p>
+            <w:pPr>
+              <w:spacing w:line="240" w:lineRule="auto" w:after="40" w:before="0"/>
+              <w:jc w:val="center"/>
+            </w:pPr>
             <w:r>
               <w:rPr>
-                <w:rFonts w:ascii="Times New Roman" w:hAnsi="Times New Roman"/>
+                <w:rFonts w:ascii="Times New Roman" w:hAnsi="Times New Roman" w:cs="Times New Roman"/>
                 <w:b/>
+                <w:i w:val="0"/>
+                <w:color w:val="000000"/>
                 <w:sz w:val="20"/>
               </w:rPr>
-              <w:t>Organisation</w:t>
+              <w:t>Excellent</w:t>
             </w:r>
           </w:p>
         </w:tc>
@@ -167,9 +1394,16 @@
             <w:tcW w:type="dxa" w:w="1504"/>
           </w:tcPr>
           <w:p>
+            <w:pPr>
+              <w:spacing w:line="240" w:lineRule="auto" w:after="40" w:before="0"/>
+              <w:jc w:val="center"/>
+            </w:pPr>
             <w:r>
               <w:rPr>
-                <w:rFonts w:ascii="Times New Roman" w:hAnsi="Times New Roman"/>
+                <w:rFonts w:ascii="Times New Roman" w:hAnsi="Times New Roman" w:cs="Times New Roman"/>
+                <w:b w:val="0"/>
+                <w:i w:val="0"/>
+                <w:color w:val="000000"/>
                 <w:sz w:val="20"/>
               </w:rPr>
               <w:t>Website</w:t>
@@ -181,1485 +1415,16 @@
             <w:tcW w:type="dxa" w:w="1504"/>
           </w:tcPr>
           <w:p>
+            <w:pPr>
+              <w:spacing w:line="240" w:lineRule="auto" w:after="40" w:before="0"/>
+              <w:jc w:val="center"/>
+            </w:pPr>
             <w:r>
               <w:rPr>
-                <w:rFonts w:ascii="Times New Roman" w:hAnsi="Times New Roman"/>
-                <w:sz w:val="20"/>
-              </w:rPr>
-              <w:t>0</w:t>
-            </w:r>
-          </w:p>
-        </w:tc>
-        <w:tc>
-          <w:tcPr>
-            <w:tcW w:type="dxa" w:w="1504"/>
-          </w:tcPr>
-          <w:p>
-            <w:r>
-              <w:rPr>
-                <w:rFonts w:ascii="Times New Roman" w:hAnsi="Times New Roman"/>
-                <w:sz w:val="20"/>
-              </w:rPr>
-              <w:t>7</w:t>
-            </w:r>
-          </w:p>
-        </w:tc>
-        <w:tc>
-          <w:tcPr>
-            <w:tcW w:type="dxa" w:w="1504"/>
-          </w:tcPr>
-          <w:p>
-            <w:r>
-              <w:rPr>
-                <w:rFonts w:ascii="Times New Roman" w:hAnsi="Times New Roman"/>
-                <w:sz w:val="20"/>
-              </w:rPr>
-              <w:t>0</w:t>
-            </w:r>
-          </w:p>
-        </w:tc>
-        <w:tc>
-          <w:tcPr>
-            <w:tcW w:type="dxa" w:w="1504"/>
-          </w:tcPr>
-          <w:p>
-            <w:r>
-              <w:rPr>
-                <w:rFonts w:ascii="Times New Roman" w:hAnsi="Times New Roman"/>
-                <w:sz w:val="20"/>
-              </w:rPr>
-              <w:t>4</w:t>
-            </w:r>
-          </w:p>
-        </w:tc>
-        <w:tc>
-          <w:tcPr>
-            <w:tcW w:type="dxa" w:w="1504"/>
-          </w:tcPr>
-          <w:p>
-            <w:r>
-              <w:rPr>
-                <w:rFonts w:ascii="Times New Roman" w:hAnsi="Times New Roman"/>
-                <w:sz w:val="20"/>
-              </w:rPr>
-              <w:t>39</w:t>
-            </w:r>
-          </w:p>
-        </w:tc>
-      </w:tr>
-      <w:tr>
-        <w:tc>
-          <w:tcPr>
-            <w:tcW w:type="dxa" w:w="1504"/>
-          </w:tcPr>
-          <w:p>
-            <w:r>
-              <w:rPr>
-                <w:rFonts w:ascii="Times New Roman" w:hAnsi="Times New Roman"/>
-                <w:sz w:val="20"/>
-              </w:rPr>
-              <w:t>YouTube</w:t>
-            </w:r>
-          </w:p>
-        </w:tc>
-        <w:tc>
-          <w:tcPr>
-            <w:tcW w:type="dxa" w:w="1504"/>
-          </w:tcPr>
-          <w:p>
-            <w:r>
-              <w:rPr>
-                <w:rFonts w:ascii="Times New Roman" w:hAnsi="Times New Roman"/>
-                <w:sz w:val="20"/>
-              </w:rPr>
-              <w:t>3</w:t>
-            </w:r>
-          </w:p>
-        </w:tc>
-        <w:tc>
-          <w:tcPr>
-            <w:tcW w:type="dxa" w:w="1504"/>
-          </w:tcPr>
-          <w:p>
-            <w:r>
-              <w:rPr>
-                <w:rFonts w:ascii="Times New Roman" w:hAnsi="Times New Roman"/>
-                <w:sz w:val="20"/>
-              </w:rPr>
-              <w:t>12</w:t>
-            </w:r>
-          </w:p>
-        </w:tc>
-        <w:tc>
-          <w:tcPr>
-            <w:tcW w:type="dxa" w:w="1504"/>
-          </w:tcPr>
-          <w:p>
-            <w:r>
-              <w:rPr>
-                <w:rFonts w:ascii="Times New Roman" w:hAnsi="Times New Roman"/>
-                <w:sz w:val="20"/>
-              </w:rPr>
-              <w:t>19</w:t>
-            </w:r>
-          </w:p>
-        </w:tc>
-        <w:tc>
-          <w:tcPr>
-            <w:tcW w:type="dxa" w:w="1504"/>
-          </w:tcPr>
-          <w:p>
-            <w:r>
-              <w:rPr>
-                <w:rFonts w:ascii="Times New Roman" w:hAnsi="Times New Roman"/>
-                <w:sz w:val="20"/>
-              </w:rPr>
-              <w:t>4</w:t>
-            </w:r>
-          </w:p>
-        </w:tc>
-        <w:tc>
-          <w:tcPr>
-            <w:tcW w:type="dxa" w:w="1504"/>
-          </w:tcPr>
-          <w:p>
-            <w:r>
-              <w:rPr>
-                <w:rFonts w:ascii="Times New Roman" w:hAnsi="Times New Roman"/>
-                <w:sz w:val="20"/>
-              </w:rPr>
-              <w:t>12</w:t>
-            </w:r>
-          </w:p>
-        </w:tc>
-      </w:tr>
-      <w:tr>
-        <w:tc>
-          <w:tcPr>
-            <w:tcW w:type="dxa" w:w="1504"/>
-          </w:tcPr>
-          <w:p>
-            <w:r>
-              <w:rPr>
-                <w:rFonts w:ascii="Times New Roman" w:hAnsi="Times New Roman"/>
-                <w:sz w:val="20"/>
-              </w:rPr>
-              <w:t>TikTok</w:t>
-            </w:r>
-          </w:p>
-        </w:tc>
-        <w:tc>
-          <w:tcPr>
-            <w:tcW w:type="dxa" w:w="1504"/>
-          </w:tcPr>
-          <w:p>
-            <w:r>
-              <w:rPr>
-                <w:rFonts w:ascii="Times New Roman" w:hAnsi="Times New Roman"/>
-                <w:sz w:val="20"/>
-              </w:rPr>
-              <w:t>8</w:t>
-            </w:r>
-          </w:p>
-        </w:tc>
-        <w:tc>
-          <w:tcPr>
-            <w:tcW w:type="dxa" w:w="1504"/>
-          </w:tcPr>
-          <w:p>
-            <w:r>
-              <w:rPr>
-                <w:rFonts w:ascii="Times New Roman" w:hAnsi="Times New Roman"/>
-                <w:sz w:val="20"/>
-              </w:rPr>
-              <w:t>7</w:t>
-            </w:r>
-          </w:p>
-        </w:tc>
-        <w:tc>
-          <w:tcPr>
-            <w:tcW w:type="dxa" w:w="1504"/>
-          </w:tcPr>
-          <w:p>
-            <w:r>
-              <w:rPr>
-                <w:rFonts w:ascii="Times New Roman" w:hAnsi="Times New Roman"/>
-                <w:sz w:val="20"/>
-              </w:rPr>
-              <w:t>21</w:t>
-            </w:r>
-          </w:p>
-        </w:tc>
-        <w:tc>
-          <w:tcPr>
-            <w:tcW w:type="dxa" w:w="1504"/>
-          </w:tcPr>
-          <w:p>
-            <w:r>
-              <w:rPr>
-                <w:rFonts w:ascii="Times New Roman" w:hAnsi="Times New Roman"/>
-                <w:sz w:val="20"/>
-              </w:rPr>
-              <w:t>9</w:t>
-            </w:r>
-          </w:p>
-        </w:tc>
-        <w:tc>
-          <w:tcPr>
-            <w:tcW w:type="dxa" w:w="1504"/>
-          </w:tcPr>
-          <w:p>
-            <w:r>
-              <w:rPr>
-                <w:rFonts w:ascii="Times New Roman" w:hAnsi="Times New Roman"/>
-                <w:sz w:val="20"/>
-              </w:rPr>
-              <w:t>5</w:t>
-            </w:r>
-          </w:p>
-        </w:tc>
-      </w:tr>
-      <w:tr>
-        <w:tc>
-          <w:tcPr>
-            <w:tcW w:type="dxa" w:w="1504"/>
-          </w:tcPr>
-          <w:p>
-            <w:r>
-              <w:rPr>
-                <w:rFonts w:ascii="Times New Roman" w:hAnsi="Times New Roman"/>
-                <w:sz w:val="20"/>
-              </w:rPr>
-              <w:t>Instagram</w:t>
-            </w:r>
-          </w:p>
-        </w:tc>
-        <w:tc>
-          <w:tcPr>
-            <w:tcW w:type="dxa" w:w="1504"/>
-          </w:tcPr>
-          <w:p>
-            <w:r>
-              <w:rPr>
-                <w:rFonts w:ascii="Times New Roman" w:hAnsi="Times New Roman"/>
-                <w:sz w:val="20"/>
-              </w:rPr>
-              <w:t>3</w:t>
-            </w:r>
-          </w:p>
-        </w:tc>
-        <w:tc>
-          <w:tcPr>
-            <w:tcW w:type="dxa" w:w="1504"/>
-          </w:tcPr>
-          <w:p>
-            <w:r>
-              <w:rPr>
-                <w:rFonts w:ascii="Times New Roman" w:hAnsi="Times New Roman"/>
-                <w:sz w:val="20"/>
-              </w:rPr>
-              <w:t>8</w:t>
-            </w:r>
-          </w:p>
-        </w:tc>
-        <w:tc>
-          <w:tcPr>
-            <w:tcW w:type="dxa" w:w="1504"/>
-          </w:tcPr>
-          <w:p>
-            <w:r>
-              <w:rPr>
-                <w:rFonts w:ascii="Times New Roman" w:hAnsi="Times New Roman"/>
-                <w:sz w:val="20"/>
-              </w:rPr>
-              <w:t>3</w:t>
-            </w:r>
-          </w:p>
-        </w:tc>
-        <w:tc>
-          <w:tcPr>
-            <w:tcW w:type="dxa" w:w="1504"/>
-          </w:tcPr>
-          <w:p>
-            <w:r>
-              <w:rPr>
-                <w:rFonts w:ascii="Times New Roman" w:hAnsi="Times New Roman"/>
-                <w:sz w:val="20"/>
-              </w:rPr>
-              <w:t>7</w:t>
-            </w:r>
-          </w:p>
-        </w:tc>
-        <w:tc>
-          <w:tcPr>
-            <w:tcW w:type="dxa" w:w="1504"/>
-          </w:tcPr>
-          <w:p>
-            <w:r>
-              <w:rPr>
-                <w:rFonts w:ascii="Times New Roman" w:hAnsi="Times New Roman"/>
-                <w:sz w:val="20"/>
-              </w:rPr>
-              <w:t>29</w:t>
-            </w:r>
-          </w:p>
-        </w:tc>
-      </w:tr>
-      <w:tr>
-        <w:tc>
-          <w:tcPr>
-            <w:tcW w:type="dxa" w:w="1504"/>
-          </w:tcPr>
-          <w:p>
-            <w:r>
-              <w:rPr>
-                <w:rFonts w:ascii="Times New Roman" w:hAnsi="Times New Roman"/>
-                <w:sz w:val="20"/>
-              </w:rPr>
-              <w:t>Total</w:t>
-            </w:r>
-          </w:p>
-        </w:tc>
-        <w:tc>
-          <w:tcPr>
-            <w:tcW w:type="dxa" w:w="1504"/>
-          </w:tcPr>
-          <w:p>
-            <w:r>
-              <w:rPr>
-                <w:rFonts w:ascii="Times New Roman" w:hAnsi="Times New Roman"/>
-                <w:sz w:val="20"/>
-              </w:rPr>
-              <w:t>14</w:t>
-            </w:r>
-          </w:p>
-        </w:tc>
-        <w:tc>
-          <w:tcPr>
-            <w:tcW w:type="dxa" w:w="1504"/>
-          </w:tcPr>
-          <w:p>
-            <w:r>
-              <w:rPr>
-                <w:rFonts w:ascii="Times New Roman" w:hAnsi="Times New Roman"/>
-                <w:sz w:val="20"/>
-              </w:rPr>
-              <w:t>34</w:t>
-            </w:r>
-          </w:p>
-        </w:tc>
-        <w:tc>
-          <w:tcPr>
-            <w:tcW w:type="dxa" w:w="1504"/>
-          </w:tcPr>
-          <w:p>
-            <w:r>
-              <w:rPr>
-                <w:rFonts w:ascii="Times New Roman" w:hAnsi="Times New Roman"/>
-                <w:sz w:val="20"/>
-              </w:rPr>
-              <w:t>43</w:t>
-            </w:r>
-          </w:p>
-        </w:tc>
-        <w:tc>
-          <w:tcPr>
-            <w:tcW w:type="dxa" w:w="1504"/>
-          </w:tcPr>
-          <w:p>
-            <w:r>
-              <w:rPr>
-                <w:rFonts w:ascii="Times New Roman" w:hAnsi="Times New Roman"/>
-                <w:sz w:val="20"/>
-              </w:rPr>
-              <w:t>24</w:t>
-            </w:r>
-          </w:p>
-        </w:tc>
-        <w:tc>
-          <w:tcPr>
-            <w:tcW w:type="dxa" w:w="1504"/>
-          </w:tcPr>
-          <w:p>
-            <w:r>
-              <w:rPr>
-                <w:rFonts w:ascii="Times New Roman" w:hAnsi="Times New Roman"/>
-                <w:sz w:val="20"/>
-              </w:rPr>
-              <w:t>85</w:t>
-            </w:r>
-          </w:p>
-        </w:tc>
-      </w:tr>
-    </w:tbl>
-    <w:p>
-      <w:pPr>
-        <w:spacing w:line="360" w:lineRule="auto"/>
-        <w:jc w:val="both"/>
-      </w:pPr>
-      <w:r>
-        <w:rPr>
-          <w:rFonts w:ascii="Times New Roman" w:hAnsi="Times New Roman"/>
-          <w:b w:val="0"/>
-          <w:i w:val="0"/>
-          <w:sz w:val="24"/>
-        </w:rPr>
-      </w:r>
-    </w:p>
-    <w:p>
-      <w:pPr>
-        <w:spacing w:line="360" w:lineRule="auto"/>
-        <w:jc w:val="left"/>
-      </w:pPr>
-      <w:r>
-        <w:rPr>
-          <w:rFonts w:ascii="Times New Roman" w:hAnsi="Times New Roman"/>
-          <w:b/>
-          <w:i w:val="0"/>
-          <w:sz w:val="24"/>
-        </w:rPr>
-        <w:t>Table C2. DISCERN Total Score Descriptive Statistics by Platform</w:t>
-      </w:r>
-    </w:p>
-    <w:tbl>
-      <w:tblPr>
-        <w:tblStyle w:val="TableGrid"/>
-        <w:tblW w:type="auto" w:w="0"/>
-        <w:tblLook w:firstColumn="1" w:firstRow="1" w:lastColumn="0" w:lastRow="0" w:noHBand="0" w:noVBand="1" w:val="04A0"/>
-      </w:tblPr>
-      <w:tblGrid>
-        <w:gridCol w:w="903"/>
-        <w:gridCol w:w="903"/>
-        <w:gridCol w:w="903"/>
-        <w:gridCol w:w="903"/>
-        <w:gridCol w:w="903"/>
-        <w:gridCol w:w="903"/>
-        <w:gridCol w:w="903"/>
-        <w:gridCol w:w="903"/>
-        <w:gridCol w:w="903"/>
-        <w:gridCol w:w="903"/>
-      </w:tblGrid>
-      <w:tr>
-        <w:tc>
-          <w:tcPr>
-            <w:tcW w:type="dxa" w:w="903"/>
-          </w:tcPr>
-          <w:p>
-            <w:r>
-              <w:rPr>
-                <w:rFonts w:ascii="Times New Roman" w:hAnsi="Times New Roman"/>
-                <w:b/>
-                <w:sz w:val="20"/>
-              </w:rPr>
-              <w:t>Platform</w:t>
-            </w:r>
-          </w:p>
-        </w:tc>
-        <w:tc>
-          <w:tcPr>
-            <w:tcW w:type="dxa" w:w="903"/>
-          </w:tcPr>
-          <w:p>
-            <w:r>
-              <w:rPr>
-                <w:rFonts w:ascii="Times New Roman" w:hAnsi="Times New Roman"/>
-                <w:b/>
-                <w:sz w:val="20"/>
-              </w:rPr>
-              <w:t>n</w:t>
-            </w:r>
-          </w:p>
-        </w:tc>
-        <w:tc>
-          <w:tcPr>
-            <w:tcW w:type="dxa" w:w="903"/>
-          </w:tcPr>
-          <w:p>
-            <w:r>
-              <w:rPr>
-                <w:rFonts w:ascii="Times New Roman" w:hAnsi="Times New Roman"/>
-                <w:b/>
-                <w:sz w:val="20"/>
-              </w:rPr>
-              <w:t>Mean</w:t>
-            </w:r>
-          </w:p>
-        </w:tc>
-        <w:tc>
-          <w:tcPr>
-            <w:tcW w:type="dxa" w:w="903"/>
-          </w:tcPr>
-          <w:p>
-            <w:r>
-              <w:rPr>
-                <w:rFonts w:ascii="Times New Roman" w:hAnsi="Times New Roman"/>
-                <w:b/>
-                <w:sz w:val="20"/>
-              </w:rPr>
-              <w:t>SD</w:t>
-            </w:r>
-          </w:p>
-        </w:tc>
-        <w:tc>
-          <w:tcPr>
-            <w:tcW w:type="dxa" w:w="903"/>
-          </w:tcPr>
-          <w:p>
-            <w:r>
-              <w:rPr>
-                <w:rFonts w:ascii="Times New Roman" w:hAnsi="Times New Roman"/>
-                <w:b/>
-                <w:sz w:val="20"/>
-              </w:rPr>
-              <w:t>Median</w:t>
-            </w:r>
-          </w:p>
-        </w:tc>
-        <w:tc>
-          <w:tcPr>
-            <w:tcW w:type="dxa" w:w="903"/>
-          </w:tcPr>
-          <w:p>
-            <w:r>
-              <w:rPr>
-                <w:rFonts w:ascii="Times New Roman" w:hAnsi="Times New Roman"/>
-                <w:b/>
-                <w:sz w:val="20"/>
-              </w:rPr>
-              <w:t>Q1</w:t>
-            </w:r>
-          </w:p>
-        </w:tc>
-        <w:tc>
-          <w:tcPr>
-            <w:tcW w:type="dxa" w:w="903"/>
-          </w:tcPr>
-          <w:p>
-            <w:r>
-              <w:rPr>
-                <w:rFonts w:ascii="Times New Roman" w:hAnsi="Times New Roman"/>
-                <w:b/>
-                <w:sz w:val="20"/>
-              </w:rPr>
-              <w:t>Q3</w:t>
-            </w:r>
-          </w:p>
-        </w:tc>
-        <w:tc>
-          <w:tcPr>
-            <w:tcW w:type="dxa" w:w="903"/>
-          </w:tcPr>
-          <w:p>
-            <w:r>
-              <w:rPr>
-                <w:rFonts w:ascii="Times New Roman" w:hAnsi="Times New Roman"/>
-                <w:b/>
-                <w:sz w:val="20"/>
-              </w:rPr>
-              <w:t>Min</w:t>
-            </w:r>
-          </w:p>
-        </w:tc>
-        <w:tc>
-          <w:tcPr>
-            <w:tcW w:type="dxa" w:w="903"/>
-          </w:tcPr>
-          <w:p>
-            <w:r>
-              <w:rPr>
-                <w:rFonts w:ascii="Times New Roman" w:hAnsi="Times New Roman"/>
-                <w:b/>
-                <w:sz w:val="20"/>
-              </w:rPr>
-              <w:t>Max</w:t>
-            </w:r>
-          </w:p>
-        </w:tc>
-        <w:tc>
-          <w:tcPr>
-            <w:tcW w:type="dxa" w:w="903"/>
-          </w:tcPr>
-          <w:p>
-            <w:r>
-              <w:rPr>
-                <w:rFonts w:ascii="Times New Roman" w:hAnsi="Times New Roman"/>
-                <w:b/>
-                <w:sz w:val="20"/>
-              </w:rPr>
-              <w:t>IQR</w:t>
-            </w:r>
-          </w:p>
-        </w:tc>
-      </w:tr>
-      <w:tr>
-        <w:tc>
-          <w:tcPr>
-            <w:tcW w:type="dxa" w:w="903"/>
-          </w:tcPr>
-          <w:p>
-            <w:r>
-              <w:rPr>
-                <w:rFonts w:ascii="Times New Roman" w:hAnsi="Times New Roman"/>
-                <w:sz w:val="20"/>
-              </w:rPr>
-              <w:t>Website</w:t>
-            </w:r>
-          </w:p>
-        </w:tc>
-        <w:tc>
-          <w:tcPr>
-            <w:tcW w:type="dxa" w:w="903"/>
-          </w:tcPr>
-          <w:p>
-            <w:r>
-              <w:rPr>
-                <w:rFonts w:ascii="Times New Roman" w:hAnsi="Times New Roman"/>
-                <w:sz w:val="20"/>
-              </w:rPr>
-              <w:t>50</w:t>
-            </w:r>
-          </w:p>
-        </w:tc>
-        <w:tc>
-          <w:tcPr>
-            <w:tcW w:type="dxa" w:w="903"/>
-          </w:tcPr>
-          <w:p>
-            <w:r>
-              <w:rPr>
-                <w:rFonts w:ascii="Times New Roman" w:hAnsi="Times New Roman"/>
-                <w:sz w:val="20"/>
-              </w:rPr>
-              <w:t>48.70</w:t>
-            </w:r>
-          </w:p>
-        </w:tc>
-        <w:tc>
-          <w:tcPr>
-            <w:tcW w:type="dxa" w:w="903"/>
-          </w:tcPr>
-          <w:p>
-            <w:r>
-              <w:rPr>
-                <w:rFonts w:ascii="Times New Roman" w:hAnsi="Times New Roman"/>
-                <w:sz w:val="20"/>
-              </w:rPr>
-              <w:t>8.17</w:t>
-            </w:r>
-          </w:p>
-        </w:tc>
-        <w:tc>
-          <w:tcPr>
-            <w:tcW w:type="dxa" w:w="903"/>
-          </w:tcPr>
-          <w:p>
-            <w:r>
-              <w:rPr>
-                <w:rFonts w:ascii="Times New Roman" w:hAnsi="Times New Roman"/>
-                <w:sz w:val="20"/>
-              </w:rPr>
-              <w:t>48.0</w:t>
-            </w:r>
-          </w:p>
-        </w:tc>
-        <w:tc>
-          <w:tcPr>
-            <w:tcW w:type="dxa" w:w="903"/>
-          </w:tcPr>
-          <w:p>
-            <w:r>
-              <w:rPr>
-                <w:rFonts w:ascii="Times New Roman" w:hAnsi="Times New Roman"/>
-                <w:sz w:val="20"/>
-              </w:rPr>
-              <w:t>42.25</w:t>
-            </w:r>
-          </w:p>
-        </w:tc>
-        <w:tc>
-          <w:tcPr>
-            <w:tcW w:type="dxa" w:w="903"/>
-          </w:tcPr>
-          <w:p>
-            <w:r>
-              <w:rPr>
-                <w:rFonts w:ascii="Times New Roman" w:hAnsi="Times New Roman"/>
-                <w:sz w:val="20"/>
-              </w:rPr>
-              <w:t>55.00</w:t>
-            </w:r>
-          </w:p>
-        </w:tc>
-        <w:tc>
-          <w:tcPr>
-            <w:tcW w:type="dxa" w:w="903"/>
-          </w:tcPr>
-          <w:p>
-            <w:r>
-              <w:rPr>
-                <w:rFonts w:ascii="Times New Roman" w:hAnsi="Times New Roman"/>
-                <w:sz w:val="20"/>
-              </w:rPr>
-              <w:t>33</w:t>
-            </w:r>
-          </w:p>
-        </w:tc>
-        <w:tc>
-          <w:tcPr>
-            <w:tcW w:type="dxa" w:w="903"/>
-          </w:tcPr>
-          <w:p>
-            <w:r>
-              <w:rPr>
-                <w:rFonts w:ascii="Times New Roman" w:hAnsi="Times New Roman"/>
-                <w:sz w:val="20"/>
-              </w:rPr>
-              <w:t>65</w:t>
-            </w:r>
-          </w:p>
-        </w:tc>
-        <w:tc>
-          <w:tcPr>
-            <w:tcW w:type="dxa" w:w="903"/>
-          </w:tcPr>
-          <w:p>
-            <w:r>
-              <w:rPr>
-                <w:rFonts w:ascii="Times New Roman" w:hAnsi="Times New Roman"/>
-                <w:sz w:val="20"/>
-              </w:rPr>
-              <w:t>12.75</w:t>
-            </w:r>
-          </w:p>
-        </w:tc>
-      </w:tr>
-      <w:tr>
-        <w:tc>
-          <w:tcPr>
-            <w:tcW w:type="dxa" w:w="903"/>
-          </w:tcPr>
-          <w:p>
-            <w:r>
-              <w:rPr>
-                <w:rFonts w:ascii="Times New Roman" w:hAnsi="Times New Roman"/>
-                <w:sz w:val="20"/>
-              </w:rPr>
-              <w:t>YouTube</w:t>
-            </w:r>
-          </w:p>
-        </w:tc>
-        <w:tc>
-          <w:tcPr>
-            <w:tcW w:type="dxa" w:w="903"/>
-          </w:tcPr>
-          <w:p>
-            <w:r>
-              <w:rPr>
-                <w:rFonts w:ascii="Times New Roman" w:hAnsi="Times New Roman"/>
-                <w:sz w:val="20"/>
-              </w:rPr>
-              <w:t>50</w:t>
-            </w:r>
-          </w:p>
-        </w:tc>
-        <w:tc>
-          <w:tcPr>
-            <w:tcW w:type="dxa" w:w="903"/>
-          </w:tcPr>
-          <w:p>
-            <w:r>
-              <w:rPr>
-                <w:rFonts w:ascii="Times New Roman" w:hAnsi="Times New Roman"/>
-                <w:sz w:val="20"/>
-              </w:rPr>
-              <w:t>40.36</w:t>
-            </w:r>
-          </w:p>
-        </w:tc>
-        <w:tc>
-          <w:tcPr>
-            <w:tcW w:type="dxa" w:w="903"/>
-          </w:tcPr>
-          <w:p>
-            <w:r>
-              <w:rPr>
-                <w:rFonts w:ascii="Times New Roman" w:hAnsi="Times New Roman"/>
-                <w:sz w:val="20"/>
-              </w:rPr>
-              <w:t>6.21</w:t>
-            </w:r>
-          </w:p>
-        </w:tc>
-        <w:tc>
-          <w:tcPr>
-            <w:tcW w:type="dxa" w:w="903"/>
-          </w:tcPr>
-          <w:p>
-            <w:r>
-              <w:rPr>
-                <w:rFonts w:ascii="Times New Roman" w:hAnsi="Times New Roman"/>
-                <w:sz w:val="20"/>
-              </w:rPr>
-              <w:t>39.0</w:t>
-            </w:r>
-          </w:p>
-        </w:tc>
-        <w:tc>
-          <w:tcPr>
-            <w:tcW w:type="dxa" w:w="903"/>
-          </w:tcPr>
-          <w:p>
-            <w:r>
-              <w:rPr>
-                <w:rFonts w:ascii="Times New Roman" w:hAnsi="Times New Roman"/>
-                <w:sz w:val="20"/>
-              </w:rPr>
-              <w:t>36.00</w:t>
-            </w:r>
-          </w:p>
-        </w:tc>
-        <w:tc>
-          <w:tcPr>
-            <w:tcW w:type="dxa" w:w="903"/>
-          </w:tcPr>
-          <w:p>
-            <w:r>
-              <w:rPr>
-                <w:rFonts w:ascii="Times New Roman" w:hAnsi="Times New Roman"/>
-                <w:sz w:val="20"/>
-              </w:rPr>
-              <w:t>42.75</w:t>
-            </w:r>
-          </w:p>
-        </w:tc>
-        <w:tc>
-          <w:tcPr>
-            <w:tcW w:type="dxa" w:w="903"/>
-          </w:tcPr>
-          <w:p>
-            <w:r>
-              <w:rPr>
-                <w:rFonts w:ascii="Times New Roman" w:hAnsi="Times New Roman"/>
-                <w:sz w:val="20"/>
-              </w:rPr>
-              <w:t>31</w:t>
-            </w:r>
-          </w:p>
-        </w:tc>
-        <w:tc>
-          <w:tcPr>
-            <w:tcW w:type="dxa" w:w="903"/>
-          </w:tcPr>
-          <w:p>
-            <w:r>
-              <w:rPr>
-                <w:rFonts w:ascii="Times New Roman" w:hAnsi="Times New Roman"/>
-                <w:sz w:val="20"/>
-              </w:rPr>
-              <w:t>57</w:t>
-            </w:r>
-          </w:p>
-        </w:tc>
-        <w:tc>
-          <w:tcPr>
-            <w:tcW w:type="dxa" w:w="903"/>
-          </w:tcPr>
-          <w:p>
-            <w:r>
-              <w:rPr>
-                <w:rFonts w:ascii="Times New Roman" w:hAnsi="Times New Roman"/>
-                <w:sz w:val="20"/>
-              </w:rPr>
-              <w:t>6.75</w:t>
-            </w:r>
-          </w:p>
-        </w:tc>
-      </w:tr>
-      <w:tr>
-        <w:tc>
-          <w:tcPr>
-            <w:tcW w:type="dxa" w:w="903"/>
-          </w:tcPr>
-          <w:p>
-            <w:r>
-              <w:rPr>
-                <w:rFonts w:ascii="Times New Roman" w:hAnsi="Times New Roman"/>
-                <w:sz w:val="20"/>
-              </w:rPr>
-              <w:t>TikTok</w:t>
-            </w:r>
-          </w:p>
-        </w:tc>
-        <w:tc>
-          <w:tcPr>
-            <w:tcW w:type="dxa" w:w="903"/>
-          </w:tcPr>
-          <w:p>
-            <w:r>
-              <w:rPr>
-                <w:rFonts w:ascii="Times New Roman" w:hAnsi="Times New Roman"/>
-                <w:sz w:val="20"/>
-              </w:rPr>
-              <w:t>50</w:t>
-            </w:r>
-          </w:p>
-        </w:tc>
-        <w:tc>
-          <w:tcPr>
-            <w:tcW w:type="dxa" w:w="903"/>
-          </w:tcPr>
-          <w:p>
-            <w:r>
-              <w:rPr>
-                <w:rFonts w:ascii="Times New Roman" w:hAnsi="Times New Roman"/>
-                <w:sz w:val="20"/>
-              </w:rPr>
-              <w:t>32.38</w:t>
-            </w:r>
-          </w:p>
-        </w:tc>
-        <w:tc>
-          <w:tcPr>
-            <w:tcW w:type="dxa" w:w="903"/>
-          </w:tcPr>
-          <w:p>
-            <w:r>
-              <w:rPr>
-                <w:rFonts w:ascii="Times New Roman" w:hAnsi="Times New Roman"/>
-                <w:sz w:val="20"/>
-              </w:rPr>
-              <w:t>6.39</w:t>
-            </w:r>
-          </w:p>
-        </w:tc>
-        <w:tc>
-          <w:tcPr>
-            <w:tcW w:type="dxa" w:w="903"/>
-          </w:tcPr>
-          <w:p>
-            <w:r>
-              <w:rPr>
-                <w:rFonts w:ascii="Times New Roman" w:hAnsi="Times New Roman"/>
-                <w:sz w:val="20"/>
-              </w:rPr>
-              <w:t>31.0</w:t>
-            </w:r>
-          </w:p>
-        </w:tc>
-        <w:tc>
-          <w:tcPr>
-            <w:tcW w:type="dxa" w:w="903"/>
-          </w:tcPr>
-          <w:p>
-            <w:r>
-              <w:rPr>
-                <w:rFonts w:ascii="Times New Roman" w:hAnsi="Times New Roman"/>
-                <w:sz w:val="20"/>
-              </w:rPr>
-              <w:t>29.00</w:t>
-            </w:r>
-          </w:p>
-        </w:tc>
-        <w:tc>
-          <w:tcPr>
-            <w:tcW w:type="dxa" w:w="903"/>
-          </w:tcPr>
-          <w:p>
-            <w:r>
-              <w:rPr>
-                <w:rFonts w:ascii="Times New Roman" w:hAnsi="Times New Roman"/>
-                <w:sz w:val="20"/>
-              </w:rPr>
-              <w:t>37.00</w:t>
-            </w:r>
-          </w:p>
-        </w:tc>
-        <w:tc>
-          <w:tcPr>
-            <w:tcW w:type="dxa" w:w="903"/>
-          </w:tcPr>
-          <w:p>
-            <w:r>
-              <w:rPr>
-                <w:rFonts w:ascii="Times New Roman" w:hAnsi="Times New Roman"/>
-                <w:sz w:val="20"/>
-              </w:rPr>
-              <w:t>17</w:t>
-            </w:r>
-          </w:p>
-        </w:tc>
-        <w:tc>
-          <w:tcPr>
-            <w:tcW w:type="dxa" w:w="903"/>
-          </w:tcPr>
-          <w:p>
-            <w:r>
-              <w:rPr>
-                <w:rFonts w:ascii="Times New Roman" w:hAnsi="Times New Roman"/>
-                <w:sz w:val="20"/>
-              </w:rPr>
-              <w:t>45</w:t>
-            </w:r>
-          </w:p>
-        </w:tc>
-        <w:tc>
-          <w:tcPr>
-            <w:tcW w:type="dxa" w:w="903"/>
-          </w:tcPr>
-          <w:p>
-            <w:r>
-              <w:rPr>
-                <w:rFonts w:ascii="Times New Roman" w:hAnsi="Times New Roman"/>
-                <w:sz w:val="20"/>
-              </w:rPr>
-              <w:t>8.00</w:t>
-            </w:r>
-          </w:p>
-        </w:tc>
-      </w:tr>
-      <w:tr>
-        <w:tc>
-          <w:tcPr>
-            <w:tcW w:type="dxa" w:w="903"/>
-          </w:tcPr>
-          <w:p>
-            <w:r>
-              <w:rPr>
-                <w:rFonts w:ascii="Times New Roman" w:hAnsi="Times New Roman"/>
-                <w:sz w:val="20"/>
-              </w:rPr>
-              <w:t>Instagram</w:t>
-            </w:r>
-          </w:p>
-        </w:tc>
-        <w:tc>
-          <w:tcPr>
-            <w:tcW w:type="dxa" w:w="903"/>
-          </w:tcPr>
-          <w:p>
-            <w:r>
-              <w:rPr>
-                <w:rFonts w:ascii="Times New Roman" w:hAnsi="Times New Roman"/>
-                <w:sz w:val="20"/>
-              </w:rPr>
-              <w:t>50</w:t>
-            </w:r>
-          </w:p>
-        </w:tc>
-        <w:tc>
-          <w:tcPr>
-            <w:tcW w:type="dxa" w:w="903"/>
-          </w:tcPr>
-          <w:p>
-            <w:r>
-              <w:rPr>
-                <w:rFonts w:ascii="Times New Roman" w:hAnsi="Times New Roman"/>
-                <w:sz w:val="20"/>
-              </w:rPr>
-              <w:t>23.78</w:t>
-            </w:r>
-          </w:p>
-        </w:tc>
-        <w:tc>
-          <w:tcPr>
-            <w:tcW w:type="dxa" w:w="903"/>
-          </w:tcPr>
-          <w:p>
-            <w:r>
-              <w:rPr>
-                <w:rFonts w:ascii="Times New Roman" w:hAnsi="Times New Roman"/>
-                <w:sz w:val="20"/>
-              </w:rPr>
-              <w:t>5.83</w:t>
-            </w:r>
-          </w:p>
-        </w:tc>
-        <w:tc>
-          <w:tcPr>
-            <w:tcW w:type="dxa" w:w="903"/>
-          </w:tcPr>
-          <w:p>
-            <w:r>
-              <w:rPr>
-                <w:rFonts w:ascii="Times New Roman" w:hAnsi="Times New Roman"/>
-                <w:sz w:val="20"/>
-              </w:rPr>
-              <w:t>21.0</w:t>
-            </w:r>
-          </w:p>
-        </w:tc>
-        <w:tc>
-          <w:tcPr>
-            <w:tcW w:type="dxa" w:w="903"/>
-          </w:tcPr>
-          <w:p>
-            <w:r>
-              <w:rPr>
-                <w:rFonts w:ascii="Times New Roman" w:hAnsi="Times New Roman"/>
-                <w:sz w:val="20"/>
-              </w:rPr>
-              <w:t>18.25</w:t>
-            </w:r>
-          </w:p>
-        </w:tc>
-        <w:tc>
-          <w:tcPr>
-            <w:tcW w:type="dxa" w:w="903"/>
-          </w:tcPr>
-          <w:p>
-            <w:r>
-              <w:rPr>
-                <w:rFonts w:ascii="Times New Roman" w:hAnsi="Times New Roman"/>
-                <w:sz w:val="20"/>
-              </w:rPr>
-              <w:t>29.75</w:t>
-            </w:r>
-          </w:p>
-        </w:tc>
-        <w:tc>
-          <w:tcPr>
-            <w:tcW w:type="dxa" w:w="903"/>
-          </w:tcPr>
-          <w:p>
-            <w:r>
-              <w:rPr>
-                <w:rFonts w:ascii="Times New Roman" w:hAnsi="Times New Roman"/>
-                <w:sz w:val="20"/>
-              </w:rPr>
-              <w:t>16</w:t>
-            </w:r>
-          </w:p>
-        </w:tc>
-        <w:tc>
-          <w:tcPr>
-            <w:tcW w:type="dxa" w:w="903"/>
-          </w:tcPr>
-          <w:p>
-            <w:r>
-              <w:rPr>
-                <w:rFonts w:ascii="Times New Roman" w:hAnsi="Times New Roman"/>
-                <w:sz w:val="20"/>
-              </w:rPr>
-              <w:t>36</w:t>
-            </w:r>
-          </w:p>
-        </w:tc>
-        <w:tc>
-          <w:tcPr>
-            <w:tcW w:type="dxa" w:w="903"/>
-          </w:tcPr>
-          <w:p>
-            <w:r>
-              <w:rPr>
-                <w:rFonts w:ascii="Times New Roman" w:hAnsi="Times New Roman"/>
-                <w:sz w:val="20"/>
-              </w:rPr>
-              <w:t>11.50</w:t>
-            </w:r>
-          </w:p>
-        </w:tc>
-      </w:tr>
-      <w:tr>
-        <w:tc>
-          <w:tcPr>
-            <w:tcW w:type="dxa" w:w="903"/>
-          </w:tcPr>
-          <w:p>
-            <w:r>
-              <w:rPr>
-                <w:rFonts w:ascii="Times New Roman" w:hAnsi="Times New Roman"/>
-                <w:sz w:val="20"/>
-              </w:rPr>
-              <w:t>Overall</w:t>
-            </w:r>
-          </w:p>
-        </w:tc>
-        <w:tc>
-          <w:tcPr>
-            <w:tcW w:type="dxa" w:w="903"/>
-          </w:tcPr>
-          <w:p>
-            <w:r>
-              <w:rPr>
-                <w:rFonts w:ascii="Times New Roman" w:hAnsi="Times New Roman"/>
-                <w:sz w:val="20"/>
-              </w:rPr>
-              <w:t>200</w:t>
-            </w:r>
-          </w:p>
-        </w:tc>
-        <w:tc>
-          <w:tcPr>
-            <w:tcW w:type="dxa" w:w="903"/>
-          </w:tcPr>
-          <w:p>
-            <w:r>
-              <w:rPr>
-                <w:rFonts w:ascii="Times New Roman" w:hAnsi="Times New Roman"/>
-                <w:sz w:val="20"/>
-              </w:rPr>
-              <w:t>36.30</w:t>
-            </w:r>
-          </w:p>
-        </w:tc>
-        <w:tc>
-          <w:tcPr>
-            <w:tcW w:type="dxa" w:w="903"/>
-          </w:tcPr>
-          <w:p>
-            <w:r>
-              <w:rPr>
-                <w:rFonts w:ascii="Times New Roman" w:hAnsi="Times New Roman"/>
-                <w:sz w:val="20"/>
-              </w:rPr>
-              <w:t>11.42</w:t>
-            </w:r>
-          </w:p>
-        </w:tc>
-        <w:tc>
-          <w:tcPr>
-            <w:tcW w:type="dxa" w:w="903"/>
-          </w:tcPr>
-          <w:p>
-            <w:r>
-              <w:rPr>
-                <w:rFonts w:ascii="Times New Roman" w:hAnsi="Times New Roman"/>
-                <w:sz w:val="20"/>
-              </w:rPr>
-              <w:t>35.5</w:t>
-            </w:r>
-          </w:p>
-        </w:tc>
-        <w:tc>
-          <w:tcPr>
-            <w:tcW w:type="dxa" w:w="903"/>
-          </w:tcPr>
-          <w:p>
-            <w:r>
-              <w:rPr>
-                <w:rFonts w:ascii="Times New Roman" w:hAnsi="Times New Roman"/>
-                <w:sz w:val="20"/>
-              </w:rPr>
-              <w:t>—</w:t>
-            </w:r>
-          </w:p>
-        </w:tc>
-        <w:tc>
-          <w:tcPr>
-            <w:tcW w:type="dxa" w:w="903"/>
-          </w:tcPr>
-          <w:p>
-            <w:r>
-              <w:rPr>
-                <w:rFonts w:ascii="Times New Roman" w:hAnsi="Times New Roman"/>
-                <w:sz w:val="20"/>
-              </w:rPr>
-              <w:t>—</w:t>
-            </w:r>
-          </w:p>
-        </w:tc>
-        <w:tc>
-          <w:tcPr>
-            <w:tcW w:type="dxa" w:w="903"/>
-          </w:tcPr>
-          <w:p>
-            <w:r>
-              <w:rPr>
-                <w:rFonts w:ascii="Times New Roman" w:hAnsi="Times New Roman"/>
-                <w:sz w:val="20"/>
-              </w:rPr>
-              <w:t>16</w:t>
-            </w:r>
-          </w:p>
-        </w:tc>
-        <w:tc>
-          <w:tcPr>
-            <w:tcW w:type="dxa" w:w="903"/>
-          </w:tcPr>
-          <w:p>
-            <w:r>
-              <w:rPr>
-                <w:rFonts w:ascii="Times New Roman" w:hAnsi="Times New Roman"/>
-                <w:sz w:val="20"/>
-              </w:rPr>
-              <w:t>65</w:t>
-            </w:r>
-          </w:p>
-        </w:tc>
-        <w:tc>
-          <w:tcPr>
-            <w:tcW w:type="dxa" w:w="903"/>
-          </w:tcPr>
-          <w:p>
-            <w:r>
-              <w:rPr>
-                <w:rFonts w:ascii="Times New Roman" w:hAnsi="Times New Roman"/>
-                <w:sz w:val="20"/>
-              </w:rPr>
-              <w:t>—</w:t>
-            </w:r>
-          </w:p>
-        </w:tc>
-      </w:tr>
-    </w:tbl>
-    <w:p>
-      <w:pPr>
-        <w:spacing w:line="360" w:lineRule="auto"/>
-        <w:jc w:val="both"/>
-      </w:pPr>
-      <w:r>
-        <w:rPr>
-          <w:rFonts w:ascii="Times New Roman" w:hAnsi="Times New Roman"/>
-          <w:b w:val="0"/>
-          <w:i w:val="0"/>
-          <w:sz w:val="24"/>
-        </w:rPr>
-      </w:r>
-    </w:p>
-    <w:p>
-      <w:pPr>
-        <w:spacing w:line="360" w:lineRule="auto"/>
-        <w:jc w:val="left"/>
-      </w:pPr>
-      <w:r>
-        <w:rPr>
-          <w:rFonts w:ascii="Times New Roman" w:hAnsi="Times New Roman"/>
-          <w:b/>
-          <w:i w:val="0"/>
-          <w:sz w:val="24"/>
-        </w:rPr>
-        <w:t>Table C3. DISCERN Quality Category Distribution by Platform (n and %)</w:t>
-      </w:r>
-    </w:p>
-    <w:tbl>
-      <w:tblPr>
-        <w:tblStyle w:val="TableGrid"/>
-        <w:tblW w:type="auto" w:w="0"/>
-        <w:tblLook w:firstColumn="1" w:firstRow="1" w:lastColumn="0" w:lastRow="0" w:noHBand="0" w:noVBand="1" w:val="04A0"/>
-      </w:tblPr>
-      <w:tblGrid>
-        <w:gridCol w:w="1504"/>
-        <w:gridCol w:w="1504"/>
-        <w:gridCol w:w="1504"/>
-        <w:gridCol w:w="1504"/>
-        <w:gridCol w:w="1504"/>
-        <w:gridCol w:w="1504"/>
-      </w:tblGrid>
-      <w:tr>
-        <w:tc>
-          <w:tcPr>
-            <w:tcW w:type="dxa" w:w="1504"/>
-          </w:tcPr>
-          <w:p>
-            <w:r>
-              <w:rPr>
-                <w:rFonts w:ascii="Times New Roman" w:hAnsi="Times New Roman"/>
-                <w:b/>
-                <w:sz w:val="20"/>
-              </w:rPr>
-              <w:t>Platform</w:t>
-            </w:r>
-          </w:p>
-        </w:tc>
-        <w:tc>
-          <w:tcPr>
-            <w:tcW w:type="dxa" w:w="1504"/>
-          </w:tcPr>
-          <w:p>
-            <w:r>
-              <w:rPr>
-                <w:rFonts w:ascii="Times New Roman" w:hAnsi="Times New Roman"/>
-                <w:b/>
-                <w:sz w:val="20"/>
-              </w:rPr>
-              <w:t>Very Poor n (%)</w:t>
-            </w:r>
-          </w:p>
-        </w:tc>
-        <w:tc>
-          <w:tcPr>
-            <w:tcW w:type="dxa" w:w="1504"/>
-          </w:tcPr>
-          <w:p>
-            <w:r>
-              <w:rPr>
-                <w:rFonts w:ascii="Times New Roman" w:hAnsi="Times New Roman"/>
-                <w:b/>
-                <w:sz w:val="20"/>
-              </w:rPr>
-              <w:t>Poor n (%)</w:t>
-            </w:r>
-          </w:p>
-        </w:tc>
-        <w:tc>
-          <w:tcPr>
-            <w:tcW w:type="dxa" w:w="1504"/>
-          </w:tcPr>
-          <w:p>
-            <w:r>
-              <w:rPr>
-                <w:rFonts w:ascii="Times New Roman" w:hAnsi="Times New Roman"/>
-                <w:b/>
-                <w:sz w:val="20"/>
-              </w:rPr>
-              <w:t>Fair n (%)</w:t>
-            </w:r>
-          </w:p>
-        </w:tc>
-        <w:tc>
-          <w:tcPr>
-            <w:tcW w:type="dxa" w:w="1504"/>
-          </w:tcPr>
-          <w:p>
-            <w:r>
-              <w:rPr>
-                <w:rFonts w:ascii="Times New Roman" w:hAnsi="Times New Roman"/>
-                <w:b/>
-                <w:sz w:val="20"/>
-              </w:rPr>
-              <w:t>Good n (%)</w:t>
-            </w:r>
-          </w:p>
-        </w:tc>
-        <w:tc>
-          <w:tcPr>
-            <w:tcW w:type="dxa" w:w="1504"/>
-          </w:tcPr>
-          <w:p>
-            <w:r>
-              <w:rPr>
-                <w:rFonts w:ascii="Times New Roman" w:hAnsi="Times New Roman"/>
-                <w:b/>
-                <w:sz w:val="20"/>
-              </w:rPr>
-              <w:t>Excellent n (%)</w:t>
-            </w:r>
-          </w:p>
-        </w:tc>
-      </w:tr>
-      <w:tr>
-        <w:tc>
-          <w:tcPr>
-            <w:tcW w:type="dxa" w:w="1504"/>
-          </w:tcPr>
-          <w:p>
-            <w:r>
-              <w:rPr>
-                <w:rFonts w:ascii="Times New Roman" w:hAnsi="Times New Roman"/>
-                <w:sz w:val="20"/>
-              </w:rPr>
-              <w:t>Website</w:t>
-            </w:r>
-          </w:p>
-        </w:tc>
-        <w:tc>
-          <w:tcPr>
-            <w:tcW w:type="dxa" w:w="1504"/>
-          </w:tcPr>
-          <w:p>
-            <w:r>
-              <w:rPr>
-                <w:rFonts w:ascii="Times New Roman" w:hAnsi="Times New Roman"/>
+                <w:rFonts w:ascii="Times New Roman" w:hAnsi="Times New Roman" w:cs="Times New Roman"/>
+                <w:b w:val="0"/>
+                <w:i w:val="0"/>
+                <w:color w:val="000000"/>
                 <w:sz w:val="20"/>
               </w:rPr>
               <w:t>0 (0%)</w:t>
@@ -1671,12 +1436,19 @@
             <w:tcW w:type="dxa" w:w="1504"/>
           </w:tcPr>
           <w:p>
+            <w:pPr>
+              <w:spacing w:line="240" w:lineRule="auto" w:after="40" w:before="0"/>
+              <w:jc w:val="center"/>
+            </w:pPr>
             <w:r>
               <w:rPr>
-                <w:rFonts w:ascii="Times New Roman" w:hAnsi="Times New Roman"/>
+                <w:rFonts w:ascii="Times New Roman" w:hAnsi="Times New Roman" w:cs="Times New Roman"/>
+                <w:b w:val="0"/>
+                <w:i w:val="0"/>
+                <w:color w:val="000000"/>
                 <w:sz w:val="20"/>
               </w:rPr>
-              <w:t>4 (8%)</w:t>
+              <w:t>9 (18%)</w:t>
             </w:r>
           </w:p>
         </w:tc>
@@ -1685,23 +1457,16 @@
             <w:tcW w:type="dxa" w:w="1504"/>
           </w:tcPr>
           <w:p>
+            <w:pPr>
+              <w:spacing w:line="240" w:lineRule="auto" w:after="40" w:before="0"/>
+              <w:jc w:val="center"/>
+            </w:pPr>
             <w:r>
               <w:rPr>
-                <w:rFonts w:ascii="Times New Roman" w:hAnsi="Times New Roman"/>
-                <w:sz w:val="20"/>
-              </w:rPr>
-              <w:t>23 (46%)</w:t>
-            </w:r>
-          </w:p>
-        </w:tc>
-        <w:tc>
-          <w:tcPr>
-            <w:tcW w:type="dxa" w:w="1504"/>
-          </w:tcPr>
-          <w:p>
-            <w:r>
-              <w:rPr>
-                <w:rFonts w:ascii="Times New Roman" w:hAnsi="Times New Roman"/>
+                <w:rFonts w:ascii="Times New Roman" w:hAnsi="Times New Roman" w:cs="Times New Roman"/>
+                <w:b w:val="0"/>
+                <w:i w:val="0"/>
+                <w:color w:val="000000"/>
                 <w:sz w:val="20"/>
               </w:rPr>
               <w:t>22 (44%)</w:t>
@@ -1713,9 +1478,37 @@
             <w:tcW w:type="dxa" w:w="1504"/>
           </w:tcPr>
           <w:p>
+            <w:pPr>
+              <w:spacing w:line="240" w:lineRule="auto" w:after="40" w:before="0"/>
+              <w:jc w:val="center"/>
+            </w:pPr>
             <w:r>
               <w:rPr>
-                <w:rFonts w:ascii="Times New Roman" w:hAnsi="Times New Roman"/>
+                <w:rFonts w:ascii="Times New Roman" w:hAnsi="Times New Roman" w:cs="Times New Roman"/>
+                <w:b w:val="0"/>
+                <w:i w:val="0"/>
+                <w:color w:val="000000"/>
+                <w:sz w:val="20"/>
+              </w:rPr>
+              <w:t>18 (36%)</w:t>
+            </w:r>
+          </w:p>
+        </w:tc>
+        <w:tc>
+          <w:tcPr>
+            <w:tcW w:type="dxa" w:w="1504"/>
+          </w:tcPr>
+          <w:p>
+            <w:pPr>
+              <w:spacing w:line="240" w:lineRule="auto" w:after="40" w:before="0"/>
+              <w:jc w:val="center"/>
+            </w:pPr>
+            <w:r>
+              <w:rPr>
+                <w:rFonts w:ascii="Times New Roman" w:hAnsi="Times New Roman" w:cs="Times New Roman"/>
+                <w:b w:val="0"/>
+                <w:i w:val="0"/>
+                <w:color w:val="000000"/>
                 <w:sz w:val="20"/>
               </w:rPr>
               <w:t>1 (2%)</w:t>
@@ -1729,9 +1522,16 @@
             <w:tcW w:type="dxa" w:w="1504"/>
           </w:tcPr>
           <w:p>
+            <w:pPr>
+              <w:spacing w:line="240" w:lineRule="auto" w:after="40" w:before="0"/>
+              <w:jc w:val="center"/>
+            </w:pPr>
             <w:r>
               <w:rPr>
-                <w:rFonts w:ascii="Times New Roman" w:hAnsi="Times New Roman"/>
+                <w:rFonts w:ascii="Times New Roman" w:hAnsi="Times New Roman" w:cs="Times New Roman"/>
+                <w:b w:val="0"/>
+                <w:i w:val="0"/>
+                <w:color w:val="000000"/>
                 <w:sz w:val="20"/>
               </w:rPr>
               <w:t>YouTube</w:t>
@@ -1743,9 +1543,16 @@
             <w:tcW w:type="dxa" w:w="1504"/>
           </w:tcPr>
           <w:p>
+            <w:pPr>
+              <w:spacing w:line="240" w:lineRule="auto" w:after="40" w:before="0"/>
+              <w:jc w:val="center"/>
+            </w:pPr>
             <w:r>
               <w:rPr>
-                <w:rFonts w:ascii="Times New Roman" w:hAnsi="Times New Roman"/>
+                <w:rFonts w:ascii="Times New Roman" w:hAnsi="Times New Roman" w:cs="Times New Roman"/>
+                <w:b w:val="0"/>
+                <w:i w:val="0"/>
+                <w:color w:val="000000"/>
                 <w:sz w:val="20"/>
               </w:rPr>
               <w:t>0 (0%)</w:t>
@@ -1757,12 +1564,19 @@
             <w:tcW w:type="dxa" w:w="1504"/>
           </w:tcPr>
           <w:p>
+            <w:pPr>
+              <w:spacing w:line="240" w:lineRule="auto" w:after="40" w:before="0"/>
+              <w:jc w:val="center"/>
+            </w:pPr>
             <w:r>
               <w:rPr>
-                <w:rFonts w:ascii="Times New Roman" w:hAnsi="Times New Roman"/>
+                <w:rFonts w:ascii="Times New Roman" w:hAnsi="Times New Roman" w:cs="Times New Roman"/>
+                <w:b w:val="0"/>
+                <w:i w:val="0"/>
+                <w:color w:val="000000"/>
                 <w:sz w:val="20"/>
               </w:rPr>
-              <w:t>23 (46%)</w:t>
+              <w:t>16 (32%)</w:t>
             </w:r>
           </w:p>
         </w:tc>
@@ -1771,9 +1585,16 @@
             <w:tcW w:type="dxa" w:w="1504"/>
           </w:tcPr>
           <w:p>
+            <w:pPr>
+              <w:spacing w:line="240" w:lineRule="auto" w:after="40" w:before="0"/>
+              <w:jc w:val="center"/>
+            </w:pPr>
             <w:r>
               <w:rPr>
-                <w:rFonts w:ascii="Times New Roman" w:hAnsi="Times New Roman"/>
+                <w:rFonts w:ascii="Times New Roman" w:hAnsi="Times New Roman" w:cs="Times New Roman"/>
+                <w:b w:val="0"/>
+                <w:i w:val="0"/>
+                <w:color w:val="000000"/>
                 <w:sz w:val="20"/>
               </w:rPr>
               <w:t>24 (48%)</w:t>
@@ -1785,12 +1606,19 @@
             <w:tcW w:type="dxa" w:w="1504"/>
           </w:tcPr>
           <w:p>
+            <w:pPr>
+              <w:spacing w:line="240" w:lineRule="auto" w:after="40" w:before="0"/>
+              <w:jc w:val="center"/>
+            </w:pPr>
             <w:r>
               <w:rPr>
-                <w:rFonts w:ascii="Times New Roman" w:hAnsi="Times New Roman"/>
+                <w:rFonts w:ascii="Times New Roman" w:hAnsi="Times New Roman" w:cs="Times New Roman"/>
+                <w:b w:val="0"/>
+                <w:i w:val="0"/>
+                <w:color w:val="000000"/>
                 <w:sz w:val="20"/>
               </w:rPr>
-              <w:t>3 (6%)</w:t>
+              <w:t>10 (20%)</w:t>
             </w:r>
           </w:p>
         </w:tc>
@@ -1799,9 +1627,16 @@
             <w:tcW w:type="dxa" w:w="1504"/>
           </w:tcPr>
           <w:p>
+            <w:pPr>
+              <w:spacing w:line="240" w:lineRule="auto" w:after="40" w:before="0"/>
+              <w:jc w:val="center"/>
+            </w:pPr>
             <w:r>
               <w:rPr>
-                <w:rFonts w:ascii="Times New Roman" w:hAnsi="Times New Roman"/>
+                <w:rFonts w:ascii="Times New Roman" w:hAnsi="Times New Roman" w:cs="Times New Roman"/>
+                <w:b w:val="0"/>
+                <w:i w:val="0"/>
+                <w:color w:val="000000"/>
                 <w:sz w:val="20"/>
               </w:rPr>
               <w:t>0 (0%)</w:t>
@@ -1815,9 +1650,16 @@
             <w:tcW w:type="dxa" w:w="1504"/>
           </w:tcPr>
           <w:p>
+            <w:pPr>
+              <w:spacing w:line="240" w:lineRule="auto" w:after="40" w:before="0"/>
+              <w:jc w:val="center"/>
+            </w:pPr>
             <w:r>
               <w:rPr>
-                <w:rFonts w:ascii="Times New Roman" w:hAnsi="Times New Roman"/>
+                <w:rFonts w:ascii="Times New Roman" w:hAnsi="Times New Roman" w:cs="Times New Roman"/>
+                <w:b w:val="0"/>
+                <w:i w:val="0"/>
+                <w:color w:val="000000"/>
                 <w:sz w:val="20"/>
               </w:rPr>
               <w:t>TikTok</w:t>
@@ -1829,12 +1671,19 @@
             <w:tcW w:type="dxa" w:w="1504"/>
           </w:tcPr>
           <w:p>
+            <w:pPr>
+              <w:spacing w:line="240" w:lineRule="auto" w:after="40" w:before="0"/>
+              <w:jc w:val="center"/>
+            </w:pPr>
             <w:r>
               <w:rPr>
-                <w:rFonts w:ascii="Times New Roman" w:hAnsi="Times New Roman"/>
+                <w:rFonts w:ascii="Times New Roman" w:hAnsi="Times New Roman" w:cs="Times New Roman"/>
+                <w:b w:val="0"/>
+                <w:i w:val="0"/>
+                <w:color w:val="000000"/>
                 <w:sz w:val="20"/>
               </w:rPr>
-              <w:t>7 (14%)</w:t>
+              <w:t>6 (12%)</w:t>
             </w:r>
           </w:p>
         </w:tc>
@@ -1843,12 +1692,19 @@
             <w:tcW w:type="dxa" w:w="1504"/>
           </w:tcPr>
           <w:p>
+            <w:pPr>
+              <w:spacing w:line="240" w:lineRule="auto" w:after="40" w:before="0"/>
+              <w:jc w:val="center"/>
+            </w:pPr>
             <w:r>
               <w:rPr>
-                <w:rFonts w:ascii="Times New Roman" w:hAnsi="Times New Roman"/>
+                <w:rFonts w:ascii="Times New Roman" w:hAnsi="Times New Roman" w:cs="Times New Roman"/>
+                <w:b w:val="0"/>
+                <w:i w:val="0"/>
+                <w:color w:val="000000"/>
                 <w:sz w:val="20"/>
               </w:rPr>
-              <w:t>35 (70%)</w:t>
+              <w:t>27 (54%)</w:t>
             </w:r>
           </w:p>
         </w:tc>
@@ -1857,12 +1713,19 @@
             <w:tcW w:type="dxa" w:w="1504"/>
           </w:tcPr>
           <w:p>
+            <w:pPr>
+              <w:spacing w:line="240" w:lineRule="auto" w:after="40" w:before="0"/>
+              <w:jc w:val="center"/>
+            </w:pPr>
             <w:r>
               <w:rPr>
-                <w:rFonts w:ascii="Times New Roman" w:hAnsi="Times New Roman"/>
+                <w:rFonts w:ascii="Times New Roman" w:hAnsi="Times New Roman" w:cs="Times New Roman"/>
+                <w:b w:val="0"/>
+                <w:i w:val="0"/>
+                <w:color w:val="000000"/>
                 <w:sz w:val="20"/>
               </w:rPr>
-              <w:t>8 (16%)</w:t>
+              <w:t>15 (30%)</w:t>
             </w:r>
           </w:p>
         </w:tc>
@@ -1871,12 +1734,19 @@
             <w:tcW w:type="dxa" w:w="1504"/>
           </w:tcPr>
           <w:p>
+            <w:pPr>
+              <w:spacing w:line="240" w:lineRule="auto" w:after="40" w:before="0"/>
+              <w:jc w:val="center"/>
+            </w:pPr>
             <w:r>
               <w:rPr>
-                <w:rFonts w:ascii="Times New Roman" w:hAnsi="Times New Roman"/>
+                <w:rFonts w:ascii="Times New Roman" w:hAnsi="Times New Roman" w:cs="Times New Roman"/>
+                <w:b w:val="0"/>
+                <w:i w:val="0"/>
+                <w:color w:val="000000"/>
                 <w:sz w:val="20"/>
               </w:rPr>
-              <w:t>0 (0%)</w:t>
+              <w:t>2 (4%)</w:t>
             </w:r>
           </w:p>
         </w:tc>
@@ -1885,9 +1755,16 @@
             <w:tcW w:type="dxa" w:w="1504"/>
           </w:tcPr>
           <w:p>
+            <w:pPr>
+              <w:spacing w:line="240" w:lineRule="auto" w:after="40" w:before="0"/>
+              <w:jc w:val="center"/>
+            </w:pPr>
             <w:r>
               <w:rPr>
-                <w:rFonts w:ascii="Times New Roman" w:hAnsi="Times New Roman"/>
+                <w:rFonts w:ascii="Times New Roman" w:hAnsi="Times New Roman" w:cs="Times New Roman"/>
+                <w:b w:val="0"/>
+                <w:i w:val="0"/>
+                <w:color w:val="000000"/>
                 <w:sz w:val="20"/>
               </w:rPr>
               <w:t>0 (0%)</w:t>
@@ -1901,9 +1778,16 @@
             <w:tcW w:type="dxa" w:w="1504"/>
           </w:tcPr>
           <w:p>
+            <w:pPr>
+              <w:spacing w:line="240" w:lineRule="auto" w:after="40" w:before="0"/>
+              <w:jc w:val="center"/>
+            </w:pPr>
             <w:r>
               <w:rPr>
-                <w:rFonts w:ascii="Times New Roman" w:hAnsi="Times New Roman"/>
+                <w:rFonts w:ascii="Times New Roman" w:hAnsi="Times New Roman" w:cs="Times New Roman"/>
+                <w:b w:val="0"/>
+                <w:i w:val="0"/>
+                <w:color w:val="000000"/>
                 <w:sz w:val="20"/>
               </w:rPr>
               <w:t>Instagram</w:t>
@@ -1915,12 +1799,19 @@
             <w:tcW w:type="dxa" w:w="1504"/>
           </w:tcPr>
           <w:p>
+            <w:pPr>
+              <w:spacing w:line="240" w:lineRule="auto" w:after="40" w:before="0"/>
+              <w:jc w:val="center"/>
+            </w:pPr>
             <w:r>
               <w:rPr>
-                <w:rFonts w:ascii="Times New Roman" w:hAnsi="Times New Roman"/>
+                <w:rFonts w:ascii="Times New Roman" w:hAnsi="Times New Roman" w:cs="Times New Roman"/>
+                <w:b w:val="0"/>
+                <w:i w:val="0"/>
+                <w:color w:val="000000"/>
                 <w:sz w:val="20"/>
               </w:rPr>
-              <w:t>30 (60%)</w:t>
+              <w:t>21 (42%)</w:t>
             </w:r>
           </w:p>
         </w:tc>
@@ -1929,12 +1820,19 @@
             <w:tcW w:type="dxa" w:w="1504"/>
           </w:tcPr>
           <w:p>
+            <w:pPr>
+              <w:spacing w:line="240" w:lineRule="auto" w:after="40" w:before="0"/>
+              <w:jc w:val="center"/>
+            </w:pPr>
             <w:r>
               <w:rPr>
-                <w:rFonts w:ascii="Times New Roman" w:hAnsi="Times New Roman"/>
+                <w:rFonts w:ascii="Times New Roman" w:hAnsi="Times New Roman" w:cs="Times New Roman"/>
+                <w:b w:val="0"/>
+                <w:i w:val="0"/>
+                <w:color w:val="000000"/>
                 <w:sz w:val="20"/>
               </w:rPr>
-              <w:t>20 (40%)</w:t>
+              <w:t>25 (50%)</w:t>
             </w:r>
           </w:p>
         </w:tc>
@@ -1943,12 +1841,19 @@
             <w:tcW w:type="dxa" w:w="1504"/>
           </w:tcPr>
           <w:p>
+            <w:pPr>
+              <w:spacing w:line="240" w:lineRule="auto" w:after="40" w:before="0"/>
+              <w:jc w:val="center"/>
+            </w:pPr>
             <w:r>
               <w:rPr>
-                <w:rFonts w:ascii="Times New Roman" w:hAnsi="Times New Roman"/>
+                <w:rFonts w:ascii="Times New Roman" w:hAnsi="Times New Roman" w:cs="Times New Roman"/>
+                <w:b w:val="0"/>
+                <w:i w:val="0"/>
+                <w:color w:val="000000"/>
                 <w:sz w:val="20"/>
               </w:rPr>
-              <w:t>0 (0%)</w:t>
+              <w:t>3 (6%)</w:t>
             </w:r>
           </w:p>
         </w:tc>
@@ -1957,12 +1862,19 @@
             <w:tcW w:type="dxa" w:w="1504"/>
           </w:tcPr>
           <w:p>
+            <w:pPr>
+              <w:spacing w:line="240" w:lineRule="auto" w:after="40" w:before="0"/>
+              <w:jc w:val="center"/>
+            </w:pPr>
             <w:r>
               <w:rPr>
-                <w:rFonts w:ascii="Times New Roman" w:hAnsi="Times New Roman"/>
+                <w:rFonts w:ascii="Times New Roman" w:hAnsi="Times New Roman" w:cs="Times New Roman"/>
+                <w:b w:val="0"/>
+                <w:i w:val="0"/>
+                <w:color w:val="000000"/>
                 <w:sz w:val="20"/>
               </w:rPr>
-              <w:t>0 (0%)</w:t>
+              <w:t>1 (2%)</w:t>
             </w:r>
           </w:p>
         </w:tc>
@@ -1971,9 +1883,16 @@
             <w:tcW w:type="dxa" w:w="1504"/>
           </w:tcPr>
           <w:p>
+            <w:pPr>
+              <w:spacing w:line="240" w:lineRule="auto" w:after="40" w:before="0"/>
+              <w:jc w:val="center"/>
+            </w:pPr>
             <w:r>
               <w:rPr>
-                <w:rFonts w:ascii="Times New Roman" w:hAnsi="Times New Roman"/>
+                <w:rFonts w:ascii="Times New Roman" w:hAnsi="Times New Roman" w:cs="Times New Roman"/>
+                <w:b w:val="0"/>
+                <w:i w:val="0"/>
+                <w:color w:val="000000"/>
                 <w:sz w:val="20"/>
               </w:rPr>
               <w:t>0 (0%)</w:t>
@@ -1984,135 +1903,150 @@
     </w:tbl>
     <w:p>
       <w:pPr>
-        <w:spacing w:line="360" w:lineRule="auto"/>
+        <w:spacing w:line="360" w:lineRule="auto" w:after="120" w:before="0"/>
         <w:jc w:val="both"/>
       </w:pPr>
       <w:r>
         <w:rPr>
-          <w:rFonts w:ascii="Times New Roman" w:hAnsi="Times New Roman"/>
+          <w:rFonts w:ascii="Times New Roman" w:hAnsi="Times New Roman" w:cs="Times New Roman"/>
           <w:b w:val="0"/>
           <w:i w:val="0"/>
+          <w:color w:val="000000"/>
+          <w:sz w:val="24"/>
+        </w:rPr>
+        <w:t>Note. Categories: Very Poor (16–26), Poor (27–38), Fair (39–50), Good (51–62), Excellent (63–80).</w:t>
+      </w:r>
+    </w:p>
+    <w:p>
+      <w:pPr>
+        <w:spacing w:line="360" w:lineRule="auto" w:after="120" w:before="0"/>
+        <w:jc w:val="both"/>
+      </w:pPr>
+      <w:r>
+        <w:rPr>
+          <w:rFonts w:ascii="Times New Roman" w:hAnsi="Times New Roman" w:cs="Times New Roman"/>
+          <w:b w:val="0"/>
+          <w:i w:val="0"/>
+          <w:color w:val="000000"/>
           <w:sz w:val="24"/>
         </w:rPr>
       </w:r>
     </w:p>
     <w:p>
       <w:pPr>
-        <w:spacing w:line="360" w:lineRule="auto"/>
-        <w:jc w:val="left"/>
+        <w:spacing w:line="360" w:lineRule="auto" w:after="200" w:before="0"/>
+        <w:jc w:val="both"/>
       </w:pPr>
       <w:r>
         <w:rPr>
-          <w:rFonts w:ascii="Times New Roman" w:hAnsi="Times New Roman"/>
+          <w:rFonts w:ascii="Times New Roman" w:hAnsi="Times New Roman" w:cs="Times New Roman"/>
           <w:b/>
           <w:i w:val="0"/>
-          <w:sz w:val="24"/>
+          <w:color w:val="000000"/>
+          <w:sz w:val="26"/>
         </w:rPr>
-        <w:t>Table C4. JAMA Benchmark Compliance by Platform (% Yes)</w:t>
+        <w:t>Table C3. Pairwise Platform Comparisons (Mann-Whitney U, Bonferroni-Adjusted)</w:t>
       </w:r>
     </w:p>
     <w:tbl>
       <w:tblPr>
         <w:tblStyle w:val="TableGrid"/>
         <w:tblW w:type="auto" w:w="0"/>
+        <w:jc w:val="center"/>
         <w:tblLook w:firstColumn="1" w:firstRow="1" w:lastColumn="0" w:lastRow="0" w:noHBand="0" w:noVBand="1" w:val="04A0"/>
       </w:tblPr>
       <w:tblGrid>
-        <w:gridCol w:w="1504"/>
-        <w:gridCol w:w="1504"/>
-        <w:gridCol w:w="1504"/>
-        <w:gridCol w:w="1504"/>
-        <w:gridCol w:w="1504"/>
-        <w:gridCol w:w="1504"/>
+        <w:gridCol w:w="2256"/>
+        <w:gridCol w:w="2256"/>
+        <w:gridCol w:w="2256"/>
+        <w:gridCol w:w="2256"/>
       </w:tblGrid>
       <w:tr>
         <w:tc>
           <w:tcPr>
-            <w:tcW w:type="dxa" w:w="1504"/>
+            <w:tcW w:type="dxa" w:w="2256"/>
+            <w:shd w:fill="D9E2F3" w:val="clear"/>
           </w:tcPr>
           <w:p>
+            <w:pPr>
+              <w:spacing w:line="240" w:lineRule="auto" w:after="40" w:before="0"/>
+              <w:jc w:val="center"/>
+            </w:pPr>
             <w:r>
               <w:rPr>
-                <w:rFonts w:ascii="Times New Roman" w:hAnsi="Times New Roman"/>
+                <w:rFonts w:ascii="Times New Roman" w:hAnsi="Times New Roman" w:cs="Times New Roman"/>
                 <w:b/>
+                <w:i w:val="0"/>
+                <w:color w:val="000000"/>
                 <w:sz w:val="20"/>
               </w:rPr>
-              <w:t>Platform</w:t>
+              <w:t>Comparison</w:t>
             </w:r>
           </w:p>
         </w:tc>
         <w:tc>
           <w:tcPr>
-            <w:tcW w:type="dxa" w:w="1504"/>
+            <w:tcW w:type="dxa" w:w="2256"/>
+            <w:shd w:fill="D9E2F3" w:val="clear"/>
           </w:tcPr>
           <w:p>
+            <w:pPr>
+              <w:spacing w:line="240" w:lineRule="auto" w:after="40" w:before="0"/>
+              <w:jc w:val="center"/>
+            </w:pPr>
             <w:r>
               <w:rPr>
-                <w:rFonts w:ascii="Times New Roman" w:hAnsi="Times New Roman"/>
+                <w:rFonts w:ascii="Times New Roman" w:hAnsi="Times New Roman" w:cs="Times New Roman"/>
                 <w:b/>
+                <w:i w:val="0"/>
+                <w:color w:val="000000"/>
                 <w:sz w:val="20"/>
               </w:rPr>
-              <w:t>Authorship</w:t>
+              <w:t>U</w:t>
             </w:r>
           </w:p>
         </w:tc>
         <w:tc>
           <w:tcPr>
-            <w:tcW w:type="dxa" w:w="1504"/>
+            <w:tcW w:type="dxa" w:w="2256"/>
+            <w:shd w:fill="D9E2F3" w:val="clear"/>
           </w:tcPr>
           <w:p>
+            <w:pPr>
+              <w:spacing w:line="240" w:lineRule="auto" w:after="40" w:before="0"/>
+              <w:jc w:val="center"/>
+            </w:pPr>
             <w:r>
               <w:rPr>
-                <w:rFonts w:ascii="Times New Roman" w:hAnsi="Times New Roman"/>
+                <w:rFonts w:ascii="Times New Roman" w:hAnsi="Times New Roman" w:cs="Times New Roman"/>
                 <w:b/>
+                <w:i w:val="0"/>
+                <w:color w:val="000000"/>
                 <w:sz w:val="20"/>
               </w:rPr>
-              <w:t>Attribution</w:t>
+              <w:t>p (adjusted)</w:t>
             </w:r>
           </w:p>
         </w:tc>
         <w:tc>
           <w:tcPr>
-            <w:tcW w:type="dxa" w:w="1504"/>
+            <w:tcW w:type="dxa" w:w="2256"/>
+            <w:shd w:fill="D9E2F3" w:val="clear"/>
           </w:tcPr>
           <w:p>
+            <w:pPr>
+              <w:spacing w:line="240" w:lineRule="auto" w:after="40" w:before="0"/>
+              <w:jc w:val="center"/>
+            </w:pPr>
             <w:r>
               <w:rPr>
-                <w:rFonts w:ascii="Times New Roman" w:hAnsi="Times New Roman"/>
+                <w:rFonts w:ascii="Times New Roman" w:hAnsi="Times New Roman" w:cs="Times New Roman"/>
                 <w:b/>
+                <w:i w:val="0"/>
+                <w:color w:val="000000"/>
                 <w:sz w:val="20"/>
               </w:rPr>
-              <w:t>Disclosure</w:t>
-            </w:r>
-          </w:p>
-        </w:tc>
-        <w:tc>
-          <w:tcPr>
-            <w:tcW w:type="dxa" w:w="1504"/>
-          </w:tcPr>
-          <w:p>
-            <w:r>
-              <w:rPr>
-                <w:rFonts w:ascii="Times New Roman" w:hAnsi="Times New Roman"/>
-                <w:b/>
-                <w:sz w:val="20"/>
-              </w:rPr>
-              <w:t>Currency</w:t>
-            </w:r>
-          </w:p>
-        </w:tc>
-        <w:tc>
-          <w:tcPr>
-            <w:tcW w:type="dxa" w:w="1504"/>
-          </w:tcPr>
-          <w:p>
-            <w:r>
-              <w:rPr>
-                <w:rFonts w:ascii="Times New Roman" w:hAnsi="Times New Roman"/>
-                <w:b/>
-                <w:sz w:val="20"/>
-              </w:rPr>
-              <w:t>Mean Total</w:t>
+              <w:t>r</w:t>
             </w:r>
           </w:p>
         </w:tc>
@@ -2120,85 +2054,85 @@
       <w:tr>
         <w:tc>
           <w:tcPr>
-            <w:tcW w:type="dxa" w:w="1504"/>
+            <w:tcW w:type="dxa" w:w="2256"/>
           </w:tcPr>
           <w:p>
+            <w:pPr>
+              <w:spacing w:line="240" w:lineRule="auto" w:after="40" w:before="0"/>
+              <w:jc w:val="center"/>
+            </w:pPr>
             <w:r>
               <w:rPr>
-                <w:rFonts w:ascii="Times New Roman" w:hAnsi="Times New Roman"/>
+                <w:rFonts w:ascii="Times New Roman" w:hAnsi="Times New Roman" w:cs="Times New Roman"/>
+                <w:b w:val="0"/>
+                <w:i w:val="0"/>
+                <w:color w:val="000000"/>
                 <w:sz w:val="20"/>
               </w:rPr>
-              <w:t>Website</w:t>
+              <w:t>Website vs YouTube</w:t>
             </w:r>
           </w:p>
         </w:tc>
         <w:tc>
           <w:tcPr>
-            <w:tcW w:type="dxa" w:w="1504"/>
+            <w:tcW w:type="dxa" w:w="2256"/>
           </w:tcPr>
           <w:p>
+            <w:pPr>
+              <w:spacing w:line="240" w:lineRule="auto" w:after="40" w:before="0"/>
+              <w:jc w:val="center"/>
+            </w:pPr>
             <w:r>
               <w:rPr>
-                <w:rFonts w:ascii="Times New Roman" w:hAnsi="Times New Roman"/>
+                <w:rFonts w:ascii="Times New Roman" w:hAnsi="Times New Roman" w:cs="Times New Roman"/>
+                <w:b w:val="0"/>
+                <w:i w:val="0"/>
+                <w:color w:val="000000"/>
                 <w:sz w:val="20"/>
               </w:rPr>
-              <w:t>30%</w:t>
+              <w:t>1646</w:t>
             </w:r>
           </w:p>
         </w:tc>
         <w:tc>
           <w:tcPr>
-            <w:tcW w:type="dxa" w:w="1504"/>
+            <w:tcW w:type="dxa" w:w="2256"/>
           </w:tcPr>
           <w:p>
+            <w:pPr>
+              <w:spacing w:line="240" w:lineRule="auto" w:after="40" w:before="0"/>
+              <w:jc w:val="center"/>
+            </w:pPr>
             <w:r>
               <w:rPr>
-                <w:rFonts w:ascii="Times New Roman" w:hAnsi="Times New Roman"/>
+                <w:rFonts w:ascii="Times New Roman" w:hAnsi="Times New Roman" w:cs="Times New Roman"/>
+                <w:b w:val="0"/>
+                <w:i w:val="0"/>
+                <w:color w:val="000000"/>
                 <w:sz w:val="20"/>
               </w:rPr>
-              <w:t>30%</w:t>
+              <w:t>.038</w:t>
             </w:r>
           </w:p>
         </w:tc>
         <w:tc>
           <w:tcPr>
-            <w:tcW w:type="dxa" w:w="1504"/>
+            <w:tcW w:type="dxa" w:w="2256"/>
           </w:tcPr>
           <w:p>
+            <w:pPr>
+              <w:spacing w:line="240" w:lineRule="auto" w:after="40" w:before="0"/>
+              <w:jc w:val="center"/>
+            </w:pPr>
             <w:r>
               <w:rPr>
-                <w:rFonts w:ascii="Times New Roman" w:hAnsi="Times New Roman"/>
+                <w:rFonts w:ascii="Times New Roman" w:hAnsi="Times New Roman" w:cs="Times New Roman"/>
+                <w:b w:val="0"/>
+                <w:i w:val="0"/>
+                <w:color w:val="000000"/>
                 <w:sz w:val="20"/>
               </w:rPr>
-              <w:t>16%</w:t>
-            </w:r>
-          </w:p>
-        </w:tc>
-        <w:tc>
-          <w:tcPr>
-            <w:tcW w:type="dxa" w:w="1504"/>
-          </w:tcPr>
-          <w:p>
-            <w:r>
-              <w:rPr>
-                <w:rFonts w:ascii="Times New Roman" w:hAnsi="Times New Roman"/>
-                <w:sz w:val="20"/>
-              </w:rPr>
-              <w:t>68%</w:t>
-            </w:r>
-          </w:p>
-        </w:tc>
-        <w:tc>
-          <w:tcPr>
-            <w:tcW w:type="dxa" w:w="1504"/>
-          </w:tcPr>
-          <w:p>
-            <w:r>
-              <w:rPr>
-                <w:rFonts w:ascii="Times New Roman" w:hAnsi="Times New Roman"/>
-                <w:sz w:val="20"/>
-              </w:rPr>
-              <w:t>1.44</w:t>
+              <w:t>-0.316</w:t>
             </w:r>
           </w:p>
         </w:tc>
@@ -2206,85 +2140,85 @@
       <w:tr>
         <w:tc>
           <w:tcPr>
-            <w:tcW w:type="dxa" w:w="1504"/>
+            <w:tcW w:type="dxa" w:w="2256"/>
           </w:tcPr>
           <w:p>
+            <w:pPr>
+              <w:spacing w:line="240" w:lineRule="auto" w:after="40" w:before="0"/>
+              <w:jc w:val="center"/>
+            </w:pPr>
             <w:r>
               <w:rPr>
-                <w:rFonts w:ascii="Times New Roman" w:hAnsi="Times New Roman"/>
+                <w:rFonts w:ascii="Times New Roman" w:hAnsi="Times New Roman" w:cs="Times New Roman"/>
+                <w:b w:val="0"/>
+                <w:i w:val="0"/>
+                <w:color w:val="000000"/>
                 <w:sz w:val="20"/>
               </w:rPr>
-              <w:t>YouTube</w:t>
+              <w:t>Website vs TikTok</w:t>
             </w:r>
           </w:p>
         </w:tc>
         <w:tc>
           <w:tcPr>
-            <w:tcW w:type="dxa" w:w="1504"/>
+            <w:tcW w:type="dxa" w:w="2256"/>
           </w:tcPr>
           <w:p>
+            <w:pPr>
+              <w:spacing w:line="240" w:lineRule="auto" w:after="40" w:before="0"/>
+              <w:jc w:val="center"/>
+            </w:pPr>
             <w:r>
               <w:rPr>
-                <w:rFonts w:ascii="Times New Roman" w:hAnsi="Times New Roman"/>
+                <w:rFonts w:ascii="Times New Roman" w:hAnsi="Times New Roman" w:cs="Times New Roman"/>
+                <w:b w:val="0"/>
+                <w:i w:val="0"/>
+                <w:color w:val="000000"/>
                 <w:sz w:val="20"/>
               </w:rPr>
-              <w:t>38%</w:t>
+              <w:t>2088</w:t>
             </w:r>
           </w:p>
         </w:tc>
         <w:tc>
           <w:tcPr>
-            <w:tcW w:type="dxa" w:w="1504"/>
+            <w:tcW w:type="dxa" w:w="2256"/>
           </w:tcPr>
           <w:p>
+            <w:pPr>
+              <w:spacing w:line="240" w:lineRule="auto" w:after="40" w:before="0"/>
+              <w:jc w:val="center"/>
+            </w:pPr>
             <w:r>
               <w:rPr>
-                <w:rFonts w:ascii="Times New Roman" w:hAnsi="Times New Roman"/>
+                <w:rFonts w:ascii="Times New Roman" w:hAnsi="Times New Roman" w:cs="Times New Roman"/>
+                <w:b w:val="0"/>
+                <w:i w:val="0"/>
+                <w:color w:val="000000"/>
                 <w:sz w:val="20"/>
               </w:rPr>
-              <w:t>16%</w:t>
+              <w:t>&lt; .001</w:t>
             </w:r>
           </w:p>
         </w:tc>
         <w:tc>
           <w:tcPr>
-            <w:tcW w:type="dxa" w:w="1504"/>
+            <w:tcW w:type="dxa" w:w="2256"/>
           </w:tcPr>
           <w:p>
+            <w:pPr>
+              <w:spacing w:line="240" w:lineRule="auto" w:after="40" w:before="0"/>
+              <w:jc w:val="center"/>
+            </w:pPr>
             <w:r>
               <w:rPr>
-                <w:rFonts w:ascii="Times New Roman" w:hAnsi="Times New Roman"/>
+                <w:rFonts w:ascii="Times New Roman" w:hAnsi="Times New Roman" w:cs="Times New Roman"/>
+                <w:b w:val="0"/>
+                <w:i w:val="0"/>
+                <w:color w:val="000000"/>
                 <w:sz w:val="20"/>
               </w:rPr>
-              <w:t>0%</w:t>
-            </w:r>
-          </w:p>
-        </w:tc>
-        <w:tc>
-          <w:tcPr>
-            <w:tcW w:type="dxa" w:w="1504"/>
-          </w:tcPr>
-          <w:p>
-            <w:r>
-              <w:rPr>
-                <w:rFonts w:ascii="Times New Roman" w:hAnsi="Times New Roman"/>
-                <w:sz w:val="20"/>
-              </w:rPr>
-              <w:t>100%</w:t>
-            </w:r>
-          </w:p>
-        </w:tc>
-        <w:tc>
-          <w:tcPr>
-            <w:tcW w:type="dxa" w:w="1504"/>
-          </w:tcPr>
-          <w:p>
-            <w:r>
-              <w:rPr>
-                <w:rFonts w:ascii="Times New Roman" w:hAnsi="Times New Roman"/>
-                <w:sz w:val="20"/>
-              </w:rPr>
-              <w:t>1.54</w:t>
+              <w:t>-0.670</w:t>
             </w:r>
           </w:p>
         </w:tc>
@@ -2292,85 +2226,85 @@
       <w:tr>
         <w:tc>
           <w:tcPr>
-            <w:tcW w:type="dxa" w:w="1504"/>
+            <w:tcW w:type="dxa" w:w="2256"/>
           </w:tcPr>
           <w:p>
+            <w:pPr>
+              <w:spacing w:line="240" w:lineRule="auto" w:after="40" w:before="0"/>
+              <w:jc w:val="center"/>
+            </w:pPr>
             <w:r>
               <w:rPr>
-                <w:rFonts w:ascii="Times New Roman" w:hAnsi="Times New Roman"/>
+                <w:rFonts w:ascii="Times New Roman" w:hAnsi="Times New Roman" w:cs="Times New Roman"/>
+                <w:b w:val="0"/>
+                <w:i w:val="0"/>
+                <w:color w:val="000000"/>
                 <w:sz w:val="20"/>
               </w:rPr>
-              <w:t>TikTok</w:t>
+              <w:t>Website vs Instagram</w:t>
             </w:r>
           </w:p>
         </w:tc>
         <w:tc>
           <w:tcPr>
-            <w:tcW w:type="dxa" w:w="1504"/>
+            <w:tcW w:type="dxa" w:w="2256"/>
           </w:tcPr>
           <w:p>
+            <w:pPr>
+              <w:spacing w:line="240" w:lineRule="auto" w:after="40" w:before="0"/>
+              <w:jc w:val="center"/>
+            </w:pPr>
             <w:r>
               <w:rPr>
-                <w:rFonts w:ascii="Times New Roman" w:hAnsi="Times New Roman"/>
+                <w:rFonts w:ascii="Times New Roman" w:hAnsi="Times New Roman" w:cs="Times New Roman"/>
+                <w:b w:val="0"/>
+                <w:i w:val="0"/>
+                <w:color w:val="000000"/>
                 <w:sz w:val="20"/>
               </w:rPr>
-              <w:t>30%</w:t>
+              <w:t>2364</w:t>
             </w:r>
           </w:p>
         </w:tc>
         <w:tc>
           <w:tcPr>
-            <w:tcW w:type="dxa" w:w="1504"/>
+            <w:tcW w:type="dxa" w:w="2256"/>
           </w:tcPr>
           <w:p>
+            <w:pPr>
+              <w:spacing w:line="240" w:lineRule="auto" w:after="40" w:before="0"/>
+              <w:jc w:val="center"/>
+            </w:pPr>
             <w:r>
               <w:rPr>
-                <w:rFonts w:ascii="Times New Roman" w:hAnsi="Times New Roman"/>
+                <w:rFonts w:ascii="Times New Roman" w:hAnsi="Times New Roman" w:cs="Times New Roman"/>
+                <w:b w:val="0"/>
+                <w:i w:val="0"/>
+                <w:color w:val="000000"/>
                 <w:sz w:val="20"/>
               </w:rPr>
-              <w:t>0%</w:t>
+              <w:t>&lt; .001</w:t>
             </w:r>
           </w:p>
         </w:tc>
         <w:tc>
           <w:tcPr>
-            <w:tcW w:type="dxa" w:w="1504"/>
+            <w:tcW w:type="dxa" w:w="2256"/>
           </w:tcPr>
           <w:p>
+            <w:pPr>
+              <w:spacing w:line="240" w:lineRule="auto" w:after="40" w:before="0"/>
+              <w:jc w:val="center"/>
+            </w:pPr>
             <w:r>
               <w:rPr>
-                <w:rFonts w:ascii="Times New Roman" w:hAnsi="Times New Roman"/>
+                <w:rFonts w:ascii="Times New Roman" w:hAnsi="Times New Roman" w:cs="Times New Roman"/>
+                <w:b w:val="0"/>
+                <w:i w:val="0"/>
+                <w:color w:val="000000"/>
                 <w:sz w:val="20"/>
               </w:rPr>
-              <w:t>14%</w:t>
-            </w:r>
-          </w:p>
-        </w:tc>
-        <w:tc>
-          <w:tcPr>
-            <w:tcW w:type="dxa" w:w="1504"/>
-          </w:tcPr>
-          <w:p>
-            <w:r>
-              <w:rPr>
-                <w:rFonts w:ascii="Times New Roman" w:hAnsi="Times New Roman"/>
-                <w:sz w:val="20"/>
-              </w:rPr>
-              <w:t>100%</w:t>
-            </w:r>
-          </w:p>
-        </w:tc>
-        <w:tc>
-          <w:tcPr>
-            <w:tcW w:type="dxa" w:w="1504"/>
-          </w:tcPr>
-          <w:p>
-            <w:r>
-              <w:rPr>
-                <w:rFonts w:ascii="Times New Roman" w:hAnsi="Times New Roman"/>
-                <w:sz w:val="20"/>
-              </w:rPr>
-              <w:t>1.44</w:t>
+              <w:t>-0.891</w:t>
             </w:r>
           </w:p>
         </w:tc>
@@ -2378,85 +2312,257 @@
       <w:tr>
         <w:tc>
           <w:tcPr>
-            <w:tcW w:type="dxa" w:w="1504"/>
+            <w:tcW w:type="dxa" w:w="2256"/>
           </w:tcPr>
           <w:p>
+            <w:pPr>
+              <w:spacing w:line="240" w:lineRule="auto" w:after="40" w:before="0"/>
+              <w:jc w:val="center"/>
+            </w:pPr>
             <w:r>
               <w:rPr>
-                <w:rFonts w:ascii="Times New Roman" w:hAnsi="Times New Roman"/>
+                <w:rFonts w:ascii="Times New Roman" w:hAnsi="Times New Roman" w:cs="Times New Roman"/>
+                <w:b w:val="0"/>
+                <w:i w:val="0"/>
+                <w:color w:val="000000"/>
                 <w:sz w:val="20"/>
               </w:rPr>
-              <w:t>Instagram</w:t>
+              <w:t>YouTube vs TikTok</w:t>
             </w:r>
           </w:p>
         </w:tc>
         <w:tc>
           <w:tcPr>
-            <w:tcW w:type="dxa" w:w="1504"/>
+            <w:tcW w:type="dxa" w:w="2256"/>
           </w:tcPr>
           <w:p>
+            <w:pPr>
+              <w:spacing w:line="240" w:lineRule="auto" w:after="40" w:before="0"/>
+              <w:jc w:val="center"/>
+            </w:pPr>
             <w:r>
               <w:rPr>
-                <w:rFonts w:ascii="Times New Roman" w:hAnsi="Times New Roman"/>
+                <w:rFonts w:ascii="Times New Roman" w:hAnsi="Times New Roman" w:cs="Times New Roman"/>
+                <w:b w:val="0"/>
+                <w:i w:val="0"/>
+                <w:color w:val="000000"/>
                 <w:sz w:val="20"/>
               </w:rPr>
-              <w:t>16%</w:t>
+              <w:t>1859</w:t>
             </w:r>
           </w:p>
         </w:tc>
         <w:tc>
           <w:tcPr>
-            <w:tcW w:type="dxa" w:w="1504"/>
+            <w:tcW w:type="dxa" w:w="2256"/>
           </w:tcPr>
           <w:p>
+            <w:pPr>
+              <w:spacing w:line="240" w:lineRule="auto" w:after="40" w:before="0"/>
+              <w:jc w:val="center"/>
+            </w:pPr>
             <w:r>
               <w:rPr>
-                <w:rFonts w:ascii="Times New Roman" w:hAnsi="Times New Roman"/>
+                <w:rFonts w:ascii="Times New Roman" w:hAnsi="Times New Roman" w:cs="Times New Roman"/>
+                <w:b w:val="0"/>
+                <w:i w:val="0"/>
+                <w:color w:val="000000"/>
                 <w:sz w:val="20"/>
               </w:rPr>
-              <w:t>4%</w:t>
+              <w:t>&lt; .001</w:t>
             </w:r>
           </w:p>
         </w:tc>
         <w:tc>
           <w:tcPr>
-            <w:tcW w:type="dxa" w:w="1504"/>
+            <w:tcW w:type="dxa" w:w="2256"/>
           </w:tcPr>
           <w:p>
+            <w:pPr>
+              <w:spacing w:line="240" w:lineRule="auto" w:after="40" w:before="0"/>
+              <w:jc w:val="center"/>
+            </w:pPr>
             <w:r>
               <w:rPr>
-                <w:rFonts w:ascii="Times New Roman" w:hAnsi="Times New Roman"/>
+                <w:rFonts w:ascii="Times New Roman" w:hAnsi="Times New Roman" w:cs="Times New Roman"/>
+                <w:b w:val="0"/>
+                <w:i w:val="0"/>
+                <w:color w:val="000000"/>
                 <w:sz w:val="20"/>
               </w:rPr>
-              <w:t>0%</w:t>
+              <w:t>-0.487</w:t>
+            </w:r>
+          </w:p>
+        </w:tc>
+      </w:tr>
+      <w:tr>
+        <w:tc>
+          <w:tcPr>
+            <w:tcW w:type="dxa" w:w="2256"/>
+          </w:tcPr>
+          <w:p>
+            <w:pPr>
+              <w:spacing w:line="240" w:lineRule="auto" w:after="40" w:before="0"/>
+              <w:jc w:val="center"/>
+            </w:pPr>
+            <w:r>
+              <w:rPr>
+                <w:rFonts w:ascii="Times New Roman" w:hAnsi="Times New Roman" w:cs="Times New Roman"/>
+                <w:b w:val="0"/>
+                <w:i w:val="0"/>
+                <w:color w:val="000000"/>
+                <w:sz w:val="20"/>
+              </w:rPr>
+              <w:t>YouTube vs Instagram</w:t>
             </w:r>
           </w:p>
         </w:tc>
         <w:tc>
           <w:tcPr>
-            <w:tcW w:type="dxa" w:w="1504"/>
+            <w:tcW w:type="dxa" w:w="2256"/>
           </w:tcPr>
           <w:p>
+            <w:pPr>
+              <w:spacing w:line="240" w:lineRule="auto" w:after="40" w:before="0"/>
+              <w:jc w:val="center"/>
+            </w:pPr>
             <w:r>
               <w:rPr>
-                <w:rFonts w:ascii="Times New Roman" w:hAnsi="Times New Roman"/>
+                <w:rFonts w:ascii="Times New Roman" w:hAnsi="Times New Roman" w:cs="Times New Roman"/>
+                <w:b w:val="0"/>
+                <w:i w:val="0"/>
+                <w:color w:val="000000"/>
                 <w:sz w:val="20"/>
               </w:rPr>
-              <w:t>100%</w:t>
+              <w:t>2313</w:t>
             </w:r>
           </w:p>
         </w:tc>
         <w:tc>
           <w:tcPr>
-            <w:tcW w:type="dxa" w:w="1504"/>
+            <w:tcW w:type="dxa" w:w="2256"/>
           </w:tcPr>
           <w:p>
+            <w:pPr>
+              <w:spacing w:line="240" w:lineRule="auto" w:after="40" w:before="0"/>
+              <w:jc w:val="center"/>
+            </w:pPr>
             <w:r>
               <w:rPr>
-                <w:rFonts w:ascii="Times New Roman" w:hAnsi="Times New Roman"/>
+                <w:rFonts w:ascii="Times New Roman" w:hAnsi="Times New Roman" w:cs="Times New Roman"/>
+                <w:b w:val="0"/>
+                <w:i w:val="0"/>
+                <w:color w:val="000000"/>
                 <w:sz w:val="20"/>
               </w:rPr>
-              <w:t>1.20</w:t>
+              <w:t>&lt; .001</w:t>
+            </w:r>
+          </w:p>
+        </w:tc>
+        <w:tc>
+          <w:tcPr>
+            <w:tcW w:type="dxa" w:w="2256"/>
+          </w:tcPr>
+          <w:p>
+            <w:pPr>
+              <w:spacing w:line="240" w:lineRule="auto" w:after="40" w:before="0"/>
+              <w:jc w:val="center"/>
+            </w:pPr>
+            <w:r>
+              <w:rPr>
+                <w:rFonts w:ascii="Times New Roman" w:hAnsi="Times New Roman" w:cs="Times New Roman"/>
+                <w:b w:val="0"/>
+                <w:i w:val="0"/>
+                <w:color w:val="000000"/>
+                <w:sz w:val="20"/>
+              </w:rPr>
+              <w:t>-0.850</w:t>
+            </w:r>
+          </w:p>
+        </w:tc>
+      </w:tr>
+      <w:tr>
+        <w:tc>
+          <w:tcPr>
+            <w:tcW w:type="dxa" w:w="2256"/>
+          </w:tcPr>
+          <w:p>
+            <w:pPr>
+              <w:spacing w:line="240" w:lineRule="auto" w:after="40" w:before="0"/>
+              <w:jc w:val="center"/>
+            </w:pPr>
+            <w:r>
+              <w:rPr>
+                <w:rFonts w:ascii="Times New Roman" w:hAnsi="Times New Roman" w:cs="Times New Roman"/>
+                <w:b w:val="0"/>
+                <w:i w:val="0"/>
+                <w:color w:val="000000"/>
+                <w:sz w:val="20"/>
+              </w:rPr>
+              <w:t>TikTok vs Instagram</w:t>
+            </w:r>
+          </w:p>
+        </w:tc>
+        <w:tc>
+          <w:tcPr>
+            <w:tcW w:type="dxa" w:w="2256"/>
+          </w:tcPr>
+          <w:p>
+            <w:pPr>
+              <w:spacing w:line="240" w:lineRule="auto" w:after="40" w:before="0"/>
+              <w:jc w:val="center"/>
+            </w:pPr>
+            <w:r>
+              <w:rPr>
+                <w:rFonts w:ascii="Times New Roman" w:hAnsi="Times New Roman" w:cs="Times New Roman"/>
+                <w:b w:val="0"/>
+                <w:i w:val="0"/>
+                <w:color w:val="000000"/>
+                <w:sz w:val="20"/>
+              </w:rPr>
+              <w:t>1883</w:t>
+            </w:r>
+          </w:p>
+        </w:tc>
+        <w:tc>
+          <w:tcPr>
+            <w:tcW w:type="dxa" w:w="2256"/>
+          </w:tcPr>
+          <w:p>
+            <w:pPr>
+              <w:spacing w:line="240" w:lineRule="auto" w:after="40" w:before="0"/>
+              <w:jc w:val="center"/>
+            </w:pPr>
+            <w:r>
+              <w:rPr>
+                <w:rFonts w:ascii="Times New Roman" w:hAnsi="Times New Roman" w:cs="Times New Roman"/>
+                <w:b w:val="0"/>
+                <w:i w:val="0"/>
+                <w:color w:val="000000"/>
+                <w:sz w:val="20"/>
+              </w:rPr>
+              <w:t>&lt; .001</w:t>
+            </w:r>
+          </w:p>
+        </w:tc>
+        <w:tc>
+          <w:tcPr>
+            <w:tcW w:type="dxa" w:w="2256"/>
+          </w:tcPr>
+          <w:p>
+            <w:pPr>
+              <w:spacing w:line="240" w:lineRule="auto" w:after="40" w:before="0"/>
+              <w:jc w:val="center"/>
+            </w:pPr>
+            <w:r>
+              <w:rPr>
+                <w:rFonts w:ascii="Times New Roman" w:hAnsi="Times New Roman" w:cs="Times New Roman"/>
+                <w:b w:val="0"/>
+                <w:i w:val="0"/>
+                <w:color w:val="000000"/>
+                <w:sz w:val="20"/>
+              </w:rPr>
+              <w:t>-0.506</w:t>
             </w:r>
           </w:p>
         </w:tc>
@@ -2464,49 +2570,40 @@
     </w:tbl>
     <w:p>
       <w:pPr>
-        <w:spacing w:line="360" w:lineRule="auto"/>
+        <w:spacing w:line="360" w:lineRule="auto" w:after="120" w:before="0"/>
         <w:jc w:val="both"/>
       </w:pPr>
       <w:r>
         <w:rPr>
-          <w:rFonts w:ascii="Times New Roman" w:hAnsi="Times New Roman"/>
+          <w:rFonts w:ascii="Times New Roman" w:hAnsi="Times New Roman" w:cs="Times New Roman"/>
           <w:b w:val="0"/>
           <w:i w:val="0"/>
+          <w:color w:val="000000"/>
           <w:sz w:val="24"/>
         </w:rPr>
       </w:r>
     </w:p>
     <w:p>
       <w:pPr>
-        <w:pStyle w:val="Heading2"/>
+        <w:spacing w:line="360" w:lineRule="auto" w:after="200" w:before="0"/>
+        <w:jc w:val="both"/>
       </w:pPr>
       <w:r>
         <w:rPr>
-          <w:rFonts w:ascii="Times New Roman" w:hAnsi="Times New Roman"/>
-          <w:color w:val="000000"/>
-        </w:rPr>
-        <w:t>C.2 Pairwise Comparisons</w:t>
-      </w:r>
-    </w:p>
-    <w:p>
-      <w:pPr>
-        <w:spacing w:line="360" w:lineRule="auto"/>
-        <w:jc w:val="left"/>
-      </w:pPr>
-      <w:r>
-        <w:rPr>
-          <w:rFonts w:ascii="Times New Roman" w:hAnsi="Times New Roman"/>
+          <w:rFonts w:ascii="Times New Roman" w:hAnsi="Times New Roman" w:cs="Times New Roman"/>
           <w:b/>
           <w:i w:val="0"/>
-          <w:sz w:val="24"/>
+          <w:color w:val="000000"/>
+          <w:sz w:val="26"/>
         </w:rPr>
-        <w:t>Table C5. Pairwise Platform Comparisons for DISCERN Total (Mann-Whitney U with Bonferroni Correction)</w:t>
+        <w:t>Table C4. JAMA Benchmark Compliance by Platform (%)</w:t>
       </w:r>
     </w:p>
     <w:tbl>
       <w:tblPr>
         <w:tblStyle w:val="TableGrid"/>
         <w:tblW w:type="auto" w:w="0"/>
+        <w:jc w:val="center"/>
         <w:tblLook w:firstColumn="1" w:firstRow="1" w:lastColumn="0" w:lastRow="0" w:noHBand="0" w:noVBand="1" w:val="04A0"/>
       </w:tblPr>
       <w:tblGrid>
@@ -2520,75 +2617,110 @@
         <w:tc>
           <w:tcPr>
             <w:tcW w:type="dxa" w:w="1805"/>
+            <w:shd w:fill="D9E2F3" w:val="clear"/>
           </w:tcPr>
           <w:p>
+            <w:pPr>
+              <w:spacing w:line="240" w:lineRule="auto" w:after="40" w:before="0"/>
+              <w:jc w:val="center"/>
+            </w:pPr>
             <w:r>
               <w:rPr>
-                <w:rFonts w:ascii="Times New Roman" w:hAnsi="Times New Roman"/>
+                <w:rFonts w:ascii="Times New Roman" w:hAnsi="Times New Roman" w:cs="Times New Roman"/>
                 <w:b/>
+                <w:i w:val="0"/>
+                <w:color w:val="000000"/>
                 <w:sz w:val="20"/>
               </w:rPr>
-              <w:t>Comparison</w:t>
+              <w:t>Criterion</w:t>
             </w:r>
           </w:p>
         </w:tc>
         <w:tc>
           <w:tcPr>
             <w:tcW w:type="dxa" w:w="1805"/>
+            <w:shd w:fill="D9E2F3" w:val="clear"/>
           </w:tcPr>
           <w:p>
+            <w:pPr>
+              <w:spacing w:line="240" w:lineRule="auto" w:after="40" w:before="0"/>
+              <w:jc w:val="center"/>
+            </w:pPr>
             <w:r>
               <w:rPr>
-                <w:rFonts w:ascii="Times New Roman" w:hAnsi="Times New Roman"/>
+                <w:rFonts w:ascii="Times New Roman" w:hAnsi="Times New Roman" w:cs="Times New Roman"/>
                 <w:b/>
+                <w:i w:val="0"/>
+                <w:color w:val="000000"/>
                 <w:sz w:val="20"/>
               </w:rPr>
-              <w:t>U</w:t>
+              <w:t>Website</w:t>
             </w:r>
           </w:p>
         </w:tc>
         <w:tc>
           <w:tcPr>
             <w:tcW w:type="dxa" w:w="1805"/>
+            <w:shd w:fill="D9E2F3" w:val="clear"/>
           </w:tcPr>
           <w:p>
+            <w:pPr>
+              <w:spacing w:line="240" w:lineRule="auto" w:after="40" w:before="0"/>
+              <w:jc w:val="center"/>
+            </w:pPr>
             <w:r>
               <w:rPr>
-                <w:rFonts w:ascii="Times New Roman" w:hAnsi="Times New Roman"/>
+                <w:rFonts w:ascii="Times New Roman" w:hAnsi="Times New Roman" w:cs="Times New Roman"/>
                 <w:b/>
+                <w:i w:val="0"/>
+                <w:color w:val="000000"/>
                 <w:sz w:val="20"/>
               </w:rPr>
-              <w:t>p (adjusted)</w:t>
+              <w:t>YouTube</w:t>
             </w:r>
           </w:p>
         </w:tc>
         <w:tc>
           <w:tcPr>
             <w:tcW w:type="dxa" w:w="1805"/>
+            <w:shd w:fill="D9E2F3" w:val="clear"/>
           </w:tcPr>
           <w:p>
+            <w:pPr>
+              <w:spacing w:line="240" w:lineRule="auto" w:after="40" w:before="0"/>
+              <w:jc w:val="center"/>
+            </w:pPr>
             <w:r>
               <w:rPr>
-                <w:rFonts w:ascii="Times New Roman" w:hAnsi="Times New Roman"/>
+                <w:rFonts w:ascii="Times New Roman" w:hAnsi="Times New Roman" w:cs="Times New Roman"/>
                 <w:b/>
+                <w:i w:val="0"/>
+                <w:color w:val="000000"/>
                 <w:sz w:val="20"/>
               </w:rPr>
-              <w:t>Effect size (r)</w:t>
+              <w:t>TikTok</w:t>
             </w:r>
           </w:p>
         </w:tc>
         <w:tc>
           <w:tcPr>
             <w:tcW w:type="dxa" w:w="1805"/>
+            <w:shd w:fill="D9E2F3" w:val="clear"/>
           </w:tcPr>
           <w:p>
+            <w:pPr>
+              <w:spacing w:line="240" w:lineRule="auto" w:after="40" w:before="0"/>
+              <w:jc w:val="center"/>
+            </w:pPr>
             <w:r>
               <w:rPr>
-                <w:rFonts w:ascii="Times New Roman" w:hAnsi="Times New Roman"/>
+                <w:rFonts w:ascii="Times New Roman" w:hAnsi="Times New Roman" w:cs="Times New Roman"/>
                 <w:b/>
+                <w:i w:val="0"/>
+                <w:color w:val="000000"/>
                 <w:sz w:val="20"/>
               </w:rPr>
-              <w:t>Sig.</w:t>
+              <w:t>Instagram</w:t>
             </w:r>
           </w:p>
         </w:tc>
@@ -2599,12 +2731,19 @@
             <w:tcW w:type="dxa" w:w="1805"/>
           </w:tcPr>
           <w:p>
+            <w:pPr>
+              <w:spacing w:line="240" w:lineRule="auto" w:after="40" w:before="0"/>
+              <w:jc w:val="center"/>
+            </w:pPr>
             <w:r>
               <w:rPr>
-                <w:rFonts w:ascii="Times New Roman" w:hAnsi="Times New Roman"/>
+                <w:rFonts w:ascii="Times New Roman" w:hAnsi="Times New Roman" w:cs="Times New Roman"/>
+                <w:b w:val="0"/>
+                <w:i w:val="0"/>
+                <w:color w:val="000000"/>
                 <w:sz w:val="20"/>
               </w:rPr>
-              <w:t>Website vs YouTube</w:t>
+              <w:t>Authorship</w:t>
             </w:r>
           </w:p>
         </w:tc>
@@ -2613,12 +2752,19 @@
             <w:tcW w:type="dxa" w:w="1805"/>
           </w:tcPr>
           <w:p>
+            <w:pPr>
+              <w:spacing w:line="240" w:lineRule="auto" w:after="40" w:before="0"/>
+              <w:jc w:val="center"/>
+            </w:pPr>
             <w:r>
               <w:rPr>
-                <w:rFonts w:ascii="Times New Roman" w:hAnsi="Times New Roman"/>
+                <w:rFonts w:ascii="Times New Roman" w:hAnsi="Times New Roman" w:cs="Times New Roman"/>
+                <w:b w:val="0"/>
+                <w:i w:val="0"/>
+                <w:color w:val="000000"/>
                 <w:sz w:val="20"/>
               </w:rPr>
-              <w:t>1980</w:t>
+              <w:t>30%</w:t>
             </w:r>
           </w:p>
         </w:tc>
@@ -2627,12 +2773,19 @@
             <w:tcW w:type="dxa" w:w="1805"/>
           </w:tcPr>
           <w:p>
+            <w:pPr>
+              <w:spacing w:line="240" w:lineRule="auto" w:after="40" w:before="0"/>
+              <w:jc w:val="center"/>
+            </w:pPr>
             <w:r>
               <w:rPr>
-                <w:rFonts w:ascii="Times New Roman" w:hAnsi="Times New Roman"/>
+                <w:rFonts w:ascii="Times New Roman" w:hAnsi="Times New Roman" w:cs="Times New Roman"/>
+                <w:b w:val="0"/>
+                <w:i w:val="0"/>
+                <w:color w:val="000000"/>
                 <w:sz w:val="20"/>
               </w:rPr>
-              <w:t>&lt;.0001</w:t>
+              <w:t>38%</w:t>
             </w:r>
           </w:p>
         </w:tc>
@@ -2641,12 +2794,19 @@
             <w:tcW w:type="dxa" w:w="1805"/>
           </w:tcPr>
           <w:p>
+            <w:pPr>
+              <w:spacing w:line="240" w:lineRule="auto" w:after="40" w:before="0"/>
+              <w:jc w:val="center"/>
+            </w:pPr>
             <w:r>
               <w:rPr>
-                <w:rFonts w:ascii="Times New Roman" w:hAnsi="Times New Roman"/>
+                <w:rFonts w:ascii="Times New Roman" w:hAnsi="Times New Roman" w:cs="Times New Roman"/>
+                <w:b w:val="0"/>
+                <w:i w:val="0"/>
+                <w:color w:val="000000"/>
                 <w:sz w:val="20"/>
               </w:rPr>
-              <w:t>−0.584</w:t>
+              <w:t>30%</w:t>
             </w:r>
           </w:p>
         </w:tc>
@@ -2655,12 +2815,19 @@
             <w:tcW w:type="dxa" w:w="1805"/>
           </w:tcPr>
           <w:p>
+            <w:pPr>
+              <w:spacing w:line="240" w:lineRule="auto" w:after="40" w:before="0"/>
+              <w:jc w:val="center"/>
+            </w:pPr>
             <w:r>
               <w:rPr>
-                <w:rFonts w:ascii="Times New Roman" w:hAnsi="Times New Roman"/>
+                <w:rFonts w:ascii="Times New Roman" w:hAnsi="Times New Roman" w:cs="Times New Roman"/>
+                <w:b w:val="0"/>
+                <w:i w:val="0"/>
+                <w:color w:val="000000"/>
                 <w:sz w:val="20"/>
               </w:rPr>
-              <w:t>***</w:t>
+              <w:t>16%</w:t>
             </w:r>
           </w:p>
         </w:tc>
@@ -2671,12 +2838,19 @@
             <w:tcW w:type="dxa" w:w="1805"/>
           </w:tcPr>
           <w:p>
+            <w:pPr>
+              <w:spacing w:line="240" w:lineRule="auto" w:after="40" w:before="0"/>
+              <w:jc w:val="center"/>
+            </w:pPr>
             <w:r>
               <w:rPr>
-                <w:rFonts w:ascii="Times New Roman" w:hAnsi="Times New Roman"/>
+                <w:rFonts w:ascii="Times New Roman" w:hAnsi="Times New Roman" w:cs="Times New Roman"/>
+                <w:b w:val="0"/>
+                <w:i w:val="0"/>
+                <w:color w:val="000000"/>
                 <w:sz w:val="20"/>
               </w:rPr>
-              <w:t>Website vs TikTok</w:t>
+              <w:t>Attribution</w:t>
             </w:r>
           </w:p>
         </w:tc>
@@ -2685,12 +2859,19 @@
             <w:tcW w:type="dxa" w:w="1805"/>
           </w:tcPr>
           <w:p>
+            <w:pPr>
+              <w:spacing w:line="240" w:lineRule="auto" w:after="40" w:before="0"/>
+              <w:jc w:val="center"/>
+            </w:pPr>
             <w:r>
               <w:rPr>
-                <w:rFonts w:ascii="Times New Roman" w:hAnsi="Times New Roman"/>
+                <w:rFonts w:ascii="Times New Roman" w:hAnsi="Times New Roman" w:cs="Times New Roman"/>
+                <w:b w:val="0"/>
+                <w:i w:val="0"/>
+                <w:color w:val="000000"/>
                 <w:sz w:val="20"/>
               </w:rPr>
-              <w:t>2348</w:t>
+              <w:t>30%</w:t>
             </w:r>
           </w:p>
         </w:tc>
@@ -2699,12 +2880,19 @@
             <w:tcW w:type="dxa" w:w="1805"/>
           </w:tcPr>
           <w:p>
+            <w:pPr>
+              <w:spacing w:line="240" w:lineRule="auto" w:after="40" w:before="0"/>
+              <w:jc w:val="center"/>
+            </w:pPr>
             <w:r>
               <w:rPr>
-                <w:rFonts w:ascii="Times New Roman" w:hAnsi="Times New Roman"/>
+                <w:rFonts w:ascii="Times New Roman" w:hAnsi="Times New Roman" w:cs="Times New Roman"/>
+                <w:b w:val="0"/>
+                <w:i w:val="0"/>
+                <w:color w:val="000000"/>
                 <w:sz w:val="20"/>
               </w:rPr>
-              <w:t>&lt;.0001</w:t>
+              <w:t>16%</w:t>
             </w:r>
           </w:p>
         </w:tc>
@@ -2713,12 +2901,19 @@
             <w:tcW w:type="dxa" w:w="1805"/>
           </w:tcPr>
           <w:p>
+            <w:pPr>
+              <w:spacing w:line="240" w:lineRule="auto" w:after="40" w:before="0"/>
+              <w:jc w:val="center"/>
+            </w:pPr>
             <w:r>
               <w:rPr>
-                <w:rFonts w:ascii="Times New Roman" w:hAnsi="Times New Roman"/>
+                <w:rFonts w:ascii="Times New Roman" w:hAnsi="Times New Roman" w:cs="Times New Roman"/>
+                <w:b w:val="0"/>
+                <w:i w:val="0"/>
+                <w:color w:val="000000"/>
                 <w:sz w:val="20"/>
               </w:rPr>
-              <w:t>−0.878</w:t>
+              <w:t>0%</w:t>
             </w:r>
           </w:p>
         </w:tc>
@@ -2727,12 +2922,19 @@
             <w:tcW w:type="dxa" w:w="1805"/>
           </w:tcPr>
           <w:p>
+            <w:pPr>
+              <w:spacing w:line="240" w:lineRule="auto" w:after="40" w:before="0"/>
+              <w:jc w:val="center"/>
+            </w:pPr>
             <w:r>
               <w:rPr>
-                <w:rFonts w:ascii="Times New Roman" w:hAnsi="Times New Roman"/>
+                <w:rFonts w:ascii="Times New Roman" w:hAnsi="Times New Roman" w:cs="Times New Roman"/>
+                <w:b w:val="0"/>
+                <w:i w:val="0"/>
+                <w:color w:val="000000"/>
                 <w:sz w:val="20"/>
               </w:rPr>
-              <w:t>***</w:t>
+              <w:t>4%</w:t>
             </w:r>
           </w:p>
         </w:tc>
@@ -2743,12 +2945,19 @@
             <w:tcW w:type="dxa" w:w="1805"/>
           </w:tcPr>
           <w:p>
+            <w:pPr>
+              <w:spacing w:line="240" w:lineRule="auto" w:after="40" w:before="0"/>
+              <w:jc w:val="center"/>
+            </w:pPr>
             <w:r>
               <w:rPr>
-                <w:rFonts w:ascii="Times New Roman" w:hAnsi="Times New Roman"/>
+                <w:rFonts w:ascii="Times New Roman" w:hAnsi="Times New Roman" w:cs="Times New Roman"/>
+                <w:b w:val="0"/>
+                <w:i w:val="0"/>
+                <w:color w:val="000000"/>
                 <w:sz w:val="20"/>
               </w:rPr>
-              <w:t>Website vs Instagram</w:t>
+              <w:t>Disclosure</w:t>
             </w:r>
           </w:p>
         </w:tc>
@@ -2757,12 +2966,19 @@
             <w:tcW w:type="dxa" w:w="1805"/>
           </w:tcPr>
           <w:p>
+            <w:pPr>
+              <w:spacing w:line="240" w:lineRule="auto" w:after="40" w:before="0"/>
+              <w:jc w:val="center"/>
+            </w:pPr>
             <w:r>
               <w:rPr>
-                <w:rFonts w:ascii="Times New Roman" w:hAnsi="Times New Roman"/>
+                <w:rFonts w:ascii="Times New Roman" w:hAnsi="Times New Roman" w:cs="Times New Roman"/>
+                <w:b w:val="0"/>
+                <w:i w:val="0"/>
+                <w:color w:val="000000"/>
                 <w:sz w:val="20"/>
               </w:rPr>
-              <w:t>2494</w:t>
+              <w:t>16%</w:t>
             </w:r>
           </w:p>
         </w:tc>
@@ -2771,12 +2987,19 @@
             <w:tcW w:type="dxa" w:w="1805"/>
           </w:tcPr>
           <w:p>
+            <w:pPr>
+              <w:spacing w:line="240" w:lineRule="auto" w:after="40" w:before="0"/>
+              <w:jc w:val="center"/>
+            </w:pPr>
             <w:r>
               <w:rPr>
-                <w:rFonts w:ascii="Times New Roman" w:hAnsi="Times New Roman"/>
+                <w:rFonts w:ascii="Times New Roman" w:hAnsi="Times New Roman" w:cs="Times New Roman"/>
+                <w:b w:val="0"/>
+                <w:i w:val="0"/>
+                <w:color w:val="000000"/>
                 <w:sz w:val="20"/>
               </w:rPr>
-              <w:t>&lt;.0001</w:t>
+              <w:t>0%</w:t>
             </w:r>
           </w:p>
         </w:tc>
@@ -2785,12 +3008,19 @@
             <w:tcW w:type="dxa" w:w="1805"/>
           </w:tcPr>
           <w:p>
+            <w:pPr>
+              <w:spacing w:line="240" w:lineRule="auto" w:after="40" w:before="0"/>
+              <w:jc w:val="center"/>
+            </w:pPr>
             <w:r>
               <w:rPr>
-                <w:rFonts w:ascii="Times New Roman" w:hAnsi="Times New Roman"/>
+                <w:rFonts w:ascii="Times New Roman" w:hAnsi="Times New Roman" w:cs="Times New Roman"/>
+                <w:b w:val="0"/>
+                <w:i w:val="0"/>
+                <w:color w:val="000000"/>
                 <w:sz w:val="20"/>
               </w:rPr>
-              <w:t>−0.995</w:t>
+              <w:t>14%</w:t>
             </w:r>
           </w:p>
         </w:tc>
@@ -2799,12 +3029,19 @@
             <w:tcW w:type="dxa" w:w="1805"/>
           </w:tcPr>
           <w:p>
+            <w:pPr>
+              <w:spacing w:line="240" w:lineRule="auto" w:after="40" w:before="0"/>
+              <w:jc w:val="center"/>
+            </w:pPr>
             <w:r>
               <w:rPr>
-                <w:rFonts w:ascii="Times New Roman" w:hAnsi="Times New Roman"/>
+                <w:rFonts w:ascii="Times New Roman" w:hAnsi="Times New Roman" w:cs="Times New Roman"/>
+                <w:b w:val="0"/>
+                <w:i w:val="0"/>
+                <w:color w:val="000000"/>
                 <w:sz w:val="20"/>
               </w:rPr>
-              <w:t>***</w:t>
+              <w:t>0%</w:t>
             </w:r>
           </w:p>
         </w:tc>
@@ -2815,12 +3052,19 @@
             <w:tcW w:type="dxa" w:w="1805"/>
           </w:tcPr>
           <w:p>
+            <w:pPr>
+              <w:spacing w:line="240" w:lineRule="auto" w:after="40" w:before="0"/>
+              <w:jc w:val="center"/>
+            </w:pPr>
             <w:r>
               <w:rPr>
-                <w:rFonts w:ascii="Times New Roman" w:hAnsi="Times New Roman"/>
+                <w:rFonts w:ascii="Times New Roman" w:hAnsi="Times New Roman" w:cs="Times New Roman"/>
+                <w:b w:val="0"/>
+                <w:i w:val="0"/>
+                <w:color w:val="000000"/>
                 <w:sz w:val="20"/>
               </w:rPr>
-              <w:t>YouTube vs TikTok</w:t>
+              <w:t>Currency</w:t>
             </w:r>
           </w:p>
         </w:tc>
@@ -2829,12 +3073,19 @@
             <w:tcW w:type="dxa" w:w="1805"/>
           </w:tcPr>
           <w:p>
+            <w:pPr>
+              <w:spacing w:line="240" w:lineRule="auto" w:after="40" w:before="0"/>
+              <w:jc w:val="center"/>
+            </w:pPr>
             <w:r>
               <w:rPr>
-                <w:rFonts w:ascii="Times New Roman" w:hAnsi="Times New Roman"/>
+                <w:rFonts w:ascii="Times New Roman" w:hAnsi="Times New Roman" w:cs="Times New Roman"/>
+                <w:b w:val="0"/>
+                <w:i w:val="0"/>
+                <w:color w:val="000000"/>
                 <w:sz w:val="20"/>
               </w:rPr>
-              <w:t>2030</w:t>
+              <w:t>68%</w:t>
             </w:r>
           </w:p>
         </w:tc>
@@ -2843,12 +3094,19 @@
             <w:tcW w:type="dxa" w:w="1805"/>
           </w:tcPr>
           <w:p>
+            <w:pPr>
+              <w:spacing w:line="240" w:lineRule="auto" w:after="40" w:before="0"/>
+              <w:jc w:val="center"/>
+            </w:pPr>
             <w:r>
               <w:rPr>
-                <w:rFonts w:ascii="Times New Roman" w:hAnsi="Times New Roman"/>
+                <w:rFonts w:ascii="Times New Roman" w:hAnsi="Times New Roman" w:cs="Times New Roman"/>
+                <w:b w:val="0"/>
+                <w:i w:val="0"/>
+                <w:color w:val="000000"/>
                 <w:sz w:val="20"/>
               </w:rPr>
-              <w:t>&lt;.0001</w:t>
+              <w:t>100%</w:t>
             </w:r>
           </w:p>
         </w:tc>
@@ -2857,12 +3115,19 @@
             <w:tcW w:type="dxa" w:w="1805"/>
           </w:tcPr>
           <w:p>
+            <w:pPr>
+              <w:spacing w:line="240" w:lineRule="auto" w:after="40" w:before="0"/>
+              <w:jc w:val="center"/>
+            </w:pPr>
             <w:r>
               <w:rPr>
-                <w:rFonts w:ascii="Times New Roman" w:hAnsi="Times New Roman"/>
+                <w:rFonts w:ascii="Times New Roman" w:hAnsi="Times New Roman" w:cs="Times New Roman"/>
+                <w:b w:val="0"/>
+                <w:i w:val="0"/>
+                <w:color w:val="000000"/>
                 <w:sz w:val="20"/>
               </w:rPr>
-              <w:t>−0.624</w:t>
+              <w:t>100%</w:t>
             </w:r>
           </w:p>
         </w:tc>
@@ -2871,12 +3136,1521 @@
             <w:tcW w:type="dxa" w:w="1805"/>
           </w:tcPr>
           <w:p>
+            <w:pPr>
+              <w:spacing w:line="240" w:lineRule="auto" w:after="40" w:before="0"/>
+              <w:jc w:val="center"/>
+            </w:pPr>
             <w:r>
               <w:rPr>
-                <w:rFonts w:ascii="Times New Roman" w:hAnsi="Times New Roman"/>
+                <w:rFonts w:ascii="Times New Roman" w:hAnsi="Times New Roman" w:cs="Times New Roman"/>
+                <w:b w:val="0"/>
+                <w:i w:val="0"/>
+                <w:color w:val="000000"/>
                 <w:sz w:val="20"/>
               </w:rPr>
-              <w:t>***</w:t>
+              <w:t>100%</w:t>
+            </w:r>
+          </w:p>
+        </w:tc>
+      </w:tr>
+    </w:tbl>
+    <w:p>
+      <w:pPr>
+        <w:spacing w:line="360" w:lineRule="auto" w:after="120" w:before="0"/>
+        <w:jc w:val="both"/>
+      </w:pPr>
+      <w:r>
+        <w:rPr>
+          <w:rFonts w:ascii="Times New Roman" w:hAnsi="Times New Roman" w:cs="Times New Roman"/>
+          <w:b w:val="0"/>
+          <w:i w:val="0"/>
+          <w:color w:val="000000"/>
+          <w:sz w:val="24"/>
+        </w:rPr>
+      </w:r>
+    </w:p>
+    <w:p>
+      <w:pPr>
+        <w:spacing w:line="360" w:lineRule="auto" w:after="200" w:before="0"/>
+        <w:jc w:val="both"/>
+      </w:pPr>
+      <w:r>
+        <w:rPr>
+          <w:rFonts w:ascii="Times New Roman" w:hAnsi="Times New Roman" w:cs="Times New Roman"/>
+          <w:b/>
+          <w:i w:val="0"/>
+          <w:color w:val="000000"/>
+          <w:sz w:val="26"/>
+        </w:rPr>
+        <w:t>Table C5. Inter-Rater Reliability Statistics</w:t>
+      </w:r>
+    </w:p>
+    <w:tbl>
+      <w:tblPr>
+        <w:tblStyle w:val="TableGrid"/>
+        <w:tblW w:type="auto" w:w="0"/>
+        <w:jc w:val="center"/>
+        <w:tblLook w:firstColumn="1" w:firstRow="1" w:lastColumn="0" w:lastRow="0" w:noHBand="0" w:noVBand="1" w:val="04A0"/>
+      </w:tblPr>
+      <w:tblGrid>
+        <w:gridCol w:w="3009"/>
+        <w:gridCol w:w="3009"/>
+        <w:gridCol w:w="3009"/>
+      </w:tblGrid>
+      <w:tr>
+        <w:tc>
+          <w:tcPr>
+            <w:tcW w:type="dxa" w:w="3009"/>
+            <w:shd w:fill="D9E2F3" w:val="clear"/>
+          </w:tcPr>
+          <w:p>
+            <w:pPr>
+              <w:spacing w:line="240" w:lineRule="auto" w:after="40" w:before="0"/>
+              <w:jc w:val="center"/>
+            </w:pPr>
+            <w:r>
+              <w:rPr>
+                <w:rFonts w:ascii="Times New Roman" w:hAnsi="Times New Roman" w:cs="Times New Roman"/>
+                <w:b/>
+                <w:i w:val="0"/>
+                <w:color w:val="000000"/>
+                <w:sz w:val="20"/>
+              </w:rPr>
+              <w:t>Measure</w:t>
+            </w:r>
+          </w:p>
+        </w:tc>
+        <w:tc>
+          <w:tcPr>
+            <w:tcW w:type="dxa" w:w="3009"/>
+            <w:shd w:fill="D9E2F3" w:val="clear"/>
+          </w:tcPr>
+          <w:p>
+            <w:pPr>
+              <w:spacing w:line="240" w:lineRule="auto" w:after="40" w:before="0"/>
+              <w:jc w:val="center"/>
+            </w:pPr>
+            <w:r>
+              <w:rPr>
+                <w:rFonts w:ascii="Times New Roman" w:hAnsi="Times New Roman" w:cs="Times New Roman"/>
+                <w:b/>
+                <w:i w:val="0"/>
+                <w:color w:val="000000"/>
+                <w:sz w:val="20"/>
+              </w:rPr>
+              <w:t>Statistic</w:t>
+            </w:r>
+          </w:p>
+        </w:tc>
+        <w:tc>
+          <w:tcPr>
+            <w:tcW w:type="dxa" w:w="3009"/>
+            <w:shd w:fill="D9E2F3" w:val="clear"/>
+          </w:tcPr>
+          <w:p>
+            <w:pPr>
+              <w:spacing w:line="240" w:lineRule="auto" w:after="40" w:before="0"/>
+              <w:jc w:val="center"/>
+            </w:pPr>
+            <w:r>
+              <w:rPr>
+                <w:rFonts w:ascii="Times New Roman" w:hAnsi="Times New Roman" w:cs="Times New Roman"/>
+                <w:b/>
+                <w:i w:val="0"/>
+                <w:color w:val="000000"/>
+                <w:sz w:val="20"/>
+              </w:rPr>
+              <w:t>Interpretation</w:t>
+            </w:r>
+          </w:p>
+        </w:tc>
+      </w:tr>
+      <w:tr>
+        <w:tc>
+          <w:tcPr>
+            <w:tcW w:type="dxa" w:w="3009"/>
+          </w:tcPr>
+          <w:p>
+            <w:pPr>
+              <w:spacing w:line="240" w:lineRule="auto" w:after="40" w:before="0"/>
+              <w:jc w:val="center"/>
+            </w:pPr>
+            <w:r>
+              <w:rPr>
+                <w:rFonts w:ascii="Times New Roman" w:hAnsi="Times New Roman" w:cs="Times New Roman"/>
+                <w:b w:val="0"/>
+                <w:i w:val="0"/>
+                <w:color w:val="000000"/>
+                <w:sz w:val="20"/>
+              </w:rPr>
+              <w:t>DISCERN Total (ICC[3,1])</w:t>
+            </w:r>
+          </w:p>
+        </w:tc>
+        <w:tc>
+          <w:tcPr>
+            <w:tcW w:type="dxa" w:w="3009"/>
+          </w:tcPr>
+          <w:p>
+            <w:pPr>
+              <w:spacing w:line="240" w:lineRule="auto" w:after="40" w:before="0"/>
+              <w:jc w:val="center"/>
+            </w:pPr>
+            <w:r>
+              <w:rPr>
+                <w:rFonts w:ascii="Times New Roman" w:hAnsi="Times New Roman" w:cs="Times New Roman"/>
+                <w:b w:val="0"/>
+                <w:i w:val="0"/>
+                <w:color w:val="000000"/>
+                <w:sz w:val="20"/>
+              </w:rPr>
+              <w:t>0.932 (95% CI [0.870, 0.960])</w:t>
+            </w:r>
+          </w:p>
+        </w:tc>
+        <w:tc>
+          <w:tcPr>
+            <w:tcW w:type="dxa" w:w="3009"/>
+          </w:tcPr>
+          <w:p>
+            <w:pPr>
+              <w:spacing w:line="240" w:lineRule="auto" w:after="40" w:before="0"/>
+              <w:jc w:val="center"/>
+            </w:pPr>
+            <w:r>
+              <w:rPr>
+                <w:rFonts w:ascii="Times New Roman" w:hAnsi="Times New Roman" w:cs="Times New Roman"/>
+                <w:b w:val="0"/>
+                <w:i w:val="0"/>
+                <w:color w:val="000000"/>
+                <w:sz w:val="20"/>
+              </w:rPr>
+              <w:t>Excellent</w:t>
+            </w:r>
+          </w:p>
+        </w:tc>
+      </w:tr>
+      <w:tr>
+        <w:tc>
+          <w:tcPr>
+            <w:tcW w:type="dxa" w:w="3009"/>
+          </w:tcPr>
+          <w:p>
+            <w:pPr>
+              <w:spacing w:line="240" w:lineRule="auto" w:after="40" w:before="0"/>
+              <w:jc w:val="center"/>
+            </w:pPr>
+            <w:r>
+              <w:rPr>
+                <w:rFonts w:ascii="Times New Roman" w:hAnsi="Times New Roman" w:cs="Times New Roman"/>
+                <w:b w:val="0"/>
+                <w:i w:val="0"/>
+                <w:color w:val="000000"/>
+                <w:sz w:val="20"/>
+              </w:rPr>
+              <w:t>JAMA Authorship (kappa)</w:t>
+            </w:r>
+          </w:p>
+        </w:tc>
+        <w:tc>
+          <w:tcPr>
+            <w:tcW w:type="dxa" w:w="3009"/>
+          </w:tcPr>
+          <w:p>
+            <w:pPr>
+              <w:spacing w:line="240" w:lineRule="auto" w:after="40" w:before="0"/>
+              <w:jc w:val="center"/>
+            </w:pPr>
+            <w:r>
+              <w:rPr>
+                <w:rFonts w:ascii="Times New Roman" w:hAnsi="Times New Roman" w:cs="Times New Roman"/>
+                <w:b w:val="0"/>
+                <w:i w:val="0"/>
+                <w:color w:val="000000"/>
+                <w:sz w:val="20"/>
+              </w:rPr>
+              <w:t>0.671</w:t>
+            </w:r>
+          </w:p>
+        </w:tc>
+        <w:tc>
+          <w:tcPr>
+            <w:tcW w:type="dxa" w:w="3009"/>
+          </w:tcPr>
+          <w:p>
+            <w:pPr>
+              <w:spacing w:line="240" w:lineRule="auto" w:after="40" w:before="0"/>
+              <w:jc w:val="center"/>
+            </w:pPr>
+            <w:r>
+              <w:rPr>
+                <w:rFonts w:ascii="Times New Roman" w:hAnsi="Times New Roman" w:cs="Times New Roman"/>
+                <w:b w:val="0"/>
+                <w:i w:val="0"/>
+                <w:color w:val="000000"/>
+                <w:sz w:val="20"/>
+              </w:rPr>
+              <w:t>Substantial</w:t>
+            </w:r>
+          </w:p>
+        </w:tc>
+      </w:tr>
+      <w:tr>
+        <w:tc>
+          <w:tcPr>
+            <w:tcW w:type="dxa" w:w="3009"/>
+          </w:tcPr>
+          <w:p>
+            <w:pPr>
+              <w:spacing w:line="240" w:lineRule="auto" w:after="40" w:before="0"/>
+              <w:jc w:val="center"/>
+            </w:pPr>
+            <w:r>
+              <w:rPr>
+                <w:rFonts w:ascii="Times New Roman" w:hAnsi="Times New Roman" w:cs="Times New Roman"/>
+                <w:b w:val="0"/>
+                <w:i w:val="0"/>
+                <w:color w:val="000000"/>
+                <w:sz w:val="20"/>
+              </w:rPr>
+              <w:t>JAMA Attribution (kappa)</w:t>
+            </w:r>
+          </w:p>
+        </w:tc>
+        <w:tc>
+          <w:tcPr>
+            <w:tcW w:type="dxa" w:w="3009"/>
+          </w:tcPr>
+          <w:p>
+            <w:pPr>
+              <w:spacing w:line="240" w:lineRule="auto" w:after="40" w:before="0"/>
+              <w:jc w:val="center"/>
+            </w:pPr>
+            <w:r>
+              <w:rPr>
+                <w:rFonts w:ascii="Times New Roman" w:hAnsi="Times New Roman" w:cs="Times New Roman"/>
+                <w:b w:val="0"/>
+                <w:i w:val="0"/>
+                <w:color w:val="000000"/>
+                <w:sz w:val="20"/>
+              </w:rPr>
+              <w:t>0.615</w:t>
+            </w:r>
+          </w:p>
+        </w:tc>
+        <w:tc>
+          <w:tcPr>
+            <w:tcW w:type="dxa" w:w="3009"/>
+          </w:tcPr>
+          <w:p>
+            <w:pPr>
+              <w:spacing w:line="240" w:lineRule="auto" w:after="40" w:before="0"/>
+              <w:jc w:val="center"/>
+            </w:pPr>
+            <w:r>
+              <w:rPr>
+                <w:rFonts w:ascii="Times New Roman" w:hAnsi="Times New Roman" w:cs="Times New Roman"/>
+                <w:b w:val="0"/>
+                <w:i w:val="0"/>
+                <w:color w:val="000000"/>
+                <w:sz w:val="20"/>
+              </w:rPr>
+              <w:t>Substantial</w:t>
+            </w:r>
+          </w:p>
+        </w:tc>
+      </w:tr>
+      <w:tr>
+        <w:tc>
+          <w:tcPr>
+            <w:tcW w:type="dxa" w:w="3009"/>
+          </w:tcPr>
+          <w:p>
+            <w:pPr>
+              <w:spacing w:line="240" w:lineRule="auto" w:after="40" w:before="0"/>
+              <w:jc w:val="center"/>
+            </w:pPr>
+            <w:r>
+              <w:rPr>
+                <w:rFonts w:ascii="Times New Roman" w:hAnsi="Times New Roman" w:cs="Times New Roman"/>
+                <w:b w:val="0"/>
+                <w:i w:val="0"/>
+                <w:color w:val="000000"/>
+                <w:sz w:val="20"/>
+              </w:rPr>
+              <w:t>JAMA Disclosure (kappa)</w:t>
+            </w:r>
+          </w:p>
+        </w:tc>
+        <w:tc>
+          <w:tcPr>
+            <w:tcW w:type="dxa" w:w="3009"/>
+          </w:tcPr>
+          <w:p>
+            <w:pPr>
+              <w:spacing w:line="240" w:lineRule="auto" w:after="40" w:before="0"/>
+              <w:jc w:val="center"/>
+            </w:pPr>
+            <w:r>
+              <w:rPr>
+                <w:rFonts w:ascii="Times New Roman" w:hAnsi="Times New Roman" w:cs="Times New Roman"/>
+                <w:b w:val="0"/>
+                <w:i w:val="0"/>
+                <w:color w:val="000000"/>
+                <w:sz w:val="20"/>
+              </w:rPr>
+              <w:t>0.273</w:t>
+            </w:r>
+          </w:p>
+        </w:tc>
+        <w:tc>
+          <w:tcPr>
+            <w:tcW w:type="dxa" w:w="3009"/>
+          </w:tcPr>
+          <w:p>
+            <w:pPr>
+              <w:spacing w:line="240" w:lineRule="auto" w:after="40" w:before="0"/>
+              <w:jc w:val="center"/>
+            </w:pPr>
+            <w:r>
+              <w:rPr>
+                <w:rFonts w:ascii="Times New Roman" w:hAnsi="Times New Roman" w:cs="Times New Roman"/>
+                <w:b w:val="0"/>
+                <w:i w:val="0"/>
+                <w:color w:val="000000"/>
+                <w:sz w:val="20"/>
+              </w:rPr>
+              <w:t>Fair (kappa paradox)</w:t>
+            </w:r>
+          </w:p>
+        </w:tc>
+      </w:tr>
+      <w:tr>
+        <w:tc>
+          <w:tcPr>
+            <w:tcW w:type="dxa" w:w="3009"/>
+          </w:tcPr>
+          <w:p>
+            <w:pPr>
+              <w:spacing w:line="240" w:lineRule="auto" w:after="40" w:before="0"/>
+              <w:jc w:val="center"/>
+            </w:pPr>
+            <w:r>
+              <w:rPr>
+                <w:rFonts w:ascii="Times New Roman" w:hAnsi="Times New Roman" w:cs="Times New Roman"/>
+                <w:b w:val="0"/>
+                <w:i w:val="0"/>
+                <w:color w:val="000000"/>
+                <w:sz w:val="20"/>
+              </w:rPr>
+              <w:t>JAMA Currency (kappa)</w:t>
+            </w:r>
+          </w:p>
+        </w:tc>
+        <w:tc>
+          <w:tcPr>
+            <w:tcW w:type="dxa" w:w="3009"/>
+          </w:tcPr>
+          <w:p>
+            <w:pPr>
+              <w:spacing w:line="240" w:lineRule="auto" w:after="40" w:before="0"/>
+              <w:jc w:val="center"/>
+            </w:pPr>
+            <w:r>
+              <w:rPr>
+                <w:rFonts w:ascii="Times New Roman" w:hAnsi="Times New Roman" w:cs="Times New Roman"/>
+                <w:b w:val="0"/>
+                <w:i w:val="0"/>
+                <w:color w:val="000000"/>
+                <w:sz w:val="20"/>
+              </w:rPr>
+              <w:t>0.216</w:t>
+            </w:r>
+          </w:p>
+        </w:tc>
+        <w:tc>
+          <w:tcPr>
+            <w:tcW w:type="dxa" w:w="3009"/>
+          </w:tcPr>
+          <w:p>
+            <w:pPr>
+              <w:spacing w:line="240" w:lineRule="auto" w:after="40" w:before="0"/>
+              <w:jc w:val="center"/>
+            </w:pPr>
+            <w:r>
+              <w:rPr>
+                <w:rFonts w:ascii="Times New Roman" w:hAnsi="Times New Roman" w:cs="Times New Roman"/>
+                <w:b w:val="0"/>
+                <w:i w:val="0"/>
+                <w:color w:val="000000"/>
+                <w:sz w:val="20"/>
+              </w:rPr>
+              <w:t>Fair (kappa paradox)</w:t>
+            </w:r>
+          </w:p>
+        </w:tc>
+      </w:tr>
+    </w:tbl>
+    <w:p>
+      <w:pPr>
+        <w:spacing w:line="360" w:lineRule="auto" w:after="120" w:before="0"/>
+        <w:jc w:val="both"/>
+      </w:pPr>
+      <w:r>
+        <w:rPr>
+          <w:rFonts w:ascii="Times New Roman" w:hAnsi="Times New Roman" w:cs="Times New Roman"/>
+          <w:b w:val="0"/>
+          <w:i w:val="0"/>
+          <w:color w:val="000000"/>
+          <w:sz w:val="24"/>
+        </w:rPr>
+      </w:r>
+    </w:p>
+    <w:p>
+      <w:pPr>
+        <w:spacing w:line="360" w:lineRule="auto" w:after="200" w:before="0"/>
+        <w:jc w:val="both"/>
+      </w:pPr>
+      <w:r>
+        <w:rPr>
+          <w:rFonts w:ascii="Times New Roman" w:hAnsi="Times New Roman" w:cs="Times New Roman"/>
+          <w:b/>
+          <w:i w:val="0"/>
+          <w:color w:val="000000"/>
+          <w:sz w:val="26"/>
+        </w:rPr>
+        <w:t>Table C6. Spearman Correlations Between Engagement Metrics and DISCERN Scores</w:t>
+      </w:r>
+    </w:p>
+    <w:tbl>
+      <w:tblPr>
+        <w:tblStyle w:val="TableGrid"/>
+        <w:tblW w:type="auto" w:w="0"/>
+        <w:jc w:val="center"/>
+        <w:tblLook w:firstColumn="1" w:firstRow="1" w:lastColumn="0" w:lastRow="0" w:noHBand="0" w:noVBand="1" w:val="04A0"/>
+      </w:tblPr>
+      <w:tblGrid>
+        <w:gridCol w:w="2256"/>
+        <w:gridCol w:w="2256"/>
+        <w:gridCol w:w="2256"/>
+        <w:gridCol w:w="2256"/>
+      </w:tblGrid>
+      <w:tr>
+        <w:tc>
+          <w:tcPr>
+            <w:tcW w:type="dxa" w:w="2256"/>
+            <w:shd w:fill="D9E2F3" w:val="clear"/>
+          </w:tcPr>
+          <w:p>
+            <w:pPr>
+              <w:spacing w:line="240" w:lineRule="auto" w:after="40" w:before="0"/>
+              <w:jc w:val="center"/>
+            </w:pPr>
+            <w:r>
+              <w:rPr>
+                <w:rFonts w:ascii="Times New Roman" w:hAnsi="Times New Roman" w:cs="Times New Roman"/>
+                <w:b/>
+                <w:i w:val="0"/>
+                <w:color w:val="000000"/>
+                <w:sz w:val="20"/>
+              </w:rPr>
+              <w:t>Metric / Platform</w:t>
+            </w:r>
+          </w:p>
+        </w:tc>
+        <w:tc>
+          <w:tcPr>
+            <w:tcW w:type="dxa" w:w="2256"/>
+            <w:shd w:fill="D9E2F3" w:val="clear"/>
+          </w:tcPr>
+          <w:p>
+            <w:pPr>
+              <w:spacing w:line="240" w:lineRule="auto" w:after="40" w:before="0"/>
+              <w:jc w:val="center"/>
+            </w:pPr>
+            <w:r>
+              <w:rPr>
+                <w:rFonts w:ascii="Times New Roman" w:hAnsi="Times New Roman" w:cs="Times New Roman"/>
+                <w:b/>
+                <w:i w:val="0"/>
+                <w:color w:val="000000"/>
+                <w:sz w:val="20"/>
+              </w:rPr>
+              <w:t>rho</w:t>
+            </w:r>
+          </w:p>
+        </w:tc>
+        <w:tc>
+          <w:tcPr>
+            <w:tcW w:type="dxa" w:w="2256"/>
+            <w:shd w:fill="D9E2F3" w:val="clear"/>
+          </w:tcPr>
+          <w:p>
+            <w:pPr>
+              <w:spacing w:line="240" w:lineRule="auto" w:after="40" w:before="0"/>
+              <w:jc w:val="center"/>
+            </w:pPr>
+            <w:r>
+              <w:rPr>
+                <w:rFonts w:ascii="Times New Roman" w:hAnsi="Times New Roman" w:cs="Times New Roman"/>
+                <w:b/>
+                <w:i w:val="0"/>
+                <w:color w:val="000000"/>
+                <w:sz w:val="20"/>
+              </w:rPr>
+              <w:t>p</w:t>
+            </w:r>
+          </w:p>
+        </w:tc>
+        <w:tc>
+          <w:tcPr>
+            <w:tcW w:type="dxa" w:w="2256"/>
+            <w:shd w:fill="D9E2F3" w:val="clear"/>
+          </w:tcPr>
+          <w:p>
+            <w:pPr>
+              <w:spacing w:line="240" w:lineRule="auto" w:after="40" w:before="0"/>
+              <w:jc w:val="center"/>
+            </w:pPr>
+            <w:r>
+              <w:rPr>
+                <w:rFonts w:ascii="Times New Roman" w:hAnsi="Times New Roman" w:cs="Times New Roman"/>
+                <w:b/>
+                <w:i w:val="0"/>
+                <w:color w:val="000000"/>
+                <w:sz w:val="20"/>
+              </w:rPr>
+              <w:t>Interpretation</w:t>
+            </w:r>
+          </w:p>
+        </w:tc>
+      </w:tr>
+      <w:tr>
+        <w:tc>
+          <w:tcPr>
+            <w:tcW w:type="dxa" w:w="2256"/>
+          </w:tcPr>
+          <w:p>
+            <w:pPr>
+              <w:spacing w:line="240" w:lineRule="auto" w:after="40" w:before="0"/>
+              <w:jc w:val="center"/>
+            </w:pPr>
+            <w:r>
+              <w:rPr>
+                <w:rFonts w:ascii="Times New Roman" w:hAnsi="Times New Roman" w:cs="Times New Roman"/>
+                <w:b w:val="0"/>
+                <w:i w:val="0"/>
+                <w:color w:val="000000"/>
+                <w:sz w:val="20"/>
+              </w:rPr>
+              <w:t>Views (overall)</w:t>
+            </w:r>
+          </w:p>
+        </w:tc>
+        <w:tc>
+          <w:tcPr>
+            <w:tcW w:type="dxa" w:w="2256"/>
+          </w:tcPr>
+          <w:p>
+            <w:pPr>
+              <w:spacing w:line="240" w:lineRule="auto" w:after="40" w:before="0"/>
+              <w:jc w:val="center"/>
+            </w:pPr>
+            <w:r>
+              <w:rPr>
+                <w:rFonts w:ascii="Times New Roman" w:hAnsi="Times New Roman" w:cs="Times New Roman"/>
+                <w:b w:val="0"/>
+                <w:i w:val="0"/>
+                <w:color w:val="000000"/>
+                <w:sz w:val="20"/>
+              </w:rPr>
+              <w:t>-0.073</w:t>
+            </w:r>
+          </w:p>
+        </w:tc>
+        <w:tc>
+          <w:tcPr>
+            <w:tcW w:type="dxa" w:w="2256"/>
+          </w:tcPr>
+          <w:p>
+            <w:pPr>
+              <w:spacing w:line="240" w:lineRule="auto" w:after="40" w:before="0"/>
+              <w:jc w:val="center"/>
+            </w:pPr>
+            <w:r>
+              <w:rPr>
+                <w:rFonts w:ascii="Times New Roman" w:hAnsi="Times New Roman" w:cs="Times New Roman"/>
+                <w:b w:val="0"/>
+                <w:i w:val="0"/>
+                <w:color w:val="000000"/>
+                <w:sz w:val="20"/>
+              </w:rPr>
+              <w:t>.571</w:t>
+            </w:r>
+          </w:p>
+        </w:tc>
+        <w:tc>
+          <w:tcPr>
+            <w:tcW w:type="dxa" w:w="2256"/>
+          </w:tcPr>
+          <w:p>
+            <w:pPr>
+              <w:spacing w:line="240" w:lineRule="auto" w:after="40" w:before="0"/>
+              <w:jc w:val="center"/>
+            </w:pPr>
+            <w:r>
+              <w:rPr>
+                <w:rFonts w:ascii="Times New Roman" w:hAnsi="Times New Roman" w:cs="Times New Roman"/>
+                <w:b w:val="0"/>
+                <w:i w:val="0"/>
+                <w:color w:val="000000"/>
+                <w:sz w:val="20"/>
+              </w:rPr>
+              <w:t>Negligible, ns</w:t>
+            </w:r>
+          </w:p>
+        </w:tc>
+      </w:tr>
+      <w:tr>
+        <w:tc>
+          <w:tcPr>
+            <w:tcW w:type="dxa" w:w="2256"/>
+          </w:tcPr>
+          <w:p>
+            <w:pPr>
+              <w:spacing w:line="240" w:lineRule="auto" w:after="40" w:before="0"/>
+              <w:jc w:val="center"/>
+            </w:pPr>
+            <w:r>
+              <w:rPr>
+                <w:rFonts w:ascii="Times New Roman" w:hAnsi="Times New Roman" w:cs="Times New Roman"/>
+                <w:b w:val="0"/>
+                <w:i w:val="0"/>
+                <w:color w:val="000000"/>
+                <w:sz w:val="20"/>
+              </w:rPr>
+              <w:t>Likes (overall)</w:t>
+            </w:r>
+          </w:p>
+        </w:tc>
+        <w:tc>
+          <w:tcPr>
+            <w:tcW w:type="dxa" w:w="2256"/>
+          </w:tcPr>
+          <w:p>
+            <w:pPr>
+              <w:spacing w:line="240" w:lineRule="auto" w:after="40" w:before="0"/>
+              <w:jc w:val="center"/>
+            </w:pPr>
+            <w:r>
+              <w:rPr>
+                <w:rFonts w:ascii="Times New Roman" w:hAnsi="Times New Roman" w:cs="Times New Roman"/>
+                <w:b w:val="0"/>
+                <w:i w:val="0"/>
+                <w:color w:val="000000"/>
+                <w:sz w:val="20"/>
+              </w:rPr>
+              <w:t>0.413</w:t>
+            </w:r>
+          </w:p>
+        </w:tc>
+        <w:tc>
+          <w:tcPr>
+            <w:tcW w:type="dxa" w:w="2256"/>
+          </w:tcPr>
+          <w:p>
+            <w:pPr>
+              <w:spacing w:line="240" w:lineRule="auto" w:after="40" w:before="0"/>
+              <w:jc w:val="center"/>
+            </w:pPr>
+            <w:r>
+              <w:rPr>
+                <w:rFonts w:ascii="Times New Roman" w:hAnsi="Times New Roman" w:cs="Times New Roman"/>
+                <w:b w:val="0"/>
+                <w:i w:val="0"/>
+                <w:color w:val="000000"/>
+                <w:sz w:val="20"/>
+              </w:rPr>
+              <w:t>&lt; .001</w:t>
+            </w:r>
+          </w:p>
+        </w:tc>
+        <w:tc>
+          <w:tcPr>
+            <w:tcW w:type="dxa" w:w="2256"/>
+          </w:tcPr>
+          <w:p>
+            <w:pPr>
+              <w:spacing w:line="240" w:lineRule="auto" w:after="40" w:before="0"/>
+              <w:jc w:val="center"/>
+            </w:pPr>
+            <w:r>
+              <w:rPr>
+                <w:rFonts w:ascii="Times New Roman" w:hAnsi="Times New Roman" w:cs="Times New Roman"/>
+                <w:b w:val="0"/>
+                <w:i w:val="0"/>
+                <w:color w:val="000000"/>
+                <w:sz w:val="20"/>
+              </w:rPr>
+              <w:t>Moderate positive (confounded)</w:t>
+            </w:r>
+          </w:p>
+        </w:tc>
+      </w:tr>
+      <w:tr>
+        <w:tc>
+          <w:tcPr>
+            <w:tcW w:type="dxa" w:w="2256"/>
+          </w:tcPr>
+          <w:p>
+            <w:pPr>
+              <w:spacing w:line="240" w:lineRule="auto" w:after="40" w:before="0"/>
+              <w:jc w:val="center"/>
+            </w:pPr>
+            <w:r>
+              <w:rPr>
+                <w:rFonts w:ascii="Times New Roman" w:hAnsi="Times New Roman" w:cs="Times New Roman"/>
+                <w:b w:val="0"/>
+                <w:i w:val="0"/>
+                <w:color w:val="000000"/>
+                <w:sz w:val="20"/>
+              </w:rPr>
+              <w:t>Comments (overall)</w:t>
+            </w:r>
+          </w:p>
+        </w:tc>
+        <w:tc>
+          <w:tcPr>
+            <w:tcW w:type="dxa" w:w="2256"/>
+          </w:tcPr>
+          <w:p>
+            <w:pPr>
+              <w:spacing w:line="240" w:lineRule="auto" w:after="40" w:before="0"/>
+              <w:jc w:val="center"/>
+            </w:pPr>
+            <w:r>
+              <w:rPr>
+                <w:rFonts w:ascii="Times New Roman" w:hAnsi="Times New Roman" w:cs="Times New Roman"/>
+                <w:b w:val="0"/>
+                <w:i w:val="0"/>
+                <w:color w:val="000000"/>
+                <w:sz w:val="20"/>
+              </w:rPr>
+              <w:t>0.415</w:t>
+            </w:r>
+          </w:p>
+        </w:tc>
+        <w:tc>
+          <w:tcPr>
+            <w:tcW w:type="dxa" w:w="2256"/>
+          </w:tcPr>
+          <w:p>
+            <w:pPr>
+              <w:spacing w:line="240" w:lineRule="auto" w:after="40" w:before="0"/>
+              <w:jc w:val="center"/>
+            </w:pPr>
+            <w:r>
+              <w:rPr>
+                <w:rFonts w:ascii="Times New Roman" w:hAnsi="Times New Roman" w:cs="Times New Roman"/>
+                <w:b w:val="0"/>
+                <w:i w:val="0"/>
+                <w:color w:val="000000"/>
+                <w:sz w:val="20"/>
+              </w:rPr>
+              <w:t>&lt; .001</w:t>
+            </w:r>
+          </w:p>
+        </w:tc>
+        <w:tc>
+          <w:tcPr>
+            <w:tcW w:type="dxa" w:w="2256"/>
+          </w:tcPr>
+          <w:p>
+            <w:pPr>
+              <w:spacing w:line="240" w:lineRule="auto" w:after="40" w:before="0"/>
+              <w:jc w:val="center"/>
+            </w:pPr>
+            <w:r>
+              <w:rPr>
+                <w:rFonts w:ascii="Times New Roman" w:hAnsi="Times New Roman" w:cs="Times New Roman"/>
+                <w:b w:val="0"/>
+                <w:i w:val="0"/>
+                <w:color w:val="000000"/>
+                <w:sz w:val="20"/>
+              </w:rPr>
+              <w:t>Moderate positive (confounded)</w:t>
+            </w:r>
+          </w:p>
+        </w:tc>
+      </w:tr>
+      <w:tr>
+        <w:tc>
+          <w:tcPr>
+            <w:tcW w:type="dxa" w:w="2256"/>
+          </w:tcPr>
+          <w:p>
+            <w:pPr>
+              <w:spacing w:line="240" w:lineRule="auto" w:after="40" w:before="0"/>
+              <w:jc w:val="center"/>
+            </w:pPr>
+            <w:r>
+              <w:rPr>
+                <w:rFonts w:ascii="Times New Roman" w:hAnsi="Times New Roman" w:cs="Times New Roman"/>
+                <w:b w:val="0"/>
+                <w:i w:val="0"/>
+                <w:color w:val="000000"/>
+                <w:sz w:val="20"/>
+              </w:rPr>
+              <w:t>YouTube views</w:t>
+            </w:r>
+          </w:p>
+        </w:tc>
+        <w:tc>
+          <w:tcPr>
+            <w:tcW w:type="dxa" w:w="2256"/>
+          </w:tcPr>
+          <w:p>
+            <w:pPr>
+              <w:spacing w:line="240" w:lineRule="auto" w:after="40" w:before="0"/>
+              <w:jc w:val="center"/>
+            </w:pPr>
+            <w:r>
+              <w:rPr>
+                <w:rFonts w:ascii="Times New Roman" w:hAnsi="Times New Roman" w:cs="Times New Roman"/>
+                <w:b w:val="0"/>
+                <w:i w:val="0"/>
+                <w:color w:val="000000"/>
+                <w:sz w:val="20"/>
+              </w:rPr>
+              <w:t>-0.316</w:t>
+            </w:r>
+          </w:p>
+        </w:tc>
+        <w:tc>
+          <w:tcPr>
+            <w:tcW w:type="dxa" w:w="2256"/>
+          </w:tcPr>
+          <w:p>
+            <w:pPr>
+              <w:spacing w:line="240" w:lineRule="auto" w:after="40" w:before="0"/>
+              <w:jc w:val="center"/>
+            </w:pPr>
+            <w:r>
+              <w:rPr>
+                <w:rFonts w:ascii="Times New Roman" w:hAnsi="Times New Roman" w:cs="Times New Roman"/>
+                <w:b w:val="0"/>
+                <w:i w:val="0"/>
+                <w:color w:val="000000"/>
+                <w:sz w:val="20"/>
+              </w:rPr>
+              <w:t>.035</w:t>
+            </w:r>
+          </w:p>
+        </w:tc>
+        <w:tc>
+          <w:tcPr>
+            <w:tcW w:type="dxa" w:w="2256"/>
+          </w:tcPr>
+          <w:p>
+            <w:pPr>
+              <w:spacing w:line="240" w:lineRule="auto" w:after="40" w:before="0"/>
+              <w:jc w:val="center"/>
+            </w:pPr>
+            <w:r>
+              <w:rPr>
+                <w:rFonts w:ascii="Times New Roman" w:hAnsi="Times New Roman" w:cs="Times New Roman"/>
+                <w:b w:val="0"/>
+                <w:i w:val="0"/>
+                <w:color w:val="000000"/>
+                <w:sz w:val="20"/>
+              </w:rPr>
+              <w:t>Negative, significant</w:t>
+            </w:r>
+          </w:p>
+        </w:tc>
+      </w:tr>
+      <w:tr>
+        <w:tc>
+          <w:tcPr>
+            <w:tcW w:type="dxa" w:w="2256"/>
+          </w:tcPr>
+          <w:p>
+            <w:pPr>
+              <w:spacing w:line="240" w:lineRule="auto" w:after="40" w:before="0"/>
+              <w:jc w:val="center"/>
+            </w:pPr>
+            <w:r>
+              <w:rPr>
+                <w:rFonts w:ascii="Times New Roman" w:hAnsi="Times New Roman" w:cs="Times New Roman"/>
+                <w:b w:val="0"/>
+                <w:i w:val="0"/>
+                <w:color w:val="000000"/>
+                <w:sz w:val="20"/>
+              </w:rPr>
+              <w:t>YouTube likes</w:t>
+            </w:r>
+          </w:p>
+        </w:tc>
+        <w:tc>
+          <w:tcPr>
+            <w:tcW w:type="dxa" w:w="2256"/>
+          </w:tcPr>
+          <w:p>
+            <w:pPr>
+              <w:spacing w:line="240" w:lineRule="auto" w:after="40" w:before="0"/>
+              <w:jc w:val="center"/>
+            </w:pPr>
+            <w:r>
+              <w:rPr>
+                <w:rFonts w:ascii="Times New Roman" w:hAnsi="Times New Roman" w:cs="Times New Roman"/>
+                <w:b w:val="0"/>
+                <w:i w:val="0"/>
+                <w:color w:val="000000"/>
+                <w:sz w:val="20"/>
+              </w:rPr>
+              <w:t>-0.279</w:t>
+            </w:r>
+          </w:p>
+        </w:tc>
+        <w:tc>
+          <w:tcPr>
+            <w:tcW w:type="dxa" w:w="2256"/>
+          </w:tcPr>
+          <w:p>
+            <w:pPr>
+              <w:spacing w:line="240" w:lineRule="auto" w:after="40" w:before="0"/>
+              <w:jc w:val="center"/>
+            </w:pPr>
+            <w:r>
+              <w:rPr>
+                <w:rFonts w:ascii="Times New Roman" w:hAnsi="Times New Roman" w:cs="Times New Roman"/>
+                <w:b w:val="0"/>
+                <w:i w:val="0"/>
+                <w:color w:val="000000"/>
+                <w:sz w:val="20"/>
+              </w:rPr>
+              <w:t>.063</w:t>
+            </w:r>
+          </w:p>
+        </w:tc>
+        <w:tc>
+          <w:tcPr>
+            <w:tcW w:type="dxa" w:w="2256"/>
+          </w:tcPr>
+          <w:p>
+            <w:pPr>
+              <w:spacing w:line="240" w:lineRule="auto" w:after="40" w:before="0"/>
+              <w:jc w:val="center"/>
+            </w:pPr>
+            <w:r>
+              <w:rPr>
+                <w:rFonts w:ascii="Times New Roman" w:hAnsi="Times New Roman" w:cs="Times New Roman"/>
+                <w:b w:val="0"/>
+                <w:i w:val="0"/>
+                <w:color w:val="000000"/>
+                <w:sz w:val="20"/>
+              </w:rPr>
+              <w:t>ns</w:t>
+            </w:r>
+          </w:p>
+        </w:tc>
+      </w:tr>
+      <w:tr>
+        <w:tc>
+          <w:tcPr>
+            <w:tcW w:type="dxa" w:w="2256"/>
+          </w:tcPr>
+          <w:p>
+            <w:pPr>
+              <w:spacing w:line="240" w:lineRule="auto" w:after="40" w:before="0"/>
+              <w:jc w:val="center"/>
+            </w:pPr>
+            <w:r>
+              <w:rPr>
+                <w:rFonts w:ascii="Times New Roman" w:hAnsi="Times New Roman" w:cs="Times New Roman"/>
+                <w:b w:val="0"/>
+                <w:i w:val="0"/>
+                <w:color w:val="000000"/>
+                <w:sz w:val="20"/>
+              </w:rPr>
+              <w:t>TikTok views</w:t>
+            </w:r>
+          </w:p>
+        </w:tc>
+        <w:tc>
+          <w:tcPr>
+            <w:tcW w:type="dxa" w:w="2256"/>
+          </w:tcPr>
+          <w:p>
+            <w:pPr>
+              <w:spacing w:line="240" w:lineRule="auto" w:after="40" w:before="0"/>
+              <w:jc w:val="center"/>
+            </w:pPr>
+            <w:r>
+              <w:rPr>
+                <w:rFonts w:ascii="Times New Roman" w:hAnsi="Times New Roman" w:cs="Times New Roman"/>
+                <w:b w:val="0"/>
+                <w:i w:val="0"/>
+                <w:color w:val="000000"/>
+                <w:sz w:val="20"/>
+              </w:rPr>
+              <w:t>0.249</w:t>
+            </w:r>
+          </w:p>
+        </w:tc>
+        <w:tc>
+          <w:tcPr>
+            <w:tcW w:type="dxa" w:w="2256"/>
+          </w:tcPr>
+          <w:p>
+            <w:pPr>
+              <w:spacing w:line="240" w:lineRule="auto" w:after="40" w:before="0"/>
+              <w:jc w:val="center"/>
+            </w:pPr>
+            <w:r>
+              <w:rPr>
+                <w:rFonts w:ascii="Times New Roman" w:hAnsi="Times New Roman" w:cs="Times New Roman"/>
+                <w:b w:val="0"/>
+                <w:i w:val="0"/>
+                <w:color w:val="000000"/>
+                <w:sz w:val="20"/>
+              </w:rPr>
+              <w:t>.318</w:t>
+            </w:r>
+          </w:p>
+        </w:tc>
+        <w:tc>
+          <w:tcPr>
+            <w:tcW w:type="dxa" w:w="2256"/>
+          </w:tcPr>
+          <w:p>
+            <w:pPr>
+              <w:spacing w:line="240" w:lineRule="auto" w:after="40" w:before="0"/>
+              <w:jc w:val="center"/>
+            </w:pPr>
+            <w:r>
+              <w:rPr>
+                <w:rFonts w:ascii="Times New Roman" w:hAnsi="Times New Roman" w:cs="Times New Roman"/>
+                <w:b w:val="0"/>
+                <w:i w:val="0"/>
+                <w:color w:val="000000"/>
+                <w:sz w:val="20"/>
+              </w:rPr>
+              <w:t>ns</w:t>
+            </w:r>
+          </w:p>
+        </w:tc>
+      </w:tr>
+      <w:tr>
+        <w:tc>
+          <w:tcPr>
+            <w:tcW w:type="dxa" w:w="2256"/>
+          </w:tcPr>
+          <w:p>
+            <w:pPr>
+              <w:spacing w:line="240" w:lineRule="auto" w:after="40" w:before="0"/>
+              <w:jc w:val="center"/>
+            </w:pPr>
+            <w:r>
+              <w:rPr>
+                <w:rFonts w:ascii="Times New Roman" w:hAnsi="Times New Roman" w:cs="Times New Roman"/>
+                <w:b w:val="0"/>
+                <w:i w:val="0"/>
+                <w:color w:val="000000"/>
+                <w:sz w:val="20"/>
+              </w:rPr>
+              <w:t>TikTok likes</w:t>
+            </w:r>
+          </w:p>
+        </w:tc>
+        <w:tc>
+          <w:tcPr>
+            <w:tcW w:type="dxa" w:w="2256"/>
+          </w:tcPr>
+          <w:p>
+            <w:pPr>
+              <w:spacing w:line="240" w:lineRule="auto" w:after="40" w:before="0"/>
+              <w:jc w:val="center"/>
+            </w:pPr>
+            <w:r>
+              <w:rPr>
+                <w:rFonts w:ascii="Times New Roman" w:hAnsi="Times New Roman" w:cs="Times New Roman"/>
+                <w:b w:val="0"/>
+                <w:i w:val="0"/>
+                <w:color w:val="000000"/>
+                <w:sz w:val="20"/>
+              </w:rPr>
+              <w:t>0.280</w:t>
+            </w:r>
+          </w:p>
+        </w:tc>
+        <w:tc>
+          <w:tcPr>
+            <w:tcW w:type="dxa" w:w="2256"/>
+          </w:tcPr>
+          <w:p>
+            <w:pPr>
+              <w:spacing w:line="240" w:lineRule="auto" w:after="40" w:before="0"/>
+              <w:jc w:val="center"/>
+            </w:pPr>
+            <w:r>
+              <w:rPr>
+                <w:rFonts w:ascii="Times New Roman" w:hAnsi="Times New Roman" w:cs="Times New Roman"/>
+                <w:b w:val="0"/>
+                <w:i w:val="0"/>
+                <w:color w:val="000000"/>
+                <w:sz w:val="20"/>
+              </w:rPr>
+              <w:t>.098</w:t>
+            </w:r>
+          </w:p>
+        </w:tc>
+        <w:tc>
+          <w:tcPr>
+            <w:tcW w:type="dxa" w:w="2256"/>
+          </w:tcPr>
+          <w:p>
+            <w:pPr>
+              <w:spacing w:line="240" w:lineRule="auto" w:after="40" w:before="0"/>
+              <w:jc w:val="center"/>
+            </w:pPr>
+            <w:r>
+              <w:rPr>
+                <w:rFonts w:ascii="Times New Roman" w:hAnsi="Times New Roman" w:cs="Times New Roman"/>
+                <w:b w:val="0"/>
+                <w:i w:val="0"/>
+                <w:color w:val="000000"/>
+                <w:sz w:val="20"/>
+              </w:rPr>
+              <w:t>ns</w:t>
+            </w:r>
+          </w:p>
+        </w:tc>
+      </w:tr>
+      <w:tr>
+        <w:tc>
+          <w:tcPr>
+            <w:tcW w:type="dxa" w:w="2256"/>
+          </w:tcPr>
+          <w:p>
+            <w:pPr>
+              <w:spacing w:line="240" w:lineRule="auto" w:after="40" w:before="0"/>
+              <w:jc w:val="center"/>
+            </w:pPr>
+            <w:r>
+              <w:rPr>
+                <w:rFonts w:ascii="Times New Roman" w:hAnsi="Times New Roman" w:cs="Times New Roman"/>
+                <w:b w:val="0"/>
+                <w:i w:val="0"/>
+                <w:color w:val="000000"/>
+                <w:sz w:val="20"/>
+              </w:rPr>
+              <w:t>Instagram likes</w:t>
+            </w:r>
+          </w:p>
+        </w:tc>
+        <w:tc>
+          <w:tcPr>
+            <w:tcW w:type="dxa" w:w="2256"/>
+          </w:tcPr>
+          <w:p>
+            <w:pPr>
+              <w:spacing w:line="240" w:lineRule="auto" w:after="40" w:before="0"/>
+              <w:jc w:val="center"/>
+            </w:pPr>
+            <w:r>
+              <w:rPr>
+                <w:rFonts w:ascii="Times New Roman" w:hAnsi="Times New Roman" w:cs="Times New Roman"/>
+                <w:b w:val="0"/>
+                <w:i w:val="0"/>
+                <w:color w:val="000000"/>
+                <w:sz w:val="20"/>
+              </w:rPr>
+              <w:t>-0.013</w:t>
+            </w:r>
+          </w:p>
+        </w:tc>
+        <w:tc>
+          <w:tcPr>
+            <w:tcW w:type="dxa" w:w="2256"/>
+          </w:tcPr>
+          <w:p>
+            <w:pPr>
+              <w:spacing w:line="240" w:lineRule="auto" w:after="40" w:before="0"/>
+              <w:jc w:val="center"/>
+            </w:pPr>
+            <w:r>
+              <w:rPr>
+                <w:rFonts w:ascii="Times New Roman" w:hAnsi="Times New Roman" w:cs="Times New Roman"/>
+                <w:b w:val="0"/>
+                <w:i w:val="0"/>
+                <w:color w:val="000000"/>
+                <w:sz w:val="20"/>
+              </w:rPr>
+              <w:t>.936</w:t>
+            </w:r>
+          </w:p>
+        </w:tc>
+        <w:tc>
+          <w:tcPr>
+            <w:tcW w:type="dxa" w:w="2256"/>
+          </w:tcPr>
+          <w:p>
+            <w:pPr>
+              <w:spacing w:line="240" w:lineRule="auto" w:after="40" w:before="0"/>
+              <w:jc w:val="center"/>
+            </w:pPr>
+            <w:r>
+              <w:rPr>
+                <w:rFonts w:ascii="Times New Roman" w:hAnsi="Times New Roman" w:cs="Times New Roman"/>
+                <w:b w:val="0"/>
+                <w:i w:val="0"/>
+                <w:color w:val="000000"/>
+                <w:sz w:val="20"/>
+              </w:rPr>
+              <w:t>ns</w:t>
+            </w:r>
+          </w:p>
+        </w:tc>
+      </w:tr>
+      <w:tr>
+        <w:tc>
+          <w:tcPr>
+            <w:tcW w:type="dxa" w:w="2256"/>
+          </w:tcPr>
+          <w:p>
+            <w:pPr>
+              <w:spacing w:line="240" w:lineRule="auto" w:after="40" w:before="0"/>
+              <w:jc w:val="center"/>
+            </w:pPr>
+            <w:r>
+              <w:rPr>
+                <w:rFonts w:ascii="Times New Roman" w:hAnsi="Times New Roman" w:cs="Times New Roman"/>
+                <w:b w:val="0"/>
+                <w:i w:val="0"/>
+                <w:color w:val="000000"/>
+                <w:sz w:val="20"/>
+              </w:rPr>
+              <w:t>Note</w:t>
+            </w:r>
+          </w:p>
+        </w:tc>
+        <w:tc>
+          <w:tcPr>
+            <w:tcW w:type="dxa" w:w="2256"/>
+          </w:tcPr>
+          <w:p>
+            <w:pPr>
+              <w:spacing w:line="240" w:lineRule="auto" w:after="40" w:before="0"/>
+              <w:jc w:val="center"/>
+            </w:pPr>
+            <w:r>
+              <w:rPr>
+                <w:rFonts w:ascii="Times New Roman" w:hAnsi="Times New Roman" w:cs="Times New Roman"/>
+                <w:b w:val="0"/>
+                <w:i w:val="0"/>
+                <w:color w:val="000000"/>
+                <w:sz w:val="20"/>
+              </w:rPr>
+            </w:r>
+          </w:p>
+        </w:tc>
+        <w:tc>
+          <w:tcPr>
+            <w:tcW w:type="dxa" w:w="2256"/>
+          </w:tcPr>
+          <w:p>
+            <w:pPr>
+              <w:spacing w:line="240" w:lineRule="auto" w:after="40" w:before="0"/>
+              <w:jc w:val="center"/>
+            </w:pPr>
+            <w:r>
+              <w:rPr>
+                <w:rFonts w:ascii="Times New Roman" w:hAnsi="Times New Roman" w:cs="Times New Roman"/>
+                <w:b w:val="0"/>
+                <w:i w:val="0"/>
+                <w:color w:val="000000"/>
+                <w:sz w:val="20"/>
+              </w:rPr>
+            </w:r>
+          </w:p>
+        </w:tc>
+        <w:tc>
+          <w:tcPr>
+            <w:tcW w:type="dxa" w:w="2256"/>
+          </w:tcPr>
+          <w:p>
+            <w:pPr>
+              <w:spacing w:line="240" w:lineRule="auto" w:after="40" w:before="0"/>
+              <w:jc w:val="center"/>
+            </w:pPr>
+            <w:r>
+              <w:rPr>
+                <w:rFonts w:ascii="Times New Roman" w:hAnsi="Times New Roman" w:cs="Times New Roman"/>
+                <w:b w:val="0"/>
+                <w:i w:val="0"/>
+                <w:color w:val="000000"/>
+                <w:sz w:val="20"/>
+              </w:rPr>
+              <w:t>Overall likes/comments driven by Simpson's paradox</w:t>
+            </w:r>
+          </w:p>
+        </w:tc>
+      </w:tr>
+    </w:tbl>
+    <w:p>
+      <w:pPr>
+        <w:spacing w:line="360" w:lineRule="auto" w:after="120" w:before="0"/>
+        <w:jc w:val="both"/>
+      </w:pPr>
+      <w:r>
+        <w:rPr>
+          <w:rFonts w:ascii="Times New Roman" w:hAnsi="Times New Roman" w:cs="Times New Roman"/>
+          <w:b w:val="0"/>
+          <w:i w:val="0"/>
+          <w:color w:val="000000"/>
+          <w:sz w:val="24"/>
+        </w:rPr>
+      </w:r>
+    </w:p>
+    <w:p>
+      <w:pPr>
+        <w:spacing w:line="360" w:lineRule="auto" w:after="200" w:before="0"/>
+        <w:jc w:val="both"/>
+      </w:pPr>
+      <w:r>
+        <w:rPr>
+          <w:rFonts w:ascii="Times New Roman" w:hAnsi="Times New Roman" w:cs="Times New Roman"/>
+          <w:b/>
+          <w:i w:val="0"/>
+          <w:color w:val="000000"/>
+          <w:sz w:val="26"/>
+        </w:rPr>
+        <w:t>Table C7. DISCERN Section Scores by Platform (Median, IQR)</w:t>
+      </w:r>
+    </w:p>
+    <w:tbl>
+      <w:tblPr>
+        <w:tblStyle w:val="TableGrid"/>
+        <w:tblW w:type="auto" w:w="0"/>
+        <w:jc w:val="center"/>
+        <w:tblLook w:firstColumn="1" w:firstRow="1" w:lastColumn="0" w:lastRow="0" w:noHBand="0" w:noVBand="1" w:val="04A0"/>
+      </w:tblPr>
+      <w:tblGrid>
+        <w:gridCol w:w="1805"/>
+        <w:gridCol w:w="1805"/>
+        <w:gridCol w:w="1805"/>
+        <w:gridCol w:w="1805"/>
+        <w:gridCol w:w="1805"/>
+      </w:tblGrid>
+      <w:tr>
+        <w:tc>
+          <w:tcPr>
+            <w:tcW w:type="dxa" w:w="1805"/>
+            <w:shd w:fill="D9E2F3" w:val="clear"/>
+          </w:tcPr>
+          <w:p>
+            <w:pPr>
+              <w:spacing w:line="240" w:lineRule="auto" w:after="40" w:before="0"/>
+              <w:jc w:val="center"/>
+            </w:pPr>
+            <w:r>
+              <w:rPr>
+                <w:rFonts w:ascii="Times New Roman" w:hAnsi="Times New Roman" w:cs="Times New Roman"/>
+                <w:b/>
+                <w:i w:val="0"/>
+                <w:color w:val="000000"/>
+                <w:sz w:val="20"/>
+              </w:rPr>
+              <w:t>Platform</w:t>
+            </w:r>
+          </w:p>
+        </w:tc>
+        <w:tc>
+          <w:tcPr>
+            <w:tcW w:type="dxa" w:w="1805"/>
+            <w:shd w:fill="D9E2F3" w:val="clear"/>
+          </w:tcPr>
+          <w:p>
+            <w:pPr>
+              <w:spacing w:line="240" w:lineRule="auto" w:after="40" w:before="0"/>
+              <w:jc w:val="center"/>
+            </w:pPr>
+            <w:r>
+              <w:rPr>
+                <w:rFonts w:ascii="Times New Roman" w:hAnsi="Times New Roman" w:cs="Times New Roman"/>
+                <w:b/>
+                <w:i w:val="0"/>
+                <w:color w:val="000000"/>
+                <w:sz w:val="20"/>
+              </w:rPr>
+              <w:t>Section 1 Mdn</w:t>
+            </w:r>
+          </w:p>
+        </w:tc>
+        <w:tc>
+          <w:tcPr>
+            <w:tcW w:type="dxa" w:w="1805"/>
+            <w:shd w:fill="D9E2F3" w:val="clear"/>
+          </w:tcPr>
+          <w:p>
+            <w:pPr>
+              <w:spacing w:line="240" w:lineRule="auto" w:after="40" w:before="0"/>
+              <w:jc w:val="center"/>
+            </w:pPr>
+            <w:r>
+              <w:rPr>
+                <w:rFonts w:ascii="Times New Roman" w:hAnsi="Times New Roman" w:cs="Times New Roman"/>
+                <w:b/>
+                <w:i w:val="0"/>
+                <w:color w:val="000000"/>
+                <w:sz w:val="20"/>
+              </w:rPr>
+              <w:t>Section 1 IQR</w:t>
+            </w:r>
+          </w:p>
+        </w:tc>
+        <w:tc>
+          <w:tcPr>
+            <w:tcW w:type="dxa" w:w="1805"/>
+            <w:shd w:fill="D9E2F3" w:val="clear"/>
+          </w:tcPr>
+          <w:p>
+            <w:pPr>
+              <w:spacing w:line="240" w:lineRule="auto" w:after="40" w:before="0"/>
+              <w:jc w:val="center"/>
+            </w:pPr>
+            <w:r>
+              <w:rPr>
+                <w:rFonts w:ascii="Times New Roman" w:hAnsi="Times New Roman" w:cs="Times New Roman"/>
+                <w:b/>
+                <w:i w:val="0"/>
+                <w:color w:val="000000"/>
+                <w:sz w:val="20"/>
+              </w:rPr>
+              <w:t>Section 2 Mdn</w:t>
+            </w:r>
+          </w:p>
+        </w:tc>
+        <w:tc>
+          <w:tcPr>
+            <w:tcW w:type="dxa" w:w="1805"/>
+            <w:shd w:fill="D9E2F3" w:val="clear"/>
+          </w:tcPr>
+          <w:p>
+            <w:pPr>
+              <w:spacing w:line="240" w:lineRule="auto" w:after="40" w:before="0"/>
+              <w:jc w:val="center"/>
+            </w:pPr>
+            <w:r>
+              <w:rPr>
+                <w:rFonts w:ascii="Times New Roman" w:hAnsi="Times New Roman" w:cs="Times New Roman"/>
+                <w:b/>
+                <w:i w:val="0"/>
+                <w:color w:val="000000"/>
+                <w:sz w:val="20"/>
+              </w:rPr>
+              <w:t>Section 2 IQR</w:t>
             </w:r>
           </w:p>
         </w:tc>
@@ -2887,12 +4661,19 @@
             <w:tcW w:type="dxa" w:w="1805"/>
           </w:tcPr>
           <w:p>
+            <w:pPr>
+              <w:spacing w:line="240" w:lineRule="auto" w:after="40" w:before="0"/>
+              <w:jc w:val="center"/>
+            </w:pPr>
             <w:r>
               <w:rPr>
-                <w:rFonts w:ascii="Times New Roman" w:hAnsi="Times New Roman"/>
+                <w:rFonts w:ascii="Times New Roman" w:hAnsi="Times New Roman" w:cs="Times New Roman"/>
+                <w:b w:val="0"/>
+                <w:i w:val="0"/>
+                <w:color w:val="000000"/>
                 <w:sz w:val="20"/>
               </w:rPr>
-              <w:t>YouTube vs Instagram</w:t>
+              <w:t>Website</w:t>
             </w:r>
           </w:p>
         </w:tc>
@@ -2901,12 +4682,19 @@
             <w:tcW w:type="dxa" w:w="1805"/>
           </w:tcPr>
           <w:p>
+            <w:pPr>
+              <w:spacing w:line="240" w:lineRule="auto" w:after="40" w:before="0"/>
+              <w:jc w:val="center"/>
+            </w:pPr>
             <w:r>
               <w:rPr>
-                <w:rFonts w:ascii="Times New Roman" w:hAnsi="Times New Roman"/>
+                <w:rFonts w:ascii="Times New Roman" w:hAnsi="Times New Roman" w:cs="Times New Roman"/>
+                <w:b w:val="0"/>
+                <w:i w:val="0"/>
+                <w:color w:val="000000"/>
                 <w:sz w:val="20"/>
               </w:rPr>
-              <w:t>2468</w:t>
+              <w:t>25</w:t>
             </w:r>
           </w:p>
         </w:tc>
@@ -2915,12 +4703,19 @@
             <w:tcW w:type="dxa" w:w="1805"/>
           </w:tcPr>
           <w:p>
+            <w:pPr>
+              <w:spacing w:line="240" w:lineRule="auto" w:after="40" w:before="0"/>
+              <w:jc w:val="center"/>
+            </w:pPr>
             <w:r>
               <w:rPr>
-                <w:rFonts w:ascii="Times New Roman" w:hAnsi="Times New Roman"/>
+                <w:rFonts w:ascii="Times New Roman" w:hAnsi="Times New Roman" w:cs="Times New Roman"/>
+                <w:b w:val="0"/>
+                <w:i w:val="0"/>
+                <w:color w:val="000000"/>
                 <w:sz w:val="20"/>
               </w:rPr>
-              <w:t>&lt;.0001</w:t>
+              <w:t>23–29</w:t>
             </w:r>
           </w:p>
         </w:tc>
@@ -2929,12 +4724,19 @@
             <w:tcW w:type="dxa" w:w="1805"/>
           </w:tcPr>
           <w:p>
+            <w:pPr>
+              <w:spacing w:line="240" w:lineRule="auto" w:after="40" w:before="0"/>
+              <w:jc w:val="center"/>
+            </w:pPr>
             <w:r>
               <w:rPr>
-                <w:rFonts w:ascii="Times New Roman" w:hAnsi="Times New Roman"/>
+                <w:rFonts w:ascii="Times New Roman" w:hAnsi="Times New Roman" w:cs="Times New Roman"/>
+                <w:b w:val="0"/>
+                <w:i w:val="0"/>
+                <w:color w:val="000000"/>
                 <w:sz w:val="20"/>
               </w:rPr>
-              <w:t>−0.974</w:t>
+              <w:t>18</w:t>
             </w:r>
           </w:p>
         </w:tc>
@@ -2943,12 +4745,19 @@
             <w:tcW w:type="dxa" w:w="1805"/>
           </w:tcPr>
           <w:p>
+            <w:pPr>
+              <w:spacing w:line="240" w:lineRule="auto" w:after="40" w:before="0"/>
+              <w:jc w:val="center"/>
+            </w:pPr>
             <w:r>
               <w:rPr>
-                <w:rFonts w:ascii="Times New Roman" w:hAnsi="Times New Roman"/>
+                <w:rFonts w:ascii="Times New Roman" w:hAnsi="Times New Roman" w:cs="Times New Roman"/>
+                <w:b w:val="0"/>
+                <w:i w:val="0"/>
+                <w:color w:val="000000"/>
                 <w:sz w:val="20"/>
               </w:rPr>
-              <w:t>***</w:t>
+              <w:t>16–21</w:t>
             </w:r>
           </w:p>
         </w:tc>
@@ -2959,12 +4768,19 @@
             <w:tcW w:type="dxa" w:w="1805"/>
           </w:tcPr>
           <w:p>
+            <w:pPr>
+              <w:spacing w:line="240" w:lineRule="auto" w:after="40" w:before="0"/>
+              <w:jc w:val="center"/>
+            </w:pPr>
             <w:r>
               <w:rPr>
-                <w:rFonts w:ascii="Times New Roman" w:hAnsi="Times New Roman"/>
+                <w:rFonts w:ascii="Times New Roman" w:hAnsi="Times New Roman" w:cs="Times New Roman"/>
+                <w:b w:val="0"/>
+                <w:i w:val="0"/>
+                <w:color w:val="000000"/>
                 <w:sz w:val="20"/>
               </w:rPr>
-              <w:t>TikTok vs Instagram</w:t>
+              <w:t>YouTube</w:t>
             </w:r>
           </w:p>
         </w:tc>
@@ -2973,12 +4789,19 @@
             <w:tcW w:type="dxa" w:w="1805"/>
           </w:tcPr>
           <w:p>
+            <w:pPr>
+              <w:spacing w:line="240" w:lineRule="auto" w:after="40" w:before="0"/>
+              <w:jc w:val="center"/>
+            </w:pPr>
             <w:r>
               <w:rPr>
-                <w:rFonts w:ascii="Times New Roman" w:hAnsi="Times New Roman"/>
+                <w:rFonts w:ascii="Times New Roman" w:hAnsi="Times New Roman" w:cs="Times New Roman"/>
+                <w:b w:val="0"/>
+                <w:i w:val="0"/>
+                <w:color w:val="000000"/>
                 <w:sz w:val="20"/>
               </w:rPr>
-              <w:t>2051</w:t>
+              <w:t>24</w:t>
             </w:r>
           </w:p>
         </w:tc>
@@ -2987,12 +4810,19 @@
             <w:tcW w:type="dxa" w:w="1805"/>
           </w:tcPr>
           <w:p>
+            <w:pPr>
+              <w:spacing w:line="240" w:lineRule="auto" w:after="40" w:before="0"/>
+              <w:jc w:val="center"/>
+            </w:pPr>
             <w:r>
               <w:rPr>
-                <w:rFonts w:ascii="Times New Roman" w:hAnsi="Times New Roman"/>
+                <w:rFonts w:ascii="Times New Roman" w:hAnsi="Times New Roman" w:cs="Times New Roman"/>
+                <w:b w:val="0"/>
+                <w:i w:val="0"/>
+                <w:color w:val="000000"/>
                 <w:sz w:val="20"/>
               </w:rPr>
-              <w:t>&lt;.0001</w:t>
+              <w:t>21–27</w:t>
             </w:r>
           </w:p>
         </w:tc>
@@ -3001,12 +4831,19 @@
             <w:tcW w:type="dxa" w:w="1805"/>
           </w:tcPr>
           <w:p>
+            <w:pPr>
+              <w:spacing w:line="240" w:lineRule="auto" w:after="40" w:before="0"/>
+              <w:jc w:val="center"/>
+            </w:pPr>
             <w:r>
               <w:rPr>
-                <w:rFonts w:ascii="Times New Roman" w:hAnsi="Times New Roman"/>
+                <w:rFonts w:ascii="Times New Roman" w:hAnsi="Times New Roman" w:cs="Times New Roman"/>
+                <w:b w:val="0"/>
+                <w:i w:val="0"/>
+                <w:color w:val="000000"/>
                 <w:sz w:val="20"/>
               </w:rPr>
-              <w:t>−0.641</w:t>
+              <w:t>16</w:t>
             </w:r>
           </w:p>
         </w:tc>
@@ -3015,12 +4852,233 @@
             <w:tcW w:type="dxa" w:w="1805"/>
           </w:tcPr>
           <w:p>
+            <w:pPr>
+              <w:spacing w:line="240" w:lineRule="auto" w:after="40" w:before="0"/>
+              <w:jc w:val="center"/>
+            </w:pPr>
             <w:r>
               <w:rPr>
-                <w:rFonts w:ascii="Times New Roman" w:hAnsi="Times New Roman"/>
+                <w:rFonts w:ascii="Times New Roman" w:hAnsi="Times New Roman" w:cs="Times New Roman"/>
+                <w:b w:val="0"/>
+                <w:i w:val="0"/>
+                <w:color w:val="000000"/>
                 <w:sz w:val="20"/>
               </w:rPr>
-              <w:t>***</w:t>
+              <w:t>14–18</w:t>
+            </w:r>
+          </w:p>
+        </w:tc>
+      </w:tr>
+      <w:tr>
+        <w:tc>
+          <w:tcPr>
+            <w:tcW w:type="dxa" w:w="1805"/>
+          </w:tcPr>
+          <w:p>
+            <w:pPr>
+              <w:spacing w:line="240" w:lineRule="auto" w:after="40" w:before="0"/>
+              <w:jc w:val="center"/>
+            </w:pPr>
+            <w:r>
+              <w:rPr>
+                <w:rFonts w:ascii="Times New Roman" w:hAnsi="Times New Roman" w:cs="Times New Roman"/>
+                <w:b w:val="0"/>
+                <w:i w:val="0"/>
+                <w:color w:val="000000"/>
+                <w:sz w:val="20"/>
+              </w:rPr>
+              <w:t>TikTok</w:t>
+            </w:r>
+          </w:p>
+        </w:tc>
+        <w:tc>
+          <w:tcPr>
+            <w:tcW w:type="dxa" w:w="1805"/>
+          </w:tcPr>
+          <w:p>
+            <w:pPr>
+              <w:spacing w:line="240" w:lineRule="auto" w:after="40" w:before="0"/>
+              <w:jc w:val="center"/>
+            </w:pPr>
+            <w:r>
+              <w:rPr>
+                <w:rFonts w:ascii="Times New Roman" w:hAnsi="Times New Roman" w:cs="Times New Roman"/>
+                <w:b w:val="0"/>
+                <w:i w:val="0"/>
+                <w:color w:val="000000"/>
+                <w:sz w:val="20"/>
+              </w:rPr>
+              <w:t>19</w:t>
+            </w:r>
+          </w:p>
+        </w:tc>
+        <w:tc>
+          <w:tcPr>
+            <w:tcW w:type="dxa" w:w="1805"/>
+          </w:tcPr>
+          <w:p>
+            <w:pPr>
+              <w:spacing w:line="240" w:lineRule="auto" w:after="40" w:before="0"/>
+              <w:jc w:val="center"/>
+            </w:pPr>
+            <w:r>
+              <w:rPr>
+                <w:rFonts w:ascii="Times New Roman" w:hAnsi="Times New Roman" w:cs="Times New Roman"/>
+                <w:b w:val="0"/>
+                <w:i w:val="0"/>
+                <w:color w:val="000000"/>
+                <w:sz w:val="20"/>
+              </w:rPr>
+              <w:t>17–22</w:t>
+            </w:r>
+          </w:p>
+        </w:tc>
+        <w:tc>
+          <w:tcPr>
+            <w:tcW w:type="dxa" w:w="1805"/>
+          </w:tcPr>
+          <w:p>
+            <w:pPr>
+              <w:spacing w:line="240" w:lineRule="auto" w:after="40" w:before="0"/>
+              <w:jc w:val="center"/>
+            </w:pPr>
+            <w:r>
+              <w:rPr>
+                <w:rFonts w:ascii="Times New Roman" w:hAnsi="Times New Roman" w:cs="Times New Roman"/>
+                <w:b w:val="0"/>
+                <w:i w:val="0"/>
+                <w:color w:val="000000"/>
+                <w:sz w:val="20"/>
+              </w:rPr>
+              <w:t>14</w:t>
+            </w:r>
+          </w:p>
+        </w:tc>
+        <w:tc>
+          <w:tcPr>
+            <w:tcW w:type="dxa" w:w="1805"/>
+          </w:tcPr>
+          <w:p>
+            <w:pPr>
+              <w:spacing w:line="240" w:lineRule="auto" w:after="40" w:before="0"/>
+              <w:jc w:val="center"/>
+            </w:pPr>
+            <w:r>
+              <w:rPr>
+                <w:rFonts w:ascii="Times New Roman" w:hAnsi="Times New Roman" w:cs="Times New Roman"/>
+                <w:b w:val="0"/>
+                <w:i w:val="0"/>
+                <w:color w:val="000000"/>
+                <w:sz w:val="20"/>
+              </w:rPr>
+              <w:t>11–16</w:t>
+            </w:r>
+          </w:p>
+        </w:tc>
+      </w:tr>
+      <w:tr>
+        <w:tc>
+          <w:tcPr>
+            <w:tcW w:type="dxa" w:w="1805"/>
+          </w:tcPr>
+          <w:p>
+            <w:pPr>
+              <w:spacing w:line="240" w:lineRule="auto" w:after="40" w:before="0"/>
+              <w:jc w:val="center"/>
+            </w:pPr>
+            <w:r>
+              <w:rPr>
+                <w:rFonts w:ascii="Times New Roman" w:hAnsi="Times New Roman" w:cs="Times New Roman"/>
+                <w:b w:val="0"/>
+                <w:i w:val="0"/>
+                <w:color w:val="000000"/>
+                <w:sz w:val="20"/>
+              </w:rPr>
+              <w:t>Instagram</w:t>
+            </w:r>
+          </w:p>
+        </w:tc>
+        <w:tc>
+          <w:tcPr>
+            <w:tcW w:type="dxa" w:w="1805"/>
+          </w:tcPr>
+          <w:p>
+            <w:pPr>
+              <w:spacing w:line="240" w:lineRule="auto" w:after="40" w:before="0"/>
+              <w:jc w:val="center"/>
+            </w:pPr>
+            <w:r>
+              <w:rPr>
+                <w:rFonts w:ascii="Times New Roman" w:hAnsi="Times New Roman" w:cs="Times New Roman"/>
+                <w:b w:val="0"/>
+                <w:i w:val="0"/>
+                <w:color w:val="000000"/>
+                <w:sz w:val="20"/>
+              </w:rPr>
+              <w:t>15</w:t>
+            </w:r>
+          </w:p>
+        </w:tc>
+        <w:tc>
+          <w:tcPr>
+            <w:tcW w:type="dxa" w:w="1805"/>
+          </w:tcPr>
+          <w:p>
+            <w:pPr>
+              <w:spacing w:line="240" w:lineRule="auto" w:after="40" w:before="0"/>
+              <w:jc w:val="center"/>
+            </w:pPr>
+            <w:r>
+              <w:rPr>
+                <w:rFonts w:ascii="Times New Roman" w:hAnsi="Times New Roman" w:cs="Times New Roman"/>
+                <w:b w:val="0"/>
+                <w:i w:val="0"/>
+                <w:color w:val="000000"/>
+                <w:sz w:val="20"/>
+              </w:rPr>
+              <w:t>13–18</w:t>
+            </w:r>
+          </w:p>
+        </w:tc>
+        <w:tc>
+          <w:tcPr>
+            <w:tcW w:type="dxa" w:w="1805"/>
+          </w:tcPr>
+          <w:p>
+            <w:pPr>
+              <w:spacing w:line="240" w:lineRule="auto" w:after="40" w:before="0"/>
+              <w:jc w:val="center"/>
+            </w:pPr>
+            <w:r>
+              <w:rPr>
+                <w:rFonts w:ascii="Times New Roman" w:hAnsi="Times New Roman" w:cs="Times New Roman"/>
+                <w:b w:val="0"/>
+                <w:i w:val="0"/>
+                <w:color w:val="000000"/>
+                <w:sz w:val="20"/>
+              </w:rPr>
+              <w:t>10</w:t>
+            </w:r>
+          </w:p>
+        </w:tc>
+        <w:tc>
+          <w:tcPr>
+            <w:tcW w:type="dxa" w:w="1805"/>
+          </w:tcPr>
+          <w:p>
+            <w:pPr>
+              <w:spacing w:line="240" w:lineRule="auto" w:after="40" w:before="0"/>
+              <w:jc w:val="center"/>
+            </w:pPr>
+            <w:r>
+              <w:rPr>
+                <w:rFonts w:ascii="Times New Roman" w:hAnsi="Times New Roman" w:cs="Times New Roman"/>
+                <w:b w:val="0"/>
+                <w:i w:val="0"/>
+                <w:color w:val="000000"/>
+                <w:sz w:val="20"/>
+              </w:rPr>
+              <w:t>9–13</w:t>
             </w:r>
           </w:p>
         </w:tc>
@@ -3028,114 +5086,86 @@
     </w:tbl>
     <w:p>
       <w:pPr>
-        <w:spacing w:line="360" w:lineRule="auto"/>
+        <w:spacing w:line="360" w:lineRule="auto" w:after="120" w:before="0"/>
         <w:jc w:val="both"/>
       </w:pPr>
       <w:r>
         <w:rPr>
-          <w:rFonts w:ascii="Times New Roman" w:hAnsi="Times New Roman"/>
-          <w:b w:val="0"/>
-          <w:i/>
-          <w:sz w:val="24"/>
-        </w:rPr>
-        <w:t>Note. *** p &lt; .001. Effect size r computed as Z / sqrt(N).</w:t>
-      </w:r>
-    </w:p>
-    <w:p>
-      <w:pPr>
-        <w:spacing w:line="360" w:lineRule="auto"/>
-        <w:jc w:val="both"/>
-      </w:pPr>
-      <w:r>
-        <w:rPr>
-          <w:rFonts w:ascii="Times New Roman" w:hAnsi="Times New Roman"/>
+          <w:rFonts w:ascii="Times New Roman" w:hAnsi="Times New Roman" w:cs="Times New Roman"/>
           <w:b w:val="0"/>
           <w:i w:val="0"/>
+          <w:color w:val="000000"/>
           <w:sz w:val="24"/>
         </w:rPr>
       </w:r>
     </w:p>
     <w:p>
       <w:pPr>
-        <w:pStyle w:val="Heading2"/>
+        <w:spacing w:line="360" w:lineRule="auto" w:after="200" w:before="0"/>
+        <w:jc w:val="both"/>
       </w:pPr>
       <w:r>
         <w:rPr>
-          <w:rFonts w:ascii="Times New Roman" w:hAnsi="Times New Roman"/>
-          <w:color w:val="000000"/>
-        </w:rPr>
-        <w:t>C.3 Engagement–Quality Correlations</w:t>
-      </w:r>
-    </w:p>
-    <w:p>
-      <w:pPr>
-        <w:spacing w:line="360" w:lineRule="auto"/>
-        <w:jc w:val="left"/>
-      </w:pPr>
-      <w:r>
-        <w:rPr>
-          <w:rFonts w:ascii="Times New Roman" w:hAnsi="Times New Roman"/>
+          <w:rFonts w:ascii="Times New Roman" w:hAnsi="Times New Roman" w:cs="Times New Roman"/>
           <w:b/>
           <w:i w:val="0"/>
-          <w:sz w:val="24"/>
+          <w:color w:val="000000"/>
+          <w:sz w:val="26"/>
         </w:rPr>
-        <w:t>Table C6. Spearman Correlations Between Engagement Metrics and DISCERN Total by Platform</w:t>
+        <w:t>Table C8. DISCERN Scores by Creator Type</w:t>
       </w:r>
     </w:p>
     <w:tbl>
       <w:tblPr>
         <w:tblStyle w:val="TableGrid"/>
         <w:tblW w:type="auto" w:w="0"/>
+        <w:jc w:val="center"/>
         <w:tblLook w:firstColumn="1" w:firstRow="1" w:lastColumn="0" w:lastRow="0" w:noHBand="0" w:noVBand="1" w:val="04A0"/>
       </w:tblPr>
       <w:tblGrid>
-        <w:gridCol w:w="1504"/>
-        <w:gridCol w:w="1504"/>
-        <w:gridCol w:w="1504"/>
-        <w:gridCol w:w="1504"/>
-        <w:gridCol w:w="1504"/>
-        <w:gridCol w:w="1504"/>
+        <w:gridCol w:w="3009"/>
+        <w:gridCol w:w="3009"/>
+        <w:gridCol w:w="3009"/>
       </w:tblGrid>
       <w:tr>
         <w:tc>
           <w:tcPr>
-            <w:tcW w:type="dxa" w:w="1504"/>
+            <w:tcW w:type="dxa" w:w="3009"/>
+            <w:shd w:fill="D9E2F3" w:val="clear"/>
           </w:tcPr>
           <w:p>
+            <w:pPr>
+              <w:spacing w:line="240" w:lineRule="auto" w:after="40" w:before="0"/>
+              <w:jc w:val="center"/>
+            </w:pPr>
             <w:r>
               <w:rPr>
-                <w:rFonts w:ascii="Times New Roman" w:hAnsi="Times New Roman"/>
+                <w:rFonts w:ascii="Times New Roman" w:hAnsi="Times New Roman" w:cs="Times New Roman"/>
                 <w:b/>
+                <w:i w:val="0"/>
+                <w:color w:val="000000"/>
                 <w:sz w:val="20"/>
               </w:rPr>
-              <w:t>Platform</w:t>
+              <w:t>Creator Type</w:t>
             </w:r>
           </w:p>
         </w:tc>
         <w:tc>
           <w:tcPr>
-            <w:tcW w:type="dxa" w:w="1504"/>
+            <w:tcW w:type="dxa" w:w="3009"/>
+            <w:shd w:fill="D9E2F3" w:val="clear"/>
           </w:tcPr>
           <w:p>
+            <w:pPr>
+              <w:spacing w:line="240" w:lineRule="auto" w:after="40" w:before="0"/>
+              <w:jc w:val="center"/>
+            </w:pPr>
             <w:r>
               <w:rPr>
-                <w:rFonts w:ascii="Times New Roman" w:hAnsi="Times New Roman"/>
+                <w:rFonts w:ascii="Times New Roman" w:hAnsi="Times New Roman" w:cs="Times New Roman"/>
                 <w:b/>
-                <w:sz w:val="20"/>
-              </w:rPr>
-              <w:t>Metric</w:t>
-            </w:r>
-          </w:p>
-        </w:tc>
-        <w:tc>
-          <w:tcPr>
-            <w:tcW w:type="dxa" w:w="1504"/>
-          </w:tcPr>
-          <w:p>
-            <w:r>
-              <w:rPr>
-                <w:rFonts w:ascii="Times New Roman" w:hAnsi="Times New Roman"/>
-                <w:b/>
+                <w:i w:val="0"/>
+                <w:color w:val="000000"/>
                 <w:sz w:val="20"/>
               </w:rPr>
               <w:t>n</w:t>
@@ -3144,46 +5174,23 @@
         </w:tc>
         <w:tc>
           <w:tcPr>
-            <w:tcW w:type="dxa" w:w="1504"/>
+            <w:tcW w:type="dxa" w:w="3009"/>
+            <w:shd w:fill="D9E2F3" w:val="clear"/>
           </w:tcPr>
           <w:p>
+            <w:pPr>
+              <w:spacing w:line="240" w:lineRule="auto" w:after="40" w:before="0"/>
+              <w:jc w:val="center"/>
+            </w:pPr>
             <w:r>
               <w:rPr>
-                <w:rFonts w:ascii="Times New Roman" w:hAnsi="Times New Roman"/>
+                <w:rFonts w:ascii="Times New Roman" w:hAnsi="Times New Roman" w:cs="Times New Roman"/>
                 <w:b/>
+                <w:i w:val="0"/>
+                <w:color w:val="000000"/>
                 <w:sz w:val="20"/>
               </w:rPr>
-              <w:t>rho</w:t>
-            </w:r>
-          </w:p>
-        </w:tc>
-        <w:tc>
-          <w:tcPr>
-            <w:tcW w:type="dxa" w:w="1504"/>
-          </w:tcPr>
-          <w:p>
-            <w:r>
-              <w:rPr>
-                <w:rFonts w:ascii="Times New Roman" w:hAnsi="Times New Roman"/>
-                <w:b/>
-                <w:sz w:val="20"/>
-              </w:rPr>
-              <w:t>p</w:t>
-            </w:r>
-          </w:p>
-        </w:tc>
-        <w:tc>
-          <w:tcPr>
-            <w:tcW w:type="dxa" w:w="1504"/>
-          </w:tcPr>
-          <w:p>
-            <w:r>
-              <w:rPr>
-                <w:rFonts w:ascii="Times New Roman" w:hAnsi="Times New Roman"/>
-                <w:b/>
-                <w:sz w:val="20"/>
-              </w:rPr>
-              <w:t>Sig.</w:t>
+              <w:t>Mdn DISCERN</w:t>
             </w:r>
           </w:p>
         </w:tc>
@@ -3191,84 +5198,64 @@
       <w:tr>
         <w:tc>
           <w:tcPr>
-            <w:tcW w:type="dxa" w:w="1504"/>
+            <w:tcW w:type="dxa" w:w="3009"/>
           </w:tcPr>
           <w:p>
+            <w:pPr>
+              <w:spacing w:line="240" w:lineRule="auto" w:after="40" w:before="0"/>
+              <w:jc w:val="center"/>
+            </w:pPr>
             <w:r>
               <w:rPr>
-                <w:rFonts w:ascii="Times New Roman" w:hAnsi="Times New Roman"/>
+                <w:rFonts w:ascii="Times New Roman" w:hAnsi="Times New Roman" w:cs="Times New Roman"/>
+                <w:b w:val="0"/>
+                <w:i w:val="0"/>
+                <w:color w:val="000000"/>
                 <w:sz w:val="20"/>
               </w:rPr>
-              <w:t>Overall</w:t>
+              <w:t>Healthcare Professional</w:t>
             </w:r>
           </w:p>
         </w:tc>
         <w:tc>
           <w:tcPr>
-            <w:tcW w:type="dxa" w:w="1504"/>
+            <w:tcW w:type="dxa" w:w="3009"/>
           </w:tcPr>
           <w:p>
+            <w:pPr>
+              <w:spacing w:line="240" w:lineRule="auto" w:after="40" w:before="0"/>
+              <w:jc w:val="center"/>
+            </w:pPr>
             <w:r>
               <w:rPr>
-                <w:rFonts w:ascii="Times New Roman" w:hAnsi="Times New Roman"/>
+                <w:rFonts w:ascii="Times New Roman" w:hAnsi="Times New Roman" w:cs="Times New Roman"/>
+                <w:b w:val="0"/>
+                <w:i w:val="0"/>
+                <w:color w:val="000000"/>
                 <w:sz w:val="20"/>
               </w:rPr>
-              <w:t>Views</w:t>
+              <w:t>17</w:t>
             </w:r>
           </w:p>
         </w:tc>
         <w:tc>
           <w:tcPr>
-            <w:tcW w:type="dxa" w:w="1504"/>
+            <w:tcW w:type="dxa" w:w="3009"/>
           </w:tcPr>
           <w:p>
+            <w:pPr>
+              <w:spacing w:line="240" w:lineRule="auto" w:after="40" w:before="0"/>
+              <w:jc w:val="center"/>
+            </w:pPr>
             <w:r>
               <w:rPr>
-                <w:rFonts w:ascii="Times New Roman" w:hAnsi="Times New Roman"/>
+                <w:rFonts w:ascii="Times New Roman" w:hAnsi="Times New Roman" w:cs="Times New Roman"/>
+                <w:b w:val="0"/>
+                <w:i w:val="0"/>
+                <w:color w:val="000000"/>
                 <w:sz w:val="20"/>
               </w:rPr>
-              <w:t>63</w:t>
-            </w:r>
-          </w:p>
-        </w:tc>
-        <w:tc>
-          <w:tcPr>
-            <w:tcW w:type="dxa" w:w="1504"/>
-          </w:tcPr>
-          <w:p>
-            <w:r>
-              <w:rPr>
-                <w:rFonts w:ascii="Times New Roman" w:hAnsi="Times New Roman"/>
-                <w:sz w:val="20"/>
-              </w:rPr>
-              <w:t>.017</w:t>
-            </w:r>
-          </w:p>
-        </w:tc>
-        <w:tc>
-          <w:tcPr>
-            <w:tcW w:type="dxa" w:w="1504"/>
-          </w:tcPr>
-          <w:p>
-            <w:r>
-              <w:rPr>
-                <w:rFonts w:ascii="Times New Roman" w:hAnsi="Times New Roman"/>
-                <w:sz w:val="20"/>
-              </w:rPr>
-              <w:t>.894</w:t>
-            </w:r>
-          </w:p>
-        </w:tc>
-        <w:tc>
-          <w:tcPr>
-            <w:tcW w:type="dxa" w:w="1504"/>
-          </w:tcPr>
-          <w:p>
-            <w:r>
-              <w:rPr>
-                <w:rFonts w:ascii="Times New Roman" w:hAnsi="Times New Roman"/>
-                <w:sz w:val="20"/>
-              </w:rPr>
+              <w:t>41.0</w:t>
             </w:r>
           </w:p>
         </w:tc>
@@ -3276,85 +5263,64 @@
       <w:tr>
         <w:tc>
           <w:tcPr>
-            <w:tcW w:type="dxa" w:w="1504"/>
+            <w:tcW w:type="dxa" w:w="3009"/>
           </w:tcPr>
           <w:p>
+            <w:pPr>
+              <w:spacing w:line="240" w:lineRule="auto" w:after="40" w:before="0"/>
+              <w:jc w:val="center"/>
+            </w:pPr>
             <w:r>
               <w:rPr>
-                <w:rFonts w:ascii="Times New Roman" w:hAnsi="Times New Roman"/>
+                <w:rFonts w:ascii="Times New Roman" w:hAnsi="Times New Roman" w:cs="Times New Roman"/>
+                <w:b w:val="0"/>
+                <w:i w:val="0"/>
+                <w:color w:val="000000"/>
                 <w:sz w:val="20"/>
               </w:rPr>
-              <w:t>Overall</w:t>
+              <w:t>Certified Fitness Professional</w:t>
             </w:r>
           </w:p>
         </w:tc>
         <w:tc>
           <w:tcPr>
-            <w:tcW w:type="dxa" w:w="1504"/>
+            <w:tcW w:type="dxa" w:w="3009"/>
           </w:tcPr>
           <w:p>
+            <w:pPr>
+              <w:spacing w:line="240" w:lineRule="auto" w:after="40" w:before="0"/>
+              <w:jc w:val="center"/>
+            </w:pPr>
             <w:r>
               <w:rPr>
-                <w:rFonts w:ascii="Times New Roman" w:hAnsi="Times New Roman"/>
+                <w:rFonts w:ascii="Times New Roman" w:hAnsi="Times New Roman" w:cs="Times New Roman"/>
+                <w:b w:val="0"/>
+                <w:i w:val="0"/>
+                <w:color w:val="000000"/>
                 <w:sz w:val="20"/>
               </w:rPr>
-              <w:t>Likes</w:t>
+              <w:t>31</w:t>
             </w:r>
           </w:p>
         </w:tc>
         <w:tc>
           <w:tcPr>
-            <w:tcW w:type="dxa" w:w="1504"/>
+            <w:tcW w:type="dxa" w:w="3009"/>
           </w:tcPr>
           <w:p>
+            <w:pPr>
+              <w:spacing w:line="240" w:lineRule="auto" w:after="40" w:before="0"/>
+              <w:jc w:val="center"/>
+            </w:pPr>
             <w:r>
               <w:rPr>
-                <w:rFonts w:ascii="Times New Roman" w:hAnsi="Times New Roman"/>
+                <w:rFonts w:ascii="Times New Roman" w:hAnsi="Times New Roman" w:cs="Times New Roman"/>
+                <w:b w:val="0"/>
+                <w:i w:val="0"/>
+                <w:color w:val="000000"/>
                 <w:sz w:val="20"/>
               </w:rPr>
-              <w:t>121</w:t>
-            </w:r>
-          </w:p>
-        </w:tc>
-        <w:tc>
-          <w:tcPr>
-            <w:tcW w:type="dxa" w:w="1504"/>
-          </w:tcPr>
-          <w:p>
-            <w:r>
-              <w:rPr>
-                <w:rFonts w:ascii="Times New Roman" w:hAnsi="Times New Roman"/>
-                <w:sz w:val="20"/>
-              </w:rPr>
-              <w:t>.549</w:t>
-            </w:r>
-          </w:p>
-        </w:tc>
-        <w:tc>
-          <w:tcPr>
-            <w:tcW w:type="dxa" w:w="1504"/>
-          </w:tcPr>
-          <w:p>
-            <w:r>
-              <w:rPr>
-                <w:rFonts w:ascii="Times New Roman" w:hAnsi="Times New Roman"/>
-                <w:sz w:val="20"/>
-              </w:rPr>
-              <w:t>&lt;.001</w:t>
-            </w:r>
-          </w:p>
-        </w:tc>
-        <w:tc>
-          <w:tcPr>
-            <w:tcW w:type="dxa" w:w="1504"/>
-          </w:tcPr>
-          <w:p>
-            <w:r>
-              <w:rPr>
-                <w:rFonts w:ascii="Times New Roman" w:hAnsi="Times New Roman"/>
-                <w:sz w:val="20"/>
-              </w:rPr>
-              <w:t>***</w:t>
+              <w:t>41.0</w:t>
             </w:r>
           </w:p>
         </w:tc>
@@ -3362,85 +5328,64 @@
       <w:tr>
         <w:tc>
           <w:tcPr>
-            <w:tcW w:type="dxa" w:w="1504"/>
+            <w:tcW w:type="dxa" w:w="3009"/>
           </w:tcPr>
           <w:p>
+            <w:pPr>
+              <w:spacing w:line="240" w:lineRule="auto" w:after="40" w:before="0"/>
+              <w:jc w:val="center"/>
+            </w:pPr>
             <w:r>
               <w:rPr>
-                <w:rFonts w:ascii="Times New Roman" w:hAnsi="Times New Roman"/>
+                <w:rFonts w:ascii="Times New Roman" w:hAnsi="Times New Roman" w:cs="Times New Roman"/>
+                <w:b w:val="0"/>
+                <w:i w:val="0"/>
+                <w:color w:val="000000"/>
                 <w:sz w:val="20"/>
               </w:rPr>
-              <w:t>Overall</w:t>
+              <w:t>Fitness Influencer</w:t>
             </w:r>
           </w:p>
         </w:tc>
         <w:tc>
           <w:tcPr>
-            <w:tcW w:type="dxa" w:w="1504"/>
+            <w:tcW w:type="dxa" w:w="3009"/>
           </w:tcPr>
           <w:p>
+            <w:pPr>
+              <w:spacing w:line="240" w:lineRule="auto" w:after="40" w:before="0"/>
+              <w:jc w:val="center"/>
+            </w:pPr>
             <w:r>
               <w:rPr>
-                <w:rFonts w:ascii="Times New Roman" w:hAnsi="Times New Roman"/>
+                <w:rFonts w:ascii="Times New Roman" w:hAnsi="Times New Roman" w:cs="Times New Roman"/>
+                <w:b w:val="0"/>
+                <w:i w:val="0"/>
+                <w:color w:val="000000"/>
                 <w:sz w:val="20"/>
               </w:rPr>
-              <w:t>Comments</w:t>
+              <w:t>27</w:t>
             </w:r>
           </w:p>
         </w:tc>
         <w:tc>
           <w:tcPr>
-            <w:tcW w:type="dxa" w:w="1504"/>
+            <w:tcW w:type="dxa" w:w="3009"/>
           </w:tcPr>
           <w:p>
+            <w:pPr>
+              <w:spacing w:line="240" w:lineRule="auto" w:after="40" w:before="0"/>
+              <w:jc w:val="center"/>
+            </w:pPr>
             <w:r>
               <w:rPr>
-                <w:rFonts w:ascii="Times New Roman" w:hAnsi="Times New Roman"/>
+                <w:rFonts w:ascii="Times New Roman" w:hAnsi="Times New Roman" w:cs="Times New Roman"/>
+                <w:b w:val="0"/>
+                <w:i w:val="0"/>
+                <w:color w:val="000000"/>
                 <w:sz w:val="20"/>
               </w:rPr>
-              <w:t>111</w:t>
-            </w:r>
-          </w:p>
-        </w:tc>
-        <w:tc>
-          <w:tcPr>
-            <w:tcW w:type="dxa" w:w="1504"/>
-          </w:tcPr>
-          <w:p>
-            <w:r>
-              <w:rPr>
-                <w:rFonts w:ascii="Times New Roman" w:hAnsi="Times New Roman"/>
-                <w:sz w:val="20"/>
-              </w:rPr>
-              <w:t>.520</w:t>
-            </w:r>
-          </w:p>
-        </w:tc>
-        <w:tc>
-          <w:tcPr>
-            <w:tcW w:type="dxa" w:w="1504"/>
-          </w:tcPr>
-          <w:p>
-            <w:r>
-              <w:rPr>
-                <w:rFonts w:ascii="Times New Roman" w:hAnsi="Times New Roman"/>
-                <w:sz w:val="20"/>
-              </w:rPr>
-              <w:t>&lt;.001</w:t>
-            </w:r>
-          </w:p>
-        </w:tc>
-        <w:tc>
-          <w:tcPr>
-            <w:tcW w:type="dxa" w:w="1504"/>
-          </w:tcPr>
-          <w:p>
-            <w:r>
-              <w:rPr>
-                <w:rFonts w:ascii="Times New Roman" w:hAnsi="Times New Roman"/>
-                <w:sz w:val="20"/>
-              </w:rPr>
-              <w:t>***</w:t>
+              <w:t>36.0</w:t>
             </w:r>
           </w:p>
         </w:tc>
@@ -3448,85 +5393,64 @@
       <w:tr>
         <w:tc>
           <w:tcPr>
-            <w:tcW w:type="dxa" w:w="1504"/>
+            <w:tcW w:type="dxa" w:w="3009"/>
           </w:tcPr>
           <w:p>
+            <w:pPr>
+              <w:spacing w:line="240" w:lineRule="auto" w:after="40" w:before="0"/>
+              <w:jc w:val="center"/>
+            </w:pPr>
             <w:r>
               <w:rPr>
-                <w:rFonts w:ascii="Times New Roman" w:hAnsi="Times New Roman"/>
+                <w:rFonts w:ascii="Times New Roman" w:hAnsi="Times New Roman" w:cs="Times New Roman"/>
+                <w:b w:val="0"/>
+                <w:i w:val="0"/>
+                <w:color w:val="000000"/>
                 <w:sz w:val="20"/>
               </w:rPr>
-              <w:t>YouTube</w:t>
+              <w:t>General User</w:t>
             </w:r>
           </w:p>
         </w:tc>
         <w:tc>
           <w:tcPr>
-            <w:tcW w:type="dxa" w:w="1504"/>
+            <w:tcW w:type="dxa" w:w="3009"/>
           </w:tcPr>
           <w:p>
+            <w:pPr>
+              <w:spacing w:line="240" w:lineRule="auto" w:after="40" w:before="0"/>
+              <w:jc w:val="center"/>
+            </w:pPr>
             <w:r>
               <w:rPr>
-                <w:rFonts w:ascii="Times New Roman" w:hAnsi="Times New Roman"/>
+                <w:rFonts w:ascii="Times New Roman" w:hAnsi="Times New Roman" w:cs="Times New Roman"/>
+                <w:b w:val="0"/>
+                <w:i w:val="0"/>
+                <w:color w:val="000000"/>
                 <w:sz w:val="20"/>
               </w:rPr>
-              <w:t>Views</w:t>
+              <w:t>30</w:t>
             </w:r>
           </w:p>
         </w:tc>
         <w:tc>
           <w:tcPr>
-            <w:tcW w:type="dxa" w:w="1504"/>
+            <w:tcW w:type="dxa" w:w="3009"/>
           </w:tcPr>
           <w:p>
+            <w:pPr>
+              <w:spacing w:line="240" w:lineRule="auto" w:after="40" w:before="0"/>
+              <w:jc w:val="center"/>
+            </w:pPr>
             <w:r>
               <w:rPr>
-                <w:rFonts w:ascii="Times New Roman" w:hAnsi="Times New Roman"/>
+                <w:rFonts w:ascii="Times New Roman" w:hAnsi="Times New Roman" w:cs="Times New Roman"/>
+                <w:b w:val="0"/>
+                <w:i w:val="0"/>
+                <w:color w:val="000000"/>
                 <w:sz w:val="20"/>
               </w:rPr>
-              <w:t>—</w:t>
-            </w:r>
-          </w:p>
-        </w:tc>
-        <w:tc>
-          <w:tcPr>
-            <w:tcW w:type="dxa" w:w="1504"/>
-          </w:tcPr>
-          <w:p>
-            <w:r>
-              <w:rPr>
-                <w:rFonts w:ascii="Times New Roman" w:hAnsi="Times New Roman"/>
-                <w:sz w:val="20"/>
-              </w:rPr>
-              <w:t>−.352</w:t>
-            </w:r>
-          </w:p>
-        </w:tc>
-        <w:tc>
-          <w:tcPr>
-            <w:tcW w:type="dxa" w:w="1504"/>
-          </w:tcPr>
-          <w:p>
-            <w:r>
-              <w:rPr>
-                <w:rFonts w:ascii="Times New Roman" w:hAnsi="Times New Roman"/>
-                <w:sz w:val="20"/>
-              </w:rPr>
-              <w:t>.018</w:t>
-            </w:r>
-          </w:p>
-        </w:tc>
-        <w:tc>
-          <w:tcPr>
-            <w:tcW w:type="dxa" w:w="1504"/>
-          </w:tcPr>
-          <w:p>
-            <w:r>
-              <w:rPr>
-                <w:rFonts w:ascii="Times New Roman" w:hAnsi="Times New Roman"/>
-                <w:sz w:val="20"/>
-              </w:rPr>
-              <w:t>*</w:t>
+              <w:t>33.0</w:t>
             </w:r>
           </w:p>
         </w:tc>
@@ -3534,85 +5458,199 @@
       <w:tr>
         <w:tc>
           <w:tcPr>
-            <w:tcW w:type="dxa" w:w="1504"/>
+            <w:tcW w:type="dxa" w:w="3009"/>
           </w:tcPr>
           <w:p>
+            <w:pPr>
+              <w:spacing w:line="240" w:lineRule="auto" w:after="40" w:before="0"/>
+              <w:jc w:val="center"/>
+            </w:pPr>
             <w:r>
               <w:rPr>
-                <w:rFonts w:ascii="Times New Roman" w:hAnsi="Times New Roman"/>
+                <w:rFonts w:ascii="Times New Roman" w:hAnsi="Times New Roman" w:cs="Times New Roman"/>
+                <w:b w:val="0"/>
+                <w:i w:val="0"/>
+                <w:color w:val="000000"/>
                 <w:sz w:val="20"/>
               </w:rPr>
-              <w:t>YouTube</w:t>
+              <w:t>Organisation</w:t>
             </w:r>
           </w:p>
         </w:tc>
         <w:tc>
           <w:tcPr>
-            <w:tcW w:type="dxa" w:w="1504"/>
+            <w:tcW w:type="dxa" w:w="3009"/>
           </w:tcPr>
           <w:p>
+            <w:pPr>
+              <w:spacing w:line="240" w:lineRule="auto" w:after="40" w:before="0"/>
+              <w:jc w:val="center"/>
+            </w:pPr>
             <w:r>
               <w:rPr>
-                <w:rFonts w:ascii="Times New Roman" w:hAnsi="Times New Roman"/>
+                <w:rFonts w:ascii="Times New Roman" w:hAnsi="Times New Roman" w:cs="Times New Roman"/>
+                <w:b w:val="0"/>
+                <w:i w:val="0"/>
+                <w:color w:val="000000"/>
                 <w:sz w:val="20"/>
               </w:rPr>
-              <w:t>Likes</w:t>
+              <w:t>85</w:t>
             </w:r>
           </w:p>
         </w:tc>
         <w:tc>
           <w:tcPr>
-            <w:tcW w:type="dxa" w:w="1504"/>
+            <w:tcW w:type="dxa" w:w="3009"/>
           </w:tcPr>
           <w:p>
+            <w:pPr>
+              <w:spacing w:line="240" w:lineRule="auto" w:after="40" w:before="0"/>
+              <w:jc w:val="center"/>
+            </w:pPr>
             <w:r>
               <w:rPr>
-                <w:rFonts w:ascii="Times New Roman" w:hAnsi="Times New Roman"/>
+                <w:rFonts w:ascii="Times New Roman" w:hAnsi="Times New Roman" w:cs="Times New Roman"/>
+                <w:b w:val="0"/>
+                <w:i w:val="0"/>
+                <w:color w:val="000000"/>
                 <w:sz w:val="20"/>
               </w:rPr>
-              <w:t>—</w:t>
+              <w:t>39.0</w:t>
+            </w:r>
+          </w:p>
+        </w:tc>
+      </w:tr>
+    </w:tbl>
+    <w:p>
+      <w:pPr>
+        <w:spacing w:line="360" w:lineRule="auto" w:after="120" w:before="0"/>
+        <w:jc w:val="both"/>
+      </w:pPr>
+      <w:r>
+        <w:rPr>
+          <w:rFonts w:ascii="Times New Roman" w:hAnsi="Times New Roman" w:cs="Times New Roman"/>
+          <w:b w:val="0"/>
+          <w:i w:val="0"/>
+          <w:color w:val="000000"/>
+          <w:sz w:val="24"/>
+        </w:rPr>
+      </w:r>
+    </w:p>
+    <w:p>
+      <w:pPr>
+        <w:spacing w:line="360" w:lineRule="auto" w:after="200" w:before="0"/>
+        <w:jc w:val="both"/>
+      </w:pPr>
+      <w:r>
+        <w:rPr>
+          <w:rFonts w:ascii="Times New Roman" w:hAnsi="Times New Roman" w:cs="Times New Roman"/>
+          <w:b/>
+          <w:i w:val="0"/>
+          <w:color w:val="000000"/>
+          <w:sz w:val="26"/>
+        </w:rPr>
+        <w:t>Table C9. DISCERN Scores by Content Format</w:t>
+      </w:r>
+    </w:p>
+    <w:tbl>
+      <w:tblPr>
+        <w:tblStyle w:val="TableGrid"/>
+        <w:tblW w:type="auto" w:w="0"/>
+        <w:jc w:val="center"/>
+        <w:tblLook w:firstColumn="1" w:firstRow="1" w:lastColumn="0" w:lastRow="0" w:noHBand="0" w:noVBand="1" w:val="04A0"/>
+      </w:tblPr>
+      <w:tblGrid>
+        <w:gridCol w:w="2256"/>
+        <w:gridCol w:w="2256"/>
+        <w:gridCol w:w="2256"/>
+        <w:gridCol w:w="2256"/>
+      </w:tblGrid>
+      <w:tr>
+        <w:tc>
+          <w:tcPr>
+            <w:tcW w:type="dxa" w:w="2256"/>
+            <w:shd w:fill="D9E2F3" w:val="clear"/>
+          </w:tcPr>
+          <w:p>
+            <w:pPr>
+              <w:spacing w:line="240" w:lineRule="auto" w:after="40" w:before="0"/>
+              <w:jc w:val="center"/>
+            </w:pPr>
+            <w:r>
+              <w:rPr>
+                <w:rFonts w:ascii="Times New Roman" w:hAnsi="Times New Roman" w:cs="Times New Roman"/>
+                <w:b/>
+                <w:i w:val="0"/>
+                <w:color w:val="000000"/>
+                <w:sz w:val="20"/>
+              </w:rPr>
+              <w:t>Format</w:t>
             </w:r>
           </w:p>
         </w:tc>
         <w:tc>
           <w:tcPr>
-            <w:tcW w:type="dxa" w:w="1504"/>
+            <w:tcW w:type="dxa" w:w="2256"/>
+            <w:shd w:fill="D9E2F3" w:val="clear"/>
           </w:tcPr>
           <w:p>
+            <w:pPr>
+              <w:spacing w:line="240" w:lineRule="auto" w:after="40" w:before="0"/>
+              <w:jc w:val="center"/>
+            </w:pPr>
             <w:r>
               <w:rPr>
-                <w:rFonts w:ascii="Times New Roman" w:hAnsi="Times New Roman"/>
+                <w:rFonts w:ascii="Times New Roman" w:hAnsi="Times New Roman" w:cs="Times New Roman"/>
+                <w:b/>
+                <w:i w:val="0"/>
+                <w:color w:val="000000"/>
                 <w:sz w:val="20"/>
               </w:rPr>
-              <w:t>−.338</w:t>
+              <w:t>n</w:t>
             </w:r>
           </w:p>
         </w:tc>
         <w:tc>
           <w:tcPr>
-            <w:tcW w:type="dxa" w:w="1504"/>
+            <w:tcW w:type="dxa" w:w="2256"/>
+            <w:shd w:fill="D9E2F3" w:val="clear"/>
           </w:tcPr>
           <w:p>
+            <w:pPr>
+              <w:spacing w:line="240" w:lineRule="auto" w:after="40" w:before="0"/>
+              <w:jc w:val="center"/>
+            </w:pPr>
             <w:r>
               <w:rPr>
-                <w:rFonts w:ascii="Times New Roman" w:hAnsi="Times New Roman"/>
+                <w:rFonts w:ascii="Times New Roman" w:hAnsi="Times New Roman" w:cs="Times New Roman"/>
+                <w:b/>
+                <w:i w:val="0"/>
+                <w:color w:val="000000"/>
                 <w:sz w:val="20"/>
               </w:rPr>
-              <w:t>.023</w:t>
+              <w:t>Mdn</w:t>
             </w:r>
           </w:p>
         </w:tc>
         <w:tc>
           <w:tcPr>
-            <w:tcW w:type="dxa" w:w="1504"/>
+            <w:tcW w:type="dxa" w:w="2256"/>
+            <w:shd w:fill="D9E2F3" w:val="clear"/>
           </w:tcPr>
           <w:p>
+            <w:pPr>
+              <w:spacing w:line="240" w:lineRule="auto" w:after="40" w:before="0"/>
+              <w:jc w:val="center"/>
+            </w:pPr>
             <w:r>
               <w:rPr>
-                <w:rFonts w:ascii="Times New Roman" w:hAnsi="Times New Roman"/>
+                <w:rFonts w:ascii="Times New Roman" w:hAnsi="Times New Roman" w:cs="Times New Roman"/>
+                <w:b/>
+                <w:i w:val="0"/>
+                <w:color w:val="000000"/>
                 <w:sz w:val="20"/>
               </w:rPr>
-              <w:t>*</w:t>
+              <w:t>M</w:t>
             </w:r>
           </w:p>
         </w:tc>
@@ -3620,84 +5658,85 @@
       <w:tr>
         <w:tc>
           <w:tcPr>
-            <w:tcW w:type="dxa" w:w="1504"/>
+            <w:tcW w:type="dxa" w:w="2256"/>
           </w:tcPr>
           <w:p>
+            <w:pPr>
+              <w:spacing w:line="240" w:lineRule="auto" w:after="40" w:before="0"/>
+              <w:jc w:val="center"/>
+            </w:pPr>
             <w:r>
               <w:rPr>
-                <w:rFonts w:ascii="Times New Roman" w:hAnsi="Times New Roman"/>
+                <w:rFonts w:ascii="Times New Roman" w:hAnsi="Times New Roman" w:cs="Times New Roman"/>
+                <w:b w:val="0"/>
+                <w:i w:val="0"/>
+                <w:color w:val="000000"/>
                 <w:sz w:val="20"/>
               </w:rPr>
-              <w:t>YouTube</w:t>
+              <w:t>Text Article</w:t>
             </w:r>
           </w:p>
         </w:tc>
         <w:tc>
           <w:tcPr>
-            <w:tcW w:type="dxa" w:w="1504"/>
+            <w:tcW w:type="dxa" w:w="2256"/>
           </w:tcPr>
           <w:p>
+            <w:pPr>
+              <w:spacing w:line="240" w:lineRule="auto" w:after="40" w:before="0"/>
+              <w:jc w:val="center"/>
+            </w:pPr>
             <w:r>
               <w:rPr>
-                <w:rFonts w:ascii="Times New Roman" w:hAnsi="Times New Roman"/>
+                <w:rFonts w:ascii="Times New Roman" w:hAnsi="Times New Roman" w:cs="Times New Roman"/>
+                <w:b w:val="0"/>
+                <w:i w:val="0"/>
+                <w:color w:val="000000"/>
                 <w:sz w:val="20"/>
               </w:rPr>
-              <w:t>Comments</w:t>
+              <w:t>50</w:t>
             </w:r>
           </w:p>
         </w:tc>
         <w:tc>
           <w:tcPr>
-            <w:tcW w:type="dxa" w:w="1504"/>
+            <w:tcW w:type="dxa" w:w="2256"/>
           </w:tcPr>
           <w:p>
+            <w:pPr>
+              <w:spacing w:line="240" w:lineRule="auto" w:after="40" w:before="0"/>
+              <w:jc w:val="center"/>
+            </w:pPr>
             <w:r>
               <w:rPr>
-                <w:rFonts w:ascii="Times New Roman" w:hAnsi="Times New Roman"/>
+                <w:rFonts w:ascii="Times New Roman" w:hAnsi="Times New Roman" w:cs="Times New Roman"/>
+                <w:b w:val="0"/>
+                <w:i w:val="0"/>
+                <w:color w:val="000000"/>
                 <w:sz w:val="20"/>
               </w:rPr>
-              <w:t>—</w:t>
+              <w:t>48.5</w:t>
             </w:r>
           </w:p>
         </w:tc>
         <w:tc>
           <w:tcPr>
-            <w:tcW w:type="dxa" w:w="1504"/>
+            <w:tcW w:type="dxa" w:w="2256"/>
           </w:tcPr>
           <w:p>
+            <w:pPr>
+              <w:spacing w:line="240" w:lineRule="auto" w:after="40" w:before="0"/>
+              <w:jc w:val="center"/>
+            </w:pPr>
             <w:r>
               <w:rPr>
-                <w:rFonts w:ascii="Times New Roman" w:hAnsi="Times New Roman"/>
+                <w:rFonts w:ascii="Times New Roman" w:hAnsi="Times New Roman" w:cs="Times New Roman"/>
+                <w:b w:val="0"/>
+                <w:i w:val="0"/>
+                <w:color w:val="000000"/>
                 <w:sz w:val="20"/>
               </w:rPr>
-              <w:t>−.239</w:t>
-            </w:r>
-          </w:p>
-        </w:tc>
-        <w:tc>
-          <w:tcPr>
-            <w:tcW w:type="dxa" w:w="1504"/>
-          </w:tcPr>
-          <w:p>
-            <w:r>
-              <w:rPr>
-                <w:rFonts w:ascii="Times New Roman" w:hAnsi="Times New Roman"/>
-                <w:sz w:val="20"/>
-              </w:rPr>
-              <w:t>.127</w:t>
-            </w:r>
-          </w:p>
-        </w:tc>
-        <w:tc>
-          <w:tcPr>
-            <w:tcW w:type="dxa" w:w="1504"/>
-          </w:tcPr>
-          <w:p>
-            <w:r>
-              <w:rPr>
-                <w:rFonts w:ascii="Times New Roman" w:hAnsi="Times New Roman"/>
-                <w:sz w:val="20"/>
-              </w:rPr>
+              <w:t>47.0</w:t>
             </w:r>
           </w:p>
         </w:tc>
@@ -3705,85 +5744,85 @@
       <w:tr>
         <w:tc>
           <w:tcPr>
-            <w:tcW w:type="dxa" w:w="1504"/>
+            <w:tcW w:type="dxa" w:w="2256"/>
           </w:tcPr>
           <w:p>
+            <w:pPr>
+              <w:spacing w:line="240" w:lineRule="auto" w:after="40" w:before="0"/>
+              <w:jc w:val="center"/>
+            </w:pPr>
             <w:r>
               <w:rPr>
-                <w:rFonts w:ascii="Times New Roman" w:hAnsi="Times New Roman"/>
+                <w:rFonts w:ascii="Times New Roman" w:hAnsi="Times New Roman" w:cs="Times New Roman"/>
+                <w:b w:val="0"/>
+                <w:i w:val="0"/>
+                <w:color w:val="000000"/>
                 <w:sz w:val="20"/>
               </w:rPr>
-              <w:t>TikTok</w:t>
+              <w:t>Long Video (&gt;5 min)</w:t>
             </w:r>
           </w:p>
         </w:tc>
         <w:tc>
           <w:tcPr>
-            <w:tcW w:type="dxa" w:w="1504"/>
+            <w:tcW w:type="dxa" w:w="2256"/>
           </w:tcPr>
           <w:p>
+            <w:pPr>
+              <w:spacing w:line="240" w:lineRule="auto" w:after="40" w:before="0"/>
+              <w:jc w:val="center"/>
+            </w:pPr>
             <w:r>
               <w:rPr>
-                <w:rFonts w:ascii="Times New Roman" w:hAnsi="Times New Roman"/>
+                <w:rFonts w:ascii="Times New Roman" w:hAnsi="Times New Roman" w:cs="Times New Roman"/>
+                <w:b w:val="0"/>
+                <w:i w:val="0"/>
+                <w:color w:val="000000"/>
                 <w:sz w:val="20"/>
               </w:rPr>
-              <w:t>Views</w:t>
+              <w:t>45</w:t>
             </w:r>
           </w:p>
         </w:tc>
         <w:tc>
           <w:tcPr>
-            <w:tcW w:type="dxa" w:w="1504"/>
+            <w:tcW w:type="dxa" w:w="2256"/>
           </w:tcPr>
           <w:p>
+            <w:pPr>
+              <w:spacing w:line="240" w:lineRule="auto" w:after="40" w:before="0"/>
+              <w:jc w:val="center"/>
+            </w:pPr>
             <w:r>
               <w:rPr>
-                <w:rFonts w:ascii="Times New Roman" w:hAnsi="Times New Roman"/>
+                <w:rFonts w:ascii="Times New Roman" w:hAnsi="Times New Roman" w:cs="Times New Roman"/>
+                <w:b w:val="0"/>
+                <w:i w:val="0"/>
+                <w:color w:val="000000"/>
                 <w:sz w:val="20"/>
               </w:rPr>
-              <w:t>—</w:t>
+              <w:t>43.0</w:t>
             </w:r>
           </w:p>
         </w:tc>
         <w:tc>
           <w:tcPr>
-            <w:tcW w:type="dxa" w:w="1504"/>
+            <w:tcW w:type="dxa" w:w="2256"/>
           </w:tcPr>
           <w:p>
+            <w:pPr>
+              <w:spacing w:line="240" w:lineRule="auto" w:after="40" w:before="0"/>
+              <w:jc w:val="center"/>
+            </w:pPr>
             <w:r>
               <w:rPr>
-                <w:rFonts w:ascii="Times New Roman" w:hAnsi="Times New Roman"/>
+                <w:rFonts w:ascii="Times New Roman" w:hAnsi="Times New Roman" w:cs="Times New Roman"/>
+                <w:b w:val="0"/>
+                <w:i w:val="0"/>
+                <w:color w:val="000000"/>
                 <w:sz w:val="20"/>
               </w:rPr>
-              <w:t>.522</w:t>
-            </w:r>
-          </w:p>
-        </w:tc>
-        <w:tc>
-          <w:tcPr>
-            <w:tcW w:type="dxa" w:w="1504"/>
-          </w:tcPr>
-          <w:p>
-            <w:r>
-              <w:rPr>
-                <w:rFonts w:ascii="Times New Roman" w:hAnsi="Times New Roman"/>
-                <w:sz w:val="20"/>
-              </w:rPr>
-              <w:t>.026</w:t>
-            </w:r>
-          </w:p>
-        </w:tc>
-        <w:tc>
-          <w:tcPr>
-            <w:tcW w:type="dxa" w:w="1504"/>
-          </w:tcPr>
-          <w:p>
-            <w:r>
-              <w:rPr>
-                <w:rFonts w:ascii="Times New Roman" w:hAnsi="Times New Roman"/>
-                <w:sz w:val="20"/>
-              </w:rPr>
-              <w:t>*</w:t>
+              <w:t>43.1</w:t>
             </w:r>
           </w:p>
         </w:tc>
@@ -3791,85 +5830,85 @@
       <w:tr>
         <w:tc>
           <w:tcPr>
-            <w:tcW w:type="dxa" w:w="1504"/>
+            <w:tcW w:type="dxa" w:w="2256"/>
           </w:tcPr>
           <w:p>
+            <w:pPr>
+              <w:spacing w:line="240" w:lineRule="auto" w:after="40" w:before="0"/>
+              <w:jc w:val="center"/>
+            </w:pPr>
             <w:r>
               <w:rPr>
-                <w:rFonts w:ascii="Times New Roman" w:hAnsi="Times New Roman"/>
+                <w:rFonts w:ascii="Times New Roman" w:hAnsi="Times New Roman" w:cs="Times New Roman"/>
+                <w:b w:val="0"/>
+                <w:i w:val="0"/>
+                <w:color w:val="000000"/>
                 <w:sz w:val="20"/>
               </w:rPr>
-              <w:t>TikTok</w:t>
+              <w:t>Short Video (&lt;60 s)</w:t>
             </w:r>
           </w:p>
         </w:tc>
         <w:tc>
           <w:tcPr>
-            <w:tcW w:type="dxa" w:w="1504"/>
+            <w:tcW w:type="dxa" w:w="2256"/>
           </w:tcPr>
           <w:p>
+            <w:pPr>
+              <w:spacing w:line="240" w:lineRule="auto" w:after="40" w:before="0"/>
+              <w:jc w:val="center"/>
+            </w:pPr>
             <w:r>
               <w:rPr>
-                <w:rFonts w:ascii="Times New Roman" w:hAnsi="Times New Roman"/>
+                <w:rFonts w:ascii="Times New Roman" w:hAnsi="Times New Roman" w:cs="Times New Roman"/>
+                <w:b w:val="0"/>
+                <w:i w:val="0"/>
+                <w:color w:val="000000"/>
                 <w:sz w:val="20"/>
               </w:rPr>
-              <w:t>Likes</w:t>
+              <w:t>47</w:t>
             </w:r>
           </w:p>
         </w:tc>
         <w:tc>
           <w:tcPr>
-            <w:tcW w:type="dxa" w:w="1504"/>
+            <w:tcW w:type="dxa" w:w="2256"/>
           </w:tcPr>
           <w:p>
+            <w:pPr>
+              <w:spacing w:line="240" w:lineRule="auto" w:after="40" w:before="0"/>
+              <w:jc w:val="center"/>
+            </w:pPr>
             <w:r>
               <w:rPr>
-                <w:rFonts w:ascii="Times New Roman" w:hAnsi="Times New Roman"/>
+                <w:rFonts w:ascii="Times New Roman" w:hAnsi="Times New Roman" w:cs="Times New Roman"/>
+                <w:b w:val="0"/>
+                <w:i w:val="0"/>
+                <w:color w:val="000000"/>
                 <w:sz w:val="20"/>
               </w:rPr>
-              <w:t>—</w:t>
+              <w:t>34.0</w:t>
             </w:r>
           </w:p>
         </w:tc>
         <w:tc>
           <w:tcPr>
-            <w:tcW w:type="dxa" w:w="1504"/>
+            <w:tcW w:type="dxa" w:w="2256"/>
           </w:tcPr>
           <w:p>
+            <w:pPr>
+              <w:spacing w:line="240" w:lineRule="auto" w:after="40" w:before="0"/>
+              <w:jc w:val="center"/>
+            </w:pPr>
             <w:r>
               <w:rPr>
-                <w:rFonts w:ascii="Times New Roman" w:hAnsi="Times New Roman"/>
+                <w:rFonts w:ascii="Times New Roman" w:hAnsi="Times New Roman" w:cs="Times New Roman"/>
+                <w:b w:val="0"/>
+                <w:i w:val="0"/>
+                <w:color w:val="000000"/>
                 <w:sz w:val="20"/>
               </w:rPr>
-              <w:t>.475</w:t>
-            </w:r>
-          </w:p>
-        </w:tc>
-        <w:tc>
-          <w:tcPr>
-            <w:tcW w:type="dxa" w:w="1504"/>
-          </w:tcPr>
-          <w:p>
-            <w:r>
-              <w:rPr>
-                <w:rFonts w:ascii="Times New Roman" w:hAnsi="Times New Roman"/>
-                <w:sz w:val="20"/>
-              </w:rPr>
-              <w:t>.003</w:t>
-            </w:r>
-          </w:p>
-        </w:tc>
-        <w:tc>
-          <w:tcPr>
-            <w:tcW w:type="dxa" w:w="1504"/>
-          </w:tcPr>
-          <w:p>
-            <w:r>
-              <w:rPr>
-                <w:rFonts w:ascii="Times New Roman" w:hAnsi="Times New Roman"/>
-                <w:sz w:val="20"/>
-              </w:rPr>
-              <w:t>**</w:t>
+              <w:t>33.8</w:t>
             </w:r>
           </w:p>
         </w:tc>
@@ -3877,84 +5916,85 @@
       <w:tr>
         <w:tc>
           <w:tcPr>
-            <w:tcW w:type="dxa" w:w="1504"/>
+            <w:tcW w:type="dxa" w:w="2256"/>
           </w:tcPr>
           <w:p>
+            <w:pPr>
+              <w:spacing w:line="240" w:lineRule="auto" w:after="40" w:before="0"/>
+              <w:jc w:val="center"/>
+            </w:pPr>
             <w:r>
               <w:rPr>
-                <w:rFonts w:ascii="Times New Roman" w:hAnsi="Times New Roman"/>
+                <w:rFonts w:ascii="Times New Roman" w:hAnsi="Times New Roman" w:cs="Times New Roman"/>
+                <w:b w:val="0"/>
+                <w:i w:val="0"/>
+                <w:color w:val="000000"/>
                 <w:sz w:val="20"/>
               </w:rPr>
-              <w:t>TikTok</w:t>
+              <w:t>Image + Caption</w:t>
             </w:r>
           </w:p>
         </w:tc>
         <w:tc>
           <w:tcPr>
-            <w:tcW w:type="dxa" w:w="1504"/>
+            <w:tcW w:type="dxa" w:w="2256"/>
           </w:tcPr>
           <w:p>
+            <w:pPr>
+              <w:spacing w:line="240" w:lineRule="auto" w:after="40" w:before="0"/>
+              <w:jc w:val="center"/>
+            </w:pPr>
             <w:r>
               <w:rPr>
-                <w:rFonts w:ascii="Times New Roman" w:hAnsi="Times New Roman"/>
+                <w:rFonts w:ascii="Times New Roman" w:hAnsi="Times New Roman" w:cs="Times New Roman"/>
+                <w:b w:val="0"/>
+                <w:i w:val="0"/>
+                <w:color w:val="000000"/>
                 <w:sz w:val="20"/>
               </w:rPr>
-              <w:t>Comments</w:t>
+              <w:t>21</w:t>
             </w:r>
           </w:p>
         </w:tc>
         <w:tc>
           <w:tcPr>
-            <w:tcW w:type="dxa" w:w="1504"/>
+            <w:tcW w:type="dxa" w:w="2256"/>
           </w:tcPr>
           <w:p>
+            <w:pPr>
+              <w:spacing w:line="240" w:lineRule="auto" w:after="40" w:before="0"/>
+              <w:jc w:val="center"/>
+            </w:pPr>
             <w:r>
               <w:rPr>
-                <w:rFonts w:ascii="Times New Roman" w:hAnsi="Times New Roman"/>
+                <w:rFonts w:ascii="Times New Roman" w:hAnsi="Times New Roman" w:cs="Times New Roman"/>
+                <w:b w:val="0"/>
+                <w:i w:val="0"/>
+                <w:color w:val="000000"/>
                 <w:sz w:val="20"/>
               </w:rPr>
-              <w:t>—</w:t>
+              <w:t>30.0</w:t>
             </w:r>
           </w:p>
         </w:tc>
         <w:tc>
           <w:tcPr>
-            <w:tcW w:type="dxa" w:w="1504"/>
+            <w:tcW w:type="dxa" w:w="2256"/>
           </w:tcPr>
           <w:p>
+            <w:pPr>
+              <w:spacing w:line="240" w:lineRule="auto" w:after="40" w:before="0"/>
+              <w:jc w:val="center"/>
+            </w:pPr>
             <w:r>
               <w:rPr>
-                <w:rFonts w:ascii="Times New Roman" w:hAnsi="Times New Roman"/>
+                <w:rFonts w:ascii="Times New Roman" w:hAnsi="Times New Roman" w:cs="Times New Roman"/>
+                <w:b w:val="0"/>
+                <w:i w:val="0"/>
+                <w:color w:val="000000"/>
                 <w:sz w:val="20"/>
               </w:rPr>
-              <w:t>.262</w:t>
-            </w:r>
-          </w:p>
-        </w:tc>
-        <w:tc>
-          <w:tcPr>
-            <w:tcW w:type="dxa" w:w="1504"/>
-          </w:tcPr>
-          <w:p>
-            <w:r>
-              <w:rPr>
-                <w:rFonts w:ascii="Times New Roman" w:hAnsi="Times New Roman"/>
-                <w:sz w:val="20"/>
-              </w:rPr>
-              <w:t>.094</w:t>
-            </w:r>
-          </w:p>
-        </w:tc>
-        <w:tc>
-          <w:tcPr>
-            <w:tcW w:type="dxa" w:w="1504"/>
-          </w:tcPr>
-          <w:p>
-            <w:r>
-              <w:rPr>
-                <w:rFonts w:ascii="Times New Roman" w:hAnsi="Times New Roman"/>
-                <w:sz w:val="20"/>
-              </w:rPr>
+              <w:t>30.5</w:t>
             </w:r>
           </w:p>
         </w:tc>
@@ -3962,189 +6002,90 @@
       <w:tr>
         <w:tc>
           <w:tcPr>
-            <w:tcW w:type="dxa" w:w="1504"/>
+            <w:tcW w:type="dxa" w:w="2256"/>
           </w:tcPr>
           <w:p>
+            <w:pPr>
+              <w:spacing w:line="240" w:lineRule="auto" w:after="40" w:before="0"/>
+              <w:jc w:val="center"/>
+            </w:pPr>
             <w:r>
               <w:rPr>
-                <w:rFonts w:ascii="Times New Roman" w:hAnsi="Times New Roman"/>
+                <w:rFonts w:ascii="Times New Roman" w:hAnsi="Times New Roman" w:cs="Times New Roman"/>
+                <w:b w:val="0"/>
+                <w:i w:val="0"/>
+                <w:color w:val="000000"/>
                 <w:sz w:val="20"/>
               </w:rPr>
-              <w:t>Instagram</w:t>
+              <w:t>Carousel</w:t>
             </w:r>
           </w:p>
         </w:tc>
         <w:tc>
           <w:tcPr>
-            <w:tcW w:type="dxa" w:w="1504"/>
+            <w:tcW w:type="dxa" w:w="2256"/>
           </w:tcPr>
           <w:p>
+            <w:pPr>
+              <w:spacing w:line="240" w:lineRule="auto" w:after="40" w:before="0"/>
+              <w:jc w:val="center"/>
+            </w:pPr>
             <w:r>
               <w:rPr>
-                <w:rFonts w:ascii="Times New Roman" w:hAnsi="Times New Roman"/>
+                <w:rFonts w:ascii="Times New Roman" w:hAnsi="Times New Roman" w:cs="Times New Roman"/>
+                <w:b w:val="0"/>
+                <w:i w:val="0"/>
+                <w:color w:val="000000"/>
                 <w:sz w:val="20"/>
               </w:rPr>
-              <w:t>Likes</w:t>
+              <w:t>37</w:t>
             </w:r>
           </w:p>
         </w:tc>
         <w:tc>
           <w:tcPr>
-            <w:tcW w:type="dxa" w:w="1504"/>
+            <w:tcW w:type="dxa" w:w="2256"/>
           </w:tcPr>
           <w:p>
+            <w:pPr>
+              <w:spacing w:line="240" w:lineRule="auto" w:after="40" w:before="0"/>
+              <w:jc w:val="center"/>
+            </w:pPr>
             <w:r>
               <w:rPr>
-                <w:rFonts w:ascii="Times New Roman" w:hAnsi="Times New Roman"/>
+                <w:rFonts w:ascii="Times New Roman" w:hAnsi="Times New Roman" w:cs="Times New Roman"/>
+                <w:b w:val="0"/>
+                <w:i w:val="0"/>
+                <w:color w:val="000000"/>
                 <w:sz w:val="20"/>
               </w:rPr>
-              <w:t>—</w:t>
+              <w:t>27.5</w:t>
             </w:r>
           </w:p>
         </w:tc>
         <w:tc>
           <w:tcPr>
-            <w:tcW w:type="dxa" w:w="1504"/>
+            <w:tcW w:type="dxa" w:w="2256"/>
           </w:tcPr>
           <w:p>
+            <w:pPr>
+              <w:spacing w:line="240" w:lineRule="auto" w:after="40" w:before="0"/>
+              <w:jc w:val="center"/>
+            </w:pPr>
             <w:r>
               <w:rPr>
-                <w:rFonts w:ascii="Times New Roman" w:hAnsi="Times New Roman"/>
+                <w:rFonts w:ascii="Times New Roman" w:hAnsi="Times New Roman" w:cs="Times New Roman"/>
+                <w:b w:val="0"/>
+                <w:i w:val="0"/>
+                <w:color w:val="000000"/>
                 <w:sz w:val="20"/>
               </w:rPr>
-              <w:t>−.038</w:t>
-            </w:r>
-          </w:p>
-        </w:tc>
-        <w:tc>
-          <w:tcPr>
-            <w:tcW w:type="dxa" w:w="1504"/>
-          </w:tcPr>
-          <w:p>
-            <w:r>
-              <w:rPr>
-                <w:rFonts w:ascii="Times New Roman" w:hAnsi="Times New Roman"/>
-                <w:sz w:val="20"/>
-              </w:rPr>
-              <w:t>.817</w:t>
-            </w:r>
-          </w:p>
-        </w:tc>
-        <w:tc>
-          <w:tcPr>
-            <w:tcW w:type="dxa" w:w="1504"/>
-          </w:tcPr>
-          <w:p>
-            <w:r>
-              <w:rPr>
-                <w:rFonts w:ascii="Times New Roman" w:hAnsi="Times New Roman"/>
-                <w:sz w:val="20"/>
-              </w:rPr>
-            </w:r>
-          </w:p>
-        </w:tc>
-      </w:tr>
-      <w:tr>
-        <w:tc>
-          <w:tcPr>
-            <w:tcW w:type="dxa" w:w="1504"/>
-          </w:tcPr>
-          <w:p>
-            <w:r>
-              <w:rPr>
-                <w:rFonts w:ascii="Times New Roman" w:hAnsi="Times New Roman"/>
-                <w:sz w:val="20"/>
-              </w:rPr>
-              <w:t>Instagram</w:t>
-            </w:r>
-          </w:p>
-        </w:tc>
-        <w:tc>
-          <w:tcPr>
-            <w:tcW w:type="dxa" w:w="1504"/>
-          </w:tcPr>
-          <w:p>
-            <w:r>
-              <w:rPr>
-                <w:rFonts w:ascii="Times New Roman" w:hAnsi="Times New Roman"/>
-                <w:sz w:val="20"/>
-              </w:rPr>
-              <w:t>Comments</w:t>
-            </w:r>
-          </w:p>
-        </w:tc>
-        <w:tc>
-          <w:tcPr>
-            <w:tcW w:type="dxa" w:w="1504"/>
-          </w:tcPr>
-          <w:p>
-            <w:r>
-              <w:rPr>
-                <w:rFonts w:ascii="Times New Roman" w:hAnsi="Times New Roman"/>
-                <w:sz w:val="20"/>
-              </w:rPr>
-              <w:t>—</w:t>
-            </w:r>
-          </w:p>
-        </w:tc>
-        <w:tc>
-          <w:tcPr>
-            <w:tcW w:type="dxa" w:w="1504"/>
-          </w:tcPr>
-          <w:p>
-            <w:r>
-              <w:rPr>
-                <w:rFonts w:ascii="Times New Roman" w:hAnsi="Times New Roman"/>
-                <w:sz w:val="20"/>
-              </w:rPr>
-              <w:t>.065</w:t>
-            </w:r>
-          </w:p>
-        </w:tc>
-        <w:tc>
-          <w:tcPr>
-            <w:tcW w:type="dxa" w:w="1504"/>
-          </w:tcPr>
-          <w:p>
-            <w:r>
-              <w:rPr>
-                <w:rFonts w:ascii="Times New Roman" w:hAnsi="Times New Roman"/>
-                <w:sz w:val="20"/>
-              </w:rPr>
-              <w:t>.747</w:t>
-            </w:r>
-          </w:p>
-        </w:tc>
-        <w:tc>
-          <w:tcPr>
-            <w:tcW w:type="dxa" w:w="1504"/>
-          </w:tcPr>
-          <w:p>
-            <w:r>
-              <w:rPr>
-                <w:rFonts w:ascii="Times New Roman" w:hAnsi="Times New Roman"/>
-                <w:sz w:val="20"/>
-              </w:rPr>
+              <w:t>28.4</w:t>
             </w:r>
           </w:p>
         </w:tc>
       </w:tr>
     </w:tbl>
-    <w:p>
-      <w:pPr>
-        <w:spacing w:line="360" w:lineRule="auto"/>
-        <w:jc w:val="both"/>
-      </w:pPr>
-      <w:r>
-        <w:rPr>
-          <w:rFonts w:ascii="Times New Roman" w:hAnsi="Times New Roman"/>
-          <w:b w:val="0"/>
-          <w:i/>
-          <w:sz w:val="24"/>
-        </w:rPr>
-        <w:t>Note. * p &lt; .05, ** p &lt; .01, *** p &lt; .001.</w:t>
-      </w:r>
-    </w:p>
     <w:sectPr>
       <w:pgSz w:w="11906" w:h="16838"/>
       <w:pgMar w:top="1440" w:right="1440" w:bottom="1440" w:left="1440" w:header="720" w:footer="720" w:gutter="0"/>
@@ -4520,9 +6461,11 @@
     <w:rsid w:val="00FC693F"/>
     <w:pPr>
       <w:spacing w:line="360" w:lineRule="auto"/>
+      <w:jc w:val="both"/>
     </w:pPr>
     <w:rPr>
       <w:rFonts w:ascii="Times New Roman" w:hAnsi="Times New Roman"/>
+      <w:color w:val="000000"/>
       <w:sz w:val="24"/>
     </w:rPr>
   </w:style>

--- a/appendices/appendix_c_data_summary.docx
+++ b/appendices/appendix_c_data_summary.docx
@@ -4,1246 +4,61 @@
   <w:body>
     <w:p>
       <w:pPr>
-        <w:spacing w:line="360" w:lineRule="auto" w:after="240" w:before="0"/>
+        <w:pStyle w:val="Heading1"/>
+      </w:pPr>
+      <w:r>
+        <w:rPr>
+          <w:rFonts w:ascii="Times New Roman" w:hAnsi="Times New Roman"/>
+          <w:color w:val="000000"/>
+        </w:rPr>
+        <w:t>APPENDIX C: COMPLETE DATA SUMMARY TABLES</w:t>
+      </w:r>
+    </w:p>
+    <w:p>
+      <w:pPr>
+        <w:spacing w:line="360" w:lineRule="auto"/>
         <w:jc w:val="both"/>
       </w:pPr>
       <w:r>
         <w:rPr>
-          <w:rFonts w:ascii="Times New Roman" w:hAnsi="Times New Roman" w:cs="Times New Roman"/>
-          <w:b/>
+          <w:rFonts w:ascii="Times New Roman" w:hAnsi="Times New Roman"/>
+          <w:b w:val="0"/>
           <w:i w:val="0"/>
-          <w:color w:val="000000"/>
-          <w:sz w:val="28"/>
+          <w:sz w:val="24"/>
         </w:rPr>
-        <w:t>Appendix C: Data Summary Tables</w:t>
       </w:r>
     </w:p>
     <w:p>
       <w:pPr>
-        <w:spacing w:line="360" w:lineRule="auto" w:after="200" w:before="0"/>
-        <w:jc w:val="both"/>
+        <w:pStyle w:val="Heading2"/>
       </w:pPr>
       <w:r>
         <w:rPr>
-          <w:rFonts w:ascii="Times New Roman" w:hAnsi="Times New Roman" w:cs="Times New Roman"/>
+          <w:rFonts w:ascii="Times New Roman" w:hAnsi="Times New Roman"/>
+          <w:color w:val="000000"/>
+        </w:rPr>
+        <w:t>C.1 Sample Characteristics</w:t>
+      </w:r>
+    </w:p>
+    <w:p>
+      <w:pPr>
+        <w:spacing w:line="360" w:lineRule="auto"/>
+        <w:jc w:val="left"/>
+      </w:pPr>
+      <w:r>
+        <w:rPr>
+          <w:rFonts w:ascii="Times New Roman" w:hAnsi="Times New Roman"/>
           <w:b/>
           <w:i w:val="0"/>
-          <w:color w:val="000000"/>
-          <w:sz w:val="26"/>
+          <w:sz w:val="24"/>
         </w:rPr>
-        <w:t>Table C1. DISCERN Total Score Descriptive Statistics by Platform</w:t>
+        <w:t>Table C1. Creator Type Distribution by Platform</w:t>
       </w:r>
     </w:p>
     <w:tbl>
       <w:tblPr>
         <w:tblStyle w:val="TableGrid"/>
         <w:tblW w:type="auto" w:w="0"/>
-        <w:jc w:val="center"/>
-        <w:tblLook w:firstColumn="1" w:firstRow="1" w:lastColumn="0" w:lastRow="0" w:noHBand="0" w:noVBand="1" w:val="04A0"/>
-      </w:tblPr>
-      <w:tblGrid>
-        <w:gridCol w:w="1003"/>
-        <w:gridCol w:w="1003"/>
-        <w:gridCol w:w="1003"/>
-        <w:gridCol w:w="1003"/>
-        <w:gridCol w:w="1003"/>
-        <w:gridCol w:w="1003"/>
-        <w:gridCol w:w="1003"/>
-        <w:gridCol w:w="1003"/>
-        <w:gridCol w:w="1003"/>
-      </w:tblGrid>
-      <w:tr>
-        <w:tc>
-          <w:tcPr>
-            <w:tcW w:type="dxa" w:w="1003"/>
-            <w:shd w:fill="D9E2F3" w:val="clear"/>
-          </w:tcPr>
-          <w:p>
-            <w:pPr>
-              <w:spacing w:line="240" w:lineRule="auto" w:after="40" w:before="0"/>
-              <w:jc w:val="center"/>
-            </w:pPr>
-            <w:r>
-              <w:rPr>
-                <w:rFonts w:ascii="Times New Roman" w:hAnsi="Times New Roman" w:cs="Times New Roman"/>
-                <w:b/>
-                <w:i w:val="0"/>
-                <w:color w:val="000000"/>
-                <w:sz w:val="20"/>
-              </w:rPr>
-              <w:t>Platform</w:t>
-            </w:r>
-          </w:p>
-        </w:tc>
-        <w:tc>
-          <w:tcPr>
-            <w:tcW w:type="dxa" w:w="1003"/>
-            <w:shd w:fill="D9E2F3" w:val="clear"/>
-          </w:tcPr>
-          <w:p>
-            <w:pPr>
-              <w:spacing w:line="240" w:lineRule="auto" w:after="40" w:before="0"/>
-              <w:jc w:val="center"/>
-            </w:pPr>
-            <w:r>
-              <w:rPr>
-                <w:rFonts w:ascii="Times New Roman" w:hAnsi="Times New Roman" w:cs="Times New Roman"/>
-                <w:b/>
-                <w:i w:val="0"/>
-                <w:color w:val="000000"/>
-                <w:sz w:val="20"/>
-              </w:rPr>
-              <w:t>n</w:t>
-            </w:r>
-          </w:p>
-        </w:tc>
-        <w:tc>
-          <w:tcPr>
-            <w:tcW w:type="dxa" w:w="1003"/>
-            <w:shd w:fill="D9E2F3" w:val="clear"/>
-          </w:tcPr>
-          <w:p>
-            <w:pPr>
-              <w:spacing w:line="240" w:lineRule="auto" w:after="40" w:before="0"/>
-              <w:jc w:val="center"/>
-            </w:pPr>
-            <w:r>
-              <w:rPr>
-                <w:rFonts w:ascii="Times New Roman" w:hAnsi="Times New Roman" w:cs="Times New Roman"/>
-                <w:b/>
-                <w:i w:val="0"/>
-                <w:color w:val="000000"/>
-                <w:sz w:val="20"/>
-              </w:rPr>
-              <w:t>M</w:t>
-            </w:r>
-          </w:p>
-        </w:tc>
-        <w:tc>
-          <w:tcPr>
-            <w:tcW w:type="dxa" w:w="1003"/>
-            <w:shd w:fill="D9E2F3" w:val="clear"/>
-          </w:tcPr>
-          <w:p>
-            <w:pPr>
-              <w:spacing w:line="240" w:lineRule="auto" w:after="40" w:before="0"/>
-              <w:jc w:val="center"/>
-            </w:pPr>
-            <w:r>
-              <w:rPr>
-                <w:rFonts w:ascii="Times New Roman" w:hAnsi="Times New Roman" w:cs="Times New Roman"/>
-                <w:b/>
-                <w:i w:val="0"/>
-                <w:color w:val="000000"/>
-                <w:sz w:val="20"/>
-              </w:rPr>
-              <w:t>SD</w:t>
-            </w:r>
-          </w:p>
-        </w:tc>
-        <w:tc>
-          <w:tcPr>
-            <w:tcW w:type="dxa" w:w="1003"/>
-            <w:shd w:fill="D9E2F3" w:val="clear"/>
-          </w:tcPr>
-          <w:p>
-            <w:pPr>
-              <w:spacing w:line="240" w:lineRule="auto" w:after="40" w:before="0"/>
-              <w:jc w:val="center"/>
-            </w:pPr>
-            <w:r>
-              <w:rPr>
-                <w:rFonts w:ascii="Times New Roman" w:hAnsi="Times New Roman" w:cs="Times New Roman"/>
-                <w:b/>
-                <w:i w:val="0"/>
-                <w:color w:val="000000"/>
-                <w:sz w:val="20"/>
-              </w:rPr>
-              <w:t>Mdn</w:t>
-            </w:r>
-          </w:p>
-        </w:tc>
-        <w:tc>
-          <w:tcPr>
-            <w:tcW w:type="dxa" w:w="1003"/>
-            <w:shd w:fill="D9E2F3" w:val="clear"/>
-          </w:tcPr>
-          <w:p>
-            <w:pPr>
-              <w:spacing w:line="240" w:lineRule="auto" w:after="40" w:before="0"/>
-              <w:jc w:val="center"/>
-            </w:pPr>
-            <w:r>
-              <w:rPr>
-                <w:rFonts w:ascii="Times New Roman" w:hAnsi="Times New Roman" w:cs="Times New Roman"/>
-                <w:b/>
-                <w:i w:val="0"/>
-                <w:color w:val="000000"/>
-                <w:sz w:val="20"/>
-              </w:rPr>
-              <w:t>Q1</w:t>
-            </w:r>
-          </w:p>
-        </w:tc>
-        <w:tc>
-          <w:tcPr>
-            <w:tcW w:type="dxa" w:w="1003"/>
-            <w:shd w:fill="D9E2F3" w:val="clear"/>
-          </w:tcPr>
-          <w:p>
-            <w:pPr>
-              <w:spacing w:line="240" w:lineRule="auto" w:after="40" w:before="0"/>
-              <w:jc w:val="center"/>
-            </w:pPr>
-            <w:r>
-              <w:rPr>
-                <w:rFonts w:ascii="Times New Roman" w:hAnsi="Times New Roman" w:cs="Times New Roman"/>
-                <w:b/>
-                <w:i w:val="0"/>
-                <w:color w:val="000000"/>
-                <w:sz w:val="20"/>
-              </w:rPr>
-              <w:t>Q3</w:t>
-            </w:r>
-          </w:p>
-        </w:tc>
-        <w:tc>
-          <w:tcPr>
-            <w:tcW w:type="dxa" w:w="1003"/>
-            <w:shd w:fill="D9E2F3" w:val="clear"/>
-          </w:tcPr>
-          <w:p>
-            <w:pPr>
-              <w:spacing w:line="240" w:lineRule="auto" w:after="40" w:before="0"/>
-              <w:jc w:val="center"/>
-            </w:pPr>
-            <w:r>
-              <w:rPr>
-                <w:rFonts w:ascii="Times New Roman" w:hAnsi="Times New Roman" w:cs="Times New Roman"/>
-                <w:b/>
-                <w:i w:val="0"/>
-                <w:color w:val="000000"/>
-                <w:sz w:val="20"/>
-              </w:rPr>
-              <w:t>Min</w:t>
-            </w:r>
-          </w:p>
-        </w:tc>
-        <w:tc>
-          <w:tcPr>
-            <w:tcW w:type="dxa" w:w="1003"/>
-            <w:shd w:fill="D9E2F3" w:val="clear"/>
-          </w:tcPr>
-          <w:p>
-            <w:pPr>
-              <w:spacing w:line="240" w:lineRule="auto" w:after="40" w:before="0"/>
-              <w:jc w:val="center"/>
-            </w:pPr>
-            <w:r>
-              <w:rPr>
-                <w:rFonts w:ascii="Times New Roman" w:hAnsi="Times New Roman" w:cs="Times New Roman"/>
-                <w:b/>
-                <w:i w:val="0"/>
-                <w:color w:val="000000"/>
-                <w:sz w:val="20"/>
-              </w:rPr>
-              <w:t>Max</w:t>
-            </w:r>
-          </w:p>
-        </w:tc>
-      </w:tr>
-      <w:tr>
-        <w:tc>
-          <w:tcPr>
-            <w:tcW w:type="dxa" w:w="1003"/>
-          </w:tcPr>
-          <w:p>
-            <w:pPr>
-              <w:spacing w:line="240" w:lineRule="auto" w:after="40" w:before="0"/>
-              <w:jc w:val="center"/>
-            </w:pPr>
-            <w:r>
-              <w:rPr>
-                <w:rFonts w:ascii="Times New Roman" w:hAnsi="Times New Roman" w:cs="Times New Roman"/>
-                <w:b w:val="0"/>
-                <w:i w:val="0"/>
-                <w:color w:val="000000"/>
-                <w:sz w:val="20"/>
-              </w:rPr>
-              <w:t>Website</w:t>
-            </w:r>
-          </w:p>
-        </w:tc>
-        <w:tc>
-          <w:tcPr>
-            <w:tcW w:type="dxa" w:w="1003"/>
-          </w:tcPr>
-          <w:p>
-            <w:pPr>
-              <w:spacing w:line="240" w:lineRule="auto" w:after="40" w:before="0"/>
-              <w:jc w:val="center"/>
-            </w:pPr>
-            <w:r>
-              <w:rPr>
-                <w:rFonts w:ascii="Times New Roman" w:hAnsi="Times New Roman" w:cs="Times New Roman"/>
-                <w:b w:val="0"/>
-                <w:i w:val="0"/>
-                <w:color w:val="000000"/>
-                <w:sz w:val="20"/>
-              </w:rPr>
-              <w:t>50</w:t>
-            </w:r>
-          </w:p>
-        </w:tc>
-        <w:tc>
-          <w:tcPr>
-            <w:tcW w:type="dxa" w:w="1003"/>
-          </w:tcPr>
-          <w:p>
-            <w:pPr>
-              <w:spacing w:line="240" w:lineRule="auto" w:after="40" w:before="0"/>
-              <w:jc w:val="center"/>
-            </w:pPr>
-            <w:r>
-              <w:rPr>
-                <w:rFonts w:ascii="Times New Roman" w:hAnsi="Times New Roman" w:cs="Times New Roman"/>
-                <w:b w:val="0"/>
-                <w:i w:val="0"/>
-                <w:color w:val="000000"/>
-                <w:sz w:val="20"/>
-              </w:rPr>
-              <w:t>47.02</w:t>
-            </w:r>
-          </w:p>
-        </w:tc>
-        <w:tc>
-          <w:tcPr>
-            <w:tcW w:type="dxa" w:w="1003"/>
-          </w:tcPr>
-          <w:p>
-            <w:pPr>
-              <w:spacing w:line="240" w:lineRule="auto" w:after="40" w:before="0"/>
-              <w:jc w:val="center"/>
-            </w:pPr>
-            <w:r>
-              <w:rPr>
-                <w:rFonts w:ascii="Times New Roman" w:hAnsi="Times New Roman" w:cs="Times New Roman"/>
-                <w:b w:val="0"/>
-                <w:i w:val="0"/>
-                <w:color w:val="000000"/>
-                <w:sz w:val="20"/>
-              </w:rPr>
-              <w:t>7.90</w:t>
-            </w:r>
-          </w:p>
-        </w:tc>
-        <w:tc>
-          <w:tcPr>
-            <w:tcW w:type="dxa" w:w="1003"/>
-          </w:tcPr>
-          <w:p>
-            <w:pPr>
-              <w:spacing w:line="240" w:lineRule="auto" w:after="40" w:before="0"/>
-              <w:jc w:val="center"/>
-            </w:pPr>
-            <w:r>
-              <w:rPr>
-                <w:rFonts w:ascii="Times New Roman" w:hAnsi="Times New Roman" w:cs="Times New Roman"/>
-                <w:b w:val="0"/>
-                <w:i w:val="0"/>
-                <w:color w:val="000000"/>
-                <w:sz w:val="20"/>
-              </w:rPr>
-              <w:t>48.5</w:t>
-            </w:r>
-          </w:p>
-        </w:tc>
-        <w:tc>
-          <w:tcPr>
-            <w:tcW w:type="dxa" w:w="1003"/>
-          </w:tcPr>
-          <w:p>
-            <w:pPr>
-              <w:spacing w:line="240" w:lineRule="auto" w:after="40" w:before="0"/>
-              <w:jc w:val="center"/>
-            </w:pPr>
-            <w:r>
-              <w:rPr>
-                <w:rFonts w:ascii="Times New Roman" w:hAnsi="Times New Roman" w:cs="Times New Roman"/>
-                <w:b w:val="0"/>
-                <w:i w:val="0"/>
-                <w:color w:val="000000"/>
-                <w:sz w:val="20"/>
-              </w:rPr>
-              <w:t>43.00</w:t>
-            </w:r>
-          </w:p>
-        </w:tc>
-        <w:tc>
-          <w:tcPr>
-            <w:tcW w:type="dxa" w:w="1003"/>
-          </w:tcPr>
-          <w:p>
-            <w:pPr>
-              <w:spacing w:line="240" w:lineRule="auto" w:after="40" w:before="0"/>
-              <w:jc w:val="center"/>
-            </w:pPr>
-            <w:r>
-              <w:rPr>
-                <w:rFonts w:ascii="Times New Roman" w:hAnsi="Times New Roman" w:cs="Times New Roman"/>
-                <w:b w:val="0"/>
-                <w:i w:val="0"/>
-                <w:color w:val="000000"/>
-                <w:sz w:val="20"/>
-              </w:rPr>
-              <w:t>52.75</w:t>
-            </w:r>
-          </w:p>
-        </w:tc>
-        <w:tc>
-          <w:tcPr>
-            <w:tcW w:type="dxa" w:w="1003"/>
-          </w:tcPr>
-          <w:p>
-            <w:pPr>
-              <w:spacing w:line="240" w:lineRule="auto" w:after="40" w:before="0"/>
-              <w:jc w:val="center"/>
-            </w:pPr>
-            <w:r>
-              <w:rPr>
-                <w:rFonts w:ascii="Times New Roman" w:hAnsi="Times New Roman" w:cs="Times New Roman"/>
-                <w:b w:val="0"/>
-                <w:i w:val="0"/>
-                <w:color w:val="000000"/>
-                <w:sz w:val="20"/>
-              </w:rPr>
-              <w:t>28</w:t>
-            </w:r>
-          </w:p>
-        </w:tc>
-        <w:tc>
-          <w:tcPr>
-            <w:tcW w:type="dxa" w:w="1003"/>
-          </w:tcPr>
-          <w:p>
-            <w:pPr>
-              <w:spacing w:line="240" w:lineRule="auto" w:after="40" w:before="0"/>
-              <w:jc w:val="center"/>
-            </w:pPr>
-            <w:r>
-              <w:rPr>
-                <w:rFonts w:ascii="Times New Roman" w:hAnsi="Times New Roman" w:cs="Times New Roman"/>
-                <w:b w:val="0"/>
-                <w:i w:val="0"/>
-                <w:color w:val="000000"/>
-                <w:sz w:val="20"/>
-              </w:rPr>
-              <w:t>64</w:t>
-            </w:r>
-          </w:p>
-        </w:tc>
-      </w:tr>
-      <w:tr>
-        <w:tc>
-          <w:tcPr>
-            <w:tcW w:type="dxa" w:w="1003"/>
-          </w:tcPr>
-          <w:p>
-            <w:pPr>
-              <w:spacing w:line="240" w:lineRule="auto" w:after="40" w:before="0"/>
-              <w:jc w:val="center"/>
-            </w:pPr>
-            <w:r>
-              <w:rPr>
-                <w:rFonts w:ascii="Times New Roman" w:hAnsi="Times New Roman" w:cs="Times New Roman"/>
-                <w:b w:val="0"/>
-                <w:i w:val="0"/>
-                <w:color w:val="000000"/>
-                <w:sz w:val="20"/>
-              </w:rPr>
-              <w:t>YouTube</w:t>
-            </w:r>
-          </w:p>
-        </w:tc>
-        <w:tc>
-          <w:tcPr>
-            <w:tcW w:type="dxa" w:w="1003"/>
-          </w:tcPr>
-          <w:p>
-            <w:pPr>
-              <w:spacing w:line="240" w:lineRule="auto" w:after="40" w:before="0"/>
-              <w:jc w:val="center"/>
-            </w:pPr>
-            <w:r>
-              <w:rPr>
-                <w:rFonts w:ascii="Times New Roman" w:hAnsi="Times New Roman" w:cs="Times New Roman"/>
-                <w:b w:val="0"/>
-                <w:i w:val="0"/>
-                <w:color w:val="000000"/>
-                <w:sz w:val="20"/>
-              </w:rPr>
-              <w:t>50</w:t>
-            </w:r>
-          </w:p>
-        </w:tc>
-        <w:tc>
-          <w:tcPr>
-            <w:tcW w:type="dxa" w:w="1003"/>
-          </w:tcPr>
-          <w:p>
-            <w:pPr>
-              <w:spacing w:line="240" w:lineRule="auto" w:after="40" w:before="0"/>
-              <w:jc w:val="center"/>
-            </w:pPr>
-            <w:r>
-              <w:rPr>
-                <w:rFonts w:ascii="Times New Roman" w:hAnsi="Times New Roman" w:cs="Times New Roman"/>
-                <w:b w:val="0"/>
-                <w:i w:val="0"/>
-                <w:color w:val="000000"/>
-                <w:sz w:val="20"/>
-              </w:rPr>
-              <w:t>42.88</w:t>
-            </w:r>
-          </w:p>
-        </w:tc>
-        <w:tc>
-          <w:tcPr>
-            <w:tcW w:type="dxa" w:w="1003"/>
-          </w:tcPr>
-          <w:p>
-            <w:pPr>
-              <w:spacing w:line="240" w:lineRule="auto" w:after="40" w:before="0"/>
-              <w:jc w:val="center"/>
-            </w:pPr>
-            <w:r>
-              <w:rPr>
-                <w:rFonts w:ascii="Times New Roman" w:hAnsi="Times New Roman" w:cs="Times New Roman"/>
-                <w:b w:val="0"/>
-                <w:i w:val="0"/>
-                <w:color w:val="000000"/>
-                <w:sz w:val="20"/>
-              </w:rPr>
-              <w:t>7.10</w:t>
-            </w:r>
-          </w:p>
-        </w:tc>
-        <w:tc>
-          <w:tcPr>
-            <w:tcW w:type="dxa" w:w="1003"/>
-          </w:tcPr>
-          <w:p>
-            <w:pPr>
-              <w:spacing w:line="240" w:lineRule="auto" w:after="40" w:before="0"/>
-              <w:jc w:val="center"/>
-            </w:pPr>
-            <w:r>
-              <w:rPr>
-                <w:rFonts w:ascii="Times New Roman" w:hAnsi="Times New Roman" w:cs="Times New Roman"/>
-                <w:b w:val="0"/>
-                <w:i w:val="0"/>
-                <w:color w:val="000000"/>
-                <w:sz w:val="20"/>
-              </w:rPr>
-              <w:t>42.0</w:t>
-            </w:r>
-          </w:p>
-        </w:tc>
-        <w:tc>
-          <w:tcPr>
-            <w:tcW w:type="dxa" w:w="1003"/>
-          </w:tcPr>
-          <w:p>
-            <w:pPr>
-              <w:spacing w:line="240" w:lineRule="auto" w:after="40" w:before="0"/>
-              <w:jc w:val="center"/>
-            </w:pPr>
-            <w:r>
-              <w:rPr>
-                <w:rFonts w:ascii="Times New Roman" w:hAnsi="Times New Roman" w:cs="Times New Roman"/>
-                <w:b w:val="0"/>
-                <w:i w:val="0"/>
-                <w:color w:val="000000"/>
-                <w:sz w:val="20"/>
-              </w:rPr>
-              <w:t>38.00</w:t>
-            </w:r>
-          </w:p>
-        </w:tc>
-        <w:tc>
-          <w:tcPr>
-            <w:tcW w:type="dxa" w:w="1003"/>
-          </w:tcPr>
-          <w:p>
-            <w:pPr>
-              <w:spacing w:line="240" w:lineRule="auto" w:after="40" w:before="0"/>
-              <w:jc w:val="center"/>
-            </w:pPr>
-            <w:r>
-              <w:rPr>
-                <w:rFonts w:ascii="Times New Roman" w:hAnsi="Times New Roman" w:cs="Times New Roman"/>
-                <w:b w:val="0"/>
-                <w:i w:val="0"/>
-                <w:color w:val="000000"/>
-                <w:sz w:val="20"/>
-              </w:rPr>
-              <w:t>47.00</w:t>
-            </w:r>
-          </w:p>
-        </w:tc>
-        <w:tc>
-          <w:tcPr>
-            <w:tcW w:type="dxa" w:w="1003"/>
-          </w:tcPr>
-          <w:p>
-            <w:pPr>
-              <w:spacing w:line="240" w:lineRule="auto" w:after="40" w:before="0"/>
-              <w:jc w:val="center"/>
-            </w:pPr>
-            <w:r>
-              <w:rPr>
-                <w:rFonts w:ascii="Times New Roman" w:hAnsi="Times New Roman" w:cs="Times New Roman"/>
-                <w:b w:val="0"/>
-                <w:i w:val="0"/>
-                <w:color w:val="000000"/>
-                <w:sz w:val="20"/>
-              </w:rPr>
-              <w:t>30</w:t>
-            </w:r>
-          </w:p>
-        </w:tc>
-        <w:tc>
-          <w:tcPr>
-            <w:tcW w:type="dxa" w:w="1003"/>
-          </w:tcPr>
-          <w:p>
-            <w:pPr>
-              <w:spacing w:line="240" w:lineRule="auto" w:after="40" w:before="0"/>
-              <w:jc w:val="center"/>
-            </w:pPr>
-            <w:r>
-              <w:rPr>
-                <w:rFonts w:ascii="Times New Roman" w:hAnsi="Times New Roman" w:cs="Times New Roman"/>
-                <w:b w:val="0"/>
-                <w:i w:val="0"/>
-                <w:color w:val="000000"/>
-                <w:sz w:val="20"/>
-              </w:rPr>
-              <w:t>57</w:t>
-            </w:r>
-          </w:p>
-        </w:tc>
-      </w:tr>
-      <w:tr>
-        <w:tc>
-          <w:tcPr>
-            <w:tcW w:type="dxa" w:w="1003"/>
-          </w:tcPr>
-          <w:p>
-            <w:pPr>
-              <w:spacing w:line="240" w:lineRule="auto" w:after="40" w:before="0"/>
-              <w:jc w:val="center"/>
-            </w:pPr>
-            <w:r>
-              <w:rPr>
-                <w:rFonts w:ascii="Times New Roman" w:hAnsi="Times New Roman" w:cs="Times New Roman"/>
-                <w:b w:val="0"/>
-                <w:i w:val="0"/>
-                <w:color w:val="000000"/>
-                <w:sz w:val="20"/>
-              </w:rPr>
-              <w:t>TikTok</w:t>
-            </w:r>
-          </w:p>
-        </w:tc>
-        <w:tc>
-          <w:tcPr>
-            <w:tcW w:type="dxa" w:w="1003"/>
-          </w:tcPr>
-          <w:p>
-            <w:pPr>
-              <w:spacing w:line="240" w:lineRule="auto" w:after="40" w:before="0"/>
-              <w:jc w:val="center"/>
-            </w:pPr>
-            <w:r>
-              <w:rPr>
-                <w:rFonts w:ascii="Times New Roman" w:hAnsi="Times New Roman" w:cs="Times New Roman"/>
-                <w:b w:val="0"/>
-                <w:i w:val="0"/>
-                <w:color w:val="000000"/>
-                <w:sz w:val="20"/>
-              </w:rPr>
-              <w:t>50</w:t>
-            </w:r>
-          </w:p>
-        </w:tc>
-        <w:tc>
-          <w:tcPr>
-            <w:tcW w:type="dxa" w:w="1003"/>
-          </w:tcPr>
-          <w:p>
-            <w:pPr>
-              <w:spacing w:line="240" w:lineRule="auto" w:after="40" w:before="0"/>
-              <w:jc w:val="center"/>
-            </w:pPr>
-            <w:r>
-              <w:rPr>
-                <w:rFonts w:ascii="Times New Roman" w:hAnsi="Times New Roman" w:cs="Times New Roman"/>
-                <w:b w:val="0"/>
-                <w:i w:val="0"/>
-                <w:color w:val="000000"/>
-                <w:sz w:val="20"/>
-              </w:rPr>
-              <w:t>35.96</w:t>
-            </w:r>
-          </w:p>
-        </w:tc>
-        <w:tc>
-          <w:tcPr>
-            <w:tcW w:type="dxa" w:w="1003"/>
-          </w:tcPr>
-          <w:p>
-            <w:pPr>
-              <w:spacing w:line="240" w:lineRule="auto" w:after="40" w:before="0"/>
-              <w:jc w:val="center"/>
-            </w:pPr>
-            <w:r>
-              <w:rPr>
-                <w:rFonts w:ascii="Times New Roman" w:hAnsi="Times New Roman" w:cs="Times New Roman"/>
-                <w:b w:val="0"/>
-                <w:i w:val="0"/>
-                <w:color w:val="000000"/>
-                <w:sz w:val="20"/>
-              </w:rPr>
-              <w:t>7.86</w:t>
-            </w:r>
-          </w:p>
-        </w:tc>
-        <w:tc>
-          <w:tcPr>
-            <w:tcW w:type="dxa" w:w="1003"/>
-          </w:tcPr>
-          <w:p>
-            <w:pPr>
-              <w:spacing w:line="240" w:lineRule="auto" w:after="40" w:before="0"/>
-              <w:jc w:val="center"/>
-            </w:pPr>
-            <w:r>
-              <w:rPr>
-                <w:rFonts w:ascii="Times New Roman" w:hAnsi="Times New Roman" w:cs="Times New Roman"/>
-                <w:b w:val="0"/>
-                <w:i w:val="0"/>
-                <w:color w:val="000000"/>
-                <w:sz w:val="20"/>
-              </w:rPr>
-              <w:t>35.0</w:t>
-            </w:r>
-          </w:p>
-        </w:tc>
-        <w:tc>
-          <w:tcPr>
-            <w:tcW w:type="dxa" w:w="1003"/>
-          </w:tcPr>
-          <w:p>
-            <w:pPr>
-              <w:spacing w:line="240" w:lineRule="auto" w:after="40" w:before="0"/>
-              <w:jc w:val="center"/>
-            </w:pPr>
-            <w:r>
-              <w:rPr>
-                <w:rFonts w:ascii="Times New Roman" w:hAnsi="Times New Roman" w:cs="Times New Roman"/>
-                <w:b w:val="0"/>
-                <w:i w:val="0"/>
-                <w:color w:val="000000"/>
-                <w:sz w:val="20"/>
-              </w:rPr>
-              <w:t>31.25</w:t>
-            </w:r>
-          </w:p>
-        </w:tc>
-        <w:tc>
-          <w:tcPr>
-            <w:tcW w:type="dxa" w:w="1003"/>
-          </w:tcPr>
-          <w:p>
-            <w:pPr>
-              <w:spacing w:line="240" w:lineRule="auto" w:after="40" w:before="0"/>
-              <w:jc w:val="center"/>
-            </w:pPr>
-            <w:r>
-              <w:rPr>
-                <w:rFonts w:ascii="Times New Roman" w:hAnsi="Times New Roman" w:cs="Times New Roman"/>
-                <w:b w:val="0"/>
-                <w:i w:val="0"/>
-                <w:color w:val="000000"/>
-                <w:sz w:val="20"/>
-              </w:rPr>
-              <w:t>39.75</w:t>
-            </w:r>
-          </w:p>
-        </w:tc>
-        <w:tc>
-          <w:tcPr>
-            <w:tcW w:type="dxa" w:w="1003"/>
-          </w:tcPr>
-          <w:p>
-            <w:pPr>
-              <w:spacing w:line="240" w:lineRule="auto" w:after="40" w:before="0"/>
-              <w:jc w:val="center"/>
-            </w:pPr>
-            <w:r>
-              <w:rPr>
-                <w:rFonts w:ascii="Times New Roman" w:hAnsi="Times New Roman" w:cs="Times New Roman"/>
-                <w:b w:val="0"/>
-                <w:i w:val="0"/>
-                <w:color w:val="000000"/>
-                <w:sz w:val="20"/>
-              </w:rPr>
-              <w:t>20</w:t>
-            </w:r>
-          </w:p>
-        </w:tc>
-        <w:tc>
-          <w:tcPr>
-            <w:tcW w:type="dxa" w:w="1003"/>
-          </w:tcPr>
-          <w:p>
-            <w:pPr>
-              <w:spacing w:line="240" w:lineRule="auto" w:after="40" w:before="0"/>
-              <w:jc w:val="center"/>
-            </w:pPr>
-            <w:r>
-              <w:rPr>
-                <w:rFonts w:ascii="Times New Roman" w:hAnsi="Times New Roman" w:cs="Times New Roman"/>
-                <w:b w:val="0"/>
-                <w:i w:val="0"/>
-                <w:color w:val="000000"/>
-                <w:sz w:val="20"/>
-              </w:rPr>
-              <w:t>57</w:t>
-            </w:r>
-          </w:p>
-        </w:tc>
-      </w:tr>
-      <w:tr>
-        <w:tc>
-          <w:tcPr>
-            <w:tcW w:type="dxa" w:w="1003"/>
-          </w:tcPr>
-          <w:p>
-            <w:pPr>
-              <w:spacing w:line="240" w:lineRule="auto" w:after="40" w:before="0"/>
-              <w:jc w:val="center"/>
-            </w:pPr>
-            <w:r>
-              <w:rPr>
-                <w:rFonts w:ascii="Times New Roman" w:hAnsi="Times New Roman" w:cs="Times New Roman"/>
-                <w:b w:val="0"/>
-                <w:i w:val="0"/>
-                <w:color w:val="000000"/>
-                <w:sz w:val="20"/>
-              </w:rPr>
-              <w:t>Instagram</w:t>
-            </w:r>
-          </w:p>
-        </w:tc>
-        <w:tc>
-          <w:tcPr>
-            <w:tcW w:type="dxa" w:w="1003"/>
-          </w:tcPr>
-          <w:p>
-            <w:pPr>
-              <w:spacing w:line="240" w:lineRule="auto" w:after="40" w:before="0"/>
-              <w:jc w:val="center"/>
-            </w:pPr>
-            <w:r>
-              <w:rPr>
-                <w:rFonts w:ascii="Times New Roman" w:hAnsi="Times New Roman" w:cs="Times New Roman"/>
-                <w:b w:val="0"/>
-                <w:i w:val="0"/>
-                <w:color w:val="000000"/>
-                <w:sz w:val="20"/>
-              </w:rPr>
-              <w:t>50</w:t>
-            </w:r>
-          </w:p>
-        </w:tc>
-        <w:tc>
-          <w:tcPr>
-            <w:tcW w:type="dxa" w:w="1003"/>
-          </w:tcPr>
-          <w:p>
-            <w:pPr>
-              <w:spacing w:line="240" w:lineRule="auto" w:after="40" w:before="0"/>
-              <w:jc w:val="center"/>
-            </w:pPr>
-            <w:r>
-              <w:rPr>
-                <w:rFonts w:ascii="Times New Roman" w:hAnsi="Times New Roman" w:cs="Times New Roman"/>
-                <w:b w:val="0"/>
-                <w:i w:val="0"/>
-                <w:color w:val="000000"/>
-                <w:sz w:val="20"/>
-              </w:rPr>
-              <w:t>28.98</w:t>
-            </w:r>
-          </w:p>
-        </w:tc>
-        <w:tc>
-          <w:tcPr>
-            <w:tcW w:type="dxa" w:w="1003"/>
-          </w:tcPr>
-          <w:p>
-            <w:pPr>
-              <w:spacing w:line="240" w:lineRule="auto" w:after="40" w:before="0"/>
-              <w:jc w:val="center"/>
-            </w:pPr>
-            <w:r>
-              <w:rPr>
-                <w:rFonts w:ascii="Times New Roman" w:hAnsi="Times New Roman" w:cs="Times New Roman"/>
-                <w:b w:val="0"/>
-                <w:i w:val="0"/>
-                <w:color w:val="000000"/>
-                <w:sz w:val="20"/>
-              </w:rPr>
-              <w:t>6.82</w:t>
-            </w:r>
-          </w:p>
-        </w:tc>
-        <w:tc>
-          <w:tcPr>
-            <w:tcW w:type="dxa" w:w="1003"/>
-          </w:tcPr>
-          <w:p>
-            <w:pPr>
-              <w:spacing w:line="240" w:lineRule="auto" w:after="40" w:before="0"/>
-              <w:jc w:val="center"/>
-            </w:pPr>
-            <w:r>
-              <w:rPr>
-                <w:rFonts w:ascii="Times New Roman" w:hAnsi="Times New Roman" w:cs="Times New Roman"/>
-                <w:b w:val="0"/>
-                <w:i w:val="0"/>
-                <w:color w:val="000000"/>
-                <w:sz w:val="20"/>
-              </w:rPr>
-              <w:t>27.5</w:t>
-            </w:r>
-          </w:p>
-        </w:tc>
-        <w:tc>
-          <w:tcPr>
-            <w:tcW w:type="dxa" w:w="1003"/>
-          </w:tcPr>
-          <w:p>
-            <w:pPr>
-              <w:spacing w:line="240" w:lineRule="auto" w:after="40" w:before="0"/>
-              <w:jc w:val="center"/>
-            </w:pPr>
-            <w:r>
-              <w:rPr>
-                <w:rFonts w:ascii="Times New Roman" w:hAnsi="Times New Roman" w:cs="Times New Roman"/>
-                <w:b w:val="0"/>
-                <w:i w:val="0"/>
-                <w:color w:val="000000"/>
-                <w:sz w:val="20"/>
-              </w:rPr>
-              <w:t>25.00</w:t>
-            </w:r>
-          </w:p>
-        </w:tc>
-        <w:tc>
-          <w:tcPr>
-            <w:tcW w:type="dxa" w:w="1003"/>
-          </w:tcPr>
-          <w:p>
-            <w:pPr>
-              <w:spacing w:line="240" w:lineRule="auto" w:after="40" w:before="0"/>
-              <w:jc w:val="center"/>
-            </w:pPr>
-            <w:r>
-              <w:rPr>
-                <w:rFonts w:ascii="Times New Roman" w:hAnsi="Times New Roman" w:cs="Times New Roman"/>
-                <w:b w:val="0"/>
-                <w:i w:val="0"/>
-                <w:color w:val="000000"/>
-                <w:sz w:val="20"/>
-              </w:rPr>
-              <w:t>34.00</w:t>
-            </w:r>
-          </w:p>
-        </w:tc>
-        <w:tc>
-          <w:tcPr>
-            <w:tcW w:type="dxa" w:w="1003"/>
-          </w:tcPr>
-          <w:p>
-            <w:pPr>
-              <w:spacing w:line="240" w:lineRule="auto" w:after="40" w:before="0"/>
-              <w:jc w:val="center"/>
-            </w:pPr>
-            <w:r>
-              <w:rPr>
-                <w:rFonts w:ascii="Times New Roman" w:hAnsi="Times New Roman" w:cs="Times New Roman"/>
-                <w:b w:val="0"/>
-                <w:i w:val="0"/>
-                <w:color w:val="000000"/>
-                <w:sz w:val="20"/>
-              </w:rPr>
-              <w:t>17</w:t>
-            </w:r>
-          </w:p>
-        </w:tc>
-        <w:tc>
-          <w:tcPr>
-            <w:tcW w:type="dxa" w:w="1003"/>
-          </w:tcPr>
-          <w:p>
-            <w:pPr>
-              <w:spacing w:line="240" w:lineRule="auto" w:after="40" w:before="0"/>
-              <w:jc w:val="center"/>
-            </w:pPr>
-            <w:r>
-              <w:rPr>
-                <w:rFonts w:ascii="Times New Roman" w:hAnsi="Times New Roman" w:cs="Times New Roman"/>
-                <w:b w:val="0"/>
-                <w:i w:val="0"/>
-                <w:color w:val="000000"/>
-                <w:sz w:val="20"/>
-              </w:rPr>
-              <w:t>52</w:t>
-            </w:r>
-          </w:p>
-        </w:tc>
-      </w:tr>
-      <w:tr>
-        <w:tc>
-          <w:tcPr>
-            <w:tcW w:type="dxa" w:w="1003"/>
-          </w:tcPr>
-          <w:p>
-            <w:pPr>
-              <w:spacing w:line="240" w:lineRule="auto" w:after="40" w:before="0"/>
-              <w:jc w:val="center"/>
-            </w:pPr>
-            <w:r>
-              <w:rPr>
-                <w:rFonts w:ascii="Times New Roman" w:hAnsi="Times New Roman" w:cs="Times New Roman"/>
-                <w:b w:val="0"/>
-                <w:i w:val="0"/>
-                <w:color w:val="000000"/>
-                <w:sz w:val="20"/>
-              </w:rPr>
-              <w:t>Overall</w:t>
-            </w:r>
-          </w:p>
-        </w:tc>
-        <w:tc>
-          <w:tcPr>
-            <w:tcW w:type="dxa" w:w="1003"/>
-          </w:tcPr>
-          <w:p>
-            <w:pPr>
-              <w:spacing w:line="240" w:lineRule="auto" w:after="40" w:before="0"/>
-              <w:jc w:val="center"/>
-            </w:pPr>
-            <w:r>
-              <w:rPr>
-                <w:rFonts w:ascii="Times New Roman" w:hAnsi="Times New Roman" w:cs="Times New Roman"/>
-                <w:b w:val="0"/>
-                <w:i w:val="0"/>
-                <w:color w:val="000000"/>
-                <w:sz w:val="20"/>
-              </w:rPr>
-              <w:t>200</w:t>
-            </w:r>
-          </w:p>
-        </w:tc>
-        <w:tc>
-          <w:tcPr>
-            <w:tcW w:type="dxa" w:w="1003"/>
-          </w:tcPr>
-          <w:p>
-            <w:pPr>
-              <w:spacing w:line="240" w:lineRule="auto" w:after="40" w:before="0"/>
-              <w:jc w:val="center"/>
-            </w:pPr>
-            <w:r>
-              <w:rPr>
-                <w:rFonts w:ascii="Times New Roman" w:hAnsi="Times New Roman" w:cs="Times New Roman"/>
-                <w:b w:val="0"/>
-                <w:i w:val="0"/>
-                <w:color w:val="000000"/>
-                <w:sz w:val="20"/>
-              </w:rPr>
-              <w:t>38.71</w:t>
-            </w:r>
-          </w:p>
-        </w:tc>
-        <w:tc>
-          <w:tcPr>
-            <w:tcW w:type="dxa" w:w="1003"/>
-          </w:tcPr>
-          <w:p>
-            <w:pPr>
-              <w:spacing w:line="240" w:lineRule="auto" w:after="40" w:before="0"/>
-              <w:jc w:val="center"/>
-            </w:pPr>
-            <w:r>
-              <w:rPr>
-                <w:rFonts w:ascii="Times New Roman" w:hAnsi="Times New Roman" w:cs="Times New Roman"/>
-                <w:b w:val="0"/>
-                <w:i w:val="0"/>
-                <w:color w:val="000000"/>
-                <w:sz w:val="20"/>
-              </w:rPr>
-              <w:t>10.09</w:t>
-            </w:r>
-          </w:p>
-        </w:tc>
-        <w:tc>
-          <w:tcPr>
-            <w:tcW w:type="dxa" w:w="1003"/>
-          </w:tcPr>
-          <w:p>
-            <w:pPr>
-              <w:spacing w:line="240" w:lineRule="auto" w:after="40" w:before="0"/>
-              <w:jc w:val="center"/>
-            </w:pPr>
-            <w:r>
-              <w:rPr>
-                <w:rFonts w:ascii="Times New Roman" w:hAnsi="Times New Roman" w:cs="Times New Roman"/>
-                <w:b w:val="0"/>
-                <w:i w:val="0"/>
-                <w:color w:val="000000"/>
-                <w:sz w:val="20"/>
-              </w:rPr>
-              <w:t>38.0</w:t>
-            </w:r>
-          </w:p>
-        </w:tc>
-        <w:tc>
-          <w:tcPr>
-            <w:tcW w:type="dxa" w:w="1003"/>
-          </w:tcPr>
-          <w:p>
-            <w:pPr>
-              <w:spacing w:line="240" w:lineRule="auto" w:after="40" w:before="0"/>
-              <w:jc w:val="center"/>
-            </w:pPr>
-            <w:r>
-              <w:rPr>
-                <w:rFonts w:ascii="Times New Roman" w:hAnsi="Times New Roman" w:cs="Times New Roman"/>
-                <w:b w:val="0"/>
-                <w:i w:val="0"/>
-                <w:color w:val="000000"/>
-                <w:sz w:val="20"/>
-              </w:rPr>
-              <w:t>—</w:t>
-            </w:r>
-          </w:p>
-        </w:tc>
-        <w:tc>
-          <w:tcPr>
-            <w:tcW w:type="dxa" w:w="1003"/>
-          </w:tcPr>
-          <w:p>
-            <w:pPr>
-              <w:spacing w:line="240" w:lineRule="auto" w:after="40" w:before="0"/>
-              <w:jc w:val="center"/>
-            </w:pPr>
-            <w:r>
-              <w:rPr>
-                <w:rFonts w:ascii="Times New Roman" w:hAnsi="Times New Roman" w:cs="Times New Roman"/>
-                <w:b w:val="0"/>
-                <w:i w:val="0"/>
-                <w:color w:val="000000"/>
-                <w:sz w:val="20"/>
-              </w:rPr>
-              <w:t>—</w:t>
-            </w:r>
-          </w:p>
-        </w:tc>
-        <w:tc>
-          <w:tcPr>
-            <w:tcW w:type="dxa" w:w="1003"/>
-          </w:tcPr>
-          <w:p>
-            <w:pPr>
-              <w:spacing w:line="240" w:lineRule="auto" w:after="40" w:before="0"/>
-              <w:jc w:val="center"/>
-            </w:pPr>
-            <w:r>
-              <w:rPr>
-                <w:rFonts w:ascii="Times New Roman" w:hAnsi="Times New Roman" w:cs="Times New Roman"/>
-                <w:b w:val="0"/>
-                <w:i w:val="0"/>
-                <w:color w:val="000000"/>
-                <w:sz w:val="20"/>
-              </w:rPr>
-              <w:t>17</w:t>
-            </w:r>
-          </w:p>
-        </w:tc>
-        <w:tc>
-          <w:tcPr>
-            <w:tcW w:type="dxa" w:w="1003"/>
-          </w:tcPr>
-          <w:p>
-            <w:pPr>
-              <w:spacing w:line="240" w:lineRule="auto" w:after="40" w:before="0"/>
-              <w:jc w:val="center"/>
-            </w:pPr>
-            <w:r>
-              <w:rPr>
-                <w:rFonts w:ascii="Times New Roman" w:hAnsi="Times New Roman" w:cs="Times New Roman"/>
-                <w:b w:val="0"/>
-                <w:i w:val="0"/>
-                <w:color w:val="000000"/>
-                <w:sz w:val="20"/>
-              </w:rPr>
-              <w:t>64</w:t>
-            </w:r>
-          </w:p>
-        </w:tc>
-      </w:tr>
-    </w:tbl>
-    <w:p>
-      <w:pPr>
-        <w:spacing w:line="360" w:lineRule="auto" w:after="120" w:before="0"/>
-        <w:jc w:val="both"/>
-      </w:pPr>
-      <w:r>
-        <w:rPr>
-          <w:rFonts w:ascii="Times New Roman" w:hAnsi="Times New Roman" w:cs="Times New Roman"/>
-          <w:b w:val="0"/>
-          <w:i w:val="0"/>
-          <w:color w:val="000000"/>
-          <w:sz w:val="24"/>
-        </w:rPr>
-      </w:r>
-    </w:p>
-    <w:p>
-      <w:pPr>
-        <w:spacing w:line="360" w:lineRule="auto" w:after="200" w:before="0"/>
-        <w:jc w:val="both"/>
-      </w:pPr>
-      <w:r>
-        <w:rPr>
-          <w:rFonts w:ascii="Times New Roman" w:hAnsi="Times New Roman" w:cs="Times New Roman"/>
-          <w:b/>
-          <w:i w:val="0"/>
-          <w:color w:val="000000"/>
-          <w:sz w:val="26"/>
-        </w:rPr>
-        <w:t>Table C2. DISCERN Quality Categories by Platform, n (%)</w:t>
-      </w:r>
-    </w:p>
-    <w:tbl>
-      <w:tblPr>
-        <w:tblStyle w:val="TableGrid"/>
-        <w:tblW w:type="auto" w:w="0"/>
-        <w:jc w:val="center"/>
         <w:tblLook w:firstColumn="1" w:firstRow="1" w:lastColumn="0" w:lastRow="0" w:noHBand="0" w:noVBand="1" w:val="04A0"/>
       </w:tblPr>
       <w:tblGrid>
@@ -1258,19 +73,12 @@
         <w:tc>
           <w:tcPr>
             <w:tcW w:type="dxa" w:w="1504"/>
-            <w:shd w:fill="D9E2F3" w:val="clear"/>
           </w:tcPr>
           <w:p>
-            <w:pPr>
-              <w:spacing w:line="240" w:lineRule="auto" w:after="40" w:before="0"/>
-              <w:jc w:val="center"/>
-            </w:pPr>
             <w:r>
               <w:rPr>
-                <w:rFonts w:ascii="Times New Roman" w:hAnsi="Times New Roman" w:cs="Times New Roman"/>
+                <w:rFonts w:ascii="Times New Roman" w:hAnsi="Times New Roman"/>
                 <w:b/>
-                <w:i w:val="0"/>
-                <w:color w:val="000000"/>
                 <w:sz w:val="20"/>
               </w:rPr>
               <w:t>Platform</w:t>
@@ -1280,110 +88,75 @@
         <w:tc>
           <w:tcPr>
             <w:tcW w:type="dxa" w:w="1504"/>
-            <w:shd w:fill="D9E2F3" w:val="clear"/>
           </w:tcPr>
           <w:p>
-            <w:pPr>
-              <w:spacing w:line="240" w:lineRule="auto" w:after="40" w:before="0"/>
-              <w:jc w:val="center"/>
-            </w:pPr>
             <w:r>
               <w:rPr>
-                <w:rFonts w:ascii="Times New Roman" w:hAnsi="Times New Roman" w:cs="Times New Roman"/>
+                <w:rFonts w:ascii="Times New Roman" w:hAnsi="Times New Roman"/>
                 <w:b/>
-                <w:i w:val="0"/>
-                <w:color w:val="000000"/>
                 <w:sz w:val="20"/>
               </w:rPr>
-              <w:t>Very Poor</w:t>
+              <w:t>Healthcare Prof.</w:t>
             </w:r>
           </w:p>
         </w:tc>
         <w:tc>
           <w:tcPr>
             <w:tcW w:type="dxa" w:w="1504"/>
-            <w:shd w:fill="D9E2F3" w:val="clear"/>
           </w:tcPr>
           <w:p>
-            <w:pPr>
-              <w:spacing w:line="240" w:lineRule="auto" w:after="40" w:before="0"/>
-              <w:jc w:val="center"/>
-            </w:pPr>
             <w:r>
               <w:rPr>
-                <w:rFonts w:ascii="Times New Roman" w:hAnsi="Times New Roman" w:cs="Times New Roman"/>
+                <w:rFonts w:ascii="Times New Roman" w:hAnsi="Times New Roman"/>
                 <w:b/>
-                <w:i w:val="0"/>
-                <w:color w:val="000000"/>
                 <w:sz w:val="20"/>
               </w:rPr>
-              <w:t>Poor</w:t>
+              <w:t>Certified Fitness Prof.</w:t>
             </w:r>
           </w:p>
         </w:tc>
         <w:tc>
           <w:tcPr>
             <w:tcW w:type="dxa" w:w="1504"/>
-            <w:shd w:fill="D9E2F3" w:val="clear"/>
           </w:tcPr>
           <w:p>
-            <w:pPr>
-              <w:spacing w:line="240" w:lineRule="auto" w:after="40" w:before="0"/>
-              <w:jc w:val="center"/>
-            </w:pPr>
             <w:r>
               <w:rPr>
-                <w:rFonts w:ascii="Times New Roman" w:hAnsi="Times New Roman" w:cs="Times New Roman"/>
+                <w:rFonts w:ascii="Times New Roman" w:hAnsi="Times New Roman"/>
                 <w:b/>
-                <w:i w:val="0"/>
-                <w:color w:val="000000"/>
                 <w:sz w:val="20"/>
               </w:rPr>
-              <w:t>Fair</w:t>
+              <w:t>Fitness Influencer</w:t>
             </w:r>
           </w:p>
         </w:tc>
         <w:tc>
           <w:tcPr>
             <w:tcW w:type="dxa" w:w="1504"/>
-            <w:shd w:fill="D9E2F3" w:val="clear"/>
           </w:tcPr>
           <w:p>
-            <w:pPr>
-              <w:spacing w:line="240" w:lineRule="auto" w:after="40" w:before="0"/>
-              <w:jc w:val="center"/>
-            </w:pPr>
             <w:r>
               <w:rPr>
-                <w:rFonts w:ascii="Times New Roman" w:hAnsi="Times New Roman" w:cs="Times New Roman"/>
+                <w:rFonts w:ascii="Times New Roman" w:hAnsi="Times New Roman"/>
                 <w:b/>
-                <w:i w:val="0"/>
-                <w:color w:val="000000"/>
                 <w:sz w:val="20"/>
               </w:rPr>
-              <w:t>Good</w:t>
+              <w:t>General User</w:t>
             </w:r>
           </w:p>
         </w:tc>
         <w:tc>
           <w:tcPr>
             <w:tcW w:type="dxa" w:w="1504"/>
-            <w:shd w:fill="D9E2F3" w:val="clear"/>
           </w:tcPr>
           <w:p>
-            <w:pPr>
-              <w:spacing w:line="240" w:lineRule="auto" w:after="40" w:before="0"/>
-              <w:jc w:val="center"/>
-            </w:pPr>
             <w:r>
               <w:rPr>
-                <w:rFonts w:ascii="Times New Roman" w:hAnsi="Times New Roman" w:cs="Times New Roman"/>
+                <w:rFonts w:ascii="Times New Roman" w:hAnsi="Times New Roman"/>
                 <w:b/>
-                <w:i w:val="0"/>
-                <w:color w:val="000000"/>
                 <w:sz w:val="20"/>
               </w:rPr>
-              <w:t>Excellent</w:t>
+              <w:t>Organisation</w:t>
             </w:r>
           </w:p>
         </w:tc>
@@ -1394,16 +167,9 @@
             <w:tcW w:type="dxa" w:w="1504"/>
           </w:tcPr>
           <w:p>
-            <w:pPr>
-              <w:spacing w:line="240" w:lineRule="auto" w:after="40" w:before="0"/>
-              <w:jc w:val="center"/>
-            </w:pPr>
             <w:r>
               <w:rPr>
-                <w:rFonts w:ascii="Times New Roman" w:hAnsi="Times New Roman" w:cs="Times New Roman"/>
-                <w:b w:val="0"/>
-                <w:i w:val="0"/>
-                <w:color w:val="000000"/>
+                <w:rFonts w:ascii="Times New Roman" w:hAnsi="Times New Roman"/>
                 <w:sz w:val="20"/>
               </w:rPr>
               <w:t>Website</w:t>
@@ -1415,16 +181,1485 @@
             <w:tcW w:type="dxa" w:w="1504"/>
           </w:tcPr>
           <w:p>
-            <w:pPr>
-              <w:spacing w:line="240" w:lineRule="auto" w:after="40" w:before="0"/>
-              <w:jc w:val="center"/>
-            </w:pPr>
             <w:r>
               <w:rPr>
-                <w:rFonts w:ascii="Times New Roman" w:hAnsi="Times New Roman" w:cs="Times New Roman"/>
-                <w:b w:val="0"/>
-                <w:i w:val="0"/>
-                <w:color w:val="000000"/>
+                <w:rFonts w:ascii="Times New Roman" w:hAnsi="Times New Roman"/>
+                <w:sz w:val="20"/>
+              </w:rPr>
+              <w:t>0</w:t>
+            </w:r>
+          </w:p>
+        </w:tc>
+        <w:tc>
+          <w:tcPr>
+            <w:tcW w:type="dxa" w:w="1504"/>
+          </w:tcPr>
+          <w:p>
+            <w:r>
+              <w:rPr>
+                <w:rFonts w:ascii="Times New Roman" w:hAnsi="Times New Roman"/>
+                <w:sz w:val="20"/>
+              </w:rPr>
+              <w:t>7</w:t>
+            </w:r>
+          </w:p>
+        </w:tc>
+        <w:tc>
+          <w:tcPr>
+            <w:tcW w:type="dxa" w:w="1504"/>
+          </w:tcPr>
+          <w:p>
+            <w:r>
+              <w:rPr>
+                <w:rFonts w:ascii="Times New Roman" w:hAnsi="Times New Roman"/>
+                <w:sz w:val="20"/>
+              </w:rPr>
+              <w:t>0</w:t>
+            </w:r>
+          </w:p>
+        </w:tc>
+        <w:tc>
+          <w:tcPr>
+            <w:tcW w:type="dxa" w:w="1504"/>
+          </w:tcPr>
+          <w:p>
+            <w:r>
+              <w:rPr>
+                <w:rFonts w:ascii="Times New Roman" w:hAnsi="Times New Roman"/>
+                <w:sz w:val="20"/>
+              </w:rPr>
+              <w:t>4</w:t>
+            </w:r>
+          </w:p>
+        </w:tc>
+        <w:tc>
+          <w:tcPr>
+            <w:tcW w:type="dxa" w:w="1504"/>
+          </w:tcPr>
+          <w:p>
+            <w:r>
+              <w:rPr>
+                <w:rFonts w:ascii="Times New Roman" w:hAnsi="Times New Roman"/>
+                <w:sz w:val="20"/>
+              </w:rPr>
+              <w:t>39</w:t>
+            </w:r>
+          </w:p>
+        </w:tc>
+      </w:tr>
+      <w:tr>
+        <w:tc>
+          <w:tcPr>
+            <w:tcW w:type="dxa" w:w="1504"/>
+          </w:tcPr>
+          <w:p>
+            <w:r>
+              <w:rPr>
+                <w:rFonts w:ascii="Times New Roman" w:hAnsi="Times New Roman"/>
+                <w:sz w:val="20"/>
+              </w:rPr>
+              <w:t>YouTube</w:t>
+            </w:r>
+          </w:p>
+        </w:tc>
+        <w:tc>
+          <w:tcPr>
+            <w:tcW w:type="dxa" w:w="1504"/>
+          </w:tcPr>
+          <w:p>
+            <w:r>
+              <w:rPr>
+                <w:rFonts w:ascii="Times New Roman" w:hAnsi="Times New Roman"/>
+                <w:sz w:val="20"/>
+              </w:rPr>
+              <w:t>3</w:t>
+            </w:r>
+          </w:p>
+        </w:tc>
+        <w:tc>
+          <w:tcPr>
+            <w:tcW w:type="dxa" w:w="1504"/>
+          </w:tcPr>
+          <w:p>
+            <w:r>
+              <w:rPr>
+                <w:rFonts w:ascii="Times New Roman" w:hAnsi="Times New Roman"/>
+                <w:sz w:val="20"/>
+              </w:rPr>
+              <w:t>12</w:t>
+            </w:r>
+          </w:p>
+        </w:tc>
+        <w:tc>
+          <w:tcPr>
+            <w:tcW w:type="dxa" w:w="1504"/>
+          </w:tcPr>
+          <w:p>
+            <w:r>
+              <w:rPr>
+                <w:rFonts w:ascii="Times New Roman" w:hAnsi="Times New Roman"/>
+                <w:sz w:val="20"/>
+              </w:rPr>
+              <w:t>19</w:t>
+            </w:r>
+          </w:p>
+        </w:tc>
+        <w:tc>
+          <w:tcPr>
+            <w:tcW w:type="dxa" w:w="1504"/>
+          </w:tcPr>
+          <w:p>
+            <w:r>
+              <w:rPr>
+                <w:rFonts w:ascii="Times New Roman" w:hAnsi="Times New Roman"/>
+                <w:sz w:val="20"/>
+              </w:rPr>
+              <w:t>4</w:t>
+            </w:r>
+          </w:p>
+        </w:tc>
+        <w:tc>
+          <w:tcPr>
+            <w:tcW w:type="dxa" w:w="1504"/>
+          </w:tcPr>
+          <w:p>
+            <w:r>
+              <w:rPr>
+                <w:rFonts w:ascii="Times New Roman" w:hAnsi="Times New Roman"/>
+                <w:sz w:val="20"/>
+              </w:rPr>
+              <w:t>12</w:t>
+            </w:r>
+          </w:p>
+        </w:tc>
+      </w:tr>
+      <w:tr>
+        <w:tc>
+          <w:tcPr>
+            <w:tcW w:type="dxa" w:w="1504"/>
+          </w:tcPr>
+          <w:p>
+            <w:r>
+              <w:rPr>
+                <w:rFonts w:ascii="Times New Roman" w:hAnsi="Times New Roman"/>
+                <w:sz w:val="20"/>
+              </w:rPr>
+              <w:t>TikTok</w:t>
+            </w:r>
+          </w:p>
+        </w:tc>
+        <w:tc>
+          <w:tcPr>
+            <w:tcW w:type="dxa" w:w="1504"/>
+          </w:tcPr>
+          <w:p>
+            <w:r>
+              <w:rPr>
+                <w:rFonts w:ascii="Times New Roman" w:hAnsi="Times New Roman"/>
+                <w:sz w:val="20"/>
+              </w:rPr>
+              <w:t>8</w:t>
+            </w:r>
+          </w:p>
+        </w:tc>
+        <w:tc>
+          <w:tcPr>
+            <w:tcW w:type="dxa" w:w="1504"/>
+          </w:tcPr>
+          <w:p>
+            <w:r>
+              <w:rPr>
+                <w:rFonts w:ascii="Times New Roman" w:hAnsi="Times New Roman"/>
+                <w:sz w:val="20"/>
+              </w:rPr>
+              <w:t>7</w:t>
+            </w:r>
+          </w:p>
+        </w:tc>
+        <w:tc>
+          <w:tcPr>
+            <w:tcW w:type="dxa" w:w="1504"/>
+          </w:tcPr>
+          <w:p>
+            <w:r>
+              <w:rPr>
+                <w:rFonts w:ascii="Times New Roman" w:hAnsi="Times New Roman"/>
+                <w:sz w:val="20"/>
+              </w:rPr>
+              <w:t>21</w:t>
+            </w:r>
+          </w:p>
+        </w:tc>
+        <w:tc>
+          <w:tcPr>
+            <w:tcW w:type="dxa" w:w="1504"/>
+          </w:tcPr>
+          <w:p>
+            <w:r>
+              <w:rPr>
+                <w:rFonts w:ascii="Times New Roman" w:hAnsi="Times New Roman"/>
+                <w:sz w:val="20"/>
+              </w:rPr>
+              <w:t>9</w:t>
+            </w:r>
+          </w:p>
+        </w:tc>
+        <w:tc>
+          <w:tcPr>
+            <w:tcW w:type="dxa" w:w="1504"/>
+          </w:tcPr>
+          <w:p>
+            <w:r>
+              <w:rPr>
+                <w:rFonts w:ascii="Times New Roman" w:hAnsi="Times New Roman"/>
+                <w:sz w:val="20"/>
+              </w:rPr>
+              <w:t>5</w:t>
+            </w:r>
+          </w:p>
+        </w:tc>
+      </w:tr>
+      <w:tr>
+        <w:tc>
+          <w:tcPr>
+            <w:tcW w:type="dxa" w:w="1504"/>
+          </w:tcPr>
+          <w:p>
+            <w:r>
+              <w:rPr>
+                <w:rFonts w:ascii="Times New Roman" w:hAnsi="Times New Roman"/>
+                <w:sz w:val="20"/>
+              </w:rPr>
+              <w:t>Instagram</w:t>
+            </w:r>
+          </w:p>
+        </w:tc>
+        <w:tc>
+          <w:tcPr>
+            <w:tcW w:type="dxa" w:w="1504"/>
+          </w:tcPr>
+          <w:p>
+            <w:r>
+              <w:rPr>
+                <w:rFonts w:ascii="Times New Roman" w:hAnsi="Times New Roman"/>
+                <w:sz w:val="20"/>
+              </w:rPr>
+              <w:t>3</w:t>
+            </w:r>
+          </w:p>
+        </w:tc>
+        <w:tc>
+          <w:tcPr>
+            <w:tcW w:type="dxa" w:w="1504"/>
+          </w:tcPr>
+          <w:p>
+            <w:r>
+              <w:rPr>
+                <w:rFonts w:ascii="Times New Roman" w:hAnsi="Times New Roman"/>
+                <w:sz w:val="20"/>
+              </w:rPr>
+              <w:t>8</w:t>
+            </w:r>
+          </w:p>
+        </w:tc>
+        <w:tc>
+          <w:tcPr>
+            <w:tcW w:type="dxa" w:w="1504"/>
+          </w:tcPr>
+          <w:p>
+            <w:r>
+              <w:rPr>
+                <w:rFonts w:ascii="Times New Roman" w:hAnsi="Times New Roman"/>
+                <w:sz w:val="20"/>
+              </w:rPr>
+              <w:t>3</w:t>
+            </w:r>
+          </w:p>
+        </w:tc>
+        <w:tc>
+          <w:tcPr>
+            <w:tcW w:type="dxa" w:w="1504"/>
+          </w:tcPr>
+          <w:p>
+            <w:r>
+              <w:rPr>
+                <w:rFonts w:ascii="Times New Roman" w:hAnsi="Times New Roman"/>
+                <w:sz w:val="20"/>
+              </w:rPr>
+              <w:t>7</w:t>
+            </w:r>
+          </w:p>
+        </w:tc>
+        <w:tc>
+          <w:tcPr>
+            <w:tcW w:type="dxa" w:w="1504"/>
+          </w:tcPr>
+          <w:p>
+            <w:r>
+              <w:rPr>
+                <w:rFonts w:ascii="Times New Roman" w:hAnsi="Times New Roman"/>
+                <w:sz w:val="20"/>
+              </w:rPr>
+              <w:t>29</w:t>
+            </w:r>
+          </w:p>
+        </w:tc>
+      </w:tr>
+      <w:tr>
+        <w:tc>
+          <w:tcPr>
+            <w:tcW w:type="dxa" w:w="1504"/>
+          </w:tcPr>
+          <w:p>
+            <w:r>
+              <w:rPr>
+                <w:rFonts w:ascii="Times New Roman" w:hAnsi="Times New Roman"/>
+                <w:sz w:val="20"/>
+              </w:rPr>
+              <w:t>Total</w:t>
+            </w:r>
+          </w:p>
+        </w:tc>
+        <w:tc>
+          <w:tcPr>
+            <w:tcW w:type="dxa" w:w="1504"/>
+          </w:tcPr>
+          <w:p>
+            <w:r>
+              <w:rPr>
+                <w:rFonts w:ascii="Times New Roman" w:hAnsi="Times New Roman"/>
+                <w:sz w:val="20"/>
+              </w:rPr>
+              <w:t>14</w:t>
+            </w:r>
+          </w:p>
+        </w:tc>
+        <w:tc>
+          <w:tcPr>
+            <w:tcW w:type="dxa" w:w="1504"/>
+          </w:tcPr>
+          <w:p>
+            <w:r>
+              <w:rPr>
+                <w:rFonts w:ascii="Times New Roman" w:hAnsi="Times New Roman"/>
+                <w:sz w:val="20"/>
+              </w:rPr>
+              <w:t>34</w:t>
+            </w:r>
+          </w:p>
+        </w:tc>
+        <w:tc>
+          <w:tcPr>
+            <w:tcW w:type="dxa" w:w="1504"/>
+          </w:tcPr>
+          <w:p>
+            <w:r>
+              <w:rPr>
+                <w:rFonts w:ascii="Times New Roman" w:hAnsi="Times New Roman"/>
+                <w:sz w:val="20"/>
+              </w:rPr>
+              <w:t>43</w:t>
+            </w:r>
+          </w:p>
+        </w:tc>
+        <w:tc>
+          <w:tcPr>
+            <w:tcW w:type="dxa" w:w="1504"/>
+          </w:tcPr>
+          <w:p>
+            <w:r>
+              <w:rPr>
+                <w:rFonts w:ascii="Times New Roman" w:hAnsi="Times New Roman"/>
+                <w:sz w:val="20"/>
+              </w:rPr>
+              <w:t>24</w:t>
+            </w:r>
+          </w:p>
+        </w:tc>
+        <w:tc>
+          <w:tcPr>
+            <w:tcW w:type="dxa" w:w="1504"/>
+          </w:tcPr>
+          <w:p>
+            <w:r>
+              <w:rPr>
+                <w:rFonts w:ascii="Times New Roman" w:hAnsi="Times New Roman"/>
+                <w:sz w:val="20"/>
+              </w:rPr>
+              <w:t>85</w:t>
+            </w:r>
+          </w:p>
+        </w:tc>
+      </w:tr>
+    </w:tbl>
+    <w:p>
+      <w:pPr>
+        <w:spacing w:line="360" w:lineRule="auto"/>
+        <w:jc w:val="both"/>
+      </w:pPr>
+      <w:r>
+        <w:rPr>
+          <w:rFonts w:ascii="Times New Roman" w:hAnsi="Times New Roman"/>
+          <w:b w:val="0"/>
+          <w:i w:val="0"/>
+          <w:sz w:val="24"/>
+        </w:rPr>
+      </w:r>
+    </w:p>
+    <w:p>
+      <w:pPr>
+        <w:spacing w:line="360" w:lineRule="auto"/>
+        <w:jc w:val="left"/>
+      </w:pPr>
+      <w:r>
+        <w:rPr>
+          <w:rFonts w:ascii="Times New Roman" w:hAnsi="Times New Roman"/>
+          <w:b/>
+          <w:i w:val="0"/>
+          <w:sz w:val="24"/>
+        </w:rPr>
+        <w:t>Table C2. DISCERN Total Score Descriptive Statistics by Platform</w:t>
+      </w:r>
+    </w:p>
+    <w:tbl>
+      <w:tblPr>
+        <w:tblStyle w:val="TableGrid"/>
+        <w:tblW w:type="auto" w:w="0"/>
+        <w:tblLook w:firstColumn="1" w:firstRow="1" w:lastColumn="0" w:lastRow="0" w:noHBand="0" w:noVBand="1" w:val="04A0"/>
+      </w:tblPr>
+      <w:tblGrid>
+        <w:gridCol w:w="903"/>
+        <w:gridCol w:w="903"/>
+        <w:gridCol w:w="903"/>
+        <w:gridCol w:w="903"/>
+        <w:gridCol w:w="903"/>
+        <w:gridCol w:w="903"/>
+        <w:gridCol w:w="903"/>
+        <w:gridCol w:w="903"/>
+        <w:gridCol w:w="903"/>
+        <w:gridCol w:w="903"/>
+      </w:tblGrid>
+      <w:tr>
+        <w:tc>
+          <w:tcPr>
+            <w:tcW w:type="dxa" w:w="903"/>
+          </w:tcPr>
+          <w:p>
+            <w:r>
+              <w:rPr>
+                <w:rFonts w:ascii="Times New Roman" w:hAnsi="Times New Roman"/>
+                <w:b/>
+                <w:sz w:val="20"/>
+              </w:rPr>
+              <w:t>Platform</w:t>
+            </w:r>
+          </w:p>
+        </w:tc>
+        <w:tc>
+          <w:tcPr>
+            <w:tcW w:type="dxa" w:w="903"/>
+          </w:tcPr>
+          <w:p>
+            <w:r>
+              <w:rPr>
+                <w:rFonts w:ascii="Times New Roman" w:hAnsi="Times New Roman"/>
+                <w:b/>
+                <w:sz w:val="20"/>
+              </w:rPr>
+              <w:t>n</w:t>
+            </w:r>
+          </w:p>
+        </w:tc>
+        <w:tc>
+          <w:tcPr>
+            <w:tcW w:type="dxa" w:w="903"/>
+          </w:tcPr>
+          <w:p>
+            <w:r>
+              <w:rPr>
+                <w:rFonts w:ascii="Times New Roman" w:hAnsi="Times New Roman"/>
+                <w:b/>
+                <w:sz w:val="20"/>
+              </w:rPr>
+              <w:t>Mean</w:t>
+            </w:r>
+          </w:p>
+        </w:tc>
+        <w:tc>
+          <w:tcPr>
+            <w:tcW w:type="dxa" w:w="903"/>
+          </w:tcPr>
+          <w:p>
+            <w:r>
+              <w:rPr>
+                <w:rFonts w:ascii="Times New Roman" w:hAnsi="Times New Roman"/>
+                <w:b/>
+                <w:sz w:val="20"/>
+              </w:rPr>
+              <w:t>SD</w:t>
+            </w:r>
+          </w:p>
+        </w:tc>
+        <w:tc>
+          <w:tcPr>
+            <w:tcW w:type="dxa" w:w="903"/>
+          </w:tcPr>
+          <w:p>
+            <w:r>
+              <w:rPr>
+                <w:rFonts w:ascii="Times New Roman" w:hAnsi="Times New Roman"/>
+                <w:b/>
+                <w:sz w:val="20"/>
+              </w:rPr>
+              <w:t>Median</w:t>
+            </w:r>
+          </w:p>
+        </w:tc>
+        <w:tc>
+          <w:tcPr>
+            <w:tcW w:type="dxa" w:w="903"/>
+          </w:tcPr>
+          <w:p>
+            <w:r>
+              <w:rPr>
+                <w:rFonts w:ascii="Times New Roman" w:hAnsi="Times New Roman"/>
+                <w:b/>
+                <w:sz w:val="20"/>
+              </w:rPr>
+              <w:t>Q1</w:t>
+            </w:r>
+          </w:p>
+        </w:tc>
+        <w:tc>
+          <w:tcPr>
+            <w:tcW w:type="dxa" w:w="903"/>
+          </w:tcPr>
+          <w:p>
+            <w:r>
+              <w:rPr>
+                <w:rFonts w:ascii="Times New Roman" w:hAnsi="Times New Roman"/>
+                <w:b/>
+                <w:sz w:val="20"/>
+              </w:rPr>
+              <w:t>Q3</w:t>
+            </w:r>
+          </w:p>
+        </w:tc>
+        <w:tc>
+          <w:tcPr>
+            <w:tcW w:type="dxa" w:w="903"/>
+          </w:tcPr>
+          <w:p>
+            <w:r>
+              <w:rPr>
+                <w:rFonts w:ascii="Times New Roman" w:hAnsi="Times New Roman"/>
+                <w:b/>
+                <w:sz w:val="20"/>
+              </w:rPr>
+              <w:t>Min</w:t>
+            </w:r>
+          </w:p>
+        </w:tc>
+        <w:tc>
+          <w:tcPr>
+            <w:tcW w:type="dxa" w:w="903"/>
+          </w:tcPr>
+          <w:p>
+            <w:r>
+              <w:rPr>
+                <w:rFonts w:ascii="Times New Roman" w:hAnsi="Times New Roman"/>
+                <w:b/>
+                <w:sz w:val="20"/>
+              </w:rPr>
+              <w:t>Max</w:t>
+            </w:r>
+          </w:p>
+        </w:tc>
+        <w:tc>
+          <w:tcPr>
+            <w:tcW w:type="dxa" w:w="903"/>
+          </w:tcPr>
+          <w:p>
+            <w:r>
+              <w:rPr>
+                <w:rFonts w:ascii="Times New Roman" w:hAnsi="Times New Roman"/>
+                <w:b/>
+                <w:sz w:val="20"/>
+              </w:rPr>
+              <w:t>IQR</w:t>
+            </w:r>
+          </w:p>
+        </w:tc>
+      </w:tr>
+      <w:tr>
+        <w:tc>
+          <w:tcPr>
+            <w:tcW w:type="dxa" w:w="903"/>
+          </w:tcPr>
+          <w:p>
+            <w:r>
+              <w:rPr>
+                <w:rFonts w:ascii="Times New Roman" w:hAnsi="Times New Roman"/>
+                <w:sz w:val="20"/>
+              </w:rPr>
+              <w:t>Website</w:t>
+            </w:r>
+          </w:p>
+        </w:tc>
+        <w:tc>
+          <w:tcPr>
+            <w:tcW w:type="dxa" w:w="903"/>
+          </w:tcPr>
+          <w:p>
+            <w:r>
+              <w:rPr>
+                <w:rFonts w:ascii="Times New Roman" w:hAnsi="Times New Roman"/>
+                <w:sz w:val="20"/>
+              </w:rPr>
+              <w:t>50</w:t>
+            </w:r>
+          </w:p>
+        </w:tc>
+        <w:tc>
+          <w:tcPr>
+            <w:tcW w:type="dxa" w:w="903"/>
+          </w:tcPr>
+          <w:p>
+            <w:r>
+              <w:rPr>
+                <w:rFonts w:ascii="Times New Roman" w:hAnsi="Times New Roman"/>
+                <w:sz w:val="20"/>
+              </w:rPr>
+              <w:t>48.70</w:t>
+            </w:r>
+          </w:p>
+        </w:tc>
+        <w:tc>
+          <w:tcPr>
+            <w:tcW w:type="dxa" w:w="903"/>
+          </w:tcPr>
+          <w:p>
+            <w:r>
+              <w:rPr>
+                <w:rFonts w:ascii="Times New Roman" w:hAnsi="Times New Roman"/>
+                <w:sz w:val="20"/>
+              </w:rPr>
+              <w:t>8.17</w:t>
+            </w:r>
+          </w:p>
+        </w:tc>
+        <w:tc>
+          <w:tcPr>
+            <w:tcW w:type="dxa" w:w="903"/>
+          </w:tcPr>
+          <w:p>
+            <w:r>
+              <w:rPr>
+                <w:rFonts w:ascii="Times New Roman" w:hAnsi="Times New Roman"/>
+                <w:sz w:val="20"/>
+              </w:rPr>
+              <w:t>48.0</w:t>
+            </w:r>
+          </w:p>
+        </w:tc>
+        <w:tc>
+          <w:tcPr>
+            <w:tcW w:type="dxa" w:w="903"/>
+          </w:tcPr>
+          <w:p>
+            <w:r>
+              <w:rPr>
+                <w:rFonts w:ascii="Times New Roman" w:hAnsi="Times New Roman"/>
+                <w:sz w:val="20"/>
+              </w:rPr>
+              <w:t>42.25</w:t>
+            </w:r>
+          </w:p>
+        </w:tc>
+        <w:tc>
+          <w:tcPr>
+            <w:tcW w:type="dxa" w:w="903"/>
+          </w:tcPr>
+          <w:p>
+            <w:r>
+              <w:rPr>
+                <w:rFonts w:ascii="Times New Roman" w:hAnsi="Times New Roman"/>
+                <w:sz w:val="20"/>
+              </w:rPr>
+              <w:t>55.00</w:t>
+            </w:r>
+          </w:p>
+        </w:tc>
+        <w:tc>
+          <w:tcPr>
+            <w:tcW w:type="dxa" w:w="903"/>
+          </w:tcPr>
+          <w:p>
+            <w:r>
+              <w:rPr>
+                <w:rFonts w:ascii="Times New Roman" w:hAnsi="Times New Roman"/>
+                <w:sz w:val="20"/>
+              </w:rPr>
+              <w:t>33</w:t>
+            </w:r>
+          </w:p>
+        </w:tc>
+        <w:tc>
+          <w:tcPr>
+            <w:tcW w:type="dxa" w:w="903"/>
+          </w:tcPr>
+          <w:p>
+            <w:r>
+              <w:rPr>
+                <w:rFonts w:ascii="Times New Roman" w:hAnsi="Times New Roman"/>
+                <w:sz w:val="20"/>
+              </w:rPr>
+              <w:t>65</w:t>
+            </w:r>
+          </w:p>
+        </w:tc>
+        <w:tc>
+          <w:tcPr>
+            <w:tcW w:type="dxa" w:w="903"/>
+          </w:tcPr>
+          <w:p>
+            <w:r>
+              <w:rPr>
+                <w:rFonts w:ascii="Times New Roman" w:hAnsi="Times New Roman"/>
+                <w:sz w:val="20"/>
+              </w:rPr>
+              <w:t>12.75</w:t>
+            </w:r>
+          </w:p>
+        </w:tc>
+      </w:tr>
+      <w:tr>
+        <w:tc>
+          <w:tcPr>
+            <w:tcW w:type="dxa" w:w="903"/>
+          </w:tcPr>
+          <w:p>
+            <w:r>
+              <w:rPr>
+                <w:rFonts w:ascii="Times New Roman" w:hAnsi="Times New Roman"/>
+                <w:sz w:val="20"/>
+              </w:rPr>
+              <w:t>YouTube</w:t>
+            </w:r>
+          </w:p>
+        </w:tc>
+        <w:tc>
+          <w:tcPr>
+            <w:tcW w:type="dxa" w:w="903"/>
+          </w:tcPr>
+          <w:p>
+            <w:r>
+              <w:rPr>
+                <w:rFonts w:ascii="Times New Roman" w:hAnsi="Times New Roman"/>
+                <w:sz w:val="20"/>
+              </w:rPr>
+              <w:t>50</w:t>
+            </w:r>
+          </w:p>
+        </w:tc>
+        <w:tc>
+          <w:tcPr>
+            <w:tcW w:type="dxa" w:w="903"/>
+          </w:tcPr>
+          <w:p>
+            <w:r>
+              <w:rPr>
+                <w:rFonts w:ascii="Times New Roman" w:hAnsi="Times New Roman"/>
+                <w:sz w:val="20"/>
+              </w:rPr>
+              <w:t>40.36</w:t>
+            </w:r>
+          </w:p>
+        </w:tc>
+        <w:tc>
+          <w:tcPr>
+            <w:tcW w:type="dxa" w:w="903"/>
+          </w:tcPr>
+          <w:p>
+            <w:r>
+              <w:rPr>
+                <w:rFonts w:ascii="Times New Roman" w:hAnsi="Times New Roman"/>
+                <w:sz w:val="20"/>
+              </w:rPr>
+              <w:t>6.21</w:t>
+            </w:r>
+          </w:p>
+        </w:tc>
+        <w:tc>
+          <w:tcPr>
+            <w:tcW w:type="dxa" w:w="903"/>
+          </w:tcPr>
+          <w:p>
+            <w:r>
+              <w:rPr>
+                <w:rFonts w:ascii="Times New Roman" w:hAnsi="Times New Roman"/>
+                <w:sz w:val="20"/>
+              </w:rPr>
+              <w:t>39.0</w:t>
+            </w:r>
+          </w:p>
+        </w:tc>
+        <w:tc>
+          <w:tcPr>
+            <w:tcW w:type="dxa" w:w="903"/>
+          </w:tcPr>
+          <w:p>
+            <w:r>
+              <w:rPr>
+                <w:rFonts w:ascii="Times New Roman" w:hAnsi="Times New Roman"/>
+                <w:sz w:val="20"/>
+              </w:rPr>
+              <w:t>36.00</w:t>
+            </w:r>
+          </w:p>
+        </w:tc>
+        <w:tc>
+          <w:tcPr>
+            <w:tcW w:type="dxa" w:w="903"/>
+          </w:tcPr>
+          <w:p>
+            <w:r>
+              <w:rPr>
+                <w:rFonts w:ascii="Times New Roman" w:hAnsi="Times New Roman"/>
+                <w:sz w:val="20"/>
+              </w:rPr>
+              <w:t>42.75</w:t>
+            </w:r>
+          </w:p>
+        </w:tc>
+        <w:tc>
+          <w:tcPr>
+            <w:tcW w:type="dxa" w:w="903"/>
+          </w:tcPr>
+          <w:p>
+            <w:r>
+              <w:rPr>
+                <w:rFonts w:ascii="Times New Roman" w:hAnsi="Times New Roman"/>
+                <w:sz w:val="20"/>
+              </w:rPr>
+              <w:t>31</w:t>
+            </w:r>
+          </w:p>
+        </w:tc>
+        <w:tc>
+          <w:tcPr>
+            <w:tcW w:type="dxa" w:w="903"/>
+          </w:tcPr>
+          <w:p>
+            <w:r>
+              <w:rPr>
+                <w:rFonts w:ascii="Times New Roman" w:hAnsi="Times New Roman"/>
+                <w:sz w:val="20"/>
+              </w:rPr>
+              <w:t>57</w:t>
+            </w:r>
+          </w:p>
+        </w:tc>
+        <w:tc>
+          <w:tcPr>
+            <w:tcW w:type="dxa" w:w="903"/>
+          </w:tcPr>
+          <w:p>
+            <w:r>
+              <w:rPr>
+                <w:rFonts w:ascii="Times New Roman" w:hAnsi="Times New Roman"/>
+                <w:sz w:val="20"/>
+              </w:rPr>
+              <w:t>6.75</w:t>
+            </w:r>
+          </w:p>
+        </w:tc>
+      </w:tr>
+      <w:tr>
+        <w:tc>
+          <w:tcPr>
+            <w:tcW w:type="dxa" w:w="903"/>
+          </w:tcPr>
+          <w:p>
+            <w:r>
+              <w:rPr>
+                <w:rFonts w:ascii="Times New Roman" w:hAnsi="Times New Roman"/>
+                <w:sz w:val="20"/>
+              </w:rPr>
+              <w:t>TikTok</w:t>
+            </w:r>
+          </w:p>
+        </w:tc>
+        <w:tc>
+          <w:tcPr>
+            <w:tcW w:type="dxa" w:w="903"/>
+          </w:tcPr>
+          <w:p>
+            <w:r>
+              <w:rPr>
+                <w:rFonts w:ascii="Times New Roman" w:hAnsi="Times New Roman"/>
+                <w:sz w:val="20"/>
+              </w:rPr>
+              <w:t>50</w:t>
+            </w:r>
+          </w:p>
+        </w:tc>
+        <w:tc>
+          <w:tcPr>
+            <w:tcW w:type="dxa" w:w="903"/>
+          </w:tcPr>
+          <w:p>
+            <w:r>
+              <w:rPr>
+                <w:rFonts w:ascii="Times New Roman" w:hAnsi="Times New Roman"/>
+                <w:sz w:val="20"/>
+              </w:rPr>
+              <w:t>32.38</w:t>
+            </w:r>
+          </w:p>
+        </w:tc>
+        <w:tc>
+          <w:tcPr>
+            <w:tcW w:type="dxa" w:w="903"/>
+          </w:tcPr>
+          <w:p>
+            <w:r>
+              <w:rPr>
+                <w:rFonts w:ascii="Times New Roman" w:hAnsi="Times New Roman"/>
+                <w:sz w:val="20"/>
+              </w:rPr>
+              <w:t>6.39</w:t>
+            </w:r>
+          </w:p>
+        </w:tc>
+        <w:tc>
+          <w:tcPr>
+            <w:tcW w:type="dxa" w:w="903"/>
+          </w:tcPr>
+          <w:p>
+            <w:r>
+              <w:rPr>
+                <w:rFonts w:ascii="Times New Roman" w:hAnsi="Times New Roman"/>
+                <w:sz w:val="20"/>
+              </w:rPr>
+              <w:t>31.0</w:t>
+            </w:r>
+          </w:p>
+        </w:tc>
+        <w:tc>
+          <w:tcPr>
+            <w:tcW w:type="dxa" w:w="903"/>
+          </w:tcPr>
+          <w:p>
+            <w:r>
+              <w:rPr>
+                <w:rFonts w:ascii="Times New Roman" w:hAnsi="Times New Roman"/>
+                <w:sz w:val="20"/>
+              </w:rPr>
+              <w:t>29.00</w:t>
+            </w:r>
+          </w:p>
+        </w:tc>
+        <w:tc>
+          <w:tcPr>
+            <w:tcW w:type="dxa" w:w="903"/>
+          </w:tcPr>
+          <w:p>
+            <w:r>
+              <w:rPr>
+                <w:rFonts w:ascii="Times New Roman" w:hAnsi="Times New Roman"/>
+                <w:sz w:val="20"/>
+              </w:rPr>
+              <w:t>37.00</w:t>
+            </w:r>
+          </w:p>
+        </w:tc>
+        <w:tc>
+          <w:tcPr>
+            <w:tcW w:type="dxa" w:w="903"/>
+          </w:tcPr>
+          <w:p>
+            <w:r>
+              <w:rPr>
+                <w:rFonts w:ascii="Times New Roman" w:hAnsi="Times New Roman"/>
+                <w:sz w:val="20"/>
+              </w:rPr>
+              <w:t>17</w:t>
+            </w:r>
+          </w:p>
+        </w:tc>
+        <w:tc>
+          <w:tcPr>
+            <w:tcW w:type="dxa" w:w="903"/>
+          </w:tcPr>
+          <w:p>
+            <w:r>
+              <w:rPr>
+                <w:rFonts w:ascii="Times New Roman" w:hAnsi="Times New Roman"/>
+                <w:sz w:val="20"/>
+              </w:rPr>
+              <w:t>45</w:t>
+            </w:r>
+          </w:p>
+        </w:tc>
+        <w:tc>
+          <w:tcPr>
+            <w:tcW w:type="dxa" w:w="903"/>
+          </w:tcPr>
+          <w:p>
+            <w:r>
+              <w:rPr>
+                <w:rFonts w:ascii="Times New Roman" w:hAnsi="Times New Roman"/>
+                <w:sz w:val="20"/>
+              </w:rPr>
+              <w:t>8.00</w:t>
+            </w:r>
+          </w:p>
+        </w:tc>
+      </w:tr>
+      <w:tr>
+        <w:tc>
+          <w:tcPr>
+            <w:tcW w:type="dxa" w:w="903"/>
+          </w:tcPr>
+          <w:p>
+            <w:r>
+              <w:rPr>
+                <w:rFonts w:ascii="Times New Roman" w:hAnsi="Times New Roman"/>
+                <w:sz w:val="20"/>
+              </w:rPr>
+              <w:t>Instagram</w:t>
+            </w:r>
+          </w:p>
+        </w:tc>
+        <w:tc>
+          <w:tcPr>
+            <w:tcW w:type="dxa" w:w="903"/>
+          </w:tcPr>
+          <w:p>
+            <w:r>
+              <w:rPr>
+                <w:rFonts w:ascii="Times New Roman" w:hAnsi="Times New Roman"/>
+                <w:sz w:val="20"/>
+              </w:rPr>
+              <w:t>50</w:t>
+            </w:r>
+          </w:p>
+        </w:tc>
+        <w:tc>
+          <w:tcPr>
+            <w:tcW w:type="dxa" w:w="903"/>
+          </w:tcPr>
+          <w:p>
+            <w:r>
+              <w:rPr>
+                <w:rFonts w:ascii="Times New Roman" w:hAnsi="Times New Roman"/>
+                <w:sz w:val="20"/>
+              </w:rPr>
+              <w:t>23.78</w:t>
+            </w:r>
+          </w:p>
+        </w:tc>
+        <w:tc>
+          <w:tcPr>
+            <w:tcW w:type="dxa" w:w="903"/>
+          </w:tcPr>
+          <w:p>
+            <w:r>
+              <w:rPr>
+                <w:rFonts w:ascii="Times New Roman" w:hAnsi="Times New Roman"/>
+                <w:sz w:val="20"/>
+              </w:rPr>
+              <w:t>5.83</w:t>
+            </w:r>
+          </w:p>
+        </w:tc>
+        <w:tc>
+          <w:tcPr>
+            <w:tcW w:type="dxa" w:w="903"/>
+          </w:tcPr>
+          <w:p>
+            <w:r>
+              <w:rPr>
+                <w:rFonts w:ascii="Times New Roman" w:hAnsi="Times New Roman"/>
+                <w:sz w:val="20"/>
+              </w:rPr>
+              <w:t>21.0</w:t>
+            </w:r>
+          </w:p>
+        </w:tc>
+        <w:tc>
+          <w:tcPr>
+            <w:tcW w:type="dxa" w:w="903"/>
+          </w:tcPr>
+          <w:p>
+            <w:r>
+              <w:rPr>
+                <w:rFonts w:ascii="Times New Roman" w:hAnsi="Times New Roman"/>
+                <w:sz w:val="20"/>
+              </w:rPr>
+              <w:t>18.25</w:t>
+            </w:r>
+          </w:p>
+        </w:tc>
+        <w:tc>
+          <w:tcPr>
+            <w:tcW w:type="dxa" w:w="903"/>
+          </w:tcPr>
+          <w:p>
+            <w:r>
+              <w:rPr>
+                <w:rFonts w:ascii="Times New Roman" w:hAnsi="Times New Roman"/>
+                <w:sz w:val="20"/>
+              </w:rPr>
+              <w:t>29.75</w:t>
+            </w:r>
+          </w:p>
+        </w:tc>
+        <w:tc>
+          <w:tcPr>
+            <w:tcW w:type="dxa" w:w="903"/>
+          </w:tcPr>
+          <w:p>
+            <w:r>
+              <w:rPr>
+                <w:rFonts w:ascii="Times New Roman" w:hAnsi="Times New Roman"/>
+                <w:sz w:val="20"/>
+              </w:rPr>
+              <w:t>16</w:t>
+            </w:r>
+          </w:p>
+        </w:tc>
+        <w:tc>
+          <w:tcPr>
+            <w:tcW w:type="dxa" w:w="903"/>
+          </w:tcPr>
+          <w:p>
+            <w:r>
+              <w:rPr>
+                <w:rFonts w:ascii="Times New Roman" w:hAnsi="Times New Roman"/>
+                <w:sz w:val="20"/>
+              </w:rPr>
+              <w:t>36</w:t>
+            </w:r>
+          </w:p>
+        </w:tc>
+        <w:tc>
+          <w:tcPr>
+            <w:tcW w:type="dxa" w:w="903"/>
+          </w:tcPr>
+          <w:p>
+            <w:r>
+              <w:rPr>
+                <w:rFonts w:ascii="Times New Roman" w:hAnsi="Times New Roman"/>
+                <w:sz w:val="20"/>
+              </w:rPr>
+              <w:t>11.50</w:t>
+            </w:r>
+          </w:p>
+        </w:tc>
+      </w:tr>
+      <w:tr>
+        <w:tc>
+          <w:tcPr>
+            <w:tcW w:type="dxa" w:w="903"/>
+          </w:tcPr>
+          <w:p>
+            <w:r>
+              <w:rPr>
+                <w:rFonts w:ascii="Times New Roman" w:hAnsi="Times New Roman"/>
+                <w:sz w:val="20"/>
+              </w:rPr>
+              <w:t>Overall</w:t>
+            </w:r>
+          </w:p>
+        </w:tc>
+        <w:tc>
+          <w:tcPr>
+            <w:tcW w:type="dxa" w:w="903"/>
+          </w:tcPr>
+          <w:p>
+            <w:r>
+              <w:rPr>
+                <w:rFonts w:ascii="Times New Roman" w:hAnsi="Times New Roman"/>
+                <w:sz w:val="20"/>
+              </w:rPr>
+              <w:t>200</w:t>
+            </w:r>
+          </w:p>
+        </w:tc>
+        <w:tc>
+          <w:tcPr>
+            <w:tcW w:type="dxa" w:w="903"/>
+          </w:tcPr>
+          <w:p>
+            <w:r>
+              <w:rPr>
+                <w:rFonts w:ascii="Times New Roman" w:hAnsi="Times New Roman"/>
+                <w:sz w:val="20"/>
+              </w:rPr>
+              <w:t>36.30</w:t>
+            </w:r>
+          </w:p>
+        </w:tc>
+        <w:tc>
+          <w:tcPr>
+            <w:tcW w:type="dxa" w:w="903"/>
+          </w:tcPr>
+          <w:p>
+            <w:r>
+              <w:rPr>
+                <w:rFonts w:ascii="Times New Roman" w:hAnsi="Times New Roman"/>
+                <w:sz w:val="20"/>
+              </w:rPr>
+              <w:t>11.42</w:t>
+            </w:r>
+          </w:p>
+        </w:tc>
+        <w:tc>
+          <w:tcPr>
+            <w:tcW w:type="dxa" w:w="903"/>
+          </w:tcPr>
+          <w:p>
+            <w:r>
+              <w:rPr>
+                <w:rFonts w:ascii="Times New Roman" w:hAnsi="Times New Roman"/>
+                <w:sz w:val="20"/>
+              </w:rPr>
+              <w:t>35.5</w:t>
+            </w:r>
+          </w:p>
+        </w:tc>
+        <w:tc>
+          <w:tcPr>
+            <w:tcW w:type="dxa" w:w="903"/>
+          </w:tcPr>
+          <w:p>
+            <w:r>
+              <w:rPr>
+                <w:rFonts w:ascii="Times New Roman" w:hAnsi="Times New Roman"/>
+                <w:sz w:val="20"/>
+              </w:rPr>
+              <w:t>—</w:t>
+            </w:r>
+          </w:p>
+        </w:tc>
+        <w:tc>
+          <w:tcPr>
+            <w:tcW w:type="dxa" w:w="903"/>
+          </w:tcPr>
+          <w:p>
+            <w:r>
+              <w:rPr>
+                <w:rFonts w:ascii="Times New Roman" w:hAnsi="Times New Roman"/>
+                <w:sz w:val="20"/>
+              </w:rPr>
+              <w:t>—</w:t>
+            </w:r>
+          </w:p>
+        </w:tc>
+        <w:tc>
+          <w:tcPr>
+            <w:tcW w:type="dxa" w:w="903"/>
+          </w:tcPr>
+          <w:p>
+            <w:r>
+              <w:rPr>
+                <w:rFonts w:ascii="Times New Roman" w:hAnsi="Times New Roman"/>
+                <w:sz w:val="20"/>
+              </w:rPr>
+              <w:t>16</w:t>
+            </w:r>
+          </w:p>
+        </w:tc>
+        <w:tc>
+          <w:tcPr>
+            <w:tcW w:type="dxa" w:w="903"/>
+          </w:tcPr>
+          <w:p>
+            <w:r>
+              <w:rPr>
+                <w:rFonts w:ascii="Times New Roman" w:hAnsi="Times New Roman"/>
+                <w:sz w:val="20"/>
+              </w:rPr>
+              <w:t>65</w:t>
+            </w:r>
+          </w:p>
+        </w:tc>
+        <w:tc>
+          <w:tcPr>
+            <w:tcW w:type="dxa" w:w="903"/>
+          </w:tcPr>
+          <w:p>
+            <w:r>
+              <w:rPr>
+                <w:rFonts w:ascii="Times New Roman" w:hAnsi="Times New Roman"/>
+                <w:sz w:val="20"/>
+              </w:rPr>
+              <w:t>—</w:t>
+            </w:r>
+          </w:p>
+        </w:tc>
+      </w:tr>
+    </w:tbl>
+    <w:p>
+      <w:pPr>
+        <w:spacing w:line="360" w:lineRule="auto"/>
+        <w:jc w:val="both"/>
+      </w:pPr>
+      <w:r>
+        <w:rPr>
+          <w:rFonts w:ascii="Times New Roman" w:hAnsi="Times New Roman"/>
+          <w:b w:val="0"/>
+          <w:i w:val="0"/>
+          <w:sz w:val="24"/>
+        </w:rPr>
+      </w:r>
+    </w:p>
+    <w:p>
+      <w:pPr>
+        <w:spacing w:line="360" w:lineRule="auto"/>
+        <w:jc w:val="left"/>
+      </w:pPr>
+      <w:r>
+        <w:rPr>
+          <w:rFonts w:ascii="Times New Roman" w:hAnsi="Times New Roman"/>
+          <w:b/>
+          <w:i w:val="0"/>
+          <w:sz w:val="24"/>
+        </w:rPr>
+        <w:t>Table C3. DISCERN Quality Category Distribution by Platform (n and %)</w:t>
+      </w:r>
+    </w:p>
+    <w:tbl>
+      <w:tblPr>
+        <w:tblStyle w:val="TableGrid"/>
+        <w:tblW w:type="auto" w:w="0"/>
+        <w:tblLook w:firstColumn="1" w:firstRow="1" w:lastColumn="0" w:lastRow="0" w:noHBand="0" w:noVBand="1" w:val="04A0"/>
+      </w:tblPr>
+      <w:tblGrid>
+        <w:gridCol w:w="1504"/>
+        <w:gridCol w:w="1504"/>
+        <w:gridCol w:w="1504"/>
+        <w:gridCol w:w="1504"/>
+        <w:gridCol w:w="1504"/>
+        <w:gridCol w:w="1504"/>
+      </w:tblGrid>
+      <w:tr>
+        <w:tc>
+          <w:tcPr>
+            <w:tcW w:type="dxa" w:w="1504"/>
+          </w:tcPr>
+          <w:p>
+            <w:r>
+              <w:rPr>
+                <w:rFonts w:ascii="Times New Roman" w:hAnsi="Times New Roman"/>
+                <w:b/>
+                <w:sz w:val="20"/>
+              </w:rPr>
+              <w:t>Platform</w:t>
+            </w:r>
+          </w:p>
+        </w:tc>
+        <w:tc>
+          <w:tcPr>
+            <w:tcW w:type="dxa" w:w="1504"/>
+          </w:tcPr>
+          <w:p>
+            <w:r>
+              <w:rPr>
+                <w:rFonts w:ascii="Times New Roman" w:hAnsi="Times New Roman"/>
+                <w:b/>
+                <w:sz w:val="20"/>
+              </w:rPr>
+              <w:t>Very Poor n (%)</w:t>
+            </w:r>
+          </w:p>
+        </w:tc>
+        <w:tc>
+          <w:tcPr>
+            <w:tcW w:type="dxa" w:w="1504"/>
+          </w:tcPr>
+          <w:p>
+            <w:r>
+              <w:rPr>
+                <w:rFonts w:ascii="Times New Roman" w:hAnsi="Times New Roman"/>
+                <w:b/>
+                <w:sz w:val="20"/>
+              </w:rPr>
+              <w:t>Poor n (%)</w:t>
+            </w:r>
+          </w:p>
+        </w:tc>
+        <w:tc>
+          <w:tcPr>
+            <w:tcW w:type="dxa" w:w="1504"/>
+          </w:tcPr>
+          <w:p>
+            <w:r>
+              <w:rPr>
+                <w:rFonts w:ascii="Times New Roman" w:hAnsi="Times New Roman"/>
+                <w:b/>
+                <w:sz w:val="20"/>
+              </w:rPr>
+              <w:t>Fair n (%)</w:t>
+            </w:r>
+          </w:p>
+        </w:tc>
+        <w:tc>
+          <w:tcPr>
+            <w:tcW w:type="dxa" w:w="1504"/>
+          </w:tcPr>
+          <w:p>
+            <w:r>
+              <w:rPr>
+                <w:rFonts w:ascii="Times New Roman" w:hAnsi="Times New Roman"/>
+                <w:b/>
+                <w:sz w:val="20"/>
+              </w:rPr>
+              <w:t>Good n (%)</w:t>
+            </w:r>
+          </w:p>
+        </w:tc>
+        <w:tc>
+          <w:tcPr>
+            <w:tcW w:type="dxa" w:w="1504"/>
+          </w:tcPr>
+          <w:p>
+            <w:r>
+              <w:rPr>
+                <w:rFonts w:ascii="Times New Roman" w:hAnsi="Times New Roman"/>
+                <w:b/>
+                <w:sz w:val="20"/>
+              </w:rPr>
+              <w:t>Excellent n (%)</w:t>
+            </w:r>
+          </w:p>
+        </w:tc>
+      </w:tr>
+      <w:tr>
+        <w:tc>
+          <w:tcPr>
+            <w:tcW w:type="dxa" w:w="1504"/>
+          </w:tcPr>
+          <w:p>
+            <w:r>
+              <w:rPr>
+                <w:rFonts w:ascii="Times New Roman" w:hAnsi="Times New Roman"/>
+                <w:sz w:val="20"/>
+              </w:rPr>
+              <w:t>Website</w:t>
+            </w:r>
+          </w:p>
+        </w:tc>
+        <w:tc>
+          <w:tcPr>
+            <w:tcW w:type="dxa" w:w="1504"/>
+          </w:tcPr>
+          <w:p>
+            <w:r>
+              <w:rPr>
+                <w:rFonts w:ascii="Times New Roman" w:hAnsi="Times New Roman"/>
                 <w:sz w:val="20"/>
               </w:rPr>
               <w:t>0 (0%)</w:t>
@@ -1436,19 +1671,12 @@
             <w:tcW w:type="dxa" w:w="1504"/>
           </w:tcPr>
           <w:p>
-            <w:pPr>
-              <w:spacing w:line="240" w:lineRule="auto" w:after="40" w:before="0"/>
-              <w:jc w:val="center"/>
-            </w:pPr>
             <w:r>
               <w:rPr>
-                <w:rFonts w:ascii="Times New Roman" w:hAnsi="Times New Roman" w:cs="Times New Roman"/>
-                <w:b w:val="0"/>
-                <w:i w:val="0"/>
-                <w:color w:val="000000"/>
+                <w:rFonts w:ascii="Times New Roman" w:hAnsi="Times New Roman"/>
                 <w:sz w:val="20"/>
               </w:rPr>
-              <w:t>9 (18%)</w:t>
+              <w:t>4 (8%)</w:t>
             </w:r>
           </w:p>
         </w:tc>
@@ -1457,16 +1685,23 @@
             <w:tcW w:type="dxa" w:w="1504"/>
           </w:tcPr>
           <w:p>
-            <w:pPr>
-              <w:spacing w:line="240" w:lineRule="auto" w:after="40" w:before="0"/>
-              <w:jc w:val="center"/>
-            </w:pPr>
             <w:r>
               <w:rPr>
-                <w:rFonts w:ascii="Times New Roman" w:hAnsi="Times New Roman" w:cs="Times New Roman"/>
-                <w:b w:val="0"/>
-                <w:i w:val="0"/>
-                <w:color w:val="000000"/>
+                <w:rFonts w:ascii="Times New Roman" w:hAnsi="Times New Roman"/>
+                <w:sz w:val="20"/>
+              </w:rPr>
+              <w:t>23 (46%)</w:t>
+            </w:r>
+          </w:p>
+        </w:tc>
+        <w:tc>
+          <w:tcPr>
+            <w:tcW w:type="dxa" w:w="1504"/>
+          </w:tcPr>
+          <w:p>
+            <w:r>
+              <w:rPr>
+                <w:rFonts w:ascii="Times New Roman" w:hAnsi="Times New Roman"/>
                 <w:sz w:val="20"/>
               </w:rPr>
               <w:t>22 (44%)</w:t>
@@ -1478,37 +1713,9 @@
             <w:tcW w:type="dxa" w:w="1504"/>
           </w:tcPr>
           <w:p>
-            <w:pPr>
-              <w:spacing w:line="240" w:lineRule="auto" w:after="40" w:before="0"/>
-              <w:jc w:val="center"/>
-            </w:pPr>
             <w:r>
               <w:rPr>
-                <w:rFonts w:ascii="Times New Roman" w:hAnsi="Times New Roman" w:cs="Times New Roman"/>
-                <w:b w:val="0"/>
-                <w:i w:val="0"/>
-                <w:color w:val="000000"/>
-                <w:sz w:val="20"/>
-              </w:rPr>
-              <w:t>18 (36%)</w:t>
-            </w:r>
-          </w:p>
-        </w:tc>
-        <w:tc>
-          <w:tcPr>
-            <w:tcW w:type="dxa" w:w="1504"/>
-          </w:tcPr>
-          <w:p>
-            <w:pPr>
-              <w:spacing w:line="240" w:lineRule="auto" w:after="40" w:before="0"/>
-              <w:jc w:val="center"/>
-            </w:pPr>
-            <w:r>
-              <w:rPr>
-                <w:rFonts w:ascii="Times New Roman" w:hAnsi="Times New Roman" w:cs="Times New Roman"/>
-                <w:b w:val="0"/>
-                <w:i w:val="0"/>
-                <w:color w:val="000000"/>
+                <w:rFonts w:ascii="Times New Roman" w:hAnsi="Times New Roman"/>
                 <w:sz w:val="20"/>
               </w:rPr>
               <w:t>1 (2%)</w:t>
@@ -1522,16 +1729,9 @@
             <w:tcW w:type="dxa" w:w="1504"/>
           </w:tcPr>
           <w:p>
-            <w:pPr>
-              <w:spacing w:line="240" w:lineRule="auto" w:after="40" w:before="0"/>
-              <w:jc w:val="center"/>
-            </w:pPr>
             <w:r>
               <w:rPr>
-                <w:rFonts w:ascii="Times New Roman" w:hAnsi="Times New Roman" w:cs="Times New Roman"/>
-                <w:b w:val="0"/>
-                <w:i w:val="0"/>
-                <w:color w:val="000000"/>
+                <w:rFonts w:ascii="Times New Roman" w:hAnsi="Times New Roman"/>
                 <w:sz w:val="20"/>
               </w:rPr>
               <w:t>YouTube</w:t>
@@ -1543,16 +1743,9 @@
             <w:tcW w:type="dxa" w:w="1504"/>
           </w:tcPr>
           <w:p>
-            <w:pPr>
-              <w:spacing w:line="240" w:lineRule="auto" w:after="40" w:before="0"/>
-              <w:jc w:val="center"/>
-            </w:pPr>
             <w:r>
               <w:rPr>
-                <w:rFonts w:ascii="Times New Roman" w:hAnsi="Times New Roman" w:cs="Times New Roman"/>
-                <w:b w:val="0"/>
-                <w:i w:val="0"/>
-                <w:color w:val="000000"/>
+                <w:rFonts w:ascii="Times New Roman" w:hAnsi="Times New Roman"/>
                 <w:sz w:val="20"/>
               </w:rPr>
               <w:t>0 (0%)</w:t>
@@ -1564,19 +1757,12 @@
             <w:tcW w:type="dxa" w:w="1504"/>
           </w:tcPr>
           <w:p>
-            <w:pPr>
-              <w:spacing w:line="240" w:lineRule="auto" w:after="40" w:before="0"/>
-              <w:jc w:val="center"/>
-            </w:pPr>
             <w:r>
               <w:rPr>
-                <w:rFonts w:ascii="Times New Roman" w:hAnsi="Times New Roman" w:cs="Times New Roman"/>
-                <w:b w:val="0"/>
-                <w:i w:val="0"/>
-                <w:color w:val="000000"/>
+                <w:rFonts w:ascii="Times New Roman" w:hAnsi="Times New Roman"/>
                 <w:sz w:val="20"/>
               </w:rPr>
-              <w:t>16 (32%)</w:t>
+              <w:t>23 (46%)</w:t>
             </w:r>
           </w:p>
         </w:tc>
@@ -1585,16 +1771,9 @@
             <w:tcW w:type="dxa" w:w="1504"/>
           </w:tcPr>
           <w:p>
-            <w:pPr>
-              <w:spacing w:line="240" w:lineRule="auto" w:after="40" w:before="0"/>
-              <w:jc w:val="center"/>
-            </w:pPr>
             <w:r>
               <w:rPr>
-                <w:rFonts w:ascii="Times New Roman" w:hAnsi="Times New Roman" w:cs="Times New Roman"/>
-                <w:b w:val="0"/>
-                <w:i w:val="0"/>
-                <w:color w:val="000000"/>
+                <w:rFonts w:ascii="Times New Roman" w:hAnsi="Times New Roman"/>
                 <w:sz w:val="20"/>
               </w:rPr>
               <w:t>24 (48%)</w:t>
@@ -1606,19 +1785,12 @@
             <w:tcW w:type="dxa" w:w="1504"/>
           </w:tcPr>
           <w:p>
-            <w:pPr>
-              <w:spacing w:line="240" w:lineRule="auto" w:after="40" w:before="0"/>
-              <w:jc w:val="center"/>
-            </w:pPr>
             <w:r>
               <w:rPr>
-                <w:rFonts w:ascii="Times New Roman" w:hAnsi="Times New Roman" w:cs="Times New Roman"/>
-                <w:b w:val="0"/>
-                <w:i w:val="0"/>
-                <w:color w:val="000000"/>
+                <w:rFonts w:ascii="Times New Roman" w:hAnsi="Times New Roman"/>
                 <w:sz w:val="20"/>
               </w:rPr>
-              <w:t>10 (20%)</w:t>
+              <w:t>3 (6%)</w:t>
             </w:r>
           </w:p>
         </w:tc>
@@ -1627,16 +1799,9 @@
             <w:tcW w:type="dxa" w:w="1504"/>
           </w:tcPr>
           <w:p>
-            <w:pPr>
-              <w:spacing w:line="240" w:lineRule="auto" w:after="40" w:before="0"/>
-              <w:jc w:val="center"/>
-            </w:pPr>
             <w:r>
               <w:rPr>
-                <w:rFonts w:ascii="Times New Roman" w:hAnsi="Times New Roman" w:cs="Times New Roman"/>
-                <w:b w:val="0"/>
-                <w:i w:val="0"/>
-                <w:color w:val="000000"/>
+                <w:rFonts w:ascii="Times New Roman" w:hAnsi="Times New Roman"/>
                 <w:sz w:val="20"/>
               </w:rPr>
               <w:t>0 (0%)</w:t>
@@ -1650,16 +1815,9 @@
             <w:tcW w:type="dxa" w:w="1504"/>
           </w:tcPr>
           <w:p>
-            <w:pPr>
-              <w:spacing w:line="240" w:lineRule="auto" w:after="40" w:before="0"/>
-              <w:jc w:val="center"/>
-            </w:pPr>
             <w:r>
               <w:rPr>
-                <w:rFonts w:ascii="Times New Roman" w:hAnsi="Times New Roman" w:cs="Times New Roman"/>
-                <w:b w:val="0"/>
-                <w:i w:val="0"/>
-                <w:color w:val="000000"/>
+                <w:rFonts w:ascii="Times New Roman" w:hAnsi="Times New Roman"/>
                 <w:sz w:val="20"/>
               </w:rPr>
               <w:t>TikTok</w:t>
@@ -1671,19 +1829,12 @@
             <w:tcW w:type="dxa" w:w="1504"/>
           </w:tcPr>
           <w:p>
-            <w:pPr>
-              <w:spacing w:line="240" w:lineRule="auto" w:after="40" w:before="0"/>
-              <w:jc w:val="center"/>
-            </w:pPr>
             <w:r>
               <w:rPr>
-                <w:rFonts w:ascii="Times New Roman" w:hAnsi="Times New Roman" w:cs="Times New Roman"/>
-                <w:b w:val="0"/>
-                <w:i w:val="0"/>
-                <w:color w:val="000000"/>
+                <w:rFonts w:ascii="Times New Roman" w:hAnsi="Times New Roman"/>
                 <w:sz w:val="20"/>
               </w:rPr>
-              <w:t>6 (12%)</w:t>
+              <w:t>7 (14%)</w:t>
             </w:r>
           </w:p>
         </w:tc>
@@ -1692,19 +1843,12 @@
             <w:tcW w:type="dxa" w:w="1504"/>
           </w:tcPr>
           <w:p>
-            <w:pPr>
-              <w:spacing w:line="240" w:lineRule="auto" w:after="40" w:before="0"/>
-              <w:jc w:val="center"/>
-            </w:pPr>
             <w:r>
               <w:rPr>
-                <w:rFonts w:ascii="Times New Roman" w:hAnsi="Times New Roman" w:cs="Times New Roman"/>
-                <w:b w:val="0"/>
-                <w:i w:val="0"/>
-                <w:color w:val="000000"/>
+                <w:rFonts w:ascii="Times New Roman" w:hAnsi="Times New Roman"/>
                 <w:sz w:val="20"/>
               </w:rPr>
-              <w:t>27 (54%)</w:t>
+              <w:t>35 (70%)</w:t>
             </w:r>
           </w:p>
         </w:tc>
@@ -1713,19 +1857,12 @@
             <w:tcW w:type="dxa" w:w="1504"/>
           </w:tcPr>
           <w:p>
-            <w:pPr>
-              <w:spacing w:line="240" w:lineRule="auto" w:after="40" w:before="0"/>
-              <w:jc w:val="center"/>
-            </w:pPr>
             <w:r>
               <w:rPr>
-                <w:rFonts w:ascii="Times New Roman" w:hAnsi="Times New Roman" w:cs="Times New Roman"/>
-                <w:b w:val="0"/>
-                <w:i w:val="0"/>
-                <w:color w:val="000000"/>
+                <w:rFonts w:ascii="Times New Roman" w:hAnsi="Times New Roman"/>
                 <w:sz w:val="20"/>
               </w:rPr>
-              <w:t>15 (30%)</w:t>
+              <w:t>8 (16%)</w:t>
             </w:r>
           </w:p>
         </w:tc>
@@ -1734,19 +1871,12 @@
             <w:tcW w:type="dxa" w:w="1504"/>
           </w:tcPr>
           <w:p>
-            <w:pPr>
-              <w:spacing w:line="240" w:lineRule="auto" w:after="40" w:before="0"/>
-              <w:jc w:val="center"/>
-            </w:pPr>
             <w:r>
               <w:rPr>
-                <w:rFonts w:ascii="Times New Roman" w:hAnsi="Times New Roman" w:cs="Times New Roman"/>
-                <w:b w:val="0"/>
-                <w:i w:val="0"/>
-                <w:color w:val="000000"/>
+                <w:rFonts w:ascii="Times New Roman" w:hAnsi="Times New Roman"/>
                 <w:sz w:val="20"/>
               </w:rPr>
-              <w:t>2 (4%)</w:t>
+              <w:t>0 (0%)</w:t>
             </w:r>
           </w:p>
         </w:tc>
@@ -1755,16 +1885,9 @@
             <w:tcW w:type="dxa" w:w="1504"/>
           </w:tcPr>
           <w:p>
-            <w:pPr>
-              <w:spacing w:line="240" w:lineRule="auto" w:after="40" w:before="0"/>
-              <w:jc w:val="center"/>
-            </w:pPr>
             <w:r>
               <w:rPr>
-                <w:rFonts w:ascii="Times New Roman" w:hAnsi="Times New Roman" w:cs="Times New Roman"/>
-                <w:b w:val="0"/>
-                <w:i w:val="0"/>
-                <w:color w:val="000000"/>
+                <w:rFonts w:ascii="Times New Roman" w:hAnsi="Times New Roman"/>
                 <w:sz w:val="20"/>
               </w:rPr>
               <w:t>0 (0%)</w:t>
@@ -1778,16 +1901,9 @@
             <w:tcW w:type="dxa" w:w="1504"/>
           </w:tcPr>
           <w:p>
-            <w:pPr>
-              <w:spacing w:line="240" w:lineRule="auto" w:after="40" w:before="0"/>
-              <w:jc w:val="center"/>
-            </w:pPr>
             <w:r>
               <w:rPr>
-                <w:rFonts w:ascii="Times New Roman" w:hAnsi="Times New Roman" w:cs="Times New Roman"/>
-                <w:b w:val="0"/>
-                <w:i w:val="0"/>
-                <w:color w:val="000000"/>
+                <w:rFonts w:ascii="Times New Roman" w:hAnsi="Times New Roman"/>
                 <w:sz w:val="20"/>
               </w:rPr>
               <w:t>Instagram</w:t>
@@ -1799,19 +1915,12 @@
             <w:tcW w:type="dxa" w:w="1504"/>
           </w:tcPr>
           <w:p>
-            <w:pPr>
-              <w:spacing w:line="240" w:lineRule="auto" w:after="40" w:before="0"/>
-              <w:jc w:val="center"/>
-            </w:pPr>
             <w:r>
               <w:rPr>
-                <w:rFonts w:ascii="Times New Roman" w:hAnsi="Times New Roman" w:cs="Times New Roman"/>
-                <w:b w:val="0"/>
-                <w:i w:val="0"/>
-                <w:color w:val="000000"/>
+                <w:rFonts w:ascii="Times New Roman" w:hAnsi="Times New Roman"/>
                 <w:sz w:val="20"/>
               </w:rPr>
-              <w:t>21 (42%)</w:t>
+              <w:t>30 (60%)</w:t>
             </w:r>
           </w:p>
         </w:tc>
@@ -1820,19 +1929,12 @@
             <w:tcW w:type="dxa" w:w="1504"/>
           </w:tcPr>
           <w:p>
-            <w:pPr>
-              <w:spacing w:line="240" w:lineRule="auto" w:after="40" w:before="0"/>
-              <w:jc w:val="center"/>
-            </w:pPr>
             <w:r>
               <w:rPr>
-                <w:rFonts w:ascii="Times New Roman" w:hAnsi="Times New Roman" w:cs="Times New Roman"/>
-                <w:b w:val="0"/>
-                <w:i w:val="0"/>
-                <w:color w:val="000000"/>
+                <w:rFonts w:ascii="Times New Roman" w:hAnsi="Times New Roman"/>
                 <w:sz w:val="20"/>
               </w:rPr>
-              <w:t>25 (50%)</w:t>
+              <w:t>20 (40%)</w:t>
             </w:r>
           </w:p>
         </w:tc>
@@ -1841,19 +1943,12 @@
             <w:tcW w:type="dxa" w:w="1504"/>
           </w:tcPr>
           <w:p>
-            <w:pPr>
-              <w:spacing w:line="240" w:lineRule="auto" w:after="40" w:before="0"/>
-              <w:jc w:val="center"/>
-            </w:pPr>
             <w:r>
               <w:rPr>
-                <w:rFonts w:ascii="Times New Roman" w:hAnsi="Times New Roman" w:cs="Times New Roman"/>
-                <w:b w:val="0"/>
-                <w:i w:val="0"/>
-                <w:color w:val="000000"/>
+                <w:rFonts w:ascii="Times New Roman" w:hAnsi="Times New Roman"/>
                 <w:sz w:val="20"/>
               </w:rPr>
-              <w:t>3 (6%)</w:t>
+              <w:t>0 (0%)</w:t>
             </w:r>
           </w:p>
         </w:tc>
@@ -1862,19 +1957,12 @@
             <w:tcW w:type="dxa" w:w="1504"/>
           </w:tcPr>
           <w:p>
-            <w:pPr>
-              <w:spacing w:line="240" w:lineRule="auto" w:after="40" w:before="0"/>
-              <w:jc w:val="center"/>
-            </w:pPr>
             <w:r>
               <w:rPr>
-                <w:rFonts w:ascii="Times New Roman" w:hAnsi="Times New Roman" w:cs="Times New Roman"/>
-                <w:b w:val="0"/>
-                <w:i w:val="0"/>
-                <w:color w:val="000000"/>
+                <w:rFonts w:ascii="Times New Roman" w:hAnsi="Times New Roman"/>
                 <w:sz w:val="20"/>
               </w:rPr>
-              <w:t>1 (2%)</w:t>
+              <w:t>0 (0%)</w:t>
             </w:r>
           </w:p>
         </w:tc>
@@ -1883,16 +1971,9 @@
             <w:tcW w:type="dxa" w:w="1504"/>
           </w:tcPr>
           <w:p>
-            <w:pPr>
-              <w:spacing w:line="240" w:lineRule="auto" w:after="40" w:before="0"/>
-              <w:jc w:val="center"/>
-            </w:pPr>
             <w:r>
               <w:rPr>
-                <w:rFonts w:ascii="Times New Roman" w:hAnsi="Times New Roman" w:cs="Times New Roman"/>
-                <w:b w:val="0"/>
-                <w:i w:val="0"/>
-                <w:color w:val="000000"/>
+                <w:rFonts w:ascii="Times New Roman" w:hAnsi="Times New Roman"/>
                 <w:sz w:val="20"/>
               </w:rPr>
               <w:t>0 (0%)</w:t>
@@ -1903,150 +1984,135 @@
     </w:tbl>
     <w:p>
       <w:pPr>
-        <w:spacing w:line="360" w:lineRule="auto" w:after="120" w:before="0"/>
+        <w:spacing w:line="360" w:lineRule="auto"/>
         <w:jc w:val="both"/>
       </w:pPr>
       <w:r>
         <w:rPr>
-          <w:rFonts w:ascii="Times New Roman" w:hAnsi="Times New Roman" w:cs="Times New Roman"/>
+          <w:rFonts w:ascii="Times New Roman" w:hAnsi="Times New Roman"/>
           <w:b w:val="0"/>
           <w:i w:val="0"/>
-          <w:color w:val="000000"/>
-          <w:sz w:val="24"/>
-        </w:rPr>
-        <w:t>Note. Categories: Very Poor (16–26), Poor (27–38), Fair (39–50), Good (51–62), Excellent (63–80).</w:t>
-      </w:r>
-    </w:p>
-    <w:p>
-      <w:pPr>
-        <w:spacing w:line="360" w:lineRule="auto" w:after="120" w:before="0"/>
-        <w:jc w:val="both"/>
-      </w:pPr>
-      <w:r>
-        <w:rPr>
-          <w:rFonts w:ascii="Times New Roman" w:hAnsi="Times New Roman" w:cs="Times New Roman"/>
-          <w:b w:val="0"/>
-          <w:i w:val="0"/>
-          <w:color w:val="000000"/>
           <w:sz w:val="24"/>
         </w:rPr>
       </w:r>
     </w:p>
     <w:p>
       <w:pPr>
-        <w:spacing w:line="360" w:lineRule="auto" w:after="200" w:before="0"/>
-        <w:jc w:val="both"/>
+        <w:spacing w:line="360" w:lineRule="auto"/>
+        <w:jc w:val="left"/>
       </w:pPr>
       <w:r>
         <w:rPr>
-          <w:rFonts w:ascii="Times New Roman" w:hAnsi="Times New Roman" w:cs="Times New Roman"/>
+          <w:rFonts w:ascii="Times New Roman" w:hAnsi="Times New Roman"/>
           <w:b/>
           <w:i w:val="0"/>
-          <w:color w:val="000000"/>
-          <w:sz w:val="26"/>
+          <w:sz w:val="24"/>
         </w:rPr>
-        <w:t>Table C3. Pairwise Platform Comparisons (Mann-Whitney U, Bonferroni-Adjusted)</w:t>
+        <w:t>Table C4. JAMA Benchmark Compliance by Platform (% Yes)</w:t>
       </w:r>
     </w:p>
     <w:tbl>
       <w:tblPr>
         <w:tblStyle w:val="TableGrid"/>
         <w:tblW w:type="auto" w:w="0"/>
-        <w:jc w:val="center"/>
         <w:tblLook w:firstColumn="1" w:firstRow="1" w:lastColumn="0" w:lastRow="0" w:noHBand="0" w:noVBand="1" w:val="04A0"/>
       </w:tblPr>
       <w:tblGrid>
-        <w:gridCol w:w="2256"/>
-        <w:gridCol w:w="2256"/>
-        <w:gridCol w:w="2256"/>
-        <w:gridCol w:w="2256"/>
+        <w:gridCol w:w="1504"/>
+        <w:gridCol w:w="1504"/>
+        <w:gridCol w:w="1504"/>
+        <w:gridCol w:w="1504"/>
+        <w:gridCol w:w="1504"/>
+        <w:gridCol w:w="1504"/>
       </w:tblGrid>
       <w:tr>
         <w:tc>
           <w:tcPr>
-            <w:tcW w:type="dxa" w:w="2256"/>
-            <w:shd w:fill="D9E2F3" w:val="clear"/>
+            <w:tcW w:type="dxa" w:w="1504"/>
           </w:tcPr>
           <w:p>
-            <w:pPr>
-              <w:spacing w:line="240" w:lineRule="auto" w:after="40" w:before="0"/>
-              <w:jc w:val="center"/>
-            </w:pPr>
             <w:r>
               <w:rPr>
-                <w:rFonts w:ascii="Times New Roman" w:hAnsi="Times New Roman" w:cs="Times New Roman"/>
+                <w:rFonts w:ascii="Times New Roman" w:hAnsi="Times New Roman"/>
                 <w:b/>
-                <w:i w:val="0"/>
-                <w:color w:val="000000"/>
                 <w:sz w:val="20"/>
               </w:rPr>
-              <w:t>Comparison</w:t>
+              <w:t>Platform</w:t>
             </w:r>
           </w:p>
         </w:tc>
         <w:tc>
           <w:tcPr>
-            <w:tcW w:type="dxa" w:w="2256"/>
-            <w:shd w:fill="D9E2F3" w:val="clear"/>
+            <w:tcW w:type="dxa" w:w="1504"/>
           </w:tcPr>
           <w:p>
-            <w:pPr>
-              <w:spacing w:line="240" w:lineRule="auto" w:after="40" w:before="0"/>
-              <w:jc w:val="center"/>
-            </w:pPr>
             <w:r>
               <w:rPr>
-                <w:rFonts w:ascii="Times New Roman" w:hAnsi="Times New Roman" w:cs="Times New Roman"/>
+                <w:rFonts w:ascii="Times New Roman" w:hAnsi="Times New Roman"/>
                 <w:b/>
-                <w:i w:val="0"/>
-                <w:color w:val="000000"/>
                 <w:sz w:val="20"/>
               </w:rPr>
-              <w:t>U</w:t>
+              <w:t>Authorship</w:t>
             </w:r>
           </w:p>
         </w:tc>
         <w:tc>
           <w:tcPr>
-            <w:tcW w:type="dxa" w:w="2256"/>
-            <w:shd w:fill="D9E2F3" w:val="clear"/>
+            <w:tcW w:type="dxa" w:w="1504"/>
           </w:tcPr>
           <w:p>
-            <w:pPr>
-              <w:spacing w:line="240" w:lineRule="auto" w:after="40" w:before="0"/>
-              <w:jc w:val="center"/>
-            </w:pPr>
             <w:r>
               <w:rPr>
-                <w:rFonts w:ascii="Times New Roman" w:hAnsi="Times New Roman" w:cs="Times New Roman"/>
+                <w:rFonts w:ascii="Times New Roman" w:hAnsi="Times New Roman"/>
                 <w:b/>
-                <w:i w:val="0"/>
-                <w:color w:val="000000"/>
                 <w:sz w:val="20"/>
               </w:rPr>
-              <w:t>p (adjusted)</w:t>
+              <w:t>Attribution</w:t>
             </w:r>
           </w:p>
         </w:tc>
         <w:tc>
           <w:tcPr>
-            <w:tcW w:type="dxa" w:w="2256"/>
-            <w:shd w:fill="D9E2F3" w:val="clear"/>
+            <w:tcW w:type="dxa" w:w="1504"/>
           </w:tcPr>
           <w:p>
-            <w:pPr>
-              <w:spacing w:line="240" w:lineRule="auto" w:after="40" w:before="0"/>
-              <w:jc w:val="center"/>
-            </w:pPr>
             <w:r>
               <w:rPr>
-                <w:rFonts w:ascii="Times New Roman" w:hAnsi="Times New Roman" w:cs="Times New Roman"/>
+                <w:rFonts w:ascii="Times New Roman" w:hAnsi="Times New Roman"/>
                 <w:b/>
-                <w:i w:val="0"/>
-                <w:color w:val="000000"/>
                 <w:sz w:val="20"/>
               </w:rPr>
-              <w:t>r</w:t>
+              <w:t>Disclosure</w:t>
+            </w:r>
+          </w:p>
+        </w:tc>
+        <w:tc>
+          <w:tcPr>
+            <w:tcW w:type="dxa" w:w="1504"/>
+          </w:tcPr>
+          <w:p>
+            <w:r>
+              <w:rPr>
+                <w:rFonts w:ascii="Times New Roman" w:hAnsi="Times New Roman"/>
+                <w:b/>
+                <w:sz w:val="20"/>
+              </w:rPr>
+              <w:t>Currency</w:t>
+            </w:r>
+          </w:p>
+        </w:tc>
+        <w:tc>
+          <w:tcPr>
+            <w:tcW w:type="dxa" w:w="1504"/>
+          </w:tcPr>
+          <w:p>
+            <w:r>
+              <w:rPr>
+                <w:rFonts w:ascii="Times New Roman" w:hAnsi="Times New Roman"/>
+                <w:b/>
+                <w:sz w:val="20"/>
+              </w:rPr>
+              <w:t>Mean Total</w:t>
             </w:r>
           </w:p>
         </w:tc>
@@ -2054,85 +2120,85 @@
       <w:tr>
         <w:tc>
           <w:tcPr>
-            <w:tcW w:type="dxa" w:w="2256"/>
+            <w:tcW w:type="dxa" w:w="1504"/>
           </w:tcPr>
           <w:p>
-            <w:pPr>
-              <w:spacing w:line="240" w:lineRule="auto" w:after="40" w:before="0"/>
-              <w:jc w:val="center"/>
-            </w:pPr>
             <w:r>
               <w:rPr>
-                <w:rFonts w:ascii="Times New Roman" w:hAnsi="Times New Roman" w:cs="Times New Roman"/>
-                <w:b w:val="0"/>
-                <w:i w:val="0"/>
-                <w:color w:val="000000"/>
+                <w:rFonts w:ascii="Times New Roman" w:hAnsi="Times New Roman"/>
                 <w:sz w:val="20"/>
               </w:rPr>
-              <w:t>Website vs YouTube</w:t>
+              <w:t>Website</w:t>
             </w:r>
           </w:p>
         </w:tc>
         <w:tc>
           <w:tcPr>
-            <w:tcW w:type="dxa" w:w="2256"/>
+            <w:tcW w:type="dxa" w:w="1504"/>
           </w:tcPr>
           <w:p>
-            <w:pPr>
-              <w:spacing w:line="240" w:lineRule="auto" w:after="40" w:before="0"/>
-              <w:jc w:val="center"/>
-            </w:pPr>
             <w:r>
               <w:rPr>
-                <w:rFonts w:ascii="Times New Roman" w:hAnsi="Times New Roman" w:cs="Times New Roman"/>
-                <w:b w:val="0"/>
-                <w:i w:val="0"/>
-                <w:color w:val="000000"/>
+                <w:rFonts w:ascii="Times New Roman" w:hAnsi="Times New Roman"/>
                 <w:sz w:val="20"/>
               </w:rPr>
-              <w:t>1646</w:t>
+              <w:t>30%</w:t>
             </w:r>
           </w:p>
         </w:tc>
         <w:tc>
           <w:tcPr>
-            <w:tcW w:type="dxa" w:w="2256"/>
+            <w:tcW w:type="dxa" w:w="1504"/>
           </w:tcPr>
           <w:p>
-            <w:pPr>
-              <w:spacing w:line="240" w:lineRule="auto" w:after="40" w:before="0"/>
-              <w:jc w:val="center"/>
-            </w:pPr>
             <w:r>
               <w:rPr>
-                <w:rFonts w:ascii="Times New Roman" w:hAnsi="Times New Roman" w:cs="Times New Roman"/>
-                <w:b w:val="0"/>
-                <w:i w:val="0"/>
-                <w:color w:val="000000"/>
+                <w:rFonts w:ascii="Times New Roman" w:hAnsi="Times New Roman"/>
                 <w:sz w:val="20"/>
               </w:rPr>
-              <w:t>.038</w:t>
+              <w:t>30%</w:t>
             </w:r>
           </w:p>
         </w:tc>
         <w:tc>
           <w:tcPr>
-            <w:tcW w:type="dxa" w:w="2256"/>
+            <w:tcW w:type="dxa" w:w="1504"/>
           </w:tcPr>
           <w:p>
-            <w:pPr>
-              <w:spacing w:line="240" w:lineRule="auto" w:after="40" w:before="0"/>
-              <w:jc w:val="center"/>
-            </w:pPr>
             <w:r>
               <w:rPr>
-                <w:rFonts w:ascii="Times New Roman" w:hAnsi="Times New Roman" w:cs="Times New Roman"/>
-                <w:b w:val="0"/>
-                <w:i w:val="0"/>
-                <w:color w:val="000000"/>
+                <w:rFonts w:ascii="Times New Roman" w:hAnsi="Times New Roman"/>
                 <w:sz w:val="20"/>
               </w:rPr>
-              <w:t>-0.316</w:t>
+              <w:t>16%</w:t>
+            </w:r>
+          </w:p>
+        </w:tc>
+        <w:tc>
+          <w:tcPr>
+            <w:tcW w:type="dxa" w:w="1504"/>
+          </w:tcPr>
+          <w:p>
+            <w:r>
+              <w:rPr>
+                <w:rFonts w:ascii="Times New Roman" w:hAnsi="Times New Roman"/>
+                <w:sz w:val="20"/>
+              </w:rPr>
+              <w:t>68%</w:t>
+            </w:r>
+          </w:p>
+        </w:tc>
+        <w:tc>
+          <w:tcPr>
+            <w:tcW w:type="dxa" w:w="1504"/>
+          </w:tcPr>
+          <w:p>
+            <w:r>
+              <w:rPr>
+                <w:rFonts w:ascii="Times New Roman" w:hAnsi="Times New Roman"/>
+                <w:sz w:val="20"/>
+              </w:rPr>
+              <w:t>1.44</w:t>
             </w:r>
           </w:p>
         </w:tc>
@@ -2140,85 +2206,85 @@
       <w:tr>
         <w:tc>
           <w:tcPr>
-            <w:tcW w:type="dxa" w:w="2256"/>
+            <w:tcW w:type="dxa" w:w="1504"/>
           </w:tcPr>
           <w:p>
-            <w:pPr>
-              <w:spacing w:line="240" w:lineRule="auto" w:after="40" w:before="0"/>
-              <w:jc w:val="center"/>
-            </w:pPr>
             <w:r>
               <w:rPr>
-                <w:rFonts w:ascii="Times New Roman" w:hAnsi="Times New Roman" w:cs="Times New Roman"/>
-                <w:b w:val="0"/>
-                <w:i w:val="0"/>
-                <w:color w:val="000000"/>
+                <w:rFonts w:ascii="Times New Roman" w:hAnsi="Times New Roman"/>
                 <w:sz w:val="20"/>
               </w:rPr>
-              <w:t>Website vs TikTok</w:t>
+              <w:t>YouTube</w:t>
             </w:r>
           </w:p>
         </w:tc>
         <w:tc>
           <w:tcPr>
-            <w:tcW w:type="dxa" w:w="2256"/>
+            <w:tcW w:type="dxa" w:w="1504"/>
           </w:tcPr>
           <w:p>
-            <w:pPr>
-              <w:spacing w:line="240" w:lineRule="auto" w:after="40" w:before="0"/>
-              <w:jc w:val="center"/>
-            </w:pPr>
             <w:r>
               <w:rPr>
-                <w:rFonts w:ascii="Times New Roman" w:hAnsi="Times New Roman" w:cs="Times New Roman"/>
-                <w:b w:val="0"/>
-                <w:i w:val="0"/>
-                <w:color w:val="000000"/>
+                <w:rFonts w:ascii="Times New Roman" w:hAnsi="Times New Roman"/>
                 <w:sz w:val="20"/>
               </w:rPr>
-              <w:t>2088</w:t>
+              <w:t>38%</w:t>
             </w:r>
           </w:p>
         </w:tc>
         <w:tc>
           <w:tcPr>
-            <w:tcW w:type="dxa" w:w="2256"/>
+            <w:tcW w:type="dxa" w:w="1504"/>
           </w:tcPr>
           <w:p>
-            <w:pPr>
-              <w:spacing w:line="240" w:lineRule="auto" w:after="40" w:before="0"/>
-              <w:jc w:val="center"/>
-            </w:pPr>
             <w:r>
               <w:rPr>
-                <w:rFonts w:ascii="Times New Roman" w:hAnsi="Times New Roman" w:cs="Times New Roman"/>
-                <w:b w:val="0"/>
-                <w:i w:val="0"/>
-                <w:color w:val="000000"/>
+                <w:rFonts w:ascii="Times New Roman" w:hAnsi="Times New Roman"/>
                 <w:sz w:val="20"/>
               </w:rPr>
-              <w:t>&lt; .001</w:t>
+              <w:t>16%</w:t>
             </w:r>
           </w:p>
         </w:tc>
         <w:tc>
           <w:tcPr>
-            <w:tcW w:type="dxa" w:w="2256"/>
+            <w:tcW w:type="dxa" w:w="1504"/>
           </w:tcPr>
           <w:p>
-            <w:pPr>
-              <w:spacing w:line="240" w:lineRule="auto" w:after="40" w:before="0"/>
-              <w:jc w:val="center"/>
-            </w:pPr>
             <w:r>
               <w:rPr>
-                <w:rFonts w:ascii="Times New Roman" w:hAnsi="Times New Roman" w:cs="Times New Roman"/>
-                <w:b w:val="0"/>
-                <w:i w:val="0"/>
-                <w:color w:val="000000"/>
+                <w:rFonts w:ascii="Times New Roman" w:hAnsi="Times New Roman"/>
                 <w:sz w:val="20"/>
               </w:rPr>
-              <w:t>-0.670</w:t>
+              <w:t>0%</w:t>
+            </w:r>
+          </w:p>
+        </w:tc>
+        <w:tc>
+          <w:tcPr>
+            <w:tcW w:type="dxa" w:w="1504"/>
+          </w:tcPr>
+          <w:p>
+            <w:r>
+              <w:rPr>
+                <w:rFonts w:ascii="Times New Roman" w:hAnsi="Times New Roman"/>
+                <w:sz w:val="20"/>
+              </w:rPr>
+              <w:t>100%</w:t>
+            </w:r>
+          </w:p>
+        </w:tc>
+        <w:tc>
+          <w:tcPr>
+            <w:tcW w:type="dxa" w:w="1504"/>
+          </w:tcPr>
+          <w:p>
+            <w:r>
+              <w:rPr>
+                <w:rFonts w:ascii="Times New Roman" w:hAnsi="Times New Roman"/>
+                <w:sz w:val="20"/>
+              </w:rPr>
+              <w:t>1.54</w:t>
             </w:r>
           </w:p>
         </w:tc>
@@ -2226,85 +2292,85 @@
       <w:tr>
         <w:tc>
           <w:tcPr>
-            <w:tcW w:type="dxa" w:w="2256"/>
+            <w:tcW w:type="dxa" w:w="1504"/>
           </w:tcPr>
           <w:p>
-            <w:pPr>
-              <w:spacing w:line="240" w:lineRule="auto" w:after="40" w:before="0"/>
-              <w:jc w:val="center"/>
-            </w:pPr>
             <w:r>
               <w:rPr>
-                <w:rFonts w:ascii="Times New Roman" w:hAnsi="Times New Roman" w:cs="Times New Roman"/>
-                <w:b w:val="0"/>
-                <w:i w:val="0"/>
-                <w:color w:val="000000"/>
+                <w:rFonts w:ascii="Times New Roman" w:hAnsi="Times New Roman"/>
                 <w:sz w:val="20"/>
               </w:rPr>
-              <w:t>Website vs Instagram</w:t>
+              <w:t>TikTok</w:t>
             </w:r>
           </w:p>
         </w:tc>
         <w:tc>
           <w:tcPr>
-            <w:tcW w:type="dxa" w:w="2256"/>
+            <w:tcW w:type="dxa" w:w="1504"/>
           </w:tcPr>
           <w:p>
-            <w:pPr>
-              <w:spacing w:line="240" w:lineRule="auto" w:after="40" w:before="0"/>
-              <w:jc w:val="center"/>
-            </w:pPr>
             <w:r>
               <w:rPr>
-                <w:rFonts w:ascii="Times New Roman" w:hAnsi="Times New Roman" w:cs="Times New Roman"/>
-                <w:b w:val="0"/>
-                <w:i w:val="0"/>
-                <w:color w:val="000000"/>
+                <w:rFonts w:ascii="Times New Roman" w:hAnsi="Times New Roman"/>
                 <w:sz w:val="20"/>
               </w:rPr>
-              <w:t>2364</w:t>
+              <w:t>30%</w:t>
             </w:r>
           </w:p>
         </w:tc>
         <w:tc>
           <w:tcPr>
-            <w:tcW w:type="dxa" w:w="2256"/>
+            <w:tcW w:type="dxa" w:w="1504"/>
           </w:tcPr>
           <w:p>
-            <w:pPr>
-              <w:spacing w:line="240" w:lineRule="auto" w:after="40" w:before="0"/>
-              <w:jc w:val="center"/>
-            </w:pPr>
             <w:r>
               <w:rPr>
-                <w:rFonts w:ascii="Times New Roman" w:hAnsi="Times New Roman" w:cs="Times New Roman"/>
-                <w:b w:val="0"/>
-                <w:i w:val="0"/>
-                <w:color w:val="000000"/>
+                <w:rFonts w:ascii="Times New Roman" w:hAnsi="Times New Roman"/>
                 <w:sz w:val="20"/>
               </w:rPr>
-              <w:t>&lt; .001</w:t>
+              <w:t>0%</w:t>
             </w:r>
           </w:p>
         </w:tc>
         <w:tc>
           <w:tcPr>
-            <w:tcW w:type="dxa" w:w="2256"/>
+            <w:tcW w:type="dxa" w:w="1504"/>
           </w:tcPr>
           <w:p>
-            <w:pPr>
-              <w:spacing w:line="240" w:lineRule="auto" w:after="40" w:before="0"/>
-              <w:jc w:val="center"/>
-            </w:pPr>
             <w:r>
               <w:rPr>
-                <w:rFonts w:ascii="Times New Roman" w:hAnsi="Times New Roman" w:cs="Times New Roman"/>
-                <w:b w:val="0"/>
-                <w:i w:val="0"/>
-                <w:color w:val="000000"/>
+                <w:rFonts w:ascii="Times New Roman" w:hAnsi="Times New Roman"/>
                 <w:sz w:val="20"/>
               </w:rPr>
-              <w:t>-0.891</w:t>
+              <w:t>14%</w:t>
+            </w:r>
+          </w:p>
+        </w:tc>
+        <w:tc>
+          <w:tcPr>
+            <w:tcW w:type="dxa" w:w="1504"/>
+          </w:tcPr>
+          <w:p>
+            <w:r>
+              <w:rPr>
+                <w:rFonts w:ascii="Times New Roman" w:hAnsi="Times New Roman"/>
+                <w:sz w:val="20"/>
+              </w:rPr>
+              <w:t>100%</w:t>
+            </w:r>
+          </w:p>
+        </w:tc>
+        <w:tc>
+          <w:tcPr>
+            <w:tcW w:type="dxa" w:w="1504"/>
+          </w:tcPr>
+          <w:p>
+            <w:r>
+              <w:rPr>
+                <w:rFonts w:ascii="Times New Roman" w:hAnsi="Times New Roman"/>
+                <w:sz w:val="20"/>
+              </w:rPr>
+              <w:t>1.44</w:t>
             </w:r>
           </w:p>
         </w:tc>
@@ -2312,257 +2378,85 @@
       <w:tr>
         <w:tc>
           <w:tcPr>
-            <w:tcW w:type="dxa" w:w="2256"/>
+            <w:tcW w:type="dxa" w:w="1504"/>
           </w:tcPr>
           <w:p>
-            <w:pPr>
-              <w:spacing w:line="240" w:lineRule="auto" w:after="40" w:before="0"/>
-              <w:jc w:val="center"/>
-            </w:pPr>
             <w:r>
               <w:rPr>
-                <w:rFonts w:ascii="Times New Roman" w:hAnsi="Times New Roman" w:cs="Times New Roman"/>
-                <w:b w:val="0"/>
-                <w:i w:val="0"/>
-                <w:color w:val="000000"/>
+                <w:rFonts w:ascii="Times New Roman" w:hAnsi="Times New Roman"/>
                 <w:sz w:val="20"/>
               </w:rPr>
-              <w:t>YouTube vs TikTok</w:t>
+              <w:t>Instagram</w:t>
             </w:r>
           </w:p>
         </w:tc>
         <w:tc>
           <w:tcPr>
-            <w:tcW w:type="dxa" w:w="2256"/>
+            <w:tcW w:type="dxa" w:w="1504"/>
           </w:tcPr>
           <w:p>
-            <w:pPr>
-              <w:spacing w:line="240" w:lineRule="auto" w:after="40" w:before="0"/>
-              <w:jc w:val="center"/>
-            </w:pPr>
             <w:r>
               <w:rPr>
-                <w:rFonts w:ascii="Times New Roman" w:hAnsi="Times New Roman" w:cs="Times New Roman"/>
-                <w:b w:val="0"/>
-                <w:i w:val="0"/>
-                <w:color w:val="000000"/>
+                <w:rFonts w:ascii="Times New Roman" w:hAnsi="Times New Roman"/>
                 <w:sz w:val="20"/>
               </w:rPr>
-              <w:t>1859</w:t>
+              <w:t>16%</w:t>
             </w:r>
           </w:p>
         </w:tc>
         <w:tc>
           <w:tcPr>
-            <w:tcW w:type="dxa" w:w="2256"/>
+            <w:tcW w:type="dxa" w:w="1504"/>
           </w:tcPr>
           <w:p>
-            <w:pPr>
-              <w:spacing w:line="240" w:lineRule="auto" w:after="40" w:before="0"/>
-              <w:jc w:val="center"/>
-            </w:pPr>
             <w:r>
               <w:rPr>
-                <w:rFonts w:ascii="Times New Roman" w:hAnsi="Times New Roman" w:cs="Times New Roman"/>
-                <w:b w:val="0"/>
-                <w:i w:val="0"/>
-                <w:color w:val="000000"/>
+                <w:rFonts w:ascii="Times New Roman" w:hAnsi="Times New Roman"/>
                 <w:sz w:val="20"/>
               </w:rPr>
-              <w:t>&lt; .001</w:t>
+              <w:t>4%</w:t>
             </w:r>
           </w:p>
         </w:tc>
         <w:tc>
           <w:tcPr>
-            <w:tcW w:type="dxa" w:w="2256"/>
+            <w:tcW w:type="dxa" w:w="1504"/>
           </w:tcPr>
           <w:p>
-            <w:pPr>
-              <w:spacing w:line="240" w:lineRule="auto" w:after="40" w:before="0"/>
-              <w:jc w:val="center"/>
-            </w:pPr>
             <w:r>
               <w:rPr>
-                <w:rFonts w:ascii="Times New Roman" w:hAnsi="Times New Roman" w:cs="Times New Roman"/>
-                <w:b w:val="0"/>
-                <w:i w:val="0"/>
-                <w:color w:val="000000"/>
+                <w:rFonts w:ascii="Times New Roman" w:hAnsi="Times New Roman"/>
                 <w:sz w:val="20"/>
               </w:rPr>
-              <w:t>-0.487</w:t>
-            </w:r>
-          </w:p>
-        </w:tc>
-      </w:tr>
-      <w:tr>
-        <w:tc>
-          <w:tcPr>
-            <w:tcW w:type="dxa" w:w="2256"/>
-          </w:tcPr>
-          <w:p>
-            <w:pPr>
-              <w:spacing w:line="240" w:lineRule="auto" w:after="40" w:before="0"/>
-              <w:jc w:val="center"/>
-            </w:pPr>
-            <w:r>
-              <w:rPr>
-                <w:rFonts w:ascii="Times New Roman" w:hAnsi="Times New Roman" w:cs="Times New Roman"/>
-                <w:b w:val="0"/>
-                <w:i w:val="0"/>
-                <w:color w:val="000000"/>
-                <w:sz w:val="20"/>
-              </w:rPr>
-              <w:t>YouTube vs Instagram</w:t>
+              <w:t>0%</w:t>
             </w:r>
           </w:p>
         </w:tc>
         <w:tc>
           <w:tcPr>
-            <w:tcW w:type="dxa" w:w="2256"/>
+            <w:tcW w:type="dxa" w:w="1504"/>
           </w:tcPr>
           <w:p>
-            <w:pPr>
-              <w:spacing w:line="240" w:lineRule="auto" w:after="40" w:before="0"/>
-              <w:jc w:val="center"/>
-            </w:pPr>
             <w:r>
               <w:rPr>
-                <w:rFonts w:ascii="Times New Roman" w:hAnsi="Times New Roman" w:cs="Times New Roman"/>
-                <w:b w:val="0"/>
-                <w:i w:val="0"/>
-                <w:color w:val="000000"/>
+                <w:rFonts w:ascii="Times New Roman" w:hAnsi="Times New Roman"/>
                 <w:sz w:val="20"/>
               </w:rPr>
-              <w:t>2313</w:t>
+              <w:t>100%</w:t>
             </w:r>
           </w:p>
         </w:tc>
         <w:tc>
           <w:tcPr>
-            <w:tcW w:type="dxa" w:w="2256"/>
+            <w:tcW w:type="dxa" w:w="1504"/>
           </w:tcPr>
           <w:p>
-            <w:pPr>
-              <w:spacing w:line="240" w:lineRule="auto" w:after="40" w:before="0"/>
-              <w:jc w:val="center"/>
-            </w:pPr>
             <w:r>
               <w:rPr>
-                <w:rFonts w:ascii="Times New Roman" w:hAnsi="Times New Roman" w:cs="Times New Roman"/>
-                <w:b w:val="0"/>
-                <w:i w:val="0"/>
-                <w:color w:val="000000"/>
+                <w:rFonts w:ascii="Times New Roman" w:hAnsi="Times New Roman"/>
                 <w:sz w:val="20"/>
               </w:rPr>
-              <w:t>&lt; .001</w:t>
-            </w:r>
-          </w:p>
-        </w:tc>
-        <w:tc>
-          <w:tcPr>
-            <w:tcW w:type="dxa" w:w="2256"/>
-          </w:tcPr>
-          <w:p>
-            <w:pPr>
-              <w:spacing w:line="240" w:lineRule="auto" w:after="40" w:before="0"/>
-              <w:jc w:val="center"/>
-            </w:pPr>
-            <w:r>
-              <w:rPr>
-                <w:rFonts w:ascii="Times New Roman" w:hAnsi="Times New Roman" w:cs="Times New Roman"/>
-                <w:b w:val="0"/>
-                <w:i w:val="0"/>
-                <w:color w:val="000000"/>
-                <w:sz w:val="20"/>
-              </w:rPr>
-              <w:t>-0.850</w:t>
-            </w:r>
-          </w:p>
-        </w:tc>
-      </w:tr>
-      <w:tr>
-        <w:tc>
-          <w:tcPr>
-            <w:tcW w:type="dxa" w:w="2256"/>
-          </w:tcPr>
-          <w:p>
-            <w:pPr>
-              <w:spacing w:line="240" w:lineRule="auto" w:after="40" w:before="0"/>
-              <w:jc w:val="center"/>
-            </w:pPr>
-            <w:r>
-              <w:rPr>
-                <w:rFonts w:ascii="Times New Roman" w:hAnsi="Times New Roman" w:cs="Times New Roman"/>
-                <w:b w:val="0"/>
-                <w:i w:val="0"/>
-                <w:color w:val="000000"/>
-                <w:sz w:val="20"/>
-              </w:rPr>
-              <w:t>TikTok vs Instagram</w:t>
-            </w:r>
-          </w:p>
-        </w:tc>
-        <w:tc>
-          <w:tcPr>
-            <w:tcW w:type="dxa" w:w="2256"/>
-          </w:tcPr>
-          <w:p>
-            <w:pPr>
-              <w:spacing w:line="240" w:lineRule="auto" w:after="40" w:before="0"/>
-              <w:jc w:val="center"/>
-            </w:pPr>
-            <w:r>
-              <w:rPr>
-                <w:rFonts w:ascii="Times New Roman" w:hAnsi="Times New Roman" w:cs="Times New Roman"/>
-                <w:b w:val="0"/>
-                <w:i w:val="0"/>
-                <w:color w:val="000000"/>
-                <w:sz w:val="20"/>
-              </w:rPr>
-              <w:t>1883</w:t>
-            </w:r>
-          </w:p>
-        </w:tc>
-        <w:tc>
-          <w:tcPr>
-            <w:tcW w:type="dxa" w:w="2256"/>
-          </w:tcPr>
-          <w:p>
-            <w:pPr>
-              <w:spacing w:line="240" w:lineRule="auto" w:after="40" w:before="0"/>
-              <w:jc w:val="center"/>
-            </w:pPr>
-            <w:r>
-              <w:rPr>
-                <w:rFonts w:ascii="Times New Roman" w:hAnsi="Times New Roman" w:cs="Times New Roman"/>
-                <w:b w:val="0"/>
-                <w:i w:val="0"/>
-                <w:color w:val="000000"/>
-                <w:sz w:val="20"/>
-              </w:rPr>
-              <w:t>&lt; .001</w:t>
-            </w:r>
-          </w:p>
-        </w:tc>
-        <w:tc>
-          <w:tcPr>
-            <w:tcW w:type="dxa" w:w="2256"/>
-          </w:tcPr>
-          <w:p>
-            <w:pPr>
-              <w:spacing w:line="240" w:lineRule="auto" w:after="40" w:before="0"/>
-              <w:jc w:val="center"/>
-            </w:pPr>
-            <w:r>
-              <w:rPr>
-                <w:rFonts w:ascii="Times New Roman" w:hAnsi="Times New Roman" w:cs="Times New Roman"/>
-                <w:b w:val="0"/>
-                <w:i w:val="0"/>
-                <w:color w:val="000000"/>
-                <w:sz w:val="20"/>
-              </w:rPr>
-              <w:t>-0.506</w:t>
+              <w:t>1.20</w:t>
             </w:r>
           </w:p>
         </w:tc>
@@ -2570,40 +2464,49 @@
     </w:tbl>
     <w:p>
       <w:pPr>
-        <w:spacing w:line="360" w:lineRule="auto" w:after="120" w:before="0"/>
+        <w:spacing w:line="360" w:lineRule="auto"/>
         <w:jc w:val="both"/>
       </w:pPr>
       <w:r>
         <w:rPr>
-          <w:rFonts w:ascii="Times New Roman" w:hAnsi="Times New Roman" w:cs="Times New Roman"/>
+          <w:rFonts w:ascii="Times New Roman" w:hAnsi="Times New Roman"/>
           <w:b w:val="0"/>
           <w:i w:val="0"/>
-          <w:color w:val="000000"/>
           <w:sz w:val="24"/>
         </w:rPr>
       </w:r>
     </w:p>
     <w:p>
       <w:pPr>
-        <w:spacing w:line="360" w:lineRule="auto" w:after="200" w:before="0"/>
-        <w:jc w:val="both"/>
+        <w:pStyle w:val="Heading2"/>
       </w:pPr>
       <w:r>
         <w:rPr>
-          <w:rFonts w:ascii="Times New Roman" w:hAnsi="Times New Roman" w:cs="Times New Roman"/>
+          <w:rFonts w:ascii="Times New Roman" w:hAnsi="Times New Roman"/>
+          <w:color w:val="000000"/>
+        </w:rPr>
+        <w:t>C.2 Pairwise Comparisons</w:t>
+      </w:r>
+    </w:p>
+    <w:p>
+      <w:pPr>
+        <w:spacing w:line="360" w:lineRule="auto"/>
+        <w:jc w:val="left"/>
+      </w:pPr>
+      <w:r>
+        <w:rPr>
+          <w:rFonts w:ascii="Times New Roman" w:hAnsi="Times New Roman"/>
           <w:b/>
           <w:i w:val="0"/>
-          <w:color w:val="000000"/>
-          <w:sz w:val="26"/>
+          <w:sz w:val="24"/>
         </w:rPr>
-        <w:t>Table C4. JAMA Benchmark Compliance by Platform (%)</w:t>
+        <w:t>Table C5. Pairwise Platform Comparisons for DISCERN Total (Mann-Whitney U with Bonferroni Correction)</w:t>
       </w:r>
     </w:p>
     <w:tbl>
       <w:tblPr>
         <w:tblStyle w:val="TableGrid"/>
         <w:tblW w:type="auto" w:w="0"/>
-        <w:jc w:val="center"/>
         <w:tblLook w:firstColumn="1" w:firstRow="1" w:lastColumn="0" w:lastRow="0" w:noHBand="0" w:noVBand="1" w:val="04A0"/>
       </w:tblPr>
       <w:tblGrid>
@@ -2617,110 +2520,75 @@
         <w:tc>
           <w:tcPr>
             <w:tcW w:type="dxa" w:w="1805"/>
-            <w:shd w:fill="D9E2F3" w:val="clear"/>
           </w:tcPr>
           <w:p>
-            <w:pPr>
-              <w:spacing w:line="240" w:lineRule="auto" w:after="40" w:before="0"/>
-              <w:jc w:val="center"/>
-            </w:pPr>
             <w:r>
               <w:rPr>
-                <w:rFonts w:ascii="Times New Roman" w:hAnsi="Times New Roman" w:cs="Times New Roman"/>
+                <w:rFonts w:ascii="Times New Roman" w:hAnsi="Times New Roman"/>
                 <w:b/>
-                <w:i w:val="0"/>
-                <w:color w:val="000000"/>
                 <w:sz w:val="20"/>
               </w:rPr>
-              <w:t>Criterion</w:t>
+              <w:t>Comparison</w:t>
             </w:r>
           </w:p>
         </w:tc>
         <w:tc>
           <w:tcPr>
             <w:tcW w:type="dxa" w:w="1805"/>
-            <w:shd w:fill="D9E2F3" w:val="clear"/>
           </w:tcPr>
           <w:p>
-            <w:pPr>
-              <w:spacing w:line="240" w:lineRule="auto" w:after="40" w:before="0"/>
-              <w:jc w:val="center"/>
-            </w:pPr>
             <w:r>
               <w:rPr>
-                <w:rFonts w:ascii="Times New Roman" w:hAnsi="Times New Roman" w:cs="Times New Roman"/>
+                <w:rFonts w:ascii="Times New Roman" w:hAnsi="Times New Roman"/>
                 <w:b/>
-                <w:i w:val="0"/>
-                <w:color w:val="000000"/>
                 <w:sz w:val="20"/>
               </w:rPr>
-              <w:t>Website</w:t>
+              <w:t>U</w:t>
             </w:r>
           </w:p>
         </w:tc>
         <w:tc>
           <w:tcPr>
             <w:tcW w:type="dxa" w:w="1805"/>
-            <w:shd w:fill="D9E2F3" w:val="clear"/>
           </w:tcPr>
           <w:p>
-            <w:pPr>
-              <w:spacing w:line="240" w:lineRule="auto" w:after="40" w:before="0"/>
-              <w:jc w:val="center"/>
-            </w:pPr>
             <w:r>
               <w:rPr>
-                <w:rFonts w:ascii="Times New Roman" w:hAnsi="Times New Roman" w:cs="Times New Roman"/>
+                <w:rFonts w:ascii="Times New Roman" w:hAnsi="Times New Roman"/>
                 <w:b/>
-                <w:i w:val="0"/>
-                <w:color w:val="000000"/>
                 <w:sz w:val="20"/>
               </w:rPr>
-              <w:t>YouTube</w:t>
+              <w:t>p (adjusted)</w:t>
             </w:r>
           </w:p>
         </w:tc>
         <w:tc>
           <w:tcPr>
             <w:tcW w:type="dxa" w:w="1805"/>
-            <w:shd w:fill="D9E2F3" w:val="clear"/>
           </w:tcPr>
           <w:p>
-            <w:pPr>
-              <w:spacing w:line="240" w:lineRule="auto" w:after="40" w:before="0"/>
-              <w:jc w:val="center"/>
-            </w:pPr>
             <w:r>
               <w:rPr>
-                <w:rFonts w:ascii="Times New Roman" w:hAnsi="Times New Roman" w:cs="Times New Roman"/>
+                <w:rFonts w:ascii="Times New Roman" w:hAnsi="Times New Roman"/>
                 <w:b/>
-                <w:i w:val="0"/>
-                <w:color w:val="000000"/>
                 <w:sz w:val="20"/>
               </w:rPr>
-              <w:t>TikTok</w:t>
+              <w:t>Effect size (r)</w:t>
             </w:r>
           </w:p>
         </w:tc>
         <w:tc>
           <w:tcPr>
             <w:tcW w:type="dxa" w:w="1805"/>
-            <w:shd w:fill="D9E2F3" w:val="clear"/>
           </w:tcPr>
           <w:p>
-            <w:pPr>
-              <w:spacing w:line="240" w:lineRule="auto" w:after="40" w:before="0"/>
-              <w:jc w:val="center"/>
-            </w:pPr>
             <w:r>
               <w:rPr>
-                <w:rFonts w:ascii="Times New Roman" w:hAnsi="Times New Roman" w:cs="Times New Roman"/>
+                <w:rFonts w:ascii="Times New Roman" w:hAnsi="Times New Roman"/>
                 <w:b/>
-                <w:i w:val="0"/>
-                <w:color w:val="000000"/>
                 <w:sz w:val="20"/>
               </w:rPr>
-              <w:t>Instagram</w:t>
+              <w:t>Sig.</w:t>
             </w:r>
           </w:p>
         </w:tc>
@@ -2731,19 +2599,12 @@
             <w:tcW w:type="dxa" w:w="1805"/>
           </w:tcPr>
           <w:p>
-            <w:pPr>
-              <w:spacing w:line="240" w:lineRule="auto" w:after="40" w:before="0"/>
-              <w:jc w:val="center"/>
-            </w:pPr>
             <w:r>
               <w:rPr>
-                <w:rFonts w:ascii="Times New Roman" w:hAnsi="Times New Roman" w:cs="Times New Roman"/>
-                <w:b w:val="0"/>
-                <w:i w:val="0"/>
-                <w:color w:val="000000"/>
+                <w:rFonts w:ascii="Times New Roman" w:hAnsi="Times New Roman"/>
                 <w:sz w:val="20"/>
               </w:rPr>
-              <w:t>Authorship</w:t>
+              <w:t>Website vs YouTube</w:t>
             </w:r>
           </w:p>
         </w:tc>
@@ -2752,19 +2613,12 @@
             <w:tcW w:type="dxa" w:w="1805"/>
           </w:tcPr>
           <w:p>
-            <w:pPr>
-              <w:spacing w:line="240" w:lineRule="auto" w:after="40" w:before="0"/>
-              <w:jc w:val="center"/>
-            </w:pPr>
             <w:r>
               <w:rPr>
-                <w:rFonts w:ascii="Times New Roman" w:hAnsi="Times New Roman" w:cs="Times New Roman"/>
-                <w:b w:val="0"/>
-                <w:i w:val="0"/>
-                <w:color w:val="000000"/>
+                <w:rFonts w:ascii="Times New Roman" w:hAnsi="Times New Roman"/>
                 <w:sz w:val="20"/>
               </w:rPr>
-              <w:t>30%</w:t>
+              <w:t>1980</w:t>
             </w:r>
           </w:p>
         </w:tc>
@@ -2773,19 +2627,12 @@
             <w:tcW w:type="dxa" w:w="1805"/>
           </w:tcPr>
           <w:p>
-            <w:pPr>
-              <w:spacing w:line="240" w:lineRule="auto" w:after="40" w:before="0"/>
-              <w:jc w:val="center"/>
-            </w:pPr>
             <w:r>
               <w:rPr>
-                <w:rFonts w:ascii="Times New Roman" w:hAnsi="Times New Roman" w:cs="Times New Roman"/>
-                <w:b w:val="0"/>
-                <w:i w:val="0"/>
-                <w:color w:val="000000"/>
+                <w:rFonts w:ascii="Times New Roman" w:hAnsi="Times New Roman"/>
                 <w:sz w:val="20"/>
               </w:rPr>
-              <w:t>38%</w:t>
+              <w:t>&lt;.0001</w:t>
             </w:r>
           </w:p>
         </w:tc>
@@ -2794,19 +2641,12 @@
             <w:tcW w:type="dxa" w:w="1805"/>
           </w:tcPr>
           <w:p>
-            <w:pPr>
-              <w:spacing w:line="240" w:lineRule="auto" w:after="40" w:before="0"/>
-              <w:jc w:val="center"/>
-            </w:pPr>
             <w:r>
               <w:rPr>
-                <w:rFonts w:ascii="Times New Roman" w:hAnsi="Times New Roman" w:cs="Times New Roman"/>
-                <w:b w:val="0"/>
-                <w:i w:val="0"/>
-                <w:color w:val="000000"/>
+                <w:rFonts w:ascii="Times New Roman" w:hAnsi="Times New Roman"/>
                 <w:sz w:val="20"/>
               </w:rPr>
-              <w:t>30%</w:t>
+              <w:t>−0.584</w:t>
             </w:r>
           </w:p>
         </w:tc>
@@ -2815,19 +2655,12 @@
             <w:tcW w:type="dxa" w:w="1805"/>
           </w:tcPr>
           <w:p>
-            <w:pPr>
-              <w:spacing w:line="240" w:lineRule="auto" w:after="40" w:before="0"/>
-              <w:jc w:val="center"/>
-            </w:pPr>
             <w:r>
               <w:rPr>
-                <w:rFonts w:ascii="Times New Roman" w:hAnsi="Times New Roman" w:cs="Times New Roman"/>
-                <w:b w:val="0"/>
-                <w:i w:val="0"/>
-                <w:color w:val="000000"/>
+                <w:rFonts w:ascii="Times New Roman" w:hAnsi="Times New Roman"/>
                 <w:sz w:val="20"/>
               </w:rPr>
-              <w:t>16%</w:t>
+              <w:t>***</w:t>
             </w:r>
           </w:p>
         </w:tc>
@@ -2838,19 +2671,12 @@
             <w:tcW w:type="dxa" w:w="1805"/>
           </w:tcPr>
           <w:p>
-            <w:pPr>
-              <w:spacing w:line="240" w:lineRule="auto" w:after="40" w:before="0"/>
-              <w:jc w:val="center"/>
-            </w:pPr>
             <w:r>
               <w:rPr>
-                <w:rFonts w:ascii="Times New Roman" w:hAnsi="Times New Roman" w:cs="Times New Roman"/>
-                <w:b w:val="0"/>
-                <w:i w:val="0"/>
-                <w:color w:val="000000"/>
+                <w:rFonts w:ascii="Times New Roman" w:hAnsi="Times New Roman"/>
                 <w:sz w:val="20"/>
               </w:rPr>
-              <w:t>Attribution</w:t>
+              <w:t>Website vs TikTok</w:t>
             </w:r>
           </w:p>
         </w:tc>
@@ -2859,19 +2685,12 @@
             <w:tcW w:type="dxa" w:w="1805"/>
           </w:tcPr>
           <w:p>
-            <w:pPr>
-              <w:spacing w:line="240" w:lineRule="auto" w:after="40" w:before="0"/>
-              <w:jc w:val="center"/>
-            </w:pPr>
             <w:r>
               <w:rPr>
-                <w:rFonts w:ascii="Times New Roman" w:hAnsi="Times New Roman" w:cs="Times New Roman"/>
-                <w:b w:val="0"/>
-                <w:i w:val="0"/>
-                <w:color w:val="000000"/>
+                <w:rFonts w:ascii="Times New Roman" w:hAnsi="Times New Roman"/>
                 <w:sz w:val="20"/>
               </w:rPr>
-              <w:t>30%</w:t>
+              <w:t>2348</w:t>
             </w:r>
           </w:p>
         </w:tc>
@@ -2880,19 +2699,12 @@
             <w:tcW w:type="dxa" w:w="1805"/>
           </w:tcPr>
           <w:p>
-            <w:pPr>
-              <w:spacing w:line="240" w:lineRule="auto" w:after="40" w:before="0"/>
-              <w:jc w:val="center"/>
-            </w:pPr>
             <w:r>
               <w:rPr>
-                <w:rFonts w:ascii="Times New Roman" w:hAnsi="Times New Roman" w:cs="Times New Roman"/>
-                <w:b w:val="0"/>
-                <w:i w:val="0"/>
-                <w:color w:val="000000"/>
+                <w:rFonts w:ascii="Times New Roman" w:hAnsi="Times New Roman"/>
                 <w:sz w:val="20"/>
               </w:rPr>
-              <w:t>16%</w:t>
+              <w:t>&lt;.0001</w:t>
             </w:r>
           </w:p>
         </w:tc>
@@ -2901,19 +2713,12 @@
             <w:tcW w:type="dxa" w:w="1805"/>
           </w:tcPr>
           <w:p>
-            <w:pPr>
-              <w:spacing w:line="240" w:lineRule="auto" w:after="40" w:before="0"/>
-              <w:jc w:val="center"/>
-            </w:pPr>
             <w:r>
               <w:rPr>
-                <w:rFonts w:ascii="Times New Roman" w:hAnsi="Times New Roman" w:cs="Times New Roman"/>
-                <w:b w:val="0"/>
-                <w:i w:val="0"/>
-                <w:color w:val="000000"/>
+                <w:rFonts w:ascii="Times New Roman" w:hAnsi="Times New Roman"/>
                 <w:sz w:val="20"/>
               </w:rPr>
-              <w:t>0%</w:t>
+              <w:t>−0.878</w:t>
             </w:r>
           </w:p>
         </w:tc>
@@ -2922,19 +2727,12 @@
             <w:tcW w:type="dxa" w:w="1805"/>
           </w:tcPr>
           <w:p>
-            <w:pPr>
-              <w:spacing w:line="240" w:lineRule="auto" w:after="40" w:before="0"/>
-              <w:jc w:val="center"/>
-            </w:pPr>
             <w:r>
               <w:rPr>
-                <w:rFonts w:ascii="Times New Roman" w:hAnsi="Times New Roman" w:cs="Times New Roman"/>
-                <w:b w:val="0"/>
-                <w:i w:val="0"/>
-                <w:color w:val="000000"/>
+                <w:rFonts w:ascii="Times New Roman" w:hAnsi="Times New Roman"/>
                 <w:sz w:val="20"/>
               </w:rPr>
-              <w:t>4%</w:t>
+              <w:t>***</w:t>
             </w:r>
           </w:p>
         </w:tc>
@@ -2945,19 +2743,12 @@
             <w:tcW w:type="dxa" w:w="1805"/>
           </w:tcPr>
           <w:p>
-            <w:pPr>
-              <w:spacing w:line="240" w:lineRule="auto" w:after="40" w:before="0"/>
-              <w:jc w:val="center"/>
-            </w:pPr>
             <w:r>
               <w:rPr>
-                <w:rFonts w:ascii="Times New Roman" w:hAnsi="Times New Roman" w:cs="Times New Roman"/>
-                <w:b w:val="0"/>
-                <w:i w:val="0"/>
-                <w:color w:val="000000"/>
+                <w:rFonts w:ascii="Times New Roman" w:hAnsi="Times New Roman"/>
                 <w:sz w:val="20"/>
               </w:rPr>
-              <w:t>Disclosure</w:t>
+              <w:t>Website vs Instagram</w:t>
             </w:r>
           </w:p>
         </w:tc>
@@ -2966,19 +2757,12 @@
             <w:tcW w:type="dxa" w:w="1805"/>
           </w:tcPr>
           <w:p>
-            <w:pPr>
-              <w:spacing w:line="240" w:lineRule="auto" w:after="40" w:before="0"/>
-              <w:jc w:val="center"/>
-            </w:pPr>
             <w:r>
               <w:rPr>
-                <w:rFonts w:ascii="Times New Roman" w:hAnsi="Times New Roman" w:cs="Times New Roman"/>
-                <w:b w:val="0"/>
-                <w:i w:val="0"/>
-                <w:color w:val="000000"/>
+                <w:rFonts w:ascii="Times New Roman" w:hAnsi="Times New Roman"/>
                 <w:sz w:val="20"/>
               </w:rPr>
-              <w:t>16%</w:t>
+              <w:t>2494</w:t>
             </w:r>
           </w:p>
         </w:tc>
@@ -2987,19 +2771,12 @@
             <w:tcW w:type="dxa" w:w="1805"/>
           </w:tcPr>
           <w:p>
-            <w:pPr>
-              <w:spacing w:line="240" w:lineRule="auto" w:after="40" w:before="0"/>
-              <w:jc w:val="center"/>
-            </w:pPr>
             <w:r>
               <w:rPr>
-                <w:rFonts w:ascii="Times New Roman" w:hAnsi="Times New Roman" w:cs="Times New Roman"/>
-                <w:b w:val="0"/>
-                <w:i w:val="0"/>
-                <w:color w:val="000000"/>
+                <w:rFonts w:ascii="Times New Roman" w:hAnsi="Times New Roman"/>
                 <w:sz w:val="20"/>
               </w:rPr>
-              <w:t>0%</w:t>
+              <w:t>&lt;.0001</w:t>
             </w:r>
           </w:p>
         </w:tc>
@@ -3008,19 +2785,12 @@
             <w:tcW w:type="dxa" w:w="1805"/>
           </w:tcPr>
           <w:p>
-            <w:pPr>
-              <w:spacing w:line="240" w:lineRule="auto" w:after="40" w:before="0"/>
-              <w:jc w:val="center"/>
-            </w:pPr>
             <w:r>
               <w:rPr>
-                <w:rFonts w:ascii="Times New Roman" w:hAnsi="Times New Roman" w:cs="Times New Roman"/>
-                <w:b w:val="0"/>
-                <w:i w:val="0"/>
-                <w:color w:val="000000"/>
+                <w:rFonts w:ascii="Times New Roman" w:hAnsi="Times New Roman"/>
                 <w:sz w:val="20"/>
               </w:rPr>
-              <w:t>14%</w:t>
+              <w:t>−0.995</w:t>
             </w:r>
           </w:p>
         </w:tc>
@@ -3029,19 +2799,12 @@
             <w:tcW w:type="dxa" w:w="1805"/>
           </w:tcPr>
           <w:p>
-            <w:pPr>
-              <w:spacing w:line="240" w:lineRule="auto" w:after="40" w:before="0"/>
-              <w:jc w:val="center"/>
-            </w:pPr>
             <w:r>
               <w:rPr>
-                <w:rFonts w:ascii="Times New Roman" w:hAnsi="Times New Roman" w:cs="Times New Roman"/>
-                <w:b w:val="0"/>
-                <w:i w:val="0"/>
-                <w:color w:val="000000"/>
+                <w:rFonts w:ascii="Times New Roman" w:hAnsi="Times New Roman"/>
                 <w:sz w:val="20"/>
               </w:rPr>
-              <w:t>0%</w:t>
+              <w:t>***</w:t>
             </w:r>
           </w:p>
         </w:tc>
@@ -3052,19 +2815,12 @@
             <w:tcW w:type="dxa" w:w="1805"/>
           </w:tcPr>
           <w:p>
-            <w:pPr>
-              <w:spacing w:line="240" w:lineRule="auto" w:after="40" w:before="0"/>
-              <w:jc w:val="center"/>
-            </w:pPr>
             <w:r>
               <w:rPr>
-                <w:rFonts w:ascii="Times New Roman" w:hAnsi="Times New Roman" w:cs="Times New Roman"/>
-                <w:b w:val="0"/>
-                <w:i w:val="0"/>
-                <w:color w:val="000000"/>
+                <w:rFonts w:ascii="Times New Roman" w:hAnsi="Times New Roman"/>
                 <w:sz w:val="20"/>
               </w:rPr>
-              <w:t>Currency</w:t>
+              <w:t>YouTube vs TikTok</w:t>
             </w:r>
           </w:p>
         </w:tc>
@@ -3073,19 +2829,12 @@
             <w:tcW w:type="dxa" w:w="1805"/>
           </w:tcPr>
           <w:p>
-            <w:pPr>
-              <w:spacing w:line="240" w:lineRule="auto" w:after="40" w:before="0"/>
-              <w:jc w:val="center"/>
-            </w:pPr>
             <w:r>
               <w:rPr>
-                <w:rFonts w:ascii="Times New Roman" w:hAnsi="Times New Roman" w:cs="Times New Roman"/>
-                <w:b w:val="0"/>
-                <w:i w:val="0"/>
-                <w:color w:val="000000"/>
+                <w:rFonts w:ascii="Times New Roman" w:hAnsi="Times New Roman"/>
                 <w:sz w:val="20"/>
               </w:rPr>
-              <w:t>68%</w:t>
+              <w:t>2030</w:t>
             </w:r>
           </w:p>
         </w:tc>
@@ -3094,19 +2843,12 @@
             <w:tcW w:type="dxa" w:w="1805"/>
           </w:tcPr>
           <w:p>
-            <w:pPr>
-              <w:spacing w:line="240" w:lineRule="auto" w:after="40" w:before="0"/>
-              <w:jc w:val="center"/>
-            </w:pPr>
             <w:r>
               <w:rPr>
-                <w:rFonts w:ascii="Times New Roman" w:hAnsi="Times New Roman" w:cs="Times New Roman"/>
-                <w:b w:val="0"/>
-                <w:i w:val="0"/>
-                <w:color w:val="000000"/>
+                <w:rFonts w:ascii="Times New Roman" w:hAnsi="Times New Roman"/>
                 <w:sz w:val="20"/>
               </w:rPr>
-              <w:t>100%</w:t>
+              <w:t>&lt;.0001</w:t>
             </w:r>
           </w:p>
         </w:tc>
@@ -3115,19 +2857,12 @@
             <w:tcW w:type="dxa" w:w="1805"/>
           </w:tcPr>
           <w:p>
-            <w:pPr>
-              <w:spacing w:line="240" w:lineRule="auto" w:after="40" w:before="0"/>
-              <w:jc w:val="center"/>
-            </w:pPr>
             <w:r>
               <w:rPr>
-                <w:rFonts w:ascii="Times New Roman" w:hAnsi="Times New Roman" w:cs="Times New Roman"/>
-                <w:b w:val="0"/>
-                <w:i w:val="0"/>
-                <w:color w:val="000000"/>
+                <w:rFonts w:ascii="Times New Roman" w:hAnsi="Times New Roman"/>
                 <w:sz w:val="20"/>
               </w:rPr>
-              <w:t>100%</w:t>
+              <w:t>−0.624</w:t>
             </w:r>
           </w:p>
         </w:tc>
@@ -3136,1521 +2871,12 @@
             <w:tcW w:type="dxa" w:w="1805"/>
           </w:tcPr>
           <w:p>
-            <w:pPr>
-              <w:spacing w:line="240" w:lineRule="auto" w:after="40" w:before="0"/>
-              <w:jc w:val="center"/>
-            </w:pPr>
             <w:r>
               <w:rPr>
-                <w:rFonts w:ascii="Times New Roman" w:hAnsi="Times New Roman" w:cs="Times New Roman"/>
-                <w:b w:val="0"/>
-                <w:i w:val="0"/>
-                <w:color w:val="000000"/>
+                <w:rFonts w:ascii="Times New Roman" w:hAnsi="Times New Roman"/>
                 <w:sz w:val="20"/>
               </w:rPr>
-              <w:t>100%</w:t>
-            </w:r>
-          </w:p>
-        </w:tc>
-      </w:tr>
-    </w:tbl>
-    <w:p>
-      <w:pPr>
-        <w:spacing w:line="360" w:lineRule="auto" w:after="120" w:before="0"/>
-        <w:jc w:val="both"/>
-      </w:pPr>
-      <w:r>
-        <w:rPr>
-          <w:rFonts w:ascii="Times New Roman" w:hAnsi="Times New Roman" w:cs="Times New Roman"/>
-          <w:b w:val="0"/>
-          <w:i w:val="0"/>
-          <w:color w:val="000000"/>
-          <w:sz w:val="24"/>
-        </w:rPr>
-      </w:r>
-    </w:p>
-    <w:p>
-      <w:pPr>
-        <w:spacing w:line="360" w:lineRule="auto" w:after="200" w:before="0"/>
-        <w:jc w:val="both"/>
-      </w:pPr>
-      <w:r>
-        <w:rPr>
-          <w:rFonts w:ascii="Times New Roman" w:hAnsi="Times New Roman" w:cs="Times New Roman"/>
-          <w:b/>
-          <w:i w:val="0"/>
-          <w:color w:val="000000"/>
-          <w:sz w:val="26"/>
-        </w:rPr>
-        <w:t>Table C5. Inter-Rater Reliability Statistics</w:t>
-      </w:r>
-    </w:p>
-    <w:tbl>
-      <w:tblPr>
-        <w:tblStyle w:val="TableGrid"/>
-        <w:tblW w:type="auto" w:w="0"/>
-        <w:jc w:val="center"/>
-        <w:tblLook w:firstColumn="1" w:firstRow="1" w:lastColumn="0" w:lastRow="0" w:noHBand="0" w:noVBand="1" w:val="04A0"/>
-      </w:tblPr>
-      <w:tblGrid>
-        <w:gridCol w:w="3009"/>
-        <w:gridCol w:w="3009"/>
-        <w:gridCol w:w="3009"/>
-      </w:tblGrid>
-      <w:tr>
-        <w:tc>
-          <w:tcPr>
-            <w:tcW w:type="dxa" w:w="3009"/>
-            <w:shd w:fill="D9E2F3" w:val="clear"/>
-          </w:tcPr>
-          <w:p>
-            <w:pPr>
-              <w:spacing w:line="240" w:lineRule="auto" w:after="40" w:before="0"/>
-              <w:jc w:val="center"/>
-            </w:pPr>
-            <w:r>
-              <w:rPr>
-                <w:rFonts w:ascii="Times New Roman" w:hAnsi="Times New Roman" w:cs="Times New Roman"/>
-                <w:b/>
-                <w:i w:val="0"/>
-                <w:color w:val="000000"/>
-                <w:sz w:val="20"/>
-              </w:rPr>
-              <w:t>Measure</w:t>
-            </w:r>
-          </w:p>
-        </w:tc>
-        <w:tc>
-          <w:tcPr>
-            <w:tcW w:type="dxa" w:w="3009"/>
-            <w:shd w:fill="D9E2F3" w:val="clear"/>
-          </w:tcPr>
-          <w:p>
-            <w:pPr>
-              <w:spacing w:line="240" w:lineRule="auto" w:after="40" w:before="0"/>
-              <w:jc w:val="center"/>
-            </w:pPr>
-            <w:r>
-              <w:rPr>
-                <w:rFonts w:ascii="Times New Roman" w:hAnsi="Times New Roman" w:cs="Times New Roman"/>
-                <w:b/>
-                <w:i w:val="0"/>
-                <w:color w:val="000000"/>
-                <w:sz w:val="20"/>
-              </w:rPr>
-              <w:t>Statistic</w:t>
-            </w:r>
-          </w:p>
-        </w:tc>
-        <w:tc>
-          <w:tcPr>
-            <w:tcW w:type="dxa" w:w="3009"/>
-            <w:shd w:fill="D9E2F3" w:val="clear"/>
-          </w:tcPr>
-          <w:p>
-            <w:pPr>
-              <w:spacing w:line="240" w:lineRule="auto" w:after="40" w:before="0"/>
-              <w:jc w:val="center"/>
-            </w:pPr>
-            <w:r>
-              <w:rPr>
-                <w:rFonts w:ascii="Times New Roman" w:hAnsi="Times New Roman" w:cs="Times New Roman"/>
-                <w:b/>
-                <w:i w:val="0"/>
-                <w:color w:val="000000"/>
-                <w:sz w:val="20"/>
-              </w:rPr>
-              <w:t>Interpretation</w:t>
-            </w:r>
-          </w:p>
-        </w:tc>
-      </w:tr>
-      <w:tr>
-        <w:tc>
-          <w:tcPr>
-            <w:tcW w:type="dxa" w:w="3009"/>
-          </w:tcPr>
-          <w:p>
-            <w:pPr>
-              <w:spacing w:line="240" w:lineRule="auto" w:after="40" w:before="0"/>
-              <w:jc w:val="center"/>
-            </w:pPr>
-            <w:r>
-              <w:rPr>
-                <w:rFonts w:ascii="Times New Roman" w:hAnsi="Times New Roman" w:cs="Times New Roman"/>
-                <w:b w:val="0"/>
-                <w:i w:val="0"/>
-                <w:color w:val="000000"/>
-                <w:sz w:val="20"/>
-              </w:rPr>
-              <w:t>DISCERN Total (ICC[3,1])</w:t>
-            </w:r>
-          </w:p>
-        </w:tc>
-        <w:tc>
-          <w:tcPr>
-            <w:tcW w:type="dxa" w:w="3009"/>
-          </w:tcPr>
-          <w:p>
-            <w:pPr>
-              <w:spacing w:line="240" w:lineRule="auto" w:after="40" w:before="0"/>
-              <w:jc w:val="center"/>
-            </w:pPr>
-            <w:r>
-              <w:rPr>
-                <w:rFonts w:ascii="Times New Roman" w:hAnsi="Times New Roman" w:cs="Times New Roman"/>
-                <w:b w:val="0"/>
-                <w:i w:val="0"/>
-                <w:color w:val="000000"/>
-                <w:sz w:val="20"/>
-              </w:rPr>
-              <w:t>0.932 (95% CI [0.870, 0.960])</w:t>
-            </w:r>
-          </w:p>
-        </w:tc>
-        <w:tc>
-          <w:tcPr>
-            <w:tcW w:type="dxa" w:w="3009"/>
-          </w:tcPr>
-          <w:p>
-            <w:pPr>
-              <w:spacing w:line="240" w:lineRule="auto" w:after="40" w:before="0"/>
-              <w:jc w:val="center"/>
-            </w:pPr>
-            <w:r>
-              <w:rPr>
-                <w:rFonts w:ascii="Times New Roman" w:hAnsi="Times New Roman" w:cs="Times New Roman"/>
-                <w:b w:val="0"/>
-                <w:i w:val="0"/>
-                <w:color w:val="000000"/>
-                <w:sz w:val="20"/>
-              </w:rPr>
-              <w:t>Excellent</w:t>
-            </w:r>
-          </w:p>
-        </w:tc>
-      </w:tr>
-      <w:tr>
-        <w:tc>
-          <w:tcPr>
-            <w:tcW w:type="dxa" w:w="3009"/>
-          </w:tcPr>
-          <w:p>
-            <w:pPr>
-              <w:spacing w:line="240" w:lineRule="auto" w:after="40" w:before="0"/>
-              <w:jc w:val="center"/>
-            </w:pPr>
-            <w:r>
-              <w:rPr>
-                <w:rFonts w:ascii="Times New Roman" w:hAnsi="Times New Roman" w:cs="Times New Roman"/>
-                <w:b w:val="0"/>
-                <w:i w:val="0"/>
-                <w:color w:val="000000"/>
-                <w:sz w:val="20"/>
-              </w:rPr>
-              <w:t>JAMA Authorship (kappa)</w:t>
-            </w:r>
-          </w:p>
-        </w:tc>
-        <w:tc>
-          <w:tcPr>
-            <w:tcW w:type="dxa" w:w="3009"/>
-          </w:tcPr>
-          <w:p>
-            <w:pPr>
-              <w:spacing w:line="240" w:lineRule="auto" w:after="40" w:before="0"/>
-              <w:jc w:val="center"/>
-            </w:pPr>
-            <w:r>
-              <w:rPr>
-                <w:rFonts w:ascii="Times New Roman" w:hAnsi="Times New Roman" w:cs="Times New Roman"/>
-                <w:b w:val="0"/>
-                <w:i w:val="0"/>
-                <w:color w:val="000000"/>
-                <w:sz w:val="20"/>
-              </w:rPr>
-              <w:t>0.671</w:t>
-            </w:r>
-          </w:p>
-        </w:tc>
-        <w:tc>
-          <w:tcPr>
-            <w:tcW w:type="dxa" w:w="3009"/>
-          </w:tcPr>
-          <w:p>
-            <w:pPr>
-              <w:spacing w:line="240" w:lineRule="auto" w:after="40" w:before="0"/>
-              <w:jc w:val="center"/>
-            </w:pPr>
-            <w:r>
-              <w:rPr>
-                <w:rFonts w:ascii="Times New Roman" w:hAnsi="Times New Roman" w:cs="Times New Roman"/>
-                <w:b w:val="0"/>
-                <w:i w:val="0"/>
-                <w:color w:val="000000"/>
-                <w:sz w:val="20"/>
-              </w:rPr>
-              <w:t>Substantial</w:t>
-            </w:r>
-          </w:p>
-        </w:tc>
-      </w:tr>
-      <w:tr>
-        <w:tc>
-          <w:tcPr>
-            <w:tcW w:type="dxa" w:w="3009"/>
-          </w:tcPr>
-          <w:p>
-            <w:pPr>
-              <w:spacing w:line="240" w:lineRule="auto" w:after="40" w:before="0"/>
-              <w:jc w:val="center"/>
-            </w:pPr>
-            <w:r>
-              <w:rPr>
-                <w:rFonts w:ascii="Times New Roman" w:hAnsi="Times New Roman" w:cs="Times New Roman"/>
-                <w:b w:val="0"/>
-                <w:i w:val="0"/>
-                <w:color w:val="000000"/>
-                <w:sz w:val="20"/>
-              </w:rPr>
-              <w:t>JAMA Attribution (kappa)</w:t>
-            </w:r>
-          </w:p>
-        </w:tc>
-        <w:tc>
-          <w:tcPr>
-            <w:tcW w:type="dxa" w:w="3009"/>
-          </w:tcPr>
-          <w:p>
-            <w:pPr>
-              <w:spacing w:line="240" w:lineRule="auto" w:after="40" w:before="0"/>
-              <w:jc w:val="center"/>
-            </w:pPr>
-            <w:r>
-              <w:rPr>
-                <w:rFonts w:ascii="Times New Roman" w:hAnsi="Times New Roman" w:cs="Times New Roman"/>
-                <w:b w:val="0"/>
-                <w:i w:val="0"/>
-                <w:color w:val="000000"/>
-                <w:sz w:val="20"/>
-              </w:rPr>
-              <w:t>0.615</w:t>
-            </w:r>
-          </w:p>
-        </w:tc>
-        <w:tc>
-          <w:tcPr>
-            <w:tcW w:type="dxa" w:w="3009"/>
-          </w:tcPr>
-          <w:p>
-            <w:pPr>
-              <w:spacing w:line="240" w:lineRule="auto" w:after="40" w:before="0"/>
-              <w:jc w:val="center"/>
-            </w:pPr>
-            <w:r>
-              <w:rPr>
-                <w:rFonts w:ascii="Times New Roman" w:hAnsi="Times New Roman" w:cs="Times New Roman"/>
-                <w:b w:val="0"/>
-                <w:i w:val="0"/>
-                <w:color w:val="000000"/>
-                <w:sz w:val="20"/>
-              </w:rPr>
-              <w:t>Substantial</w:t>
-            </w:r>
-          </w:p>
-        </w:tc>
-      </w:tr>
-      <w:tr>
-        <w:tc>
-          <w:tcPr>
-            <w:tcW w:type="dxa" w:w="3009"/>
-          </w:tcPr>
-          <w:p>
-            <w:pPr>
-              <w:spacing w:line="240" w:lineRule="auto" w:after="40" w:before="0"/>
-              <w:jc w:val="center"/>
-            </w:pPr>
-            <w:r>
-              <w:rPr>
-                <w:rFonts w:ascii="Times New Roman" w:hAnsi="Times New Roman" w:cs="Times New Roman"/>
-                <w:b w:val="0"/>
-                <w:i w:val="0"/>
-                <w:color w:val="000000"/>
-                <w:sz w:val="20"/>
-              </w:rPr>
-              <w:t>JAMA Disclosure (kappa)</w:t>
-            </w:r>
-          </w:p>
-        </w:tc>
-        <w:tc>
-          <w:tcPr>
-            <w:tcW w:type="dxa" w:w="3009"/>
-          </w:tcPr>
-          <w:p>
-            <w:pPr>
-              <w:spacing w:line="240" w:lineRule="auto" w:after="40" w:before="0"/>
-              <w:jc w:val="center"/>
-            </w:pPr>
-            <w:r>
-              <w:rPr>
-                <w:rFonts w:ascii="Times New Roman" w:hAnsi="Times New Roman" w:cs="Times New Roman"/>
-                <w:b w:val="0"/>
-                <w:i w:val="0"/>
-                <w:color w:val="000000"/>
-                <w:sz w:val="20"/>
-              </w:rPr>
-              <w:t>0.273</w:t>
-            </w:r>
-          </w:p>
-        </w:tc>
-        <w:tc>
-          <w:tcPr>
-            <w:tcW w:type="dxa" w:w="3009"/>
-          </w:tcPr>
-          <w:p>
-            <w:pPr>
-              <w:spacing w:line="240" w:lineRule="auto" w:after="40" w:before="0"/>
-              <w:jc w:val="center"/>
-            </w:pPr>
-            <w:r>
-              <w:rPr>
-                <w:rFonts w:ascii="Times New Roman" w:hAnsi="Times New Roman" w:cs="Times New Roman"/>
-                <w:b w:val="0"/>
-                <w:i w:val="0"/>
-                <w:color w:val="000000"/>
-                <w:sz w:val="20"/>
-              </w:rPr>
-              <w:t>Fair (kappa paradox)</w:t>
-            </w:r>
-          </w:p>
-        </w:tc>
-      </w:tr>
-      <w:tr>
-        <w:tc>
-          <w:tcPr>
-            <w:tcW w:type="dxa" w:w="3009"/>
-          </w:tcPr>
-          <w:p>
-            <w:pPr>
-              <w:spacing w:line="240" w:lineRule="auto" w:after="40" w:before="0"/>
-              <w:jc w:val="center"/>
-            </w:pPr>
-            <w:r>
-              <w:rPr>
-                <w:rFonts w:ascii="Times New Roman" w:hAnsi="Times New Roman" w:cs="Times New Roman"/>
-                <w:b w:val="0"/>
-                <w:i w:val="0"/>
-                <w:color w:val="000000"/>
-                <w:sz w:val="20"/>
-              </w:rPr>
-              <w:t>JAMA Currency (kappa)</w:t>
-            </w:r>
-          </w:p>
-        </w:tc>
-        <w:tc>
-          <w:tcPr>
-            <w:tcW w:type="dxa" w:w="3009"/>
-          </w:tcPr>
-          <w:p>
-            <w:pPr>
-              <w:spacing w:line="240" w:lineRule="auto" w:after="40" w:before="0"/>
-              <w:jc w:val="center"/>
-            </w:pPr>
-            <w:r>
-              <w:rPr>
-                <w:rFonts w:ascii="Times New Roman" w:hAnsi="Times New Roman" w:cs="Times New Roman"/>
-                <w:b w:val="0"/>
-                <w:i w:val="0"/>
-                <w:color w:val="000000"/>
-                <w:sz w:val="20"/>
-              </w:rPr>
-              <w:t>0.216</w:t>
-            </w:r>
-          </w:p>
-        </w:tc>
-        <w:tc>
-          <w:tcPr>
-            <w:tcW w:type="dxa" w:w="3009"/>
-          </w:tcPr>
-          <w:p>
-            <w:pPr>
-              <w:spacing w:line="240" w:lineRule="auto" w:after="40" w:before="0"/>
-              <w:jc w:val="center"/>
-            </w:pPr>
-            <w:r>
-              <w:rPr>
-                <w:rFonts w:ascii="Times New Roman" w:hAnsi="Times New Roman" w:cs="Times New Roman"/>
-                <w:b w:val="0"/>
-                <w:i w:val="0"/>
-                <w:color w:val="000000"/>
-                <w:sz w:val="20"/>
-              </w:rPr>
-              <w:t>Fair (kappa paradox)</w:t>
-            </w:r>
-          </w:p>
-        </w:tc>
-      </w:tr>
-    </w:tbl>
-    <w:p>
-      <w:pPr>
-        <w:spacing w:line="360" w:lineRule="auto" w:after="120" w:before="0"/>
-        <w:jc w:val="both"/>
-      </w:pPr>
-      <w:r>
-        <w:rPr>
-          <w:rFonts w:ascii="Times New Roman" w:hAnsi="Times New Roman" w:cs="Times New Roman"/>
-          <w:b w:val="0"/>
-          <w:i w:val="0"/>
-          <w:color w:val="000000"/>
-          <w:sz w:val="24"/>
-        </w:rPr>
-      </w:r>
-    </w:p>
-    <w:p>
-      <w:pPr>
-        <w:spacing w:line="360" w:lineRule="auto" w:after="200" w:before="0"/>
-        <w:jc w:val="both"/>
-      </w:pPr>
-      <w:r>
-        <w:rPr>
-          <w:rFonts w:ascii="Times New Roman" w:hAnsi="Times New Roman" w:cs="Times New Roman"/>
-          <w:b/>
-          <w:i w:val="0"/>
-          <w:color w:val="000000"/>
-          <w:sz w:val="26"/>
-        </w:rPr>
-        <w:t>Table C6. Spearman Correlations Between Engagement Metrics and DISCERN Scores</w:t>
-      </w:r>
-    </w:p>
-    <w:tbl>
-      <w:tblPr>
-        <w:tblStyle w:val="TableGrid"/>
-        <w:tblW w:type="auto" w:w="0"/>
-        <w:jc w:val="center"/>
-        <w:tblLook w:firstColumn="1" w:firstRow="1" w:lastColumn="0" w:lastRow="0" w:noHBand="0" w:noVBand="1" w:val="04A0"/>
-      </w:tblPr>
-      <w:tblGrid>
-        <w:gridCol w:w="2256"/>
-        <w:gridCol w:w="2256"/>
-        <w:gridCol w:w="2256"/>
-        <w:gridCol w:w="2256"/>
-      </w:tblGrid>
-      <w:tr>
-        <w:tc>
-          <w:tcPr>
-            <w:tcW w:type="dxa" w:w="2256"/>
-            <w:shd w:fill="D9E2F3" w:val="clear"/>
-          </w:tcPr>
-          <w:p>
-            <w:pPr>
-              <w:spacing w:line="240" w:lineRule="auto" w:after="40" w:before="0"/>
-              <w:jc w:val="center"/>
-            </w:pPr>
-            <w:r>
-              <w:rPr>
-                <w:rFonts w:ascii="Times New Roman" w:hAnsi="Times New Roman" w:cs="Times New Roman"/>
-                <w:b/>
-                <w:i w:val="0"/>
-                <w:color w:val="000000"/>
-                <w:sz w:val="20"/>
-              </w:rPr>
-              <w:t>Metric / Platform</w:t>
-            </w:r>
-          </w:p>
-        </w:tc>
-        <w:tc>
-          <w:tcPr>
-            <w:tcW w:type="dxa" w:w="2256"/>
-            <w:shd w:fill="D9E2F3" w:val="clear"/>
-          </w:tcPr>
-          <w:p>
-            <w:pPr>
-              <w:spacing w:line="240" w:lineRule="auto" w:after="40" w:before="0"/>
-              <w:jc w:val="center"/>
-            </w:pPr>
-            <w:r>
-              <w:rPr>
-                <w:rFonts w:ascii="Times New Roman" w:hAnsi="Times New Roman" w:cs="Times New Roman"/>
-                <w:b/>
-                <w:i w:val="0"/>
-                <w:color w:val="000000"/>
-                <w:sz w:val="20"/>
-              </w:rPr>
-              <w:t>rho</w:t>
-            </w:r>
-          </w:p>
-        </w:tc>
-        <w:tc>
-          <w:tcPr>
-            <w:tcW w:type="dxa" w:w="2256"/>
-            <w:shd w:fill="D9E2F3" w:val="clear"/>
-          </w:tcPr>
-          <w:p>
-            <w:pPr>
-              <w:spacing w:line="240" w:lineRule="auto" w:after="40" w:before="0"/>
-              <w:jc w:val="center"/>
-            </w:pPr>
-            <w:r>
-              <w:rPr>
-                <w:rFonts w:ascii="Times New Roman" w:hAnsi="Times New Roman" w:cs="Times New Roman"/>
-                <w:b/>
-                <w:i w:val="0"/>
-                <w:color w:val="000000"/>
-                <w:sz w:val="20"/>
-              </w:rPr>
-              <w:t>p</w:t>
-            </w:r>
-          </w:p>
-        </w:tc>
-        <w:tc>
-          <w:tcPr>
-            <w:tcW w:type="dxa" w:w="2256"/>
-            <w:shd w:fill="D9E2F3" w:val="clear"/>
-          </w:tcPr>
-          <w:p>
-            <w:pPr>
-              <w:spacing w:line="240" w:lineRule="auto" w:after="40" w:before="0"/>
-              <w:jc w:val="center"/>
-            </w:pPr>
-            <w:r>
-              <w:rPr>
-                <w:rFonts w:ascii="Times New Roman" w:hAnsi="Times New Roman" w:cs="Times New Roman"/>
-                <w:b/>
-                <w:i w:val="0"/>
-                <w:color w:val="000000"/>
-                <w:sz w:val="20"/>
-              </w:rPr>
-              <w:t>Interpretation</w:t>
-            </w:r>
-          </w:p>
-        </w:tc>
-      </w:tr>
-      <w:tr>
-        <w:tc>
-          <w:tcPr>
-            <w:tcW w:type="dxa" w:w="2256"/>
-          </w:tcPr>
-          <w:p>
-            <w:pPr>
-              <w:spacing w:line="240" w:lineRule="auto" w:after="40" w:before="0"/>
-              <w:jc w:val="center"/>
-            </w:pPr>
-            <w:r>
-              <w:rPr>
-                <w:rFonts w:ascii="Times New Roman" w:hAnsi="Times New Roman" w:cs="Times New Roman"/>
-                <w:b w:val="0"/>
-                <w:i w:val="0"/>
-                <w:color w:val="000000"/>
-                <w:sz w:val="20"/>
-              </w:rPr>
-              <w:t>Views (overall)</w:t>
-            </w:r>
-          </w:p>
-        </w:tc>
-        <w:tc>
-          <w:tcPr>
-            <w:tcW w:type="dxa" w:w="2256"/>
-          </w:tcPr>
-          <w:p>
-            <w:pPr>
-              <w:spacing w:line="240" w:lineRule="auto" w:after="40" w:before="0"/>
-              <w:jc w:val="center"/>
-            </w:pPr>
-            <w:r>
-              <w:rPr>
-                <w:rFonts w:ascii="Times New Roman" w:hAnsi="Times New Roman" w:cs="Times New Roman"/>
-                <w:b w:val="0"/>
-                <w:i w:val="0"/>
-                <w:color w:val="000000"/>
-                <w:sz w:val="20"/>
-              </w:rPr>
-              <w:t>-0.073</w:t>
-            </w:r>
-          </w:p>
-        </w:tc>
-        <w:tc>
-          <w:tcPr>
-            <w:tcW w:type="dxa" w:w="2256"/>
-          </w:tcPr>
-          <w:p>
-            <w:pPr>
-              <w:spacing w:line="240" w:lineRule="auto" w:after="40" w:before="0"/>
-              <w:jc w:val="center"/>
-            </w:pPr>
-            <w:r>
-              <w:rPr>
-                <w:rFonts w:ascii="Times New Roman" w:hAnsi="Times New Roman" w:cs="Times New Roman"/>
-                <w:b w:val="0"/>
-                <w:i w:val="0"/>
-                <w:color w:val="000000"/>
-                <w:sz w:val="20"/>
-              </w:rPr>
-              <w:t>.571</w:t>
-            </w:r>
-          </w:p>
-        </w:tc>
-        <w:tc>
-          <w:tcPr>
-            <w:tcW w:type="dxa" w:w="2256"/>
-          </w:tcPr>
-          <w:p>
-            <w:pPr>
-              <w:spacing w:line="240" w:lineRule="auto" w:after="40" w:before="0"/>
-              <w:jc w:val="center"/>
-            </w:pPr>
-            <w:r>
-              <w:rPr>
-                <w:rFonts w:ascii="Times New Roman" w:hAnsi="Times New Roman" w:cs="Times New Roman"/>
-                <w:b w:val="0"/>
-                <w:i w:val="0"/>
-                <w:color w:val="000000"/>
-                <w:sz w:val="20"/>
-              </w:rPr>
-              <w:t>Negligible, ns</w:t>
-            </w:r>
-          </w:p>
-        </w:tc>
-      </w:tr>
-      <w:tr>
-        <w:tc>
-          <w:tcPr>
-            <w:tcW w:type="dxa" w:w="2256"/>
-          </w:tcPr>
-          <w:p>
-            <w:pPr>
-              <w:spacing w:line="240" w:lineRule="auto" w:after="40" w:before="0"/>
-              <w:jc w:val="center"/>
-            </w:pPr>
-            <w:r>
-              <w:rPr>
-                <w:rFonts w:ascii="Times New Roman" w:hAnsi="Times New Roman" w:cs="Times New Roman"/>
-                <w:b w:val="0"/>
-                <w:i w:val="0"/>
-                <w:color w:val="000000"/>
-                <w:sz w:val="20"/>
-              </w:rPr>
-              <w:t>Likes (overall)</w:t>
-            </w:r>
-          </w:p>
-        </w:tc>
-        <w:tc>
-          <w:tcPr>
-            <w:tcW w:type="dxa" w:w="2256"/>
-          </w:tcPr>
-          <w:p>
-            <w:pPr>
-              <w:spacing w:line="240" w:lineRule="auto" w:after="40" w:before="0"/>
-              <w:jc w:val="center"/>
-            </w:pPr>
-            <w:r>
-              <w:rPr>
-                <w:rFonts w:ascii="Times New Roman" w:hAnsi="Times New Roman" w:cs="Times New Roman"/>
-                <w:b w:val="0"/>
-                <w:i w:val="0"/>
-                <w:color w:val="000000"/>
-                <w:sz w:val="20"/>
-              </w:rPr>
-              <w:t>0.413</w:t>
-            </w:r>
-          </w:p>
-        </w:tc>
-        <w:tc>
-          <w:tcPr>
-            <w:tcW w:type="dxa" w:w="2256"/>
-          </w:tcPr>
-          <w:p>
-            <w:pPr>
-              <w:spacing w:line="240" w:lineRule="auto" w:after="40" w:before="0"/>
-              <w:jc w:val="center"/>
-            </w:pPr>
-            <w:r>
-              <w:rPr>
-                <w:rFonts w:ascii="Times New Roman" w:hAnsi="Times New Roman" w:cs="Times New Roman"/>
-                <w:b w:val="0"/>
-                <w:i w:val="0"/>
-                <w:color w:val="000000"/>
-                <w:sz w:val="20"/>
-              </w:rPr>
-              <w:t>&lt; .001</w:t>
-            </w:r>
-          </w:p>
-        </w:tc>
-        <w:tc>
-          <w:tcPr>
-            <w:tcW w:type="dxa" w:w="2256"/>
-          </w:tcPr>
-          <w:p>
-            <w:pPr>
-              <w:spacing w:line="240" w:lineRule="auto" w:after="40" w:before="0"/>
-              <w:jc w:val="center"/>
-            </w:pPr>
-            <w:r>
-              <w:rPr>
-                <w:rFonts w:ascii="Times New Roman" w:hAnsi="Times New Roman" w:cs="Times New Roman"/>
-                <w:b w:val="0"/>
-                <w:i w:val="0"/>
-                <w:color w:val="000000"/>
-                <w:sz w:val="20"/>
-              </w:rPr>
-              <w:t>Moderate positive (confounded)</w:t>
-            </w:r>
-          </w:p>
-        </w:tc>
-      </w:tr>
-      <w:tr>
-        <w:tc>
-          <w:tcPr>
-            <w:tcW w:type="dxa" w:w="2256"/>
-          </w:tcPr>
-          <w:p>
-            <w:pPr>
-              <w:spacing w:line="240" w:lineRule="auto" w:after="40" w:before="0"/>
-              <w:jc w:val="center"/>
-            </w:pPr>
-            <w:r>
-              <w:rPr>
-                <w:rFonts w:ascii="Times New Roman" w:hAnsi="Times New Roman" w:cs="Times New Roman"/>
-                <w:b w:val="0"/>
-                <w:i w:val="0"/>
-                <w:color w:val="000000"/>
-                <w:sz w:val="20"/>
-              </w:rPr>
-              <w:t>Comments (overall)</w:t>
-            </w:r>
-          </w:p>
-        </w:tc>
-        <w:tc>
-          <w:tcPr>
-            <w:tcW w:type="dxa" w:w="2256"/>
-          </w:tcPr>
-          <w:p>
-            <w:pPr>
-              <w:spacing w:line="240" w:lineRule="auto" w:after="40" w:before="0"/>
-              <w:jc w:val="center"/>
-            </w:pPr>
-            <w:r>
-              <w:rPr>
-                <w:rFonts w:ascii="Times New Roman" w:hAnsi="Times New Roman" w:cs="Times New Roman"/>
-                <w:b w:val="0"/>
-                <w:i w:val="0"/>
-                <w:color w:val="000000"/>
-                <w:sz w:val="20"/>
-              </w:rPr>
-              <w:t>0.415</w:t>
-            </w:r>
-          </w:p>
-        </w:tc>
-        <w:tc>
-          <w:tcPr>
-            <w:tcW w:type="dxa" w:w="2256"/>
-          </w:tcPr>
-          <w:p>
-            <w:pPr>
-              <w:spacing w:line="240" w:lineRule="auto" w:after="40" w:before="0"/>
-              <w:jc w:val="center"/>
-            </w:pPr>
-            <w:r>
-              <w:rPr>
-                <w:rFonts w:ascii="Times New Roman" w:hAnsi="Times New Roman" w:cs="Times New Roman"/>
-                <w:b w:val="0"/>
-                <w:i w:val="0"/>
-                <w:color w:val="000000"/>
-                <w:sz w:val="20"/>
-              </w:rPr>
-              <w:t>&lt; .001</w:t>
-            </w:r>
-          </w:p>
-        </w:tc>
-        <w:tc>
-          <w:tcPr>
-            <w:tcW w:type="dxa" w:w="2256"/>
-          </w:tcPr>
-          <w:p>
-            <w:pPr>
-              <w:spacing w:line="240" w:lineRule="auto" w:after="40" w:before="0"/>
-              <w:jc w:val="center"/>
-            </w:pPr>
-            <w:r>
-              <w:rPr>
-                <w:rFonts w:ascii="Times New Roman" w:hAnsi="Times New Roman" w:cs="Times New Roman"/>
-                <w:b w:val="0"/>
-                <w:i w:val="0"/>
-                <w:color w:val="000000"/>
-                <w:sz w:val="20"/>
-              </w:rPr>
-              <w:t>Moderate positive (confounded)</w:t>
-            </w:r>
-          </w:p>
-        </w:tc>
-      </w:tr>
-      <w:tr>
-        <w:tc>
-          <w:tcPr>
-            <w:tcW w:type="dxa" w:w="2256"/>
-          </w:tcPr>
-          <w:p>
-            <w:pPr>
-              <w:spacing w:line="240" w:lineRule="auto" w:after="40" w:before="0"/>
-              <w:jc w:val="center"/>
-            </w:pPr>
-            <w:r>
-              <w:rPr>
-                <w:rFonts w:ascii="Times New Roman" w:hAnsi="Times New Roman" w:cs="Times New Roman"/>
-                <w:b w:val="0"/>
-                <w:i w:val="0"/>
-                <w:color w:val="000000"/>
-                <w:sz w:val="20"/>
-              </w:rPr>
-              <w:t>YouTube views</w:t>
-            </w:r>
-          </w:p>
-        </w:tc>
-        <w:tc>
-          <w:tcPr>
-            <w:tcW w:type="dxa" w:w="2256"/>
-          </w:tcPr>
-          <w:p>
-            <w:pPr>
-              <w:spacing w:line="240" w:lineRule="auto" w:after="40" w:before="0"/>
-              <w:jc w:val="center"/>
-            </w:pPr>
-            <w:r>
-              <w:rPr>
-                <w:rFonts w:ascii="Times New Roman" w:hAnsi="Times New Roman" w:cs="Times New Roman"/>
-                <w:b w:val="0"/>
-                <w:i w:val="0"/>
-                <w:color w:val="000000"/>
-                <w:sz w:val="20"/>
-              </w:rPr>
-              <w:t>-0.316</w:t>
-            </w:r>
-          </w:p>
-        </w:tc>
-        <w:tc>
-          <w:tcPr>
-            <w:tcW w:type="dxa" w:w="2256"/>
-          </w:tcPr>
-          <w:p>
-            <w:pPr>
-              <w:spacing w:line="240" w:lineRule="auto" w:after="40" w:before="0"/>
-              <w:jc w:val="center"/>
-            </w:pPr>
-            <w:r>
-              <w:rPr>
-                <w:rFonts w:ascii="Times New Roman" w:hAnsi="Times New Roman" w:cs="Times New Roman"/>
-                <w:b w:val="0"/>
-                <w:i w:val="0"/>
-                <w:color w:val="000000"/>
-                <w:sz w:val="20"/>
-              </w:rPr>
-              <w:t>.035</w:t>
-            </w:r>
-          </w:p>
-        </w:tc>
-        <w:tc>
-          <w:tcPr>
-            <w:tcW w:type="dxa" w:w="2256"/>
-          </w:tcPr>
-          <w:p>
-            <w:pPr>
-              <w:spacing w:line="240" w:lineRule="auto" w:after="40" w:before="0"/>
-              <w:jc w:val="center"/>
-            </w:pPr>
-            <w:r>
-              <w:rPr>
-                <w:rFonts w:ascii="Times New Roman" w:hAnsi="Times New Roman" w:cs="Times New Roman"/>
-                <w:b w:val="0"/>
-                <w:i w:val="0"/>
-                <w:color w:val="000000"/>
-                <w:sz w:val="20"/>
-              </w:rPr>
-              <w:t>Negative, significant</w:t>
-            </w:r>
-          </w:p>
-        </w:tc>
-      </w:tr>
-      <w:tr>
-        <w:tc>
-          <w:tcPr>
-            <w:tcW w:type="dxa" w:w="2256"/>
-          </w:tcPr>
-          <w:p>
-            <w:pPr>
-              <w:spacing w:line="240" w:lineRule="auto" w:after="40" w:before="0"/>
-              <w:jc w:val="center"/>
-            </w:pPr>
-            <w:r>
-              <w:rPr>
-                <w:rFonts w:ascii="Times New Roman" w:hAnsi="Times New Roman" w:cs="Times New Roman"/>
-                <w:b w:val="0"/>
-                <w:i w:val="0"/>
-                <w:color w:val="000000"/>
-                <w:sz w:val="20"/>
-              </w:rPr>
-              <w:t>YouTube likes</w:t>
-            </w:r>
-          </w:p>
-        </w:tc>
-        <w:tc>
-          <w:tcPr>
-            <w:tcW w:type="dxa" w:w="2256"/>
-          </w:tcPr>
-          <w:p>
-            <w:pPr>
-              <w:spacing w:line="240" w:lineRule="auto" w:after="40" w:before="0"/>
-              <w:jc w:val="center"/>
-            </w:pPr>
-            <w:r>
-              <w:rPr>
-                <w:rFonts w:ascii="Times New Roman" w:hAnsi="Times New Roman" w:cs="Times New Roman"/>
-                <w:b w:val="0"/>
-                <w:i w:val="0"/>
-                <w:color w:val="000000"/>
-                <w:sz w:val="20"/>
-              </w:rPr>
-              <w:t>-0.279</w:t>
-            </w:r>
-          </w:p>
-        </w:tc>
-        <w:tc>
-          <w:tcPr>
-            <w:tcW w:type="dxa" w:w="2256"/>
-          </w:tcPr>
-          <w:p>
-            <w:pPr>
-              <w:spacing w:line="240" w:lineRule="auto" w:after="40" w:before="0"/>
-              <w:jc w:val="center"/>
-            </w:pPr>
-            <w:r>
-              <w:rPr>
-                <w:rFonts w:ascii="Times New Roman" w:hAnsi="Times New Roman" w:cs="Times New Roman"/>
-                <w:b w:val="0"/>
-                <w:i w:val="0"/>
-                <w:color w:val="000000"/>
-                <w:sz w:val="20"/>
-              </w:rPr>
-              <w:t>.063</w:t>
-            </w:r>
-          </w:p>
-        </w:tc>
-        <w:tc>
-          <w:tcPr>
-            <w:tcW w:type="dxa" w:w="2256"/>
-          </w:tcPr>
-          <w:p>
-            <w:pPr>
-              <w:spacing w:line="240" w:lineRule="auto" w:after="40" w:before="0"/>
-              <w:jc w:val="center"/>
-            </w:pPr>
-            <w:r>
-              <w:rPr>
-                <w:rFonts w:ascii="Times New Roman" w:hAnsi="Times New Roman" w:cs="Times New Roman"/>
-                <w:b w:val="0"/>
-                <w:i w:val="0"/>
-                <w:color w:val="000000"/>
-                <w:sz w:val="20"/>
-              </w:rPr>
-              <w:t>ns</w:t>
-            </w:r>
-          </w:p>
-        </w:tc>
-      </w:tr>
-      <w:tr>
-        <w:tc>
-          <w:tcPr>
-            <w:tcW w:type="dxa" w:w="2256"/>
-          </w:tcPr>
-          <w:p>
-            <w:pPr>
-              <w:spacing w:line="240" w:lineRule="auto" w:after="40" w:before="0"/>
-              <w:jc w:val="center"/>
-            </w:pPr>
-            <w:r>
-              <w:rPr>
-                <w:rFonts w:ascii="Times New Roman" w:hAnsi="Times New Roman" w:cs="Times New Roman"/>
-                <w:b w:val="0"/>
-                <w:i w:val="0"/>
-                <w:color w:val="000000"/>
-                <w:sz w:val="20"/>
-              </w:rPr>
-              <w:t>TikTok views</w:t>
-            </w:r>
-          </w:p>
-        </w:tc>
-        <w:tc>
-          <w:tcPr>
-            <w:tcW w:type="dxa" w:w="2256"/>
-          </w:tcPr>
-          <w:p>
-            <w:pPr>
-              <w:spacing w:line="240" w:lineRule="auto" w:after="40" w:before="0"/>
-              <w:jc w:val="center"/>
-            </w:pPr>
-            <w:r>
-              <w:rPr>
-                <w:rFonts w:ascii="Times New Roman" w:hAnsi="Times New Roman" w:cs="Times New Roman"/>
-                <w:b w:val="0"/>
-                <w:i w:val="0"/>
-                <w:color w:val="000000"/>
-                <w:sz w:val="20"/>
-              </w:rPr>
-              <w:t>0.249</w:t>
-            </w:r>
-          </w:p>
-        </w:tc>
-        <w:tc>
-          <w:tcPr>
-            <w:tcW w:type="dxa" w:w="2256"/>
-          </w:tcPr>
-          <w:p>
-            <w:pPr>
-              <w:spacing w:line="240" w:lineRule="auto" w:after="40" w:before="0"/>
-              <w:jc w:val="center"/>
-            </w:pPr>
-            <w:r>
-              <w:rPr>
-                <w:rFonts w:ascii="Times New Roman" w:hAnsi="Times New Roman" w:cs="Times New Roman"/>
-                <w:b w:val="0"/>
-                <w:i w:val="0"/>
-                <w:color w:val="000000"/>
-                <w:sz w:val="20"/>
-              </w:rPr>
-              <w:t>.318</w:t>
-            </w:r>
-          </w:p>
-        </w:tc>
-        <w:tc>
-          <w:tcPr>
-            <w:tcW w:type="dxa" w:w="2256"/>
-          </w:tcPr>
-          <w:p>
-            <w:pPr>
-              <w:spacing w:line="240" w:lineRule="auto" w:after="40" w:before="0"/>
-              <w:jc w:val="center"/>
-            </w:pPr>
-            <w:r>
-              <w:rPr>
-                <w:rFonts w:ascii="Times New Roman" w:hAnsi="Times New Roman" w:cs="Times New Roman"/>
-                <w:b w:val="0"/>
-                <w:i w:val="0"/>
-                <w:color w:val="000000"/>
-                <w:sz w:val="20"/>
-              </w:rPr>
-              <w:t>ns</w:t>
-            </w:r>
-          </w:p>
-        </w:tc>
-      </w:tr>
-      <w:tr>
-        <w:tc>
-          <w:tcPr>
-            <w:tcW w:type="dxa" w:w="2256"/>
-          </w:tcPr>
-          <w:p>
-            <w:pPr>
-              <w:spacing w:line="240" w:lineRule="auto" w:after="40" w:before="0"/>
-              <w:jc w:val="center"/>
-            </w:pPr>
-            <w:r>
-              <w:rPr>
-                <w:rFonts w:ascii="Times New Roman" w:hAnsi="Times New Roman" w:cs="Times New Roman"/>
-                <w:b w:val="0"/>
-                <w:i w:val="0"/>
-                <w:color w:val="000000"/>
-                <w:sz w:val="20"/>
-              </w:rPr>
-              <w:t>TikTok likes</w:t>
-            </w:r>
-          </w:p>
-        </w:tc>
-        <w:tc>
-          <w:tcPr>
-            <w:tcW w:type="dxa" w:w="2256"/>
-          </w:tcPr>
-          <w:p>
-            <w:pPr>
-              <w:spacing w:line="240" w:lineRule="auto" w:after="40" w:before="0"/>
-              <w:jc w:val="center"/>
-            </w:pPr>
-            <w:r>
-              <w:rPr>
-                <w:rFonts w:ascii="Times New Roman" w:hAnsi="Times New Roman" w:cs="Times New Roman"/>
-                <w:b w:val="0"/>
-                <w:i w:val="0"/>
-                <w:color w:val="000000"/>
-                <w:sz w:val="20"/>
-              </w:rPr>
-              <w:t>0.280</w:t>
-            </w:r>
-          </w:p>
-        </w:tc>
-        <w:tc>
-          <w:tcPr>
-            <w:tcW w:type="dxa" w:w="2256"/>
-          </w:tcPr>
-          <w:p>
-            <w:pPr>
-              <w:spacing w:line="240" w:lineRule="auto" w:after="40" w:before="0"/>
-              <w:jc w:val="center"/>
-            </w:pPr>
-            <w:r>
-              <w:rPr>
-                <w:rFonts w:ascii="Times New Roman" w:hAnsi="Times New Roman" w:cs="Times New Roman"/>
-                <w:b w:val="0"/>
-                <w:i w:val="0"/>
-                <w:color w:val="000000"/>
-                <w:sz w:val="20"/>
-              </w:rPr>
-              <w:t>.098</w:t>
-            </w:r>
-          </w:p>
-        </w:tc>
-        <w:tc>
-          <w:tcPr>
-            <w:tcW w:type="dxa" w:w="2256"/>
-          </w:tcPr>
-          <w:p>
-            <w:pPr>
-              <w:spacing w:line="240" w:lineRule="auto" w:after="40" w:before="0"/>
-              <w:jc w:val="center"/>
-            </w:pPr>
-            <w:r>
-              <w:rPr>
-                <w:rFonts w:ascii="Times New Roman" w:hAnsi="Times New Roman" w:cs="Times New Roman"/>
-                <w:b w:val="0"/>
-                <w:i w:val="0"/>
-                <w:color w:val="000000"/>
-                <w:sz w:val="20"/>
-              </w:rPr>
-              <w:t>ns</w:t>
-            </w:r>
-          </w:p>
-        </w:tc>
-      </w:tr>
-      <w:tr>
-        <w:tc>
-          <w:tcPr>
-            <w:tcW w:type="dxa" w:w="2256"/>
-          </w:tcPr>
-          <w:p>
-            <w:pPr>
-              <w:spacing w:line="240" w:lineRule="auto" w:after="40" w:before="0"/>
-              <w:jc w:val="center"/>
-            </w:pPr>
-            <w:r>
-              <w:rPr>
-                <w:rFonts w:ascii="Times New Roman" w:hAnsi="Times New Roman" w:cs="Times New Roman"/>
-                <w:b w:val="0"/>
-                <w:i w:val="0"/>
-                <w:color w:val="000000"/>
-                <w:sz w:val="20"/>
-              </w:rPr>
-              <w:t>Instagram likes</w:t>
-            </w:r>
-          </w:p>
-        </w:tc>
-        <w:tc>
-          <w:tcPr>
-            <w:tcW w:type="dxa" w:w="2256"/>
-          </w:tcPr>
-          <w:p>
-            <w:pPr>
-              <w:spacing w:line="240" w:lineRule="auto" w:after="40" w:before="0"/>
-              <w:jc w:val="center"/>
-            </w:pPr>
-            <w:r>
-              <w:rPr>
-                <w:rFonts w:ascii="Times New Roman" w:hAnsi="Times New Roman" w:cs="Times New Roman"/>
-                <w:b w:val="0"/>
-                <w:i w:val="0"/>
-                <w:color w:val="000000"/>
-                <w:sz w:val="20"/>
-              </w:rPr>
-              <w:t>-0.013</w:t>
-            </w:r>
-          </w:p>
-        </w:tc>
-        <w:tc>
-          <w:tcPr>
-            <w:tcW w:type="dxa" w:w="2256"/>
-          </w:tcPr>
-          <w:p>
-            <w:pPr>
-              <w:spacing w:line="240" w:lineRule="auto" w:after="40" w:before="0"/>
-              <w:jc w:val="center"/>
-            </w:pPr>
-            <w:r>
-              <w:rPr>
-                <w:rFonts w:ascii="Times New Roman" w:hAnsi="Times New Roman" w:cs="Times New Roman"/>
-                <w:b w:val="0"/>
-                <w:i w:val="0"/>
-                <w:color w:val="000000"/>
-                <w:sz w:val="20"/>
-              </w:rPr>
-              <w:t>.936</w:t>
-            </w:r>
-          </w:p>
-        </w:tc>
-        <w:tc>
-          <w:tcPr>
-            <w:tcW w:type="dxa" w:w="2256"/>
-          </w:tcPr>
-          <w:p>
-            <w:pPr>
-              <w:spacing w:line="240" w:lineRule="auto" w:after="40" w:before="0"/>
-              <w:jc w:val="center"/>
-            </w:pPr>
-            <w:r>
-              <w:rPr>
-                <w:rFonts w:ascii="Times New Roman" w:hAnsi="Times New Roman" w:cs="Times New Roman"/>
-                <w:b w:val="0"/>
-                <w:i w:val="0"/>
-                <w:color w:val="000000"/>
-                <w:sz w:val="20"/>
-              </w:rPr>
-              <w:t>ns</w:t>
-            </w:r>
-          </w:p>
-        </w:tc>
-      </w:tr>
-      <w:tr>
-        <w:tc>
-          <w:tcPr>
-            <w:tcW w:type="dxa" w:w="2256"/>
-          </w:tcPr>
-          <w:p>
-            <w:pPr>
-              <w:spacing w:line="240" w:lineRule="auto" w:after="40" w:before="0"/>
-              <w:jc w:val="center"/>
-            </w:pPr>
-            <w:r>
-              <w:rPr>
-                <w:rFonts w:ascii="Times New Roman" w:hAnsi="Times New Roman" w:cs="Times New Roman"/>
-                <w:b w:val="0"/>
-                <w:i w:val="0"/>
-                <w:color w:val="000000"/>
-                <w:sz w:val="20"/>
-              </w:rPr>
-              <w:t>Note</w:t>
-            </w:r>
-          </w:p>
-        </w:tc>
-        <w:tc>
-          <w:tcPr>
-            <w:tcW w:type="dxa" w:w="2256"/>
-          </w:tcPr>
-          <w:p>
-            <w:pPr>
-              <w:spacing w:line="240" w:lineRule="auto" w:after="40" w:before="0"/>
-              <w:jc w:val="center"/>
-            </w:pPr>
-            <w:r>
-              <w:rPr>
-                <w:rFonts w:ascii="Times New Roman" w:hAnsi="Times New Roman" w:cs="Times New Roman"/>
-                <w:b w:val="0"/>
-                <w:i w:val="0"/>
-                <w:color w:val="000000"/>
-                <w:sz w:val="20"/>
-              </w:rPr>
-            </w:r>
-          </w:p>
-        </w:tc>
-        <w:tc>
-          <w:tcPr>
-            <w:tcW w:type="dxa" w:w="2256"/>
-          </w:tcPr>
-          <w:p>
-            <w:pPr>
-              <w:spacing w:line="240" w:lineRule="auto" w:after="40" w:before="0"/>
-              <w:jc w:val="center"/>
-            </w:pPr>
-            <w:r>
-              <w:rPr>
-                <w:rFonts w:ascii="Times New Roman" w:hAnsi="Times New Roman" w:cs="Times New Roman"/>
-                <w:b w:val="0"/>
-                <w:i w:val="0"/>
-                <w:color w:val="000000"/>
-                <w:sz w:val="20"/>
-              </w:rPr>
-            </w:r>
-          </w:p>
-        </w:tc>
-        <w:tc>
-          <w:tcPr>
-            <w:tcW w:type="dxa" w:w="2256"/>
-          </w:tcPr>
-          <w:p>
-            <w:pPr>
-              <w:spacing w:line="240" w:lineRule="auto" w:after="40" w:before="0"/>
-              <w:jc w:val="center"/>
-            </w:pPr>
-            <w:r>
-              <w:rPr>
-                <w:rFonts w:ascii="Times New Roman" w:hAnsi="Times New Roman" w:cs="Times New Roman"/>
-                <w:b w:val="0"/>
-                <w:i w:val="0"/>
-                <w:color w:val="000000"/>
-                <w:sz w:val="20"/>
-              </w:rPr>
-              <w:t>Overall likes/comments driven by Simpson's paradox</w:t>
-            </w:r>
-          </w:p>
-        </w:tc>
-      </w:tr>
-    </w:tbl>
-    <w:p>
-      <w:pPr>
-        <w:spacing w:line="360" w:lineRule="auto" w:after="120" w:before="0"/>
-        <w:jc w:val="both"/>
-      </w:pPr>
-      <w:r>
-        <w:rPr>
-          <w:rFonts w:ascii="Times New Roman" w:hAnsi="Times New Roman" w:cs="Times New Roman"/>
-          <w:b w:val="0"/>
-          <w:i w:val="0"/>
-          <w:color w:val="000000"/>
-          <w:sz w:val="24"/>
-        </w:rPr>
-      </w:r>
-    </w:p>
-    <w:p>
-      <w:pPr>
-        <w:spacing w:line="360" w:lineRule="auto" w:after="200" w:before="0"/>
-        <w:jc w:val="both"/>
-      </w:pPr>
-      <w:r>
-        <w:rPr>
-          <w:rFonts w:ascii="Times New Roman" w:hAnsi="Times New Roman" w:cs="Times New Roman"/>
-          <w:b/>
-          <w:i w:val="0"/>
-          <w:color w:val="000000"/>
-          <w:sz w:val="26"/>
-        </w:rPr>
-        <w:t>Table C7. DISCERN Section Scores by Platform (Median, IQR)</w:t>
-      </w:r>
-    </w:p>
-    <w:tbl>
-      <w:tblPr>
-        <w:tblStyle w:val="TableGrid"/>
-        <w:tblW w:type="auto" w:w="0"/>
-        <w:jc w:val="center"/>
-        <w:tblLook w:firstColumn="1" w:firstRow="1" w:lastColumn="0" w:lastRow="0" w:noHBand="0" w:noVBand="1" w:val="04A0"/>
-      </w:tblPr>
-      <w:tblGrid>
-        <w:gridCol w:w="1805"/>
-        <w:gridCol w:w="1805"/>
-        <w:gridCol w:w="1805"/>
-        <w:gridCol w:w="1805"/>
-        <w:gridCol w:w="1805"/>
-      </w:tblGrid>
-      <w:tr>
-        <w:tc>
-          <w:tcPr>
-            <w:tcW w:type="dxa" w:w="1805"/>
-            <w:shd w:fill="D9E2F3" w:val="clear"/>
-          </w:tcPr>
-          <w:p>
-            <w:pPr>
-              <w:spacing w:line="240" w:lineRule="auto" w:after="40" w:before="0"/>
-              <w:jc w:val="center"/>
-            </w:pPr>
-            <w:r>
-              <w:rPr>
-                <w:rFonts w:ascii="Times New Roman" w:hAnsi="Times New Roman" w:cs="Times New Roman"/>
-                <w:b/>
-                <w:i w:val="0"/>
-                <w:color w:val="000000"/>
-                <w:sz w:val="20"/>
-              </w:rPr>
-              <w:t>Platform</w:t>
-            </w:r>
-          </w:p>
-        </w:tc>
-        <w:tc>
-          <w:tcPr>
-            <w:tcW w:type="dxa" w:w="1805"/>
-            <w:shd w:fill="D9E2F3" w:val="clear"/>
-          </w:tcPr>
-          <w:p>
-            <w:pPr>
-              <w:spacing w:line="240" w:lineRule="auto" w:after="40" w:before="0"/>
-              <w:jc w:val="center"/>
-            </w:pPr>
-            <w:r>
-              <w:rPr>
-                <w:rFonts w:ascii="Times New Roman" w:hAnsi="Times New Roman" w:cs="Times New Roman"/>
-                <w:b/>
-                <w:i w:val="0"/>
-                <w:color w:val="000000"/>
-                <w:sz w:val="20"/>
-              </w:rPr>
-              <w:t>Section 1 Mdn</w:t>
-            </w:r>
-          </w:p>
-        </w:tc>
-        <w:tc>
-          <w:tcPr>
-            <w:tcW w:type="dxa" w:w="1805"/>
-            <w:shd w:fill="D9E2F3" w:val="clear"/>
-          </w:tcPr>
-          <w:p>
-            <w:pPr>
-              <w:spacing w:line="240" w:lineRule="auto" w:after="40" w:before="0"/>
-              <w:jc w:val="center"/>
-            </w:pPr>
-            <w:r>
-              <w:rPr>
-                <w:rFonts w:ascii="Times New Roman" w:hAnsi="Times New Roman" w:cs="Times New Roman"/>
-                <w:b/>
-                <w:i w:val="0"/>
-                <w:color w:val="000000"/>
-                <w:sz w:val="20"/>
-              </w:rPr>
-              <w:t>Section 1 IQR</w:t>
-            </w:r>
-          </w:p>
-        </w:tc>
-        <w:tc>
-          <w:tcPr>
-            <w:tcW w:type="dxa" w:w="1805"/>
-            <w:shd w:fill="D9E2F3" w:val="clear"/>
-          </w:tcPr>
-          <w:p>
-            <w:pPr>
-              <w:spacing w:line="240" w:lineRule="auto" w:after="40" w:before="0"/>
-              <w:jc w:val="center"/>
-            </w:pPr>
-            <w:r>
-              <w:rPr>
-                <w:rFonts w:ascii="Times New Roman" w:hAnsi="Times New Roman" w:cs="Times New Roman"/>
-                <w:b/>
-                <w:i w:val="0"/>
-                <w:color w:val="000000"/>
-                <w:sz w:val="20"/>
-              </w:rPr>
-              <w:t>Section 2 Mdn</w:t>
-            </w:r>
-          </w:p>
-        </w:tc>
-        <w:tc>
-          <w:tcPr>
-            <w:tcW w:type="dxa" w:w="1805"/>
-            <w:shd w:fill="D9E2F3" w:val="clear"/>
-          </w:tcPr>
-          <w:p>
-            <w:pPr>
-              <w:spacing w:line="240" w:lineRule="auto" w:after="40" w:before="0"/>
-              <w:jc w:val="center"/>
-            </w:pPr>
-            <w:r>
-              <w:rPr>
-                <w:rFonts w:ascii="Times New Roman" w:hAnsi="Times New Roman" w:cs="Times New Roman"/>
-                <w:b/>
-                <w:i w:val="0"/>
-                <w:color w:val="000000"/>
-                <w:sz w:val="20"/>
-              </w:rPr>
-              <w:t>Section 2 IQR</w:t>
+              <w:t>***</w:t>
             </w:r>
           </w:p>
         </w:tc>
@@ -4661,19 +2887,12 @@
             <w:tcW w:type="dxa" w:w="1805"/>
           </w:tcPr>
           <w:p>
-            <w:pPr>
-              <w:spacing w:line="240" w:lineRule="auto" w:after="40" w:before="0"/>
-              <w:jc w:val="center"/>
-            </w:pPr>
             <w:r>
               <w:rPr>
-                <w:rFonts w:ascii="Times New Roman" w:hAnsi="Times New Roman" w:cs="Times New Roman"/>
-                <w:b w:val="0"/>
-                <w:i w:val="0"/>
-                <w:color w:val="000000"/>
+                <w:rFonts w:ascii="Times New Roman" w:hAnsi="Times New Roman"/>
                 <w:sz w:val="20"/>
               </w:rPr>
-              <w:t>Website</w:t>
+              <w:t>YouTube vs Instagram</w:t>
             </w:r>
           </w:p>
         </w:tc>
@@ -4682,19 +2901,12 @@
             <w:tcW w:type="dxa" w:w="1805"/>
           </w:tcPr>
           <w:p>
-            <w:pPr>
-              <w:spacing w:line="240" w:lineRule="auto" w:after="40" w:before="0"/>
-              <w:jc w:val="center"/>
-            </w:pPr>
             <w:r>
               <w:rPr>
-                <w:rFonts w:ascii="Times New Roman" w:hAnsi="Times New Roman" w:cs="Times New Roman"/>
-                <w:b w:val="0"/>
-                <w:i w:val="0"/>
-                <w:color w:val="000000"/>
+                <w:rFonts w:ascii="Times New Roman" w:hAnsi="Times New Roman"/>
                 <w:sz w:val="20"/>
               </w:rPr>
-              <w:t>25</w:t>
+              <w:t>2468</w:t>
             </w:r>
           </w:p>
         </w:tc>
@@ -4703,19 +2915,12 @@
             <w:tcW w:type="dxa" w:w="1805"/>
           </w:tcPr>
           <w:p>
-            <w:pPr>
-              <w:spacing w:line="240" w:lineRule="auto" w:after="40" w:before="0"/>
-              <w:jc w:val="center"/>
-            </w:pPr>
             <w:r>
               <w:rPr>
-                <w:rFonts w:ascii="Times New Roman" w:hAnsi="Times New Roman" w:cs="Times New Roman"/>
-                <w:b w:val="0"/>
-                <w:i w:val="0"/>
-                <w:color w:val="000000"/>
+                <w:rFonts w:ascii="Times New Roman" w:hAnsi="Times New Roman"/>
                 <w:sz w:val="20"/>
               </w:rPr>
-              <w:t>23–29</w:t>
+              <w:t>&lt;.0001</w:t>
             </w:r>
           </w:p>
         </w:tc>
@@ -4724,19 +2929,12 @@
             <w:tcW w:type="dxa" w:w="1805"/>
           </w:tcPr>
           <w:p>
-            <w:pPr>
-              <w:spacing w:line="240" w:lineRule="auto" w:after="40" w:before="0"/>
-              <w:jc w:val="center"/>
-            </w:pPr>
             <w:r>
               <w:rPr>
-                <w:rFonts w:ascii="Times New Roman" w:hAnsi="Times New Roman" w:cs="Times New Roman"/>
-                <w:b w:val="0"/>
-                <w:i w:val="0"/>
-                <w:color w:val="000000"/>
+                <w:rFonts w:ascii="Times New Roman" w:hAnsi="Times New Roman"/>
                 <w:sz w:val="20"/>
               </w:rPr>
-              <w:t>18</w:t>
+              <w:t>−0.974</w:t>
             </w:r>
           </w:p>
         </w:tc>
@@ -4745,19 +2943,12 @@
             <w:tcW w:type="dxa" w:w="1805"/>
           </w:tcPr>
           <w:p>
-            <w:pPr>
-              <w:spacing w:line="240" w:lineRule="auto" w:after="40" w:before="0"/>
-              <w:jc w:val="center"/>
-            </w:pPr>
             <w:r>
               <w:rPr>
-                <w:rFonts w:ascii="Times New Roman" w:hAnsi="Times New Roman" w:cs="Times New Roman"/>
-                <w:b w:val="0"/>
-                <w:i w:val="0"/>
-                <w:color w:val="000000"/>
+                <w:rFonts w:ascii="Times New Roman" w:hAnsi="Times New Roman"/>
                 <w:sz w:val="20"/>
               </w:rPr>
-              <w:t>16–21</w:t>
+              <w:t>***</w:t>
             </w:r>
           </w:p>
         </w:tc>
@@ -4768,16 +2959,501 @@
             <w:tcW w:type="dxa" w:w="1805"/>
           </w:tcPr>
           <w:p>
-            <w:pPr>
-              <w:spacing w:line="240" w:lineRule="auto" w:after="40" w:before="0"/>
-              <w:jc w:val="center"/>
-            </w:pPr>
             <w:r>
               <w:rPr>
-                <w:rFonts w:ascii="Times New Roman" w:hAnsi="Times New Roman" w:cs="Times New Roman"/>
-                <w:b w:val="0"/>
-                <w:i w:val="0"/>
-                <w:color w:val="000000"/>
+                <w:rFonts w:ascii="Times New Roman" w:hAnsi="Times New Roman"/>
+                <w:sz w:val="20"/>
+              </w:rPr>
+              <w:t>TikTok vs Instagram</w:t>
+            </w:r>
+          </w:p>
+        </w:tc>
+        <w:tc>
+          <w:tcPr>
+            <w:tcW w:type="dxa" w:w="1805"/>
+          </w:tcPr>
+          <w:p>
+            <w:r>
+              <w:rPr>
+                <w:rFonts w:ascii="Times New Roman" w:hAnsi="Times New Roman"/>
+                <w:sz w:val="20"/>
+              </w:rPr>
+              <w:t>2051</w:t>
+            </w:r>
+          </w:p>
+        </w:tc>
+        <w:tc>
+          <w:tcPr>
+            <w:tcW w:type="dxa" w:w="1805"/>
+          </w:tcPr>
+          <w:p>
+            <w:r>
+              <w:rPr>
+                <w:rFonts w:ascii="Times New Roman" w:hAnsi="Times New Roman"/>
+                <w:sz w:val="20"/>
+              </w:rPr>
+              <w:t>&lt;.0001</w:t>
+            </w:r>
+          </w:p>
+        </w:tc>
+        <w:tc>
+          <w:tcPr>
+            <w:tcW w:type="dxa" w:w="1805"/>
+          </w:tcPr>
+          <w:p>
+            <w:r>
+              <w:rPr>
+                <w:rFonts w:ascii="Times New Roman" w:hAnsi="Times New Roman"/>
+                <w:sz w:val="20"/>
+              </w:rPr>
+              <w:t>−0.641</w:t>
+            </w:r>
+          </w:p>
+        </w:tc>
+        <w:tc>
+          <w:tcPr>
+            <w:tcW w:type="dxa" w:w="1805"/>
+          </w:tcPr>
+          <w:p>
+            <w:r>
+              <w:rPr>
+                <w:rFonts w:ascii="Times New Roman" w:hAnsi="Times New Roman"/>
+                <w:sz w:val="20"/>
+              </w:rPr>
+              <w:t>***</w:t>
+            </w:r>
+          </w:p>
+        </w:tc>
+      </w:tr>
+    </w:tbl>
+    <w:p>
+      <w:pPr>
+        <w:spacing w:line="360" w:lineRule="auto"/>
+        <w:jc w:val="both"/>
+      </w:pPr>
+      <w:r>
+        <w:rPr>
+          <w:rFonts w:ascii="Times New Roman" w:hAnsi="Times New Roman"/>
+          <w:b w:val="0"/>
+          <w:i/>
+          <w:sz w:val="24"/>
+        </w:rPr>
+        <w:t>Note. *** p &lt; .001. Effect size r computed as Z / sqrt(N).</w:t>
+      </w:r>
+    </w:p>
+    <w:p>
+      <w:pPr>
+        <w:spacing w:line="360" w:lineRule="auto"/>
+        <w:jc w:val="both"/>
+      </w:pPr>
+      <w:r>
+        <w:rPr>
+          <w:rFonts w:ascii="Times New Roman" w:hAnsi="Times New Roman"/>
+          <w:b w:val="0"/>
+          <w:i w:val="0"/>
+          <w:sz w:val="24"/>
+        </w:rPr>
+      </w:r>
+    </w:p>
+    <w:p>
+      <w:pPr>
+        <w:pStyle w:val="Heading2"/>
+      </w:pPr>
+      <w:r>
+        <w:rPr>
+          <w:rFonts w:ascii="Times New Roman" w:hAnsi="Times New Roman"/>
+          <w:color w:val="000000"/>
+        </w:rPr>
+        <w:t>C.3 Engagement–Quality Correlations</w:t>
+      </w:r>
+    </w:p>
+    <w:p>
+      <w:pPr>
+        <w:spacing w:line="360" w:lineRule="auto"/>
+        <w:jc w:val="left"/>
+      </w:pPr>
+      <w:r>
+        <w:rPr>
+          <w:rFonts w:ascii="Times New Roman" w:hAnsi="Times New Roman"/>
+          <w:b/>
+          <w:i w:val="0"/>
+          <w:sz w:val="24"/>
+        </w:rPr>
+        <w:t>Table C6. Spearman Correlations Between Engagement Metrics and DISCERN Total by Platform</w:t>
+      </w:r>
+    </w:p>
+    <w:tbl>
+      <w:tblPr>
+        <w:tblStyle w:val="TableGrid"/>
+        <w:tblW w:type="auto" w:w="0"/>
+        <w:tblLook w:firstColumn="1" w:firstRow="1" w:lastColumn="0" w:lastRow="0" w:noHBand="0" w:noVBand="1" w:val="04A0"/>
+      </w:tblPr>
+      <w:tblGrid>
+        <w:gridCol w:w="1504"/>
+        <w:gridCol w:w="1504"/>
+        <w:gridCol w:w="1504"/>
+        <w:gridCol w:w="1504"/>
+        <w:gridCol w:w="1504"/>
+        <w:gridCol w:w="1504"/>
+      </w:tblGrid>
+      <w:tr>
+        <w:tc>
+          <w:tcPr>
+            <w:tcW w:type="dxa" w:w="1504"/>
+          </w:tcPr>
+          <w:p>
+            <w:r>
+              <w:rPr>
+                <w:rFonts w:ascii="Times New Roman" w:hAnsi="Times New Roman"/>
+                <w:b/>
+                <w:sz w:val="20"/>
+              </w:rPr>
+              <w:t>Platform</w:t>
+            </w:r>
+          </w:p>
+        </w:tc>
+        <w:tc>
+          <w:tcPr>
+            <w:tcW w:type="dxa" w:w="1504"/>
+          </w:tcPr>
+          <w:p>
+            <w:r>
+              <w:rPr>
+                <w:rFonts w:ascii="Times New Roman" w:hAnsi="Times New Roman"/>
+                <w:b/>
+                <w:sz w:val="20"/>
+              </w:rPr>
+              <w:t>Metric</w:t>
+            </w:r>
+          </w:p>
+        </w:tc>
+        <w:tc>
+          <w:tcPr>
+            <w:tcW w:type="dxa" w:w="1504"/>
+          </w:tcPr>
+          <w:p>
+            <w:r>
+              <w:rPr>
+                <w:rFonts w:ascii="Times New Roman" w:hAnsi="Times New Roman"/>
+                <w:b/>
+                <w:sz w:val="20"/>
+              </w:rPr>
+              <w:t>n</w:t>
+            </w:r>
+          </w:p>
+        </w:tc>
+        <w:tc>
+          <w:tcPr>
+            <w:tcW w:type="dxa" w:w="1504"/>
+          </w:tcPr>
+          <w:p>
+            <w:r>
+              <w:rPr>
+                <w:rFonts w:ascii="Times New Roman" w:hAnsi="Times New Roman"/>
+                <w:b/>
+                <w:sz w:val="20"/>
+              </w:rPr>
+              <w:t>rho</w:t>
+            </w:r>
+          </w:p>
+        </w:tc>
+        <w:tc>
+          <w:tcPr>
+            <w:tcW w:type="dxa" w:w="1504"/>
+          </w:tcPr>
+          <w:p>
+            <w:r>
+              <w:rPr>
+                <w:rFonts w:ascii="Times New Roman" w:hAnsi="Times New Roman"/>
+                <w:b/>
+                <w:sz w:val="20"/>
+              </w:rPr>
+              <w:t>p</w:t>
+            </w:r>
+          </w:p>
+        </w:tc>
+        <w:tc>
+          <w:tcPr>
+            <w:tcW w:type="dxa" w:w="1504"/>
+          </w:tcPr>
+          <w:p>
+            <w:r>
+              <w:rPr>
+                <w:rFonts w:ascii="Times New Roman" w:hAnsi="Times New Roman"/>
+                <w:b/>
+                <w:sz w:val="20"/>
+              </w:rPr>
+              <w:t>Sig.</w:t>
+            </w:r>
+          </w:p>
+        </w:tc>
+      </w:tr>
+      <w:tr>
+        <w:tc>
+          <w:tcPr>
+            <w:tcW w:type="dxa" w:w="1504"/>
+          </w:tcPr>
+          <w:p>
+            <w:r>
+              <w:rPr>
+                <w:rFonts w:ascii="Times New Roman" w:hAnsi="Times New Roman"/>
+                <w:sz w:val="20"/>
+              </w:rPr>
+              <w:t>Overall</w:t>
+            </w:r>
+          </w:p>
+        </w:tc>
+        <w:tc>
+          <w:tcPr>
+            <w:tcW w:type="dxa" w:w="1504"/>
+          </w:tcPr>
+          <w:p>
+            <w:r>
+              <w:rPr>
+                <w:rFonts w:ascii="Times New Roman" w:hAnsi="Times New Roman"/>
+                <w:sz w:val="20"/>
+              </w:rPr>
+              <w:t>Views</w:t>
+            </w:r>
+          </w:p>
+        </w:tc>
+        <w:tc>
+          <w:tcPr>
+            <w:tcW w:type="dxa" w:w="1504"/>
+          </w:tcPr>
+          <w:p>
+            <w:r>
+              <w:rPr>
+                <w:rFonts w:ascii="Times New Roman" w:hAnsi="Times New Roman"/>
+                <w:sz w:val="20"/>
+              </w:rPr>
+              <w:t>63</w:t>
+            </w:r>
+          </w:p>
+        </w:tc>
+        <w:tc>
+          <w:tcPr>
+            <w:tcW w:type="dxa" w:w="1504"/>
+          </w:tcPr>
+          <w:p>
+            <w:r>
+              <w:rPr>
+                <w:rFonts w:ascii="Times New Roman" w:hAnsi="Times New Roman"/>
+                <w:sz w:val="20"/>
+              </w:rPr>
+              <w:t>.017</w:t>
+            </w:r>
+          </w:p>
+        </w:tc>
+        <w:tc>
+          <w:tcPr>
+            <w:tcW w:type="dxa" w:w="1504"/>
+          </w:tcPr>
+          <w:p>
+            <w:r>
+              <w:rPr>
+                <w:rFonts w:ascii="Times New Roman" w:hAnsi="Times New Roman"/>
+                <w:sz w:val="20"/>
+              </w:rPr>
+              <w:t>.894</w:t>
+            </w:r>
+          </w:p>
+        </w:tc>
+        <w:tc>
+          <w:tcPr>
+            <w:tcW w:type="dxa" w:w="1504"/>
+          </w:tcPr>
+          <w:p>
+            <w:r>
+              <w:rPr>
+                <w:rFonts w:ascii="Times New Roman" w:hAnsi="Times New Roman"/>
+                <w:sz w:val="20"/>
+              </w:rPr>
+            </w:r>
+          </w:p>
+        </w:tc>
+      </w:tr>
+      <w:tr>
+        <w:tc>
+          <w:tcPr>
+            <w:tcW w:type="dxa" w:w="1504"/>
+          </w:tcPr>
+          <w:p>
+            <w:r>
+              <w:rPr>
+                <w:rFonts w:ascii="Times New Roman" w:hAnsi="Times New Roman"/>
+                <w:sz w:val="20"/>
+              </w:rPr>
+              <w:t>Overall</w:t>
+            </w:r>
+          </w:p>
+        </w:tc>
+        <w:tc>
+          <w:tcPr>
+            <w:tcW w:type="dxa" w:w="1504"/>
+          </w:tcPr>
+          <w:p>
+            <w:r>
+              <w:rPr>
+                <w:rFonts w:ascii="Times New Roman" w:hAnsi="Times New Roman"/>
+                <w:sz w:val="20"/>
+              </w:rPr>
+              <w:t>Likes</w:t>
+            </w:r>
+          </w:p>
+        </w:tc>
+        <w:tc>
+          <w:tcPr>
+            <w:tcW w:type="dxa" w:w="1504"/>
+          </w:tcPr>
+          <w:p>
+            <w:r>
+              <w:rPr>
+                <w:rFonts w:ascii="Times New Roman" w:hAnsi="Times New Roman"/>
+                <w:sz w:val="20"/>
+              </w:rPr>
+              <w:t>121</w:t>
+            </w:r>
+          </w:p>
+        </w:tc>
+        <w:tc>
+          <w:tcPr>
+            <w:tcW w:type="dxa" w:w="1504"/>
+          </w:tcPr>
+          <w:p>
+            <w:r>
+              <w:rPr>
+                <w:rFonts w:ascii="Times New Roman" w:hAnsi="Times New Roman"/>
+                <w:sz w:val="20"/>
+              </w:rPr>
+              <w:t>.549</w:t>
+            </w:r>
+          </w:p>
+        </w:tc>
+        <w:tc>
+          <w:tcPr>
+            <w:tcW w:type="dxa" w:w="1504"/>
+          </w:tcPr>
+          <w:p>
+            <w:r>
+              <w:rPr>
+                <w:rFonts w:ascii="Times New Roman" w:hAnsi="Times New Roman"/>
+                <w:sz w:val="20"/>
+              </w:rPr>
+              <w:t>&lt;.001</w:t>
+            </w:r>
+          </w:p>
+        </w:tc>
+        <w:tc>
+          <w:tcPr>
+            <w:tcW w:type="dxa" w:w="1504"/>
+          </w:tcPr>
+          <w:p>
+            <w:r>
+              <w:rPr>
+                <w:rFonts w:ascii="Times New Roman" w:hAnsi="Times New Roman"/>
+                <w:sz w:val="20"/>
+              </w:rPr>
+              <w:t>***</w:t>
+            </w:r>
+          </w:p>
+        </w:tc>
+      </w:tr>
+      <w:tr>
+        <w:tc>
+          <w:tcPr>
+            <w:tcW w:type="dxa" w:w="1504"/>
+          </w:tcPr>
+          <w:p>
+            <w:r>
+              <w:rPr>
+                <w:rFonts w:ascii="Times New Roman" w:hAnsi="Times New Roman"/>
+                <w:sz w:val="20"/>
+              </w:rPr>
+              <w:t>Overall</w:t>
+            </w:r>
+          </w:p>
+        </w:tc>
+        <w:tc>
+          <w:tcPr>
+            <w:tcW w:type="dxa" w:w="1504"/>
+          </w:tcPr>
+          <w:p>
+            <w:r>
+              <w:rPr>
+                <w:rFonts w:ascii="Times New Roman" w:hAnsi="Times New Roman"/>
+                <w:sz w:val="20"/>
+              </w:rPr>
+              <w:t>Comments</w:t>
+            </w:r>
+          </w:p>
+        </w:tc>
+        <w:tc>
+          <w:tcPr>
+            <w:tcW w:type="dxa" w:w="1504"/>
+          </w:tcPr>
+          <w:p>
+            <w:r>
+              <w:rPr>
+                <w:rFonts w:ascii="Times New Roman" w:hAnsi="Times New Roman"/>
+                <w:sz w:val="20"/>
+              </w:rPr>
+              <w:t>111</w:t>
+            </w:r>
+          </w:p>
+        </w:tc>
+        <w:tc>
+          <w:tcPr>
+            <w:tcW w:type="dxa" w:w="1504"/>
+          </w:tcPr>
+          <w:p>
+            <w:r>
+              <w:rPr>
+                <w:rFonts w:ascii="Times New Roman" w:hAnsi="Times New Roman"/>
+                <w:sz w:val="20"/>
+              </w:rPr>
+              <w:t>.520</w:t>
+            </w:r>
+          </w:p>
+        </w:tc>
+        <w:tc>
+          <w:tcPr>
+            <w:tcW w:type="dxa" w:w="1504"/>
+          </w:tcPr>
+          <w:p>
+            <w:r>
+              <w:rPr>
+                <w:rFonts w:ascii="Times New Roman" w:hAnsi="Times New Roman"/>
+                <w:sz w:val="20"/>
+              </w:rPr>
+              <w:t>&lt;.001</w:t>
+            </w:r>
+          </w:p>
+        </w:tc>
+        <w:tc>
+          <w:tcPr>
+            <w:tcW w:type="dxa" w:w="1504"/>
+          </w:tcPr>
+          <w:p>
+            <w:r>
+              <w:rPr>
+                <w:rFonts w:ascii="Times New Roman" w:hAnsi="Times New Roman"/>
+                <w:sz w:val="20"/>
+              </w:rPr>
+              <w:t>***</w:t>
+            </w:r>
+          </w:p>
+        </w:tc>
+      </w:tr>
+      <w:tr>
+        <w:tc>
+          <w:tcPr>
+            <w:tcW w:type="dxa" w:w="1504"/>
+          </w:tcPr>
+          <w:p>
+            <w:r>
+              <w:rPr>
+                <w:rFonts w:ascii="Times New Roman" w:hAnsi="Times New Roman"/>
                 <w:sz w:val="20"/>
               </w:rPr>
               <w:t>YouTube</w:t>
@@ -4786,85 +3462,71 @@
         </w:tc>
         <w:tc>
           <w:tcPr>
-            <w:tcW w:type="dxa" w:w="1805"/>
+            <w:tcW w:type="dxa" w:w="1504"/>
           </w:tcPr>
           <w:p>
-            <w:pPr>
-              <w:spacing w:line="240" w:lineRule="auto" w:after="40" w:before="0"/>
-              <w:jc w:val="center"/>
-            </w:pPr>
             <w:r>
               <w:rPr>
-                <w:rFonts w:ascii="Times New Roman" w:hAnsi="Times New Roman" w:cs="Times New Roman"/>
-                <w:b w:val="0"/>
-                <w:i w:val="0"/>
-                <w:color w:val="000000"/>
+                <w:rFonts w:ascii="Times New Roman" w:hAnsi="Times New Roman"/>
                 <w:sz w:val="20"/>
               </w:rPr>
-              <w:t>24</w:t>
+              <w:t>Views</w:t>
             </w:r>
           </w:p>
         </w:tc>
         <w:tc>
           <w:tcPr>
-            <w:tcW w:type="dxa" w:w="1805"/>
+            <w:tcW w:type="dxa" w:w="1504"/>
           </w:tcPr>
           <w:p>
-            <w:pPr>
-              <w:spacing w:line="240" w:lineRule="auto" w:after="40" w:before="0"/>
-              <w:jc w:val="center"/>
-            </w:pPr>
             <w:r>
               <w:rPr>
-                <w:rFonts w:ascii="Times New Roman" w:hAnsi="Times New Roman" w:cs="Times New Roman"/>
-                <w:b w:val="0"/>
-                <w:i w:val="0"/>
-                <w:color w:val="000000"/>
+                <w:rFonts w:ascii="Times New Roman" w:hAnsi="Times New Roman"/>
                 <w:sz w:val="20"/>
               </w:rPr>
-              <w:t>21–27</w:t>
+              <w:t>—</w:t>
             </w:r>
           </w:p>
         </w:tc>
         <w:tc>
           <w:tcPr>
-            <w:tcW w:type="dxa" w:w="1805"/>
+            <w:tcW w:type="dxa" w:w="1504"/>
           </w:tcPr>
           <w:p>
-            <w:pPr>
-              <w:spacing w:line="240" w:lineRule="auto" w:after="40" w:before="0"/>
-              <w:jc w:val="center"/>
-            </w:pPr>
             <w:r>
               <w:rPr>
-                <w:rFonts w:ascii="Times New Roman" w:hAnsi="Times New Roman" w:cs="Times New Roman"/>
-                <w:b w:val="0"/>
-                <w:i w:val="0"/>
-                <w:color w:val="000000"/>
+                <w:rFonts w:ascii="Times New Roman" w:hAnsi="Times New Roman"/>
                 <w:sz w:val="20"/>
               </w:rPr>
-              <w:t>16</w:t>
+              <w:t>−.352</w:t>
             </w:r>
           </w:p>
         </w:tc>
         <w:tc>
           <w:tcPr>
-            <w:tcW w:type="dxa" w:w="1805"/>
+            <w:tcW w:type="dxa" w:w="1504"/>
           </w:tcPr>
           <w:p>
-            <w:pPr>
-              <w:spacing w:line="240" w:lineRule="auto" w:after="40" w:before="0"/>
-              <w:jc w:val="center"/>
-            </w:pPr>
             <w:r>
               <w:rPr>
-                <w:rFonts w:ascii="Times New Roman" w:hAnsi="Times New Roman" w:cs="Times New Roman"/>
-                <w:b w:val="0"/>
-                <w:i w:val="0"/>
-                <w:color w:val="000000"/>
+                <w:rFonts w:ascii="Times New Roman" w:hAnsi="Times New Roman"/>
                 <w:sz w:val="20"/>
               </w:rPr>
-              <w:t>14–18</w:t>
+              <w:t>.018</w:t>
+            </w:r>
+          </w:p>
+        </w:tc>
+        <w:tc>
+          <w:tcPr>
+            <w:tcW w:type="dxa" w:w="1504"/>
+          </w:tcPr>
+          <w:p>
+            <w:r>
+              <w:rPr>
+                <w:rFonts w:ascii="Times New Roman" w:hAnsi="Times New Roman"/>
+                <w:sz w:val="20"/>
+              </w:rPr>
+              <w:t>*</w:t>
             </w:r>
           </w:p>
         </w:tc>
@@ -4872,19 +3534,183 @@
       <w:tr>
         <w:tc>
           <w:tcPr>
-            <w:tcW w:type="dxa" w:w="1805"/>
+            <w:tcW w:type="dxa" w:w="1504"/>
           </w:tcPr>
           <w:p>
-            <w:pPr>
-              <w:spacing w:line="240" w:lineRule="auto" w:after="40" w:before="0"/>
-              <w:jc w:val="center"/>
-            </w:pPr>
             <w:r>
               <w:rPr>
-                <w:rFonts w:ascii="Times New Roman" w:hAnsi="Times New Roman" w:cs="Times New Roman"/>
-                <w:b w:val="0"/>
-                <w:i w:val="0"/>
-                <w:color w:val="000000"/>
+                <w:rFonts w:ascii="Times New Roman" w:hAnsi="Times New Roman"/>
+                <w:sz w:val="20"/>
+              </w:rPr>
+              <w:t>YouTube</w:t>
+            </w:r>
+          </w:p>
+        </w:tc>
+        <w:tc>
+          <w:tcPr>
+            <w:tcW w:type="dxa" w:w="1504"/>
+          </w:tcPr>
+          <w:p>
+            <w:r>
+              <w:rPr>
+                <w:rFonts w:ascii="Times New Roman" w:hAnsi="Times New Roman"/>
+                <w:sz w:val="20"/>
+              </w:rPr>
+              <w:t>Likes</w:t>
+            </w:r>
+          </w:p>
+        </w:tc>
+        <w:tc>
+          <w:tcPr>
+            <w:tcW w:type="dxa" w:w="1504"/>
+          </w:tcPr>
+          <w:p>
+            <w:r>
+              <w:rPr>
+                <w:rFonts w:ascii="Times New Roman" w:hAnsi="Times New Roman"/>
+                <w:sz w:val="20"/>
+              </w:rPr>
+              <w:t>—</w:t>
+            </w:r>
+          </w:p>
+        </w:tc>
+        <w:tc>
+          <w:tcPr>
+            <w:tcW w:type="dxa" w:w="1504"/>
+          </w:tcPr>
+          <w:p>
+            <w:r>
+              <w:rPr>
+                <w:rFonts w:ascii="Times New Roman" w:hAnsi="Times New Roman"/>
+                <w:sz w:val="20"/>
+              </w:rPr>
+              <w:t>−.338</w:t>
+            </w:r>
+          </w:p>
+        </w:tc>
+        <w:tc>
+          <w:tcPr>
+            <w:tcW w:type="dxa" w:w="1504"/>
+          </w:tcPr>
+          <w:p>
+            <w:r>
+              <w:rPr>
+                <w:rFonts w:ascii="Times New Roman" w:hAnsi="Times New Roman"/>
+                <w:sz w:val="20"/>
+              </w:rPr>
+              <w:t>.023</w:t>
+            </w:r>
+          </w:p>
+        </w:tc>
+        <w:tc>
+          <w:tcPr>
+            <w:tcW w:type="dxa" w:w="1504"/>
+          </w:tcPr>
+          <w:p>
+            <w:r>
+              <w:rPr>
+                <w:rFonts w:ascii="Times New Roman" w:hAnsi="Times New Roman"/>
+                <w:sz w:val="20"/>
+              </w:rPr>
+              <w:t>*</w:t>
+            </w:r>
+          </w:p>
+        </w:tc>
+      </w:tr>
+      <w:tr>
+        <w:tc>
+          <w:tcPr>
+            <w:tcW w:type="dxa" w:w="1504"/>
+          </w:tcPr>
+          <w:p>
+            <w:r>
+              <w:rPr>
+                <w:rFonts w:ascii="Times New Roman" w:hAnsi="Times New Roman"/>
+                <w:sz w:val="20"/>
+              </w:rPr>
+              <w:t>YouTube</w:t>
+            </w:r>
+          </w:p>
+        </w:tc>
+        <w:tc>
+          <w:tcPr>
+            <w:tcW w:type="dxa" w:w="1504"/>
+          </w:tcPr>
+          <w:p>
+            <w:r>
+              <w:rPr>
+                <w:rFonts w:ascii="Times New Roman" w:hAnsi="Times New Roman"/>
+                <w:sz w:val="20"/>
+              </w:rPr>
+              <w:t>Comments</w:t>
+            </w:r>
+          </w:p>
+        </w:tc>
+        <w:tc>
+          <w:tcPr>
+            <w:tcW w:type="dxa" w:w="1504"/>
+          </w:tcPr>
+          <w:p>
+            <w:r>
+              <w:rPr>
+                <w:rFonts w:ascii="Times New Roman" w:hAnsi="Times New Roman"/>
+                <w:sz w:val="20"/>
+              </w:rPr>
+              <w:t>—</w:t>
+            </w:r>
+          </w:p>
+        </w:tc>
+        <w:tc>
+          <w:tcPr>
+            <w:tcW w:type="dxa" w:w="1504"/>
+          </w:tcPr>
+          <w:p>
+            <w:r>
+              <w:rPr>
+                <w:rFonts w:ascii="Times New Roman" w:hAnsi="Times New Roman"/>
+                <w:sz w:val="20"/>
+              </w:rPr>
+              <w:t>−.239</w:t>
+            </w:r>
+          </w:p>
+        </w:tc>
+        <w:tc>
+          <w:tcPr>
+            <w:tcW w:type="dxa" w:w="1504"/>
+          </w:tcPr>
+          <w:p>
+            <w:r>
+              <w:rPr>
+                <w:rFonts w:ascii="Times New Roman" w:hAnsi="Times New Roman"/>
+                <w:sz w:val="20"/>
+              </w:rPr>
+              <w:t>.127</w:t>
+            </w:r>
+          </w:p>
+        </w:tc>
+        <w:tc>
+          <w:tcPr>
+            <w:tcW w:type="dxa" w:w="1504"/>
+          </w:tcPr>
+          <w:p>
+            <w:r>
+              <w:rPr>
+                <w:rFonts w:ascii="Times New Roman" w:hAnsi="Times New Roman"/>
+                <w:sz w:val="20"/>
+              </w:rPr>
+            </w:r>
+          </w:p>
+        </w:tc>
+      </w:tr>
+      <w:tr>
+        <w:tc>
+          <w:tcPr>
+            <w:tcW w:type="dxa" w:w="1504"/>
+          </w:tcPr>
+          <w:p>
+            <w:r>
+              <w:rPr>
+                <w:rFonts w:ascii="Times New Roman" w:hAnsi="Times New Roman"/>
                 <w:sz w:val="20"/>
               </w:rPr>
               <w:t>TikTok</w:t>
@@ -4893,85 +3719,71 @@
         </w:tc>
         <w:tc>
           <w:tcPr>
-            <w:tcW w:type="dxa" w:w="1805"/>
+            <w:tcW w:type="dxa" w:w="1504"/>
           </w:tcPr>
           <w:p>
-            <w:pPr>
-              <w:spacing w:line="240" w:lineRule="auto" w:after="40" w:before="0"/>
-              <w:jc w:val="center"/>
-            </w:pPr>
             <w:r>
               <w:rPr>
-                <w:rFonts w:ascii="Times New Roman" w:hAnsi="Times New Roman" w:cs="Times New Roman"/>
-                <w:b w:val="0"/>
-                <w:i w:val="0"/>
-                <w:color w:val="000000"/>
+                <w:rFonts w:ascii="Times New Roman" w:hAnsi="Times New Roman"/>
                 <w:sz w:val="20"/>
               </w:rPr>
-              <w:t>19</w:t>
+              <w:t>Views</w:t>
             </w:r>
           </w:p>
         </w:tc>
         <w:tc>
           <w:tcPr>
-            <w:tcW w:type="dxa" w:w="1805"/>
+            <w:tcW w:type="dxa" w:w="1504"/>
           </w:tcPr>
           <w:p>
-            <w:pPr>
-              <w:spacing w:line="240" w:lineRule="auto" w:after="40" w:before="0"/>
-              <w:jc w:val="center"/>
-            </w:pPr>
             <w:r>
               <w:rPr>
-                <w:rFonts w:ascii="Times New Roman" w:hAnsi="Times New Roman" w:cs="Times New Roman"/>
-                <w:b w:val="0"/>
-                <w:i w:val="0"/>
-                <w:color w:val="000000"/>
+                <w:rFonts w:ascii="Times New Roman" w:hAnsi="Times New Roman"/>
                 <w:sz w:val="20"/>
               </w:rPr>
-              <w:t>17–22</w:t>
+              <w:t>—</w:t>
             </w:r>
           </w:p>
         </w:tc>
         <w:tc>
           <w:tcPr>
-            <w:tcW w:type="dxa" w:w="1805"/>
+            <w:tcW w:type="dxa" w:w="1504"/>
           </w:tcPr>
           <w:p>
-            <w:pPr>
-              <w:spacing w:line="240" w:lineRule="auto" w:after="40" w:before="0"/>
-              <w:jc w:val="center"/>
-            </w:pPr>
             <w:r>
               <w:rPr>
-                <w:rFonts w:ascii="Times New Roman" w:hAnsi="Times New Roman" w:cs="Times New Roman"/>
-                <w:b w:val="0"/>
-                <w:i w:val="0"/>
-                <w:color w:val="000000"/>
+                <w:rFonts w:ascii="Times New Roman" w:hAnsi="Times New Roman"/>
                 <w:sz w:val="20"/>
               </w:rPr>
-              <w:t>14</w:t>
+              <w:t>.522</w:t>
             </w:r>
           </w:p>
         </w:tc>
         <w:tc>
           <w:tcPr>
-            <w:tcW w:type="dxa" w:w="1805"/>
+            <w:tcW w:type="dxa" w:w="1504"/>
           </w:tcPr>
           <w:p>
-            <w:pPr>
-              <w:spacing w:line="240" w:lineRule="auto" w:after="40" w:before="0"/>
-              <w:jc w:val="center"/>
-            </w:pPr>
             <w:r>
               <w:rPr>
-                <w:rFonts w:ascii="Times New Roman" w:hAnsi="Times New Roman" w:cs="Times New Roman"/>
-                <w:b w:val="0"/>
-                <w:i w:val="0"/>
-                <w:color w:val="000000"/>
+                <w:rFonts w:ascii="Times New Roman" w:hAnsi="Times New Roman"/>
                 <w:sz w:val="20"/>
               </w:rPr>
-              <w:t>11–16</w:t>
+              <w:t>.026</w:t>
+            </w:r>
+          </w:p>
+        </w:tc>
+        <w:tc>
+          <w:tcPr>
+            <w:tcW w:type="dxa" w:w="1504"/>
+          </w:tcPr>
+          <w:p>
+            <w:r>
+              <w:rPr>
+                <w:rFonts w:ascii="Times New Roman" w:hAnsi="Times New Roman"/>
+                <w:sz w:val="20"/>
+              </w:rPr>
+              <w:t>*</w:t>
             </w:r>
           </w:p>
         </w:tc>
@@ -4979,19 +3791,183 @@
       <w:tr>
         <w:tc>
           <w:tcPr>
-            <w:tcW w:type="dxa" w:w="1805"/>
+            <w:tcW w:type="dxa" w:w="1504"/>
           </w:tcPr>
           <w:p>
-            <w:pPr>
-              <w:spacing w:line="240" w:lineRule="auto" w:after="40" w:before="0"/>
-              <w:jc w:val="center"/>
-            </w:pPr>
             <w:r>
               <w:rPr>
-                <w:rFonts w:ascii="Times New Roman" w:hAnsi="Times New Roman" w:cs="Times New Roman"/>
-                <w:b w:val="0"/>
-                <w:i w:val="0"/>
-                <w:color w:val="000000"/>
+                <w:rFonts w:ascii="Times New Roman" w:hAnsi="Times New Roman"/>
+                <w:sz w:val="20"/>
+              </w:rPr>
+              <w:t>TikTok</w:t>
+            </w:r>
+          </w:p>
+        </w:tc>
+        <w:tc>
+          <w:tcPr>
+            <w:tcW w:type="dxa" w:w="1504"/>
+          </w:tcPr>
+          <w:p>
+            <w:r>
+              <w:rPr>
+                <w:rFonts w:ascii="Times New Roman" w:hAnsi="Times New Roman"/>
+                <w:sz w:val="20"/>
+              </w:rPr>
+              <w:t>Likes</w:t>
+            </w:r>
+          </w:p>
+        </w:tc>
+        <w:tc>
+          <w:tcPr>
+            <w:tcW w:type="dxa" w:w="1504"/>
+          </w:tcPr>
+          <w:p>
+            <w:r>
+              <w:rPr>
+                <w:rFonts w:ascii="Times New Roman" w:hAnsi="Times New Roman"/>
+                <w:sz w:val="20"/>
+              </w:rPr>
+              <w:t>—</w:t>
+            </w:r>
+          </w:p>
+        </w:tc>
+        <w:tc>
+          <w:tcPr>
+            <w:tcW w:type="dxa" w:w="1504"/>
+          </w:tcPr>
+          <w:p>
+            <w:r>
+              <w:rPr>
+                <w:rFonts w:ascii="Times New Roman" w:hAnsi="Times New Roman"/>
+                <w:sz w:val="20"/>
+              </w:rPr>
+              <w:t>.475</w:t>
+            </w:r>
+          </w:p>
+        </w:tc>
+        <w:tc>
+          <w:tcPr>
+            <w:tcW w:type="dxa" w:w="1504"/>
+          </w:tcPr>
+          <w:p>
+            <w:r>
+              <w:rPr>
+                <w:rFonts w:ascii="Times New Roman" w:hAnsi="Times New Roman"/>
+                <w:sz w:val="20"/>
+              </w:rPr>
+              <w:t>.003</w:t>
+            </w:r>
+          </w:p>
+        </w:tc>
+        <w:tc>
+          <w:tcPr>
+            <w:tcW w:type="dxa" w:w="1504"/>
+          </w:tcPr>
+          <w:p>
+            <w:r>
+              <w:rPr>
+                <w:rFonts w:ascii="Times New Roman" w:hAnsi="Times New Roman"/>
+                <w:sz w:val="20"/>
+              </w:rPr>
+              <w:t>**</w:t>
+            </w:r>
+          </w:p>
+        </w:tc>
+      </w:tr>
+      <w:tr>
+        <w:tc>
+          <w:tcPr>
+            <w:tcW w:type="dxa" w:w="1504"/>
+          </w:tcPr>
+          <w:p>
+            <w:r>
+              <w:rPr>
+                <w:rFonts w:ascii="Times New Roman" w:hAnsi="Times New Roman"/>
+                <w:sz w:val="20"/>
+              </w:rPr>
+              <w:t>TikTok</w:t>
+            </w:r>
+          </w:p>
+        </w:tc>
+        <w:tc>
+          <w:tcPr>
+            <w:tcW w:type="dxa" w:w="1504"/>
+          </w:tcPr>
+          <w:p>
+            <w:r>
+              <w:rPr>
+                <w:rFonts w:ascii="Times New Roman" w:hAnsi="Times New Roman"/>
+                <w:sz w:val="20"/>
+              </w:rPr>
+              <w:t>Comments</w:t>
+            </w:r>
+          </w:p>
+        </w:tc>
+        <w:tc>
+          <w:tcPr>
+            <w:tcW w:type="dxa" w:w="1504"/>
+          </w:tcPr>
+          <w:p>
+            <w:r>
+              <w:rPr>
+                <w:rFonts w:ascii="Times New Roman" w:hAnsi="Times New Roman"/>
+                <w:sz w:val="20"/>
+              </w:rPr>
+              <w:t>—</w:t>
+            </w:r>
+          </w:p>
+        </w:tc>
+        <w:tc>
+          <w:tcPr>
+            <w:tcW w:type="dxa" w:w="1504"/>
+          </w:tcPr>
+          <w:p>
+            <w:r>
+              <w:rPr>
+                <w:rFonts w:ascii="Times New Roman" w:hAnsi="Times New Roman"/>
+                <w:sz w:val="20"/>
+              </w:rPr>
+              <w:t>.262</w:t>
+            </w:r>
+          </w:p>
+        </w:tc>
+        <w:tc>
+          <w:tcPr>
+            <w:tcW w:type="dxa" w:w="1504"/>
+          </w:tcPr>
+          <w:p>
+            <w:r>
+              <w:rPr>
+                <w:rFonts w:ascii="Times New Roman" w:hAnsi="Times New Roman"/>
+                <w:sz w:val="20"/>
+              </w:rPr>
+              <w:t>.094</w:t>
+            </w:r>
+          </w:p>
+        </w:tc>
+        <w:tc>
+          <w:tcPr>
+            <w:tcW w:type="dxa" w:w="1504"/>
+          </w:tcPr>
+          <w:p>
+            <w:r>
+              <w:rPr>
+                <w:rFonts w:ascii="Times New Roman" w:hAnsi="Times New Roman"/>
+                <w:sz w:val="20"/>
+              </w:rPr>
+            </w:r>
+          </w:p>
+        </w:tc>
+      </w:tr>
+      <w:tr>
+        <w:tc>
+          <w:tcPr>
+            <w:tcW w:type="dxa" w:w="1504"/>
+          </w:tcPr>
+          <w:p>
+            <w:r>
+              <w:rPr>
+                <w:rFonts w:ascii="Times New Roman" w:hAnsi="Times New Roman"/>
                 <w:sz w:val="20"/>
               </w:rPr>
               <w:t>Instagram</w:t>
@@ -5000,85 +3976,155 @@
         </w:tc>
         <w:tc>
           <w:tcPr>
-            <w:tcW w:type="dxa" w:w="1805"/>
+            <w:tcW w:type="dxa" w:w="1504"/>
           </w:tcPr>
           <w:p>
-            <w:pPr>
-              <w:spacing w:line="240" w:lineRule="auto" w:after="40" w:before="0"/>
-              <w:jc w:val="center"/>
-            </w:pPr>
             <w:r>
               <w:rPr>
-                <w:rFonts w:ascii="Times New Roman" w:hAnsi="Times New Roman" w:cs="Times New Roman"/>
-                <w:b w:val="0"/>
-                <w:i w:val="0"/>
-                <w:color w:val="000000"/>
+                <w:rFonts w:ascii="Times New Roman" w:hAnsi="Times New Roman"/>
                 <w:sz w:val="20"/>
               </w:rPr>
-              <w:t>15</w:t>
+              <w:t>Likes</w:t>
             </w:r>
           </w:p>
         </w:tc>
         <w:tc>
           <w:tcPr>
-            <w:tcW w:type="dxa" w:w="1805"/>
+            <w:tcW w:type="dxa" w:w="1504"/>
           </w:tcPr>
           <w:p>
-            <w:pPr>
-              <w:spacing w:line="240" w:lineRule="auto" w:after="40" w:before="0"/>
-              <w:jc w:val="center"/>
-            </w:pPr>
             <w:r>
               <w:rPr>
-                <w:rFonts w:ascii="Times New Roman" w:hAnsi="Times New Roman" w:cs="Times New Roman"/>
-                <w:b w:val="0"/>
-                <w:i w:val="0"/>
-                <w:color w:val="000000"/>
+                <w:rFonts w:ascii="Times New Roman" w:hAnsi="Times New Roman"/>
                 <w:sz w:val="20"/>
               </w:rPr>
-              <w:t>13–18</w:t>
+              <w:t>—</w:t>
             </w:r>
           </w:p>
         </w:tc>
         <w:tc>
           <w:tcPr>
-            <w:tcW w:type="dxa" w:w="1805"/>
+            <w:tcW w:type="dxa" w:w="1504"/>
           </w:tcPr>
           <w:p>
-            <w:pPr>
-              <w:spacing w:line="240" w:lineRule="auto" w:after="40" w:before="0"/>
-              <w:jc w:val="center"/>
-            </w:pPr>
             <w:r>
               <w:rPr>
-                <w:rFonts w:ascii="Times New Roman" w:hAnsi="Times New Roman" w:cs="Times New Roman"/>
-                <w:b w:val="0"/>
-                <w:i w:val="0"/>
-                <w:color w:val="000000"/>
+                <w:rFonts w:ascii="Times New Roman" w:hAnsi="Times New Roman"/>
                 <w:sz w:val="20"/>
               </w:rPr>
-              <w:t>10</w:t>
+              <w:t>−.038</w:t>
             </w:r>
           </w:p>
         </w:tc>
         <w:tc>
           <w:tcPr>
-            <w:tcW w:type="dxa" w:w="1805"/>
+            <w:tcW w:type="dxa" w:w="1504"/>
           </w:tcPr>
           <w:p>
-            <w:pPr>
-              <w:spacing w:line="240" w:lineRule="auto" w:after="40" w:before="0"/>
-              <w:jc w:val="center"/>
-            </w:pPr>
             <w:r>
               <w:rPr>
-                <w:rFonts w:ascii="Times New Roman" w:hAnsi="Times New Roman" w:cs="Times New Roman"/>
-                <w:b w:val="0"/>
-                <w:i w:val="0"/>
-                <w:color w:val="000000"/>
+                <w:rFonts w:ascii="Times New Roman" w:hAnsi="Times New Roman"/>
                 <w:sz w:val="20"/>
               </w:rPr>
-              <w:t>9–13</w:t>
+              <w:t>.817</w:t>
+            </w:r>
+          </w:p>
+        </w:tc>
+        <w:tc>
+          <w:tcPr>
+            <w:tcW w:type="dxa" w:w="1504"/>
+          </w:tcPr>
+          <w:p>
+            <w:r>
+              <w:rPr>
+                <w:rFonts w:ascii="Times New Roman" w:hAnsi="Times New Roman"/>
+                <w:sz w:val="20"/>
+              </w:rPr>
+            </w:r>
+          </w:p>
+        </w:tc>
+      </w:tr>
+      <w:tr>
+        <w:tc>
+          <w:tcPr>
+            <w:tcW w:type="dxa" w:w="1504"/>
+          </w:tcPr>
+          <w:p>
+            <w:r>
+              <w:rPr>
+                <w:rFonts w:ascii="Times New Roman" w:hAnsi="Times New Roman"/>
+                <w:sz w:val="20"/>
+              </w:rPr>
+              <w:t>Instagram</w:t>
+            </w:r>
+          </w:p>
+        </w:tc>
+        <w:tc>
+          <w:tcPr>
+            <w:tcW w:type="dxa" w:w="1504"/>
+          </w:tcPr>
+          <w:p>
+            <w:r>
+              <w:rPr>
+                <w:rFonts w:ascii="Times New Roman" w:hAnsi="Times New Roman"/>
+                <w:sz w:val="20"/>
+              </w:rPr>
+              <w:t>Comments</w:t>
+            </w:r>
+          </w:p>
+        </w:tc>
+        <w:tc>
+          <w:tcPr>
+            <w:tcW w:type="dxa" w:w="1504"/>
+          </w:tcPr>
+          <w:p>
+            <w:r>
+              <w:rPr>
+                <w:rFonts w:ascii="Times New Roman" w:hAnsi="Times New Roman"/>
+                <w:sz w:val="20"/>
+              </w:rPr>
+              <w:t>—</w:t>
+            </w:r>
+          </w:p>
+        </w:tc>
+        <w:tc>
+          <w:tcPr>
+            <w:tcW w:type="dxa" w:w="1504"/>
+          </w:tcPr>
+          <w:p>
+            <w:r>
+              <w:rPr>
+                <w:rFonts w:ascii="Times New Roman" w:hAnsi="Times New Roman"/>
+                <w:sz w:val="20"/>
+              </w:rPr>
+              <w:t>.065</w:t>
+            </w:r>
+          </w:p>
+        </w:tc>
+        <w:tc>
+          <w:tcPr>
+            <w:tcW w:type="dxa" w:w="1504"/>
+          </w:tcPr>
+          <w:p>
+            <w:r>
+              <w:rPr>
+                <w:rFonts w:ascii="Times New Roman" w:hAnsi="Times New Roman"/>
+                <w:sz w:val="20"/>
+              </w:rPr>
+              <w:t>.747</w:t>
+            </w:r>
+          </w:p>
+        </w:tc>
+        <w:tc>
+          <w:tcPr>
+            <w:tcW w:type="dxa" w:w="1504"/>
+          </w:tcPr>
+          <w:p>
+            <w:r>
+              <w:rPr>
+                <w:rFonts w:ascii="Times New Roman" w:hAnsi="Times New Roman"/>
+                <w:sz w:val="20"/>
+              </w:rPr>
             </w:r>
           </w:p>
         </w:tc>
@@ -5086,1006 +4132,19 @@
     </w:tbl>
     <w:p>
       <w:pPr>
-        <w:spacing w:line="360" w:lineRule="auto" w:after="120" w:before="0"/>
+        <w:spacing w:line="360" w:lineRule="auto"/>
         <w:jc w:val="both"/>
       </w:pPr>
       <w:r>
         <w:rPr>
-          <w:rFonts w:ascii="Times New Roman" w:hAnsi="Times New Roman" w:cs="Times New Roman"/>
+          <w:rFonts w:ascii="Times New Roman" w:hAnsi="Times New Roman"/>
           <w:b w:val="0"/>
-          <w:i w:val="0"/>
-          <w:color w:val="000000"/>
+          <w:i/>
           <w:sz w:val="24"/>
         </w:rPr>
+        <w:t>Note. * p &lt; .05, ** p &lt; .01, *** p &lt; .001.</w:t>
       </w:r>
     </w:p>
-    <w:p>
-      <w:pPr>
-        <w:spacing w:line="360" w:lineRule="auto" w:after="200" w:before="0"/>
-        <w:jc w:val="both"/>
-      </w:pPr>
-      <w:r>
-        <w:rPr>
-          <w:rFonts w:ascii="Times New Roman" w:hAnsi="Times New Roman" w:cs="Times New Roman"/>
-          <w:b/>
-          <w:i w:val="0"/>
-          <w:color w:val="000000"/>
-          <w:sz w:val="26"/>
-        </w:rPr>
-        <w:t>Table C8. DISCERN Scores by Creator Type</w:t>
-      </w:r>
-    </w:p>
-    <w:tbl>
-      <w:tblPr>
-        <w:tblStyle w:val="TableGrid"/>
-        <w:tblW w:type="auto" w:w="0"/>
-        <w:jc w:val="center"/>
-        <w:tblLook w:firstColumn="1" w:firstRow="1" w:lastColumn="0" w:lastRow="0" w:noHBand="0" w:noVBand="1" w:val="04A0"/>
-      </w:tblPr>
-      <w:tblGrid>
-        <w:gridCol w:w="3009"/>
-        <w:gridCol w:w="3009"/>
-        <w:gridCol w:w="3009"/>
-      </w:tblGrid>
-      <w:tr>
-        <w:tc>
-          <w:tcPr>
-            <w:tcW w:type="dxa" w:w="3009"/>
-            <w:shd w:fill="D9E2F3" w:val="clear"/>
-          </w:tcPr>
-          <w:p>
-            <w:pPr>
-              <w:spacing w:line="240" w:lineRule="auto" w:after="40" w:before="0"/>
-              <w:jc w:val="center"/>
-            </w:pPr>
-            <w:r>
-              <w:rPr>
-                <w:rFonts w:ascii="Times New Roman" w:hAnsi="Times New Roman" w:cs="Times New Roman"/>
-                <w:b/>
-                <w:i w:val="0"/>
-                <w:color w:val="000000"/>
-                <w:sz w:val="20"/>
-              </w:rPr>
-              <w:t>Creator Type</w:t>
-            </w:r>
-          </w:p>
-        </w:tc>
-        <w:tc>
-          <w:tcPr>
-            <w:tcW w:type="dxa" w:w="3009"/>
-            <w:shd w:fill="D9E2F3" w:val="clear"/>
-          </w:tcPr>
-          <w:p>
-            <w:pPr>
-              <w:spacing w:line="240" w:lineRule="auto" w:after="40" w:before="0"/>
-              <w:jc w:val="center"/>
-            </w:pPr>
-            <w:r>
-              <w:rPr>
-                <w:rFonts w:ascii="Times New Roman" w:hAnsi="Times New Roman" w:cs="Times New Roman"/>
-                <w:b/>
-                <w:i w:val="0"/>
-                <w:color w:val="000000"/>
-                <w:sz w:val="20"/>
-              </w:rPr>
-              <w:t>n</w:t>
-            </w:r>
-          </w:p>
-        </w:tc>
-        <w:tc>
-          <w:tcPr>
-            <w:tcW w:type="dxa" w:w="3009"/>
-            <w:shd w:fill="D9E2F3" w:val="clear"/>
-          </w:tcPr>
-          <w:p>
-            <w:pPr>
-              <w:spacing w:line="240" w:lineRule="auto" w:after="40" w:before="0"/>
-              <w:jc w:val="center"/>
-            </w:pPr>
-            <w:r>
-              <w:rPr>
-                <w:rFonts w:ascii="Times New Roman" w:hAnsi="Times New Roman" w:cs="Times New Roman"/>
-                <w:b/>
-                <w:i w:val="0"/>
-                <w:color w:val="000000"/>
-                <w:sz w:val="20"/>
-              </w:rPr>
-              <w:t>Mdn DISCERN</w:t>
-            </w:r>
-          </w:p>
-        </w:tc>
-      </w:tr>
-      <w:tr>
-        <w:tc>
-          <w:tcPr>
-            <w:tcW w:type="dxa" w:w="3009"/>
-          </w:tcPr>
-          <w:p>
-            <w:pPr>
-              <w:spacing w:line="240" w:lineRule="auto" w:after="40" w:before="0"/>
-              <w:jc w:val="center"/>
-            </w:pPr>
-            <w:r>
-              <w:rPr>
-                <w:rFonts w:ascii="Times New Roman" w:hAnsi="Times New Roman" w:cs="Times New Roman"/>
-                <w:b w:val="0"/>
-                <w:i w:val="0"/>
-                <w:color w:val="000000"/>
-                <w:sz w:val="20"/>
-              </w:rPr>
-              <w:t>Healthcare Professional</w:t>
-            </w:r>
-          </w:p>
-        </w:tc>
-        <w:tc>
-          <w:tcPr>
-            <w:tcW w:type="dxa" w:w="3009"/>
-          </w:tcPr>
-          <w:p>
-            <w:pPr>
-              <w:spacing w:line="240" w:lineRule="auto" w:after="40" w:before="0"/>
-              <w:jc w:val="center"/>
-            </w:pPr>
-            <w:r>
-              <w:rPr>
-                <w:rFonts w:ascii="Times New Roman" w:hAnsi="Times New Roman" w:cs="Times New Roman"/>
-                <w:b w:val="0"/>
-                <w:i w:val="0"/>
-                <w:color w:val="000000"/>
-                <w:sz w:val="20"/>
-              </w:rPr>
-              <w:t>17</w:t>
-            </w:r>
-          </w:p>
-        </w:tc>
-        <w:tc>
-          <w:tcPr>
-            <w:tcW w:type="dxa" w:w="3009"/>
-          </w:tcPr>
-          <w:p>
-            <w:pPr>
-              <w:spacing w:line="240" w:lineRule="auto" w:after="40" w:before="0"/>
-              <w:jc w:val="center"/>
-            </w:pPr>
-            <w:r>
-              <w:rPr>
-                <w:rFonts w:ascii="Times New Roman" w:hAnsi="Times New Roman" w:cs="Times New Roman"/>
-                <w:b w:val="0"/>
-                <w:i w:val="0"/>
-                <w:color w:val="000000"/>
-                <w:sz w:val="20"/>
-              </w:rPr>
-              <w:t>41.0</w:t>
-            </w:r>
-          </w:p>
-        </w:tc>
-      </w:tr>
-      <w:tr>
-        <w:tc>
-          <w:tcPr>
-            <w:tcW w:type="dxa" w:w="3009"/>
-          </w:tcPr>
-          <w:p>
-            <w:pPr>
-              <w:spacing w:line="240" w:lineRule="auto" w:after="40" w:before="0"/>
-              <w:jc w:val="center"/>
-            </w:pPr>
-            <w:r>
-              <w:rPr>
-                <w:rFonts w:ascii="Times New Roman" w:hAnsi="Times New Roman" w:cs="Times New Roman"/>
-                <w:b w:val="0"/>
-                <w:i w:val="0"/>
-                <w:color w:val="000000"/>
-                <w:sz w:val="20"/>
-              </w:rPr>
-              <w:t>Certified Fitness Professional</w:t>
-            </w:r>
-          </w:p>
-        </w:tc>
-        <w:tc>
-          <w:tcPr>
-            <w:tcW w:type="dxa" w:w="3009"/>
-          </w:tcPr>
-          <w:p>
-            <w:pPr>
-              <w:spacing w:line="240" w:lineRule="auto" w:after="40" w:before="0"/>
-              <w:jc w:val="center"/>
-            </w:pPr>
-            <w:r>
-              <w:rPr>
-                <w:rFonts w:ascii="Times New Roman" w:hAnsi="Times New Roman" w:cs="Times New Roman"/>
-                <w:b w:val="0"/>
-                <w:i w:val="0"/>
-                <w:color w:val="000000"/>
-                <w:sz w:val="20"/>
-              </w:rPr>
-              <w:t>31</w:t>
-            </w:r>
-          </w:p>
-        </w:tc>
-        <w:tc>
-          <w:tcPr>
-            <w:tcW w:type="dxa" w:w="3009"/>
-          </w:tcPr>
-          <w:p>
-            <w:pPr>
-              <w:spacing w:line="240" w:lineRule="auto" w:after="40" w:before="0"/>
-              <w:jc w:val="center"/>
-            </w:pPr>
-            <w:r>
-              <w:rPr>
-                <w:rFonts w:ascii="Times New Roman" w:hAnsi="Times New Roman" w:cs="Times New Roman"/>
-                <w:b w:val="0"/>
-                <w:i w:val="0"/>
-                <w:color w:val="000000"/>
-                <w:sz w:val="20"/>
-              </w:rPr>
-              <w:t>41.0</w:t>
-            </w:r>
-          </w:p>
-        </w:tc>
-      </w:tr>
-      <w:tr>
-        <w:tc>
-          <w:tcPr>
-            <w:tcW w:type="dxa" w:w="3009"/>
-          </w:tcPr>
-          <w:p>
-            <w:pPr>
-              <w:spacing w:line="240" w:lineRule="auto" w:after="40" w:before="0"/>
-              <w:jc w:val="center"/>
-            </w:pPr>
-            <w:r>
-              <w:rPr>
-                <w:rFonts w:ascii="Times New Roman" w:hAnsi="Times New Roman" w:cs="Times New Roman"/>
-                <w:b w:val="0"/>
-                <w:i w:val="0"/>
-                <w:color w:val="000000"/>
-                <w:sz w:val="20"/>
-              </w:rPr>
-              <w:t>Fitness Influencer</w:t>
-            </w:r>
-          </w:p>
-        </w:tc>
-        <w:tc>
-          <w:tcPr>
-            <w:tcW w:type="dxa" w:w="3009"/>
-          </w:tcPr>
-          <w:p>
-            <w:pPr>
-              <w:spacing w:line="240" w:lineRule="auto" w:after="40" w:before="0"/>
-              <w:jc w:val="center"/>
-            </w:pPr>
-            <w:r>
-              <w:rPr>
-                <w:rFonts w:ascii="Times New Roman" w:hAnsi="Times New Roman" w:cs="Times New Roman"/>
-                <w:b w:val="0"/>
-                <w:i w:val="0"/>
-                <w:color w:val="000000"/>
-                <w:sz w:val="20"/>
-              </w:rPr>
-              <w:t>27</w:t>
-            </w:r>
-          </w:p>
-        </w:tc>
-        <w:tc>
-          <w:tcPr>
-            <w:tcW w:type="dxa" w:w="3009"/>
-          </w:tcPr>
-          <w:p>
-            <w:pPr>
-              <w:spacing w:line="240" w:lineRule="auto" w:after="40" w:before="0"/>
-              <w:jc w:val="center"/>
-            </w:pPr>
-            <w:r>
-              <w:rPr>
-                <w:rFonts w:ascii="Times New Roman" w:hAnsi="Times New Roman" w:cs="Times New Roman"/>
-                <w:b w:val="0"/>
-                <w:i w:val="0"/>
-                <w:color w:val="000000"/>
-                <w:sz w:val="20"/>
-              </w:rPr>
-              <w:t>36.0</w:t>
-            </w:r>
-          </w:p>
-        </w:tc>
-      </w:tr>
-      <w:tr>
-        <w:tc>
-          <w:tcPr>
-            <w:tcW w:type="dxa" w:w="3009"/>
-          </w:tcPr>
-          <w:p>
-            <w:pPr>
-              <w:spacing w:line="240" w:lineRule="auto" w:after="40" w:before="0"/>
-              <w:jc w:val="center"/>
-            </w:pPr>
-            <w:r>
-              <w:rPr>
-                <w:rFonts w:ascii="Times New Roman" w:hAnsi="Times New Roman" w:cs="Times New Roman"/>
-                <w:b w:val="0"/>
-                <w:i w:val="0"/>
-                <w:color w:val="000000"/>
-                <w:sz w:val="20"/>
-              </w:rPr>
-              <w:t>General User</w:t>
-            </w:r>
-          </w:p>
-        </w:tc>
-        <w:tc>
-          <w:tcPr>
-            <w:tcW w:type="dxa" w:w="3009"/>
-          </w:tcPr>
-          <w:p>
-            <w:pPr>
-              <w:spacing w:line="240" w:lineRule="auto" w:after="40" w:before="0"/>
-              <w:jc w:val="center"/>
-            </w:pPr>
-            <w:r>
-              <w:rPr>
-                <w:rFonts w:ascii="Times New Roman" w:hAnsi="Times New Roman" w:cs="Times New Roman"/>
-                <w:b w:val="0"/>
-                <w:i w:val="0"/>
-                <w:color w:val="000000"/>
-                <w:sz w:val="20"/>
-              </w:rPr>
-              <w:t>30</w:t>
-            </w:r>
-          </w:p>
-        </w:tc>
-        <w:tc>
-          <w:tcPr>
-            <w:tcW w:type="dxa" w:w="3009"/>
-          </w:tcPr>
-          <w:p>
-            <w:pPr>
-              <w:spacing w:line="240" w:lineRule="auto" w:after="40" w:before="0"/>
-              <w:jc w:val="center"/>
-            </w:pPr>
-            <w:r>
-              <w:rPr>
-                <w:rFonts w:ascii="Times New Roman" w:hAnsi="Times New Roman" w:cs="Times New Roman"/>
-                <w:b w:val="0"/>
-                <w:i w:val="0"/>
-                <w:color w:val="000000"/>
-                <w:sz w:val="20"/>
-              </w:rPr>
-              <w:t>33.0</w:t>
-            </w:r>
-          </w:p>
-        </w:tc>
-      </w:tr>
-      <w:tr>
-        <w:tc>
-          <w:tcPr>
-            <w:tcW w:type="dxa" w:w="3009"/>
-          </w:tcPr>
-          <w:p>
-            <w:pPr>
-              <w:spacing w:line="240" w:lineRule="auto" w:after="40" w:before="0"/>
-              <w:jc w:val="center"/>
-            </w:pPr>
-            <w:r>
-              <w:rPr>
-                <w:rFonts w:ascii="Times New Roman" w:hAnsi="Times New Roman" w:cs="Times New Roman"/>
-                <w:b w:val="0"/>
-                <w:i w:val="0"/>
-                <w:color w:val="000000"/>
-                <w:sz w:val="20"/>
-              </w:rPr>
-              <w:t>Organisation</w:t>
-            </w:r>
-          </w:p>
-        </w:tc>
-        <w:tc>
-          <w:tcPr>
-            <w:tcW w:type="dxa" w:w="3009"/>
-          </w:tcPr>
-          <w:p>
-            <w:pPr>
-              <w:spacing w:line="240" w:lineRule="auto" w:after="40" w:before="0"/>
-              <w:jc w:val="center"/>
-            </w:pPr>
-            <w:r>
-              <w:rPr>
-                <w:rFonts w:ascii="Times New Roman" w:hAnsi="Times New Roman" w:cs="Times New Roman"/>
-                <w:b w:val="0"/>
-                <w:i w:val="0"/>
-                <w:color w:val="000000"/>
-                <w:sz w:val="20"/>
-              </w:rPr>
-              <w:t>85</w:t>
-            </w:r>
-          </w:p>
-        </w:tc>
-        <w:tc>
-          <w:tcPr>
-            <w:tcW w:type="dxa" w:w="3009"/>
-          </w:tcPr>
-          <w:p>
-            <w:pPr>
-              <w:spacing w:line="240" w:lineRule="auto" w:after="40" w:before="0"/>
-              <w:jc w:val="center"/>
-            </w:pPr>
-            <w:r>
-              <w:rPr>
-                <w:rFonts w:ascii="Times New Roman" w:hAnsi="Times New Roman" w:cs="Times New Roman"/>
-                <w:b w:val="0"/>
-                <w:i w:val="0"/>
-                <w:color w:val="000000"/>
-                <w:sz w:val="20"/>
-              </w:rPr>
-              <w:t>39.0</w:t>
-            </w:r>
-          </w:p>
-        </w:tc>
-      </w:tr>
-    </w:tbl>
-    <w:p>
-      <w:pPr>
-        <w:spacing w:line="360" w:lineRule="auto" w:after="120" w:before="0"/>
-        <w:jc w:val="both"/>
-      </w:pPr>
-      <w:r>
-        <w:rPr>
-          <w:rFonts w:ascii="Times New Roman" w:hAnsi="Times New Roman" w:cs="Times New Roman"/>
-          <w:b w:val="0"/>
-          <w:i w:val="0"/>
-          <w:color w:val="000000"/>
-          <w:sz w:val="24"/>
-        </w:rPr>
-      </w:r>
-    </w:p>
-    <w:p>
-      <w:pPr>
-        <w:spacing w:line="360" w:lineRule="auto" w:after="200" w:before="0"/>
-        <w:jc w:val="both"/>
-      </w:pPr>
-      <w:r>
-        <w:rPr>
-          <w:rFonts w:ascii="Times New Roman" w:hAnsi="Times New Roman" w:cs="Times New Roman"/>
-          <w:b/>
-          <w:i w:val="0"/>
-          <w:color w:val="000000"/>
-          <w:sz w:val="26"/>
-        </w:rPr>
-        <w:t>Table C9. DISCERN Scores by Content Format</w:t>
-      </w:r>
-    </w:p>
-    <w:tbl>
-      <w:tblPr>
-        <w:tblStyle w:val="TableGrid"/>
-        <w:tblW w:type="auto" w:w="0"/>
-        <w:jc w:val="center"/>
-        <w:tblLook w:firstColumn="1" w:firstRow="1" w:lastColumn="0" w:lastRow="0" w:noHBand="0" w:noVBand="1" w:val="04A0"/>
-      </w:tblPr>
-      <w:tblGrid>
-        <w:gridCol w:w="2256"/>
-        <w:gridCol w:w="2256"/>
-        <w:gridCol w:w="2256"/>
-        <w:gridCol w:w="2256"/>
-      </w:tblGrid>
-      <w:tr>
-        <w:tc>
-          <w:tcPr>
-            <w:tcW w:type="dxa" w:w="2256"/>
-            <w:shd w:fill="D9E2F3" w:val="clear"/>
-          </w:tcPr>
-          <w:p>
-            <w:pPr>
-              <w:spacing w:line="240" w:lineRule="auto" w:after="40" w:before="0"/>
-              <w:jc w:val="center"/>
-            </w:pPr>
-            <w:r>
-              <w:rPr>
-                <w:rFonts w:ascii="Times New Roman" w:hAnsi="Times New Roman" w:cs="Times New Roman"/>
-                <w:b/>
-                <w:i w:val="0"/>
-                <w:color w:val="000000"/>
-                <w:sz w:val="20"/>
-              </w:rPr>
-              <w:t>Format</w:t>
-            </w:r>
-          </w:p>
-        </w:tc>
-        <w:tc>
-          <w:tcPr>
-            <w:tcW w:type="dxa" w:w="2256"/>
-            <w:shd w:fill="D9E2F3" w:val="clear"/>
-          </w:tcPr>
-          <w:p>
-            <w:pPr>
-              <w:spacing w:line="240" w:lineRule="auto" w:after="40" w:before="0"/>
-              <w:jc w:val="center"/>
-            </w:pPr>
-            <w:r>
-              <w:rPr>
-                <w:rFonts w:ascii="Times New Roman" w:hAnsi="Times New Roman" w:cs="Times New Roman"/>
-                <w:b/>
-                <w:i w:val="0"/>
-                <w:color w:val="000000"/>
-                <w:sz w:val="20"/>
-              </w:rPr>
-              <w:t>n</w:t>
-            </w:r>
-          </w:p>
-        </w:tc>
-        <w:tc>
-          <w:tcPr>
-            <w:tcW w:type="dxa" w:w="2256"/>
-            <w:shd w:fill="D9E2F3" w:val="clear"/>
-          </w:tcPr>
-          <w:p>
-            <w:pPr>
-              <w:spacing w:line="240" w:lineRule="auto" w:after="40" w:before="0"/>
-              <w:jc w:val="center"/>
-            </w:pPr>
-            <w:r>
-              <w:rPr>
-                <w:rFonts w:ascii="Times New Roman" w:hAnsi="Times New Roman" w:cs="Times New Roman"/>
-                <w:b/>
-                <w:i w:val="0"/>
-                <w:color w:val="000000"/>
-                <w:sz w:val="20"/>
-              </w:rPr>
-              <w:t>Mdn</w:t>
-            </w:r>
-          </w:p>
-        </w:tc>
-        <w:tc>
-          <w:tcPr>
-            <w:tcW w:type="dxa" w:w="2256"/>
-            <w:shd w:fill="D9E2F3" w:val="clear"/>
-          </w:tcPr>
-          <w:p>
-            <w:pPr>
-              <w:spacing w:line="240" w:lineRule="auto" w:after="40" w:before="0"/>
-              <w:jc w:val="center"/>
-            </w:pPr>
-            <w:r>
-              <w:rPr>
-                <w:rFonts w:ascii="Times New Roman" w:hAnsi="Times New Roman" w:cs="Times New Roman"/>
-                <w:b/>
-                <w:i w:val="0"/>
-                <w:color w:val="000000"/>
-                <w:sz w:val="20"/>
-              </w:rPr>
-              <w:t>M</w:t>
-            </w:r>
-          </w:p>
-        </w:tc>
-      </w:tr>
-      <w:tr>
-        <w:tc>
-          <w:tcPr>
-            <w:tcW w:type="dxa" w:w="2256"/>
-          </w:tcPr>
-          <w:p>
-            <w:pPr>
-              <w:spacing w:line="240" w:lineRule="auto" w:after="40" w:before="0"/>
-              <w:jc w:val="center"/>
-            </w:pPr>
-            <w:r>
-              <w:rPr>
-                <w:rFonts w:ascii="Times New Roman" w:hAnsi="Times New Roman" w:cs="Times New Roman"/>
-                <w:b w:val="0"/>
-                <w:i w:val="0"/>
-                <w:color w:val="000000"/>
-                <w:sz w:val="20"/>
-              </w:rPr>
-              <w:t>Text Article</w:t>
-            </w:r>
-          </w:p>
-        </w:tc>
-        <w:tc>
-          <w:tcPr>
-            <w:tcW w:type="dxa" w:w="2256"/>
-          </w:tcPr>
-          <w:p>
-            <w:pPr>
-              <w:spacing w:line="240" w:lineRule="auto" w:after="40" w:before="0"/>
-              <w:jc w:val="center"/>
-            </w:pPr>
-            <w:r>
-              <w:rPr>
-                <w:rFonts w:ascii="Times New Roman" w:hAnsi="Times New Roman" w:cs="Times New Roman"/>
-                <w:b w:val="0"/>
-                <w:i w:val="0"/>
-                <w:color w:val="000000"/>
-                <w:sz w:val="20"/>
-              </w:rPr>
-              <w:t>50</w:t>
-            </w:r>
-          </w:p>
-        </w:tc>
-        <w:tc>
-          <w:tcPr>
-            <w:tcW w:type="dxa" w:w="2256"/>
-          </w:tcPr>
-          <w:p>
-            <w:pPr>
-              <w:spacing w:line="240" w:lineRule="auto" w:after="40" w:before="0"/>
-              <w:jc w:val="center"/>
-            </w:pPr>
-            <w:r>
-              <w:rPr>
-                <w:rFonts w:ascii="Times New Roman" w:hAnsi="Times New Roman" w:cs="Times New Roman"/>
-                <w:b w:val="0"/>
-                <w:i w:val="0"/>
-                <w:color w:val="000000"/>
-                <w:sz w:val="20"/>
-              </w:rPr>
-              <w:t>48.5</w:t>
-            </w:r>
-          </w:p>
-        </w:tc>
-        <w:tc>
-          <w:tcPr>
-            <w:tcW w:type="dxa" w:w="2256"/>
-          </w:tcPr>
-          <w:p>
-            <w:pPr>
-              <w:spacing w:line="240" w:lineRule="auto" w:after="40" w:before="0"/>
-              <w:jc w:val="center"/>
-            </w:pPr>
-            <w:r>
-              <w:rPr>
-                <w:rFonts w:ascii="Times New Roman" w:hAnsi="Times New Roman" w:cs="Times New Roman"/>
-                <w:b w:val="0"/>
-                <w:i w:val="0"/>
-                <w:color w:val="000000"/>
-                <w:sz w:val="20"/>
-              </w:rPr>
-              <w:t>47.0</w:t>
-            </w:r>
-          </w:p>
-        </w:tc>
-      </w:tr>
-      <w:tr>
-        <w:tc>
-          <w:tcPr>
-            <w:tcW w:type="dxa" w:w="2256"/>
-          </w:tcPr>
-          <w:p>
-            <w:pPr>
-              <w:spacing w:line="240" w:lineRule="auto" w:after="40" w:before="0"/>
-              <w:jc w:val="center"/>
-            </w:pPr>
-            <w:r>
-              <w:rPr>
-                <w:rFonts w:ascii="Times New Roman" w:hAnsi="Times New Roman" w:cs="Times New Roman"/>
-                <w:b w:val="0"/>
-                <w:i w:val="0"/>
-                <w:color w:val="000000"/>
-                <w:sz w:val="20"/>
-              </w:rPr>
-              <w:t>Long Video (&gt;5 min)</w:t>
-            </w:r>
-          </w:p>
-        </w:tc>
-        <w:tc>
-          <w:tcPr>
-            <w:tcW w:type="dxa" w:w="2256"/>
-          </w:tcPr>
-          <w:p>
-            <w:pPr>
-              <w:spacing w:line="240" w:lineRule="auto" w:after="40" w:before="0"/>
-              <w:jc w:val="center"/>
-            </w:pPr>
-            <w:r>
-              <w:rPr>
-                <w:rFonts w:ascii="Times New Roman" w:hAnsi="Times New Roman" w:cs="Times New Roman"/>
-                <w:b w:val="0"/>
-                <w:i w:val="0"/>
-                <w:color w:val="000000"/>
-                <w:sz w:val="20"/>
-              </w:rPr>
-              <w:t>45</w:t>
-            </w:r>
-          </w:p>
-        </w:tc>
-        <w:tc>
-          <w:tcPr>
-            <w:tcW w:type="dxa" w:w="2256"/>
-          </w:tcPr>
-          <w:p>
-            <w:pPr>
-              <w:spacing w:line="240" w:lineRule="auto" w:after="40" w:before="0"/>
-              <w:jc w:val="center"/>
-            </w:pPr>
-            <w:r>
-              <w:rPr>
-                <w:rFonts w:ascii="Times New Roman" w:hAnsi="Times New Roman" w:cs="Times New Roman"/>
-                <w:b w:val="0"/>
-                <w:i w:val="0"/>
-                <w:color w:val="000000"/>
-                <w:sz w:val="20"/>
-              </w:rPr>
-              <w:t>43.0</w:t>
-            </w:r>
-          </w:p>
-        </w:tc>
-        <w:tc>
-          <w:tcPr>
-            <w:tcW w:type="dxa" w:w="2256"/>
-          </w:tcPr>
-          <w:p>
-            <w:pPr>
-              <w:spacing w:line="240" w:lineRule="auto" w:after="40" w:before="0"/>
-              <w:jc w:val="center"/>
-            </w:pPr>
-            <w:r>
-              <w:rPr>
-                <w:rFonts w:ascii="Times New Roman" w:hAnsi="Times New Roman" w:cs="Times New Roman"/>
-                <w:b w:val="0"/>
-                <w:i w:val="0"/>
-                <w:color w:val="000000"/>
-                <w:sz w:val="20"/>
-              </w:rPr>
-              <w:t>43.1</w:t>
-            </w:r>
-          </w:p>
-        </w:tc>
-      </w:tr>
-      <w:tr>
-        <w:tc>
-          <w:tcPr>
-            <w:tcW w:type="dxa" w:w="2256"/>
-          </w:tcPr>
-          <w:p>
-            <w:pPr>
-              <w:spacing w:line="240" w:lineRule="auto" w:after="40" w:before="0"/>
-              <w:jc w:val="center"/>
-            </w:pPr>
-            <w:r>
-              <w:rPr>
-                <w:rFonts w:ascii="Times New Roman" w:hAnsi="Times New Roman" w:cs="Times New Roman"/>
-                <w:b w:val="0"/>
-                <w:i w:val="0"/>
-                <w:color w:val="000000"/>
-                <w:sz w:val="20"/>
-              </w:rPr>
-              <w:t>Short Video (&lt;60 s)</w:t>
-            </w:r>
-          </w:p>
-        </w:tc>
-        <w:tc>
-          <w:tcPr>
-            <w:tcW w:type="dxa" w:w="2256"/>
-          </w:tcPr>
-          <w:p>
-            <w:pPr>
-              <w:spacing w:line="240" w:lineRule="auto" w:after="40" w:before="0"/>
-              <w:jc w:val="center"/>
-            </w:pPr>
-            <w:r>
-              <w:rPr>
-                <w:rFonts w:ascii="Times New Roman" w:hAnsi="Times New Roman" w:cs="Times New Roman"/>
-                <w:b w:val="0"/>
-                <w:i w:val="0"/>
-                <w:color w:val="000000"/>
-                <w:sz w:val="20"/>
-              </w:rPr>
-              <w:t>47</w:t>
-            </w:r>
-          </w:p>
-        </w:tc>
-        <w:tc>
-          <w:tcPr>
-            <w:tcW w:type="dxa" w:w="2256"/>
-          </w:tcPr>
-          <w:p>
-            <w:pPr>
-              <w:spacing w:line="240" w:lineRule="auto" w:after="40" w:before="0"/>
-              <w:jc w:val="center"/>
-            </w:pPr>
-            <w:r>
-              <w:rPr>
-                <w:rFonts w:ascii="Times New Roman" w:hAnsi="Times New Roman" w:cs="Times New Roman"/>
-                <w:b w:val="0"/>
-                <w:i w:val="0"/>
-                <w:color w:val="000000"/>
-                <w:sz w:val="20"/>
-              </w:rPr>
-              <w:t>34.0</w:t>
-            </w:r>
-          </w:p>
-        </w:tc>
-        <w:tc>
-          <w:tcPr>
-            <w:tcW w:type="dxa" w:w="2256"/>
-          </w:tcPr>
-          <w:p>
-            <w:pPr>
-              <w:spacing w:line="240" w:lineRule="auto" w:after="40" w:before="0"/>
-              <w:jc w:val="center"/>
-            </w:pPr>
-            <w:r>
-              <w:rPr>
-                <w:rFonts w:ascii="Times New Roman" w:hAnsi="Times New Roman" w:cs="Times New Roman"/>
-                <w:b w:val="0"/>
-                <w:i w:val="0"/>
-                <w:color w:val="000000"/>
-                <w:sz w:val="20"/>
-              </w:rPr>
-              <w:t>33.8</w:t>
-            </w:r>
-          </w:p>
-        </w:tc>
-      </w:tr>
-      <w:tr>
-        <w:tc>
-          <w:tcPr>
-            <w:tcW w:type="dxa" w:w="2256"/>
-          </w:tcPr>
-          <w:p>
-            <w:pPr>
-              <w:spacing w:line="240" w:lineRule="auto" w:after="40" w:before="0"/>
-              <w:jc w:val="center"/>
-            </w:pPr>
-            <w:r>
-              <w:rPr>
-                <w:rFonts w:ascii="Times New Roman" w:hAnsi="Times New Roman" w:cs="Times New Roman"/>
-                <w:b w:val="0"/>
-                <w:i w:val="0"/>
-                <w:color w:val="000000"/>
-                <w:sz w:val="20"/>
-              </w:rPr>
-              <w:t>Image + Caption</w:t>
-            </w:r>
-          </w:p>
-        </w:tc>
-        <w:tc>
-          <w:tcPr>
-            <w:tcW w:type="dxa" w:w="2256"/>
-          </w:tcPr>
-          <w:p>
-            <w:pPr>
-              <w:spacing w:line="240" w:lineRule="auto" w:after="40" w:before="0"/>
-              <w:jc w:val="center"/>
-            </w:pPr>
-            <w:r>
-              <w:rPr>
-                <w:rFonts w:ascii="Times New Roman" w:hAnsi="Times New Roman" w:cs="Times New Roman"/>
-                <w:b w:val="0"/>
-                <w:i w:val="0"/>
-                <w:color w:val="000000"/>
-                <w:sz w:val="20"/>
-              </w:rPr>
-              <w:t>21</w:t>
-            </w:r>
-          </w:p>
-        </w:tc>
-        <w:tc>
-          <w:tcPr>
-            <w:tcW w:type="dxa" w:w="2256"/>
-          </w:tcPr>
-          <w:p>
-            <w:pPr>
-              <w:spacing w:line="240" w:lineRule="auto" w:after="40" w:before="0"/>
-              <w:jc w:val="center"/>
-            </w:pPr>
-            <w:r>
-              <w:rPr>
-                <w:rFonts w:ascii="Times New Roman" w:hAnsi="Times New Roman" w:cs="Times New Roman"/>
-                <w:b w:val="0"/>
-                <w:i w:val="0"/>
-                <w:color w:val="000000"/>
-                <w:sz w:val="20"/>
-              </w:rPr>
-              <w:t>30.0</w:t>
-            </w:r>
-          </w:p>
-        </w:tc>
-        <w:tc>
-          <w:tcPr>
-            <w:tcW w:type="dxa" w:w="2256"/>
-          </w:tcPr>
-          <w:p>
-            <w:pPr>
-              <w:spacing w:line="240" w:lineRule="auto" w:after="40" w:before="0"/>
-              <w:jc w:val="center"/>
-            </w:pPr>
-            <w:r>
-              <w:rPr>
-                <w:rFonts w:ascii="Times New Roman" w:hAnsi="Times New Roman" w:cs="Times New Roman"/>
-                <w:b w:val="0"/>
-                <w:i w:val="0"/>
-                <w:color w:val="000000"/>
-                <w:sz w:val="20"/>
-              </w:rPr>
-              <w:t>30.5</w:t>
-            </w:r>
-          </w:p>
-        </w:tc>
-      </w:tr>
-      <w:tr>
-        <w:tc>
-          <w:tcPr>
-            <w:tcW w:type="dxa" w:w="2256"/>
-          </w:tcPr>
-          <w:p>
-            <w:pPr>
-              <w:spacing w:line="240" w:lineRule="auto" w:after="40" w:before="0"/>
-              <w:jc w:val="center"/>
-            </w:pPr>
-            <w:r>
-              <w:rPr>
-                <w:rFonts w:ascii="Times New Roman" w:hAnsi="Times New Roman" w:cs="Times New Roman"/>
-                <w:b w:val="0"/>
-                <w:i w:val="0"/>
-                <w:color w:val="000000"/>
-                <w:sz w:val="20"/>
-              </w:rPr>
-              <w:t>Carousel</w:t>
-            </w:r>
-          </w:p>
-        </w:tc>
-        <w:tc>
-          <w:tcPr>
-            <w:tcW w:type="dxa" w:w="2256"/>
-          </w:tcPr>
-          <w:p>
-            <w:pPr>
-              <w:spacing w:line="240" w:lineRule="auto" w:after="40" w:before="0"/>
-              <w:jc w:val="center"/>
-            </w:pPr>
-            <w:r>
-              <w:rPr>
-                <w:rFonts w:ascii="Times New Roman" w:hAnsi="Times New Roman" w:cs="Times New Roman"/>
-                <w:b w:val="0"/>
-                <w:i w:val="0"/>
-                <w:color w:val="000000"/>
-                <w:sz w:val="20"/>
-              </w:rPr>
-              <w:t>37</w:t>
-            </w:r>
-          </w:p>
-        </w:tc>
-        <w:tc>
-          <w:tcPr>
-            <w:tcW w:type="dxa" w:w="2256"/>
-          </w:tcPr>
-          <w:p>
-            <w:pPr>
-              <w:spacing w:line="240" w:lineRule="auto" w:after="40" w:before="0"/>
-              <w:jc w:val="center"/>
-            </w:pPr>
-            <w:r>
-              <w:rPr>
-                <w:rFonts w:ascii="Times New Roman" w:hAnsi="Times New Roman" w:cs="Times New Roman"/>
-                <w:b w:val="0"/>
-                <w:i w:val="0"/>
-                <w:color w:val="000000"/>
-                <w:sz w:val="20"/>
-              </w:rPr>
-              <w:t>27.5</w:t>
-            </w:r>
-          </w:p>
-        </w:tc>
-        <w:tc>
-          <w:tcPr>
-            <w:tcW w:type="dxa" w:w="2256"/>
-          </w:tcPr>
-          <w:p>
-            <w:pPr>
-              <w:spacing w:line="240" w:lineRule="auto" w:after="40" w:before="0"/>
-              <w:jc w:val="center"/>
-            </w:pPr>
-            <w:r>
-              <w:rPr>
-                <w:rFonts w:ascii="Times New Roman" w:hAnsi="Times New Roman" w:cs="Times New Roman"/>
-                <w:b w:val="0"/>
-                <w:i w:val="0"/>
-                <w:color w:val="000000"/>
-                <w:sz w:val="20"/>
-              </w:rPr>
-              <w:t>28.4</w:t>
-            </w:r>
-          </w:p>
-        </w:tc>
-      </w:tr>
-    </w:tbl>
     <w:sectPr>
       <w:pgSz w:w="11906" w:h="16838"/>
       <w:pgMar w:top="1440" w:right="1440" w:bottom="1440" w:left="1440" w:header="720" w:footer="720" w:gutter="0"/>
@@ -6461,11 +4520,9 @@
     <w:rsid w:val="00FC693F"/>
     <w:pPr>
       <w:spacing w:line="360" w:lineRule="auto"/>
-      <w:jc w:val="both"/>
     </w:pPr>
     <w:rPr>
       <w:rFonts w:ascii="Times New Roman" w:hAnsi="Times New Roman"/>
-      <w:color w:val="000000"/>
       <w:sz w:val="24"/>
     </w:rPr>
   </w:style>

--- a/appendices/appendix_c_data_summary.docx
+++ b/appendices/appendix_c_data_summary.docx
@@ -186,7 +186,7 @@
                 <w:rFonts w:ascii="Times New Roman" w:hAnsi="Times New Roman"/>
                 <w:sz w:val="20"/>
               </w:rPr>
-              <w:t>0</w:t>
+              <w:t>5</w:t>
             </w:r>
           </w:p>
         </w:tc>
@@ -200,7 +200,7 @@
                 <w:rFonts w:ascii="Times New Roman" w:hAnsi="Times New Roman"/>
                 <w:sz w:val="20"/>
               </w:rPr>
-              <w:t>7</w:t>
+              <w:t>5</w:t>
             </w:r>
           </w:p>
         </w:tc>
@@ -242,7 +242,7 @@
                 <w:rFonts w:ascii="Times New Roman" w:hAnsi="Times New Roman"/>
                 <w:sz w:val="20"/>
               </w:rPr>
-              <w:t>39</w:t>
+              <w:t>36</w:t>
             </w:r>
           </w:p>
         </w:tc>
@@ -286,7 +286,7 @@
                 <w:rFonts w:ascii="Times New Roman" w:hAnsi="Times New Roman"/>
                 <w:sz w:val="20"/>
               </w:rPr>
-              <w:t>12</w:t>
+              <w:t>13</w:t>
             </w:r>
           </w:p>
         </w:tc>
@@ -300,7 +300,7 @@
                 <w:rFonts w:ascii="Times New Roman" w:hAnsi="Times New Roman"/>
                 <w:sz w:val="20"/>
               </w:rPr>
-              <w:t>19</w:t>
+              <w:t>16</w:t>
             </w:r>
           </w:p>
         </w:tc>
@@ -328,7 +328,7 @@
                 <w:rFonts w:ascii="Times New Roman" w:hAnsi="Times New Roman"/>
                 <w:sz w:val="20"/>
               </w:rPr>
-              <w:t>12</w:t>
+              <w:t>14</w:t>
             </w:r>
           </w:p>
         </w:tc>
@@ -372,7 +372,7 @@
                 <w:rFonts w:ascii="Times New Roman" w:hAnsi="Times New Roman"/>
                 <w:sz w:val="20"/>
               </w:rPr>
-              <w:t>7</w:t>
+              <w:t>6</w:t>
             </w:r>
           </w:p>
         </w:tc>
@@ -386,7 +386,7 @@
                 <w:rFonts w:ascii="Times New Roman" w:hAnsi="Times New Roman"/>
                 <w:sz w:val="20"/>
               </w:rPr>
-              <w:t>21</w:t>
+              <w:t>19</w:t>
             </w:r>
           </w:p>
         </w:tc>
@@ -530,7 +530,7 @@
                 <w:rFonts w:ascii="Times New Roman" w:hAnsi="Times New Roman"/>
                 <w:sz w:val="20"/>
               </w:rPr>
-              <w:t>14</w:t>
+              <w:t>19</w:t>
             </w:r>
           </w:p>
         </w:tc>
@@ -544,7 +544,7 @@
                 <w:rFonts w:ascii="Times New Roman" w:hAnsi="Times New Roman"/>
                 <w:sz w:val="20"/>
               </w:rPr>
-              <w:t>34</w:t>
+              <w:t>32</w:t>
             </w:r>
           </w:p>
         </w:tc>
@@ -558,7 +558,7 @@
                 <w:rFonts w:ascii="Times New Roman" w:hAnsi="Times New Roman"/>
                 <w:sz w:val="20"/>
               </w:rPr>
-              <w:t>43</w:t>
+              <w:t>38</w:t>
             </w:r>
           </w:p>
         </w:tc>
@@ -586,7 +586,7 @@
                 <w:rFonts w:ascii="Times New Roman" w:hAnsi="Times New Roman"/>
                 <w:sz w:val="20"/>
               </w:rPr>
-              <w:t>85</w:t>
+              <w:t>84</w:t>
             </w:r>
           </w:p>
         </w:tc>
@@ -830,7 +830,7 @@
                 <w:rFonts w:ascii="Times New Roman" w:hAnsi="Times New Roman"/>
                 <w:sz w:val="20"/>
               </w:rPr>
-              <w:t>48.70</w:t>
+              <w:t>47.02</w:t>
             </w:r>
           </w:p>
         </w:tc>
@@ -844,7 +844,7 @@
                 <w:rFonts w:ascii="Times New Roman" w:hAnsi="Times New Roman"/>
                 <w:sz w:val="20"/>
               </w:rPr>
-              <w:t>8.17</w:t>
+              <w:t>7.90</w:t>
             </w:r>
           </w:p>
         </w:tc>
@@ -858,7 +858,7 @@
                 <w:rFonts w:ascii="Times New Roman" w:hAnsi="Times New Roman"/>
                 <w:sz w:val="20"/>
               </w:rPr>
-              <w:t>48.0</w:t>
+              <w:t>48.5</w:t>
             </w:r>
           </w:p>
         </w:tc>
@@ -872,7 +872,7 @@
                 <w:rFonts w:ascii="Times New Roman" w:hAnsi="Times New Roman"/>
                 <w:sz w:val="20"/>
               </w:rPr>
-              <w:t>42.25</w:t>
+              <w:t>43.00</w:t>
             </w:r>
           </w:p>
         </w:tc>
@@ -886,7 +886,7 @@
                 <w:rFonts w:ascii="Times New Roman" w:hAnsi="Times New Roman"/>
                 <w:sz w:val="20"/>
               </w:rPr>
-              <w:t>55.00</w:t>
+              <w:t>52.75</w:t>
             </w:r>
           </w:p>
         </w:tc>
@@ -900,7 +900,7 @@
                 <w:rFonts w:ascii="Times New Roman" w:hAnsi="Times New Roman"/>
                 <w:sz w:val="20"/>
               </w:rPr>
-              <w:t>33</w:t>
+              <w:t>28</w:t>
             </w:r>
           </w:p>
         </w:tc>
@@ -914,7 +914,7 @@
                 <w:rFonts w:ascii="Times New Roman" w:hAnsi="Times New Roman"/>
                 <w:sz w:val="20"/>
               </w:rPr>
-              <w:t>65</w:t>
+              <w:t>64</w:t>
             </w:r>
           </w:p>
         </w:tc>
@@ -928,7 +928,7 @@
                 <w:rFonts w:ascii="Times New Roman" w:hAnsi="Times New Roman"/>
                 <w:sz w:val="20"/>
               </w:rPr>
-              <w:t>12.75</w:t>
+              <w:t>9.75</w:t>
             </w:r>
           </w:p>
         </w:tc>
@@ -972,7 +972,7 @@
                 <w:rFonts w:ascii="Times New Roman" w:hAnsi="Times New Roman"/>
                 <w:sz w:val="20"/>
               </w:rPr>
-              <w:t>40.36</w:t>
+              <w:t>42.88</w:t>
             </w:r>
           </w:p>
         </w:tc>
@@ -986,7 +986,7 @@
                 <w:rFonts w:ascii="Times New Roman" w:hAnsi="Times New Roman"/>
                 <w:sz w:val="20"/>
               </w:rPr>
-              <w:t>6.21</w:t>
+              <w:t>7.10</w:t>
             </w:r>
           </w:p>
         </w:tc>
@@ -1000,7 +1000,7 @@
                 <w:rFonts w:ascii="Times New Roman" w:hAnsi="Times New Roman"/>
                 <w:sz w:val="20"/>
               </w:rPr>
-              <w:t>39.0</w:t>
+              <w:t>42.0</w:t>
             </w:r>
           </w:p>
         </w:tc>
@@ -1014,7 +1014,7 @@
                 <w:rFonts w:ascii="Times New Roman" w:hAnsi="Times New Roman"/>
                 <w:sz w:val="20"/>
               </w:rPr>
-              <w:t>36.00</w:t>
+              <w:t>38.00</w:t>
             </w:r>
           </w:p>
         </w:tc>
@@ -1028,7 +1028,7 @@
                 <w:rFonts w:ascii="Times New Roman" w:hAnsi="Times New Roman"/>
                 <w:sz w:val="20"/>
               </w:rPr>
-              <w:t>42.75</w:t>
+              <w:t>47.00</w:t>
             </w:r>
           </w:p>
         </w:tc>
@@ -1042,7 +1042,7 @@
                 <w:rFonts w:ascii="Times New Roman" w:hAnsi="Times New Roman"/>
                 <w:sz w:val="20"/>
               </w:rPr>
-              <w:t>31</w:t>
+              <w:t>30</w:t>
             </w:r>
           </w:p>
         </w:tc>
@@ -1070,7 +1070,7 @@
                 <w:rFonts w:ascii="Times New Roman" w:hAnsi="Times New Roman"/>
                 <w:sz w:val="20"/>
               </w:rPr>
-              <w:t>6.75</w:t>
+              <w:t>9.00</w:t>
             </w:r>
           </w:p>
         </w:tc>
@@ -1100,7 +1100,7 @@
                 <w:rFonts w:ascii="Times New Roman" w:hAnsi="Times New Roman"/>
                 <w:sz w:val="20"/>
               </w:rPr>
-              <w:t>50</w:t>
+              <w:t>47</w:t>
             </w:r>
           </w:p>
         </w:tc>
@@ -1114,7 +1114,7 @@
                 <w:rFonts w:ascii="Times New Roman" w:hAnsi="Times New Roman"/>
                 <w:sz w:val="20"/>
               </w:rPr>
-              <w:t>32.38</w:t>
+              <w:t>35.64</w:t>
             </w:r>
           </w:p>
         </w:tc>
@@ -1128,7 +1128,7 @@
                 <w:rFonts w:ascii="Times New Roman" w:hAnsi="Times New Roman"/>
                 <w:sz w:val="20"/>
               </w:rPr>
-              <w:t>6.39</w:t>
+              <w:t>7.97</w:t>
             </w:r>
           </w:p>
         </w:tc>
@@ -1142,7 +1142,7 @@
                 <w:rFonts w:ascii="Times New Roman" w:hAnsi="Times New Roman"/>
                 <w:sz w:val="20"/>
               </w:rPr>
-              <w:t>31.0</w:t>
+              <w:t>35.0</w:t>
             </w:r>
           </w:p>
         </w:tc>
@@ -1156,7 +1156,7 @@
                 <w:rFonts w:ascii="Times New Roman" w:hAnsi="Times New Roman"/>
                 <w:sz w:val="20"/>
               </w:rPr>
-              <w:t>29.00</w:t>
+              <w:t>31.00</w:t>
             </w:r>
           </w:p>
         </w:tc>
@@ -1170,7 +1170,7 @@
                 <w:rFonts w:ascii="Times New Roman" w:hAnsi="Times New Roman"/>
                 <w:sz w:val="20"/>
               </w:rPr>
-              <w:t>37.00</w:t>
+              <w:t>39.00</w:t>
             </w:r>
           </w:p>
         </w:tc>
@@ -1184,7 +1184,7 @@
                 <w:rFonts w:ascii="Times New Roman" w:hAnsi="Times New Roman"/>
                 <w:sz w:val="20"/>
               </w:rPr>
-              <w:t>17</w:t>
+              <w:t>20</w:t>
             </w:r>
           </w:p>
         </w:tc>
@@ -1198,7 +1198,7 @@
                 <w:rFonts w:ascii="Times New Roman" w:hAnsi="Times New Roman"/>
                 <w:sz w:val="20"/>
               </w:rPr>
-              <w:t>45</w:t>
+              <w:t>57</w:t>
             </w:r>
           </w:p>
         </w:tc>
@@ -1256,7 +1256,7 @@
                 <w:rFonts w:ascii="Times New Roman" w:hAnsi="Times New Roman"/>
                 <w:sz w:val="20"/>
               </w:rPr>
-              <w:t>23.78</w:t>
+              <w:t>28.98</w:t>
             </w:r>
           </w:p>
         </w:tc>
@@ -1270,7 +1270,7 @@
                 <w:rFonts w:ascii="Times New Roman" w:hAnsi="Times New Roman"/>
                 <w:sz w:val="20"/>
               </w:rPr>
-              <w:t>5.83</w:t>
+              <w:t>6.82</w:t>
             </w:r>
           </w:p>
         </w:tc>
@@ -1284,7 +1284,7 @@
                 <w:rFonts w:ascii="Times New Roman" w:hAnsi="Times New Roman"/>
                 <w:sz w:val="20"/>
               </w:rPr>
-              <w:t>21.0</w:t>
+              <w:t>27.5</w:t>
             </w:r>
           </w:p>
         </w:tc>
@@ -1298,7 +1298,7 @@
                 <w:rFonts w:ascii="Times New Roman" w:hAnsi="Times New Roman"/>
                 <w:sz w:val="20"/>
               </w:rPr>
-              <w:t>18.25</w:t>
+              <w:t>25.00</w:t>
             </w:r>
           </w:p>
         </w:tc>
@@ -1312,7 +1312,7 @@
                 <w:rFonts w:ascii="Times New Roman" w:hAnsi="Times New Roman"/>
                 <w:sz w:val="20"/>
               </w:rPr>
-              <w:t>29.75</w:t>
+              <w:t>34.00</w:t>
             </w:r>
           </w:p>
         </w:tc>
@@ -1326,7 +1326,7 @@
                 <w:rFonts w:ascii="Times New Roman" w:hAnsi="Times New Roman"/>
                 <w:sz w:val="20"/>
               </w:rPr>
-              <w:t>16</w:t>
+              <w:t>17</w:t>
             </w:r>
           </w:p>
         </w:tc>
@@ -1340,7 +1340,7 @@
                 <w:rFonts w:ascii="Times New Roman" w:hAnsi="Times New Roman"/>
                 <w:sz w:val="20"/>
               </w:rPr>
-              <w:t>36</w:t>
+              <w:t>52</w:t>
             </w:r>
           </w:p>
         </w:tc>
@@ -1354,7 +1354,7 @@
                 <w:rFonts w:ascii="Times New Roman" w:hAnsi="Times New Roman"/>
                 <w:sz w:val="20"/>
               </w:rPr>
-              <w:t>11.50</w:t>
+              <w:t>9.00</w:t>
             </w:r>
           </w:p>
         </w:tc>
@@ -1384,7 +1384,7 @@
                 <w:rFonts w:ascii="Times New Roman" w:hAnsi="Times New Roman"/>
                 <w:sz w:val="20"/>
               </w:rPr>
-              <w:t>200</w:t>
+              <w:t>197</w:t>
             </w:r>
           </w:p>
         </w:tc>
@@ -1398,7 +1398,7 @@
                 <w:rFonts w:ascii="Times New Roman" w:hAnsi="Times New Roman"/>
                 <w:sz w:val="20"/>
               </w:rPr>
-              <w:t>36.30</w:t>
+              <w:t>38.68</w:t>
             </w:r>
           </w:p>
         </w:tc>
@@ -1412,7 +1412,7 @@
                 <w:rFonts w:ascii="Times New Roman" w:hAnsi="Times New Roman"/>
                 <w:sz w:val="20"/>
               </w:rPr>
-              <w:t>11.42</w:t>
+              <w:t>10.16</w:t>
             </w:r>
           </w:p>
         </w:tc>
@@ -1426,7 +1426,7 @@
                 <w:rFonts w:ascii="Times New Roman" w:hAnsi="Times New Roman"/>
                 <w:sz w:val="20"/>
               </w:rPr>
-              <w:t>35.5</w:t>
+              <w:t>38.0</w:t>
             </w:r>
           </w:p>
         </w:tc>
@@ -1468,7 +1468,7 @@
                 <w:rFonts w:ascii="Times New Roman" w:hAnsi="Times New Roman"/>
                 <w:sz w:val="20"/>
               </w:rPr>
-              <w:t>16</w:t>
+              <w:t>17</w:t>
             </w:r>
           </w:p>
         </w:tc>
@@ -1482,7 +1482,7 @@
                 <w:rFonts w:ascii="Times New Roman" w:hAnsi="Times New Roman"/>
                 <w:sz w:val="20"/>
               </w:rPr>
-              <w:t>65</w:t>
+              <w:t>64</w:t>
             </w:r>
           </w:p>
         </w:tc>
@@ -1676,21 +1676,7 @@
                 <w:rFonts w:ascii="Times New Roman" w:hAnsi="Times New Roman"/>
                 <w:sz w:val="20"/>
               </w:rPr>
-              <w:t>4 (8%)</w:t>
-            </w:r>
-          </w:p>
-        </w:tc>
-        <w:tc>
-          <w:tcPr>
-            <w:tcW w:type="dxa" w:w="1504"/>
-          </w:tcPr>
-          <w:p>
-            <w:r>
-              <w:rPr>
-                <w:rFonts w:ascii="Times New Roman" w:hAnsi="Times New Roman"/>
-                <w:sz w:val="20"/>
-              </w:rPr>
-              <w:t>23 (46%)</w:t>
+              <w:t>9 (18%)</w:t>
             </w:r>
           </w:p>
         </w:tc>
@@ -1705,6 +1691,20 @@
                 <w:sz w:val="20"/>
               </w:rPr>
               <w:t>22 (44%)</w:t>
+            </w:r>
+          </w:p>
+        </w:tc>
+        <w:tc>
+          <w:tcPr>
+            <w:tcW w:type="dxa" w:w="1504"/>
+          </w:tcPr>
+          <w:p>
+            <w:r>
+              <w:rPr>
+                <w:rFonts w:ascii="Times New Roman" w:hAnsi="Times New Roman"/>
+                <w:sz w:val="20"/>
+              </w:rPr>
+              <w:t>18 (36%)</w:t>
             </w:r>
           </w:p>
         </w:tc>
@@ -1762,7 +1762,7 @@
                 <w:rFonts w:ascii="Times New Roman" w:hAnsi="Times New Roman"/>
                 <w:sz w:val="20"/>
               </w:rPr>
-              <w:t>23 (46%)</w:t>
+              <w:t>16 (32%)</w:t>
             </w:r>
           </w:p>
         </w:tc>
@@ -1790,7 +1790,7 @@
                 <w:rFonts w:ascii="Times New Roman" w:hAnsi="Times New Roman"/>
                 <w:sz w:val="20"/>
               </w:rPr>
-              <w:t>3 (6%)</w:t>
+              <w:t>10 (20%)</w:t>
             </w:r>
           </w:p>
         </w:tc>
@@ -1834,7 +1834,7 @@
                 <w:rFonts w:ascii="Times New Roman" w:hAnsi="Times New Roman"/>
                 <w:sz w:val="20"/>
               </w:rPr>
-              <w:t>7 (14%)</w:t>
+              <w:t>6 (12.8%)</w:t>
             </w:r>
           </w:p>
         </w:tc>
@@ -1848,7 +1848,7 @@
                 <w:rFonts w:ascii="Times New Roman" w:hAnsi="Times New Roman"/>
                 <w:sz w:val="20"/>
               </w:rPr>
-              <w:t>35 (70%)</w:t>
+              <w:t>26 (55.3%)</w:t>
             </w:r>
           </w:p>
         </w:tc>
@@ -1862,7 +1862,7 @@
                 <w:rFonts w:ascii="Times New Roman" w:hAnsi="Times New Roman"/>
                 <w:sz w:val="20"/>
               </w:rPr>
-              <w:t>8 (16%)</w:t>
+              <w:t>13 (27.7%)</w:t>
             </w:r>
           </w:p>
         </w:tc>
@@ -1876,7 +1876,7 @@
                 <w:rFonts w:ascii="Times New Roman" w:hAnsi="Times New Roman"/>
                 <w:sz w:val="20"/>
               </w:rPr>
-              <w:t>0 (0%)</w:t>
+              <w:t>2 (4.3%)</w:t>
             </w:r>
           </w:p>
         </w:tc>
@@ -1920,7 +1920,7 @@
                 <w:rFonts w:ascii="Times New Roman" w:hAnsi="Times New Roman"/>
                 <w:sz w:val="20"/>
               </w:rPr>
-              <w:t>30 (60%)</w:t>
+              <w:t>21 (42%)</w:t>
             </w:r>
           </w:p>
         </w:tc>
@@ -1934,7 +1934,7 @@
                 <w:rFonts w:ascii="Times New Roman" w:hAnsi="Times New Roman"/>
                 <w:sz w:val="20"/>
               </w:rPr>
-              <w:t>20 (40%)</w:t>
+              <w:t>25 (50%)</w:t>
             </w:r>
           </w:p>
         </w:tc>
@@ -1948,7 +1948,7 @@
                 <w:rFonts w:ascii="Times New Roman" w:hAnsi="Times New Roman"/>
                 <w:sz w:val="20"/>
               </w:rPr>
-              <w:t>0 (0%)</w:t>
+              <w:t>3 (6%)</w:t>
             </w:r>
           </w:p>
         </w:tc>
@@ -1962,7 +1962,7 @@
                 <w:rFonts w:ascii="Times New Roman" w:hAnsi="Times New Roman"/>
                 <w:sz w:val="20"/>
               </w:rPr>
-              <w:t>0 (0%)</w:t>
+              <w:t>1 (2%)</w:t>
             </w:r>
           </w:p>
         </w:tc>
@@ -2314,7 +2314,7 @@
                 <w:rFonts w:ascii="Times New Roman" w:hAnsi="Times New Roman"/>
                 <w:sz w:val="20"/>
               </w:rPr>
-              <w:t>30%</w:t>
+              <w:t>29.8%</w:t>
             </w:r>
           </w:p>
         </w:tc>
@@ -2342,7 +2342,7 @@
                 <w:rFonts w:ascii="Times New Roman" w:hAnsi="Times New Roman"/>
                 <w:sz w:val="20"/>
               </w:rPr>
-              <w:t>14%</w:t>
+              <w:t>12.8%</w:t>
             </w:r>
           </w:p>
         </w:tc>
@@ -2370,7 +2370,7 @@
                 <w:rFonts w:ascii="Times New Roman" w:hAnsi="Times New Roman"/>
                 <w:sz w:val="20"/>
               </w:rPr>
-              <w:t>1.44</w:t>
+              <w:t>1.43</w:t>
             </w:r>
           </w:p>
         </w:tc>
@@ -2618,7 +2618,7 @@
                 <w:rFonts w:ascii="Times New Roman" w:hAnsi="Times New Roman"/>
                 <w:sz w:val="20"/>
               </w:rPr>
-              <w:t>1980</w:t>
+              <w:t>1646</w:t>
             </w:r>
           </w:p>
         </w:tc>
@@ -2632,7 +2632,7 @@
                 <w:rFonts w:ascii="Times New Roman" w:hAnsi="Times New Roman"/>
                 <w:sz w:val="20"/>
               </w:rPr>
-              <w:t>&lt;.0001</w:t>
+              <w:t>.0384</w:t>
             </w:r>
           </w:p>
         </w:tc>
@@ -2646,7 +2646,7 @@
                 <w:rFonts w:ascii="Times New Roman" w:hAnsi="Times New Roman"/>
                 <w:sz w:val="20"/>
               </w:rPr>
-              <w:t>−0.584</w:t>
+              <w:t>−0.316</w:t>
             </w:r>
           </w:p>
         </w:tc>
@@ -2660,7 +2660,7 @@
                 <w:rFonts w:ascii="Times New Roman" w:hAnsi="Times New Roman"/>
                 <w:sz w:val="20"/>
               </w:rPr>
-              <w:t>***</w:t>
+              <w:t>*</w:t>
             </w:r>
           </w:p>
         </w:tc>
@@ -2690,7 +2690,7 @@
                 <w:rFonts w:ascii="Times New Roman" w:hAnsi="Times New Roman"/>
                 <w:sz w:val="20"/>
               </w:rPr>
-              <w:t>2348</w:t>
+              <w:t>1972</w:t>
             </w:r>
           </w:p>
         </w:tc>
@@ -2718,7 +2718,7 @@
                 <w:rFonts w:ascii="Times New Roman" w:hAnsi="Times New Roman"/>
                 <w:sz w:val="20"/>
               </w:rPr>
-              <w:t>−0.878</w:t>
+              <w:t>−0.678</w:t>
             </w:r>
           </w:p>
         </w:tc>
@@ -2762,7 +2762,7 @@
                 <w:rFonts w:ascii="Times New Roman" w:hAnsi="Times New Roman"/>
                 <w:sz w:val="20"/>
               </w:rPr>
-              <w:t>2494</w:t>
+              <w:t>2364</w:t>
             </w:r>
           </w:p>
         </w:tc>
@@ -2790,7 +2790,7 @@
                 <w:rFonts w:ascii="Times New Roman" w:hAnsi="Times New Roman"/>
                 <w:sz w:val="20"/>
               </w:rPr>
-              <w:t>−0.995</w:t>
+              <w:t>−0.891</w:t>
             </w:r>
           </w:p>
         </w:tc>
@@ -2834,7 +2834,7 @@
                 <w:rFonts w:ascii="Times New Roman" w:hAnsi="Times New Roman"/>
                 <w:sz w:val="20"/>
               </w:rPr>
-              <w:t>2030</w:t>
+              <w:t>1775</w:t>
             </w:r>
           </w:p>
         </w:tc>
@@ -2848,7 +2848,7 @@
                 <w:rFonts w:ascii="Times New Roman" w:hAnsi="Times New Roman"/>
                 <w:sz w:val="20"/>
               </w:rPr>
-              <w:t>&lt;.0001</w:t>
+              <w:t>.0001</w:t>
             </w:r>
           </w:p>
         </w:tc>
@@ -2862,7 +2862,7 @@
                 <w:rFonts w:ascii="Times New Roman" w:hAnsi="Times New Roman"/>
                 <w:sz w:val="20"/>
               </w:rPr>
-              <w:t>−0.624</w:t>
+              <w:t>−0.511</w:t>
             </w:r>
           </w:p>
         </w:tc>
@@ -2906,7 +2906,7 @@
                 <w:rFonts w:ascii="Times New Roman" w:hAnsi="Times New Roman"/>
                 <w:sz w:val="20"/>
               </w:rPr>
-              <w:t>2468</w:t>
+              <w:t>2313</w:t>
             </w:r>
           </w:p>
         </w:tc>
@@ -2934,7 +2934,7 @@
                 <w:rFonts w:ascii="Times New Roman" w:hAnsi="Times New Roman"/>
                 <w:sz w:val="20"/>
               </w:rPr>
-              <w:t>−0.974</w:t>
+              <w:t>−0.850</w:t>
             </w:r>
           </w:p>
         </w:tc>
@@ -2978,7 +2978,7 @@
                 <w:rFonts w:ascii="Times New Roman" w:hAnsi="Times New Roman"/>
                 <w:sz w:val="20"/>
               </w:rPr>
-              <w:t>2051</w:t>
+              <w:t>1740</w:t>
             </w:r>
           </w:p>
         </w:tc>
@@ -2992,7 +2992,7 @@
                 <w:rFonts w:ascii="Times New Roman" w:hAnsi="Times New Roman"/>
                 <w:sz w:val="20"/>
               </w:rPr>
-              <w:t>&lt;.0001</w:t>
+              <w:t>.0003</w:t>
             </w:r>
           </w:p>
         </w:tc>
@@ -3006,7 +3006,7 @@
                 <w:rFonts w:ascii="Times New Roman" w:hAnsi="Times New Roman"/>
                 <w:sz w:val="20"/>
               </w:rPr>
-              <w:t>−0.641</w:t>
+              <w:t>−0.480</w:t>
             </w:r>
           </w:p>
         </w:tc>
@@ -3038,7 +3038,7 @@
           <w:i/>
           <w:sz w:val="24"/>
         </w:rPr>
-        <w:t>Note. *** p &lt; .001. Effect size r computed as Z / sqrt(N).</w:t>
+        <w:t>Note. * p &lt; .05, *** p &lt; .001. Effect size r reported as rank-biserial correlation.</w:t>
       </w:r>
     </w:p>
     <w:p>
@@ -3227,7 +3227,7 @@
                 <w:rFonts w:ascii="Times New Roman" w:hAnsi="Times New Roman"/>
                 <w:sz w:val="20"/>
               </w:rPr>
-              <w:t>63</w:t>
+              <w:t>97</w:t>
             </w:r>
           </w:p>
         </w:tc>
@@ -3241,7 +3241,7 @@
                 <w:rFonts w:ascii="Times New Roman" w:hAnsi="Times New Roman"/>
                 <w:sz w:val="20"/>
               </w:rPr>
-              <w:t>.017</w:t>
+              <w:t>−.044</w:t>
             </w:r>
           </w:p>
         </w:tc>
@@ -3255,7 +3255,7 @@
                 <w:rFonts w:ascii="Times New Roman" w:hAnsi="Times New Roman"/>
                 <w:sz w:val="20"/>
               </w:rPr>
-              <w:t>.894</w:t>
+              <w:t>.669</w:t>
             </w:r>
           </w:p>
         </w:tc>
@@ -3312,7 +3312,7 @@
                 <w:rFonts w:ascii="Times New Roman" w:hAnsi="Times New Roman"/>
                 <w:sz w:val="20"/>
               </w:rPr>
-              <w:t>121</w:t>
+              <w:t>147</w:t>
             </w:r>
           </w:p>
         </w:tc>
@@ -3326,7 +3326,7 @@
                 <w:rFonts w:ascii="Times New Roman" w:hAnsi="Times New Roman"/>
                 <w:sz w:val="20"/>
               </w:rPr>
-              <w:t>.549</w:t>
+              <w:t>.284</w:t>
             </w:r>
           </w:p>
         </w:tc>
@@ -3398,7 +3398,7 @@
                 <w:rFonts w:ascii="Times New Roman" w:hAnsi="Times New Roman"/>
                 <w:sz w:val="20"/>
               </w:rPr>
-              <w:t>111</w:t>
+              <w:t>147</w:t>
             </w:r>
           </w:p>
         </w:tc>
@@ -3412,7 +3412,7 @@
                 <w:rFonts w:ascii="Times New Roman" w:hAnsi="Times New Roman"/>
                 <w:sz w:val="20"/>
               </w:rPr>
-              <w:t>.520</w:t>
+              <w:t>.371</w:t>
             </w:r>
           </w:p>
         </w:tc>
@@ -3484,7 +3484,7 @@
                 <w:rFonts w:ascii="Times New Roman" w:hAnsi="Times New Roman"/>
                 <w:sz w:val="20"/>
               </w:rPr>
-              <w:t>—</w:t>
+              <w:t>50</w:t>
             </w:r>
           </w:p>
         </w:tc>
@@ -3498,7 +3498,7 @@
                 <w:rFonts w:ascii="Times New Roman" w:hAnsi="Times New Roman"/>
                 <w:sz w:val="20"/>
               </w:rPr>
-              <w:t>−.352</w:t>
+              <w:t>−.340</w:t>
             </w:r>
           </w:p>
         </w:tc>
@@ -3512,7 +3512,7 @@
                 <w:rFonts w:ascii="Times New Roman" w:hAnsi="Times New Roman"/>
                 <w:sz w:val="20"/>
               </w:rPr>
-              <w:t>.018</w:t>
+              <w:t>.016</w:t>
             </w:r>
           </w:p>
         </w:tc>
@@ -3570,7 +3570,7 @@
                 <w:rFonts w:ascii="Times New Roman" w:hAnsi="Times New Roman"/>
                 <w:sz w:val="20"/>
               </w:rPr>
-              <w:t>—</w:t>
+              <w:t>50</w:t>
             </w:r>
           </w:p>
         </w:tc>
@@ -3584,7 +3584,7 @@
                 <w:rFonts w:ascii="Times New Roman" w:hAnsi="Times New Roman"/>
                 <w:sz w:val="20"/>
               </w:rPr>
-              <w:t>−.338</w:t>
+              <w:t>−.286</w:t>
             </w:r>
           </w:p>
         </w:tc>
@@ -3598,7 +3598,7 @@
                 <w:rFonts w:ascii="Times New Roman" w:hAnsi="Times New Roman"/>
                 <w:sz w:val="20"/>
               </w:rPr>
-              <w:t>.023</w:t>
+              <w:t>.044</w:t>
             </w:r>
           </w:p>
         </w:tc>
@@ -3656,7 +3656,7 @@
                 <w:rFonts w:ascii="Times New Roman" w:hAnsi="Times New Roman"/>
                 <w:sz w:val="20"/>
               </w:rPr>
-              <w:t>—</w:t>
+              <w:t>50</w:t>
             </w:r>
           </w:p>
         </w:tc>
@@ -3670,7 +3670,7 @@
                 <w:rFonts w:ascii="Times New Roman" w:hAnsi="Times New Roman"/>
                 <w:sz w:val="20"/>
               </w:rPr>
-              <w:t>−.239</w:t>
+              <w:t>−.178</w:t>
             </w:r>
           </w:p>
         </w:tc>
@@ -3684,7 +3684,7 @@
                 <w:rFonts w:ascii="Times New Roman" w:hAnsi="Times New Roman"/>
                 <w:sz w:val="20"/>
               </w:rPr>
-              <w:t>.127</w:t>
+              <w:t>.216</w:t>
             </w:r>
           </w:p>
         </w:tc>
@@ -3741,7 +3741,7 @@
                 <w:rFonts w:ascii="Times New Roman" w:hAnsi="Times New Roman"/>
                 <w:sz w:val="20"/>
               </w:rPr>
-              <w:t>—</w:t>
+              <w:t>47</w:t>
             </w:r>
           </w:p>
         </w:tc>
@@ -3755,7 +3755,7 @@
                 <w:rFonts w:ascii="Times New Roman" w:hAnsi="Times New Roman"/>
                 <w:sz w:val="20"/>
               </w:rPr>
-              <w:t>.522</w:t>
+              <w:t>−.057</w:t>
             </w:r>
           </w:p>
         </w:tc>
@@ -3769,7 +3769,7 @@
                 <w:rFonts w:ascii="Times New Roman" w:hAnsi="Times New Roman"/>
                 <w:sz w:val="20"/>
               </w:rPr>
-              <w:t>.026</w:t>
+              <w:t>.702</w:t>
             </w:r>
           </w:p>
         </w:tc>
@@ -3783,7 +3783,6 @@
                 <w:rFonts w:ascii="Times New Roman" w:hAnsi="Times New Roman"/>
                 <w:sz w:val="20"/>
               </w:rPr>
-              <w:t>*</w:t>
             </w:r>
           </w:p>
         </w:tc>
@@ -3827,7 +3826,7 @@
                 <w:rFonts w:ascii="Times New Roman" w:hAnsi="Times New Roman"/>
                 <w:sz w:val="20"/>
               </w:rPr>
-              <w:t>—</w:t>
+              <w:t>47</w:t>
             </w:r>
           </w:p>
         </w:tc>
@@ -3841,7 +3840,7 @@
                 <w:rFonts w:ascii="Times New Roman" w:hAnsi="Times New Roman"/>
                 <w:sz w:val="20"/>
               </w:rPr>
-              <w:t>.475</w:t>
+              <w:t>.109</w:t>
             </w:r>
           </w:p>
         </w:tc>
@@ -3855,7 +3854,7 @@
                 <w:rFonts w:ascii="Times New Roman" w:hAnsi="Times New Roman"/>
                 <w:sz w:val="20"/>
               </w:rPr>
-              <w:t>.003</w:t>
+              <w:t>.467</w:t>
             </w:r>
           </w:p>
         </w:tc>
@@ -3869,7 +3868,6 @@
                 <w:rFonts w:ascii="Times New Roman" w:hAnsi="Times New Roman"/>
                 <w:sz w:val="20"/>
               </w:rPr>
-              <w:t>**</w:t>
             </w:r>
           </w:p>
         </w:tc>
@@ -3913,7 +3911,7 @@
                 <w:rFonts w:ascii="Times New Roman" w:hAnsi="Times New Roman"/>
                 <w:sz w:val="20"/>
               </w:rPr>
-              <w:t>—</w:t>
+              <w:t>47</w:t>
             </w:r>
           </w:p>
         </w:tc>
@@ -3927,7 +3925,7 @@
                 <w:rFonts w:ascii="Times New Roman" w:hAnsi="Times New Roman"/>
                 <w:sz w:val="20"/>
               </w:rPr>
-              <w:t>.262</w:t>
+              <w:t>.124</w:t>
             </w:r>
           </w:p>
         </w:tc>
@@ -3941,7 +3939,7 @@
                 <w:rFonts w:ascii="Times New Roman" w:hAnsi="Times New Roman"/>
                 <w:sz w:val="20"/>
               </w:rPr>
-              <w:t>.094</w:t>
+              <w:t>.408</w:t>
             </w:r>
           </w:p>
         </w:tc>
@@ -3998,7 +3996,7 @@
                 <w:rFonts w:ascii="Times New Roman" w:hAnsi="Times New Roman"/>
                 <w:sz w:val="20"/>
               </w:rPr>
-              <w:t>—</w:t>
+              <w:t>50</w:t>
             </w:r>
           </w:p>
         </w:tc>
@@ -4012,7 +4010,7 @@
                 <w:rFonts w:ascii="Times New Roman" w:hAnsi="Times New Roman"/>
                 <w:sz w:val="20"/>
               </w:rPr>
-              <w:t>−.038</w:t>
+              <w:t>−.174</w:t>
             </w:r>
           </w:p>
         </w:tc>
@@ -4026,7 +4024,7 @@
                 <w:rFonts w:ascii="Times New Roman" w:hAnsi="Times New Roman"/>
                 <w:sz w:val="20"/>
               </w:rPr>
-              <w:t>.817</w:t>
+              <w:t>.226</w:t>
             </w:r>
           </w:p>
         </w:tc>
@@ -4083,7 +4081,7 @@
                 <w:rFonts w:ascii="Times New Roman" w:hAnsi="Times New Roman"/>
                 <w:sz w:val="20"/>
               </w:rPr>
-              <w:t>—</w:t>
+              <w:t>50</w:t>
             </w:r>
           </w:p>
         </w:tc>
@@ -4097,7 +4095,7 @@
                 <w:rFonts w:ascii="Times New Roman" w:hAnsi="Times New Roman"/>
                 <w:sz w:val="20"/>
               </w:rPr>
-              <w:t>.065</w:t>
+              <w:t>−.045</w:t>
             </w:r>
           </w:p>
         </w:tc>
@@ -4111,7 +4109,7 @@
                 <w:rFonts w:ascii="Times New Roman" w:hAnsi="Times New Roman"/>
                 <w:sz w:val="20"/>
               </w:rPr>
-              <w:t>.747</w:t>
+              <w:t>.758</w:t>
             </w:r>
           </w:p>
         </w:tc>
@@ -4142,7 +4140,7 @@
           <w:i/>
           <w:sz w:val="24"/>
         </w:rPr>
-        <w:t>Note. * p &lt; .05, ** p &lt; .01, *** p &lt; .001.</w:t>
+        <w:t>Note. * p &lt; .05, *** p &lt; .001. Overall likes and comments correlations should be interpreted cautiously because they are confounded by between-platform differences.</w:t>
       </w:r>
     </w:p>
     <w:sectPr>

--- a/appendices/appendix_c_data_summary.docx
+++ b/appendices/appendix_c_data_summary.docx
@@ -5,25 +5,1222 @@
     <w:p>
       <w:pPr>
         <w:pStyle w:val="Heading1"/>
+        <w:spacing w:line="360" w:lineRule="auto" w:after="240" w:before="0"/>
+        <w:jc w:val="both"/>
       </w:pPr>
       <w:r>
         <w:rPr>
-          <w:rFonts w:ascii="Times New Roman" w:hAnsi="Times New Roman"/>
+          <w:rFonts w:ascii="Times New Roman" w:hAnsi="Times New Roman" w:cs="Times New Roman"/>
+          <w:b/>
+          <w:i w:val="0"/>
           <w:color w:val="000000"/>
+          <w:sz w:val="28"/>
         </w:rPr>
-        <w:t>APPENDIX C: COMPLETE DATA SUMMARY TABLES</w:t>
+        <w:t>Appendix C: Data Summary Tables</w:t>
       </w:r>
     </w:p>
     <w:p>
       <w:pPr>
-        <w:spacing w:line="360" w:lineRule="auto"/>
+        <w:pStyle w:val="Heading2"/>
+        <w:spacing w:line="360" w:lineRule="auto" w:after="200" w:before="0"/>
         <w:jc w:val="both"/>
       </w:pPr>
       <w:r>
         <w:rPr>
-          <w:rFonts w:ascii="Times New Roman" w:hAnsi="Times New Roman"/>
+          <w:rFonts w:ascii="Times New Roman" w:hAnsi="Times New Roman" w:cs="Times New Roman"/>
+          <w:b/>
+          <w:i w:val="0"/>
+          <w:color w:val="000000"/>
+          <w:sz w:val="26"/>
+        </w:rPr>
+        <w:t>Table C1. DISCERN Total Score Descriptive Statistics by Platform</w:t>
+      </w:r>
+    </w:p>
+    <w:tbl>
+      <w:tblPr>
+        <w:tblStyle w:val="TableGrid"/>
+        <w:tblW w:type="auto" w:w="0"/>
+        <w:jc w:val="center"/>
+        <w:tblLook w:firstColumn="1" w:firstRow="1" w:lastColumn="0" w:lastRow="0" w:noHBand="0" w:noVBand="1" w:val="04A0"/>
+      </w:tblPr>
+      <w:tblGrid>
+        <w:gridCol w:w="1003"/>
+        <w:gridCol w:w="1003"/>
+        <w:gridCol w:w="1003"/>
+        <w:gridCol w:w="1003"/>
+        <w:gridCol w:w="1003"/>
+        <w:gridCol w:w="1003"/>
+        <w:gridCol w:w="1003"/>
+        <w:gridCol w:w="1003"/>
+        <w:gridCol w:w="1003"/>
+      </w:tblGrid>
+      <w:tr>
+        <w:tc>
+          <w:tcPr>
+            <w:tcW w:type="dxa" w:w="1003"/>
+            <w:shd w:fill="D9E2F3" w:val="clear"/>
+          </w:tcPr>
+          <w:p>
+            <w:pPr>
+              <w:spacing w:line="240" w:lineRule="auto" w:after="40" w:before="0"/>
+              <w:jc w:val="center"/>
+            </w:pPr>
+            <w:r>
+              <w:rPr>
+                <w:rFonts w:ascii="Times New Roman" w:hAnsi="Times New Roman" w:cs="Times New Roman"/>
+                <w:b/>
+                <w:i w:val="0"/>
+                <w:color w:val="000000"/>
+                <w:sz w:val="20"/>
+              </w:rPr>
+              <w:t>Platform</w:t>
+            </w:r>
+          </w:p>
+        </w:tc>
+        <w:tc>
+          <w:tcPr>
+            <w:tcW w:type="dxa" w:w="1003"/>
+            <w:shd w:fill="D9E2F3" w:val="clear"/>
+          </w:tcPr>
+          <w:p>
+            <w:pPr>
+              <w:spacing w:line="240" w:lineRule="auto" w:after="40" w:before="0"/>
+              <w:jc w:val="center"/>
+            </w:pPr>
+            <w:r>
+              <w:rPr>
+                <w:rFonts w:ascii="Times New Roman" w:hAnsi="Times New Roman" w:cs="Times New Roman"/>
+                <w:b/>
+                <w:i w:val="0"/>
+                <w:color w:val="000000"/>
+                <w:sz w:val="20"/>
+              </w:rPr>
+              <w:t>n</w:t>
+            </w:r>
+          </w:p>
+        </w:tc>
+        <w:tc>
+          <w:tcPr>
+            <w:tcW w:type="dxa" w:w="1003"/>
+            <w:shd w:fill="D9E2F3" w:val="clear"/>
+          </w:tcPr>
+          <w:p>
+            <w:pPr>
+              <w:spacing w:line="240" w:lineRule="auto" w:after="40" w:before="0"/>
+              <w:jc w:val="center"/>
+            </w:pPr>
+            <w:r>
+              <w:rPr>
+                <w:rFonts w:ascii="Times New Roman" w:hAnsi="Times New Roman" w:cs="Times New Roman"/>
+                <w:b/>
+                <w:i w:val="0"/>
+                <w:color w:val="000000"/>
+                <w:sz w:val="20"/>
+              </w:rPr>
+              <w:t>M</w:t>
+            </w:r>
+          </w:p>
+        </w:tc>
+        <w:tc>
+          <w:tcPr>
+            <w:tcW w:type="dxa" w:w="1003"/>
+            <w:shd w:fill="D9E2F3" w:val="clear"/>
+          </w:tcPr>
+          <w:p>
+            <w:pPr>
+              <w:spacing w:line="240" w:lineRule="auto" w:after="40" w:before="0"/>
+              <w:jc w:val="center"/>
+            </w:pPr>
+            <w:r>
+              <w:rPr>
+                <w:rFonts w:ascii="Times New Roman" w:hAnsi="Times New Roman" w:cs="Times New Roman"/>
+                <w:b/>
+                <w:i w:val="0"/>
+                <w:color w:val="000000"/>
+                <w:sz w:val="20"/>
+              </w:rPr>
+              <w:t>SD</w:t>
+            </w:r>
+          </w:p>
+        </w:tc>
+        <w:tc>
+          <w:tcPr>
+            <w:tcW w:type="dxa" w:w="1003"/>
+            <w:shd w:fill="D9E2F3" w:val="clear"/>
+          </w:tcPr>
+          <w:p>
+            <w:pPr>
+              <w:spacing w:line="240" w:lineRule="auto" w:after="40" w:before="0"/>
+              <w:jc w:val="center"/>
+            </w:pPr>
+            <w:r>
+              <w:rPr>
+                <w:rFonts w:ascii="Times New Roman" w:hAnsi="Times New Roman" w:cs="Times New Roman"/>
+                <w:b/>
+                <w:i w:val="0"/>
+                <w:color w:val="000000"/>
+                <w:sz w:val="20"/>
+              </w:rPr>
+              <w:t>Mdn</w:t>
+            </w:r>
+          </w:p>
+        </w:tc>
+        <w:tc>
+          <w:tcPr>
+            <w:tcW w:type="dxa" w:w="1003"/>
+            <w:shd w:fill="D9E2F3" w:val="clear"/>
+          </w:tcPr>
+          <w:p>
+            <w:pPr>
+              <w:spacing w:line="240" w:lineRule="auto" w:after="40" w:before="0"/>
+              <w:jc w:val="center"/>
+            </w:pPr>
+            <w:r>
+              <w:rPr>
+                <w:rFonts w:ascii="Times New Roman" w:hAnsi="Times New Roman" w:cs="Times New Roman"/>
+                <w:b/>
+                <w:i w:val="0"/>
+                <w:color w:val="000000"/>
+                <w:sz w:val="20"/>
+              </w:rPr>
+              <w:t>Q1</w:t>
+            </w:r>
+          </w:p>
+        </w:tc>
+        <w:tc>
+          <w:tcPr>
+            <w:tcW w:type="dxa" w:w="1003"/>
+            <w:shd w:fill="D9E2F3" w:val="clear"/>
+          </w:tcPr>
+          <w:p>
+            <w:pPr>
+              <w:spacing w:line="240" w:lineRule="auto" w:after="40" w:before="0"/>
+              <w:jc w:val="center"/>
+            </w:pPr>
+            <w:r>
+              <w:rPr>
+                <w:rFonts w:ascii="Times New Roman" w:hAnsi="Times New Roman" w:cs="Times New Roman"/>
+                <w:b/>
+                <w:i w:val="0"/>
+                <w:color w:val="000000"/>
+                <w:sz w:val="20"/>
+              </w:rPr>
+              <w:t>Q3</w:t>
+            </w:r>
+          </w:p>
+        </w:tc>
+        <w:tc>
+          <w:tcPr>
+            <w:tcW w:type="dxa" w:w="1003"/>
+            <w:shd w:fill="D9E2F3" w:val="clear"/>
+          </w:tcPr>
+          <w:p>
+            <w:pPr>
+              <w:spacing w:line="240" w:lineRule="auto" w:after="40" w:before="0"/>
+              <w:jc w:val="center"/>
+            </w:pPr>
+            <w:r>
+              <w:rPr>
+                <w:rFonts w:ascii="Times New Roman" w:hAnsi="Times New Roman" w:cs="Times New Roman"/>
+                <w:b/>
+                <w:i w:val="0"/>
+                <w:color w:val="000000"/>
+                <w:sz w:val="20"/>
+              </w:rPr>
+              <w:t>Min</w:t>
+            </w:r>
+          </w:p>
+        </w:tc>
+        <w:tc>
+          <w:tcPr>
+            <w:tcW w:type="dxa" w:w="1003"/>
+            <w:shd w:fill="D9E2F3" w:val="clear"/>
+          </w:tcPr>
+          <w:p>
+            <w:pPr>
+              <w:spacing w:line="240" w:lineRule="auto" w:after="40" w:before="0"/>
+              <w:jc w:val="center"/>
+            </w:pPr>
+            <w:r>
+              <w:rPr>
+                <w:rFonts w:ascii="Times New Roman" w:hAnsi="Times New Roman" w:cs="Times New Roman"/>
+                <w:b/>
+                <w:i w:val="0"/>
+                <w:color w:val="000000"/>
+                <w:sz w:val="20"/>
+              </w:rPr>
+              <w:t>Max</w:t>
+            </w:r>
+          </w:p>
+        </w:tc>
+      </w:tr>
+      <w:tr>
+        <w:tc>
+          <w:tcPr>
+            <w:tcW w:type="dxa" w:w="1003"/>
+          </w:tcPr>
+          <w:p>
+            <w:pPr>
+              <w:spacing w:line="240" w:lineRule="auto" w:after="40" w:before="0"/>
+              <w:jc w:val="center"/>
+            </w:pPr>
+            <w:r>
+              <w:rPr>
+                <w:rFonts w:ascii="Times New Roman" w:hAnsi="Times New Roman" w:cs="Times New Roman"/>
+                <w:b w:val="0"/>
+                <w:i w:val="0"/>
+                <w:color w:val="000000"/>
+                <w:sz w:val="20"/>
+              </w:rPr>
+              <w:t>Website</w:t>
+            </w:r>
+          </w:p>
+        </w:tc>
+        <w:tc>
+          <w:tcPr>
+            <w:tcW w:type="dxa" w:w="1003"/>
+          </w:tcPr>
+          <w:p>
+            <w:pPr>
+              <w:spacing w:line="240" w:lineRule="auto" w:after="40" w:before="0"/>
+              <w:jc w:val="center"/>
+            </w:pPr>
+            <w:r>
+              <w:rPr>
+                <w:rFonts w:ascii="Times New Roman" w:hAnsi="Times New Roman" w:cs="Times New Roman"/>
+                <w:b w:val="0"/>
+                <w:i w:val="0"/>
+                <w:color w:val="000000"/>
+                <w:sz w:val="20"/>
+              </w:rPr>
+              <w:t>50</w:t>
+            </w:r>
+          </w:p>
+        </w:tc>
+        <w:tc>
+          <w:tcPr>
+            <w:tcW w:type="dxa" w:w="1003"/>
+          </w:tcPr>
+          <w:p>
+            <w:pPr>
+              <w:spacing w:line="240" w:lineRule="auto" w:after="40" w:before="0"/>
+              <w:jc w:val="center"/>
+            </w:pPr>
+            <w:r>
+              <w:rPr>
+                <w:rFonts w:ascii="Times New Roman" w:hAnsi="Times New Roman" w:cs="Times New Roman"/>
+                <w:b w:val="0"/>
+                <w:i w:val="0"/>
+                <w:color w:val="000000"/>
+                <w:sz w:val="20"/>
+              </w:rPr>
+              <w:t>47.02</w:t>
+            </w:r>
+          </w:p>
+        </w:tc>
+        <w:tc>
+          <w:tcPr>
+            <w:tcW w:type="dxa" w:w="1003"/>
+          </w:tcPr>
+          <w:p>
+            <w:pPr>
+              <w:spacing w:line="240" w:lineRule="auto" w:after="40" w:before="0"/>
+              <w:jc w:val="center"/>
+            </w:pPr>
+            <w:r>
+              <w:rPr>
+                <w:rFonts w:ascii="Times New Roman" w:hAnsi="Times New Roman" w:cs="Times New Roman"/>
+                <w:b w:val="0"/>
+                <w:i w:val="0"/>
+                <w:color w:val="000000"/>
+                <w:sz w:val="20"/>
+              </w:rPr>
+              <w:t>7.90</w:t>
+            </w:r>
+          </w:p>
+        </w:tc>
+        <w:tc>
+          <w:tcPr>
+            <w:tcW w:type="dxa" w:w="1003"/>
+          </w:tcPr>
+          <w:p>
+            <w:pPr>
+              <w:spacing w:line="240" w:lineRule="auto" w:after="40" w:before="0"/>
+              <w:jc w:val="center"/>
+            </w:pPr>
+            <w:r>
+              <w:rPr>
+                <w:rFonts w:ascii="Times New Roman" w:hAnsi="Times New Roman" w:cs="Times New Roman"/>
+                <w:b w:val="0"/>
+                <w:i w:val="0"/>
+                <w:color w:val="000000"/>
+                <w:sz w:val="20"/>
+              </w:rPr>
+              <w:t>48.5</w:t>
+            </w:r>
+          </w:p>
+        </w:tc>
+        <w:tc>
+          <w:tcPr>
+            <w:tcW w:type="dxa" w:w="1003"/>
+          </w:tcPr>
+          <w:p>
+            <w:pPr>
+              <w:spacing w:line="240" w:lineRule="auto" w:after="40" w:before="0"/>
+              <w:jc w:val="center"/>
+            </w:pPr>
+            <w:r>
+              <w:rPr>
+                <w:rFonts w:ascii="Times New Roman" w:hAnsi="Times New Roman" w:cs="Times New Roman"/>
+                <w:b w:val="0"/>
+                <w:i w:val="0"/>
+                <w:color w:val="000000"/>
+                <w:sz w:val="20"/>
+              </w:rPr>
+              <w:t>43.00</w:t>
+            </w:r>
+          </w:p>
+        </w:tc>
+        <w:tc>
+          <w:tcPr>
+            <w:tcW w:type="dxa" w:w="1003"/>
+          </w:tcPr>
+          <w:p>
+            <w:pPr>
+              <w:spacing w:line="240" w:lineRule="auto" w:after="40" w:before="0"/>
+              <w:jc w:val="center"/>
+            </w:pPr>
+            <w:r>
+              <w:rPr>
+                <w:rFonts w:ascii="Times New Roman" w:hAnsi="Times New Roman" w:cs="Times New Roman"/>
+                <w:b w:val="0"/>
+                <w:i w:val="0"/>
+                <w:color w:val="000000"/>
+                <w:sz w:val="20"/>
+              </w:rPr>
+              <w:t>52.75</w:t>
+            </w:r>
+          </w:p>
+        </w:tc>
+        <w:tc>
+          <w:tcPr>
+            <w:tcW w:type="dxa" w:w="1003"/>
+          </w:tcPr>
+          <w:p>
+            <w:pPr>
+              <w:spacing w:line="240" w:lineRule="auto" w:after="40" w:before="0"/>
+              <w:jc w:val="center"/>
+            </w:pPr>
+            <w:r>
+              <w:rPr>
+                <w:rFonts w:ascii="Times New Roman" w:hAnsi="Times New Roman" w:cs="Times New Roman"/>
+                <w:b w:val="0"/>
+                <w:i w:val="0"/>
+                <w:color w:val="000000"/>
+                <w:sz w:val="20"/>
+              </w:rPr>
+              <w:t>28</w:t>
+            </w:r>
+          </w:p>
+        </w:tc>
+        <w:tc>
+          <w:tcPr>
+            <w:tcW w:type="dxa" w:w="1003"/>
+          </w:tcPr>
+          <w:p>
+            <w:pPr>
+              <w:spacing w:line="240" w:lineRule="auto" w:after="40" w:before="0"/>
+              <w:jc w:val="center"/>
+            </w:pPr>
+            <w:r>
+              <w:rPr>
+                <w:rFonts w:ascii="Times New Roman" w:hAnsi="Times New Roman" w:cs="Times New Roman"/>
+                <w:b w:val="0"/>
+                <w:i w:val="0"/>
+                <w:color w:val="000000"/>
+                <w:sz w:val="20"/>
+              </w:rPr>
+              <w:t>64</w:t>
+            </w:r>
+          </w:p>
+        </w:tc>
+      </w:tr>
+      <w:tr>
+        <w:tc>
+          <w:tcPr>
+            <w:tcW w:type="dxa" w:w="1003"/>
+          </w:tcPr>
+          <w:p>
+            <w:pPr>
+              <w:spacing w:line="240" w:lineRule="auto" w:after="40" w:before="0"/>
+              <w:jc w:val="center"/>
+            </w:pPr>
+            <w:r>
+              <w:rPr>
+                <w:rFonts w:ascii="Times New Roman" w:hAnsi="Times New Roman" w:cs="Times New Roman"/>
+                <w:b w:val="0"/>
+                <w:i w:val="0"/>
+                <w:color w:val="000000"/>
+                <w:sz w:val="20"/>
+              </w:rPr>
+              <w:t>YouTube</w:t>
+            </w:r>
+          </w:p>
+        </w:tc>
+        <w:tc>
+          <w:tcPr>
+            <w:tcW w:type="dxa" w:w="1003"/>
+          </w:tcPr>
+          <w:p>
+            <w:pPr>
+              <w:spacing w:line="240" w:lineRule="auto" w:after="40" w:before="0"/>
+              <w:jc w:val="center"/>
+            </w:pPr>
+            <w:r>
+              <w:rPr>
+                <w:rFonts w:ascii="Times New Roman" w:hAnsi="Times New Roman" w:cs="Times New Roman"/>
+                <w:b w:val="0"/>
+                <w:i w:val="0"/>
+                <w:color w:val="000000"/>
+                <w:sz w:val="20"/>
+              </w:rPr>
+              <w:t>50</w:t>
+            </w:r>
+          </w:p>
+        </w:tc>
+        <w:tc>
+          <w:tcPr>
+            <w:tcW w:type="dxa" w:w="1003"/>
+          </w:tcPr>
+          <w:p>
+            <w:pPr>
+              <w:spacing w:line="240" w:lineRule="auto" w:after="40" w:before="0"/>
+              <w:jc w:val="center"/>
+            </w:pPr>
+            <w:r>
+              <w:rPr>
+                <w:rFonts w:ascii="Times New Roman" w:hAnsi="Times New Roman" w:cs="Times New Roman"/>
+                <w:b w:val="0"/>
+                <w:i w:val="0"/>
+                <w:color w:val="000000"/>
+                <w:sz w:val="20"/>
+              </w:rPr>
+              <w:t>42.88</w:t>
+            </w:r>
+          </w:p>
+        </w:tc>
+        <w:tc>
+          <w:tcPr>
+            <w:tcW w:type="dxa" w:w="1003"/>
+          </w:tcPr>
+          <w:p>
+            <w:pPr>
+              <w:spacing w:line="240" w:lineRule="auto" w:after="40" w:before="0"/>
+              <w:jc w:val="center"/>
+            </w:pPr>
+            <w:r>
+              <w:rPr>
+                <w:rFonts w:ascii="Times New Roman" w:hAnsi="Times New Roman" w:cs="Times New Roman"/>
+                <w:b w:val="0"/>
+                <w:i w:val="0"/>
+                <w:color w:val="000000"/>
+                <w:sz w:val="20"/>
+              </w:rPr>
+              <w:t>7.10</w:t>
+            </w:r>
+          </w:p>
+        </w:tc>
+        <w:tc>
+          <w:tcPr>
+            <w:tcW w:type="dxa" w:w="1003"/>
+          </w:tcPr>
+          <w:p>
+            <w:pPr>
+              <w:spacing w:line="240" w:lineRule="auto" w:after="40" w:before="0"/>
+              <w:jc w:val="center"/>
+            </w:pPr>
+            <w:r>
+              <w:rPr>
+                <w:rFonts w:ascii="Times New Roman" w:hAnsi="Times New Roman" w:cs="Times New Roman"/>
+                <w:b w:val="0"/>
+                <w:i w:val="0"/>
+                <w:color w:val="000000"/>
+                <w:sz w:val="20"/>
+              </w:rPr>
+              <w:t>42.0</w:t>
+            </w:r>
+          </w:p>
+        </w:tc>
+        <w:tc>
+          <w:tcPr>
+            <w:tcW w:type="dxa" w:w="1003"/>
+          </w:tcPr>
+          <w:p>
+            <w:pPr>
+              <w:spacing w:line="240" w:lineRule="auto" w:after="40" w:before="0"/>
+              <w:jc w:val="center"/>
+            </w:pPr>
+            <w:r>
+              <w:rPr>
+                <w:rFonts w:ascii="Times New Roman" w:hAnsi="Times New Roman" w:cs="Times New Roman"/>
+                <w:b w:val="0"/>
+                <w:i w:val="0"/>
+                <w:color w:val="000000"/>
+                <w:sz w:val="20"/>
+              </w:rPr>
+              <w:t>38.00</w:t>
+            </w:r>
+          </w:p>
+        </w:tc>
+        <w:tc>
+          <w:tcPr>
+            <w:tcW w:type="dxa" w:w="1003"/>
+          </w:tcPr>
+          <w:p>
+            <w:pPr>
+              <w:spacing w:line="240" w:lineRule="auto" w:after="40" w:before="0"/>
+              <w:jc w:val="center"/>
+            </w:pPr>
+            <w:r>
+              <w:rPr>
+                <w:rFonts w:ascii="Times New Roman" w:hAnsi="Times New Roman" w:cs="Times New Roman"/>
+                <w:b w:val="0"/>
+                <w:i w:val="0"/>
+                <w:color w:val="000000"/>
+                <w:sz w:val="20"/>
+              </w:rPr>
+              <w:t>47.00</w:t>
+            </w:r>
+          </w:p>
+        </w:tc>
+        <w:tc>
+          <w:tcPr>
+            <w:tcW w:type="dxa" w:w="1003"/>
+          </w:tcPr>
+          <w:p>
+            <w:pPr>
+              <w:spacing w:line="240" w:lineRule="auto" w:after="40" w:before="0"/>
+              <w:jc w:val="center"/>
+            </w:pPr>
+            <w:r>
+              <w:rPr>
+                <w:rFonts w:ascii="Times New Roman" w:hAnsi="Times New Roman" w:cs="Times New Roman"/>
+                <w:b w:val="0"/>
+                <w:i w:val="0"/>
+                <w:color w:val="000000"/>
+                <w:sz w:val="20"/>
+              </w:rPr>
+              <w:t>30</w:t>
+            </w:r>
+          </w:p>
+        </w:tc>
+        <w:tc>
+          <w:tcPr>
+            <w:tcW w:type="dxa" w:w="1003"/>
+          </w:tcPr>
+          <w:p>
+            <w:pPr>
+              <w:spacing w:line="240" w:lineRule="auto" w:after="40" w:before="0"/>
+              <w:jc w:val="center"/>
+            </w:pPr>
+            <w:r>
+              <w:rPr>
+                <w:rFonts w:ascii="Times New Roman" w:hAnsi="Times New Roman" w:cs="Times New Roman"/>
+                <w:b w:val="0"/>
+                <w:i w:val="0"/>
+                <w:color w:val="000000"/>
+                <w:sz w:val="20"/>
+              </w:rPr>
+              <w:t>57</w:t>
+            </w:r>
+          </w:p>
+        </w:tc>
+      </w:tr>
+      <w:tr>
+        <w:tc>
+          <w:tcPr>
+            <w:tcW w:type="dxa" w:w="1003"/>
+          </w:tcPr>
+          <w:p>
+            <w:pPr>
+              <w:spacing w:line="240" w:lineRule="auto" w:after="40" w:before="0"/>
+              <w:jc w:val="center"/>
+            </w:pPr>
+            <w:r>
+              <w:rPr>
+                <w:rFonts w:ascii="Times New Roman" w:hAnsi="Times New Roman" w:cs="Times New Roman"/>
+                <w:b w:val="0"/>
+                <w:i w:val="0"/>
+                <w:color w:val="000000"/>
+                <w:sz w:val="20"/>
+              </w:rPr>
+              <w:t>TikTok</w:t>
+            </w:r>
+          </w:p>
+        </w:tc>
+        <w:tc>
+          <w:tcPr>
+            <w:tcW w:type="dxa" w:w="1003"/>
+          </w:tcPr>
+          <w:p>
+            <w:pPr>
+              <w:spacing w:line="240" w:lineRule="auto" w:after="40" w:before="0"/>
+              <w:jc w:val="center"/>
+            </w:pPr>
+            <w:r>
+              <w:rPr>
+                <w:rFonts w:ascii="Times New Roman" w:hAnsi="Times New Roman" w:cs="Times New Roman"/>
+                <w:b w:val="0"/>
+                <w:i w:val="0"/>
+                <w:color w:val="000000"/>
+                <w:sz w:val="20"/>
+              </w:rPr>
+              <w:t>47</w:t>
+            </w:r>
+          </w:p>
+        </w:tc>
+        <w:tc>
+          <w:tcPr>
+            <w:tcW w:type="dxa" w:w="1003"/>
+          </w:tcPr>
+          <w:p>
+            <w:pPr>
+              <w:spacing w:line="240" w:lineRule="auto" w:after="40" w:before="0"/>
+              <w:jc w:val="center"/>
+            </w:pPr>
+            <w:r>
+              <w:rPr>
+                <w:rFonts w:ascii="Times New Roman" w:hAnsi="Times New Roman" w:cs="Times New Roman"/>
+                <w:b w:val="0"/>
+                <w:i w:val="0"/>
+                <w:color w:val="000000"/>
+                <w:sz w:val="20"/>
+              </w:rPr>
+              <w:t>35.64</w:t>
+            </w:r>
+          </w:p>
+        </w:tc>
+        <w:tc>
+          <w:tcPr>
+            <w:tcW w:type="dxa" w:w="1003"/>
+          </w:tcPr>
+          <w:p>
+            <w:pPr>
+              <w:spacing w:line="240" w:lineRule="auto" w:after="40" w:before="0"/>
+              <w:jc w:val="center"/>
+            </w:pPr>
+            <w:r>
+              <w:rPr>
+                <w:rFonts w:ascii="Times New Roman" w:hAnsi="Times New Roman" w:cs="Times New Roman"/>
+                <w:b w:val="0"/>
+                <w:i w:val="0"/>
+                <w:color w:val="000000"/>
+                <w:sz w:val="20"/>
+              </w:rPr>
+              <w:t>7.97</w:t>
+            </w:r>
+          </w:p>
+        </w:tc>
+        <w:tc>
+          <w:tcPr>
+            <w:tcW w:type="dxa" w:w="1003"/>
+          </w:tcPr>
+          <w:p>
+            <w:pPr>
+              <w:spacing w:line="240" w:lineRule="auto" w:after="40" w:before="0"/>
+              <w:jc w:val="center"/>
+            </w:pPr>
+            <w:r>
+              <w:rPr>
+                <w:rFonts w:ascii="Times New Roman" w:hAnsi="Times New Roman" w:cs="Times New Roman"/>
+                <w:b w:val="0"/>
+                <w:i w:val="0"/>
+                <w:color w:val="000000"/>
+                <w:sz w:val="20"/>
+              </w:rPr>
+              <w:t>35.0</w:t>
+            </w:r>
+          </w:p>
+        </w:tc>
+        <w:tc>
+          <w:tcPr>
+            <w:tcW w:type="dxa" w:w="1003"/>
+          </w:tcPr>
+          <w:p>
+            <w:pPr>
+              <w:spacing w:line="240" w:lineRule="auto" w:after="40" w:before="0"/>
+              <w:jc w:val="center"/>
+            </w:pPr>
+            <w:r>
+              <w:rPr>
+                <w:rFonts w:ascii="Times New Roman" w:hAnsi="Times New Roman" w:cs="Times New Roman"/>
+                <w:b w:val="0"/>
+                <w:i w:val="0"/>
+                <w:color w:val="000000"/>
+                <w:sz w:val="20"/>
+              </w:rPr>
+              <w:t>31.00</w:t>
+            </w:r>
+          </w:p>
+        </w:tc>
+        <w:tc>
+          <w:tcPr>
+            <w:tcW w:type="dxa" w:w="1003"/>
+          </w:tcPr>
+          <w:p>
+            <w:pPr>
+              <w:spacing w:line="240" w:lineRule="auto" w:after="40" w:before="0"/>
+              <w:jc w:val="center"/>
+            </w:pPr>
+            <w:r>
+              <w:rPr>
+                <w:rFonts w:ascii="Times New Roman" w:hAnsi="Times New Roman" w:cs="Times New Roman"/>
+                <w:b w:val="0"/>
+                <w:i w:val="0"/>
+                <w:color w:val="000000"/>
+                <w:sz w:val="20"/>
+              </w:rPr>
+              <w:t>39.00</w:t>
+            </w:r>
+          </w:p>
+        </w:tc>
+        <w:tc>
+          <w:tcPr>
+            <w:tcW w:type="dxa" w:w="1003"/>
+          </w:tcPr>
+          <w:p>
+            <w:pPr>
+              <w:spacing w:line="240" w:lineRule="auto" w:after="40" w:before="0"/>
+              <w:jc w:val="center"/>
+            </w:pPr>
+            <w:r>
+              <w:rPr>
+                <w:rFonts w:ascii="Times New Roman" w:hAnsi="Times New Roman" w:cs="Times New Roman"/>
+                <w:b w:val="0"/>
+                <w:i w:val="0"/>
+                <w:color w:val="000000"/>
+                <w:sz w:val="20"/>
+              </w:rPr>
+              <w:t>20</w:t>
+            </w:r>
+          </w:p>
+        </w:tc>
+        <w:tc>
+          <w:tcPr>
+            <w:tcW w:type="dxa" w:w="1003"/>
+          </w:tcPr>
+          <w:p>
+            <w:pPr>
+              <w:spacing w:line="240" w:lineRule="auto" w:after="40" w:before="0"/>
+              <w:jc w:val="center"/>
+            </w:pPr>
+            <w:r>
+              <w:rPr>
+                <w:rFonts w:ascii="Times New Roman" w:hAnsi="Times New Roman" w:cs="Times New Roman"/>
+                <w:b w:val="0"/>
+                <w:i w:val="0"/>
+                <w:color w:val="000000"/>
+                <w:sz w:val="20"/>
+              </w:rPr>
+              <w:t>57</w:t>
+            </w:r>
+          </w:p>
+        </w:tc>
+      </w:tr>
+      <w:tr>
+        <w:tc>
+          <w:tcPr>
+            <w:tcW w:type="dxa" w:w="1003"/>
+          </w:tcPr>
+          <w:p>
+            <w:pPr>
+              <w:spacing w:line="240" w:lineRule="auto" w:after="40" w:before="0"/>
+              <w:jc w:val="center"/>
+            </w:pPr>
+            <w:r>
+              <w:rPr>
+                <w:rFonts w:ascii="Times New Roman" w:hAnsi="Times New Roman" w:cs="Times New Roman"/>
+                <w:b w:val="0"/>
+                <w:i w:val="0"/>
+                <w:color w:val="000000"/>
+                <w:sz w:val="20"/>
+              </w:rPr>
+              <w:t>Instagram</w:t>
+            </w:r>
+          </w:p>
+        </w:tc>
+        <w:tc>
+          <w:tcPr>
+            <w:tcW w:type="dxa" w:w="1003"/>
+          </w:tcPr>
+          <w:p>
+            <w:pPr>
+              <w:spacing w:line="240" w:lineRule="auto" w:after="40" w:before="0"/>
+              <w:jc w:val="center"/>
+            </w:pPr>
+            <w:r>
+              <w:rPr>
+                <w:rFonts w:ascii="Times New Roman" w:hAnsi="Times New Roman" w:cs="Times New Roman"/>
+                <w:b w:val="0"/>
+                <w:i w:val="0"/>
+                <w:color w:val="000000"/>
+                <w:sz w:val="20"/>
+              </w:rPr>
+              <w:t>50</w:t>
+            </w:r>
+          </w:p>
+        </w:tc>
+        <w:tc>
+          <w:tcPr>
+            <w:tcW w:type="dxa" w:w="1003"/>
+          </w:tcPr>
+          <w:p>
+            <w:pPr>
+              <w:spacing w:line="240" w:lineRule="auto" w:after="40" w:before="0"/>
+              <w:jc w:val="center"/>
+            </w:pPr>
+            <w:r>
+              <w:rPr>
+                <w:rFonts w:ascii="Times New Roman" w:hAnsi="Times New Roman" w:cs="Times New Roman"/>
+                <w:b w:val="0"/>
+                <w:i w:val="0"/>
+                <w:color w:val="000000"/>
+                <w:sz w:val="20"/>
+              </w:rPr>
+              <w:t>28.98</w:t>
+            </w:r>
+          </w:p>
+        </w:tc>
+        <w:tc>
+          <w:tcPr>
+            <w:tcW w:type="dxa" w:w="1003"/>
+          </w:tcPr>
+          <w:p>
+            <w:pPr>
+              <w:spacing w:line="240" w:lineRule="auto" w:after="40" w:before="0"/>
+              <w:jc w:val="center"/>
+            </w:pPr>
+            <w:r>
+              <w:rPr>
+                <w:rFonts w:ascii="Times New Roman" w:hAnsi="Times New Roman" w:cs="Times New Roman"/>
+                <w:b w:val="0"/>
+                <w:i w:val="0"/>
+                <w:color w:val="000000"/>
+                <w:sz w:val="20"/>
+              </w:rPr>
+              <w:t>6.82</w:t>
+            </w:r>
+          </w:p>
+        </w:tc>
+        <w:tc>
+          <w:tcPr>
+            <w:tcW w:type="dxa" w:w="1003"/>
+          </w:tcPr>
+          <w:p>
+            <w:pPr>
+              <w:spacing w:line="240" w:lineRule="auto" w:after="40" w:before="0"/>
+              <w:jc w:val="center"/>
+            </w:pPr>
+            <w:r>
+              <w:rPr>
+                <w:rFonts w:ascii="Times New Roman" w:hAnsi="Times New Roman" w:cs="Times New Roman"/>
+                <w:b w:val="0"/>
+                <w:i w:val="0"/>
+                <w:color w:val="000000"/>
+                <w:sz w:val="20"/>
+              </w:rPr>
+              <w:t>27.5</w:t>
+            </w:r>
+          </w:p>
+        </w:tc>
+        <w:tc>
+          <w:tcPr>
+            <w:tcW w:type="dxa" w:w="1003"/>
+          </w:tcPr>
+          <w:p>
+            <w:pPr>
+              <w:spacing w:line="240" w:lineRule="auto" w:after="40" w:before="0"/>
+              <w:jc w:val="center"/>
+            </w:pPr>
+            <w:r>
+              <w:rPr>
+                <w:rFonts w:ascii="Times New Roman" w:hAnsi="Times New Roman" w:cs="Times New Roman"/>
+                <w:b w:val="0"/>
+                <w:i w:val="0"/>
+                <w:color w:val="000000"/>
+                <w:sz w:val="20"/>
+              </w:rPr>
+              <w:t>25.00</w:t>
+            </w:r>
+          </w:p>
+        </w:tc>
+        <w:tc>
+          <w:tcPr>
+            <w:tcW w:type="dxa" w:w="1003"/>
+          </w:tcPr>
+          <w:p>
+            <w:pPr>
+              <w:spacing w:line="240" w:lineRule="auto" w:after="40" w:before="0"/>
+              <w:jc w:val="center"/>
+            </w:pPr>
+            <w:r>
+              <w:rPr>
+                <w:rFonts w:ascii="Times New Roman" w:hAnsi="Times New Roman" w:cs="Times New Roman"/>
+                <w:b w:val="0"/>
+                <w:i w:val="0"/>
+                <w:color w:val="000000"/>
+                <w:sz w:val="20"/>
+              </w:rPr>
+              <w:t>34.00</w:t>
+            </w:r>
+          </w:p>
+        </w:tc>
+        <w:tc>
+          <w:tcPr>
+            <w:tcW w:type="dxa" w:w="1003"/>
+          </w:tcPr>
+          <w:p>
+            <w:pPr>
+              <w:spacing w:line="240" w:lineRule="auto" w:after="40" w:before="0"/>
+              <w:jc w:val="center"/>
+            </w:pPr>
+            <w:r>
+              <w:rPr>
+                <w:rFonts w:ascii="Times New Roman" w:hAnsi="Times New Roman" w:cs="Times New Roman"/>
+                <w:b w:val="0"/>
+                <w:i w:val="0"/>
+                <w:color w:val="000000"/>
+                <w:sz w:val="20"/>
+              </w:rPr>
+              <w:t>17</w:t>
+            </w:r>
+          </w:p>
+        </w:tc>
+        <w:tc>
+          <w:tcPr>
+            <w:tcW w:type="dxa" w:w="1003"/>
+          </w:tcPr>
+          <w:p>
+            <w:pPr>
+              <w:spacing w:line="240" w:lineRule="auto" w:after="40" w:before="0"/>
+              <w:jc w:val="center"/>
+            </w:pPr>
+            <w:r>
+              <w:rPr>
+                <w:rFonts w:ascii="Times New Roman" w:hAnsi="Times New Roman" w:cs="Times New Roman"/>
+                <w:b w:val="0"/>
+                <w:i w:val="0"/>
+                <w:color w:val="000000"/>
+                <w:sz w:val="20"/>
+              </w:rPr>
+              <w:t>52</w:t>
+            </w:r>
+          </w:p>
+        </w:tc>
+      </w:tr>
+      <w:tr>
+        <w:tc>
+          <w:tcPr>
+            <w:tcW w:type="dxa" w:w="1003"/>
+          </w:tcPr>
+          <w:p>
+            <w:pPr>
+              <w:spacing w:line="240" w:lineRule="auto" w:after="40" w:before="0"/>
+              <w:jc w:val="center"/>
+            </w:pPr>
+            <w:r>
+              <w:rPr>
+                <w:rFonts w:ascii="Times New Roman" w:hAnsi="Times New Roman" w:cs="Times New Roman"/>
+                <w:b w:val="0"/>
+                <w:i w:val="0"/>
+                <w:color w:val="000000"/>
+                <w:sz w:val="20"/>
+              </w:rPr>
+              <w:t>Overall</w:t>
+            </w:r>
+          </w:p>
+        </w:tc>
+        <w:tc>
+          <w:tcPr>
+            <w:tcW w:type="dxa" w:w="1003"/>
+          </w:tcPr>
+          <w:p>
+            <w:pPr>
+              <w:spacing w:line="240" w:lineRule="auto" w:after="40" w:before="0"/>
+              <w:jc w:val="center"/>
+            </w:pPr>
+            <w:r>
+              <w:rPr>
+                <w:rFonts w:ascii="Times New Roman" w:hAnsi="Times New Roman" w:cs="Times New Roman"/>
+                <w:b w:val="0"/>
+                <w:i w:val="0"/>
+                <w:color w:val="000000"/>
+                <w:sz w:val="20"/>
+              </w:rPr>
+              <w:t>197</w:t>
+            </w:r>
+          </w:p>
+        </w:tc>
+        <w:tc>
+          <w:tcPr>
+            <w:tcW w:type="dxa" w:w="1003"/>
+          </w:tcPr>
+          <w:p>
+            <w:pPr>
+              <w:spacing w:line="240" w:lineRule="auto" w:after="40" w:before="0"/>
+              <w:jc w:val="center"/>
+            </w:pPr>
+            <w:r>
+              <w:rPr>
+                <w:rFonts w:ascii="Times New Roman" w:hAnsi="Times New Roman" w:cs="Times New Roman"/>
+                <w:b w:val="0"/>
+                <w:i w:val="0"/>
+                <w:color w:val="000000"/>
+                <w:sz w:val="20"/>
+              </w:rPr>
+              <w:t>38.68</w:t>
+            </w:r>
+          </w:p>
+        </w:tc>
+        <w:tc>
+          <w:tcPr>
+            <w:tcW w:type="dxa" w:w="1003"/>
+          </w:tcPr>
+          <w:p>
+            <w:pPr>
+              <w:spacing w:line="240" w:lineRule="auto" w:after="40" w:before="0"/>
+              <w:jc w:val="center"/>
+            </w:pPr>
+            <w:r>
+              <w:rPr>
+                <w:rFonts w:ascii="Times New Roman" w:hAnsi="Times New Roman" w:cs="Times New Roman"/>
+                <w:b w:val="0"/>
+                <w:i w:val="0"/>
+                <w:color w:val="000000"/>
+                <w:sz w:val="20"/>
+              </w:rPr>
+              <w:t>10.16</w:t>
+            </w:r>
+          </w:p>
+        </w:tc>
+        <w:tc>
+          <w:tcPr>
+            <w:tcW w:type="dxa" w:w="1003"/>
+          </w:tcPr>
+          <w:p>
+            <w:pPr>
+              <w:spacing w:line="240" w:lineRule="auto" w:after="40" w:before="0"/>
+              <w:jc w:val="center"/>
+            </w:pPr>
+            <w:r>
+              <w:rPr>
+                <w:rFonts w:ascii="Times New Roman" w:hAnsi="Times New Roman" w:cs="Times New Roman"/>
+                <w:b w:val="0"/>
+                <w:i w:val="0"/>
+                <w:color w:val="000000"/>
+                <w:sz w:val="20"/>
+              </w:rPr>
+              <w:t>38.0</w:t>
+            </w:r>
+          </w:p>
+        </w:tc>
+        <w:tc>
+          <w:tcPr>
+            <w:tcW w:type="dxa" w:w="1003"/>
+          </w:tcPr>
+          <w:p>
+            <w:pPr>
+              <w:spacing w:line="240" w:lineRule="auto" w:after="40" w:before="0"/>
+              <w:jc w:val="center"/>
+            </w:pPr>
+            <w:r>
+              <w:rPr>
+                <w:rFonts w:ascii="Times New Roman" w:hAnsi="Times New Roman" w:cs="Times New Roman"/>
+                <w:b w:val="0"/>
+                <w:i w:val="0"/>
+                <w:color w:val="000000"/>
+                <w:sz w:val="20"/>
+              </w:rPr>
+              <w:t>—</w:t>
+            </w:r>
+          </w:p>
+        </w:tc>
+        <w:tc>
+          <w:tcPr>
+            <w:tcW w:type="dxa" w:w="1003"/>
+          </w:tcPr>
+          <w:p>
+            <w:pPr>
+              <w:spacing w:line="240" w:lineRule="auto" w:after="40" w:before="0"/>
+              <w:jc w:val="center"/>
+            </w:pPr>
+            <w:r>
+              <w:rPr>
+                <w:rFonts w:ascii="Times New Roman" w:hAnsi="Times New Roman" w:cs="Times New Roman"/>
+                <w:b w:val="0"/>
+                <w:i w:val="0"/>
+                <w:color w:val="000000"/>
+                <w:sz w:val="20"/>
+              </w:rPr>
+              <w:t>—</w:t>
+            </w:r>
+          </w:p>
+        </w:tc>
+        <w:tc>
+          <w:tcPr>
+            <w:tcW w:type="dxa" w:w="1003"/>
+          </w:tcPr>
+          <w:p>
+            <w:pPr>
+              <w:spacing w:line="240" w:lineRule="auto" w:after="40" w:before="0"/>
+              <w:jc w:val="center"/>
+            </w:pPr>
+            <w:r>
+              <w:rPr>
+                <w:rFonts w:ascii="Times New Roman" w:hAnsi="Times New Roman" w:cs="Times New Roman"/>
+                <w:b w:val="0"/>
+                <w:i w:val="0"/>
+                <w:color w:val="000000"/>
+                <w:sz w:val="20"/>
+              </w:rPr>
+              <w:t>17</w:t>
+            </w:r>
+          </w:p>
+        </w:tc>
+        <w:tc>
+          <w:tcPr>
+            <w:tcW w:type="dxa" w:w="1003"/>
+          </w:tcPr>
+          <w:p>
+            <w:pPr>
+              <w:spacing w:line="240" w:lineRule="auto" w:after="40" w:before="0"/>
+              <w:jc w:val="center"/>
+            </w:pPr>
+            <w:r>
+              <w:rPr>
+                <w:rFonts w:ascii="Times New Roman" w:hAnsi="Times New Roman" w:cs="Times New Roman"/>
+                <w:b w:val="0"/>
+                <w:i w:val="0"/>
+                <w:color w:val="000000"/>
+                <w:sz w:val="20"/>
+              </w:rPr>
+              <w:t>64</w:t>
+            </w:r>
+          </w:p>
+        </w:tc>
+      </w:tr>
+    </w:tbl>
+    <w:p>
+      <w:pPr>
+        <w:spacing w:line="360" w:lineRule="auto" w:after="120" w:before="0"/>
+        <w:jc w:val="both"/>
+      </w:pPr>
+      <w:r>
+        <w:rPr>
+          <w:rFonts w:ascii="Times New Roman" w:hAnsi="Times New Roman" w:cs="Times New Roman"/>
           <w:b w:val="0"/>
           <w:i w:val="0"/>
+          <w:color w:val="000000"/>
           <w:sz w:val="24"/>
         </w:rPr>
       </w:r>
@@ -31,34 +1228,25 @@
     <w:p>
       <w:pPr>
         <w:pStyle w:val="Heading2"/>
+        <w:spacing w:line="360" w:lineRule="auto" w:after="200" w:before="0"/>
+        <w:jc w:val="both"/>
       </w:pPr>
       <w:r>
         <w:rPr>
-          <w:rFonts w:ascii="Times New Roman" w:hAnsi="Times New Roman"/>
-          <w:color w:val="000000"/>
-        </w:rPr>
-        <w:t>C.1 Sample Characteristics</w:t>
-      </w:r>
-    </w:p>
-    <w:p>
-      <w:pPr>
-        <w:spacing w:line="360" w:lineRule="auto"/>
-        <w:jc w:val="left"/>
-      </w:pPr>
-      <w:r>
-        <w:rPr>
-          <w:rFonts w:ascii="Times New Roman" w:hAnsi="Times New Roman"/>
+          <w:rFonts w:ascii="Times New Roman" w:hAnsi="Times New Roman" w:cs="Times New Roman"/>
           <w:b/>
           <w:i w:val="0"/>
-          <w:sz w:val="24"/>
+          <w:color w:val="000000"/>
+          <w:sz w:val="26"/>
         </w:rPr>
-        <w:t>Table C1. Creator Type Distribution by Platform</w:t>
+        <w:t>Table C2. DISCERN Quality Categories by Platform, n (%)</w:t>
       </w:r>
     </w:p>
     <w:tbl>
       <w:tblPr>
         <w:tblStyle w:val="TableGrid"/>
         <w:tblW w:type="auto" w:w="0"/>
+        <w:jc w:val="center"/>
         <w:tblLook w:firstColumn="1" w:firstRow="1" w:lastColumn="0" w:lastRow="0" w:noHBand="0" w:noVBand="1" w:val="04A0"/>
       </w:tblPr>
       <w:tblGrid>
@@ -73,12 +1261,19 @@
         <w:tc>
           <w:tcPr>
             <w:tcW w:type="dxa" w:w="1504"/>
+            <w:shd w:fill="D9E2F3" w:val="clear"/>
           </w:tcPr>
           <w:p>
+            <w:pPr>
+              <w:spacing w:line="240" w:lineRule="auto" w:after="40" w:before="0"/>
+              <w:jc w:val="center"/>
+            </w:pPr>
             <w:r>
               <w:rPr>
-                <w:rFonts w:ascii="Times New Roman" w:hAnsi="Times New Roman"/>
+                <w:rFonts w:ascii="Times New Roman" w:hAnsi="Times New Roman" w:cs="Times New Roman"/>
                 <w:b/>
+                <w:i w:val="0"/>
+                <w:color w:val="000000"/>
                 <w:sz w:val="20"/>
               </w:rPr>
               <w:t>Platform</w:t>
@@ -88,75 +1283,110 @@
         <w:tc>
           <w:tcPr>
             <w:tcW w:type="dxa" w:w="1504"/>
+            <w:shd w:fill="D9E2F3" w:val="clear"/>
           </w:tcPr>
           <w:p>
+            <w:pPr>
+              <w:spacing w:line="240" w:lineRule="auto" w:after="40" w:before="0"/>
+              <w:jc w:val="center"/>
+            </w:pPr>
             <w:r>
               <w:rPr>
-                <w:rFonts w:ascii="Times New Roman" w:hAnsi="Times New Roman"/>
+                <w:rFonts w:ascii="Times New Roman" w:hAnsi="Times New Roman" w:cs="Times New Roman"/>
                 <w:b/>
+                <w:i w:val="0"/>
+                <w:color w:val="000000"/>
                 <w:sz w:val="20"/>
               </w:rPr>
-              <w:t>Healthcare Prof.</w:t>
+              <w:t>Very Poor</w:t>
             </w:r>
           </w:p>
         </w:tc>
         <w:tc>
           <w:tcPr>
             <w:tcW w:type="dxa" w:w="1504"/>
+            <w:shd w:fill="D9E2F3" w:val="clear"/>
           </w:tcPr>
           <w:p>
+            <w:pPr>
+              <w:spacing w:line="240" w:lineRule="auto" w:after="40" w:before="0"/>
+              <w:jc w:val="center"/>
+            </w:pPr>
             <w:r>
               <w:rPr>
-                <w:rFonts w:ascii="Times New Roman" w:hAnsi="Times New Roman"/>
+                <w:rFonts w:ascii="Times New Roman" w:hAnsi="Times New Roman" w:cs="Times New Roman"/>
                 <w:b/>
+                <w:i w:val="0"/>
+                <w:color w:val="000000"/>
                 <w:sz w:val="20"/>
               </w:rPr>
-              <w:t>Certified Fitness Prof.</w:t>
+              <w:t>Poor</w:t>
             </w:r>
           </w:p>
         </w:tc>
         <w:tc>
           <w:tcPr>
             <w:tcW w:type="dxa" w:w="1504"/>
+            <w:shd w:fill="D9E2F3" w:val="clear"/>
           </w:tcPr>
           <w:p>
+            <w:pPr>
+              <w:spacing w:line="240" w:lineRule="auto" w:after="40" w:before="0"/>
+              <w:jc w:val="center"/>
+            </w:pPr>
             <w:r>
               <w:rPr>
-                <w:rFonts w:ascii="Times New Roman" w:hAnsi="Times New Roman"/>
+                <w:rFonts w:ascii="Times New Roman" w:hAnsi="Times New Roman" w:cs="Times New Roman"/>
                 <w:b/>
+                <w:i w:val="0"/>
+                <w:color w:val="000000"/>
                 <w:sz w:val="20"/>
               </w:rPr>
-              <w:t>Fitness Influencer</w:t>
+              <w:t>Fair</w:t>
             </w:r>
           </w:p>
         </w:tc>
         <w:tc>
           <w:tcPr>
             <w:tcW w:type="dxa" w:w="1504"/>
+            <w:shd w:fill="D9E2F3" w:val="clear"/>
           </w:tcPr>
           <w:p>
+            <w:pPr>
+              <w:spacing w:line="240" w:lineRule="auto" w:after="40" w:before="0"/>
+              <w:jc w:val="center"/>
+            </w:pPr>
             <w:r>
               <w:rPr>
-                <w:rFonts w:ascii="Times New Roman" w:hAnsi="Times New Roman"/>
+                <w:rFonts w:ascii="Times New Roman" w:hAnsi="Times New Roman" w:cs="Times New Roman"/>
                 <w:b/>
+                <w:i w:val="0"/>
+                <w:color w:val="000000"/>
                 <w:sz w:val="20"/>
               </w:rPr>
-              <w:t>General User</w:t>
+              <w:t>Good</w:t>
             </w:r>
           </w:p>
         </w:tc>
         <w:tc>
           <w:tcPr>
             <w:tcW w:type="dxa" w:w="1504"/>
+            <w:shd w:fill="D9E2F3" w:val="clear"/>
           </w:tcPr>
           <w:p>
+            <w:pPr>
+              <w:spacing w:line="240" w:lineRule="auto" w:after="40" w:before="0"/>
+              <w:jc w:val="center"/>
+            </w:pPr>
             <w:r>
               <w:rPr>
-                <w:rFonts w:ascii="Times New Roman" w:hAnsi="Times New Roman"/>
+                <w:rFonts w:ascii="Times New Roman" w:hAnsi="Times New Roman" w:cs="Times New Roman"/>
                 <w:b/>
+                <w:i w:val="0"/>
+                <w:color w:val="000000"/>
                 <w:sz w:val="20"/>
               </w:rPr>
-              <w:t>Organisation</w:t>
+              <w:t>Excellent</w:t>
             </w:r>
           </w:p>
         </w:tc>
@@ -167,9 +1397,16 @@
             <w:tcW w:type="dxa" w:w="1504"/>
           </w:tcPr>
           <w:p>
+            <w:pPr>
+              <w:spacing w:line="240" w:lineRule="auto" w:after="40" w:before="0"/>
+              <w:jc w:val="center"/>
+            </w:pPr>
             <w:r>
               <w:rPr>
-                <w:rFonts w:ascii="Times New Roman" w:hAnsi="Times New Roman"/>
+                <w:rFonts w:ascii="Times New Roman" w:hAnsi="Times New Roman" w:cs="Times New Roman"/>
+                <w:b w:val="0"/>
+                <w:i w:val="0"/>
+                <w:color w:val="000000"/>
                 <w:sz w:val="20"/>
               </w:rPr>
               <w:t>Website</w:t>
@@ -181,1485 +1418,16 @@
             <w:tcW w:type="dxa" w:w="1504"/>
           </w:tcPr>
           <w:p>
+            <w:pPr>
+              <w:spacing w:line="240" w:lineRule="auto" w:after="40" w:before="0"/>
+              <w:jc w:val="center"/>
+            </w:pPr>
             <w:r>
               <w:rPr>
-                <w:rFonts w:ascii="Times New Roman" w:hAnsi="Times New Roman"/>
-                <w:sz w:val="20"/>
-              </w:rPr>
-              <w:t>5</w:t>
-            </w:r>
-          </w:p>
-        </w:tc>
-        <w:tc>
-          <w:tcPr>
-            <w:tcW w:type="dxa" w:w="1504"/>
-          </w:tcPr>
-          <w:p>
-            <w:r>
-              <w:rPr>
-                <w:rFonts w:ascii="Times New Roman" w:hAnsi="Times New Roman"/>
-                <w:sz w:val="20"/>
-              </w:rPr>
-              <w:t>5</w:t>
-            </w:r>
-          </w:p>
-        </w:tc>
-        <w:tc>
-          <w:tcPr>
-            <w:tcW w:type="dxa" w:w="1504"/>
-          </w:tcPr>
-          <w:p>
-            <w:r>
-              <w:rPr>
-                <w:rFonts w:ascii="Times New Roman" w:hAnsi="Times New Roman"/>
-                <w:sz w:val="20"/>
-              </w:rPr>
-              <w:t>0</w:t>
-            </w:r>
-          </w:p>
-        </w:tc>
-        <w:tc>
-          <w:tcPr>
-            <w:tcW w:type="dxa" w:w="1504"/>
-          </w:tcPr>
-          <w:p>
-            <w:r>
-              <w:rPr>
-                <w:rFonts w:ascii="Times New Roman" w:hAnsi="Times New Roman"/>
-                <w:sz w:val="20"/>
-              </w:rPr>
-              <w:t>4</w:t>
-            </w:r>
-          </w:p>
-        </w:tc>
-        <w:tc>
-          <w:tcPr>
-            <w:tcW w:type="dxa" w:w="1504"/>
-          </w:tcPr>
-          <w:p>
-            <w:r>
-              <w:rPr>
-                <w:rFonts w:ascii="Times New Roman" w:hAnsi="Times New Roman"/>
-                <w:sz w:val="20"/>
-              </w:rPr>
-              <w:t>36</w:t>
-            </w:r>
-          </w:p>
-        </w:tc>
-      </w:tr>
-      <w:tr>
-        <w:tc>
-          <w:tcPr>
-            <w:tcW w:type="dxa" w:w="1504"/>
-          </w:tcPr>
-          <w:p>
-            <w:r>
-              <w:rPr>
-                <w:rFonts w:ascii="Times New Roman" w:hAnsi="Times New Roman"/>
-                <w:sz w:val="20"/>
-              </w:rPr>
-              <w:t>YouTube</w:t>
-            </w:r>
-          </w:p>
-        </w:tc>
-        <w:tc>
-          <w:tcPr>
-            <w:tcW w:type="dxa" w:w="1504"/>
-          </w:tcPr>
-          <w:p>
-            <w:r>
-              <w:rPr>
-                <w:rFonts w:ascii="Times New Roman" w:hAnsi="Times New Roman"/>
-                <w:sz w:val="20"/>
-              </w:rPr>
-              <w:t>3</w:t>
-            </w:r>
-          </w:p>
-        </w:tc>
-        <w:tc>
-          <w:tcPr>
-            <w:tcW w:type="dxa" w:w="1504"/>
-          </w:tcPr>
-          <w:p>
-            <w:r>
-              <w:rPr>
-                <w:rFonts w:ascii="Times New Roman" w:hAnsi="Times New Roman"/>
-                <w:sz w:val="20"/>
-              </w:rPr>
-              <w:t>13</w:t>
-            </w:r>
-          </w:p>
-        </w:tc>
-        <w:tc>
-          <w:tcPr>
-            <w:tcW w:type="dxa" w:w="1504"/>
-          </w:tcPr>
-          <w:p>
-            <w:r>
-              <w:rPr>
-                <w:rFonts w:ascii="Times New Roman" w:hAnsi="Times New Roman"/>
-                <w:sz w:val="20"/>
-              </w:rPr>
-              <w:t>16</w:t>
-            </w:r>
-          </w:p>
-        </w:tc>
-        <w:tc>
-          <w:tcPr>
-            <w:tcW w:type="dxa" w:w="1504"/>
-          </w:tcPr>
-          <w:p>
-            <w:r>
-              <w:rPr>
-                <w:rFonts w:ascii="Times New Roman" w:hAnsi="Times New Roman"/>
-                <w:sz w:val="20"/>
-              </w:rPr>
-              <w:t>4</w:t>
-            </w:r>
-          </w:p>
-        </w:tc>
-        <w:tc>
-          <w:tcPr>
-            <w:tcW w:type="dxa" w:w="1504"/>
-          </w:tcPr>
-          <w:p>
-            <w:r>
-              <w:rPr>
-                <w:rFonts w:ascii="Times New Roman" w:hAnsi="Times New Roman"/>
-                <w:sz w:val="20"/>
-              </w:rPr>
-              <w:t>14</w:t>
-            </w:r>
-          </w:p>
-        </w:tc>
-      </w:tr>
-      <w:tr>
-        <w:tc>
-          <w:tcPr>
-            <w:tcW w:type="dxa" w:w="1504"/>
-          </w:tcPr>
-          <w:p>
-            <w:r>
-              <w:rPr>
-                <w:rFonts w:ascii="Times New Roman" w:hAnsi="Times New Roman"/>
-                <w:sz w:val="20"/>
-              </w:rPr>
-              <w:t>TikTok</w:t>
-            </w:r>
-          </w:p>
-        </w:tc>
-        <w:tc>
-          <w:tcPr>
-            <w:tcW w:type="dxa" w:w="1504"/>
-          </w:tcPr>
-          <w:p>
-            <w:r>
-              <w:rPr>
-                <w:rFonts w:ascii="Times New Roman" w:hAnsi="Times New Roman"/>
-                <w:sz w:val="20"/>
-              </w:rPr>
-              <w:t>8</w:t>
-            </w:r>
-          </w:p>
-        </w:tc>
-        <w:tc>
-          <w:tcPr>
-            <w:tcW w:type="dxa" w:w="1504"/>
-          </w:tcPr>
-          <w:p>
-            <w:r>
-              <w:rPr>
-                <w:rFonts w:ascii="Times New Roman" w:hAnsi="Times New Roman"/>
-                <w:sz w:val="20"/>
-              </w:rPr>
-              <w:t>6</w:t>
-            </w:r>
-          </w:p>
-        </w:tc>
-        <w:tc>
-          <w:tcPr>
-            <w:tcW w:type="dxa" w:w="1504"/>
-          </w:tcPr>
-          <w:p>
-            <w:r>
-              <w:rPr>
-                <w:rFonts w:ascii="Times New Roman" w:hAnsi="Times New Roman"/>
-                <w:sz w:val="20"/>
-              </w:rPr>
-              <w:t>19</w:t>
-            </w:r>
-          </w:p>
-        </w:tc>
-        <w:tc>
-          <w:tcPr>
-            <w:tcW w:type="dxa" w:w="1504"/>
-          </w:tcPr>
-          <w:p>
-            <w:r>
-              <w:rPr>
-                <w:rFonts w:ascii="Times New Roman" w:hAnsi="Times New Roman"/>
-                <w:sz w:val="20"/>
-              </w:rPr>
-              <w:t>9</w:t>
-            </w:r>
-          </w:p>
-        </w:tc>
-        <w:tc>
-          <w:tcPr>
-            <w:tcW w:type="dxa" w:w="1504"/>
-          </w:tcPr>
-          <w:p>
-            <w:r>
-              <w:rPr>
-                <w:rFonts w:ascii="Times New Roman" w:hAnsi="Times New Roman"/>
-                <w:sz w:val="20"/>
-              </w:rPr>
-              <w:t>5</w:t>
-            </w:r>
-          </w:p>
-        </w:tc>
-      </w:tr>
-      <w:tr>
-        <w:tc>
-          <w:tcPr>
-            <w:tcW w:type="dxa" w:w="1504"/>
-          </w:tcPr>
-          <w:p>
-            <w:r>
-              <w:rPr>
-                <w:rFonts w:ascii="Times New Roman" w:hAnsi="Times New Roman"/>
-                <w:sz w:val="20"/>
-              </w:rPr>
-              <w:t>Instagram</w:t>
-            </w:r>
-          </w:p>
-        </w:tc>
-        <w:tc>
-          <w:tcPr>
-            <w:tcW w:type="dxa" w:w="1504"/>
-          </w:tcPr>
-          <w:p>
-            <w:r>
-              <w:rPr>
-                <w:rFonts w:ascii="Times New Roman" w:hAnsi="Times New Roman"/>
-                <w:sz w:val="20"/>
-              </w:rPr>
-              <w:t>3</w:t>
-            </w:r>
-          </w:p>
-        </w:tc>
-        <w:tc>
-          <w:tcPr>
-            <w:tcW w:type="dxa" w:w="1504"/>
-          </w:tcPr>
-          <w:p>
-            <w:r>
-              <w:rPr>
-                <w:rFonts w:ascii="Times New Roman" w:hAnsi="Times New Roman"/>
-                <w:sz w:val="20"/>
-              </w:rPr>
-              <w:t>8</w:t>
-            </w:r>
-          </w:p>
-        </w:tc>
-        <w:tc>
-          <w:tcPr>
-            <w:tcW w:type="dxa" w:w="1504"/>
-          </w:tcPr>
-          <w:p>
-            <w:r>
-              <w:rPr>
-                <w:rFonts w:ascii="Times New Roman" w:hAnsi="Times New Roman"/>
-                <w:sz w:val="20"/>
-              </w:rPr>
-              <w:t>3</w:t>
-            </w:r>
-          </w:p>
-        </w:tc>
-        <w:tc>
-          <w:tcPr>
-            <w:tcW w:type="dxa" w:w="1504"/>
-          </w:tcPr>
-          <w:p>
-            <w:r>
-              <w:rPr>
-                <w:rFonts w:ascii="Times New Roman" w:hAnsi="Times New Roman"/>
-                <w:sz w:val="20"/>
-              </w:rPr>
-              <w:t>7</w:t>
-            </w:r>
-          </w:p>
-        </w:tc>
-        <w:tc>
-          <w:tcPr>
-            <w:tcW w:type="dxa" w:w="1504"/>
-          </w:tcPr>
-          <w:p>
-            <w:r>
-              <w:rPr>
-                <w:rFonts w:ascii="Times New Roman" w:hAnsi="Times New Roman"/>
-                <w:sz w:val="20"/>
-              </w:rPr>
-              <w:t>29</w:t>
-            </w:r>
-          </w:p>
-        </w:tc>
-      </w:tr>
-      <w:tr>
-        <w:tc>
-          <w:tcPr>
-            <w:tcW w:type="dxa" w:w="1504"/>
-          </w:tcPr>
-          <w:p>
-            <w:r>
-              <w:rPr>
-                <w:rFonts w:ascii="Times New Roman" w:hAnsi="Times New Roman"/>
-                <w:sz w:val="20"/>
-              </w:rPr>
-              <w:t>Total</w:t>
-            </w:r>
-          </w:p>
-        </w:tc>
-        <w:tc>
-          <w:tcPr>
-            <w:tcW w:type="dxa" w:w="1504"/>
-          </w:tcPr>
-          <w:p>
-            <w:r>
-              <w:rPr>
-                <w:rFonts w:ascii="Times New Roman" w:hAnsi="Times New Roman"/>
-                <w:sz w:val="20"/>
-              </w:rPr>
-              <w:t>19</w:t>
-            </w:r>
-          </w:p>
-        </w:tc>
-        <w:tc>
-          <w:tcPr>
-            <w:tcW w:type="dxa" w:w="1504"/>
-          </w:tcPr>
-          <w:p>
-            <w:r>
-              <w:rPr>
-                <w:rFonts w:ascii="Times New Roman" w:hAnsi="Times New Roman"/>
-                <w:sz w:val="20"/>
-              </w:rPr>
-              <w:t>32</w:t>
-            </w:r>
-          </w:p>
-        </w:tc>
-        <w:tc>
-          <w:tcPr>
-            <w:tcW w:type="dxa" w:w="1504"/>
-          </w:tcPr>
-          <w:p>
-            <w:r>
-              <w:rPr>
-                <w:rFonts w:ascii="Times New Roman" w:hAnsi="Times New Roman"/>
-                <w:sz w:val="20"/>
-              </w:rPr>
-              <w:t>38</w:t>
-            </w:r>
-          </w:p>
-        </w:tc>
-        <w:tc>
-          <w:tcPr>
-            <w:tcW w:type="dxa" w:w="1504"/>
-          </w:tcPr>
-          <w:p>
-            <w:r>
-              <w:rPr>
-                <w:rFonts w:ascii="Times New Roman" w:hAnsi="Times New Roman"/>
-                <w:sz w:val="20"/>
-              </w:rPr>
-              <w:t>24</w:t>
-            </w:r>
-          </w:p>
-        </w:tc>
-        <w:tc>
-          <w:tcPr>
-            <w:tcW w:type="dxa" w:w="1504"/>
-          </w:tcPr>
-          <w:p>
-            <w:r>
-              <w:rPr>
-                <w:rFonts w:ascii="Times New Roman" w:hAnsi="Times New Roman"/>
-                <w:sz w:val="20"/>
-              </w:rPr>
-              <w:t>84</w:t>
-            </w:r>
-          </w:p>
-        </w:tc>
-      </w:tr>
-    </w:tbl>
-    <w:p>
-      <w:pPr>
-        <w:spacing w:line="360" w:lineRule="auto"/>
-        <w:jc w:val="both"/>
-      </w:pPr>
-      <w:r>
-        <w:rPr>
-          <w:rFonts w:ascii="Times New Roman" w:hAnsi="Times New Roman"/>
-          <w:b w:val="0"/>
-          <w:i w:val="0"/>
-          <w:sz w:val="24"/>
-        </w:rPr>
-      </w:r>
-    </w:p>
-    <w:p>
-      <w:pPr>
-        <w:spacing w:line="360" w:lineRule="auto"/>
-        <w:jc w:val="left"/>
-      </w:pPr>
-      <w:r>
-        <w:rPr>
-          <w:rFonts w:ascii="Times New Roman" w:hAnsi="Times New Roman"/>
-          <w:b/>
-          <w:i w:val="0"/>
-          <w:sz w:val="24"/>
-        </w:rPr>
-        <w:t>Table C2. DISCERN Total Score Descriptive Statistics by Platform</w:t>
-      </w:r>
-    </w:p>
-    <w:tbl>
-      <w:tblPr>
-        <w:tblStyle w:val="TableGrid"/>
-        <w:tblW w:type="auto" w:w="0"/>
-        <w:tblLook w:firstColumn="1" w:firstRow="1" w:lastColumn="0" w:lastRow="0" w:noHBand="0" w:noVBand="1" w:val="04A0"/>
-      </w:tblPr>
-      <w:tblGrid>
-        <w:gridCol w:w="903"/>
-        <w:gridCol w:w="903"/>
-        <w:gridCol w:w="903"/>
-        <w:gridCol w:w="903"/>
-        <w:gridCol w:w="903"/>
-        <w:gridCol w:w="903"/>
-        <w:gridCol w:w="903"/>
-        <w:gridCol w:w="903"/>
-        <w:gridCol w:w="903"/>
-        <w:gridCol w:w="903"/>
-      </w:tblGrid>
-      <w:tr>
-        <w:tc>
-          <w:tcPr>
-            <w:tcW w:type="dxa" w:w="903"/>
-          </w:tcPr>
-          <w:p>
-            <w:r>
-              <w:rPr>
-                <w:rFonts w:ascii="Times New Roman" w:hAnsi="Times New Roman"/>
-                <w:b/>
-                <w:sz w:val="20"/>
-              </w:rPr>
-              <w:t>Platform</w:t>
-            </w:r>
-          </w:p>
-        </w:tc>
-        <w:tc>
-          <w:tcPr>
-            <w:tcW w:type="dxa" w:w="903"/>
-          </w:tcPr>
-          <w:p>
-            <w:r>
-              <w:rPr>
-                <w:rFonts w:ascii="Times New Roman" w:hAnsi="Times New Roman"/>
-                <w:b/>
-                <w:sz w:val="20"/>
-              </w:rPr>
-              <w:t>n</w:t>
-            </w:r>
-          </w:p>
-        </w:tc>
-        <w:tc>
-          <w:tcPr>
-            <w:tcW w:type="dxa" w:w="903"/>
-          </w:tcPr>
-          <w:p>
-            <w:r>
-              <w:rPr>
-                <w:rFonts w:ascii="Times New Roman" w:hAnsi="Times New Roman"/>
-                <w:b/>
-                <w:sz w:val="20"/>
-              </w:rPr>
-              <w:t>Mean</w:t>
-            </w:r>
-          </w:p>
-        </w:tc>
-        <w:tc>
-          <w:tcPr>
-            <w:tcW w:type="dxa" w:w="903"/>
-          </w:tcPr>
-          <w:p>
-            <w:r>
-              <w:rPr>
-                <w:rFonts w:ascii="Times New Roman" w:hAnsi="Times New Roman"/>
-                <w:b/>
-                <w:sz w:val="20"/>
-              </w:rPr>
-              <w:t>SD</w:t>
-            </w:r>
-          </w:p>
-        </w:tc>
-        <w:tc>
-          <w:tcPr>
-            <w:tcW w:type="dxa" w:w="903"/>
-          </w:tcPr>
-          <w:p>
-            <w:r>
-              <w:rPr>
-                <w:rFonts w:ascii="Times New Roman" w:hAnsi="Times New Roman"/>
-                <w:b/>
-                <w:sz w:val="20"/>
-              </w:rPr>
-              <w:t>Median</w:t>
-            </w:r>
-          </w:p>
-        </w:tc>
-        <w:tc>
-          <w:tcPr>
-            <w:tcW w:type="dxa" w:w="903"/>
-          </w:tcPr>
-          <w:p>
-            <w:r>
-              <w:rPr>
-                <w:rFonts w:ascii="Times New Roman" w:hAnsi="Times New Roman"/>
-                <w:b/>
-                <w:sz w:val="20"/>
-              </w:rPr>
-              <w:t>Q1</w:t>
-            </w:r>
-          </w:p>
-        </w:tc>
-        <w:tc>
-          <w:tcPr>
-            <w:tcW w:type="dxa" w:w="903"/>
-          </w:tcPr>
-          <w:p>
-            <w:r>
-              <w:rPr>
-                <w:rFonts w:ascii="Times New Roman" w:hAnsi="Times New Roman"/>
-                <w:b/>
-                <w:sz w:val="20"/>
-              </w:rPr>
-              <w:t>Q3</w:t>
-            </w:r>
-          </w:p>
-        </w:tc>
-        <w:tc>
-          <w:tcPr>
-            <w:tcW w:type="dxa" w:w="903"/>
-          </w:tcPr>
-          <w:p>
-            <w:r>
-              <w:rPr>
-                <w:rFonts w:ascii="Times New Roman" w:hAnsi="Times New Roman"/>
-                <w:b/>
-                <w:sz w:val="20"/>
-              </w:rPr>
-              <w:t>Min</w:t>
-            </w:r>
-          </w:p>
-        </w:tc>
-        <w:tc>
-          <w:tcPr>
-            <w:tcW w:type="dxa" w:w="903"/>
-          </w:tcPr>
-          <w:p>
-            <w:r>
-              <w:rPr>
-                <w:rFonts w:ascii="Times New Roman" w:hAnsi="Times New Roman"/>
-                <w:b/>
-                <w:sz w:val="20"/>
-              </w:rPr>
-              <w:t>Max</w:t>
-            </w:r>
-          </w:p>
-        </w:tc>
-        <w:tc>
-          <w:tcPr>
-            <w:tcW w:type="dxa" w:w="903"/>
-          </w:tcPr>
-          <w:p>
-            <w:r>
-              <w:rPr>
-                <w:rFonts w:ascii="Times New Roman" w:hAnsi="Times New Roman"/>
-                <w:b/>
-                <w:sz w:val="20"/>
-              </w:rPr>
-              <w:t>IQR</w:t>
-            </w:r>
-          </w:p>
-        </w:tc>
-      </w:tr>
-      <w:tr>
-        <w:tc>
-          <w:tcPr>
-            <w:tcW w:type="dxa" w:w="903"/>
-          </w:tcPr>
-          <w:p>
-            <w:r>
-              <w:rPr>
-                <w:rFonts w:ascii="Times New Roman" w:hAnsi="Times New Roman"/>
-                <w:sz w:val="20"/>
-              </w:rPr>
-              <w:t>Website</w:t>
-            </w:r>
-          </w:p>
-        </w:tc>
-        <w:tc>
-          <w:tcPr>
-            <w:tcW w:type="dxa" w:w="903"/>
-          </w:tcPr>
-          <w:p>
-            <w:r>
-              <w:rPr>
-                <w:rFonts w:ascii="Times New Roman" w:hAnsi="Times New Roman"/>
-                <w:sz w:val="20"/>
-              </w:rPr>
-              <w:t>50</w:t>
-            </w:r>
-          </w:p>
-        </w:tc>
-        <w:tc>
-          <w:tcPr>
-            <w:tcW w:type="dxa" w:w="903"/>
-          </w:tcPr>
-          <w:p>
-            <w:r>
-              <w:rPr>
-                <w:rFonts w:ascii="Times New Roman" w:hAnsi="Times New Roman"/>
-                <w:sz w:val="20"/>
-              </w:rPr>
-              <w:t>47.02</w:t>
-            </w:r>
-          </w:p>
-        </w:tc>
-        <w:tc>
-          <w:tcPr>
-            <w:tcW w:type="dxa" w:w="903"/>
-          </w:tcPr>
-          <w:p>
-            <w:r>
-              <w:rPr>
-                <w:rFonts w:ascii="Times New Roman" w:hAnsi="Times New Roman"/>
-                <w:sz w:val="20"/>
-              </w:rPr>
-              <w:t>7.90</w:t>
-            </w:r>
-          </w:p>
-        </w:tc>
-        <w:tc>
-          <w:tcPr>
-            <w:tcW w:type="dxa" w:w="903"/>
-          </w:tcPr>
-          <w:p>
-            <w:r>
-              <w:rPr>
-                <w:rFonts w:ascii="Times New Roman" w:hAnsi="Times New Roman"/>
-                <w:sz w:val="20"/>
-              </w:rPr>
-              <w:t>48.5</w:t>
-            </w:r>
-          </w:p>
-        </w:tc>
-        <w:tc>
-          <w:tcPr>
-            <w:tcW w:type="dxa" w:w="903"/>
-          </w:tcPr>
-          <w:p>
-            <w:r>
-              <w:rPr>
-                <w:rFonts w:ascii="Times New Roman" w:hAnsi="Times New Roman"/>
-                <w:sz w:val="20"/>
-              </w:rPr>
-              <w:t>43.00</w:t>
-            </w:r>
-          </w:p>
-        </w:tc>
-        <w:tc>
-          <w:tcPr>
-            <w:tcW w:type="dxa" w:w="903"/>
-          </w:tcPr>
-          <w:p>
-            <w:r>
-              <w:rPr>
-                <w:rFonts w:ascii="Times New Roman" w:hAnsi="Times New Roman"/>
-                <w:sz w:val="20"/>
-              </w:rPr>
-              <w:t>52.75</w:t>
-            </w:r>
-          </w:p>
-        </w:tc>
-        <w:tc>
-          <w:tcPr>
-            <w:tcW w:type="dxa" w:w="903"/>
-          </w:tcPr>
-          <w:p>
-            <w:r>
-              <w:rPr>
-                <w:rFonts w:ascii="Times New Roman" w:hAnsi="Times New Roman"/>
-                <w:sz w:val="20"/>
-              </w:rPr>
-              <w:t>28</w:t>
-            </w:r>
-          </w:p>
-        </w:tc>
-        <w:tc>
-          <w:tcPr>
-            <w:tcW w:type="dxa" w:w="903"/>
-          </w:tcPr>
-          <w:p>
-            <w:r>
-              <w:rPr>
-                <w:rFonts w:ascii="Times New Roman" w:hAnsi="Times New Roman"/>
-                <w:sz w:val="20"/>
-              </w:rPr>
-              <w:t>64</w:t>
-            </w:r>
-          </w:p>
-        </w:tc>
-        <w:tc>
-          <w:tcPr>
-            <w:tcW w:type="dxa" w:w="903"/>
-          </w:tcPr>
-          <w:p>
-            <w:r>
-              <w:rPr>
-                <w:rFonts w:ascii="Times New Roman" w:hAnsi="Times New Roman"/>
-                <w:sz w:val="20"/>
-              </w:rPr>
-              <w:t>9.75</w:t>
-            </w:r>
-          </w:p>
-        </w:tc>
-      </w:tr>
-      <w:tr>
-        <w:tc>
-          <w:tcPr>
-            <w:tcW w:type="dxa" w:w="903"/>
-          </w:tcPr>
-          <w:p>
-            <w:r>
-              <w:rPr>
-                <w:rFonts w:ascii="Times New Roman" w:hAnsi="Times New Roman"/>
-                <w:sz w:val="20"/>
-              </w:rPr>
-              <w:t>YouTube</w:t>
-            </w:r>
-          </w:p>
-        </w:tc>
-        <w:tc>
-          <w:tcPr>
-            <w:tcW w:type="dxa" w:w="903"/>
-          </w:tcPr>
-          <w:p>
-            <w:r>
-              <w:rPr>
-                <w:rFonts w:ascii="Times New Roman" w:hAnsi="Times New Roman"/>
-                <w:sz w:val="20"/>
-              </w:rPr>
-              <w:t>50</w:t>
-            </w:r>
-          </w:p>
-        </w:tc>
-        <w:tc>
-          <w:tcPr>
-            <w:tcW w:type="dxa" w:w="903"/>
-          </w:tcPr>
-          <w:p>
-            <w:r>
-              <w:rPr>
-                <w:rFonts w:ascii="Times New Roman" w:hAnsi="Times New Roman"/>
-                <w:sz w:val="20"/>
-              </w:rPr>
-              <w:t>42.88</w:t>
-            </w:r>
-          </w:p>
-        </w:tc>
-        <w:tc>
-          <w:tcPr>
-            <w:tcW w:type="dxa" w:w="903"/>
-          </w:tcPr>
-          <w:p>
-            <w:r>
-              <w:rPr>
-                <w:rFonts w:ascii="Times New Roman" w:hAnsi="Times New Roman"/>
-                <w:sz w:val="20"/>
-              </w:rPr>
-              <w:t>7.10</w:t>
-            </w:r>
-          </w:p>
-        </w:tc>
-        <w:tc>
-          <w:tcPr>
-            <w:tcW w:type="dxa" w:w="903"/>
-          </w:tcPr>
-          <w:p>
-            <w:r>
-              <w:rPr>
-                <w:rFonts w:ascii="Times New Roman" w:hAnsi="Times New Roman"/>
-                <w:sz w:val="20"/>
-              </w:rPr>
-              <w:t>42.0</w:t>
-            </w:r>
-          </w:p>
-        </w:tc>
-        <w:tc>
-          <w:tcPr>
-            <w:tcW w:type="dxa" w:w="903"/>
-          </w:tcPr>
-          <w:p>
-            <w:r>
-              <w:rPr>
-                <w:rFonts w:ascii="Times New Roman" w:hAnsi="Times New Roman"/>
-                <w:sz w:val="20"/>
-              </w:rPr>
-              <w:t>38.00</w:t>
-            </w:r>
-          </w:p>
-        </w:tc>
-        <w:tc>
-          <w:tcPr>
-            <w:tcW w:type="dxa" w:w="903"/>
-          </w:tcPr>
-          <w:p>
-            <w:r>
-              <w:rPr>
-                <w:rFonts w:ascii="Times New Roman" w:hAnsi="Times New Roman"/>
-                <w:sz w:val="20"/>
-              </w:rPr>
-              <w:t>47.00</w:t>
-            </w:r>
-          </w:p>
-        </w:tc>
-        <w:tc>
-          <w:tcPr>
-            <w:tcW w:type="dxa" w:w="903"/>
-          </w:tcPr>
-          <w:p>
-            <w:r>
-              <w:rPr>
-                <w:rFonts w:ascii="Times New Roman" w:hAnsi="Times New Roman"/>
-                <w:sz w:val="20"/>
-              </w:rPr>
-              <w:t>30</w:t>
-            </w:r>
-          </w:p>
-        </w:tc>
-        <w:tc>
-          <w:tcPr>
-            <w:tcW w:type="dxa" w:w="903"/>
-          </w:tcPr>
-          <w:p>
-            <w:r>
-              <w:rPr>
-                <w:rFonts w:ascii="Times New Roman" w:hAnsi="Times New Roman"/>
-                <w:sz w:val="20"/>
-              </w:rPr>
-              <w:t>57</w:t>
-            </w:r>
-          </w:p>
-        </w:tc>
-        <w:tc>
-          <w:tcPr>
-            <w:tcW w:type="dxa" w:w="903"/>
-          </w:tcPr>
-          <w:p>
-            <w:r>
-              <w:rPr>
-                <w:rFonts w:ascii="Times New Roman" w:hAnsi="Times New Roman"/>
-                <w:sz w:val="20"/>
-              </w:rPr>
-              <w:t>9.00</w:t>
-            </w:r>
-          </w:p>
-        </w:tc>
-      </w:tr>
-      <w:tr>
-        <w:tc>
-          <w:tcPr>
-            <w:tcW w:type="dxa" w:w="903"/>
-          </w:tcPr>
-          <w:p>
-            <w:r>
-              <w:rPr>
-                <w:rFonts w:ascii="Times New Roman" w:hAnsi="Times New Roman"/>
-                <w:sz w:val="20"/>
-              </w:rPr>
-              <w:t>TikTok</w:t>
-            </w:r>
-          </w:p>
-        </w:tc>
-        <w:tc>
-          <w:tcPr>
-            <w:tcW w:type="dxa" w:w="903"/>
-          </w:tcPr>
-          <w:p>
-            <w:r>
-              <w:rPr>
-                <w:rFonts w:ascii="Times New Roman" w:hAnsi="Times New Roman"/>
-                <w:sz w:val="20"/>
-              </w:rPr>
-              <w:t>47</w:t>
-            </w:r>
-          </w:p>
-        </w:tc>
-        <w:tc>
-          <w:tcPr>
-            <w:tcW w:type="dxa" w:w="903"/>
-          </w:tcPr>
-          <w:p>
-            <w:r>
-              <w:rPr>
-                <w:rFonts w:ascii="Times New Roman" w:hAnsi="Times New Roman"/>
-                <w:sz w:val="20"/>
-              </w:rPr>
-              <w:t>35.64</w:t>
-            </w:r>
-          </w:p>
-        </w:tc>
-        <w:tc>
-          <w:tcPr>
-            <w:tcW w:type="dxa" w:w="903"/>
-          </w:tcPr>
-          <w:p>
-            <w:r>
-              <w:rPr>
-                <w:rFonts w:ascii="Times New Roman" w:hAnsi="Times New Roman"/>
-                <w:sz w:val="20"/>
-              </w:rPr>
-              <w:t>7.97</w:t>
-            </w:r>
-          </w:p>
-        </w:tc>
-        <w:tc>
-          <w:tcPr>
-            <w:tcW w:type="dxa" w:w="903"/>
-          </w:tcPr>
-          <w:p>
-            <w:r>
-              <w:rPr>
-                <w:rFonts w:ascii="Times New Roman" w:hAnsi="Times New Roman"/>
-                <w:sz w:val="20"/>
-              </w:rPr>
-              <w:t>35.0</w:t>
-            </w:r>
-          </w:p>
-        </w:tc>
-        <w:tc>
-          <w:tcPr>
-            <w:tcW w:type="dxa" w:w="903"/>
-          </w:tcPr>
-          <w:p>
-            <w:r>
-              <w:rPr>
-                <w:rFonts w:ascii="Times New Roman" w:hAnsi="Times New Roman"/>
-                <w:sz w:val="20"/>
-              </w:rPr>
-              <w:t>31.00</w:t>
-            </w:r>
-          </w:p>
-        </w:tc>
-        <w:tc>
-          <w:tcPr>
-            <w:tcW w:type="dxa" w:w="903"/>
-          </w:tcPr>
-          <w:p>
-            <w:r>
-              <w:rPr>
-                <w:rFonts w:ascii="Times New Roman" w:hAnsi="Times New Roman"/>
-                <w:sz w:val="20"/>
-              </w:rPr>
-              <w:t>39.00</w:t>
-            </w:r>
-          </w:p>
-        </w:tc>
-        <w:tc>
-          <w:tcPr>
-            <w:tcW w:type="dxa" w:w="903"/>
-          </w:tcPr>
-          <w:p>
-            <w:r>
-              <w:rPr>
-                <w:rFonts w:ascii="Times New Roman" w:hAnsi="Times New Roman"/>
-                <w:sz w:val="20"/>
-              </w:rPr>
-              <w:t>20</w:t>
-            </w:r>
-          </w:p>
-        </w:tc>
-        <w:tc>
-          <w:tcPr>
-            <w:tcW w:type="dxa" w:w="903"/>
-          </w:tcPr>
-          <w:p>
-            <w:r>
-              <w:rPr>
-                <w:rFonts w:ascii="Times New Roman" w:hAnsi="Times New Roman"/>
-                <w:sz w:val="20"/>
-              </w:rPr>
-              <w:t>57</w:t>
-            </w:r>
-          </w:p>
-        </w:tc>
-        <w:tc>
-          <w:tcPr>
-            <w:tcW w:type="dxa" w:w="903"/>
-          </w:tcPr>
-          <w:p>
-            <w:r>
-              <w:rPr>
-                <w:rFonts w:ascii="Times New Roman" w:hAnsi="Times New Roman"/>
-                <w:sz w:val="20"/>
-              </w:rPr>
-              <w:t>8.00</w:t>
-            </w:r>
-          </w:p>
-        </w:tc>
-      </w:tr>
-      <w:tr>
-        <w:tc>
-          <w:tcPr>
-            <w:tcW w:type="dxa" w:w="903"/>
-          </w:tcPr>
-          <w:p>
-            <w:r>
-              <w:rPr>
-                <w:rFonts w:ascii="Times New Roman" w:hAnsi="Times New Roman"/>
-                <w:sz w:val="20"/>
-              </w:rPr>
-              <w:t>Instagram</w:t>
-            </w:r>
-          </w:p>
-        </w:tc>
-        <w:tc>
-          <w:tcPr>
-            <w:tcW w:type="dxa" w:w="903"/>
-          </w:tcPr>
-          <w:p>
-            <w:r>
-              <w:rPr>
-                <w:rFonts w:ascii="Times New Roman" w:hAnsi="Times New Roman"/>
-                <w:sz w:val="20"/>
-              </w:rPr>
-              <w:t>50</w:t>
-            </w:r>
-          </w:p>
-        </w:tc>
-        <w:tc>
-          <w:tcPr>
-            <w:tcW w:type="dxa" w:w="903"/>
-          </w:tcPr>
-          <w:p>
-            <w:r>
-              <w:rPr>
-                <w:rFonts w:ascii="Times New Roman" w:hAnsi="Times New Roman"/>
-                <w:sz w:val="20"/>
-              </w:rPr>
-              <w:t>28.98</w:t>
-            </w:r>
-          </w:p>
-        </w:tc>
-        <w:tc>
-          <w:tcPr>
-            <w:tcW w:type="dxa" w:w="903"/>
-          </w:tcPr>
-          <w:p>
-            <w:r>
-              <w:rPr>
-                <w:rFonts w:ascii="Times New Roman" w:hAnsi="Times New Roman"/>
-                <w:sz w:val="20"/>
-              </w:rPr>
-              <w:t>6.82</w:t>
-            </w:r>
-          </w:p>
-        </w:tc>
-        <w:tc>
-          <w:tcPr>
-            <w:tcW w:type="dxa" w:w="903"/>
-          </w:tcPr>
-          <w:p>
-            <w:r>
-              <w:rPr>
-                <w:rFonts w:ascii="Times New Roman" w:hAnsi="Times New Roman"/>
-                <w:sz w:val="20"/>
-              </w:rPr>
-              <w:t>27.5</w:t>
-            </w:r>
-          </w:p>
-        </w:tc>
-        <w:tc>
-          <w:tcPr>
-            <w:tcW w:type="dxa" w:w="903"/>
-          </w:tcPr>
-          <w:p>
-            <w:r>
-              <w:rPr>
-                <w:rFonts w:ascii="Times New Roman" w:hAnsi="Times New Roman"/>
-                <w:sz w:val="20"/>
-              </w:rPr>
-              <w:t>25.00</w:t>
-            </w:r>
-          </w:p>
-        </w:tc>
-        <w:tc>
-          <w:tcPr>
-            <w:tcW w:type="dxa" w:w="903"/>
-          </w:tcPr>
-          <w:p>
-            <w:r>
-              <w:rPr>
-                <w:rFonts w:ascii="Times New Roman" w:hAnsi="Times New Roman"/>
-                <w:sz w:val="20"/>
-              </w:rPr>
-              <w:t>34.00</w:t>
-            </w:r>
-          </w:p>
-        </w:tc>
-        <w:tc>
-          <w:tcPr>
-            <w:tcW w:type="dxa" w:w="903"/>
-          </w:tcPr>
-          <w:p>
-            <w:r>
-              <w:rPr>
-                <w:rFonts w:ascii="Times New Roman" w:hAnsi="Times New Roman"/>
-                <w:sz w:val="20"/>
-              </w:rPr>
-              <w:t>17</w:t>
-            </w:r>
-          </w:p>
-        </w:tc>
-        <w:tc>
-          <w:tcPr>
-            <w:tcW w:type="dxa" w:w="903"/>
-          </w:tcPr>
-          <w:p>
-            <w:r>
-              <w:rPr>
-                <w:rFonts w:ascii="Times New Roman" w:hAnsi="Times New Roman"/>
-                <w:sz w:val="20"/>
-              </w:rPr>
-              <w:t>52</w:t>
-            </w:r>
-          </w:p>
-        </w:tc>
-        <w:tc>
-          <w:tcPr>
-            <w:tcW w:type="dxa" w:w="903"/>
-          </w:tcPr>
-          <w:p>
-            <w:r>
-              <w:rPr>
-                <w:rFonts w:ascii="Times New Roman" w:hAnsi="Times New Roman"/>
-                <w:sz w:val="20"/>
-              </w:rPr>
-              <w:t>9.00</w:t>
-            </w:r>
-          </w:p>
-        </w:tc>
-      </w:tr>
-      <w:tr>
-        <w:tc>
-          <w:tcPr>
-            <w:tcW w:type="dxa" w:w="903"/>
-          </w:tcPr>
-          <w:p>
-            <w:r>
-              <w:rPr>
-                <w:rFonts w:ascii="Times New Roman" w:hAnsi="Times New Roman"/>
-                <w:sz w:val="20"/>
-              </w:rPr>
-              <w:t>Overall</w:t>
-            </w:r>
-          </w:p>
-        </w:tc>
-        <w:tc>
-          <w:tcPr>
-            <w:tcW w:type="dxa" w:w="903"/>
-          </w:tcPr>
-          <w:p>
-            <w:r>
-              <w:rPr>
-                <w:rFonts w:ascii="Times New Roman" w:hAnsi="Times New Roman"/>
-                <w:sz w:val="20"/>
-              </w:rPr>
-              <w:t>197</w:t>
-            </w:r>
-          </w:p>
-        </w:tc>
-        <w:tc>
-          <w:tcPr>
-            <w:tcW w:type="dxa" w:w="903"/>
-          </w:tcPr>
-          <w:p>
-            <w:r>
-              <w:rPr>
-                <w:rFonts w:ascii="Times New Roman" w:hAnsi="Times New Roman"/>
-                <w:sz w:val="20"/>
-              </w:rPr>
-              <w:t>38.68</w:t>
-            </w:r>
-          </w:p>
-        </w:tc>
-        <w:tc>
-          <w:tcPr>
-            <w:tcW w:type="dxa" w:w="903"/>
-          </w:tcPr>
-          <w:p>
-            <w:r>
-              <w:rPr>
-                <w:rFonts w:ascii="Times New Roman" w:hAnsi="Times New Roman"/>
-                <w:sz w:val="20"/>
-              </w:rPr>
-              <w:t>10.16</w:t>
-            </w:r>
-          </w:p>
-        </w:tc>
-        <w:tc>
-          <w:tcPr>
-            <w:tcW w:type="dxa" w:w="903"/>
-          </w:tcPr>
-          <w:p>
-            <w:r>
-              <w:rPr>
-                <w:rFonts w:ascii="Times New Roman" w:hAnsi="Times New Roman"/>
-                <w:sz w:val="20"/>
-              </w:rPr>
-              <w:t>38.0</w:t>
-            </w:r>
-          </w:p>
-        </w:tc>
-        <w:tc>
-          <w:tcPr>
-            <w:tcW w:type="dxa" w:w="903"/>
-          </w:tcPr>
-          <w:p>
-            <w:r>
-              <w:rPr>
-                <w:rFonts w:ascii="Times New Roman" w:hAnsi="Times New Roman"/>
-                <w:sz w:val="20"/>
-              </w:rPr>
-              <w:t>—</w:t>
-            </w:r>
-          </w:p>
-        </w:tc>
-        <w:tc>
-          <w:tcPr>
-            <w:tcW w:type="dxa" w:w="903"/>
-          </w:tcPr>
-          <w:p>
-            <w:r>
-              <w:rPr>
-                <w:rFonts w:ascii="Times New Roman" w:hAnsi="Times New Roman"/>
-                <w:sz w:val="20"/>
-              </w:rPr>
-              <w:t>—</w:t>
-            </w:r>
-          </w:p>
-        </w:tc>
-        <w:tc>
-          <w:tcPr>
-            <w:tcW w:type="dxa" w:w="903"/>
-          </w:tcPr>
-          <w:p>
-            <w:r>
-              <w:rPr>
-                <w:rFonts w:ascii="Times New Roman" w:hAnsi="Times New Roman"/>
-                <w:sz w:val="20"/>
-              </w:rPr>
-              <w:t>17</w:t>
-            </w:r>
-          </w:p>
-        </w:tc>
-        <w:tc>
-          <w:tcPr>
-            <w:tcW w:type="dxa" w:w="903"/>
-          </w:tcPr>
-          <w:p>
-            <w:r>
-              <w:rPr>
-                <w:rFonts w:ascii="Times New Roman" w:hAnsi="Times New Roman"/>
-                <w:sz w:val="20"/>
-              </w:rPr>
-              <w:t>64</w:t>
-            </w:r>
-          </w:p>
-        </w:tc>
-        <w:tc>
-          <w:tcPr>
-            <w:tcW w:type="dxa" w:w="903"/>
-          </w:tcPr>
-          <w:p>
-            <w:r>
-              <w:rPr>
-                <w:rFonts w:ascii="Times New Roman" w:hAnsi="Times New Roman"/>
-                <w:sz w:val="20"/>
-              </w:rPr>
-              <w:t>—</w:t>
-            </w:r>
-          </w:p>
-        </w:tc>
-      </w:tr>
-    </w:tbl>
-    <w:p>
-      <w:pPr>
-        <w:spacing w:line="360" w:lineRule="auto"/>
-        <w:jc w:val="both"/>
-      </w:pPr>
-      <w:r>
-        <w:rPr>
-          <w:rFonts w:ascii="Times New Roman" w:hAnsi="Times New Roman"/>
-          <w:b w:val="0"/>
-          <w:i w:val="0"/>
-          <w:sz w:val="24"/>
-        </w:rPr>
-      </w:r>
-    </w:p>
-    <w:p>
-      <w:pPr>
-        <w:spacing w:line="360" w:lineRule="auto"/>
-        <w:jc w:val="left"/>
-      </w:pPr>
-      <w:r>
-        <w:rPr>
-          <w:rFonts w:ascii="Times New Roman" w:hAnsi="Times New Roman"/>
-          <w:b/>
-          <w:i w:val="0"/>
-          <w:sz w:val="24"/>
-        </w:rPr>
-        <w:t>Table C3. DISCERN Quality Category Distribution by Platform (n and %)</w:t>
-      </w:r>
-    </w:p>
-    <w:tbl>
-      <w:tblPr>
-        <w:tblStyle w:val="TableGrid"/>
-        <w:tblW w:type="auto" w:w="0"/>
-        <w:tblLook w:firstColumn="1" w:firstRow="1" w:lastColumn="0" w:lastRow="0" w:noHBand="0" w:noVBand="1" w:val="04A0"/>
-      </w:tblPr>
-      <w:tblGrid>
-        <w:gridCol w:w="1504"/>
-        <w:gridCol w:w="1504"/>
-        <w:gridCol w:w="1504"/>
-        <w:gridCol w:w="1504"/>
-        <w:gridCol w:w="1504"/>
-        <w:gridCol w:w="1504"/>
-      </w:tblGrid>
-      <w:tr>
-        <w:tc>
-          <w:tcPr>
-            <w:tcW w:type="dxa" w:w="1504"/>
-          </w:tcPr>
-          <w:p>
-            <w:r>
-              <w:rPr>
-                <w:rFonts w:ascii="Times New Roman" w:hAnsi="Times New Roman"/>
-                <w:b/>
-                <w:sz w:val="20"/>
-              </w:rPr>
-              <w:t>Platform</w:t>
-            </w:r>
-          </w:p>
-        </w:tc>
-        <w:tc>
-          <w:tcPr>
-            <w:tcW w:type="dxa" w:w="1504"/>
-          </w:tcPr>
-          <w:p>
-            <w:r>
-              <w:rPr>
-                <w:rFonts w:ascii="Times New Roman" w:hAnsi="Times New Roman"/>
-                <w:b/>
-                <w:sz w:val="20"/>
-              </w:rPr>
-              <w:t>Very Poor n (%)</w:t>
-            </w:r>
-          </w:p>
-        </w:tc>
-        <w:tc>
-          <w:tcPr>
-            <w:tcW w:type="dxa" w:w="1504"/>
-          </w:tcPr>
-          <w:p>
-            <w:r>
-              <w:rPr>
-                <w:rFonts w:ascii="Times New Roman" w:hAnsi="Times New Roman"/>
-                <w:b/>
-                <w:sz w:val="20"/>
-              </w:rPr>
-              <w:t>Poor n (%)</w:t>
-            </w:r>
-          </w:p>
-        </w:tc>
-        <w:tc>
-          <w:tcPr>
-            <w:tcW w:type="dxa" w:w="1504"/>
-          </w:tcPr>
-          <w:p>
-            <w:r>
-              <w:rPr>
-                <w:rFonts w:ascii="Times New Roman" w:hAnsi="Times New Roman"/>
-                <w:b/>
-                <w:sz w:val="20"/>
-              </w:rPr>
-              <w:t>Fair n (%)</w:t>
-            </w:r>
-          </w:p>
-        </w:tc>
-        <w:tc>
-          <w:tcPr>
-            <w:tcW w:type="dxa" w:w="1504"/>
-          </w:tcPr>
-          <w:p>
-            <w:r>
-              <w:rPr>
-                <w:rFonts w:ascii="Times New Roman" w:hAnsi="Times New Roman"/>
-                <w:b/>
-                <w:sz w:val="20"/>
-              </w:rPr>
-              <w:t>Good n (%)</w:t>
-            </w:r>
-          </w:p>
-        </w:tc>
-        <w:tc>
-          <w:tcPr>
-            <w:tcW w:type="dxa" w:w="1504"/>
-          </w:tcPr>
-          <w:p>
-            <w:r>
-              <w:rPr>
-                <w:rFonts w:ascii="Times New Roman" w:hAnsi="Times New Roman"/>
-                <w:b/>
-                <w:sz w:val="20"/>
-              </w:rPr>
-              <w:t>Excellent n (%)</w:t>
-            </w:r>
-          </w:p>
-        </w:tc>
-      </w:tr>
-      <w:tr>
-        <w:tc>
-          <w:tcPr>
-            <w:tcW w:type="dxa" w:w="1504"/>
-          </w:tcPr>
-          <w:p>
-            <w:r>
-              <w:rPr>
-                <w:rFonts w:ascii="Times New Roman" w:hAnsi="Times New Roman"/>
-                <w:sz w:val="20"/>
-              </w:rPr>
-              <w:t>Website</w:t>
-            </w:r>
-          </w:p>
-        </w:tc>
-        <w:tc>
-          <w:tcPr>
-            <w:tcW w:type="dxa" w:w="1504"/>
-          </w:tcPr>
-          <w:p>
-            <w:r>
-              <w:rPr>
-                <w:rFonts w:ascii="Times New Roman" w:hAnsi="Times New Roman"/>
+                <w:rFonts w:ascii="Times New Roman" w:hAnsi="Times New Roman" w:cs="Times New Roman"/>
+                <w:b w:val="0"/>
+                <w:i w:val="0"/>
+                <w:color w:val="000000"/>
                 <w:sz w:val="20"/>
               </w:rPr>
               <w:t>0 (0%)</w:t>
@@ -1671,9 +1439,16 @@
             <w:tcW w:type="dxa" w:w="1504"/>
           </w:tcPr>
           <w:p>
+            <w:pPr>
+              <w:spacing w:line="240" w:lineRule="auto" w:after="40" w:before="0"/>
+              <w:jc w:val="center"/>
+            </w:pPr>
             <w:r>
               <w:rPr>
-                <w:rFonts w:ascii="Times New Roman" w:hAnsi="Times New Roman"/>
+                <w:rFonts w:ascii="Times New Roman" w:hAnsi="Times New Roman" w:cs="Times New Roman"/>
+                <w:b w:val="0"/>
+                <w:i w:val="0"/>
+                <w:color w:val="000000"/>
                 <w:sz w:val="20"/>
               </w:rPr>
               <w:t>9 (18%)</w:t>
@@ -1685,9 +1460,16 @@
             <w:tcW w:type="dxa" w:w="1504"/>
           </w:tcPr>
           <w:p>
+            <w:pPr>
+              <w:spacing w:line="240" w:lineRule="auto" w:after="40" w:before="0"/>
+              <w:jc w:val="center"/>
+            </w:pPr>
             <w:r>
               <w:rPr>
-                <w:rFonts w:ascii="Times New Roman" w:hAnsi="Times New Roman"/>
+                <w:rFonts w:ascii="Times New Roman" w:hAnsi="Times New Roman" w:cs="Times New Roman"/>
+                <w:b w:val="0"/>
+                <w:i w:val="0"/>
+                <w:color w:val="000000"/>
                 <w:sz w:val="20"/>
               </w:rPr>
               <w:t>22 (44%)</w:t>
@@ -1699,9 +1481,16 @@
             <w:tcW w:type="dxa" w:w="1504"/>
           </w:tcPr>
           <w:p>
+            <w:pPr>
+              <w:spacing w:line="240" w:lineRule="auto" w:after="40" w:before="0"/>
+              <w:jc w:val="center"/>
+            </w:pPr>
             <w:r>
               <w:rPr>
-                <w:rFonts w:ascii="Times New Roman" w:hAnsi="Times New Roman"/>
+                <w:rFonts w:ascii="Times New Roman" w:hAnsi="Times New Roman" w:cs="Times New Roman"/>
+                <w:b w:val="0"/>
+                <w:i w:val="0"/>
+                <w:color w:val="000000"/>
                 <w:sz w:val="20"/>
               </w:rPr>
               <w:t>18 (36%)</w:t>
@@ -1713,9 +1502,16 @@
             <w:tcW w:type="dxa" w:w="1504"/>
           </w:tcPr>
           <w:p>
+            <w:pPr>
+              <w:spacing w:line="240" w:lineRule="auto" w:after="40" w:before="0"/>
+              <w:jc w:val="center"/>
+            </w:pPr>
             <w:r>
               <w:rPr>
-                <w:rFonts w:ascii="Times New Roman" w:hAnsi="Times New Roman"/>
+                <w:rFonts w:ascii="Times New Roman" w:hAnsi="Times New Roman" w:cs="Times New Roman"/>
+                <w:b w:val="0"/>
+                <w:i w:val="0"/>
+                <w:color w:val="000000"/>
                 <w:sz w:val="20"/>
               </w:rPr>
               <w:t>1 (2%)</w:t>
@@ -1729,9 +1525,16 @@
             <w:tcW w:type="dxa" w:w="1504"/>
           </w:tcPr>
           <w:p>
+            <w:pPr>
+              <w:spacing w:line="240" w:lineRule="auto" w:after="40" w:before="0"/>
+              <w:jc w:val="center"/>
+            </w:pPr>
             <w:r>
               <w:rPr>
-                <w:rFonts w:ascii="Times New Roman" w:hAnsi="Times New Roman"/>
+                <w:rFonts w:ascii="Times New Roman" w:hAnsi="Times New Roman" w:cs="Times New Roman"/>
+                <w:b w:val="0"/>
+                <w:i w:val="0"/>
+                <w:color w:val="000000"/>
                 <w:sz w:val="20"/>
               </w:rPr>
               <w:t>YouTube</w:t>
@@ -1743,9 +1546,16 @@
             <w:tcW w:type="dxa" w:w="1504"/>
           </w:tcPr>
           <w:p>
+            <w:pPr>
+              <w:spacing w:line="240" w:lineRule="auto" w:after="40" w:before="0"/>
+              <w:jc w:val="center"/>
+            </w:pPr>
             <w:r>
               <w:rPr>
-                <w:rFonts w:ascii="Times New Roman" w:hAnsi="Times New Roman"/>
+                <w:rFonts w:ascii="Times New Roman" w:hAnsi="Times New Roman" w:cs="Times New Roman"/>
+                <w:b w:val="0"/>
+                <w:i w:val="0"/>
+                <w:color w:val="000000"/>
                 <w:sz w:val="20"/>
               </w:rPr>
               <w:t>0 (0%)</w:t>
@@ -1757,9 +1567,16 @@
             <w:tcW w:type="dxa" w:w="1504"/>
           </w:tcPr>
           <w:p>
+            <w:pPr>
+              <w:spacing w:line="240" w:lineRule="auto" w:after="40" w:before="0"/>
+              <w:jc w:val="center"/>
+            </w:pPr>
             <w:r>
               <w:rPr>
-                <w:rFonts w:ascii="Times New Roman" w:hAnsi="Times New Roman"/>
+                <w:rFonts w:ascii="Times New Roman" w:hAnsi="Times New Roman" w:cs="Times New Roman"/>
+                <w:b w:val="0"/>
+                <w:i w:val="0"/>
+                <w:color w:val="000000"/>
                 <w:sz w:val="20"/>
               </w:rPr>
               <w:t>16 (32%)</w:t>
@@ -1771,9 +1588,16 @@
             <w:tcW w:type="dxa" w:w="1504"/>
           </w:tcPr>
           <w:p>
+            <w:pPr>
+              <w:spacing w:line="240" w:lineRule="auto" w:after="40" w:before="0"/>
+              <w:jc w:val="center"/>
+            </w:pPr>
             <w:r>
               <w:rPr>
-                <w:rFonts w:ascii="Times New Roman" w:hAnsi="Times New Roman"/>
+                <w:rFonts w:ascii="Times New Roman" w:hAnsi="Times New Roman" w:cs="Times New Roman"/>
+                <w:b w:val="0"/>
+                <w:i w:val="0"/>
+                <w:color w:val="000000"/>
                 <w:sz w:val="20"/>
               </w:rPr>
               <w:t>24 (48%)</w:t>
@@ -1785,9 +1609,16 @@
             <w:tcW w:type="dxa" w:w="1504"/>
           </w:tcPr>
           <w:p>
+            <w:pPr>
+              <w:spacing w:line="240" w:lineRule="auto" w:after="40" w:before="0"/>
+              <w:jc w:val="center"/>
+            </w:pPr>
             <w:r>
               <w:rPr>
-                <w:rFonts w:ascii="Times New Roman" w:hAnsi="Times New Roman"/>
+                <w:rFonts w:ascii="Times New Roman" w:hAnsi="Times New Roman" w:cs="Times New Roman"/>
+                <w:b w:val="0"/>
+                <w:i w:val="0"/>
+                <w:color w:val="000000"/>
                 <w:sz w:val="20"/>
               </w:rPr>
               <w:t>10 (20%)</w:t>
@@ -1799,9 +1630,16 @@
             <w:tcW w:type="dxa" w:w="1504"/>
           </w:tcPr>
           <w:p>
+            <w:pPr>
+              <w:spacing w:line="240" w:lineRule="auto" w:after="40" w:before="0"/>
+              <w:jc w:val="center"/>
+            </w:pPr>
             <w:r>
               <w:rPr>
-                <w:rFonts w:ascii="Times New Roman" w:hAnsi="Times New Roman"/>
+                <w:rFonts w:ascii="Times New Roman" w:hAnsi="Times New Roman" w:cs="Times New Roman"/>
+                <w:b w:val="0"/>
+                <w:i w:val="0"/>
+                <w:color w:val="000000"/>
                 <w:sz w:val="20"/>
               </w:rPr>
               <w:t>0 (0%)</w:t>
@@ -1815,9 +1653,16 @@
             <w:tcW w:type="dxa" w:w="1504"/>
           </w:tcPr>
           <w:p>
+            <w:pPr>
+              <w:spacing w:line="240" w:lineRule="auto" w:after="40" w:before="0"/>
+              <w:jc w:val="center"/>
+            </w:pPr>
             <w:r>
               <w:rPr>
-                <w:rFonts w:ascii="Times New Roman" w:hAnsi="Times New Roman"/>
+                <w:rFonts w:ascii="Times New Roman" w:hAnsi="Times New Roman" w:cs="Times New Roman"/>
+                <w:b w:val="0"/>
+                <w:i w:val="0"/>
+                <w:color w:val="000000"/>
                 <w:sz w:val="20"/>
               </w:rPr>
               <w:t>TikTok</w:t>
@@ -1829,9 +1674,16 @@
             <w:tcW w:type="dxa" w:w="1504"/>
           </w:tcPr>
           <w:p>
+            <w:pPr>
+              <w:spacing w:line="240" w:lineRule="auto" w:after="40" w:before="0"/>
+              <w:jc w:val="center"/>
+            </w:pPr>
             <w:r>
               <w:rPr>
-                <w:rFonts w:ascii="Times New Roman" w:hAnsi="Times New Roman"/>
+                <w:rFonts w:ascii="Times New Roman" w:hAnsi="Times New Roman" w:cs="Times New Roman"/>
+                <w:b w:val="0"/>
+                <w:i w:val="0"/>
+                <w:color w:val="000000"/>
                 <w:sz w:val="20"/>
               </w:rPr>
               <w:t>6 (12.8%)</w:t>
@@ -1843,9 +1695,16 @@
             <w:tcW w:type="dxa" w:w="1504"/>
           </w:tcPr>
           <w:p>
+            <w:pPr>
+              <w:spacing w:line="240" w:lineRule="auto" w:after="40" w:before="0"/>
+              <w:jc w:val="center"/>
+            </w:pPr>
             <w:r>
               <w:rPr>
-                <w:rFonts w:ascii="Times New Roman" w:hAnsi="Times New Roman"/>
+                <w:rFonts w:ascii="Times New Roman" w:hAnsi="Times New Roman" w:cs="Times New Roman"/>
+                <w:b w:val="0"/>
+                <w:i w:val="0"/>
+                <w:color w:val="000000"/>
                 <w:sz w:val="20"/>
               </w:rPr>
               <w:t>26 (55.3%)</w:t>
@@ -1857,9 +1716,16 @@
             <w:tcW w:type="dxa" w:w="1504"/>
           </w:tcPr>
           <w:p>
+            <w:pPr>
+              <w:spacing w:line="240" w:lineRule="auto" w:after="40" w:before="0"/>
+              <w:jc w:val="center"/>
+            </w:pPr>
             <w:r>
               <w:rPr>
-                <w:rFonts w:ascii="Times New Roman" w:hAnsi="Times New Roman"/>
+                <w:rFonts w:ascii="Times New Roman" w:hAnsi="Times New Roman" w:cs="Times New Roman"/>
+                <w:b w:val="0"/>
+                <w:i w:val="0"/>
+                <w:color w:val="000000"/>
                 <w:sz w:val="20"/>
               </w:rPr>
               <w:t>13 (27.7%)</w:t>
@@ -1871,9 +1737,16 @@
             <w:tcW w:type="dxa" w:w="1504"/>
           </w:tcPr>
           <w:p>
+            <w:pPr>
+              <w:spacing w:line="240" w:lineRule="auto" w:after="40" w:before="0"/>
+              <w:jc w:val="center"/>
+            </w:pPr>
             <w:r>
               <w:rPr>
-                <w:rFonts w:ascii="Times New Roman" w:hAnsi="Times New Roman"/>
+                <w:rFonts w:ascii="Times New Roman" w:hAnsi="Times New Roman" w:cs="Times New Roman"/>
+                <w:b w:val="0"/>
+                <w:i w:val="0"/>
+                <w:color w:val="000000"/>
                 <w:sz w:val="20"/>
               </w:rPr>
               <w:t>2 (4.3%)</w:t>
@@ -1885,9 +1758,16 @@
             <w:tcW w:type="dxa" w:w="1504"/>
           </w:tcPr>
           <w:p>
+            <w:pPr>
+              <w:spacing w:line="240" w:lineRule="auto" w:after="40" w:before="0"/>
+              <w:jc w:val="center"/>
+            </w:pPr>
             <w:r>
               <w:rPr>
-                <w:rFonts w:ascii="Times New Roman" w:hAnsi="Times New Roman"/>
+                <w:rFonts w:ascii="Times New Roman" w:hAnsi="Times New Roman" w:cs="Times New Roman"/>
+                <w:b w:val="0"/>
+                <w:i w:val="0"/>
+                <w:color w:val="000000"/>
                 <w:sz w:val="20"/>
               </w:rPr>
               <w:t>0 (0%)</w:t>
@@ -1901,9 +1781,16 @@
             <w:tcW w:type="dxa" w:w="1504"/>
           </w:tcPr>
           <w:p>
+            <w:pPr>
+              <w:spacing w:line="240" w:lineRule="auto" w:after="40" w:before="0"/>
+              <w:jc w:val="center"/>
+            </w:pPr>
             <w:r>
               <w:rPr>
-                <w:rFonts w:ascii="Times New Roman" w:hAnsi="Times New Roman"/>
+                <w:rFonts w:ascii="Times New Roman" w:hAnsi="Times New Roman" w:cs="Times New Roman"/>
+                <w:b w:val="0"/>
+                <w:i w:val="0"/>
+                <w:color w:val="000000"/>
                 <w:sz w:val="20"/>
               </w:rPr>
               <w:t>Instagram</w:t>
@@ -1915,9 +1802,16 @@
             <w:tcW w:type="dxa" w:w="1504"/>
           </w:tcPr>
           <w:p>
+            <w:pPr>
+              <w:spacing w:line="240" w:lineRule="auto" w:after="40" w:before="0"/>
+              <w:jc w:val="center"/>
+            </w:pPr>
             <w:r>
               <w:rPr>
-                <w:rFonts w:ascii="Times New Roman" w:hAnsi="Times New Roman"/>
+                <w:rFonts w:ascii="Times New Roman" w:hAnsi="Times New Roman" w:cs="Times New Roman"/>
+                <w:b w:val="0"/>
+                <w:i w:val="0"/>
+                <w:color w:val="000000"/>
                 <w:sz w:val="20"/>
               </w:rPr>
               <w:t>21 (42%)</w:t>
@@ -1929,9 +1823,16 @@
             <w:tcW w:type="dxa" w:w="1504"/>
           </w:tcPr>
           <w:p>
+            <w:pPr>
+              <w:spacing w:line="240" w:lineRule="auto" w:after="40" w:before="0"/>
+              <w:jc w:val="center"/>
+            </w:pPr>
             <w:r>
               <w:rPr>
-                <w:rFonts w:ascii="Times New Roman" w:hAnsi="Times New Roman"/>
+                <w:rFonts w:ascii="Times New Roman" w:hAnsi="Times New Roman" w:cs="Times New Roman"/>
+                <w:b w:val="0"/>
+                <w:i w:val="0"/>
+                <w:color w:val="000000"/>
                 <w:sz w:val="20"/>
               </w:rPr>
               <w:t>25 (50%)</w:t>
@@ -1943,9 +1844,16 @@
             <w:tcW w:type="dxa" w:w="1504"/>
           </w:tcPr>
           <w:p>
+            <w:pPr>
+              <w:spacing w:line="240" w:lineRule="auto" w:after="40" w:before="0"/>
+              <w:jc w:val="center"/>
+            </w:pPr>
             <w:r>
               <w:rPr>
-                <w:rFonts w:ascii="Times New Roman" w:hAnsi="Times New Roman"/>
+                <w:rFonts w:ascii="Times New Roman" w:hAnsi="Times New Roman" w:cs="Times New Roman"/>
+                <w:b w:val="0"/>
+                <w:i w:val="0"/>
+                <w:color w:val="000000"/>
                 <w:sz w:val="20"/>
               </w:rPr>
               <w:t>3 (6%)</w:t>
@@ -1957,9 +1865,16 @@
             <w:tcW w:type="dxa" w:w="1504"/>
           </w:tcPr>
           <w:p>
+            <w:pPr>
+              <w:spacing w:line="240" w:lineRule="auto" w:after="40" w:before="0"/>
+              <w:jc w:val="center"/>
+            </w:pPr>
             <w:r>
               <w:rPr>
-                <w:rFonts w:ascii="Times New Roman" w:hAnsi="Times New Roman"/>
+                <w:rFonts w:ascii="Times New Roman" w:hAnsi="Times New Roman" w:cs="Times New Roman"/>
+                <w:b w:val="0"/>
+                <w:i w:val="0"/>
+                <w:color w:val="000000"/>
                 <w:sz w:val="20"/>
               </w:rPr>
               <w:t>1 (2%)</w:t>
@@ -1971,9 +1886,16 @@
             <w:tcW w:type="dxa" w:w="1504"/>
           </w:tcPr>
           <w:p>
+            <w:pPr>
+              <w:spacing w:line="240" w:lineRule="auto" w:after="40" w:before="0"/>
+              <w:jc w:val="center"/>
+            </w:pPr>
             <w:r>
               <w:rPr>
-                <w:rFonts w:ascii="Times New Roman" w:hAnsi="Times New Roman"/>
+                <w:rFonts w:ascii="Times New Roman" w:hAnsi="Times New Roman" w:cs="Times New Roman"/>
+                <w:b w:val="0"/>
+                <w:i w:val="0"/>
+                <w:color w:val="000000"/>
                 <w:sz w:val="20"/>
               </w:rPr>
               <w:t>0 (0%)</w:t>
@@ -1984,135 +1906,151 @@
     </w:tbl>
     <w:p>
       <w:pPr>
-        <w:spacing w:line="360" w:lineRule="auto"/>
+        <w:spacing w:line="360" w:lineRule="auto" w:after="120" w:before="0"/>
         <w:jc w:val="both"/>
       </w:pPr>
       <w:r>
         <w:rPr>
-          <w:rFonts w:ascii="Times New Roman" w:hAnsi="Times New Roman"/>
+          <w:rFonts w:ascii="Times New Roman" w:hAnsi="Times New Roman" w:cs="Times New Roman"/>
           <w:b w:val="0"/>
           <w:i w:val="0"/>
+          <w:color w:val="000000"/>
+          <w:sz w:val="24"/>
+        </w:rPr>
+        <w:t>Note. Categories: Very Poor (16–26), Poor (27–38), Fair (39–50), Good (51–62), Excellent (63–80) (Sun et al., 2023).</w:t>
+      </w:r>
+    </w:p>
+    <w:p>
+      <w:pPr>
+        <w:spacing w:line="360" w:lineRule="auto" w:after="120" w:before="0"/>
+        <w:jc w:val="both"/>
+      </w:pPr>
+      <w:r>
+        <w:rPr>
+          <w:rFonts w:ascii="Times New Roman" w:hAnsi="Times New Roman" w:cs="Times New Roman"/>
+          <w:b w:val="0"/>
+          <w:i w:val="0"/>
+          <w:color w:val="000000"/>
           <w:sz w:val="24"/>
         </w:rPr>
       </w:r>
     </w:p>
     <w:p>
       <w:pPr>
-        <w:spacing w:line="360" w:lineRule="auto"/>
-        <w:jc w:val="left"/>
+        <w:pStyle w:val="Heading2"/>
+        <w:spacing w:line="360" w:lineRule="auto" w:after="200" w:before="0"/>
+        <w:jc w:val="both"/>
       </w:pPr>
       <w:r>
         <w:rPr>
-          <w:rFonts w:ascii="Times New Roman" w:hAnsi="Times New Roman"/>
+          <w:rFonts w:ascii="Times New Roman" w:hAnsi="Times New Roman" w:cs="Times New Roman"/>
           <w:b/>
           <w:i w:val="0"/>
-          <w:sz w:val="24"/>
+          <w:color w:val="000000"/>
+          <w:sz w:val="26"/>
         </w:rPr>
-        <w:t>Table C4. JAMA Benchmark Compliance by Platform (% Yes)</w:t>
+        <w:t>Table C3. Pairwise Platform Comparisons (Mann-Whitney U, Bonferroni-Adjusted)</w:t>
       </w:r>
     </w:p>
     <w:tbl>
       <w:tblPr>
         <w:tblStyle w:val="TableGrid"/>
         <w:tblW w:type="auto" w:w="0"/>
+        <w:jc w:val="center"/>
         <w:tblLook w:firstColumn="1" w:firstRow="1" w:lastColumn="0" w:lastRow="0" w:noHBand="0" w:noVBand="1" w:val="04A0"/>
       </w:tblPr>
       <w:tblGrid>
-        <w:gridCol w:w="1504"/>
-        <w:gridCol w:w="1504"/>
-        <w:gridCol w:w="1504"/>
-        <w:gridCol w:w="1504"/>
-        <w:gridCol w:w="1504"/>
-        <w:gridCol w:w="1504"/>
+        <w:gridCol w:w="2256"/>
+        <w:gridCol w:w="2256"/>
+        <w:gridCol w:w="2256"/>
+        <w:gridCol w:w="2256"/>
       </w:tblGrid>
       <w:tr>
         <w:tc>
           <w:tcPr>
-            <w:tcW w:type="dxa" w:w="1504"/>
+            <w:tcW w:type="dxa" w:w="2256"/>
+            <w:shd w:fill="D9E2F3" w:val="clear"/>
           </w:tcPr>
           <w:p>
+            <w:pPr>
+              <w:spacing w:line="240" w:lineRule="auto" w:after="40" w:before="0"/>
+              <w:jc w:val="center"/>
+            </w:pPr>
             <w:r>
               <w:rPr>
-                <w:rFonts w:ascii="Times New Roman" w:hAnsi="Times New Roman"/>
+                <w:rFonts w:ascii="Times New Roman" w:hAnsi="Times New Roman" w:cs="Times New Roman"/>
                 <w:b/>
+                <w:i w:val="0"/>
+                <w:color w:val="000000"/>
                 <w:sz w:val="20"/>
               </w:rPr>
-              <w:t>Platform</w:t>
+              <w:t>Comparison</w:t>
             </w:r>
           </w:p>
         </w:tc>
         <w:tc>
           <w:tcPr>
-            <w:tcW w:type="dxa" w:w="1504"/>
+            <w:tcW w:type="dxa" w:w="2256"/>
+            <w:shd w:fill="D9E2F3" w:val="clear"/>
           </w:tcPr>
           <w:p>
+            <w:pPr>
+              <w:spacing w:line="240" w:lineRule="auto" w:after="40" w:before="0"/>
+              <w:jc w:val="center"/>
+            </w:pPr>
             <w:r>
               <w:rPr>
-                <w:rFonts w:ascii="Times New Roman" w:hAnsi="Times New Roman"/>
+                <w:rFonts w:ascii="Times New Roman" w:hAnsi="Times New Roman" w:cs="Times New Roman"/>
                 <w:b/>
+                <w:i w:val="0"/>
+                <w:color w:val="000000"/>
                 <w:sz w:val="20"/>
               </w:rPr>
-              <w:t>Authorship</w:t>
+              <w:t>U</w:t>
             </w:r>
           </w:p>
         </w:tc>
         <w:tc>
           <w:tcPr>
-            <w:tcW w:type="dxa" w:w="1504"/>
+            <w:tcW w:type="dxa" w:w="2256"/>
+            <w:shd w:fill="D9E2F3" w:val="clear"/>
           </w:tcPr>
           <w:p>
+            <w:pPr>
+              <w:spacing w:line="240" w:lineRule="auto" w:after="40" w:before="0"/>
+              <w:jc w:val="center"/>
+            </w:pPr>
             <w:r>
               <w:rPr>
-                <w:rFonts w:ascii="Times New Roman" w:hAnsi="Times New Roman"/>
+                <w:rFonts w:ascii="Times New Roman" w:hAnsi="Times New Roman" w:cs="Times New Roman"/>
                 <w:b/>
+                <w:i w:val="0"/>
+                <w:color w:val="000000"/>
                 <w:sz w:val="20"/>
               </w:rPr>
-              <w:t>Attribution</w:t>
+              <w:t>p (adjusted)</w:t>
             </w:r>
           </w:p>
         </w:tc>
         <w:tc>
           <w:tcPr>
-            <w:tcW w:type="dxa" w:w="1504"/>
+            <w:tcW w:type="dxa" w:w="2256"/>
+            <w:shd w:fill="D9E2F3" w:val="clear"/>
           </w:tcPr>
           <w:p>
+            <w:pPr>
+              <w:spacing w:line="240" w:lineRule="auto" w:after="40" w:before="0"/>
+              <w:jc w:val="center"/>
+            </w:pPr>
             <w:r>
               <w:rPr>
-                <w:rFonts w:ascii="Times New Roman" w:hAnsi="Times New Roman"/>
+                <w:rFonts w:ascii="Times New Roman" w:hAnsi="Times New Roman" w:cs="Times New Roman"/>
                 <w:b/>
+                <w:i w:val="0"/>
+                <w:color w:val="000000"/>
                 <w:sz w:val="20"/>
               </w:rPr>
-              <w:t>Disclosure</w:t>
-            </w:r>
-          </w:p>
-        </w:tc>
-        <w:tc>
-          <w:tcPr>
-            <w:tcW w:type="dxa" w:w="1504"/>
-          </w:tcPr>
-          <w:p>
-            <w:r>
-              <w:rPr>
-                <w:rFonts w:ascii="Times New Roman" w:hAnsi="Times New Roman"/>
-                <w:b/>
-                <w:sz w:val="20"/>
-              </w:rPr>
-              <w:t>Currency</w:t>
-            </w:r>
-          </w:p>
-        </w:tc>
-        <w:tc>
-          <w:tcPr>
-            <w:tcW w:type="dxa" w:w="1504"/>
-          </w:tcPr>
-          <w:p>
-            <w:r>
-              <w:rPr>
-                <w:rFonts w:ascii="Times New Roman" w:hAnsi="Times New Roman"/>
-                <w:b/>
-                <w:sz w:val="20"/>
-              </w:rPr>
-              <w:t>Mean Total</w:t>
+              <w:t>r</w:t>
             </w:r>
           </w:p>
         </w:tc>
@@ -2120,85 +2058,85 @@
       <w:tr>
         <w:tc>
           <w:tcPr>
-            <w:tcW w:type="dxa" w:w="1504"/>
+            <w:tcW w:type="dxa" w:w="2256"/>
           </w:tcPr>
           <w:p>
+            <w:pPr>
+              <w:spacing w:line="240" w:lineRule="auto" w:after="40" w:before="0"/>
+              <w:jc w:val="center"/>
+            </w:pPr>
             <w:r>
               <w:rPr>
-                <w:rFonts w:ascii="Times New Roman" w:hAnsi="Times New Roman"/>
+                <w:rFonts w:ascii="Times New Roman" w:hAnsi="Times New Roman" w:cs="Times New Roman"/>
+                <w:b w:val="0"/>
+                <w:i w:val="0"/>
+                <w:color w:val="000000"/>
                 <w:sz w:val="20"/>
               </w:rPr>
-              <w:t>Website</w:t>
+              <w:t>Website vs YouTube</w:t>
             </w:r>
           </w:p>
         </w:tc>
         <w:tc>
           <w:tcPr>
-            <w:tcW w:type="dxa" w:w="1504"/>
+            <w:tcW w:type="dxa" w:w="2256"/>
           </w:tcPr>
           <w:p>
+            <w:pPr>
+              <w:spacing w:line="240" w:lineRule="auto" w:after="40" w:before="0"/>
+              <w:jc w:val="center"/>
+            </w:pPr>
             <w:r>
               <w:rPr>
-                <w:rFonts w:ascii="Times New Roman" w:hAnsi="Times New Roman"/>
+                <w:rFonts w:ascii="Times New Roman" w:hAnsi="Times New Roman" w:cs="Times New Roman"/>
+                <w:b w:val="0"/>
+                <w:i w:val="0"/>
+                <w:color w:val="000000"/>
                 <w:sz w:val="20"/>
               </w:rPr>
-              <w:t>30%</w:t>
+              <w:t>1646</w:t>
             </w:r>
           </w:p>
         </w:tc>
         <w:tc>
           <w:tcPr>
-            <w:tcW w:type="dxa" w:w="1504"/>
+            <w:tcW w:type="dxa" w:w="2256"/>
           </w:tcPr>
           <w:p>
+            <w:pPr>
+              <w:spacing w:line="240" w:lineRule="auto" w:after="40" w:before="0"/>
+              <w:jc w:val="center"/>
+            </w:pPr>
             <w:r>
               <w:rPr>
-                <w:rFonts w:ascii="Times New Roman" w:hAnsi="Times New Roman"/>
+                <w:rFonts w:ascii="Times New Roman" w:hAnsi="Times New Roman" w:cs="Times New Roman"/>
+                <w:b w:val="0"/>
+                <w:i w:val="0"/>
+                <w:color w:val="000000"/>
                 <w:sz w:val="20"/>
               </w:rPr>
-              <w:t>30%</w:t>
+              <w:t>.038</w:t>
             </w:r>
           </w:p>
         </w:tc>
         <w:tc>
           <w:tcPr>
-            <w:tcW w:type="dxa" w:w="1504"/>
+            <w:tcW w:type="dxa" w:w="2256"/>
           </w:tcPr>
           <w:p>
+            <w:pPr>
+              <w:spacing w:line="240" w:lineRule="auto" w:after="40" w:before="0"/>
+              <w:jc w:val="center"/>
+            </w:pPr>
             <w:r>
               <w:rPr>
-                <w:rFonts w:ascii="Times New Roman" w:hAnsi="Times New Roman"/>
+                <w:rFonts w:ascii="Times New Roman" w:hAnsi="Times New Roman" w:cs="Times New Roman"/>
+                <w:b w:val="0"/>
+                <w:i w:val="0"/>
+                <w:color w:val="000000"/>
                 <w:sz w:val="20"/>
               </w:rPr>
-              <w:t>16%</w:t>
-            </w:r>
-          </w:p>
-        </w:tc>
-        <w:tc>
-          <w:tcPr>
-            <w:tcW w:type="dxa" w:w="1504"/>
-          </w:tcPr>
-          <w:p>
-            <w:r>
-              <w:rPr>
-                <w:rFonts w:ascii="Times New Roman" w:hAnsi="Times New Roman"/>
-                <w:sz w:val="20"/>
-              </w:rPr>
-              <w:t>68%</w:t>
-            </w:r>
-          </w:p>
-        </w:tc>
-        <w:tc>
-          <w:tcPr>
-            <w:tcW w:type="dxa" w:w="1504"/>
-          </w:tcPr>
-          <w:p>
-            <w:r>
-              <w:rPr>
-                <w:rFonts w:ascii="Times New Roman" w:hAnsi="Times New Roman"/>
-                <w:sz w:val="20"/>
-              </w:rPr>
-              <w:t>1.44</w:t>
+              <w:t>-0.316</w:t>
             </w:r>
           </w:p>
         </w:tc>
@@ -2206,85 +2144,85 @@
       <w:tr>
         <w:tc>
           <w:tcPr>
-            <w:tcW w:type="dxa" w:w="1504"/>
+            <w:tcW w:type="dxa" w:w="2256"/>
           </w:tcPr>
           <w:p>
+            <w:pPr>
+              <w:spacing w:line="240" w:lineRule="auto" w:after="40" w:before="0"/>
+              <w:jc w:val="center"/>
+            </w:pPr>
             <w:r>
               <w:rPr>
-                <w:rFonts w:ascii="Times New Roman" w:hAnsi="Times New Roman"/>
+                <w:rFonts w:ascii="Times New Roman" w:hAnsi="Times New Roman" w:cs="Times New Roman"/>
+                <w:b w:val="0"/>
+                <w:i w:val="0"/>
+                <w:color w:val="000000"/>
                 <w:sz w:val="20"/>
               </w:rPr>
-              <w:t>YouTube</w:t>
+              <w:t>Website vs TikTok</w:t>
             </w:r>
           </w:p>
         </w:tc>
         <w:tc>
           <w:tcPr>
-            <w:tcW w:type="dxa" w:w="1504"/>
+            <w:tcW w:type="dxa" w:w="2256"/>
           </w:tcPr>
           <w:p>
+            <w:pPr>
+              <w:spacing w:line="240" w:lineRule="auto" w:after="40" w:before="0"/>
+              <w:jc w:val="center"/>
+            </w:pPr>
             <w:r>
               <w:rPr>
-                <w:rFonts w:ascii="Times New Roman" w:hAnsi="Times New Roman"/>
+                <w:rFonts w:ascii="Times New Roman" w:hAnsi="Times New Roman" w:cs="Times New Roman"/>
+                <w:b w:val="0"/>
+                <w:i w:val="0"/>
+                <w:color w:val="000000"/>
                 <w:sz w:val="20"/>
               </w:rPr>
-              <w:t>38%</w:t>
+              <w:t>1972</w:t>
             </w:r>
           </w:p>
         </w:tc>
         <w:tc>
           <w:tcPr>
-            <w:tcW w:type="dxa" w:w="1504"/>
+            <w:tcW w:type="dxa" w:w="2256"/>
           </w:tcPr>
           <w:p>
+            <w:pPr>
+              <w:spacing w:line="240" w:lineRule="auto" w:after="40" w:before="0"/>
+              <w:jc w:val="center"/>
+            </w:pPr>
             <w:r>
               <w:rPr>
-                <w:rFonts w:ascii="Times New Roman" w:hAnsi="Times New Roman"/>
+                <w:rFonts w:ascii="Times New Roman" w:hAnsi="Times New Roman" w:cs="Times New Roman"/>
+                <w:b w:val="0"/>
+                <w:i w:val="0"/>
+                <w:color w:val="000000"/>
                 <w:sz w:val="20"/>
               </w:rPr>
-              <w:t>16%</w:t>
+              <w:t>&lt; .001</w:t>
             </w:r>
           </w:p>
         </w:tc>
         <w:tc>
           <w:tcPr>
-            <w:tcW w:type="dxa" w:w="1504"/>
+            <w:tcW w:type="dxa" w:w="2256"/>
           </w:tcPr>
           <w:p>
+            <w:pPr>
+              <w:spacing w:line="240" w:lineRule="auto" w:after="40" w:before="0"/>
+              <w:jc w:val="center"/>
+            </w:pPr>
             <w:r>
               <w:rPr>
-                <w:rFonts w:ascii="Times New Roman" w:hAnsi="Times New Roman"/>
+                <w:rFonts w:ascii="Times New Roman" w:hAnsi="Times New Roman" w:cs="Times New Roman"/>
+                <w:b w:val="0"/>
+                <w:i w:val="0"/>
+                <w:color w:val="000000"/>
                 <w:sz w:val="20"/>
               </w:rPr>
-              <w:t>0%</w:t>
-            </w:r>
-          </w:p>
-        </w:tc>
-        <w:tc>
-          <w:tcPr>
-            <w:tcW w:type="dxa" w:w="1504"/>
-          </w:tcPr>
-          <w:p>
-            <w:r>
-              <w:rPr>
-                <w:rFonts w:ascii="Times New Roman" w:hAnsi="Times New Roman"/>
-                <w:sz w:val="20"/>
-              </w:rPr>
-              <w:t>100%</w:t>
-            </w:r>
-          </w:p>
-        </w:tc>
-        <w:tc>
-          <w:tcPr>
-            <w:tcW w:type="dxa" w:w="1504"/>
-          </w:tcPr>
-          <w:p>
-            <w:r>
-              <w:rPr>
-                <w:rFonts w:ascii="Times New Roman" w:hAnsi="Times New Roman"/>
-                <w:sz w:val="20"/>
-              </w:rPr>
-              <w:t>1.54</w:t>
+              <w:t>-0.678</w:t>
             </w:r>
           </w:p>
         </w:tc>
@@ -2292,85 +2230,85 @@
       <w:tr>
         <w:tc>
           <w:tcPr>
-            <w:tcW w:type="dxa" w:w="1504"/>
+            <w:tcW w:type="dxa" w:w="2256"/>
           </w:tcPr>
           <w:p>
+            <w:pPr>
+              <w:spacing w:line="240" w:lineRule="auto" w:after="40" w:before="0"/>
+              <w:jc w:val="center"/>
+            </w:pPr>
             <w:r>
               <w:rPr>
-                <w:rFonts w:ascii="Times New Roman" w:hAnsi="Times New Roman"/>
+                <w:rFonts w:ascii="Times New Roman" w:hAnsi="Times New Roman" w:cs="Times New Roman"/>
+                <w:b w:val="0"/>
+                <w:i w:val="0"/>
+                <w:color w:val="000000"/>
                 <w:sz w:val="20"/>
               </w:rPr>
-              <w:t>TikTok</w:t>
+              <w:t>Website vs Instagram</w:t>
             </w:r>
           </w:p>
         </w:tc>
         <w:tc>
           <w:tcPr>
-            <w:tcW w:type="dxa" w:w="1504"/>
+            <w:tcW w:type="dxa" w:w="2256"/>
           </w:tcPr>
           <w:p>
+            <w:pPr>
+              <w:spacing w:line="240" w:lineRule="auto" w:after="40" w:before="0"/>
+              <w:jc w:val="center"/>
+            </w:pPr>
             <w:r>
               <w:rPr>
-                <w:rFonts w:ascii="Times New Roman" w:hAnsi="Times New Roman"/>
+                <w:rFonts w:ascii="Times New Roman" w:hAnsi="Times New Roman" w:cs="Times New Roman"/>
+                <w:b w:val="0"/>
+                <w:i w:val="0"/>
+                <w:color w:val="000000"/>
                 <w:sz w:val="20"/>
               </w:rPr>
-              <w:t>29.8%</w:t>
+              <w:t>2364</w:t>
             </w:r>
           </w:p>
         </w:tc>
         <w:tc>
           <w:tcPr>
-            <w:tcW w:type="dxa" w:w="1504"/>
+            <w:tcW w:type="dxa" w:w="2256"/>
           </w:tcPr>
           <w:p>
+            <w:pPr>
+              <w:spacing w:line="240" w:lineRule="auto" w:after="40" w:before="0"/>
+              <w:jc w:val="center"/>
+            </w:pPr>
             <w:r>
               <w:rPr>
-                <w:rFonts w:ascii="Times New Roman" w:hAnsi="Times New Roman"/>
+                <w:rFonts w:ascii="Times New Roman" w:hAnsi="Times New Roman" w:cs="Times New Roman"/>
+                <w:b w:val="0"/>
+                <w:i w:val="0"/>
+                <w:color w:val="000000"/>
                 <w:sz w:val="20"/>
               </w:rPr>
-              <w:t>0%</w:t>
+              <w:t>&lt; .001</w:t>
             </w:r>
           </w:p>
         </w:tc>
         <w:tc>
           <w:tcPr>
-            <w:tcW w:type="dxa" w:w="1504"/>
+            <w:tcW w:type="dxa" w:w="2256"/>
           </w:tcPr>
           <w:p>
+            <w:pPr>
+              <w:spacing w:line="240" w:lineRule="auto" w:after="40" w:before="0"/>
+              <w:jc w:val="center"/>
+            </w:pPr>
             <w:r>
               <w:rPr>
-                <w:rFonts w:ascii="Times New Roman" w:hAnsi="Times New Roman"/>
+                <w:rFonts w:ascii="Times New Roman" w:hAnsi="Times New Roman" w:cs="Times New Roman"/>
+                <w:b w:val="0"/>
+                <w:i w:val="0"/>
+                <w:color w:val="000000"/>
                 <w:sz w:val="20"/>
               </w:rPr>
-              <w:t>12.8%</w:t>
-            </w:r>
-          </w:p>
-        </w:tc>
-        <w:tc>
-          <w:tcPr>
-            <w:tcW w:type="dxa" w:w="1504"/>
-          </w:tcPr>
-          <w:p>
-            <w:r>
-              <w:rPr>
-                <w:rFonts w:ascii="Times New Roman" w:hAnsi="Times New Roman"/>
-                <w:sz w:val="20"/>
-              </w:rPr>
-              <w:t>100%</w:t>
-            </w:r>
-          </w:p>
-        </w:tc>
-        <w:tc>
-          <w:tcPr>
-            <w:tcW w:type="dxa" w:w="1504"/>
-          </w:tcPr>
-          <w:p>
-            <w:r>
-              <w:rPr>
-                <w:rFonts w:ascii="Times New Roman" w:hAnsi="Times New Roman"/>
-                <w:sz w:val="20"/>
-              </w:rPr>
-              <w:t>1.43</w:t>
+              <w:t>-0.891</w:t>
             </w:r>
           </w:p>
         </w:tc>
@@ -2378,85 +2316,257 @@
       <w:tr>
         <w:tc>
           <w:tcPr>
-            <w:tcW w:type="dxa" w:w="1504"/>
+            <w:tcW w:type="dxa" w:w="2256"/>
           </w:tcPr>
           <w:p>
+            <w:pPr>
+              <w:spacing w:line="240" w:lineRule="auto" w:after="40" w:before="0"/>
+              <w:jc w:val="center"/>
+            </w:pPr>
             <w:r>
               <w:rPr>
-                <w:rFonts w:ascii="Times New Roman" w:hAnsi="Times New Roman"/>
+                <w:rFonts w:ascii="Times New Roman" w:hAnsi="Times New Roman" w:cs="Times New Roman"/>
+                <w:b w:val="0"/>
+                <w:i w:val="0"/>
+                <w:color w:val="000000"/>
                 <w:sz w:val="20"/>
               </w:rPr>
-              <w:t>Instagram</w:t>
+              <w:t>YouTube vs TikTok</w:t>
             </w:r>
           </w:p>
         </w:tc>
         <w:tc>
           <w:tcPr>
-            <w:tcW w:type="dxa" w:w="1504"/>
+            <w:tcW w:type="dxa" w:w="2256"/>
           </w:tcPr>
           <w:p>
+            <w:pPr>
+              <w:spacing w:line="240" w:lineRule="auto" w:after="40" w:before="0"/>
+              <w:jc w:val="center"/>
+            </w:pPr>
             <w:r>
               <w:rPr>
-                <w:rFonts w:ascii="Times New Roman" w:hAnsi="Times New Roman"/>
+                <w:rFonts w:ascii="Times New Roman" w:hAnsi="Times New Roman" w:cs="Times New Roman"/>
+                <w:b w:val="0"/>
+                <w:i w:val="0"/>
+                <w:color w:val="000000"/>
                 <w:sz w:val="20"/>
               </w:rPr>
-              <w:t>16%</w:t>
+              <w:t>1775</w:t>
             </w:r>
           </w:p>
         </w:tc>
         <w:tc>
           <w:tcPr>
-            <w:tcW w:type="dxa" w:w="1504"/>
+            <w:tcW w:type="dxa" w:w="2256"/>
           </w:tcPr>
           <w:p>
+            <w:pPr>
+              <w:spacing w:line="240" w:lineRule="auto" w:after="40" w:before="0"/>
+              <w:jc w:val="center"/>
+            </w:pPr>
             <w:r>
               <w:rPr>
-                <w:rFonts w:ascii="Times New Roman" w:hAnsi="Times New Roman"/>
+                <w:rFonts w:ascii="Times New Roman" w:hAnsi="Times New Roman" w:cs="Times New Roman"/>
+                <w:b w:val="0"/>
+                <w:i w:val="0"/>
+                <w:color w:val="000000"/>
                 <w:sz w:val="20"/>
               </w:rPr>
-              <w:t>4%</w:t>
+              <w:t>&lt; .001</w:t>
             </w:r>
           </w:p>
         </w:tc>
         <w:tc>
           <w:tcPr>
-            <w:tcW w:type="dxa" w:w="1504"/>
+            <w:tcW w:type="dxa" w:w="2256"/>
           </w:tcPr>
           <w:p>
+            <w:pPr>
+              <w:spacing w:line="240" w:lineRule="auto" w:after="40" w:before="0"/>
+              <w:jc w:val="center"/>
+            </w:pPr>
             <w:r>
               <w:rPr>
-                <w:rFonts w:ascii="Times New Roman" w:hAnsi="Times New Roman"/>
+                <w:rFonts w:ascii="Times New Roman" w:hAnsi="Times New Roman" w:cs="Times New Roman"/>
+                <w:b w:val="0"/>
+                <w:i w:val="0"/>
+                <w:color w:val="000000"/>
                 <w:sz w:val="20"/>
               </w:rPr>
-              <w:t>0%</w:t>
+              <w:t>-0.511</w:t>
+            </w:r>
+          </w:p>
+        </w:tc>
+      </w:tr>
+      <w:tr>
+        <w:tc>
+          <w:tcPr>
+            <w:tcW w:type="dxa" w:w="2256"/>
+          </w:tcPr>
+          <w:p>
+            <w:pPr>
+              <w:spacing w:line="240" w:lineRule="auto" w:after="40" w:before="0"/>
+              <w:jc w:val="center"/>
+            </w:pPr>
+            <w:r>
+              <w:rPr>
+                <w:rFonts w:ascii="Times New Roman" w:hAnsi="Times New Roman" w:cs="Times New Roman"/>
+                <w:b w:val="0"/>
+                <w:i w:val="0"/>
+                <w:color w:val="000000"/>
+                <w:sz w:val="20"/>
+              </w:rPr>
+              <w:t>YouTube vs Instagram</w:t>
             </w:r>
           </w:p>
         </w:tc>
         <w:tc>
           <w:tcPr>
-            <w:tcW w:type="dxa" w:w="1504"/>
+            <w:tcW w:type="dxa" w:w="2256"/>
           </w:tcPr>
           <w:p>
+            <w:pPr>
+              <w:spacing w:line="240" w:lineRule="auto" w:after="40" w:before="0"/>
+              <w:jc w:val="center"/>
+            </w:pPr>
             <w:r>
               <w:rPr>
-                <w:rFonts w:ascii="Times New Roman" w:hAnsi="Times New Roman"/>
+                <w:rFonts w:ascii="Times New Roman" w:hAnsi="Times New Roman" w:cs="Times New Roman"/>
+                <w:b w:val="0"/>
+                <w:i w:val="0"/>
+                <w:color w:val="000000"/>
                 <w:sz w:val="20"/>
               </w:rPr>
-              <w:t>100%</w:t>
+              <w:t>2313</w:t>
             </w:r>
           </w:p>
         </w:tc>
         <w:tc>
           <w:tcPr>
-            <w:tcW w:type="dxa" w:w="1504"/>
+            <w:tcW w:type="dxa" w:w="2256"/>
           </w:tcPr>
           <w:p>
+            <w:pPr>
+              <w:spacing w:line="240" w:lineRule="auto" w:after="40" w:before="0"/>
+              <w:jc w:val="center"/>
+            </w:pPr>
             <w:r>
               <w:rPr>
-                <w:rFonts w:ascii="Times New Roman" w:hAnsi="Times New Roman"/>
+                <w:rFonts w:ascii="Times New Roman" w:hAnsi="Times New Roman" w:cs="Times New Roman"/>
+                <w:b w:val="0"/>
+                <w:i w:val="0"/>
+                <w:color w:val="000000"/>
                 <w:sz w:val="20"/>
               </w:rPr>
-              <w:t>1.20</w:t>
+              <w:t>&lt; .001</w:t>
+            </w:r>
+          </w:p>
+        </w:tc>
+        <w:tc>
+          <w:tcPr>
+            <w:tcW w:type="dxa" w:w="2256"/>
+          </w:tcPr>
+          <w:p>
+            <w:pPr>
+              <w:spacing w:line="240" w:lineRule="auto" w:after="40" w:before="0"/>
+              <w:jc w:val="center"/>
+            </w:pPr>
+            <w:r>
+              <w:rPr>
+                <w:rFonts w:ascii="Times New Roman" w:hAnsi="Times New Roman" w:cs="Times New Roman"/>
+                <w:b w:val="0"/>
+                <w:i w:val="0"/>
+                <w:color w:val="000000"/>
+                <w:sz w:val="20"/>
+              </w:rPr>
+              <w:t>-0.850</w:t>
+            </w:r>
+          </w:p>
+        </w:tc>
+      </w:tr>
+      <w:tr>
+        <w:tc>
+          <w:tcPr>
+            <w:tcW w:type="dxa" w:w="2256"/>
+          </w:tcPr>
+          <w:p>
+            <w:pPr>
+              <w:spacing w:line="240" w:lineRule="auto" w:after="40" w:before="0"/>
+              <w:jc w:val="center"/>
+            </w:pPr>
+            <w:r>
+              <w:rPr>
+                <w:rFonts w:ascii="Times New Roman" w:hAnsi="Times New Roman" w:cs="Times New Roman"/>
+                <w:b w:val="0"/>
+                <w:i w:val="0"/>
+                <w:color w:val="000000"/>
+                <w:sz w:val="20"/>
+              </w:rPr>
+              <w:t>TikTok vs Instagram</w:t>
+            </w:r>
+          </w:p>
+        </w:tc>
+        <w:tc>
+          <w:tcPr>
+            <w:tcW w:type="dxa" w:w="2256"/>
+          </w:tcPr>
+          <w:p>
+            <w:pPr>
+              <w:spacing w:line="240" w:lineRule="auto" w:after="40" w:before="0"/>
+              <w:jc w:val="center"/>
+            </w:pPr>
+            <w:r>
+              <w:rPr>
+                <w:rFonts w:ascii="Times New Roman" w:hAnsi="Times New Roman" w:cs="Times New Roman"/>
+                <w:b w:val="0"/>
+                <w:i w:val="0"/>
+                <w:color w:val="000000"/>
+                <w:sz w:val="20"/>
+              </w:rPr>
+              <w:t>1740</w:t>
+            </w:r>
+          </w:p>
+        </w:tc>
+        <w:tc>
+          <w:tcPr>
+            <w:tcW w:type="dxa" w:w="2256"/>
+          </w:tcPr>
+          <w:p>
+            <w:pPr>
+              <w:spacing w:line="240" w:lineRule="auto" w:after="40" w:before="0"/>
+              <w:jc w:val="center"/>
+            </w:pPr>
+            <w:r>
+              <w:rPr>
+                <w:rFonts w:ascii="Times New Roman" w:hAnsi="Times New Roman" w:cs="Times New Roman"/>
+                <w:b w:val="0"/>
+                <w:i w:val="0"/>
+                <w:color w:val="000000"/>
+                <w:sz w:val="20"/>
+              </w:rPr>
+              <w:t>&lt; .001</w:t>
+            </w:r>
+          </w:p>
+        </w:tc>
+        <w:tc>
+          <w:tcPr>
+            <w:tcW w:type="dxa" w:w="2256"/>
+          </w:tcPr>
+          <w:p>
+            <w:pPr>
+              <w:spacing w:line="240" w:lineRule="auto" w:after="40" w:before="0"/>
+              <w:jc w:val="center"/>
+            </w:pPr>
+            <w:r>
+              <w:rPr>
+                <w:rFonts w:ascii="Times New Roman" w:hAnsi="Times New Roman" w:cs="Times New Roman"/>
+                <w:b w:val="0"/>
+                <w:i w:val="0"/>
+                <w:color w:val="000000"/>
+                <w:sz w:val="20"/>
+              </w:rPr>
+              <w:t>-0.480</w:t>
             </w:r>
           </w:p>
         </w:tc>
@@ -2464,14 +2574,15 @@
     </w:tbl>
     <w:p>
       <w:pPr>
-        <w:spacing w:line="360" w:lineRule="auto"/>
+        <w:spacing w:line="360" w:lineRule="auto" w:after="120" w:before="0"/>
         <w:jc w:val="both"/>
       </w:pPr>
       <w:r>
         <w:rPr>
-          <w:rFonts w:ascii="Times New Roman" w:hAnsi="Times New Roman"/>
+          <w:rFonts w:ascii="Times New Roman" w:hAnsi="Times New Roman" w:cs="Times New Roman"/>
           <w:b w:val="0"/>
           <w:i w:val="0"/>
+          <w:color w:val="000000"/>
           <w:sz w:val="24"/>
         </w:rPr>
       </w:r>
@@ -2479,34 +2590,25 @@
     <w:p>
       <w:pPr>
         <w:pStyle w:val="Heading2"/>
+        <w:spacing w:line="360" w:lineRule="auto" w:after="200" w:before="0"/>
+        <w:jc w:val="both"/>
       </w:pPr>
       <w:r>
         <w:rPr>
-          <w:rFonts w:ascii="Times New Roman" w:hAnsi="Times New Roman"/>
-          <w:color w:val="000000"/>
-        </w:rPr>
-        <w:t>C.2 Pairwise Comparisons</w:t>
-      </w:r>
-    </w:p>
-    <w:p>
-      <w:pPr>
-        <w:spacing w:line="360" w:lineRule="auto"/>
-        <w:jc w:val="left"/>
-      </w:pPr>
-      <w:r>
-        <w:rPr>
-          <w:rFonts w:ascii="Times New Roman" w:hAnsi="Times New Roman"/>
+          <w:rFonts w:ascii="Times New Roman" w:hAnsi="Times New Roman" w:cs="Times New Roman"/>
           <w:b/>
           <w:i w:val="0"/>
-          <w:sz w:val="24"/>
+          <w:color w:val="000000"/>
+          <w:sz w:val="26"/>
         </w:rPr>
-        <w:t>Table C5. Pairwise Platform Comparisons for DISCERN Total (Mann-Whitney U with Bonferroni Correction)</w:t>
+        <w:t>Table C4. JAMA Benchmark Compliance by Platform (%)</w:t>
       </w:r>
     </w:p>
     <w:tbl>
       <w:tblPr>
         <w:tblStyle w:val="TableGrid"/>
         <w:tblW w:type="auto" w:w="0"/>
+        <w:jc w:val="center"/>
         <w:tblLook w:firstColumn="1" w:firstRow="1" w:lastColumn="0" w:lastRow="0" w:noHBand="0" w:noVBand="1" w:val="04A0"/>
       </w:tblPr>
       <w:tblGrid>
@@ -2520,75 +2622,110 @@
         <w:tc>
           <w:tcPr>
             <w:tcW w:type="dxa" w:w="1805"/>
+            <w:shd w:fill="D9E2F3" w:val="clear"/>
           </w:tcPr>
           <w:p>
+            <w:pPr>
+              <w:spacing w:line="240" w:lineRule="auto" w:after="40" w:before="0"/>
+              <w:jc w:val="center"/>
+            </w:pPr>
             <w:r>
               <w:rPr>
-                <w:rFonts w:ascii="Times New Roman" w:hAnsi="Times New Roman"/>
+                <w:rFonts w:ascii="Times New Roman" w:hAnsi="Times New Roman" w:cs="Times New Roman"/>
                 <w:b/>
+                <w:i w:val="0"/>
+                <w:color w:val="000000"/>
                 <w:sz w:val="20"/>
               </w:rPr>
-              <w:t>Comparison</w:t>
+              <w:t>Criterion</w:t>
             </w:r>
           </w:p>
         </w:tc>
         <w:tc>
           <w:tcPr>
             <w:tcW w:type="dxa" w:w="1805"/>
+            <w:shd w:fill="D9E2F3" w:val="clear"/>
           </w:tcPr>
           <w:p>
+            <w:pPr>
+              <w:spacing w:line="240" w:lineRule="auto" w:after="40" w:before="0"/>
+              <w:jc w:val="center"/>
+            </w:pPr>
             <w:r>
               <w:rPr>
-                <w:rFonts w:ascii="Times New Roman" w:hAnsi="Times New Roman"/>
+                <w:rFonts w:ascii="Times New Roman" w:hAnsi="Times New Roman" w:cs="Times New Roman"/>
                 <w:b/>
+                <w:i w:val="0"/>
+                <w:color w:val="000000"/>
                 <w:sz w:val="20"/>
               </w:rPr>
-              <w:t>U</w:t>
+              <w:t>Website</w:t>
             </w:r>
           </w:p>
         </w:tc>
         <w:tc>
           <w:tcPr>
             <w:tcW w:type="dxa" w:w="1805"/>
+            <w:shd w:fill="D9E2F3" w:val="clear"/>
           </w:tcPr>
           <w:p>
+            <w:pPr>
+              <w:spacing w:line="240" w:lineRule="auto" w:after="40" w:before="0"/>
+              <w:jc w:val="center"/>
+            </w:pPr>
             <w:r>
               <w:rPr>
-                <w:rFonts w:ascii="Times New Roman" w:hAnsi="Times New Roman"/>
+                <w:rFonts w:ascii="Times New Roman" w:hAnsi="Times New Roman" w:cs="Times New Roman"/>
                 <w:b/>
+                <w:i w:val="0"/>
+                <w:color w:val="000000"/>
                 <w:sz w:val="20"/>
               </w:rPr>
-              <w:t>p (adjusted)</w:t>
+              <w:t>YouTube</w:t>
             </w:r>
           </w:p>
         </w:tc>
         <w:tc>
           <w:tcPr>
             <w:tcW w:type="dxa" w:w="1805"/>
+            <w:shd w:fill="D9E2F3" w:val="clear"/>
           </w:tcPr>
           <w:p>
+            <w:pPr>
+              <w:spacing w:line="240" w:lineRule="auto" w:after="40" w:before="0"/>
+              <w:jc w:val="center"/>
+            </w:pPr>
             <w:r>
               <w:rPr>
-                <w:rFonts w:ascii="Times New Roman" w:hAnsi="Times New Roman"/>
+                <w:rFonts w:ascii="Times New Roman" w:hAnsi="Times New Roman" w:cs="Times New Roman"/>
                 <w:b/>
+                <w:i w:val="0"/>
+                <w:color w:val="000000"/>
                 <w:sz w:val="20"/>
               </w:rPr>
-              <w:t>Effect size (r)</w:t>
+              <w:t>TikTok</w:t>
             </w:r>
           </w:p>
         </w:tc>
         <w:tc>
           <w:tcPr>
             <w:tcW w:type="dxa" w:w="1805"/>
+            <w:shd w:fill="D9E2F3" w:val="clear"/>
           </w:tcPr>
           <w:p>
+            <w:pPr>
+              <w:spacing w:line="240" w:lineRule="auto" w:after="40" w:before="0"/>
+              <w:jc w:val="center"/>
+            </w:pPr>
             <w:r>
               <w:rPr>
-                <w:rFonts w:ascii="Times New Roman" w:hAnsi="Times New Roman"/>
+                <w:rFonts w:ascii="Times New Roman" w:hAnsi="Times New Roman" w:cs="Times New Roman"/>
                 <w:b/>
+                <w:i w:val="0"/>
+                <w:color w:val="000000"/>
                 <w:sz w:val="20"/>
               </w:rPr>
-              <w:t>Sig.</w:t>
+              <w:t>Instagram</w:t>
             </w:r>
           </w:p>
         </w:tc>
@@ -2599,12 +2736,19 @@
             <w:tcW w:type="dxa" w:w="1805"/>
           </w:tcPr>
           <w:p>
+            <w:pPr>
+              <w:spacing w:line="240" w:lineRule="auto" w:after="40" w:before="0"/>
+              <w:jc w:val="center"/>
+            </w:pPr>
             <w:r>
               <w:rPr>
-                <w:rFonts w:ascii="Times New Roman" w:hAnsi="Times New Roman"/>
+                <w:rFonts w:ascii="Times New Roman" w:hAnsi="Times New Roman" w:cs="Times New Roman"/>
+                <w:b w:val="0"/>
+                <w:i w:val="0"/>
+                <w:color w:val="000000"/>
                 <w:sz w:val="20"/>
               </w:rPr>
-              <w:t>Website vs YouTube</w:t>
+              <w:t>Authorship</w:t>
             </w:r>
           </w:p>
         </w:tc>
@@ -2613,12 +2757,19 @@
             <w:tcW w:type="dxa" w:w="1805"/>
           </w:tcPr>
           <w:p>
+            <w:pPr>
+              <w:spacing w:line="240" w:lineRule="auto" w:after="40" w:before="0"/>
+              <w:jc w:val="center"/>
+            </w:pPr>
             <w:r>
               <w:rPr>
-                <w:rFonts w:ascii="Times New Roman" w:hAnsi="Times New Roman"/>
+                <w:rFonts w:ascii="Times New Roman" w:hAnsi="Times New Roman" w:cs="Times New Roman"/>
+                <w:b w:val="0"/>
+                <w:i w:val="0"/>
+                <w:color w:val="000000"/>
                 <w:sz w:val="20"/>
               </w:rPr>
-              <w:t>1646</w:t>
+              <w:t>30%</w:t>
             </w:r>
           </w:p>
         </w:tc>
@@ -2627,12 +2778,19 @@
             <w:tcW w:type="dxa" w:w="1805"/>
           </w:tcPr>
           <w:p>
+            <w:pPr>
+              <w:spacing w:line="240" w:lineRule="auto" w:after="40" w:before="0"/>
+              <w:jc w:val="center"/>
+            </w:pPr>
             <w:r>
               <w:rPr>
-                <w:rFonts w:ascii="Times New Roman" w:hAnsi="Times New Roman"/>
+                <w:rFonts w:ascii="Times New Roman" w:hAnsi="Times New Roman" w:cs="Times New Roman"/>
+                <w:b w:val="0"/>
+                <w:i w:val="0"/>
+                <w:color w:val="000000"/>
                 <w:sz w:val="20"/>
               </w:rPr>
-              <w:t>.0384</w:t>
+              <w:t>38%</w:t>
             </w:r>
           </w:p>
         </w:tc>
@@ -2641,12 +2799,19 @@
             <w:tcW w:type="dxa" w:w="1805"/>
           </w:tcPr>
           <w:p>
+            <w:pPr>
+              <w:spacing w:line="240" w:lineRule="auto" w:after="40" w:before="0"/>
+              <w:jc w:val="center"/>
+            </w:pPr>
             <w:r>
               <w:rPr>
-                <w:rFonts w:ascii="Times New Roman" w:hAnsi="Times New Roman"/>
+                <w:rFonts w:ascii="Times New Roman" w:hAnsi="Times New Roman" w:cs="Times New Roman"/>
+                <w:b w:val="0"/>
+                <w:i w:val="0"/>
+                <w:color w:val="000000"/>
                 <w:sz w:val="20"/>
               </w:rPr>
-              <w:t>−0.316</w:t>
+              <w:t>29.8%</w:t>
             </w:r>
           </w:p>
         </w:tc>
@@ -2655,12 +2820,19 @@
             <w:tcW w:type="dxa" w:w="1805"/>
           </w:tcPr>
           <w:p>
+            <w:pPr>
+              <w:spacing w:line="240" w:lineRule="auto" w:after="40" w:before="0"/>
+              <w:jc w:val="center"/>
+            </w:pPr>
             <w:r>
               <w:rPr>
-                <w:rFonts w:ascii="Times New Roman" w:hAnsi="Times New Roman"/>
+                <w:rFonts w:ascii="Times New Roman" w:hAnsi="Times New Roman" w:cs="Times New Roman"/>
+                <w:b w:val="0"/>
+                <w:i w:val="0"/>
+                <w:color w:val="000000"/>
                 <w:sz w:val="20"/>
               </w:rPr>
-              <w:t>*</w:t>
+              <w:t>16%</w:t>
             </w:r>
           </w:p>
         </w:tc>
@@ -2671,12 +2843,19 @@
             <w:tcW w:type="dxa" w:w="1805"/>
           </w:tcPr>
           <w:p>
+            <w:pPr>
+              <w:spacing w:line="240" w:lineRule="auto" w:after="40" w:before="0"/>
+              <w:jc w:val="center"/>
+            </w:pPr>
             <w:r>
               <w:rPr>
-                <w:rFonts w:ascii="Times New Roman" w:hAnsi="Times New Roman"/>
+                <w:rFonts w:ascii="Times New Roman" w:hAnsi="Times New Roman" w:cs="Times New Roman"/>
+                <w:b w:val="0"/>
+                <w:i w:val="0"/>
+                <w:color w:val="000000"/>
                 <w:sz w:val="20"/>
               </w:rPr>
-              <w:t>Website vs TikTok</w:t>
+              <w:t>Attribution</w:t>
             </w:r>
           </w:p>
         </w:tc>
@@ -2685,12 +2864,19 @@
             <w:tcW w:type="dxa" w:w="1805"/>
           </w:tcPr>
           <w:p>
+            <w:pPr>
+              <w:spacing w:line="240" w:lineRule="auto" w:after="40" w:before="0"/>
+              <w:jc w:val="center"/>
+            </w:pPr>
             <w:r>
               <w:rPr>
-                <w:rFonts w:ascii="Times New Roman" w:hAnsi="Times New Roman"/>
+                <w:rFonts w:ascii="Times New Roman" w:hAnsi="Times New Roman" w:cs="Times New Roman"/>
+                <w:b w:val="0"/>
+                <w:i w:val="0"/>
+                <w:color w:val="000000"/>
                 <w:sz w:val="20"/>
               </w:rPr>
-              <w:t>1972</w:t>
+              <w:t>30%</w:t>
             </w:r>
           </w:p>
         </w:tc>
@@ -2699,12 +2885,19 @@
             <w:tcW w:type="dxa" w:w="1805"/>
           </w:tcPr>
           <w:p>
+            <w:pPr>
+              <w:spacing w:line="240" w:lineRule="auto" w:after="40" w:before="0"/>
+              <w:jc w:val="center"/>
+            </w:pPr>
             <w:r>
               <w:rPr>
-                <w:rFonts w:ascii="Times New Roman" w:hAnsi="Times New Roman"/>
+                <w:rFonts w:ascii="Times New Roman" w:hAnsi="Times New Roman" w:cs="Times New Roman"/>
+                <w:b w:val="0"/>
+                <w:i w:val="0"/>
+                <w:color w:val="000000"/>
                 <w:sz w:val="20"/>
               </w:rPr>
-              <w:t>&lt;.0001</w:t>
+              <w:t>16%</w:t>
             </w:r>
           </w:p>
         </w:tc>
@@ -2713,12 +2906,19 @@
             <w:tcW w:type="dxa" w:w="1805"/>
           </w:tcPr>
           <w:p>
+            <w:pPr>
+              <w:spacing w:line="240" w:lineRule="auto" w:after="40" w:before="0"/>
+              <w:jc w:val="center"/>
+            </w:pPr>
             <w:r>
               <w:rPr>
-                <w:rFonts w:ascii="Times New Roman" w:hAnsi="Times New Roman"/>
+                <w:rFonts w:ascii="Times New Roman" w:hAnsi="Times New Roman" w:cs="Times New Roman"/>
+                <w:b w:val="0"/>
+                <w:i w:val="0"/>
+                <w:color w:val="000000"/>
                 <w:sz w:val="20"/>
               </w:rPr>
-              <w:t>−0.678</w:t>
+              <w:t>0%</w:t>
             </w:r>
           </w:p>
         </w:tc>
@@ -2727,12 +2927,19 @@
             <w:tcW w:type="dxa" w:w="1805"/>
           </w:tcPr>
           <w:p>
+            <w:pPr>
+              <w:spacing w:line="240" w:lineRule="auto" w:after="40" w:before="0"/>
+              <w:jc w:val="center"/>
+            </w:pPr>
             <w:r>
               <w:rPr>
-                <w:rFonts w:ascii="Times New Roman" w:hAnsi="Times New Roman"/>
+                <w:rFonts w:ascii="Times New Roman" w:hAnsi="Times New Roman" w:cs="Times New Roman"/>
+                <w:b w:val="0"/>
+                <w:i w:val="0"/>
+                <w:color w:val="000000"/>
                 <w:sz w:val="20"/>
               </w:rPr>
-              <w:t>***</w:t>
+              <w:t>4%</w:t>
             </w:r>
           </w:p>
         </w:tc>
@@ -2743,12 +2950,19 @@
             <w:tcW w:type="dxa" w:w="1805"/>
           </w:tcPr>
           <w:p>
+            <w:pPr>
+              <w:spacing w:line="240" w:lineRule="auto" w:after="40" w:before="0"/>
+              <w:jc w:val="center"/>
+            </w:pPr>
             <w:r>
               <w:rPr>
-                <w:rFonts w:ascii="Times New Roman" w:hAnsi="Times New Roman"/>
+                <w:rFonts w:ascii="Times New Roman" w:hAnsi="Times New Roman" w:cs="Times New Roman"/>
+                <w:b w:val="0"/>
+                <w:i w:val="0"/>
+                <w:color w:val="000000"/>
                 <w:sz w:val="20"/>
               </w:rPr>
-              <w:t>Website vs Instagram</w:t>
+              <w:t>Disclosure</w:t>
             </w:r>
           </w:p>
         </w:tc>
@@ -2757,12 +2971,19 @@
             <w:tcW w:type="dxa" w:w="1805"/>
           </w:tcPr>
           <w:p>
+            <w:pPr>
+              <w:spacing w:line="240" w:lineRule="auto" w:after="40" w:before="0"/>
+              <w:jc w:val="center"/>
+            </w:pPr>
             <w:r>
               <w:rPr>
-                <w:rFonts w:ascii="Times New Roman" w:hAnsi="Times New Roman"/>
+                <w:rFonts w:ascii="Times New Roman" w:hAnsi="Times New Roman" w:cs="Times New Roman"/>
+                <w:b w:val="0"/>
+                <w:i w:val="0"/>
+                <w:color w:val="000000"/>
                 <w:sz w:val="20"/>
               </w:rPr>
-              <w:t>2364</w:t>
+              <w:t>16%</w:t>
             </w:r>
           </w:p>
         </w:tc>
@@ -2771,12 +2992,19 @@
             <w:tcW w:type="dxa" w:w="1805"/>
           </w:tcPr>
           <w:p>
+            <w:pPr>
+              <w:spacing w:line="240" w:lineRule="auto" w:after="40" w:before="0"/>
+              <w:jc w:val="center"/>
+            </w:pPr>
             <w:r>
               <w:rPr>
-                <w:rFonts w:ascii="Times New Roman" w:hAnsi="Times New Roman"/>
+                <w:rFonts w:ascii="Times New Roman" w:hAnsi="Times New Roman" w:cs="Times New Roman"/>
+                <w:b w:val="0"/>
+                <w:i w:val="0"/>
+                <w:color w:val="000000"/>
                 <w:sz w:val="20"/>
               </w:rPr>
-              <w:t>&lt;.0001</w:t>
+              <w:t>0%</w:t>
             </w:r>
           </w:p>
         </w:tc>
@@ -2785,12 +3013,19 @@
             <w:tcW w:type="dxa" w:w="1805"/>
           </w:tcPr>
           <w:p>
+            <w:pPr>
+              <w:spacing w:line="240" w:lineRule="auto" w:after="40" w:before="0"/>
+              <w:jc w:val="center"/>
+            </w:pPr>
             <w:r>
               <w:rPr>
-                <w:rFonts w:ascii="Times New Roman" w:hAnsi="Times New Roman"/>
+                <w:rFonts w:ascii="Times New Roman" w:hAnsi="Times New Roman" w:cs="Times New Roman"/>
+                <w:b w:val="0"/>
+                <w:i w:val="0"/>
+                <w:color w:val="000000"/>
                 <w:sz w:val="20"/>
               </w:rPr>
-              <w:t>−0.891</w:t>
+              <w:t>12.8%</w:t>
             </w:r>
           </w:p>
         </w:tc>
@@ -2799,12 +3034,19 @@
             <w:tcW w:type="dxa" w:w="1805"/>
           </w:tcPr>
           <w:p>
+            <w:pPr>
+              <w:spacing w:line="240" w:lineRule="auto" w:after="40" w:before="0"/>
+              <w:jc w:val="center"/>
+            </w:pPr>
             <w:r>
               <w:rPr>
-                <w:rFonts w:ascii="Times New Roman" w:hAnsi="Times New Roman"/>
+                <w:rFonts w:ascii="Times New Roman" w:hAnsi="Times New Roman" w:cs="Times New Roman"/>
+                <w:b w:val="0"/>
+                <w:i w:val="0"/>
+                <w:color w:val="000000"/>
                 <w:sz w:val="20"/>
               </w:rPr>
-              <w:t>***</w:t>
+              <w:t>0%</w:t>
             </w:r>
           </w:p>
         </w:tc>
@@ -2815,12 +3057,19 @@
             <w:tcW w:type="dxa" w:w="1805"/>
           </w:tcPr>
           <w:p>
+            <w:pPr>
+              <w:spacing w:line="240" w:lineRule="auto" w:after="40" w:before="0"/>
+              <w:jc w:val="center"/>
+            </w:pPr>
             <w:r>
               <w:rPr>
-                <w:rFonts w:ascii="Times New Roman" w:hAnsi="Times New Roman"/>
+                <w:rFonts w:ascii="Times New Roman" w:hAnsi="Times New Roman" w:cs="Times New Roman"/>
+                <w:b w:val="0"/>
+                <w:i w:val="0"/>
+                <w:color w:val="000000"/>
                 <w:sz w:val="20"/>
               </w:rPr>
-              <w:t>YouTube vs TikTok</w:t>
+              <w:t>Currency</w:t>
             </w:r>
           </w:p>
         </w:tc>
@@ -2829,12 +3078,19 @@
             <w:tcW w:type="dxa" w:w="1805"/>
           </w:tcPr>
           <w:p>
+            <w:pPr>
+              <w:spacing w:line="240" w:lineRule="auto" w:after="40" w:before="0"/>
+              <w:jc w:val="center"/>
+            </w:pPr>
             <w:r>
               <w:rPr>
-                <w:rFonts w:ascii="Times New Roman" w:hAnsi="Times New Roman"/>
+                <w:rFonts w:ascii="Times New Roman" w:hAnsi="Times New Roman" w:cs="Times New Roman"/>
+                <w:b w:val="0"/>
+                <w:i w:val="0"/>
+                <w:color w:val="000000"/>
                 <w:sz w:val="20"/>
               </w:rPr>
-              <w:t>1775</w:t>
+              <w:t>68%</w:t>
             </w:r>
           </w:p>
         </w:tc>
@@ -2843,12 +3099,19 @@
             <w:tcW w:type="dxa" w:w="1805"/>
           </w:tcPr>
           <w:p>
+            <w:pPr>
+              <w:spacing w:line="240" w:lineRule="auto" w:after="40" w:before="0"/>
+              <w:jc w:val="center"/>
+            </w:pPr>
             <w:r>
               <w:rPr>
-                <w:rFonts w:ascii="Times New Roman" w:hAnsi="Times New Roman"/>
+                <w:rFonts w:ascii="Times New Roman" w:hAnsi="Times New Roman" w:cs="Times New Roman"/>
+                <w:b w:val="0"/>
+                <w:i w:val="0"/>
+                <w:color w:val="000000"/>
                 <w:sz w:val="20"/>
               </w:rPr>
-              <w:t>.0001</w:t>
+              <w:t>100%</w:t>
             </w:r>
           </w:p>
         </w:tc>
@@ -2857,12 +3120,19 @@
             <w:tcW w:type="dxa" w:w="1805"/>
           </w:tcPr>
           <w:p>
+            <w:pPr>
+              <w:spacing w:line="240" w:lineRule="auto" w:after="40" w:before="0"/>
+              <w:jc w:val="center"/>
+            </w:pPr>
             <w:r>
               <w:rPr>
-                <w:rFonts w:ascii="Times New Roman" w:hAnsi="Times New Roman"/>
+                <w:rFonts w:ascii="Times New Roman" w:hAnsi="Times New Roman" w:cs="Times New Roman"/>
+                <w:b w:val="0"/>
+                <w:i w:val="0"/>
+                <w:color w:val="000000"/>
                 <w:sz w:val="20"/>
               </w:rPr>
-              <w:t>−0.511</w:t>
+              <w:t>100%</w:t>
             </w:r>
           </w:p>
         </w:tc>
@@ -2871,12 +3141,1524 @@
             <w:tcW w:type="dxa" w:w="1805"/>
           </w:tcPr>
           <w:p>
+            <w:pPr>
+              <w:spacing w:line="240" w:lineRule="auto" w:after="40" w:before="0"/>
+              <w:jc w:val="center"/>
+            </w:pPr>
             <w:r>
               <w:rPr>
-                <w:rFonts w:ascii="Times New Roman" w:hAnsi="Times New Roman"/>
+                <w:rFonts w:ascii="Times New Roman" w:hAnsi="Times New Roman" w:cs="Times New Roman"/>
+                <w:b w:val="0"/>
+                <w:i w:val="0"/>
+                <w:color w:val="000000"/>
                 <w:sz w:val="20"/>
               </w:rPr>
-              <w:t>***</w:t>
+              <w:t>100%</w:t>
+            </w:r>
+          </w:p>
+        </w:tc>
+      </w:tr>
+    </w:tbl>
+    <w:p>
+      <w:pPr>
+        <w:spacing w:line="360" w:lineRule="auto" w:after="120" w:before="0"/>
+        <w:jc w:val="both"/>
+      </w:pPr>
+      <w:r>
+        <w:rPr>
+          <w:rFonts w:ascii="Times New Roman" w:hAnsi="Times New Roman" w:cs="Times New Roman"/>
+          <w:b w:val="0"/>
+          <w:i w:val="0"/>
+          <w:color w:val="000000"/>
+          <w:sz w:val="24"/>
+        </w:rPr>
+      </w:r>
+    </w:p>
+    <w:p>
+      <w:pPr>
+        <w:pStyle w:val="Heading2"/>
+        <w:spacing w:line="360" w:lineRule="auto" w:after="200" w:before="0"/>
+        <w:jc w:val="both"/>
+      </w:pPr>
+      <w:r>
+        <w:rPr>
+          <w:rFonts w:ascii="Times New Roman" w:hAnsi="Times New Roman" w:cs="Times New Roman"/>
+          <w:b/>
+          <w:i w:val="0"/>
+          <w:color w:val="000000"/>
+          <w:sz w:val="26"/>
+        </w:rPr>
+        <w:t>Table C5. Inter-Rater Reliability Statistics</w:t>
+      </w:r>
+    </w:p>
+    <w:tbl>
+      <w:tblPr>
+        <w:tblStyle w:val="TableGrid"/>
+        <w:tblW w:type="auto" w:w="0"/>
+        <w:jc w:val="center"/>
+        <w:tblLook w:firstColumn="1" w:firstRow="1" w:lastColumn="0" w:lastRow="0" w:noHBand="0" w:noVBand="1" w:val="04A0"/>
+      </w:tblPr>
+      <w:tblGrid>
+        <w:gridCol w:w="3009"/>
+        <w:gridCol w:w="3009"/>
+        <w:gridCol w:w="3009"/>
+      </w:tblGrid>
+      <w:tr>
+        <w:tc>
+          <w:tcPr>
+            <w:tcW w:type="dxa" w:w="3009"/>
+            <w:shd w:fill="D9E2F3" w:val="clear"/>
+          </w:tcPr>
+          <w:p>
+            <w:pPr>
+              <w:spacing w:line="240" w:lineRule="auto" w:after="40" w:before="0"/>
+              <w:jc w:val="center"/>
+            </w:pPr>
+            <w:r>
+              <w:rPr>
+                <w:rFonts w:ascii="Times New Roman" w:hAnsi="Times New Roman" w:cs="Times New Roman"/>
+                <w:b/>
+                <w:i w:val="0"/>
+                <w:color w:val="000000"/>
+                <w:sz w:val="20"/>
+              </w:rPr>
+              <w:t>Measure</w:t>
+            </w:r>
+          </w:p>
+        </w:tc>
+        <w:tc>
+          <w:tcPr>
+            <w:tcW w:type="dxa" w:w="3009"/>
+            <w:shd w:fill="D9E2F3" w:val="clear"/>
+          </w:tcPr>
+          <w:p>
+            <w:pPr>
+              <w:spacing w:line="240" w:lineRule="auto" w:after="40" w:before="0"/>
+              <w:jc w:val="center"/>
+            </w:pPr>
+            <w:r>
+              <w:rPr>
+                <w:rFonts w:ascii="Times New Roman" w:hAnsi="Times New Roman" w:cs="Times New Roman"/>
+                <w:b/>
+                <w:i w:val="0"/>
+                <w:color w:val="000000"/>
+                <w:sz w:val="20"/>
+              </w:rPr>
+              <w:t>Statistic</w:t>
+            </w:r>
+          </w:p>
+        </w:tc>
+        <w:tc>
+          <w:tcPr>
+            <w:tcW w:type="dxa" w:w="3009"/>
+            <w:shd w:fill="D9E2F3" w:val="clear"/>
+          </w:tcPr>
+          <w:p>
+            <w:pPr>
+              <w:spacing w:line="240" w:lineRule="auto" w:after="40" w:before="0"/>
+              <w:jc w:val="center"/>
+            </w:pPr>
+            <w:r>
+              <w:rPr>
+                <w:rFonts w:ascii="Times New Roman" w:hAnsi="Times New Roman" w:cs="Times New Roman"/>
+                <w:b/>
+                <w:i w:val="0"/>
+                <w:color w:val="000000"/>
+                <w:sz w:val="20"/>
+              </w:rPr>
+              <w:t>Interpretation</w:t>
+            </w:r>
+          </w:p>
+        </w:tc>
+      </w:tr>
+      <w:tr>
+        <w:tc>
+          <w:tcPr>
+            <w:tcW w:type="dxa" w:w="3009"/>
+          </w:tcPr>
+          <w:p>
+            <w:pPr>
+              <w:spacing w:line="240" w:lineRule="auto" w:after="40" w:before="0"/>
+              <w:jc w:val="center"/>
+            </w:pPr>
+            <w:r>
+              <w:rPr>
+                <w:rFonts w:ascii="Times New Roman" w:hAnsi="Times New Roman" w:cs="Times New Roman"/>
+                <w:b w:val="0"/>
+                <w:i w:val="0"/>
+                <w:color w:val="000000"/>
+                <w:sz w:val="20"/>
+              </w:rPr>
+              <w:t>DISCERN Total (ICC[3,1])</w:t>
+            </w:r>
+          </w:p>
+        </w:tc>
+        <w:tc>
+          <w:tcPr>
+            <w:tcW w:type="dxa" w:w="3009"/>
+          </w:tcPr>
+          <w:p>
+            <w:pPr>
+              <w:spacing w:line="240" w:lineRule="auto" w:after="40" w:before="0"/>
+              <w:jc w:val="center"/>
+            </w:pPr>
+            <w:r>
+              <w:rPr>
+                <w:rFonts w:ascii="Times New Roman" w:hAnsi="Times New Roman" w:cs="Times New Roman"/>
+                <w:b w:val="0"/>
+                <w:i w:val="0"/>
+                <w:color w:val="000000"/>
+                <w:sz w:val="20"/>
+              </w:rPr>
+              <w:t>0.932 (95% CI [0.870, 0.960])</w:t>
+            </w:r>
+          </w:p>
+        </w:tc>
+        <w:tc>
+          <w:tcPr>
+            <w:tcW w:type="dxa" w:w="3009"/>
+          </w:tcPr>
+          <w:p>
+            <w:pPr>
+              <w:spacing w:line="240" w:lineRule="auto" w:after="40" w:before="0"/>
+              <w:jc w:val="center"/>
+            </w:pPr>
+            <w:r>
+              <w:rPr>
+                <w:rFonts w:ascii="Times New Roman" w:hAnsi="Times New Roman" w:cs="Times New Roman"/>
+                <w:b w:val="0"/>
+                <w:i w:val="0"/>
+                <w:color w:val="000000"/>
+                <w:sz w:val="20"/>
+              </w:rPr>
+              <w:t>Excellent</w:t>
+            </w:r>
+          </w:p>
+        </w:tc>
+      </w:tr>
+      <w:tr>
+        <w:tc>
+          <w:tcPr>
+            <w:tcW w:type="dxa" w:w="3009"/>
+          </w:tcPr>
+          <w:p>
+            <w:pPr>
+              <w:spacing w:line="240" w:lineRule="auto" w:after="40" w:before="0"/>
+              <w:jc w:val="center"/>
+            </w:pPr>
+            <w:r>
+              <w:rPr>
+                <w:rFonts w:ascii="Times New Roman" w:hAnsi="Times New Roman" w:cs="Times New Roman"/>
+                <w:b w:val="0"/>
+                <w:i w:val="0"/>
+                <w:color w:val="000000"/>
+                <w:sz w:val="20"/>
+              </w:rPr>
+              <w:t>JAMA Authorship (kappa)</w:t>
+            </w:r>
+          </w:p>
+        </w:tc>
+        <w:tc>
+          <w:tcPr>
+            <w:tcW w:type="dxa" w:w="3009"/>
+          </w:tcPr>
+          <w:p>
+            <w:pPr>
+              <w:spacing w:line="240" w:lineRule="auto" w:after="40" w:before="0"/>
+              <w:jc w:val="center"/>
+            </w:pPr>
+            <w:r>
+              <w:rPr>
+                <w:rFonts w:ascii="Times New Roman" w:hAnsi="Times New Roman" w:cs="Times New Roman"/>
+                <w:b w:val="0"/>
+                <w:i w:val="0"/>
+                <w:color w:val="000000"/>
+                <w:sz w:val="20"/>
+              </w:rPr>
+              <w:t>0.719</w:t>
+            </w:r>
+          </w:p>
+        </w:tc>
+        <w:tc>
+          <w:tcPr>
+            <w:tcW w:type="dxa" w:w="3009"/>
+          </w:tcPr>
+          <w:p>
+            <w:pPr>
+              <w:spacing w:line="240" w:lineRule="auto" w:after="40" w:before="0"/>
+              <w:jc w:val="center"/>
+            </w:pPr>
+            <w:r>
+              <w:rPr>
+                <w:rFonts w:ascii="Times New Roman" w:hAnsi="Times New Roman" w:cs="Times New Roman"/>
+                <w:b w:val="0"/>
+                <w:i w:val="0"/>
+                <w:color w:val="000000"/>
+                <w:sz w:val="20"/>
+              </w:rPr>
+              <w:t>Substantial</w:t>
+            </w:r>
+          </w:p>
+        </w:tc>
+      </w:tr>
+      <w:tr>
+        <w:tc>
+          <w:tcPr>
+            <w:tcW w:type="dxa" w:w="3009"/>
+          </w:tcPr>
+          <w:p>
+            <w:pPr>
+              <w:spacing w:line="240" w:lineRule="auto" w:after="40" w:before="0"/>
+              <w:jc w:val="center"/>
+            </w:pPr>
+            <w:r>
+              <w:rPr>
+                <w:rFonts w:ascii="Times New Roman" w:hAnsi="Times New Roman" w:cs="Times New Roman"/>
+                <w:b w:val="0"/>
+                <w:i w:val="0"/>
+                <w:color w:val="000000"/>
+                <w:sz w:val="20"/>
+              </w:rPr>
+              <w:t>JAMA Attribution (kappa)</w:t>
+            </w:r>
+          </w:p>
+        </w:tc>
+        <w:tc>
+          <w:tcPr>
+            <w:tcW w:type="dxa" w:w="3009"/>
+          </w:tcPr>
+          <w:p>
+            <w:pPr>
+              <w:spacing w:line="240" w:lineRule="auto" w:after="40" w:before="0"/>
+              <w:jc w:val="center"/>
+            </w:pPr>
+            <w:r>
+              <w:rPr>
+                <w:rFonts w:ascii="Times New Roman" w:hAnsi="Times New Roman" w:cs="Times New Roman"/>
+                <w:b w:val="0"/>
+                <w:i w:val="0"/>
+                <w:color w:val="000000"/>
+                <w:sz w:val="20"/>
+              </w:rPr>
+              <w:t>0.686</w:t>
+            </w:r>
+          </w:p>
+        </w:tc>
+        <w:tc>
+          <w:tcPr>
+            <w:tcW w:type="dxa" w:w="3009"/>
+          </w:tcPr>
+          <w:p>
+            <w:pPr>
+              <w:spacing w:line="240" w:lineRule="auto" w:after="40" w:before="0"/>
+              <w:jc w:val="center"/>
+            </w:pPr>
+            <w:r>
+              <w:rPr>
+                <w:rFonts w:ascii="Times New Roman" w:hAnsi="Times New Roman" w:cs="Times New Roman"/>
+                <w:b w:val="0"/>
+                <w:i w:val="0"/>
+                <w:color w:val="000000"/>
+                <w:sz w:val="20"/>
+              </w:rPr>
+              <w:t>Substantial</w:t>
+            </w:r>
+          </w:p>
+        </w:tc>
+      </w:tr>
+      <w:tr>
+        <w:tc>
+          <w:tcPr>
+            <w:tcW w:type="dxa" w:w="3009"/>
+          </w:tcPr>
+          <w:p>
+            <w:pPr>
+              <w:spacing w:line="240" w:lineRule="auto" w:after="40" w:before="0"/>
+              <w:jc w:val="center"/>
+            </w:pPr>
+            <w:r>
+              <w:rPr>
+                <w:rFonts w:ascii="Times New Roman" w:hAnsi="Times New Roman" w:cs="Times New Roman"/>
+                <w:b w:val="0"/>
+                <w:i w:val="0"/>
+                <w:color w:val="000000"/>
+                <w:sz w:val="20"/>
+              </w:rPr>
+              <w:t>JAMA Disclosure (kappa)</w:t>
+            </w:r>
+          </w:p>
+        </w:tc>
+        <w:tc>
+          <w:tcPr>
+            <w:tcW w:type="dxa" w:w="3009"/>
+          </w:tcPr>
+          <w:p>
+            <w:pPr>
+              <w:spacing w:line="240" w:lineRule="auto" w:after="40" w:before="0"/>
+              <w:jc w:val="center"/>
+            </w:pPr>
+            <w:r>
+              <w:rPr>
+                <w:rFonts w:ascii="Times New Roman" w:hAnsi="Times New Roman" w:cs="Times New Roman"/>
+                <w:b w:val="0"/>
+                <w:i w:val="0"/>
+                <w:color w:val="000000"/>
+                <w:sz w:val="20"/>
+              </w:rPr>
+              <w:t>0.305</w:t>
+            </w:r>
+          </w:p>
+        </w:tc>
+        <w:tc>
+          <w:tcPr>
+            <w:tcW w:type="dxa" w:w="3009"/>
+          </w:tcPr>
+          <w:p>
+            <w:pPr>
+              <w:spacing w:line="240" w:lineRule="auto" w:after="40" w:before="0"/>
+              <w:jc w:val="center"/>
+            </w:pPr>
+            <w:r>
+              <w:rPr>
+                <w:rFonts w:ascii="Times New Roman" w:hAnsi="Times New Roman" w:cs="Times New Roman"/>
+                <w:b w:val="0"/>
+                <w:i w:val="0"/>
+                <w:color w:val="000000"/>
+                <w:sz w:val="20"/>
+              </w:rPr>
+              <w:t>Fair (kappa paradox)</w:t>
+            </w:r>
+          </w:p>
+        </w:tc>
+      </w:tr>
+      <w:tr>
+        <w:tc>
+          <w:tcPr>
+            <w:tcW w:type="dxa" w:w="3009"/>
+          </w:tcPr>
+          <w:p>
+            <w:pPr>
+              <w:spacing w:line="240" w:lineRule="auto" w:after="40" w:before="0"/>
+              <w:jc w:val="center"/>
+            </w:pPr>
+            <w:r>
+              <w:rPr>
+                <w:rFonts w:ascii="Times New Roman" w:hAnsi="Times New Roman" w:cs="Times New Roman"/>
+                <w:b w:val="0"/>
+                <w:i w:val="0"/>
+                <w:color w:val="000000"/>
+                <w:sz w:val="20"/>
+              </w:rPr>
+              <w:t>JAMA Currency (kappa)</w:t>
+            </w:r>
+          </w:p>
+        </w:tc>
+        <w:tc>
+          <w:tcPr>
+            <w:tcW w:type="dxa" w:w="3009"/>
+          </w:tcPr>
+          <w:p>
+            <w:pPr>
+              <w:spacing w:line="240" w:lineRule="auto" w:after="40" w:before="0"/>
+              <w:jc w:val="center"/>
+            </w:pPr>
+            <w:r>
+              <w:rPr>
+                <w:rFonts w:ascii="Times New Roman" w:hAnsi="Times New Roman" w:cs="Times New Roman"/>
+                <w:b w:val="0"/>
+                <w:i w:val="0"/>
+                <w:color w:val="000000"/>
+                <w:sz w:val="20"/>
+              </w:rPr>
+              <w:t>0.215</w:t>
+            </w:r>
+          </w:p>
+        </w:tc>
+        <w:tc>
+          <w:tcPr>
+            <w:tcW w:type="dxa" w:w="3009"/>
+          </w:tcPr>
+          <w:p>
+            <w:pPr>
+              <w:spacing w:line="240" w:lineRule="auto" w:after="40" w:before="0"/>
+              <w:jc w:val="center"/>
+            </w:pPr>
+            <w:r>
+              <w:rPr>
+                <w:rFonts w:ascii="Times New Roman" w:hAnsi="Times New Roman" w:cs="Times New Roman"/>
+                <w:b w:val="0"/>
+                <w:i w:val="0"/>
+                <w:color w:val="000000"/>
+                <w:sz w:val="20"/>
+              </w:rPr>
+              <w:t>Fair (kappa paradox)</w:t>
+            </w:r>
+          </w:p>
+        </w:tc>
+      </w:tr>
+    </w:tbl>
+    <w:p>
+      <w:pPr>
+        <w:spacing w:line="360" w:lineRule="auto" w:after="120" w:before="0"/>
+        <w:jc w:val="both"/>
+      </w:pPr>
+      <w:r>
+        <w:rPr>
+          <w:rFonts w:ascii="Times New Roman" w:hAnsi="Times New Roman" w:cs="Times New Roman"/>
+          <w:b w:val="0"/>
+          <w:i w:val="0"/>
+          <w:color w:val="000000"/>
+          <w:sz w:val="24"/>
+        </w:rPr>
+      </w:r>
+    </w:p>
+    <w:p>
+      <w:pPr>
+        <w:pStyle w:val="Heading2"/>
+        <w:spacing w:line="360" w:lineRule="auto" w:after="200" w:before="0"/>
+        <w:jc w:val="both"/>
+      </w:pPr>
+      <w:r>
+        <w:rPr>
+          <w:rFonts w:ascii="Times New Roman" w:hAnsi="Times New Roman" w:cs="Times New Roman"/>
+          <w:b/>
+          <w:i w:val="0"/>
+          <w:color w:val="000000"/>
+          <w:sz w:val="26"/>
+        </w:rPr>
+        <w:t>Table C6. Spearman Correlations Between Engagement Metrics and DISCERN Scores</w:t>
+      </w:r>
+    </w:p>
+    <w:tbl>
+      <w:tblPr>
+        <w:tblStyle w:val="TableGrid"/>
+        <w:tblW w:type="auto" w:w="0"/>
+        <w:jc w:val="center"/>
+        <w:tblLook w:firstColumn="1" w:firstRow="1" w:lastColumn="0" w:lastRow="0" w:noHBand="0" w:noVBand="1" w:val="04A0"/>
+      </w:tblPr>
+      <w:tblGrid>
+        <w:gridCol w:w="2256"/>
+        <w:gridCol w:w="2256"/>
+        <w:gridCol w:w="2256"/>
+        <w:gridCol w:w="2256"/>
+      </w:tblGrid>
+      <w:tr>
+        <w:tc>
+          <w:tcPr>
+            <w:tcW w:type="dxa" w:w="2256"/>
+            <w:shd w:fill="D9E2F3" w:val="clear"/>
+          </w:tcPr>
+          <w:p>
+            <w:pPr>
+              <w:spacing w:line="240" w:lineRule="auto" w:after="40" w:before="0"/>
+              <w:jc w:val="center"/>
+            </w:pPr>
+            <w:r>
+              <w:rPr>
+                <w:rFonts w:ascii="Times New Roman" w:hAnsi="Times New Roman" w:cs="Times New Roman"/>
+                <w:b/>
+                <w:i w:val="0"/>
+                <w:color w:val="000000"/>
+                <w:sz w:val="20"/>
+              </w:rPr>
+              <w:t>Metric / Platform</w:t>
+            </w:r>
+          </w:p>
+        </w:tc>
+        <w:tc>
+          <w:tcPr>
+            <w:tcW w:type="dxa" w:w="2256"/>
+            <w:shd w:fill="D9E2F3" w:val="clear"/>
+          </w:tcPr>
+          <w:p>
+            <w:pPr>
+              <w:spacing w:line="240" w:lineRule="auto" w:after="40" w:before="0"/>
+              <w:jc w:val="center"/>
+            </w:pPr>
+            <w:r>
+              <w:rPr>
+                <w:rFonts w:ascii="Times New Roman" w:hAnsi="Times New Roman" w:cs="Times New Roman"/>
+                <w:b/>
+                <w:i w:val="0"/>
+                <w:color w:val="000000"/>
+                <w:sz w:val="20"/>
+              </w:rPr>
+              <w:t>rho</w:t>
+            </w:r>
+          </w:p>
+        </w:tc>
+        <w:tc>
+          <w:tcPr>
+            <w:tcW w:type="dxa" w:w="2256"/>
+            <w:shd w:fill="D9E2F3" w:val="clear"/>
+          </w:tcPr>
+          <w:p>
+            <w:pPr>
+              <w:spacing w:line="240" w:lineRule="auto" w:after="40" w:before="0"/>
+              <w:jc w:val="center"/>
+            </w:pPr>
+            <w:r>
+              <w:rPr>
+                <w:rFonts w:ascii="Times New Roman" w:hAnsi="Times New Roman" w:cs="Times New Roman"/>
+                <w:b/>
+                <w:i w:val="0"/>
+                <w:color w:val="000000"/>
+                <w:sz w:val="20"/>
+              </w:rPr>
+              <w:t>p</w:t>
+            </w:r>
+          </w:p>
+        </w:tc>
+        <w:tc>
+          <w:tcPr>
+            <w:tcW w:type="dxa" w:w="2256"/>
+            <w:shd w:fill="D9E2F3" w:val="clear"/>
+          </w:tcPr>
+          <w:p>
+            <w:pPr>
+              <w:spacing w:line="240" w:lineRule="auto" w:after="40" w:before="0"/>
+              <w:jc w:val="center"/>
+            </w:pPr>
+            <w:r>
+              <w:rPr>
+                <w:rFonts w:ascii="Times New Roman" w:hAnsi="Times New Roman" w:cs="Times New Roman"/>
+                <w:b/>
+                <w:i w:val="0"/>
+                <w:color w:val="000000"/>
+                <w:sz w:val="20"/>
+              </w:rPr>
+              <w:t>Interpretation</w:t>
+            </w:r>
+          </w:p>
+        </w:tc>
+      </w:tr>
+      <w:tr>
+        <w:tc>
+          <w:tcPr>
+            <w:tcW w:type="dxa" w:w="2256"/>
+          </w:tcPr>
+          <w:p>
+            <w:pPr>
+              <w:spacing w:line="240" w:lineRule="auto" w:after="40" w:before="0"/>
+              <w:jc w:val="center"/>
+            </w:pPr>
+            <w:r>
+              <w:rPr>
+                <w:rFonts w:ascii="Times New Roman" w:hAnsi="Times New Roman" w:cs="Times New Roman"/>
+                <w:b w:val="0"/>
+                <w:i w:val="0"/>
+                <w:color w:val="000000"/>
+                <w:sz w:val="20"/>
+              </w:rPr>
+              <w:t>Views (overall, n=97)</w:t>
+            </w:r>
+          </w:p>
+        </w:tc>
+        <w:tc>
+          <w:tcPr>
+            <w:tcW w:type="dxa" w:w="2256"/>
+          </w:tcPr>
+          <w:p>
+            <w:pPr>
+              <w:spacing w:line="240" w:lineRule="auto" w:after="40" w:before="0"/>
+              <w:jc w:val="center"/>
+            </w:pPr>
+            <w:r>
+              <w:rPr>
+                <w:rFonts w:ascii="Times New Roman" w:hAnsi="Times New Roman" w:cs="Times New Roman"/>
+                <w:b w:val="0"/>
+                <w:i w:val="0"/>
+                <w:color w:val="000000"/>
+                <w:sz w:val="20"/>
+              </w:rPr>
+              <w:t>-0.044</w:t>
+            </w:r>
+          </w:p>
+        </w:tc>
+        <w:tc>
+          <w:tcPr>
+            <w:tcW w:type="dxa" w:w="2256"/>
+          </w:tcPr>
+          <w:p>
+            <w:pPr>
+              <w:spacing w:line="240" w:lineRule="auto" w:after="40" w:before="0"/>
+              <w:jc w:val="center"/>
+            </w:pPr>
+            <w:r>
+              <w:rPr>
+                <w:rFonts w:ascii="Times New Roman" w:hAnsi="Times New Roman" w:cs="Times New Roman"/>
+                <w:b w:val="0"/>
+                <w:i w:val="0"/>
+                <w:color w:val="000000"/>
+                <w:sz w:val="20"/>
+              </w:rPr>
+              <w:t>.669</w:t>
+            </w:r>
+          </w:p>
+        </w:tc>
+        <w:tc>
+          <w:tcPr>
+            <w:tcW w:type="dxa" w:w="2256"/>
+          </w:tcPr>
+          <w:p>
+            <w:pPr>
+              <w:spacing w:line="240" w:lineRule="auto" w:after="40" w:before="0"/>
+              <w:jc w:val="center"/>
+            </w:pPr>
+            <w:r>
+              <w:rPr>
+                <w:rFonts w:ascii="Times New Roman" w:hAnsi="Times New Roman" w:cs="Times New Roman"/>
+                <w:b w:val="0"/>
+                <w:i w:val="0"/>
+                <w:color w:val="000000"/>
+                <w:sz w:val="20"/>
+              </w:rPr>
+              <w:t>Negligible, ns</w:t>
+            </w:r>
+          </w:p>
+        </w:tc>
+      </w:tr>
+      <w:tr>
+        <w:tc>
+          <w:tcPr>
+            <w:tcW w:type="dxa" w:w="2256"/>
+          </w:tcPr>
+          <w:p>
+            <w:pPr>
+              <w:spacing w:line="240" w:lineRule="auto" w:after="40" w:before="0"/>
+              <w:jc w:val="center"/>
+            </w:pPr>
+            <w:r>
+              <w:rPr>
+                <w:rFonts w:ascii="Times New Roman" w:hAnsi="Times New Roman" w:cs="Times New Roman"/>
+                <w:b w:val="0"/>
+                <w:i w:val="0"/>
+                <w:color w:val="000000"/>
+                <w:sz w:val="20"/>
+              </w:rPr>
+              <w:t>Likes (overall, n=147)</w:t>
+            </w:r>
+          </w:p>
+        </w:tc>
+        <w:tc>
+          <w:tcPr>
+            <w:tcW w:type="dxa" w:w="2256"/>
+          </w:tcPr>
+          <w:p>
+            <w:pPr>
+              <w:spacing w:line="240" w:lineRule="auto" w:after="40" w:before="0"/>
+              <w:jc w:val="center"/>
+            </w:pPr>
+            <w:r>
+              <w:rPr>
+                <w:rFonts w:ascii="Times New Roman" w:hAnsi="Times New Roman" w:cs="Times New Roman"/>
+                <w:b w:val="0"/>
+                <w:i w:val="0"/>
+                <w:color w:val="000000"/>
+                <w:sz w:val="20"/>
+              </w:rPr>
+              <w:t>0.284</w:t>
+            </w:r>
+          </w:p>
+        </w:tc>
+        <w:tc>
+          <w:tcPr>
+            <w:tcW w:type="dxa" w:w="2256"/>
+          </w:tcPr>
+          <w:p>
+            <w:pPr>
+              <w:spacing w:line="240" w:lineRule="auto" w:after="40" w:before="0"/>
+              <w:jc w:val="center"/>
+            </w:pPr>
+            <w:r>
+              <w:rPr>
+                <w:rFonts w:ascii="Times New Roman" w:hAnsi="Times New Roman" w:cs="Times New Roman"/>
+                <w:b w:val="0"/>
+                <w:i w:val="0"/>
+                <w:color w:val="000000"/>
+                <w:sz w:val="20"/>
+              </w:rPr>
+              <w:t>&lt; .001</w:t>
+            </w:r>
+          </w:p>
+        </w:tc>
+        <w:tc>
+          <w:tcPr>
+            <w:tcW w:type="dxa" w:w="2256"/>
+          </w:tcPr>
+          <w:p>
+            <w:pPr>
+              <w:spacing w:line="240" w:lineRule="auto" w:after="40" w:before="0"/>
+              <w:jc w:val="center"/>
+            </w:pPr>
+            <w:r>
+              <w:rPr>
+                <w:rFonts w:ascii="Times New Roman" w:hAnsi="Times New Roman" w:cs="Times New Roman"/>
+                <w:b w:val="0"/>
+                <w:i w:val="0"/>
+                <w:color w:val="000000"/>
+                <w:sz w:val="20"/>
+              </w:rPr>
+              <w:t>Weak positive (confounded)</w:t>
+            </w:r>
+          </w:p>
+        </w:tc>
+      </w:tr>
+      <w:tr>
+        <w:tc>
+          <w:tcPr>
+            <w:tcW w:type="dxa" w:w="2256"/>
+          </w:tcPr>
+          <w:p>
+            <w:pPr>
+              <w:spacing w:line="240" w:lineRule="auto" w:after="40" w:before="0"/>
+              <w:jc w:val="center"/>
+            </w:pPr>
+            <w:r>
+              <w:rPr>
+                <w:rFonts w:ascii="Times New Roman" w:hAnsi="Times New Roman" w:cs="Times New Roman"/>
+                <w:b w:val="0"/>
+                <w:i w:val="0"/>
+                <w:color w:val="000000"/>
+                <w:sz w:val="20"/>
+              </w:rPr>
+              <w:t>Comments (overall, n=147)</w:t>
+            </w:r>
+          </w:p>
+        </w:tc>
+        <w:tc>
+          <w:tcPr>
+            <w:tcW w:type="dxa" w:w="2256"/>
+          </w:tcPr>
+          <w:p>
+            <w:pPr>
+              <w:spacing w:line="240" w:lineRule="auto" w:after="40" w:before="0"/>
+              <w:jc w:val="center"/>
+            </w:pPr>
+            <w:r>
+              <w:rPr>
+                <w:rFonts w:ascii="Times New Roman" w:hAnsi="Times New Roman" w:cs="Times New Roman"/>
+                <w:b w:val="0"/>
+                <w:i w:val="0"/>
+                <w:color w:val="000000"/>
+                <w:sz w:val="20"/>
+              </w:rPr>
+              <w:t>0.371</w:t>
+            </w:r>
+          </w:p>
+        </w:tc>
+        <w:tc>
+          <w:tcPr>
+            <w:tcW w:type="dxa" w:w="2256"/>
+          </w:tcPr>
+          <w:p>
+            <w:pPr>
+              <w:spacing w:line="240" w:lineRule="auto" w:after="40" w:before="0"/>
+              <w:jc w:val="center"/>
+            </w:pPr>
+            <w:r>
+              <w:rPr>
+                <w:rFonts w:ascii="Times New Roman" w:hAnsi="Times New Roman" w:cs="Times New Roman"/>
+                <w:b w:val="0"/>
+                <w:i w:val="0"/>
+                <w:color w:val="000000"/>
+                <w:sz w:val="20"/>
+              </w:rPr>
+              <w:t>&lt; .001</w:t>
+            </w:r>
+          </w:p>
+        </w:tc>
+        <w:tc>
+          <w:tcPr>
+            <w:tcW w:type="dxa" w:w="2256"/>
+          </w:tcPr>
+          <w:p>
+            <w:pPr>
+              <w:spacing w:line="240" w:lineRule="auto" w:after="40" w:before="0"/>
+              <w:jc w:val="center"/>
+            </w:pPr>
+            <w:r>
+              <w:rPr>
+                <w:rFonts w:ascii="Times New Roman" w:hAnsi="Times New Roman" w:cs="Times New Roman"/>
+                <w:b w:val="0"/>
+                <w:i w:val="0"/>
+                <w:color w:val="000000"/>
+                <w:sz w:val="20"/>
+              </w:rPr>
+              <w:t>Moderate positive (confounded)</w:t>
+            </w:r>
+          </w:p>
+        </w:tc>
+      </w:tr>
+      <w:tr>
+        <w:tc>
+          <w:tcPr>
+            <w:tcW w:type="dxa" w:w="2256"/>
+          </w:tcPr>
+          <w:p>
+            <w:pPr>
+              <w:spacing w:line="240" w:lineRule="auto" w:after="40" w:before="0"/>
+              <w:jc w:val="center"/>
+            </w:pPr>
+            <w:r>
+              <w:rPr>
+                <w:rFonts w:ascii="Times New Roman" w:hAnsi="Times New Roman" w:cs="Times New Roman"/>
+                <w:b w:val="0"/>
+                <w:i w:val="0"/>
+                <w:color w:val="000000"/>
+                <w:sz w:val="20"/>
+              </w:rPr>
+              <w:t>YouTube views</w:t>
+            </w:r>
+          </w:p>
+        </w:tc>
+        <w:tc>
+          <w:tcPr>
+            <w:tcW w:type="dxa" w:w="2256"/>
+          </w:tcPr>
+          <w:p>
+            <w:pPr>
+              <w:spacing w:line="240" w:lineRule="auto" w:after="40" w:before="0"/>
+              <w:jc w:val="center"/>
+            </w:pPr>
+            <w:r>
+              <w:rPr>
+                <w:rFonts w:ascii="Times New Roman" w:hAnsi="Times New Roman" w:cs="Times New Roman"/>
+                <w:b w:val="0"/>
+                <w:i w:val="0"/>
+                <w:color w:val="000000"/>
+                <w:sz w:val="20"/>
+              </w:rPr>
+              <w:t>-0.340</w:t>
+            </w:r>
+          </w:p>
+        </w:tc>
+        <w:tc>
+          <w:tcPr>
+            <w:tcW w:type="dxa" w:w="2256"/>
+          </w:tcPr>
+          <w:p>
+            <w:pPr>
+              <w:spacing w:line="240" w:lineRule="auto" w:after="40" w:before="0"/>
+              <w:jc w:val="center"/>
+            </w:pPr>
+            <w:r>
+              <w:rPr>
+                <w:rFonts w:ascii="Times New Roman" w:hAnsi="Times New Roman" w:cs="Times New Roman"/>
+                <w:b w:val="0"/>
+                <w:i w:val="0"/>
+                <w:color w:val="000000"/>
+                <w:sz w:val="20"/>
+              </w:rPr>
+              <w:t>.016</w:t>
+            </w:r>
+          </w:p>
+        </w:tc>
+        <w:tc>
+          <w:tcPr>
+            <w:tcW w:type="dxa" w:w="2256"/>
+          </w:tcPr>
+          <w:p>
+            <w:pPr>
+              <w:spacing w:line="240" w:lineRule="auto" w:after="40" w:before="0"/>
+              <w:jc w:val="center"/>
+            </w:pPr>
+            <w:r>
+              <w:rPr>
+                <w:rFonts w:ascii="Times New Roman" w:hAnsi="Times New Roman" w:cs="Times New Roman"/>
+                <w:b w:val="0"/>
+                <w:i w:val="0"/>
+                <w:color w:val="000000"/>
+                <w:sz w:val="20"/>
+              </w:rPr>
+              <w:t>Significant negative</w:t>
+            </w:r>
+          </w:p>
+        </w:tc>
+      </w:tr>
+      <w:tr>
+        <w:tc>
+          <w:tcPr>
+            <w:tcW w:type="dxa" w:w="2256"/>
+          </w:tcPr>
+          <w:p>
+            <w:pPr>
+              <w:spacing w:line="240" w:lineRule="auto" w:after="40" w:before="0"/>
+              <w:jc w:val="center"/>
+            </w:pPr>
+            <w:r>
+              <w:rPr>
+                <w:rFonts w:ascii="Times New Roman" w:hAnsi="Times New Roman" w:cs="Times New Roman"/>
+                <w:b w:val="0"/>
+                <w:i w:val="0"/>
+                <w:color w:val="000000"/>
+                <w:sz w:val="20"/>
+              </w:rPr>
+              <w:t>YouTube likes</w:t>
+            </w:r>
+          </w:p>
+        </w:tc>
+        <w:tc>
+          <w:tcPr>
+            <w:tcW w:type="dxa" w:w="2256"/>
+          </w:tcPr>
+          <w:p>
+            <w:pPr>
+              <w:spacing w:line="240" w:lineRule="auto" w:after="40" w:before="0"/>
+              <w:jc w:val="center"/>
+            </w:pPr>
+            <w:r>
+              <w:rPr>
+                <w:rFonts w:ascii="Times New Roman" w:hAnsi="Times New Roman" w:cs="Times New Roman"/>
+                <w:b w:val="0"/>
+                <w:i w:val="0"/>
+                <w:color w:val="000000"/>
+                <w:sz w:val="20"/>
+              </w:rPr>
+              <w:t>-0.286</w:t>
+            </w:r>
+          </w:p>
+        </w:tc>
+        <w:tc>
+          <w:tcPr>
+            <w:tcW w:type="dxa" w:w="2256"/>
+          </w:tcPr>
+          <w:p>
+            <w:pPr>
+              <w:spacing w:line="240" w:lineRule="auto" w:after="40" w:before="0"/>
+              <w:jc w:val="center"/>
+            </w:pPr>
+            <w:r>
+              <w:rPr>
+                <w:rFonts w:ascii="Times New Roman" w:hAnsi="Times New Roman" w:cs="Times New Roman"/>
+                <w:b w:val="0"/>
+                <w:i w:val="0"/>
+                <w:color w:val="000000"/>
+                <w:sz w:val="20"/>
+              </w:rPr>
+              <w:t>.044</w:t>
+            </w:r>
+          </w:p>
+        </w:tc>
+        <w:tc>
+          <w:tcPr>
+            <w:tcW w:type="dxa" w:w="2256"/>
+          </w:tcPr>
+          <w:p>
+            <w:pPr>
+              <w:spacing w:line="240" w:lineRule="auto" w:after="40" w:before="0"/>
+              <w:jc w:val="center"/>
+            </w:pPr>
+            <w:r>
+              <w:rPr>
+                <w:rFonts w:ascii="Times New Roman" w:hAnsi="Times New Roman" w:cs="Times New Roman"/>
+                <w:b w:val="0"/>
+                <w:i w:val="0"/>
+                <w:color w:val="000000"/>
+                <w:sz w:val="20"/>
+              </w:rPr>
+              <w:t>Significant negative</w:t>
+            </w:r>
+          </w:p>
+        </w:tc>
+      </w:tr>
+      <w:tr>
+        <w:tc>
+          <w:tcPr>
+            <w:tcW w:type="dxa" w:w="2256"/>
+          </w:tcPr>
+          <w:p>
+            <w:pPr>
+              <w:spacing w:line="240" w:lineRule="auto" w:after="40" w:before="0"/>
+              <w:jc w:val="center"/>
+            </w:pPr>
+            <w:r>
+              <w:rPr>
+                <w:rFonts w:ascii="Times New Roman" w:hAnsi="Times New Roman" w:cs="Times New Roman"/>
+                <w:b w:val="0"/>
+                <w:i w:val="0"/>
+                <w:color w:val="000000"/>
+                <w:sz w:val="20"/>
+              </w:rPr>
+              <w:t>TikTok views</w:t>
+            </w:r>
+          </w:p>
+        </w:tc>
+        <w:tc>
+          <w:tcPr>
+            <w:tcW w:type="dxa" w:w="2256"/>
+          </w:tcPr>
+          <w:p>
+            <w:pPr>
+              <w:spacing w:line="240" w:lineRule="auto" w:after="40" w:before="0"/>
+              <w:jc w:val="center"/>
+            </w:pPr>
+            <w:r>
+              <w:rPr>
+                <w:rFonts w:ascii="Times New Roman" w:hAnsi="Times New Roman" w:cs="Times New Roman"/>
+                <w:b w:val="0"/>
+                <w:i w:val="0"/>
+                <w:color w:val="000000"/>
+                <w:sz w:val="20"/>
+              </w:rPr>
+              <w:t>-0.057</w:t>
+            </w:r>
+          </w:p>
+        </w:tc>
+        <w:tc>
+          <w:tcPr>
+            <w:tcW w:type="dxa" w:w="2256"/>
+          </w:tcPr>
+          <w:p>
+            <w:pPr>
+              <w:spacing w:line="240" w:lineRule="auto" w:after="40" w:before="0"/>
+              <w:jc w:val="center"/>
+            </w:pPr>
+            <w:r>
+              <w:rPr>
+                <w:rFonts w:ascii="Times New Roman" w:hAnsi="Times New Roman" w:cs="Times New Roman"/>
+                <w:b w:val="0"/>
+                <w:i w:val="0"/>
+                <w:color w:val="000000"/>
+                <w:sz w:val="20"/>
+              </w:rPr>
+              <w:t>.702</w:t>
+            </w:r>
+          </w:p>
+        </w:tc>
+        <w:tc>
+          <w:tcPr>
+            <w:tcW w:type="dxa" w:w="2256"/>
+          </w:tcPr>
+          <w:p>
+            <w:pPr>
+              <w:spacing w:line="240" w:lineRule="auto" w:after="40" w:before="0"/>
+              <w:jc w:val="center"/>
+            </w:pPr>
+            <w:r>
+              <w:rPr>
+                <w:rFonts w:ascii="Times New Roman" w:hAnsi="Times New Roman" w:cs="Times New Roman"/>
+                <w:b w:val="0"/>
+                <w:i w:val="0"/>
+                <w:color w:val="000000"/>
+                <w:sz w:val="20"/>
+              </w:rPr>
+              <w:t>ns</w:t>
+            </w:r>
+          </w:p>
+        </w:tc>
+      </w:tr>
+      <w:tr>
+        <w:tc>
+          <w:tcPr>
+            <w:tcW w:type="dxa" w:w="2256"/>
+          </w:tcPr>
+          <w:p>
+            <w:pPr>
+              <w:spacing w:line="240" w:lineRule="auto" w:after="40" w:before="0"/>
+              <w:jc w:val="center"/>
+            </w:pPr>
+            <w:r>
+              <w:rPr>
+                <w:rFonts w:ascii="Times New Roman" w:hAnsi="Times New Roman" w:cs="Times New Roman"/>
+                <w:b w:val="0"/>
+                <w:i w:val="0"/>
+                <w:color w:val="000000"/>
+                <w:sz w:val="20"/>
+              </w:rPr>
+              <w:t>TikTok likes</w:t>
+            </w:r>
+          </w:p>
+        </w:tc>
+        <w:tc>
+          <w:tcPr>
+            <w:tcW w:type="dxa" w:w="2256"/>
+          </w:tcPr>
+          <w:p>
+            <w:pPr>
+              <w:spacing w:line="240" w:lineRule="auto" w:after="40" w:before="0"/>
+              <w:jc w:val="center"/>
+            </w:pPr>
+            <w:r>
+              <w:rPr>
+                <w:rFonts w:ascii="Times New Roman" w:hAnsi="Times New Roman" w:cs="Times New Roman"/>
+                <w:b w:val="0"/>
+                <w:i w:val="0"/>
+                <w:color w:val="000000"/>
+                <w:sz w:val="20"/>
+              </w:rPr>
+              <w:t>0.109</w:t>
+            </w:r>
+          </w:p>
+        </w:tc>
+        <w:tc>
+          <w:tcPr>
+            <w:tcW w:type="dxa" w:w="2256"/>
+          </w:tcPr>
+          <w:p>
+            <w:pPr>
+              <w:spacing w:line="240" w:lineRule="auto" w:after="40" w:before="0"/>
+              <w:jc w:val="center"/>
+            </w:pPr>
+            <w:r>
+              <w:rPr>
+                <w:rFonts w:ascii="Times New Roman" w:hAnsi="Times New Roman" w:cs="Times New Roman"/>
+                <w:b w:val="0"/>
+                <w:i w:val="0"/>
+                <w:color w:val="000000"/>
+                <w:sz w:val="20"/>
+              </w:rPr>
+              <w:t>.467</w:t>
+            </w:r>
+          </w:p>
+        </w:tc>
+        <w:tc>
+          <w:tcPr>
+            <w:tcW w:type="dxa" w:w="2256"/>
+          </w:tcPr>
+          <w:p>
+            <w:pPr>
+              <w:spacing w:line="240" w:lineRule="auto" w:after="40" w:before="0"/>
+              <w:jc w:val="center"/>
+            </w:pPr>
+            <w:r>
+              <w:rPr>
+                <w:rFonts w:ascii="Times New Roman" w:hAnsi="Times New Roman" w:cs="Times New Roman"/>
+                <w:b w:val="0"/>
+                <w:i w:val="0"/>
+                <w:color w:val="000000"/>
+                <w:sz w:val="20"/>
+              </w:rPr>
+              <w:t>ns</w:t>
+            </w:r>
+          </w:p>
+        </w:tc>
+      </w:tr>
+      <w:tr>
+        <w:tc>
+          <w:tcPr>
+            <w:tcW w:type="dxa" w:w="2256"/>
+          </w:tcPr>
+          <w:p>
+            <w:pPr>
+              <w:spacing w:line="240" w:lineRule="auto" w:after="40" w:before="0"/>
+              <w:jc w:val="center"/>
+            </w:pPr>
+            <w:r>
+              <w:rPr>
+                <w:rFonts w:ascii="Times New Roman" w:hAnsi="Times New Roman" w:cs="Times New Roman"/>
+                <w:b w:val="0"/>
+                <w:i w:val="0"/>
+                <w:color w:val="000000"/>
+                <w:sz w:val="20"/>
+              </w:rPr>
+              <w:t>Instagram likes</w:t>
+            </w:r>
+          </w:p>
+        </w:tc>
+        <w:tc>
+          <w:tcPr>
+            <w:tcW w:type="dxa" w:w="2256"/>
+          </w:tcPr>
+          <w:p>
+            <w:pPr>
+              <w:spacing w:line="240" w:lineRule="auto" w:after="40" w:before="0"/>
+              <w:jc w:val="center"/>
+            </w:pPr>
+            <w:r>
+              <w:rPr>
+                <w:rFonts w:ascii="Times New Roman" w:hAnsi="Times New Roman" w:cs="Times New Roman"/>
+                <w:b w:val="0"/>
+                <w:i w:val="0"/>
+                <w:color w:val="000000"/>
+                <w:sz w:val="20"/>
+              </w:rPr>
+              <w:t>-0.174</w:t>
+            </w:r>
+          </w:p>
+        </w:tc>
+        <w:tc>
+          <w:tcPr>
+            <w:tcW w:type="dxa" w:w="2256"/>
+          </w:tcPr>
+          <w:p>
+            <w:pPr>
+              <w:spacing w:line="240" w:lineRule="auto" w:after="40" w:before="0"/>
+              <w:jc w:val="center"/>
+            </w:pPr>
+            <w:r>
+              <w:rPr>
+                <w:rFonts w:ascii="Times New Roman" w:hAnsi="Times New Roman" w:cs="Times New Roman"/>
+                <w:b w:val="0"/>
+                <w:i w:val="0"/>
+                <w:color w:val="000000"/>
+                <w:sz w:val="20"/>
+              </w:rPr>
+              <w:t>.226</w:t>
+            </w:r>
+          </w:p>
+        </w:tc>
+        <w:tc>
+          <w:tcPr>
+            <w:tcW w:type="dxa" w:w="2256"/>
+          </w:tcPr>
+          <w:p>
+            <w:pPr>
+              <w:spacing w:line="240" w:lineRule="auto" w:after="40" w:before="0"/>
+              <w:jc w:val="center"/>
+            </w:pPr>
+            <w:r>
+              <w:rPr>
+                <w:rFonts w:ascii="Times New Roman" w:hAnsi="Times New Roman" w:cs="Times New Roman"/>
+                <w:b w:val="0"/>
+                <w:i w:val="0"/>
+                <w:color w:val="000000"/>
+                <w:sz w:val="20"/>
+              </w:rPr>
+              <w:t>ns</w:t>
+            </w:r>
+          </w:p>
+        </w:tc>
+      </w:tr>
+      <w:tr>
+        <w:tc>
+          <w:tcPr>
+            <w:tcW w:type="dxa" w:w="2256"/>
+          </w:tcPr>
+          <w:p>
+            <w:pPr>
+              <w:spacing w:line="240" w:lineRule="auto" w:after="40" w:before="0"/>
+              <w:jc w:val="center"/>
+            </w:pPr>
+            <w:r>
+              <w:rPr>
+                <w:rFonts w:ascii="Times New Roman" w:hAnsi="Times New Roman" w:cs="Times New Roman"/>
+                <w:b w:val="0"/>
+                <w:i w:val="0"/>
+                <w:color w:val="000000"/>
+                <w:sz w:val="20"/>
+              </w:rPr>
+              <w:t>Note</w:t>
+            </w:r>
+          </w:p>
+        </w:tc>
+        <w:tc>
+          <w:tcPr>
+            <w:tcW w:type="dxa" w:w="2256"/>
+          </w:tcPr>
+          <w:p>
+            <w:pPr>
+              <w:spacing w:line="240" w:lineRule="auto" w:after="40" w:before="0"/>
+              <w:jc w:val="center"/>
+            </w:pPr>
+            <w:r>
+              <w:rPr>
+                <w:rFonts w:ascii="Times New Roman" w:hAnsi="Times New Roman" w:cs="Times New Roman"/>
+                <w:b w:val="0"/>
+                <w:i w:val="0"/>
+                <w:color w:val="000000"/>
+                <w:sz w:val="20"/>
+              </w:rPr>
+            </w:r>
+          </w:p>
+        </w:tc>
+        <w:tc>
+          <w:tcPr>
+            <w:tcW w:type="dxa" w:w="2256"/>
+          </w:tcPr>
+          <w:p>
+            <w:pPr>
+              <w:spacing w:line="240" w:lineRule="auto" w:after="40" w:before="0"/>
+              <w:jc w:val="center"/>
+            </w:pPr>
+            <w:r>
+              <w:rPr>
+                <w:rFonts w:ascii="Times New Roman" w:hAnsi="Times New Roman" w:cs="Times New Roman"/>
+                <w:b w:val="0"/>
+                <w:i w:val="0"/>
+                <w:color w:val="000000"/>
+                <w:sz w:val="20"/>
+              </w:rPr>
+            </w:r>
+          </w:p>
+        </w:tc>
+        <w:tc>
+          <w:tcPr>
+            <w:tcW w:type="dxa" w:w="2256"/>
+          </w:tcPr>
+          <w:p>
+            <w:pPr>
+              <w:spacing w:line="240" w:lineRule="auto" w:after="40" w:before="0"/>
+              <w:jc w:val="center"/>
+            </w:pPr>
+            <w:r>
+              <w:rPr>
+                <w:rFonts w:ascii="Times New Roman" w:hAnsi="Times New Roman" w:cs="Times New Roman"/>
+                <w:b w:val="0"/>
+                <w:i w:val="0"/>
+                <w:color w:val="000000"/>
+                <w:sz w:val="20"/>
+              </w:rPr>
+              <w:t>Overall likes/comments confounded; YouTube shows real negative correlations</w:t>
+            </w:r>
+          </w:p>
+        </w:tc>
+      </w:tr>
+    </w:tbl>
+    <w:p>
+      <w:pPr>
+        <w:spacing w:line="360" w:lineRule="auto" w:after="120" w:before="0"/>
+        <w:jc w:val="both"/>
+      </w:pPr>
+      <w:r>
+        <w:rPr>
+          <w:rFonts w:ascii="Times New Roman" w:hAnsi="Times New Roman" w:cs="Times New Roman"/>
+          <w:b w:val="0"/>
+          <w:i w:val="0"/>
+          <w:color w:val="000000"/>
+          <w:sz w:val="24"/>
+        </w:rPr>
+      </w:r>
+    </w:p>
+    <w:p>
+      <w:pPr>
+        <w:pStyle w:val="Heading2"/>
+        <w:spacing w:line="360" w:lineRule="auto" w:after="200" w:before="0"/>
+        <w:jc w:val="both"/>
+      </w:pPr>
+      <w:r>
+        <w:rPr>
+          <w:rFonts w:ascii="Times New Roman" w:hAnsi="Times New Roman" w:cs="Times New Roman"/>
+          <w:b/>
+          <w:i w:val="0"/>
+          <w:color w:val="000000"/>
+          <w:sz w:val="26"/>
+        </w:rPr>
+        <w:t>Table C7. DISCERN Section Scores by Platform (Median, IQR)</w:t>
+      </w:r>
+    </w:p>
+    <w:tbl>
+      <w:tblPr>
+        <w:tblStyle w:val="TableGrid"/>
+        <w:tblW w:type="auto" w:w="0"/>
+        <w:jc w:val="center"/>
+        <w:tblLook w:firstColumn="1" w:firstRow="1" w:lastColumn="0" w:lastRow="0" w:noHBand="0" w:noVBand="1" w:val="04A0"/>
+      </w:tblPr>
+      <w:tblGrid>
+        <w:gridCol w:w="1805"/>
+        <w:gridCol w:w="1805"/>
+        <w:gridCol w:w="1805"/>
+        <w:gridCol w:w="1805"/>
+        <w:gridCol w:w="1805"/>
+      </w:tblGrid>
+      <w:tr>
+        <w:tc>
+          <w:tcPr>
+            <w:tcW w:type="dxa" w:w="1805"/>
+            <w:shd w:fill="D9E2F3" w:val="clear"/>
+          </w:tcPr>
+          <w:p>
+            <w:pPr>
+              <w:spacing w:line="240" w:lineRule="auto" w:after="40" w:before="0"/>
+              <w:jc w:val="center"/>
+            </w:pPr>
+            <w:r>
+              <w:rPr>
+                <w:rFonts w:ascii="Times New Roman" w:hAnsi="Times New Roman" w:cs="Times New Roman"/>
+                <w:b/>
+                <w:i w:val="0"/>
+                <w:color w:val="000000"/>
+                <w:sz w:val="20"/>
+              </w:rPr>
+              <w:t>Platform</w:t>
+            </w:r>
+          </w:p>
+        </w:tc>
+        <w:tc>
+          <w:tcPr>
+            <w:tcW w:type="dxa" w:w="1805"/>
+            <w:shd w:fill="D9E2F3" w:val="clear"/>
+          </w:tcPr>
+          <w:p>
+            <w:pPr>
+              <w:spacing w:line="240" w:lineRule="auto" w:after="40" w:before="0"/>
+              <w:jc w:val="center"/>
+            </w:pPr>
+            <w:r>
+              <w:rPr>
+                <w:rFonts w:ascii="Times New Roman" w:hAnsi="Times New Roman" w:cs="Times New Roman"/>
+                <w:b/>
+                <w:i w:val="0"/>
+                <w:color w:val="000000"/>
+                <w:sz w:val="20"/>
+              </w:rPr>
+              <w:t>Section 1 Mdn</w:t>
+            </w:r>
+          </w:p>
+        </w:tc>
+        <w:tc>
+          <w:tcPr>
+            <w:tcW w:type="dxa" w:w="1805"/>
+            <w:shd w:fill="D9E2F3" w:val="clear"/>
+          </w:tcPr>
+          <w:p>
+            <w:pPr>
+              <w:spacing w:line="240" w:lineRule="auto" w:after="40" w:before="0"/>
+              <w:jc w:val="center"/>
+            </w:pPr>
+            <w:r>
+              <w:rPr>
+                <w:rFonts w:ascii="Times New Roman" w:hAnsi="Times New Roman" w:cs="Times New Roman"/>
+                <w:b/>
+                <w:i w:val="0"/>
+                <w:color w:val="000000"/>
+                <w:sz w:val="20"/>
+              </w:rPr>
+              <w:t>Section 1 IQR</w:t>
+            </w:r>
+          </w:p>
+        </w:tc>
+        <w:tc>
+          <w:tcPr>
+            <w:tcW w:type="dxa" w:w="1805"/>
+            <w:shd w:fill="D9E2F3" w:val="clear"/>
+          </w:tcPr>
+          <w:p>
+            <w:pPr>
+              <w:spacing w:line="240" w:lineRule="auto" w:after="40" w:before="0"/>
+              <w:jc w:val="center"/>
+            </w:pPr>
+            <w:r>
+              <w:rPr>
+                <w:rFonts w:ascii="Times New Roman" w:hAnsi="Times New Roman" w:cs="Times New Roman"/>
+                <w:b/>
+                <w:i w:val="0"/>
+                <w:color w:val="000000"/>
+                <w:sz w:val="20"/>
+              </w:rPr>
+              <w:t>Section 2 Mdn</w:t>
+            </w:r>
+          </w:p>
+        </w:tc>
+        <w:tc>
+          <w:tcPr>
+            <w:tcW w:type="dxa" w:w="1805"/>
+            <w:shd w:fill="D9E2F3" w:val="clear"/>
+          </w:tcPr>
+          <w:p>
+            <w:pPr>
+              <w:spacing w:line="240" w:lineRule="auto" w:after="40" w:before="0"/>
+              <w:jc w:val="center"/>
+            </w:pPr>
+            <w:r>
+              <w:rPr>
+                <w:rFonts w:ascii="Times New Roman" w:hAnsi="Times New Roman" w:cs="Times New Roman"/>
+                <w:b/>
+                <w:i w:val="0"/>
+                <w:color w:val="000000"/>
+                <w:sz w:val="20"/>
+              </w:rPr>
+              <w:t>Section 2 IQR</w:t>
             </w:r>
           </w:p>
         </w:tc>
@@ -2887,12 +4669,19 @@
             <w:tcW w:type="dxa" w:w="1805"/>
           </w:tcPr>
           <w:p>
+            <w:pPr>
+              <w:spacing w:line="240" w:lineRule="auto" w:after="40" w:before="0"/>
+              <w:jc w:val="center"/>
+            </w:pPr>
             <w:r>
               <w:rPr>
-                <w:rFonts w:ascii="Times New Roman" w:hAnsi="Times New Roman"/>
+                <w:rFonts w:ascii="Times New Roman" w:hAnsi="Times New Roman" w:cs="Times New Roman"/>
+                <w:b w:val="0"/>
+                <w:i w:val="0"/>
+                <w:color w:val="000000"/>
                 <w:sz w:val="20"/>
               </w:rPr>
-              <w:t>YouTube vs Instagram</w:t>
+              <w:t>Website</w:t>
             </w:r>
           </w:p>
         </w:tc>
@@ -2901,12 +4690,19 @@
             <w:tcW w:type="dxa" w:w="1805"/>
           </w:tcPr>
           <w:p>
+            <w:pPr>
+              <w:spacing w:line="240" w:lineRule="auto" w:after="40" w:before="0"/>
+              <w:jc w:val="center"/>
+            </w:pPr>
             <w:r>
               <w:rPr>
-                <w:rFonts w:ascii="Times New Roman" w:hAnsi="Times New Roman"/>
+                <w:rFonts w:ascii="Times New Roman" w:hAnsi="Times New Roman" w:cs="Times New Roman"/>
+                <w:b w:val="0"/>
+                <w:i w:val="0"/>
+                <w:color w:val="000000"/>
                 <w:sz w:val="20"/>
               </w:rPr>
-              <w:t>2313</w:t>
+              <w:t>25</w:t>
             </w:r>
           </w:p>
         </w:tc>
@@ -2915,12 +4711,19 @@
             <w:tcW w:type="dxa" w:w="1805"/>
           </w:tcPr>
           <w:p>
+            <w:pPr>
+              <w:spacing w:line="240" w:lineRule="auto" w:after="40" w:before="0"/>
+              <w:jc w:val="center"/>
+            </w:pPr>
             <w:r>
               <w:rPr>
-                <w:rFonts w:ascii="Times New Roman" w:hAnsi="Times New Roman"/>
+                <w:rFonts w:ascii="Times New Roman" w:hAnsi="Times New Roman" w:cs="Times New Roman"/>
+                <w:b w:val="0"/>
+                <w:i w:val="0"/>
+                <w:color w:val="000000"/>
                 <w:sz w:val="20"/>
               </w:rPr>
-              <w:t>&lt;.0001</w:t>
+              <w:t>23–29</w:t>
             </w:r>
           </w:p>
         </w:tc>
@@ -2929,12 +4732,19 @@
             <w:tcW w:type="dxa" w:w="1805"/>
           </w:tcPr>
           <w:p>
+            <w:pPr>
+              <w:spacing w:line="240" w:lineRule="auto" w:after="40" w:before="0"/>
+              <w:jc w:val="center"/>
+            </w:pPr>
             <w:r>
               <w:rPr>
-                <w:rFonts w:ascii="Times New Roman" w:hAnsi="Times New Roman"/>
+                <w:rFonts w:ascii="Times New Roman" w:hAnsi="Times New Roman" w:cs="Times New Roman"/>
+                <w:b w:val="0"/>
+                <w:i w:val="0"/>
+                <w:color w:val="000000"/>
                 <w:sz w:val="20"/>
               </w:rPr>
-              <w:t>−0.850</w:t>
+              <w:t>18</w:t>
             </w:r>
           </w:p>
         </w:tc>
@@ -2943,12 +4753,19 @@
             <w:tcW w:type="dxa" w:w="1805"/>
           </w:tcPr>
           <w:p>
+            <w:pPr>
+              <w:spacing w:line="240" w:lineRule="auto" w:after="40" w:before="0"/>
+              <w:jc w:val="center"/>
+            </w:pPr>
             <w:r>
               <w:rPr>
-                <w:rFonts w:ascii="Times New Roman" w:hAnsi="Times New Roman"/>
+                <w:rFonts w:ascii="Times New Roman" w:hAnsi="Times New Roman" w:cs="Times New Roman"/>
+                <w:b w:val="0"/>
+                <w:i w:val="0"/>
+                <w:color w:val="000000"/>
                 <w:sz w:val="20"/>
               </w:rPr>
-              <w:t>***</w:t>
+              <w:t>16–21</w:t>
             </w:r>
           </w:p>
         </w:tc>
@@ -2959,12 +4776,19 @@
             <w:tcW w:type="dxa" w:w="1805"/>
           </w:tcPr>
           <w:p>
+            <w:pPr>
+              <w:spacing w:line="240" w:lineRule="auto" w:after="40" w:before="0"/>
+              <w:jc w:val="center"/>
+            </w:pPr>
             <w:r>
               <w:rPr>
-                <w:rFonts w:ascii="Times New Roman" w:hAnsi="Times New Roman"/>
+                <w:rFonts w:ascii="Times New Roman" w:hAnsi="Times New Roman" w:cs="Times New Roman"/>
+                <w:b w:val="0"/>
+                <w:i w:val="0"/>
+                <w:color w:val="000000"/>
                 <w:sz w:val="20"/>
               </w:rPr>
-              <w:t>TikTok vs Instagram</w:t>
+              <w:t>YouTube</w:t>
             </w:r>
           </w:p>
         </w:tc>
@@ -2973,12 +4797,19 @@
             <w:tcW w:type="dxa" w:w="1805"/>
           </w:tcPr>
           <w:p>
+            <w:pPr>
+              <w:spacing w:line="240" w:lineRule="auto" w:after="40" w:before="0"/>
+              <w:jc w:val="center"/>
+            </w:pPr>
             <w:r>
               <w:rPr>
-                <w:rFonts w:ascii="Times New Roman" w:hAnsi="Times New Roman"/>
+                <w:rFonts w:ascii="Times New Roman" w:hAnsi="Times New Roman" w:cs="Times New Roman"/>
+                <w:b w:val="0"/>
+                <w:i w:val="0"/>
+                <w:color w:val="000000"/>
                 <w:sz w:val="20"/>
               </w:rPr>
-              <w:t>1740</w:t>
+              <w:t>24</w:t>
             </w:r>
           </w:p>
         </w:tc>
@@ -2987,12 +4818,19 @@
             <w:tcW w:type="dxa" w:w="1805"/>
           </w:tcPr>
           <w:p>
+            <w:pPr>
+              <w:spacing w:line="240" w:lineRule="auto" w:after="40" w:before="0"/>
+              <w:jc w:val="center"/>
+            </w:pPr>
             <w:r>
               <w:rPr>
-                <w:rFonts w:ascii="Times New Roman" w:hAnsi="Times New Roman"/>
+                <w:rFonts w:ascii="Times New Roman" w:hAnsi="Times New Roman" w:cs="Times New Roman"/>
+                <w:b w:val="0"/>
+                <w:i w:val="0"/>
+                <w:color w:val="000000"/>
                 <w:sz w:val="20"/>
               </w:rPr>
-              <w:t>.0003</w:t>
+              <w:t>21–27</w:t>
             </w:r>
           </w:p>
         </w:tc>
@@ -3001,12 +4839,19 @@
             <w:tcW w:type="dxa" w:w="1805"/>
           </w:tcPr>
           <w:p>
+            <w:pPr>
+              <w:spacing w:line="240" w:lineRule="auto" w:after="40" w:before="0"/>
+              <w:jc w:val="center"/>
+            </w:pPr>
             <w:r>
               <w:rPr>
-                <w:rFonts w:ascii="Times New Roman" w:hAnsi="Times New Roman"/>
+                <w:rFonts w:ascii="Times New Roman" w:hAnsi="Times New Roman" w:cs="Times New Roman"/>
+                <w:b w:val="0"/>
+                <w:i w:val="0"/>
+                <w:color w:val="000000"/>
                 <w:sz w:val="20"/>
               </w:rPr>
-              <w:t>−0.480</w:t>
+              <w:t>16</w:t>
             </w:r>
           </w:p>
         </w:tc>
@@ -3015,12 +4860,233 @@
             <w:tcW w:type="dxa" w:w="1805"/>
           </w:tcPr>
           <w:p>
+            <w:pPr>
+              <w:spacing w:line="240" w:lineRule="auto" w:after="40" w:before="0"/>
+              <w:jc w:val="center"/>
+            </w:pPr>
             <w:r>
               <w:rPr>
-                <w:rFonts w:ascii="Times New Roman" w:hAnsi="Times New Roman"/>
+                <w:rFonts w:ascii="Times New Roman" w:hAnsi="Times New Roman" w:cs="Times New Roman"/>
+                <w:b w:val="0"/>
+                <w:i w:val="0"/>
+                <w:color w:val="000000"/>
                 <w:sz w:val="20"/>
               </w:rPr>
-              <w:t>***</w:t>
+              <w:t>14–18</w:t>
+            </w:r>
+          </w:p>
+        </w:tc>
+      </w:tr>
+      <w:tr>
+        <w:tc>
+          <w:tcPr>
+            <w:tcW w:type="dxa" w:w="1805"/>
+          </w:tcPr>
+          <w:p>
+            <w:pPr>
+              <w:spacing w:line="240" w:lineRule="auto" w:after="40" w:before="0"/>
+              <w:jc w:val="center"/>
+            </w:pPr>
+            <w:r>
+              <w:rPr>
+                <w:rFonts w:ascii="Times New Roman" w:hAnsi="Times New Roman" w:cs="Times New Roman"/>
+                <w:b w:val="0"/>
+                <w:i w:val="0"/>
+                <w:color w:val="000000"/>
+                <w:sz w:val="20"/>
+              </w:rPr>
+              <w:t>TikTok</w:t>
+            </w:r>
+          </w:p>
+        </w:tc>
+        <w:tc>
+          <w:tcPr>
+            <w:tcW w:type="dxa" w:w="1805"/>
+          </w:tcPr>
+          <w:p>
+            <w:pPr>
+              <w:spacing w:line="240" w:lineRule="auto" w:after="40" w:before="0"/>
+              <w:jc w:val="center"/>
+            </w:pPr>
+            <w:r>
+              <w:rPr>
+                <w:rFonts w:ascii="Times New Roman" w:hAnsi="Times New Roman" w:cs="Times New Roman"/>
+                <w:b w:val="0"/>
+                <w:i w:val="0"/>
+                <w:color w:val="000000"/>
+                <w:sz w:val="20"/>
+              </w:rPr>
+              <w:t>19</w:t>
+            </w:r>
+          </w:p>
+        </w:tc>
+        <w:tc>
+          <w:tcPr>
+            <w:tcW w:type="dxa" w:w="1805"/>
+          </w:tcPr>
+          <w:p>
+            <w:pPr>
+              <w:spacing w:line="240" w:lineRule="auto" w:after="40" w:before="0"/>
+              <w:jc w:val="center"/>
+            </w:pPr>
+            <w:r>
+              <w:rPr>
+                <w:rFonts w:ascii="Times New Roman" w:hAnsi="Times New Roman" w:cs="Times New Roman"/>
+                <w:b w:val="0"/>
+                <w:i w:val="0"/>
+                <w:color w:val="000000"/>
+                <w:sz w:val="20"/>
+              </w:rPr>
+              <w:t>17–22</w:t>
+            </w:r>
+          </w:p>
+        </w:tc>
+        <w:tc>
+          <w:tcPr>
+            <w:tcW w:type="dxa" w:w="1805"/>
+          </w:tcPr>
+          <w:p>
+            <w:pPr>
+              <w:spacing w:line="240" w:lineRule="auto" w:after="40" w:before="0"/>
+              <w:jc w:val="center"/>
+            </w:pPr>
+            <w:r>
+              <w:rPr>
+                <w:rFonts w:ascii="Times New Roman" w:hAnsi="Times New Roman" w:cs="Times New Roman"/>
+                <w:b w:val="0"/>
+                <w:i w:val="0"/>
+                <w:color w:val="000000"/>
+                <w:sz w:val="20"/>
+              </w:rPr>
+              <w:t>14</w:t>
+            </w:r>
+          </w:p>
+        </w:tc>
+        <w:tc>
+          <w:tcPr>
+            <w:tcW w:type="dxa" w:w="1805"/>
+          </w:tcPr>
+          <w:p>
+            <w:pPr>
+              <w:spacing w:line="240" w:lineRule="auto" w:after="40" w:before="0"/>
+              <w:jc w:val="center"/>
+            </w:pPr>
+            <w:r>
+              <w:rPr>
+                <w:rFonts w:ascii="Times New Roman" w:hAnsi="Times New Roman" w:cs="Times New Roman"/>
+                <w:b w:val="0"/>
+                <w:i w:val="0"/>
+                <w:color w:val="000000"/>
+                <w:sz w:val="20"/>
+              </w:rPr>
+              <w:t>11–16</w:t>
+            </w:r>
+          </w:p>
+        </w:tc>
+      </w:tr>
+      <w:tr>
+        <w:tc>
+          <w:tcPr>
+            <w:tcW w:type="dxa" w:w="1805"/>
+          </w:tcPr>
+          <w:p>
+            <w:pPr>
+              <w:spacing w:line="240" w:lineRule="auto" w:after="40" w:before="0"/>
+              <w:jc w:val="center"/>
+            </w:pPr>
+            <w:r>
+              <w:rPr>
+                <w:rFonts w:ascii="Times New Roman" w:hAnsi="Times New Roman" w:cs="Times New Roman"/>
+                <w:b w:val="0"/>
+                <w:i w:val="0"/>
+                <w:color w:val="000000"/>
+                <w:sz w:val="20"/>
+              </w:rPr>
+              <w:t>Instagram</w:t>
+            </w:r>
+          </w:p>
+        </w:tc>
+        <w:tc>
+          <w:tcPr>
+            <w:tcW w:type="dxa" w:w="1805"/>
+          </w:tcPr>
+          <w:p>
+            <w:pPr>
+              <w:spacing w:line="240" w:lineRule="auto" w:after="40" w:before="0"/>
+              <w:jc w:val="center"/>
+            </w:pPr>
+            <w:r>
+              <w:rPr>
+                <w:rFonts w:ascii="Times New Roman" w:hAnsi="Times New Roman" w:cs="Times New Roman"/>
+                <w:b w:val="0"/>
+                <w:i w:val="0"/>
+                <w:color w:val="000000"/>
+                <w:sz w:val="20"/>
+              </w:rPr>
+              <w:t>15</w:t>
+            </w:r>
+          </w:p>
+        </w:tc>
+        <w:tc>
+          <w:tcPr>
+            <w:tcW w:type="dxa" w:w="1805"/>
+          </w:tcPr>
+          <w:p>
+            <w:pPr>
+              <w:spacing w:line="240" w:lineRule="auto" w:after="40" w:before="0"/>
+              <w:jc w:val="center"/>
+            </w:pPr>
+            <w:r>
+              <w:rPr>
+                <w:rFonts w:ascii="Times New Roman" w:hAnsi="Times New Roman" w:cs="Times New Roman"/>
+                <w:b w:val="0"/>
+                <w:i w:val="0"/>
+                <w:color w:val="000000"/>
+                <w:sz w:val="20"/>
+              </w:rPr>
+              <w:t>13–18</w:t>
+            </w:r>
+          </w:p>
+        </w:tc>
+        <w:tc>
+          <w:tcPr>
+            <w:tcW w:type="dxa" w:w="1805"/>
+          </w:tcPr>
+          <w:p>
+            <w:pPr>
+              <w:spacing w:line="240" w:lineRule="auto" w:after="40" w:before="0"/>
+              <w:jc w:val="center"/>
+            </w:pPr>
+            <w:r>
+              <w:rPr>
+                <w:rFonts w:ascii="Times New Roman" w:hAnsi="Times New Roman" w:cs="Times New Roman"/>
+                <w:b w:val="0"/>
+                <w:i w:val="0"/>
+                <w:color w:val="000000"/>
+                <w:sz w:val="20"/>
+              </w:rPr>
+              <w:t>10</w:t>
+            </w:r>
+          </w:p>
+        </w:tc>
+        <w:tc>
+          <w:tcPr>
+            <w:tcW w:type="dxa" w:w="1805"/>
+          </w:tcPr>
+          <w:p>
+            <w:pPr>
+              <w:spacing w:line="240" w:lineRule="auto" w:after="40" w:before="0"/>
+              <w:jc w:val="center"/>
+            </w:pPr>
+            <w:r>
+              <w:rPr>
+                <w:rFonts w:ascii="Times New Roman" w:hAnsi="Times New Roman" w:cs="Times New Roman"/>
+                <w:b w:val="0"/>
+                <w:i w:val="0"/>
+                <w:color w:val="000000"/>
+                <w:sz w:val="20"/>
+              </w:rPr>
+              <w:t>9–13</w:t>
             </w:r>
           </w:p>
         </w:tc>
@@ -3028,29 +5094,15 @@
     </w:tbl>
     <w:p>
       <w:pPr>
-        <w:spacing w:line="360" w:lineRule="auto"/>
+        <w:spacing w:line="360" w:lineRule="auto" w:after="120" w:before="0"/>
         <w:jc w:val="both"/>
       </w:pPr>
       <w:r>
         <w:rPr>
-          <w:rFonts w:ascii="Times New Roman" w:hAnsi="Times New Roman"/>
-          <w:b w:val="0"/>
-          <w:i/>
-          <w:sz w:val="24"/>
-        </w:rPr>
-        <w:t>Note. * p &lt; .05, *** p &lt; .001. Effect size r reported as rank-biserial correlation.</w:t>
-      </w:r>
-    </w:p>
-    <w:p>
-      <w:pPr>
-        <w:spacing w:line="360" w:lineRule="auto"/>
-        <w:jc w:val="both"/>
-      </w:pPr>
-      <w:r>
-        <w:rPr>
-          <w:rFonts w:ascii="Times New Roman" w:hAnsi="Times New Roman"/>
+          <w:rFonts w:ascii="Times New Roman" w:hAnsi="Times New Roman" w:cs="Times New Roman"/>
           <w:b w:val="0"/>
           <w:i w:val="0"/>
+          <w:color w:val="000000"/>
           <w:sz w:val="24"/>
         </w:rPr>
       </w:r>
@@ -3058,54 +5110,511 @@
     <w:p>
       <w:pPr>
         <w:pStyle w:val="Heading2"/>
+        <w:spacing w:line="360" w:lineRule="auto" w:after="200" w:before="0"/>
+        <w:jc w:val="both"/>
       </w:pPr>
       <w:r>
         <w:rPr>
-          <w:rFonts w:ascii="Times New Roman" w:hAnsi="Times New Roman"/>
-          <w:color w:val="000000"/>
-        </w:rPr>
-        <w:t>C.3 Engagement–Quality Correlations</w:t>
-      </w:r>
-    </w:p>
-    <w:p>
-      <w:pPr>
-        <w:spacing w:line="360" w:lineRule="auto"/>
-        <w:jc w:val="left"/>
-      </w:pPr>
-      <w:r>
-        <w:rPr>
-          <w:rFonts w:ascii="Times New Roman" w:hAnsi="Times New Roman"/>
+          <w:rFonts w:ascii="Times New Roman" w:hAnsi="Times New Roman" w:cs="Times New Roman"/>
           <w:b/>
           <w:i w:val="0"/>
-          <w:sz w:val="24"/>
+          <w:color w:val="000000"/>
+          <w:sz w:val="26"/>
         </w:rPr>
-        <w:t>Table C6. Spearman Correlations Between Engagement Metrics and DISCERN Total by Platform</w:t>
+        <w:t>Table C8. DISCERN Scores by Creator Type</w:t>
       </w:r>
     </w:p>
     <w:tbl>
       <w:tblPr>
         <w:tblStyle w:val="TableGrid"/>
         <w:tblW w:type="auto" w:w="0"/>
+        <w:jc w:val="center"/>
         <w:tblLook w:firstColumn="1" w:firstRow="1" w:lastColumn="0" w:lastRow="0" w:noHBand="0" w:noVBand="1" w:val="04A0"/>
       </w:tblPr>
       <w:tblGrid>
-        <w:gridCol w:w="1504"/>
-        <w:gridCol w:w="1504"/>
-        <w:gridCol w:w="1504"/>
-        <w:gridCol w:w="1504"/>
-        <w:gridCol w:w="1504"/>
-        <w:gridCol w:w="1504"/>
+        <w:gridCol w:w="3009"/>
+        <w:gridCol w:w="3009"/>
+        <w:gridCol w:w="3009"/>
       </w:tblGrid>
       <w:tr>
         <w:tc>
           <w:tcPr>
-            <w:tcW w:type="dxa" w:w="1504"/>
+            <w:tcW w:type="dxa" w:w="3009"/>
+            <w:shd w:fill="D9E2F3" w:val="clear"/>
           </w:tcPr>
           <w:p>
+            <w:pPr>
+              <w:spacing w:line="240" w:lineRule="auto" w:after="40" w:before="0"/>
+              <w:jc w:val="center"/>
+            </w:pPr>
             <w:r>
               <w:rPr>
-                <w:rFonts w:ascii="Times New Roman" w:hAnsi="Times New Roman"/>
+                <w:rFonts w:ascii="Times New Roman" w:hAnsi="Times New Roman" w:cs="Times New Roman"/>
                 <w:b/>
+                <w:i w:val="0"/>
+                <w:color w:val="000000"/>
+                <w:sz w:val="20"/>
+              </w:rPr>
+              <w:t>Creator Type</w:t>
+            </w:r>
+          </w:p>
+        </w:tc>
+        <w:tc>
+          <w:tcPr>
+            <w:tcW w:type="dxa" w:w="3009"/>
+            <w:shd w:fill="D9E2F3" w:val="clear"/>
+          </w:tcPr>
+          <w:p>
+            <w:pPr>
+              <w:spacing w:line="240" w:lineRule="auto" w:after="40" w:before="0"/>
+              <w:jc w:val="center"/>
+            </w:pPr>
+            <w:r>
+              <w:rPr>
+                <w:rFonts w:ascii="Times New Roman" w:hAnsi="Times New Roman" w:cs="Times New Roman"/>
+                <w:b/>
+                <w:i w:val="0"/>
+                <w:color w:val="000000"/>
+                <w:sz w:val="20"/>
+              </w:rPr>
+              <w:t>n</w:t>
+            </w:r>
+          </w:p>
+        </w:tc>
+        <w:tc>
+          <w:tcPr>
+            <w:tcW w:type="dxa" w:w="3009"/>
+            <w:shd w:fill="D9E2F3" w:val="clear"/>
+          </w:tcPr>
+          <w:p>
+            <w:pPr>
+              <w:spacing w:line="240" w:lineRule="auto" w:after="40" w:before="0"/>
+              <w:jc w:val="center"/>
+            </w:pPr>
+            <w:r>
+              <w:rPr>
+                <w:rFonts w:ascii="Times New Roman" w:hAnsi="Times New Roman" w:cs="Times New Roman"/>
+                <w:b/>
+                <w:i w:val="0"/>
+                <w:color w:val="000000"/>
+                <w:sz w:val="20"/>
+              </w:rPr>
+              <w:t>Mdn DISCERN</w:t>
+            </w:r>
+          </w:p>
+        </w:tc>
+      </w:tr>
+      <w:tr>
+        <w:tc>
+          <w:tcPr>
+            <w:tcW w:type="dxa" w:w="3009"/>
+          </w:tcPr>
+          <w:p>
+            <w:pPr>
+              <w:spacing w:line="240" w:lineRule="auto" w:after="40" w:before="0"/>
+              <w:jc w:val="center"/>
+            </w:pPr>
+            <w:r>
+              <w:rPr>
+                <w:rFonts w:ascii="Times New Roman" w:hAnsi="Times New Roman" w:cs="Times New Roman"/>
+                <w:b w:val="0"/>
+                <w:i w:val="0"/>
+                <w:color w:val="000000"/>
+                <w:sz w:val="20"/>
+              </w:rPr>
+              <w:t>Healthcare Professional</w:t>
+            </w:r>
+          </w:p>
+        </w:tc>
+        <w:tc>
+          <w:tcPr>
+            <w:tcW w:type="dxa" w:w="3009"/>
+          </w:tcPr>
+          <w:p>
+            <w:pPr>
+              <w:spacing w:line="240" w:lineRule="auto" w:after="40" w:before="0"/>
+              <w:jc w:val="center"/>
+            </w:pPr>
+            <w:r>
+              <w:rPr>
+                <w:rFonts w:ascii="Times New Roman" w:hAnsi="Times New Roman" w:cs="Times New Roman"/>
+                <w:b w:val="0"/>
+                <w:i w:val="0"/>
+                <w:color w:val="000000"/>
+                <w:sz w:val="20"/>
+              </w:rPr>
+              <w:t>19</w:t>
+            </w:r>
+          </w:p>
+        </w:tc>
+        <w:tc>
+          <w:tcPr>
+            <w:tcW w:type="dxa" w:w="3009"/>
+          </w:tcPr>
+          <w:p>
+            <w:pPr>
+              <w:spacing w:line="240" w:lineRule="auto" w:after="40" w:before="0"/>
+              <w:jc w:val="center"/>
+            </w:pPr>
+            <w:r>
+              <w:rPr>
+                <w:rFonts w:ascii="Times New Roman" w:hAnsi="Times New Roman" w:cs="Times New Roman"/>
+                <w:b w:val="0"/>
+                <w:i w:val="0"/>
+                <w:color w:val="000000"/>
+                <w:sz w:val="20"/>
+              </w:rPr>
+              <w:t>45.0</w:t>
+            </w:r>
+          </w:p>
+        </w:tc>
+      </w:tr>
+      <w:tr>
+        <w:tc>
+          <w:tcPr>
+            <w:tcW w:type="dxa" w:w="3009"/>
+          </w:tcPr>
+          <w:p>
+            <w:pPr>
+              <w:spacing w:line="240" w:lineRule="auto" w:after="40" w:before="0"/>
+              <w:jc w:val="center"/>
+            </w:pPr>
+            <w:r>
+              <w:rPr>
+                <w:rFonts w:ascii="Times New Roman" w:hAnsi="Times New Roman" w:cs="Times New Roman"/>
+                <w:b w:val="0"/>
+                <w:i w:val="0"/>
+                <w:color w:val="000000"/>
+                <w:sz w:val="20"/>
+              </w:rPr>
+              <w:t>Certified Fitness Professional</w:t>
+            </w:r>
+          </w:p>
+        </w:tc>
+        <w:tc>
+          <w:tcPr>
+            <w:tcW w:type="dxa" w:w="3009"/>
+          </w:tcPr>
+          <w:p>
+            <w:pPr>
+              <w:spacing w:line="240" w:lineRule="auto" w:after="40" w:before="0"/>
+              <w:jc w:val="center"/>
+            </w:pPr>
+            <w:r>
+              <w:rPr>
+                <w:rFonts w:ascii="Times New Roman" w:hAnsi="Times New Roman" w:cs="Times New Roman"/>
+                <w:b w:val="0"/>
+                <w:i w:val="0"/>
+                <w:color w:val="000000"/>
+                <w:sz w:val="20"/>
+              </w:rPr>
+              <w:t>32</w:t>
+            </w:r>
+          </w:p>
+        </w:tc>
+        <w:tc>
+          <w:tcPr>
+            <w:tcW w:type="dxa" w:w="3009"/>
+          </w:tcPr>
+          <w:p>
+            <w:pPr>
+              <w:spacing w:line="240" w:lineRule="auto" w:after="40" w:before="0"/>
+              <w:jc w:val="center"/>
+            </w:pPr>
+            <w:r>
+              <w:rPr>
+                <w:rFonts w:ascii="Times New Roman" w:hAnsi="Times New Roman" w:cs="Times New Roman"/>
+                <w:b w:val="0"/>
+                <w:i w:val="0"/>
+                <w:color w:val="000000"/>
+                <w:sz w:val="20"/>
+              </w:rPr>
+              <w:t>39.5</w:t>
+            </w:r>
+          </w:p>
+        </w:tc>
+      </w:tr>
+      <w:tr>
+        <w:tc>
+          <w:tcPr>
+            <w:tcW w:type="dxa" w:w="3009"/>
+          </w:tcPr>
+          <w:p>
+            <w:pPr>
+              <w:spacing w:line="240" w:lineRule="auto" w:after="40" w:before="0"/>
+              <w:jc w:val="center"/>
+            </w:pPr>
+            <w:r>
+              <w:rPr>
+                <w:rFonts w:ascii="Times New Roman" w:hAnsi="Times New Roman" w:cs="Times New Roman"/>
+                <w:b w:val="0"/>
+                <w:i w:val="0"/>
+                <w:color w:val="000000"/>
+                <w:sz w:val="20"/>
+              </w:rPr>
+              <w:t>Fitness Influencer</w:t>
+            </w:r>
+          </w:p>
+        </w:tc>
+        <w:tc>
+          <w:tcPr>
+            <w:tcW w:type="dxa" w:w="3009"/>
+          </w:tcPr>
+          <w:p>
+            <w:pPr>
+              <w:spacing w:line="240" w:lineRule="auto" w:after="40" w:before="0"/>
+              <w:jc w:val="center"/>
+            </w:pPr>
+            <w:r>
+              <w:rPr>
+                <w:rFonts w:ascii="Times New Roman" w:hAnsi="Times New Roman" w:cs="Times New Roman"/>
+                <w:b w:val="0"/>
+                <w:i w:val="0"/>
+                <w:color w:val="000000"/>
+                <w:sz w:val="20"/>
+              </w:rPr>
+              <w:t>38</w:t>
+            </w:r>
+          </w:p>
+        </w:tc>
+        <w:tc>
+          <w:tcPr>
+            <w:tcW w:type="dxa" w:w="3009"/>
+          </w:tcPr>
+          <w:p>
+            <w:pPr>
+              <w:spacing w:line="240" w:lineRule="auto" w:after="40" w:before="0"/>
+              <w:jc w:val="center"/>
+            </w:pPr>
+            <w:r>
+              <w:rPr>
+                <w:rFonts w:ascii="Times New Roman" w:hAnsi="Times New Roman" w:cs="Times New Roman"/>
+                <w:b w:val="0"/>
+                <w:i w:val="0"/>
+                <w:color w:val="000000"/>
+                <w:sz w:val="20"/>
+              </w:rPr>
+              <w:t>36.0</w:t>
+            </w:r>
+          </w:p>
+        </w:tc>
+      </w:tr>
+      <w:tr>
+        <w:tc>
+          <w:tcPr>
+            <w:tcW w:type="dxa" w:w="3009"/>
+          </w:tcPr>
+          <w:p>
+            <w:pPr>
+              <w:spacing w:line="240" w:lineRule="auto" w:after="40" w:before="0"/>
+              <w:jc w:val="center"/>
+            </w:pPr>
+            <w:r>
+              <w:rPr>
+                <w:rFonts w:ascii="Times New Roman" w:hAnsi="Times New Roman" w:cs="Times New Roman"/>
+                <w:b w:val="0"/>
+                <w:i w:val="0"/>
+                <w:color w:val="000000"/>
+                <w:sz w:val="20"/>
+              </w:rPr>
+              <w:t>General User</w:t>
+            </w:r>
+          </w:p>
+        </w:tc>
+        <w:tc>
+          <w:tcPr>
+            <w:tcW w:type="dxa" w:w="3009"/>
+          </w:tcPr>
+          <w:p>
+            <w:pPr>
+              <w:spacing w:line="240" w:lineRule="auto" w:after="40" w:before="0"/>
+              <w:jc w:val="center"/>
+            </w:pPr>
+            <w:r>
+              <w:rPr>
+                <w:rFonts w:ascii="Times New Roman" w:hAnsi="Times New Roman" w:cs="Times New Roman"/>
+                <w:b w:val="0"/>
+                <w:i w:val="0"/>
+                <w:color w:val="000000"/>
+                <w:sz w:val="20"/>
+              </w:rPr>
+              <w:t>24</w:t>
+            </w:r>
+          </w:p>
+        </w:tc>
+        <w:tc>
+          <w:tcPr>
+            <w:tcW w:type="dxa" w:w="3009"/>
+          </w:tcPr>
+          <w:p>
+            <w:pPr>
+              <w:spacing w:line="240" w:lineRule="auto" w:after="40" w:before="0"/>
+              <w:jc w:val="center"/>
+            </w:pPr>
+            <w:r>
+              <w:rPr>
+                <w:rFonts w:ascii="Times New Roman" w:hAnsi="Times New Roman" w:cs="Times New Roman"/>
+                <w:b w:val="0"/>
+                <w:i w:val="0"/>
+                <w:color w:val="000000"/>
+                <w:sz w:val="20"/>
+              </w:rPr>
+              <w:t>33.0</w:t>
+            </w:r>
+          </w:p>
+        </w:tc>
+      </w:tr>
+      <w:tr>
+        <w:tc>
+          <w:tcPr>
+            <w:tcW w:type="dxa" w:w="3009"/>
+          </w:tcPr>
+          <w:p>
+            <w:pPr>
+              <w:spacing w:line="240" w:lineRule="auto" w:after="40" w:before="0"/>
+              <w:jc w:val="center"/>
+            </w:pPr>
+            <w:r>
+              <w:rPr>
+                <w:rFonts w:ascii="Times New Roman" w:hAnsi="Times New Roman" w:cs="Times New Roman"/>
+                <w:b w:val="0"/>
+                <w:i w:val="0"/>
+                <w:color w:val="000000"/>
+                <w:sz w:val="20"/>
+              </w:rPr>
+              <w:t>Organisation</w:t>
+            </w:r>
+          </w:p>
+        </w:tc>
+        <w:tc>
+          <w:tcPr>
+            <w:tcW w:type="dxa" w:w="3009"/>
+          </w:tcPr>
+          <w:p>
+            <w:pPr>
+              <w:spacing w:line="240" w:lineRule="auto" w:after="40" w:before="0"/>
+              <w:jc w:val="center"/>
+            </w:pPr>
+            <w:r>
+              <w:rPr>
+                <w:rFonts w:ascii="Times New Roman" w:hAnsi="Times New Roman" w:cs="Times New Roman"/>
+                <w:b w:val="0"/>
+                <w:i w:val="0"/>
+                <w:color w:val="000000"/>
+                <w:sz w:val="20"/>
+              </w:rPr>
+              <w:t>84</w:t>
+            </w:r>
+          </w:p>
+        </w:tc>
+        <w:tc>
+          <w:tcPr>
+            <w:tcW w:type="dxa" w:w="3009"/>
+          </w:tcPr>
+          <w:p>
+            <w:pPr>
+              <w:spacing w:line="240" w:lineRule="auto" w:after="40" w:before="0"/>
+              <w:jc w:val="center"/>
+            </w:pPr>
+            <w:r>
+              <w:rPr>
+                <w:rFonts w:ascii="Times New Roman" w:hAnsi="Times New Roman" w:cs="Times New Roman"/>
+                <w:b w:val="0"/>
+                <w:i w:val="0"/>
+                <w:color w:val="000000"/>
+                <w:sz w:val="20"/>
+              </w:rPr>
+              <w:t>39.0</w:t>
+            </w:r>
+          </w:p>
+        </w:tc>
+      </w:tr>
+    </w:tbl>
+    <w:p>
+      <w:pPr>
+        <w:spacing w:line="360" w:lineRule="auto" w:after="120" w:before="0"/>
+        <w:jc w:val="both"/>
+      </w:pPr>
+      <w:r>
+        <w:rPr>
+          <w:rFonts w:ascii="Times New Roman" w:hAnsi="Times New Roman" w:cs="Times New Roman"/>
+          <w:b w:val="0"/>
+          <w:i w:val="0"/>
+          <w:color w:val="000000"/>
+          <w:sz w:val="24"/>
+        </w:rPr>
+      </w:r>
+    </w:p>
+    <w:p>
+      <w:pPr>
+        <w:pStyle w:val="Heading2"/>
+        <w:spacing w:line="360" w:lineRule="auto" w:after="200" w:before="0"/>
+        <w:jc w:val="both"/>
+      </w:pPr>
+      <w:r>
+        <w:rPr>
+          <w:rFonts w:ascii="Times New Roman" w:hAnsi="Times New Roman" w:cs="Times New Roman"/>
+          <w:b/>
+          <w:i w:val="0"/>
+          <w:color w:val="000000"/>
+          <w:sz w:val="26"/>
+        </w:rPr>
+        <w:t>Table C9. DISCERN Scores by Content Format (= Platform)</w:t>
+      </w:r>
+    </w:p>
+    <w:tbl>
+      <w:tblPr>
+        <w:tblStyle w:val="TableGrid"/>
+        <w:tblW w:type="auto" w:w="0"/>
+        <w:jc w:val="center"/>
+        <w:tblLook w:firstColumn="1" w:firstRow="1" w:lastColumn="0" w:lastRow="0" w:noHBand="0" w:noVBand="1" w:val="04A0"/>
+      </w:tblPr>
+      <w:tblGrid>
+        <w:gridCol w:w="1805"/>
+        <w:gridCol w:w="1805"/>
+        <w:gridCol w:w="1805"/>
+        <w:gridCol w:w="1805"/>
+        <w:gridCol w:w="1805"/>
+      </w:tblGrid>
+      <w:tr>
+        <w:tc>
+          <w:tcPr>
+            <w:tcW w:type="dxa" w:w="1805"/>
+            <w:shd w:fill="D9E2F3" w:val="clear"/>
+          </w:tcPr>
+          <w:p>
+            <w:pPr>
+              <w:spacing w:line="240" w:lineRule="auto" w:after="40" w:before="0"/>
+              <w:jc w:val="center"/>
+            </w:pPr>
+            <w:r>
+              <w:rPr>
+                <w:rFonts w:ascii="Times New Roman" w:hAnsi="Times New Roman" w:cs="Times New Roman"/>
+                <w:b/>
+                <w:i w:val="0"/>
+                <w:color w:val="000000"/>
+                <w:sz w:val="20"/>
+              </w:rPr>
+              <w:t>Format</w:t>
+            </w:r>
+          </w:p>
+        </w:tc>
+        <w:tc>
+          <w:tcPr>
+            <w:tcW w:type="dxa" w:w="1805"/>
+            <w:shd w:fill="D9E2F3" w:val="clear"/>
+          </w:tcPr>
+          <w:p>
+            <w:pPr>
+              <w:spacing w:line="240" w:lineRule="auto" w:after="40" w:before="0"/>
+              <w:jc w:val="center"/>
+            </w:pPr>
+            <w:r>
+              <w:rPr>
+                <w:rFonts w:ascii="Times New Roman" w:hAnsi="Times New Roman" w:cs="Times New Roman"/>
+                <w:b/>
+                <w:i w:val="0"/>
+                <w:color w:val="000000"/>
                 <w:sz w:val="20"/>
               </w:rPr>
               <w:t>Platform</w:t>
@@ -3114,28 +5623,20 @@
         </w:tc>
         <w:tc>
           <w:tcPr>
-            <w:tcW w:type="dxa" w:w="1504"/>
+            <w:tcW w:type="dxa" w:w="1805"/>
+            <w:shd w:fill="D9E2F3" w:val="clear"/>
           </w:tcPr>
           <w:p>
+            <w:pPr>
+              <w:spacing w:line="240" w:lineRule="auto" w:after="40" w:before="0"/>
+              <w:jc w:val="center"/>
+            </w:pPr>
             <w:r>
               <w:rPr>
-                <w:rFonts w:ascii="Times New Roman" w:hAnsi="Times New Roman"/>
+                <w:rFonts w:ascii="Times New Roman" w:hAnsi="Times New Roman" w:cs="Times New Roman"/>
                 <w:b/>
-                <w:sz w:val="20"/>
-              </w:rPr>
-              <w:t>Metric</w:t>
-            </w:r>
-          </w:p>
-        </w:tc>
-        <w:tc>
-          <w:tcPr>
-            <w:tcW w:type="dxa" w:w="1504"/>
-          </w:tcPr>
-          <w:p>
-            <w:r>
-              <w:rPr>
-                <w:rFonts w:ascii="Times New Roman" w:hAnsi="Times New Roman"/>
-                <w:b/>
+                <w:i w:val="0"/>
+                <w:color w:val="000000"/>
                 <w:sz w:val="20"/>
               </w:rPr>
               <w:t>n</w:t>
@@ -3144,46 +5645,45 @@
         </w:tc>
         <w:tc>
           <w:tcPr>
-            <w:tcW w:type="dxa" w:w="1504"/>
+            <w:tcW w:type="dxa" w:w="1805"/>
+            <w:shd w:fill="D9E2F3" w:val="clear"/>
           </w:tcPr>
           <w:p>
+            <w:pPr>
+              <w:spacing w:line="240" w:lineRule="auto" w:after="40" w:before="0"/>
+              <w:jc w:val="center"/>
+            </w:pPr>
             <w:r>
               <w:rPr>
-                <w:rFonts w:ascii="Times New Roman" w:hAnsi="Times New Roman"/>
+                <w:rFonts w:ascii="Times New Roman" w:hAnsi="Times New Roman" w:cs="Times New Roman"/>
                 <w:b/>
+                <w:i w:val="0"/>
+                <w:color w:val="000000"/>
                 <w:sz w:val="20"/>
               </w:rPr>
-              <w:t>rho</w:t>
+              <w:t>Mdn</w:t>
             </w:r>
           </w:p>
         </w:tc>
         <w:tc>
           <w:tcPr>
-            <w:tcW w:type="dxa" w:w="1504"/>
+            <w:tcW w:type="dxa" w:w="1805"/>
+            <w:shd w:fill="D9E2F3" w:val="clear"/>
           </w:tcPr>
           <w:p>
+            <w:pPr>
+              <w:spacing w:line="240" w:lineRule="auto" w:after="40" w:before="0"/>
+              <w:jc w:val="center"/>
+            </w:pPr>
             <w:r>
               <w:rPr>
-                <w:rFonts w:ascii="Times New Roman" w:hAnsi="Times New Roman"/>
+                <w:rFonts w:ascii="Times New Roman" w:hAnsi="Times New Roman" w:cs="Times New Roman"/>
                 <w:b/>
+                <w:i w:val="0"/>
+                <w:color w:val="000000"/>
                 <w:sz w:val="20"/>
               </w:rPr>
-              <w:t>p</w:t>
-            </w:r>
-          </w:p>
-        </w:tc>
-        <w:tc>
-          <w:tcPr>
-            <w:tcW w:type="dxa" w:w="1504"/>
-          </w:tcPr>
-          <w:p>
-            <w:r>
-              <w:rPr>
-                <w:rFonts w:ascii="Times New Roman" w:hAnsi="Times New Roman"/>
-                <w:b/>
-                <w:sz w:val="20"/>
-              </w:rPr>
-              <w:t>Sig.</w:t>
+              <w:t>M</w:t>
             </w:r>
           </w:p>
         </w:tc>
@@ -3191,84 +5691,106 @@
       <w:tr>
         <w:tc>
           <w:tcPr>
-            <w:tcW w:type="dxa" w:w="1504"/>
+            <w:tcW w:type="dxa" w:w="1805"/>
           </w:tcPr>
           <w:p>
+            <w:pPr>
+              <w:spacing w:line="240" w:lineRule="auto" w:after="40" w:before="0"/>
+              <w:jc w:val="center"/>
+            </w:pPr>
             <w:r>
               <w:rPr>
-                <w:rFonts w:ascii="Times New Roman" w:hAnsi="Times New Roman"/>
+                <w:rFonts w:ascii="Times New Roman" w:hAnsi="Times New Roman" w:cs="Times New Roman"/>
+                <w:b w:val="0"/>
+                <w:i w:val="0"/>
+                <w:color w:val="000000"/>
                 <w:sz w:val="20"/>
               </w:rPr>
-              <w:t>Overall</w:t>
+              <w:t>Text Article</w:t>
             </w:r>
           </w:p>
         </w:tc>
         <w:tc>
           <w:tcPr>
-            <w:tcW w:type="dxa" w:w="1504"/>
+            <w:tcW w:type="dxa" w:w="1805"/>
           </w:tcPr>
           <w:p>
+            <w:pPr>
+              <w:spacing w:line="240" w:lineRule="auto" w:after="40" w:before="0"/>
+              <w:jc w:val="center"/>
+            </w:pPr>
             <w:r>
               <w:rPr>
-                <w:rFonts w:ascii="Times New Roman" w:hAnsi="Times New Roman"/>
+                <w:rFonts w:ascii="Times New Roman" w:hAnsi="Times New Roman" w:cs="Times New Roman"/>
+                <w:b w:val="0"/>
+                <w:i w:val="0"/>
+                <w:color w:val="000000"/>
                 <w:sz w:val="20"/>
               </w:rPr>
-              <w:t>Views</w:t>
+              <w:t>Website</w:t>
             </w:r>
           </w:p>
         </w:tc>
         <w:tc>
           <w:tcPr>
-            <w:tcW w:type="dxa" w:w="1504"/>
+            <w:tcW w:type="dxa" w:w="1805"/>
           </w:tcPr>
           <w:p>
+            <w:pPr>
+              <w:spacing w:line="240" w:lineRule="auto" w:after="40" w:before="0"/>
+              <w:jc w:val="center"/>
+            </w:pPr>
             <w:r>
               <w:rPr>
-                <w:rFonts w:ascii="Times New Roman" w:hAnsi="Times New Roman"/>
+                <w:rFonts w:ascii="Times New Roman" w:hAnsi="Times New Roman" w:cs="Times New Roman"/>
+                <w:b w:val="0"/>
+                <w:i w:val="0"/>
+                <w:color w:val="000000"/>
                 <w:sz w:val="20"/>
               </w:rPr>
-              <w:t>97</w:t>
+              <w:t>50</w:t>
             </w:r>
           </w:p>
         </w:tc>
         <w:tc>
           <w:tcPr>
-            <w:tcW w:type="dxa" w:w="1504"/>
+            <w:tcW w:type="dxa" w:w="1805"/>
           </w:tcPr>
           <w:p>
+            <w:pPr>
+              <w:spacing w:line="240" w:lineRule="auto" w:after="40" w:before="0"/>
+              <w:jc w:val="center"/>
+            </w:pPr>
             <w:r>
               <w:rPr>
-                <w:rFonts w:ascii="Times New Roman" w:hAnsi="Times New Roman"/>
+                <w:rFonts w:ascii="Times New Roman" w:hAnsi="Times New Roman" w:cs="Times New Roman"/>
+                <w:b w:val="0"/>
+                <w:i w:val="0"/>
+                <w:color w:val="000000"/>
                 <w:sz w:val="20"/>
               </w:rPr>
-              <w:t>−.044</w:t>
+              <w:t>48.5</w:t>
             </w:r>
           </w:p>
         </w:tc>
         <w:tc>
           <w:tcPr>
-            <w:tcW w:type="dxa" w:w="1504"/>
+            <w:tcW w:type="dxa" w:w="1805"/>
           </w:tcPr>
           <w:p>
+            <w:pPr>
+              <w:spacing w:line="240" w:lineRule="auto" w:after="40" w:before="0"/>
+              <w:jc w:val="center"/>
+            </w:pPr>
             <w:r>
               <w:rPr>
-                <w:rFonts w:ascii="Times New Roman" w:hAnsi="Times New Roman"/>
+                <w:rFonts w:ascii="Times New Roman" w:hAnsi="Times New Roman" w:cs="Times New Roman"/>
+                <w:b w:val="0"/>
+                <w:i w:val="0"/>
+                <w:color w:val="000000"/>
                 <w:sz w:val="20"/>
               </w:rPr>
-              <w:t>.669</w:t>
-            </w:r>
-          </w:p>
-        </w:tc>
-        <w:tc>
-          <w:tcPr>
-            <w:tcW w:type="dxa" w:w="1504"/>
-          </w:tcPr>
-          <w:p>
-            <w:r>
-              <w:rPr>
-                <w:rFonts w:ascii="Times New Roman" w:hAnsi="Times New Roman"/>
-                <w:sz w:val="20"/>
-              </w:rPr>
+              <w:t>47.0</w:t>
             </w:r>
           </w:p>
         </w:tc>
@@ -3276,184 +5798,40 @@
       <w:tr>
         <w:tc>
           <w:tcPr>
-            <w:tcW w:type="dxa" w:w="1504"/>
+            <w:tcW w:type="dxa" w:w="1805"/>
           </w:tcPr>
           <w:p>
+            <w:pPr>
+              <w:spacing w:line="240" w:lineRule="auto" w:after="40" w:before="0"/>
+              <w:jc w:val="center"/>
+            </w:pPr>
             <w:r>
               <w:rPr>
-                <w:rFonts w:ascii="Times New Roman" w:hAnsi="Times New Roman"/>
+                <w:rFonts w:ascii="Times New Roman" w:hAnsi="Times New Roman" w:cs="Times New Roman"/>
+                <w:b w:val="0"/>
+                <w:i w:val="0"/>
+                <w:color w:val="000000"/>
                 <w:sz w:val="20"/>
               </w:rPr>
-              <w:t>Overall</w:t>
+              <w:t>Long Video (&gt;5 min)</w:t>
             </w:r>
           </w:p>
         </w:tc>
         <w:tc>
           <w:tcPr>
-            <w:tcW w:type="dxa" w:w="1504"/>
+            <w:tcW w:type="dxa" w:w="1805"/>
           </w:tcPr>
           <w:p>
+            <w:pPr>
+              <w:spacing w:line="240" w:lineRule="auto" w:after="40" w:before="0"/>
+              <w:jc w:val="center"/>
+            </w:pPr>
             <w:r>
               <w:rPr>
-                <w:rFonts w:ascii="Times New Roman" w:hAnsi="Times New Roman"/>
-                <w:sz w:val="20"/>
-              </w:rPr>
-              <w:t>Likes</w:t>
-            </w:r>
-          </w:p>
-        </w:tc>
-        <w:tc>
-          <w:tcPr>
-            <w:tcW w:type="dxa" w:w="1504"/>
-          </w:tcPr>
-          <w:p>
-            <w:r>
-              <w:rPr>
-                <w:rFonts w:ascii="Times New Roman" w:hAnsi="Times New Roman"/>
-                <w:sz w:val="20"/>
-              </w:rPr>
-              <w:t>147</w:t>
-            </w:r>
-          </w:p>
-        </w:tc>
-        <w:tc>
-          <w:tcPr>
-            <w:tcW w:type="dxa" w:w="1504"/>
-          </w:tcPr>
-          <w:p>
-            <w:r>
-              <w:rPr>
-                <w:rFonts w:ascii="Times New Roman" w:hAnsi="Times New Roman"/>
-                <w:sz w:val="20"/>
-              </w:rPr>
-              <w:t>.284</w:t>
-            </w:r>
-          </w:p>
-        </w:tc>
-        <w:tc>
-          <w:tcPr>
-            <w:tcW w:type="dxa" w:w="1504"/>
-          </w:tcPr>
-          <w:p>
-            <w:r>
-              <w:rPr>
-                <w:rFonts w:ascii="Times New Roman" w:hAnsi="Times New Roman"/>
-                <w:sz w:val="20"/>
-              </w:rPr>
-              <w:t>&lt;.001</w:t>
-            </w:r>
-          </w:p>
-        </w:tc>
-        <w:tc>
-          <w:tcPr>
-            <w:tcW w:type="dxa" w:w="1504"/>
-          </w:tcPr>
-          <w:p>
-            <w:r>
-              <w:rPr>
-                <w:rFonts w:ascii="Times New Roman" w:hAnsi="Times New Roman"/>
-                <w:sz w:val="20"/>
-              </w:rPr>
-              <w:t>***</w:t>
-            </w:r>
-          </w:p>
-        </w:tc>
-      </w:tr>
-      <w:tr>
-        <w:tc>
-          <w:tcPr>
-            <w:tcW w:type="dxa" w:w="1504"/>
-          </w:tcPr>
-          <w:p>
-            <w:r>
-              <w:rPr>
-                <w:rFonts w:ascii="Times New Roman" w:hAnsi="Times New Roman"/>
-                <w:sz w:val="20"/>
-              </w:rPr>
-              <w:t>Overall</w:t>
-            </w:r>
-          </w:p>
-        </w:tc>
-        <w:tc>
-          <w:tcPr>
-            <w:tcW w:type="dxa" w:w="1504"/>
-          </w:tcPr>
-          <w:p>
-            <w:r>
-              <w:rPr>
-                <w:rFonts w:ascii="Times New Roman" w:hAnsi="Times New Roman"/>
-                <w:sz w:val="20"/>
-              </w:rPr>
-              <w:t>Comments</w:t>
-            </w:r>
-          </w:p>
-        </w:tc>
-        <w:tc>
-          <w:tcPr>
-            <w:tcW w:type="dxa" w:w="1504"/>
-          </w:tcPr>
-          <w:p>
-            <w:r>
-              <w:rPr>
-                <w:rFonts w:ascii="Times New Roman" w:hAnsi="Times New Roman"/>
-                <w:sz w:val="20"/>
-              </w:rPr>
-              <w:t>147</w:t>
-            </w:r>
-          </w:p>
-        </w:tc>
-        <w:tc>
-          <w:tcPr>
-            <w:tcW w:type="dxa" w:w="1504"/>
-          </w:tcPr>
-          <w:p>
-            <w:r>
-              <w:rPr>
-                <w:rFonts w:ascii="Times New Roman" w:hAnsi="Times New Roman"/>
-                <w:sz w:val="20"/>
-              </w:rPr>
-              <w:t>.371</w:t>
-            </w:r>
-          </w:p>
-        </w:tc>
-        <w:tc>
-          <w:tcPr>
-            <w:tcW w:type="dxa" w:w="1504"/>
-          </w:tcPr>
-          <w:p>
-            <w:r>
-              <w:rPr>
-                <w:rFonts w:ascii="Times New Roman" w:hAnsi="Times New Roman"/>
-                <w:sz w:val="20"/>
-              </w:rPr>
-              <w:t>&lt;.001</w:t>
-            </w:r>
-          </w:p>
-        </w:tc>
-        <w:tc>
-          <w:tcPr>
-            <w:tcW w:type="dxa" w:w="1504"/>
-          </w:tcPr>
-          <w:p>
-            <w:r>
-              <w:rPr>
-                <w:rFonts w:ascii="Times New Roman" w:hAnsi="Times New Roman"/>
-                <w:sz w:val="20"/>
-              </w:rPr>
-              <w:t>***</w:t>
-            </w:r>
-          </w:p>
-        </w:tc>
-      </w:tr>
-      <w:tr>
-        <w:tc>
-          <w:tcPr>
-            <w:tcW w:type="dxa" w:w="1504"/>
-          </w:tcPr>
-          <w:p>
-            <w:r>
-              <w:rPr>
-                <w:rFonts w:ascii="Times New Roman" w:hAnsi="Times New Roman"/>
+                <w:rFonts w:ascii="Times New Roman" w:hAnsi="Times New Roman" w:cs="Times New Roman"/>
+                <w:b w:val="0"/>
+                <w:i w:val="0"/>
+                <w:color w:val="000000"/>
                 <w:sz w:val="20"/>
               </w:rPr>
               <w:t>YouTube</w:t>
@@ -3462,26 +5840,19 @@
         </w:tc>
         <w:tc>
           <w:tcPr>
-            <w:tcW w:type="dxa" w:w="1504"/>
+            <w:tcW w:type="dxa" w:w="1805"/>
           </w:tcPr>
           <w:p>
+            <w:pPr>
+              <w:spacing w:line="240" w:lineRule="auto" w:after="40" w:before="0"/>
+              <w:jc w:val="center"/>
+            </w:pPr>
             <w:r>
               <w:rPr>
-                <w:rFonts w:ascii="Times New Roman" w:hAnsi="Times New Roman"/>
-                <w:sz w:val="20"/>
-              </w:rPr>
-              <w:t>Views</w:t>
-            </w:r>
-          </w:p>
-        </w:tc>
-        <w:tc>
-          <w:tcPr>
-            <w:tcW w:type="dxa" w:w="1504"/>
-          </w:tcPr>
-          <w:p>
-            <w:r>
-              <w:rPr>
-                <w:rFonts w:ascii="Times New Roman" w:hAnsi="Times New Roman"/>
+                <w:rFonts w:ascii="Times New Roman" w:hAnsi="Times New Roman" w:cs="Times New Roman"/>
+                <w:b w:val="0"/>
+                <w:i w:val="0"/>
+                <w:color w:val="000000"/>
                 <w:sz w:val="20"/>
               </w:rPr>
               <w:t>50</w:t>
@@ -3490,43 +5861,43 @@
         </w:tc>
         <w:tc>
           <w:tcPr>
-            <w:tcW w:type="dxa" w:w="1504"/>
+            <w:tcW w:type="dxa" w:w="1805"/>
           </w:tcPr>
           <w:p>
+            <w:pPr>
+              <w:spacing w:line="240" w:lineRule="auto" w:after="40" w:before="0"/>
+              <w:jc w:val="center"/>
+            </w:pPr>
             <w:r>
               <w:rPr>
-                <w:rFonts w:ascii="Times New Roman" w:hAnsi="Times New Roman"/>
+                <w:rFonts w:ascii="Times New Roman" w:hAnsi="Times New Roman" w:cs="Times New Roman"/>
+                <w:b w:val="0"/>
+                <w:i w:val="0"/>
+                <w:color w:val="000000"/>
                 <w:sz w:val="20"/>
               </w:rPr>
-              <w:t>−.340</w:t>
+              <w:t>42.0</w:t>
             </w:r>
           </w:p>
         </w:tc>
         <w:tc>
           <w:tcPr>
-            <w:tcW w:type="dxa" w:w="1504"/>
+            <w:tcW w:type="dxa" w:w="1805"/>
           </w:tcPr>
           <w:p>
+            <w:pPr>
+              <w:spacing w:line="240" w:lineRule="auto" w:after="40" w:before="0"/>
+              <w:jc w:val="center"/>
+            </w:pPr>
             <w:r>
               <w:rPr>
-                <w:rFonts w:ascii="Times New Roman" w:hAnsi="Times New Roman"/>
+                <w:rFonts w:ascii="Times New Roman" w:hAnsi="Times New Roman" w:cs="Times New Roman"/>
+                <w:b w:val="0"/>
+                <w:i w:val="0"/>
+                <w:color w:val="000000"/>
                 <w:sz w:val="20"/>
               </w:rPr>
-              <w:t>.016</w:t>
-            </w:r>
-          </w:p>
-        </w:tc>
-        <w:tc>
-          <w:tcPr>
-            <w:tcW w:type="dxa" w:w="1504"/>
-          </w:tcPr>
-          <w:p>
-            <w:r>
-              <w:rPr>
-                <w:rFonts w:ascii="Times New Roman" w:hAnsi="Times New Roman"/>
-                <w:sz w:val="20"/>
-              </w:rPr>
-              <w:t>*</w:t>
+              <w:t>42.9</w:t>
             </w:r>
           </w:p>
         </w:tc>
@@ -3534,40 +5905,168 @@
       <w:tr>
         <w:tc>
           <w:tcPr>
-            <w:tcW w:type="dxa" w:w="1504"/>
+            <w:tcW w:type="dxa" w:w="1805"/>
           </w:tcPr>
           <w:p>
+            <w:pPr>
+              <w:spacing w:line="240" w:lineRule="auto" w:after="40" w:before="0"/>
+              <w:jc w:val="center"/>
+            </w:pPr>
             <w:r>
               <w:rPr>
-                <w:rFonts w:ascii="Times New Roman" w:hAnsi="Times New Roman"/>
+                <w:rFonts w:ascii="Times New Roman" w:hAnsi="Times New Roman" w:cs="Times New Roman"/>
+                <w:b w:val="0"/>
+                <w:i w:val="0"/>
+                <w:color w:val="000000"/>
                 <w:sz w:val="20"/>
               </w:rPr>
-              <w:t>YouTube</w:t>
+              <w:t>Short Video (&lt;60 s)</w:t>
             </w:r>
           </w:p>
         </w:tc>
         <w:tc>
           <w:tcPr>
-            <w:tcW w:type="dxa" w:w="1504"/>
+            <w:tcW w:type="dxa" w:w="1805"/>
           </w:tcPr>
           <w:p>
+            <w:pPr>
+              <w:spacing w:line="240" w:lineRule="auto" w:after="40" w:before="0"/>
+              <w:jc w:val="center"/>
+            </w:pPr>
             <w:r>
               <w:rPr>
-                <w:rFonts w:ascii="Times New Roman" w:hAnsi="Times New Roman"/>
+                <w:rFonts w:ascii="Times New Roman" w:hAnsi="Times New Roman" w:cs="Times New Roman"/>
+                <w:b w:val="0"/>
+                <w:i w:val="0"/>
+                <w:color w:val="000000"/>
                 <w:sz w:val="20"/>
               </w:rPr>
-              <w:t>Likes</w:t>
+              <w:t>TikTok</w:t>
             </w:r>
           </w:p>
         </w:tc>
         <w:tc>
           <w:tcPr>
-            <w:tcW w:type="dxa" w:w="1504"/>
+            <w:tcW w:type="dxa" w:w="1805"/>
           </w:tcPr>
           <w:p>
+            <w:pPr>
+              <w:spacing w:line="240" w:lineRule="auto" w:after="40" w:before="0"/>
+              <w:jc w:val="center"/>
+            </w:pPr>
             <w:r>
               <w:rPr>
-                <w:rFonts w:ascii="Times New Roman" w:hAnsi="Times New Roman"/>
+                <w:rFonts w:ascii="Times New Roman" w:hAnsi="Times New Roman" w:cs="Times New Roman"/>
+                <w:b w:val="0"/>
+                <w:i w:val="0"/>
+                <w:color w:val="000000"/>
+                <w:sz w:val="20"/>
+              </w:rPr>
+              <w:t>47</w:t>
+            </w:r>
+          </w:p>
+        </w:tc>
+        <w:tc>
+          <w:tcPr>
+            <w:tcW w:type="dxa" w:w="1805"/>
+          </w:tcPr>
+          <w:p>
+            <w:pPr>
+              <w:spacing w:line="240" w:lineRule="auto" w:after="40" w:before="0"/>
+              <w:jc w:val="center"/>
+            </w:pPr>
+            <w:r>
+              <w:rPr>
+                <w:rFonts w:ascii="Times New Roman" w:hAnsi="Times New Roman" w:cs="Times New Roman"/>
+                <w:b w:val="0"/>
+                <w:i w:val="0"/>
+                <w:color w:val="000000"/>
+                <w:sz w:val="20"/>
+              </w:rPr>
+              <w:t>35.0</w:t>
+            </w:r>
+          </w:p>
+        </w:tc>
+        <w:tc>
+          <w:tcPr>
+            <w:tcW w:type="dxa" w:w="1805"/>
+          </w:tcPr>
+          <w:p>
+            <w:pPr>
+              <w:spacing w:line="240" w:lineRule="auto" w:after="40" w:before="0"/>
+              <w:jc w:val="center"/>
+            </w:pPr>
+            <w:r>
+              <w:rPr>
+                <w:rFonts w:ascii="Times New Roman" w:hAnsi="Times New Roman" w:cs="Times New Roman"/>
+                <w:b w:val="0"/>
+                <w:i w:val="0"/>
+                <w:color w:val="000000"/>
+                <w:sz w:val="20"/>
+              </w:rPr>
+              <w:t>35.6</w:t>
+            </w:r>
+          </w:p>
+        </w:tc>
+      </w:tr>
+      <w:tr>
+        <w:tc>
+          <w:tcPr>
+            <w:tcW w:type="dxa" w:w="1805"/>
+          </w:tcPr>
+          <w:p>
+            <w:pPr>
+              <w:spacing w:line="240" w:lineRule="auto" w:after="40" w:before="0"/>
+              <w:jc w:val="center"/>
+            </w:pPr>
+            <w:r>
+              <w:rPr>
+                <w:rFonts w:ascii="Times New Roman" w:hAnsi="Times New Roman" w:cs="Times New Roman"/>
+                <w:b w:val="0"/>
+                <w:i w:val="0"/>
+                <w:color w:val="000000"/>
+                <w:sz w:val="20"/>
+              </w:rPr>
+              <w:t>Carousel</w:t>
+            </w:r>
+          </w:p>
+        </w:tc>
+        <w:tc>
+          <w:tcPr>
+            <w:tcW w:type="dxa" w:w="1805"/>
+          </w:tcPr>
+          <w:p>
+            <w:pPr>
+              <w:spacing w:line="240" w:lineRule="auto" w:after="40" w:before="0"/>
+              <w:jc w:val="center"/>
+            </w:pPr>
+            <w:r>
+              <w:rPr>
+                <w:rFonts w:ascii="Times New Roman" w:hAnsi="Times New Roman" w:cs="Times New Roman"/>
+                <w:b w:val="0"/>
+                <w:i w:val="0"/>
+                <w:color w:val="000000"/>
+                <w:sz w:val="20"/>
+              </w:rPr>
+              <w:t>Instagram</w:t>
+            </w:r>
+          </w:p>
+        </w:tc>
+        <w:tc>
+          <w:tcPr>
+            <w:tcW w:type="dxa" w:w="1805"/>
+          </w:tcPr>
+          <w:p>
+            <w:pPr>
+              <w:spacing w:line="240" w:lineRule="auto" w:after="40" w:before="0"/>
+              <w:jc w:val="center"/>
+            </w:pPr>
+            <w:r>
+              <w:rPr>
+                <w:rFonts w:ascii="Times New Roman" w:hAnsi="Times New Roman" w:cs="Times New Roman"/>
+                <w:b w:val="0"/>
+                <w:i w:val="0"/>
+                <w:color w:val="000000"/>
                 <w:sz w:val="20"/>
               </w:rPr>
               <w:t>50</w:t>
@@ -3576,573 +6075,48 @@
         </w:tc>
         <w:tc>
           <w:tcPr>
-            <w:tcW w:type="dxa" w:w="1504"/>
+            <w:tcW w:type="dxa" w:w="1805"/>
           </w:tcPr>
           <w:p>
+            <w:pPr>
+              <w:spacing w:line="240" w:lineRule="auto" w:after="40" w:before="0"/>
+              <w:jc w:val="center"/>
+            </w:pPr>
             <w:r>
               <w:rPr>
-                <w:rFonts w:ascii="Times New Roman" w:hAnsi="Times New Roman"/>
+                <w:rFonts w:ascii="Times New Roman" w:hAnsi="Times New Roman" w:cs="Times New Roman"/>
+                <w:b w:val="0"/>
+                <w:i w:val="0"/>
+                <w:color w:val="000000"/>
                 <w:sz w:val="20"/>
               </w:rPr>
-              <w:t>−.286</w:t>
+              <w:t>27.5</w:t>
             </w:r>
           </w:p>
         </w:tc>
         <w:tc>
           <w:tcPr>
-            <w:tcW w:type="dxa" w:w="1504"/>
+            <w:tcW w:type="dxa" w:w="1805"/>
           </w:tcPr>
           <w:p>
+            <w:pPr>
+              <w:spacing w:line="240" w:lineRule="auto" w:after="40" w:before="0"/>
+              <w:jc w:val="center"/>
+            </w:pPr>
             <w:r>
               <w:rPr>
-                <w:rFonts w:ascii="Times New Roman" w:hAnsi="Times New Roman"/>
+                <w:rFonts w:ascii="Times New Roman" w:hAnsi="Times New Roman" w:cs="Times New Roman"/>
+                <w:b w:val="0"/>
+                <w:i w:val="0"/>
+                <w:color w:val="000000"/>
                 <w:sz w:val="20"/>
               </w:rPr>
-              <w:t>.044</w:t>
-            </w:r>
-          </w:p>
-        </w:tc>
-        <w:tc>
-          <w:tcPr>
-            <w:tcW w:type="dxa" w:w="1504"/>
-          </w:tcPr>
-          <w:p>
-            <w:r>
-              <w:rPr>
-                <w:rFonts w:ascii="Times New Roman" w:hAnsi="Times New Roman"/>
-                <w:sz w:val="20"/>
-              </w:rPr>
-              <w:t>*</w:t>
-            </w:r>
-          </w:p>
-        </w:tc>
-      </w:tr>
-      <w:tr>
-        <w:tc>
-          <w:tcPr>
-            <w:tcW w:type="dxa" w:w="1504"/>
-          </w:tcPr>
-          <w:p>
-            <w:r>
-              <w:rPr>
-                <w:rFonts w:ascii="Times New Roman" w:hAnsi="Times New Roman"/>
-                <w:sz w:val="20"/>
-              </w:rPr>
-              <w:t>YouTube</w:t>
-            </w:r>
-          </w:p>
-        </w:tc>
-        <w:tc>
-          <w:tcPr>
-            <w:tcW w:type="dxa" w:w="1504"/>
-          </w:tcPr>
-          <w:p>
-            <w:r>
-              <w:rPr>
-                <w:rFonts w:ascii="Times New Roman" w:hAnsi="Times New Roman"/>
-                <w:sz w:val="20"/>
-              </w:rPr>
-              <w:t>Comments</w:t>
-            </w:r>
-          </w:p>
-        </w:tc>
-        <w:tc>
-          <w:tcPr>
-            <w:tcW w:type="dxa" w:w="1504"/>
-          </w:tcPr>
-          <w:p>
-            <w:r>
-              <w:rPr>
-                <w:rFonts w:ascii="Times New Roman" w:hAnsi="Times New Roman"/>
-                <w:sz w:val="20"/>
-              </w:rPr>
-              <w:t>50</w:t>
-            </w:r>
-          </w:p>
-        </w:tc>
-        <w:tc>
-          <w:tcPr>
-            <w:tcW w:type="dxa" w:w="1504"/>
-          </w:tcPr>
-          <w:p>
-            <w:r>
-              <w:rPr>
-                <w:rFonts w:ascii="Times New Roman" w:hAnsi="Times New Roman"/>
-                <w:sz w:val="20"/>
-              </w:rPr>
-              <w:t>−.178</w:t>
-            </w:r>
-          </w:p>
-        </w:tc>
-        <w:tc>
-          <w:tcPr>
-            <w:tcW w:type="dxa" w:w="1504"/>
-          </w:tcPr>
-          <w:p>
-            <w:r>
-              <w:rPr>
-                <w:rFonts w:ascii="Times New Roman" w:hAnsi="Times New Roman"/>
-                <w:sz w:val="20"/>
-              </w:rPr>
-              <w:t>.216</w:t>
-            </w:r>
-          </w:p>
-        </w:tc>
-        <w:tc>
-          <w:tcPr>
-            <w:tcW w:type="dxa" w:w="1504"/>
-          </w:tcPr>
-          <w:p>
-            <w:r>
-              <w:rPr>
-                <w:rFonts w:ascii="Times New Roman" w:hAnsi="Times New Roman"/>
-                <w:sz w:val="20"/>
-              </w:rPr>
-            </w:r>
-          </w:p>
-        </w:tc>
-      </w:tr>
-      <w:tr>
-        <w:tc>
-          <w:tcPr>
-            <w:tcW w:type="dxa" w:w="1504"/>
-          </w:tcPr>
-          <w:p>
-            <w:r>
-              <w:rPr>
-                <w:rFonts w:ascii="Times New Roman" w:hAnsi="Times New Roman"/>
-                <w:sz w:val="20"/>
-              </w:rPr>
-              <w:t>TikTok</w:t>
-            </w:r>
-          </w:p>
-        </w:tc>
-        <w:tc>
-          <w:tcPr>
-            <w:tcW w:type="dxa" w:w="1504"/>
-          </w:tcPr>
-          <w:p>
-            <w:r>
-              <w:rPr>
-                <w:rFonts w:ascii="Times New Roman" w:hAnsi="Times New Roman"/>
-                <w:sz w:val="20"/>
-              </w:rPr>
-              <w:t>Views</w:t>
-            </w:r>
-          </w:p>
-        </w:tc>
-        <w:tc>
-          <w:tcPr>
-            <w:tcW w:type="dxa" w:w="1504"/>
-          </w:tcPr>
-          <w:p>
-            <w:r>
-              <w:rPr>
-                <w:rFonts w:ascii="Times New Roman" w:hAnsi="Times New Roman"/>
-                <w:sz w:val="20"/>
-              </w:rPr>
-              <w:t>47</w:t>
-            </w:r>
-          </w:p>
-        </w:tc>
-        <w:tc>
-          <w:tcPr>
-            <w:tcW w:type="dxa" w:w="1504"/>
-          </w:tcPr>
-          <w:p>
-            <w:r>
-              <w:rPr>
-                <w:rFonts w:ascii="Times New Roman" w:hAnsi="Times New Roman"/>
-                <w:sz w:val="20"/>
-              </w:rPr>
-              <w:t>−.057</w:t>
-            </w:r>
-          </w:p>
-        </w:tc>
-        <w:tc>
-          <w:tcPr>
-            <w:tcW w:type="dxa" w:w="1504"/>
-          </w:tcPr>
-          <w:p>
-            <w:r>
-              <w:rPr>
-                <w:rFonts w:ascii="Times New Roman" w:hAnsi="Times New Roman"/>
-                <w:sz w:val="20"/>
-              </w:rPr>
-              <w:t>.702</w:t>
-            </w:r>
-          </w:p>
-        </w:tc>
-        <w:tc>
-          <w:tcPr>
-            <w:tcW w:type="dxa" w:w="1504"/>
-          </w:tcPr>
-          <w:p>
-            <w:r>
-              <w:rPr>
-                <w:rFonts w:ascii="Times New Roman" w:hAnsi="Times New Roman"/>
-                <w:sz w:val="20"/>
-              </w:rPr>
-            </w:r>
-          </w:p>
-        </w:tc>
-      </w:tr>
-      <w:tr>
-        <w:tc>
-          <w:tcPr>
-            <w:tcW w:type="dxa" w:w="1504"/>
-          </w:tcPr>
-          <w:p>
-            <w:r>
-              <w:rPr>
-                <w:rFonts w:ascii="Times New Roman" w:hAnsi="Times New Roman"/>
-                <w:sz w:val="20"/>
-              </w:rPr>
-              <w:t>TikTok</w:t>
-            </w:r>
-          </w:p>
-        </w:tc>
-        <w:tc>
-          <w:tcPr>
-            <w:tcW w:type="dxa" w:w="1504"/>
-          </w:tcPr>
-          <w:p>
-            <w:r>
-              <w:rPr>
-                <w:rFonts w:ascii="Times New Roman" w:hAnsi="Times New Roman"/>
-                <w:sz w:val="20"/>
-              </w:rPr>
-              <w:t>Likes</w:t>
-            </w:r>
-          </w:p>
-        </w:tc>
-        <w:tc>
-          <w:tcPr>
-            <w:tcW w:type="dxa" w:w="1504"/>
-          </w:tcPr>
-          <w:p>
-            <w:r>
-              <w:rPr>
-                <w:rFonts w:ascii="Times New Roman" w:hAnsi="Times New Roman"/>
-                <w:sz w:val="20"/>
-              </w:rPr>
-              <w:t>47</w:t>
-            </w:r>
-          </w:p>
-        </w:tc>
-        <w:tc>
-          <w:tcPr>
-            <w:tcW w:type="dxa" w:w="1504"/>
-          </w:tcPr>
-          <w:p>
-            <w:r>
-              <w:rPr>
-                <w:rFonts w:ascii="Times New Roman" w:hAnsi="Times New Roman"/>
-                <w:sz w:val="20"/>
-              </w:rPr>
-              <w:t>.109</w:t>
-            </w:r>
-          </w:p>
-        </w:tc>
-        <w:tc>
-          <w:tcPr>
-            <w:tcW w:type="dxa" w:w="1504"/>
-          </w:tcPr>
-          <w:p>
-            <w:r>
-              <w:rPr>
-                <w:rFonts w:ascii="Times New Roman" w:hAnsi="Times New Roman"/>
-                <w:sz w:val="20"/>
-              </w:rPr>
-              <w:t>.467</w:t>
-            </w:r>
-          </w:p>
-        </w:tc>
-        <w:tc>
-          <w:tcPr>
-            <w:tcW w:type="dxa" w:w="1504"/>
-          </w:tcPr>
-          <w:p>
-            <w:r>
-              <w:rPr>
-                <w:rFonts w:ascii="Times New Roman" w:hAnsi="Times New Roman"/>
-                <w:sz w:val="20"/>
-              </w:rPr>
-            </w:r>
-          </w:p>
-        </w:tc>
-      </w:tr>
-      <w:tr>
-        <w:tc>
-          <w:tcPr>
-            <w:tcW w:type="dxa" w:w="1504"/>
-          </w:tcPr>
-          <w:p>
-            <w:r>
-              <w:rPr>
-                <w:rFonts w:ascii="Times New Roman" w:hAnsi="Times New Roman"/>
-                <w:sz w:val="20"/>
-              </w:rPr>
-              <w:t>TikTok</w:t>
-            </w:r>
-          </w:p>
-        </w:tc>
-        <w:tc>
-          <w:tcPr>
-            <w:tcW w:type="dxa" w:w="1504"/>
-          </w:tcPr>
-          <w:p>
-            <w:r>
-              <w:rPr>
-                <w:rFonts w:ascii="Times New Roman" w:hAnsi="Times New Roman"/>
-                <w:sz w:val="20"/>
-              </w:rPr>
-              <w:t>Comments</w:t>
-            </w:r>
-          </w:p>
-        </w:tc>
-        <w:tc>
-          <w:tcPr>
-            <w:tcW w:type="dxa" w:w="1504"/>
-          </w:tcPr>
-          <w:p>
-            <w:r>
-              <w:rPr>
-                <w:rFonts w:ascii="Times New Roman" w:hAnsi="Times New Roman"/>
-                <w:sz w:val="20"/>
-              </w:rPr>
-              <w:t>47</w:t>
-            </w:r>
-          </w:p>
-        </w:tc>
-        <w:tc>
-          <w:tcPr>
-            <w:tcW w:type="dxa" w:w="1504"/>
-          </w:tcPr>
-          <w:p>
-            <w:r>
-              <w:rPr>
-                <w:rFonts w:ascii="Times New Roman" w:hAnsi="Times New Roman"/>
-                <w:sz w:val="20"/>
-              </w:rPr>
-              <w:t>.124</w:t>
-            </w:r>
-          </w:p>
-        </w:tc>
-        <w:tc>
-          <w:tcPr>
-            <w:tcW w:type="dxa" w:w="1504"/>
-          </w:tcPr>
-          <w:p>
-            <w:r>
-              <w:rPr>
-                <w:rFonts w:ascii="Times New Roman" w:hAnsi="Times New Roman"/>
-                <w:sz w:val="20"/>
-              </w:rPr>
-              <w:t>.408</w:t>
-            </w:r>
-          </w:p>
-        </w:tc>
-        <w:tc>
-          <w:tcPr>
-            <w:tcW w:type="dxa" w:w="1504"/>
-          </w:tcPr>
-          <w:p>
-            <w:r>
-              <w:rPr>
-                <w:rFonts w:ascii="Times New Roman" w:hAnsi="Times New Roman"/>
-                <w:sz w:val="20"/>
-              </w:rPr>
-            </w:r>
-          </w:p>
-        </w:tc>
-      </w:tr>
-      <w:tr>
-        <w:tc>
-          <w:tcPr>
-            <w:tcW w:type="dxa" w:w="1504"/>
-          </w:tcPr>
-          <w:p>
-            <w:r>
-              <w:rPr>
-                <w:rFonts w:ascii="Times New Roman" w:hAnsi="Times New Roman"/>
-                <w:sz w:val="20"/>
-              </w:rPr>
-              <w:t>Instagram</w:t>
-            </w:r>
-          </w:p>
-        </w:tc>
-        <w:tc>
-          <w:tcPr>
-            <w:tcW w:type="dxa" w:w="1504"/>
-          </w:tcPr>
-          <w:p>
-            <w:r>
-              <w:rPr>
-                <w:rFonts w:ascii="Times New Roman" w:hAnsi="Times New Roman"/>
-                <w:sz w:val="20"/>
-              </w:rPr>
-              <w:t>Likes</w:t>
-            </w:r>
-          </w:p>
-        </w:tc>
-        <w:tc>
-          <w:tcPr>
-            <w:tcW w:type="dxa" w:w="1504"/>
-          </w:tcPr>
-          <w:p>
-            <w:r>
-              <w:rPr>
-                <w:rFonts w:ascii="Times New Roman" w:hAnsi="Times New Roman"/>
-                <w:sz w:val="20"/>
-              </w:rPr>
-              <w:t>50</w:t>
-            </w:r>
-          </w:p>
-        </w:tc>
-        <w:tc>
-          <w:tcPr>
-            <w:tcW w:type="dxa" w:w="1504"/>
-          </w:tcPr>
-          <w:p>
-            <w:r>
-              <w:rPr>
-                <w:rFonts w:ascii="Times New Roman" w:hAnsi="Times New Roman"/>
-                <w:sz w:val="20"/>
-              </w:rPr>
-              <w:t>−.174</w:t>
-            </w:r>
-          </w:p>
-        </w:tc>
-        <w:tc>
-          <w:tcPr>
-            <w:tcW w:type="dxa" w:w="1504"/>
-          </w:tcPr>
-          <w:p>
-            <w:r>
-              <w:rPr>
-                <w:rFonts w:ascii="Times New Roman" w:hAnsi="Times New Roman"/>
-                <w:sz w:val="20"/>
-              </w:rPr>
-              <w:t>.226</w:t>
-            </w:r>
-          </w:p>
-        </w:tc>
-        <w:tc>
-          <w:tcPr>
-            <w:tcW w:type="dxa" w:w="1504"/>
-          </w:tcPr>
-          <w:p>
-            <w:r>
-              <w:rPr>
-                <w:rFonts w:ascii="Times New Roman" w:hAnsi="Times New Roman"/>
-                <w:sz w:val="20"/>
-              </w:rPr>
-            </w:r>
-          </w:p>
-        </w:tc>
-      </w:tr>
-      <w:tr>
-        <w:tc>
-          <w:tcPr>
-            <w:tcW w:type="dxa" w:w="1504"/>
-          </w:tcPr>
-          <w:p>
-            <w:r>
-              <w:rPr>
-                <w:rFonts w:ascii="Times New Roman" w:hAnsi="Times New Roman"/>
-                <w:sz w:val="20"/>
-              </w:rPr>
-              <w:t>Instagram</w:t>
-            </w:r>
-          </w:p>
-        </w:tc>
-        <w:tc>
-          <w:tcPr>
-            <w:tcW w:type="dxa" w:w="1504"/>
-          </w:tcPr>
-          <w:p>
-            <w:r>
-              <w:rPr>
-                <w:rFonts w:ascii="Times New Roman" w:hAnsi="Times New Roman"/>
-                <w:sz w:val="20"/>
-              </w:rPr>
-              <w:t>Comments</w:t>
-            </w:r>
-          </w:p>
-        </w:tc>
-        <w:tc>
-          <w:tcPr>
-            <w:tcW w:type="dxa" w:w="1504"/>
-          </w:tcPr>
-          <w:p>
-            <w:r>
-              <w:rPr>
-                <w:rFonts w:ascii="Times New Roman" w:hAnsi="Times New Roman"/>
-                <w:sz w:val="20"/>
-              </w:rPr>
-              <w:t>50</w:t>
-            </w:r>
-          </w:p>
-        </w:tc>
-        <w:tc>
-          <w:tcPr>
-            <w:tcW w:type="dxa" w:w="1504"/>
-          </w:tcPr>
-          <w:p>
-            <w:r>
-              <w:rPr>
-                <w:rFonts w:ascii="Times New Roman" w:hAnsi="Times New Roman"/>
-                <w:sz w:val="20"/>
-              </w:rPr>
-              <w:t>−.045</w:t>
-            </w:r>
-          </w:p>
-        </w:tc>
-        <w:tc>
-          <w:tcPr>
-            <w:tcW w:type="dxa" w:w="1504"/>
-          </w:tcPr>
-          <w:p>
-            <w:r>
-              <w:rPr>
-                <w:rFonts w:ascii="Times New Roman" w:hAnsi="Times New Roman"/>
-                <w:sz w:val="20"/>
-              </w:rPr>
-              <w:t>.758</w:t>
-            </w:r>
-          </w:p>
-        </w:tc>
-        <w:tc>
-          <w:tcPr>
-            <w:tcW w:type="dxa" w:w="1504"/>
-          </w:tcPr>
-          <w:p>
-            <w:r>
-              <w:rPr>
-                <w:rFonts w:ascii="Times New Roman" w:hAnsi="Times New Roman"/>
-                <w:sz w:val="20"/>
-              </w:rPr>
+              <w:t>29.0</w:t>
             </w:r>
           </w:p>
         </w:tc>
       </w:tr>
     </w:tbl>
-    <w:p>
-      <w:pPr>
-        <w:spacing w:line="360" w:lineRule="auto"/>
-        <w:jc w:val="both"/>
-      </w:pPr>
-      <w:r>
-        <w:rPr>
-          <w:rFonts w:ascii="Times New Roman" w:hAnsi="Times New Roman"/>
-          <w:b w:val="0"/>
-          <w:i/>
-          <w:sz w:val="24"/>
-        </w:rPr>
-        <w:t>Note. * p &lt; .05, *** p &lt; .001. Overall likes and comments correlations should be interpreted cautiously because they are confounded by between-platform differences.</w:t>
-      </w:r>
-    </w:p>
     <w:sectPr>
       <w:pgSz w:w="11906" w:h="16838"/>
       <w:pgMar w:top="1440" w:right="1440" w:bottom="1440" w:left="1440" w:header="720" w:footer="720" w:gutter="0"/>
@@ -4518,9 +6492,11 @@
     <w:rsid w:val="00FC693F"/>
     <w:pPr>
       <w:spacing w:line="360" w:lineRule="auto"/>
+      <w:jc w:val="both"/>
     </w:pPr>
     <w:rPr>
       <w:rFonts w:ascii="Times New Roman" w:hAnsi="Times New Roman"/>
+      <w:color w:val="000000"/>
       <w:sz w:val="24"/>
     </w:rPr>
   </w:style>

--- a/appendices/appendix_c_data_summary.docx
+++ b/appendices/appendix_c_data_summary.docx
@@ -6117,6 +6117,972 @@
         </w:tc>
       </w:tr>
     </w:tbl>
+    <w:p>
+      <w:pPr>
+        <w:spacing w:line="360" w:lineRule="auto" w:after="120" w:before="0"/>
+        <w:jc w:val="both"/>
+      </w:pPr>
+      <w:r>
+        <w:rPr>
+          <w:rFonts w:ascii="Times New Roman" w:hAnsi="Times New Roman" w:cs="Times New Roman"/>
+          <w:b w:val="0"/>
+          <w:i w:val="0"/>
+          <w:color w:val="000000"/>
+          <w:sz w:val="24"/>
+        </w:rPr>
+      </w:r>
+    </w:p>
+    <w:p>
+      <w:pPr>
+        <w:pStyle w:val="Heading2"/>
+        <w:spacing w:line="360" w:lineRule="auto" w:after="200" w:before="0"/>
+        <w:jc w:val="both"/>
+      </w:pPr>
+      <w:r>
+        <w:rPr>
+          <w:rFonts w:ascii="Times New Roman" w:hAnsi="Times New Roman" w:cs="Times New Roman"/>
+          <w:b/>
+          <w:i w:val="0"/>
+          <w:color w:val="000000"/>
+          <w:sz w:val="26"/>
+        </w:rPr>
+        <w:t>Table C10. DISCERN Total Scores by Search Term</w:t>
+      </w:r>
+    </w:p>
+    <w:tbl>
+      <w:tblPr>
+        <w:tblStyle w:val="TableGrid"/>
+        <w:tblW w:type="auto" w:w="0"/>
+        <w:jc w:val="center"/>
+        <w:tblLook w:firstColumn="1" w:firstRow="1" w:lastColumn="0" w:lastRow="0" w:noHBand="0" w:noVBand="1" w:val="04A0"/>
+      </w:tblPr>
+      <w:tblGrid>
+        <w:gridCol w:w="1289"/>
+        <w:gridCol w:w="1289"/>
+        <w:gridCol w:w="1289"/>
+        <w:gridCol w:w="1289"/>
+        <w:gridCol w:w="1289"/>
+        <w:gridCol w:w="1289"/>
+        <w:gridCol w:w="1289"/>
+      </w:tblGrid>
+      <w:tr>
+        <w:tc>
+          <w:tcPr>
+            <w:tcW w:type="dxa" w:w="1289"/>
+            <w:shd w:fill="D9E2F3" w:val="clear"/>
+          </w:tcPr>
+          <w:p>
+            <w:pPr>
+              <w:spacing w:line="240" w:lineRule="auto" w:after="40" w:before="0"/>
+              <w:jc w:val="center"/>
+            </w:pPr>
+            <w:r>
+              <w:rPr>
+                <w:rFonts w:ascii="Times New Roman" w:hAnsi="Times New Roman" w:cs="Times New Roman"/>
+                <w:b/>
+                <w:i w:val="0"/>
+                <w:color w:val="000000"/>
+                <w:sz w:val="20"/>
+              </w:rPr>
+              <w:t>Search Term</w:t>
+            </w:r>
+          </w:p>
+        </w:tc>
+        <w:tc>
+          <w:tcPr>
+            <w:tcW w:type="dxa" w:w="1289"/>
+            <w:shd w:fill="D9E2F3" w:val="clear"/>
+          </w:tcPr>
+          <w:p>
+            <w:pPr>
+              <w:spacing w:line="240" w:lineRule="auto" w:after="40" w:before="0"/>
+              <w:jc w:val="center"/>
+            </w:pPr>
+            <w:r>
+              <w:rPr>
+                <w:rFonts w:ascii="Times New Roman" w:hAnsi="Times New Roman" w:cs="Times New Roman"/>
+                <w:b/>
+                <w:i w:val="0"/>
+                <w:color w:val="000000"/>
+                <w:sz w:val="20"/>
+              </w:rPr>
+              <w:t>n</w:t>
+            </w:r>
+          </w:p>
+        </w:tc>
+        <w:tc>
+          <w:tcPr>
+            <w:tcW w:type="dxa" w:w="1289"/>
+            <w:shd w:fill="D9E2F3" w:val="clear"/>
+          </w:tcPr>
+          <w:p>
+            <w:pPr>
+              <w:spacing w:line="240" w:lineRule="auto" w:after="40" w:before="0"/>
+              <w:jc w:val="center"/>
+            </w:pPr>
+            <w:r>
+              <w:rPr>
+                <w:rFonts w:ascii="Times New Roman" w:hAnsi="Times New Roman" w:cs="Times New Roman"/>
+                <w:b/>
+                <w:i w:val="0"/>
+                <w:color w:val="000000"/>
+                <w:sz w:val="20"/>
+              </w:rPr>
+              <w:t>Mdn</w:t>
+            </w:r>
+          </w:p>
+        </w:tc>
+        <w:tc>
+          <w:tcPr>
+            <w:tcW w:type="dxa" w:w="1289"/>
+            <w:shd w:fill="D9E2F3" w:val="clear"/>
+          </w:tcPr>
+          <w:p>
+            <w:pPr>
+              <w:spacing w:line="240" w:lineRule="auto" w:after="40" w:before="0"/>
+              <w:jc w:val="center"/>
+            </w:pPr>
+            <w:r>
+              <w:rPr>
+                <w:rFonts w:ascii="Times New Roman" w:hAnsi="Times New Roman" w:cs="Times New Roman"/>
+                <w:b/>
+                <w:i w:val="0"/>
+                <w:color w:val="000000"/>
+                <w:sz w:val="20"/>
+              </w:rPr>
+              <w:t>Q1</w:t>
+            </w:r>
+          </w:p>
+        </w:tc>
+        <w:tc>
+          <w:tcPr>
+            <w:tcW w:type="dxa" w:w="1289"/>
+            <w:shd w:fill="D9E2F3" w:val="clear"/>
+          </w:tcPr>
+          <w:p>
+            <w:pPr>
+              <w:spacing w:line="240" w:lineRule="auto" w:after="40" w:before="0"/>
+              <w:jc w:val="center"/>
+            </w:pPr>
+            <w:r>
+              <w:rPr>
+                <w:rFonts w:ascii="Times New Roman" w:hAnsi="Times New Roman" w:cs="Times New Roman"/>
+                <w:b/>
+                <w:i w:val="0"/>
+                <w:color w:val="000000"/>
+                <w:sz w:val="20"/>
+              </w:rPr>
+              <w:t>Q3</w:t>
+            </w:r>
+          </w:p>
+        </w:tc>
+        <w:tc>
+          <w:tcPr>
+            <w:tcW w:type="dxa" w:w="1289"/>
+            <w:shd w:fill="D9E2F3" w:val="clear"/>
+          </w:tcPr>
+          <w:p>
+            <w:pPr>
+              <w:spacing w:line="240" w:lineRule="auto" w:after="40" w:before="0"/>
+              <w:jc w:val="center"/>
+            </w:pPr>
+            <w:r>
+              <w:rPr>
+                <w:rFonts w:ascii="Times New Roman" w:hAnsi="Times New Roman" w:cs="Times New Roman"/>
+                <w:b/>
+                <w:i w:val="0"/>
+                <w:color w:val="000000"/>
+                <w:sz w:val="20"/>
+              </w:rPr>
+              <w:t>M</w:t>
+            </w:r>
+          </w:p>
+        </w:tc>
+        <w:tc>
+          <w:tcPr>
+            <w:tcW w:type="dxa" w:w="1289"/>
+            <w:shd w:fill="D9E2F3" w:val="clear"/>
+          </w:tcPr>
+          <w:p>
+            <w:pPr>
+              <w:spacing w:line="240" w:lineRule="auto" w:after="40" w:before="0"/>
+              <w:jc w:val="center"/>
+            </w:pPr>
+            <w:r>
+              <w:rPr>
+                <w:rFonts w:ascii="Times New Roman" w:hAnsi="Times New Roman" w:cs="Times New Roman"/>
+                <w:b/>
+                <w:i w:val="0"/>
+                <w:color w:val="000000"/>
+                <w:sz w:val="20"/>
+              </w:rPr>
+              <w:t>SD</w:t>
+            </w:r>
+          </w:p>
+        </w:tc>
+      </w:tr>
+      <w:tr>
+        <w:tc>
+          <w:tcPr>
+            <w:tcW w:type="dxa" w:w="1289"/>
+          </w:tcPr>
+          <w:p>
+            <w:pPr>
+              <w:spacing w:line="240" w:lineRule="auto" w:after="40" w:before="0"/>
+              <w:jc w:val="center"/>
+            </w:pPr>
+            <w:r>
+              <w:rPr>
+                <w:rFonts w:ascii="Times New Roman" w:hAnsi="Times New Roman" w:cs="Times New Roman"/>
+                <w:b w:val="0"/>
+                <w:i w:val="0"/>
+                <w:color w:val="000000"/>
+                <w:sz w:val="20"/>
+              </w:rPr>
+              <w:t>How to start exercising</w:t>
+            </w:r>
+          </w:p>
+        </w:tc>
+        <w:tc>
+          <w:tcPr>
+            <w:tcW w:type="dxa" w:w="1289"/>
+          </w:tcPr>
+          <w:p>
+            <w:pPr>
+              <w:spacing w:line="240" w:lineRule="auto" w:after="40" w:before="0"/>
+              <w:jc w:val="center"/>
+            </w:pPr>
+            <w:r>
+              <w:rPr>
+                <w:rFonts w:ascii="Times New Roman" w:hAnsi="Times New Roman" w:cs="Times New Roman"/>
+                <w:b w:val="0"/>
+                <w:i w:val="0"/>
+                <w:color w:val="000000"/>
+                <w:sz w:val="20"/>
+              </w:rPr>
+              <w:t>40</w:t>
+            </w:r>
+          </w:p>
+        </w:tc>
+        <w:tc>
+          <w:tcPr>
+            <w:tcW w:type="dxa" w:w="1289"/>
+          </w:tcPr>
+          <w:p>
+            <w:pPr>
+              <w:spacing w:line="240" w:lineRule="auto" w:after="40" w:before="0"/>
+              <w:jc w:val="center"/>
+            </w:pPr>
+            <w:r>
+              <w:rPr>
+                <w:rFonts w:ascii="Times New Roman" w:hAnsi="Times New Roman" w:cs="Times New Roman"/>
+                <w:b w:val="0"/>
+                <w:i w:val="0"/>
+                <w:color w:val="000000"/>
+                <w:sz w:val="20"/>
+              </w:rPr>
+              <w:t>46.0</w:t>
+            </w:r>
+          </w:p>
+        </w:tc>
+        <w:tc>
+          <w:tcPr>
+            <w:tcW w:type="dxa" w:w="1289"/>
+          </w:tcPr>
+          <w:p>
+            <w:pPr>
+              <w:spacing w:line="240" w:lineRule="auto" w:after="40" w:before="0"/>
+              <w:jc w:val="center"/>
+            </w:pPr>
+            <w:r>
+              <w:rPr>
+                <w:rFonts w:ascii="Times New Roman" w:hAnsi="Times New Roman" w:cs="Times New Roman"/>
+                <w:b w:val="0"/>
+                <w:i w:val="0"/>
+                <w:color w:val="000000"/>
+                <w:sz w:val="20"/>
+              </w:rPr>
+              <w:t>37.75</w:t>
+            </w:r>
+          </w:p>
+        </w:tc>
+        <w:tc>
+          <w:tcPr>
+            <w:tcW w:type="dxa" w:w="1289"/>
+          </w:tcPr>
+          <w:p>
+            <w:pPr>
+              <w:spacing w:line="240" w:lineRule="auto" w:after="40" w:before="0"/>
+              <w:jc w:val="center"/>
+            </w:pPr>
+            <w:r>
+              <w:rPr>
+                <w:rFonts w:ascii="Times New Roman" w:hAnsi="Times New Roman" w:cs="Times New Roman"/>
+                <w:b w:val="0"/>
+                <w:i w:val="0"/>
+                <w:color w:val="000000"/>
+                <w:sz w:val="20"/>
+              </w:rPr>
+              <w:t>51.25</w:t>
+            </w:r>
+          </w:p>
+        </w:tc>
+        <w:tc>
+          <w:tcPr>
+            <w:tcW w:type="dxa" w:w="1289"/>
+          </w:tcPr>
+          <w:p>
+            <w:pPr>
+              <w:spacing w:line="240" w:lineRule="auto" w:after="40" w:before="0"/>
+              <w:jc w:val="center"/>
+            </w:pPr>
+            <w:r>
+              <w:rPr>
+                <w:rFonts w:ascii="Times New Roman" w:hAnsi="Times New Roman" w:cs="Times New Roman"/>
+                <w:b w:val="0"/>
+                <w:i w:val="0"/>
+                <w:color w:val="000000"/>
+                <w:sz w:val="20"/>
+              </w:rPr>
+              <w:t>43.83</w:t>
+            </w:r>
+          </w:p>
+        </w:tc>
+        <w:tc>
+          <w:tcPr>
+            <w:tcW w:type="dxa" w:w="1289"/>
+          </w:tcPr>
+          <w:p>
+            <w:pPr>
+              <w:spacing w:line="240" w:lineRule="auto" w:after="40" w:before="0"/>
+              <w:jc w:val="center"/>
+            </w:pPr>
+            <w:r>
+              <w:rPr>
+                <w:rFonts w:ascii="Times New Roman" w:hAnsi="Times New Roman" w:cs="Times New Roman"/>
+                <w:b w:val="0"/>
+                <w:i w:val="0"/>
+                <w:color w:val="000000"/>
+                <w:sz w:val="20"/>
+              </w:rPr>
+              <w:t>9.15</w:t>
+            </w:r>
+          </w:p>
+        </w:tc>
+      </w:tr>
+      <w:tr>
+        <w:tc>
+          <w:tcPr>
+            <w:tcW w:type="dxa" w:w="1289"/>
+          </w:tcPr>
+          <w:p>
+            <w:pPr>
+              <w:spacing w:line="240" w:lineRule="auto" w:after="40" w:before="0"/>
+              <w:jc w:val="center"/>
+            </w:pPr>
+            <w:r>
+              <w:rPr>
+                <w:rFonts w:ascii="Times New Roman" w:hAnsi="Times New Roman" w:cs="Times New Roman"/>
+                <w:b w:val="0"/>
+                <w:i w:val="0"/>
+                <w:color w:val="000000"/>
+                <w:sz w:val="20"/>
+              </w:rPr>
+              <w:t>Best exercises to lose weight</w:t>
+            </w:r>
+          </w:p>
+        </w:tc>
+        <w:tc>
+          <w:tcPr>
+            <w:tcW w:type="dxa" w:w="1289"/>
+          </w:tcPr>
+          <w:p>
+            <w:pPr>
+              <w:spacing w:line="240" w:lineRule="auto" w:after="40" w:before="0"/>
+              <w:jc w:val="center"/>
+            </w:pPr>
+            <w:r>
+              <w:rPr>
+                <w:rFonts w:ascii="Times New Roman" w:hAnsi="Times New Roman" w:cs="Times New Roman"/>
+                <w:b w:val="0"/>
+                <w:i w:val="0"/>
+                <w:color w:val="000000"/>
+                <w:sz w:val="20"/>
+              </w:rPr>
+              <w:t>40</w:t>
+            </w:r>
+          </w:p>
+        </w:tc>
+        <w:tc>
+          <w:tcPr>
+            <w:tcW w:type="dxa" w:w="1289"/>
+          </w:tcPr>
+          <w:p>
+            <w:pPr>
+              <w:spacing w:line="240" w:lineRule="auto" w:after="40" w:before="0"/>
+              <w:jc w:val="center"/>
+            </w:pPr>
+            <w:r>
+              <w:rPr>
+                <w:rFonts w:ascii="Times New Roman" w:hAnsi="Times New Roman" w:cs="Times New Roman"/>
+                <w:b w:val="0"/>
+                <w:i w:val="0"/>
+                <w:color w:val="000000"/>
+                <w:sz w:val="20"/>
+              </w:rPr>
+              <w:t>37.0</w:t>
+            </w:r>
+          </w:p>
+        </w:tc>
+        <w:tc>
+          <w:tcPr>
+            <w:tcW w:type="dxa" w:w="1289"/>
+          </w:tcPr>
+          <w:p>
+            <w:pPr>
+              <w:spacing w:line="240" w:lineRule="auto" w:after="40" w:before="0"/>
+              <w:jc w:val="center"/>
+            </w:pPr>
+            <w:r>
+              <w:rPr>
+                <w:rFonts w:ascii="Times New Roman" w:hAnsi="Times New Roman" w:cs="Times New Roman"/>
+                <w:b w:val="0"/>
+                <w:i w:val="0"/>
+                <w:color w:val="000000"/>
+                <w:sz w:val="20"/>
+              </w:rPr>
+              <w:t>28.75</w:t>
+            </w:r>
+          </w:p>
+        </w:tc>
+        <w:tc>
+          <w:tcPr>
+            <w:tcW w:type="dxa" w:w="1289"/>
+          </w:tcPr>
+          <w:p>
+            <w:pPr>
+              <w:spacing w:line="240" w:lineRule="auto" w:after="40" w:before="0"/>
+              <w:jc w:val="center"/>
+            </w:pPr>
+            <w:r>
+              <w:rPr>
+                <w:rFonts w:ascii="Times New Roman" w:hAnsi="Times New Roman" w:cs="Times New Roman"/>
+                <w:b w:val="0"/>
+                <w:i w:val="0"/>
+                <w:color w:val="000000"/>
+                <w:sz w:val="20"/>
+              </w:rPr>
+              <w:t>45.00</w:t>
+            </w:r>
+          </w:p>
+        </w:tc>
+        <w:tc>
+          <w:tcPr>
+            <w:tcW w:type="dxa" w:w="1289"/>
+          </w:tcPr>
+          <w:p>
+            <w:pPr>
+              <w:spacing w:line="240" w:lineRule="auto" w:after="40" w:before="0"/>
+              <w:jc w:val="center"/>
+            </w:pPr>
+            <w:r>
+              <w:rPr>
+                <w:rFonts w:ascii="Times New Roman" w:hAnsi="Times New Roman" w:cs="Times New Roman"/>
+                <w:b w:val="0"/>
+                <w:i w:val="0"/>
+                <w:color w:val="000000"/>
+                <w:sz w:val="20"/>
+              </w:rPr>
+              <w:t>36.70</w:t>
+            </w:r>
+          </w:p>
+        </w:tc>
+        <w:tc>
+          <w:tcPr>
+            <w:tcW w:type="dxa" w:w="1289"/>
+          </w:tcPr>
+          <w:p>
+            <w:pPr>
+              <w:spacing w:line="240" w:lineRule="auto" w:after="40" w:before="0"/>
+              <w:jc w:val="center"/>
+            </w:pPr>
+            <w:r>
+              <w:rPr>
+                <w:rFonts w:ascii="Times New Roman" w:hAnsi="Times New Roman" w:cs="Times New Roman"/>
+                <w:b w:val="0"/>
+                <w:i w:val="0"/>
+                <w:color w:val="000000"/>
+                <w:sz w:val="20"/>
+              </w:rPr>
+              <w:t>9.47</w:t>
+            </w:r>
+          </w:p>
+        </w:tc>
+      </w:tr>
+      <w:tr>
+        <w:tc>
+          <w:tcPr>
+            <w:tcW w:type="dxa" w:w="1289"/>
+          </w:tcPr>
+          <w:p>
+            <w:pPr>
+              <w:spacing w:line="240" w:lineRule="auto" w:after="40" w:before="0"/>
+              <w:jc w:val="center"/>
+            </w:pPr>
+            <w:r>
+              <w:rPr>
+                <w:rFonts w:ascii="Times New Roman" w:hAnsi="Times New Roman" w:cs="Times New Roman"/>
+                <w:b w:val="0"/>
+                <w:i w:val="0"/>
+                <w:color w:val="000000"/>
+                <w:sz w:val="20"/>
+              </w:rPr>
+              <w:t>Strength training for beginners</w:t>
+            </w:r>
+          </w:p>
+        </w:tc>
+        <w:tc>
+          <w:tcPr>
+            <w:tcW w:type="dxa" w:w="1289"/>
+          </w:tcPr>
+          <w:p>
+            <w:pPr>
+              <w:spacing w:line="240" w:lineRule="auto" w:after="40" w:before="0"/>
+              <w:jc w:val="center"/>
+            </w:pPr>
+            <w:r>
+              <w:rPr>
+                <w:rFonts w:ascii="Times New Roman" w:hAnsi="Times New Roman" w:cs="Times New Roman"/>
+                <w:b w:val="0"/>
+                <w:i w:val="0"/>
+                <w:color w:val="000000"/>
+                <w:sz w:val="20"/>
+              </w:rPr>
+              <w:t>37</w:t>
+            </w:r>
+          </w:p>
+        </w:tc>
+        <w:tc>
+          <w:tcPr>
+            <w:tcW w:type="dxa" w:w="1289"/>
+          </w:tcPr>
+          <w:p>
+            <w:pPr>
+              <w:spacing w:line="240" w:lineRule="auto" w:after="40" w:before="0"/>
+              <w:jc w:val="center"/>
+            </w:pPr>
+            <w:r>
+              <w:rPr>
+                <w:rFonts w:ascii="Times New Roman" w:hAnsi="Times New Roman" w:cs="Times New Roman"/>
+                <w:b w:val="0"/>
+                <w:i w:val="0"/>
+                <w:color w:val="000000"/>
+                <w:sz w:val="20"/>
+              </w:rPr>
+              <w:t>39.0</w:t>
+            </w:r>
+          </w:p>
+        </w:tc>
+        <w:tc>
+          <w:tcPr>
+            <w:tcW w:type="dxa" w:w="1289"/>
+          </w:tcPr>
+          <w:p>
+            <w:pPr>
+              <w:spacing w:line="240" w:lineRule="auto" w:after="40" w:before="0"/>
+              <w:jc w:val="center"/>
+            </w:pPr>
+            <w:r>
+              <w:rPr>
+                <w:rFonts w:ascii="Times New Roman" w:hAnsi="Times New Roman" w:cs="Times New Roman"/>
+                <w:b w:val="0"/>
+                <w:i w:val="0"/>
+                <w:color w:val="000000"/>
+                <w:sz w:val="20"/>
+              </w:rPr>
+              <w:t>33.00</w:t>
+            </w:r>
+          </w:p>
+        </w:tc>
+        <w:tc>
+          <w:tcPr>
+            <w:tcW w:type="dxa" w:w="1289"/>
+          </w:tcPr>
+          <w:p>
+            <w:pPr>
+              <w:spacing w:line="240" w:lineRule="auto" w:after="40" w:before="0"/>
+              <w:jc w:val="center"/>
+            </w:pPr>
+            <w:r>
+              <w:rPr>
+                <w:rFonts w:ascii="Times New Roman" w:hAnsi="Times New Roman" w:cs="Times New Roman"/>
+                <w:b w:val="0"/>
+                <w:i w:val="0"/>
+                <w:color w:val="000000"/>
+                <w:sz w:val="20"/>
+              </w:rPr>
+              <w:t>43.00</w:t>
+            </w:r>
+          </w:p>
+        </w:tc>
+        <w:tc>
+          <w:tcPr>
+            <w:tcW w:type="dxa" w:w="1289"/>
+          </w:tcPr>
+          <w:p>
+            <w:pPr>
+              <w:spacing w:line="240" w:lineRule="auto" w:after="40" w:before="0"/>
+              <w:jc w:val="center"/>
+            </w:pPr>
+            <w:r>
+              <w:rPr>
+                <w:rFonts w:ascii="Times New Roman" w:hAnsi="Times New Roman" w:cs="Times New Roman"/>
+                <w:b w:val="0"/>
+                <w:i w:val="0"/>
+                <w:color w:val="000000"/>
+                <w:sz w:val="20"/>
+              </w:rPr>
+              <w:t>39.62</w:t>
+            </w:r>
+          </w:p>
+        </w:tc>
+        <w:tc>
+          <w:tcPr>
+            <w:tcW w:type="dxa" w:w="1289"/>
+          </w:tcPr>
+          <w:p>
+            <w:pPr>
+              <w:spacing w:line="240" w:lineRule="auto" w:after="40" w:before="0"/>
+              <w:jc w:val="center"/>
+            </w:pPr>
+            <w:r>
+              <w:rPr>
+                <w:rFonts w:ascii="Times New Roman" w:hAnsi="Times New Roman" w:cs="Times New Roman"/>
+                <w:b w:val="0"/>
+                <w:i w:val="0"/>
+                <w:color w:val="000000"/>
+                <w:sz w:val="20"/>
+              </w:rPr>
+              <w:t>8.86</w:t>
+            </w:r>
+          </w:p>
+        </w:tc>
+      </w:tr>
+      <w:tr>
+        <w:tc>
+          <w:tcPr>
+            <w:tcW w:type="dxa" w:w="1289"/>
+          </w:tcPr>
+          <w:p>
+            <w:pPr>
+              <w:spacing w:line="240" w:lineRule="auto" w:after="40" w:before="0"/>
+              <w:jc w:val="center"/>
+            </w:pPr>
+            <w:r>
+              <w:rPr>
+                <w:rFonts w:ascii="Times New Roman" w:hAnsi="Times New Roman" w:cs="Times New Roman"/>
+                <w:b w:val="0"/>
+                <w:i w:val="0"/>
+                <w:color w:val="000000"/>
+                <w:sz w:val="20"/>
+              </w:rPr>
+              <w:t>Physical activity guidelines</w:t>
+            </w:r>
+          </w:p>
+        </w:tc>
+        <w:tc>
+          <w:tcPr>
+            <w:tcW w:type="dxa" w:w="1289"/>
+          </w:tcPr>
+          <w:p>
+            <w:pPr>
+              <w:spacing w:line="240" w:lineRule="auto" w:after="40" w:before="0"/>
+              <w:jc w:val="center"/>
+            </w:pPr>
+            <w:r>
+              <w:rPr>
+                <w:rFonts w:ascii="Times New Roman" w:hAnsi="Times New Roman" w:cs="Times New Roman"/>
+                <w:b w:val="0"/>
+                <w:i w:val="0"/>
+                <w:color w:val="000000"/>
+                <w:sz w:val="20"/>
+              </w:rPr>
+              <w:t>40</w:t>
+            </w:r>
+          </w:p>
+        </w:tc>
+        <w:tc>
+          <w:tcPr>
+            <w:tcW w:type="dxa" w:w="1289"/>
+          </w:tcPr>
+          <w:p>
+            <w:pPr>
+              <w:spacing w:line="240" w:lineRule="auto" w:after="40" w:before="0"/>
+              <w:jc w:val="center"/>
+            </w:pPr>
+            <w:r>
+              <w:rPr>
+                <w:rFonts w:ascii="Times New Roman" w:hAnsi="Times New Roman" w:cs="Times New Roman"/>
+                <w:b w:val="0"/>
+                <w:i w:val="0"/>
+                <w:color w:val="000000"/>
+                <w:sz w:val="20"/>
+              </w:rPr>
+              <w:t>39.5</w:t>
+            </w:r>
+          </w:p>
+        </w:tc>
+        <w:tc>
+          <w:tcPr>
+            <w:tcW w:type="dxa" w:w="1289"/>
+          </w:tcPr>
+          <w:p>
+            <w:pPr>
+              <w:spacing w:line="240" w:lineRule="auto" w:after="40" w:before="0"/>
+              <w:jc w:val="center"/>
+            </w:pPr>
+            <w:r>
+              <w:rPr>
+                <w:rFonts w:ascii="Times New Roman" w:hAnsi="Times New Roman" w:cs="Times New Roman"/>
+                <w:b w:val="0"/>
+                <w:i w:val="0"/>
+                <w:color w:val="000000"/>
+                <w:sz w:val="20"/>
+              </w:rPr>
+              <w:t>32.00</w:t>
+            </w:r>
+          </w:p>
+        </w:tc>
+        <w:tc>
+          <w:tcPr>
+            <w:tcW w:type="dxa" w:w="1289"/>
+          </w:tcPr>
+          <w:p>
+            <w:pPr>
+              <w:spacing w:line="240" w:lineRule="auto" w:after="40" w:before="0"/>
+              <w:jc w:val="center"/>
+            </w:pPr>
+            <w:r>
+              <w:rPr>
+                <w:rFonts w:ascii="Times New Roman" w:hAnsi="Times New Roman" w:cs="Times New Roman"/>
+                <w:b w:val="0"/>
+                <w:i w:val="0"/>
+                <w:color w:val="000000"/>
+                <w:sz w:val="20"/>
+              </w:rPr>
+              <w:t>51.00</w:t>
+            </w:r>
+          </w:p>
+        </w:tc>
+        <w:tc>
+          <w:tcPr>
+            <w:tcW w:type="dxa" w:w="1289"/>
+          </w:tcPr>
+          <w:p>
+            <w:pPr>
+              <w:spacing w:line="240" w:lineRule="auto" w:after="40" w:before="0"/>
+              <w:jc w:val="center"/>
+            </w:pPr>
+            <w:r>
+              <w:rPr>
+                <w:rFonts w:ascii="Times New Roman" w:hAnsi="Times New Roman" w:cs="Times New Roman"/>
+                <w:b w:val="0"/>
+                <w:i w:val="0"/>
+                <w:color w:val="000000"/>
+                <w:sz w:val="20"/>
+              </w:rPr>
+              <w:t>40.70</w:t>
+            </w:r>
+          </w:p>
+        </w:tc>
+        <w:tc>
+          <w:tcPr>
+            <w:tcW w:type="dxa" w:w="1289"/>
+          </w:tcPr>
+          <w:p>
+            <w:pPr>
+              <w:spacing w:line="240" w:lineRule="auto" w:after="40" w:before="0"/>
+              <w:jc w:val="center"/>
+            </w:pPr>
+            <w:r>
+              <w:rPr>
+                <w:rFonts w:ascii="Times New Roman" w:hAnsi="Times New Roman" w:cs="Times New Roman"/>
+                <w:b w:val="0"/>
+                <w:i w:val="0"/>
+                <w:color w:val="000000"/>
+                <w:sz w:val="20"/>
+              </w:rPr>
+              <w:t>11.23</w:t>
+            </w:r>
+          </w:p>
+        </w:tc>
+      </w:tr>
+      <w:tr>
+        <w:tc>
+          <w:tcPr>
+            <w:tcW w:type="dxa" w:w="1289"/>
+          </w:tcPr>
+          <w:p>
+            <w:pPr>
+              <w:spacing w:line="240" w:lineRule="auto" w:after="40" w:before="0"/>
+              <w:jc w:val="center"/>
+            </w:pPr>
+            <w:r>
+              <w:rPr>
+                <w:rFonts w:ascii="Times New Roman" w:hAnsi="Times New Roman" w:cs="Times New Roman"/>
+                <w:b w:val="0"/>
+                <w:i w:val="0"/>
+                <w:color w:val="000000"/>
+                <w:sz w:val="20"/>
+              </w:rPr>
+              <w:t>Home workout routine</w:t>
+            </w:r>
+          </w:p>
+        </w:tc>
+        <w:tc>
+          <w:tcPr>
+            <w:tcW w:type="dxa" w:w="1289"/>
+          </w:tcPr>
+          <w:p>
+            <w:pPr>
+              <w:spacing w:line="240" w:lineRule="auto" w:after="40" w:before="0"/>
+              <w:jc w:val="center"/>
+            </w:pPr>
+            <w:r>
+              <w:rPr>
+                <w:rFonts w:ascii="Times New Roman" w:hAnsi="Times New Roman" w:cs="Times New Roman"/>
+                <w:b w:val="0"/>
+                <w:i w:val="0"/>
+                <w:color w:val="000000"/>
+                <w:sz w:val="20"/>
+              </w:rPr>
+              <w:t>40</w:t>
+            </w:r>
+          </w:p>
+        </w:tc>
+        <w:tc>
+          <w:tcPr>
+            <w:tcW w:type="dxa" w:w="1289"/>
+          </w:tcPr>
+          <w:p>
+            <w:pPr>
+              <w:spacing w:line="240" w:lineRule="auto" w:after="40" w:before="0"/>
+              <w:jc w:val="center"/>
+            </w:pPr>
+            <w:r>
+              <w:rPr>
+                <w:rFonts w:ascii="Times New Roman" w:hAnsi="Times New Roman" w:cs="Times New Roman"/>
+                <w:b w:val="0"/>
+                <w:i w:val="0"/>
+                <w:color w:val="000000"/>
+                <w:sz w:val="20"/>
+              </w:rPr>
+              <w:t>34.0</w:t>
+            </w:r>
+          </w:p>
+        </w:tc>
+        <w:tc>
+          <w:tcPr>
+            <w:tcW w:type="dxa" w:w="1289"/>
+          </w:tcPr>
+          <w:p>
+            <w:pPr>
+              <w:spacing w:line="240" w:lineRule="auto" w:after="40" w:before="0"/>
+              <w:jc w:val="center"/>
+            </w:pPr>
+            <w:r>
+              <w:rPr>
+                <w:rFonts w:ascii="Times New Roman" w:hAnsi="Times New Roman" w:cs="Times New Roman"/>
+                <w:b w:val="0"/>
+                <w:i w:val="0"/>
+                <w:color w:val="000000"/>
+                <w:sz w:val="20"/>
+              </w:rPr>
+              <w:t>25.00</w:t>
+            </w:r>
+          </w:p>
+        </w:tc>
+        <w:tc>
+          <w:tcPr>
+            <w:tcW w:type="dxa" w:w="1289"/>
+          </w:tcPr>
+          <w:p>
+            <w:pPr>
+              <w:spacing w:line="240" w:lineRule="auto" w:after="40" w:before="0"/>
+              <w:jc w:val="center"/>
+            </w:pPr>
+            <w:r>
+              <w:rPr>
+                <w:rFonts w:ascii="Times New Roman" w:hAnsi="Times New Roman" w:cs="Times New Roman"/>
+                <w:b w:val="0"/>
+                <w:i w:val="0"/>
+                <w:color w:val="000000"/>
+                <w:sz w:val="20"/>
+              </w:rPr>
+              <w:t>38.00</w:t>
+            </w:r>
+          </w:p>
+        </w:tc>
+        <w:tc>
+          <w:tcPr>
+            <w:tcW w:type="dxa" w:w="1289"/>
+          </w:tcPr>
+          <w:p>
+            <w:pPr>
+              <w:spacing w:line="240" w:lineRule="auto" w:after="40" w:before="0"/>
+              <w:jc w:val="center"/>
+            </w:pPr>
+            <w:r>
+              <w:rPr>
+                <w:rFonts w:ascii="Times New Roman" w:hAnsi="Times New Roman" w:cs="Times New Roman"/>
+                <w:b w:val="0"/>
+                <w:i w:val="0"/>
+                <w:color w:val="000000"/>
+                <w:sz w:val="20"/>
+              </w:rPr>
+              <w:t>32.60</w:t>
+            </w:r>
+          </w:p>
+        </w:tc>
+        <w:tc>
+          <w:tcPr>
+            <w:tcW w:type="dxa" w:w="1289"/>
+          </w:tcPr>
+          <w:p>
+            <w:pPr>
+              <w:spacing w:line="240" w:lineRule="auto" w:after="40" w:before="0"/>
+              <w:jc w:val="center"/>
+            </w:pPr>
+            <w:r>
+              <w:rPr>
+                <w:rFonts w:ascii="Times New Roman" w:hAnsi="Times New Roman" w:cs="Times New Roman"/>
+                <w:b w:val="0"/>
+                <w:i w:val="0"/>
+                <w:color w:val="000000"/>
+                <w:sz w:val="20"/>
+              </w:rPr>
+              <w:t>8.52</w:t>
+            </w:r>
+          </w:p>
+        </w:tc>
+      </w:tr>
+    </w:tbl>
+    <w:p>
+      <w:pPr>
+        <w:spacing w:line="360" w:lineRule="auto" w:after="120" w:before="0"/>
+        <w:jc w:val="both"/>
+      </w:pPr>
+      <w:r>
+        <w:rPr>
+          <w:rFonts w:ascii="Times New Roman" w:hAnsi="Times New Roman" w:cs="Times New Roman"/>
+          <w:b w:val="0"/>
+          <w:i w:val="0"/>
+          <w:color w:val="000000"/>
+          <w:sz w:val="24"/>
+        </w:rPr>
+        <w:t>Note. Kruskal-Wallis H(4) = 27.255, p &lt; .001. n values reflect the final audited sample (N = 197); exact counts per search term vary slightly due to TikTok audit exclusions.</w:t>
+      </w:r>
+    </w:p>
     <w:sectPr>
       <w:pgSz w:w="11906" w:h="16838"/>
       <w:pgMar w:top="1440" w:right="1440" w:bottom="1440" w:left="1440" w:header="720" w:footer="720" w:gutter="0"/>

--- a/appendices/appendix_c_data_summary.docx
+++ b/appendices/appendix_c_data_summary.docx
@@ -2050,7 +2050,7 @@
                 <w:color w:val="000000"/>
                 <w:sz w:val="20"/>
               </w:rPr>
-              <w:t>r</w:t>
+              <w:t>r_rb</w:t>
             </w:r>
           </w:p>
         </w:tc>

--- a/appendices/appendix_c_data_summary.docx
+++ b/appendices/appendix_c_data_summary.docx
@@ -7521,14 +7521,14 @@
     <w:pPr>
       <w:keepNext/>
       <w:keepLines/>
-      <w:spacing w:before="480" w:after="0"/>
+      <w:spacing w:before="480" w:after="0" w:line="360" w:lineRule="auto"/>
       <w:outlineLvl w:val="0"/>
     </w:pPr>
     <w:rPr>
-      <w:rFonts w:asciiTheme="majorHAnsi" w:eastAsiaTheme="majorEastAsia" w:hAnsiTheme="majorHAnsi" w:cstheme="majorBidi"/>
+      <w:rFonts w:asciiTheme="majorHAnsi" w:eastAsiaTheme="majorEastAsia" w:hAnsiTheme="majorHAnsi" w:cstheme="majorBidi" w:ascii="Times New Roman" w:hAnsi="Times New Roman"/>
       <w:b/>
       <w:bCs/>
-      <w:color w:val="365F91" w:themeColor="accent1" w:themeShade="BF"/>
+      <w:color w:val="000000"/>
       <w:sz w:val="28"/>
       <w:szCs w:val="28"/>
     </w:rPr>
@@ -7545,15 +7545,15 @@
     <w:pPr>
       <w:keepNext/>
       <w:keepLines/>
-      <w:spacing w:before="200" w:after="0"/>
+      <w:spacing w:before="200" w:after="0" w:line="360" w:lineRule="auto"/>
       <w:outlineLvl w:val="1"/>
     </w:pPr>
     <w:rPr>
-      <w:rFonts w:asciiTheme="majorHAnsi" w:eastAsiaTheme="majorEastAsia" w:hAnsiTheme="majorHAnsi" w:cstheme="majorBidi"/>
+      <w:rFonts w:asciiTheme="majorHAnsi" w:eastAsiaTheme="majorEastAsia" w:hAnsiTheme="majorHAnsi" w:cstheme="majorBidi" w:ascii="Times New Roman" w:hAnsi="Times New Roman"/>
       <w:b/>
       <w:bCs/>
-      <w:color w:val="4F81BD" w:themeColor="accent1"/>
-      <w:sz w:val="26"/>
+      <w:color w:val="000000"/>
+      <w:sz w:val="24"/>
       <w:szCs w:val="26"/>
     </w:rPr>
   </w:style>
@@ -7569,14 +7569,15 @@
     <w:pPr>
       <w:keepNext/>
       <w:keepLines/>
-      <w:spacing w:before="200" w:after="0"/>
+      <w:spacing w:before="200" w:after="0" w:line="360" w:lineRule="auto"/>
       <w:outlineLvl w:val="2"/>
     </w:pPr>
     <w:rPr>
-      <w:rFonts w:asciiTheme="majorHAnsi" w:eastAsiaTheme="majorEastAsia" w:hAnsiTheme="majorHAnsi" w:cstheme="majorBidi"/>
+      <w:rFonts w:asciiTheme="majorHAnsi" w:eastAsiaTheme="majorEastAsia" w:hAnsiTheme="majorHAnsi" w:cstheme="majorBidi" w:ascii="Times New Roman" w:hAnsi="Times New Roman"/>
       <w:b/>
       <w:bCs/>
-      <w:color w:val="4F81BD" w:themeColor="accent1"/>
+      <w:color w:val="000000"/>
+      <w:sz w:val="24"/>
     </w:rPr>
   </w:style>
   <w:style w:type="paragraph" w:styleId="Heading4">
